--- a/data/analysis/Reportes/Analisis_Hidrometeorologico_Ultimo.docx
+++ b/data/analysis/Reportes/Analisis_Hidrometeorologico_Ultimo.docx
@@ -35,7 +35,7 @@
           <w:rFonts w:ascii="Arial" w:hAnsi="Arial"/>
           <w:sz w:val="19"/>
         </w:rPr>
-        <w:t>CORTE: 2026-09-05 09:05</w:t>
+        <w:t>CORTE: 2026-09-05 11:00</w:t>
       </w:r>
     </w:p>
     <w:p>
@@ -114,7 +114,7 @@
           <w:rFonts w:ascii="Arial" w:hAnsi="Arial"/>
           <w:sz w:val="19"/>
         </w:rPr>
-        <w:t>Usumacinta: evolución 12 h estable/mixta.</w:t>
+        <w:t>Usumacinta: evolución 12 h estable.</w:t>
       </w:r>
     </w:p>
     <w:p>
@@ -262,6 +262,113 @@
                 <w:b w:val="0"/>
                 <w:sz w:val="16"/>
               </w:rPr>
+              <w:t>Usumacinta</w:t>
+            </w:r>
+          </w:p>
+        </w:tc>
+        <w:tc>
+          <w:tcPr>
+            <w:tcW w:type="dxa" w:w="1502"/>
+          </w:tcPr>
+          <w:p>
+            <w:r>
+              <w:rPr>
+                <w:rFonts w:ascii="Arial" w:hAnsi="Arial"/>
+                <w:b w:val="0"/>
+                <w:sz w:val="16"/>
+              </w:rPr>
+              <w:t>Boca del Cerro</w:t>
+            </w:r>
+          </w:p>
+        </w:tc>
+        <w:tc>
+          <w:tcPr>
+            <w:tcW w:type="dxa" w:w="1502"/>
+          </w:tcPr>
+          <w:p>
+            <w:r>
+              <w:rPr>
+                <w:rFonts w:ascii="Arial" w:hAnsi="Arial"/>
+                <w:b w:val="0"/>
+                <w:sz w:val="16"/>
+              </w:rPr>
+              <w:t>12.80</w:t>
+            </w:r>
+          </w:p>
+        </w:tc>
+        <w:tc>
+          <w:tcPr>
+            <w:tcW w:type="dxa" w:w="1502"/>
+          </w:tcPr>
+          <w:p>
+            <w:r>
+              <w:rPr>
+                <w:rFonts w:ascii="Arial" w:hAnsi="Arial"/>
+                <w:b w:val="0"/>
+                <w:sz w:val="16"/>
+              </w:rPr>
+              <w:t>0.15</w:t>
+            </w:r>
+          </w:p>
+        </w:tc>
+        <w:tc>
+          <w:tcPr>
+            <w:tcW w:type="dxa" w:w="1502"/>
+          </w:tcPr>
+          <w:p>
+            <w:r>
+              <w:rPr>
+                <w:rFonts w:ascii="Arial" w:hAnsi="Arial"/>
+                <w:b w:val="0"/>
+                <w:sz w:val="16"/>
+              </w:rPr>
+              <w:t>Ascenso</w:t>
+            </w:r>
+          </w:p>
+        </w:tc>
+        <w:tc>
+          <w:tcPr>
+            <w:tcW w:type="dxa" w:w="1502"/>
+          </w:tcPr>
+          <w:p>
+            <w:r>
+              <w:rPr>
+                <w:rFonts w:ascii="Arial" w:hAnsi="Arial"/>
+                <w:b w:val="0"/>
+                <w:sz w:val="16"/>
+              </w:rPr>
+              <w:t>-6.41</w:t>
+            </w:r>
+          </w:p>
+        </w:tc>
+        <w:tc>
+          <w:tcPr>
+            <w:tcW w:type="dxa" w:w="1502"/>
+          </w:tcPr>
+          <w:p>
+            <w:r>
+              <w:rPr>
+                <w:rFonts w:ascii="Arial" w:hAnsi="Arial"/>
+                <w:b w:val="0"/>
+                <w:sz w:val="16"/>
+              </w:rPr>
+              <w:t>observado</w:t>
+            </w:r>
+          </w:p>
+        </w:tc>
+      </w:tr>
+      <w:tr>
+        <w:tc>
+          <w:tcPr>
+            <w:tcW w:type="dxa" w:w="1502"/>
+          </w:tcPr>
+          <w:p>
+            <w:r>
+              <w:rPr>
+                <w:rFonts w:ascii="Arial" w:hAnsi="Arial"/>
+                <w:b w:val="0"/>
+                <w:sz w:val="16"/>
+              </w:rPr>
               <w:t>Ríos Serranos–Grijalva</w:t>
             </w:r>
           </w:p>
@@ -277,7 +384,7 @@
                 <w:b w:val="0"/>
                 <w:sz w:val="16"/>
               </w:rPr>
-              <w:t>Oxolotán</w:t>
+              <w:t>Porvenir</w:t>
             </w:r>
           </w:p>
         </w:tc>
@@ -292,7 +399,328 @@
                 <w:b w:val="0"/>
                 <w:sz w:val="16"/>
               </w:rPr>
-              <w:t>33.87</w:t>
+              <w:t>0.16</w:t>
+            </w:r>
+          </w:p>
+        </w:tc>
+        <w:tc>
+          <w:tcPr>
+            <w:tcW w:type="dxa" w:w="1502"/>
+          </w:tcPr>
+          <w:p>
+            <w:r>
+              <w:rPr>
+                <w:rFonts w:ascii="Arial" w:hAnsi="Arial"/>
+                <w:b w:val="0"/>
+                <w:sz w:val="16"/>
+              </w:rPr>
+              <w:t>0.14</w:t>
+            </w:r>
+          </w:p>
+        </w:tc>
+        <w:tc>
+          <w:tcPr>
+            <w:tcW w:type="dxa" w:w="1502"/>
+          </w:tcPr>
+          <w:p>
+            <w:r>
+              <w:rPr>
+                <w:rFonts w:ascii="Arial" w:hAnsi="Arial"/>
+                <w:b w:val="0"/>
+                <w:sz w:val="16"/>
+              </w:rPr>
+              <w:t>Estable</w:t>
+            </w:r>
+          </w:p>
+        </w:tc>
+        <w:tc>
+          <w:tcPr>
+            <w:tcW w:type="dxa" w:w="1502"/>
+          </w:tcPr>
+          <w:p>
+            <w:r>
+              <w:rPr>
+                <w:rFonts w:ascii="Arial" w:hAnsi="Arial"/>
+                <w:b w:val="0"/>
+                <w:sz w:val="16"/>
+              </w:rPr>
+              <w:t>-4.58</w:t>
+            </w:r>
+          </w:p>
+        </w:tc>
+        <w:tc>
+          <w:tcPr>
+            <w:tcW w:type="dxa" w:w="1502"/>
+          </w:tcPr>
+          <w:p>
+            <w:r>
+              <w:rPr>
+                <w:rFonts w:ascii="Arial" w:hAnsi="Arial"/>
+                <w:b w:val="0"/>
+                <w:sz w:val="16"/>
+              </w:rPr>
+              <w:t>observado</w:t>
+            </w:r>
+          </w:p>
+        </w:tc>
+      </w:tr>
+      <w:tr>
+        <w:tc>
+          <w:tcPr>
+            <w:tcW w:type="dxa" w:w="1502"/>
+          </w:tcPr>
+          <w:p>
+            <w:r>
+              <w:rPr>
+                <w:rFonts w:ascii="Arial" w:hAnsi="Arial"/>
+                <w:b w:val="0"/>
+                <w:sz w:val="16"/>
+              </w:rPr>
+              <w:t>Ríos Serranos–Grijalva</w:t>
+            </w:r>
+          </w:p>
+        </w:tc>
+        <w:tc>
+          <w:tcPr>
+            <w:tcW w:type="dxa" w:w="1502"/>
+          </w:tcPr>
+          <w:p>
+            <w:r>
+              <w:rPr>
+                <w:rFonts w:ascii="Arial" w:hAnsi="Arial"/>
+                <w:b w:val="0"/>
+                <w:sz w:val="16"/>
+              </w:rPr>
+              <w:t>El Muelle</w:t>
+            </w:r>
+          </w:p>
+        </w:tc>
+        <w:tc>
+          <w:tcPr>
+            <w:tcW w:type="dxa" w:w="1502"/>
+          </w:tcPr>
+          <w:p>
+            <w:r>
+              <w:rPr>
+                <w:rFonts w:ascii="Arial" w:hAnsi="Arial"/>
+                <w:b w:val="0"/>
+                <w:sz w:val="16"/>
+              </w:rPr>
+              <w:t>0.20</w:t>
+            </w:r>
+          </w:p>
+        </w:tc>
+        <w:tc>
+          <w:tcPr>
+            <w:tcW w:type="dxa" w:w="1502"/>
+          </w:tcPr>
+          <w:p>
+            <w:r>
+              <w:rPr>
+                <w:rFonts w:ascii="Arial" w:hAnsi="Arial"/>
+                <w:b w:val="0"/>
+                <w:sz w:val="16"/>
+              </w:rPr>
+              <w:t>0.04</w:t>
+            </w:r>
+          </w:p>
+        </w:tc>
+        <w:tc>
+          <w:tcPr>
+            <w:tcW w:type="dxa" w:w="1502"/>
+          </w:tcPr>
+          <w:p>
+            <w:r>
+              <w:rPr>
+                <w:rFonts w:ascii="Arial" w:hAnsi="Arial"/>
+                <w:b w:val="0"/>
+                <w:sz w:val="16"/>
+              </w:rPr>
+              <w:t>Ascenso</w:t>
+            </w:r>
+          </w:p>
+        </w:tc>
+        <w:tc>
+          <w:tcPr>
+            <w:tcW w:type="dxa" w:w="1502"/>
+          </w:tcPr>
+          <w:p>
+            <w:r>
+              <w:rPr>
+                <w:rFonts w:ascii="Arial" w:hAnsi="Arial"/>
+                <w:b w:val="0"/>
+                <w:sz w:val="16"/>
+              </w:rPr>
+              <w:t>s/d</w:t>
+            </w:r>
+          </w:p>
+        </w:tc>
+        <w:tc>
+          <w:tcPr>
+            <w:tcW w:type="dxa" w:w="1502"/>
+          </w:tcPr>
+          <w:p>
+            <w:r>
+              <w:rPr>
+                <w:rFonts w:ascii="Arial" w:hAnsi="Arial"/>
+                <w:b w:val="0"/>
+                <w:sz w:val="16"/>
+              </w:rPr>
+              <w:t>observado</w:t>
+            </w:r>
+          </w:p>
+        </w:tc>
+      </w:tr>
+      <w:tr>
+        <w:tc>
+          <w:tcPr>
+            <w:tcW w:type="dxa" w:w="1502"/>
+          </w:tcPr>
+          <w:p>
+            <w:r>
+              <w:rPr>
+                <w:rFonts w:ascii="Arial" w:hAnsi="Arial"/>
+                <w:b w:val="0"/>
+                <w:sz w:val="16"/>
+              </w:rPr>
+              <w:t>Ríos Serranos–Grijalva</w:t>
+            </w:r>
+          </w:p>
+        </w:tc>
+        <w:tc>
+          <w:tcPr>
+            <w:tcW w:type="dxa" w:w="1502"/>
+          </w:tcPr>
+          <w:p>
+            <w:r>
+              <w:rPr>
+                <w:rFonts w:ascii="Arial" w:hAnsi="Arial"/>
+                <w:b w:val="0"/>
+                <w:sz w:val="16"/>
+              </w:rPr>
+              <w:t>Gaviotas</w:t>
+            </w:r>
+          </w:p>
+        </w:tc>
+        <w:tc>
+          <w:tcPr>
+            <w:tcW w:type="dxa" w:w="1502"/>
+          </w:tcPr>
+          <w:p>
+            <w:r>
+              <w:rPr>
+                <w:rFonts w:ascii="Arial" w:hAnsi="Arial"/>
+                <w:b w:val="0"/>
+                <w:sz w:val="16"/>
+              </w:rPr>
+              <w:t>0.30</w:t>
+            </w:r>
+          </w:p>
+        </w:tc>
+        <w:tc>
+          <w:tcPr>
+            <w:tcW w:type="dxa" w:w="1502"/>
+          </w:tcPr>
+          <w:p>
+            <w:r>
+              <w:rPr>
+                <w:rFonts w:ascii="Arial" w:hAnsi="Arial"/>
+                <w:b w:val="0"/>
+                <w:sz w:val="16"/>
+              </w:rPr>
+              <w:t>0.04</w:t>
+            </w:r>
+          </w:p>
+        </w:tc>
+        <w:tc>
+          <w:tcPr>
+            <w:tcW w:type="dxa" w:w="1502"/>
+          </w:tcPr>
+          <w:p>
+            <w:r>
+              <w:rPr>
+                <w:rFonts w:ascii="Arial" w:hAnsi="Arial"/>
+                <w:b w:val="0"/>
+                <w:sz w:val="16"/>
+              </w:rPr>
+              <w:t>Ascenso</w:t>
+            </w:r>
+          </w:p>
+        </w:tc>
+        <w:tc>
+          <w:tcPr>
+            <w:tcW w:type="dxa" w:w="1502"/>
+          </w:tcPr>
+          <w:p>
+            <w:r>
+              <w:rPr>
+                <w:rFonts w:ascii="Arial" w:hAnsi="Arial"/>
+                <w:b w:val="0"/>
+                <w:sz w:val="16"/>
+              </w:rPr>
+              <w:t>-6.70</w:t>
+            </w:r>
+          </w:p>
+        </w:tc>
+        <w:tc>
+          <w:tcPr>
+            <w:tcW w:type="dxa" w:w="1502"/>
+          </w:tcPr>
+          <w:p>
+            <w:r>
+              <w:rPr>
+                <w:rFonts w:ascii="Arial" w:hAnsi="Arial"/>
+                <w:b w:val="0"/>
+                <w:sz w:val="16"/>
+              </w:rPr>
+              <w:t>observado</w:t>
+            </w:r>
+          </w:p>
+        </w:tc>
+      </w:tr>
+      <w:tr>
+        <w:tc>
+          <w:tcPr>
+            <w:tcW w:type="dxa" w:w="1502"/>
+          </w:tcPr>
+          <w:p>
+            <w:r>
+              <w:rPr>
+                <w:rFonts w:ascii="Arial" w:hAnsi="Arial"/>
+                <w:b w:val="0"/>
+                <w:sz w:val="16"/>
+              </w:rPr>
+              <w:t>Ríos Serranos–Grijalva</w:t>
+            </w:r>
+          </w:p>
+        </w:tc>
+        <w:tc>
+          <w:tcPr>
+            <w:tcW w:type="dxa" w:w="1502"/>
+          </w:tcPr>
+          <w:p>
+            <w:r>
+              <w:rPr>
+                <w:rFonts w:ascii="Arial" w:hAnsi="Arial"/>
+                <w:b w:val="0"/>
+                <w:sz w:val="16"/>
+              </w:rPr>
+              <w:t>Teapa</w:t>
+            </w:r>
+          </w:p>
+        </w:tc>
+        <w:tc>
+          <w:tcPr>
+            <w:tcW w:type="dxa" w:w="1502"/>
+          </w:tcPr>
+          <w:p>
+            <w:r>
+              <w:rPr>
+                <w:rFonts w:ascii="Arial" w:hAnsi="Arial"/>
+                <w:b w:val="0"/>
+                <w:sz w:val="16"/>
+              </w:rPr>
+              <w:t>33.70</w:t>
             </w:r>
           </w:p>
         </w:tc>
@@ -337,7 +765,7 @@
                 <w:b w:val="0"/>
                 <w:sz w:val="16"/>
               </w:rPr>
-              <w:t>-5.66</w:t>
+              <w:t>-4.01</w:t>
             </w:r>
           </w:p>
         </w:tc>
@@ -476,7 +904,7 @@
                 <w:b w:val="0"/>
                 <w:sz w:val="16"/>
               </w:rPr>
-              <w:t>Ríos Serranos–Grijalva</w:t>
+              <w:t>Tulijá–Puxcatán–Chilapa</w:t>
             </w:r>
           </w:p>
         </w:tc>
@@ -491,7 +919,7 @@
                 <w:b w:val="0"/>
                 <w:sz w:val="16"/>
               </w:rPr>
-              <w:t>Porvenir</w:t>
+              <w:t>Salto de Agua</w:t>
             </w:r>
           </w:p>
         </w:tc>
@@ -506,7 +934,7 @@
                 <w:b w:val="0"/>
                 <w:sz w:val="16"/>
               </w:rPr>
-              <w:t>0.02</w:t>
+              <w:t>2.16</w:t>
             </w:r>
           </w:p>
         </w:tc>
@@ -551,7 +979,7 @@
                 <w:b w:val="0"/>
                 <w:sz w:val="16"/>
               </w:rPr>
-              <w:t>-4.72</w:t>
+              <w:t>-8.83</w:t>
             </w:r>
           </w:p>
         </w:tc>
@@ -690,7 +1118,7 @@
                 <w:b w:val="0"/>
                 <w:sz w:val="16"/>
               </w:rPr>
-              <w:t>Tulijá–Puxcatán–Chilapa</w:t>
+              <w:t>Ríos Serranos–Grijalva</w:t>
             </w:r>
           </w:p>
         </w:tc>
@@ -705,7 +1133,7 @@
                 <w:b w:val="0"/>
                 <w:sz w:val="16"/>
               </w:rPr>
-              <w:t>Salto de Agua</w:t>
+              <w:t>Oxolotán</w:t>
             </w:r>
           </w:p>
         </w:tc>
@@ -720,7 +1148,7 @@
                 <w:b w:val="0"/>
                 <w:sz w:val="16"/>
               </w:rPr>
-              <w:t>2.16</w:t>
+              <w:t>33.86</w:t>
             </w:r>
           </w:p>
         </w:tc>
@@ -765,7 +1193,7 @@
                 <w:b w:val="0"/>
                 <w:sz w:val="16"/>
               </w:rPr>
-              <w:t>-8.83</w:t>
+              <w:t>-5.67</w:t>
             </w:r>
           </w:p>
         </w:tc>
@@ -812,7 +1240,7 @@
                 <w:b w:val="0"/>
                 <w:sz w:val="16"/>
               </w:rPr>
-              <w:t>Gaviotas</w:t>
+              <w:t>San Joaquín</w:t>
             </w:r>
           </w:p>
         </w:tc>
@@ -827,7 +1255,7 @@
                 <w:b w:val="0"/>
                 <w:sz w:val="16"/>
               </w:rPr>
-              <w:t>0.26</w:t>
+              <w:t>19.80</w:t>
             </w:r>
           </w:p>
         </w:tc>
@@ -872,7 +1300,7 @@
                 <w:b w:val="0"/>
                 <w:sz w:val="16"/>
               </w:rPr>
-              <w:t>-6.74</w:t>
+              <w:t>-3.32</w:t>
             </w:r>
           </w:p>
         </w:tc>
@@ -919,7 +1347,7 @@
                 <w:b w:val="0"/>
                 <w:sz w:val="16"/>
               </w:rPr>
-              <w:t>El Muelle</w:t>
+              <w:t>Pueblo Nuevo</w:t>
             </w:r>
           </w:p>
         </w:tc>
@@ -934,7 +1362,7 @@
                 <w:b w:val="0"/>
                 <w:sz w:val="16"/>
               </w:rPr>
-              <w:t>0.16</w:t>
+              <w:t>1.45</w:t>
             </w:r>
           </w:p>
         </w:tc>
@@ -979,7 +1407,7 @@
                 <w:b w:val="0"/>
                 <w:sz w:val="16"/>
               </w:rPr>
-              <w:t>s/d</w:t>
+              <w:t>-6.04</w:t>
             </w:r>
           </w:p>
         </w:tc>
@@ -1118,7 +1546,7 @@
                 <w:b w:val="0"/>
                 <w:sz w:val="16"/>
               </w:rPr>
-              <w:t>Ríos Serranos–Grijalva</w:t>
+              <w:t>Presas–Mezcalapa–Samaria y Carrizal</w:t>
             </w:r>
           </w:p>
         </w:tc>
@@ -1133,7 +1561,7 @@
                 <w:b w:val="0"/>
                 <w:sz w:val="16"/>
               </w:rPr>
-              <w:t>San Joaquín</w:t>
+              <w:t>González</w:t>
             </w:r>
           </w:p>
         </w:tc>
@@ -1148,7 +1576,7 @@
                 <w:b w:val="0"/>
                 <w:sz w:val="16"/>
               </w:rPr>
-              <w:t>19.81</w:t>
+              <w:t>3.49</w:t>
             </w:r>
           </w:p>
         </w:tc>
@@ -1163,7 +1591,7 @@
                 <w:b w:val="0"/>
                 <w:sz w:val="16"/>
               </w:rPr>
-              <w:t>-0.01</w:t>
+              <w:t>-0.02</w:t>
             </w:r>
           </w:p>
         </w:tc>
@@ -1178,7 +1606,7 @@
                 <w:b w:val="0"/>
                 <w:sz w:val="16"/>
               </w:rPr>
-              <w:t>Estable</w:t>
+              <w:t>Cambio a descenso</w:t>
             </w:r>
           </w:p>
         </w:tc>
@@ -1193,7 +1621,7 @@
                 <w:b w:val="0"/>
                 <w:sz w:val="16"/>
               </w:rPr>
-              <w:t>-3.31</w:t>
+              <w:t>-5.28</w:t>
             </w:r>
           </w:p>
         </w:tc>
@@ -1240,7 +1668,7 @@
                 <w:b w:val="0"/>
                 <w:sz w:val="16"/>
               </w:rPr>
-              <w:t>Pueblo Nuevo</w:t>
+              <w:t>Tapijulapa</w:t>
             </w:r>
           </w:p>
         </w:tc>
@@ -1255,7 +1683,7 @@
                 <w:b w:val="0"/>
                 <w:sz w:val="16"/>
               </w:rPr>
-              <w:t>1.46</w:t>
+              <w:t>15.82</w:t>
             </w:r>
           </w:p>
         </w:tc>
@@ -1300,114 +1728,7 @@
                 <w:b w:val="0"/>
                 <w:sz w:val="16"/>
               </w:rPr>
-              <w:t>-6.03</w:t>
-            </w:r>
-          </w:p>
-        </w:tc>
-        <w:tc>
-          <w:tcPr>
-            <w:tcW w:type="dxa" w:w="1502"/>
-          </w:tcPr>
-          <w:p>
-            <w:r>
-              <w:rPr>
-                <w:rFonts w:ascii="Arial" w:hAnsi="Arial"/>
-                <w:b w:val="0"/>
-                <w:sz w:val="16"/>
-              </w:rPr>
-              <w:t>observado</w:t>
-            </w:r>
-          </w:p>
-        </w:tc>
-      </w:tr>
-      <w:tr>
-        <w:tc>
-          <w:tcPr>
-            <w:tcW w:type="dxa" w:w="1502"/>
-          </w:tcPr>
-          <w:p>
-            <w:r>
-              <w:rPr>
-                <w:rFonts w:ascii="Arial" w:hAnsi="Arial"/>
-                <w:b w:val="0"/>
-                <w:sz w:val="16"/>
-              </w:rPr>
-              <w:t>Presas–Mezcalapa–Samaria y Carrizal</w:t>
-            </w:r>
-          </w:p>
-        </w:tc>
-        <w:tc>
-          <w:tcPr>
-            <w:tcW w:type="dxa" w:w="1502"/>
-          </w:tcPr>
-          <w:p>
-            <w:r>
-              <w:rPr>
-                <w:rFonts w:ascii="Arial" w:hAnsi="Arial"/>
-                <w:b w:val="0"/>
-                <w:sz w:val="16"/>
-              </w:rPr>
-              <w:t>González</w:t>
-            </w:r>
-          </w:p>
-        </w:tc>
-        <w:tc>
-          <w:tcPr>
-            <w:tcW w:type="dxa" w:w="1502"/>
-          </w:tcPr>
-          <w:p>
-            <w:r>
-              <w:rPr>
-                <w:rFonts w:ascii="Arial" w:hAnsi="Arial"/>
-                <w:b w:val="0"/>
-                <w:sz w:val="16"/>
-              </w:rPr>
-              <w:t>3.41</w:t>
-            </w:r>
-          </w:p>
-        </w:tc>
-        <w:tc>
-          <w:tcPr>
-            <w:tcW w:type="dxa" w:w="1502"/>
-          </w:tcPr>
-          <w:p>
-            <w:r>
-              <w:rPr>
-                <w:rFonts w:ascii="Arial" w:hAnsi="Arial"/>
-                <w:b w:val="0"/>
-                <w:sz w:val="16"/>
-              </w:rPr>
-              <w:t>-0.04</w:t>
-            </w:r>
-          </w:p>
-        </w:tc>
-        <w:tc>
-          <w:tcPr>
-            <w:tcW w:type="dxa" w:w="1502"/>
-          </w:tcPr>
-          <w:p>
-            <w:r>
-              <w:rPr>
-                <w:rFonts w:ascii="Arial" w:hAnsi="Arial"/>
-                <w:b w:val="0"/>
-                <w:sz w:val="16"/>
-              </w:rPr>
-              <w:t>Descenso</w:t>
-            </w:r>
-          </w:p>
-        </w:tc>
-        <w:tc>
-          <w:tcPr>
-            <w:tcW w:type="dxa" w:w="1502"/>
-          </w:tcPr>
-          <w:p>
-            <w:r>
-              <w:rPr>
-                <w:rFonts w:ascii="Arial" w:hAnsi="Arial"/>
-                <w:b w:val="0"/>
-                <w:sz w:val="16"/>
-              </w:rPr>
-              <w:t>-5.36</w:t>
+              <w:t>-8.81</w:t>
             </w:r>
           </w:p>
         </w:tc>
@@ -1469,7 +1790,7 @@
                 <w:b w:val="0"/>
                 <w:sz w:val="16"/>
               </w:rPr>
-              <w:t>11.84</w:t>
+              <w:t>11.54</w:t>
             </w:r>
           </w:p>
         </w:tc>
@@ -1484,7 +1805,7 @@
                 <w:b w:val="0"/>
                 <w:sz w:val="16"/>
               </w:rPr>
-              <w:t>-0.24</w:t>
+              <w:t>-0.02</w:t>
             </w:r>
           </w:p>
         </w:tc>
@@ -1499,7 +1820,7 @@
                 <w:b w:val="0"/>
                 <w:sz w:val="16"/>
               </w:rPr>
-              <w:t>Ascenso</w:t>
+              <w:t>Cambio a ascenso</w:t>
             </w:r>
           </w:p>
         </w:tc>
@@ -1514,114 +1835,7 @@
                 <w:b w:val="0"/>
                 <w:sz w:val="16"/>
               </w:rPr>
-              <w:t>-3.06</w:t>
-            </w:r>
-          </w:p>
-        </w:tc>
-        <w:tc>
-          <w:tcPr>
-            <w:tcW w:type="dxa" w:w="1502"/>
-          </w:tcPr>
-          <w:p>
-            <w:r>
-              <w:rPr>
-                <w:rFonts w:ascii="Arial" w:hAnsi="Arial"/>
-                <w:b w:val="0"/>
-                <w:sz w:val="16"/>
-              </w:rPr>
-              <w:t>observado</w:t>
-            </w:r>
-          </w:p>
-        </w:tc>
-      </w:tr>
-      <w:tr>
-        <w:tc>
-          <w:tcPr>
-            <w:tcW w:type="dxa" w:w="1502"/>
-          </w:tcPr>
-          <w:p>
-            <w:r>
-              <w:rPr>
-                <w:rFonts w:ascii="Arial" w:hAnsi="Arial"/>
-                <w:b w:val="0"/>
-                <w:sz w:val="16"/>
-              </w:rPr>
-              <w:t>Usumacinta</w:t>
-            </w:r>
-          </w:p>
-        </w:tc>
-        <w:tc>
-          <w:tcPr>
-            <w:tcW w:type="dxa" w:w="1502"/>
-          </w:tcPr>
-          <w:p>
-            <w:r>
-              <w:rPr>
-                <w:rFonts w:ascii="Arial" w:hAnsi="Arial"/>
-                <w:b w:val="0"/>
-                <w:sz w:val="16"/>
-              </w:rPr>
-              <w:t>Boca del Cerro</w:t>
-            </w:r>
-          </w:p>
-        </w:tc>
-        <w:tc>
-          <w:tcPr>
-            <w:tcW w:type="dxa" w:w="1502"/>
-          </w:tcPr>
-          <w:p>
-            <w:r>
-              <w:rPr>
-                <w:rFonts w:ascii="Arial" w:hAnsi="Arial"/>
-                <w:b w:val="0"/>
-                <w:sz w:val="16"/>
-              </w:rPr>
-              <w:t>12.63</w:t>
-            </w:r>
-          </w:p>
-        </w:tc>
-        <w:tc>
-          <w:tcPr>
-            <w:tcW w:type="dxa" w:w="1502"/>
-          </w:tcPr>
-          <w:p>
-            <w:r>
-              <w:rPr>
-                <w:rFonts w:ascii="Arial" w:hAnsi="Arial"/>
-                <w:b w:val="0"/>
-                <w:sz w:val="16"/>
-              </w:rPr>
-              <w:t>-0.26</w:t>
-            </w:r>
-          </w:p>
-        </w:tc>
-        <w:tc>
-          <w:tcPr>
-            <w:tcW w:type="dxa" w:w="1502"/>
-          </w:tcPr>
-          <w:p>
-            <w:r>
-              <w:rPr>
-                <w:rFonts w:ascii="Arial" w:hAnsi="Arial"/>
-                <w:b w:val="0"/>
-                <w:sz w:val="16"/>
-              </w:rPr>
-              <w:t>Estable</w:t>
-            </w:r>
-          </w:p>
-        </w:tc>
-        <w:tc>
-          <w:tcPr>
-            <w:tcW w:type="dxa" w:w="1502"/>
-          </w:tcPr>
-          <w:p>
-            <w:r>
-              <w:rPr>
-                <w:rFonts w:ascii="Arial" w:hAnsi="Arial"/>
-                <w:b w:val="0"/>
-                <w:sz w:val="16"/>
-              </w:rPr>
-              <w:t>-6.58</w:t>
+              <w:t>-3.36</w:t>
             </w:r>
           </w:p>
         </w:tc>
@@ -1646,20 +1860,20 @@
       <w:r>
         <w:rPr>
           <w:rFonts w:ascii="Arial" w:hAnsi="Arial"/>
-          <w:sz w:val="19"/>
+          <w:b/>
+          <w:color w:val="1F4E79"/>
+          <w:sz w:val="24"/>
         </w:rPr>
-        <w:t>Datos hidrométricos no actuales/heredados excluidos de la priorización: 2 estación(es).</w:t>
+        <w:t>Lluvia observada</w:t>
       </w:r>
     </w:p>
     <w:p>
       <w:r>
         <w:rPr>
           <w:rFonts w:ascii="Arial" w:hAnsi="Arial"/>
-          <w:b/>
-          <w:color w:val="1F4E79"/>
-          <w:sz w:val="24"/>
+          <w:sz w:val="19"/>
         </w:rPr>
-        <w:t>Lluvia observada</w:t>
+        <w:t>WeatherLink 24 h maduro; mayores acumulados válidos:</w:t>
       </w:r>
     </w:p>
     <w:p>
@@ -1671,16 +1885,7 @@
           <w:rFonts w:ascii="Arial" w:hAnsi="Arial"/>
           <w:sz w:val="19"/>
         </w:rPr>
-        <w:t>WeatherLink: ventana 24 h aún no madura para uso como acumulado cloud actual; no se usa el valor heredado como lluvia vigente.</w:t>
-      </w:r>
-    </w:p>
-    <w:p>
-      <w:r>
-        <w:rPr>
-          <w:rFonts w:ascii="Arial" w:hAnsi="Arial"/>
-          <w:sz w:val="19"/>
-        </w:rPr>
-        <w:t>CONAGUA, corte 2026-09-04: mayores registros 24 h publicados:</w:t>
+        <w:t>Cipat Chiapas: 45.5 mm · Ocozocoautla, Chiapas, Mexico.</w:t>
       </w:r>
     </w:p>
     <w:p>
@@ -1692,7 +1897,7 @@
           <w:rFonts w:ascii="Arial" w:hAnsi="Arial"/>
           <w:sz w:val="19"/>
         </w:rPr>
-        <w:t>PEÑITAS: 34.1 mm.</w:t>
+        <w:t>MAYA BERRIOZABAL PCIVILCHIAPAS: 42.7 mm · Berriozábal, Chiapas, Mexico.</w:t>
       </w:r>
     </w:p>
     <w:p>
@@ -1704,7 +1909,7 @@
           <w:rFonts w:ascii="Arial" w:hAnsi="Arial"/>
           <w:sz w:val="19"/>
         </w:rPr>
-        <w:t>SAN PEDRO NICHTACULUM: 3.5 mm.</w:t>
+        <w:t>PASO LA MINA: 36.8 mm · Ingenio Presidente Benito Juárez, Tab., Mexico.</w:t>
       </w:r>
     </w:p>
     <w:p>
@@ -1716,7 +1921,7 @@
           <w:rFonts w:ascii="Arial" w:hAnsi="Arial"/>
           <w:sz w:val="19"/>
         </w:rPr>
-        <w:t>CHAPULTENANGO: 1.4 mm.</w:t>
+        <w:t>AMATÁN PCIVILCHIAPAS: 16.5 mm · Amatán, Chiapas, Mexico.</w:t>
       </w:r>
     </w:p>
     <w:p>
@@ -1728,7 +1933,16 @@
           <w:rFonts w:ascii="Arial" w:hAnsi="Arial"/>
           <w:sz w:val="19"/>
         </w:rPr>
-        <w:t>PUEBLO NUEVO: 1.2 mm.</w:t>
+        <w:t>OSTUACÁN PCIVILCHIAPAS: 3.9 mm · Ostuacán, Chiapas, Mexico.</w:t>
+      </w:r>
+    </w:p>
+    <w:p>
+      <w:r>
+        <w:rPr>
+          <w:rFonts w:ascii="Arial" w:hAnsi="Arial"/>
+          <w:sz w:val="19"/>
+        </w:rPr>
+        <w:t>CONAGUA, corte 2026-09-05: mayores registros 24 h publicados:</w:t>
       </w:r>
     </w:p>
     <w:p>
@@ -1740,7 +1954,55 @@
           <w:rFonts w:ascii="Arial" w:hAnsi="Arial"/>
           <w:sz w:val="19"/>
         </w:rPr>
-        <w:t>MEZCALAPA: 0.0 mm.</w:t>
+        <w:t>SAN PEDRO NICHTACULUM: 24.9 mm.</w:t>
+      </w:r>
+    </w:p>
+    <w:p>
+      <w:pPr>
+        <w:pStyle w:val="ListBullet"/>
+      </w:pPr>
+      <w:r>
+        <w:rPr>
+          <w:rFonts w:ascii="Arial" w:hAnsi="Arial"/>
+          <w:sz w:val="19"/>
+        </w:rPr>
+        <w:t>SAMARIA: 20.5 mm.</w:t>
+      </w:r>
+    </w:p>
+    <w:p>
+      <w:pPr>
+        <w:pStyle w:val="ListBullet"/>
+      </w:pPr>
+      <w:r>
+        <w:rPr>
+          <w:rFonts w:ascii="Arial" w:hAnsi="Arial"/>
+          <w:sz w:val="19"/>
+        </w:rPr>
+        <w:t>OBSERVATORIO DE VILLAHERMOSA: 16.5 mm.</w:t>
+      </w:r>
+    </w:p>
+    <w:p>
+      <w:pPr>
+        <w:pStyle w:val="ListBullet"/>
+      </w:pPr>
+      <w:r>
+        <w:rPr>
+          <w:rFonts w:ascii="Arial" w:hAnsi="Arial"/>
+          <w:sz w:val="19"/>
+        </w:rPr>
+        <w:t>TAPIJULAPA: 11.5 mm.</w:t>
+      </w:r>
+    </w:p>
+    <w:p>
+      <w:pPr>
+        <w:pStyle w:val="ListBullet"/>
+      </w:pPr>
+      <w:r>
+        <w:rPr>
+          <w:rFonts w:ascii="Arial" w:hAnsi="Arial"/>
+          <w:sz w:val="19"/>
+        </w:rPr>
+        <w:t>PEÑITAS: 9.7 mm.</w:t>
       </w:r>
     </w:p>
     <w:p>
@@ -1763,7 +2025,7 @@
           <w:rFonts w:ascii="Arial" w:hAnsi="Arial"/>
           <w:sz w:val="19"/>
         </w:rPr>
-        <w:t>0-24 h: Peñitas: 50 a 75 mm; Bajo Grijalva-Ríos de la Sierra: 75 a 150 mm; Usumacinta: 25 a 50 mm.</w:t>
+        <w:t>0-24 h: Peñitas: 5 a 25 mm; Bajo Grijalva-Ríos de la Sierra: 50 a 75 mm; Usumacinta: 25 a 50 mm.</w:t>
       </w:r>
     </w:p>
     <w:p>
@@ -1775,7 +2037,7 @@
           <w:rFonts w:ascii="Arial" w:hAnsi="Arial"/>
           <w:sz w:val="19"/>
         </w:rPr>
-        <w:t>24-48 h: Peñitas: 5 a 25 mm; Bajo Grijalva-Ríos de la Sierra: 5 a 25 mm; Usumacinta: 50 a 75 mm.</w:t>
+        <w:t>24-48 h: Peñitas: 0.1 a 5 mm; Bajo Grijalva-Ríos de la Sierra: 5 a 25 mm; Usumacinta: 25 a 50 mm.</w:t>
       </w:r>
     </w:p>
     <w:p>
@@ -1787,7 +2049,7 @@
           <w:rFonts w:ascii="Arial" w:hAnsi="Arial"/>
           <w:sz w:val="19"/>
         </w:rPr>
-        <w:t>48-72 h: Peñitas: 5 a 25 mm; Bajo Grijalva-Ríos de la Sierra: 5 a 25 mm; Usumacinta: 25 a 50 mm.</w:t>
+        <w:t>48-72 h: Peñitas: 5 a 25 mm; Bajo Grijalva-Ríos de la Sierra: 25 a 50 mm; Usumacinta: 75 a 150 mm.</w:t>
       </w:r>
     </w:p>
     <w:p>
@@ -1799,7 +2061,7 @@
           <w:rFonts w:ascii="Arial" w:hAnsi="Arial"/>
           <w:sz w:val="19"/>
         </w:rPr>
-        <w:t>72-96 h: Peñitas: 5 a 25 mm; Bajo Grijalva-Ríos de la Sierra: 5 a 25 mm; Usumacinta: 50 a 75 mm.</w:t>
+        <w:t>72-96 h: Peñitas: 5 a 25 mm; Bajo Grijalva-Ríos de la Sierra: 50 a 75 mm; Usumacinta: 75 a 150 mm.</w:t>
       </w:r>
     </w:p>
     <w:p>
@@ -1822,7 +2084,7 @@
           <w:rFonts w:ascii="Arial" w:hAnsi="Arial"/>
           <w:sz w:val="19"/>
         </w:rPr>
-        <w:t>96-168 h (del 07 al 10 de septiembre de 2026): En el periodo de pronóstico, se prevén lluvias con acumulados de 75 a 150 mm en las cuencas de Usumacinta y Bajo Grijalva; lluvias con acumulados de 50 a 75 mm en la cuenca de Malpaso; lluvias con acumulados de 25 a 50 mm en las cuencas de Peñitas, Chicoasén, La Angostura y Juan Sabines.</w:t>
+        <w:t>96-168 h (del 08 al 11 de septiembre de 2026): En el periodo de pronóstico, se prevén lluvias con acumulados de 150 a 250 mm en las cuencas de Usumacinta; lluvias con acumulados de 75 a 150 mm en las cuencas de Bajo Grijalva y Malpaso; lluvias con acumulados de 50 a 75 mm en la cuenca de Peñitas y l luvias con acumulados de 25 a 50 mm en Chicoasén, Juan Sabines y La Angostura.</w:t>
       </w:r>
     </w:p>
     <w:p>
@@ -1834,7 +2096,7 @@
           <w:rFonts w:ascii="Arial" w:hAnsi="Arial"/>
           <w:sz w:val="19"/>
         </w:rPr>
-        <w:t>168-360 h (del 10 al 18 de septiembre 2026): Durante el periodo de pronóstico, se prevén lluvias con acumulados de 300 a 400 mm en las cuencas de Peñitas y Malpaso; lluvias de 250 a 300 mm en la cuenca de Bajo Grijalva; lluvias de 150 a 250 mm en la cuenca de Usumacinta; así como lluvias con acumulados de 75 a 150 mm en las cuencas de Chicoasén, La Angostura y Juan Sabines.</w:t>
+        <w:t>168-360 h (del 11 al 19 de septiembre 2026): Durante el periodo de pronóstico, se prevén lluvias con acumulados de 400 a 500 mm en la cuenca de Malpaso; lluvias de 300 a 400 mm en las cuencas de Usumacinta y Peñitas; lluvias de 150 a 250 mm en la cuenca de Baja Grijalva; lluvias con acumulados de 75 a 150 mm en las cuencas de Chicoasén y La Angostura, así como lluvias con acumulados de 50 a 75 mm en Jan Sabines.</w:t>
       </w:r>
     </w:p>
     <w:p>
@@ -1866,7 +2128,7 @@
           <w:rFonts w:ascii="Arial" w:hAnsi="Arial"/>
           <w:sz w:val="19"/>
         </w:rPr>
-        <w:t>Playa Grande–Chixoy: nivel -0.10 m · caudal 179.51 m³/s · BHVGM 741 04/09/2026 20:00 h.</w:t>
+        <w:t>Playa Grande–Chixoy: nivel -0.05 m · caudal 188.16 m³/s · BHVGM 742 05/09/2026 08:00 h.</w:t>
       </w:r>
     </w:p>
     <w:p>
@@ -1878,7 +2140,7 @@
           <w:rFonts w:ascii="Arial" w:hAnsi="Arial"/>
           <w:sz w:val="19"/>
         </w:rPr>
-        <w:t>Puente Chocox–Chixoy: nivel 0.59 m · caudal 8.57 m³/s · BHVGM 741 04/09/2026 20:00 h.</w:t>
+        <w:t>El Porvenir–La Pasión: nivel 2.28 m · caudal 254.61 m³/s · BHVGM 742 05/09/2026 08:00 h.</w:t>
       </w:r>
     </w:p>
     <w:p>
@@ -1890,19 +2152,7 @@
           <w:rFonts w:ascii="Arial" w:hAnsi="Arial"/>
           <w:sz w:val="19"/>
         </w:rPr>
-        <w:t>El Porvenir–La Pasión: nivel 2.36 m · caudal 268.65 m³/s · BHVGM 741 04/09/2026 20:00 h.</w:t>
-      </w:r>
-    </w:p>
-    <w:p>
-      <w:pPr>
-        <w:pStyle w:val="ListBullet"/>
-      </w:pPr>
-      <w:r>
-        <w:rPr>
-          <w:rFonts w:ascii="Arial" w:hAnsi="Arial"/>
-          <w:sz w:val="19"/>
-        </w:rPr>
-        <w:t>El Tigre–Usumacinta: no publicado en el BHVGM actual; no se sustituye con un dato anterior. El Tigre no fue publicado en BHVGM 741; se conserva el último publicado solo como antecedente y no como dato actual.</w:t>
+        <w:t>El Tigre–Usumacinta: nivel 6.03 m · caudal 1130.35 m³/s · BHVGM 742 05/09/2026 08:00 h.</w:t>
       </w:r>
     </w:p>
     <w:p>
@@ -1949,7 +2199,7 @@
           <w:rFonts w:ascii="Arial" w:hAnsi="Arial"/>
           <w:sz w:val="19"/>
         </w:rPr>
-        <w:t>Tabasco: máxima válida del día 30.6 °C; máximo índice de calor 40.4 °C en SEMAR Capitanía de Pto. Dos Bocas · Peligro.</w:t>
+        <w:t>Tabasco: máxima válida del día 32.8 °C; máximo índice de calor 49.3 °C en ASUR Villahermosa · Peligro.</w:t>
       </w:r>
     </w:p>
     <w:p>
@@ -2087,7 +2337,7 @@
           <w:rFonts w:ascii="Arial" w:hAnsi="Arial"/>
           <w:sz w:val="19"/>
         </w:rPr>
-        <w:t>El Porvenir–La Pasión: nivel 2.36 m · caudal 268.65 m³/s.</w:t>
+        <w:t>El Porvenir–La Pasión: nivel 2.28 m · caudal 254.61 m³/s.</w:t>
       </w:r>
     </w:p>
     <w:p>
@@ -2099,7 +2349,7 @@
           <w:rFonts w:ascii="Arial" w:hAnsi="Arial"/>
           <w:sz w:val="19"/>
         </w:rPr>
-        <w:t>El Tigre–Usumacinta: sin dato publicado utilizable para el corte; no se hereda ni se fabrica valor.</w:t>
+        <w:t>El Tigre–Usumacinta: nivel 6.03 m · caudal 1130.35 m³/s.</w:t>
       </w:r>
     </w:p>
     <w:p>
@@ -2111,7 +2361,7 @@
           <w:rFonts w:ascii="Arial" w:hAnsi="Arial"/>
           <w:sz w:val="19"/>
         </w:rPr>
-        <w:t>Cadena de seguimiento en Tabasco: Boca del Cerro: 12.63 m · Δ24 h -0.26 m → Balancán: s/d → Emiliano Zapata: s/d → Jonuta: s/d → Centla/Tres Brazos: s/d.</w:t>
+        <w:t>Cadena de seguimiento en Tabasco: Boca del Cerro: 12.80 m · Δ24 h +0.15 m → Balancán: s/d → Emiliano Zapata: s/d → Jonuta: s/d → Centla/Tres Brazos: s/d.</w:t>
       </w:r>
     </w:p>
     <w:p>

--- a/data/analysis/Reportes/Analisis_Hidrometeorologico_Ultimo.docx
+++ b/data/analysis/Reportes/Analisis_Hidrometeorologico_Ultimo.docx
@@ -35,7 +35,7 @@
           <w:rFonts w:ascii="Arial" w:hAnsi="Arial"/>
           <w:sz w:val="19"/>
         </w:rPr>
-        <w:t>CORTE: 2026-09-05 11:00</w:t>
+        <w:t>CORTE: 2026-09-05 13:17</w:t>
       </w:r>
     </w:p>
     <w:p>
@@ -125,7 +125,107 @@
           <w:color w:val="1F4E79"/>
           <w:sz w:val="24"/>
         </w:rPr>
-        <w:t>Hidrometría observada y NAMO</w:t>
+        <w:t>Análisis breve por subcuenca</w:t>
+      </w:r>
+    </w:p>
+    <w:p>
+      <w:r>
+        <w:rPr>
+          <w:rFonts w:ascii="Arial" w:hAnsi="Arial"/>
+          <w:b/>
+          <w:color w:val="1F4E79"/>
+          <w:sz w:val="21"/>
+        </w:rPr>
+        <w:t>Presas–Mezcalapa–Samaria y Carrizal</w:t>
+      </w:r>
+    </w:p>
+    <w:p>
+      <w:r>
+        <w:rPr>
+          <w:rFonts w:ascii="Arial" w:hAnsi="Arial"/>
+          <w:sz w:val="19"/>
+        </w:rPr>
+        <w:t>Evolución 12 h estable/mixta. sin ascensos positivos de 24 h entre los datos comparables; mayor descenso: Samaria -0.02 m; referencia más próxima al NAMO: Samaria a 3.36 m. SMN: 0-24 h 5 a 25 mm; 24-48 h 0.1 a 5 mm; 48-72 h 5 a 25 mm; 72-96 h 5 a 25 mm. La lectura operativa debe confirmarse en los cortes siguientes; el pronóstico incrementa vigilancia, pero no implica por sí solo una creciente.</w:t>
+      </w:r>
+    </w:p>
+    <w:p>
+      <w:r>
+        <w:rPr>
+          <w:rFonts w:ascii="Arial" w:hAnsi="Arial"/>
+          <w:b/>
+          <w:color w:val="1F4E79"/>
+          <w:sz w:val="21"/>
+        </w:rPr>
+        <w:t>Ríos Serranos–Grijalva</w:t>
+      </w:r>
+    </w:p>
+    <w:p>
+      <w:r>
+        <w:rPr>
+          <w:rFonts w:ascii="Arial" w:hAnsi="Arial"/>
+          <w:sz w:val="19"/>
+        </w:rPr>
+        <w:t>Evolución 12 h estable. mayor ascenso 24 h: Porvenir +0.14 m; mayor descenso: Tapijulapa -0.02 m; referencia más próxima al NAMO: San Joaquín a 3.32 m. SMN: 0-24 h 50 a 75 mm; 24-48 h 5 a 25 mm; 48-72 h 25 a 50 mm; 72-96 h 50 a 75 mm. La lectura operativa debe confirmarse en los cortes siguientes; el pronóstico incrementa vigilancia, pero no implica por sí solo una creciente.</w:t>
+      </w:r>
+    </w:p>
+    <w:p>
+      <w:r>
+        <w:rPr>
+          <w:rFonts w:ascii="Arial" w:hAnsi="Arial"/>
+          <w:b/>
+          <w:color w:val="1F4E79"/>
+          <w:sz w:val="21"/>
+        </w:rPr>
+        <w:t>Tulijá–Puxcatán–Chilapa</w:t>
+      </w:r>
+    </w:p>
+    <w:p>
+      <w:r>
+        <w:rPr>
+          <w:rFonts w:ascii="Arial" w:hAnsi="Arial"/>
+          <w:sz w:val="19"/>
+        </w:rPr>
+        <w:t>Evolución 12 h estable. sin ascensos positivos de 24 h entre los datos comparables; mayor descenso: Macuspana -0.01 m; referencia más próxima al NAMO: Macuspana a 8.72 m. SMN: 0-24 h 50 a 75 mm; 24-48 h 5 a 25 mm; 48-72 h 25 a 50 mm; 72-96 h 50 a 75 mm. La lectura operativa debe confirmarse en los cortes siguientes; el pronóstico incrementa vigilancia, pero no implica por sí solo una creciente.</w:t>
+      </w:r>
+    </w:p>
+    <w:p>
+      <w:r>
+        <w:rPr>
+          <w:rFonts w:ascii="Arial" w:hAnsi="Arial"/>
+          <w:b/>
+          <w:color w:val="1F4E79"/>
+          <w:sz w:val="21"/>
+        </w:rPr>
+        <w:t>Usumacinta</w:t>
+      </w:r>
+    </w:p>
+    <w:p>
+      <w:r>
+        <w:rPr>
+          <w:rFonts w:ascii="Arial" w:hAnsi="Arial"/>
+          <w:sz w:val="19"/>
+        </w:rPr>
+        <w:t>Evolución 12 h estable. mayor ascenso 24 h: Boca del Cerro +0.15 m; referencia más próxima al NAMO: San Pedro a 0.51 m. SMN: 0-24 h 25 a 50 mm; 24-48 h 25 a 50 mm; 48-72 h 75 a 150 mm; 72-96 h 75 a 150 mm. Cuenca alta Guatemala: El Porvenir 2.28 m/254.6 m³/s, El Tigre 6.03 m/1130.3 m³/s. La lectura operativa debe confirmarse en los cortes siguientes; el pronóstico incrementa vigilancia, pero no implica por sí solo una creciente.</w:t>
+      </w:r>
+    </w:p>
+    <w:p>
+      <w:r>
+        <w:rPr>
+          <w:rFonts w:ascii="Arial" w:hAnsi="Arial"/>
+          <w:b/>
+          <w:color w:val="1F4E79"/>
+          <w:sz w:val="24"/>
+        </w:rPr>
+        <w:t>Hidrometría observada, NAMO y NAMINO</w:t>
+      </w:r>
+    </w:p>
+    <w:p>
+      <w:r>
+        <w:rPr>
+          <w:rFonts w:ascii="Arial" w:hAnsi="Arial"/>
+          <w:sz w:val="19"/>
+        </w:rPr>
+        <w:t>El NAMO y el NAMINO son referencias fijas oficiales cuando están publicados para la estación. El NAMINO cobra especial relevancia operativa en condiciones de niveles bajos; no se inventan valores faltantes.</w:t>
       </w:r>
     </w:p>
     <w:tbl>
@@ -2072,50 +2172,6 @@
           <w:color w:val="1F4E79"/>
           <w:sz w:val="24"/>
         </w:rPr>
-        <w:t>Pronóstico SMN 96–360 h</w:t>
-      </w:r>
-    </w:p>
-    <w:p>
-      <w:pPr>
-        <w:pStyle w:val="ListBullet"/>
-      </w:pPr>
-      <w:r>
-        <w:rPr>
-          <w:rFonts w:ascii="Arial" w:hAnsi="Arial"/>
-          <w:sz w:val="19"/>
-        </w:rPr>
-        <w:t>96-168 h (del 08 al 11 de septiembre de 2026): En el periodo de pronóstico, se prevén lluvias con acumulados de 150 a 250 mm en las cuencas de Usumacinta; lluvias con acumulados de 75 a 150 mm en las cuencas de Bajo Grijalva y Malpaso; lluvias con acumulados de 50 a 75 mm en la cuenca de Peñitas y l luvias con acumulados de 25 a 50 mm en Chicoasén, Juan Sabines y La Angostura.</w:t>
-      </w:r>
-    </w:p>
-    <w:p>
-      <w:pPr>
-        <w:pStyle w:val="ListBullet"/>
-      </w:pPr>
-      <w:r>
-        <w:rPr>
-          <w:rFonts w:ascii="Arial" w:hAnsi="Arial"/>
-          <w:sz w:val="19"/>
-        </w:rPr>
-        <w:t>168-360 h (del 11 al 19 de septiembre 2026): Durante el periodo de pronóstico, se prevén lluvias con acumulados de 400 a 500 mm en la cuenca de Malpaso; lluvias de 300 a 400 mm en las cuencas de Usumacinta y Peñitas; lluvias de 150 a 250 mm en la cuenca de Baja Grijalva; lluvias con acumulados de 75 a 150 mm en las cuencas de Chicoasén y La Angostura, así como lluvias con acumulados de 50 a 75 mm en Jan Sabines.</w:t>
-      </w:r>
-    </w:p>
-    <w:p>
-      <w:r>
-        <w:rPr>
-          <w:rFonts w:ascii="Arial" w:hAnsi="Arial"/>
-          <w:sz w:val="19"/>
-        </w:rPr>
-        <w:t>La incertidumbre aumenta después de 96 h; estos rangos son escenario de vigilancia y no precipitación observada.</w:t>
-      </w:r>
-    </w:p>
-    <w:p>
-      <w:r>
-        <w:rPr>
-          <w:rFonts w:ascii="Arial" w:hAnsi="Arial"/>
-          <w:b/>
-          <w:color w:val="1F4E79"/>
-          <w:sz w:val="24"/>
-        </w:rPr>
         <w:t>Cuenca alta del Usumacinta · Guatemala</w:t>
       </w:r>
     </w:p>
@@ -2176,7 +2232,7 @@
           <w:rFonts w:ascii="Arial" w:hAnsi="Arial"/>
           <w:sz w:val="19"/>
         </w:rPr>
-        <w:t>Los máximos BHVGM son referencias estadísticas, no umbrales de inundación. Los cortes de Guatemala y Tabasco se comparan conservando su hora real; el desfase no se interpreta como tiempo de tránsito.</w:t>
+        <w:t>Los máximos BHVGM son referencias estadísticas, no umbrales de inundación. El desfase entre cortes no se interpreta como tiempo de tránsito.</w:t>
       </w:r>
     </w:p>
     <w:p>
@@ -2199,7 +2255,54 @@
           <w:rFonts w:ascii="Arial" w:hAnsi="Arial"/>
           <w:sz w:val="19"/>
         </w:rPr>
-        <w:t>Tabasco: máxima válida del día 32.8 °C; máximo índice de calor 49.3 °C en ASUR Villahermosa · Peligro.</w:t>
+        <w:t>Tabasco: máxima válida 32.8 °C; índice de calor máximo 49.3 °C en ASUR Villahermosa · Peligro.</w:t>
+      </w:r>
+    </w:p>
+    <w:p>
+      <w:r>
+        <w:rPr>
+          <w:rFonts w:ascii="Arial" w:hAnsi="Arial"/>
+          <w:b/>
+          <w:color w:val="1F4E79"/>
+          <w:sz w:val="24"/>
+        </w:rPr>
+        <w:t>Perspectiva y evaluación operativa</w:t>
+      </w:r>
+    </w:p>
+    <w:p>
+      <w:pPr>
+        <w:pStyle w:val="ListBullet"/>
+      </w:pPr>
+      <w:r>
+        <w:rPr>
+          <w:rFonts w:ascii="Arial" w:hAnsi="Arial"/>
+          <w:sz w:val="19"/>
+        </w:rPr>
+        <w:t>24–48 h: contrastar la lluvia observada y el primer tramo del pronóstico con la evolución real de niveles; reforzar vigilancia sólo donde coincidan lluvia relevante, ascenso o persistencia.</w:t>
+      </w:r>
+    </w:p>
+    <w:p>
+      <w:pPr>
+        <w:pStyle w:val="ListBullet"/>
+      </w:pPr>
+      <w:r>
+        <w:rPr>
+          <w:rFonts w:ascii="Arial" w:hAnsi="Arial"/>
+          <w:sz w:val="19"/>
+        </w:rPr>
+        <w:t>48–96 h: vigilar especialmente las subcuencas con rangos SMN más altos y verificar en cada nuevo corte si aparece respuesta hidrométrica.</w:t>
+      </w:r>
+    </w:p>
+    <w:p>
+      <w:pPr>
+        <w:pStyle w:val="ListBullet"/>
+      </w:pPr>
+      <w:r>
+        <w:rPr>
+          <w:rFonts w:ascii="Arial" w:hAnsi="Arial"/>
+          <w:sz w:val="19"/>
+        </w:rPr>
+        <w:t>7–15 días: usar únicamente productos oficiales vigentes como escenario de planeación; la incertidumbre es mayor y no debe presentarse como lluvia observada ni como creciente confirmada.</w:t>
       </w:r>
     </w:p>
     <w:p>
@@ -2222,7 +2325,7 @@
           <w:rFonts w:ascii="Arial" w:hAnsi="Arial"/>
           <w:sz w:val="19"/>
         </w:rPr>
-        <w:t>Mantener vigilancia priorizada por lluvia observada válida, ascensos hidrométricos reales, persistencia de tendencia y pronóstico oficial; NAMO se conserva como referencia de proximidad y no como semáforo oficial.</w:t>
+        <w:t>Priorizar lluvia observada válida, ascensos reales, persistencia y pronóstico oficial. NAMO y NAMINO se conservan como referencias hidrométricas; el NAMINO adquiere prioridad cuando los niveles descienden hacia mínimos.</w:t>
       </w:r>
     </w:p>
     <w:p>
@@ -2246,7 +2349,7 @@
           <w:rFonts w:ascii="Arial" w:hAnsi="Arial"/>
           <w:sz w:val="19"/>
         </w:rPr>
-        <w:t>En Usumacinta, mantener seguimiento conjunto de La Pasión/El Porvenir, Chixoy/Salinas y El Tigre cuando sea publicado, contrastándolo con Boca del Cerro y estaciones aguas abajo sin afirmar causalidad automática.</w:t>
+        <w:t>En Usumacinta, mantener lectura conjunta de La Pasión/El Porvenir, Chixoy/Salinas, El Tigre, Boca del Cerro y estaciones aguas abajo, sin afirmar causalidad automática.</w:t>
       </w:r>
     </w:p>
     <w:p>
@@ -2269,7 +2372,7 @@
           <w:rFonts w:ascii="Arial" w:hAnsi="Arial"/>
           <w:sz w:val="19"/>
         </w:rPr>
-        <w:t>CONAGUA/OCFS: boletines hidrométricos, climatológicos, presas y reporte horario de lluvia.</w:t>
+        <w:t>CONAGUA/OCFS: boletines hidrométricos, climatológicos, presas y lluvia.</w:t>
       </w:r>
     </w:p>
     <w:p>
@@ -2281,7 +2384,7 @@
           <w:rFonts w:ascii="Arial" w:hAnsi="Arial"/>
           <w:sz w:val="19"/>
         </w:rPr>
-        <w:t>SMN: pronóstico especial por cuencas 96 h y 360 h.</w:t>
+        <w:t>SMN: pronóstico especial por cuencas.</w:t>
       </w:r>
     </w:p>
     <w:p>
@@ -2293,7 +2396,7 @@
           <w:rFonts w:ascii="Arial" w:hAnsi="Arial"/>
           <w:sz w:val="19"/>
         </w:rPr>
-        <w:t>INSIVUMEH: BHVGM y productos de contexto de la cuenca alta.</w:t>
+        <w:t>INSIVUMEH: BHVGM y contexto de cuenca alta.</w:t>
       </w:r>
     </w:p>
     <w:p>
@@ -2305,7 +2408,7 @@
           <w:rFonts w:ascii="Arial" w:hAnsi="Arial"/>
           <w:sz w:val="19"/>
         </w:rPr>
-        <w:t>WeatherLink: observaciones cloud; ventanas inmaduras, heredadas o rezagadas no se presentan como actuales.</w:t>
+        <w:t>WeatherLink: observaciones cloud; datos inmaduros, heredados o rezagados no se presentan como actuales.</w:t>
       </w:r>
     </w:p>
     <w:p>

--- a/data/analysis/Reportes/Analisis_Hidrometeorologico_Ultimo.docx
+++ b/data/analysis/Reportes/Analisis_Hidrometeorologico_Ultimo.docx
@@ -35,7 +35,7 @@
           <w:rFonts w:ascii="Arial" w:hAnsi="Arial"/>
           <w:sz w:val="19"/>
         </w:rPr>
-        <w:t>CORTE: 2026-09-05 13:17</w:t>
+        <w:t>CORTE: 2026-09-06 11:00</w:t>
       </w:r>
     </w:p>
     <w:p>
@@ -114,7 +114,7 @@
           <w:rFonts w:ascii="Arial" w:hAnsi="Arial"/>
           <w:sz w:val="19"/>
         </w:rPr>
-        <w:t>Usumacinta: evolución 12 h estable.</w:t>
+        <w:t>Usumacinta: evolución 12 h estable/mixta.</w:t>
       </w:r>
     </w:p>
     <w:p>
@@ -145,7 +145,7 @@
           <w:rFonts w:ascii="Arial" w:hAnsi="Arial"/>
           <w:sz w:val="19"/>
         </w:rPr>
-        <w:t>Evolución 12 h estable/mixta. sin ascensos positivos de 24 h entre los datos comparables; mayor descenso: Samaria -0.02 m; referencia más próxima al NAMO: Samaria a 3.36 m. SMN: 0-24 h 5 a 25 mm; 24-48 h 0.1 a 5 mm; 48-72 h 5 a 25 mm; 72-96 h 5 a 25 mm. La lectura operativa debe confirmarse en los cortes siguientes; el pronóstico incrementa vigilancia, pero no implica por sí solo una creciente.</w:t>
+        <w:t>Evolución 12 h estable/mixta. mayor ascenso 24 h: González +0.03 m; mayor descenso: Samaria -0.04 m; referencia más próxima al NAMO: Samaria a 3.10 m. SMN: 0-24 h 5 a 25 mm; 24-48 h 0.1 a 5 mm; 48-72 h 5 a 25 mm; 72-96 h 5 a 25 mm. La lectura operativa debe confirmarse en los cortes siguientes; el pronóstico incrementa vigilancia, pero no implica por sí solo una creciente.</w:t>
       </w:r>
     </w:p>
     <w:p>
@@ -165,7 +165,7 @@
           <w:rFonts w:ascii="Arial" w:hAnsi="Arial"/>
           <w:sz w:val="19"/>
         </w:rPr>
-        <w:t>Evolución 12 h estable. mayor ascenso 24 h: Porvenir +0.14 m; mayor descenso: Tapijulapa -0.02 m; referencia más próxima al NAMO: San Joaquín a 3.32 m. SMN: 0-24 h 50 a 75 mm; 24-48 h 5 a 25 mm; 48-72 h 25 a 50 mm; 72-96 h 50 a 75 mm. La lectura operativa debe confirmarse en los cortes siguientes; el pronóstico incrementa vigilancia, pero no implica por sí solo una creciente.</w:t>
+        <w:t>Evolución 12 h estable. mayor ascenso 24 h: Porvenir +0.18 m; mayor descenso: Pueblo Nuevo -0.01 m; referencia más próxima al NAMO: San Joaquín a 3.32 m. SMN: 0-24 h 50 a 75 mm; 24-48 h 5 a 25 mm; 48-72 h 25 a 50 mm; 72-96 h 50 a 75 mm. La lectura operativa debe confirmarse en los cortes siguientes; el pronóstico incrementa vigilancia, pero no implica por sí solo una creciente.</w:t>
       </w:r>
     </w:p>
     <w:p>
@@ -185,7 +185,7 @@
           <w:rFonts w:ascii="Arial" w:hAnsi="Arial"/>
           <w:sz w:val="19"/>
         </w:rPr>
-        <w:t>Evolución 12 h estable. sin ascensos positivos de 24 h entre los datos comparables; mayor descenso: Macuspana -0.01 m; referencia más próxima al NAMO: Macuspana a 8.72 m. SMN: 0-24 h 50 a 75 mm; 24-48 h 5 a 25 mm; 48-72 h 25 a 50 mm; 72-96 h 50 a 75 mm. La lectura operativa debe confirmarse en los cortes siguientes; el pronóstico incrementa vigilancia, pero no implica por sí solo una creciente.</w:t>
+        <w:t>Evolución 12 h estable. sin ascensos positivos de 24 h entre los datos comparables; referencia más próxima al NAMO: Macuspana a 8.72 m. SMN: 0-24 h 50 a 75 mm; 24-48 h 5 a 25 mm; 48-72 h 25 a 50 mm; 72-96 h 50 a 75 mm. La lectura operativa debe confirmarse en los cortes siguientes; el pronóstico incrementa vigilancia, pero no implica por sí solo una creciente.</w:t>
       </w:r>
     </w:p>
     <w:p>
@@ -205,7 +205,7 @@
           <w:rFonts w:ascii="Arial" w:hAnsi="Arial"/>
           <w:sz w:val="19"/>
         </w:rPr>
-        <w:t>Evolución 12 h estable. mayor ascenso 24 h: Boca del Cerro +0.15 m; referencia más próxima al NAMO: San Pedro a 0.51 m. SMN: 0-24 h 25 a 50 mm; 24-48 h 25 a 50 mm; 48-72 h 75 a 150 mm; 72-96 h 75 a 150 mm. Cuenca alta Guatemala: El Porvenir 2.28 m/254.6 m³/s, El Tigre 6.03 m/1130.3 m³/s. La lectura operativa debe confirmarse en los cortes siguientes; el pronóstico incrementa vigilancia, pero no implica por sí solo una creciente.</w:t>
+        <w:t>Evolución 12 h estable/mixta. mayor ascenso 24 h: Boca del Cerro +0.18 m; referencia más próxima al NAMO: San Pedro a 0.51 m. SMN: 0-24 h 25 a 50 mm; 24-48 h 25 a 50 mm; 48-72 h 75 a 150 mm; 72-96 h 75 a 150 mm. Cuenca alta Guatemala: El Porvenir 2.14 m/231.2 m³/s, El Tigre 5.68 m/978.2 m³/s. La lectura operativa debe confirmarse en los cortes siguientes; el pronóstico incrementa vigilancia, pero no implica por sí solo una creciente.</w:t>
       </w:r>
     </w:p>
     <w:p>
@@ -362,6 +362,113 @@
                 <w:b w:val="0"/>
                 <w:sz w:val="16"/>
               </w:rPr>
+              <w:t>Ríos Serranos–Grijalva</w:t>
+            </w:r>
+          </w:p>
+        </w:tc>
+        <w:tc>
+          <w:tcPr>
+            <w:tcW w:type="dxa" w:w="1502"/>
+          </w:tcPr>
+          <w:p>
+            <w:r>
+              <w:rPr>
+                <w:rFonts w:ascii="Arial" w:hAnsi="Arial"/>
+                <w:b w:val="0"/>
+                <w:sz w:val="16"/>
+              </w:rPr>
+              <w:t>Porvenir</w:t>
+            </w:r>
+          </w:p>
+        </w:tc>
+        <w:tc>
+          <w:tcPr>
+            <w:tcW w:type="dxa" w:w="1502"/>
+          </w:tcPr>
+          <w:p>
+            <w:r>
+              <w:rPr>
+                <w:rFonts w:ascii="Arial" w:hAnsi="Arial"/>
+                <w:b w:val="0"/>
+                <w:sz w:val="16"/>
+              </w:rPr>
+              <w:t>0.20</w:t>
+            </w:r>
+          </w:p>
+        </w:tc>
+        <w:tc>
+          <w:tcPr>
+            <w:tcW w:type="dxa" w:w="1502"/>
+          </w:tcPr>
+          <w:p>
+            <w:r>
+              <w:rPr>
+                <w:rFonts w:ascii="Arial" w:hAnsi="Arial"/>
+                <w:b w:val="0"/>
+                <w:sz w:val="16"/>
+              </w:rPr>
+              <w:t>0.18</w:t>
+            </w:r>
+          </w:p>
+        </w:tc>
+        <w:tc>
+          <w:tcPr>
+            <w:tcW w:type="dxa" w:w="1502"/>
+          </w:tcPr>
+          <w:p>
+            <w:r>
+              <w:rPr>
+                <w:rFonts w:ascii="Arial" w:hAnsi="Arial"/>
+                <w:b w:val="0"/>
+                <w:sz w:val="16"/>
+              </w:rPr>
+              <w:t>Ascenso</w:t>
+            </w:r>
+          </w:p>
+        </w:tc>
+        <w:tc>
+          <w:tcPr>
+            <w:tcW w:type="dxa" w:w="1502"/>
+          </w:tcPr>
+          <w:p>
+            <w:r>
+              <w:rPr>
+                <w:rFonts w:ascii="Arial" w:hAnsi="Arial"/>
+                <w:b w:val="0"/>
+                <w:sz w:val="16"/>
+              </w:rPr>
+              <w:t>-4.54</w:t>
+            </w:r>
+          </w:p>
+        </w:tc>
+        <w:tc>
+          <w:tcPr>
+            <w:tcW w:type="dxa" w:w="1502"/>
+          </w:tcPr>
+          <w:p>
+            <w:r>
+              <w:rPr>
+                <w:rFonts w:ascii="Arial" w:hAnsi="Arial"/>
+                <w:b w:val="0"/>
+                <w:sz w:val="16"/>
+              </w:rPr>
+              <w:t>observado</w:t>
+            </w:r>
+          </w:p>
+        </w:tc>
+      </w:tr>
+      <w:tr>
+        <w:tc>
+          <w:tcPr>
+            <w:tcW w:type="dxa" w:w="1502"/>
+          </w:tcPr>
+          <w:p>
+            <w:r>
+              <w:rPr>
+                <w:rFonts w:ascii="Arial" w:hAnsi="Arial"/>
+                <w:b w:val="0"/>
+                <w:sz w:val="16"/>
+              </w:rPr>
               <w:t>Usumacinta</w:t>
             </w:r>
           </w:p>
@@ -392,7 +499,7 @@
                 <w:b w:val="0"/>
                 <w:sz w:val="16"/>
               </w:rPr>
-              <w:t>12.80</w:t>
+              <w:t>12.81</w:t>
             </w:r>
           </w:p>
         </w:tc>
@@ -407,7 +514,7 @@
                 <w:b w:val="0"/>
                 <w:sz w:val="16"/>
               </w:rPr>
-              <w:t>0.15</w:t>
+              <w:t>0.18</w:t>
             </w:r>
           </w:p>
         </w:tc>
@@ -422,7 +529,7 @@
                 <w:b w:val="0"/>
                 <w:sz w:val="16"/>
               </w:rPr>
-              <w:t>Ascenso</w:t>
+              <w:t>Estable</w:t>
             </w:r>
           </w:p>
         </w:tc>
@@ -437,7 +544,7 @@
                 <w:b w:val="0"/>
                 <w:sz w:val="16"/>
               </w:rPr>
-              <w:t>-6.41</w:t>
+              <w:t>-6.40</w:t>
             </w:r>
           </w:p>
         </w:tc>
@@ -484,7 +591,7 @@
                 <w:b w:val="0"/>
                 <w:sz w:val="16"/>
               </w:rPr>
-              <w:t>Porvenir</w:t>
+              <w:t>Gaviotas</w:t>
             </w:r>
           </w:p>
         </w:tc>
@@ -499,7 +606,7 @@
                 <w:b w:val="0"/>
                 <w:sz w:val="16"/>
               </w:rPr>
-              <w:t>0.16</w:t>
+              <w:t>0.33</w:t>
             </w:r>
           </w:p>
         </w:tc>
@@ -514,7 +621,7 @@
                 <w:b w:val="0"/>
                 <w:sz w:val="16"/>
               </w:rPr>
-              <w:t>0.14</w:t>
+              <w:t>0.07</w:t>
             </w:r>
           </w:p>
         </w:tc>
@@ -544,7 +651,7 @@
                 <w:b w:val="0"/>
                 <w:sz w:val="16"/>
               </w:rPr>
-              <w:t>-4.58</w:t>
+              <w:t>-6.67</w:t>
             </w:r>
           </w:p>
         </w:tc>
@@ -606,7 +713,7 @@
                 <w:b w:val="0"/>
                 <w:sz w:val="16"/>
               </w:rPr>
-              <w:t>0.20</w:t>
+              <w:t>0.23</w:t>
             </w:r>
           </w:p>
         </w:tc>
@@ -621,7 +728,7 @@
                 <w:b w:val="0"/>
                 <w:sz w:val="16"/>
               </w:rPr>
-              <w:t>0.04</w:t>
+              <w:t>0.07</w:t>
             </w:r>
           </w:p>
         </w:tc>
@@ -636,7 +743,7 @@
                 <w:b w:val="0"/>
                 <w:sz w:val="16"/>
               </w:rPr>
-              <w:t>Ascenso</w:t>
+              <w:t>Estable</w:t>
             </w:r>
           </w:p>
         </w:tc>
@@ -683,7 +790,7 @@
                 <w:b w:val="0"/>
                 <w:sz w:val="16"/>
               </w:rPr>
-              <w:t>Ríos Serranos–Grijalva</w:t>
+              <w:t>Presas–Mezcalapa–Samaria y Carrizal</w:t>
             </w:r>
           </w:p>
         </w:tc>
@@ -698,7 +805,7 @@
                 <w:b w:val="0"/>
                 <w:sz w:val="16"/>
               </w:rPr>
-              <w:t>Gaviotas</w:t>
+              <w:t>González</w:t>
             </w:r>
           </w:p>
         </w:tc>
@@ -713,7 +820,7 @@
                 <w:b w:val="0"/>
                 <w:sz w:val="16"/>
               </w:rPr>
-              <w:t>0.30</w:t>
+              <w:t>3.44</w:t>
             </w:r>
           </w:p>
         </w:tc>
@@ -728,114 +835,7 @@
                 <w:b w:val="0"/>
                 <w:sz w:val="16"/>
               </w:rPr>
-              <w:t>0.04</w:t>
-            </w:r>
-          </w:p>
-        </w:tc>
-        <w:tc>
-          <w:tcPr>
-            <w:tcW w:type="dxa" w:w="1502"/>
-          </w:tcPr>
-          <w:p>
-            <w:r>
-              <w:rPr>
-                <w:rFonts w:ascii="Arial" w:hAnsi="Arial"/>
-                <w:b w:val="0"/>
-                <w:sz w:val="16"/>
-              </w:rPr>
-              <w:t>Ascenso</w:t>
-            </w:r>
-          </w:p>
-        </w:tc>
-        <w:tc>
-          <w:tcPr>
-            <w:tcW w:type="dxa" w:w="1502"/>
-          </w:tcPr>
-          <w:p>
-            <w:r>
-              <w:rPr>
-                <w:rFonts w:ascii="Arial" w:hAnsi="Arial"/>
-                <w:b w:val="0"/>
-                <w:sz w:val="16"/>
-              </w:rPr>
-              <w:t>-6.70</w:t>
-            </w:r>
-          </w:p>
-        </w:tc>
-        <w:tc>
-          <w:tcPr>
-            <w:tcW w:type="dxa" w:w="1502"/>
-          </w:tcPr>
-          <w:p>
-            <w:r>
-              <w:rPr>
-                <w:rFonts w:ascii="Arial" w:hAnsi="Arial"/>
-                <w:b w:val="0"/>
-                <w:sz w:val="16"/>
-              </w:rPr>
-              <w:t>observado</w:t>
-            </w:r>
-          </w:p>
-        </w:tc>
-      </w:tr>
-      <w:tr>
-        <w:tc>
-          <w:tcPr>
-            <w:tcW w:type="dxa" w:w="1502"/>
-          </w:tcPr>
-          <w:p>
-            <w:r>
-              <w:rPr>
-                <w:rFonts w:ascii="Arial" w:hAnsi="Arial"/>
-                <w:b w:val="0"/>
-                <w:sz w:val="16"/>
-              </w:rPr>
-              <w:t>Ríos Serranos–Grijalva</w:t>
-            </w:r>
-          </w:p>
-        </w:tc>
-        <w:tc>
-          <w:tcPr>
-            <w:tcW w:type="dxa" w:w="1502"/>
-          </w:tcPr>
-          <w:p>
-            <w:r>
-              <w:rPr>
-                <w:rFonts w:ascii="Arial" w:hAnsi="Arial"/>
-                <w:b w:val="0"/>
-                <w:sz w:val="16"/>
-              </w:rPr>
-              <w:t>Teapa</w:t>
-            </w:r>
-          </w:p>
-        </w:tc>
-        <w:tc>
-          <w:tcPr>
-            <w:tcW w:type="dxa" w:w="1502"/>
-          </w:tcPr>
-          <w:p>
-            <w:r>
-              <w:rPr>
-                <w:rFonts w:ascii="Arial" w:hAnsi="Arial"/>
-                <w:b w:val="0"/>
-                <w:sz w:val="16"/>
-              </w:rPr>
-              <w:t>33.70</w:t>
-            </w:r>
-          </w:p>
-        </w:tc>
-        <w:tc>
-          <w:tcPr>
-            <w:tcW w:type="dxa" w:w="1502"/>
-          </w:tcPr>
-          <w:p>
-            <w:r>
-              <w:rPr>
-                <w:rFonts w:ascii="Arial" w:hAnsi="Arial"/>
-                <w:b w:val="0"/>
-                <w:sz w:val="16"/>
-              </w:rPr>
-              <w:t>0.00</w:t>
+              <w:t>0.03</w:t>
             </w:r>
           </w:p>
         </w:tc>
@@ -865,7 +865,7 @@
                 <w:b w:val="0"/>
                 <w:sz w:val="16"/>
               </w:rPr>
-              <w:t>-4.01</w:t>
+              <w:t>-5.33</w:t>
             </w:r>
           </w:p>
         </w:tc>
@@ -1080,6 +1080,113 @@
                 <w:sz w:val="16"/>
               </w:rPr>
               <w:t>-8.83</w:t>
+            </w:r>
+          </w:p>
+        </w:tc>
+        <w:tc>
+          <w:tcPr>
+            <w:tcW w:type="dxa" w:w="1502"/>
+          </w:tcPr>
+          <w:p>
+            <w:r>
+              <w:rPr>
+                <w:rFonts w:ascii="Arial" w:hAnsi="Arial"/>
+                <w:b w:val="0"/>
+                <w:sz w:val="16"/>
+              </w:rPr>
+              <w:t>observado</w:t>
+            </w:r>
+          </w:p>
+        </w:tc>
+      </w:tr>
+      <w:tr>
+        <w:tc>
+          <w:tcPr>
+            <w:tcW w:type="dxa" w:w="1502"/>
+          </w:tcPr>
+          <w:p>
+            <w:r>
+              <w:rPr>
+                <w:rFonts w:ascii="Arial" w:hAnsi="Arial"/>
+                <w:b w:val="0"/>
+                <w:sz w:val="16"/>
+              </w:rPr>
+              <w:t>Tulijá–Puxcatán–Chilapa</w:t>
+            </w:r>
+          </w:p>
+        </w:tc>
+        <w:tc>
+          <w:tcPr>
+            <w:tcW w:type="dxa" w:w="1502"/>
+          </w:tcPr>
+          <w:p>
+            <w:r>
+              <w:rPr>
+                <w:rFonts w:ascii="Arial" w:hAnsi="Arial"/>
+                <w:b w:val="0"/>
+                <w:sz w:val="16"/>
+              </w:rPr>
+              <w:t>Macuspana</w:t>
+            </w:r>
+          </w:p>
+        </w:tc>
+        <w:tc>
+          <w:tcPr>
+            <w:tcW w:type="dxa" w:w="1502"/>
+          </w:tcPr>
+          <w:p>
+            <w:r>
+              <w:rPr>
+                <w:rFonts w:ascii="Arial" w:hAnsi="Arial"/>
+                <w:b w:val="0"/>
+                <w:sz w:val="16"/>
+              </w:rPr>
+              <w:t>1.13</w:t>
+            </w:r>
+          </w:p>
+        </w:tc>
+        <w:tc>
+          <w:tcPr>
+            <w:tcW w:type="dxa" w:w="1502"/>
+          </w:tcPr>
+          <w:p>
+            <w:r>
+              <w:rPr>
+                <w:rFonts w:ascii="Arial" w:hAnsi="Arial"/>
+                <w:b w:val="0"/>
+                <w:sz w:val="16"/>
+              </w:rPr>
+              <w:t>0.00</w:t>
+            </w:r>
+          </w:p>
+        </w:tc>
+        <w:tc>
+          <w:tcPr>
+            <w:tcW w:type="dxa" w:w="1502"/>
+          </w:tcPr>
+          <w:p>
+            <w:r>
+              <w:rPr>
+                <w:rFonts w:ascii="Arial" w:hAnsi="Arial"/>
+                <w:b w:val="0"/>
+                <w:sz w:val="16"/>
+              </w:rPr>
+              <w:t>Estable</w:t>
+            </w:r>
+          </w:p>
+        </w:tc>
+        <w:tc>
+          <w:tcPr>
+            <w:tcW w:type="dxa" w:w="1502"/>
+          </w:tcPr>
+          <w:p>
+            <w:r>
+              <w:rPr>
+                <w:rFonts w:ascii="Arial" w:hAnsi="Arial"/>
+                <w:b w:val="0"/>
+                <w:sz w:val="16"/>
+              </w:rPr>
+              <w:t>-8.72</w:t>
             </w:r>
           </w:p>
         </w:tc>
@@ -1539,327 +1646,6 @@
                 <w:b w:val="0"/>
                 <w:sz w:val="16"/>
               </w:rPr>
-              <w:t>Tulijá–Puxcatán–Chilapa</w:t>
-            </w:r>
-          </w:p>
-        </w:tc>
-        <w:tc>
-          <w:tcPr>
-            <w:tcW w:type="dxa" w:w="1502"/>
-          </w:tcPr>
-          <w:p>
-            <w:r>
-              <w:rPr>
-                <w:rFonts w:ascii="Arial" w:hAnsi="Arial"/>
-                <w:b w:val="0"/>
-                <w:sz w:val="16"/>
-              </w:rPr>
-              <w:t>Macuspana</w:t>
-            </w:r>
-          </w:p>
-        </w:tc>
-        <w:tc>
-          <w:tcPr>
-            <w:tcW w:type="dxa" w:w="1502"/>
-          </w:tcPr>
-          <w:p>
-            <w:r>
-              <w:rPr>
-                <w:rFonts w:ascii="Arial" w:hAnsi="Arial"/>
-                <w:b w:val="0"/>
-                <w:sz w:val="16"/>
-              </w:rPr>
-              <w:t>1.13</w:t>
-            </w:r>
-          </w:p>
-        </w:tc>
-        <w:tc>
-          <w:tcPr>
-            <w:tcW w:type="dxa" w:w="1502"/>
-          </w:tcPr>
-          <w:p>
-            <w:r>
-              <w:rPr>
-                <w:rFonts w:ascii="Arial" w:hAnsi="Arial"/>
-                <w:b w:val="0"/>
-                <w:sz w:val="16"/>
-              </w:rPr>
-              <w:t>-0.01</w:t>
-            </w:r>
-          </w:p>
-        </w:tc>
-        <w:tc>
-          <w:tcPr>
-            <w:tcW w:type="dxa" w:w="1502"/>
-          </w:tcPr>
-          <w:p>
-            <w:r>
-              <w:rPr>
-                <w:rFonts w:ascii="Arial" w:hAnsi="Arial"/>
-                <w:b w:val="0"/>
-                <w:sz w:val="16"/>
-              </w:rPr>
-              <w:t>Estable</w:t>
-            </w:r>
-          </w:p>
-        </w:tc>
-        <w:tc>
-          <w:tcPr>
-            <w:tcW w:type="dxa" w:w="1502"/>
-          </w:tcPr>
-          <w:p>
-            <w:r>
-              <w:rPr>
-                <w:rFonts w:ascii="Arial" w:hAnsi="Arial"/>
-                <w:b w:val="0"/>
-                <w:sz w:val="16"/>
-              </w:rPr>
-              <w:t>-8.72</w:t>
-            </w:r>
-          </w:p>
-        </w:tc>
-        <w:tc>
-          <w:tcPr>
-            <w:tcW w:type="dxa" w:w="1502"/>
-          </w:tcPr>
-          <w:p>
-            <w:r>
-              <w:rPr>
-                <w:rFonts w:ascii="Arial" w:hAnsi="Arial"/>
-                <w:b w:val="0"/>
-                <w:sz w:val="16"/>
-              </w:rPr>
-              <w:t>observado</w:t>
-            </w:r>
-          </w:p>
-        </w:tc>
-      </w:tr>
-      <w:tr>
-        <w:tc>
-          <w:tcPr>
-            <w:tcW w:type="dxa" w:w="1502"/>
-          </w:tcPr>
-          <w:p>
-            <w:r>
-              <w:rPr>
-                <w:rFonts w:ascii="Arial" w:hAnsi="Arial"/>
-                <w:b w:val="0"/>
-                <w:sz w:val="16"/>
-              </w:rPr>
-              <w:t>Presas–Mezcalapa–Samaria y Carrizal</w:t>
-            </w:r>
-          </w:p>
-        </w:tc>
-        <w:tc>
-          <w:tcPr>
-            <w:tcW w:type="dxa" w:w="1502"/>
-          </w:tcPr>
-          <w:p>
-            <w:r>
-              <w:rPr>
-                <w:rFonts w:ascii="Arial" w:hAnsi="Arial"/>
-                <w:b w:val="0"/>
-                <w:sz w:val="16"/>
-              </w:rPr>
-              <w:t>González</w:t>
-            </w:r>
-          </w:p>
-        </w:tc>
-        <w:tc>
-          <w:tcPr>
-            <w:tcW w:type="dxa" w:w="1502"/>
-          </w:tcPr>
-          <w:p>
-            <w:r>
-              <w:rPr>
-                <w:rFonts w:ascii="Arial" w:hAnsi="Arial"/>
-                <w:b w:val="0"/>
-                <w:sz w:val="16"/>
-              </w:rPr>
-              <w:t>3.49</w:t>
-            </w:r>
-          </w:p>
-        </w:tc>
-        <w:tc>
-          <w:tcPr>
-            <w:tcW w:type="dxa" w:w="1502"/>
-          </w:tcPr>
-          <w:p>
-            <w:r>
-              <w:rPr>
-                <w:rFonts w:ascii="Arial" w:hAnsi="Arial"/>
-                <w:b w:val="0"/>
-                <w:sz w:val="16"/>
-              </w:rPr>
-              <w:t>-0.02</w:t>
-            </w:r>
-          </w:p>
-        </w:tc>
-        <w:tc>
-          <w:tcPr>
-            <w:tcW w:type="dxa" w:w="1502"/>
-          </w:tcPr>
-          <w:p>
-            <w:r>
-              <w:rPr>
-                <w:rFonts w:ascii="Arial" w:hAnsi="Arial"/>
-                <w:b w:val="0"/>
-                <w:sz w:val="16"/>
-              </w:rPr>
-              <w:t>Cambio a descenso</w:t>
-            </w:r>
-          </w:p>
-        </w:tc>
-        <w:tc>
-          <w:tcPr>
-            <w:tcW w:type="dxa" w:w="1502"/>
-          </w:tcPr>
-          <w:p>
-            <w:r>
-              <w:rPr>
-                <w:rFonts w:ascii="Arial" w:hAnsi="Arial"/>
-                <w:b w:val="0"/>
-                <w:sz w:val="16"/>
-              </w:rPr>
-              <w:t>-5.28</w:t>
-            </w:r>
-          </w:p>
-        </w:tc>
-        <w:tc>
-          <w:tcPr>
-            <w:tcW w:type="dxa" w:w="1502"/>
-          </w:tcPr>
-          <w:p>
-            <w:r>
-              <w:rPr>
-                <w:rFonts w:ascii="Arial" w:hAnsi="Arial"/>
-                <w:b w:val="0"/>
-                <w:sz w:val="16"/>
-              </w:rPr>
-              <w:t>observado</w:t>
-            </w:r>
-          </w:p>
-        </w:tc>
-      </w:tr>
-      <w:tr>
-        <w:tc>
-          <w:tcPr>
-            <w:tcW w:type="dxa" w:w="1502"/>
-          </w:tcPr>
-          <w:p>
-            <w:r>
-              <w:rPr>
-                <w:rFonts w:ascii="Arial" w:hAnsi="Arial"/>
-                <w:b w:val="0"/>
-                <w:sz w:val="16"/>
-              </w:rPr>
-              <w:t>Ríos Serranos–Grijalva</w:t>
-            </w:r>
-          </w:p>
-        </w:tc>
-        <w:tc>
-          <w:tcPr>
-            <w:tcW w:type="dxa" w:w="1502"/>
-          </w:tcPr>
-          <w:p>
-            <w:r>
-              <w:rPr>
-                <w:rFonts w:ascii="Arial" w:hAnsi="Arial"/>
-                <w:b w:val="0"/>
-                <w:sz w:val="16"/>
-              </w:rPr>
-              <w:t>Tapijulapa</w:t>
-            </w:r>
-          </w:p>
-        </w:tc>
-        <w:tc>
-          <w:tcPr>
-            <w:tcW w:type="dxa" w:w="1502"/>
-          </w:tcPr>
-          <w:p>
-            <w:r>
-              <w:rPr>
-                <w:rFonts w:ascii="Arial" w:hAnsi="Arial"/>
-                <w:b w:val="0"/>
-                <w:sz w:val="16"/>
-              </w:rPr>
-              <w:t>15.82</w:t>
-            </w:r>
-          </w:p>
-        </w:tc>
-        <w:tc>
-          <w:tcPr>
-            <w:tcW w:type="dxa" w:w="1502"/>
-          </w:tcPr>
-          <w:p>
-            <w:r>
-              <w:rPr>
-                <w:rFonts w:ascii="Arial" w:hAnsi="Arial"/>
-                <w:b w:val="0"/>
-                <w:sz w:val="16"/>
-              </w:rPr>
-              <w:t>-0.02</w:t>
-            </w:r>
-          </w:p>
-        </w:tc>
-        <w:tc>
-          <w:tcPr>
-            <w:tcW w:type="dxa" w:w="1502"/>
-          </w:tcPr>
-          <w:p>
-            <w:r>
-              <w:rPr>
-                <w:rFonts w:ascii="Arial" w:hAnsi="Arial"/>
-                <w:b w:val="0"/>
-                <w:sz w:val="16"/>
-              </w:rPr>
-              <w:t>Estable</w:t>
-            </w:r>
-          </w:p>
-        </w:tc>
-        <w:tc>
-          <w:tcPr>
-            <w:tcW w:type="dxa" w:w="1502"/>
-          </w:tcPr>
-          <w:p>
-            <w:r>
-              <w:rPr>
-                <w:rFonts w:ascii="Arial" w:hAnsi="Arial"/>
-                <w:b w:val="0"/>
-                <w:sz w:val="16"/>
-              </w:rPr>
-              <w:t>-8.81</w:t>
-            </w:r>
-          </w:p>
-        </w:tc>
-        <w:tc>
-          <w:tcPr>
-            <w:tcW w:type="dxa" w:w="1502"/>
-          </w:tcPr>
-          <w:p>
-            <w:r>
-              <w:rPr>
-                <w:rFonts w:ascii="Arial" w:hAnsi="Arial"/>
-                <w:b w:val="0"/>
-                <w:sz w:val="16"/>
-              </w:rPr>
-              <w:t>observado</w:t>
-            </w:r>
-          </w:p>
-        </w:tc>
-      </w:tr>
-      <w:tr>
-        <w:tc>
-          <w:tcPr>
-            <w:tcW w:type="dxa" w:w="1502"/>
-          </w:tcPr>
-          <w:p>
-            <w:r>
-              <w:rPr>
-                <w:rFonts w:ascii="Arial" w:hAnsi="Arial"/>
-                <w:b w:val="0"/>
-                <w:sz w:val="16"/>
-              </w:rPr>
               <w:t>Presas–Mezcalapa–Samaria y Carrizal</w:t>
             </w:r>
           </w:p>
@@ -1890,7 +1676,7 @@
                 <w:b w:val="0"/>
                 <w:sz w:val="16"/>
               </w:rPr>
-              <w:t>11.54</w:t>
+              <w:t>11.80</w:t>
             </w:r>
           </w:p>
         </w:tc>
@@ -1905,7 +1691,7 @@
                 <w:b w:val="0"/>
                 <w:sz w:val="16"/>
               </w:rPr>
-              <w:t>-0.02</w:t>
+              <w:t>-0.04</w:t>
             </w:r>
           </w:p>
         </w:tc>
@@ -1920,7 +1706,7 @@
                 <w:b w:val="0"/>
                 <w:sz w:val="16"/>
               </w:rPr>
-              <w:t>Cambio a ascenso</w:t>
+              <w:t>Estable</w:t>
             </w:r>
           </w:p>
         </w:tc>
@@ -1935,7 +1721,7 @@
                 <w:b w:val="0"/>
                 <w:sz w:val="16"/>
               </w:rPr>
-              <w:t>-3.36</w:t>
+              <w:t>-3.10</w:t>
             </w:r>
           </w:p>
         </w:tc>
@@ -1956,6 +1742,15 @@
         </w:tc>
       </w:tr>
     </w:tbl>
+    <w:p>
+      <w:r>
+        <w:rPr>
+          <w:rFonts w:ascii="Arial" w:hAnsi="Arial"/>
+          <w:sz w:val="19"/>
+        </w:rPr>
+        <w:t>Datos hidrométricos no actuales/heredados excluidos de la priorización: 2 estación(es).</w:t>
+      </w:r>
+    </w:p>
     <w:p>
       <w:r>
         <w:rPr>
@@ -1985,7 +1780,7 @@
           <w:rFonts w:ascii="Arial" w:hAnsi="Arial"/>
           <w:sz w:val="19"/>
         </w:rPr>
-        <w:t>Cipat Chiapas: 45.5 mm · Ocozocoautla, Chiapas, Mexico.</w:t>
+        <w:t>ASUR Villahermosa: 12.5 mm · Dos Montes, Tab., Mexico.</w:t>
       </w:r>
     </w:p>
     <w:p>
@@ -1997,7 +1792,7 @@
           <w:rFonts w:ascii="Arial" w:hAnsi="Arial"/>
           <w:sz w:val="19"/>
         </w:rPr>
-        <w:t>MAYA BERRIOZABAL PCIVILCHIAPAS: 42.7 mm · Berriozábal, Chiapas, Mexico.</w:t>
+        <w:t>Centro: 7.9 mm · Villahermosa, Tab., Mexico.</w:t>
       </w:r>
     </w:p>
     <w:p>
@@ -2009,7 +1804,7 @@
           <w:rFonts w:ascii="Arial" w:hAnsi="Arial"/>
           <w:sz w:val="19"/>
         </w:rPr>
-        <w:t>PASO LA MINA: 36.8 mm · Ingenio Presidente Benito Juárez, Tab., Mexico.</w:t>
+        <w:t>SEMAR E.I.O. Cd. del Carmen.: 3.6 mm · Ciudad del Carmen, Camp., Mexico.</w:t>
       </w:r>
     </w:p>
     <w:p>
@@ -2021,7 +1816,7 @@
           <w:rFonts w:ascii="Arial" w:hAnsi="Arial"/>
           <w:sz w:val="19"/>
         </w:rPr>
-        <w:t>AMATÁN PCIVILCHIAPAS: 16.5 mm · Amatán, Chiapas, Mexico.</w:t>
+        <w:t>CHAPULTENANGO PCIVILCHIAPAS: 2.0 mm · Chapultenango, Chiapas, Mexico.</w:t>
       </w:r>
     </w:p>
     <w:p>
@@ -2033,7 +1828,7 @@
           <w:rFonts w:ascii="Arial" w:hAnsi="Arial"/>
           <w:sz w:val="19"/>
         </w:rPr>
-        <w:t>OSTUACÁN PCIVILCHIAPAS: 3.9 mm · Ostuacán, Chiapas, Mexico.</w:t>
+        <w:t>PASO LA MINA: 2.0 mm · Ingenio Presidente Benito Juárez, Tab., Mexico.</w:t>
       </w:r>
     </w:p>
     <w:p>
@@ -2184,7 +1979,7 @@
           <w:rFonts w:ascii="Arial" w:hAnsi="Arial"/>
           <w:sz w:val="19"/>
         </w:rPr>
-        <w:t>Playa Grande–Chixoy: nivel -0.05 m · caudal 188.16 m³/s · BHVGM 742 05/09/2026 08:00 h.</w:t>
+        <w:t>Playa Grande–Chixoy: nivel 0.05 m · caudal 206.35 m³/s · BHVGM 745 06/09/2026 08:00 h.</w:t>
       </w:r>
     </w:p>
     <w:p>
@@ -2196,7 +1991,7 @@
           <w:rFonts w:ascii="Arial" w:hAnsi="Arial"/>
           <w:sz w:val="19"/>
         </w:rPr>
-        <w:t>El Porvenir–La Pasión: nivel 2.28 m · caudal 254.61 m³/s · BHVGM 742 05/09/2026 08:00 h.</w:t>
+        <w:t>Puente Chocox–Chixoy: nivel 0.60 m · caudal 8.80 m³/s · BHVGM 745 06/09/2026 08:00 h.</w:t>
       </w:r>
     </w:p>
     <w:p>
@@ -2208,7 +2003,19 @@
           <w:rFonts w:ascii="Arial" w:hAnsi="Arial"/>
           <w:sz w:val="19"/>
         </w:rPr>
-        <w:t>El Tigre–Usumacinta: nivel 6.03 m · caudal 1130.35 m³/s · BHVGM 742 05/09/2026 08:00 h.</w:t>
+        <w:t>El Porvenir–La Pasión: nivel 2.14 m · caudal 231.19 m³/s · BHVGM 745 06/09/2026 08:00 h.</w:t>
+      </w:r>
+    </w:p>
+    <w:p>
+      <w:pPr>
+        <w:pStyle w:val="ListBullet"/>
+      </w:pPr>
+      <w:r>
+        <w:rPr>
+          <w:rFonts w:ascii="Arial" w:hAnsi="Arial"/>
+          <w:sz w:val="19"/>
+        </w:rPr>
+        <w:t>El Tigre–Usumacinta: nivel 5.68 m · caudal 978.17 m³/s · BHVGM 745 06/09/2026 08:00 h.</w:t>
       </w:r>
     </w:p>
     <w:p>
@@ -2255,7 +2062,7 @@
           <w:rFonts w:ascii="Arial" w:hAnsi="Arial"/>
           <w:sz w:val="19"/>
         </w:rPr>
-        <w:t>Tabasco: máxima válida 32.8 °C; índice de calor máximo 49.3 °C en ASUR Villahermosa · Peligro.</w:t>
+        <w:t>Tabasco: máxima válida 28.3 °C; índice de calor máximo 34.8 °C en Centro · Precaución extrema.</w:t>
       </w:r>
     </w:p>
     <w:p>
@@ -2440,7 +2247,7 @@
           <w:rFonts w:ascii="Arial" w:hAnsi="Arial"/>
           <w:sz w:val="19"/>
         </w:rPr>
-        <w:t>El Porvenir–La Pasión: nivel 2.28 m · caudal 254.61 m³/s.</w:t>
+        <w:t>El Porvenir–La Pasión: nivel 2.14 m · caudal 231.19 m³/s.</w:t>
       </w:r>
     </w:p>
     <w:p>
@@ -2452,7 +2259,7 @@
           <w:rFonts w:ascii="Arial" w:hAnsi="Arial"/>
           <w:sz w:val="19"/>
         </w:rPr>
-        <w:t>El Tigre–Usumacinta: nivel 6.03 m · caudal 1130.35 m³/s.</w:t>
+        <w:t>El Tigre–Usumacinta: nivel 5.68 m · caudal 978.17 m³/s.</w:t>
       </w:r>
     </w:p>
     <w:p>
@@ -2464,7 +2271,7 @@
           <w:rFonts w:ascii="Arial" w:hAnsi="Arial"/>
           <w:sz w:val="19"/>
         </w:rPr>
-        <w:t>Cadena de seguimiento en Tabasco: Boca del Cerro: 12.80 m · Δ24 h +0.15 m → Balancán: s/d → Emiliano Zapata: s/d → Jonuta: s/d → Centla/Tres Brazos: s/d.</w:t>
+        <w:t>Cadena de seguimiento en Tabasco: Boca del Cerro: 12.81 m · Δ24 h +0.18 m → Balancán: s/d → Emiliano Zapata: s/d → Jonuta: s/d → Centla/Tres Brazos: s/d.</w:t>
       </w:r>
     </w:p>
     <w:p>
@@ -2476,7 +2283,7 @@
           <w:rFonts w:ascii="Arial" w:hAnsi="Arial"/>
           <w:sz w:val="19"/>
         </w:rPr>
-        <w:t>Evolución El Tigre: sin tendencia comparable; se requieren al menos dos cortes válidos que publiquen la estación.</w:t>
+        <w:t>Evolución El Tigre: Δ nivel -0.020 m en 12.0 h; tendencia disminuyendo.</w:t>
       </w:r>
     </w:p>
     <w:p>

--- a/data/analysis/Reportes/Analisis_Hidrometeorologico_Ultimo.docx
+++ b/data/analysis/Reportes/Analisis_Hidrometeorologico_Ultimo.docx
@@ -46,7 +46,7 @@
           <w:color w:val="1F4E79"/>
           <w:sz w:val="28"/>
         </w:rPr>
-        <w:t>Análisis operativo hidrometeorológico · Grijalva–Usumacinta</w:t>
+        <w:t>ANÁLISIS INTEGRAL HIDROMETEOROLÓGICO</w:t>
       </w:r>
     </w:p>
     <w:p>
@@ -55,7 +55,7 @@
           <w:rFonts w:ascii="Arial" w:hAnsi="Arial"/>
           <w:sz w:val="19"/>
         </w:rPr>
-        <w:t>Documento automático de apoyo operativo. Sólo usa datos disponibles en el repositorio; sin dato no equivale a cero y los datos heredados o rezagados se identifican como tales.</w:t>
+        <w:t>Grijalva–Usumacinta • Ríos Serranos • Sistema de Presas • Samaria–Carrizal y corrientes asociadas Actualización: 06 de septiembre de 2026</w:t>
       </w:r>
     </w:p>
     <w:p>
@@ -66,55 +66,16 @@
           <w:color w:val="1F4E79"/>
           <w:sz w:val="24"/>
         </w:rPr>
-        <w:t>Resumen operativo</w:t>
+        <w:t>SÍNTESIS GENERAL</w:t>
       </w:r>
     </w:p>
     <w:p>
-      <w:pPr>
-        <w:pStyle w:val="ListBullet"/>
-      </w:pPr>
       <w:r>
         <w:rPr>
           <w:rFonts w:ascii="Arial" w:hAnsi="Arial"/>
           <w:sz w:val="19"/>
         </w:rPr>
-        <w:t>Presas–Mezcalapa–Samaria y Carrizal: evolución 12 h estable/mixta.</w:t>
-      </w:r>
-    </w:p>
-    <w:p>
-      <w:pPr>
-        <w:pStyle w:val="ListBullet"/>
-      </w:pPr>
-      <w:r>
-        <w:rPr>
-          <w:rFonts w:ascii="Arial" w:hAnsi="Arial"/>
-          <w:sz w:val="19"/>
-        </w:rPr>
-        <w:t>Ríos Serranos–Grijalva: evolución 12 h estable.</w:t>
-      </w:r>
-    </w:p>
-    <w:p>
-      <w:pPr>
-        <w:pStyle w:val="ListBullet"/>
-      </w:pPr>
-      <w:r>
-        <w:rPr>
-          <w:rFonts w:ascii="Arial" w:hAnsi="Arial"/>
-          <w:sz w:val="19"/>
-        </w:rPr>
-        <w:t>Tulijá–Puxcatán–Chilapa: evolución 12 h estable.</w:t>
-      </w:r>
-    </w:p>
-    <w:p>
-      <w:pPr>
-        <w:pStyle w:val="ListBullet"/>
-      </w:pPr>
-      <w:r>
-        <w:rPr>
-          <w:rFonts w:ascii="Arial" w:hAnsi="Arial"/>
-          <w:sz w:val="19"/>
-        </w:rPr>
-        <w:t>Usumacinta: evolución 12 h estable/mixta.</w:t>
+        <w:t>Al corte de las 11:00 h, la lectura debe mantenerse integrada y no por cuencas aisladas. La señal hidrométrica más reciente tiene como referencia principal el corte vigente de niveles y la lluvia observada/prevista sobre Guatemala, Chiapas y Tabasco. El mayor cambio de 24 h entre estaciones observadas es Oxolotán +0.23 m/24 h. La prioridad operativa es confirmar cualquier cambio de escenario con coincidencia de lluvia, saturación, niveles, caudales y operación de presas; el pronóstico por sí solo no constituye una creciente confirmada.</w:t>
       </w:r>
     </w:p>
     <w:p>
@@ -125,18 +86,7 @@
           <w:color w:val="1F4E79"/>
           <w:sz w:val="24"/>
         </w:rPr>
-        <w:t>Análisis breve por subcuenca</w:t>
-      </w:r>
-    </w:p>
-    <w:p>
-      <w:r>
-        <w:rPr>
-          <w:rFonts w:ascii="Arial" w:hAnsi="Arial"/>
-          <w:b/>
-          <w:color w:val="1F4E79"/>
-          <w:sz w:val="21"/>
-        </w:rPr>
-        <w:t>Presas–Mezcalapa–Samaria y Carrizal</w:t>
+        <w:t>1. Situación meteorológica regional y bajas presiones en vigilancia</w:t>
       </w:r>
     </w:p>
     <w:p>
@@ -145,87 +95,7 @@
           <w:rFonts w:ascii="Arial" w:hAnsi="Arial"/>
           <w:sz w:val="19"/>
         </w:rPr>
-        <w:t>Evolución 12 h estable/mixta. mayor ascenso 24 h: González +0.03 m; mayor descenso: Samaria -0.04 m; referencia más próxima al NAMO: Samaria a 3.10 m. SMN: 0-24 h 5 a 25 mm; 24-48 h 0.1 a 5 mm; 48-72 h 5 a 25 mm; 72-96 h 5 a 25 mm. La lectura operativa debe confirmarse en los cortes siguientes; el pronóstico incrementa vigilancia, pero no implica por sí solo una creciente.</w:t>
-      </w:r>
-    </w:p>
-    <w:p>
-      <w:r>
-        <w:rPr>
-          <w:rFonts w:ascii="Arial" w:hAnsi="Arial"/>
-          <w:b/>
-          <w:color w:val="1F4E79"/>
-          <w:sz w:val="21"/>
-        </w:rPr>
-        <w:t>Ríos Serranos–Grijalva</w:t>
-      </w:r>
-    </w:p>
-    <w:p>
-      <w:r>
-        <w:rPr>
-          <w:rFonts w:ascii="Arial" w:hAnsi="Arial"/>
-          <w:sz w:val="19"/>
-        </w:rPr>
-        <w:t>Evolución 12 h estable. mayor ascenso 24 h: Porvenir +0.18 m; mayor descenso: Pueblo Nuevo -0.01 m; referencia más próxima al NAMO: San Joaquín a 3.32 m. SMN: 0-24 h 50 a 75 mm; 24-48 h 5 a 25 mm; 48-72 h 25 a 50 mm; 72-96 h 50 a 75 mm. La lectura operativa debe confirmarse en los cortes siguientes; el pronóstico incrementa vigilancia, pero no implica por sí solo una creciente.</w:t>
-      </w:r>
-    </w:p>
-    <w:p>
-      <w:r>
-        <w:rPr>
-          <w:rFonts w:ascii="Arial" w:hAnsi="Arial"/>
-          <w:b/>
-          <w:color w:val="1F4E79"/>
-          <w:sz w:val="21"/>
-        </w:rPr>
-        <w:t>Tulijá–Puxcatán–Chilapa</w:t>
-      </w:r>
-    </w:p>
-    <w:p>
-      <w:r>
-        <w:rPr>
-          <w:rFonts w:ascii="Arial" w:hAnsi="Arial"/>
-          <w:sz w:val="19"/>
-        </w:rPr>
-        <w:t>Evolución 12 h estable. sin ascensos positivos de 24 h entre los datos comparables; referencia más próxima al NAMO: Macuspana a 8.72 m. SMN: 0-24 h 50 a 75 mm; 24-48 h 5 a 25 mm; 48-72 h 25 a 50 mm; 72-96 h 50 a 75 mm. La lectura operativa debe confirmarse en los cortes siguientes; el pronóstico incrementa vigilancia, pero no implica por sí solo una creciente.</w:t>
-      </w:r>
-    </w:p>
-    <w:p>
-      <w:r>
-        <w:rPr>
-          <w:rFonts w:ascii="Arial" w:hAnsi="Arial"/>
-          <w:b/>
-          <w:color w:val="1F4E79"/>
-          <w:sz w:val="21"/>
-        </w:rPr>
-        <w:t>Usumacinta</w:t>
-      </w:r>
-    </w:p>
-    <w:p>
-      <w:r>
-        <w:rPr>
-          <w:rFonts w:ascii="Arial" w:hAnsi="Arial"/>
-          <w:sz w:val="19"/>
-        </w:rPr>
-        <w:t>Evolución 12 h estable/mixta. mayor ascenso 24 h: Boca del Cerro +0.18 m; referencia más próxima al NAMO: San Pedro a 0.51 m. SMN: 0-24 h 25 a 50 mm; 24-48 h 25 a 50 mm; 48-72 h 75 a 150 mm; 72-96 h 75 a 150 mm. Cuenca alta Guatemala: El Porvenir 2.14 m/231.2 m³/s, El Tigre 5.68 m/978.2 m³/s. La lectura operativa debe confirmarse en los cortes siguientes; el pronóstico incrementa vigilancia, pero no implica por sí solo una creciente.</w:t>
-      </w:r>
-    </w:p>
-    <w:p>
-      <w:r>
-        <w:rPr>
-          <w:rFonts w:ascii="Arial" w:hAnsi="Arial"/>
-          <w:b/>
-          <w:color w:val="1F4E79"/>
-          <w:sz w:val="24"/>
-        </w:rPr>
-        <w:t>Hidrometría observada, NAMO y NAMINO</w:t>
-      </w:r>
-    </w:p>
-    <w:p>
-      <w:r>
-        <w:rPr>
-          <w:rFonts w:ascii="Arial" w:hAnsi="Arial"/>
-          <w:sz w:val="19"/>
-        </w:rPr>
-        <w:t>El NAMO y el NAMINO son referencias fijas oficiales cuando están publicados para la estación. El NAMINO cobra especial relevancia operativa en condiciones de niveles bajos; no se inventan valores faltantes.</w:t>
+        <w:t>Las bajas presiones, vaguadas, ondas tropicales y otros sistemas deben valorarse por ubicación, trayectoria, organización y capacidad de modificar el transporte de humedad hacia el sureste de México. Su sola presencia no implica amenaza hidrológica para Tabasco.</w:t>
       </w:r>
     </w:p>
     <w:tbl>
@@ -235,18 +105,865 @@
         <w:tblLook w:firstColumn="1" w:firstRow="1" w:lastColumn="0" w:lastRow="0" w:noHBand="0" w:noVBand="1" w:val="04A0"/>
       </w:tblPr>
       <w:tblGrid>
-        <w:gridCol w:w="1502"/>
-        <w:gridCol w:w="1502"/>
-        <w:gridCol w:w="1502"/>
-        <w:gridCol w:w="1502"/>
-        <w:gridCol w:w="1502"/>
-        <w:gridCol w:w="1502"/>
-        <w:gridCol w:w="1502"/>
+        <w:gridCol w:w="3504"/>
+        <w:gridCol w:w="3504"/>
+        <w:gridCol w:w="3504"/>
       </w:tblGrid>
       <w:tr>
         <w:tc>
           <w:tcPr>
-            <w:tcW w:type="dxa" w:w="1502"/>
+            <w:tcW w:type="dxa" w:w="3504"/>
+          </w:tcPr>
+          <w:p>
+            <w:r>
+              <w:rPr>
+                <w:rFonts w:ascii="Arial" w:hAnsi="Arial"/>
+                <w:b/>
+                <w:sz w:val="16"/>
+              </w:rPr>
+              <w:t>Elemento</w:t>
+            </w:r>
+          </w:p>
+        </w:tc>
+        <w:tc>
+          <w:tcPr>
+            <w:tcW w:type="dxa" w:w="3504"/>
+          </w:tcPr>
+          <w:p>
+            <w:r>
+              <w:rPr>
+                <w:rFonts w:ascii="Arial" w:hAnsi="Arial"/>
+                <w:b/>
+                <w:sz w:val="16"/>
+              </w:rPr>
+              <w:t>Valoración para Tabasco</w:t>
+            </w:r>
+          </w:p>
+        </w:tc>
+        <w:tc>
+          <w:tcPr>
+            <w:tcW w:type="dxa" w:w="3504"/>
+          </w:tcPr>
+          <w:p>
+            <w:r>
+              <w:rPr>
+                <w:rFonts w:ascii="Arial" w:hAnsi="Arial"/>
+                <w:b/>
+                <w:sz w:val="16"/>
+              </w:rPr>
+              <w:t>Criterio operativo</w:t>
+            </w:r>
+          </w:p>
+        </w:tc>
+      </w:tr>
+      <w:tr>
+        <w:tc>
+          <w:tcPr>
+            <w:tcW w:type="dxa" w:w="3504"/>
+          </w:tcPr>
+          <w:p>
+            <w:r>
+              <w:rPr>
+                <w:rFonts w:ascii="Arial" w:hAnsi="Arial"/>
+                <w:b w:val="0"/>
+                <w:sz w:val="16"/>
+              </w:rPr>
+              <w:t>Bajas lejanas en Atlántico</w:t>
+            </w:r>
+          </w:p>
+        </w:tc>
+        <w:tc>
+          <w:tcPr>
+            <w:tcW w:type="dxa" w:w="3504"/>
+          </w:tcPr>
+          <w:p>
+            <w:r>
+              <w:rPr>
+                <w:rFonts w:ascii="Arial" w:hAnsi="Arial"/>
+                <w:b w:val="0"/>
+                <w:sz w:val="16"/>
+              </w:rPr>
+              <w:t>Sin incidencia hidrológica directa inmediata mientras permanezcan lejanas.</w:t>
+            </w:r>
+          </w:p>
+        </w:tc>
+        <w:tc>
+          <w:tcPr>
+            <w:tcW w:type="dxa" w:w="3504"/>
+          </w:tcPr>
+          <w:p>
+            <w:r>
+              <w:rPr>
+                <w:rFonts w:ascii="Arial" w:hAnsi="Arial"/>
+                <w:b w:val="0"/>
+                <w:sz w:val="16"/>
+              </w:rPr>
+              <w:t>Mantener vigilancia meteorológica; no escalar por su sola existencia.</w:t>
+            </w:r>
+          </w:p>
+        </w:tc>
+      </w:tr>
+      <w:tr>
+        <w:tc>
+          <w:tcPr>
+            <w:tcW w:type="dxa" w:w="3504"/>
+          </w:tcPr>
+          <w:p>
+            <w:r>
+              <w:rPr>
+                <w:rFonts w:ascii="Arial" w:hAnsi="Arial"/>
+                <w:b w:val="0"/>
+                <w:sz w:val="16"/>
+              </w:rPr>
+              <w:t>Caribe y Centroamérica</w:t>
+            </w:r>
+          </w:p>
+        </w:tc>
+        <w:tc>
+          <w:tcPr>
+            <w:tcW w:type="dxa" w:w="3504"/>
+          </w:tcPr>
+          <w:p>
+            <w:r>
+              <w:rPr>
+                <w:rFonts w:ascii="Arial" w:hAnsi="Arial"/>
+                <w:b w:val="0"/>
+                <w:sz w:val="16"/>
+              </w:rPr>
+              <w:t>De interés si refuerzan humedad, convergencia u ondas tropicales.</w:t>
+            </w:r>
+          </w:p>
+        </w:tc>
+        <w:tc>
+          <w:tcPr>
+            <w:tcW w:type="dxa" w:w="3504"/>
+          </w:tcPr>
+          <w:p>
+            <w:r>
+              <w:rPr>
+                <w:rFonts w:ascii="Arial" w:hAnsi="Arial"/>
+                <w:b w:val="0"/>
+                <w:sz w:val="16"/>
+              </w:rPr>
+              <w:t>Relacionar con lluvia prevista y observada en Guatemala, Chiapas y Tabasco.</w:t>
+            </w:r>
+          </w:p>
+        </w:tc>
+      </w:tr>
+      <w:tr>
+        <w:tc>
+          <w:tcPr>
+            <w:tcW w:type="dxa" w:w="3504"/>
+          </w:tcPr>
+          <w:p>
+            <w:r>
+              <w:rPr>
+                <w:rFonts w:ascii="Arial" w:hAnsi="Arial"/>
+                <w:b w:val="0"/>
+                <w:sz w:val="16"/>
+              </w:rPr>
+              <w:t>Sureste/Golfo</w:t>
+            </w:r>
+          </w:p>
+        </w:tc>
+        <w:tc>
+          <w:tcPr>
+            <w:tcW w:type="dxa" w:w="3504"/>
+          </w:tcPr>
+          <w:p>
+            <w:r>
+              <w:rPr>
+                <w:rFonts w:ascii="Arial" w:hAnsi="Arial"/>
+                <w:b w:val="0"/>
+                <w:sz w:val="16"/>
+              </w:rPr>
+              <w:t>Mayor interés cuando coinciden con alto contenido de humedad y persistencia.</w:t>
+            </w:r>
+          </w:p>
+        </w:tc>
+        <w:tc>
+          <w:tcPr>
+            <w:tcW w:type="dxa" w:w="3504"/>
+          </w:tcPr>
+          <w:p>
+            <w:r>
+              <w:rPr>
+                <w:rFonts w:ascii="Arial" w:hAnsi="Arial"/>
+                <w:b w:val="0"/>
+                <w:sz w:val="16"/>
+              </w:rPr>
+              <w:t>Confirmar con lluvia, saturación, niveles y caudales.</w:t>
+            </w:r>
+          </w:p>
+        </w:tc>
+      </w:tr>
+    </w:tbl>
+    <w:p>
+      <w:r>
+        <w:rPr>
+          <w:rFonts w:ascii="Arial" w:hAnsi="Arial"/>
+          <w:b/>
+          <w:color w:val="1F4E79"/>
+          <w:sz w:val="24"/>
+        </w:rPr>
+        <w:t>2. Cuenca del Usumacinta</w:t>
+      </w:r>
+    </w:p>
+    <w:p>
+      <w:r>
+        <w:rPr>
+          <w:rFonts w:ascii="Arial" w:hAnsi="Arial"/>
+          <w:sz w:val="19"/>
+        </w:rPr>
+        <w:t>Boca del Cerro registra 12.62 m, con variación de 24 h -0.16 m. En la cuenca alta de Guatemala, El Tigre reporta 5.68 m y 978.2 m³/s; El Porvenir/La Pasión 2.14 m y 231.2 m³/s. La secuencia de vigilancia se mantiene Guatemala → Boca del Cerro/Tenosique → Balancán → Emiliano Zapata → Jonuta → Centla. Pronóstico SMN para Usumacinta: 0-24 h: 5 a 25 mm; 24-48 h: 25 a 50 mm; 48-72 h: 50 a 75 mm; 72-96 h: 75 a 150 mm.</w:t>
+      </w:r>
+    </w:p>
+    <w:tbl>
+      <w:tblPr>
+        <w:tblStyle w:val="TableGrid"/>
+        <w:tblW w:type="auto" w:w="0"/>
+        <w:tblLook w:firstColumn="1" w:firstRow="1" w:lastColumn="0" w:lastRow="0" w:noHBand="0" w:noVBand="1" w:val="04A0"/>
+      </w:tblPr>
+      <w:tblGrid>
+        <w:gridCol w:w="3504"/>
+        <w:gridCol w:w="3504"/>
+        <w:gridCol w:w="3504"/>
+      </w:tblGrid>
+      <w:tr>
+        <w:tc>
+          <w:tcPr>
+            <w:tcW w:type="dxa" w:w="3504"/>
+          </w:tcPr>
+          <w:p>
+            <w:r>
+              <w:rPr>
+                <w:rFonts w:ascii="Arial" w:hAnsi="Arial"/>
+                <w:b/>
+                <w:sz w:val="16"/>
+              </w:rPr>
+              <w:t>Indicador</w:t>
+            </w:r>
+          </w:p>
+        </w:tc>
+        <w:tc>
+          <w:tcPr>
+            <w:tcW w:type="dxa" w:w="3504"/>
+          </w:tcPr>
+          <w:p>
+            <w:r>
+              <w:rPr>
+                <w:rFonts w:ascii="Arial" w:hAnsi="Arial"/>
+                <w:b/>
+                <w:sz w:val="16"/>
+              </w:rPr>
+              <w:t>Dato</w:t>
+            </w:r>
+          </w:p>
+        </w:tc>
+        <w:tc>
+          <w:tcPr>
+            <w:tcW w:type="dxa" w:w="3504"/>
+          </w:tcPr>
+          <w:p>
+            <w:r>
+              <w:rPr>
+                <w:rFonts w:ascii="Arial" w:hAnsi="Arial"/>
+                <w:b/>
+                <w:sz w:val="16"/>
+              </w:rPr>
+              <w:t>Interpretación</w:t>
+            </w:r>
+          </w:p>
+        </w:tc>
+      </w:tr>
+      <w:tr>
+        <w:tc>
+          <w:tcPr>
+            <w:tcW w:type="dxa" w:w="3504"/>
+          </w:tcPr>
+          <w:p>
+            <w:r>
+              <w:rPr>
+                <w:rFonts w:ascii="Arial" w:hAnsi="Arial"/>
+                <w:b w:val="0"/>
+                <w:sz w:val="16"/>
+              </w:rPr>
+              <w:t>El Tigre</w:t>
+            </w:r>
+          </w:p>
+        </w:tc>
+        <w:tc>
+          <w:tcPr>
+            <w:tcW w:type="dxa" w:w="3504"/>
+          </w:tcPr>
+          <w:p>
+            <w:r>
+              <w:rPr>
+                <w:rFonts w:ascii="Arial" w:hAnsi="Arial"/>
+                <w:b w:val="0"/>
+                <w:sz w:val="16"/>
+              </w:rPr>
+              <w:t>5.68 m; 978.2 m³/s</w:t>
+            </w:r>
+          </w:p>
+        </w:tc>
+        <w:tc>
+          <w:tcPr>
+            <w:tcW w:type="dxa" w:w="3504"/>
+          </w:tcPr>
+          <w:p>
+            <w:r>
+              <w:rPr>
+                <w:rFonts w:ascii="Arial" w:hAnsi="Arial"/>
+                <w:b w:val="0"/>
+                <w:sz w:val="16"/>
+              </w:rPr>
+              <w:t>Señal de cuenca alta; valorar tendencia, no dato aislado.</w:t>
+            </w:r>
+          </w:p>
+        </w:tc>
+      </w:tr>
+      <w:tr>
+        <w:tc>
+          <w:tcPr>
+            <w:tcW w:type="dxa" w:w="3504"/>
+          </w:tcPr>
+          <w:p>
+            <w:r>
+              <w:rPr>
+                <w:rFonts w:ascii="Arial" w:hAnsi="Arial"/>
+                <w:b w:val="0"/>
+                <w:sz w:val="16"/>
+              </w:rPr>
+              <w:t>Boca del Cerro</w:t>
+            </w:r>
+          </w:p>
+        </w:tc>
+        <w:tc>
+          <w:tcPr>
+            <w:tcW w:type="dxa" w:w="3504"/>
+          </w:tcPr>
+          <w:p>
+            <w:r>
+              <w:rPr>
+                <w:rFonts w:ascii="Arial" w:hAnsi="Arial"/>
+                <w:b w:val="0"/>
+                <w:sz w:val="16"/>
+              </w:rPr>
+              <w:t>12.62 m; Δ24 h -0.16 m</w:t>
+            </w:r>
+          </w:p>
+        </w:tc>
+        <w:tc>
+          <w:tcPr>
+            <w:tcW w:type="dxa" w:w="3504"/>
+          </w:tcPr>
+          <w:p>
+            <w:r>
+              <w:rPr>
+                <w:rFonts w:ascii="Arial" w:hAnsi="Arial"/>
+                <w:b w:val="0"/>
+                <w:sz w:val="16"/>
+              </w:rPr>
+              <w:t>Punto clave de confirmación para Tabasco.</w:t>
+            </w:r>
+          </w:p>
+        </w:tc>
+      </w:tr>
+    </w:tbl>
+    <w:p>
+      <w:r>
+        <w:rPr>
+          <w:rFonts w:ascii="Arial" w:hAnsi="Arial"/>
+          <w:b/>
+          <w:color w:val="1F4E79"/>
+          <w:sz w:val="24"/>
+        </w:rPr>
+        <w:t>3. Ríos Serranos y Bajo Grijalva</w:t>
+      </w:r>
+    </w:p>
+    <w:p>
+      <w:r>
+        <w:rPr>
+          <w:rFonts w:ascii="Arial" w:hAnsi="Arial"/>
+          <w:sz w:val="19"/>
+        </w:rPr>
+        <w:t>Los Ríos Serranos tienen respuesta más rápida que el Usumacinta. Oxolotán 34.09 m, Tapijulapa 15.81 m, Teapa 33.69 m y Puyacatengo 25.02 m. Deben vigilarse primero lluvia horaria y estaciones aguas arriba antes de esperar una respuesta en el Grijalva de Villahermosa. Pronóstico SMN Bajo Grijalva–Ríos de la Sierra: 0-24 h: 25 a 50 mm; 24-48 h: 5 a 25 mm; 48-72 h: 25 a 50 mm; 72-96 h: 50 a 75 mm.</w:t>
+      </w:r>
+    </w:p>
+    <w:tbl>
+      <w:tblPr>
+        <w:tblStyle w:val="TableGrid"/>
+        <w:tblW w:type="auto" w:w="0"/>
+        <w:tblLook w:firstColumn="1" w:firstRow="1" w:lastColumn="0" w:lastRow="0" w:noHBand="0" w:noVBand="1" w:val="04A0"/>
+      </w:tblPr>
+      <w:tblGrid>
+        <w:gridCol w:w="3504"/>
+        <w:gridCol w:w="3504"/>
+        <w:gridCol w:w="3504"/>
+      </w:tblGrid>
+      <w:tr>
+        <w:tc>
+          <w:tcPr>
+            <w:tcW w:type="dxa" w:w="3504"/>
+          </w:tcPr>
+          <w:p>
+            <w:r>
+              <w:rPr>
+                <w:rFonts w:ascii="Arial" w:hAnsi="Arial"/>
+                <w:b/>
+                <w:sz w:val="16"/>
+              </w:rPr>
+              <w:t>Subcuenca/corriente</w:t>
+            </w:r>
+          </w:p>
+        </w:tc>
+        <w:tc>
+          <w:tcPr>
+            <w:tcW w:type="dxa" w:w="3504"/>
+          </w:tcPr>
+          <w:p>
+            <w:r>
+              <w:rPr>
+                <w:rFonts w:ascii="Arial" w:hAnsi="Arial"/>
+                <w:b/>
+                <w:sz w:val="16"/>
+              </w:rPr>
+              <w:t>Respuesta esperada</w:t>
+            </w:r>
+          </w:p>
+        </w:tc>
+        <w:tc>
+          <w:tcPr>
+            <w:tcW w:type="dxa" w:w="3504"/>
+          </w:tcPr>
+          <w:p>
+            <w:r>
+              <w:rPr>
+                <w:rFonts w:ascii="Arial" w:hAnsi="Arial"/>
+                <w:b/>
+                <w:sz w:val="16"/>
+              </w:rPr>
+              <w:t>Implicación</w:t>
+            </w:r>
+          </w:p>
+        </w:tc>
+      </w:tr>
+      <w:tr>
+        <w:tc>
+          <w:tcPr>
+            <w:tcW w:type="dxa" w:w="3504"/>
+          </w:tcPr>
+          <w:p>
+            <w:r>
+              <w:rPr>
+                <w:rFonts w:ascii="Arial" w:hAnsi="Arial"/>
+                <w:b w:val="0"/>
+                <w:sz w:val="16"/>
+              </w:rPr>
+              <w:t>Oxolotán–Amatán–Tacotalpa</w:t>
+            </w:r>
+          </w:p>
+        </w:tc>
+        <w:tc>
+          <w:tcPr>
+            <w:tcW w:type="dxa" w:w="3504"/>
+          </w:tcPr>
+          <w:p>
+            <w:r>
+              <w:rPr>
+                <w:rFonts w:ascii="Arial" w:hAnsi="Arial"/>
+                <w:b w:val="0"/>
+                <w:sz w:val="16"/>
+              </w:rPr>
+              <w:t>Rápida ante lluvia intensa de montaña</w:t>
+            </w:r>
+          </w:p>
+        </w:tc>
+        <w:tc>
+          <w:tcPr>
+            <w:tcW w:type="dxa" w:w="3504"/>
+          </w:tcPr>
+          <w:p>
+            <w:r>
+              <w:rPr>
+                <w:rFonts w:ascii="Arial" w:hAnsi="Arial"/>
+                <w:b w:val="0"/>
+                <w:sz w:val="16"/>
+              </w:rPr>
+              <w:t>Vigilar crecidas súbitas y propagación hacia Tacotalpa/Jalapa.</w:t>
+            </w:r>
+          </w:p>
+        </w:tc>
+      </w:tr>
+      <w:tr>
+        <w:tc>
+          <w:tcPr>
+            <w:tcW w:type="dxa" w:w="3504"/>
+          </w:tcPr>
+          <w:p>
+            <w:r>
+              <w:rPr>
+                <w:rFonts w:ascii="Arial" w:hAnsi="Arial"/>
+                <w:b w:val="0"/>
+                <w:sz w:val="16"/>
+              </w:rPr>
+              <w:t>Puyacatengo–Teapa</w:t>
+            </w:r>
+          </w:p>
+        </w:tc>
+        <w:tc>
+          <w:tcPr>
+            <w:tcW w:type="dxa" w:w="3504"/>
+          </w:tcPr>
+          <w:p>
+            <w:r>
+              <w:rPr>
+                <w:rFonts w:ascii="Arial" w:hAnsi="Arial"/>
+                <w:b w:val="0"/>
+                <w:sz w:val="16"/>
+              </w:rPr>
+              <w:t>Rápida a muy rápida</w:t>
+            </w:r>
+          </w:p>
+        </w:tc>
+        <w:tc>
+          <w:tcPr>
+            <w:tcW w:type="dxa" w:w="3504"/>
+          </w:tcPr>
+          <w:p>
+            <w:r>
+              <w:rPr>
+                <w:rFonts w:ascii="Arial" w:hAnsi="Arial"/>
+                <w:b w:val="0"/>
+                <w:sz w:val="16"/>
+              </w:rPr>
+              <w:t>Atención a lluvia horaria y ascensos locales.</w:t>
+            </w:r>
+          </w:p>
+        </w:tc>
+      </w:tr>
+      <w:tr>
+        <w:tc>
+          <w:tcPr>
+            <w:tcW w:type="dxa" w:w="3504"/>
+          </w:tcPr>
+          <w:p>
+            <w:r>
+              <w:rPr>
+                <w:rFonts w:ascii="Arial" w:hAnsi="Arial"/>
+                <w:b w:val="0"/>
+                <w:sz w:val="16"/>
+              </w:rPr>
+              <w:t>Pichucalco</w:t>
+            </w:r>
+          </w:p>
+        </w:tc>
+        <w:tc>
+          <w:tcPr>
+            <w:tcW w:type="dxa" w:w="3504"/>
+          </w:tcPr>
+          <w:p>
+            <w:r>
+              <w:rPr>
+                <w:rFonts w:ascii="Arial" w:hAnsi="Arial"/>
+                <w:b w:val="0"/>
+                <w:sz w:val="16"/>
+              </w:rPr>
+              <w:t>Aporte directo relevante al Grijalva bajo</w:t>
+            </w:r>
+          </w:p>
+        </w:tc>
+        <w:tc>
+          <w:tcPr>
+            <w:tcW w:type="dxa" w:w="3504"/>
+          </w:tcPr>
+          <w:p>
+            <w:r>
+              <w:rPr>
+                <w:rFonts w:ascii="Arial" w:hAnsi="Arial"/>
+                <w:b w:val="0"/>
+                <w:sz w:val="16"/>
+              </w:rPr>
+              <w:t>Puede incrementar el gasto antes/entorno de Villahermosa.</w:t>
+            </w:r>
+          </w:p>
+        </w:tc>
+      </w:tr>
+      <w:tr>
+        <w:tc>
+          <w:tcPr>
+            <w:tcW w:type="dxa" w:w="3504"/>
+          </w:tcPr>
+          <w:p>
+            <w:r>
+              <w:rPr>
+                <w:rFonts w:ascii="Arial" w:hAnsi="Arial"/>
+                <w:b w:val="0"/>
+                <w:sz w:val="16"/>
+              </w:rPr>
+              <w:t>Tulijá–Puxcatán</w:t>
+            </w:r>
+          </w:p>
+        </w:tc>
+        <w:tc>
+          <w:tcPr>
+            <w:tcW w:type="dxa" w:w="3504"/>
+          </w:tcPr>
+          <w:p>
+            <w:r>
+              <w:rPr>
+                <w:rFonts w:ascii="Arial" w:hAnsi="Arial"/>
+                <w:b w:val="0"/>
+                <w:sz w:val="16"/>
+              </w:rPr>
+              <w:t>Salto de Agua 2.16 m; Macuspana 1.15 m</w:t>
+            </w:r>
+          </w:p>
+        </w:tc>
+        <w:tc>
+          <w:tcPr>
+            <w:tcW w:type="dxa" w:w="3504"/>
+          </w:tcPr>
+          <w:p>
+            <w:r>
+              <w:rPr>
+                <w:rFonts w:ascii="Arial" w:hAnsi="Arial"/>
+                <w:b w:val="0"/>
+                <w:sz w:val="16"/>
+              </w:rPr>
+              <w:t>Vigilar lluvia futura y respuesta hacia el sistema Grijalva aguas abajo.</w:t>
+            </w:r>
+          </w:p>
+        </w:tc>
+      </w:tr>
+    </w:tbl>
+    <w:p>
+      <w:r>
+        <w:rPr>
+          <w:rFonts w:ascii="Arial" w:hAnsi="Arial"/>
+          <w:b/>
+          <w:color w:val="1F4E79"/>
+          <w:sz w:val="24"/>
+        </w:rPr>
+        <w:t>4. Sistema de presas del Grijalva y corrientes asociadas</w:t>
+      </w:r>
+    </w:p>
+    <w:p>
+      <w:r>
+        <w:rPr>
+          <w:rFonts w:ascii="Arial" w:hAnsi="Arial"/>
+          <w:sz w:val="19"/>
+        </w:rPr>
+        <w:t>El análisis debe mantener la cascada La Angostura–Chicoasén–Malpaso–Peñitas como un sistema regulado. La lluvia en la cuenca alta no equivale a una descarga inmediata hacia Tabasco. Peñitas es el punto de mayor interés operativo porque su extracción ingresa al Mezcalapa y se combina aguas abajo con aportes de cuenca libre, especialmente Platanar.</w:t>
+      </w:r>
+    </w:p>
+    <w:tbl>
+      <w:tblPr>
+        <w:tblStyle w:val="TableGrid"/>
+        <w:tblW w:type="auto" w:w="0"/>
+        <w:tblLook w:firstColumn="1" w:firstRow="1" w:lastColumn="0" w:lastRow="0" w:noHBand="0" w:noVBand="1" w:val="04A0"/>
+      </w:tblPr>
+      <w:tblGrid>
+        <w:gridCol w:w="5256"/>
+        <w:gridCol w:w="5256"/>
+      </w:tblGrid>
+      <w:tr>
+        <w:tc>
+          <w:tcPr>
+            <w:tcW w:type="dxa" w:w="5256"/>
+          </w:tcPr>
+          <w:p>
+            <w:r>
+              <w:rPr>
+                <w:rFonts w:ascii="Arial" w:hAnsi="Arial"/>
+                <w:b/>
+                <w:sz w:val="16"/>
+              </w:rPr>
+              <w:t>Presa</w:t>
+            </w:r>
+          </w:p>
+        </w:tc>
+        <w:tc>
+          <w:tcPr>
+            <w:tcW w:type="dxa" w:w="5256"/>
+          </w:tcPr>
+          <w:p>
+            <w:r>
+              <w:rPr>
+                <w:rFonts w:ascii="Arial" w:hAnsi="Arial"/>
+                <w:b/>
+                <w:sz w:val="16"/>
+              </w:rPr>
+              <w:t>Dato disponible en FUENTE2</w:t>
+            </w:r>
+          </w:p>
+        </w:tc>
+      </w:tr>
+      <w:tr>
+        <w:tc>
+          <w:tcPr>
+            <w:tcW w:type="dxa" w:w="5256"/>
+          </w:tcPr>
+          <w:p>
+            <w:r>
+              <w:rPr>
+                <w:rFonts w:ascii="Arial" w:hAnsi="Arial"/>
+                <w:b w:val="0"/>
+                <w:sz w:val="16"/>
+              </w:rPr>
+              <w:t>Angostura</w:t>
+            </w:r>
+          </w:p>
+        </w:tc>
+        <w:tc>
+          <w:tcPr>
+            <w:tcW w:type="dxa" w:w="5256"/>
+          </w:tcPr>
+          <w:p>
+            <w:r>
+              <w:rPr>
+                <w:rFonts w:ascii="Arial" w:hAnsi="Arial"/>
+                <w:b w:val="0"/>
+                <w:sz w:val="16"/>
+              </w:rPr>
+              <w:t>Angostura 19736.43 14,479.69 517.29 7,651 517.19 48,97 -41.37 -9.47 367.61 0.0 -0.10 -22.31</w:t>
+            </w:r>
+          </w:p>
+        </w:tc>
+      </w:tr>
+      <w:tr>
+        <w:tc>
+          <w:tcPr>
+            <w:tcW w:type="dxa" w:w="5256"/>
+          </w:tcPr>
+          <w:p>
+            <w:r>
+              <w:rPr>
+                <w:rFonts w:ascii="Arial" w:hAnsi="Arial"/>
+                <w:b w:val="0"/>
+                <w:sz w:val="16"/>
+              </w:rPr>
+              <w:t>Chicoasen</w:t>
+            </w:r>
+          </w:p>
+        </w:tc>
+        <w:tc>
+          <w:tcPr>
+            <w:tcW w:type="dxa" w:w="5256"/>
+          </w:tcPr>
+          <w:p>
+            <w:r>
+              <w:rPr>
+                <w:rFonts w:ascii="Arial" w:hAnsi="Arial"/>
+                <w:b w:val="0"/>
+                <w:sz w:val="16"/>
+              </w:rPr>
+              <w:t>Chicoasen 1,433.09 1,351.54 391.22 1,357 390.76 97,05 -9.15 436.82 29.3 -0.46 -4.24</w:t>
+            </w:r>
+          </w:p>
+        </w:tc>
+      </w:tr>
+      <w:tr>
+        <w:tc>
+          <w:tcPr>
+            <w:tcW w:type="dxa" w:w="5256"/>
+          </w:tcPr>
+          <w:p>
+            <w:r>
+              <w:rPr>
+                <w:rFonts w:ascii="Arial" w:hAnsi="Arial"/>
+                <w:b w:val="0"/>
+                <w:sz w:val="16"/>
+              </w:rPr>
+              <w:t>Malpaso</w:t>
+            </w:r>
+          </w:p>
+        </w:tc>
+        <w:tc>
+          <w:tcPr>
+            <w:tcW w:type="dxa" w:w="5256"/>
+          </w:tcPr>
+          <w:p>
+            <w:r>
+              <w:rPr>
+                <w:rFonts w:ascii="Arial" w:hAnsi="Arial"/>
+                <w:b w:val="0"/>
+                <w:sz w:val="16"/>
+              </w:rPr>
+              <w:t>Malpaso 14,056.10 10,796.85 163.27 7,146 163.31 57,80 9.68 -7.32 411.32 16.9 0.04 -24.69</w:t>
+            </w:r>
+          </w:p>
+        </w:tc>
+      </w:tr>
+      <w:tr>
+        <w:tc>
+          <w:tcPr>
+            <w:tcW w:type="dxa" w:w="5256"/>
+          </w:tcPr>
+          <w:p>
+            <w:r>
+              <w:rPr>
+                <w:rFonts w:ascii="Arial" w:hAnsi="Arial"/>
+                <w:b w:val="0"/>
+                <w:sz w:val="16"/>
+              </w:rPr>
+              <w:t>Peñitas</w:t>
+            </w:r>
+          </w:p>
+        </w:tc>
+        <w:tc>
+          <w:tcPr>
+            <w:tcW w:type="dxa" w:w="5256"/>
+          </w:tcPr>
+          <w:p>
+            <w:r>
+              <w:rPr>
+                <w:rFonts w:ascii="Arial" w:hAnsi="Arial"/>
+                <w:b w:val="0"/>
+                <w:sz w:val="16"/>
+              </w:rPr>
+              <w:t>Peñitas 1,485 1,091.00 86.18 367.51 85.96 84,29 -5.13 425.42 12.1 -0.22 -9.54</w:t>
+            </w:r>
+          </w:p>
+        </w:tc>
+      </w:tr>
+    </w:tbl>
+    <w:p>
+      <w:r>
+        <w:rPr>
+          <w:rFonts w:ascii="Arial" w:hAnsi="Arial"/>
+          <w:b/>
+          <w:color w:val="1F4E79"/>
+          <w:sz w:val="24"/>
+        </w:rPr>
+        <w:t>5. Samaria, Carrizal y Mezcalapa</w:t>
+      </w:r>
+    </w:p>
+    <w:p>
+      <w:r>
+        <w:rPr>
+          <w:rFonts w:ascii="Arial" w:hAnsi="Arial"/>
+          <w:sz w:val="19"/>
+        </w:rPr>
+        <w:t>Samaria registra 11.40 m y González/Carrizal 3.50 m. El gasto de Peñitas no debe equipararse automáticamente con el gasto que llega a cada brazo: deben incorporarse Platanar y otras aportaciones de cuenca libre y considerar la distribución hidráulica posterior. Como referencia operativa se conserva aproximadamente 70 % hacia Samaria y 30 % hacia Carrizal, sujeta a condiciones hidráulicas y a la operación de El Macayo.</w:t>
+      </w:r>
+    </w:p>
+    <w:tbl>
+      <w:tblPr>
+        <w:tblStyle w:val="TableGrid"/>
+        <w:tblW w:type="auto" w:w="0"/>
+        <w:tblLook w:firstColumn="1" w:firstRow="1" w:lastColumn="0" w:lastRow="0" w:noHBand="0" w:noVBand="1" w:val="04A0"/>
+      </w:tblPr>
+      <w:tblGrid>
+        <w:gridCol w:w="3504"/>
+        <w:gridCol w:w="3504"/>
+        <w:gridCol w:w="3504"/>
+      </w:tblGrid>
+      <w:tr>
+        <w:tc>
+          <w:tcPr>
+            <w:tcW w:type="dxa" w:w="3504"/>
           </w:tcPr>
           <w:p>
             <w:r>
@@ -261,7 +978,7 @@
         </w:tc>
         <w:tc>
           <w:tcPr>
-            <w:tcW w:type="dxa" w:w="1502"/>
+            <w:tcW w:type="dxa" w:w="3504"/>
           </w:tcPr>
           <w:p>
             <w:r>
@@ -270,13 +987,13 @@
                 <w:b/>
                 <w:sz w:val="16"/>
               </w:rPr>
-              <w:t>Estación</w:t>
+              <w:t>Condición actual</w:t>
             </w:r>
           </w:p>
         </w:tc>
         <w:tc>
           <w:tcPr>
-            <w:tcW w:type="dxa" w:w="1502"/>
+            <w:tcW w:type="dxa" w:w="3504"/>
           </w:tcPr>
           <w:p>
             <w:r>
@@ -285,67 +1002,7 @@
                 <w:b/>
                 <w:sz w:val="16"/>
               </w:rPr>
-              <w:t>Nivel m</w:t>
-            </w:r>
-          </w:p>
-        </w:tc>
-        <w:tc>
-          <w:tcPr>
-            <w:tcW w:type="dxa" w:w="1502"/>
-          </w:tcPr>
-          <w:p>
-            <w:r>
-              <w:rPr>
-                <w:rFonts w:ascii="Arial" w:hAnsi="Arial"/>
-                <w:b/>
-                <w:sz w:val="16"/>
-              </w:rPr>
-              <w:t>Δ24 h m</w:t>
-            </w:r>
-          </w:p>
-        </w:tc>
-        <w:tc>
-          <w:tcPr>
-            <w:tcW w:type="dxa" w:w="1502"/>
-          </w:tcPr>
-          <w:p>
-            <w:r>
-              <w:rPr>
-                <w:rFonts w:ascii="Arial" w:hAnsi="Arial"/>
-                <w:b/>
-                <w:sz w:val="16"/>
-              </w:rPr>
-              <w:t>Tendencia</w:t>
-            </w:r>
-          </w:p>
-        </w:tc>
-        <w:tc>
-          <w:tcPr>
-            <w:tcW w:type="dxa" w:w="1502"/>
-          </w:tcPr>
-          <w:p>
-            <w:r>
-              <w:rPr>
-                <w:rFonts w:ascii="Arial" w:hAnsi="Arial"/>
-                <w:b/>
-                <w:sz w:val="16"/>
-              </w:rPr>
-              <w:t>Distancia a NAMO m</w:t>
-            </w:r>
-          </w:p>
-        </w:tc>
-        <w:tc>
-          <w:tcPr>
-            <w:tcW w:type="dxa" w:w="1502"/>
-          </w:tcPr>
-          <w:p>
-            <w:r>
-              <w:rPr>
-                <w:rFonts w:ascii="Arial" w:hAnsi="Arial"/>
-                <w:b/>
-                <w:sz w:val="16"/>
-              </w:rPr>
-              <w:t>Calidad</w:t>
+              <w:t>Riesgo a vigilar</w:t>
             </w:r>
           </w:p>
         </w:tc>
@@ -353,7 +1010,7 @@
       <w:tr>
         <w:tc>
           <w:tcPr>
-            <w:tcW w:type="dxa" w:w="1502"/>
+            <w:tcW w:type="dxa" w:w="3504"/>
           </w:tcPr>
           <w:p>
             <w:r>
@@ -362,13 +1019,13 @@
                 <w:b w:val="0"/>
                 <w:sz w:val="16"/>
               </w:rPr>
-              <w:t>Ríos Serranos–Grijalva</w:t>
+              <w:t>Mezcalapa</w:t>
             </w:r>
           </w:p>
         </w:tc>
         <w:tc>
           <w:tcPr>
-            <w:tcW w:type="dxa" w:w="1502"/>
+            <w:tcW w:type="dxa" w:w="3504"/>
           </w:tcPr>
           <w:p>
             <w:r>
@@ -377,13 +1034,13 @@
                 <w:b w:val="0"/>
                 <w:sz w:val="16"/>
               </w:rPr>
-              <w:t>Porvenir</w:t>
+              <w:t>Sin interpretar la extracción de Peñitas como gasto final.</w:t>
             </w:r>
           </w:p>
         </w:tc>
         <w:tc>
           <w:tcPr>
-            <w:tcW w:type="dxa" w:w="1502"/>
+            <w:tcW w:type="dxa" w:w="3504"/>
           </w:tcPr>
           <w:p>
             <w:r>
@@ -392,67 +1049,7 @@
                 <w:b w:val="0"/>
                 <w:sz w:val="16"/>
               </w:rPr>
-              <w:t>0.20</w:t>
-            </w:r>
-          </w:p>
-        </w:tc>
-        <w:tc>
-          <w:tcPr>
-            <w:tcW w:type="dxa" w:w="1502"/>
-          </w:tcPr>
-          <w:p>
-            <w:r>
-              <w:rPr>
-                <w:rFonts w:ascii="Arial" w:hAnsi="Arial"/>
-                <w:b w:val="0"/>
-                <w:sz w:val="16"/>
-              </w:rPr>
-              <w:t>0.18</w:t>
-            </w:r>
-          </w:p>
-        </w:tc>
-        <w:tc>
-          <w:tcPr>
-            <w:tcW w:type="dxa" w:w="1502"/>
-          </w:tcPr>
-          <w:p>
-            <w:r>
-              <w:rPr>
-                <w:rFonts w:ascii="Arial" w:hAnsi="Arial"/>
-                <w:b w:val="0"/>
-                <w:sz w:val="16"/>
-              </w:rPr>
-              <w:t>Ascenso</w:t>
-            </w:r>
-          </w:p>
-        </w:tc>
-        <w:tc>
-          <w:tcPr>
-            <w:tcW w:type="dxa" w:w="1502"/>
-          </w:tcPr>
-          <w:p>
-            <w:r>
-              <w:rPr>
-                <w:rFonts w:ascii="Arial" w:hAnsi="Arial"/>
-                <w:b w:val="0"/>
-                <w:sz w:val="16"/>
-              </w:rPr>
-              <w:t>-4.54</w:t>
-            </w:r>
-          </w:p>
-        </w:tc>
-        <w:tc>
-          <w:tcPr>
-            <w:tcW w:type="dxa" w:w="1502"/>
-          </w:tcPr>
-          <w:p>
-            <w:r>
-              <w:rPr>
-                <w:rFonts w:ascii="Arial" w:hAnsi="Arial"/>
-                <w:b w:val="0"/>
-                <w:sz w:val="16"/>
-              </w:rPr>
-              <w:t>observado</w:t>
+              <w:t>Aumento conjunto Peñitas + cuenca libre.</w:t>
             </w:r>
           </w:p>
         </w:tc>
@@ -460,1199 +1057,7 @@
       <w:tr>
         <w:tc>
           <w:tcPr>
-            <w:tcW w:type="dxa" w:w="1502"/>
-          </w:tcPr>
-          <w:p>
-            <w:r>
-              <w:rPr>
-                <w:rFonts w:ascii="Arial" w:hAnsi="Arial"/>
-                <w:b w:val="0"/>
-                <w:sz w:val="16"/>
-              </w:rPr>
-              <w:t>Usumacinta</w:t>
-            </w:r>
-          </w:p>
-        </w:tc>
-        <w:tc>
-          <w:tcPr>
-            <w:tcW w:type="dxa" w:w="1502"/>
-          </w:tcPr>
-          <w:p>
-            <w:r>
-              <w:rPr>
-                <w:rFonts w:ascii="Arial" w:hAnsi="Arial"/>
-                <w:b w:val="0"/>
-                <w:sz w:val="16"/>
-              </w:rPr>
-              <w:t>Boca del Cerro</w:t>
-            </w:r>
-          </w:p>
-        </w:tc>
-        <w:tc>
-          <w:tcPr>
-            <w:tcW w:type="dxa" w:w="1502"/>
-          </w:tcPr>
-          <w:p>
-            <w:r>
-              <w:rPr>
-                <w:rFonts w:ascii="Arial" w:hAnsi="Arial"/>
-                <w:b w:val="0"/>
-                <w:sz w:val="16"/>
-              </w:rPr>
-              <w:t>12.81</w:t>
-            </w:r>
-          </w:p>
-        </w:tc>
-        <w:tc>
-          <w:tcPr>
-            <w:tcW w:type="dxa" w:w="1502"/>
-          </w:tcPr>
-          <w:p>
-            <w:r>
-              <w:rPr>
-                <w:rFonts w:ascii="Arial" w:hAnsi="Arial"/>
-                <w:b w:val="0"/>
-                <w:sz w:val="16"/>
-              </w:rPr>
-              <w:t>0.18</w:t>
-            </w:r>
-          </w:p>
-        </w:tc>
-        <w:tc>
-          <w:tcPr>
-            <w:tcW w:type="dxa" w:w="1502"/>
-          </w:tcPr>
-          <w:p>
-            <w:r>
-              <w:rPr>
-                <w:rFonts w:ascii="Arial" w:hAnsi="Arial"/>
-                <w:b w:val="0"/>
-                <w:sz w:val="16"/>
-              </w:rPr>
-              <w:t>Estable</w:t>
-            </w:r>
-          </w:p>
-        </w:tc>
-        <w:tc>
-          <w:tcPr>
-            <w:tcW w:type="dxa" w:w="1502"/>
-          </w:tcPr>
-          <w:p>
-            <w:r>
-              <w:rPr>
-                <w:rFonts w:ascii="Arial" w:hAnsi="Arial"/>
-                <w:b w:val="0"/>
-                <w:sz w:val="16"/>
-              </w:rPr>
-              <w:t>-6.40</w:t>
-            </w:r>
-          </w:p>
-        </w:tc>
-        <w:tc>
-          <w:tcPr>
-            <w:tcW w:type="dxa" w:w="1502"/>
-          </w:tcPr>
-          <w:p>
-            <w:r>
-              <w:rPr>
-                <w:rFonts w:ascii="Arial" w:hAnsi="Arial"/>
-                <w:b w:val="0"/>
-                <w:sz w:val="16"/>
-              </w:rPr>
-              <w:t>observado</w:t>
-            </w:r>
-          </w:p>
-        </w:tc>
-      </w:tr>
-      <w:tr>
-        <w:tc>
-          <w:tcPr>
-            <w:tcW w:type="dxa" w:w="1502"/>
-          </w:tcPr>
-          <w:p>
-            <w:r>
-              <w:rPr>
-                <w:rFonts w:ascii="Arial" w:hAnsi="Arial"/>
-                <w:b w:val="0"/>
-                <w:sz w:val="16"/>
-              </w:rPr>
-              <w:t>Ríos Serranos–Grijalva</w:t>
-            </w:r>
-          </w:p>
-        </w:tc>
-        <w:tc>
-          <w:tcPr>
-            <w:tcW w:type="dxa" w:w="1502"/>
-          </w:tcPr>
-          <w:p>
-            <w:r>
-              <w:rPr>
-                <w:rFonts w:ascii="Arial" w:hAnsi="Arial"/>
-                <w:b w:val="0"/>
-                <w:sz w:val="16"/>
-              </w:rPr>
-              <w:t>Gaviotas</w:t>
-            </w:r>
-          </w:p>
-        </w:tc>
-        <w:tc>
-          <w:tcPr>
-            <w:tcW w:type="dxa" w:w="1502"/>
-          </w:tcPr>
-          <w:p>
-            <w:r>
-              <w:rPr>
-                <w:rFonts w:ascii="Arial" w:hAnsi="Arial"/>
-                <w:b w:val="0"/>
-                <w:sz w:val="16"/>
-              </w:rPr>
-              <w:t>0.33</w:t>
-            </w:r>
-          </w:p>
-        </w:tc>
-        <w:tc>
-          <w:tcPr>
-            <w:tcW w:type="dxa" w:w="1502"/>
-          </w:tcPr>
-          <w:p>
-            <w:r>
-              <w:rPr>
-                <w:rFonts w:ascii="Arial" w:hAnsi="Arial"/>
-                <w:b w:val="0"/>
-                <w:sz w:val="16"/>
-              </w:rPr>
-              <w:t>0.07</w:t>
-            </w:r>
-          </w:p>
-        </w:tc>
-        <w:tc>
-          <w:tcPr>
-            <w:tcW w:type="dxa" w:w="1502"/>
-          </w:tcPr>
-          <w:p>
-            <w:r>
-              <w:rPr>
-                <w:rFonts w:ascii="Arial" w:hAnsi="Arial"/>
-                <w:b w:val="0"/>
-                <w:sz w:val="16"/>
-              </w:rPr>
-              <w:t>Estable</w:t>
-            </w:r>
-          </w:p>
-        </w:tc>
-        <w:tc>
-          <w:tcPr>
-            <w:tcW w:type="dxa" w:w="1502"/>
-          </w:tcPr>
-          <w:p>
-            <w:r>
-              <w:rPr>
-                <w:rFonts w:ascii="Arial" w:hAnsi="Arial"/>
-                <w:b w:val="0"/>
-                <w:sz w:val="16"/>
-              </w:rPr>
-              <w:t>-6.67</w:t>
-            </w:r>
-          </w:p>
-        </w:tc>
-        <w:tc>
-          <w:tcPr>
-            <w:tcW w:type="dxa" w:w="1502"/>
-          </w:tcPr>
-          <w:p>
-            <w:r>
-              <w:rPr>
-                <w:rFonts w:ascii="Arial" w:hAnsi="Arial"/>
-                <w:b w:val="0"/>
-                <w:sz w:val="16"/>
-              </w:rPr>
-              <w:t>observado</w:t>
-            </w:r>
-          </w:p>
-        </w:tc>
-      </w:tr>
-      <w:tr>
-        <w:tc>
-          <w:tcPr>
-            <w:tcW w:type="dxa" w:w="1502"/>
-          </w:tcPr>
-          <w:p>
-            <w:r>
-              <w:rPr>
-                <w:rFonts w:ascii="Arial" w:hAnsi="Arial"/>
-                <w:b w:val="0"/>
-                <w:sz w:val="16"/>
-              </w:rPr>
-              <w:t>Ríos Serranos–Grijalva</w:t>
-            </w:r>
-          </w:p>
-        </w:tc>
-        <w:tc>
-          <w:tcPr>
-            <w:tcW w:type="dxa" w:w="1502"/>
-          </w:tcPr>
-          <w:p>
-            <w:r>
-              <w:rPr>
-                <w:rFonts w:ascii="Arial" w:hAnsi="Arial"/>
-                <w:b w:val="0"/>
-                <w:sz w:val="16"/>
-              </w:rPr>
-              <w:t>El Muelle</w:t>
-            </w:r>
-          </w:p>
-        </w:tc>
-        <w:tc>
-          <w:tcPr>
-            <w:tcW w:type="dxa" w:w="1502"/>
-          </w:tcPr>
-          <w:p>
-            <w:r>
-              <w:rPr>
-                <w:rFonts w:ascii="Arial" w:hAnsi="Arial"/>
-                <w:b w:val="0"/>
-                <w:sz w:val="16"/>
-              </w:rPr>
-              <w:t>0.23</w:t>
-            </w:r>
-          </w:p>
-        </w:tc>
-        <w:tc>
-          <w:tcPr>
-            <w:tcW w:type="dxa" w:w="1502"/>
-          </w:tcPr>
-          <w:p>
-            <w:r>
-              <w:rPr>
-                <w:rFonts w:ascii="Arial" w:hAnsi="Arial"/>
-                <w:b w:val="0"/>
-                <w:sz w:val="16"/>
-              </w:rPr>
-              <w:t>0.07</w:t>
-            </w:r>
-          </w:p>
-        </w:tc>
-        <w:tc>
-          <w:tcPr>
-            <w:tcW w:type="dxa" w:w="1502"/>
-          </w:tcPr>
-          <w:p>
-            <w:r>
-              <w:rPr>
-                <w:rFonts w:ascii="Arial" w:hAnsi="Arial"/>
-                <w:b w:val="0"/>
-                <w:sz w:val="16"/>
-              </w:rPr>
-              <w:t>Estable</w:t>
-            </w:r>
-          </w:p>
-        </w:tc>
-        <w:tc>
-          <w:tcPr>
-            <w:tcW w:type="dxa" w:w="1502"/>
-          </w:tcPr>
-          <w:p>
-            <w:r>
-              <w:rPr>
-                <w:rFonts w:ascii="Arial" w:hAnsi="Arial"/>
-                <w:b w:val="0"/>
-                <w:sz w:val="16"/>
-              </w:rPr>
-              <w:t>s/d</w:t>
-            </w:r>
-          </w:p>
-        </w:tc>
-        <w:tc>
-          <w:tcPr>
-            <w:tcW w:type="dxa" w:w="1502"/>
-          </w:tcPr>
-          <w:p>
-            <w:r>
-              <w:rPr>
-                <w:rFonts w:ascii="Arial" w:hAnsi="Arial"/>
-                <w:b w:val="0"/>
-                <w:sz w:val="16"/>
-              </w:rPr>
-              <w:t>observado</w:t>
-            </w:r>
-          </w:p>
-        </w:tc>
-      </w:tr>
-      <w:tr>
-        <w:tc>
-          <w:tcPr>
-            <w:tcW w:type="dxa" w:w="1502"/>
-          </w:tcPr>
-          <w:p>
-            <w:r>
-              <w:rPr>
-                <w:rFonts w:ascii="Arial" w:hAnsi="Arial"/>
-                <w:b w:val="0"/>
-                <w:sz w:val="16"/>
-              </w:rPr>
-              <w:t>Presas–Mezcalapa–Samaria y Carrizal</w:t>
-            </w:r>
-          </w:p>
-        </w:tc>
-        <w:tc>
-          <w:tcPr>
-            <w:tcW w:type="dxa" w:w="1502"/>
-          </w:tcPr>
-          <w:p>
-            <w:r>
-              <w:rPr>
-                <w:rFonts w:ascii="Arial" w:hAnsi="Arial"/>
-                <w:b w:val="0"/>
-                <w:sz w:val="16"/>
-              </w:rPr>
-              <w:t>González</w:t>
-            </w:r>
-          </w:p>
-        </w:tc>
-        <w:tc>
-          <w:tcPr>
-            <w:tcW w:type="dxa" w:w="1502"/>
-          </w:tcPr>
-          <w:p>
-            <w:r>
-              <w:rPr>
-                <w:rFonts w:ascii="Arial" w:hAnsi="Arial"/>
-                <w:b w:val="0"/>
-                <w:sz w:val="16"/>
-              </w:rPr>
-              <w:t>3.44</w:t>
-            </w:r>
-          </w:p>
-        </w:tc>
-        <w:tc>
-          <w:tcPr>
-            <w:tcW w:type="dxa" w:w="1502"/>
-          </w:tcPr>
-          <w:p>
-            <w:r>
-              <w:rPr>
-                <w:rFonts w:ascii="Arial" w:hAnsi="Arial"/>
-                <w:b w:val="0"/>
-                <w:sz w:val="16"/>
-              </w:rPr>
-              <w:t>0.03</w:t>
-            </w:r>
-          </w:p>
-        </w:tc>
-        <w:tc>
-          <w:tcPr>
-            <w:tcW w:type="dxa" w:w="1502"/>
-          </w:tcPr>
-          <w:p>
-            <w:r>
-              <w:rPr>
-                <w:rFonts w:ascii="Arial" w:hAnsi="Arial"/>
-                <w:b w:val="0"/>
-                <w:sz w:val="16"/>
-              </w:rPr>
-              <w:t>Estable</w:t>
-            </w:r>
-          </w:p>
-        </w:tc>
-        <w:tc>
-          <w:tcPr>
-            <w:tcW w:type="dxa" w:w="1502"/>
-          </w:tcPr>
-          <w:p>
-            <w:r>
-              <w:rPr>
-                <w:rFonts w:ascii="Arial" w:hAnsi="Arial"/>
-                <w:b w:val="0"/>
-                <w:sz w:val="16"/>
-              </w:rPr>
-              <w:t>-5.33</w:t>
-            </w:r>
-          </w:p>
-        </w:tc>
-        <w:tc>
-          <w:tcPr>
-            <w:tcW w:type="dxa" w:w="1502"/>
-          </w:tcPr>
-          <w:p>
-            <w:r>
-              <w:rPr>
-                <w:rFonts w:ascii="Arial" w:hAnsi="Arial"/>
-                <w:b w:val="0"/>
-                <w:sz w:val="16"/>
-              </w:rPr>
-              <w:t>observado</w:t>
-            </w:r>
-          </w:p>
-        </w:tc>
-      </w:tr>
-      <w:tr>
-        <w:tc>
-          <w:tcPr>
-            <w:tcW w:type="dxa" w:w="1502"/>
-          </w:tcPr>
-          <w:p>
-            <w:r>
-              <w:rPr>
-                <w:rFonts w:ascii="Arial" w:hAnsi="Arial"/>
-                <w:b w:val="0"/>
-                <w:sz w:val="16"/>
-              </w:rPr>
-              <w:t>Ríos Serranos–Grijalva</w:t>
-            </w:r>
-          </w:p>
-        </w:tc>
-        <w:tc>
-          <w:tcPr>
-            <w:tcW w:type="dxa" w:w="1502"/>
-          </w:tcPr>
-          <w:p>
-            <w:r>
-              <w:rPr>
-                <w:rFonts w:ascii="Arial" w:hAnsi="Arial"/>
-                <w:b w:val="0"/>
-                <w:sz w:val="16"/>
-              </w:rPr>
-              <w:t>Puyacatengo</w:t>
-            </w:r>
-          </w:p>
-        </w:tc>
-        <w:tc>
-          <w:tcPr>
-            <w:tcW w:type="dxa" w:w="1502"/>
-          </w:tcPr>
-          <w:p>
-            <w:r>
-              <w:rPr>
-                <w:rFonts w:ascii="Arial" w:hAnsi="Arial"/>
-                <w:b w:val="0"/>
-                <w:sz w:val="16"/>
-              </w:rPr>
-              <w:t>25.02</w:t>
-            </w:r>
-          </w:p>
-        </w:tc>
-        <w:tc>
-          <w:tcPr>
-            <w:tcW w:type="dxa" w:w="1502"/>
-          </w:tcPr>
-          <w:p>
-            <w:r>
-              <w:rPr>
-                <w:rFonts w:ascii="Arial" w:hAnsi="Arial"/>
-                <w:b w:val="0"/>
-                <w:sz w:val="16"/>
-              </w:rPr>
-              <w:t>0.00</w:t>
-            </w:r>
-          </w:p>
-        </w:tc>
-        <w:tc>
-          <w:tcPr>
-            <w:tcW w:type="dxa" w:w="1502"/>
-          </w:tcPr>
-          <w:p>
-            <w:r>
-              <w:rPr>
-                <w:rFonts w:ascii="Arial" w:hAnsi="Arial"/>
-                <w:b w:val="0"/>
-                <w:sz w:val="16"/>
-              </w:rPr>
-              <w:t>Estable</w:t>
-            </w:r>
-          </w:p>
-        </w:tc>
-        <w:tc>
-          <w:tcPr>
-            <w:tcW w:type="dxa" w:w="1502"/>
-          </w:tcPr>
-          <w:p>
-            <w:r>
-              <w:rPr>
-                <w:rFonts w:ascii="Arial" w:hAnsi="Arial"/>
-                <w:b w:val="0"/>
-                <w:sz w:val="16"/>
-              </w:rPr>
-              <w:t>-4.63</w:t>
-            </w:r>
-          </w:p>
-        </w:tc>
-        <w:tc>
-          <w:tcPr>
-            <w:tcW w:type="dxa" w:w="1502"/>
-          </w:tcPr>
-          <w:p>
-            <w:r>
-              <w:rPr>
-                <w:rFonts w:ascii="Arial" w:hAnsi="Arial"/>
-                <w:b w:val="0"/>
-                <w:sz w:val="16"/>
-              </w:rPr>
-              <w:t>observado</w:t>
-            </w:r>
-          </w:p>
-        </w:tc>
-      </w:tr>
-      <w:tr>
-        <w:tc>
-          <w:tcPr>
-            <w:tcW w:type="dxa" w:w="1502"/>
-          </w:tcPr>
-          <w:p>
-            <w:r>
-              <w:rPr>
-                <w:rFonts w:ascii="Arial" w:hAnsi="Arial"/>
-                <w:b w:val="0"/>
-                <w:sz w:val="16"/>
-              </w:rPr>
-              <w:t>Tulijá–Puxcatán–Chilapa</w:t>
-            </w:r>
-          </w:p>
-        </w:tc>
-        <w:tc>
-          <w:tcPr>
-            <w:tcW w:type="dxa" w:w="1502"/>
-          </w:tcPr>
-          <w:p>
-            <w:r>
-              <w:rPr>
-                <w:rFonts w:ascii="Arial" w:hAnsi="Arial"/>
-                <w:b w:val="0"/>
-                <w:sz w:val="16"/>
-              </w:rPr>
-              <w:t>Salto de Agua</w:t>
-            </w:r>
-          </w:p>
-        </w:tc>
-        <w:tc>
-          <w:tcPr>
-            <w:tcW w:type="dxa" w:w="1502"/>
-          </w:tcPr>
-          <w:p>
-            <w:r>
-              <w:rPr>
-                <w:rFonts w:ascii="Arial" w:hAnsi="Arial"/>
-                <w:b w:val="0"/>
-                <w:sz w:val="16"/>
-              </w:rPr>
-              <w:t>2.16</w:t>
-            </w:r>
-          </w:p>
-        </w:tc>
-        <w:tc>
-          <w:tcPr>
-            <w:tcW w:type="dxa" w:w="1502"/>
-          </w:tcPr>
-          <w:p>
-            <w:r>
-              <w:rPr>
-                <w:rFonts w:ascii="Arial" w:hAnsi="Arial"/>
-                <w:b w:val="0"/>
-                <w:sz w:val="16"/>
-              </w:rPr>
-              <w:t>0.00</w:t>
-            </w:r>
-          </w:p>
-        </w:tc>
-        <w:tc>
-          <w:tcPr>
-            <w:tcW w:type="dxa" w:w="1502"/>
-          </w:tcPr>
-          <w:p>
-            <w:r>
-              <w:rPr>
-                <w:rFonts w:ascii="Arial" w:hAnsi="Arial"/>
-                <w:b w:val="0"/>
-                <w:sz w:val="16"/>
-              </w:rPr>
-              <w:t>Estable</w:t>
-            </w:r>
-          </w:p>
-        </w:tc>
-        <w:tc>
-          <w:tcPr>
-            <w:tcW w:type="dxa" w:w="1502"/>
-          </w:tcPr>
-          <w:p>
-            <w:r>
-              <w:rPr>
-                <w:rFonts w:ascii="Arial" w:hAnsi="Arial"/>
-                <w:b w:val="0"/>
-                <w:sz w:val="16"/>
-              </w:rPr>
-              <w:t>-8.83</w:t>
-            </w:r>
-          </w:p>
-        </w:tc>
-        <w:tc>
-          <w:tcPr>
-            <w:tcW w:type="dxa" w:w="1502"/>
-          </w:tcPr>
-          <w:p>
-            <w:r>
-              <w:rPr>
-                <w:rFonts w:ascii="Arial" w:hAnsi="Arial"/>
-                <w:b w:val="0"/>
-                <w:sz w:val="16"/>
-              </w:rPr>
-              <w:t>observado</w:t>
-            </w:r>
-          </w:p>
-        </w:tc>
-      </w:tr>
-      <w:tr>
-        <w:tc>
-          <w:tcPr>
-            <w:tcW w:type="dxa" w:w="1502"/>
-          </w:tcPr>
-          <w:p>
-            <w:r>
-              <w:rPr>
-                <w:rFonts w:ascii="Arial" w:hAnsi="Arial"/>
-                <w:b w:val="0"/>
-                <w:sz w:val="16"/>
-              </w:rPr>
-              <w:t>Tulijá–Puxcatán–Chilapa</w:t>
-            </w:r>
-          </w:p>
-        </w:tc>
-        <w:tc>
-          <w:tcPr>
-            <w:tcW w:type="dxa" w:w="1502"/>
-          </w:tcPr>
-          <w:p>
-            <w:r>
-              <w:rPr>
-                <w:rFonts w:ascii="Arial" w:hAnsi="Arial"/>
-                <w:b w:val="0"/>
-                <w:sz w:val="16"/>
-              </w:rPr>
-              <w:t>Macuspana</w:t>
-            </w:r>
-          </w:p>
-        </w:tc>
-        <w:tc>
-          <w:tcPr>
-            <w:tcW w:type="dxa" w:w="1502"/>
-          </w:tcPr>
-          <w:p>
-            <w:r>
-              <w:rPr>
-                <w:rFonts w:ascii="Arial" w:hAnsi="Arial"/>
-                <w:b w:val="0"/>
-                <w:sz w:val="16"/>
-              </w:rPr>
-              <w:t>1.13</w:t>
-            </w:r>
-          </w:p>
-        </w:tc>
-        <w:tc>
-          <w:tcPr>
-            <w:tcW w:type="dxa" w:w="1502"/>
-          </w:tcPr>
-          <w:p>
-            <w:r>
-              <w:rPr>
-                <w:rFonts w:ascii="Arial" w:hAnsi="Arial"/>
-                <w:b w:val="0"/>
-                <w:sz w:val="16"/>
-              </w:rPr>
-              <w:t>0.00</w:t>
-            </w:r>
-          </w:p>
-        </w:tc>
-        <w:tc>
-          <w:tcPr>
-            <w:tcW w:type="dxa" w:w="1502"/>
-          </w:tcPr>
-          <w:p>
-            <w:r>
-              <w:rPr>
-                <w:rFonts w:ascii="Arial" w:hAnsi="Arial"/>
-                <w:b w:val="0"/>
-                <w:sz w:val="16"/>
-              </w:rPr>
-              <w:t>Estable</w:t>
-            </w:r>
-          </w:p>
-        </w:tc>
-        <w:tc>
-          <w:tcPr>
-            <w:tcW w:type="dxa" w:w="1502"/>
-          </w:tcPr>
-          <w:p>
-            <w:r>
-              <w:rPr>
-                <w:rFonts w:ascii="Arial" w:hAnsi="Arial"/>
-                <w:b w:val="0"/>
-                <w:sz w:val="16"/>
-              </w:rPr>
-              <w:t>-8.72</w:t>
-            </w:r>
-          </w:p>
-        </w:tc>
-        <w:tc>
-          <w:tcPr>
-            <w:tcW w:type="dxa" w:w="1502"/>
-          </w:tcPr>
-          <w:p>
-            <w:r>
-              <w:rPr>
-                <w:rFonts w:ascii="Arial" w:hAnsi="Arial"/>
-                <w:b w:val="0"/>
-                <w:sz w:val="16"/>
-              </w:rPr>
-              <w:t>observado</w:t>
-            </w:r>
-          </w:p>
-        </w:tc>
-      </w:tr>
-      <w:tr>
-        <w:tc>
-          <w:tcPr>
-            <w:tcW w:type="dxa" w:w="1502"/>
-          </w:tcPr>
-          <w:p>
-            <w:r>
-              <w:rPr>
-                <w:rFonts w:ascii="Arial" w:hAnsi="Arial"/>
-                <w:b w:val="0"/>
-                <w:sz w:val="16"/>
-              </w:rPr>
-              <w:t>Usumacinta</w:t>
-            </w:r>
-          </w:p>
-        </w:tc>
-        <w:tc>
-          <w:tcPr>
-            <w:tcW w:type="dxa" w:w="1502"/>
-          </w:tcPr>
-          <w:p>
-            <w:r>
-              <w:rPr>
-                <w:rFonts w:ascii="Arial" w:hAnsi="Arial"/>
-                <w:b w:val="0"/>
-                <w:sz w:val="16"/>
-              </w:rPr>
-              <w:t>San Pedro</w:t>
-            </w:r>
-          </w:p>
-        </w:tc>
-        <w:tc>
-          <w:tcPr>
-            <w:tcW w:type="dxa" w:w="1502"/>
-          </w:tcPr>
-          <w:p>
-            <w:r>
-              <w:rPr>
-                <w:rFonts w:ascii="Arial" w:hAnsi="Arial"/>
-                <w:b w:val="0"/>
-                <w:sz w:val="16"/>
-              </w:rPr>
-              <w:t>8.50</w:t>
-            </w:r>
-          </w:p>
-        </w:tc>
-        <w:tc>
-          <w:tcPr>
-            <w:tcW w:type="dxa" w:w="1502"/>
-          </w:tcPr>
-          <w:p>
-            <w:r>
-              <w:rPr>
-                <w:rFonts w:ascii="Arial" w:hAnsi="Arial"/>
-                <w:b w:val="0"/>
-                <w:sz w:val="16"/>
-              </w:rPr>
-              <w:t>0.00</w:t>
-            </w:r>
-          </w:p>
-        </w:tc>
-        <w:tc>
-          <w:tcPr>
-            <w:tcW w:type="dxa" w:w="1502"/>
-          </w:tcPr>
-          <w:p>
-            <w:r>
-              <w:rPr>
-                <w:rFonts w:ascii="Arial" w:hAnsi="Arial"/>
-                <w:b w:val="0"/>
-                <w:sz w:val="16"/>
-              </w:rPr>
-              <w:t>Estable</w:t>
-            </w:r>
-          </w:p>
-        </w:tc>
-        <w:tc>
-          <w:tcPr>
-            <w:tcW w:type="dxa" w:w="1502"/>
-          </w:tcPr>
-          <w:p>
-            <w:r>
-              <w:rPr>
-                <w:rFonts w:ascii="Arial" w:hAnsi="Arial"/>
-                <w:b w:val="0"/>
-                <w:sz w:val="16"/>
-              </w:rPr>
-              <w:t>-0.51</w:t>
-            </w:r>
-          </w:p>
-        </w:tc>
-        <w:tc>
-          <w:tcPr>
-            <w:tcW w:type="dxa" w:w="1502"/>
-          </w:tcPr>
-          <w:p>
-            <w:r>
-              <w:rPr>
-                <w:rFonts w:ascii="Arial" w:hAnsi="Arial"/>
-                <w:b w:val="0"/>
-                <w:sz w:val="16"/>
-              </w:rPr>
-              <w:t>observado</w:t>
-            </w:r>
-          </w:p>
-        </w:tc>
-      </w:tr>
-      <w:tr>
-        <w:tc>
-          <w:tcPr>
-            <w:tcW w:type="dxa" w:w="1502"/>
-          </w:tcPr>
-          <w:p>
-            <w:r>
-              <w:rPr>
-                <w:rFonts w:ascii="Arial" w:hAnsi="Arial"/>
-                <w:b w:val="0"/>
-                <w:sz w:val="16"/>
-              </w:rPr>
-              <w:t>Ríos Serranos–Grijalva</w:t>
-            </w:r>
-          </w:p>
-        </w:tc>
-        <w:tc>
-          <w:tcPr>
-            <w:tcW w:type="dxa" w:w="1502"/>
-          </w:tcPr>
-          <w:p>
-            <w:r>
-              <w:rPr>
-                <w:rFonts w:ascii="Arial" w:hAnsi="Arial"/>
-                <w:b w:val="0"/>
-                <w:sz w:val="16"/>
-              </w:rPr>
-              <w:t>Oxolotán</w:t>
-            </w:r>
-          </w:p>
-        </w:tc>
-        <w:tc>
-          <w:tcPr>
-            <w:tcW w:type="dxa" w:w="1502"/>
-          </w:tcPr>
-          <w:p>
-            <w:r>
-              <w:rPr>
-                <w:rFonts w:ascii="Arial" w:hAnsi="Arial"/>
-                <w:b w:val="0"/>
-                <w:sz w:val="16"/>
-              </w:rPr>
-              <w:t>33.86</w:t>
-            </w:r>
-          </w:p>
-        </w:tc>
-        <w:tc>
-          <w:tcPr>
-            <w:tcW w:type="dxa" w:w="1502"/>
-          </w:tcPr>
-          <w:p>
-            <w:r>
-              <w:rPr>
-                <w:rFonts w:ascii="Arial" w:hAnsi="Arial"/>
-                <w:b w:val="0"/>
-                <w:sz w:val="16"/>
-              </w:rPr>
-              <w:t>-0.01</w:t>
-            </w:r>
-          </w:p>
-        </w:tc>
-        <w:tc>
-          <w:tcPr>
-            <w:tcW w:type="dxa" w:w="1502"/>
-          </w:tcPr>
-          <w:p>
-            <w:r>
-              <w:rPr>
-                <w:rFonts w:ascii="Arial" w:hAnsi="Arial"/>
-                <w:b w:val="0"/>
-                <w:sz w:val="16"/>
-              </w:rPr>
-              <w:t>Estable</w:t>
-            </w:r>
-          </w:p>
-        </w:tc>
-        <w:tc>
-          <w:tcPr>
-            <w:tcW w:type="dxa" w:w="1502"/>
-          </w:tcPr>
-          <w:p>
-            <w:r>
-              <w:rPr>
-                <w:rFonts w:ascii="Arial" w:hAnsi="Arial"/>
-                <w:b w:val="0"/>
-                <w:sz w:val="16"/>
-              </w:rPr>
-              <w:t>-5.67</w:t>
-            </w:r>
-          </w:p>
-        </w:tc>
-        <w:tc>
-          <w:tcPr>
-            <w:tcW w:type="dxa" w:w="1502"/>
-          </w:tcPr>
-          <w:p>
-            <w:r>
-              <w:rPr>
-                <w:rFonts w:ascii="Arial" w:hAnsi="Arial"/>
-                <w:b w:val="0"/>
-                <w:sz w:val="16"/>
-              </w:rPr>
-              <w:t>observado</w:t>
-            </w:r>
-          </w:p>
-        </w:tc>
-      </w:tr>
-      <w:tr>
-        <w:tc>
-          <w:tcPr>
-            <w:tcW w:type="dxa" w:w="1502"/>
-          </w:tcPr>
-          <w:p>
-            <w:r>
-              <w:rPr>
-                <w:rFonts w:ascii="Arial" w:hAnsi="Arial"/>
-                <w:b w:val="0"/>
-                <w:sz w:val="16"/>
-              </w:rPr>
-              <w:t>Ríos Serranos–Grijalva</w:t>
-            </w:r>
-          </w:p>
-        </w:tc>
-        <w:tc>
-          <w:tcPr>
-            <w:tcW w:type="dxa" w:w="1502"/>
-          </w:tcPr>
-          <w:p>
-            <w:r>
-              <w:rPr>
-                <w:rFonts w:ascii="Arial" w:hAnsi="Arial"/>
-                <w:b w:val="0"/>
-                <w:sz w:val="16"/>
-              </w:rPr>
-              <w:t>San Joaquín</w:t>
-            </w:r>
-          </w:p>
-        </w:tc>
-        <w:tc>
-          <w:tcPr>
-            <w:tcW w:type="dxa" w:w="1502"/>
-          </w:tcPr>
-          <w:p>
-            <w:r>
-              <w:rPr>
-                <w:rFonts w:ascii="Arial" w:hAnsi="Arial"/>
-                <w:b w:val="0"/>
-                <w:sz w:val="16"/>
-              </w:rPr>
-              <w:t>19.80</w:t>
-            </w:r>
-          </w:p>
-        </w:tc>
-        <w:tc>
-          <w:tcPr>
-            <w:tcW w:type="dxa" w:w="1502"/>
-          </w:tcPr>
-          <w:p>
-            <w:r>
-              <w:rPr>
-                <w:rFonts w:ascii="Arial" w:hAnsi="Arial"/>
-                <w:b w:val="0"/>
-                <w:sz w:val="16"/>
-              </w:rPr>
-              <w:t>-0.01</w:t>
-            </w:r>
-          </w:p>
-        </w:tc>
-        <w:tc>
-          <w:tcPr>
-            <w:tcW w:type="dxa" w:w="1502"/>
-          </w:tcPr>
-          <w:p>
-            <w:r>
-              <w:rPr>
-                <w:rFonts w:ascii="Arial" w:hAnsi="Arial"/>
-                <w:b w:val="0"/>
-                <w:sz w:val="16"/>
-              </w:rPr>
-              <w:t>Estable</w:t>
-            </w:r>
-          </w:p>
-        </w:tc>
-        <w:tc>
-          <w:tcPr>
-            <w:tcW w:type="dxa" w:w="1502"/>
-          </w:tcPr>
-          <w:p>
-            <w:r>
-              <w:rPr>
-                <w:rFonts w:ascii="Arial" w:hAnsi="Arial"/>
-                <w:b w:val="0"/>
-                <w:sz w:val="16"/>
-              </w:rPr>
-              <w:t>-3.32</w:t>
-            </w:r>
-          </w:p>
-        </w:tc>
-        <w:tc>
-          <w:tcPr>
-            <w:tcW w:type="dxa" w:w="1502"/>
-          </w:tcPr>
-          <w:p>
-            <w:r>
-              <w:rPr>
-                <w:rFonts w:ascii="Arial" w:hAnsi="Arial"/>
-                <w:b w:val="0"/>
-                <w:sz w:val="16"/>
-              </w:rPr>
-              <w:t>observado</w:t>
-            </w:r>
-          </w:p>
-        </w:tc>
-      </w:tr>
-      <w:tr>
-        <w:tc>
-          <w:tcPr>
-            <w:tcW w:type="dxa" w:w="1502"/>
-          </w:tcPr>
-          <w:p>
-            <w:r>
-              <w:rPr>
-                <w:rFonts w:ascii="Arial" w:hAnsi="Arial"/>
-                <w:b w:val="0"/>
-                <w:sz w:val="16"/>
-              </w:rPr>
-              <w:t>Ríos Serranos–Grijalva</w:t>
-            </w:r>
-          </w:p>
-        </w:tc>
-        <w:tc>
-          <w:tcPr>
-            <w:tcW w:type="dxa" w:w="1502"/>
-          </w:tcPr>
-          <w:p>
-            <w:r>
-              <w:rPr>
-                <w:rFonts w:ascii="Arial" w:hAnsi="Arial"/>
-                <w:b w:val="0"/>
-                <w:sz w:val="16"/>
-              </w:rPr>
-              <w:t>Pueblo Nuevo</w:t>
-            </w:r>
-          </w:p>
-        </w:tc>
-        <w:tc>
-          <w:tcPr>
-            <w:tcW w:type="dxa" w:w="1502"/>
-          </w:tcPr>
-          <w:p>
-            <w:r>
-              <w:rPr>
-                <w:rFonts w:ascii="Arial" w:hAnsi="Arial"/>
-                <w:b w:val="0"/>
-                <w:sz w:val="16"/>
-              </w:rPr>
-              <w:t>1.45</w:t>
-            </w:r>
-          </w:p>
-        </w:tc>
-        <w:tc>
-          <w:tcPr>
-            <w:tcW w:type="dxa" w:w="1502"/>
-          </w:tcPr>
-          <w:p>
-            <w:r>
-              <w:rPr>
-                <w:rFonts w:ascii="Arial" w:hAnsi="Arial"/>
-                <w:b w:val="0"/>
-                <w:sz w:val="16"/>
-              </w:rPr>
-              <w:t>-0.01</w:t>
-            </w:r>
-          </w:p>
-        </w:tc>
-        <w:tc>
-          <w:tcPr>
-            <w:tcW w:type="dxa" w:w="1502"/>
-          </w:tcPr>
-          <w:p>
-            <w:r>
-              <w:rPr>
-                <w:rFonts w:ascii="Arial" w:hAnsi="Arial"/>
-                <w:b w:val="0"/>
-                <w:sz w:val="16"/>
-              </w:rPr>
-              <w:t>Estable</w:t>
-            </w:r>
-          </w:p>
-        </w:tc>
-        <w:tc>
-          <w:tcPr>
-            <w:tcW w:type="dxa" w:w="1502"/>
-          </w:tcPr>
-          <w:p>
-            <w:r>
-              <w:rPr>
-                <w:rFonts w:ascii="Arial" w:hAnsi="Arial"/>
-                <w:b w:val="0"/>
-                <w:sz w:val="16"/>
-              </w:rPr>
-              <w:t>-6.04</w:t>
-            </w:r>
-          </w:p>
-        </w:tc>
-        <w:tc>
-          <w:tcPr>
-            <w:tcW w:type="dxa" w:w="1502"/>
-          </w:tcPr>
-          <w:p>
-            <w:r>
-              <w:rPr>
-                <w:rFonts w:ascii="Arial" w:hAnsi="Arial"/>
-                <w:b w:val="0"/>
-                <w:sz w:val="16"/>
-              </w:rPr>
-              <w:t>observado</w:t>
-            </w:r>
-          </w:p>
-        </w:tc>
-      </w:tr>
-      <w:tr>
-        <w:tc>
-          <w:tcPr>
-            <w:tcW w:type="dxa" w:w="1502"/>
-          </w:tcPr>
-          <w:p>
-            <w:r>
-              <w:rPr>
-                <w:rFonts w:ascii="Arial" w:hAnsi="Arial"/>
-                <w:b w:val="0"/>
-                <w:sz w:val="16"/>
-              </w:rPr>
-              <w:t>Presas–Mezcalapa–Samaria y Carrizal</w:t>
-            </w:r>
-          </w:p>
-        </w:tc>
-        <w:tc>
-          <w:tcPr>
-            <w:tcW w:type="dxa" w:w="1502"/>
+            <w:tcW w:type="dxa" w:w="3504"/>
           </w:tcPr>
           <w:p>
             <w:r>
@@ -1667,7 +1072,7 @@
         </w:tc>
         <w:tc>
           <w:tcPr>
-            <w:tcW w:type="dxa" w:w="1502"/>
+            <w:tcW w:type="dxa" w:w="3504"/>
           </w:tcPr>
           <w:p>
             <w:r>
@@ -1676,13 +1081,13 @@
                 <w:b w:val="0"/>
                 <w:sz w:val="16"/>
               </w:rPr>
-              <w:t>11.80</w:t>
+              <w:t>11.40 m</w:t>
             </w:r>
           </w:p>
         </w:tc>
         <w:tc>
           <w:tcPr>
-            <w:tcW w:type="dxa" w:w="1502"/>
+            <w:tcW w:type="dxa" w:w="3504"/>
           </w:tcPr>
           <w:p>
             <w:r>
@@ -1691,13 +1096,15 @@
                 <w:b w:val="0"/>
                 <w:sz w:val="16"/>
               </w:rPr>
-              <w:t>-0.04</w:t>
+              <w:t>Incremento sostenido hacia Nacajuca–Jalpa–Cunduacán.</w:t>
             </w:r>
           </w:p>
         </w:tc>
+      </w:tr>
+      <w:tr>
         <w:tc>
           <w:tcPr>
-            <w:tcW w:type="dxa" w:w="1502"/>
+            <w:tcW w:type="dxa" w:w="3504"/>
           </w:tcPr>
           <w:p>
             <w:r>
@@ -1706,13 +1113,13 @@
                 <w:b w:val="0"/>
                 <w:sz w:val="16"/>
               </w:rPr>
-              <w:t>Estable</w:t>
+              <w:t>Carrizal</w:t>
             </w:r>
           </w:p>
         </w:tc>
         <w:tc>
           <w:tcPr>
-            <w:tcW w:type="dxa" w:w="1502"/>
+            <w:tcW w:type="dxa" w:w="3504"/>
           </w:tcPr>
           <w:p>
             <w:r>
@@ -1721,13 +1128,13 @@
                 <w:b w:val="0"/>
                 <w:sz w:val="16"/>
               </w:rPr>
-              <w:t>-3.10</w:t>
+              <w:t>González 3.50 m</w:t>
             </w:r>
           </w:p>
         </w:tc>
         <w:tc>
           <w:tcPr>
-            <w:tcW w:type="dxa" w:w="1502"/>
+            <w:tcW w:type="dxa" w:w="3504"/>
           </w:tcPr>
           <w:p>
             <w:r>
@@ -1736,7 +1143,7 @@
                 <w:b w:val="0"/>
                 <w:sz w:val="16"/>
               </w:rPr>
-              <w:t>observado</w:t>
+              <w:t>Mayor ingreso, operación de Macayo y posible remanso con Grijalva.</w:t>
             </w:r>
           </w:p>
         </w:tc>
@@ -1746,29 +1153,11 @@
       <w:r>
         <w:rPr>
           <w:rFonts w:ascii="Arial" w:hAnsi="Arial"/>
-          <w:sz w:val="19"/>
-        </w:rPr>
-        <w:t>Datos hidrométricos no actuales/heredados excluidos de la priorización: 2 estación(es).</w:t>
-      </w:r>
-    </w:p>
-    <w:p>
-      <w:r>
-        <w:rPr>
-          <w:rFonts w:ascii="Arial" w:hAnsi="Arial"/>
           <w:b/>
           <w:color w:val="1F4E79"/>
           <w:sz w:val="24"/>
         </w:rPr>
-        <w:t>Lluvia observada</w:t>
-      </w:r>
-    </w:p>
-    <w:p>
-      <w:r>
-        <w:rPr>
-          <w:rFonts w:ascii="Arial" w:hAnsi="Arial"/>
-          <w:sz w:val="19"/>
-        </w:rPr>
-        <w:t>WeatherLink 24 h maduro; mayores acumulados válidos:</w:t>
+        <w:t>6. Integración hidrológica: qué podría cambiar el escenario</w:t>
       </w:r>
     </w:p>
     <w:p>
@@ -1780,7 +1169,7 @@
           <w:rFonts w:ascii="Arial" w:hAnsi="Arial"/>
           <w:sz w:val="19"/>
         </w:rPr>
-        <w:t>ASUR Villahermosa: 12.5 mm · Dos Montes, Tab., Mexico.</w:t>
+        <w:t>Lluvia persistente durante varios días sobre la cuenca alta/media del Usumacinta con ascenso posterior en Boca del Cerro.</w:t>
       </w:r>
     </w:p>
     <w:p>
@@ -1792,7 +1181,7 @@
           <w:rFonts w:ascii="Arial" w:hAnsi="Arial"/>
           <w:sz w:val="19"/>
         </w:rPr>
-        <w:t>Centro: 7.9 mm · Villahermosa, Tab., Mexico.</w:t>
+        <w:t>Núcleos intensos sobre Ríos Serranos que generen respuestas rápidas en Tacotalpa, Teapa, Puyacatengo y Pichucalco.</w:t>
       </w:r>
     </w:p>
     <w:p>
@@ -1804,7 +1193,7 @@
           <w:rFonts w:ascii="Arial" w:hAnsi="Arial"/>
           <w:sz w:val="19"/>
         </w:rPr>
-        <w:t>SEMAR E.I.O. Cd. del Carmen.: 3.6 mm · Ciudad del Carmen, Camp., Mexico.</w:t>
+        <w:t>Incremento de entradas al sistema de presas que derive en ajustes de extracción, especialmente en Peñitas.</w:t>
       </w:r>
     </w:p>
     <w:p>
@@ -1816,7 +1205,7 @@
           <w:rFonts w:ascii="Arial" w:hAnsi="Arial"/>
           <w:sz w:val="19"/>
         </w:rPr>
-        <w:t>CHAPULTENANGO PCIVILCHIAPAS: 2.0 mm · Chapultenango, Chiapas, Mexico.</w:t>
+        <w:t>Coincidencia de extracción de Peñitas con aportaciones importantes de Platanar y otras corrientes libres.</w:t>
       </w:r>
     </w:p>
     <w:p>
@@ -1828,16 +1217,7 @@
           <w:rFonts w:ascii="Arial" w:hAnsi="Arial"/>
           <w:sz w:val="19"/>
         </w:rPr>
-        <w:t>PASO LA MINA: 2.0 mm · Ingenio Presidente Benito Juárez, Tab., Mexico.</w:t>
-      </w:r>
-    </w:p>
-    <w:p>
-      <w:r>
-        <w:rPr>
-          <w:rFonts w:ascii="Arial" w:hAnsi="Arial"/>
-          <w:sz w:val="19"/>
-        </w:rPr>
-        <w:t>CONAGUA, corte 2026-09-05: mayores registros 24 h publicados:</w:t>
+        <w:t>Coincidencia temporal de aportes de La Sierra/Pichucalco con Carrizal en el Grijalva bajo.</w:t>
       </w:r>
     </w:p>
     <w:p>
@@ -1849,7 +1229,391 @@
           <w:rFonts w:ascii="Arial" w:hAnsi="Arial"/>
           <w:sz w:val="19"/>
         </w:rPr>
-        <w:t>SAN PEDRO NICHTACULUM: 24.9 mm.</w:t>
+        <w:t>Organización o acercamiento de sistemas meteorológicos que modifiquen sustancialmente la lluvia prevista sobre Chiapas, Guatemala y Tabasco.</w:t>
+      </w:r>
+    </w:p>
+    <w:p>
+      <w:r>
+        <w:rPr>
+          <w:rFonts w:ascii="Arial" w:hAnsi="Arial"/>
+          <w:b/>
+          <w:color w:val="1F4E79"/>
+          <w:sz w:val="24"/>
+        </w:rPr>
+        <w:t>7. Escenario por horizonte</w:t>
+      </w:r>
+    </w:p>
+    <w:tbl>
+      <w:tblPr>
+        <w:tblStyle w:val="TableGrid"/>
+        <w:tblW w:type="auto" w:w="0"/>
+        <w:tblLook w:firstColumn="1" w:firstRow="1" w:lastColumn="0" w:lastRow="0" w:noHBand="0" w:noVBand="1" w:val="04A0"/>
+      </w:tblPr>
+      <w:tblGrid>
+        <w:gridCol w:w="2102"/>
+        <w:gridCol w:w="2102"/>
+        <w:gridCol w:w="2102"/>
+        <w:gridCol w:w="2102"/>
+        <w:gridCol w:w="2102"/>
+      </w:tblGrid>
+      <w:tr>
+        <w:tc>
+          <w:tcPr>
+            <w:tcW w:type="dxa" w:w="2102"/>
+          </w:tcPr>
+          <w:p>
+            <w:r>
+              <w:rPr>
+                <w:rFonts w:ascii="Arial" w:hAnsi="Arial"/>
+                <w:b/>
+                <w:sz w:val="16"/>
+              </w:rPr>
+              <w:t>Periodo</w:t>
+            </w:r>
+          </w:p>
+        </w:tc>
+        <w:tc>
+          <w:tcPr>
+            <w:tcW w:type="dxa" w:w="2102"/>
+          </w:tcPr>
+          <w:p>
+            <w:r>
+              <w:rPr>
+                <w:rFonts w:ascii="Arial" w:hAnsi="Arial"/>
+                <w:b/>
+                <w:sz w:val="16"/>
+              </w:rPr>
+              <w:t>Usumacinta</w:t>
+            </w:r>
+          </w:p>
+        </w:tc>
+        <w:tc>
+          <w:tcPr>
+            <w:tcW w:type="dxa" w:w="2102"/>
+          </w:tcPr>
+          <w:p>
+            <w:r>
+              <w:rPr>
+                <w:rFonts w:ascii="Arial" w:hAnsi="Arial"/>
+                <w:b/>
+                <w:sz w:val="16"/>
+              </w:rPr>
+              <w:t>Ríos Serranos / Grijalva</w:t>
+            </w:r>
+          </w:p>
+        </w:tc>
+        <w:tc>
+          <w:tcPr>
+            <w:tcW w:type="dxa" w:w="2102"/>
+          </w:tcPr>
+          <w:p>
+            <w:r>
+              <w:rPr>
+                <w:rFonts w:ascii="Arial" w:hAnsi="Arial"/>
+                <w:b/>
+                <w:sz w:val="16"/>
+              </w:rPr>
+              <w:t>Presas–Samaria–Carrizal</w:t>
+            </w:r>
+          </w:p>
+        </w:tc>
+        <w:tc>
+          <w:tcPr>
+            <w:tcW w:type="dxa" w:w="2102"/>
+          </w:tcPr>
+          <w:p>
+            <w:r>
+              <w:rPr>
+                <w:rFonts w:ascii="Arial" w:hAnsi="Arial"/>
+                <w:b/>
+                <w:sz w:val="16"/>
+              </w:rPr>
+              <w:t>Nivel operativo</w:t>
+            </w:r>
+          </w:p>
+        </w:tc>
+      </w:tr>
+      <w:tr>
+        <w:tc>
+          <w:tcPr>
+            <w:tcW w:type="dxa" w:w="2102"/>
+          </w:tcPr>
+          <w:p>
+            <w:r>
+              <w:rPr>
+                <w:rFonts w:ascii="Arial" w:hAnsi="Arial"/>
+                <w:b w:val="0"/>
+                <w:sz w:val="16"/>
+              </w:rPr>
+              <w:t>0–24 h</w:t>
+            </w:r>
+          </w:p>
+        </w:tc>
+        <w:tc>
+          <w:tcPr>
+            <w:tcW w:type="dxa" w:w="2102"/>
+          </w:tcPr>
+          <w:p>
+            <w:r>
+              <w:rPr>
+                <w:rFonts w:ascii="Arial" w:hAnsi="Arial"/>
+                <w:b w:val="0"/>
+                <w:sz w:val="16"/>
+              </w:rPr>
+              <w:t>Confirmar tendencia en cuenca alta y Boca del Cerro.</w:t>
+            </w:r>
+          </w:p>
+        </w:tc>
+        <w:tc>
+          <w:tcPr>
+            <w:tcW w:type="dxa" w:w="2102"/>
+          </w:tcPr>
+          <w:p>
+            <w:r>
+              <w:rPr>
+                <w:rFonts w:ascii="Arial" w:hAnsi="Arial"/>
+                <w:b w:val="0"/>
+                <w:sz w:val="16"/>
+              </w:rPr>
+              <w:t>Priorizar lluvia horaria y respuesta local.</w:t>
+            </w:r>
+          </w:p>
+        </w:tc>
+        <w:tc>
+          <w:tcPr>
+            <w:tcW w:type="dxa" w:w="2102"/>
+          </w:tcPr>
+          <w:p>
+            <w:r>
+              <w:rPr>
+                <w:rFonts w:ascii="Arial" w:hAnsi="Arial"/>
+                <w:b w:val="0"/>
+                <w:sz w:val="16"/>
+              </w:rPr>
+              <w:t>Revisar Peñitas + cuenca libre.</w:t>
+            </w:r>
+          </w:p>
+        </w:tc>
+        <w:tc>
+          <w:tcPr>
+            <w:tcW w:type="dxa" w:w="2102"/>
+          </w:tcPr>
+          <w:p>
+            <w:r>
+              <w:rPr>
+                <w:rFonts w:ascii="Arial" w:hAnsi="Arial"/>
+                <w:b w:val="0"/>
+                <w:sz w:val="16"/>
+              </w:rPr>
+              <w:t>Vigilancia ordinaria reforzada.</w:t>
+            </w:r>
+          </w:p>
+        </w:tc>
+      </w:tr>
+      <w:tr>
+        <w:tc>
+          <w:tcPr>
+            <w:tcW w:type="dxa" w:w="2102"/>
+          </w:tcPr>
+          <w:p>
+            <w:r>
+              <w:rPr>
+                <w:rFonts w:ascii="Arial" w:hAnsi="Arial"/>
+                <w:b w:val="0"/>
+                <w:sz w:val="16"/>
+              </w:rPr>
+              <w:t>24–48 h</w:t>
+            </w:r>
+          </w:p>
+        </w:tc>
+        <w:tc>
+          <w:tcPr>
+            <w:tcW w:type="dxa" w:w="2102"/>
+          </w:tcPr>
+          <w:p>
+            <w:r>
+              <w:rPr>
+                <w:rFonts w:ascii="Arial" w:hAnsi="Arial"/>
+                <w:b w:val="0"/>
+                <w:sz w:val="16"/>
+              </w:rPr>
+              <w:t>Vigilar ascenso progresivo si se verifican acumulados.</w:t>
+            </w:r>
+          </w:p>
+        </w:tc>
+        <w:tc>
+          <w:tcPr>
+            <w:tcW w:type="dxa" w:w="2102"/>
+          </w:tcPr>
+          <w:p>
+            <w:r>
+              <w:rPr>
+                <w:rFonts w:ascii="Arial" w:hAnsi="Arial"/>
+                <w:b w:val="0"/>
+                <w:sz w:val="16"/>
+              </w:rPr>
+              <w:t>Mayor sensibilidad a núcleos intensos.</w:t>
+            </w:r>
+          </w:p>
+        </w:tc>
+        <w:tc>
+          <w:tcPr>
+            <w:tcW w:type="dxa" w:w="2102"/>
+          </w:tcPr>
+          <w:p>
+            <w:r>
+              <w:rPr>
+                <w:rFonts w:ascii="Arial" w:hAnsi="Arial"/>
+                <w:b w:val="0"/>
+                <w:sz w:val="16"/>
+              </w:rPr>
+              <w:t>Verificar entradas y extracción.</w:t>
+            </w:r>
+          </w:p>
+        </w:tc>
+        <w:tc>
+          <w:tcPr>
+            <w:tcW w:type="dxa" w:w="2102"/>
+          </w:tcPr>
+          <w:p>
+            <w:r>
+              <w:rPr>
+                <w:rFonts w:ascii="Arial" w:hAnsi="Arial"/>
+                <w:b w:val="0"/>
+                <w:sz w:val="16"/>
+              </w:rPr>
+              <w:t>Preventivo si los datos observados lo justifican.</w:t>
+            </w:r>
+          </w:p>
+        </w:tc>
+      </w:tr>
+      <w:tr>
+        <w:tc>
+          <w:tcPr>
+            <w:tcW w:type="dxa" w:w="2102"/>
+          </w:tcPr>
+          <w:p>
+            <w:r>
+              <w:rPr>
+                <w:rFonts w:ascii="Arial" w:hAnsi="Arial"/>
+                <w:b w:val="0"/>
+                <w:sz w:val="16"/>
+              </w:rPr>
+              <w:t>48–96 h</w:t>
+            </w:r>
+          </w:p>
+        </w:tc>
+        <w:tc>
+          <w:tcPr>
+            <w:tcW w:type="dxa" w:w="2102"/>
+          </w:tcPr>
+          <w:p>
+            <w:r>
+              <w:rPr>
+                <w:rFonts w:ascii="Arial" w:hAnsi="Arial"/>
+                <w:b w:val="0"/>
+                <w:sz w:val="16"/>
+              </w:rPr>
+              <w:t>Evaluar acumulación sucesiva y propagación.</w:t>
+            </w:r>
+          </w:p>
+        </w:tc>
+        <w:tc>
+          <w:tcPr>
+            <w:tcW w:type="dxa" w:w="2102"/>
+          </w:tcPr>
+          <w:p>
+            <w:r>
+              <w:rPr>
+                <w:rFonts w:ascii="Arial" w:hAnsi="Arial"/>
+                <w:b w:val="0"/>
+                <w:sz w:val="16"/>
+              </w:rPr>
+              <w:t>Mantener vigilancia en subcuencas con mayor señal.</w:t>
+            </w:r>
+          </w:p>
+        </w:tc>
+        <w:tc>
+          <w:tcPr>
+            <w:tcW w:type="dxa" w:w="2102"/>
+          </w:tcPr>
+          <w:p>
+            <w:r>
+              <w:rPr>
+                <w:rFonts w:ascii="Arial" w:hAnsi="Arial"/>
+                <w:b w:val="0"/>
+                <w:sz w:val="16"/>
+              </w:rPr>
+              <w:t>Mayor atención a coincidencia Peñitas + aportes libres.</w:t>
+            </w:r>
+          </w:p>
+        </w:tc>
+        <w:tc>
+          <w:tcPr>
+            <w:tcW w:type="dxa" w:w="2102"/>
+          </w:tcPr>
+          <w:p>
+            <w:r>
+              <w:rPr>
+                <w:rFonts w:ascii="Arial" w:hAnsi="Arial"/>
+                <w:b w:val="0"/>
+                <w:sz w:val="16"/>
+              </w:rPr>
+              <w:t>Preventivo reforzado si hay tendencia confirmada.</w:t>
+            </w:r>
+          </w:p>
+        </w:tc>
+      </w:tr>
+    </w:tbl>
+    <w:p>
+      <w:r>
+        <w:rPr>
+          <w:rFonts w:ascii="Arial" w:hAnsi="Arial"/>
+          <w:b/>
+          <w:color w:val="1F4E79"/>
+          <w:sz w:val="24"/>
+        </w:rPr>
+        <w:t>8. Valoración de las bajas presiones</w:t>
+      </w:r>
+    </w:p>
+    <w:p>
+      <w:r>
+        <w:rPr>
+          <w:rFonts w:ascii="Arial" w:hAnsi="Arial"/>
+          <w:sz w:val="19"/>
+        </w:rPr>
+        <w:t>Las bajas presiones y perturbaciones identificadas deben mantenerse en vigilancia meteorológica, pero no son por sí solas motivo para elevar la alerta hidrológica. El escalamiento debe apoyarse en modificación del pronóstico de lluvia, persistencia de acumulados, aumento de saturación y respuesta observada en niveles y caudales.</w:t>
+      </w:r>
+    </w:p>
+    <w:p>
+      <w:r>
+        <w:rPr>
+          <w:rFonts w:ascii="Arial" w:hAnsi="Arial"/>
+          <w:b/>
+          <w:color w:val="1F4E79"/>
+          <w:sz w:val="24"/>
+        </w:rPr>
+        <w:t>9. Conclusión general</w:t>
+      </w:r>
+    </w:p>
+    <w:p>
+      <w:r>
+        <w:rPr>
+          <w:rFonts w:ascii="Arial" w:hAnsi="Arial"/>
+          <w:sz w:val="19"/>
+        </w:rPr>
+        <w:t>El diagnóstico integrado del corte de las 11:00 h se mantiene condicionado por la evolución conjunta de Guatemala–Usumacinta–Boca del Cerro, Ríos Serranos–Pichucalco–Grijalva bajo, la cascada de presas y Peñitas/cuenca libre–Mezcalapa–Samaria–Carrizal. Ningún componente debe interpretarse de manera aislada. La señal operativa debe escalar únicamente cuando coincidan magnitud, persistencia y respuesta observada.</w:t>
+      </w:r>
+    </w:p>
+    <w:p>
+      <w:r>
+        <w:rPr>
+          <w:rFonts w:ascii="Arial" w:hAnsi="Arial"/>
+          <w:b/>
+          <w:color w:val="1F4E79"/>
+          <w:sz w:val="24"/>
+        </w:rPr>
+        <w:t>10. Recomendaciones de monitoreo</w:t>
       </w:r>
     </w:p>
     <w:p>
@@ -1861,7 +1625,7 @@
           <w:rFonts w:ascii="Arial" w:hAnsi="Arial"/>
           <w:sz w:val="19"/>
         </w:rPr>
-        <w:t>SAMARIA: 20.5 mm.</w:t>
+        <w:t>Actualizar cada 6–12 horas lluvia observada y pronosticada en Guatemala, Chiapas y Tabasco cuando exista señal relevante.</w:t>
       </w:r>
     </w:p>
     <w:p>
@@ -1873,7 +1637,7 @@
           <w:rFonts w:ascii="Arial" w:hAnsi="Arial"/>
           <w:sz w:val="19"/>
         </w:rPr>
-        <w:t>OBSERVATORIO DE VILLAHERMOSA: 16.5 mm.</w:t>
+        <w:t>Registrar tendencia de El Tigre y Boca del Cerro; no valorar únicamente el dato aislado.</w:t>
       </w:r>
     </w:p>
     <w:p>
@@ -1885,7 +1649,7 @@
           <w:rFonts w:ascii="Arial" w:hAnsi="Arial"/>
           <w:sz w:val="19"/>
         </w:rPr>
-        <w:t>TAPIJULAPA: 11.5 mm.</w:t>
+        <w:t>Dar seguimiento específico a Tacotalpa, Teapa, Puyacatengo y Pichucalco durante episodios de lluvia intensa.</w:t>
       </w:r>
     </w:p>
     <w:p>
@@ -1897,18 +1661,7 @@
           <w:rFonts w:ascii="Arial" w:hAnsi="Arial"/>
           <w:sz w:val="19"/>
         </w:rPr>
-        <w:t>PEÑITAS: 9.7 mm.</w:t>
-      </w:r>
-    </w:p>
-    <w:p>
-      <w:r>
-        <w:rPr>
-          <w:rFonts w:ascii="Arial" w:hAnsi="Arial"/>
-          <w:b/>
-          <w:color w:val="1F4E79"/>
-          <w:sz w:val="24"/>
-        </w:rPr>
-        <w:t>Pronóstico SMN 96 h</w:t>
+        <w:t>Mantener actualización diaria de elevación, llenado, aportación y extracción del sistema de presas, con atención prioritaria a Peñitas.</w:t>
       </w:r>
     </w:p>
     <w:p>
@@ -1920,7 +1673,7 @@
           <w:rFonts w:ascii="Arial" w:hAnsi="Arial"/>
           <w:sz w:val="19"/>
         </w:rPr>
-        <w:t>0-24 h: Peñitas: 5 a 25 mm; Bajo Grijalva-Ríos de la Sierra: 50 a 75 mm; Usumacinta: 25 a 50 mm.</w:t>
+        <w:t>Cruzar extracción de Peñitas con aportes de Platanar y niveles en Mezcalapa/Samaria/Carrizal.</w:t>
       </w:r>
     </w:p>
     <w:p>
@@ -1932,7 +1685,18 @@
           <w:rFonts w:ascii="Arial" w:hAnsi="Arial"/>
           <w:sz w:val="19"/>
         </w:rPr>
-        <w:t>24-48 h: Peñitas: 0.1 a 5 mm; Bajo Grijalva-Ríos de la Sierra: 5 a 25 mm; Usumacinta: 25 a 50 mm.</w:t>
+        <w:t>Mantener las bajas presiones en vigilancia meteorológica y escalar sólo si su evolución modifica la amenaza de lluvia regional.</w:t>
+      </w:r>
+    </w:p>
+    <w:p>
+      <w:r>
+        <w:rPr>
+          <w:rFonts w:ascii="Arial" w:hAnsi="Arial"/>
+          <w:b/>
+          <w:color w:val="1F4E79"/>
+          <w:sz w:val="24"/>
+        </w:rPr>
+        <w:t>Lluvia observada complementaria</w:t>
       </w:r>
     </w:p>
     <w:p>
@@ -1944,7 +1708,7 @@
           <w:rFonts w:ascii="Arial" w:hAnsi="Arial"/>
           <w:sz w:val="19"/>
         </w:rPr>
-        <w:t>48-72 h: Peñitas: 5 a 25 mm; Bajo Grijalva-Ríos de la Sierra: 25 a 50 mm; Usumacinta: 75 a 150 mm.</w:t>
+        <w:t>WeatherLink: ASUR Villahermosa 12.5 mm/24 h</w:t>
       </w:r>
     </w:p>
     <w:p>
@@ -1956,18 +1720,7 @@
           <w:rFonts w:ascii="Arial" w:hAnsi="Arial"/>
           <w:sz w:val="19"/>
         </w:rPr>
-        <w:t>72-96 h: Peñitas: 5 a 25 mm; Bajo Grijalva-Ríos de la Sierra: 50 a 75 mm; Usumacinta: 75 a 150 mm.</w:t>
-      </w:r>
-    </w:p>
-    <w:p>
-      <w:r>
-        <w:rPr>
-          <w:rFonts w:ascii="Arial" w:hAnsi="Arial"/>
-          <w:b/>
-          <w:color w:val="1F4E79"/>
-          <w:sz w:val="24"/>
-        </w:rPr>
-        <w:t>Cuenca alta del Usumacinta · Guatemala</w:t>
+        <w:t>WeatherLink: Centro 7.9 mm/24 h</w:t>
       </w:r>
     </w:p>
     <w:p>
@@ -1979,7 +1732,7 @@
           <w:rFonts w:ascii="Arial" w:hAnsi="Arial"/>
           <w:sz w:val="19"/>
         </w:rPr>
-        <w:t>Playa Grande–Chixoy: nivel 0.05 m · caudal 206.35 m³/s · BHVGM 745 06/09/2026 08:00 h.</w:t>
+        <w:t>WeatherLink: SEMAR E.I.O. Cd. del Carmen. 3.6 mm/24 h</w:t>
       </w:r>
     </w:p>
     <w:p>
@@ -1991,7 +1744,7 @@
           <w:rFonts w:ascii="Arial" w:hAnsi="Arial"/>
           <w:sz w:val="19"/>
         </w:rPr>
-        <w:t>Puente Chocox–Chixoy: nivel 0.60 m · caudal 8.80 m³/s · BHVGM 745 06/09/2026 08:00 h.</w:t>
+        <w:t>WeatherLink: PASO LA MINA 2.0 mm/24 h</w:t>
       </w:r>
     </w:p>
     <w:p>
@@ -2003,7 +1756,7 @@
           <w:rFonts w:ascii="Arial" w:hAnsi="Arial"/>
           <w:sz w:val="19"/>
         </w:rPr>
-        <w:t>El Porvenir–La Pasión: nivel 2.14 m · caudal 231.19 m³/s · BHVGM 745 06/09/2026 08:00 h.</w:t>
+        <w:t>WeatherLink: CHAPULTENANGO PCIVILCHIAPAS 2.0 mm/24 h</w:t>
       </w:r>
     </w:p>
     <w:p>
@@ -2015,7 +1768,7 @@
           <w:rFonts w:ascii="Arial" w:hAnsi="Arial"/>
           <w:sz w:val="19"/>
         </w:rPr>
-        <w:t>El Tigre–Usumacinta: nivel 5.68 m · caudal 978.17 m³/s · BHVGM 745 06/09/2026 08:00 h.</w:t>
+        <w:t>CONAGUA: SAN PEDRO NICHTACULUM 24.9 mm/24 h</w:t>
       </w:r>
     </w:p>
     <w:p>
@@ -2027,7 +1780,7 @@
           <w:rFonts w:ascii="Arial" w:hAnsi="Arial"/>
           <w:sz w:val="19"/>
         </w:rPr>
-        <w:t>Cadena operativa: Chixoy/Salinas + La Pasión/El Porvenir + Usumacinta/El Tigre → Lacantún → Boca del Cerro → Balancán → Emiliano Zapata → Jonuta → Centla.</w:t>
+        <w:t>CONAGUA: SAMARIA 20.5 mm/24 h</w:t>
       </w:r>
     </w:p>
     <w:p>
@@ -2039,18 +1792,7 @@
           <w:rFonts w:ascii="Arial" w:hAnsi="Arial"/>
           <w:sz w:val="19"/>
         </w:rPr>
-        <w:t>Los máximos BHVGM son referencias estadísticas, no umbrales de inundación. El desfase entre cortes no se interpreta como tiempo de tránsito.</w:t>
-      </w:r>
-    </w:p>
-    <w:p>
-      <w:r>
-        <w:rPr>
-          <w:rFonts w:ascii="Arial" w:hAnsi="Arial"/>
-          <w:b/>
-          <w:color w:val="1F4E79"/>
-          <w:sz w:val="24"/>
-        </w:rPr>
-        <w:t>Temperatura e índice de calor</w:t>
+        <w:t>CONAGUA: OBSERVATORIO DE VILLAHERMOSA 16.5 mm/24 h</w:t>
       </w:r>
     </w:p>
     <w:p>
@@ -2062,18 +1804,7 @@
           <w:rFonts w:ascii="Arial" w:hAnsi="Arial"/>
           <w:sz w:val="19"/>
         </w:rPr>
-        <w:t>Tabasco: máxima válida 28.3 °C; índice de calor máximo 34.8 °C en Centro · Precaución extrema.</w:t>
-      </w:r>
-    </w:p>
-    <w:p>
-      <w:r>
-        <w:rPr>
-          <w:rFonts w:ascii="Arial" w:hAnsi="Arial"/>
-          <w:b/>
-          <w:color w:val="1F4E79"/>
-          <w:sz w:val="24"/>
-        </w:rPr>
-        <w:t>Perspectiva y evaluación operativa</w:t>
+        <w:t>CONAGUA: TAPIJULAPA 11.5 mm/24 h</w:t>
       </w:r>
     </w:p>
     <w:p>
@@ -2085,78 +1816,7 @@
           <w:rFonts w:ascii="Arial" w:hAnsi="Arial"/>
           <w:sz w:val="19"/>
         </w:rPr>
-        <w:t>24–48 h: contrastar la lluvia observada y el primer tramo del pronóstico con la evolución real de niveles; reforzar vigilancia sólo donde coincidan lluvia relevante, ascenso o persistencia.</w:t>
-      </w:r>
-    </w:p>
-    <w:p>
-      <w:pPr>
-        <w:pStyle w:val="ListBullet"/>
-      </w:pPr>
-      <w:r>
-        <w:rPr>
-          <w:rFonts w:ascii="Arial" w:hAnsi="Arial"/>
-          <w:sz w:val="19"/>
-        </w:rPr>
-        <w:t>48–96 h: vigilar especialmente las subcuencas con rangos SMN más altos y verificar en cada nuevo corte si aparece respuesta hidrométrica.</w:t>
-      </w:r>
-    </w:p>
-    <w:p>
-      <w:pPr>
-        <w:pStyle w:val="ListBullet"/>
-      </w:pPr>
-      <w:r>
-        <w:rPr>
-          <w:rFonts w:ascii="Arial" w:hAnsi="Arial"/>
-          <w:sz w:val="19"/>
-        </w:rPr>
-        <w:t>7–15 días: usar únicamente productos oficiales vigentes como escenario de planeación; la incertidumbre es mayor y no debe presentarse como lluvia observada ni como creciente confirmada.</w:t>
-      </w:r>
-    </w:p>
-    <w:p>
-      <w:r>
-        <w:rPr>
-          <w:rFonts w:ascii="Arial" w:hAnsi="Arial"/>
-          <w:b/>
-          <w:color w:val="1F4E79"/>
-          <w:sz w:val="24"/>
-        </w:rPr>
-        <w:t>Conclusiones operativas</w:t>
-      </w:r>
-    </w:p>
-    <w:p>
-      <w:pPr>
-        <w:pStyle w:val="ListBullet"/>
-      </w:pPr>
-      <w:r>
-        <w:rPr>
-          <w:rFonts w:ascii="Arial" w:hAnsi="Arial"/>
-          <w:sz w:val="19"/>
-        </w:rPr>
-        <w:t>Priorizar lluvia observada válida, ascensos reales, persistencia y pronóstico oficial. NAMO y NAMINO se conservan como referencias hidrométricas; el NAMINO adquiere prioridad cuando los niveles descienden hacia mínimos.</w:t>
-      </w:r>
-    </w:p>
-    <w:p>
-      <w:pPr>
-        <w:pStyle w:val="ListBullet"/>
-      </w:pPr>
-      <w:r>
-        <w:rPr>
-          <w:rFonts w:ascii="Arial" w:hAnsi="Arial"/>
-          <w:sz w:val="19"/>
-        </w:rPr>
-        <w:t>No sumar estaciones puntuales para fabricar acumulados de cuenca.</w:t>
-      </w:r>
-    </w:p>
-    <w:p>
-      <w:pPr>
-        <w:pStyle w:val="ListBullet"/>
-      </w:pPr>
-      <w:r>
-        <w:rPr>
-          <w:rFonts w:ascii="Arial" w:hAnsi="Arial"/>
-          <w:sz w:val="19"/>
-        </w:rPr>
-        <w:t>En Usumacinta, mantener lectura conjunta de La Pasión/El Porvenir, Chixoy/Salinas, El Tigre, Boca del Cerro y estaciones aguas abajo, sin afirmar causalidad automática.</w:t>
+        <w:t>CONAGUA: PEÑITAS 9.7 mm/24 h</w:t>
       </w:r>
     </w:p>
     <w:p>
@@ -2191,7 +1851,7 @@
           <w:rFonts w:ascii="Arial" w:hAnsi="Arial"/>
           <w:sz w:val="19"/>
         </w:rPr>
-        <w:t>SMN: pronóstico especial por cuencas.</w:t>
+        <w:t>FUENTE2 08:00: boletín diario de hidrometría, climatología y presas cuando esté disponible.</w:t>
       </w:r>
     </w:p>
     <w:p>
@@ -2203,7 +1863,19 @@
           <w:rFonts w:ascii="Arial" w:hAnsi="Arial"/>
           <w:sz w:val="19"/>
         </w:rPr>
-        <w:t>INSIVUMEH: BHVGM y contexto de cuenca alta.</w:t>
+        <w:t>SMN: pronóstico especial por cuencas 96 h y productos de mayor horizonte cuando estén vigentes.</w:t>
+      </w:r>
+    </w:p>
+    <w:p>
+      <w:pPr>
+        <w:pStyle w:val="ListBullet"/>
+      </w:pPr>
+      <w:r>
+        <w:rPr>
+          <w:rFonts w:ascii="Arial" w:hAnsi="Arial"/>
+          <w:sz w:val="19"/>
+        </w:rPr>
+        <w:t>INSIVUMEH: BHVGM y contexto de cuenca alta del Usumacinta.</w:t>
       </w:r>
     </w:p>
     <w:p>
@@ -2216,6 +1888,18 @@
           <w:sz w:val="19"/>
         </w:rPr>
         <w:t>WeatherLink: observaciones cloud; datos inmaduros, heredados o rezagados no se presentan como actuales.</w:t>
+      </w:r>
+    </w:p>
+    <w:p>
+      <w:pPr>
+        <w:pStyle w:val="ListBullet"/>
+      </w:pPr>
+      <w:r>
+        <w:rPr>
+          <w:rFonts w:ascii="Arial" w:hAnsi="Arial"/>
+          <w:sz w:val="19"/>
+        </w:rPr>
+        <w:t>Ausencia de dato nunca equivale a cero; cuando una estación no contiene lectura nueva se conserva su último valor válido sólo para continuidad y se identifica como heredado.</w:t>
       </w:r>
     </w:p>
     <w:p>
@@ -2271,7 +1955,7 @@
           <w:rFonts w:ascii="Arial" w:hAnsi="Arial"/>
           <w:sz w:val="19"/>
         </w:rPr>
-        <w:t>Cadena de seguimiento en Tabasco: Boca del Cerro: 12.81 m · Δ24 h +0.18 m → Balancán: s/d → Emiliano Zapata: s/d → Jonuta: s/d → Centla/Tres Brazos: s/d.</w:t>
+        <w:t>Cadena de seguimiento en Tabasco: Boca del Cerro: 12.62 m · Δ24 h -0.16 m → Balancán: s/d → Emiliano Zapata: s/d → Jonuta: s/d → Centla/Tres Brazos: s/d.</w:t>
       </w:r>
     </w:p>
     <w:p>

--- a/data/analysis/Reportes/Analisis_Hidrometeorologico_Ultimo.docx
+++ b/data/analysis/Reportes/Analisis_Hidrometeorologico_Ultimo.docx
@@ -35,7 +35,7 @@
           <w:rFonts w:ascii="Arial" w:hAnsi="Arial"/>
           <w:sz w:val="19"/>
         </w:rPr>
-        <w:t>CORTE: 2026-09-06 11:00</w:t>
+        <w:t>CORTE: 2026-09-06 13:05</w:t>
       </w:r>
     </w:p>
     <w:p>
@@ -75,7 +75,7 @@
           <w:rFonts w:ascii="Arial" w:hAnsi="Arial"/>
           <w:sz w:val="19"/>
         </w:rPr>
-        <w:t>Al corte de las 11:00 h, la lectura debe mantenerse integrada y no por cuencas aisladas. La señal hidrométrica más reciente tiene como referencia principal el corte vigente de niveles y la lluvia observada/prevista sobre Guatemala, Chiapas y Tabasco. El mayor cambio de 24 h entre estaciones observadas es Oxolotán +0.23 m/24 h. La prioridad operativa es confirmar cualquier cambio de escenario con coincidencia de lluvia, saturación, niveles, caudales y operación de presas; el pronóstico por sí solo no constituye una creciente confirmada.</w:t>
+        <w:t>Al corte de las 13:05 h, la lectura debe mantenerse integrada y no por cuencas aisladas. La señal hidrométrica más reciente tiene como referencia principal el corte vigente de niveles y la lluvia observada/prevista sobre Guatemala, Chiapas y Tabasco. El mayor cambio de 24 h entre estaciones observadas es Oxolotán +0.23 m/24 h. La prioridad operativa es confirmar cualquier cambio de escenario con coincidencia de lluvia, saturación, niveles, caudales y operación de presas; el pronóstico por sí solo no constituye una creciente confirmada.</w:t>
       </w:r>
     </w:p>
     <w:p>
@@ -1602,7 +1602,7 @@
           <w:rFonts w:ascii="Arial" w:hAnsi="Arial"/>
           <w:sz w:val="19"/>
         </w:rPr>
-        <w:t>El diagnóstico integrado del corte de las 11:00 h se mantiene condicionado por la evolución conjunta de Guatemala–Usumacinta–Boca del Cerro, Ríos Serranos–Pichucalco–Grijalva bajo, la cascada de presas y Peñitas/cuenca libre–Mezcalapa–Samaria–Carrizal. Ningún componente debe interpretarse de manera aislada. La señal operativa debe escalar únicamente cuando coincidan magnitud, persistencia y respuesta observada.</w:t>
+        <w:t>El diagnóstico integrado del corte de las 13:05 h se mantiene condicionado por la evolución conjunta de Guatemala–Usumacinta–Boca del Cerro, Ríos Serranos–Pichucalco–Grijalva bajo, la cascada de presas y Peñitas/cuenca libre–Mezcalapa–Samaria–Carrizal. Ningún componente debe interpretarse de manera aislada. La señal operativa debe escalar únicamente cuando coincidan magnitud, persistencia y respuesta observada.</w:t>
       </w:r>
     </w:p>
     <w:p>

--- a/data/analysis/Reportes/Analisis_Hidrometeorologico_Ultimo.docx
+++ b/data/analysis/Reportes/Analisis_Hidrometeorologico_Ultimo.docx
@@ -35,7 +35,7 @@
           <w:rFonts w:ascii="Arial" w:hAnsi="Arial"/>
           <w:sz w:val="19"/>
         </w:rPr>
-        <w:t>CORTE: 2026-09-06 13:05</w:t>
+        <w:t>CORTE: 2026-09-07 11:00</w:t>
       </w:r>
     </w:p>
     <w:p>
@@ -55,7 +55,7 @@
           <w:rFonts w:ascii="Arial" w:hAnsi="Arial"/>
           <w:sz w:val="19"/>
         </w:rPr>
-        <w:t>Grijalva–Usumacinta • Ríos Serranos • Sistema de Presas • Samaria–Carrizal y corrientes asociadas Actualización: 06 de septiembre de 2026</w:t>
+        <w:t>Grijalva–Usumacinta • Ríos Serranos • Sistema de Presas • Samaria–Carrizal y corrientes asociadas Actualización: 07 de septiembre de 2026</w:t>
       </w:r>
     </w:p>
     <w:p>
@@ -75,7 +75,7 @@
           <w:rFonts w:ascii="Arial" w:hAnsi="Arial"/>
           <w:sz w:val="19"/>
         </w:rPr>
-        <w:t>Al corte de las 13:05 h, la lectura debe mantenerse integrada y no por cuencas aisladas. La señal hidrométrica más reciente tiene como referencia principal el corte vigente de niveles y la lluvia observada/prevista sobre Guatemala, Chiapas y Tabasco. El mayor cambio de 24 h entre estaciones observadas es Oxolotán +0.23 m/24 h. La prioridad operativa es confirmar cualquier cambio de escenario con coincidencia de lluvia, saturación, niveles, caudales y operación de presas; el pronóstico por sí solo no constituye una creciente confirmada.</w:t>
+        <w:t>Al corte de las 11:00 h, la lectura debe mantenerse integrada y no por cuencas aisladas. La señal hidrométrica más reciente tiene como referencia principal el corte vigente de niveles y la lluvia observada/prevista sobre Guatemala, Chiapas y Tabasco. El mayor cambio de 24 h entre estaciones observadas es Gaviotas +0.30 m/24 h. La prioridad operativa es confirmar cualquier cambio de escenario con coincidencia de lluvia, saturación, niveles, caudales y operación de presas; el pronóstico por sí solo no constituye una creciente confirmada.</w:t>
       </w:r>
     </w:p>
     <w:p>
@@ -315,7 +315,7 @@
           <w:rFonts w:ascii="Arial" w:hAnsi="Arial"/>
           <w:sz w:val="19"/>
         </w:rPr>
-        <w:t>Boca del Cerro registra 12.62 m, con variación de 24 h -0.16 m. En la cuenca alta de Guatemala, El Tigre reporta 5.68 m y 978.2 m³/s; El Porvenir/La Pasión 2.14 m y 231.2 m³/s. La secuencia de vigilancia se mantiene Guatemala → Boca del Cerro/Tenosique → Balancán → Emiliano Zapata → Jonuta → Centla. Pronóstico SMN para Usumacinta: 0-24 h: 5 a 25 mm; 24-48 h: 25 a 50 mm; 48-72 h: 50 a 75 mm; 72-96 h: 75 a 150 mm.</w:t>
+        <w:t>Boca del Cerro registra 12.55 m, con variación de 24 h -0.05 m. En la cuenca alta de Guatemala, El Tigre reporta 5.75 m y 1008.6 m³/s; El Porvenir/La Pasión 2.03 m y 213.8 m³/s. La secuencia de vigilancia se mantiene Guatemala → Boca del Cerro/Tenosique → Balancán → Emiliano Zapata → Jonuta → Centla. Pronóstico SMN para Usumacinta: 0-24 h: 5 a 25 mm; 24-48 h: 25 a 50 mm; 48-72 h: 50 a 75 mm; 72-96 h: 75 a 150 mm.</w:t>
       </w:r>
     </w:p>
     <w:tbl>
@@ -403,7 +403,7 @@
                 <w:b w:val="0"/>
                 <w:sz w:val="16"/>
               </w:rPr>
-              <w:t>5.68 m; 978.2 m³/s</w:t>
+              <w:t>5.75 m; 1008.6 m³/s</w:t>
             </w:r>
           </w:p>
         </w:tc>
@@ -450,7 +450,7 @@
                 <w:b w:val="0"/>
                 <w:sz w:val="16"/>
               </w:rPr>
-              <w:t>12.62 m; Δ24 h -0.16 m</w:t>
+              <w:t>12.55 m; Δ24 h -0.05 m</w:t>
             </w:r>
           </w:p>
         </w:tc>
@@ -477,6 +477,256 @@
           <w:rFonts w:ascii="Arial" w:hAnsi="Arial"/>
           <w:b/>
           <w:color w:val="1F4E79"/>
+          <w:sz w:val="21"/>
+        </w:rPr>
+        <w:t>Frontera Sur · Lacantún y cuencas altas</w:t>
+      </w:r>
+    </w:p>
+    <w:p>
+      <w:r>
+        <w:rPr>
+          <w:rFonts w:ascii="Arial" w:hAnsi="Arial"/>
+          <w:sz w:val="19"/>
+        </w:rPr>
+        <w:t>El boletín del Organismo de Cuenca Frontera Sur se usa como complemento de la cuenca alta; sus datos no sustituyen el corte local de CONAGUA Tabasco.</w:t>
+      </w:r>
+    </w:p>
+    <w:tbl>
+      <w:tblPr>
+        <w:tblStyle w:val="TableGrid"/>
+        <w:tblW w:type="auto" w:w="0"/>
+        <w:tblLook w:firstColumn="1" w:firstRow="1" w:lastColumn="0" w:lastRow="0" w:noHBand="0" w:noVBand="1" w:val="04A0"/>
+      </w:tblPr>
+      <w:tblGrid>
+        <w:gridCol w:w="1502"/>
+        <w:gridCol w:w="1502"/>
+        <w:gridCol w:w="1502"/>
+        <w:gridCol w:w="1502"/>
+        <w:gridCol w:w="1502"/>
+        <w:gridCol w:w="1502"/>
+        <w:gridCol w:w="1502"/>
+      </w:tblGrid>
+      <w:tr>
+        <w:tc>
+          <w:tcPr>
+            <w:tcW w:type="dxa" w:w="1502"/>
+          </w:tcPr>
+          <w:p>
+            <w:r>
+              <w:rPr>
+                <w:rFonts w:ascii="Arial" w:hAnsi="Arial"/>
+                <w:b/>
+                <w:sz w:val="16"/>
+              </w:rPr>
+              <w:t>Estación</w:t>
+            </w:r>
+          </w:p>
+        </w:tc>
+        <w:tc>
+          <w:tcPr>
+            <w:tcW w:type="dxa" w:w="1502"/>
+          </w:tcPr>
+          <w:p>
+            <w:r>
+              <w:rPr>
+                <w:rFonts w:ascii="Arial" w:hAnsi="Arial"/>
+                <w:b/>
+                <w:sz w:val="16"/>
+              </w:rPr>
+              <w:t>Nivel actual</w:t>
+            </w:r>
+          </w:p>
+        </w:tc>
+        <w:tc>
+          <w:tcPr>
+            <w:tcW w:type="dxa" w:w="1502"/>
+          </w:tcPr>
+          <w:p>
+            <w:r>
+              <w:rPr>
+                <w:rFonts w:ascii="Arial" w:hAnsi="Arial"/>
+                <w:b/>
+                <w:sz w:val="16"/>
+              </w:rPr>
+              <w:t>Gasto</w:t>
+            </w:r>
+          </w:p>
+        </w:tc>
+        <w:tc>
+          <w:tcPr>
+            <w:tcW w:type="dxa" w:w="1502"/>
+          </w:tcPr>
+          <w:p>
+            <w:r>
+              <w:rPr>
+                <w:rFonts w:ascii="Arial" w:hAnsi="Arial"/>
+                <w:b/>
+                <w:sz w:val="16"/>
+              </w:rPr>
+              <w:t>Lluvia 24 h</w:t>
+            </w:r>
+          </w:p>
+        </w:tc>
+        <w:tc>
+          <w:tcPr>
+            <w:tcW w:type="dxa" w:w="1502"/>
+          </w:tcPr>
+          <w:p>
+            <w:r>
+              <w:rPr>
+                <w:rFonts w:ascii="Arial" w:hAnsi="Arial"/>
+                <w:b/>
+                <w:sz w:val="16"/>
+              </w:rPr>
+              <w:t>Temp. máx.</w:t>
+            </w:r>
+          </w:p>
+        </w:tc>
+        <w:tc>
+          <w:tcPr>
+            <w:tcW w:type="dxa" w:w="1502"/>
+          </w:tcPr>
+          <w:p>
+            <w:r>
+              <w:rPr>
+                <w:rFonts w:ascii="Arial" w:hAnsi="Arial"/>
+                <w:b/>
+                <w:sz w:val="16"/>
+              </w:rPr>
+              <w:t>Temp. mín.</w:t>
+            </w:r>
+          </w:p>
+        </w:tc>
+        <w:tc>
+          <w:tcPr>
+            <w:tcW w:type="dxa" w:w="1502"/>
+          </w:tcPr>
+          <w:p>
+            <w:r>
+              <w:rPr>
+                <w:rFonts w:ascii="Arial" w:hAnsi="Arial"/>
+                <w:b/>
+                <w:sz w:val="16"/>
+              </w:rPr>
+              <w:t>Fuente</w:t>
+            </w:r>
+          </w:p>
+        </w:tc>
+      </w:tr>
+      <w:tr>
+        <w:tc>
+          <w:tcPr>
+            <w:tcW w:type="dxa" w:w="1502"/>
+          </w:tcPr>
+          <w:p>
+            <w:r>
+              <w:rPr>
+                <w:rFonts w:ascii="Arial" w:hAnsi="Arial"/>
+                <w:b w:val="0"/>
+                <w:sz w:val="16"/>
+              </w:rPr>
+              <w:t>Lacantún (BHG21, Ocosingo)</w:t>
+            </w:r>
+          </w:p>
+        </w:tc>
+        <w:tc>
+          <w:tcPr>
+            <w:tcW w:type="dxa" w:w="1502"/>
+          </w:tcPr>
+          <w:p>
+            <w:r>
+              <w:rPr>
+                <w:rFonts w:ascii="Arial" w:hAnsi="Arial"/>
+                <w:b w:val="0"/>
+                <w:sz w:val="16"/>
+              </w:rPr>
+              <w:t>15.80 m</w:t>
+            </w:r>
+          </w:p>
+        </w:tc>
+        <w:tc>
+          <w:tcPr>
+            <w:tcW w:type="dxa" w:w="1502"/>
+          </w:tcPr>
+          <w:p>
+            <w:r>
+              <w:rPr>
+                <w:rFonts w:ascii="Arial" w:hAnsi="Arial"/>
+                <w:b w:val="0"/>
+                <w:sz w:val="16"/>
+              </w:rPr>
+              <w:t>5.00 m³/s</w:t>
+            </w:r>
+          </w:p>
+        </w:tc>
+        <w:tc>
+          <w:tcPr>
+            <w:tcW w:type="dxa" w:w="1502"/>
+          </w:tcPr>
+          <w:p>
+            <w:r>
+              <w:rPr>
+                <w:rFonts w:ascii="Arial" w:hAnsi="Arial"/>
+                <w:b w:val="0"/>
+                <w:sz w:val="16"/>
+              </w:rPr>
+              <w:t>0.0 mm</w:t>
+            </w:r>
+          </w:p>
+        </w:tc>
+        <w:tc>
+          <w:tcPr>
+            <w:tcW w:type="dxa" w:w="1502"/>
+          </w:tcPr>
+          <w:p>
+            <w:r>
+              <w:rPr>
+                <w:rFonts w:ascii="Arial" w:hAnsi="Arial"/>
+                <w:b w:val="0"/>
+                <w:sz w:val="16"/>
+              </w:rPr>
+              <w:t>35.5 °C</w:t>
+            </w:r>
+          </w:p>
+        </w:tc>
+        <w:tc>
+          <w:tcPr>
+            <w:tcW w:type="dxa" w:w="1502"/>
+          </w:tcPr>
+          <w:p>
+            <w:r>
+              <w:rPr>
+                <w:rFonts w:ascii="Arial" w:hAnsi="Arial"/>
+                <w:b w:val="0"/>
+                <w:sz w:val="16"/>
+              </w:rPr>
+              <w:t>25.0 °C</w:t>
+            </w:r>
+          </w:p>
+        </w:tc>
+        <w:tc>
+          <w:tcPr>
+            <w:tcW w:type="dxa" w:w="1502"/>
+          </w:tcPr>
+          <w:p>
+            <w:r>
+              <w:rPr>
+                <w:rFonts w:ascii="Arial" w:hAnsi="Arial"/>
+                <w:b w:val="0"/>
+                <w:sz w:val="16"/>
+              </w:rPr>
+              <w:t>Frontera Sur / FUENTE1</w:t>
+            </w:r>
+          </w:p>
+        </w:tc>
+      </w:tr>
+    </w:tbl>
+    <w:p>
+      <w:r>
+        <w:rPr>
+          <w:rFonts w:ascii="Arial" w:hAnsi="Arial"/>
+          <w:b/>
+          <w:color w:val="1F4E79"/>
           <w:sz w:val="24"/>
         </w:rPr>
         <w:t>3. Ríos Serranos y Bajo Grijalva</w:t>
@@ -488,7 +738,7 @@
           <w:rFonts w:ascii="Arial" w:hAnsi="Arial"/>
           <w:sz w:val="19"/>
         </w:rPr>
-        <w:t>Los Ríos Serranos tienen respuesta más rápida que el Usumacinta. Oxolotán 34.09 m, Tapijulapa 15.81 m, Teapa 33.69 m y Puyacatengo 25.02 m. Deben vigilarse primero lluvia horaria y estaciones aguas arriba antes de esperar una respuesta en el Grijalva de Villahermosa. Pronóstico SMN Bajo Grijalva–Ríos de la Sierra: 0-24 h: 25 a 50 mm; 24-48 h: 5 a 25 mm; 48-72 h: 25 a 50 mm; 72-96 h: 50 a 75 mm.</w:t>
+        <w:t>Los Ríos Serranos tienen respuesta más rápida que el Usumacinta. Oxolotán 34.03 m, Tapijulapa 15.79 m, Teapa 33.69 m y Puyacatengo 25.02 m. Deben vigilarse primero lluvia horaria y estaciones aguas arriba antes de esperar una respuesta en el Grijalva de Villahermosa. Pronóstico SMN Bajo Grijalva–Ríos de la Sierra: 0-24 h: 25 a 50 mm; 24-48 h: 5 a 25 mm; 48-72 h: 25 a 50 mm; 72-96 h: 50 a 75 mm.</w:t>
       </w:r>
     </w:p>
     <w:tbl>
@@ -717,7 +967,7 @@
                 <w:b w:val="0"/>
                 <w:sz w:val="16"/>
               </w:rPr>
-              <w:t>Salto de Agua 2.16 m; Macuspana 1.15 m</w:t>
+              <w:t>Salto de Agua 2.16 m; Macuspana 1.14 m</w:t>
             </w:r>
           </w:p>
         </w:tc>
@@ -827,7 +1077,7 @@
                 <w:b w:val="0"/>
                 <w:sz w:val="16"/>
               </w:rPr>
-              <w:t>Angostura 19736.43 14,479.69 517.29 7,651 517.19 48,97 -41.37 -9.47 367.61 0.0 -0.10 -22.31</w:t>
+              <w:t>Angostura 19736.43 14,479.69 517.19 7,610 517.18 48.91 -4.14 -9.62 228.34 46.5 -0.01 -22.32</w:t>
             </w:r>
           </w:p>
         </w:tc>
@@ -859,7 +1109,7 @@
                 <w:b w:val="0"/>
                 <w:sz w:val="16"/>
               </w:rPr>
-              <w:t>Chicoasen 1,433.09 1,351.54 391.22 1,357 390.76 97,05 -9.15 436.82 29.3 -0.46 -4.24</w:t>
+              <w:t>Chicoasen 1,433.09 1,351.54 390.76 1,348 391.44 98.24 13.53 330.01 0.0 0.68 -3.56</w:t>
             </w:r>
           </w:p>
         </w:tc>
@@ -891,7 +1141,7 @@
                 <w:b w:val="0"/>
                 <w:sz w:val="16"/>
               </w:rPr>
-              <w:t>Malpaso 14,056.10 10,796.85 163.27 7,146 163.31 57,80 9.68 -7.32 411.32 16.9 0.04 -24.69</w:t>
+              <w:t>Malpaso 14,056.10 10,796.85 163.31 7,156 163.29 57.80 -4.84 -7.55 360.24 3.0 -0.02 -24.71</w:t>
             </w:r>
           </w:p>
         </w:tc>
@@ -923,7 +1173,7 @@
                 <w:b w:val="0"/>
                 <w:sz w:val="16"/>
               </w:rPr>
-              <w:t>Peñitas 1,485 1,091.00 86.18 367.51 85.96 84,29 -5.13 425.42 12.1 -0.22 -9.54</w:t>
+              <w:t>Peñitas 1,485 1,091.00 85.96 362.37 85.94 83.53 -0.41 425.42 0.0 -0.02 -9.56</w:t>
             </w:r>
           </w:p>
         </w:tc>
@@ -946,7 +1196,7 @@
           <w:rFonts w:ascii="Arial" w:hAnsi="Arial"/>
           <w:sz w:val="19"/>
         </w:rPr>
-        <w:t>Samaria registra 11.40 m y González/Carrizal 3.50 m. El gasto de Peñitas no debe equipararse automáticamente con el gasto que llega a cada brazo: deben incorporarse Platanar y otras aportaciones de cuenca libre y considerar la distribución hidráulica posterior. Como referencia operativa se conserva aproximadamente 70 % hacia Samaria y 30 % hacia Carrizal, sujeta a condiciones hidráulicas y a la operación de El Macayo.</w:t>
+        <w:t>Samaria registra 11.40 m y González/Carrizal 3.45 m. El gasto de Peñitas no debe equipararse automáticamente con el gasto que llega a cada brazo: deben incorporarse Platanar y otras aportaciones de cuenca libre y considerar la distribución hidráulica posterior. Como referencia operativa se conserva aproximadamente 70 % hacia Samaria y 30 % hacia Carrizal, sujeta a condiciones hidráulicas y a la operación de El Macayo.</w:t>
       </w:r>
     </w:p>
     <w:tbl>
@@ -1128,7 +1378,7 @@
                 <w:b w:val="0"/>
                 <w:sz w:val="16"/>
               </w:rPr>
-              <w:t>González 3.50 m</w:t>
+              <w:t>González 3.45 m</w:t>
             </w:r>
           </w:p>
         </w:tc>
@@ -1602,7 +1852,7 @@
           <w:rFonts w:ascii="Arial" w:hAnsi="Arial"/>
           <w:sz w:val="19"/>
         </w:rPr>
-        <w:t>El diagnóstico integrado del corte de las 13:05 h se mantiene condicionado por la evolución conjunta de Guatemala–Usumacinta–Boca del Cerro, Ríos Serranos–Pichucalco–Grijalva bajo, la cascada de presas y Peñitas/cuenca libre–Mezcalapa–Samaria–Carrizal. Ningún componente debe interpretarse de manera aislada. La señal operativa debe escalar únicamente cuando coincidan magnitud, persistencia y respuesta observada.</w:t>
+        <w:t>El diagnóstico integrado del corte de las 11:00 h se mantiene condicionado por la evolución conjunta de Guatemala–Usumacinta–Boca del Cerro, Ríos Serranos–Pichucalco–Grijalva bajo, la cascada de presas y Peñitas/cuenca libre–Mezcalapa–Samaria–Carrizal. Ningún componente debe interpretarse de manera aislada. La señal operativa debe escalar únicamente cuando coincidan magnitud, persistencia y respuesta observada.</w:t>
       </w:r>
     </w:p>
     <w:p>
@@ -1708,7 +1958,7 @@
           <w:rFonts w:ascii="Arial" w:hAnsi="Arial"/>
           <w:sz w:val="19"/>
         </w:rPr>
-        <w:t>WeatherLink: ASUR Villahermosa 12.5 mm/24 h</w:t>
+        <w:t>WeatherLink: BERRIOZÁBAL PCIVILCHIAPAS 21.6 mm/24 h</w:t>
       </w:r>
     </w:p>
     <w:p>
@@ -1720,7 +1970,7 @@
           <w:rFonts w:ascii="Arial" w:hAnsi="Arial"/>
           <w:sz w:val="19"/>
         </w:rPr>
-        <w:t>WeatherLink: Centro 7.9 mm/24 h</w:t>
+        <w:t>WeatherLink: MAYA BERRIOZABAL PCIVILCHIAPAS 14.7 mm/24 h</w:t>
       </w:r>
     </w:p>
     <w:p>
@@ -1732,7 +1982,7 @@
           <w:rFonts w:ascii="Arial" w:hAnsi="Arial"/>
           <w:sz w:val="19"/>
         </w:rPr>
-        <w:t>WeatherLink: SEMAR E.I.O. Cd. del Carmen. 3.6 mm/24 h</w:t>
+        <w:t>WeatherLink: ACALA PCIVILCHIAPAS 11.4 mm/24 h</w:t>
       </w:r>
     </w:p>
     <w:p>
@@ -1744,7 +1994,7 @@
           <w:rFonts w:ascii="Arial" w:hAnsi="Arial"/>
           <w:sz w:val="19"/>
         </w:rPr>
-        <w:t>WeatherLink: PASO LA MINA 2.0 mm/24 h</w:t>
+        <w:t>WeatherLink: PALENQUE PCIVILCHIAPAS 10.4 mm/24 h</w:t>
       </w:r>
     </w:p>
     <w:p>
@@ -1756,7 +2006,7 @@
           <w:rFonts w:ascii="Arial" w:hAnsi="Arial"/>
           <w:sz w:val="19"/>
         </w:rPr>
-        <w:t>WeatherLink: CHAPULTENANGO PCIVILCHIAPAS 2.0 mm/24 h</w:t>
+        <w:t>WeatherLink: Sinai 9.6 mm/24 h</w:t>
       </w:r>
     </w:p>
     <w:p>
@@ -1768,7 +2018,7 @@
           <w:rFonts w:ascii="Arial" w:hAnsi="Arial"/>
           <w:sz w:val="19"/>
         </w:rPr>
-        <w:t>CONAGUA: SAN PEDRO NICHTACULUM 24.9 mm/24 h</w:t>
+        <w:t>CONAGUA: PUENTE TONALÁ 50.3 mm/24 h</w:t>
       </w:r>
     </w:p>
     <w:p>
@@ -1780,7 +2030,7 @@
           <w:rFonts w:ascii="Arial" w:hAnsi="Arial"/>
           <w:sz w:val="19"/>
         </w:rPr>
-        <w:t>CONAGUA: SAMARIA 20.5 mm/24 h</w:t>
+        <w:t>CONAGUA: BOCA DEL CERRO 25.0 mm/24 h</w:t>
       </w:r>
     </w:p>
     <w:p>
@@ -1792,7 +2042,7 @@
           <w:rFonts w:ascii="Arial" w:hAnsi="Arial"/>
           <w:sz w:val="19"/>
         </w:rPr>
-        <w:t>CONAGUA: OBSERVATORIO DE VILLAHERMOSA 16.5 mm/24 h</w:t>
+        <w:t>CONAGUA: SAN JOAQUÍN 8.2 mm/24 h</w:t>
       </w:r>
     </w:p>
     <w:p>
@@ -1804,7 +2054,7 @@
           <w:rFonts w:ascii="Arial" w:hAnsi="Arial"/>
           <w:sz w:val="19"/>
         </w:rPr>
-        <w:t>CONAGUA: TAPIJULAPA 11.5 mm/24 h</w:t>
+        <w:t>CONAGUA: SÁNCHEZ MAGALLANEZ 4.2 mm/24 h</w:t>
       </w:r>
     </w:p>
     <w:p>
@@ -1816,7 +2066,226 @@
           <w:rFonts w:ascii="Arial" w:hAnsi="Arial"/>
           <w:sz w:val="19"/>
         </w:rPr>
-        <w:t>CONAGUA: PEÑITAS 9.7 mm/24 h</w:t>
+        <w:t>CONAGUA: JONUTA (CIUDAD) 3.2 mm/24 h</w:t>
+      </w:r>
+    </w:p>
+    <w:p>
+      <w:r>
+        <w:rPr>
+          <w:rFonts w:ascii="Arial" w:hAnsi="Arial"/>
+          <w:b/>
+          <w:color w:val="1F4E79"/>
+          <w:sz w:val="24"/>
+        </w:rPr>
+        <w:t>Control de fuentes y hora real de actualización</w:t>
+      </w:r>
+    </w:p>
+    <w:tbl>
+      <w:tblPr>
+        <w:tblStyle w:val="TableGrid"/>
+        <w:tblW w:type="auto" w:w="0"/>
+        <w:tblLook w:firstColumn="1" w:firstRow="1" w:lastColumn="0" w:lastRow="0" w:noHBand="0" w:noVBand="1" w:val="04A0"/>
+      </w:tblPr>
+      <w:tblGrid>
+        <w:gridCol w:w="2628"/>
+        <w:gridCol w:w="2628"/>
+        <w:gridCol w:w="2628"/>
+        <w:gridCol w:w="2628"/>
+      </w:tblGrid>
+      <w:tr>
+        <w:tc>
+          <w:tcPr>
+            <w:tcW w:type="dxa" w:w="2628"/>
+          </w:tcPr>
+          <w:p>
+            <w:r>
+              <w:rPr>
+                <w:rFonts w:ascii="Arial" w:hAnsi="Arial"/>
+                <w:b/>
+                <w:sz w:val="16"/>
+              </w:rPr>
+              <w:t>Producto</w:t>
+            </w:r>
+          </w:p>
+        </w:tc>
+        <w:tc>
+          <w:tcPr>
+            <w:tcW w:type="dxa" w:w="2628"/>
+          </w:tcPr>
+          <w:p>
+            <w:r>
+              <w:rPr>
+                <w:rFonts w:ascii="Arial" w:hAnsi="Arial"/>
+                <w:b/>
+                <w:sz w:val="16"/>
+              </w:rPr>
+              <w:t>Fecha/hora del mensaje</w:t>
+            </w:r>
+          </w:p>
+        </w:tc>
+        <w:tc>
+          <w:tcPr>
+            <w:tcW w:type="dxa" w:w="2628"/>
+          </w:tcPr>
+          <w:p>
+            <w:r>
+              <w:rPr>
+                <w:rFonts w:ascii="Arial" w:hAnsi="Arial"/>
+                <w:b/>
+                <w:sz w:val="16"/>
+              </w:rPr>
+              <w:t>Fecha/hora de recolección</w:t>
+            </w:r>
+          </w:p>
+        </w:tc>
+        <w:tc>
+          <w:tcPr>
+            <w:tcW w:type="dxa" w:w="2628"/>
+          </w:tcPr>
+          <w:p>
+            <w:r>
+              <w:rPr>
+                <w:rFonts w:ascii="Arial" w:hAnsi="Arial"/>
+                <w:b/>
+                <w:sz w:val="16"/>
+              </w:rPr>
+              <w:t>Uso operativo</w:t>
+            </w:r>
+          </w:p>
+        </w:tc>
+      </w:tr>
+      <w:tr>
+        <w:tc>
+          <w:tcPr>
+            <w:tcW w:type="dxa" w:w="2628"/>
+          </w:tcPr>
+          <w:p>
+            <w:r>
+              <w:rPr>
+                <w:rFonts w:ascii="Arial" w:hAnsi="Arial"/>
+                <w:b w:val="0"/>
+                <w:sz w:val="16"/>
+              </w:rPr>
+              <w:t>CONAGUA Tabasco / FUENTE2</w:t>
+            </w:r>
+          </w:p>
+        </w:tc>
+        <w:tc>
+          <w:tcPr>
+            <w:tcW w:type="dxa" w:w="2628"/>
+          </w:tcPr>
+          <w:p>
+            <w:r>
+              <w:rPr>
+                <w:rFonts w:ascii="Arial" w:hAnsi="Arial"/>
+                <w:b w:val="0"/>
+                <w:sz w:val="16"/>
+              </w:rPr>
+              <w:t>2026-09-07T08:35:22-06:00</w:t>
+            </w:r>
+          </w:p>
+        </w:tc>
+        <w:tc>
+          <w:tcPr>
+            <w:tcW w:type="dxa" w:w="2628"/>
+          </w:tcPr>
+          <w:p>
+            <w:r>
+              <w:rPr>
+                <w:rFonts w:ascii="Arial" w:hAnsi="Arial"/>
+                <w:b w:val="0"/>
+                <w:sz w:val="16"/>
+              </w:rPr>
+              <w:t>2026-09-07T11:43:29.601900-06:00</w:t>
+            </w:r>
+          </w:p>
+        </w:tc>
+        <w:tc>
+          <w:tcPr>
+            <w:tcW w:type="dxa" w:w="2628"/>
+          </w:tcPr>
+          <w:p>
+            <w:r>
+              <w:rPr>
+                <w:rFonts w:ascii="Arial" w:hAnsi="Arial"/>
+                <w:b w:val="0"/>
+                <w:sz w:val="16"/>
+              </w:rPr>
+              <w:t>Corte local de niveles, gasto, lluvia y temperatura.</w:t>
+            </w:r>
+          </w:p>
+        </w:tc>
+      </w:tr>
+      <w:tr>
+        <w:tc>
+          <w:tcPr>
+            <w:tcW w:type="dxa" w:w="2628"/>
+          </w:tcPr>
+          <w:p>
+            <w:r>
+              <w:rPr>
+                <w:rFonts w:ascii="Arial" w:hAnsi="Arial"/>
+                <w:b w:val="0"/>
+                <w:sz w:val="16"/>
+              </w:rPr>
+              <w:t>Frontera Sur / FUENTE1</w:t>
+            </w:r>
+          </w:p>
+        </w:tc>
+        <w:tc>
+          <w:tcPr>
+            <w:tcW w:type="dxa" w:w="2628"/>
+          </w:tcPr>
+          <w:p>
+            <w:r>
+              <w:rPr>
+                <w:rFonts w:ascii="Arial" w:hAnsi="Arial"/>
+                <w:b w:val="0"/>
+                <w:sz w:val="16"/>
+              </w:rPr>
+              <w:t>2026-09-07T10:11:04-06:00</w:t>
+            </w:r>
+          </w:p>
+        </w:tc>
+        <w:tc>
+          <w:tcPr>
+            <w:tcW w:type="dxa" w:w="2628"/>
+          </w:tcPr>
+          <w:p>
+            <w:r>
+              <w:rPr>
+                <w:rFonts w:ascii="Arial" w:hAnsi="Arial"/>
+                <w:b w:val="0"/>
+                <w:sz w:val="16"/>
+              </w:rPr>
+              <w:t>2026-09-07T11:43:29.601900-06:00</w:t>
+            </w:r>
+          </w:p>
+        </w:tc>
+        <w:tc>
+          <w:tcPr>
+            <w:tcW w:type="dxa" w:w="2628"/>
+          </w:tcPr>
+          <w:p>
+            <w:r>
+              <w:rPr>
+                <w:rFonts w:ascii="Arial" w:hAnsi="Arial"/>
+                <w:b w:val="0"/>
+                <w:sz w:val="16"/>
+              </w:rPr>
+              <w:t>Presas, Alto/Medio Grijalva y complemento Alto Usumacinta/Lacantún.</w:t>
+            </w:r>
+          </w:p>
+        </w:tc>
+      </w:tr>
+    </w:tbl>
+    <w:p>
+      <w:r>
+        <w:rPr>
+          <w:rFonts w:ascii="Arial" w:hAnsi="Arial"/>
+          <w:sz w:val="19"/>
+        </w:rPr>
+        <w:t>Regla de calidad: un vacío no equivale a cero; no se inventan valores. Cuando una variable no se publica en el corte más reciente, se conserva s/d o el último dato válido únicamente cuando el producto operativo lo admite y queda identificado como heredado.</w:t>
       </w:r>
     </w:p>
     <w:p>
@@ -1931,7 +2400,7 @@
           <w:rFonts w:ascii="Arial" w:hAnsi="Arial"/>
           <w:sz w:val="19"/>
         </w:rPr>
-        <w:t>El Porvenir–La Pasión: nivel 2.14 m · caudal 231.19 m³/s.</w:t>
+        <w:t>El Porvenir–La Pasión: nivel 2.03 m · caudal 213.80 m³/s.</w:t>
       </w:r>
     </w:p>
     <w:p>
@@ -1943,7 +2412,7 @@
           <w:rFonts w:ascii="Arial" w:hAnsi="Arial"/>
           <w:sz w:val="19"/>
         </w:rPr>
-        <w:t>El Tigre–Usumacinta: nivel 5.68 m · caudal 978.17 m³/s.</w:t>
+        <w:t>El Tigre–Usumacinta: nivel 5.75 m · caudal 1008.61 m³/s.</w:t>
       </w:r>
     </w:p>
     <w:p>
@@ -1955,7 +2424,7 @@
           <w:rFonts w:ascii="Arial" w:hAnsi="Arial"/>
           <w:sz w:val="19"/>
         </w:rPr>
-        <w:t>Cadena de seguimiento en Tabasco: Boca del Cerro: 12.62 m · Δ24 h -0.16 m → Balancán: s/d → Emiliano Zapata: s/d → Jonuta: s/d → Centla/Tres Brazos: s/d.</w:t>
+        <w:t>Cadena de seguimiento en Tabasco: Boca del Cerro: 12.55 m · Δ24 h -0.05 m → Balancán: s/d → Emiliano Zapata: s/d → Jonuta: s/d → Centla/Tres Brazos: s/d.</w:t>
       </w:r>
     </w:p>
     <w:p>
@@ -1967,7 +2436,7 @@
           <w:rFonts w:ascii="Arial" w:hAnsi="Arial"/>
           <w:sz w:val="19"/>
         </w:rPr>
-        <w:t>Evolución El Tigre: Δ nivel -0.020 m en 12.0 h; tendencia disminuyendo.</w:t>
+        <w:t>Evolución El Tigre: Δ nivel +0.130 m en 18.0 h; tendencia incrementando.</w:t>
       </w:r>
     </w:p>
     <w:p>

--- a/data/analysis/Reportes/Analisis_Hidrometeorologico_Ultimo.docx
+++ b/data/analysis/Reportes/Analisis_Hidrometeorologico_Ultimo.docx
@@ -640,7 +640,7 @@
                 <w:b w:val="0"/>
                 <w:sz w:val="16"/>
               </w:rPr>
-              <w:t>15.80 m</w:t>
+              <w:t>138.33 m</w:t>
             </w:r>
           </w:p>
         </w:tc>
@@ -655,7 +655,7 @@
                 <w:b w:val="0"/>
                 <w:sz w:val="16"/>
               </w:rPr>
-              <w:t>5.00 m³/s</w:t>
+              <w:t>274.45 m³/s</w:t>
             </w:r>
           </w:p>
         </w:tc>
@@ -685,7 +685,7 @@
                 <w:b w:val="0"/>
                 <w:sz w:val="16"/>
               </w:rPr>
-              <w:t>35.5 °C</w:t>
+              <w:t>34.0 °C</w:t>
             </w:r>
           </w:p>
         </w:tc>
@@ -700,7 +700,7 @@
                 <w:b w:val="0"/>
                 <w:sz w:val="16"/>
               </w:rPr>
-              <w:t>25.0 °C</w:t>
+              <w:t>22.5 °C</w:t>
             </w:r>
           </w:p>
         </w:tc>

--- a/data/analysis/Reportes/Analisis_Hidrometeorologico_Ultimo.docx
+++ b/data/analysis/Reportes/Analisis_Hidrometeorologico_Ultimo.docx
@@ -35,7 +35,7 @@
           <w:rFonts w:ascii="Arial" w:hAnsi="Arial"/>
           <w:sz w:val="19"/>
         </w:rPr>
-        <w:t>CORTE: 2026-09-07 11:00</w:t>
+        <w:t>CORTE: 2026-09-07 14:31</w:t>
       </w:r>
     </w:p>
     <w:p>
@@ -75,7 +75,7 @@
           <w:rFonts w:ascii="Arial" w:hAnsi="Arial"/>
           <w:sz w:val="19"/>
         </w:rPr>
-        <w:t>Al corte de las 11:00 h, la lectura debe mantenerse integrada y no por cuencas aisladas. La señal hidrométrica más reciente tiene como referencia principal el corte vigente de niveles y la lluvia observada/prevista sobre Guatemala, Chiapas y Tabasco. El mayor cambio de 24 h entre estaciones observadas es Gaviotas +0.30 m/24 h. La prioridad operativa es confirmar cualquier cambio de escenario con coincidencia de lluvia, saturación, niveles, caudales y operación de presas; el pronóstico por sí solo no constituye una creciente confirmada.</w:t>
+        <w:t>Al corte de las 14:31 h, la lectura debe mantenerse integrada y no por cuencas aisladas. La señal hidrométrica más reciente tiene como referencia principal el corte vigente de niveles y la lluvia observada/prevista sobre Guatemala, Chiapas y Tabasco. El mayor cambio de 24 h entre estaciones observadas es El Muelle +0.26 m/24 h. La prioridad operativa es confirmar cualquier cambio de escenario con coincidencia de lluvia, saturación, niveles, caudales y operación de presas; el pronóstico por sí solo no constituye una creciente confirmada.</w:t>
       </w:r>
     </w:p>
     <w:p>
@@ -315,7 +315,7 @@
           <w:rFonts w:ascii="Arial" w:hAnsi="Arial"/>
           <w:sz w:val="19"/>
         </w:rPr>
-        <w:t>Boca del Cerro registra 12.55 m, con variación de 24 h -0.05 m. En la cuenca alta de Guatemala, El Tigre reporta 5.75 m y 1008.6 m³/s; El Porvenir/La Pasión 2.03 m y 213.8 m³/s. La secuencia de vigilancia se mantiene Guatemala → Boca del Cerro/Tenosique → Balancán → Emiliano Zapata → Jonuta → Centla. Pronóstico SMN para Usumacinta: 0-24 h: 5 a 25 mm; 24-48 h: 25 a 50 mm; 48-72 h: 50 a 75 mm; 72-96 h: 75 a 150 mm.</w:t>
+        <w:t>Boca del Cerro registra 12.55 m, con variación de 24 h -0.05 m. En la cuenca alta de Guatemala, El Tigre reporta 5.75 m y 1008.6 m³/s; El Porvenir/La Pasión 2.03 m y 213.8 m³/s. La secuencia de vigilancia se mantiene Guatemala → Boca del Cerro/Tenosique → Balancán → Emiliano Zapata → Jonuta → Centla. Pronóstico SMN para Usumacinta: 0-24 h: 5 a 25 mm; 24-48 h: 25 a 50 mm; 48-72 h: 25 a 50 mm; 72-96 h: 5 a 25 mm.</w:t>
       </w:r>
     </w:p>
     <w:tbl>
@@ -738,7 +738,7 @@
           <w:rFonts w:ascii="Arial" w:hAnsi="Arial"/>
           <w:sz w:val="19"/>
         </w:rPr>
-        <w:t>Los Ríos Serranos tienen respuesta más rápida que el Usumacinta. Oxolotán 34.03 m, Tapijulapa 15.79 m, Teapa 33.69 m y Puyacatengo 25.02 m. Deben vigilarse primero lluvia horaria y estaciones aguas arriba antes de esperar una respuesta en el Grijalva de Villahermosa. Pronóstico SMN Bajo Grijalva–Ríos de la Sierra: 0-24 h: 25 a 50 mm; 24-48 h: 5 a 25 mm; 48-72 h: 25 a 50 mm; 72-96 h: 50 a 75 mm.</w:t>
+        <w:t>Los Ríos Serranos tienen respuesta más rápida que el Usumacinta. Oxolotán 34.03 m, Tapijulapa 15.79 m, Teapa 33.69 m y Puyacatengo 25.02 m. Deben vigilarse primero lluvia horaria y estaciones aguas arriba antes de esperar una respuesta en el Grijalva de Villahermosa. Pronóstico SMN Bajo Grijalva–Ríos de la Sierra: 0-24 h: 5 a 25 mm; 24-48 h: 50 a 75 mm; 48-72 h: 25 a 50 mm; 72-96 h: 5 a 25 mm.</w:t>
       </w:r>
     </w:p>
     <w:tbl>
@@ -1196,7 +1196,7 @@
           <w:rFonts w:ascii="Arial" w:hAnsi="Arial"/>
           <w:sz w:val="19"/>
         </w:rPr>
-        <w:t>Samaria registra 11.40 m y González/Carrizal 3.45 m. El gasto de Peñitas no debe equipararse automáticamente con el gasto que llega a cada brazo: deben incorporarse Platanar y otras aportaciones de cuenca libre y considerar la distribución hidráulica posterior. Como referencia operativa se conserva aproximadamente 70 % hacia Samaria y 30 % hacia Carrizal, sujeta a condiciones hidráulicas y a la operación de El Macayo.</w:t>
+        <w:t>Samaria registra 11.44 m y González/Carrizal 3.45 m. El gasto de Peñitas no debe equipararse automáticamente con el gasto que llega a cada brazo: deben incorporarse Platanar y otras aportaciones de cuenca libre y considerar la distribución hidráulica posterior. Como referencia operativa se conserva aproximadamente 70 % hacia Samaria y 30 % hacia Carrizal, sujeta a condiciones hidráulicas y a la operación de El Macayo.</w:t>
       </w:r>
     </w:p>
     <w:tbl>
@@ -1331,7 +1331,7 @@
                 <w:b w:val="0"/>
                 <w:sz w:val="16"/>
               </w:rPr>
-              <w:t>11.40 m</w:t>
+              <w:t>11.44 m</w:t>
             </w:r>
           </w:p>
         </w:tc>
@@ -1852,7 +1852,7 @@
           <w:rFonts w:ascii="Arial" w:hAnsi="Arial"/>
           <w:sz w:val="19"/>
         </w:rPr>
-        <w:t>El diagnóstico integrado del corte de las 11:00 h se mantiene condicionado por la evolución conjunta de Guatemala–Usumacinta–Boca del Cerro, Ríos Serranos–Pichucalco–Grijalva bajo, la cascada de presas y Peñitas/cuenca libre–Mezcalapa–Samaria–Carrizal. Ningún componente debe interpretarse de manera aislada. La señal operativa debe escalar únicamente cuando coincidan magnitud, persistencia y respuesta observada.</w:t>
+        <w:t>El diagnóstico integrado del corte de las 14:31 h se mantiene condicionado por la evolución conjunta de Guatemala–Usumacinta–Boca del Cerro, Ríos Serranos–Pichucalco–Grijalva bajo, la cascada de presas y Peñitas/cuenca libre–Mezcalapa–Samaria–Carrizal. Ningún componente debe interpretarse de manera aislada. La señal operativa debe escalar únicamente cuando coincidan magnitud, persistencia y respuesta observada.</w:t>
       </w:r>
     </w:p>
     <w:p>
@@ -2196,7 +2196,7 @@
                 <w:b w:val="0"/>
                 <w:sz w:val="16"/>
               </w:rPr>
-              <w:t>2026-09-07T11:43:29.601900-06:00</w:t>
+              <w:t>2026-09-07T14:08:59.059888-06:00</w:t>
             </w:r>
           </w:p>
         </w:tc>
@@ -2258,7 +2258,7 @@
                 <w:b w:val="0"/>
                 <w:sz w:val="16"/>
               </w:rPr>
-              <w:t>2026-09-07T11:43:29.601900-06:00</w:t>
+              <w:t>2026-09-07T14:08:59.059888-06:00</w:t>
             </w:r>
           </w:p>
         </w:tc>

--- a/data/analysis/Reportes/Analisis_Hidrometeorologico_Ultimo.docx
+++ b/data/analysis/Reportes/Analisis_Hidrometeorologico_Ultimo.docx
@@ -35,7 +35,7 @@
           <w:rFonts w:ascii="Arial" w:hAnsi="Arial"/>
           <w:sz w:val="19"/>
         </w:rPr>
-        <w:t>CORTE: 2026-09-07 14:31</w:t>
+        <w:t>CORTE: 2026-09-07 19:48</w:t>
       </w:r>
     </w:p>
     <w:p>
@@ -75,7 +75,7 @@
           <w:rFonts w:ascii="Arial" w:hAnsi="Arial"/>
           <w:sz w:val="19"/>
         </w:rPr>
-        <w:t>Al corte de las 14:31 h, la lectura debe mantenerse integrada y no por cuencas aisladas. La señal hidrométrica más reciente tiene como referencia principal el corte vigente de niveles y la lluvia observada/prevista sobre Guatemala, Chiapas y Tabasco. El mayor cambio de 24 h entre estaciones observadas es El Muelle +0.26 m/24 h. La prioridad operativa es confirmar cualquier cambio de escenario con coincidencia de lluvia, saturación, niveles, caudales y operación de presas; el pronóstico por sí solo no constituye una creciente confirmada.</w:t>
+        <w:t>Al corte de las 19:48 h, la lectura debe mantenerse integrada y no por cuencas aisladas. La señal hidrométrica más reciente tiene como referencia principal el corte vigente de niveles y la lluvia observada/prevista sobre Guatemala, Chiapas y Tabasco. El mayor cambio de 24 h entre estaciones observadas es Gaviotas +0.22 m/24 h. La prioridad operativa es confirmar cualquier cambio de escenario con coincidencia de lluvia, saturación, niveles, caudales y operación de presas; el pronóstico por sí solo no constituye una creciente confirmada.</w:t>
       </w:r>
     </w:p>
     <w:p>
@@ -315,7 +315,7 @@
           <w:rFonts w:ascii="Arial" w:hAnsi="Arial"/>
           <w:sz w:val="19"/>
         </w:rPr>
-        <w:t>Boca del Cerro registra 12.55 m, con variación de 24 h -0.05 m. En la cuenca alta de Guatemala, El Tigre reporta 5.75 m y 1008.6 m³/s; El Porvenir/La Pasión 2.03 m y 213.8 m³/s. La secuencia de vigilancia se mantiene Guatemala → Boca del Cerro/Tenosique → Balancán → Emiliano Zapata → Jonuta → Centla. Pronóstico SMN para Usumacinta: 0-24 h: 5 a 25 mm; 24-48 h: 25 a 50 mm; 48-72 h: 25 a 50 mm; 72-96 h: 5 a 25 mm.</w:t>
+        <w:t>Boca del Cerro registra 12.55 m, con variación de 24 h +0.05 m. En la cuenca alta de Guatemala, El Tigre reporta 5.74 m y 1004.3 m³/s; El Porvenir/La Pasión 2.01 m y 210.7 m³/s. La secuencia de vigilancia se mantiene Guatemala → Boca del Cerro/Tenosique → Balancán → Emiliano Zapata → Jonuta → Centla. Pronóstico SMN para Usumacinta: 0-24 h: 5 a 25 mm; 24-48 h: 25 a 50 mm; 48-72 h: 25 a 50 mm; 72-96 h: 5 a 25 mm.</w:t>
       </w:r>
     </w:p>
     <w:tbl>
@@ -403,7 +403,7 @@
                 <w:b w:val="0"/>
                 <w:sz w:val="16"/>
               </w:rPr>
-              <w:t>5.75 m; 1008.6 m³/s</w:t>
+              <w:t>5.74 m; 1004.3 m³/s</w:t>
             </w:r>
           </w:p>
         </w:tc>
@@ -450,7 +450,7 @@
                 <w:b w:val="0"/>
                 <w:sz w:val="16"/>
               </w:rPr>
-              <w:t>12.55 m; Δ24 h -0.05 m</w:t>
+              <w:t>12.55 m; Δ24 h +0.05 m</w:t>
             </w:r>
           </w:p>
         </w:tc>
@@ -738,7 +738,7 @@
           <w:rFonts w:ascii="Arial" w:hAnsi="Arial"/>
           <w:sz w:val="19"/>
         </w:rPr>
-        <w:t>Los Ríos Serranos tienen respuesta más rápida que el Usumacinta. Oxolotán 34.03 m, Tapijulapa 15.79 m, Teapa 33.69 m y Puyacatengo 25.02 m. Deben vigilarse primero lluvia horaria y estaciones aguas arriba antes de esperar una respuesta en el Grijalva de Villahermosa. Pronóstico SMN Bajo Grijalva–Ríos de la Sierra: 0-24 h: 5 a 25 mm; 24-48 h: 50 a 75 mm; 48-72 h: 25 a 50 mm; 72-96 h: 5 a 25 mm.</w:t>
+        <w:t>Los Ríos Serranos tienen respuesta más rápida que el Usumacinta. Oxolotán 34.02 m, Tapijulapa 15.79 m, Teapa 33.69 m y Puyacatengo 25.02 m. Deben vigilarse primero lluvia horaria y estaciones aguas arriba antes de esperar una respuesta en el Grijalva de Villahermosa. Pronóstico SMN Bajo Grijalva–Ríos de la Sierra: 0-24 h: 5 a 25 mm; 24-48 h: 50 a 75 mm; 48-72 h: 25 a 50 mm; 72-96 h: 5 a 25 mm.</w:t>
       </w:r>
     </w:p>
     <w:tbl>
@@ -967,7 +967,7 @@
                 <w:b w:val="0"/>
                 <w:sz w:val="16"/>
               </w:rPr>
-              <w:t>Salto de Agua 2.16 m; Macuspana 1.14 m</w:t>
+              <w:t>Salto de Agua 2.16 m; Macuspana 1.13 m</w:t>
             </w:r>
           </w:p>
         </w:tc>
@@ -1015,13 +1015,17 @@
         <w:tblLook w:firstColumn="1" w:firstRow="1" w:lastColumn="0" w:lastRow="0" w:noHBand="0" w:noVBand="1" w:val="04A0"/>
       </w:tblPr>
       <w:tblGrid>
-        <w:gridCol w:w="5256"/>
-        <w:gridCol w:w="5256"/>
+        <w:gridCol w:w="1752"/>
+        <w:gridCol w:w="1752"/>
+        <w:gridCol w:w="1752"/>
+        <w:gridCol w:w="1752"/>
+        <w:gridCol w:w="1752"/>
+        <w:gridCol w:w="1752"/>
       </w:tblGrid>
       <w:tr>
         <w:tc>
           <w:tcPr>
-            <w:tcW w:type="dxa" w:w="5256"/>
+            <w:tcW w:type="dxa" w:w="1752"/>
           </w:tcPr>
           <w:p>
             <w:r>
@@ -1036,7 +1040,7 @@
         </w:tc>
         <w:tc>
           <w:tcPr>
-            <w:tcW w:type="dxa" w:w="5256"/>
+            <w:tcW w:type="dxa" w:w="1752"/>
           </w:tcPr>
           <w:p>
             <w:r>
@@ -1045,7 +1049,67 @@
                 <w:b/>
                 <w:sz w:val="16"/>
               </w:rPr>
-              <w:t>Dato disponible en FUENTE2</w:t>
+              <w:t>Elevación actual (msnm)</w:t>
+            </w:r>
+          </w:p>
+        </w:tc>
+        <w:tc>
+          <w:tcPr>
+            <w:tcW w:type="dxa" w:w="1752"/>
+          </w:tcPr>
+          <w:p>
+            <w:r>
+              <w:rPr>
+                <w:rFonts w:ascii="Arial" w:hAnsi="Arial"/>
+                <w:b/>
+                <w:sz w:val="16"/>
+              </w:rPr>
+              <w:t>Llenado al NAMO (%)</w:t>
+            </w:r>
+          </w:p>
+        </w:tc>
+        <w:tc>
+          <w:tcPr>
+            <w:tcW w:type="dxa" w:w="1752"/>
+          </w:tcPr>
+          <w:p>
+            <w:r>
+              <w:rPr>
+                <w:rFonts w:ascii="Arial" w:hAnsi="Arial"/>
+                <w:b/>
+                <w:sz w:val="16"/>
+              </w:rPr>
+              <w:t>Extracción prom. 24 h (m³/s)</w:t>
+            </w:r>
+          </w:p>
+        </w:tc>
+        <w:tc>
+          <w:tcPr>
+            <w:tcW w:type="dxa" w:w="1752"/>
+          </w:tcPr>
+          <w:p>
+            <w:r>
+              <w:rPr>
+                <w:rFonts w:ascii="Arial" w:hAnsi="Arial"/>
+                <w:b/>
+                <w:sz w:val="16"/>
+              </w:rPr>
+              <w:t>Precip. diaria (mm)</w:t>
+            </w:r>
+          </w:p>
+        </w:tc>
+        <w:tc>
+          <w:tcPr>
+            <w:tcW w:type="dxa" w:w="1752"/>
+          </w:tcPr>
+          <w:p>
+            <w:r>
+              <w:rPr>
+                <w:rFonts w:ascii="Arial" w:hAnsi="Arial"/>
+                <w:b/>
+                <w:sz w:val="16"/>
+              </w:rPr>
+              <w:t>Dif. nivel 24 h (m)</w:t>
             </w:r>
           </w:p>
         </w:tc>
@@ -1053,7 +1117,7 @@
       <w:tr>
         <w:tc>
           <w:tcPr>
-            <w:tcW w:type="dxa" w:w="5256"/>
+            <w:tcW w:type="dxa" w:w="1752"/>
           </w:tcPr>
           <w:p>
             <w:r>
@@ -1068,7 +1132,7 @@
         </w:tc>
         <w:tc>
           <w:tcPr>
-            <w:tcW w:type="dxa" w:w="5256"/>
+            <w:tcW w:type="dxa" w:w="1752"/>
           </w:tcPr>
           <w:p>
             <w:r>
@@ -1077,15 +1141,13 @@
                 <w:b w:val="0"/>
                 <w:sz w:val="16"/>
               </w:rPr>
-              <w:t>Angostura 19736.43 14,479.69 517.19 7,610 517.18 48.91 -4.14 -9.62 228.34 46.5 -0.01 -22.32</w:t>
+              <w:t>517.18</w:t>
             </w:r>
           </w:p>
         </w:tc>
-      </w:tr>
-      <w:tr>
         <w:tc>
           <w:tcPr>
-            <w:tcW w:type="dxa" w:w="5256"/>
+            <w:tcW w:type="dxa" w:w="1752"/>
           </w:tcPr>
           <w:p>
             <w:r>
@@ -1094,13 +1156,13 @@
                 <w:b w:val="0"/>
                 <w:sz w:val="16"/>
               </w:rPr>
-              <w:t>Chicoasen</w:t>
+              <w:t>48.91</w:t>
             </w:r>
           </w:p>
         </w:tc>
         <w:tc>
           <w:tcPr>
-            <w:tcW w:type="dxa" w:w="5256"/>
+            <w:tcW w:type="dxa" w:w="1752"/>
           </w:tcPr>
           <w:p>
             <w:r>
@@ -1109,7 +1171,37 @@
                 <w:b w:val="0"/>
                 <w:sz w:val="16"/>
               </w:rPr>
-              <w:t>Chicoasen 1,433.09 1,351.54 390.76 1,348 391.44 98.24 13.53 330.01 0.0 0.68 -3.56</w:t>
+              <w:t>228.34</w:t>
+            </w:r>
+          </w:p>
+        </w:tc>
+        <w:tc>
+          <w:tcPr>
+            <w:tcW w:type="dxa" w:w="1752"/>
+          </w:tcPr>
+          <w:p>
+            <w:r>
+              <w:rPr>
+                <w:rFonts w:ascii="Arial" w:hAnsi="Arial"/>
+                <w:b w:val="0"/>
+                <w:sz w:val="16"/>
+              </w:rPr>
+              <w:t>46.5</w:t>
+            </w:r>
+          </w:p>
+        </w:tc>
+        <w:tc>
+          <w:tcPr>
+            <w:tcW w:type="dxa" w:w="1752"/>
+          </w:tcPr>
+          <w:p>
+            <w:r>
+              <w:rPr>
+                <w:rFonts w:ascii="Arial" w:hAnsi="Arial"/>
+                <w:b w:val="0"/>
+                <w:sz w:val="16"/>
+              </w:rPr>
+              <w:t>-0.01</w:t>
             </w:r>
           </w:p>
         </w:tc>
@@ -1117,7 +1209,99 @@
       <w:tr>
         <w:tc>
           <w:tcPr>
-            <w:tcW w:type="dxa" w:w="5256"/>
+            <w:tcW w:type="dxa" w:w="1752"/>
+          </w:tcPr>
+          <w:p>
+            <w:r>
+              <w:rPr>
+                <w:rFonts w:ascii="Arial" w:hAnsi="Arial"/>
+                <w:b w:val="0"/>
+                <w:sz w:val="16"/>
+              </w:rPr>
+              <w:t>Chicoasén</w:t>
+            </w:r>
+          </w:p>
+        </w:tc>
+        <w:tc>
+          <w:tcPr>
+            <w:tcW w:type="dxa" w:w="1752"/>
+          </w:tcPr>
+          <w:p>
+            <w:r>
+              <w:rPr>
+                <w:rFonts w:ascii="Arial" w:hAnsi="Arial"/>
+                <w:b w:val="0"/>
+                <w:sz w:val="16"/>
+              </w:rPr>
+              <w:t>391.44</w:t>
+            </w:r>
+          </w:p>
+        </w:tc>
+        <w:tc>
+          <w:tcPr>
+            <w:tcW w:type="dxa" w:w="1752"/>
+          </w:tcPr>
+          <w:p>
+            <w:r>
+              <w:rPr>
+                <w:rFonts w:ascii="Arial" w:hAnsi="Arial"/>
+                <w:b w:val="0"/>
+                <w:sz w:val="16"/>
+              </w:rPr>
+              <w:t>98.24</w:t>
+            </w:r>
+          </w:p>
+        </w:tc>
+        <w:tc>
+          <w:tcPr>
+            <w:tcW w:type="dxa" w:w="1752"/>
+          </w:tcPr>
+          <w:p>
+            <w:r>
+              <w:rPr>
+                <w:rFonts w:ascii="Arial" w:hAnsi="Arial"/>
+                <w:b w:val="0"/>
+                <w:sz w:val="16"/>
+              </w:rPr>
+              <w:t>330.01</w:t>
+            </w:r>
+          </w:p>
+        </w:tc>
+        <w:tc>
+          <w:tcPr>
+            <w:tcW w:type="dxa" w:w="1752"/>
+          </w:tcPr>
+          <w:p>
+            <w:r>
+              <w:rPr>
+                <w:rFonts w:ascii="Arial" w:hAnsi="Arial"/>
+                <w:b w:val="0"/>
+                <w:sz w:val="16"/>
+              </w:rPr>
+              <w:t>0.0</w:t>
+            </w:r>
+          </w:p>
+        </w:tc>
+        <w:tc>
+          <w:tcPr>
+            <w:tcW w:type="dxa" w:w="1752"/>
+          </w:tcPr>
+          <w:p>
+            <w:r>
+              <w:rPr>
+                <w:rFonts w:ascii="Arial" w:hAnsi="Arial"/>
+                <w:b w:val="0"/>
+                <w:sz w:val="16"/>
+              </w:rPr>
+              <w:t>+0.68</w:t>
+            </w:r>
+          </w:p>
+        </w:tc>
+      </w:tr>
+      <w:tr>
+        <w:tc>
+          <w:tcPr>
+            <w:tcW w:type="dxa" w:w="1752"/>
           </w:tcPr>
           <w:p>
             <w:r>
@@ -1132,7 +1316,7 @@
         </w:tc>
         <w:tc>
           <w:tcPr>
-            <w:tcW w:type="dxa" w:w="5256"/>
+            <w:tcW w:type="dxa" w:w="1752"/>
           </w:tcPr>
           <w:p>
             <w:r>
@@ -1141,7 +1325,67 @@
                 <w:b w:val="0"/>
                 <w:sz w:val="16"/>
               </w:rPr>
-              <w:t>Malpaso 14,056.10 10,796.85 163.31 7,156 163.29 57.80 -4.84 -7.55 360.24 3.0 -0.02 -24.71</w:t>
+              <w:t>163.29</w:t>
+            </w:r>
+          </w:p>
+        </w:tc>
+        <w:tc>
+          <w:tcPr>
+            <w:tcW w:type="dxa" w:w="1752"/>
+          </w:tcPr>
+          <w:p>
+            <w:r>
+              <w:rPr>
+                <w:rFonts w:ascii="Arial" w:hAnsi="Arial"/>
+                <w:b w:val="0"/>
+                <w:sz w:val="16"/>
+              </w:rPr>
+              <w:t>57.80</w:t>
+            </w:r>
+          </w:p>
+        </w:tc>
+        <w:tc>
+          <w:tcPr>
+            <w:tcW w:type="dxa" w:w="1752"/>
+          </w:tcPr>
+          <w:p>
+            <w:r>
+              <w:rPr>
+                <w:rFonts w:ascii="Arial" w:hAnsi="Arial"/>
+                <w:b w:val="0"/>
+                <w:sz w:val="16"/>
+              </w:rPr>
+              <w:t>360.24</w:t>
+            </w:r>
+          </w:p>
+        </w:tc>
+        <w:tc>
+          <w:tcPr>
+            <w:tcW w:type="dxa" w:w="1752"/>
+          </w:tcPr>
+          <w:p>
+            <w:r>
+              <w:rPr>
+                <w:rFonts w:ascii="Arial" w:hAnsi="Arial"/>
+                <w:b w:val="0"/>
+                <w:sz w:val="16"/>
+              </w:rPr>
+              <w:t>3.0</w:t>
+            </w:r>
+          </w:p>
+        </w:tc>
+        <w:tc>
+          <w:tcPr>
+            <w:tcW w:type="dxa" w:w="1752"/>
+          </w:tcPr>
+          <w:p>
+            <w:r>
+              <w:rPr>
+                <w:rFonts w:ascii="Arial" w:hAnsi="Arial"/>
+                <w:b w:val="0"/>
+                <w:sz w:val="16"/>
+              </w:rPr>
+              <w:t>-0.02</w:t>
             </w:r>
           </w:p>
         </w:tc>
@@ -1149,7 +1393,7 @@
       <w:tr>
         <w:tc>
           <w:tcPr>
-            <w:tcW w:type="dxa" w:w="5256"/>
+            <w:tcW w:type="dxa" w:w="1752"/>
           </w:tcPr>
           <w:p>
             <w:r>
@@ -1164,7 +1408,7 @@
         </w:tc>
         <w:tc>
           <w:tcPr>
-            <w:tcW w:type="dxa" w:w="5256"/>
+            <w:tcW w:type="dxa" w:w="1752"/>
           </w:tcPr>
           <w:p>
             <w:r>
@@ -1173,7 +1417,67 @@
                 <w:b w:val="0"/>
                 <w:sz w:val="16"/>
               </w:rPr>
-              <w:t>Peñitas 1,485 1,091.00 85.96 362.37 85.94 83.53 -0.41 425.42 0.0 -0.02 -9.56</w:t>
+              <w:t>85.94</w:t>
+            </w:r>
+          </w:p>
+        </w:tc>
+        <w:tc>
+          <w:tcPr>
+            <w:tcW w:type="dxa" w:w="1752"/>
+          </w:tcPr>
+          <w:p>
+            <w:r>
+              <w:rPr>
+                <w:rFonts w:ascii="Arial" w:hAnsi="Arial"/>
+                <w:b w:val="0"/>
+                <w:sz w:val="16"/>
+              </w:rPr>
+              <w:t>83.53</w:t>
+            </w:r>
+          </w:p>
+        </w:tc>
+        <w:tc>
+          <w:tcPr>
+            <w:tcW w:type="dxa" w:w="1752"/>
+          </w:tcPr>
+          <w:p>
+            <w:r>
+              <w:rPr>
+                <w:rFonts w:ascii="Arial" w:hAnsi="Arial"/>
+                <w:b w:val="0"/>
+                <w:sz w:val="16"/>
+              </w:rPr>
+              <w:t>425.42</w:t>
+            </w:r>
+          </w:p>
+        </w:tc>
+        <w:tc>
+          <w:tcPr>
+            <w:tcW w:type="dxa" w:w="1752"/>
+          </w:tcPr>
+          <w:p>
+            <w:r>
+              <w:rPr>
+                <w:rFonts w:ascii="Arial" w:hAnsi="Arial"/>
+                <w:b w:val="0"/>
+                <w:sz w:val="16"/>
+              </w:rPr>
+              <w:t>0.0</w:t>
+            </w:r>
+          </w:p>
+        </w:tc>
+        <w:tc>
+          <w:tcPr>
+            <w:tcW w:type="dxa" w:w="1752"/>
+          </w:tcPr>
+          <w:p>
+            <w:r>
+              <w:rPr>
+                <w:rFonts w:ascii="Arial" w:hAnsi="Arial"/>
+                <w:b w:val="0"/>
+                <w:sz w:val="16"/>
+              </w:rPr>
+              <w:t>-0.02</w:t>
             </w:r>
           </w:p>
         </w:tc>
@@ -1196,7 +1500,7 @@
           <w:rFonts w:ascii="Arial" w:hAnsi="Arial"/>
           <w:sz w:val="19"/>
         </w:rPr>
-        <w:t>Samaria registra 11.44 m y González/Carrizal 3.45 m. El gasto de Peñitas no debe equipararse automáticamente con el gasto que llega a cada brazo: deben incorporarse Platanar y otras aportaciones de cuenca libre y considerar la distribución hidráulica posterior. Como referencia operativa se conserva aproximadamente 70 % hacia Samaria y 30 % hacia Carrizal, sujeta a condiciones hidráulicas y a la operación de El Macayo.</w:t>
+        <w:t>Samaria registra 11.74 m y González/Carrizal 3.37 m. El gasto de Peñitas no debe equipararse automáticamente con el gasto que llega a cada brazo: deben incorporarse Platanar y otras aportaciones de cuenca libre y considerar la distribución hidráulica posterior. Como referencia operativa se conserva aproximadamente 70 % hacia Samaria y 30 % hacia Carrizal, sujeta a condiciones hidráulicas y a la operación de El Macayo.</w:t>
       </w:r>
     </w:p>
     <w:tbl>
@@ -1331,7 +1635,7 @@
                 <w:b w:val="0"/>
                 <w:sz w:val="16"/>
               </w:rPr>
-              <w:t>11.44 m</w:t>
+              <w:t>11.74 m</w:t>
             </w:r>
           </w:p>
         </w:tc>
@@ -1378,7 +1682,7 @@
                 <w:b w:val="0"/>
                 <w:sz w:val="16"/>
               </w:rPr>
-              <w:t>González 3.45 m</w:t>
+              <w:t>González 3.37 m</w:t>
             </w:r>
           </w:p>
         </w:tc>
@@ -1852,7 +2156,7 @@
           <w:rFonts w:ascii="Arial" w:hAnsi="Arial"/>
           <w:sz w:val="19"/>
         </w:rPr>
-        <w:t>El diagnóstico integrado del corte de las 14:31 h se mantiene condicionado por la evolución conjunta de Guatemala–Usumacinta–Boca del Cerro, Ríos Serranos–Pichucalco–Grijalva bajo, la cascada de presas y Peñitas/cuenca libre–Mezcalapa–Samaria–Carrizal. Ningún componente debe interpretarse de manera aislada. La señal operativa debe escalar únicamente cuando coincidan magnitud, persistencia y respuesta observada.</w:t>
+        <w:t>El diagnóstico integrado del corte de las 19:48 h se mantiene condicionado por la evolución conjunta de Guatemala–Usumacinta–Boca del Cerro, Ríos Serranos–Pichucalco–Grijalva bajo, la cascada de presas y Peñitas/cuenca libre–Mezcalapa–Samaria–Carrizal. Ningún componente debe interpretarse de manera aislada. La señal operativa debe escalar únicamente cuando coincidan magnitud, persistencia y respuesta observada.</w:t>
       </w:r>
     </w:p>
     <w:p>
@@ -1982,18 +2286,6 @@
           <w:rFonts w:ascii="Arial" w:hAnsi="Arial"/>
           <w:sz w:val="19"/>
         </w:rPr>
-        <w:t>WeatherLink: ACALA PCIVILCHIAPAS 11.4 mm/24 h</w:t>
-      </w:r>
-    </w:p>
-    <w:p>
-      <w:pPr>
-        <w:pStyle w:val="ListBullet"/>
-      </w:pPr>
-      <w:r>
-        <w:rPr>
-          <w:rFonts w:ascii="Arial" w:hAnsi="Arial"/>
-          <w:sz w:val="19"/>
-        </w:rPr>
         <w:t>WeatherLink: PALENQUE PCIVILCHIAPAS 10.4 mm/24 h</w:t>
       </w:r>
     </w:p>
@@ -2007,6 +2299,18 @@
           <w:sz w:val="19"/>
         </w:rPr>
         <w:t>WeatherLink: Sinai 9.6 mm/24 h</w:t>
+      </w:r>
+    </w:p>
+    <w:p>
+      <w:pPr>
+        <w:pStyle w:val="ListBullet"/>
+      </w:pPr>
+      <w:r>
+        <w:rPr>
+          <w:rFonts w:ascii="Arial" w:hAnsi="Arial"/>
+          <w:sz w:val="19"/>
+        </w:rPr>
+        <w:t>WeatherLink: IXHUATAN PCIVILCHIAPAS 8.6 mm/24 h</w:t>
       </w:r>
     </w:p>
     <w:p>
@@ -2400,7 +2704,7 @@
           <w:rFonts w:ascii="Arial" w:hAnsi="Arial"/>
           <w:sz w:val="19"/>
         </w:rPr>
-        <w:t>El Porvenir–La Pasión: nivel 2.03 m · caudal 213.80 m³/s.</w:t>
+        <w:t>El Porvenir–La Pasión: nivel 2.01 m · caudal 210.74 m³/s.</w:t>
       </w:r>
     </w:p>
     <w:p>
@@ -2412,7 +2716,7 @@
           <w:rFonts w:ascii="Arial" w:hAnsi="Arial"/>
           <w:sz w:val="19"/>
         </w:rPr>
-        <w:t>El Tigre–Usumacinta: nivel 5.75 m · caudal 1008.61 m³/s.</w:t>
+        <w:t>El Tigre–Usumacinta: nivel 5.74 m · caudal 1004.26 m³/s.</w:t>
       </w:r>
     </w:p>
     <w:p>
@@ -2424,7 +2728,7 @@
           <w:rFonts w:ascii="Arial" w:hAnsi="Arial"/>
           <w:sz w:val="19"/>
         </w:rPr>
-        <w:t>Cadena de seguimiento en Tabasco: Boca del Cerro: 12.55 m · Δ24 h -0.05 m → Balancán: s/d → Emiliano Zapata: s/d → Jonuta: s/d → Centla/Tres Brazos: s/d.</w:t>
+        <w:t>Cadena de seguimiento en Tabasco: Boca del Cerro: 12.55 m · Δ24 h +0.05 m → Balancán: s/d → Emiliano Zapata: s/d → Jonuta: s/d → Centla/Tres Brazos: s/d.</w:t>
       </w:r>
     </w:p>
     <w:p>
@@ -2436,7 +2740,7 @@
           <w:rFonts w:ascii="Arial" w:hAnsi="Arial"/>
           <w:sz w:val="19"/>
         </w:rPr>
-        <w:t>Evolución El Tigre: Δ nivel +0.130 m en 18.0 h; tendencia incrementando.</w:t>
+        <w:t>Evolución El Tigre: Δ nivel -0.010 m en 6.0 h; tendencia estable.</w:t>
       </w:r>
     </w:p>
     <w:p>

--- a/data/analysis/Reportes/Analisis_Hidrometeorologico_Ultimo.docx
+++ b/data/analysis/Reportes/Analisis_Hidrometeorologico_Ultimo.docx
@@ -35,7 +35,7 @@
           <w:rFonts w:ascii="Arial" w:hAnsi="Arial"/>
           <w:sz w:val="19"/>
         </w:rPr>
-        <w:t>CORTE: 2026-09-07 19:48</w:t>
+        <w:t>CORTE: 2026-09-07 19:59</w:t>
       </w:r>
     </w:p>
     <w:p>
@@ -75,7 +75,7 @@
           <w:rFonts w:ascii="Arial" w:hAnsi="Arial"/>
           <w:sz w:val="19"/>
         </w:rPr>
-        <w:t>Al corte de las 19:48 h, la lectura debe mantenerse integrada y no por cuencas aisladas. La señal hidrométrica más reciente tiene como referencia principal el corte vigente de niveles y la lluvia observada/prevista sobre Guatemala, Chiapas y Tabasco. El mayor cambio de 24 h entre estaciones observadas es Gaviotas +0.22 m/24 h. La prioridad operativa es confirmar cualquier cambio de escenario con coincidencia de lluvia, saturación, niveles, caudales y operación de presas; el pronóstico por sí solo no constituye una creciente confirmada.</w:t>
+        <w:t>Al corte de las 19:59 h, la lectura debe mantenerse integrada y no por cuencas aisladas. La señal hidrométrica más reciente tiene como referencia principal el corte vigente de niveles y la lluvia observada/prevista sobre Guatemala, Chiapas y Tabasco. El mayor cambio de 24 h entre estaciones observadas es Gaviotas +0.22 m/24 h. La prioridad operativa es confirmar cualquier cambio de escenario con coincidencia de lluvia, saturación, niveles, caudales y operación de presas; el pronóstico por sí solo no constituye una creciente confirmada.</w:t>
       </w:r>
     </w:p>
     <w:p>
@@ -315,7 +315,7 @@
           <w:rFonts w:ascii="Arial" w:hAnsi="Arial"/>
           <w:sz w:val="19"/>
         </w:rPr>
-        <w:t>Boca del Cerro registra 12.55 m, con variación de 24 h +0.05 m. En la cuenca alta de Guatemala, El Tigre reporta 5.74 m y 1004.3 m³/s; El Porvenir/La Pasión 2.01 m y 210.7 m³/s. La secuencia de vigilancia se mantiene Guatemala → Boca del Cerro/Tenosique → Balancán → Emiliano Zapata → Jonuta → Centla. Pronóstico SMN para Usumacinta: 0-24 h: 5 a 25 mm; 24-48 h: 25 a 50 mm; 48-72 h: 25 a 50 mm; 72-96 h: 5 a 25 mm.</w:t>
+        <w:t>Boca del Cerro registra 12.55 m, con variación de 24 h +0.05 m. En la cuenca alta de Guatemala, El Tigre reporta 5.74 m y 1004.3 m³/s; El Porvenir/La Pasión 2.01 m y 210.7 m³/s. La secuencia de vigilancia se mantiene Guatemala → Lacantún → Boca del Cerro/Tenosique → Balancán → Emiliano Zapata → Jonuta → Centla. Pronóstico SMN para Usumacinta: 0-24 h: 5 a 25 mm; 24-48 h: 25 a 50 mm; 48-72 h: 25 a 50 mm; 72-96 h: 5 a 25 mm.</w:t>
       </w:r>
     </w:p>
     <w:tbl>
@@ -435,6 +435,53 @@
                 <w:b w:val="0"/>
                 <w:sz w:val="16"/>
               </w:rPr>
+              <w:t>Lacantún (BHG21, Ocosingo)</w:t>
+            </w:r>
+          </w:p>
+        </w:tc>
+        <w:tc>
+          <w:tcPr>
+            <w:tcW w:type="dxa" w:w="3504"/>
+          </w:tcPr>
+          <w:p>
+            <w:r>
+              <w:rPr>
+                <w:rFonts w:ascii="Arial" w:hAnsi="Arial"/>
+                <w:b w:val="0"/>
+                <w:sz w:val="16"/>
+              </w:rPr>
+              <w:t>138.33 m; 274.45 m³/s; lluvia 24 h 0.0 mm</w:t>
+            </w:r>
+          </w:p>
+        </w:tc>
+        <w:tc>
+          <w:tcPr>
+            <w:tcW w:type="dxa" w:w="3504"/>
+          </w:tcPr>
+          <w:p>
+            <w:r>
+              <w:rPr>
+                <w:rFonts w:ascii="Arial" w:hAnsi="Arial"/>
+                <w:b w:val="0"/>
+                <w:sz w:val="16"/>
+              </w:rPr>
+              <w:t>Aporte de cuenca alta antes de Boca del Cerro; valorar su tendencia junto con Guatemala y la respuesta posterior en Tenosique.</w:t>
+            </w:r>
+          </w:p>
+        </w:tc>
+      </w:tr>
+      <w:tr>
+        <w:tc>
+          <w:tcPr>
+            <w:tcW w:type="dxa" w:w="3504"/>
+          </w:tcPr>
+          <w:p>
+            <w:r>
+              <w:rPr>
+                <w:rFonts w:ascii="Arial" w:hAnsi="Arial"/>
+                <w:b w:val="0"/>
+                <w:sz w:val="16"/>
+              </w:rPr>
               <w:t>Boca del Cerro</w:t>
             </w:r>
           </w:p>
@@ -466,256 +513,6 @@
                 <w:sz w:val="16"/>
               </w:rPr>
               <w:t>Punto clave de confirmación para Tabasco.</w:t>
-            </w:r>
-          </w:p>
-        </w:tc>
-      </w:tr>
-    </w:tbl>
-    <w:p>
-      <w:r>
-        <w:rPr>
-          <w:rFonts w:ascii="Arial" w:hAnsi="Arial"/>
-          <w:b/>
-          <w:color w:val="1F4E79"/>
-          <w:sz w:val="21"/>
-        </w:rPr>
-        <w:t>Frontera Sur · Lacantún y cuencas altas</w:t>
-      </w:r>
-    </w:p>
-    <w:p>
-      <w:r>
-        <w:rPr>
-          <w:rFonts w:ascii="Arial" w:hAnsi="Arial"/>
-          <w:sz w:val="19"/>
-        </w:rPr>
-        <w:t>El boletín del Organismo de Cuenca Frontera Sur se usa como complemento de la cuenca alta; sus datos no sustituyen el corte local de CONAGUA Tabasco.</w:t>
-      </w:r>
-    </w:p>
-    <w:tbl>
-      <w:tblPr>
-        <w:tblStyle w:val="TableGrid"/>
-        <w:tblW w:type="auto" w:w="0"/>
-        <w:tblLook w:firstColumn="1" w:firstRow="1" w:lastColumn="0" w:lastRow="0" w:noHBand="0" w:noVBand="1" w:val="04A0"/>
-      </w:tblPr>
-      <w:tblGrid>
-        <w:gridCol w:w="1502"/>
-        <w:gridCol w:w="1502"/>
-        <w:gridCol w:w="1502"/>
-        <w:gridCol w:w="1502"/>
-        <w:gridCol w:w="1502"/>
-        <w:gridCol w:w="1502"/>
-        <w:gridCol w:w="1502"/>
-      </w:tblGrid>
-      <w:tr>
-        <w:tc>
-          <w:tcPr>
-            <w:tcW w:type="dxa" w:w="1502"/>
-          </w:tcPr>
-          <w:p>
-            <w:r>
-              <w:rPr>
-                <w:rFonts w:ascii="Arial" w:hAnsi="Arial"/>
-                <w:b/>
-                <w:sz w:val="16"/>
-              </w:rPr>
-              <w:t>Estación</w:t>
-            </w:r>
-          </w:p>
-        </w:tc>
-        <w:tc>
-          <w:tcPr>
-            <w:tcW w:type="dxa" w:w="1502"/>
-          </w:tcPr>
-          <w:p>
-            <w:r>
-              <w:rPr>
-                <w:rFonts w:ascii="Arial" w:hAnsi="Arial"/>
-                <w:b/>
-                <w:sz w:val="16"/>
-              </w:rPr>
-              <w:t>Nivel actual</w:t>
-            </w:r>
-          </w:p>
-        </w:tc>
-        <w:tc>
-          <w:tcPr>
-            <w:tcW w:type="dxa" w:w="1502"/>
-          </w:tcPr>
-          <w:p>
-            <w:r>
-              <w:rPr>
-                <w:rFonts w:ascii="Arial" w:hAnsi="Arial"/>
-                <w:b/>
-                <w:sz w:val="16"/>
-              </w:rPr>
-              <w:t>Gasto</w:t>
-            </w:r>
-          </w:p>
-        </w:tc>
-        <w:tc>
-          <w:tcPr>
-            <w:tcW w:type="dxa" w:w="1502"/>
-          </w:tcPr>
-          <w:p>
-            <w:r>
-              <w:rPr>
-                <w:rFonts w:ascii="Arial" w:hAnsi="Arial"/>
-                <w:b/>
-                <w:sz w:val="16"/>
-              </w:rPr>
-              <w:t>Lluvia 24 h</w:t>
-            </w:r>
-          </w:p>
-        </w:tc>
-        <w:tc>
-          <w:tcPr>
-            <w:tcW w:type="dxa" w:w="1502"/>
-          </w:tcPr>
-          <w:p>
-            <w:r>
-              <w:rPr>
-                <w:rFonts w:ascii="Arial" w:hAnsi="Arial"/>
-                <w:b/>
-                <w:sz w:val="16"/>
-              </w:rPr>
-              <w:t>Temp. máx.</w:t>
-            </w:r>
-          </w:p>
-        </w:tc>
-        <w:tc>
-          <w:tcPr>
-            <w:tcW w:type="dxa" w:w="1502"/>
-          </w:tcPr>
-          <w:p>
-            <w:r>
-              <w:rPr>
-                <w:rFonts w:ascii="Arial" w:hAnsi="Arial"/>
-                <w:b/>
-                <w:sz w:val="16"/>
-              </w:rPr>
-              <w:t>Temp. mín.</w:t>
-            </w:r>
-          </w:p>
-        </w:tc>
-        <w:tc>
-          <w:tcPr>
-            <w:tcW w:type="dxa" w:w="1502"/>
-          </w:tcPr>
-          <w:p>
-            <w:r>
-              <w:rPr>
-                <w:rFonts w:ascii="Arial" w:hAnsi="Arial"/>
-                <w:b/>
-                <w:sz w:val="16"/>
-              </w:rPr>
-              <w:t>Fuente</w:t>
-            </w:r>
-          </w:p>
-        </w:tc>
-      </w:tr>
-      <w:tr>
-        <w:tc>
-          <w:tcPr>
-            <w:tcW w:type="dxa" w:w="1502"/>
-          </w:tcPr>
-          <w:p>
-            <w:r>
-              <w:rPr>
-                <w:rFonts w:ascii="Arial" w:hAnsi="Arial"/>
-                <w:b w:val="0"/>
-                <w:sz w:val="16"/>
-              </w:rPr>
-              <w:t>Lacantún (BHG21, Ocosingo)</w:t>
-            </w:r>
-          </w:p>
-        </w:tc>
-        <w:tc>
-          <w:tcPr>
-            <w:tcW w:type="dxa" w:w="1502"/>
-          </w:tcPr>
-          <w:p>
-            <w:r>
-              <w:rPr>
-                <w:rFonts w:ascii="Arial" w:hAnsi="Arial"/>
-                <w:b w:val="0"/>
-                <w:sz w:val="16"/>
-              </w:rPr>
-              <w:t>138.33 m</w:t>
-            </w:r>
-          </w:p>
-        </w:tc>
-        <w:tc>
-          <w:tcPr>
-            <w:tcW w:type="dxa" w:w="1502"/>
-          </w:tcPr>
-          <w:p>
-            <w:r>
-              <w:rPr>
-                <w:rFonts w:ascii="Arial" w:hAnsi="Arial"/>
-                <w:b w:val="0"/>
-                <w:sz w:val="16"/>
-              </w:rPr>
-              <w:t>274.45 m³/s</w:t>
-            </w:r>
-          </w:p>
-        </w:tc>
-        <w:tc>
-          <w:tcPr>
-            <w:tcW w:type="dxa" w:w="1502"/>
-          </w:tcPr>
-          <w:p>
-            <w:r>
-              <w:rPr>
-                <w:rFonts w:ascii="Arial" w:hAnsi="Arial"/>
-                <w:b w:val="0"/>
-                <w:sz w:val="16"/>
-              </w:rPr>
-              <w:t>0.0 mm</w:t>
-            </w:r>
-          </w:p>
-        </w:tc>
-        <w:tc>
-          <w:tcPr>
-            <w:tcW w:type="dxa" w:w="1502"/>
-          </w:tcPr>
-          <w:p>
-            <w:r>
-              <w:rPr>
-                <w:rFonts w:ascii="Arial" w:hAnsi="Arial"/>
-                <w:b w:val="0"/>
-                <w:sz w:val="16"/>
-              </w:rPr>
-              <w:t>34.0 °C</w:t>
-            </w:r>
-          </w:p>
-        </w:tc>
-        <w:tc>
-          <w:tcPr>
-            <w:tcW w:type="dxa" w:w="1502"/>
-          </w:tcPr>
-          <w:p>
-            <w:r>
-              <w:rPr>
-                <w:rFonts w:ascii="Arial" w:hAnsi="Arial"/>
-                <w:b w:val="0"/>
-                <w:sz w:val="16"/>
-              </w:rPr>
-              <w:t>22.5 °C</w:t>
-            </w:r>
-          </w:p>
-        </w:tc>
-        <w:tc>
-          <w:tcPr>
-            <w:tcW w:type="dxa" w:w="1502"/>
-          </w:tcPr>
-          <w:p>
-            <w:r>
-              <w:rPr>
-                <w:rFonts w:ascii="Arial" w:hAnsi="Arial"/>
-                <w:b w:val="0"/>
-                <w:sz w:val="16"/>
-              </w:rPr>
-              <w:t>Frontera Sur / FUENTE1</w:t>
             </w:r>
           </w:p>
         </w:tc>
@@ -2156,7 +1953,7 @@
           <w:rFonts w:ascii="Arial" w:hAnsi="Arial"/>
           <w:sz w:val="19"/>
         </w:rPr>
-        <w:t>El diagnóstico integrado del corte de las 19:48 h se mantiene condicionado por la evolución conjunta de Guatemala–Usumacinta–Boca del Cerro, Ríos Serranos–Pichucalco–Grijalva bajo, la cascada de presas y Peñitas/cuenca libre–Mezcalapa–Samaria–Carrizal. Ningún componente debe interpretarse de manera aislada. La señal operativa debe escalar únicamente cuando coincidan magnitud, persistencia y respuesta observada.</w:t>
+        <w:t>El diagnóstico integrado del corte de las 19:59 h se mantiene condicionado por la evolución conjunta de Guatemala–Usumacinta–Boca del Cerro, Ríos Serranos–Pichucalco–Grijalva bajo, la cascada de presas y Peñitas/cuenca libre–Mezcalapa–Samaria–Carrizal. Ningún componente debe interpretarse de manera aislada. La señal operativa debe escalar únicamente cuando coincidan magnitud, persistencia y respuesta observada.</w:t>
       </w:r>
     </w:p>
     <w:p>

--- a/data/analysis/Reportes/Analisis_Hidrometeorologico_Ultimo.docx
+++ b/data/analysis/Reportes/Analisis_Hidrometeorologico_Ultimo.docx
@@ -35,7 +35,7 @@
           <w:rFonts w:ascii="Arial" w:hAnsi="Arial"/>
           <w:sz w:val="19"/>
         </w:rPr>
-        <w:t>CORTE: 2026-09-07 19:59</w:t>
+        <w:t>CORTE: 2026-09-08 11:00</w:t>
       </w:r>
     </w:p>
     <w:p>
@@ -55,7 +55,7 @@
           <w:rFonts w:ascii="Arial" w:hAnsi="Arial"/>
           <w:sz w:val="19"/>
         </w:rPr>
-        <w:t>Grijalva–Usumacinta • Ríos Serranos • Sistema de Presas • Samaria–Carrizal y corrientes asociadas Actualización: 07 de septiembre de 2026</w:t>
+        <w:t>Grijalva–Usumacinta • Ríos Serranos • Sistema de Presas • Samaria–Carrizal y corrientes asociadas Actualización: 08 de septiembre de 2026</w:t>
       </w:r>
     </w:p>
     <w:p>
@@ -75,7 +75,7 @@
           <w:rFonts w:ascii="Arial" w:hAnsi="Arial"/>
           <w:sz w:val="19"/>
         </w:rPr>
-        <w:t>Al corte de las 19:59 h, la lectura debe mantenerse integrada y no por cuencas aisladas. La señal hidrométrica más reciente tiene como referencia principal el corte vigente de niveles y la lluvia observada/prevista sobre Guatemala, Chiapas y Tabasco. El mayor cambio de 24 h entre estaciones observadas es Gaviotas +0.22 m/24 h. La prioridad operativa es confirmar cualquier cambio de escenario con coincidencia de lluvia, saturación, niveles, caudales y operación de presas; el pronóstico por sí solo no constituye una creciente confirmada.</w:t>
+        <w:t>Al corte de las 11:00 h, la lectura debe mantenerse integrada y no por cuencas aisladas. La señal hidrométrica más reciente tiene como referencia principal el corte vigente de niveles y la lluvia observada/prevista sobre Guatemala, Chiapas y Tabasco. El mayor cambio de 24 h entre estaciones observadas es Pueblo Nuevo +0.13 m/24 h. La prioridad operativa es confirmar cualquier cambio de escenario con coincidencia de lluvia, saturación, niveles, caudales y operación de presas; el pronóstico por sí solo no constituye una creciente confirmada.</w:t>
       </w:r>
     </w:p>
     <w:p>
@@ -315,7 +315,7 @@
           <w:rFonts w:ascii="Arial" w:hAnsi="Arial"/>
           <w:sz w:val="19"/>
         </w:rPr>
-        <w:t>Boca del Cerro registra 12.55 m, con variación de 24 h +0.05 m. En la cuenca alta de Guatemala, El Tigre reporta 5.74 m y 1004.3 m³/s; El Porvenir/La Pasión 2.01 m y 210.7 m³/s. La secuencia de vigilancia se mantiene Guatemala → Lacantún → Boca del Cerro/Tenosique → Balancán → Emiliano Zapata → Jonuta → Centla. Pronóstico SMN para Usumacinta: 0-24 h: 5 a 25 mm; 24-48 h: 25 a 50 mm; 48-72 h: 25 a 50 mm; 72-96 h: 5 a 25 mm.</w:t>
+        <w:t>Boca del Cerro registra 12.50 m, con variación de 24 h -0.05 m. En la cuenca alta de Guatemala, El Tigre reporta 5.54 m y 917.3 m³/s; El Porvenir/La Pasión 1.92 m y 197.3 m³/s. La secuencia de vigilancia se mantiene Guatemala → Lacantún → Boca del Cerro/Tenosique → Balancán → Emiliano Zapata → Jonuta → Centla. Pronóstico SMN para Usumacinta: 0-24 h: 25 a 50 mm; 24-48 h: 25 a 50 mm; 48-72 h: 25 a 50 mm; 72-96 h: 25 a 50 mm.</w:t>
       </w:r>
     </w:p>
     <w:tbl>
@@ -403,7 +403,7 @@
                 <w:b w:val="0"/>
                 <w:sz w:val="16"/>
               </w:rPr>
-              <w:t>5.74 m; 1004.3 m³/s</w:t>
+              <w:t>5.54 m; 917.3 m³/s</w:t>
             </w:r>
           </w:p>
         </w:tc>
@@ -497,7 +497,7 @@
                 <w:b w:val="0"/>
                 <w:sz w:val="16"/>
               </w:rPr>
-              <w:t>12.55 m; Δ24 h +0.05 m</w:t>
+              <w:t>12.50 m; Δ24 h -0.05 m</w:t>
             </w:r>
           </w:p>
         </w:tc>
@@ -535,7 +535,7 @@
           <w:rFonts w:ascii="Arial" w:hAnsi="Arial"/>
           <w:sz w:val="19"/>
         </w:rPr>
-        <w:t>Los Ríos Serranos tienen respuesta más rápida que el Usumacinta. Oxolotán 34.02 m, Tapijulapa 15.79 m, Teapa 33.69 m y Puyacatengo 25.02 m. Deben vigilarse primero lluvia horaria y estaciones aguas arriba antes de esperar una respuesta en el Grijalva de Villahermosa. Pronóstico SMN Bajo Grijalva–Ríos de la Sierra: 0-24 h: 5 a 25 mm; 24-48 h: 50 a 75 mm; 48-72 h: 25 a 50 mm; 72-96 h: 5 a 25 mm.</w:t>
+        <w:t>Los Ríos Serranos tienen respuesta más rápida que el Usumacinta. Oxolotán 33.93 m, Tapijulapa 15.78 m, Teapa 33.69 m y Puyacatengo 25.02 m. Deben vigilarse primero lluvia horaria y estaciones aguas arriba antes de esperar una respuesta en el Grijalva de Villahermosa. Pronóstico SMN Bajo Grijalva–Ríos de la Sierra: 0-24 h: 50 a 75 mm; 24-48 h: 50 a 75 mm; 48-72 h: 25 a 50 mm; 72-96 h: 5 a 25 mm.</w:t>
       </w:r>
     </w:p>
     <w:tbl>
@@ -938,7 +938,7 @@
                 <w:b w:val="0"/>
                 <w:sz w:val="16"/>
               </w:rPr>
-              <w:t>517.18</w:t>
+              <w:t>517.13</w:t>
             </w:r>
           </w:p>
         </w:tc>
@@ -953,7 +953,7 @@
                 <w:b w:val="0"/>
                 <w:sz w:val="16"/>
               </w:rPr>
-              <w:t>48.91</w:t>
+              <w:t>48.78</w:t>
             </w:r>
           </w:p>
         </w:tc>
@@ -968,7 +968,7 @@
                 <w:b w:val="0"/>
                 <w:sz w:val="16"/>
               </w:rPr>
-              <w:t>228.34</w:t>
+              <w:t>266.07</w:t>
             </w:r>
           </w:p>
         </w:tc>
@@ -983,7 +983,7 @@
                 <w:b w:val="0"/>
                 <w:sz w:val="16"/>
               </w:rPr>
-              <w:t>46.5</w:t>
+              <w:t>0.0</w:t>
             </w:r>
           </w:p>
         </w:tc>
@@ -998,7 +998,7 @@
                 <w:b w:val="0"/>
                 <w:sz w:val="16"/>
               </w:rPr>
-              <w:t>-0.01</w:t>
+              <w:t>-0.05</w:t>
             </w:r>
           </w:p>
         </w:tc>
@@ -1030,7 +1030,7 @@
                 <w:b w:val="0"/>
                 <w:sz w:val="16"/>
               </w:rPr>
-              <w:t>391.44</w:t>
+              <w:t>391.36</w:t>
             </w:r>
           </w:p>
         </w:tc>
@@ -1045,7 +1045,7 @@
                 <w:b w:val="0"/>
                 <w:sz w:val="16"/>
               </w:rPr>
-              <w:t>98.24</w:t>
+              <w:t>97.95</w:t>
             </w:r>
           </w:p>
         </w:tc>
@@ -1060,7 +1060,7 @@
                 <w:b w:val="0"/>
                 <w:sz w:val="16"/>
               </w:rPr>
-              <w:t>330.01</w:t>
+              <w:t>220.50</w:t>
             </w:r>
           </w:p>
         </w:tc>
@@ -1090,7 +1090,7 @@
                 <w:b w:val="0"/>
                 <w:sz w:val="16"/>
               </w:rPr>
-              <w:t>+0.68</w:t>
+              <w:t>-0.08</w:t>
             </w:r>
           </w:p>
         </w:tc>
@@ -1122,7 +1122,7 @@
                 <w:b w:val="0"/>
                 <w:sz w:val="16"/>
               </w:rPr>
-              <w:t>163.29</w:t>
+              <w:t>163.22</w:t>
             </w:r>
           </w:p>
         </w:tc>
@@ -1137,7 +1137,7 @@
                 <w:b w:val="0"/>
                 <w:sz w:val="16"/>
               </w:rPr>
-              <w:t>57.80</w:t>
+              <w:t>57.66</w:t>
             </w:r>
           </w:p>
         </w:tc>
@@ -1152,7 +1152,7 @@
                 <w:b w:val="0"/>
                 <w:sz w:val="16"/>
               </w:rPr>
-              <w:t>360.24</w:t>
+              <w:t>484.63</w:t>
             </w:r>
           </w:p>
         </w:tc>
@@ -1167,7 +1167,7 @@
                 <w:b w:val="0"/>
                 <w:sz w:val="16"/>
               </w:rPr>
-              <w:t>3.0</w:t>
+              <w:t>0.0</w:t>
             </w:r>
           </w:p>
         </w:tc>
@@ -1182,7 +1182,7 @@
                 <w:b w:val="0"/>
                 <w:sz w:val="16"/>
               </w:rPr>
-              <w:t>-0.02</w:t>
+              <w:t>-0.07</w:t>
             </w:r>
           </w:p>
         </w:tc>
@@ -1214,7 +1214,7 @@
                 <w:b w:val="0"/>
                 <w:sz w:val="16"/>
               </w:rPr>
-              <w:t>85.94</w:t>
+              <w:t>86.09</w:t>
             </w:r>
           </w:p>
         </w:tc>
@@ -1229,7 +1229,7 @@
                 <w:b w:val="0"/>
                 <w:sz w:val="16"/>
               </w:rPr>
-              <w:t>83.53</w:t>
+              <w:t>85.16</w:t>
             </w:r>
           </w:p>
         </w:tc>
@@ -1244,7 +1244,7 @@
                 <w:b w:val="0"/>
                 <w:sz w:val="16"/>
               </w:rPr>
-              <w:t>425.42</w:t>
+              <w:t>484.63</w:t>
             </w:r>
           </w:p>
         </w:tc>
@@ -1274,7 +1274,7 @@
                 <w:b w:val="0"/>
                 <w:sz w:val="16"/>
               </w:rPr>
-              <w:t>-0.02</w:t>
+              <w:t>+0.15</w:t>
             </w:r>
           </w:p>
         </w:tc>
@@ -1297,7 +1297,7 @@
           <w:rFonts w:ascii="Arial" w:hAnsi="Arial"/>
           <w:sz w:val="19"/>
         </w:rPr>
-        <w:t>Samaria registra 11.74 m y González/Carrizal 3.37 m. El gasto de Peñitas no debe equipararse automáticamente con el gasto que llega a cada brazo: deben incorporarse Platanar y otras aportaciones de cuenca libre y considerar la distribución hidráulica posterior. Como referencia operativa se conserva aproximadamente 70 % hacia Samaria y 30 % hacia Carrizal, sujeta a condiciones hidráulicas y a la operación de El Macayo.</w:t>
+        <w:t>Samaria registra 11.44 m y González/Carrizal 3.42 m. El gasto de Peñitas no debe equipararse automáticamente con el gasto que llega a cada brazo: deben incorporarse Platanar y otras aportaciones de cuenca libre y considerar la distribución hidráulica posterior. Como referencia operativa se conserva aproximadamente 70 % hacia Samaria y 30 % hacia Carrizal, sujeta a condiciones hidráulicas y a la operación de El Macayo.</w:t>
       </w:r>
     </w:p>
     <w:tbl>
@@ -1432,7 +1432,7 @@
                 <w:b w:val="0"/>
                 <w:sz w:val="16"/>
               </w:rPr>
-              <w:t>11.74 m</w:t>
+              <w:t>11.44 m</w:t>
             </w:r>
           </w:p>
         </w:tc>
@@ -1479,7 +1479,7 @@
                 <w:b w:val="0"/>
                 <w:sz w:val="16"/>
               </w:rPr>
-              <w:t>González 3.37 m</w:t>
+              <w:t>González 3.42 m</w:t>
             </w:r>
           </w:p>
         </w:tc>
@@ -1953,7 +1953,7 @@
           <w:rFonts w:ascii="Arial" w:hAnsi="Arial"/>
           <w:sz w:val="19"/>
         </w:rPr>
-        <w:t>El diagnóstico integrado del corte de las 19:59 h se mantiene condicionado por la evolución conjunta de Guatemala–Usumacinta–Boca del Cerro, Ríos Serranos–Pichucalco–Grijalva bajo, la cascada de presas y Peñitas/cuenca libre–Mezcalapa–Samaria–Carrizal. Ningún componente debe interpretarse de manera aislada. La señal operativa debe escalar únicamente cuando coincidan magnitud, persistencia y respuesta observada.</w:t>
+        <w:t>El diagnóstico integrado del corte de las 11:00 h se mantiene condicionado por la evolución conjunta de Guatemala–Usumacinta–Boca del Cerro, Ríos Serranos–Pichucalco–Grijalva bajo, la cascada de presas y Peñitas/cuenca libre–Mezcalapa–Samaria–Carrizal. Ningún componente debe interpretarse de manera aislada. La señal operativa debe escalar únicamente cuando coincidan magnitud, persistencia y respuesta observada.</w:t>
       </w:r>
     </w:p>
     <w:p>
@@ -2059,7 +2059,7 @@
           <w:rFonts w:ascii="Arial" w:hAnsi="Arial"/>
           <w:sz w:val="19"/>
         </w:rPr>
-        <w:t>WeatherLink: BERRIOZÁBAL PCIVILCHIAPAS 21.6 mm/24 h</w:t>
+        <w:t>WeatherLink: IXHUATAN PCIVILCHIAPAS 2.0 mm/24 h</w:t>
       </w:r>
     </w:p>
     <w:p>
@@ -2071,7 +2071,7 @@
           <w:rFonts w:ascii="Arial" w:hAnsi="Arial"/>
           <w:sz w:val="19"/>
         </w:rPr>
-        <w:t>WeatherLink: MAYA BERRIOZABAL PCIVILCHIAPAS 14.7 mm/24 h</w:t>
+        <w:t>WeatherLink: Sinai 0.3 mm/24 h</w:t>
       </w:r>
     </w:p>
     <w:p>
@@ -2083,7 +2083,7 @@
           <w:rFonts w:ascii="Arial" w:hAnsi="Arial"/>
           <w:sz w:val="19"/>
         </w:rPr>
-        <w:t>WeatherLink: PALENQUE PCIVILCHIAPAS 10.4 mm/24 h</w:t>
+        <w:t>WeatherLink: AMATÁN PCIVILCHIAPAS 0.3 mm/24 h</w:t>
       </w:r>
     </w:p>
     <w:p>
@@ -2095,7 +2095,7 @@
           <w:rFonts w:ascii="Arial" w:hAnsi="Arial"/>
           <w:sz w:val="19"/>
         </w:rPr>
-        <w:t>WeatherLink: Sinai 9.6 mm/24 h</w:t>
+        <w:t>WeatherLink: Yaxhá - INSIVUMEH PETEN 0.0 mm/24 h</w:t>
       </w:r>
     </w:p>
     <w:p>
@@ -2107,7 +2107,7 @@
           <w:rFonts w:ascii="Arial" w:hAnsi="Arial"/>
           <w:sz w:val="19"/>
         </w:rPr>
-        <w:t>WeatherLink: IXHUATAN PCIVILCHIAPAS 8.6 mm/24 h</w:t>
+        <w:t>WeatherLink: SEMAR E.I.O. Cd. del Carmen. 0.0 mm/24 h</w:t>
       </w:r>
     </w:p>
     <w:p>
@@ -2119,7 +2119,7 @@
           <w:rFonts w:ascii="Arial" w:hAnsi="Arial"/>
           <w:sz w:val="19"/>
         </w:rPr>
-        <w:t>CONAGUA: PUENTE TONALÁ 50.3 mm/24 h</w:t>
+        <w:t>CONAGUA: TAPIJULAPA 6.5 mm/24 h</w:t>
       </w:r>
     </w:p>
     <w:p>
@@ -2131,7 +2131,7 @@
           <w:rFonts w:ascii="Arial" w:hAnsi="Arial"/>
           <w:sz w:val="19"/>
         </w:rPr>
-        <w:t>CONAGUA: BOCA DEL CERRO 25.0 mm/24 h</w:t>
+        <w:t>CONAGUA: OXOLOTÁN 5.5 mm/24 h</w:t>
       </w:r>
     </w:p>
     <w:p>
@@ -2143,7 +2143,7 @@
           <w:rFonts w:ascii="Arial" w:hAnsi="Arial"/>
           <w:sz w:val="19"/>
         </w:rPr>
-        <w:t>CONAGUA: SAN JOAQUÍN 8.2 mm/24 h</w:t>
+        <w:t>CONAGUA: EMILIANO ZAPATA (CHABLE) 5.0 mm/24 h</w:t>
       </w:r>
     </w:p>
     <w:p>
@@ -2155,7 +2155,7 @@
           <w:rFonts w:ascii="Arial" w:hAnsi="Arial"/>
           <w:sz w:val="19"/>
         </w:rPr>
-        <w:t>CONAGUA: SÁNCHEZ MAGALLANEZ 4.2 mm/24 h</w:t>
+        <w:t>CONAGUA: JONUTA 2 (PUENTE) 1.0 mm/24 h</w:t>
       </w:r>
     </w:p>
     <w:p>
@@ -2167,7 +2167,7 @@
           <w:rFonts w:ascii="Arial" w:hAnsi="Arial"/>
           <w:sz w:val="19"/>
         </w:rPr>
-        <w:t>CONAGUA: JONUTA (CIUDAD) 3.2 mm/24 h</w:t>
+        <w:t>CONAGUA: PTE. SOLIDARIDAD 0.2 mm/24 h</w:t>
       </w:r>
     </w:p>
     <w:p>
@@ -2282,7 +2282,7 @@
                 <w:b w:val="0"/>
                 <w:sz w:val="16"/>
               </w:rPr>
-              <w:t>2026-09-07T08:35:22-06:00</w:t>
+              <w:t>2026-09-08T08:35:27-06:00</w:t>
             </w:r>
           </w:p>
         </w:tc>
@@ -2297,7 +2297,7 @@
                 <w:b w:val="0"/>
                 <w:sz w:val="16"/>
               </w:rPr>
-              <w:t>2026-09-07T14:08:59.059888-06:00</w:t>
+              <w:t>2026-09-08T09:11:14.634264-06:00</w:t>
             </w:r>
           </w:p>
         </w:tc>
@@ -2359,7 +2359,7 @@
                 <w:b w:val="0"/>
                 <w:sz w:val="16"/>
               </w:rPr>
-              <w:t>2026-09-07T14:08:59.059888-06:00</w:t>
+              <w:t>2026-09-08T09:11:14.634264-06:00</w:t>
             </w:r>
           </w:p>
         </w:tc>
@@ -2501,7 +2501,7 @@
           <w:rFonts w:ascii="Arial" w:hAnsi="Arial"/>
           <w:sz w:val="19"/>
         </w:rPr>
-        <w:t>El Porvenir–La Pasión: nivel 2.01 m · caudal 210.74 m³/s.</w:t>
+        <w:t>El Porvenir–La Pasión: nivel 1.92 m · caudal 197.29 m³/s.</w:t>
       </w:r>
     </w:p>
     <w:p>
@@ -2513,7 +2513,7 @@
           <w:rFonts w:ascii="Arial" w:hAnsi="Arial"/>
           <w:sz w:val="19"/>
         </w:rPr>
-        <w:t>El Tigre–Usumacinta: nivel 5.74 m · caudal 1004.26 m³/s.</w:t>
+        <w:t>El Tigre–Usumacinta: nivel 5.54 m · caudal 917.30 m³/s.</w:t>
       </w:r>
     </w:p>
     <w:p>
@@ -2525,7 +2525,7 @@
           <w:rFonts w:ascii="Arial" w:hAnsi="Arial"/>
           <w:sz w:val="19"/>
         </w:rPr>
-        <w:t>Cadena de seguimiento en Tabasco: Boca del Cerro: 12.55 m · Δ24 h +0.05 m → Balancán: s/d → Emiliano Zapata: s/d → Jonuta: s/d → Centla/Tres Brazos: s/d.</w:t>
+        <w:t>Cadena de seguimiento en Tabasco: Boca del Cerro: 12.50 m · Δ24 h -0.05 m → Balancán: s/d → Emiliano Zapata: s/d → Jonuta: s/d → Centla/Tres Brazos: s/d.</w:t>
       </w:r>
     </w:p>
     <w:p>
@@ -2537,7 +2537,7 @@
           <w:rFonts w:ascii="Arial" w:hAnsi="Arial"/>
           <w:sz w:val="19"/>
         </w:rPr>
-        <w:t>Evolución El Tigre: Δ nivel -0.010 m en 6.0 h; tendencia estable.</w:t>
+        <w:t>Evolución El Tigre: sin tendencia comparable; se requieren al menos dos cortes válidos que publiquen la estación.</w:t>
       </w:r>
     </w:p>
     <w:p>

--- a/data/analysis/Reportes/Analisis_Hidrometeorologico_Ultimo.docx
+++ b/data/analysis/Reportes/Analisis_Hidrometeorologico_Ultimo.docx
@@ -35,7 +35,7 @@
           <w:rFonts w:ascii="Arial" w:hAnsi="Arial"/>
           <w:sz w:val="19"/>
         </w:rPr>
-        <w:t>CORTE: 2026-09-08 11:00</w:t>
+        <w:t>CORTE: 2026-09-08 13:52</w:t>
       </w:r>
     </w:p>
     <w:p>
@@ -75,7 +75,7 @@
           <w:rFonts w:ascii="Arial" w:hAnsi="Arial"/>
           <w:sz w:val="19"/>
         </w:rPr>
-        <w:t>Al corte de las 11:00 h, la lectura debe mantenerse integrada y no por cuencas aisladas. La señal hidrométrica más reciente tiene como referencia principal el corte vigente de niveles y la lluvia observada/prevista sobre Guatemala, Chiapas y Tabasco. El mayor cambio de 24 h entre estaciones observadas es Pueblo Nuevo +0.13 m/24 h. La prioridad operativa es confirmar cualquier cambio de escenario con coincidencia de lluvia, saturación, niveles, caudales y operación de presas; el pronóstico por sí solo no constituye una creciente confirmada.</w:t>
+        <w:t>Al corte de las 13:52 h, la lectura debe mantenerse integrada y no por cuencas aisladas. La señal hidrométrica más reciente tiene como referencia principal el corte vigente de niveles y la lluvia observada/prevista sobre Guatemala, Chiapas y Tabasco. El mayor cambio de 24 h entre estaciones observadas es Samaria +0.12 m/24 h. La prioridad operativa es confirmar cualquier cambio de escenario con coincidencia de lluvia, saturación, niveles, caudales y operación de presas; el pronóstico por sí solo no constituye una creciente confirmada.</w:t>
       </w:r>
     </w:p>
     <w:p>
@@ -450,7 +450,7 @@
                 <w:b w:val="0"/>
                 <w:sz w:val="16"/>
               </w:rPr>
-              <w:t>138.33 m; 274.45 m³/s; lluvia 24 h 0.0 mm</w:t>
+              <w:t>138.33 m; 274.45 m³/s; lluvia 24 h 7.2 mm</w:t>
             </w:r>
           </w:p>
         </w:tc>
@@ -1297,7 +1297,7 @@
           <w:rFonts w:ascii="Arial" w:hAnsi="Arial"/>
           <w:sz w:val="19"/>
         </w:rPr>
-        <w:t>Samaria registra 11.44 m y González/Carrizal 3.42 m. El gasto de Peñitas no debe equipararse automáticamente con el gasto que llega a cada brazo: deben incorporarse Platanar y otras aportaciones de cuenca libre y considerar la distribución hidráulica posterior. Como referencia operativa se conserva aproximadamente 70 % hacia Samaria y 30 % hacia Carrizal, sujeta a condiciones hidráulicas y a la operación de El Macayo.</w:t>
+        <w:t>Samaria registra 11.56 m y González/Carrizal 3.40 m. El gasto de Peñitas no debe equipararse automáticamente con el gasto que llega a cada brazo: deben incorporarse Platanar y otras aportaciones de cuenca libre y considerar la distribución hidráulica posterior. Como referencia operativa se conserva aproximadamente 70 % hacia Samaria y 30 % hacia Carrizal, sujeta a condiciones hidráulicas y a la operación de El Macayo.</w:t>
       </w:r>
     </w:p>
     <w:tbl>
@@ -1432,7 +1432,7 @@
                 <w:b w:val="0"/>
                 <w:sz w:val="16"/>
               </w:rPr>
-              <w:t>11.44 m</w:t>
+              <w:t>11.56 m</w:t>
             </w:r>
           </w:p>
         </w:tc>
@@ -1479,7 +1479,7 @@
                 <w:b w:val="0"/>
                 <w:sz w:val="16"/>
               </w:rPr>
-              <w:t>González 3.42 m</w:t>
+              <w:t>González 3.40 m</w:t>
             </w:r>
           </w:p>
         </w:tc>
@@ -1953,7 +1953,7 @@
           <w:rFonts w:ascii="Arial" w:hAnsi="Arial"/>
           <w:sz w:val="19"/>
         </w:rPr>
-        <w:t>El diagnóstico integrado del corte de las 11:00 h se mantiene condicionado por la evolución conjunta de Guatemala–Usumacinta–Boca del Cerro, Ríos Serranos–Pichucalco–Grijalva bajo, la cascada de presas y Peñitas/cuenca libre–Mezcalapa–Samaria–Carrizal. Ningún componente debe interpretarse de manera aislada. La señal operativa debe escalar únicamente cuando coincidan magnitud, persistencia y respuesta observada.</w:t>
+        <w:t>El diagnóstico integrado del corte de las 13:52 h se mantiene condicionado por la evolución conjunta de Guatemala–Usumacinta–Boca del Cerro, Ríos Serranos–Pichucalco–Grijalva bajo, la cascada de presas y Peñitas/cuenca libre–Mezcalapa–Samaria–Carrizal. Ningún componente debe interpretarse de manera aislada. La señal operativa debe escalar únicamente cuando coincidan magnitud, persistencia y respuesta observada.</w:t>
       </w:r>
     </w:p>
     <w:p>
@@ -2107,7 +2107,7 @@
           <w:rFonts w:ascii="Arial" w:hAnsi="Arial"/>
           <w:sz w:val="19"/>
         </w:rPr>
-        <w:t>WeatherLink: SEMAR E.I.O. Cd. del Carmen. 0.0 mm/24 h</w:t>
+        <w:t>WeatherLink: Urrutia 0.0 mm/24 h</w:t>
       </w:r>
     </w:p>
     <w:p>
@@ -2297,7 +2297,7 @@
                 <w:b w:val="0"/>
                 <w:sz w:val="16"/>
               </w:rPr>
-              <w:t>2026-09-08T09:11:14.634264-06:00</w:t>
+              <w:t>2026-09-08T13:34:32.162971-06:00</w:t>
             </w:r>
           </w:p>
         </w:tc>
@@ -2344,7 +2344,7 @@
                 <w:b w:val="0"/>
                 <w:sz w:val="16"/>
               </w:rPr>
-              <w:t>2026-09-07T10:11:04-06:00</w:t>
+              <w:t>2026-09-08T09:57:56-06:00</w:t>
             </w:r>
           </w:p>
         </w:tc>
@@ -2359,7 +2359,7 @@
                 <w:b w:val="0"/>
                 <w:sz w:val="16"/>
               </w:rPr>
-              <w:t>2026-09-08T09:11:14.634264-06:00</w:t>
+              <w:t>2026-09-08T13:34:32.162971-06:00</w:t>
             </w:r>
           </w:p>
         </w:tc>

--- a/data/analysis/Reportes/Analisis_Hidrometeorologico_Ultimo.docx
+++ b/data/analysis/Reportes/Analisis_Hidrometeorologico_Ultimo.docx
@@ -35,7 +35,7 @@
           <w:rFonts w:ascii="Arial" w:hAnsi="Arial"/>
           <w:sz w:val="19"/>
         </w:rPr>
-        <w:t>CORTE: 2026-09-08 13:52</w:t>
+        <w:t>CORTE: 2026-09-08 19:27</w:t>
       </w:r>
     </w:p>
     <w:p>
@@ -75,7 +75,7 @@
           <w:rFonts w:ascii="Arial" w:hAnsi="Arial"/>
           <w:sz w:val="19"/>
         </w:rPr>
-        <w:t>Al corte de las 13:52 h, la lectura debe mantenerse integrada y no por cuencas aisladas. La señal hidrométrica más reciente tiene como referencia principal el corte vigente de niveles y la lluvia observada/prevista sobre Guatemala, Chiapas y Tabasco. El mayor cambio de 24 h entre estaciones observadas es Samaria +0.12 m/24 h. La prioridad operativa es confirmar cualquier cambio de escenario con coincidencia de lluvia, saturación, niveles, caudales y operación de presas; el pronóstico por sí solo no constituye una creciente confirmada.</w:t>
+        <w:t>Al corte de las 19:27 h, la lectura debe mantenerse integrada y no por cuencas aisladas. La señal hidrométrica más reciente tiene como referencia principal el corte vigente de niveles y la lluvia observada/prevista sobre Guatemala, Chiapas y Tabasco. El mayor cambio de 24 h entre estaciones observadas es Samaria +0.36 m/24 h. La prioridad operativa es confirmar cualquier cambio de escenario con coincidencia de lluvia, saturación, niveles, caudales y operación de presas; el pronóstico por sí solo no constituye una creciente confirmada.</w:t>
       </w:r>
     </w:p>
     <w:p>
@@ -315,7 +315,7 @@
           <w:rFonts w:ascii="Arial" w:hAnsi="Arial"/>
           <w:sz w:val="19"/>
         </w:rPr>
-        <w:t>Boca del Cerro registra 12.50 m, con variación de 24 h -0.05 m. En la cuenca alta de Guatemala, El Tigre reporta 5.54 m y 917.3 m³/s; El Porvenir/La Pasión 1.92 m y 197.3 m³/s. La secuencia de vigilancia se mantiene Guatemala → Lacantún → Boca del Cerro/Tenosique → Balancán → Emiliano Zapata → Jonuta → Centla. Pronóstico SMN para Usumacinta: 0-24 h: 25 a 50 mm; 24-48 h: 25 a 50 mm; 48-72 h: 25 a 50 mm; 72-96 h: 25 a 50 mm.</w:t>
+        <w:t>Boca del Cerro registra 12.50 m, con variación de 24 h -0.05 m. En la cuenca alta de Guatemala, El Tigre reporta 5.50 m y 899.9 m³/s; El Porvenir/La Pasión 1.91 m y 195.8 m³/s. La secuencia de vigilancia se mantiene Guatemala → Lacantún → Boca del Cerro/Tenosique → Balancán → Emiliano Zapata → Jonuta → Centla. Pronóstico SMN para Usumacinta: 0-24 h: 25 a 50 mm; 24-48 h: 25 a 50 mm; 48-72 h: 25 a 50 mm; 72-96 h: 25 a 50 mm.</w:t>
       </w:r>
     </w:p>
     <w:tbl>
@@ -403,7 +403,7 @@
                 <w:b w:val="0"/>
                 <w:sz w:val="16"/>
               </w:rPr>
-              <w:t>5.54 m; 917.3 m³/s</w:t>
+              <w:t>5.50 m; 899.9 m³/s</w:t>
             </w:r>
           </w:p>
         </w:tc>
@@ -535,7 +535,7 @@
           <w:rFonts w:ascii="Arial" w:hAnsi="Arial"/>
           <w:sz w:val="19"/>
         </w:rPr>
-        <w:t>Los Ríos Serranos tienen respuesta más rápida que el Usumacinta. Oxolotán 33.93 m, Tapijulapa 15.78 m, Teapa 33.69 m y Puyacatengo 25.02 m. Deben vigilarse primero lluvia horaria y estaciones aguas arriba antes de esperar una respuesta en el Grijalva de Villahermosa. Pronóstico SMN Bajo Grijalva–Ríos de la Sierra: 0-24 h: 50 a 75 mm; 24-48 h: 50 a 75 mm; 48-72 h: 25 a 50 mm; 72-96 h: 5 a 25 mm.</w:t>
+        <w:t>Los Ríos Serranos tienen respuesta más rápida que el Usumacinta. Oxolotán 33.91 m, Tapijulapa 15.77 m, Teapa 33.69 m y Puyacatengo 25.02 m. Deben vigilarse primero lluvia horaria y estaciones aguas arriba antes de esperar una respuesta en el Grijalva de Villahermosa. Pronóstico SMN Bajo Grijalva–Ríos de la Sierra: 0-24 h: 50 a 75 mm; 24-48 h: 50 a 75 mm; 48-72 h: 25 a 50 mm; 72-96 h: 5 a 25 mm.</w:t>
       </w:r>
     </w:p>
     <w:tbl>
@@ -764,7 +764,7 @@
                 <w:b w:val="0"/>
                 <w:sz w:val="16"/>
               </w:rPr>
-              <w:t>Salto de Agua 2.16 m; Macuspana 1.13 m</w:t>
+              <w:t>Salto de Agua 2.16 m; Macuspana 1.12 m</w:t>
             </w:r>
           </w:p>
         </w:tc>
@@ -1297,7 +1297,7 @@
           <w:rFonts w:ascii="Arial" w:hAnsi="Arial"/>
           <w:sz w:val="19"/>
         </w:rPr>
-        <w:t>Samaria registra 11.56 m y González/Carrizal 3.40 m. El gasto de Peñitas no debe equipararse automáticamente con el gasto que llega a cada brazo: deben incorporarse Platanar y otras aportaciones de cuenca libre y considerar la distribución hidráulica posterior. Como referencia operativa se conserva aproximadamente 70 % hacia Samaria y 30 % hacia Carrizal, sujeta a condiciones hidráulicas y a la operación de El Macayo.</w:t>
+        <w:t>Samaria registra 12.10 m y González/Carrizal 3.35 m. El gasto de Peñitas no debe equipararse automáticamente con el gasto que llega a cada brazo: deben incorporarse Platanar y otras aportaciones de cuenca libre y considerar la distribución hidráulica posterior. Como referencia operativa se conserva aproximadamente 70 % hacia Samaria y 30 % hacia Carrizal, sujeta a condiciones hidráulicas y a la operación de El Macayo.</w:t>
       </w:r>
     </w:p>
     <w:tbl>
@@ -1432,7 +1432,7 @@
                 <w:b w:val="0"/>
                 <w:sz w:val="16"/>
               </w:rPr>
-              <w:t>11.56 m</w:t>
+              <w:t>12.10 m</w:t>
             </w:r>
           </w:p>
         </w:tc>
@@ -1479,7 +1479,7 @@
                 <w:b w:val="0"/>
                 <w:sz w:val="16"/>
               </w:rPr>
-              <w:t>González 3.40 m</w:t>
+              <w:t>González 3.35 m</w:t>
             </w:r>
           </w:p>
         </w:tc>
@@ -1953,7 +1953,7 @@
           <w:rFonts w:ascii="Arial" w:hAnsi="Arial"/>
           <w:sz w:val="19"/>
         </w:rPr>
-        <w:t>El diagnóstico integrado del corte de las 13:52 h se mantiene condicionado por la evolución conjunta de Guatemala–Usumacinta–Boca del Cerro, Ríos Serranos–Pichucalco–Grijalva bajo, la cascada de presas y Peñitas/cuenca libre–Mezcalapa–Samaria–Carrizal. Ningún componente debe interpretarse de manera aislada. La señal operativa debe escalar únicamente cuando coincidan magnitud, persistencia y respuesta observada.</w:t>
+        <w:t>El diagnóstico integrado del corte de las 19:27 h se mantiene condicionado por la evolución conjunta de Guatemala–Usumacinta–Boca del Cerro, Ríos Serranos–Pichucalco–Grijalva bajo, la cascada de presas y Peñitas/cuenca libre–Mezcalapa–Samaria–Carrizal. Ningún componente debe interpretarse de manera aislada. La señal operativa debe escalar únicamente cuando coincidan magnitud, persistencia y respuesta observada.</w:t>
       </w:r>
     </w:p>
     <w:p>
@@ -2059,7 +2059,7 @@
           <w:rFonts w:ascii="Arial" w:hAnsi="Arial"/>
           <w:sz w:val="19"/>
         </w:rPr>
-        <w:t>WeatherLink: IXHUATAN PCIVILCHIAPAS 2.0 mm/24 h</w:t>
+        <w:t>WeatherLink: PASO LA MINA 14.0 mm/24 h</w:t>
       </w:r>
     </w:p>
     <w:p>
@@ -2071,7 +2071,7 @@
           <w:rFonts w:ascii="Arial" w:hAnsi="Arial"/>
           <w:sz w:val="19"/>
         </w:rPr>
-        <w:t>WeatherLink: Sinai 0.3 mm/24 h</w:t>
+        <w:t>WeatherLink: IXHUATAN PCIVILCHIAPAS 5.6 mm/24 h</w:t>
       </w:r>
     </w:p>
     <w:p>
@@ -2083,7 +2083,7 @@
           <w:rFonts w:ascii="Arial" w:hAnsi="Arial"/>
           <w:sz w:val="19"/>
         </w:rPr>
-        <w:t>WeatherLink: AMATÁN PCIVILCHIAPAS 0.3 mm/24 h</w:t>
+        <w:t>WeatherLink: AMATÁN PCIVILCHIAPAS 3.6 mm/24 h</w:t>
       </w:r>
     </w:p>
     <w:p>
@@ -2095,7 +2095,7 @@
           <w:rFonts w:ascii="Arial" w:hAnsi="Arial"/>
           <w:sz w:val="19"/>
         </w:rPr>
-        <w:t>WeatherLink: Yaxhá - INSIVUMEH PETEN 0.0 mm/24 h</w:t>
+        <w:t>WeatherLink: SEMAR E.I.O. Cd. del Carmen. 3.3 mm/24 h</w:t>
       </w:r>
     </w:p>
     <w:p>
@@ -2107,7 +2107,7 @@
           <w:rFonts w:ascii="Arial" w:hAnsi="Arial"/>
           <w:sz w:val="19"/>
         </w:rPr>
-        <w:t>WeatherLink: Urrutia 0.0 mm/24 h</w:t>
+        <w:t>WeatherLink: Centro 3.0 mm/24 h</w:t>
       </w:r>
     </w:p>
     <w:p>
@@ -2501,7 +2501,7 @@
           <w:rFonts w:ascii="Arial" w:hAnsi="Arial"/>
           <w:sz w:val="19"/>
         </w:rPr>
-        <w:t>El Porvenir–La Pasión: nivel 1.92 m · caudal 197.29 m³/s.</w:t>
+        <w:t>El Porvenir–La Pasión: nivel 1.91 m · caudal 195.83 m³/s.</w:t>
       </w:r>
     </w:p>
     <w:p>
@@ -2513,7 +2513,7 @@
           <w:rFonts w:ascii="Arial" w:hAnsi="Arial"/>
           <w:sz w:val="19"/>
         </w:rPr>
-        <w:t>El Tigre–Usumacinta: nivel 5.54 m · caudal 917.30 m³/s.</w:t>
+        <w:t>El Tigre–Usumacinta: nivel 5.50 m · caudal 899.91 m³/s.</w:t>
       </w:r>
     </w:p>
     <w:p>
@@ -2537,7 +2537,7 @@
           <w:rFonts w:ascii="Arial" w:hAnsi="Arial"/>
           <w:sz w:val="19"/>
         </w:rPr>
-        <w:t>Evolución El Tigre: sin tendencia comparable; se requieren al menos dos cortes válidos que publiquen la estación.</w:t>
+        <w:t>Evolución El Tigre: Δ nivel -0.040 m en 6.0 h; tendencia disminuyendo.</w:t>
       </w:r>
     </w:p>
     <w:p>

--- a/data/analysis/Reportes/Analisis_Hidrometeorologico_Ultimo.docx
+++ b/data/analysis/Reportes/Analisis_Hidrometeorologico_Ultimo.docx
@@ -35,7 +35,7 @@
           <w:rFonts w:ascii="Arial" w:hAnsi="Arial"/>
           <w:sz w:val="19"/>
         </w:rPr>
-        <w:t>CORTE: 2026-09-08 19:27</w:t>
+        <w:t>CORTE: 2026-09-09 13:43</w:t>
       </w:r>
     </w:p>
     <w:p>
@@ -55,7 +55,7 @@
           <w:rFonts w:ascii="Arial" w:hAnsi="Arial"/>
           <w:sz w:val="19"/>
         </w:rPr>
-        <w:t>Grijalva–Usumacinta • Ríos Serranos • Sistema de Presas • Samaria–Carrizal y corrientes asociadas Actualización: 08 de septiembre de 2026</w:t>
+        <w:t>Grijalva–Usumacinta • Ríos Serranos • Sistema de Presas • Samaria–Carrizal y corrientes asociadas Actualización: 09 de septiembre de 2026</w:t>
       </w:r>
     </w:p>
     <w:p>
@@ -75,7 +75,7 @@
           <w:rFonts w:ascii="Arial" w:hAnsi="Arial"/>
           <w:sz w:val="19"/>
         </w:rPr>
-        <w:t>Al corte de las 19:27 h, la lectura debe mantenerse integrada y no por cuencas aisladas. La señal hidrométrica más reciente tiene como referencia principal el corte vigente de niveles y la lluvia observada/prevista sobre Guatemala, Chiapas y Tabasco. El mayor cambio de 24 h entre estaciones observadas es Samaria +0.36 m/24 h. La prioridad operativa es confirmar cualquier cambio de escenario con coincidencia de lluvia, saturación, niveles, caudales y operación de presas; el pronóstico por sí solo no constituye una creciente confirmada.</w:t>
+        <w:t>Al corte de las 13:43 h, la lectura debe mantenerse integrada y no por cuencas aisladas. La señal hidrométrica más reciente tiene como referencia principal el corte vigente de niveles y la lluvia observada/prevista sobre Guatemala, Chiapas y Tabasco. El mayor cambio de 24 h entre estaciones observadas es Tapijulapa +0.02 m/24 h. La prioridad operativa es confirmar cualquier cambio de escenario con coincidencia de lluvia, saturación, niveles, caudales y operación de presas; el pronóstico por sí solo no constituye una creciente confirmada.</w:t>
       </w:r>
     </w:p>
     <w:p>
@@ -315,7 +315,7 @@
           <w:rFonts w:ascii="Arial" w:hAnsi="Arial"/>
           <w:sz w:val="19"/>
         </w:rPr>
-        <w:t>Boca del Cerro registra 12.50 m, con variación de 24 h -0.05 m. En la cuenca alta de Guatemala, El Tigre reporta 5.50 m y 899.9 m³/s; El Porvenir/La Pasión 1.91 m y 195.8 m³/s. La secuencia de vigilancia se mantiene Guatemala → Lacantún → Boca del Cerro/Tenosique → Balancán → Emiliano Zapata → Jonuta → Centla. Pronóstico SMN para Usumacinta: 0-24 h: 25 a 50 mm; 24-48 h: 25 a 50 mm; 48-72 h: 25 a 50 mm; 72-96 h: 25 a 50 mm.</w:t>
+        <w:t>Boca del Cerro registra 12.34 m, con variación de 24 h -0.16 m. En la cuenca alta de Guatemala, El Tigre reporta 5.50 m y 899.9 m³/s; El Porvenir/La Pasión 1.83 m y 184.4 m³/s. La secuencia de vigilancia se mantiene Guatemala → Lacantún → Boca del Cerro/Tenosique → Balancán → Emiliano Zapata → Jonuta → Centla. Pronóstico SMN para Usumacinta: 0-24 h: 25 a 50 mm; 24-48 h: 25 a 50 mm; 48-72 h: 25 a 50 mm; 72-96 h: 50 a 75 mm.</w:t>
       </w:r>
     </w:p>
     <w:tbl>
@@ -450,7 +450,7 @@
                 <w:b w:val="0"/>
                 <w:sz w:val="16"/>
               </w:rPr>
-              <w:t>138.33 m; 274.45 m³/s; lluvia 24 h 7.2 mm</w:t>
+              <w:t>138.33 m; 274.45 m³/s; lluvia 24 h 0.0 mm</w:t>
             </w:r>
           </w:p>
         </w:tc>
@@ -497,7 +497,7 @@
                 <w:b w:val="0"/>
                 <w:sz w:val="16"/>
               </w:rPr>
-              <w:t>12.50 m; Δ24 h -0.05 m</w:t>
+              <w:t>12.34 m; Δ24 h -0.16 m</w:t>
             </w:r>
           </w:p>
         </w:tc>
@@ -535,7 +535,7 @@
           <w:rFonts w:ascii="Arial" w:hAnsi="Arial"/>
           <w:sz w:val="19"/>
         </w:rPr>
-        <w:t>Los Ríos Serranos tienen respuesta más rápida que el Usumacinta. Oxolotán 33.91 m, Tapijulapa 15.77 m, Teapa 33.69 m y Puyacatengo 25.02 m. Deben vigilarse primero lluvia horaria y estaciones aguas arriba antes de esperar una respuesta en el Grijalva de Villahermosa. Pronóstico SMN Bajo Grijalva–Ríos de la Sierra: 0-24 h: 50 a 75 mm; 24-48 h: 50 a 75 mm; 48-72 h: 25 a 50 mm; 72-96 h: 5 a 25 mm.</w:t>
+        <w:t>Los Ríos Serranos tienen respuesta más rápida que el Usumacinta. Oxolotán 33.92 m, Tapijulapa 15.80 m, Teapa 33.68 m y Puyacatengo 25.02 m. Deben vigilarse primero lluvia horaria y estaciones aguas arriba antes de esperar una respuesta en el Grijalva de Villahermosa. Pronóstico SMN Bajo Grijalva–Ríos de la Sierra: 0-24 h: 50 a 75 mm; 24-48 h: 25 a 50 mm; 48-72 h: 5 a 25 mm; 72-96 h: 25 a 50 mm.</w:t>
       </w:r>
     </w:p>
     <w:tbl>
@@ -764,7 +764,7 @@
                 <w:b w:val="0"/>
                 <w:sz w:val="16"/>
               </w:rPr>
-              <w:t>Salto de Agua 2.16 m; Macuspana 1.12 m</w:t>
+              <w:t>Salto de Agua 2.18 m; Macuspana 1.12 m</w:t>
             </w:r>
           </w:p>
         </w:tc>
@@ -938,7 +938,7 @@
                 <w:b w:val="0"/>
                 <w:sz w:val="16"/>
               </w:rPr>
-              <w:t>517.13</w:t>
+              <w:t>517.07</w:t>
             </w:r>
           </w:p>
         </w:tc>
@@ -953,7 +953,7 @@
                 <w:b w:val="0"/>
                 <w:sz w:val="16"/>
               </w:rPr>
-              <w:t>48.78</w:t>
+              <w:t>48.65</w:t>
             </w:r>
           </w:p>
         </w:tc>
@@ -968,7 +968,7 @@
                 <w:b w:val="0"/>
                 <w:sz w:val="16"/>
               </w:rPr>
-              <w:t>266.07</w:t>
+              <w:t>237.29</w:t>
             </w:r>
           </w:p>
         </w:tc>
@@ -998,7 +998,7 @@
                 <w:b w:val="0"/>
                 <w:sz w:val="16"/>
               </w:rPr>
-              <w:t>-0.05</w:t>
+              <w:t>-0.06</w:t>
             </w:r>
           </w:p>
         </w:tc>
@@ -1030,7 +1030,7 @@
                 <w:b w:val="0"/>
                 <w:sz w:val="16"/>
               </w:rPr>
-              <w:t>391.36</w:t>
+              <w:t>391.02</w:t>
             </w:r>
           </w:p>
         </w:tc>
@@ -1045,7 +1045,7 @@
                 <w:b w:val="0"/>
                 <w:sz w:val="16"/>
               </w:rPr>
-              <w:t>97.95</w:t>
+              <w:t>97.55</w:t>
             </w:r>
           </w:p>
         </w:tc>
@@ -1060,7 +1060,7 @@
                 <w:b w:val="0"/>
                 <w:sz w:val="16"/>
               </w:rPr>
-              <w:t>220.50</w:t>
+              <w:t>355.97</w:t>
             </w:r>
           </w:p>
         </w:tc>
@@ -1075,7 +1075,7 @@
                 <w:b w:val="0"/>
                 <w:sz w:val="16"/>
               </w:rPr>
-              <w:t>0.0</w:t>
+              <w:t>36.2</w:t>
             </w:r>
           </w:p>
         </w:tc>
@@ -1090,7 +1090,7 @@
                 <w:b w:val="0"/>
                 <w:sz w:val="16"/>
               </w:rPr>
-              <w:t>-0.08</w:t>
+              <w:t>-0.34</w:t>
             </w:r>
           </w:p>
         </w:tc>
@@ -1122,7 +1122,7 @@
                 <w:b w:val="0"/>
                 <w:sz w:val="16"/>
               </w:rPr>
-              <w:t>163.22</w:t>
+              <w:t>163.21</w:t>
             </w:r>
           </w:p>
         </w:tc>
@@ -1137,7 +1137,7 @@
                 <w:b w:val="0"/>
                 <w:sz w:val="16"/>
               </w:rPr>
-              <w:t>57.66</w:t>
+              <w:t>57.64</w:t>
             </w:r>
           </w:p>
         </w:tc>
@@ -1152,7 +1152,7 @@
                 <w:b w:val="0"/>
                 <w:sz w:val="16"/>
               </w:rPr>
-              <w:t>484.63</w:t>
+              <w:t>364.08</w:t>
             </w:r>
           </w:p>
         </w:tc>
@@ -1182,7 +1182,7 @@
                 <w:b w:val="0"/>
                 <w:sz w:val="16"/>
               </w:rPr>
-              <w:t>-0.07</w:t>
+              <w:t>-0.01</w:t>
             </w:r>
           </w:p>
         </w:tc>
@@ -1214,7 +1214,7 @@
                 <w:b w:val="0"/>
                 <w:sz w:val="16"/>
               </w:rPr>
-              <w:t>86.09</w:t>
+              <w:t>86.10</w:t>
             </w:r>
           </w:p>
         </w:tc>
@@ -1229,7 +1229,7 @@
                 <w:b w:val="0"/>
                 <w:sz w:val="16"/>
               </w:rPr>
-              <w:t>85.16</w:t>
+              <w:t>85.61</w:t>
             </w:r>
           </w:p>
         </w:tc>
@@ -1244,7 +1244,7 @@
                 <w:b w:val="0"/>
                 <w:sz w:val="16"/>
               </w:rPr>
-              <w:t>484.63</w:t>
+              <w:t>405.83</w:t>
             </w:r>
           </w:p>
         </w:tc>
@@ -1274,7 +1274,7 @@
                 <w:b w:val="0"/>
                 <w:sz w:val="16"/>
               </w:rPr>
-              <w:t>+0.15</w:t>
+              <w:t>+0.01</w:t>
             </w:r>
           </w:p>
         </w:tc>
@@ -1297,7 +1297,7 @@
           <w:rFonts w:ascii="Arial" w:hAnsi="Arial"/>
           <w:sz w:val="19"/>
         </w:rPr>
-        <w:t>Samaria registra 12.10 m y González/Carrizal 3.35 m. El gasto de Peñitas no debe equipararse automáticamente con el gasto que llega a cada brazo: deben incorporarse Platanar y otras aportaciones de cuenca libre y considerar la distribución hidráulica posterior. Como referencia operativa se conserva aproximadamente 70 % hacia Samaria y 30 % hacia Carrizal, sujeta a condiciones hidráulicas y a la operación de El Macayo.</w:t>
+        <w:t>Samaria registra 11.48 m y González/Carrizal 2.51 m. El gasto de Peñitas no debe equipararse automáticamente con el gasto que llega a cada brazo: deben incorporarse Platanar y otras aportaciones de cuenca libre y considerar la distribución hidráulica posterior. Como referencia operativa se conserva aproximadamente 70 % hacia Samaria y 30 % hacia Carrizal, sujeta a condiciones hidráulicas y a la operación de El Macayo.</w:t>
       </w:r>
     </w:p>
     <w:tbl>
@@ -1432,7 +1432,7 @@
                 <w:b w:val="0"/>
                 <w:sz w:val="16"/>
               </w:rPr>
-              <w:t>12.10 m</w:t>
+              <w:t>11.48 m</w:t>
             </w:r>
           </w:p>
         </w:tc>
@@ -1479,7 +1479,7 @@
                 <w:b w:val="0"/>
                 <w:sz w:val="16"/>
               </w:rPr>
-              <w:t>González 3.35 m</w:t>
+              <w:t>González 2.51 m</w:t>
             </w:r>
           </w:p>
         </w:tc>
@@ -1953,7 +1953,7 @@
           <w:rFonts w:ascii="Arial" w:hAnsi="Arial"/>
           <w:sz w:val="19"/>
         </w:rPr>
-        <w:t>El diagnóstico integrado del corte de las 19:27 h se mantiene condicionado por la evolución conjunta de Guatemala–Usumacinta–Boca del Cerro, Ríos Serranos–Pichucalco–Grijalva bajo, la cascada de presas y Peñitas/cuenca libre–Mezcalapa–Samaria–Carrizal. Ningún componente debe interpretarse de manera aislada. La señal operativa debe escalar únicamente cuando coincidan magnitud, persistencia y respuesta observada.</w:t>
+        <w:t>El diagnóstico integrado del corte de las 13:43 h se mantiene condicionado por la evolución conjunta de Guatemala–Usumacinta–Boca del Cerro, Ríos Serranos–Pichucalco–Grijalva bajo, la cascada de presas y Peñitas/cuenca libre–Mezcalapa–Samaria–Carrizal. Ningún componente debe interpretarse de manera aislada. La señal operativa debe escalar únicamente cuando coincidan magnitud, persistencia y respuesta observada.</w:t>
       </w:r>
     </w:p>
     <w:p>
@@ -2059,7 +2059,7 @@
           <w:rFonts w:ascii="Arial" w:hAnsi="Arial"/>
           <w:sz w:val="19"/>
         </w:rPr>
-        <w:t>WeatherLink: PASO LA MINA 14.0 mm/24 h</w:t>
+        <w:t>WeatherLink: Urrutia 18.5 mm/24 h</w:t>
       </w:r>
     </w:p>
     <w:p>
@@ -2071,7 +2071,7 @@
           <w:rFonts w:ascii="Arial" w:hAnsi="Arial"/>
           <w:sz w:val="19"/>
         </w:rPr>
-        <w:t>WeatherLink: IXHUATAN PCIVILCHIAPAS 5.6 mm/24 h</w:t>
+        <w:t>WeatherLink: PASO LA MINA 16.3 mm/24 h</w:t>
       </w:r>
     </w:p>
     <w:p>
@@ -2083,7 +2083,7 @@
           <w:rFonts w:ascii="Arial" w:hAnsi="Arial"/>
           <w:sz w:val="19"/>
         </w:rPr>
-        <w:t>WeatherLink: AMATÁN PCIVILCHIAPAS 3.6 mm/24 h</w:t>
+        <w:t>WeatherLink: IXHUATAN PCIVILCHIAPAS 3.6 mm/24 h</w:t>
       </w:r>
     </w:p>
     <w:p>
@@ -2107,7 +2107,7 @@
           <w:rFonts w:ascii="Arial" w:hAnsi="Arial"/>
           <w:sz w:val="19"/>
         </w:rPr>
-        <w:t>WeatherLink: Centro 3.0 mm/24 h</w:t>
+        <w:t>WeatherLink: AMATÁN PCIVILCHIAPAS 3.3 mm/24 h</w:t>
       </w:r>
     </w:p>
     <w:p>
@@ -2119,7 +2119,7 @@
           <w:rFonts w:ascii="Arial" w:hAnsi="Arial"/>
           <w:sz w:val="19"/>
         </w:rPr>
-        <w:t>CONAGUA: TAPIJULAPA 6.5 mm/24 h</w:t>
+        <w:t>CONAGUA: SAMARIA 38.7 mm/24 h</w:t>
       </w:r>
     </w:p>
     <w:p>
@@ -2131,7 +2131,7 @@
           <w:rFonts w:ascii="Arial" w:hAnsi="Arial"/>
           <w:sz w:val="19"/>
         </w:rPr>
-        <w:t>CONAGUA: OXOLOTÁN 5.5 mm/24 h</w:t>
+        <w:t>CONAGUA: PUEBLO NUEVO 18.1 mm/24 h</w:t>
       </w:r>
     </w:p>
     <w:p>
@@ -2143,7 +2143,7 @@
           <w:rFonts w:ascii="Arial" w:hAnsi="Arial"/>
           <w:sz w:val="19"/>
         </w:rPr>
-        <w:t>CONAGUA: EMILIANO ZAPATA (CHABLE) 5.0 mm/24 h</w:t>
+        <w:t>CONAGUA: BOCA DEL CERRO 15.5 mm/24 h</w:t>
       </w:r>
     </w:p>
     <w:p>
@@ -2155,7 +2155,7 @@
           <w:rFonts w:ascii="Arial" w:hAnsi="Arial"/>
           <w:sz w:val="19"/>
         </w:rPr>
-        <w:t>CONAGUA: JONUTA 2 (PUENTE) 1.0 mm/24 h</w:t>
+        <w:t>CONAGUA: GONZÁLEZ 13.5 mm/24 h</w:t>
       </w:r>
     </w:p>
     <w:p>
@@ -2167,7 +2167,7 @@
           <w:rFonts w:ascii="Arial" w:hAnsi="Arial"/>
           <w:sz w:val="19"/>
         </w:rPr>
-        <w:t>CONAGUA: PTE. SOLIDARIDAD 0.2 mm/24 h</w:t>
+        <w:t>CONAGUA: TAPIJULAPA 8.3 mm/24 h</w:t>
       </w:r>
     </w:p>
     <w:p>
@@ -2282,7 +2282,7 @@
                 <w:b w:val="0"/>
                 <w:sz w:val="16"/>
               </w:rPr>
-              <w:t>2026-09-08T08:35:27-06:00</w:t>
+              <w:t>2026-09-09T08:41:13-06:00</w:t>
             </w:r>
           </w:p>
         </w:tc>
@@ -2297,7 +2297,7 @@
                 <w:b w:val="0"/>
                 <w:sz w:val="16"/>
               </w:rPr>
-              <w:t>2026-09-08T13:34:32.162971-06:00</w:t>
+              <w:t>2026-09-09T13:32:27.085513-06:00</w:t>
             </w:r>
           </w:p>
         </w:tc>
@@ -2344,7 +2344,7 @@
                 <w:b w:val="0"/>
                 <w:sz w:val="16"/>
               </w:rPr>
-              <w:t>2026-09-08T09:57:56-06:00</w:t>
+              <w:t>2026-09-09T10:24:27-06:00</w:t>
             </w:r>
           </w:p>
         </w:tc>
@@ -2359,7 +2359,7 @@
                 <w:b w:val="0"/>
                 <w:sz w:val="16"/>
               </w:rPr>
-              <w:t>2026-09-08T13:34:32.162971-06:00</w:t>
+              <w:t>2026-09-09T13:32:27.085513-06:00</w:t>
             </w:r>
           </w:p>
         </w:tc>
@@ -2501,7 +2501,7 @@
           <w:rFonts w:ascii="Arial" w:hAnsi="Arial"/>
           <w:sz w:val="19"/>
         </w:rPr>
-        <w:t>El Porvenir–La Pasión: nivel 1.91 m · caudal 195.83 m³/s.</w:t>
+        <w:t>El Porvenir–La Pasión: nivel 1.83 m · caudal 184.40 m³/s.</w:t>
       </w:r>
     </w:p>
     <w:p>
@@ -2525,7 +2525,7 @@
           <w:rFonts w:ascii="Arial" w:hAnsi="Arial"/>
           <w:sz w:val="19"/>
         </w:rPr>
-        <w:t>Cadena de seguimiento en Tabasco: Boca del Cerro: 12.50 m · Δ24 h -0.05 m → Balancán: s/d → Emiliano Zapata: s/d → Jonuta: s/d → Centla/Tres Brazos: s/d.</w:t>
+        <w:t>Cadena de seguimiento en Tabasco: Boca del Cerro: 12.34 m · Δ24 h -0.16 m → Balancán: s/d → Emiliano Zapata: s/d → Jonuta: s/d → Centla/Tres Brazos: s/d.</w:t>
       </w:r>
     </w:p>
     <w:p>
@@ -2537,7 +2537,7 @@
           <w:rFonts w:ascii="Arial" w:hAnsi="Arial"/>
           <w:sz w:val="19"/>
         </w:rPr>
-        <w:t>Evolución El Tigre: Δ nivel -0.040 m en 6.0 h; tendencia disminuyendo.</w:t>
+        <w:t>Evolución El Tigre: Δ nivel +0.030 m en 12.0 h; tendencia incrementando.</w:t>
       </w:r>
     </w:p>
     <w:p>

--- a/data/analysis/Reportes/Analisis_Hidrometeorologico_Ultimo.docx
+++ b/data/analysis/Reportes/Analisis_Hidrometeorologico_Ultimo.docx
@@ -35,7 +35,7 @@
           <w:rFonts w:ascii="Arial" w:hAnsi="Arial"/>
           <w:sz w:val="19"/>
         </w:rPr>
-        <w:t>CORTE: 2026-09-09 13:43</w:t>
+        <w:t>CORTE: 2026-09-09 13:50</w:t>
       </w:r>
     </w:p>
     <w:p>
@@ -75,7 +75,7 @@
           <w:rFonts w:ascii="Arial" w:hAnsi="Arial"/>
           <w:sz w:val="19"/>
         </w:rPr>
-        <w:t>Al corte de las 13:43 h, la lectura debe mantenerse integrada y no por cuencas aisladas. La señal hidrométrica más reciente tiene como referencia principal el corte vigente de niveles y la lluvia observada/prevista sobre Guatemala, Chiapas y Tabasco. El mayor cambio de 24 h entre estaciones observadas es Tapijulapa +0.02 m/24 h. La prioridad operativa es confirmar cualquier cambio de escenario con coincidencia de lluvia, saturación, niveles, caudales y operación de presas; el pronóstico por sí solo no constituye una creciente confirmada.</w:t>
+        <w:t>Al corte de las 13:50 h, la lectura debe mantenerse integrada y no por cuencas aisladas. La señal hidrométrica más reciente tiene como referencia principal el corte vigente de niveles y la lluvia observada/prevista sobre Guatemala, Chiapas y Tabasco. El mayor cambio de 24 h entre estaciones observadas es Tapijulapa +0.02 m/24 h. La prioridad operativa es confirmar cualquier cambio de escenario con coincidencia de lluvia, saturación, niveles, caudales y operación de presas; el pronóstico por sí solo no constituye una creciente confirmada.</w:t>
       </w:r>
     </w:p>
     <w:p>
@@ -1953,7 +1953,7 @@
           <w:rFonts w:ascii="Arial" w:hAnsi="Arial"/>
           <w:sz w:val="19"/>
         </w:rPr>
-        <w:t>El diagnóstico integrado del corte de las 13:43 h se mantiene condicionado por la evolución conjunta de Guatemala–Usumacinta–Boca del Cerro, Ríos Serranos–Pichucalco–Grijalva bajo, la cascada de presas y Peñitas/cuenca libre–Mezcalapa–Samaria–Carrizal. Ningún componente debe interpretarse de manera aislada. La señal operativa debe escalar únicamente cuando coincidan magnitud, persistencia y respuesta observada.</w:t>
+        <w:t>El diagnóstico integrado del corte de las 13:50 h se mantiene condicionado por la evolución conjunta de Guatemala–Usumacinta–Boca del Cerro, Ríos Serranos–Pichucalco–Grijalva bajo, la cascada de presas y Peñitas/cuenca libre–Mezcalapa–Samaria–Carrizal. Ningún componente debe interpretarse de manera aislada. La señal operativa debe escalar únicamente cuando coincidan magnitud, persistencia y respuesta observada.</w:t>
       </w:r>
     </w:p>
     <w:p>

--- a/data/analysis/Reportes/Analisis_Hidrometeorologico_Ultimo.docx
+++ b/data/analysis/Reportes/Analisis_Hidrometeorologico_Ultimo.docx
@@ -35,7 +35,7 @@
           <w:rFonts w:ascii="Arial" w:hAnsi="Arial"/>
           <w:sz w:val="19"/>
         </w:rPr>
-        <w:t>CORTE: 2026-09-09 13:50</w:t>
+        <w:t>CORTE: 2026-09-09 13:58</w:t>
       </w:r>
     </w:p>
     <w:p>
@@ -75,7 +75,7 @@
           <w:rFonts w:ascii="Arial" w:hAnsi="Arial"/>
           <w:sz w:val="19"/>
         </w:rPr>
-        <w:t>Al corte de las 13:50 h, la lectura debe mantenerse integrada y no por cuencas aisladas. La señal hidrométrica más reciente tiene como referencia principal el corte vigente de niveles y la lluvia observada/prevista sobre Guatemala, Chiapas y Tabasco. El mayor cambio de 24 h entre estaciones observadas es Tapijulapa +0.02 m/24 h. La prioridad operativa es confirmar cualquier cambio de escenario con coincidencia de lluvia, saturación, niveles, caudales y operación de presas; el pronóstico por sí solo no constituye una creciente confirmada.</w:t>
+        <w:t>Al corte de las 13:58 h, la lectura debe mantenerse integrada y no por cuencas aisladas. La señal hidrométrica más reciente tiene como referencia principal el corte vigente de niveles y la lluvia observada/prevista sobre Guatemala, Chiapas y Tabasco. El mayor cambio de 24 h entre estaciones observadas es Tapijulapa +0.02 m/24 h. La prioridad operativa es confirmar cualquier cambio de escenario con coincidencia de lluvia, saturación, niveles, caudales y operación de presas; el pronóstico por sí solo no constituye una creciente confirmada.</w:t>
       </w:r>
     </w:p>
     <w:p>
@@ -1953,7 +1953,7 @@
           <w:rFonts w:ascii="Arial" w:hAnsi="Arial"/>
           <w:sz w:val="19"/>
         </w:rPr>
-        <w:t>El diagnóstico integrado del corte de las 13:50 h se mantiene condicionado por la evolución conjunta de Guatemala–Usumacinta–Boca del Cerro, Ríos Serranos–Pichucalco–Grijalva bajo, la cascada de presas y Peñitas/cuenca libre–Mezcalapa–Samaria–Carrizal. Ningún componente debe interpretarse de manera aislada. La señal operativa debe escalar únicamente cuando coincidan magnitud, persistencia y respuesta observada.</w:t>
+        <w:t>El diagnóstico integrado del corte de las 13:58 h se mantiene condicionado por la evolución conjunta de Guatemala–Usumacinta–Boca del Cerro, Ríos Serranos–Pichucalco–Grijalva bajo, la cascada de presas y Peñitas/cuenca libre–Mezcalapa–Samaria–Carrizal. Ningún componente debe interpretarse de manera aislada. La señal operativa debe escalar únicamente cuando coincidan magnitud, persistencia y respuesta observada.</w:t>
       </w:r>
     </w:p>
     <w:p>

--- a/data/analysis/Reportes/Analisis_Hidrometeorologico_Ultimo.docx
+++ b/data/analysis/Reportes/Analisis_Hidrometeorologico_Ultimo.docx
@@ -35,7 +35,7 @@
           <w:rFonts w:ascii="Arial" w:hAnsi="Arial"/>
           <w:sz w:val="19"/>
         </w:rPr>
-        <w:t>CORTE: 2026-09-09 13:58</w:t>
+        <w:t>CORTE: 2026-09-10 13:35</w:t>
       </w:r>
     </w:p>
     <w:p>
@@ -55,7 +55,7 @@
           <w:rFonts w:ascii="Arial" w:hAnsi="Arial"/>
           <w:sz w:val="19"/>
         </w:rPr>
-        <w:t>Grijalva–Usumacinta • Ríos Serranos • Sistema de Presas • Samaria–Carrizal y corrientes asociadas Actualización: 09 de septiembre de 2026</w:t>
+        <w:t>Grijalva–Usumacinta • Ríos Serranos • Sistema de Presas • Samaria–Carrizal y corrientes asociadas Actualización: 10 de septiembre de 2026</w:t>
       </w:r>
     </w:p>
     <w:p>
@@ -75,7 +75,7 @@
           <w:rFonts w:ascii="Arial" w:hAnsi="Arial"/>
           <w:sz w:val="19"/>
         </w:rPr>
-        <w:t>Al corte de las 13:58 h, la lectura debe mantenerse integrada y no por cuencas aisladas. La señal hidrométrica más reciente tiene como referencia principal el corte vigente de niveles y la lluvia observada/prevista sobre Guatemala, Chiapas y Tabasco. El mayor cambio de 24 h entre estaciones observadas es Tapijulapa +0.02 m/24 h. La prioridad operativa es confirmar cualquier cambio de escenario con coincidencia de lluvia, saturación, niveles, caudales y operación de presas; el pronóstico por sí solo no constituye una creciente confirmada.</w:t>
+        <w:t>Al corte de las 13:35 h, la lectura debe mantenerse integrada y no por cuencas aisladas. La señal hidrométrica más reciente tiene como referencia principal el corte vigente de niveles y la lluvia observada/prevista sobre Guatemala, Chiapas y Tabasco. El mayor cambio de 24 h entre estaciones observadas es San Joaquín +0.30 m/24 h. La prioridad operativa es confirmar cualquier cambio de escenario con coincidencia de lluvia, saturación, niveles, caudales y operación de presas; el pronóstico por sí solo no constituye una creciente confirmada.</w:t>
       </w:r>
     </w:p>
     <w:p>
@@ -315,7 +315,7 @@
           <w:rFonts w:ascii="Arial" w:hAnsi="Arial"/>
           <w:sz w:val="19"/>
         </w:rPr>
-        <w:t>Boca del Cerro registra 12.34 m, con variación de 24 h -0.16 m. En la cuenca alta de Guatemala, El Tigre reporta 5.50 m y 899.9 m³/s; El Porvenir/La Pasión 1.83 m y 184.4 m³/s. La secuencia de vigilancia se mantiene Guatemala → Lacantún → Boca del Cerro/Tenosique → Balancán → Emiliano Zapata → Jonuta → Centla. Pronóstico SMN para Usumacinta: 0-24 h: 25 a 50 mm; 24-48 h: 25 a 50 mm; 48-72 h: 25 a 50 mm; 72-96 h: 50 a 75 mm.</w:t>
+        <w:t>Boca del Cerro registra 12.23 m, con variación de 24 h -0.11 m. En la cuenca alta de Guatemala, El Tigre reporta s/d m y s/d m³/s; El Porvenir/La Pasión 1.80 m y 180.2 m³/s. La secuencia de vigilancia se mantiene Guatemala → Lacantún → Boca del Cerro/Tenosique → Balancán → Emiliano Zapata → Jonuta → Centla. Pronóstico SMN para Usumacinta: 0-24 h: 25 a 50 mm; 24-48 h: 5 a 25 mm; 48-72 h: 50 a 75 mm; 72-96 h: 50 a 75 mm.</w:t>
       </w:r>
     </w:p>
     <w:tbl>
@@ -403,7 +403,7 @@
                 <w:b w:val="0"/>
                 <w:sz w:val="16"/>
               </w:rPr>
-              <w:t>5.50 m; 899.9 m³/s</w:t>
+              <w:t>s/d m; s/d m³/s</w:t>
             </w:r>
           </w:p>
         </w:tc>
@@ -450,7 +450,7 @@
                 <w:b w:val="0"/>
                 <w:sz w:val="16"/>
               </w:rPr>
-              <w:t>138.33 m; 274.45 m³/s; lluvia 24 h 0.0 mm</w:t>
+              <w:t>138.33 m; 274.45 m³/s; lluvia 24 h 8.2 mm</w:t>
             </w:r>
           </w:p>
         </w:tc>
@@ -497,7 +497,7 @@
                 <w:b w:val="0"/>
                 <w:sz w:val="16"/>
               </w:rPr>
-              <w:t>12.34 m; Δ24 h -0.16 m</w:t>
+              <w:t>12.23 m; Δ24 h -0.11 m</w:t>
             </w:r>
           </w:p>
         </w:tc>
@@ -535,7 +535,7 @@
           <w:rFonts w:ascii="Arial" w:hAnsi="Arial"/>
           <w:sz w:val="19"/>
         </w:rPr>
-        <w:t>Los Ríos Serranos tienen respuesta más rápida que el Usumacinta. Oxolotán 33.92 m, Tapijulapa 15.80 m, Teapa 33.68 m y Puyacatengo 25.02 m. Deben vigilarse primero lluvia horaria y estaciones aguas arriba antes de esperar una respuesta en el Grijalva de Villahermosa. Pronóstico SMN Bajo Grijalva–Ríos de la Sierra: 0-24 h: 50 a 75 mm; 24-48 h: 25 a 50 mm; 48-72 h: 5 a 25 mm; 72-96 h: 25 a 50 mm.</w:t>
+        <w:t>Los Ríos Serranos tienen respuesta más rápida que el Usumacinta. Oxolotán 33.91 m, Tapijulapa 15.82 m, Teapa 33.76 m y Puyacatengo 25.01 m. Deben vigilarse primero lluvia horaria y estaciones aguas arriba antes de esperar una respuesta en el Grijalva de Villahermosa. Pronóstico SMN Bajo Grijalva–Ríos de la Sierra: 0-24 h: 5 a 25 mm; 24-48 h: 5 a 25 mm; 48-72 h: 5 a 25 mm; 72-96 h: 25 a 50 mm.</w:t>
       </w:r>
     </w:p>
     <w:tbl>
@@ -764,7 +764,7 @@
                 <w:b w:val="0"/>
                 <w:sz w:val="16"/>
               </w:rPr>
-              <w:t>Salto de Agua 2.18 m; Macuspana 1.12 m</w:t>
+              <w:t>Salto de Agua 2.17 m; Macuspana 1.11 m</w:t>
             </w:r>
           </w:p>
         </w:tc>
@@ -938,7 +938,7 @@
                 <w:b w:val="0"/>
                 <w:sz w:val="16"/>
               </w:rPr>
-              <w:t>517.07</w:t>
+              <w:t>517.03</w:t>
             </w:r>
           </w:p>
         </w:tc>
@@ -953,7 +953,7 @@
                 <w:b w:val="0"/>
                 <w:sz w:val="16"/>
               </w:rPr>
-              <w:t>48.65</w:t>
+              <w:t>48.54</w:t>
             </w:r>
           </w:p>
         </w:tc>
@@ -968,7 +968,7 @@
                 <w:b w:val="0"/>
                 <w:sz w:val="16"/>
               </w:rPr>
-              <w:t>237.29</w:t>
+              <w:t>189.83</w:t>
             </w:r>
           </w:p>
         </w:tc>
@@ -998,7 +998,7 @@
                 <w:b w:val="0"/>
                 <w:sz w:val="16"/>
               </w:rPr>
-              <w:t>-0.06</w:t>
+              <w:t>-0.04</w:t>
             </w:r>
           </w:p>
         </w:tc>
@@ -1030,7 +1030,7 @@
                 <w:b w:val="0"/>
                 <w:sz w:val="16"/>
               </w:rPr>
-              <w:t>391.02</w:t>
+              <w:t>391.26</w:t>
             </w:r>
           </w:p>
         </w:tc>
@@ -1045,7 +1045,7 @@
                 <w:b w:val="0"/>
                 <w:sz w:val="16"/>
               </w:rPr>
-              <w:t>97.55</w:t>
+              <w:t>97.91</w:t>
             </w:r>
           </w:p>
         </w:tc>
@@ -1060,7 +1060,7 @@
                 <w:b w:val="0"/>
                 <w:sz w:val="16"/>
               </w:rPr>
-              <w:t>355.97</w:t>
+              <w:t>179.59</w:t>
             </w:r>
           </w:p>
         </w:tc>
@@ -1075,7 +1075,7 @@
                 <w:b w:val="0"/>
                 <w:sz w:val="16"/>
               </w:rPr>
-              <w:t>36.2</w:t>
+              <w:t>0.0</w:t>
             </w:r>
           </w:p>
         </w:tc>
@@ -1090,7 +1090,7 @@
                 <w:b w:val="0"/>
                 <w:sz w:val="16"/>
               </w:rPr>
-              <w:t>-0.34</w:t>
+              <w:t>+0.24</w:t>
             </w:r>
           </w:p>
         </w:tc>
@@ -1122,7 +1122,7 @@
                 <w:b w:val="0"/>
                 <w:sz w:val="16"/>
               </w:rPr>
-              <w:t>163.21</w:t>
+              <w:t>163.19</w:t>
             </w:r>
           </w:p>
         </w:tc>
@@ -1137,7 +1137,7 @@
                 <w:b w:val="0"/>
                 <w:sz w:val="16"/>
               </w:rPr>
-              <w:t>57.64</w:t>
+              <w:t>57.60</w:t>
             </w:r>
           </w:p>
         </w:tc>
@@ -1152,7 +1152,7 @@
                 <w:b w:val="0"/>
                 <w:sz w:val="16"/>
               </w:rPr>
-              <w:t>364.08</w:t>
+              <w:t>330.47</w:t>
             </w:r>
           </w:p>
         </w:tc>
@@ -1167,7 +1167,7 @@
                 <w:b w:val="0"/>
                 <w:sz w:val="16"/>
               </w:rPr>
-              <w:t>0.0</w:t>
+              <w:t>1.9</w:t>
             </w:r>
           </w:p>
         </w:tc>
@@ -1182,7 +1182,7 @@
                 <w:b w:val="0"/>
                 <w:sz w:val="16"/>
               </w:rPr>
-              <w:t>-0.01</w:t>
+              <w:t>-0.02</w:t>
             </w:r>
           </w:p>
         </w:tc>
@@ -1214,7 +1214,7 @@
                 <w:b w:val="0"/>
                 <w:sz w:val="16"/>
               </w:rPr>
-              <w:t>86.10</w:t>
+              <w:t>86.03</w:t>
             </w:r>
           </w:p>
         </w:tc>
@@ -1229,7 +1229,7 @@
                 <w:b w:val="0"/>
                 <w:sz w:val="16"/>
               </w:rPr>
-              <w:t>85.61</w:t>
+              <w:t>84.48</w:t>
             </w:r>
           </w:p>
         </w:tc>
@@ -1244,7 +1244,7 @@
                 <w:b w:val="0"/>
                 <w:sz w:val="16"/>
               </w:rPr>
-              <w:t>405.83</w:t>
+              <w:t>378.33</w:t>
             </w:r>
           </w:p>
         </w:tc>
@@ -1259,7 +1259,7 @@
                 <w:b w:val="0"/>
                 <w:sz w:val="16"/>
               </w:rPr>
-              <w:t>0.0</w:t>
+              <w:t>25.2</w:t>
             </w:r>
           </w:p>
         </w:tc>
@@ -1274,7 +1274,7 @@
                 <w:b w:val="0"/>
                 <w:sz w:val="16"/>
               </w:rPr>
-              <w:t>+0.01</w:t>
+              <w:t>-0.07</w:t>
             </w:r>
           </w:p>
         </w:tc>
@@ -1297,7 +1297,7 @@
           <w:rFonts w:ascii="Arial" w:hAnsi="Arial"/>
           <w:sz w:val="19"/>
         </w:rPr>
-        <w:t>Samaria registra 11.48 m y González/Carrizal 2.51 m. El gasto de Peñitas no debe equipararse automáticamente con el gasto que llega a cada brazo: deben incorporarse Platanar y otras aportaciones de cuenca libre y considerar la distribución hidráulica posterior. Como referencia operativa se conserva aproximadamente 70 % hacia Samaria y 30 % hacia Carrizal, sujeta a condiciones hidráulicas y a la operación de El Macayo.</w:t>
+        <w:t>Samaria registra 11.40 m y González/Carrizal 3.38 m. El gasto de Peñitas no debe equipararse automáticamente con el gasto que llega a cada brazo: deben incorporarse Platanar y otras aportaciones de cuenca libre y considerar la distribución hidráulica posterior. Como referencia operativa se conserva aproximadamente 70 % hacia Samaria y 30 % hacia Carrizal, sujeta a condiciones hidráulicas y a la operación de El Macayo.</w:t>
       </w:r>
     </w:p>
     <w:tbl>
@@ -1432,7 +1432,7 @@
                 <w:b w:val="0"/>
                 <w:sz w:val="16"/>
               </w:rPr>
-              <w:t>11.48 m</w:t>
+              <w:t>11.40 m</w:t>
             </w:r>
           </w:p>
         </w:tc>
@@ -1479,7 +1479,7 @@
                 <w:b w:val="0"/>
                 <w:sz w:val="16"/>
               </w:rPr>
-              <w:t>González 2.51 m</w:t>
+              <w:t>González 3.38 m</w:t>
             </w:r>
           </w:p>
         </w:tc>
@@ -1953,7 +1953,7 @@
           <w:rFonts w:ascii="Arial" w:hAnsi="Arial"/>
           <w:sz w:val="19"/>
         </w:rPr>
-        <w:t>El diagnóstico integrado del corte de las 13:58 h se mantiene condicionado por la evolución conjunta de Guatemala–Usumacinta–Boca del Cerro, Ríos Serranos–Pichucalco–Grijalva bajo, la cascada de presas y Peñitas/cuenca libre–Mezcalapa–Samaria–Carrizal. Ningún componente debe interpretarse de manera aislada. La señal operativa debe escalar únicamente cuando coincidan magnitud, persistencia y respuesta observada.</w:t>
+        <w:t>El diagnóstico integrado del corte de las 13:35 h se mantiene condicionado por la evolución conjunta de Guatemala–Usumacinta–Boca del Cerro, Ríos Serranos–Pichucalco–Grijalva bajo, la cascada de presas y Peñitas/cuenca libre–Mezcalapa–Samaria–Carrizal. Ningún componente debe interpretarse de manera aislada. La señal operativa debe escalar únicamente cuando coincidan magnitud, persistencia y respuesta observada.</w:t>
       </w:r>
     </w:p>
     <w:p>
@@ -2059,7 +2059,7 @@
           <w:rFonts w:ascii="Arial" w:hAnsi="Arial"/>
           <w:sz w:val="19"/>
         </w:rPr>
-        <w:t>WeatherLink: Urrutia 18.5 mm/24 h</w:t>
+        <w:t>WeatherLink: CHAPULTENANGO PCIVILCHIAPAS 55.6 mm/24 h</w:t>
       </w:r>
     </w:p>
     <w:p>
@@ -2071,7 +2071,7 @@
           <w:rFonts w:ascii="Arial" w:hAnsi="Arial"/>
           <w:sz w:val="19"/>
         </w:rPr>
-        <w:t>WeatherLink: PASO LA MINA 16.3 mm/24 h</w:t>
+        <w:t>WeatherLink: IXHUATAN PCIVILCHIAPAS 34.3 mm/24 h</w:t>
       </w:r>
     </w:p>
     <w:p>
@@ -2083,7 +2083,7 @@
           <w:rFonts w:ascii="Arial" w:hAnsi="Arial"/>
           <w:sz w:val="19"/>
         </w:rPr>
-        <w:t>WeatherLink: IXHUATAN PCIVILCHIAPAS 3.6 mm/24 h</w:t>
+        <w:t>WeatherLink: OSTUACÁN PCIVILCHIAPAS 24.9 mm/24 h</w:t>
       </w:r>
     </w:p>
     <w:p>
@@ -2095,7 +2095,7 @@
           <w:rFonts w:ascii="Arial" w:hAnsi="Arial"/>
           <w:sz w:val="19"/>
         </w:rPr>
-        <w:t>WeatherLink: SEMAR E.I.O. Cd. del Carmen. 3.3 mm/24 h</w:t>
+        <w:t>WeatherLink: PASO LA MINA 13.4 mm/24 h</w:t>
       </w:r>
     </w:p>
     <w:p>
@@ -2107,7 +2107,7 @@
           <w:rFonts w:ascii="Arial" w:hAnsi="Arial"/>
           <w:sz w:val="19"/>
         </w:rPr>
-        <w:t>WeatherLink: AMATÁN PCIVILCHIAPAS 3.3 mm/24 h</w:t>
+        <w:t>WeatherLink: Impulsora 11.4 mm/24 h</w:t>
       </w:r>
     </w:p>
     <w:p>
@@ -2119,7 +2119,7 @@
           <w:rFonts w:ascii="Arial" w:hAnsi="Arial"/>
           <w:sz w:val="19"/>
         </w:rPr>
-        <w:t>CONAGUA: SAMARIA 38.7 mm/24 h</w:t>
+        <w:t>CONAGUA: CHAPULTENANGO 48.9 mm/24 h</w:t>
       </w:r>
     </w:p>
     <w:p>
@@ -2131,7 +2131,7 @@
           <w:rFonts w:ascii="Arial" w:hAnsi="Arial"/>
           <w:sz w:val="19"/>
         </w:rPr>
-        <w:t>CONAGUA: PUEBLO NUEVO 18.1 mm/24 h</w:t>
+        <w:t>CONAGUA: PUENTE TONALÁ 26.8 mm/24 h</w:t>
       </w:r>
     </w:p>
     <w:p>
@@ -2143,7 +2143,7 @@
           <w:rFonts w:ascii="Arial" w:hAnsi="Arial"/>
           <w:sz w:val="19"/>
         </w:rPr>
-        <w:t>CONAGUA: BOCA DEL CERRO 15.5 mm/24 h</w:t>
+        <w:t>CONAGUA: PEÑITAS 25.2 mm/24 h</w:t>
       </w:r>
     </w:p>
     <w:p>
@@ -2155,7 +2155,7 @@
           <w:rFonts w:ascii="Arial" w:hAnsi="Arial"/>
           <w:sz w:val="19"/>
         </w:rPr>
-        <w:t>CONAGUA: GONZÁLEZ 13.5 mm/24 h</w:t>
+        <w:t>CONAGUA: TEAPA 18.0 mm/24 h</w:t>
       </w:r>
     </w:p>
     <w:p>
@@ -2167,7 +2167,7 @@
           <w:rFonts w:ascii="Arial" w:hAnsi="Arial"/>
           <w:sz w:val="19"/>
         </w:rPr>
-        <w:t>CONAGUA: TAPIJULAPA 8.3 mm/24 h</w:t>
+        <w:t>CONAGUA: TAPIJULAPA 16.5 mm/24 h</w:t>
       </w:r>
     </w:p>
     <w:p>
@@ -2282,7 +2282,7 @@
                 <w:b w:val="0"/>
                 <w:sz w:val="16"/>
               </w:rPr>
-              <w:t>2026-09-09T08:41:13-06:00</w:t>
+              <w:t>2026-09-10T08:34:08-06:00</w:t>
             </w:r>
           </w:p>
         </w:tc>
@@ -2297,7 +2297,7 @@
                 <w:b w:val="0"/>
                 <w:sz w:val="16"/>
               </w:rPr>
-              <w:t>2026-09-09T13:32:27.085513-06:00</w:t>
+              <w:t>2026-09-10T13:19:29.174997-06:00</w:t>
             </w:r>
           </w:p>
         </w:tc>
@@ -2344,7 +2344,7 @@
                 <w:b w:val="0"/>
                 <w:sz w:val="16"/>
               </w:rPr>
-              <w:t>2026-09-09T10:24:27-06:00</w:t>
+              <w:t>2026-09-10T10:36:44-06:00</w:t>
             </w:r>
           </w:p>
         </w:tc>
@@ -2359,7 +2359,7 @@
                 <w:b w:val="0"/>
                 <w:sz w:val="16"/>
               </w:rPr>
-              <w:t>2026-09-09T13:32:27.085513-06:00</w:t>
+              <w:t>2026-09-10T13:19:29.174997-06:00</w:t>
             </w:r>
           </w:p>
         </w:tc>
@@ -2501,7 +2501,7 @@
           <w:rFonts w:ascii="Arial" w:hAnsi="Arial"/>
           <w:sz w:val="19"/>
         </w:rPr>
-        <w:t>El Porvenir–La Pasión: nivel 1.83 m · caudal 184.40 m³/s.</w:t>
+        <w:t>El Porvenir–La Pasión: nivel 1.80 m · caudal 180.23 m³/s.</w:t>
       </w:r>
     </w:p>
     <w:p>
@@ -2513,7 +2513,7 @@
           <w:rFonts w:ascii="Arial" w:hAnsi="Arial"/>
           <w:sz w:val="19"/>
         </w:rPr>
-        <w:t>El Tigre–Usumacinta: nivel 5.50 m · caudal 899.91 m³/s.</w:t>
+        <w:t>El Tigre–Usumacinta: no publicado en el BHVGM actual. Último antecedente oficial: 09/09/2026 20:00 h, nivel 5.58 m · caudal 934.70 m³/s. Antecedente informativo: no sustituye el dato actual, no genera tendencia y no gobierna semáforo.</w:t>
       </w:r>
     </w:p>
     <w:p>
@@ -2525,7 +2525,7 @@
           <w:rFonts w:ascii="Arial" w:hAnsi="Arial"/>
           <w:sz w:val="19"/>
         </w:rPr>
-        <w:t>Cadena de seguimiento en Tabasco: Boca del Cerro: 12.34 m · Δ24 h -0.16 m → Balancán: s/d → Emiliano Zapata: s/d → Jonuta: s/d → Centla/Tres Brazos: s/d.</w:t>
+        <w:t>Cadena de seguimiento en Tabasco: Boca del Cerro: 12.23 m · Δ24 h -0.11 m → Balancán: s/d → Emiliano Zapata: s/d → Jonuta: s/d → Centla/Tres Brazos: s/d.</w:t>
       </w:r>
     </w:p>
     <w:p>
@@ -2537,7 +2537,7 @@
           <w:rFonts w:ascii="Arial" w:hAnsi="Arial"/>
           <w:sz w:val="19"/>
         </w:rPr>
-        <w:t>Evolución El Tigre: Δ nivel +0.030 m en 12.0 h; tendencia incrementando.</w:t>
+        <w:t>Evolución El Tigre: sin tendencia comparable; se requieren al menos dos cortes válidos que publiquen la estación.</w:t>
       </w:r>
     </w:p>
     <w:p>

--- a/data/analysis/Reportes/Analisis_Hidrometeorologico_Ultimo.docx
+++ b/data/analysis/Reportes/Analisis_Hidrometeorologico_Ultimo.docx
@@ -35,7 +35,7 @@
           <w:rFonts w:ascii="Arial" w:hAnsi="Arial"/>
           <w:sz w:val="19"/>
         </w:rPr>
-        <w:t>CORTE: 2026-09-10 13:35</w:t>
+        <w:t>CORTE: 2026-09-10 13:48</w:t>
       </w:r>
     </w:p>
     <w:p>
@@ -75,7 +75,7 @@
           <w:rFonts w:ascii="Arial" w:hAnsi="Arial"/>
           <w:sz w:val="19"/>
         </w:rPr>
-        <w:t>Al corte de las 13:35 h, la lectura debe mantenerse integrada y no por cuencas aisladas. La señal hidrométrica más reciente tiene como referencia principal el corte vigente de niveles y la lluvia observada/prevista sobre Guatemala, Chiapas y Tabasco. El mayor cambio de 24 h entre estaciones observadas es San Joaquín +0.30 m/24 h. La prioridad operativa es confirmar cualquier cambio de escenario con coincidencia de lluvia, saturación, niveles, caudales y operación de presas; el pronóstico por sí solo no constituye una creciente confirmada.</w:t>
+        <w:t>Al corte de las 13:48 h, la lectura debe mantenerse integrada y no por cuencas aisladas. La señal hidrométrica más reciente tiene como referencia principal el corte vigente de niveles y la lluvia observada/prevista sobre Guatemala, Chiapas y Tabasco. El mayor cambio de 24 h entre estaciones observadas es San Joaquín +0.30 m/24 h. La prioridad operativa es confirmar cualquier cambio de escenario con coincidencia de lluvia, saturación, niveles, caudales y operación de presas; el pronóstico por sí solo no constituye una creciente confirmada.</w:t>
       </w:r>
     </w:p>
     <w:p>
@@ -1953,7 +1953,7 @@
           <w:rFonts w:ascii="Arial" w:hAnsi="Arial"/>
           <w:sz w:val="19"/>
         </w:rPr>
-        <w:t>El diagnóstico integrado del corte de las 13:35 h se mantiene condicionado por la evolución conjunta de Guatemala–Usumacinta–Boca del Cerro, Ríos Serranos–Pichucalco–Grijalva bajo, la cascada de presas y Peñitas/cuenca libre–Mezcalapa–Samaria–Carrizal. Ningún componente debe interpretarse de manera aislada. La señal operativa debe escalar únicamente cuando coincidan magnitud, persistencia y respuesta observada.</w:t>
+        <w:t>El diagnóstico integrado del corte de las 13:48 h se mantiene condicionado por la evolución conjunta de Guatemala–Usumacinta–Boca del Cerro, Ríos Serranos–Pichucalco–Grijalva bajo, la cascada de presas y Peñitas/cuenca libre–Mezcalapa–Samaria–Carrizal. Ningún componente debe interpretarse de manera aislada. La señal operativa debe escalar únicamente cuando coincidan magnitud, persistencia y respuesta observada.</w:t>
       </w:r>
     </w:p>
     <w:p>
@@ -2297,7 +2297,7 @@
                 <w:b w:val="0"/>
                 <w:sz w:val="16"/>
               </w:rPr>
-              <w:t>2026-09-10T13:19:29.174997-06:00</w:t>
+              <w:t>2026-09-10T13:39:33.179326-06:00</w:t>
             </w:r>
           </w:p>
         </w:tc>
@@ -2359,7 +2359,7 @@
                 <w:b w:val="0"/>
                 <w:sz w:val="16"/>
               </w:rPr>
-              <w:t>2026-09-10T13:19:29.174997-06:00</w:t>
+              <w:t>2026-09-10T13:39:33.179326-06:00</w:t>
             </w:r>
           </w:p>
         </w:tc>

--- a/data/analysis/Reportes/Analisis_Hidrometeorologico_Ultimo.docx
+++ b/data/analysis/Reportes/Analisis_Hidrometeorologico_Ultimo.docx
@@ -35,7 +35,7 @@
           <w:rFonts w:ascii="Arial" w:hAnsi="Arial"/>
           <w:sz w:val="19"/>
         </w:rPr>
-        <w:t>CORTE: 2026-09-10 13:48</w:t>
+        <w:t>CORTE: 2026-09-10 14:00</w:t>
       </w:r>
     </w:p>
     <w:p>
@@ -75,7 +75,7 @@
           <w:rFonts w:ascii="Arial" w:hAnsi="Arial"/>
           <w:sz w:val="19"/>
         </w:rPr>
-        <w:t>Al corte de las 13:48 h, la lectura debe mantenerse integrada y no por cuencas aisladas. La señal hidrométrica más reciente tiene como referencia principal el corte vigente de niveles y la lluvia observada/prevista sobre Guatemala, Chiapas y Tabasco. El mayor cambio de 24 h entre estaciones observadas es San Joaquín +0.30 m/24 h. La prioridad operativa es confirmar cualquier cambio de escenario con coincidencia de lluvia, saturación, niveles, caudales y operación de presas; el pronóstico por sí solo no constituye una creciente confirmada.</w:t>
+        <w:t>Al corte de las 14:00 h, la lectura debe mantenerse integrada y no por cuencas aisladas. La señal hidrométrica más reciente tiene como referencia principal el corte vigente de niveles y la lluvia observada/prevista sobre Guatemala, Chiapas y Tabasco. El mayor cambio de 24 h entre estaciones observadas es San Joaquín +0.30 m/24 h. La prioridad operativa es confirmar cualquier cambio de escenario con coincidencia de lluvia, saturación, niveles, caudales y operación de presas; el pronóstico por sí solo no constituye una creciente confirmada.</w:t>
       </w:r>
     </w:p>
     <w:p>
@@ -1953,7 +1953,7 @@
           <w:rFonts w:ascii="Arial" w:hAnsi="Arial"/>
           <w:sz w:val="19"/>
         </w:rPr>
-        <w:t>El diagnóstico integrado del corte de las 13:48 h se mantiene condicionado por la evolución conjunta de Guatemala–Usumacinta–Boca del Cerro, Ríos Serranos–Pichucalco–Grijalva bajo, la cascada de presas y Peñitas/cuenca libre–Mezcalapa–Samaria–Carrizal. Ningún componente debe interpretarse de manera aislada. La señal operativa debe escalar únicamente cuando coincidan magnitud, persistencia y respuesta observada.</w:t>
+        <w:t>El diagnóstico integrado del corte de las 14:00 h se mantiene condicionado por la evolución conjunta de Guatemala–Usumacinta–Boca del Cerro, Ríos Serranos–Pichucalco–Grijalva bajo, la cascada de presas y Peñitas/cuenca libre–Mezcalapa–Samaria–Carrizal. Ningún componente debe interpretarse de manera aislada. La señal operativa debe escalar únicamente cuando coincidan magnitud, persistencia y respuesta observada.</w:t>
       </w:r>
     </w:p>
     <w:p>

--- a/data/analysis/Reportes/Analisis_Hidrometeorologico_Ultimo.docx
+++ b/data/analysis/Reportes/Analisis_Hidrometeorologico_Ultimo.docx
@@ -35,7 +35,7 @@
           <w:rFonts w:ascii="Arial" w:hAnsi="Arial"/>
           <w:sz w:val="19"/>
         </w:rPr>
-        <w:t>CORTE: 2026-09-10 14:00</w:t>
+        <w:t>CORTE: 2026-09-11 13:36</w:t>
       </w:r>
     </w:p>
     <w:p>
@@ -55,7 +55,7 @@
           <w:rFonts w:ascii="Arial" w:hAnsi="Arial"/>
           <w:sz w:val="19"/>
         </w:rPr>
-        <w:t>Grijalva–Usumacinta • Ríos Serranos • Sistema de Presas • Samaria–Carrizal y corrientes asociadas Actualización: 10 de septiembre de 2026</w:t>
+        <w:t>Grijalva–Usumacinta • Ríos Serranos • Sistema de Presas • Samaria–Carrizal y corrientes asociadas Actualización: 11 de septiembre de 2026</w:t>
       </w:r>
     </w:p>
     <w:p>
@@ -75,7 +75,7 @@
           <w:rFonts w:ascii="Arial" w:hAnsi="Arial"/>
           <w:sz w:val="19"/>
         </w:rPr>
-        <w:t>Al corte de las 14:00 h, la lectura debe mantenerse integrada y no por cuencas aisladas. La señal hidrométrica más reciente tiene como referencia principal el corte vigente de niveles y la lluvia observada/prevista sobre Guatemala, Chiapas y Tabasco. El mayor cambio de 24 h entre estaciones observadas es San Joaquín +0.30 m/24 h. La prioridad operativa es confirmar cualquier cambio de escenario con coincidencia de lluvia, saturación, niveles, caudales y operación de presas; el pronóstico por sí solo no constituye una creciente confirmada.</w:t>
+        <w:t>Al corte de las 13:36 h, la lectura debe mantenerse integrada y no por cuencas aisladas. La señal hidrométrica más reciente tiene como referencia principal el corte vigente de niveles y la lluvia observada/prevista sobre Guatemala, Chiapas y Tabasco. El mayor cambio de 24 h entre estaciones observadas es San Joaquín +0.15 m/24 h. La prioridad operativa es confirmar cualquier cambio de escenario con coincidencia de lluvia, saturación, niveles, caudales y operación de presas; el pronóstico por sí solo no constituye una creciente confirmada.</w:t>
       </w:r>
     </w:p>
     <w:p>
@@ -315,7 +315,7 @@
           <w:rFonts w:ascii="Arial" w:hAnsi="Arial"/>
           <w:sz w:val="19"/>
         </w:rPr>
-        <w:t>Boca del Cerro registra 12.23 m, con variación de 24 h -0.11 m. En la cuenca alta de Guatemala, El Tigre reporta s/d m y s/d m³/s; El Porvenir/La Pasión 1.80 m y 180.2 m³/s. La secuencia de vigilancia se mantiene Guatemala → Lacantún → Boca del Cerro/Tenosique → Balancán → Emiliano Zapata → Jonuta → Centla. Pronóstico SMN para Usumacinta: 0-24 h: 25 a 50 mm; 24-48 h: 5 a 25 mm; 48-72 h: 50 a 75 mm; 72-96 h: 50 a 75 mm.</w:t>
+        <w:t>Boca del Cerro registra 12.20 m, con variación de 24 h -0.12 m. En la cuenca alta de Guatemala, El Tigre reporta 5.68 m y 978.2 m³/s; El Porvenir/La Pasión 1.78 m y 177.5 m³/s. La secuencia de vigilancia se mantiene Guatemala → Lacantún → Boca del Cerro/Tenosique → Balancán → Emiliano Zapata → Jonuta → Centla. Pronóstico SMN para Usumacinta: 0-24 h: 5 a 25 mm; 24-48 h: 50 a 75 mm; 48-72 h: 50 a 75 mm; 72-96 h: 25 a 50 mm.</w:t>
       </w:r>
     </w:p>
     <w:tbl>
@@ -403,7 +403,7 @@
                 <w:b w:val="0"/>
                 <w:sz w:val="16"/>
               </w:rPr>
-              <w:t>s/d m; s/d m³/s</w:t>
+              <w:t>5.68 m; 978.2 m³/s</w:t>
             </w:r>
           </w:p>
         </w:tc>
@@ -450,7 +450,7 @@
                 <w:b w:val="0"/>
                 <w:sz w:val="16"/>
               </w:rPr>
-              <w:t>138.33 m; 274.45 m³/s; lluvia 24 h 8.2 mm</w:t>
+              <w:t>138.33 m; 274.45 m³/s; lluvia 24 h 0.0 mm</w:t>
             </w:r>
           </w:p>
         </w:tc>
@@ -497,7 +497,7 @@
                 <w:b w:val="0"/>
                 <w:sz w:val="16"/>
               </w:rPr>
-              <w:t>12.23 m; Δ24 h -0.11 m</w:t>
+              <w:t>12.20 m; Δ24 h -0.12 m</w:t>
             </w:r>
           </w:p>
         </w:tc>
@@ -764,7 +764,7 @@
                 <w:b w:val="0"/>
                 <w:sz w:val="16"/>
               </w:rPr>
-              <w:t>Salto de Agua 2.17 m; Macuspana 1.11 m</w:t>
+              <w:t>Salto de Agua 2.17 m; Macuspana 1.10 m</w:t>
             </w:r>
           </w:p>
         </w:tc>
@@ -1297,7 +1297,7 @@
           <w:rFonts w:ascii="Arial" w:hAnsi="Arial"/>
           <w:sz w:val="19"/>
         </w:rPr>
-        <w:t>Samaria registra 11.40 m y González/Carrizal 3.38 m. El gasto de Peñitas no debe equipararse automáticamente con el gasto que llega a cada brazo: deben incorporarse Platanar y otras aportaciones de cuenca libre y considerar la distribución hidráulica posterior. Como referencia operativa se conserva aproximadamente 70 % hacia Samaria y 30 % hacia Carrizal, sujeta a condiciones hidráulicas y a la operación de El Macayo.</w:t>
+        <w:t>Samaria registra 11.72 m y González/Carrizal 3.33 m. El gasto de Peñitas no debe equipararse automáticamente con el gasto que llega a cada brazo: deben incorporarse Platanar y otras aportaciones de cuenca libre y considerar la distribución hidráulica posterior. Como referencia operativa se conserva aproximadamente 70 % hacia Samaria y 30 % hacia Carrizal, sujeta a condiciones hidráulicas y a la operación de El Macayo.</w:t>
       </w:r>
     </w:p>
     <w:tbl>
@@ -1432,7 +1432,7 @@
                 <w:b w:val="0"/>
                 <w:sz w:val="16"/>
               </w:rPr>
-              <w:t>11.40 m</w:t>
+              <w:t>11.72 m</w:t>
             </w:r>
           </w:p>
         </w:tc>
@@ -1479,7 +1479,7 @@
                 <w:b w:val="0"/>
                 <w:sz w:val="16"/>
               </w:rPr>
-              <w:t>González 3.38 m</w:t>
+              <w:t>González 3.33 m</w:t>
             </w:r>
           </w:p>
         </w:tc>
@@ -1953,7 +1953,7 @@
           <w:rFonts w:ascii="Arial" w:hAnsi="Arial"/>
           <w:sz w:val="19"/>
         </w:rPr>
-        <w:t>El diagnóstico integrado del corte de las 14:00 h se mantiene condicionado por la evolución conjunta de Guatemala–Usumacinta–Boca del Cerro, Ríos Serranos–Pichucalco–Grijalva bajo, la cascada de presas y Peñitas/cuenca libre–Mezcalapa–Samaria–Carrizal. Ningún componente debe interpretarse de manera aislada. La señal operativa debe escalar únicamente cuando coincidan magnitud, persistencia y respuesta observada.</w:t>
+        <w:t>El diagnóstico integrado del corte de las 13:36 h se mantiene condicionado por la evolución conjunta de Guatemala–Usumacinta–Boca del Cerro, Ríos Serranos–Pichucalco–Grijalva bajo, la cascada de presas y Peñitas/cuenca libre–Mezcalapa–Samaria–Carrizal. Ningún componente debe interpretarse de manera aislada. La señal operativa debe escalar únicamente cuando coincidan magnitud, persistencia y respuesta observada.</w:t>
       </w:r>
     </w:p>
     <w:p>
@@ -2059,7 +2059,7 @@
           <w:rFonts w:ascii="Arial" w:hAnsi="Arial"/>
           <w:sz w:val="19"/>
         </w:rPr>
-        <w:t>WeatherLink: CHAPULTENANGO PCIVILCHIAPAS 55.6 mm/24 h</w:t>
+        <w:t>WeatherLink: CHAPULTENANGO PCIVILCHIAPAS 54.7 mm/24 h</w:t>
       </w:r>
     </w:p>
     <w:p>
@@ -2071,7 +2071,7 @@
           <w:rFonts w:ascii="Arial" w:hAnsi="Arial"/>
           <w:sz w:val="19"/>
         </w:rPr>
-        <w:t>WeatherLink: IXHUATAN PCIVILCHIAPAS 34.3 mm/24 h</w:t>
+        <w:t>WeatherLink: Yaxhá - INSIVUMEH PETEN 10.9 mm/24 h</w:t>
       </w:r>
     </w:p>
     <w:p>
@@ -2083,7 +2083,7 @@
           <w:rFonts w:ascii="Arial" w:hAnsi="Arial"/>
           <w:sz w:val="19"/>
         </w:rPr>
-        <w:t>WeatherLink: OSTUACÁN PCIVILCHIAPAS 24.9 mm/24 h</w:t>
+        <w:t>WeatherLink: PICHUCALCO PCIVILCHIAPAS 10.3 mm/24 h</w:t>
       </w:r>
     </w:p>
     <w:p>
@@ -2095,7 +2095,7 @@
           <w:rFonts w:ascii="Arial" w:hAnsi="Arial"/>
           <w:sz w:val="19"/>
         </w:rPr>
-        <w:t>WeatherLink: PASO LA MINA 13.4 mm/24 h</w:t>
+        <w:t>WeatherLink: ASUR Villahermosa 8.6 mm/24 h</w:t>
       </w:r>
     </w:p>
     <w:p>
@@ -2107,7 +2107,7 @@
           <w:rFonts w:ascii="Arial" w:hAnsi="Arial"/>
           <w:sz w:val="19"/>
         </w:rPr>
-        <w:t>WeatherLink: Impulsora 11.4 mm/24 h</w:t>
+        <w:t>WeatherLink: JUÁREZ PCIVILCHIAPAS 7.1 mm/24 h</w:t>
       </w:r>
     </w:p>
     <w:p>
@@ -2297,7 +2297,7 @@
                 <w:b w:val="0"/>
                 <w:sz w:val="16"/>
               </w:rPr>
-              <w:t>2026-09-10T13:39:33.179326-06:00</w:t>
+              <w:t>2026-09-11T13:20:50.173656-06:00</w:t>
             </w:r>
           </w:p>
         </w:tc>
@@ -2344,7 +2344,7 @@
                 <w:b w:val="0"/>
                 <w:sz w:val="16"/>
               </w:rPr>
-              <w:t>2026-09-10T10:36:44-06:00</w:t>
+              <w:t>2026-09-11T13:01:30-06:00</w:t>
             </w:r>
           </w:p>
         </w:tc>
@@ -2359,7 +2359,7 @@
                 <w:b w:val="0"/>
                 <w:sz w:val="16"/>
               </w:rPr>
-              <w:t>2026-09-10T13:39:33.179326-06:00</w:t>
+              <w:t>2026-09-11T13:20:50.173656-06:00</w:t>
             </w:r>
           </w:p>
         </w:tc>
@@ -2501,7 +2501,7 @@
           <w:rFonts w:ascii="Arial" w:hAnsi="Arial"/>
           <w:sz w:val="19"/>
         </w:rPr>
-        <w:t>El Porvenir–La Pasión: nivel 1.80 m · caudal 180.23 m³/s.</w:t>
+        <w:t>El Porvenir–La Pasión: nivel 1.78 m · caudal 177.49 m³/s.</w:t>
       </w:r>
     </w:p>
     <w:p>
@@ -2513,7 +2513,7 @@
           <w:rFonts w:ascii="Arial" w:hAnsi="Arial"/>
           <w:sz w:val="19"/>
         </w:rPr>
-        <w:t>El Tigre–Usumacinta: no publicado en el BHVGM actual. Último antecedente oficial: 09/09/2026 20:00 h, nivel 5.58 m · caudal 934.70 m³/s. Antecedente informativo: no sustituye el dato actual, no genera tendencia y no gobierna semáforo.</w:t>
+        <w:t>El Tigre–Usumacinta: nivel 5.68 m · caudal 978.17 m³/s.</w:t>
       </w:r>
     </w:p>
     <w:p>
@@ -2525,7 +2525,7 @@
           <w:rFonts w:ascii="Arial" w:hAnsi="Arial"/>
           <w:sz w:val="19"/>
         </w:rPr>
-        <w:t>Cadena de seguimiento en Tabasco: Boca del Cerro: 12.23 m · Δ24 h -0.11 m → Balancán: s/d → Emiliano Zapata: s/d → Jonuta: s/d → Centla/Tres Brazos: s/d.</w:t>
+        <w:t>Cadena de seguimiento en Tabasco: Boca del Cerro: 12.20 m · Δ24 h -0.12 m → Balancán: s/d → Emiliano Zapata: s/d → Jonuta: s/d → Centla/Tres Brazos: s/d.</w:t>
       </w:r>
     </w:p>
     <w:p>

--- a/data/analysis/Reportes/Analisis_Hidrometeorologico_Ultimo.docx
+++ b/data/analysis/Reportes/Analisis_Hidrometeorologico_Ultimo.docx
@@ -35,7 +35,7 @@
           <w:rFonts w:ascii="Arial" w:hAnsi="Arial"/>
           <w:sz w:val="19"/>
         </w:rPr>
-        <w:t>CORTE: 2026-09-11 13:36</w:t>
+        <w:t>CORTE: 2026-09-11 13:49</w:t>
       </w:r>
     </w:p>
     <w:p>
@@ -75,7 +75,7 @@
           <w:rFonts w:ascii="Arial" w:hAnsi="Arial"/>
           <w:sz w:val="19"/>
         </w:rPr>
-        <w:t>Al corte de las 13:36 h, la lectura debe mantenerse integrada y no por cuencas aisladas. La señal hidrométrica más reciente tiene como referencia principal el corte vigente de niveles y la lluvia observada/prevista sobre Guatemala, Chiapas y Tabasco. El mayor cambio de 24 h entre estaciones observadas es San Joaquín +0.15 m/24 h. La prioridad operativa es confirmar cualquier cambio de escenario con coincidencia de lluvia, saturación, niveles, caudales y operación de presas; el pronóstico por sí solo no constituye una creciente confirmada.</w:t>
+        <w:t>Al corte de las 13:49 h, la lectura debe mantenerse integrada y no por cuencas aisladas. La señal hidrométrica más reciente tiene como referencia principal el corte vigente de niveles y la lluvia observada/prevista sobre Guatemala, Chiapas y Tabasco. El mayor cambio de 24 h entre estaciones observadas es San Joaquín +0.15 m/24 h. La prioridad operativa es confirmar cualquier cambio de escenario con coincidencia de lluvia, saturación, niveles, caudales y operación de presas; el pronóstico por sí solo no constituye una creciente confirmada.</w:t>
       </w:r>
     </w:p>
     <w:p>
@@ -1953,7 +1953,7 @@
           <w:rFonts w:ascii="Arial" w:hAnsi="Arial"/>
           <w:sz w:val="19"/>
         </w:rPr>
-        <w:t>El diagnóstico integrado del corte de las 13:36 h se mantiene condicionado por la evolución conjunta de Guatemala–Usumacinta–Boca del Cerro, Ríos Serranos–Pichucalco–Grijalva bajo, la cascada de presas y Peñitas/cuenca libre–Mezcalapa–Samaria–Carrizal. Ningún componente debe interpretarse de manera aislada. La señal operativa debe escalar únicamente cuando coincidan magnitud, persistencia y respuesta observada.</w:t>
+        <w:t>El diagnóstico integrado del corte de las 13:49 h se mantiene condicionado por la evolución conjunta de Guatemala–Usumacinta–Boca del Cerro, Ríos Serranos–Pichucalco–Grijalva bajo, la cascada de presas y Peñitas/cuenca libre–Mezcalapa–Samaria–Carrizal. Ningún componente debe interpretarse de manera aislada. La señal operativa debe escalar únicamente cuando coincidan magnitud, persistencia y respuesta observada.</w:t>
       </w:r>
     </w:p>
     <w:p>
@@ -2297,7 +2297,7 @@
                 <w:b w:val="0"/>
                 <w:sz w:val="16"/>
               </w:rPr>
-              <w:t>2026-09-11T13:20:50.173656-06:00</w:t>
+              <w:t>2026-09-11T13:40:14.491713-06:00</w:t>
             </w:r>
           </w:p>
         </w:tc>
@@ -2359,7 +2359,7 @@
                 <w:b w:val="0"/>
                 <w:sz w:val="16"/>
               </w:rPr>
-              <w:t>2026-09-11T13:20:50.173656-06:00</w:t>
+              <w:t>2026-09-11T13:40:14.491713-06:00</w:t>
             </w:r>
           </w:p>
         </w:tc>

--- a/data/analysis/Reportes/Analisis_Hidrometeorologico_Ultimo.docx
+++ b/data/analysis/Reportes/Analisis_Hidrometeorologico_Ultimo.docx
@@ -35,7 +35,7 @@
           <w:rFonts w:ascii="Arial" w:hAnsi="Arial"/>
           <w:sz w:val="19"/>
         </w:rPr>
-        <w:t>CORTE: 2026-09-11 13:49</w:t>
+        <w:t>CORTE: 2026-09-11 13:58</w:t>
       </w:r>
     </w:p>
     <w:p>
@@ -75,7 +75,7 @@
           <w:rFonts w:ascii="Arial" w:hAnsi="Arial"/>
           <w:sz w:val="19"/>
         </w:rPr>
-        <w:t>Al corte de las 13:49 h, la lectura debe mantenerse integrada y no por cuencas aisladas. La señal hidrométrica más reciente tiene como referencia principal el corte vigente de niveles y la lluvia observada/prevista sobre Guatemala, Chiapas y Tabasco. El mayor cambio de 24 h entre estaciones observadas es San Joaquín +0.15 m/24 h. La prioridad operativa es confirmar cualquier cambio de escenario con coincidencia de lluvia, saturación, niveles, caudales y operación de presas; el pronóstico por sí solo no constituye una creciente confirmada.</w:t>
+        <w:t>Al corte de las 13:58 h, la lectura debe mantenerse integrada y no por cuencas aisladas. La señal hidrométrica más reciente tiene como referencia principal el corte vigente de niveles y la lluvia observada/prevista sobre Guatemala, Chiapas y Tabasco. El mayor cambio de 24 h entre estaciones observadas es San Joaquín +0.15 m/24 h. La prioridad operativa es confirmar cualquier cambio de escenario con coincidencia de lluvia, saturación, niveles, caudales y operación de presas; el pronóstico por sí solo no constituye una creciente confirmada.</w:t>
       </w:r>
     </w:p>
     <w:p>
@@ -1953,7 +1953,7 @@
           <w:rFonts w:ascii="Arial" w:hAnsi="Arial"/>
           <w:sz w:val="19"/>
         </w:rPr>
-        <w:t>El diagnóstico integrado del corte de las 13:49 h se mantiene condicionado por la evolución conjunta de Guatemala–Usumacinta–Boca del Cerro, Ríos Serranos–Pichucalco–Grijalva bajo, la cascada de presas y Peñitas/cuenca libre–Mezcalapa–Samaria–Carrizal. Ningún componente debe interpretarse de manera aislada. La señal operativa debe escalar únicamente cuando coincidan magnitud, persistencia y respuesta observada.</w:t>
+        <w:t>El diagnóstico integrado del corte de las 13:58 h se mantiene condicionado por la evolución conjunta de Guatemala–Usumacinta–Boca del Cerro, Ríos Serranos–Pichucalco–Grijalva bajo, la cascada de presas y Peñitas/cuenca libre–Mezcalapa–Samaria–Carrizal. Ningún componente debe interpretarse de manera aislada. La señal operativa debe escalar únicamente cuando coincidan magnitud, persistencia y respuesta observada.</w:t>
       </w:r>
     </w:p>
     <w:p>

--- a/data/analysis/Reportes/Analisis_Hidrometeorologico_Ultimo.docx
+++ b/data/analysis/Reportes/Analisis_Hidrometeorologico_Ultimo.docx
@@ -35,7 +35,7 @@
           <w:rFonts w:ascii="Arial" w:hAnsi="Arial"/>
           <w:sz w:val="19"/>
         </w:rPr>
-        <w:t>CORTE: 2026-09-11 13:58</w:t>
+        <w:t>CORTE: 2026-09-12 13:13</w:t>
       </w:r>
     </w:p>
     <w:p>
@@ -55,7 +55,7 @@
           <w:rFonts w:ascii="Arial" w:hAnsi="Arial"/>
           <w:sz w:val="19"/>
         </w:rPr>
-        <w:t>Grijalva–Usumacinta • Ríos Serranos • Sistema de Presas • Samaria–Carrizal y corrientes asociadas Actualización: 11 de septiembre de 2026</w:t>
+        <w:t>Grijalva–Usumacinta • Ríos Serranos • Sistema de Presas • Samaria–Carrizal y corrientes asociadas Actualización: 12 de septiembre de 2026</w:t>
       </w:r>
     </w:p>
     <w:p>
@@ -75,7 +75,7 @@
           <w:rFonts w:ascii="Arial" w:hAnsi="Arial"/>
           <w:sz w:val="19"/>
         </w:rPr>
-        <w:t>Al corte de las 13:58 h, la lectura debe mantenerse integrada y no por cuencas aisladas. La señal hidrométrica más reciente tiene como referencia principal el corte vigente de niveles y la lluvia observada/prevista sobre Guatemala, Chiapas y Tabasco. El mayor cambio de 24 h entre estaciones observadas es San Joaquín +0.15 m/24 h. La prioridad operativa es confirmar cualquier cambio de escenario con coincidencia de lluvia, saturación, niveles, caudales y operación de presas; el pronóstico por sí solo no constituye una creciente confirmada.</w:t>
+        <w:t>Al corte de las 13:13 h, la lectura debe mantenerse integrada y no por cuencas aisladas. La señal hidrométrica más reciente tiene como referencia principal el corte vigente de niveles y la lluvia observada/prevista sobre Guatemala, Chiapas y Tabasco. El mayor cambio de 24 h entre estaciones observadas es Boca del Cerro +0.26 m/24 h. La prioridad operativa es confirmar cualquier cambio de escenario con coincidencia de lluvia, saturación, niveles, caudales y operación de presas; el pronóstico por sí solo no constituye una creciente confirmada.</w:t>
       </w:r>
     </w:p>
     <w:p>
@@ -315,7 +315,7 @@
           <w:rFonts w:ascii="Arial" w:hAnsi="Arial"/>
           <w:sz w:val="19"/>
         </w:rPr>
-        <w:t>Boca del Cerro registra 12.20 m, con variación de 24 h -0.12 m. En la cuenca alta de Guatemala, El Tigre reporta 5.68 m y 978.2 m³/s; El Porvenir/La Pasión 1.78 m y 177.5 m³/s. La secuencia de vigilancia se mantiene Guatemala → Lacantún → Boca del Cerro/Tenosique → Balancán → Emiliano Zapata → Jonuta → Centla. Pronóstico SMN para Usumacinta: 0-24 h: 5 a 25 mm; 24-48 h: 50 a 75 mm; 48-72 h: 50 a 75 mm; 72-96 h: 25 a 50 mm.</w:t>
+        <w:t>Boca del Cerro registra 12.46 m, con variación de 24 h +0.26 m. En la cuenca alta de Guatemala, El Tigre reporta 5.60 m y 943.4 m³/s; El Porvenir/La Pasión 1.71 m y 168.1 m³/s. La secuencia de vigilancia se mantiene Guatemala → Lacantún → Boca del Cerro/Tenosique → Balancán → Emiliano Zapata → Jonuta → Centla. Pronóstico SMN para Usumacinta: 0-24 h: 50 a 75 mm; 24-48 h: 25 a 50 mm; 48-72 h: 5 a 25 mm; 72-96 h: 5 a 25 mm.</w:t>
       </w:r>
     </w:p>
     <w:tbl>
@@ -403,7 +403,7 @@
                 <w:b w:val="0"/>
                 <w:sz w:val="16"/>
               </w:rPr>
-              <w:t>5.68 m; 978.2 m³/s</w:t>
+              <w:t>5.60 m; 943.4 m³/s</w:t>
             </w:r>
           </w:p>
         </w:tc>
@@ -497,7 +497,7 @@
                 <w:b w:val="0"/>
                 <w:sz w:val="16"/>
               </w:rPr>
-              <w:t>12.20 m; Δ24 h -0.12 m</w:t>
+              <w:t>12.46 m; Δ24 h +0.26 m</w:t>
             </w:r>
           </w:p>
         </w:tc>
@@ -535,7 +535,7 @@
           <w:rFonts w:ascii="Arial" w:hAnsi="Arial"/>
           <w:sz w:val="19"/>
         </w:rPr>
-        <w:t>Los Ríos Serranos tienen respuesta más rápida que el Usumacinta. Oxolotán 33.91 m, Tapijulapa 15.82 m, Teapa 33.76 m y Puyacatengo 25.01 m. Deben vigilarse primero lluvia horaria y estaciones aguas arriba antes de esperar una respuesta en el Grijalva de Villahermosa. Pronóstico SMN Bajo Grijalva–Ríos de la Sierra: 0-24 h: 5 a 25 mm; 24-48 h: 5 a 25 mm; 48-72 h: 5 a 25 mm; 72-96 h: 25 a 50 mm.</w:t>
+        <w:t>Los Ríos Serranos tienen respuesta más rápida que el Usumacinta. Oxolotán 33.89 m, Tapijulapa 15.79 m, Teapa 33.79 m y Puyacatengo 24.97 m. Deben vigilarse primero lluvia horaria y estaciones aguas arriba antes de esperar una respuesta en el Grijalva de Villahermosa. Pronóstico SMN Bajo Grijalva–Ríos de la Sierra: 0-24 h: 5 a 25 mm; 24-48 h: 25 a 50 mm; 48-72 h: 5 a 25 mm; 72-96 h: 5 a 25 mm.</w:t>
       </w:r>
     </w:p>
     <w:tbl>
@@ -764,7 +764,7 @@
                 <w:b w:val="0"/>
                 <w:sz w:val="16"/>
               </w:rPr>
-              <w:t>Salto de Agua 2.17 m; Macuspana 1.10 m</w:t>
+              <w:t>Salto de Agua 2.16 m; Macuspana 1.10 m</w:t>
             </w:r>
           </w:p>
         </w:tc>
@@ -938,7 +938,7 @@
                 <w:b w:val="0"/>
                 <w:sz w:val="16"/>
               </w:rPr>
-              <w:t>517.03</w:t>
+              <w:t>516.88</w:t>
             </w:r>
           </w:p>
         </w:tc>
@@ -953,7 +953,7 @@
                 <w:b w:val="0"/>
                 <w:sz w:val="16"/>
               </w:rPr>
-              <w:t>48.54</w:t>
+              <w:t>48.11</w:t>
             </w:r>
           </w:p>
         </w:tc>
@@ -968,7 +968,283 @@
                 <w:b w:val="0"/>
                 <w:sz w:val="16"/>
               </w:rPr>
-              <w:t>189.83</w:t>
+              <w:t>389.36</w:t>
+            </w:r>
+          </w:p>
+        </w:tc>
+        <w:tc>
+          <w:tcPr>
+            <w:tcW w:type="dxa" w:w="1752"/>
+          </w:tcPr>
+          <w:p>
+            <w:r>
+              <w:rPr>
+                <w:rFonts w:ascii="Arial" w:hAnsi="Arial"/>
+                <w:b w:val="0"/>
+                <w:sz w:val="16"/>
+              </w:rPr>
+              <w:t>0.0</w:t>
+            </w:r>
+          </w:p>
+        </w:tc>
+        <w:tc>
+          <w:tcPr>
+            <w:tcW w:type="dxa" w:w="1752"/>
+          </w:tcPr>
+          <w:p>
+            <w:r>
+              <w:rPr>
+                <w:rFonts w:ascii="Arial" w:hAnsi="Arial"/>
+                <w:b w:val="0"/>
+                <w:sz w:val="16"/>
+              </w:rPr>
+              <w:t>-0.09</w:t>
+            </w:r>
+          </w:p>
+        </w:tc>
+      </w:tr>
+      <w:tr>
+        <w:tc>
+          <w:tcPr>
+            <w:tcW w:type="dxa" w:w="1752"/>
+          </w:tcPr>
+          <w:p>
+            <w:r>
+              <w:rPr>
+                <w:rFonts w:ascii="Arial" w:hAnsi="Arial"/>
+                <w:b w:val="0"/>
+                <w:sz w:val="16"/>
+              </w:rPr>
+              <w:t>Chicoasén</w:t>
+            </w:r>
+          </w:p>
+        </w:tc>
+        <w:tc>
+          <w:tcPr>
+            <w:tcW w:type="dxa" w:w="1752"/>
+          </w:tcPr>
+          <w:p>
+            <w:r>
+              <w:rPr>
+                <w:rFonts w:ascii="Arial" w:hAnsi="Arial"/>
+                <w:b w:val="0"/>
+                <w:sz w:val="16"/>
+              </w:rPr>
+              <w:t>391.20</w:t>
+            </w:r>
+          </w:p>
+        </w:tc>
+        <w:tc>
+          <w:tcPr>
+            <w:tcW w:type="dxa" w:w="1752"/>
+          </w:tcPr>
+          <w:p>
+            <w:r>
+              <w:rPr>
+                <w:rFonts w:ascii="Arial" w:hAnsi="Arial"/>
+                <w:b w:val="0"/>
+                <w:sz w:val="16"/>
+              </w:rPr>
+              <w:t>97.50</w:t>
+            </w:r>
+          </w:p>
+        </w:tc>
+        <w:tc>
+          <w:tcPr>
+            <w:tcW w:type="dxa" w:w="1752"/>
+          </w:tcPr>
+          <w:p>
+            <w:r>
+              <w:rPr>
+                <w:rFonts w:ascii="Arial" w:hAnsi="Arial"/>
+                <w:b w:val="0"/>
+                <w:sz w:val="16"/>
+              </w:rPr>
+              <w:t>365.05</w:t>
+            </w:r>
+          </w:p>
+        </w:tc>
+        <w:tc>
+          <w:tcPr>
+            <w:tcW w:type="dxa" w:w="1752"/>
+          </w:tcPr>
+          <w:p>
+            <w:r>
+              <w:rPr>
+                <w:rFonts w:ascii="Arial" w:hAnsi="Arial"/>
+                <w:b w:val="0"/>
+                <w:sz w:val="16"/>
+              </w:rPr>
+              <w:t>0.0</w:t>
+            </w:r>
+          </w:p>
+        </w:tc>
+        <w:tc>
+          <w:tcPr>
+            <w:tcW w:type="dxa" w:w="1752"/>
+          </w:tcPr>
+          <w:p>
+            <w:r>
+              <w:rPr>
+                <w:rFonts w:ascii="Arial" w:hAnsi="Arial"/>
+                <w:b w:val="0"/>
+                <w:sz w:val="16"/>
+              </w:rPr>
+              <w:t>-0.07</w:t>
+            </w:r>
+          </w:p>
+        </w:tc>
+      </w:tr>
+      <w:tr>
+        <w:tc>
+          <w:tcPr>
+            <w:tcW w:type="dxa" w:w="1752"/>
+          </w:tcPr>
+          <w:p>
+            <w:r>
+              <w:rPr>
+                <w:rFonts w:ascii="Arial" w:hAnsi="Arial"/>
+                <w:b w:val="0"/>
+                <w:sz w:val="16"/>
+              </w:rPr>
+              <w:t>Malpaso</w:t>
+            </w:r>
+          </w:p>
+        </w:tc>
+        <w:tc>
+          <w:tcPr>
+            <w:tcW w:type="dxa" w:w="1752"/>
+          </w:tcPr>
+          <w:p>
+            <w:r>
+              <w:rPr>
+                <w:rFonts w:ascii="Arial" w:hAnsi="Arial"/>
+                <w:b w:val="0"/>
+                <w:sz w:val="16"/>
+              </w:rPr>
+              <w:t>163.24</w:t>
+            </w:r>
+          </w:p>
+        </w:tc>
+        <w:tc>
+          <w:tcPr>
+            <w:tcW w:type="dxa" w:w="1752"/>
+          </w:tcPr>
+          <w:p>
+            <w:r>
+              <w:rPr>
+                <w:rFonts w:ascii="Arial" w:hAnsi="Arial"/>
+                <w:b w:val="0"/>
+                <w:sz w:val="16"/>
+              </w:rPr>
+              <w:t>57.70</w:t>
+            </w:r>
+          </w:p>
+        </w:tc>
+        <w:tc>
+          <w:tcPr>
+            <w:tcW w:type="dxa" w:w="1752"/>
+          </w:tcPr>
+          <w:p>
+            <w:r>
+              <w:rPr>
+                <w:rFonts w:ascii="Arial" w:hAnsi="Arial"/>
+                <w:b w:val="0"/>
+                <w:sz w:val="16"/>
+              </w:rPr>
+              <w:t>302.08</w:t>
+            </w:r>
+          </w:p>
+        </w:tc>
+        <w:tc>
+          <w:tcPr>
+            <w:tcW w:type="dxa" w:w="1752"/>
+          </w:tcPr>
+          <w:p>
+            <w:r>
+              <w:rPr>
+                <w:rFonts w:ascii="Arial" w:hAnsi="Arial"/>
+                <w:b w:val="0"/>
+                <w:sz w:val="16"/>
+              </w:rPr>
+              <w:t>0.0</w:t>
+            </w:r>
+          </w:p>
+        </w:tc>
+        <w:tc>
+          <w:tcPr>
+            <w:tcW w:type="dxa" w:w="1752"/>
+          </w:tcPr>
+          <w:p>
+            <w:r>
+              <w:rPr>
+                <w:rFonts w:ascii="Arial" w:hAnsi="Arial"/>
+                <w:b w:val="0"/>
+                <w:sz w:val="16"/>
+              </w:rPr>
+              <w:t>+0.03</w:t>
+            </w:r>
+          </w:p>
+        </w:tc>
+      </w:tr>
+      <w:tr>
+        <w:tc>
+          <w:tcPr>
+            <w:tcW w:type="dxa" w:w="1752"/>
+          </w:tcPr>
+          <w:p>
+            <w:r>
+              <w:rPr>
+                <w:rFonts w:ascii="Arial" w:hAnsi="Arial"/>
+                <w:b w:val="0"/>
+                <w:sz w:val="16"/>
+              </w:rPr>
+              <w:t>Peñitas</w:t>
+            </w:r>
+          </w:p>
+        </w:tc>
+        <w:tc>
+          <w:tcPr>
+            <w:tcW w:type="dxa" w:w="1752"/>
+          </w:tcPr>
+          <w:p>
+            <w:r>
+              <w:rPr>
+                <w:rFonts w:ascii="Arial" w:hAnsi="Arial"/>
+                <w:b w:val="0"/>
+                <w:sz w:val="16"/>
+              </w:rPr>
+              <w:t>85.91</w:t>
+            </w:r>
+          </w:p>
+        </w:tc>
+        <w:tc>
+          <w:tcPr>
+            <w:tcW w:type="dxa" w:w="1752"/>
+          </w:tcPr>
+          <w:p>
+            <w:r>
+              <w:rPr>
+                <w:rFonts w:ascii="Arial" w:hAnsi="Arial"/>
+                <w:b w:val="0"/>
+                <w:sz w:val="16"/>
+              </w:rPr>
+              <w:t>83.72</w:t>
+            </w:r>
+          </w:p>
+        </w:tc>
+        <w:tc>
+          <w:tcPr>
+            <w:tcW w:type="dxa" w:w="1752"/>
+          </w:tcPr>
+          <w:p>
+            <w:r>
+              <w:rPr>
+                <w:rFonts w:ascii="Arial" w:hAnsi="Arial"/>
+                <w:b w:val="0"/>
+                <w:sz w:val="16"/>
+              </w:rPr>
+              <w:t>330.00</w:t>
             </w:r>
           </w:p>
         </w:tc>
@@ -1003,282 +1279,6 @@
           </w:p>
         </w:tc>
       </w:tr>
-      <w:tr>
-        <w:tc>
-          <w:tcPr>
-            <w:tcW w:type="dxa" w:w="1752"/>
-          </w:tcPr>
-          <w:p>
-            <w:r>
-              <w:rPr>
-                <w:rFonts w:ascii="Arial" w:hAnsi="Arial"/>
-                <w:b w:val="0"/>
-                <w:sz w:val="16"/>
-              </w:rPr>
-              <w:t>Chicoasén</w:t>
-            </w:r>
-          </w:p>
-        </w:tc>
-        <w:tc>
-          <w:tcPr>
-            <w:tcW w:type="dxa" w:w="1752"/>
-          </w:tcPr>
-          <w:p>
-            <w:r>
-              <w:rPr>
-                <w:rFonts w:ascii="Arial" w:hAnsi="Arial"/>
-                <w:b w:val="0"/>
-                <w:sz w:val="16"/>
-              </w:rPr>
-              <w:t>391.26</w:t>
-            </w:r>
-          </w:p>
-        </w:tc>
-        <w:tc>
-          <w:tcPr>
-            <w:tcW w:type="dxa" w:w="1752"/>
-          </w:tcPr>
-          <w:p>
-            <w:r>
-              <w:rPr>
-                <w:rFonts w:ascii="Arial" w:hAnsi="Arial"/>
-                <w:b w:val="0"/>
-                <w:sz w:val="16"/>
-              </w:rPr>
-              <w:t>97.91</w:t>
-            </w:r>
-          </w:p>
-        </w:tc>
-        <w:tc>
-          <w:tcPr>
-            <w:tcW w:type="dxa" w:w="1752"/>
-          </w:tcPr>
-          <w:p>
-            <w:r>
-              <w:rPr>
-                <w:rFonts w:ascii="Arial" w:hAnsi="Arial"/>
-                <w:b w:val="0"/>
-                <w:sz w:val="16"/>
-              </w:rPr>
-              <w:t>179.59</w:t>
-            </w:r>
-          </w:p>
-        </w:tc>
-        <w:tc>
-          <w:tcPr>
-            <w:tcW w:type="dxa" w:w="1752"/>
-          </w:tcPr>
-          <w:p>
-            <w:r>
-              <w:rPr>
-                <w:rFonts w:ascii="Arial" w:hAnsi="Arial"/>
-                <w:b w:val="0"/>
-                <w:sz w:val="16"/>
-              </w:rPr>
-              <w:t>0.0</w:t>
-            </w:r>
-          </w:p>
-        </w:tc>
-        <w:tc>
-          <w:tcPr>
-            <w:tcW w:type="dxa" w:w="1752"/>
-          </w:tcPr>
-          <w:p>
-            <w:r>
-              <w:rPr>
-                <w:rFonts w:ascii="Arial" w:hAnsi="Arial"/>
-                <w:b w:val="0"/>
-                <w:sz w:val="16"/>
-              </w:rPr>
-              <w:t>+0.24</w:t>
-            </w:r>
-          </w:p>
-        </w:tc>
-      </w:tr>
-      <w:tr>
-        <w:tc>
-          <w:tcPr>
-            <w:tcW w:type="dxa" w:w="1752"/>
-          </w:tcPr>
-          <w:p>
-            <w:r>
-              <w:rPr>
-                <w:rFonts w:ascii="Arial" w:hAnsi="Arial"/>
-                <w:b w:val="0"/>
-                <w:sz w:val="16"/>
-              </w:rPr>
-              <w:t>Malpaso</w:t>
-            </w:r>
-          </w:p>
-        </w:tc>
-        <w:tc>
-          <w:tcPr>
-            <w:tcW w:type="dxa" w:w="1752"/>
-          </w:tcPr>
-          <w:p>
-            <w:r>
-              <w:rPr>
-                <w:rFonts w:ascii="Arial" w:hAnsi="Arial"/>
-                <w:b w:val="0"/>
-                <w:sz w:val="16"/>
-              </w:rPr>
-              <w:t>163.19</w:t>
-            </w:r>
-          </w:p>
-        </w:tc>
-        <w:tc>
-          <w:tcPr>
-            <w:tcW w:type="dxa" w:w="1752"/>
-          </w:tcPr>
-          <w:p>
-            <w:r>
-              <w:rPr>
-                <w:rFonts w:ascii="Arial" w:hAnsi="Arial"/>
-                <w:b w:val="0"/>
-                <w:sz w:val="16"/>
-              </w:rPr>
-              <w:t>57.60</w:t>
-            </w:r>
-          </w:p>
-        </w:tc>
-        <w:tc>
-          <w:tcPr>
-            <w:tcW w:type="dxa" w:w="1752"/>
-          </w:tcPr>
-          <w:p>
-            <w:r>
-              <w:rPr>
-                <w:rFonts w:ascii="Arial" w:hAnsi="Arial"/>
-                <w:b w:val="0"/>
-                <w:sz w:val="16"/>
-              </w:rPr>
-              <w:t>330.47</w:t>
-            </w:r>
-          </w:p>
-        </w:tc>
-        <w:tc>
-          <w:tcPr>
-            <w:tcW w:type="dxa" w:w="1752"/>
-          </w:tcPr>
-          <w:p>
-            <w:r>
-              <w:rPr>
-                <w:rFonts w:ascii="Arial" w:hAnsi="Arial"/>
-                <w:b w:val="0"/>
-                <w:sz w:val="16"/>
-              </w:rPr>
-              <w:t>1.9</w:t>
-            </w:r>
-          </w:p>
-        </w:tc>
-        <w:tc>
-          <w:tcPr>
-            <w:tcW w:type="dxa" w:w="1752"/>
-          </w:tcPr>
-          <w:p>
-            <w:r>
-              <w:rPr>
-                <w:rFonts w:ascii="Arial" w:hAnsi="Arial"/>
-                <w:b w:val="0"/>
-                <w:sz w:val="16"/>
-              </w:rPr>
-              <w:t>-0.02</w:t>
-            </w:r>
-          </w:p>
-        </w:tc>
-      </w:tr>
-      <w:tr>
-        <w:tc>
-          <w:tcPr>
-            <w:tcW w:type="dxa" w:w="1752"/>
-          </w:tcPr>
-          <w:p>
-            <w:r>
-              <w:rPr>
-                <w:rFonts w:ascii="Arial" w:hAnsi="Arial"/>
-                <w:b w:val="0"/>
-                <w:sz w:val="16"/>
-              </w:rPr>
-              <w:t>Peñitas</w:t>
-            </w:r>
-          </w:p>
-        </w:tc>
-        <w:tc>
-          <w:tcPr>
-            <w:tcW w:type="dxa" w:w="1752"/>
-          </w:tcPr>
-          <w:p>
-            <w:r>
-              <w:rPr>
-                <w:rFonts w:ascii="Arial" w:hAnsi="Arial"/>
-                <w:b w:val="0"/>
-                <w:sz w:val="16"/>
-              </w:rPr>
-              <w:t>86.03</w:t>
-            </w:r>
-          </w:p>
-        </w:tc>
-        <w:tc>
-          <w:tcPr>
-            <w:tcW w:type="dxa" w:w="1752"/>
-          </w:tcPr>
-          <w:p>
-            <w:r>
-              <w:rPr>
-                <w:rFonts w:ascii="Arial" w:hAnsi="Arial"/>
-                <w:b w:val="0"/>
-                <w:sz w:val="16"/>
-              </w:rPr>
-              <w:t>84.48</w:t>
-            </w:r>
-          </w:p>
-        </w:tc>
-        <w:tc>
-          <w:tcPr>
-            <w:tcW w:type="dxa" w:w="1752"/>
-          </w:tcPr>
-          <w:p>
-            <w:r>
-              <w:rPr>
-                <w:rFonts w:ascii="Arial" w:hAnsi="Arial"/>
-                <w:b w:val="0"/>
-                <w:sz w:val="16"/>
-              </w:rPr>
-              <w:t>378.33</w:t>
-            </w:r>
-          </w:p>
-        </w:tc>
-        <w:tc>
-          <w:tcPr>
-            <w:tcW w:type="dxa" w:w="1752"/>
-          </w:tcPr>
-          <w:p>
-            <w:r>
-              <w:rPr>
-                <w:rFonts w:ascii="Arial" w:hAnsi="Arial"/>
-                <w:b w:val="0"/>
-                <w:sz w:val="16"/>
-              </w:rPr>
-              <w:t>25.2</w:t>
-            </w:r>
-          </w:p>
-        </w:tc>
-        <w:tc>
-          <w:tcPr>
-            <w:tcW w:type="dxa" w:w="1752"/>
-          </w:tcPr>
-          <w:p>
-            <w:r>
-              <w:rPr>
-                <w:rFonts w:ascii="Arial" w:hAnsi="Arial"/>
-                <w:b w:val="0"/>
-                <w:sz w:val="16"/>
-              </w:rPr>
-              <w:t>-0.07</w:t>
-            </w:r>
-          </w:p>
-        </w:tc>
-      </w:tr>
     </w:tbl>
     <w:p>
       <w:r>
@@ -1297,7 +1297,7 @@
           <w:rFonts w:ascii="Arial" w:hAnsi="Arial"/>
           <w:sz w:val="19"/>
         </w:rPr>
-        <w:t>Samaria registra 11.72 m y González/Carrizal 3.33 m. El gasto de Peñitas no debe equipararse automáticamente con el gasto que llega a cada brazo: deben incorporarse Platanar y otras aportaciones de cuenca libre y considerar la distribución hidráulica posterior. Como referencia operativa se conserva aproximadamente 70 % hacia Samaria y 30 % hacia Carrizal, sujeta a condiciones hidráulicas y a la operación de El Macayo.</w:t>
+        <w:t>Samaria registra 11.76 m y González/Carrizal 3.34 m. El gasto de Peñitas no debe equipararse automáticamente con el gasto que llega a cada brazo: deben incorporarse Platanar y otras aportaciones de cuenca libre y considerar la distribución hidráulica posterior. Como referencia operativa se conserva aproximadamente 70 % hacia Samaria y 30 % hacia Carrizal, sujeta a condiciones hidráulicas y a la operación de El Macayo.</w:t>
       </w:r>
     </w:p>
     <w:tbl>
@@ -1432,7 +1432,7 @@
                 <w:b w:val="0"/>
                 <w:sz w:val="16"/>
               </w:rPr>
-              <w:t>11.72 m</w:t>
+              <w:t>11.76 m</w:t>
             </w:r>
           </w:p>
         </w:tc>
@@ -1479,7 +1479,7 @@
                 <w:b w:val="0"/>
                 <w:sz w:val="16"/>
               </w:rPr>
-              <w:t>González 3.33 m</w:t>
+              <w:t>González 3.34 m</w:t>
             </w:r>
           </w:p>
         </w:tc>
@@ -1953,7 +1953,7 @@
           <w:rFonts w:ascii="Arial" w:hAnsi="Arial"/>
           <w:sz w:val="19"/>
         </w:rPr>
-        <w:t>El diagnóstico integrado del corte de las 13:58 h se mantiene condicionado por la evolución conjunta de Guatemala–Usumacinta–Boca del Cerro, Ríos Serranos–Pichucalco–Grijalva bajo, la cascada de presas y Peñitas/cuenca libre–Mezcalapa–Samaria–Carrizal. Ningún componente debe interpretarse de manera aislada. La señal operativa debe escalar únicamente cuando coincidan magnitud, persistencia y respuesta observada.</w:t>
+        <w:t>El diagnóstico integrado del corte de las 13:13 h se mantiene condicionado por la evolución conjunta de Guatemala–Usumacinta–Boca del Cerro, Ríos Serranos–Pichucalco–Grijalva bajo, la cascada de presas y Peñitas/cuenca libre–Mezcalapa–Samaria–Carrizal. Ningún componente debe interpretarse de manera aislada. La señal operativa debe escalar únicamente cuando coincidan magnitud, persistencia y respuesta observada.</w:t>
       </w:r>
     </w:p>
     <w:p>
@@ -2059,7 +2059,7 @@
           <w:rFonts w:ascii="Arial" w:hAnsi="Arial"/>
           <w:sz w:val="19"/>
         </w:rPr>
-        <w:t>WeatherLink: CHAPULTENANGO PCIVILCHIAPAS 54.7 mm/24 h</w:t>
+        <w:t>WeatherLink: Impulsora 5.1 mm/24 h</w:t>
       </w:r>
     </w:p>
     <w:p>
@@ -2071,7 +2071,7 @@
           <w:rFonts w:ascii="Arial" w:hAnsi="Arial"/>
           <w:sz w:val="19"/>
         </w:rPr>
-        <w:t>WeatherLink: Yaxhá - INSIVUMEH PETEN 10.9 mm/24 h</w:t>
+        <w:t>WeatherLink: PICHUCALCO PCIVILCHIAPAS 3.1 mm/24 h</w:t>
       </w:r>
     </w:p>
     <w:p>
@@ -2083,7 +2083,7 @@
           <w:rFonts w:ascii="Arial" w:hAnsi="Arial"/>
           <w:sz w:val="19"/>
         </w:rPr>
-        <w:t>WeatherLink: PICHUCALCO PCIVILCHIAPAS 10.3 mm/24 h</w:t>
+        <w:t>WeatherLink: AMATÁN PCIVILCHIAPAS 0.5 mm/24 h</w:t>
       </w:r>
     </w:p>
     <w:p>
@@ -2095,7 +2095,7 @@
           <w:rFonts w:ascii="Arial" w:hAnsi="Arial"/>
           <w:sz w:val="19"/>
         </w:rPr>
-        <w:t>WeatherLink: ASUR Villahermosa 8.6 mm/24 h</w:t>
+        <w:t>WeatherLink: Yaxhá - INSIVUMEH PETEN 0.0 mm/24 h</w:t>
       </w:r>
     </w:p>
     <w:p>
@@ -2107,7 +2107,7 @@
           <w:rFonts w:ascii="Arial" w:hAnsi="Arial"/>
           <w:sz w:val="19"/>
         </w:rPr>
-        <w:t>WeatherLink: JUÁREZ PCIVILCHIAPAS 7.1 mm/24 h</w:t>
+        <w:t>WeatherLink: Urrutia 0.0 mm/24 h</w:t>
       </w:r>
     </w:p>
     <w:p>
@@ -2119,7 +2119,7 @@
           <w:rFonts w:ascii="Arial" w:hAnsi="Arial"/>
           <w:sz w:val="19"/>
         </w:rPr>
-        <w:t>CONAGUA: CHAPULTENANGO 48.9 mm/24 h</w:t>
+        <w:t>CONAGUA: CHAPULTENANGO 45.5 mm/24 h</w:t>
       </w:r>
     </w:p>
     <w:p>
@@ -2131,7 +2131,7 @@
           <w:rFonts w:ascii="Arial" w:hAnsi="Arial"/>
           <w:sz w:val="19"/>
         </w:rPr>
-        <w:t>CONAGUA: PUENTE TONALÁ 26.8 mm/24 h</w:t>
+        <w:t>CONAGUA: BOCA DEL CERRO 42.0 mm/24 h</w:t>
       </w:r>
     </w:p>
     <w:p>
@@ -2143,7 +2143,7 @@
           <w:rFonts w:ascii="Arial" w:hAnsi="Arial"/>
           <w:sz w:val="19"/>
         </w:rPr>
-        <w:t>CONAGUA: PEÑITAS 25.2 mm/24 h</w:t>
+        <w:t>CONAGUA: SAN PEDRO NICHTACULUM 23.2 mm/24 h</w:t>
       </w:r>
     </w:p>
     <w:p>
@@ -2155,7 +2155,7 @@
           <w:rFonts w:ascii="Arial" w:hAnsi="Arial"/>
           <w:sz w:val="19"/>
         </w:rPr>
-        <w:t>CONAGUA: TEAPA 18.0 mm/24 h</w:t>
+        <w:t>CONAGUA: SAN JOAQUÍN 23.1 mm/24 h</w:t>
       </w:r>
     </w:p>
     <w:p>
@@ -2167,7 +2167,7 @@
           <w:rFonts w:ascii="Arial" w:hAnsi="Arial"/>
           <w:sz w:val="19"/>
         </w:rPr>
-        <w:t>CONAGUA: TAPIJULAPA 16.5 mm/24 h</w:t>
+        <w:t>CONAGUA: EMILIANO ZAPATA (CHABLE) 22.0 mm/24 h</w:t>
       </w:r>
     </w:p>
     <w:p>
@@ -2282,7 +2282,7 @@
                 <w:b w:val="0"/>
                 <w:sz w:val="16"/>
               </w:rPr>
-              <w:t>2026-09-10T08:34:08-06:00</w:t>
+              <w:t>2026-09-12T08:50:02-06:00</w:t>
             </w:r>
           </w:p>
         </w:tc>
@@ -2297,7 +2297,7 @@
                 <w:b w:val="0"/>
                 <w:sz w:val="16"/>
               </w:rPr>
-              <w:t>2026-09-11T13:40:14.491713-06:00</w:t>
+              <w:t>2026-09-12T12:50:15.155978-06:00</w:t>
             </w:r>
           </w:p>
         </w:tc>
@@ -2344,7 +2344,7 @@
                 <w:b w:val="0"/>
                 <w:sz w:val="16"/>
               </w:rPr>
-              <w:t>2026-09-11T13:01:30-06:00</w:t>
+              <w:t>2026-09-12T10:31:39-06:00</w:t>
             </w:r>
           </w:p>
         </w:tc>
@@ -2359,7 +2359,7 @@
                 <w:b w:val="0"/>
                 <w:sz w:val="16"/>
               </w:rPr>
-              <w:t>2026-09-11T13:40:14.491713-06:00</w:t>
+              <w:t>2026-09-12T12:50:15.155978-06:00</w:t>
             </w:r>
           </w:p>
         </w:tc>
@@ -2501,7 +2501,7 @@
           <w:rFonts w:ascii="Arial" w:hAnsi="Arial"/>
           <w:sz w:val="19"/>
         </w:rPr>
-        <w:t>El Porvenir–La Pasión: nivel 1.78 m · caudal 177.49 m³/s.</w:t>
+        <w:t>El Porvenir–La Pasión: nivel 1.71 m · caudal 168.09 m³/s.</w:t>
       </w:r>
     </w:p>
     <w:p>
@@ -2513,7 +2513,7 @@
           <w:rFonts w:ascii="Arial" w:hAnsi="Arial"/>
           <w:sz w:val="19"/>
         </w:rPr>
-        <w:t>El Tigre–Usumacinta: nivel 5.68 m · caudal 978.17 m³/s.</w:t>
+        <w:t>El Tigre–Usumacinta: nivel 5.60 m · caudal 943.39 m³/s.</w:t>
       </w:r>
     </w:p>
     <w:p>
@@ -2525,7 +2525,7 @@
           <w:rFonts w:ascii="Arial" w:hAnsi="Arial"/>
           <w:sz w:val="19"/>
         </w:rPr>
-        <w:t>Cadena de seguimiento en Tabasco: Boca del Cerro: 12.20 m · Δ24 h -0.12 m → Balancán: s/d → Emiliano Zapata: s/d → Jonuta: s/d → Centla/Tres Brazos: s/d.</w:t>
+        <w:t>Cadena de seguimiento en Tabasco: Boca del Cerro: 12.46 m · Δ24 h +0.26 m → Balancán: s/d → Emiliano Zapata: s/d → Jonuta: s/d → Centla/Tres Brazos: s/d.</w:t>
       </w:r>
     </w:p>
     <w:p>
@@ -2537,7 +2537,7 @@
           <w:rFonts w:ascii="Arial" w:hAnsi="Arial"/>
           <w:sz w:val="19"/>
         </w:rPr>
-        <w:t>Evolución El Tigre: sin tendencia comparable; se requieren al menos dos cortes válidos que publiquen la estación.</w:t>
+        <w:t>Evolución El Tigre: Δ nivel -0.110 m en 18.0 h; tendencia disminuyendo.</w:t>
       </w:r>
     </w:p>
     <w:p>

--- a/data/analysis/Reportes/Analisis_Hidrometeorologico_Ultimo.docx
+++ b/data/analysis/Reportes/Analisis_Hidrometeorologico_Ultimo.docx
@@ -35,7 +35,7 @@
           <w:rFonts w:ascii="Arial" w:hAnsi="Arial"/>
           <w:sz w:val="19"/>
         </w:rPr>
-        <w:t>CORTE: 2026-09-12 13:13</w:t>
+        <w:t>CORTE: 2026-09-12 13:27</w:t>
       </w:r>
     </w:p>
     <w:p>
@@ -75,7 +75,7 @@
           <w:rFonts w:ascii="Arial" w:hAnsi="Arial"/>
           <w:sz w:val="19"/>
         </w:rPr>
-        <w:t>Al corte de las 13:13 h, la lectura debe mantenerse integrada y no por cuencas aisladas. La señal hidrométrica más reciente tiene como referencia principal el corte vigente de niveles y la lluvia observada/prevista sobre Guatemala, Chiapas y Tabasco. El mayor cambio de 24 h entre estaciones observadas es Boca del Cerro +0.26 m/24 h. La prioridad operativa es confirmar cualquier cambio de escenario con coincidencia de lluvia, saturación, niveles, caudales y operación de presas; el pronóstico por sí solo no constituye una creciente confirmada.</w:t>
+        <w:t>Al corte de las 13:27 h, la lectura debe mantenerse integrada y no por cuencas aisladas. La señal hidrométrica más reciente tiene como referencia principal el corte vigente de niveles y la lluvia observada/prevista sobre Guatemala, Chiapas y Tabasco. El mayor cambio de 24 h entre estaciones observadas es Boca del Cerro +0.26 m/24 h. La prioridad operativa es confirmar cualquier cambio de escenario con coincidencia de lluvia, saturación, niveles, caudales y operación de presas; el pronóstico por sí solo no constituye una creciente confirmada.</w:t>
       </w:r>
     </w:p>
     <w:p>
@@ -1953,7 +1953,7 @@
           <w:rFonts w:ascii="Arial" w:hAnsi="Arial"/>
           <w:sz w:val="19"/>
         </w:rPr>
-        <w:t>El diagnóstico integrado del corte de las 13:13 h se mantiene condicionado por la evolución conjunta de Guatemala–Usumacinta–Boca del Cerro, Ríos Serranos–Pichucalco–Grijalva bajo, la cascada de presas y Peñitas/cuenca libre–Mezcalapa–Samaria–Carrizal. Ningún componente debe interpretarse de manera aislada. La señal operativa debe escalar únicamente cuando coincidan magnitud, persistencia y respuesta observada.</w:t>
+        <w:t>El diagnóstico integrado del corte de las 13:27 h se mantiene condicionado por la evolución conjunta de Guatemala–Usumacinta–Boca del Cerro, Ríos Serranos–Pichucalco–Grijalva bajo, la cascada de presas y Peñitas/cuenca libre–Mezcalapa–Samaria–Carrizal. Ningún componente debe interpretarse de manera aislada. La señal operativa debe escalar únicamente cuando coincidan magnitud, persistencia y respuesta observada.</w:t>
       </w:r>
     </w:p>
     <w:p>
@@ -2297,7 +2297,7 @@
                 <w:b w:val="0"/>
                 <w:sz w:val="16"/>
               </w:rPr>
-              <w:t>2026-09-12T12:50:15.155978-06:00</w:t>
+              <w:t>2026-09-12T13:17:12.440186-06:00</w:t>
             </w:r>
           </w:p>
         </w:tc>
@@ -2359,7 +2359,7 @@
                 <w:b w:val="0"/>
                 <w:sz w:val="16"/>
               </w:rPr>
-              <w:t>2026-09-12T12:50:15.155978-06:00</w:t>
+              <w:t>2026-09-12T13:17:12.440186-06:00</w:t>
             </w:r>
           </w:p>
         </w:tc>

--- a/data/analysis/Reportes/Analisis_Hidrometeorologico_Ultimo.docx
+++ b/data/analysis/Reportes/Analisis_Hidrometeorologico_Ultimo.docx
@@ -35,7 +35,7 @@
           <w:rFonts w:ascii="Arial" w:hAnsi="Arial"/>
           <w:sz w:val="19"/>
         </w:rPr>
-        <w:t>CORTE: 2026-09-12 13:27</w:t>
+        <w:t>CORTE: 2026-09-12 13:36</w:t>
       </w:r>
     </w:p>
     <w:p>
@@ -75,7 +75,7 @@
           <w:rFonts w:ascii="Arial" w:hAnsi="Arial"/>
           <w:sz w:val="19"/>
         </w:rPr>
-        <w:t>Al corte de las 13:27 h, la lectura debe mantenerse integrada y no por cuencas aisladas. La señal hidrométrica más reciente tiene como referencia principal el corte vigente de niveles y la lluvia observada/prevista sobre Guatemala, Chiapas y Tabasco. El mayor cambio de 24 h entre estaciones observadas es Boca del Cerro +0.26 m/24 h. La prioridad operativa es confirmar cualquier cambio de escenario con coincidencia de lluvia, saturación, niveles, caudales y operación de presas; el pronóstico por sí solo no constituye una creciente confirmada.</w:t>
+        <w:t>Al corte de las 13:36 h, la lectura debe mantenerse integrada y no por cuencas aisladas. La señal hidrométrica más reciente tiene como referencia principal el corte vigente de niveles y la lluvia observada/prevista sobre Guatemala, Chiapas y Tabasco. El mayor cambio de 24 h entre estaciones observadas es Boca del Cerro +0.26 m/24 h. La prioridad operativa es confirmar cualquier cambio de escenario con coincidencia de lluvia, saturación, niveles, caudales y operación de presas; el pronóstico por sí solo no constituye una creciente confirmada.</w:t>
       </w:r>
     </w:p>
     <w:p>
@@ -1953,7 +1953,7 @@
           <w:rFonts w:ascii="Arial" w:hAnsi="Arial"/>
           <w:sz w:val="19"/>
         </w:rPr>
-        <w:t>El diagnóstico integrado del corte de las 13:27 h se mantiene condicionado por la evolución conjunta de Guatemala–Usumacinta–Boca del Cerro, Ríos Serranos–Pichucalco–Grijalva bajo, la cascada de presas y Peñitas/cuenca libre–Mezcalapa–Samaria–Carrizal. Ningún componente debe interpretarse de manera aislada. La señal operativa debe escalar únicamente cuando coincidan magnitud, persistencia y respuesta observada.</w:t>
+        <w:t>El diagnóstico integrado del corte de las 13:36 h se mantiene condicionado por la evolución conjunta de Guatemala–Usumacinta–Boca del Cerro, Ríos Serranos–Pichucalco–Grijalva bajo, la cascada de presas y Peñitas/cuenca libre–Mezcalapa–Samaria–Carrizal. Ningún componente debe interpretarse de manera aislada. La señal operativa debe escalar únicamente cuando coincidan magnitud, persistencia y respuesta observada.</w:t>
       </w:r>
     </w:p>
     <w:p>

--- a/data/analysis/Reportes/Analisis_Hidrometeorologico_Ultimo.docx
+++ b/data/analysis/Reportes/Analisis_Hidrometeorologico_Ultimo.docx
@@ -35,7 +35,7 @@
           <w:rFonts w:ascii="Arial" w:hAnsi="Arial"/>
           <w:sz w:val="19"/>
         </w:rPr>
-        <w:t>CORTE: 2026-09-12 13:36</w:t>
+        <w:t>CORTE: 2026-09-13 13:24</w:t>
       </w:r>
     </w:p>
     <w:p>
@@ -55,7 +55,7 @@
           <w:rFonts w:ascii="Arial" w:hAnsi="Arial"/>
           <w:sz w:val="19"/>
         </w:rPr>
-        <w:t>Grijalva–Usumacinta • Ríos Serranos • Sistema de Presas • Samaria–Carrizal y corrientes asociadas Actualización: 12 de septiembre de 2026</w:t>
+        <w:t>Grijalva–Usumacinta • Ríos Serranos • Sistema de Presas • Samaria–Carrizal y corrientes asociadas Actualización: 13 de septiembre de 2026</w:t>
       </w:r>
     </w:p>
     <w:p>
@@ -75,7 +75,7 @@
           <w:rFonts w:ascii="Arial" w:hAnsi="Arial"/>
           <w:sz w:val="19"/>
         </w:rPr>
-        <w:t>Al corte de las 13:36 h, la lectura debe mantenerse integrada y no por cuencas aisladas. La señal hidrométrica más reciente tiene como referencia principal el corte vigente de niveles y la lluvia observada/prevista sobre Guatemala, Chiapas y Tabasco. El mayor cambio de 24 h entre estaciones observadas es Boca del Cerro +0.26 m/24 h. La prioridad operativa es confirmar cualquier cambio de escenario con coincidencia de lluvia, saturación, niveles, caudales y operación de presas; el pronóstico por sí solo no constituye una creciente confirmada.</w:t>
+        <w:t>Al corte de las 13:24 h, la lectura debe mantenerse integrada y no por cuencas aisladas. La señal hidrométrica más reciente tiene como referencia principal el corte vigente de niveles y la lluvia observada/prevista sobre Guatemala, Chiapas y Tabasco. El mayor cambio de 24 h entre estaciones observadas es Porvenir +0.07 m/24 h. La prioridad operativa es confirmar cualquier cambio de escenario con coincidencia de lluvia, saturación, niveles, caudales y operación de presas; el pronóstico por sí solo no constituye una creciente confirmada.</w:t>
       </w:r>
     </w:p>
     <w:p>
@@ -315,7 +315,7 @@
           <w:rFonts w:ascii="Arial" w:hAnsi="Arial"/>
           <w:sz w:val="19"/>
         </w:rPr>
-        <w:t>Boca del Cerro registra 12.46 m, con variación de 24 h +0.26 m. En la cuenca alta de Guatemala, El Tigre reporta 5.60 m y 943.4 m³/s; El Porvenir/La Pasión 1.71 m y 168.1 m³/s. La secuencia de vigilancia se mantiene Guatemala → Lacantún → Boca del Cerro/Tenosique → Balancán → Emiliano Zapata → Jonuta → Centla. Pronóstico SMN para Usumacinta: 0-24 h: 50 a 75 mm; 24-48 h: 25 a 50 mm; 48-72 h: 5 a 25 mm; 72-96 h: 5 a 25 mm.</w:t>
+        <w:t>Boca del Cerro registra 12.36 m, con variación de 24 h -0.12 m. En la cuenca alta de Guatemala, El Tigre reporta 5.38 m y 847.7 m³/s; El Porvenir/La Pasión 1.59 m y 152.7 m³/s. La secuencia de vigilancia se mantiene Guatemala → Lacantún → Boca del Cerro/Tenosique → Balancán → Emiliano Zapata → Jonuta → Centla. Pronóstico SMN para Usumacinta: 0-24 h: 25 a 50 mm; 24-48 h: 5 a 25 mm; 48-72 h: 5 a 25 mm; 72-96 h: 25 a 50 mm.</w:t>
       </w:r>
     </w:p>
     <w:tbl>
@@ -403,7 +403,7 @@
                 <w:b w:val="0"/>
                 <w:sz w:val="16"/>
               </w:rPr>
-              <w:t>5.60 m; 943.4 m³/s</w:t>
+              <w:t>5.38 m; 847.7 m³/s</w:t>
             </w:r>
           </w:p>
         </w:tc>
@@ -450,7 +450,7 @@
                 <w:b w:val="0"/>
                 <w:sz w:val="16"/>
               </w:rPr>
-              <w:t>138.33 m; 274.45 m³/s; lluvia 24 h 0.0 mm</w:t>
+              <w:t>138.31 m; 268.44 m³/s; lluvia 24 h 0.0 mm</w:t>
             </w:r>
           </w:p>
         </w:tc>
@@ -497,7 +497,7 @@
                 <w:b w:val="0"/>
                 <w:sz w:val="16"/>
               </w:rPr>
-              <w:t>12.46 m; Δ24 h +0.26 m</w:t>
+              <w:t>12.36 m; Δ24 h -0.12 m</w:t>
             </w:r>
           </w:p>
         </w:tc>
@@ -535,7 +535,7 @@
           <w:rFonts w:ascii="Arial" w:hAnsi="Arial"/>
           <w:sz w:val="19"/>
         </w:rPr>
-        <w:t>Los Ríos Serranos tienen respuesta más rápida que el Usumacinta. Oxolotán 33.89 m, Tapijulapa 15.79 m, Teapa 33.79 m y Puyacatengo 24.97 m. Deben vigilarse primero lluvia horaria y estaciones aguas arriba antes de esperar una respuesta en el Grijalva de Villahermosa. Pronóstico SMN Bajo Grijalva–Ríos de la Sierra: 0-24 h: 5 a 25 mm; 24-48 h: 25 a 50 mm; 48-72 h: 5 a 25 mm; 72-96 h: 5 a 25 mm.</w:t>
+        <w:t>Los Ríos Serranos tienen respuesta más rápida que el Usumacinta. Oxolotán 33.89 m, Tapijulapa 15.75 m, Teapa 33.81 m y Puyacatengo 24.96 m. Deben vigilarse primero lluvia horaria y estaciones aguas arriba antes de esperar una respuesta en el Grijalva de Villahermosa. Pronóstico SMN Bajo Grijalva–Ríos de la Sierra: 0-24 h: 25 a 50 mm; 24-48 h: 5 a 25 mm; 48-72 h: 5 a 25 mm; 72-96 h: 25 a 50 mm.</w:t>
       </w:r>
     </w:p>
     <w:tbl>
@@ -764,7 +764,7 @@
                 <w:b w:val="0"/>
                 <w:sz w:val="16"/>
               </w:rPr>
-              <w:t>Salto de Agua 2.16 m; Macuspana 1.10 m</w:t>
+              <w:t>Salto de Agua 2.15 m; Macuspana 1.10 m</w:t>
             </w:r>
           </w:p>
         </w:tc>
@@ -938,7 +938,7 @@
                 <w:b w:val="0"/>
                 <w:sz w:val="16"/>
               </w:rPr>
-              <w:t>516.88</w:t>
+              <w:t>516.85</w:t>
             </w:r>
           </w:p>
         </w:tc>
@@ -953,7 +953,7 @@
                 <w:b w:val="0"/>
                 <w:sz w:val="16"/>
               </w:rPr>
-              <w:t>48.11</w:t>
+              <w:t>48.06</w:t>
             </w:r>
           </w:p>
         </w:tc>
@@ -968,7 +968,7 @@
                 <w:b w:val="0"/>
                 <w:sz w:val="16"/>
               </w:rPr>
-              <w:t>389.36</w:t>
+              <w:t>207.07</w:t>
             </w:r>
           </w:p>
         </w:tc>
@@ -998,7 +998,7 @@
                 <w:b w:val="0"/>
                 <w:sz w:val="16"/>
               </w:rPr>
-              <w:t>-0.09</w:t>
+              <w:t>-0.03</w:t>
             </w:r>
           </w:p>
         </w:tc>
@@ -1030,7 +1030,7 @@
                 <w:b w:val="0"/>
                 <w:sz w:val="16"/>
               </w:rPr>
-              <w:t>391.20</w:t>
+              <w:t>391.14</w:t>
             </w:r>
           </w:p>
         </w:tc>
@@ -1045,7 +1045,7 @@
                 <w:b w:val="0"/>
                 <w:sz w:val="16"/>
               </w:rPr>
-              <w:t>97.50</w:t>
+              <w:t>97.64</w:t>
             </w:r>
           </w:p>
         </w:tc>
@@ -1060,7 +1060,7 @@
                 <w:b w:val="0"/>
                 <w:sz w:val="16"/>
               </w:rPr>
-              <w:t>365.05</w:t>
+              <w:t>305.21</w:t>
             </w:r>
           </w:p>
         </w:tc>
@@ -1090,7 +1090,7 @@
                 <w:b w:val="0"/>
                 <w:sz w:val="16"/>
               </w:rPr>
-              <w:t>-0.07</w:t>
+              <w:t>-0.06</w:t>
             </w:r>
           </w:p>
         </w:tc>
@@ -1122,7 +1122,7 @@
                 <w:b w:val="0"/>
                 <w:sz w:val="16"/>
               </w:rPr>
-              <w:t>163.24</w:t>
+              <w:t>163.25</w:t>
             </w:r>
           </w:p>
         </w:tc>
@@ -1137,7 +1137,7 @@
                 <w:b w:val="0"/>
                 <w:sz w:val="16"/>
               </w:rPr>
-              <w:t>57.70</w:t>
+              <w:t>57.72</w:t>
             </w:r>
           </w:p>
         </w:tc>
@@ -1152,7 +1152,7 @@
                 <w:b w:val="0"/>
                 <w:sz w:val="16"/>
               </w:rPr>
-              <w:t>302.08</w:t>
+              <w:t>372.84</w:t>
             </w:r>
           </w:p>
         </w:tc>
@@ -1182,7 +1182,7 @@
                 <w:b w:val="0"/>
                 <w:sz w:val="16"/>
               </w:rPr>
-              <w:t>+0.03</w:t>
+              <w:t>+0.01</w:t>
             </w:r>
           </w:p>
         </w:tc>
@@ -1214,7 +1214,7 @@
                 <w:b w:val="0"/>
                 <w:sz w:val="16"/>
               </w:rPr>
-              <w:t>85.91</w:t>
+              <w:t>85.74</w:t>
             </w:r>
           </w:p>
         </w:tc>
@@ -1229,7 +1229,7 @@
                 <w:b w:val="0"/>
                 <w:sz w:val="16"/>
               </w:rPr>
-              <w:t>83.72</w:t>
+              <w:t>81.92</w:t>
             </w:r>
           </w:p>
         </w:tc>
@@ -1244,7 +1244,7 @@
                 <w:b w:val="0"/>
                 <w:sz w:val="16"/>
               </w:rPr>
-              <w:t>330.00</w:t>
+              <w:t>403.33</w:t>
             </w:r>
           </w:p>
         </w:tc>
@@ -1274,7 +1274,7 @@
                 <w:b w:val="0"/>
                 <w:sz w:val="16"/>
               </w:rPr>
-              <w:t>-0.04</w:t>
+              <w:t>-0.17</w:t>
             </w:r>
           </w:p>
         </w:tc>
@@ -1297,7 +1297,7 @@
           <w:rFonts w:ascii="Arial" w:hAnsi="Arial"/>
           <w:sz w:val="19"/>
         </w:rPr>
-        <w:t>Samaria registra 11.76 m y González/Carrizal 3.34 m. El gasto de Peñitas no debe equipararse automáticamente con el gasto que llega a cada brazo: deben incorporarse Platanar y otras aportaciones de cuenca libre y considerar la distribución hidráulica posterior. Como referencia operativa se conserva aproximadamente 70 % hacia Samaria y 30 % hacia Carrizal, sujeta a condiciones hidráulicas y a la operación de El Macayo.</w:t>
+        <w:t>Samaria registra 11.18 m y González/Carrizal 3.35 m. El gasto de Peñitas no debe equipararse automáticamente con el gasto que llega a cada brazo: deben incorporarse Platanar y otras aportaciones de cuenca libre y considerar la distribución hidráulica posterior. Como referencia operativa se conserva aproximadamente 70 % hacia Samaria y 30 % hacia Carrizal, sujeta a condiciones hidráulicas y a la operación de El Macayo.</w:t>
       </w:r>
     </w:p>
     <w:tbl>
@@ -1432,7 +1432,7 @@
                 <w:b w:val="0"/>
                 <w:sz w:val="16"/>
               </w:rPr>
-              <w:t>11.76 m</w:t>
+              <w:t>11.18 m</w:t>
             </w:r>
           </w:p>
         </w:tc>
@@ -1479,7 +1479,7 @@
                 <w:b w:val="0"/>
                 <w:sz w:val="16"/>
               </w:rPr>
-              <w:t>González 3.34 m</w:t>
+              <w:t>González 3.35 m</w:t>
             </w:r>
           </w:p>
         </w:tc>
@@ -1953,7 +1953,7 @@
           <w:rFonts w:ascii="Arial" w:hAnsi="Arial"/>
           <w:sz w:val="19"/>
         </w:rPr>
-        <w:t>El diagnóstico integrado del corte de las 13:36 h se mantiene condicionado por la evolución conjunta de Guatemala–Usumacinta–Boca del Cerro, Ríos Serranos–Pichucalco–Grijalva bajo, la cascada de presas y Peñitas/cuenca libre–Mezcalapa–Samaria–Carrizal. Ningún componente debe interpretarse de manera aislada. La señal operativa debe escalar únicamente cuando coincidan magnitud, persistencia y respuesta observada.</w:t>
+        <w:t>El diagnóstico integrado del corte de las 13:24 h se mantiene condicionado por la evolución conjunta de Guatemala–Usumacinta–Boca del Cerro, Ríos Serranos–Pichucalco–Grijalva bajo, la cascada de presas y Peñitas/cuenca libre–Mezcalapa–Samaria–Carrizal. Ningún componente debe interpretarse de manera aislada. La señal operativa debe escalar únicamente cuando coincidan magnitud, persistencia y respuesta observada.</w:t>
       </w:r>
     </w:p>
     <w:p>
@@ -2059,7 +2059,7 @@
           <w:rFonts w:ascii="Arial" w:hAnsi="Arial"/>
           <w:sz w:val="19"/>
         </w:rPr>
-        <w:t>WeatherLink: Impulsora 5.1 mm/24 h</w:t>
+        <w:t>WeatherLink: Sinai 14.5 mm/24 h</w:t>
       </w:r>
     </w:p>
     <w:p>
@@ -2071,7 +2071,7 @@
           <w:rFonts w:ascii="Arial" w:hAnsi="Arial"/>
           <w:sz w:val="19"/>
         </w:rPr>
-        <w:t>WeatherLink: PICHUCALCO PCIVILCHIAPAS 3.1 mm/24 h</w:t>
+        <w:t>WeatherLink: IXHUATAN PCIVILCHIAPAS 10.2 mm/24 h</w:t>
       </w:r>
     </w:p>
     <w:p>
@@ -2083,7 +2083,7 @@
           <w:rFonts w:ascii="Arial" w:hAnsi="Arial"/>
           <w:sz w:val="19"/>
         </w:rPr>
-        <w:t>WeatherLink: AMATÁN PCIVILCHIAPAS 0.5 mm/24 h</w:t>
+        <w:t>WeatherLink: CHAPULTENANGO PCIVILCHIAPAS 4.1 mm/24 h</w:t>
       </w:r>
     </w:p>
     <w:p>
@@ -2095,7 +2095,7 @@
           <w:rFonts w:ascii="Arial" w:hAnsi="Arial"/>
           <w:sz w:val="19"/>
         </w:rPr>
-        <w:t>WeatherLink: Yaxhá - INSIVUMEH PETEN 0.0 mm/24 h</w:t>
+        <w:t>WeatherLink: PICHUCALCO PCIVILCHIAPAS 2.6 mm/24 h</w:t>
       </w:r>
     </w:p>
     <w:p>
@@ -2107,7 +2107,7 @@
           <w:rFonts w:ascii="Arial" w:hAnsi="Arial"/>
           <w:sz w:val="19"/>
         </w:rPr>
-        <w:t>WeatherLink: Urrutia 0.0 mm/24 h</w:t>
+        <w:t>WeatherLink: SEMAR E.I.O. Cd. del Carmen. 1.0 mm/24 h</w:t>
       </w:r>
     </w:p>
     <w:p>
@@ -2119,7 +2119,7 @@
           <w:rFonts w:ascii="Arial" w:hAnsi="Arial"/>
           <w:sz w:val="19"/>
         </w:rPr>
-        <w:t>CONAGUA: CHAPULTENANGO 45.5 mm/24 h</w:t>
+        <w:t>CONAGUA: EMILIANO ZAPATA (CHABLE) 53.0 mm/24 h</w:t>
       </w:r>
     </w:p>
     <w:p>
@@ -2131,7 +2131,7 @@
           <w:rFonts w:ascii="Arial" w:hAnsi="Arial"/>
           <w:sz w:val="19"/>
         </w:rPr>
-        <w:t>CONAGUA: BOCA DEL CERRO 42.0 mm/24 h</w:t>
+        <w:t>CONAGUA: JONUTA (CIUDAD) 9.0 mm/24 h</w:t>
       </w:r>
     </w:p>
     <w:p>
@@ -2143,7 +2143,7 @@
           <w:rFonts w:ascii="Arial" w:hAnsi="Arial"/>
           <w:sz w:val="19"/>
         </w:rPr>
-        <w:t>CONAGUA: SAN PEDRO NICHTACULUM 23.2 mm/24 h</w:t>
+        <w:t>CONAGUA: PUYACATENGO 5.9 mm/24 h</w:t>
       </w:r>
     </w:p>
     <w:p>
@@ -2155,7 +2155,7 @@
           <w:rFonts w:ascii="Arial" w:hAnsi="Arial"/>
           <w:sz w:val="19"/>
         </w:rPr>
-        <w:t>CONAGUA: SAN JOAQUÍN 23.1 mm/24 h</w:t>
+        <w:t>CONAGUA: TEAPA 5.0 mm/24 h</w:t>
       </w:r>
     </w:p>
     <w:p>
@@ -2167,7 +2167,7 @@
           <w:rFonts w:ascii="Arial" w:hAnsi="Arial"/>
           <w:sz w:val="19"/>
         </w:rPr>
-        <w:t>CONAGUA: EMILIANO ZAPATA (CHABLE) 22.0 mm/24 h</w:t>
+        <w:t>CONAGUA: CHAPULTENANGO 2.7 mm/24 h</w:t>
       </w:r>
     </w:p>
     <w:p>
@@ -2282,7 +2282,7 @@
                 <w:b w:val="0"/>
                 <w:sz w:val="16"/>
               </w:rPr>
-              <w:t>2026-09-12T08:50:02-06:00</w:t>
+              <w:t>2026-09-13T08:24:31-06:00</w:t>
             </w:r>
           </w:p>
         </w:tc>
@@ -2297,7 +2297,7 @@
                 <w:b w:val="0"/>
                 <w:sz w:val="16"/>
               </w:rPr>
-              <w:t>2026-09-12T13:17:12.440186-06:00</w:t>
+              <w:t>2026-09-13T13:02:15.047489-06:00</w:t>
             </w:r>
           </w:p>
         </w:tc>
@@ -2344,7 +2344,7 @@
                 <w:b w:val="0"/>
                 <w:sz w:val="16"/>
               </w:rPr>
-              <w:t>2026-09-12T10:31:39-06:00</w:t>
+              <w:t>2026-09-13T09:58:56-06:00</w:t>
             </w:r>
           </w:p>
         </w:tc>
@@ -2359,7 +2359,7 @@
                 <w:b w:val="0"/>
                 <w:sz w:val="16"/>
               </w:rPr>
-              <w:t>2026-09-12T13:17:12.440186-06:00</w:t>
+              <w:t>2026-09-13T13:02:15.047489-06:00</w:t>
             </w:r>
           </w:p>
         </w:tc>
@@ -2501,7 +2501,7 @@
           <w:rFonts w:ascii="Arial" w:hAnsi="Arial"/>
           <w:sz w:val="19"/>
         </w:rPr>
-        <w:t>El Porvenir–La Pasión: nivel 1.71 m · caudal 168.09 m³/s.</w:t>
+        <w:t>El Porvenir–La Pasión: nivel 1.59 m · caudal 152.74 m³/s.</w:t>
       </w:r>
     </w:p>
     <w:p>
@@ -2513,7 +2513,7 @@
           <w:rFonts w:ascii="Arial" w:hAnsi="Arial"/>
           <w:sz w:val="19"/>
         </w:rPr>
-        <w:t>El Tigre–Usumacinta: nivel 5.60 m · caudal 943.39 m³/s.</w:t>
+        <w:t>El Tigre–Usumacinta: nivel 5.38 m · caudal 847.74 m³/s.</w:t>
       </w:r>
     </w:p>
     <w:p>
@@ -2525,7 +2525,7 @@
           <w:rFonts w:ascii="Arial" w:hAnsi="Arial"/>
           <w:sz w:val="19"/>
         </w:rPr>
-        <w:t>Cadena de seguimiento en Tabasco: Boca del Cerro: 12.46 m · Δ24 h +0.26 m → Balancán: s/d → Emiliano Zapata: s/d → Jonuta: s/d → Centla/Tres Brazos: s/d.</w:t>
+        <w:t>Cadena de seguimiento en Tabasco: Boca del Cerro: 12.36 m · Δ24 h -0.12 m → Balancán: s/d → Emiliano Zapata: s/d → Jonuta: s/d → Centla/Tres Brazos: s/d.</w:t>
       </w:r>
     </w:p>
     <w:p>
@@ -2537,7 +2537,7 @@
           <w:rFonts w:ascii="Arial" w:hAnsi="Arial"/>
           <w:sz w:val="19"/>
         </w:rPr>
-        <w:t>Evolución El Tigre: Δ nivel -0.110 m en 18.0 h; tendencia disminuyendo.</w:t>
+        <w:t>Evolución El Tigre: Δ nivel -0.150 m en 12.0 h; tendencia disminuyendo.</w:t>
       </w:r>
     </w:p>
     <w:p>

--- a/data/analysis/Reportes/Analisis_Hidrometeorologico_Ultimo.docx
+++ b/data/analysis/Reportes/Analisis_Hidrometeorologico_Ultimo.docx
@@ -35,7 +35,7 @@
           <w:rFonts w:ascii="Arial" w:hAnsi="Arial"/>
           <w:sz w:val="19"/>
         </w:rPr>
-        <w:t>CORTE: 2026-09-13 13:24</w:t>
+        <w:t>CORTE: 2026-09-13 13:32</w:t>
       </w:r>
     </w:p>
     <w:p>
@@ -75,7 +75,7 @@
           <w:rFonts w:ascii="Arial" w:hAnsi="Arial"/>
           <w:sz w:val="19"/>
         </w:rPr>
-        <w:t>Al corte de las 13:24 h, la lectura debe mantenerse integrada y no por cuencas aisladas. La señal hidrométrica más reciente tiene como referencia principal el corte vigente de niveles y la lluvia observada/prevista sobre Guatemala, Chiapas y Tabasco. El mayor cambio de 24 h entre estaciones observadas es Porvenir +0.07 m/24 h. La prioridad operativa es confirmar cualquier cambio de escenario con coincidencia de lluvia, saturación, niveles, caudales y operación de presas; el pronóstico por sí solo no constituye una creciente confirmada.</w:t>
+        <w:t>Al corte de las 13:32 h, la lectura debe mantenerse integrada y no por cuencas aisladas. La señal hidrométrica más reciente tiene como referencia principal el corte vigente de niveles y la lluvia observada/prevista sobre Guatemala, Chiapas y Tabasco. El mayor cambio de 24 h entre estaciones observadas es Porvenir +0.07 m/24 h. La prioridad operativa es confirmar cualquier cambio de escenario con coincidencia de lluvia, saturación, niveles, caudales y operación de presas; el pronóstico por sí solo no constituye una creciente confirmada.</w:t>
       </w:r>
     </w:p>
     <w:p>
@@ -1953,7 +1953,7 @@
           <w:rFonts w:ascii="Arial" w:hAnsi="Arial"/>
           <w:sz w:val="19"/>
         </w:rPr>
-        <w:t>El diagnóstico integrado del corte de las 13:24 h se mantiene condicionado por la evolución conjunta de Guatemala–Usumacinta–Boca del Cerro, Ríos Serranos–Pichucalco–Grijalva bajo, la cascada de presas y Peñitas/cuenca libre–Mezcalapa–Samaria–Carrizal. Ningún componente debe interpretarse de manera aislada. La señal operativa debe escalar únicamente cuando coincidan magnitud, persistencia y respuesta observada.</w:t>
+        <w:t>El diagnóstico integrado del corte de las 13:32 h se mantiene condicionado por la evolución conjunta de Guatemala–Usumacinta–Boca del Cerro, Ríos Serranos–Pichucalco–Grijalva bajo, la cascada de presas y Peñitas/cuenca libre–Mezcalapa–Samaria–Carrizal. Ningún componente debe interpretarse de manera aislada. La señal operativa debe escalar únicamente cuando coincidan magnitud, persistencia y respuesta observada.</w:t>
       </w:r>
     </w:p>
     <w:p>
@@ -2297,7 +2297,7 @@
                 <w:b w:val="0"/>
                 <w:sz w:val="16"/>
               </w:rPr>
-              <w:t>2026-09-13T13:02:15.047489-06:00</w:t>
+              <w:t>2026-09-13T13:26:25.952339-06:00</w:t>
             </w:r>
           </w:p>
         </w:tc>
@@ -2359,7 +2359,7 @@
                 <w:b w:val="0"/>
                 <w:sz w:val="16"/>
               </w:rPr>
-              <w:t>2026-09-13T13:02:15.047489-06:00</w:t>
+              <w:t>2026-09-13T13:26:25.952339-06:00</w:t>
             </w:r>
           </w:p>
         </w:tc>

--- a/data/analysis/Reportes/Analisis_Hidrometeorologico_Ultimo.docx
+++ b/data/analysis/Reportes/Analisis_Hidrometeorologico_Ultimo.docx
@@ -35,7 +35,7 @@
           <w:rFonts w:ascii="Arial" w:hAnsi="Arial"/>
           <w:sz w:val="19"/>
         </w:rPr>
-        <w:t>CORTE: 2026-09-13 13:32</w:t>
+        <w:t>CORTE: 2026-09-13 13:42</w:t>
       </w:r>
     </w:p>
     <w:p>
@@ -75,7 +75,7 @@
           <w:rFonts w:ascii="Arial" w:hAnsi="Arial"/>
           <w:sz w:val="19"/>
         </w:rPr>
-        <w:t>Al corte de las 13:32 h, la lectura debe mantenerse integrada y no por cuencas aisladas. La señal hidrométrica más reciente tiene como referencia principal el corte vigente de niveles y la lluvia observada/prevista sobre Guatemala, Chiapas y Tabasco. El mayor cambio de 24 h entre estaciones observadas es Porvenir +0.07 m/24 h. La prioridad operativa es confirmar cualquier cambio de escenario con coincidencia de lluvia, saturación, niveles, caudales y operación de presas; el pronóstico por sí solo no constituye una creciente confirmada.</w:t>
+        <w:t>Al corte de las 13:42 h, la lectura debe mantenerse integrada y no por cuencas aisladas. La señal hidrométrica más reciente tiene como referencia principal el corte vigente de niveles y la lluvia observada/prevista sobre Guatemala, Chiapas y Tabasco. El mayor cambio de 24 h entre estaciones observadas es Porvenir +0.07 m/24 h. La prioridad operativa es confirmar cualquier cambio de escenario con coincidencia de lluvia, saturación, niveles, caudales y operación de presas; el pronóstico por sí solo no constituye una creciente confirmada.</w:t>
       </w:r>
     </w:p>
     <w:p>
@@ -1953,7 +1953,7 @@
           <w:rFonts w:ascii="Arial" w:hAnsi="Arial"/>
           <w:sz w:val="19"/>
         </w:rPr>
-        <w:t>El diagnóstico integrado del corte de las 13:32 h se mantiene condicionado por la evolución conjunta de Guatemala–Usumacinta–Boca del Cerro, Ríos Serranos–Pichucalco–Grijalva bajo, la cascada de presas y Peñitas/cuenca libre–Mezcalapa–Samaria–Carrizal. Ningún componente debe interpretarse de manera aislada. La señal operativa debe escalar únicamente cuando coincidan magnitud, persistencia y respuesta observada.</w:t>
+        <w:t>El diagnóstico integrado del corte de las 13:42 h se mantiene condicionado por la evolución conjunta de Guatemala–Usumacinta–Boca del Cerro, Ríos Serranos–Pichucalco–Grijalva bajo, la cascada de presas y Peñitas/cuenca libre–Mezcalapa–Samaria–Carrizal. Ningún componente debe interpretarse de manera aislada. La señal operativa debe escalar únicamente cuando coincidan magnitud, persistencia y respuesta observada.</w:t>
       </w:r>
     </w:p>
     <w:p>

--- a/data/analysis/Reportes/Analisis_Hidrometeorologico_Ultimo.docx
+++ b/data/analysis/Reportes/Analisis_Hidrometeorologico_Ultimo.docx
@@ -35,7 +35,7 @@
           <w:rFonts w:ascii="Arial" w:hAnsi="Arial"/>
           <w:sz w:val="19"/>
         </w:rPr>
-        <w:t>CORTE: 2026-09-13 13:42</w:t>
+        <w:t>CORTE: 2026-09-14 14:54</w:t>
       </w:r>
     </w:p>
     <w:p>
@@ -55,7 +55,7 @@
           <w:rFonts w:ascii="Arial" w:hAnsi="Arial"/>
           <w:sz w:val="19"/>
         </w:rPr>
-        <w:t>Grijalva–Usumacinta • Ríos Serranos • Sistema de Presas • Samaria–Carrizal y corrientes asociadas Actualización: 13 de septiembre de 2026</w:t>
+        <w:t>Grijalva–Usumacinta • Ríos Serranos • Sistema de Presas • Samaria–Carrizal y corrientes asociadas Actualización: 14 de septiembre de 2026</w:t>
       </w:r>
     </w:p>
     <w:p>
@@ -75,7 +75,7 @@
           <w:rFonts w:ascii="Arial" w:hAnsi="Arial"/>
           <w:sz w:val="19"/>
         </w:rPr>
-        <w:t>Al corte de las 13:42 h, la lectura debe mantenerse integrada y no por cuencas aisladas. La señal hidrométrica más reciente tiene como referencia principal el corte vigente de niveles y la lluvia observada/prevista sobre Guatemala, Chiapas y Tabasco. El mayor cambio de 24 h entre estaciones observadas es Porvenir +0.07 m/24 h. La prioridad operativa es confirmar cualquier cambio de escenario con coincidencia de lluvia, saturación, niveles, caudales y operación de presas; el pronóstico por sí solo no constituye una creciente confirmada.</w:t>
+        <w:t>Al corte de las 14:54 h, la lectura debe mantenerse integrada y no por cuencas aisladas. La señal hidrométrica más reciente tiene como referencia principal el corte vigente de niveles y la lluvia observada/prevista sobre Guatemala, Chiapas y Tabasco. El mayor cambio de 24 h entre estaciones observadas es González +0.09 m/24 h. La prioridad operativa es confirmar cualquier cambio de escenario con coincidencia de lluvia, saturación, niveles, caudales y operación de presas; el pronóstico por sí solo no constituye una creciente confirmada.</w:t>
       </w:r>
     </w:p>
     <w:p>
@@ -315,7 +315,7 @@
           <w:rFonts w:ascii="Arial" w:hAnsi="Arial"/>
           <w:sz w:val="19"/>
         </w:rPr>
-        <w:t>Boca del Cerro registra 12.36 m, con variación de 24 h -0.12 m. En la cuenca alta de Guatemala, El Tigre reporta 5.38 m y 847.7 m³/s; El Porvenir/La Pasión 1.59 m y 152.7 m³/s. La secuencia de vigilancia se mantiene Guatemala → Lacantún → Boca del Cerro/Tenosique → Balancán → Emiliano Zapata → Jonuta → Centla. Pronóstico SMN para Usumacinta: 0-24 h: 25 a 50 mm; 24-48 h: 5 a 25 mm; 48-72 h: 5 a 25 mm; 72-96 h: 25 a 50 mm.</w:t>
+        <w:t>Boca del Cerro registra 12.27 m, con variación de 24 h -0.06 m. En la cuenca alta de Guatemala, El Tigre reporta 5.20 m y 769.5 m³/s; El Porvenir/La Pasión 1.52 m y 144.2 m³/s. La secuencia de vigilancia se mantiene Guatemala → Lacantún → Boca del Cerro/Tenosique → Balancán → Emiliano Zapata → Jonuta → Centla. Pronóstico SMN para Usumacinta: 0-24 h: 25 a 50 mm; 24-48 h: 5 a 25 mm; 48-72 h: 25 a 50 mm; 72-96 h: 50 a 75 mm.</w:t>
       </w:r>
     </w:p>
     <w:tbl>
@@ -403,7 +403,7 @@
                 <w:b w:val="0"/>
                 <w:sz w:val="16"/>
               </w:rPr>
-              <w:t>5.38 m; 847.7 m³/s</w:t>
+              <w:t>5.20 m; 769.5 m³/s</w:t>
             </w:r>
           </w:p>
         </w:tc>
@@ -450,7 +450,7 @@
                 <w:b w:val="0"/>
                 <w:sz w:val="16"/>
               </w:rPr>
-              <w:t>138.31 m; 268.44 m³/s; lluvia 24 h 0.0 mm</w:t>
+              <w:t>138.33 m; 274.45 m³/s; lluvia 24 h 7.5 mm</w:t>
             </w:r>
           </w:p>
         </w:tc>
@@ -497,7 +497,7 @@
                 <w:b w:val="0"/>
                 <w:sz w:val="16"/>
               </w:rPr>
-              <w:t>12.36 m; Δ24 h -0.12 m</w:t>
+              <w:t>12.27 m; Δ24 h -0.06 m</w:t>
             </w:r>
           </w:p>
         </w:tc>
@@ -535,7 +535,7 @@
           <w:rFonts w:ascii="Arial" w:hAnsi="Arial"/>
           <w:sz w:val="19"/>
         </w:rPr>
-        <w:t>Los Ríos Serranos tienen respuesta más rápida que el Usumacinta. Oxolotán 33.89 m, Tapijulapa 15.75 m, Teapa 33.81 m y Puyacatengo 24.96 m. Deben vigilarse primero lluvia horaria y estaciones aguas arriba antes de esperar una respuesta en el Grijalva de Villahermosa. Pronóstico SMN Bajo Grijalva–Ríos de la Sierra: 0-24 h: 25 a 50 mm; 24-48 h: 5 a 25 mm; 48-72 h: 5 a 25 mm; 72-96 h: 25 a 50 mm.</w:t>
+        <w:t>Los Ríos Serranos tienen respuesta más rápida que el Usumacinta. Oxolotán 33.87 m, Tapijulapa 15.73 m, Teapa 33.72 m y Puyacatengo 24.99 m. Deben vigilarse primero lluvia horaria y estaciones aguas arriba antes de esperar una respuesta en el Grijalva de Villahermosa. Pronóstico SMN Bajo Grijalva–Ríos de la Sierra: 0-24 h: 25 a 50 mm; 24-48 h: 5 a 25 mm; 48-72 h: 25 a 50 mm; 72-96 h: 75 a 150 mm.</w:t>
       </w:r>
     </w:p>
     <w:tbl>
@@ -764,7 +764,7 @@
                 <w:b w:val="0"/>
                 <w:sz w:val="16"/>
               </w:rPr>
-              <w:t>Salto de Agua 2.15 m; Macuspana 1.10 m</w:t>
+              <w:t>Salto de Agua 2.13 m; Macuspana 1.08 m</w:t>
             </w:r>
           </w:p>
         </w:tc>
@@ -938,7 +938,7 @@
                 <w:b w:val="0"/>
                 <w:sz w:val="16"/>
               </w:rPr>
-              <w:t>516.85</w:t>
+              <w:t>516.83</w:t>
             </w:r>
           </w:p>
         </w:tc>
@@ -953,7 +953,7 @@
                 <w:b w:val="0"/>
                 <w:sz w:val="16"/>
               </w:rPr>
-              <w:t>48.06</w:t>
+              <w:t>48.00</w:t>
             </w:r>
           </w:p>
         </w:tc>
@@ -968,7 +968,7 @@
                 <w:b w:val="0"/>
                 <w:sz w:val="16"/>
               </w:rPr>
-              <w:t>207.07</w:t>
+              <w:t>74.90</w:t>
             </w:r>
           </w:p>
         </w:tc>
@@ -998,7 +998,7 @@
                 <w:b w:val="0"/>
                 <w:sz w:val="16"/>
               </w:rPr>
-              <w:t>-0.03</w:t>
+              <w:t>-0.02</w:t>
             </w:r>
           </w:p>
         </w:tc>
@@ -1030,7 +1030,7 @@
                 <w:b w:val="0"/>
                 <w:sz w:val="16"/>
               </w:rPr>
-              <w:t>391.14</w:t>
+              <w:t>391.05</w:t>
             </w:r>
           </w:p>
         </w:tc>
@@ -1045,7 +1045,7 @@
                 <w:b w:val="0"/>
                 <w:sz w:val="16"/>
               </w:rPr>
-              <w:t>97.64</w:t>
+              <w:t>97.00</w:t>
             </w:r>
           </w:p>
         </w:tc>
@@ -1060,7 +1060,7 @@
                 <w:b w:val="0"/>
                 <w:sz w:val="16"/>
               </w:rPr>
-              <w:t>305.21</w:t>
+              <w:t>189.89</w:t>
             </w:r>
           </w:p>
         </w:tc>
@@ -1075,7 +1075,7 @@
                 <w:b w:val="0"/>
                 <w:sz w:val="16"/>
               </w:rPr>
-              <w:t>0.0</w:t>
+              <w:t>3.5</w:t>
             </w:r>
           </w:p>
         </w:tc>
@@ -1090,7 +1090,7 @@
                 <w:b w:val="0"/>
                 <w:sz w:val="16"/>
               </w:rPr>
-              <w:t>-0.06</w:t>
+              <w:t>-0.09</w:t>
             </w:r>
           </w:p>
         </w:tc>
@@ -1122,7 +1122,7 @@
                 <w:b w:val="0"/>
                 <w:sz w:val="16"/>
               </w:rPr>
-              <w:t>163.25</w:t>
+              <w:t>163.20</w:t>
             </w:r>
           </w:p>
         </w:tc>
@@ -1137,7 +1137,7 @@
                 <w:b w:val="0"/>
                 <w:sz w:val="16"/>
               </w:rPr>
-              <w:t>57.72</w:t>
+              <w:t>57.00</w:t>
             </w:r>
           </w:p>
         </w:tc>
@@ -1152,7 +1152,7 @@
                 <w:b w:val="0"/>
                 <w:sz w:val="16"/>
               </w:rPr>
-              <w:t>372.84</w:t>
+              <w:t>342.58</w:t>
             </w:r>
           </w:p>
         </w:tc>
@@ -1182,7 +1182,7 @@
                 <w:b w:val="0"/>
                 <w:sz w:val="16"/>
               </w:rPr>
-              <w:t>+0.01</w:t>
+              <w:t>-0.05</w:t>
             </w:r>
           </w:p>
         </w:tc>
@@ -1214,7 +1214,7 @@
                 <w:b w:val="0"/>
                 <w:sz w:val="16"/>
               </w:rPr>
-              <w:t>85.74</w:t>
+              <w:t>85.92</w:t>
             </w:r>
           </w:p>
         </w:tc>
@@ -1229,7 +1229,7 @@
                 <w:b w:val="0"/>
                 <w:sz w:val="16"/>
               </w:rPr>
-              <w:t>81.92</w:t>
+              <w:t>84.00</w:t>
             </w:r>
           </w:p>
         </w:tc>
@@ -1244,7 +1244,7 @@
                 <w:b w:val="0"/>
                 <w:sz w:val="16"/>
               </w:rPr>
-              <w:t>403.33</w:t>
+              <w:t>333.75</w:t>
             </w:r>
           </w:p>
         </w:tc>
@@ -1259,7 +1259,7 @@
                 <w:b w:val="0"/>
                 <w:sz w:val="16"/>
               </w:rPr>
-              <w:t>0.0</w:t>
+              <w:t>3.1</w:t>
             </w:r>
           </w:p>
         </w:tc>
@@ -1274,7 +1274,7 @@
                 <w:b w:val="0"/>
                 <w:sz w:val="16"/>
               </w:rPr>
-              <w:t>-0.17</w:t>
+              <w:t>+0.18</w:t>
             </w:r>
           </w:p>
         </w:tc>
@@ -1297,7 +1297,7 @@
           <w:rFonts w:ascii="Arial" w:hAnsi="Arial"/>
           <w:sz w:val="19"/>
         </w:rPr>
-        <w:t>Samaria registra 11.18 m y González/Carrizal 3.35 m. El gasto de Peñitas no debe equipararse automáticamente con el gasto que llega a cada brazo: deben incorporarse Platanar y otras aportaciones de cuenca libre y considerar la distribución hidráulica posterior. Como referencia operativa se conserva aproximadamente 70 % hacia Samaria y 30 % hacia Carrizal, sujeta a condiciones hidráulicas y a la operación de El Macayo.</w:t>
+        <w:t>Samaria registra 11.47 m y González/Carrizal 3.44 m. El gasto de Peñitas no debe equipararse automáticamente con el gasto que llega a cada brazo: deben incorporarse Platanar y otras aportaciones de cuenca libre y considerar la distribución hidráulica posterior. Como referencia operativa se conserva aproximadamente 70 % hacia Samaria y 30 % hacia Carrizal, sujeta a condiciones hidráulicas y a la operación de El Macayo.</w:t>
       </w:r>
     </w:p>
     <w:tbl>
@@ -1432,7 +1432,7 @@
                 <w:b w:val="0"/>
                 <w:sz w:val="16"/>
               </w:rPr>
-              <w:t>11.18 m</w:t>
+              <w:t>11.47 m</w:t>
             </w:r>
           </w:p>
         </w:tc>
@@ -1479,7 +1479,7 @@
                 <w:b w:val="0"/>
                 <w:sz w:val="16"/>
               </w:rPr>
-              <w:t>González 3.35 m</w:t>
+              <w:t>González 3.44 m</w:t>
             </w:r>
           </w:p>
         </w:tc>
@@ -1953,7 +1953,7 @@
           <w:rFonts w:ascii="Arial" w:hAnsi="Arial"/>
           <w:sz w:val="19"/>
         </w:rPr>
-        <w:t>El diagnóstico integrado del corte de las 13:42 h se mantiene condicionado por la evolución conjunta de Guatemala–Usumacinta–Boca del Cerro, Ríos Serranos–Pichucalco–Grijalva bajo, la cascada de presas y Peñitas/cuenca libre–Mezcalapa–Samaria–Carrizal. Ningún componente debe interpretarse de manera aislada. La señal operativa debe escalar únicamente cuando coincidan magnitud, persistencia y respuesta observada.</w:t>
+        <w:t>El diagnóstico integrado del corte de las 14:54 h se mantiene condicionado por la evolución conjunta de Guatemala–Usumacinta–Boca del Cerro, Ríos Serranos–Pichucalco–Grijalva bajo, la cascada de presas y Peñitas/cuenca libre–Mezcalapa–Samaria–Carrizal. Ningún componente debe interpretarse de manera aislada. La señal operativa debe escalar únicamente cuando coincidan magnitud, persistencia y respuesta observada.</w:t>
       </w:r>
     </w:p>
     <w:p>
@@ -2059,7 +2059,7 @@
           <w:rFonts w:ascii="Arial" w:hAnsi="Arial"/>
           <w:sz w:val="19"/>
         </w:rPr>
-        <w:t>WeatherLink: Sinai 14.5 mm/24 h</w:t>
+        <w:t>WeatherLink: CHAPULTENANGO PCIVILCHIAPAS 22.9 mm/24 h</w:t>
       </w:r>
     </w:p>
     <w:p>
@@ -2071,7 +2071,7 @@
           <w:rFonts w:ascii="Arial" w:hAnsi="Arial"/>
           <w:sz w:val="19"/>
         </w:rPr>
-        <w:t>WeatherLink: IXHUATAN PCIVILCHIAPAS 10.2 mm/24 h</w:t>
+        <w:t>WeatherLink: PASO LA MINA 13.7 mm/24 h</w:t>
       </w:r>
     </w:p>
     <w:p>
@@ -2083,7 +2083,7 @@
           <w:rFonts w:ascii="Arial" w:hAnsi="Arial"/>
           <w:sz w:val="19"/>
         </w:rPr>
-        <w:t>WeatherLink: CHAPULTENANGO PCIVILCHIAPAS 4.1 mm/24 h</w:t>
+        <w:t>WeatherLink: SEMAR E.I.O. Cd. del Carmen. 11.7 mm/24 h</w:t>
       </w:r>
     </w:p>
     <w:p>
@@ -2095,7 +2095,7 @@
           <w:rFonts w:ascii="Arial" w:hAnsi="Arial"/>
           <w:sz w:val="19"/>
         </w:rPr>
-        <w:t>WeatherLink: PICHUCALCO PCIVILCHIAPAS 2.6 mm/24 h</w:t>
+        <w:t>WeatherLink: OSTUACÁN PCIVILCHIAPAS 3.3 mm/24 h</w:t>
       </w:r>
     </w:p>
     <w:p>
@@ -2107,7 +2107,7 @@
           <w:rFonts w:ascii="Arial" w:hAnsi="Arial"/>
           <w:sz w:val="19"/>
         </w:rPr>
-        <w:t>WeatherLink: SEMAR E.I.O. Cd. del Carmen. 1.0 mm/24 h</w:t>
+        <w:t>WeatherLink: IXHUATAN PCIVILCHIAPAS 3.3 mm/24 h</w:t>
       </w:r>
     </w:p>
     <w:p>
@@ -2119,7 +2119,7 @@
           <w:rFonts w:ascii="Arial" w:hAnsi="Arial"/>
           <w:sz w:val="19"/>
         </w:rPr>
-        <w:t>CONAGUA: EMILIANO ZAPATA (CHABLE) 53.0 mm/24 h</w:t>
+        <w:t>CONAGUA: PUYACATENGO 22.5 mm/24 h</w:t>
       </w:r>
     </w:p>
     <w:p>
@@ -2131,7 +2131,7 @@
           <w:rFonts w:ascii="Arial" w:hAnsi="Arial"/>
           <w:sz w:val="19"/>
         </w:rPr>
-        <w:t>CONAGUA: JONUTA (CIUDAD) 9.0 mm/24 h</w:t>
+        <w:t>CONAGUA: TEAPA 21.5 mm/24 h</w:t>
       </w:r>
     </w:p>
     <w:p>
@@ -2143,7 +2143,7 @@
           <w:rFonts w:ascii="Arial" w:hAnsi="Arial"/>
           <w:sz w:val="19"/>
         </w:rPr>
-        <w:t>CONAGUA: PUYACATENGO 5.9 mm/24 h</w:t>
+        <w:t>CONAGUA: CHAPULTENANGO 20.9 mm/24 h</w:t>
       </w:r>
     </w:p>
     <w:p>
@@ -2155,7 +2155,7 @@
           <w:rFonts w:ascii="Arial" w:hAnsi="Arial"/>
           <w:sz w:val="19"/>
         </w:rPr>
-        <w:t>CONAGUA: TEAPA 5.0 mm/24 h</w:t>
+        <w:t>CONAGUA: BOCA DEL CERRO 9.0 mm/24 h</w:t>
       </w:r>
     </w:p>
     <w:p>
@@ -2167,7 +2167,7 @@
           <w:rFonts w:ascii="Arial" w:hAnsi="Arial"/>
           <w:sz w:val="19"/>
         </w:rPr>
-        <w:t>CONAGUA: CHAPULTENANGO 2.7 mm/24 h</w:t>
+        <w:t>CONAGUA: SAN JOAQUÍN 7.2 mm/24 h</w:t>
       </w:r>
     </w:p>
     <w:p>
@@ -2282,7 +2282,7 @@
                 <w:b w:val="0"/>
                 <w:sz w:val="16"/>
               </w:rPr>
-              <w:t>2026-09-13T08:24:31-06:00</w:t>
+              <w:t>2026-09-14T08:25:22-06:00</w:t>
             </w:r>
           </w:p>
         </w:tc>
@@ -2297,7 +2297,7 @@
                 <w:b w:val="0"/>
                 <w:sz w:val="16"/>
               </w:rPr>
-              <w:t>2026-09-13T13:26:25.952339-06:00</w:t>
+              <w:t>2026-09-14T14:39:56.271635-06:00</w:t>
             </w:r>
           </w:p>
         </w:tc>
@@ -2344,7 +2344,7 @@
                 <w:b w:val="0"/>
                 <w:sz w:val="16"/>
               </w:rPr>
-              <w:t>2026-09-13T09:58:56-06:00</w:t>
+              <w:t>2026-09-14T09:55:45-06:00</w:t>
             </w:r>
           </w:p>
         </w:tc>
@@ -2359,7 +2359,7 @@
                 <w:b w:val="0"/>
                 <w:sz w:val="16"/>
               </w:rPr>
-              <w:t>2026-09-13T13:26:25.952339-06:00</w:t>
+              <w:t>2026-09-14T14:39:56.271635-06:00</w:t>
             </w:r>
           </w:p>
         </w:tc>
@@ -2501,7 +2501,7 @@
           <w:rFonts w:ascii="Arial" w:hAnsi="Arial"/>
           <w:sz w:val="19"/>
         </w:rPr>
-        <w:t>El Porvenir–La Pasión: nivel 1.59 m · caudal 152.74 m³/s.</w:t>
+        <w:t>El Porvenir–La Pasión: nivel 1.52 m · caudal 144.22 m³/s.</w:t>
       </w:r>
     </w:p>
     <w:p>
@@ -2513,7 +2513,7 @@
           <w:rFonts w:ascii="Arial" w:hAnsi="Arial"/>
           <w:sz w:val="19"/>
         </w:rPr>
-        <w:t>El Tigre–Usumacinta: nivel 5.38 m · caudal 847.74 m³/s.</w:t>
+        <w:t>El Tigre–Usumacinta: nivel 5.20 m · caudal 769.48 m³/s.</w:t>
       </w:r>
     </w:p>
     <w:p>
@@ -2525,7 +2525,7 @@
           <w:rFonts w:ascii="Arial" w:hAnsi="Arial"/>
           <w:sz w:val="19"/>
         </w:rPr>
-        <w:t>Cadena de seguimiento en Tabasco: Boca del Cerro: 12.36 m · Δ24 h -0.12 m → Balancán: s/d → Emiliano Zapata: s/d → Jonuta: s/d → Centla/Tres Brazos: s/d.</w:t>
+        <w:t>Cadena de seguimiento en Tabasco: Boca del Cerro: 12.27 m · Δ24 h -0.06 m → Balancán: s/d → Emiliano Zapata: s/d → Jonuta: s/d → Centla/Tres Brazos: s/d.</w:t>
       </w:r>
     </w:p>
     <w:p>
@@ -2537,7 +2537,7 @@
           <w:rFonts w:ascii="Arial" w:hAnsi="Arial"/>
           <w:sz w:val="19"/>
         </w:rPr>
-        <w:t>Evolución El Tigre: Δ nivel -0.150 m en 12.0 h; tendencia disminuyendo.</w:t>
+        <w:t>Evolución El Tigre: Δ nivel -0.090 m en 12.0 h; tendencia disminuyendo.</w:t>
       </w:r>
     </w:p>
     <w:p>

--- a/data/analysis/Reportes/Analisis_Hidrometeorologico_Ultimo.docx
+++ b/data/analysis/Reportes/Analisis_Hidrometeorologico_Ultimo.docx
@@ -35,7 +35,7 @@
           <w:rFonts w:ascii="Arial" w:hAnsi="Arial"/>
           <w:sz w:val="19"/>
         </w:rPr>
-        <w:t>CORTE: 2026-09-14 14:54</w:t>
+        <w:t>CORTE: 2026-09-14 14:58</w:t>
       </w:r>
     </w:p>
     <w:p>
@@ -75,7 +75,7 @@
           <w:rFonts w:ascii="Arial" w:hAnsi="Arial"/>
           <w:sz w:val="19"/>
         </w:rPr>
-        <w:t>Al corte de las 14:54 h, la lectura debe mantenerse integrada y no por cuencas aisladas. La señal hidrométrica más reciente tiene como referencia principal el corte vigente de niveles y la lluvia observada/prevista sobre Guatemala, Chiapas y Tabasco. El mayor cambio de 24 h entre estaciones observadas es González +0.09 m/24 h. La prioridad operativa es confirmar cualquier cambio de escenario con coincidencia de lluvia, saturación, niveles, caudales y operación de presas; el pronóstico por sí solo no constituye una creciente confirmada.</w:t>
+        <w:t>Al corte de las 14:58 h, la lectura debe mantenerse integrada y no por cuencas aisladas. La señal hidrométrica más reciente tiene como referencia principal el corte vigente de niveles y la lluvia observada/prevista sobre Guatemala, Chiapas y Tabasco. El mayor cambio de 24 h entre estaciones observadas es González +0.09 m/24 h. La prioridad operativa es confirmar cualquier cambio de escenario con coincidencia de lluvia, saturación, niveles, caudales y operación de presas; el pronóstico por sí solo no constituye una creciente confirmada.</w:t>
       </w:r>
     </w:p>
     <w:p>
@@ -1953,7 +1953,7 @@
           <w:rFonts w:ascii="Arial" w:hAnsi="Arial"/>
           <w:sz w:val="19"/>
         </w:rPr>
-        <w:t>El diagnóstico integrado del corte de las 14:54 h se mantiene condicionado por la evolución conjunta de Guatemala–Usumacinta–Boca del Cerro, Ríos Serranos–Pichucalco–Grijalva bajo, la cascada de presas y Peñitas/cuenca libre–Mezcalapa–Samaria–Carrizal. Ningún componente debe interpretarse de manera aislada. La señal operativa debe escalar únicamente cuando coincidan magnitud, persistencia y respuesta observada.</w:t>
+        <w:t>El diagnóstico integrado del corte de las 14:58 h se mantiene condicionado por la evolución conjunta de Guatemala–Usumacinta–Boca del Cerro, Ríos Serranos–Pichucalco–Grijalva bajo, la cascada de presas y Peñitas/cuenca libre–Mezcalapa–Samaria–Carrizal. Ningún componente debe interpretarse de manera aislada. La señal operativa debe escalar únicamente cuando coincidan magnitud, persistencia y respuesta observada.</w:t>
       </w:r>
     </w:p>
     <w:p>

--- a/data/analysis/Reportes/Analisis_Hidrometeorologico_Ultimo.docx
+++ b/data/analysis/Reportes/Analisis_Hidrometeorologico_Ultimo.docx
@@ -35,7 +35,7 @@
           <w:rFonts w:ascii="Arial" w:hAnsi="Arial"/>
           <w:sz w:val="19"/>
         </w:rPr>
-        <w:t>CORTE: 2026-09-14 14:58</w:t>
+        <w:t>CORTE: 2026-09-14 15:02</w:t>
       </w:r>
     </w:p>
     <w:p>
@@ -75,7 +75,7 @@
           <w:rFonts w:ascii="Arial" w:hAnsi="Arial"/>
           <w:sz w:val="19"/>
         </w:rPr>
-        <w:t>Al corte de las 14:58 h, la lectura debe mantenerse integrada y no por cuencas aisladas. La señal hidrométrica más reciente tiene como referencia principal el corte vigente de niveles y la lluvia observada/prevista sobre Guatemala, Chiapas y Tabasco. El mayor cambio de 24 h entre estaciones observadas es González +0.09 m/24 h. La prioridad operativa es confirmar cualquier cambio de escenario con coincidencia de lluvia, saturación, niveles, caudales y operación de presas; el pronóstico por sí solo no constituye una creciente confirmada.</w:t>
+        <w:t>Al corte de las 15:02 h, la lectura debe mantenerse integrada y no por cuencas aisladas. La señal hidrométrica más reciente tiene como referencia principal el corte vigente de niveles y la lluvia observada/prevista sobre Guatemala, Chiapas y Tabasco. El mayor cambio de 24 h entre estaciones observadas es González +0.09 m/24 h. La prioridad operativa es confirmar cualquier cambio de escenario con coincidencia de lluvia, saturación, niveles, caudales y operación de presas; el pronóstico por sí solo no constituye una creciente confirmada.</w:t>
       </w:r>
     </w:p>
     <w:p>
@@ -1953,7 +1953,7 @@
           <w:rFonts w:ascii="Arial" w:hAnsi="Arial"/>
           <w:sz w:val="19"/>
         </w:rPr>
-        <w:t>El diagnóstico integrado del corte de las 14:58 h se mantiene condicionado por la evolución conjunta de Guatemala–Usumacinta–Boca del Cerro, Ríos Serranos–Pichucalco–Grijalva bajo, la cascada de presas y Peñitas/cuenca libre–Mezcalapa–Samaria–Carrizal. Ningún componente debe interpretarse de manera aislada. La señal operativa debe escalar únicamente cuando coincidan magnitud, persistencia y respuesta observada.</w:t>
+        <w:t>El diagnóstico integrado del corte de las 15:02 h se mantiene condicionado por la evolución conjunta de Guatemala–Usumacinta–Boca del Cerro, Ríos Serranos–Pichucalco–Grijalva bajo, la cascada de presas y Peñitas/cuenca libre–Mezcalapa–Samaria–Carrizal. Ningún componente debe interpretarse de manera aislada. La señal operativa debe escalar únicamente cuando coincidan magnitud, persistencia y respuesta observada.</w:t>
       </w:r>
     </w:p>
     <w:p>
@@ -2297,7 +2297,7 @@
                 <w:b w:val="0"/>
                 <w:sz w:val="16"/>
               </w:rPr>
-              <w:t>2026-09-14T14:39:56.271635-06:00</w:t>
+              <w:t>2026-09-14T14:56:30.778138-06:00</w:t>
             </w:r>
           </w:p>
         </w:tc>
@@ -2359,7 +2359,7 @@
                 <w:b w:val="0"/>
                 <w:sz w:val="16"/>
               </w:rPr>
-              <w:t>2026-09-14T14:39:56.271635-06:00</w:t>
+              <w:t>2026-09-14T14:56:30.778138-06:00</w:t>
             </w:r>
           </w:p>
         </w:tc>

--- a/data/analysis/Reportes/Analisis_Hidrometeorologico_Ultimo.docx
+++ b/data/analysis/Reportes/Analisis_Hidrometeorologico_Ultimo.docx
@@ -35,7 +35,7 @@
           <w:rFonts w:ascii="Arial" w:hAnsi="Arial"/>
           <w:sz w:val="19"/>
         </w:rPr>
-        <w:t>CORTE: 2026-09-14 15:02</w:t>
+        <w:t>CORTE: 2026-09-15 14:11</w:t>
       </w:r>
     </w:p>
     <w:p>
@@ -55,7 +55,7 @@
           <w:rFonts w:ascii="Arial" w:hAnsi="Arial"/>
           <w:sz w:val="19"/>
         </w:rPr>
-        <w:t>Grijalva–Usumacinta • Ríos Serranos • Sistema de Presas • Samaria–Carrizal y corrientes asociadas Actualización: 14 de septiembre de 2026</w:t>
+        <w:t>Grijalva–Usumacinta • Ríos Serranos • Sistema de Presas • Samaria–Carrizal y corrientes asociadas Actualización: 15 de septiembre de 2026</w:t>
       </w:r>
     </w:p>
     <w:p>
@@ -75,7 +75,7 @@
           <w:rFonts w:ascii="Arial" w:hAnsi="Arial"/>
           <w:sz w:val="19"/>
         </w:rPr>
-        <w:t>Al corte de las 15:02 h, la lectura debe mantenerse integrada y no por cuencas aisladas. La señal hidrométrica más reciente tiene como referencia principal el corte vigente de niveles y la lluvia observada/prevista sobre Guatemala, Chiapas y Tabasco. El mayor cambio de 24 h entre estaciones observadas es González +0.09 m/24 h. La prioridad operativa es confirmar cualquier cambio de escenario con coincidencia de lluvia, saturación, niveles, caudales y operación de presas; el pronóstico por sí solo no constituye una creciente confirmada.</w:t>
+        <w:t>Al corte de las 14:11 h, la lectura debe mantenerse integrada y no por cuencas aisladas. La señal hidrométrica más reciente tiene como referencia principal el corte vigente de niveles y la lluvia observada/prevista sobre Guatemala, Chiapas y Tabasco. El mayor cambio de 24 h entre estaciones observadas es Porvenir +0.10 m/24 h. La prioridad operativa es confirmar cualquier cambio de escenario con coincidencia de lluvia, saturación, niveles, caudales y operación de presas; el pronóstico por sí solo no constituye una creciente confirmada.</w:t>
       </w:r>
     </w:p>
     <w:p>
@@ -315,7 +315,7 @@
           <w:rFonts w:ascii="Arial" w:hAnsi="Arial"/>
           <w:sz w:val="19"/>
         </w:rPr>
-        <w:t>Boca del Cerro registra 12.27 m, con variación de 24 h -0.06 m. En la cuenca alta de Guatemala, El Tigre reporta 5.20 m y 769.5 m³/s; El Porvenir/La Pasión 1.52 m y 144.2 m³/s. La secuencia de vigilancia se mantiene Guatemala → Lacantún → Boca del Cerro/Tenosique → Balancán → Emiliano Zapata → Jonuta → Centla. Pronóstico SMN para Usumacinta: 0-24 h: 25 a 50 mm; 24-48 h: 5 a 25 mm; 48-72 h: 25 a 50 mm; 72-96 h: 50 a 75 mm.</w:t>
+        <w:t>Boca del Cerro registra 12.12 m, con variación de 24 h -0.16 m. En la cuenca alta de Guatemala, El Tigre reporta 5.15 m y 747.7 m³/s; El Porvenir/La Pasión 1.49 m y 140.7 m³/s. La secuencia de vigilancia se mantiene Guatemala → Lacantún → Boca del Cerro/Tenosique → Balancán → Emiliano Zapata → Jonuta → Centla. Pronóstico SMN para Usumacinta: 0-24 h: 5 a 25 mm; 24-48 h: 25 a 50 mm; 48-72 h: 25 a 50 mm; 72-96 h: 50 a 75 mm.</w:t>
       </w:r>
     </w:p>
     <w:tbl>
@@ -403,7 +403,7 @@
                 <w:b w:val="0"/>
                 <w:sz w:val="16"/>
               </w:rPr>
-              <w:t>5.20 m; 769.5 m³/s</w:t>
+              <w:t>5.15 m; 747.7 m³/s</w:t>
             </w:r>
           </w:p>
         </w:tc>
@@ -450,7 +450,7 @@
                 <w:b w:val="0"/>
                 <w:sz w:val="16"/>
               </w:rPr>
-              <w:t>138.33 m; 274.45 m³/s; lluvia 24 h 7.5 mm</w:t>
+              <w:t>138.33 m; 274.45 m³/s; lluvia 24 h 1.6 mm</w:t>
             </w:r>
           </w:p>
         </w:tc>
@@ -497,7 +497,7 @@
                 <w:b w:val="0"/>
                 <w:sz w:val="16"/>
               </w:rPr>
-              <w:t>12.27 m; Δ24 h -0.06 m</w:t>
+              <w:t>12.12 m; Δ24 h -0.16 m</w:t>
             </w:r>
           </w:p>
         </w:tc>
@@ -535,7 +535,7 @@
           <w:rFonts w:ascii="Arial" w:hAnsi="Arial"/>
           <w:sz w:val="19"/>
         </w:rPr>
-        <w:t>Los Ríos Serranos tienen respuesta más rápida que el Usumacinta. Oxolotán 33.87 m, Tapijulapa 15.73 m, Teapa 33.72 m y Puyacatengo 24.99 m. Deben vigilarse primero lluvia horaria y estaciones aguas arriba antes de esperar una respuesta en el Grijalva de Villahermosa. Pronóstico SMN Bajo Grijalva–Ríos de la Sierra: 0-24 h: 25 a 50 mm; 24-48 h: 5 a 25 mm; 48-72 h: 25 a 50 mm; 72-96 h: 75 a 150 mm.</w:t>
+        <w:t>Los Ríos Serranos tienen respuesta más rápida que el Usumacinta. Oxolotán 33.87 m, Tapijulapa 15.72 m, Teapa 33.71 m y Puyacatengo 25.00 m. Deben vigilarse primero lluvia horaria y estaciones aguas arriba antes de esperar una respuesta en el Grijalva de Villahermosa. Pronóstico SMN Bajo Grijalva–Ríos de la Sierra: 0-24 h: 5 a 25 mm; 24-48 h: 25 a 50 mm; 48-72 h: 75 a 150 mm; 72-96 h: 75 a 150 mm.</w:t>
       </w:r>
     </w:p>
     <w:tbl>
@@ -764,7 +764,7 @@
                 <w:b w:val="0"/>
                 <w:sz w:val="16"/>
               </w:rPr>
-              <w:t>Salto de Agua 2.13 m; Macuspana 1.08 m</w:t>
+              <w:t>Salto de Agua 2.12 m; Macuspana 1.08 m</w:t>
             </w:r>
           </w:p>
         </w:tc>
@@ -938,7 +938,7 @@
                 <w:b w:val="0"/>
                 <w:sz w:val="16"/>
               </w:rPr>
-              <w:t>516.83</w:t>
+              <w:t>516.78</w:t>
             </w:r>
           </w:p>
         </w:tc>
@@ -968,191 +968,7 @@
                 <w:b w:val="0"/>
                 <w:sz w:val="16"/>
               </w:rPr>
-              <w:t>74.90</w:t>
-            </w:r>
-          </w:p>
-        </w:tc>
-        <w:tc>
-          <w:tcPr>
-            <w:tcW w:type="dxa" w:w="1752"/>
-          </w:tcPr>
-          <w:p>
-            <w:r>
-              <w:rPr>
-                <w:rFonts w:ascii="Arial" w:hAnsi="Arial"/>
-                <w:b w:val="0"/>
-                <w:sz w:val="16"/>
-              </w:rPr>
-              <w:t>0.0</w:t>
-            </w:r>
-          </w:p>
-        </w:tc>
-        <w:tc>
-          <w:tcPr>
-            <w:tcW w:type="dxa" w:w="1752"/>
-          </w:tcPr>
-          <w:p>
-            <w:r>
-              <w:rPr>
-                <w:rFonts w:ascii="Arial" w:hAnsi="Arial"/>
-                <w:b w:val="0"/>
-                <w:sz w:val="16"/>
-              </w:rPr>
-              <w:t>-0.02</w:t>
-            </w:r>
-          </w:p>
-        </w:tc>
-      </w:tr>
-      <w:tr>
-        <w:tc>
-          <w:tcPr>
-            <w:tcW w:type="dxa" w:w="1752"/>
-          </w:tcPr>
-          <w:p>
-            <w:r>
-              <w:rPr>
-                <w:rFonts w:ascii="Arial" w:hAnsi="Arial"/>
-                <w:b w:val="0"/>
-                <w:sz w:val="16"/>
-              </w:rPr>
-              <w:t>Chicoasén</w:t>
-            </w:r>
-          </w:p>
-        </w:tc>
-        <w:tc>
-          <w:tcPr>
-            <w:tcW w:type="dxa" w:w="1752"/>
-          </w:tcPr>
-          <w:p>
-            <w:r>
-              <w:rPr>
-                <w:rFonts w:ascii="Arial" w:hAnsi="Arial"/>
-                <w:b w:val="0"/>
-                <w:sz w:val="16"/>
-              </w:rPr>
-              <w:t>391.05</w:t>
-            </w:r>
-          </w:p>
-        </w:tc>
-        <w:tc>
-          <w:tcPr>
-            <w:tcW w:type="dxa" w:w="1752"/>
-          </w:tcPr>
-          <w:p>
-            <w:r>
-              <w:rPr>
-                <w:rFonts w:ascii="Arial" w:hAnsi="Arial"/>
-                <w:b w:val="0"/>
-                <w:sz w:val="16"/>
-              </w:rPr>
-              <w:t>97.00</w:t>
-            </w:r>
-          </w:p>
-        </w:tc>
-        <w:tc>
-          <w:tcPr>
-            <w:tcW w:type="dxa" w:w="1752"/>
-          </w:tcPr>
-          <w:p>
-            <w:r>
-              <w:rPr>
-                <w:rFonts w:ascii="Arial" w:hAnsi="Arial"/>
-                <w:b w:val="0"/>
-                <w:sz w:val="16"/>
-              </w:rPr>
-              <w:t>189.89</w:t>
-            </w:r>
-          </w:p>
-        </w:tc>
-        <w:tc>
-          <w:tcPr>
-            <w:tcW w:type="dxa" w:w="1752"/>
-          </w:tcPr>
-          <w:p>
-            <w:r>
-              <w:rPr>
-                <w:rFonts w:ascii="Arial" w:hAnsi="Arial"/>
-                <w:b w:val="0"/>
-                <w:sz w:val="16"/>
-              </w:rPr>
-              <w:t>3.5</w:t>
-            </w:r>
-          </w:p>
-        </w:tc>
-        <w:tc>
-          <w:tcPr>
-            <w:tcW w:type="dxa" w:w="1752"/>
-          </w:tcPr>
-          <w:p>
-            <w:r>
-              <w:rPr>
-                <w:rFonts w:ascii="Arial" w:hAnsi="Arial"/>
-                <w:b w:val="0"/>
-                <w:sz w:val="16"/>
-              </w:rPr>
-              <w:t>-0.09</w:t>
-            </w:r>
-          </w:p>
-        </w:tc>
-      </w:tr>
-      <w:tr>
-        <w:tc>
-          <w:tcPr>
-            <w:tcW w:type="dxa" w:w="1752"/>
-          </w:tcPr>
-          <w:p>
-            <w:r>
-              <w:rPr>
-                <w:rFonts w:ascii="Arial" w:hAnsi="Arial"/>
-                <w:b w:val="0"/>
-                <w:sz w:val="16"/>
-              </w:rPr>
-              <w:t>Malpaso</w:t>
-            </w:r>
-          </w:p>
-        </w:tc>
-        <w:tc>
-          <w:tcPr>
-            <w:tcW w:type="dxa" w:w="1752"/>
-          </w:tcPr>
-          <w:p>
-            <w:r>
-              <w:rPr>
-                <w:rFonts w:ascii="Arial" w:hAnsi="Arial"/>
-                <w:b w:val="0"/>
-                <w:sz w:val="16"/>
-              </w:rPr>
-              <w:t>163.20</w:t>
-            </w:r>
-          </w:p>
-        </w:tc>
-        <w:tc>
-          <w:tcPr>
-            <w:tcW w:type="dxa" w:w="1752"/>
-          </w:tcPr>
-          <w:p>
-            <w:r>
-              <w:rPr>
-                <w:rFonts w:ascii="Arial" w:hAnsi="Arial"/>
-                <w:b w:val="0"/>
-                <w:sz w:val="16"/>
-              </w:rPr>
-              <w:t>57.00</w:t>
-            </w:r>
-          </w:p>
-        </w:tc>
-        <w:tc>
-          <w:tcPr>
-            <w:tcW w:type="dxa" w:w="1752"/>
-          </w:tcPr>
-          <w:p>
-            <w:r>
-              <w:rPr>
-                <w:rFonts w:ascii="Arial" w:hAnsi="Arial"/>
-                <w:b w:val="0"/>
-                <w:sz w:val="16"/>
-              </w:rPr>
-              <w:t>342.58</w:t>
+              <w:t>229.17</w:t>
             </w:r>
           </w:p>
         </w:tc>
@@ -1199,6 +1015,190 @@
                 <w:b w:val="0"/>
                 <w:sz w:val="16"/>
               </w:rPr>
+              <w:t>Chicoasén</w:t>
+            </w:r>
+          </w:p>
+        </w:tc>
+        <w:tc>
+          <w:tcPr>
+            <w:tcW w:type="dxa" w:w="1752"/>
+          </w:tcPr>
+          <w:p>
+            <w:r>
+              <w:rPr>
+                <w:rFonts w:ascii="Arial" w:hAnsi="Arial"/>
+                <w:b w:val="0"/>
+                <w:sz w:val="16"/>
+              </w:rPr>
+              <w:t>391.00</w:t>
+            </w:r>
+          </w:p>
+        </w:tc>
+        <w:tc>
+          <w:tcPr>
+            <w:tcW w:type="dxa" w:w="1752"/>
+          </w:tcPr>
+          <w:p>
+            <w:r>
+              <w:rPr>
+                <w:rFonts w:ascii="Arial" w:hAnsi="Arial"/>
+                <w:b w:val="0"/>
+                <w:sz w:val="16"/>
+              </w:rPr>
+              <w:t>97.00</w:t>
+            </w:r>
+          </w:p>
+        </w:tc>
+        <w:tc>
+          <w:tcPr>
+            <w:tcW w:type="dxa" w:w="1752"/>
+          </w:tcPr>
+          <w:p>
+            <w:r>
+              <w:rPr>
+                <w:rFonts w:ascii="Arial" w:hAnsi="Arial"/>
+                <w:b w:val="0"/>
+                <w:sz w:val="16"/>
+              </w:rPr>
+              <w:t>174.35</w:t>
+            </w:r>
+          </w:p>
+        </w:tc>
+        <w:tc>
+          <w:tcPr>
+            <w:tcW w:type="dxa" w:w="1752"/>
+          </w:tcPr>
+          <w:p>
+            <w:r>
+              <w:rPr>
+                <w:rFonts w:ascii="Arial" w:hAnsi="Arial"/>
+                <w:b w:val="0"/>
+                <w:sz w:val="16"/>
+              </w:rPr>
+              <w:t>0.0</w:t>
+            </w:r>
+          </w:p>
+        </w:tc>
+        <w:tc>
+          <w:tcPr>
+            <w:tcW w:type="dxa" w:w="1752"/>
+          </w:tcPr>
+          <w:p>
+            <w:r>
+              <w:rPr>
+                <w:rFonts w:ascii="Arial" w:hAnsi="Arial"/>
+                <w:b w:val="0"/>
+                <w:sz w:val="16"/>
+              </w:rPr>
+              <w:t>-0.05</w:t>
+            </w:r>
+          </w:p>
+        </w:tc>
+      </w:tr>
+      <w:tr>
+        <w:tc>
+          <w:tcPr>
+            <w:tcW w:type="dxa" w:w="1752"/>
+          </w:tcPr>
+          <w:p>
+            <w:r>
+              <w:rPr>
+                <w:rFonts w:ascii="Arial" w:hAnsi="Arial"/>
+                <w:b w:val="0"/>
+                <w:sz w:val="16"/>
+              </w:rPr>
+              <w:t>Malpaso</w:t>
+            </w:r>
+          </w:p>
+        </w:tc>
+        <w:tc>
+          <w:tcPr>
+            <w:tcW w:type="dxa" w:w="1752"/>
+          </w:tcPr>
+          <w:p>
+            <w:r>
+              <w:rPr>
+                <w:rFonts w:ascii="Arial" w:hAnsi="Arial"/>
+                <w:b w:val="0"/>
+                <w:sz w:val="16"/>
+              </w:rPr>
+              <w:t>163.10</w:t>
+            </w:r>
+          </w:p>
+        </w:tc>
+        <w:tc>
+          <w:tcPr>
+            <w:tcW w:type="dxa" w:w="1752"/>
+          </w:tcPr>
+          <w:p>
+            <w:r>
+              <w:rPr>
+                <w:rFonts w:ascii="Arial" w:hAnsi="Arial"/>
+                <w:b w:val="0"/>
+                <w:sz w:val="16"/>
+              </w:rPr>
+              <w:t>57.00</w:t>
+            </w:r>
+          </w:p>
+        </w:tc>
+        <w:tc>
+          <w:tcPr>
+            <w:tcW w:type="dxa" w:w="1752"/>
+          </w:tcPr>
+          <w:p>
+            <w:r>
+              <w:rPr>
+                <w:rFonts w:ascii="Arial" w:hAnsi="Arial"/>
+                <w:b w:val="0"/>
+                <w:sz w:val="16"/>
+              </w:rPr>
+              <w:t>395.44</w:t>
+            </w:r>
+          </w:p>
+        </w:tc>
+        <w:tc>
+          <w:tcPr>
+            <w:tcW w:type="dxa" w:w="1752"/>
+          </w:tcPr>
+          <w:p>
+            <w:r>
+              <w:rPr>
+                <w:rFonts w:ascii="Arial" w:hAnsi="Arial"/>
+                <w:b w:val="0"/>
+                <w:sz w:val="16"/>
+              </w:rPr>
+              <w:t>0.0</w:t>
+            </w:r>
+          </w:p>
+        </w:tc>
+        <w:tc>
+          <w:tcPr>
+            <w:tcW w:type="dxa" w:w="1752"/>
+          </w:tcPr>
+          <w:p>
+            <w:r>
+              <w:rPr>
+                <w:rFonts w:ascii="Arial" w:hAnsi="Arial"/>
+                <w:b w:val="0"/>
+                <w:sz w:val="16"/>
+              </w:rPr>
+              <w:t>-0.10</w:t>
+            </w:r>
+          </w:p>
+        </w:tc>
+      </w:tr>
+      <w:tr>
+        <w:tc>
+          <w:tcPr>
+            <w:tcW w:type="dxa" w:w="1752"/>
+          </w:tcPr>
+          <w:p>
+            <w:r>
+              <w:rPr>
+                <w:rFonts w:ascii="Arial" w:hAnsi="Arial"/>
+                <w:b w:val="0"/>
+                <w:sz w:val="16"/>
+              </w:rPr>
               <w:t>Peñitas</w:t>
             </w:r>
           </w:p>
@@ -1214,7 +1214,7 @@
                 <w:b w:val="0"/>
                 <w:sz w:val="16"/>
               </w:rPr>
-              <w:t>85.92</w:t>
+              <w:t>85.87</w:t>
             </w:r>
           </w:p>
         </w:tc>
@@ -1244,7 +1244,7 @@
                 <w:b w:val="0"/>
                 <w:sz w:val="16"/>
               </w:rPr>
-              <w:t>333.75</w:t>
+              <w:t>379.58</w:t>
             </w:r>
           </w:p>
         </w:tc>
@@ -1259,7 +1259,7 @@
                 <w:b w:val="0"/>
                 <w:sz w:val="16"/>
               </w:rPr>
-              <w:t>3.1</w:t>
+              <w:t>0.0</w:t>
             </w:r>
           </w:p>
         </w:tc>
@@ -1274,7 +1274,7 @@
                 <w:b w:val="0"/>
                 <w:sz w:val="16"/>
               </w:rPr>
-              <w:t>+0.18</w:t>
+              <w:t>-0.05</w:t>
             </w:r>
           </w:p>
         </w:tc>
@@ -1297,7 +1297,7 @@
           <w:rFonts w:ascii="Arial" w:hAnsi="Arial"/>
           <w:sz w:val="19"/>
         </w:rPr>
-        <w:t>Samaria registra 11.47 m y González/Carrizal 3.44 m. El gasto de Peñitas no debe equipararse automáticamente con el gasto que llega a cada brazo: deben incorporarse Platanar y otras aportaciones de cuenca libre y considerar la distribución hidráulica posterior. Como referencia operativa se conserva aproximadamente 70 % hacia Samaria y 30 % hacia Carrizal, sujeta a condiciones hidráulicas y a la operación de El Macayo.</w:t>
+        <w:t>Samaria registra 11.44 m y González/Carrizal 3.41 m. El gasto de Peñitas no debe equipararse automáticamente con el gasto que llega a cada brazo: deben incorporarse Platanar y otras aportaciones de cuenca libre y considerar la distribución hidráulica posterior. Como referencia operativa se conserva aproximadamente 70 % hacia Samaria y 30 % hacia Carrizal, sujeta a condiciones hidráulicas y a la operación de El Macayo.</w:t>
       </w:r>
     </w:p>
     <w:tbl>
@@ -1432,7 +1432,7 @@
                 <w:b w:val="0"/>
                 <w:sz w:val="16"/>
               </w:rPr>
-              <w:t>11.47 m</w:t>
+              <w:t>11.44 m</w:t>
             </w:r>
           </w:p>
         </w:tc>
@@ -1479,7 +1479,7 @@
                 <w:b w:val="0"/>
                 <w:sz w:val="16"/>
               </w:rPr>
-              <w:t>González 3.44 m</w:t>
+              <w:t>González 3.41 m</w:t>
             </w:r>
           </w:p>
         </w:tc>
@@ -1953,7 +1953,7 @@
           <w:rFonts w:ascii="Arial" w:hAnsi="Arial"/>
           <w:sz w:val="19"/>
         </w:rPr>
-        <w:t>El diagnóstico integrado del corte de las 15:02 h se mantiene condicionado por la evolución conjunta de Guatemala–Usumacinta–Boca del Cerro, Ríos Serranos–Pichucalco–Grijalva bajo, la cascada de presas y Peñitas/cuenca libre–Mezcalapa–Samaria–Carrizal. Ningún componente debe interpretarse de manera aislada. La señal operativa debe escalar únicamente cuando coincidan magnitud, persistencia y respuesta observada.</w:t>
+        <w:t>El diagnóstico integrado del corte de las 14:11 h se mantiene condicionado por la evolución conjunta de Guatemala–Usumacinta–Boca del Cerro, Ríos Serranos–Pichucalco–Grijalva bajo, la cascada de presas y Peñitas/cuenca libre–Mezcalapa–Samaria–Carrizal. Ningún componente debe interpretarse de manera aislada. La señal operativa debe escalar únicamente cuando coincidan magnitud, persistencia y respuesta observada.</w:t>
       </w:r>
     </w:p>
     <w:p>
@@ -2059,7 +2059,7 @@
           <w:rFonts w:ascii="Arial" w:hAnsi="Arial"/>
           <w:sz w:val="19"/>
         </w:rPr>
-        <w:t>WeatherLink: CHAPULTENANGO PCIVILCHIAPAS 22.9 mm/24 h</w:t>
+        <w:t>WeatherLink: PICHUCALCO PCIVILCHIAPAS 1.2 mm/24 h</w:t>
       </w:r>
     </w:p>
     <w:p>
@@ -2071,7 +2071,7 @@
           <w:rFonts w:ascii="Arial" w:hAnsi="Arial"/>
           <w:sz w:val="19"/>
         </w:rPr>
-        <w:t>WeatherLink: PASO LA MINA 13.7 mm/24 h</w:t>
+        <w:t>WeatherLink: SEMAR E.I.O. Cd. del Carmen. 0.3 mm/24 h</w:t>
       </w:r>
     </w:p>
     <w:p>
@@ -2083,7 +2083,7 @@
           <w:rFonts w:ascii="Arial" w:hAnsi="Arial"/>
           <w:sz w:val="19"/>
         </w:rPr>
-        <w:t>WeatherLink: SEMAR E.I.O. Cd. del Carmen. 11.7 mm/24 h</w:t>
+        <w:t>WeatherLink: Yaxhá - INSIVUMEH PETEN 0.0 mm/24 h</w:t>
       </w:r>
     </w:p>
     <w:p>
@@ -2095,7 +2095,7 @@
           <w:rFonts w:ascii="Arial" w:hAnsi="Arial"/>
           <w:sz w:val="19"/>
         </w:rPr>
-        <w:t>WeatherLink: OSTUACÁN PCIVILCHIAPAS 3.3 mm/24 h</w:t>
+        <w:t>WeatherLink: Sinai 0.0 mm/24 h</w:t>
       </w:r>
     </w:p>
     <w:p>
@@ -2107,7 +2107,7 @@
           <w:rFonts w:ascii="Arial" w:hAnsi="Arial"/>
           <w:sz w:val="19"/>
         </w:rPr>
-        <w:t>WeatherLink: IXHUATAN PCIVILCHIAPAS 3.3 mm/24 h</w:t>
+        <w:t>WeatherLink: SEMAR Capitanía de Pto. Alvarado, Ver. 0.0 mm/24 h</w:t>
       </w:r>
     </w:p>
     <w:p>
@@ -2119,7 +2119,7 @@
           <w:rFonts w:ascii="Arial" w:hAnsi="Arial"/>
           <w:sz w:val="19"/>
         </w:rPr>
-        <w:t>CONAGUA: PUYACATENGO 22.5 mm/24 h</w:t>
+        <w:t>CONAGUA: EMILIANO ZAPATA (CHABLE) 9.0 mm/24 h</w:t>
       </w:r>
     </w:p>
     <w:p>
@@ -2131,7 +2131,7 @@
           <w:rFonts w:ascii="Arial" w:hAnsi="Arial"/>
           <w:sz w:val="19"/>
         </w:rPr>
-        <w:t>CONAGUA: TEAPA 21.5 mm/24 h</w:t>
+        <w:t>CONAGUA: JONUTA (CIUDAD) 0.9 mm/24 h</w:t>
       </w:r>
     </w:p>
     <w:p>
@@ -2143,7 +2143,7 @@
           <w:rFonts w:ascii="Arial" w:hAnsi="Arial"/>
           <w:sz w:val="19"/>
         </w:rPr>
-        <w:t>CONAGUA: CHAPULTENANGO 20.9 mm/24 h</w:t>
+        <w:t>CONAGUA: JONUTA 2 (PUENTE) 0.2 mm/24 h</w:t>
       </w:r>
     </w:p>
     <w:p>
@@ -2155,7 +2155,7 @@
           <w:rFonts w:ascii="Arial" w:hAnsi="Arial"/>
           <w:sz w:val="19"/>
         </w:rPr>
-        <w:t>CONAGUA: BOCA DEL CERRO 9.0 mm/24 h</w:t>
+        <w:t>CONAGUA: ZACAJITIC 0.0 mm/24 h</w:t>
       </w:r>
     </w:p>
     <w:p>
@@ -2167,7 +2167,7 @@
           <w:rFonts w:ascii="Arial" w:hAnsi="Arial"/>
           <w:sz w:val="19"/>
         </w:rPr>
-        <w:t>CONAGUA: SAN JOAQUÍN 7.2 mm/24 h</w:t>
+        <w:t>CONAGUA: VÍA CORTA 0.0 mm/24 h</w:t>
       </w:r>
     </w:p>
     <w:p>
@@ -2282,7 +2282,7 @@
                 <w:b w:val="0"/>
                 <w:sz w:val="16"/>
               </w:rPr>
-              <w:t>2026-09-14T08:25:22-06:00</w:t>
+              <w:t>2026-09-15T12:13:59-06:00</w:t>
             </w:r>
           </w:p>
         </w:tc>
@@ -2297,7 +2297,7 @@
                 <w:b w:val="0"/>
                 <w:sz w:val="16"/>
               </w:rPr>
-              <w:t>2026-09-14T14:56:30.778138-06:00</w:t>
+              <w:t>2026-09-15T13:53:38.827044-06:00</w:t>
             </w:r>
           </w:p>
         </w:tc>
@@ -2344,7 +2344,7 @@
                 <w:b w:val="0"/>
                 <w:sz w:val="16"/>
               </w:rPr>
-              <w:t>2026-09-14T09:55:45-06:00</w:t>
+              <w:t>2026-09-15T11:33:49-06:00</w:t>
             </w:r>
           </w:p>
         </w:tc>
@@ -2359,7 +2359,7 @@
                 <w:b w:val="0"/>
                 <w:sz w:val="16"/>
               </w:rPr>
-              <w:t>2026-09-14T14:56:30.778138-06:00</w:t>
+              <w:t>2026-09-15T13:53:38.827044-06:00</w:t>
             </w:r>
           </w:p>
         </w:tc>
@@ -2501,7 +2501,7 @@
           <w:rFonts w:ascii="Arial" w:hAnsi="Arial"/>
           <w:sz w:val="19"/>
         </w:rPr>
-        <w:t>El Porvenir–La Pasión: nivel 1.52 m · caudal 144.22 m³/s.</w:t>
+        <w:t>El Porvenir–La Pasión: nivel 1.49 m · caudal 140.66 m³/s.</w:t>
       </w:r>
     </w:p>
     <w:p>
@@ -2513,7 +2513,7 @@
           <w:rFonts w:ascii="Arial" w:hAnsi="Arial"/>
           <w:sz w:val="19"/>
         </w:rPr>
-        <w:t>El Tigre–Usumacinta: nivel 5.20 m · caudal 769.48 m³/s.</w:t>
+        <w:t>El Tigre–Usumacinta: nivel 5.15 m · caudal 747.74 m³/s.</w:t>
       </w:r>
     </w:p>
     <w:p>
@@ -2525,7 +2525,7 @@
           <w:rFonts w:ascii="Arial" w:hAnsi="Arial"/>
           <w:sz w:val="19"/>
         </w:rPr>
-        <w:t>Cadena de seguimiento en Tabasco: Boca del Cerro: 12.27 m · Δ24 h -0.06 m → Balancán: s/d → Emiliano Zapata: s/d → Jonuta: s/d → Centla/Tres Brazos: s/d.</w:t>
+        <w:t>Cadena de seguimiento en Tabasco: Boca del Cerro: 12.12 m · Δ24 h -0.16 m → Balancán: s/d → Emiliano Zapata: s/d → Jonuta: s/d → Centla/Tres Brazos: s/d.</w:t>
       </w:r>
     </w:p>
     <w:p>
@@ -2537,7 +2537,7 @@
           <w:rFonts w:ascii="Arial" w:hAnsi="Arial"/>
           <w:sz w:val="19"/>
         </w:rPr>
-        <w:t>Evolución El Tigre: Δ nivel -0.090 m en 12.0 h; tendencia disminuyendo.</w:t>
+        <w:t>Evolución El Tigre: Δ nivel -0.010 m en 12.0 h; tendencia estable.</w:t>
       </w:r>
     </w:p>
     <w:p>

--- a/data/analysis/Reportes/Analisis_Hidrometeorologico_Ultimo.docx
+++ b/data/analysis/Reportes/Analisis_Hidrometeorologico_Ultimo.docx
@@ -35,7 +35,7 @@
           <w:rFonts w:ascii="Arial" w:hAnsi="Arial"/>
           <w:sz w:val="19"/>
         </w:rPr>
-        <w:t>CORTE: 2026-09-15 14:11</w:t>
+        <w:t>CORTE: 2026-09-15 14:17</w:t>
       </w:r>
     </w:p>
     <w:p>
@@ -75,7 +75,7 @@
           <w:rFonts w:ascii="Arial" w:hAnsi="Arial"/>
           <w:sz w:val="19"/>
         </w:rPr>
-        <w:t>Al corte de las 14:11 h, la lectura debe mantenerse integrada y no por cuencas aisladas. La señal hidrométrica más reciente tiene como referencia principal el corte vigente de niveles y la lluvia observada/prevista sobre Guatemala, Chiapas y Tabasco. El mayor cambio de 24 h entre estaciones observadas es Porvenir +0.10 m/24 h. La prioridad operativa es confirmar cualquier cambio de escenario con coincidencia de lluvia, saturación, niveles, caudales y operación de presas; el pronóstico por sí solo no constituye una creciente confirmada.</w:t>
+        <w:t>Al corte de las 14:17 h, la lectura debe mantenerse integrada y no por cuencas aisladas. La señal hidrométrica más reciente tiene como referencia principal el corte vigente de niveles y la lluvia observada/prevista sobre Guatemala, Chiapas y Tabasco. El mayor cambio de 24 h entre estaciones observadas es Porvenir +0.10 m/24 h. La prioridad operativa es confirmar cualquier cambio de escenario con coincidencia de lluvia, saturación, niveles, caudales y operación de presas; el pronóstico por sí solo no constituye una creciente confirmada.</w:t>
       </w:r>
     </w:p>
     <w:p>
@@ -1953,7 +1953,7 @@
           <w:rFonts w:ascii="Arial" w:hAnsi="Arial"/>
           <w:sz w:val="19"/>
         </w:rPr>
-        <w:t>El diagnóstico integrado del corte de las 14:11 h se mantiene condicionado por la evolución conjunta de Guatemala–Usumacinta–Boca del Cerro, Ríos Serranos–Pichucalco–Grijalva bajo, la cascada de presas y Peñitas/cuenca libre–Mezcalapa–Samaria–Carrizal. Ningún componente debe interpretarse de manera aislada. La señal operativa debe escalar únicamente cuando coincidan magnitud, persistencia y respuesta observada.</w:t>
+        <w:t>El diagnóstico integrado del corte de las 14:17 h se mantiene condicionado por la evolución conjunta de Guatemala–Usumacinta–Boca del Cerro, Ríos Serranos–Pichucalco–Grijalva bajo, la cascada de presas y Peñitas/cuenca libre–Mezcalapa–Samaria–Carrizal. Ningún componente debe interpretarse de manera aislada. La señal operativa debe escalar únicamente cuando coincidan magnitud, persistencia y respuesta observada.</w:t>
       </w:r>
     </w:p>
     <w:p>
@@ -2059,7 +2059,7 @@
           <w:rFonts w:ascii="Arial" w:hAnsi="Arial"/>
           <w:sz w:val="19"/>
         </w:rPr>
-        <w:t>WeatherLink: PICHUCALCO PCIVILCHIAPAS 1.2 mm/24 h</w:t>
+        <w:t>WeatherLink: PICHUCALCO PCIVILCHIAPAS 1.0 mm/24 h</w:t>
       </w:r>
     </w:p>
     <w:p>
@@ -2297,7 +2297,7 @@
                 <w:b w:val="0"/>
                 <w:sz w:val="16"/>
               </w:rPr>
-              <w:t>2026-09-15T13:53:38.827044-06:00</w:t>
+              <w:t>2026-09-15T14:13:21.786824-06:00</w:t>
             </w:r>
           </w:p>
         </w:tc>
@@ -2359,7 +2359,7 @@
                 <w:b w:val="0"/>
                 <w:sz w:val="16"/>
               </w:rPr>
-              <w:t>2026-09-15T13:53:38.827044-06:00</w:t>
+              <w:t>2026-09-15T14:13:21.786824-06:00</w:t>
             </w:r>
           </w:p>
         </w:tc>

--- a/data/analysis/Reportes/Analisis_Hidrometeorologico_Ultimo.docx
+++ b/data/analysis/Reportes/Analisis_Hidrometeorologico_Ultimo.docx
@@ -35,7 +35,7 @@
           <w:rFonts w:ascii="Arial" w:hAnsi="Arial"/>
           <w:sz w:val="19"/>
         </w:rPr>
-        <w:t>CORTE: 2026-09-15 14:17</w:t>
+        <w:t>CORTE: 2026-09-15 14:24</w:t>
       </w:r>
     </w:p>
     <w:p>
@@ -75,7 +75,7 @@
           <w:rFonts w:ascii="Arial" w:hAnsi="Arial"/>
           <w:sz w:val="19"/>
         </w:rPr>
-        <w:t>Al corte de las 14:17 h, la lectura debe mantenerse integrada y no por cuencas aisladas. La señal hidrométrica más reciente tiene como referencia principal el corte vigente de niveles y la lluvia observada/prevista sobre Guatemala, Chiapas y Tabasco. El mayor cambio de 24 h entre estaciones observadas es Porvenir +0.10 m/24 h. La prioridad operativa es confirmar cualquier cambio de escenario con coincidencia de lluvia, saturación, niveles, caudales y operación de presas; el pronóstico por sí solo no constituye una creciente confirmada.</w:t>
+        <w:t>Al corte de las 14:24 h, la lectura debe mantenerse integrada y no por cuencas aisladas. La señal hidrométrica más reciente tiene como referencia principal el corte vigente de niveles y la lluvia observada/prevista sobre Guatemala, Chiapas y Tabasco. El mayor cambio de 24 h entre estaciones observadas es Porvenir +0.10 m/24 h. La prioridad operativa es confirmar cualquier cambio de escenario con coincidencia de lluvia, saturación, niveles, caudales y operación de presas; el pronóstico por sí solo no constituye una creciente confirmada.</w:t>
       </w:r>
     </w:p>
     <w:p>
@@ -1953,7 +1953,7 @@
           <w:rFonts w:ascii="Arial" w:hAnsi="Arial"/>
           <w:sz w:val="19"/>
         </w:rPr>
-        <w:t>El diagnóstico integrado del corte de las 14:17 h se mantiene condicionado por la evolución conjunta de Guatemala–Usumacinta–Boca del Cerro, Ríos Serranos–Pichucalco–Grijalva bajo, la cascada de presas y Peñitas/cuenca libre–Mezcalapa–Samaria–Carrizal. Ningún componente debe interpretarse de manera aislada. La señal operativa debe escalar únicamente cuando coincidan magnitud, persistencia y respuesta observada.</w:t>
+        <w:t>El diagnóstico integrado del corte de las 14:24 h se mantiene condicionado por la evolución conjunta de Guatemala–Usumacinta–Boca del Cerro, Ríos Serranos–Pichucalco–Grijalva bajo, la cascada de presas y Peñitas/cuenca libre–Mezcalapa–Samaria–Carrizal. Ningún componente debe interpretarse de manera aislada. La señal operativa debe escalar únicamente cuando coincidan magnitud, persistencia y respuesta observada.</w:t>
       </w:r>
     </w:p>
     <w:p>

--- a/data/analysis/Reportes/Analisis_Hidrometeorologico_Ultimo.docx
+++ b/data/analysis/Reportes/Analisis_Hidrometeorologico_Ultimo.docx
@@ -35,7 +35,7 @@
           <w:rFonts w:ascii="Arial" w:hAnsi="Arial"/>
           <w:sz w:val="19"/>
         </w:rPr>
-        <w:t>CORTE: 2026-09-15 14:24</w:t>
+        <w:t>CORTE: 2026-09-16 14:02</w:t>
       </w:r>
     </w:p>
     <w:p>
@@ -55,7 +55,7 @@
           <w:rFonts w:ascii="Arial" w:hAnsi="Arial"/>
           <w:sz w:val="19"/>
         </w:rPr>
-        <w:t>Grijalva–Usumacinta • Ríos Serranos • Sistema de Presas • Samaria–Carrizal y corrientes asociadas Actualización: 15 de septiembre de 2026</w:t>
+        <w:t>Grijalva–Usumacinta • Ríos Serranos • Sistema de Presas • Samaria–Carrizal y corrientes asociadas Actualización: 16 de septiembre de 2026</w:t>
       </w:r>
     </w:p>
     <w:p>
@@ -75,7 +75,7 @@
           <w:rFonts w:ascii="Arial" w:hAnsi="Arial"/>
           <w:sz w:val="19"/>
         </w:rPr>
-        <w:t>Al corte de las 14:24 h, la lectura debe mantenerse integrada y no por cuencas aisladas. La señal hidrométrica más reciente tiene como referencia principal el corte vigente de niveles y la lluvia observada/prevista sobre Guatemala, Chiapas y Tabasco. El mayor cambio de 24 h entre estaciones observadas es Porvenir +0.10 m/24 h. La prioridad operativa es confirmar cualquier cambio de escenario con coincidencia de lluvia, saturación, niveles, caudales y operación de presas; el pronóstico por sí solo no constituye una creciente confirmada.</w:t>
+        <w:t>Al corte de las 14:02 h, la lectura debe mantenerse integrada y no por cuencas aisladas. La señal hidrométrica más reciente tiene como referencia principal el corte vigente de niveles y la lluvia observada/prevista sobre Guatemala, Chiapas y Tabasco. El mayor cambio de 24 h entre estaciones observadas es Samaria +0.02 m/24 h. La prioridad operativa es confirmar cualquier cambio de escenario con coincidencia de lluvia, saturación, niveles, caudales y operación de presas; el pronóstico por sí solo no constituye una creciente confirmada.</w:t>
       </w:r>
     </w:p>
     <w:p>
@@ -315,7 +315,7 @@
           <w:rFonts w:ascii="Arial" w:hAnsi="Arial"/>
           <w:sz w:val="19"/>
         </w:rPr>
-        <w:t>Boca del Cerro registra 12.12 m, con variación de 24 h -0.16 m. En la cuenca alta de Guatemala, El Tigre reporta 5.15 m y 747.7 m³/s; El Porvenir/La Pasión 1.49 m y 140.7 m³/s. La secuencia de vigilancia se mantiene Guatemala → Lacantún → Boca del Cerro/Tenosique → Balancán → Emiliano Zapata → Jonuta → Centla. Pronóstico SMN para Usumacinta: 0-24 h: 5 a 25 mm; 24-48 h: 25 a 50 mm; 48-72 h: 25 a 50 mm; 72-96 h: 50 a 75 mm.</w:t>
+        <w:t>Boca del Cerro registra 11.99 m, con variación de 24 h -0.13 m. En la cuenca alta de Guatemala, El Tigre reporta 5.30 m y 813.0 m³/s; El Porvenir/La Pasión 1.50 m y 141.8 m³/s. La secuencia de vigilancia se mantiene Guatemala → Lacantún → Boca del Cerro/Tenosique → Balancán → Emiliano Zapata → Jonuta → Centla. Pronóstico SMN para Usumacinta: 0-24 h: 50 a 75 mm; 24-48 h: 50 a 75 mm; 48-72 h: 25 a 50 mm; 72-96 h: 50 a 75 mm.</w:t>
       </w:r>
     </w:p>
     <w:tbl>
@@ -403,7 +403,7 @@
                 <w:b w:val="0"/>
                 <w:sz w:val="16"/>
               </w:rPr>
-              <w:t>5.15 m; 747.7 m³/s</w:t>
+              <w:t>5.30 m; 813.0 m³/s</w:t>
             </w:r>
           </w:p>
         </w:tc>
@@ -450,7 +450,7 @@
                 <w:b w:val="0"/>
                 <w:sz w:val="16"/>
               </w:rPr>
-              <w:t>138.33 m; 274.45 m³/s; lluvia 24 h 1.6 mm</w:t>
+              <w:t>138.33 m; 274.45 m³/s; lluvia 24 h 0.0 mm</w:t>
             </w:r>
           </w:p>
         </w:tc>
@@ -497,7 +497,7 @@
                 <w:b w:val="0"/>
                 <w:sz w:val="16"/>
               </w:rPr>
-              <w:t>12.12 m; Δ24 h -0.16 m</w:t>
+              <w:t>11.99 m; Δ24 h -0.13 m</w:t>
             </w:r>
           </w:p>
         </w:tc>
@@ -535,7 +535,7 @@
           <w:rFonts w:ascii="Arial" w:hAnsi="Arial"/>
           <w:sz w:val="19"/>
         </w:rPr>
-        <w:t>Los Ríos Serranos tienen respuesta más rápida que el Usumacinta. Oxolotán 33.87 m, Tapijulapa 15.72 m, Teapa 33.71 m y Puyacatengo 25.00 m. Deben vigilarse primero lluvia horaria y estaciones aguas arriba antes de esperar una respuesta en el Grijalva de Villahermosa. Pronóstico SMN Bajo Grijalva–Ríos de la Sierra: 0-24 h: 5 a 25 mm; 24-48 h: 25 a 50 mm; 48-72 h: 75 a 150 mm; 72-96 h: 75 a 150 mm.</w:t>
+        <w:t>Los Ríos Serranos tienen respuesta más rápida que el Usumacinta. Oxolotán 33.88 m, Tapijulapa 15.70 m, Teapa 33.71 m y Puyacatengo 25.00 m. Deben vigilarse primero lluvia horaria y estaciones aguas arriba antes de esperar una respuesta en el Grijalva de Villahermosa. Pronóstico SMN Bajo Grijalva–Ríos de la Sierra: 0-24 h: 50 a 75 mm; 24-48 h: 25 a 50 mm; 48-72 h: 75 a 150 mm; 72-96 h: 75 a 150 mm.</w:t>
       </w:r>
     </w:p>
     <w:tbl>
@@ -764,7 +764,7 @@
                 <w:b w:val="0"/>
                 <w:sz w:val="16"/>
               </w:rPr>
-              <w:t>Salto de Agua 2.12 m; Macuspana 1.08 m</w:t>
+              <w:t>Salto de Agua 2.13 m; Macuspana 0.00 m</w:t>
             </w:r>
           </w:p>
         </w:tc>
@@ -938,7 +938,7 @@
                 <w:b w:val="0"/>
                 <w:sz w:val="16"/>
               </w:rPr>
-              <w:t>516.78</w:t>
+              <w:t>516.77</w:t>
             </w:r>
           </w:p>
         </w:tc>
@@ -953,7 +953,7 @@
                 <w:b w:val="0"/>
                 <w:sz w:val="16"/>
               </w:rPr>
-              <w:t>48.00</w:t>
+              <w:t>47.00</w:t>
             </w:r>
           </w:p>
         </w:tc>
@@ -968,7 +968,7 @@
                 <w:b w:val="0"/>
                 <w:sz w:val="16"/>
               </w:rPr>
-              <w:t>229.17</w:t>
+              <w:t>84.41</w:t>
             </w:r>
           </w:p>
         </w:tc>
@@ -983,7 +983,7 @@
                 <w:b w:val="0"/>
                 <w:sz w:val="16"/>
               </w:rPr>
-              <w:t>0.0</w:t>
+              <w:t>40.0</w:t>
             </w:r>
           </w:p>
         </w:tc>
@@ -998,7 +998,7 @@
                 <w:b w:val="0"/>
                 <w:sz w:val="16"/>
               </w:rPr>
-              <w:t>-0.05</w:t>
+              <w:t>-0.01</w:t>
             </w:r>
           </w:p>
         </w:tc>
@@ -1030,7 +1030,7 @@
                 <w:b w:val="0"/>
                 <w:sz w:val="16"/>
               </w:rPr>
-              <w:t>391.00</w:t>
+              <w:t>391.35</w:t>
             </w:r>
           </w:p>
         </w:tc>
@@ -1045,7 +1045,7 @@
                 <w:b w:val="0"/>
                 <w:sz w:val="16"/>
               </w:rPr>
-              <w:t>97.00</w:t>
+              <w:t>98.00</w:t>
             </w:r>
           </w:p>
         </w:tc>
@@ -1060,7 +1060,7 @@
                 <w:b w:val="0"/>
                 <w:sz w:val="16"/>
               </w:rPr>
-              <w:t>174.35</w:t>
+              <w:t>86.86</w:t>
             </w:r>
           </w:p>
         </w:tc>
@@ -1090,7 +1090,7 @@
                 <w:b w:val="0"/>
                 <w:sz w:val="16"/>
               </w:rPr>
-              <w:t>-0.05</w:t>
+              <w:t>+0.35</w:t>
             </w:r>
           </w:p>
         </w:tc>
@@ -1122,7 +1122,7 @@
                 <w:b w:val="0"/>
                 <w:sz w:val="16"/>
               </w:rPr>
-              <w:t>163.10</w:t>
+              <w:t>162.97</w:t>
             </w:r>
           </w:p>
         </w:tc>
@@ -1152,7 +1152,7 @@
                 <w:b w:val="0"/>
                 <w:sz w:val="16"/>
               </w:rPr>
-              <w:t>395.44</w:t>
+              <w:t>455.47</w:t>
             </w:r>
           </w:p>
         </w:tc>
@@ -1182,7 +1182,7 @@
                 <w:b w:val="0"/>
                 <w:sz w:val="16"/>
               </w:rPr>
-              <w:t>-0.10</w:t>
+              <w:t>-0.13</w:t>
             </w:r>
           </w:p>
         </w:tc>
@@ -1214,7 +1214,7 @@
                 <w:b w:val="0"/>
                 <w:sz w:val="16"/>
               </w:rPr>
-              <w:t>85.87</w:t>
+              <w:t>85.97</w:t>
             </w:r>
           </w:p>
         </w:tc>
@@ -1229,7 +1229,7 @@
                 <w:b w:val="0"/>
                 <w:sz w:val="16"/>
               </w:rPr>
-              <w:t>84.00</w:t>
+              <w:t>83.00</w:t>
             </w:r>
           </w:p>
         </w:tc>
@@ -1244,7 +1244,7 @@
                 <w:b w:val="0"/>
                 <w:sz w:val="16"/>
               </w:rPr>
-              <w:t>379.58</w:t>
+              <w:t>474.17</w:t>
             </w:r>
           </w:p>
         </w:tc>
@@ -1274,7 +1274,7 @@
                 <w:b w:val="0"/>
                 <w:sz w:val="16"/>
               </w:rPr>
-              <w:t>-0.05</w:t>
+              <w:t>+0.10</w:t>
             </w:r>
           </w:p>
         </w:tc>
@@ -1297,7 +1297,7 @@
           <w:rFonts w:ascii="Arial" w:hAnsi="Arial"/>
           <w:sz w:val="19"/>
         </w:rPr>
-        <w:t>Samaria registra 11.44 m y González/Carrizal 3.41 m. El gasto de Peñitas no debe equipararse automáticamente con el gasto que llega a cada brazo: deben incorporarse Platanar y otras aportaciones de cuenca libre y considerar la distribución hidráulica posterior. Como referencia operativa se conserva aproximadamente 70 % hacia Samaria y 30 % hacia Carrizal, sujeta a condiciones hidráulicas y a la operación de El Macayo.</w:t>
+        <w:t>Samaria registra 11.46 m y González/Carrizal 3.41 m. El gasto de Peñitas no debe equipararse automáticamente con el gasto que llega a cada brazo: deben incorporarse Platanar y otras aportaciones de cuenca libre y considerar la distribución hidráulica posterior. Como referencia operativa se conserva aproximadamente 70 % hacia Samaria y 30 % hacia Carrizal, sujeta a condiciones hidráulicas y a la operación de El Macayo.</w:t>
       </w:r>
     </w:p>
     <w:tbl>
@@ -1432,7 +1432,7 @@
                 <w:b w:val="0"/>
                 <w:sz w:val="16"/>
               </w:rPr>
-              <w:t>11.44 m</w:t>
+              <w:t>11.46 m</w:t>
             </w:r>
           </w:p>
         </w:tc>
@@ -1953,7 +1953,7 @@
           <w:rFonts w:ascii="Arial" w:hAnsi="Arial"/>
           <w:sz w:val="19"/>
         </w:rPr>
-        <w:t>El diagnóstico integrado del corte de las 14:24 h se mantiene condicionado por la evolución conjunta de Guatemala–Usumacinta–Boca del Cerro, Ríos Serranos–Pichucalco–Grijalva bajo, la cascada de presas y Peñitas/cuenca libre–Mezcalapa–Samaria–Carrizal. Ningún componente debe interpretarse de manera aislada. La señal operativa debe escalar únicamente cuando coincidan magnitud, persistencia y respuesta observada.</w:t>
+        <w:t>El diagnóstico integrado del corte de las 14:02 h se mantiene condicionado por la evolución conjunta de Guatemala–Usumacinta–Boca del Cerro, Ríos Serranos–Pichucalco–Grijalva bajo, la cascada de presas y Peñitas/cuenca libre–Mezcalapa–Samaria–Carrizal. Ningún componente debe interpretarse de manera aislada. La señal operativa debe escalar únicamente cuando coincidan magnitud, persistencia y respuesta observada.</w:t>
       </w:r>
     </w:p>
     <w:p>
@@ -2059,7 +2059,7 @@
           <w:rFonts w:ascii="Arial" w:hAnsi="Arial"/>
           <w:sz w:val="19"/>
         </w:rPr>
-        <w:t>WeatherLink: PICHUCALCO PCIVILCHIAPAS 1.0 mm/24 h</w:t>
+        <w:t>WeatherLink: ACALA PCIVILCHIAPAS 22.9 mm/24 h</w:t>
       </w:r>
     </w:p>
     <w:p>
@@ -2071,7 +2071,7 @@
           <w:rFonts w:ascii="Arial" w:hAnsi="Arial"/>
           <w:sz w:val="19"/>
         </w:rPr>
-        <w:t>WeatherLink: SEMAR E.I.O. Cd. del Carmen. 0.3 mm/24 h</w:t>
+        <w:t>WeatherLink: OSTUACÁN PCIVILCHIAPAS 3.0 mm/24 h</w:t>
       </w:r>
     </w:p>
     <w:p>
@@ -2083,7 +2083,7 @@
           <w:rFonts w:ascii="Arial" w:hAnsi="Arial"/>
           <w:sz w:val="19"/>
         </w:rPr>
-        <w:t>WeatherLink: Yaxhá - INSIVUMEH PETEN 0.0 mm/24 h</w:t>
+        <w:t>WeatherLink: SEMAR E.I.O. Cd. del Carmen. 1.8 mm/24 h</w:t>
       </w:r>
     </w:p>
     <w:p>
@@ -2095,7 +2095,7 @@
           <w:rFonts w:ascii="Arial" w:hAnsi="Arial"/>
           <w:sz w:val="19"/>
         </w:rPr>
-        <w:t>WeatherLink: Sinai 0.0 mm/24 h</w:t>
+        <w:t>WeatherLink: AMATÁN PCIVILCHIAPAS 1.3 mm/24 h</w:t>
       </w:r>
     </w:p>
     <w:p>
@@ -2107,7 +2107,7 @@
           <w:rFonts w:ascii="Arial" w:hAnsi="Arial"/>
           <w:sz w:val="19"/>
         </w:rPr>
-        <w:t>WeatherLink: SEMAR Capitanía de Pto. Alvarado, Ver. 0.0 mm/24 h</w:t>
+        <w:t>WeatherLink: PALENQUE PCIVILCHIAPAS 0.8 mm/24 h</w:t>
       </w:r>
     </w:p>
     <w:p>
@@ -2119,7 +2119,7 @@
           <w:rFonts w:ascii="Arial" w:hAnsi="Arial"/>
           <w:sz w:val="19"/>
         </w:rPr>
-        <w:t>CONAGUA: EMILIANO ZAPATA (CHABLE) 9.0 mm/24 h</w:t>
+        <w:t>CONAGUA: EMILIANO ZAPATA (CHABLE) 46.0 mm/24 h</w:t>
       </w:r>
     </w:p>
     <w:p>
@@ -2131,7 +2131,7 @@
           <w:rFonts w:ascii="Arial" w:hAnsi="Arial"/>
           <w:sz w:val="19"/>
         </w:rPr>
-        <w:t>CONAGUA: JONUTA (CIUDAD) 0.9 mm/24 h</w:t>
+        <w:t>CONAGUA: SÁNCHEZ MAGALLANEZ 25.4 mm/24 h</w:t>
       </w:r>
     </w:p>
     <w:p>
@@ -2143,7 +2143,7 @@
           <w:rFonts w:ascii="Arial" w:hAnsi="Arial"/>
           <w:sz w:val="19"/>
         </w:rPr>
-        <w:t>CONAGUA: JONUTA 2 (PUENTE) 0.2 mm/24 h</w:t>
+        <w:t>CONAGUA: PUYACATENGO 8.0 mm/24 h</w:t>
       </w:r>
     </w:p>
     <w:p>
@@ -2155,7 +2155,7 @@
           <w:rFonts w:ascii="Arial" w:hAnsi="Arial"/>
           <w:sz w:val="19"/>
         </w:rPr>
-        <w:t>CONAGUA: ZACAJITIC 0.0 mm/24 h</w:t>
+        <w:t>CONAGUA: OXOLOTÁN 1.4 mm/24 h</w:t>
       </w:r>
     </w:p>
     <w:p>
@@ -2167,7 +2167,7 @@
           <w:rFonts w:ascii="Arial" w:hAnsi="Arial"/>
           <w:sz w:val="19"/>
         </w:rPr>
-        <w:t>CONAGUA: VÍA CORTA 0.0 mm/24 h</w:t>
+        <w:t>CONAGUA: JONUTA 2 (PUENTE) 1.2 mm/24 h</w:t>
       </w:r>
     </w:p>
     <w:p>
@@ -2282,7 +2282,7 @@
                 <w:b w:val="0"/>
                 <w:sz w:val="16"/>
               </w:rPr>
-              <w:t>2026-09-15T12:13:59-06:00</w:t>
+              <w:t>2026-09-16T08:22:44-06:00</w:t>
             </w:r>
           </w:p>
         </w:tc>
@@ -2297,7 +2297,7 @@
                 <w:b w:val="0"/>
                 <w:sz w:val="16"/>
               </w:rPr>
-              <w:t>2026-09-15T14:13:21.786824-06:00</w:t>
+              <w:t>2026-09-16T13:47:07.117229-06:00</w:t>
             </w:r>
           </w:p>
         </w:tc>
@@ -2344,7 +2344,7 @@
                 <w:b w:val="0"/>
                 <w:sz w:val="16"/>
               </w:rPr>
-              <w:t>2026-09-15T11:33:49-06:00</w:t>
+              <w:t>2026-09-16T09:52:11-06:00</w:t>
             </w:r>
           </w:p>
         </w:tc>
@@ -2359,7 +2359,7 @@
                 <w:b w:val="0"/>
                 <w:sz w:val="16"/>
               </w:rPr>
-              <w:t>2026-09-15T14:13:21.786824-06:00</w:t>
+              <w:t>2026-09-16T13:47:07.117229-06:00</w:t>
             </w:r>
           </w:p>
         </w:tc>
@@ -2501,7 +2501,7 @@
           <w:rFonts w:ascii="Arial" w:hAnsi="Arial"/>
           <w:sz w:val="19"/>
         </w:rPr>
-        <w:t>El Porvenir–La Pasión: nivel 1.49 m · caudal 140.66 m³/s.</w:t>
+        <w:t>El Porvenir–La Pasión: nivel 1.50 m · caudal 141.84 m³/s.</w:t>
       </w:r>
     </w:p>
     <w:p>
@@ -2513,7 +2513,7 @@
           <w:rFonts w:ascii="Arial" w:hAnsi="Arial"/>
           <w:sz w:val="19"/>
         </w:rPr>
-        <w:t>El Tigre–Usumacinta: nivel 5.15 m · caudal 747.74 m³/s.</w:t>
+        <w:t>El Tigre–Usumacinta: nivel 5.30 m · caudal 812.96 m³/s.</w:t>
       </w:r>
     </w:p>
     <w:p>
@@ -2525,7 +2525,7 @@
           <w:rFonts w:ascii="Arial" w:hAnsi="Arial"/>
           <w:sz w:val="19"/>
         </w:rPr>
-        <w:t>Cadena de seguimiento en Tabasco: Boca del Cerro: 12.12 m · Δ24 h -0.16 m → Balancán: s/d → Emiliano Zapata: s/d → Jonuta: s/d → Centla/Tres Brazos: s/d.</w:t>
+        <w:t>Cadena de seguimiento en Tabasco: Boca del Cerro: 11.99 m · Δ24 h -0.13 m → Balancán: s/d → Emiliano Zapata: s/d → Jonuta: s/d → Centla/Tres Brazos: s/d.</w:t>
       </w:r>
     </w:p>
     <w:p>
@@ -2537,7 +2537,7 @@
           <w:rFonts w:ascii="Arial" w:hAnsi="Arial"/>
           <w:sz w:val="19"/>
         </w:rPr>
-        <w:t>Evolución El Tigre: Δ nivel -0.010 m en 12.0 h; tendencia estable.</w:t>
+        <w:t>Evolución El Tigre: Δ nivel +0.150 m en 12.0 h; tendencia incrementando.</w:t>
       </w:r>
     </w:p>
     <w:p>

--- a/data/analysis/Reportes/Analisis_Hidrometeorologico_Ultimo.docx
+++ b/data/analysis/Reportes/Analisis_Hidrometeorologico_Ultimo.docx
@@ -35,7 +35,7 @@
           <w:rFonts w:ascii="Arial" w:hAnsi="Arial"/>
           <w:sz w:val="19"/>
         </w:rPr>
-        <w:t>CORTE: 2026-09-16 14:02</w:t>
+        <w:t>CORTE: 2026-09-16 14:14</w:t>
       </w:r>
     </w:p>
     <w:p>
@@ -75,7 +75,7 @@
           <w:rFonts w:ascii="Arial" w:hAnsi="Arial"/>
           <w:sz w:val="19"/>
         </w:rPr>
-        <w:t>Al corte de las 14:02 h, la lectura debe mantenerse integrada y no por cuencas aisladas. La señal hidrométrica más reciente tiene como referencia principal el corte vigente de niveles y la lluvia observada/prevista sobre Guatemala, Chiapas y Tabasco. El mayor cambio de 24 h entre estaciones observadas es Samaria +0.02 m/24 h. La prioridad operativa es confirmar cualquier cambio de escenario con coincidencia de lluvia, saturación, niveles, caudales y operación de presas; el pronóstico por sí solo no constituye una creciente confirmada.</w:t>
+        <w:t>Al corte de las 14:14 h, la lectura debe mantenerse integrada y no por cuencas aisladas. La señal hidrométrica más reciente tiene como referencia principal el corte vigente de niveles y la lluvia observada/prevista sobre Guatemala, Chiapas y Tabasco. El mayor cambio de 24 h entre estaciones observadas es Samaria +0.02 m/24 h. La prioridad operativa es confirmar cualquier cambio de escenario con coincidencia de lluvia, saturación, niveles, caudales y operación de presas; el pronóstico por sí solo no constituye una creciente confirmada.</w:t>
       </w:r>
     </w:p>
     <w:p>
@@ -1953,7 +1953,7 @@
           <w:rFonts w:ascii="Arial" w:hAnsi="Arial"/>
           <w:sz w:val="19"/>
         </w:rPr>
-        <w:t>El diagnóstico integrado del corte de las 14:02 h se mantiene condicionado por la evolución conjunta de Guatemala–Usumacinta–Boca del Cerro, Ríos Serranos–Pichucalco–Grijalva bajo, la cascada de presas y Peñitas/cuenca libre–Mezcalapa–Samaria–Carrizal. Ningún componente debe interpretarse de manera aislada. La señal operativa debe escalar únicamente cuando coincidan magnitud, persistencia y respuesta observada.</w:t>
+        <w:t>El diagnóstico integrado del corte de las 14:14 h se mantiene condicionado por la evolución conjunta de Guatemala–Usumacinta–Boca del Cerro, Ríos Serranos–Pichucalco–Grijalva bajo, la cascada de presas y Peñitas/cuenca libre–Mezcalapa–Samaria–Carrizal. Ningún componente debe interpretarse de manera aislada. La señal operativa debe escalar únicamente cuando coincidan magnitud, persistencia y respuesta observada.</w:t>
       </w:r>
     </w:p>
     <w:p>
@@ -2297,7 +2297,7 @@
                 <w:b w:val="0"/>
                 <w:sz w:val="16"/>
               </w:rPr>
-              <w:t>2026-09-16T13:47:07.117229-06:00</w:t>
+              <w:t>2026-09-16T14:05:49.065334-06:00</w:t>
             </w:r>
           </w:p>
         </w:tc>
@@ -2359,7 +2359,7 @@
                 <w:b w:val="0"/>
                 <w:sz w:val="16"/>
               </w:rPr>
-              <w:t>2026-09-16T13:47:07.117229-06:00</w:t>
+              <w:t>2026-09-16T14:05:49.065334-06:00</w:t>
             </w:r>
           </w:p>
         </w:tc>

--- a/data/analysis/Reportes/Analisis_Hidrometeorologico_Ultimo.docx
+++ b/data/analysis/Reportes/Analisis_Hidrometeorologico_Ultimo.docx
@@ -35,7 +35,7 @@
           <w:rFonts w:ascii="Arial" w:hAnsi="Arial"/>
           <w:sz w:val="19"/>
         </w:rPr>
-        <w:t>CORTE: 2026-09-16 14:14</w:t>
+        <w:t>CORTE: 2026-09-16 14:23</w:t>
       </w:r>
     </w:p>
     <w:p>
@@ -75,7 +75,7 @@
           <w:rFonts w:ascii="Arial" w:hAnsi="Arial"/>
           <w:sz w:val="19"/>
         </w:rPr>
-        <w:t>Al corte de las 14:14 h, la lectura debe mantenerse integrada y no por cuencas aisladas. La señal hidrométrica más reciente tiene como referencia principal el corte vigente de niveles y la lluvia observada/prevista sobre Guatemala, Chiapas y Tabasco. El mayor cambio de 24 h entre estaciones observadas es Samaria +0.02 m/24 h. La prioridad operativa es confirmar cualquier cambio de escenario con coincidencia de lluvia, saturación, niveles, caudales y operación de presas; el pronóstico por sí solo no constituye una creciente confirmada.</w:t>
+        <w:t>Al corte de las 14:23 h, la lectura debe mantenerse integrada y no por cuencas aisladas. La señal hidrométrica más reciente tiene como referencia principal el corte vigente de niveles y la lluvia observada/prevista sobre Guatemala, Chiapas y Tabasco. El mayor cambio de 24 h entre estaciones observadas es Samaria +0.02 m/24 h. La prioridad operativa es confirmar cualquier cambio de escenario con coincidencia de lluvia, saturación, niveles, caudales y operación de presas; el pronóstico por sí solo no constituye una creciente confirmada.</w:t>
       </w:r>
     </w:p>
     <w:p>
@@ -1953,7 +1953,7 @@
           <w:rFonts w:ascii="Arial" w:hAnsi="Arial"/>
           <w:sz w:val="19"/>
         </w:rPr>
-        <w:t>El diagnóstico integrado del corte de las 14:14 h se mantiene condicionado por la evolución conjunta de Guatemala–Usumacinta–Boca del Cerro, Ríos Serranos–Pichucalco–Grijalva bajo, la cascada de presas y Peñitas/cuenca libre–Mezcalapa–Samaria–Carrizal. Ningún componente debe interpretarse de manera aislada. La señal operativa debe escalar únicamente cuando coincidan magnitud, persistencia y respuesta observada.</w:t>
+        <w:t>El diagnóstico integrado del corte de las 14:23 h se mantiene condicionado por la evolución conjunta de Guatemala–Usumacinta–Boca del Cerro, Ríos Serranos–Pichucalco–Grijalva bajo, la cascada de presas y Peñitas/cuenca libre–Mezcalapa–Samaria–Carrizal. Ningún componente debe interpretarse de manera aislada. La señal operativa debe escalar únicamente cuando coincidan magnitud, persistencia y respuesta observada.</w:t>
       </w:r>
     </w:p>
     <w:p>

--- a/data/analysis/Reportes/Analisis_Hidrometeorologico_Ultimo.docx
+++ b/data/analysis/Reportes/Analisis_Hidrometeorologico_Ultimo.docx
@@ -35,7 +35,7 @@
           <w:rFonts w:ascii="Arial" w:hAnsi="Arial"/>
           <w:sz w:val="19"/>
         </w:rPr>
-        <w:t>CORTE: 2026-09-16 14:23</w:t>
+        <w:t>CORTE: 2026-09-17 14:14</w:t>
       </w:r>
     </w:p>
     <w:p>
@@ -55,7 +55,7 @@
           <w:rFonts w:ascii="Arial" w:hAnsi="Arial"/>
           <w:sz w:val="19"/>
         </w:rPr>
-        <w:t>Grijalva–Usumacinta • Ríos Serranos • Sistema de Presas • Samaria–Carrizal y corrientes asociadas Actualización: 16 de septiembre de 2026</w:t>
+        <w:t>Grijalva–Usumacinta • Ríos Serranos • Sistema de Presas • Samaria–Carrizal y corrientes asociadas Actualización: 17 de septiembre de 2026</w:t>
       </w:r>
     </w:p>
     <w:p>
@@ -75,7 +75,7 @@
           <w:rFonts w:ascii="Arial" w:hAnsi="Arial"/>
           <w:sz w:val="19"/>
         </w:rPr>
-        <w:t>Al corte de las 14:23 h, la lectura debe mantenerse integrada y no por cuencas aisladas. La señal hidrométrica más reciente tiene como referencia principal el corte vigente de niveles y la lluvia observada/prevista sobre Guatemala, Chiapas y Tabasco. El mayor cambio de 24 h entre estaciones observadas es Samaria +0.02 m/24 h. La prioridad operativa es confirmar cualquier cambio de escenario con coincidencia de lluvia, saturación, niveles, caudales y operación de presas; el pronóstico por sí solo no constituye una creciente confirmada.</w:t>
+        <w:t>Al corte de las 14:14 h, la lectura debe mantenerse integrada y no por cuencas aisladas. La señal hidrométrica más reciente tiene como referencia principal el corte vigente de niveles y la lluvia observada/prevista sobre Guatemala, Chiapas y Tabasco. El mayor cambio de 24 h entre estaciones observadas es Boca del Cerro +0.08 m/24 h. La prioridad operativa es confirmar cualquier cambio de escenario con coincidencia de lluvia, saturación, niveles, caudales y operación de presas; el pronóstico por sí solo no constituye una creciente confirmada.</w:t>
       </w:r>
     </w:p>
     <w:p>
@@ -315,7 +315,7 @@
           <w:rFonts w:ascii="Arial" w:hAnsi="Arial"/>
           <w:sz w:val="19"/>
         </w:rPr>
-        <w:t>Boca del Cerro registra 11.99 m, con variación de 24 h -0.13 m. En la cuenca alta de Guatemala, El Tigre reporta 5.30 m y 813.0 m³/s; El Porvenir/La Pasión 1.50 m y 141.8 m³/s. La secuencia de vigilancia se mantiene Guatemala → Lacantún → Boca del Cerro/Tenosique → Balancán → Emiliano Zapata → Jonuta → Centla. Pronóstico SMN para Usumacinta: 0-24 h: 50 a 75 mm; 24-48 h: 50 a 75 mm; 48-72 h: 25 a 50 mm; 72-96 h: 50 a 75 mm.</w:t>
+        <w:t>Boca del Cerro registra 12.07 m, con variación de 24 h +0.08 m. En la cuenca alta de Guatemala, El Tigre reporta 5.28 m y 804.3 m³/s; El Porvenir/La Pasión 1.62 m y 156.5 m³/s. La secuencia de vigilancia se mantiene Guatemala → Lacantún → Boca del Cerro/Tenosique → Balancán → Emiliano Zapata → Jonuta → Centla. Pronóstico SMN para Usumacinta: 0-24 h: 50 a 75 mm; 24-48 h: 25 a 50 mm; 48-72 h: 25 a 50 mm; 72-96 h: 75 a 150 mm.</w:t>
       </w:r>
     </w:p>
     <w:tbl>
@@ -403,7 +403,7 @@
                 <w:b w:val="0"/>
                 <w:sz w:val="16"/>
               </w:rPr>
-              <w:t>5.30 m; 813.0 m³/s</w:t>
+              <w:t>5.28 m; 804.3 m³/s</w:t>
             </w:r>
           </w:p>
         </w:tc>
@@ -497,7 +497,7 @@
                 <w:b w:val="0"/>
                 <w:sz w:val="16"/>
               </w:rPr>
-              <w:t>11.99 m; Δ24 h -0.13 m</w:t>
+              <w:t>12.07 m; Δ24 h +0.08 m</w:t>
             </w:r>
           </w:p>
         </w:tc>
@@ -535,7 +535,7 @@
           <w:rFonts w:ascii="Arial" w:hAnsi="Arial"/>
           <w:sz w:val="19"/>
         </w:rPr>
-        <w:t>Los Ríos Serranos tienen respuesta más rápida que el Usumacinta. Oxolotán 33.88 m, Tapijulapa 15.70 m, Teapa 33.71 m y Puyacatengo 25.00 m. Deben vigilarse primero lluvia horaria y estaciones aguas arriba antes de esperar una respuesta en el Grijalva de Villahermosa. Pronóstico SMN Bajo Grijalva–Ríos de la Sierra: 0-24 h: 50 a 75 mm; 24-48 h: 25 a 50 mm; 48-72 h: 75 a 150 mm; 72-96 h: 75 a 150 mm.</w:t>
+        <w:t>Los Ríos Serranos tienen respuesta más rápida que el Usumacinta. Oxolotán 33.90 m, Tapijulapa 15.72 m, Teapa 33.70 m y Puyacatengo 24.97 m. Deben vigilarse primero lluvia horaria y estaciones aguas arriba antes de esperar una respuesta en el Grijalva de Villahermosa. Pronóstico SMN Bajo Grijalva–Ríos de la Sierra: 0-24 h: 75 a 150 mm; 24-48 h: 75 a 150 mm; 48-72 h: 75 a 150 mm; 72-96 h: 75 a 150 mm.</w:t>
       </w:r>
     </w:p>
     <w:tbl>
@@ -764,7 +764,7 @@
                 <w:b w:val="0"/>
                 <w:sz w:val="16"/>
               </w:rPr>
-              <w:t>Salto de Agua 2.13 m; Macuspana 0.00 m</w:t>
+              <w:t>Salto de Agua 2.17 m; Macuspana 1.06 m</w:t>
             </w:r>
           </w:p>
         </w:tc>
@@ -938,7 +938,7 @@
                 <w:b w:val="0"/>
                 <w:sz w:val="16"/>
               </w:rPr>
-              <w:t>516.77</w:t>
+              <w:t>516.74</w:t>
             </w:r>
           </w:p>
         </w:tc>
@@ -968,7 +968,7 @@
                 <w:b w:val="0"/>
                 <w:sz w:val="16"/>
               </w:rPr>
-              <w:t>84.41</w:t>
+              <w:t>98.24</w:t>
             </w:r>
           </w:p>
         </w:tc>
@@ -983,7 +983,7 @@
                 <w:b w:val="0"/>
                 <w:sz w:val="16"/>
               </w:rPr>
-              <w:t>40.0</w:t>
+              <w:t>0.0</w:t>
             </w:r>
           </w:p>
         </w:tc>
@@ -998,7 +998,7 @@
                 <w:b w:val="0"/>
                 <w:sz w:val="16"/>
               </w:rPr>
-              <w:t>-0.01</w:t>
+              <w:t>-0.03</w:t>
             </w:r>
           </w:p>
         </w:tc>
@@ -1030,7 +1030,7 @@
                 <w:b w:val="0"/>
                 <w:sz w:val="16"/>
               </w:rPr>
-              <w:t>391.35</w:t>
+              <w:t>391.14</w:t>
             </w:r>
           </w:p>
         </w:tc>
@@ -1045,7 +1045,7 @@
                 <w:b w:val="0"/>
                 <w:sz w:val="16"/>
               </w:rPr>
-              <w:t>98.00</w:t>
+              <w:t>97.00</w:t>
             </w:r>
           </w:p>
         </w:tc>
@@ -1060,7 +1060,7 @@
                 <w:b w:val="0"/>
                 <w:sz w:val="16"/>
               </w:rPr>
-              <w:t>86.86</w:t>
+              <w:t>118.35</w:t>
             </w:r>
           </w:p>
         </w:tc>
@@ -1075,7 +1075,7 @@
                 <w:b w:val="0"/>
                 <w:sz w:val="16"/>
               </w:rPr>
-              <w:t>0.0</w:t>
+              <w:t>1.0</w:t>
             </w:r>
           </w:p>
         </w:tc>
@@ -1090,7 +1090,7 @@
                 <w:b w:val="0"/>
                 <w:sz w:val="16"/>
               </w:rPr>
-              <w:t>+0.35</w:t>
+              <w:t>-0.21</w:t>
             </w:r>
           </w:p>
         </w:tc>
@@ -1122,7 +1122,7 @@
                 <w:b w:val="0"/>
                 <w:sz w:val="16"/>
               </w:rPr>
-              <w:t>162.97</w:t>
+              <w:t>162.91</w:t>
             </w:r>
           </w:p>
         </w:tc>
@@ -1152,7 +1152,7 @@
                 <w:b w:val="0"/>
                 <w:sz w:val="16"/>
               </w:rPr>
-              <w:t>455.47</w:t>
+              <w:t>310.97</w:t>
             </w:r>
           </w:p>
         </w:tc>
@@ -1167,7 +1167,7 @@
                 <w:b w:val="0"/>
                 <w:sz w:val="16"/>
               </w:rPr>
-              <w:t>0.0</w:t>
+              <w:t>17.2</w:t>
             </w:r>
           </w:p>
         </w:tc>
@@ -1182,7 +1182,7 @@
                 <w:b w:val="0"/>
                 <w:sz w:val="16"/>
               </w:rPr>
-              <w:t>-0.13</w:t>
+              <w:t>-0.06</w:t>
             </w:r>
           </w:p>
         </w:tc>
@@ -1214,7 +1214,7 @@
                 <w:b w:val="0"/>
                 <w:sz w:val="16"/>
               </w:rPr>
-              <w:t>85.97</w:t>
+              <w:t>86.08</w:t>
             </w:r>
           </w:p>
         </w:tc>
@@ -1229,7 +1229,7 @@
                 <w:b w:val="0"/>
                 <w:sz w:val="16"/>
               </w:rPr>
-              <w:t>83.00</w:t>
+              <w:t>84.00</w:t>
             </w:r>
           </w:p>
         </w:tc>
@@ -1244,7 +1244,7 @@
                 <w:b w:val="0"/>
                 <w:sz w:val="16"/>
               </w:rPr>
-              <w:t>474.17</w:t>
+              <w:t>352.08</w:t>
             </w:r>
           </w:p>
         </w:tc>
@@ -1259,7 +1259,7 @@
                 <w:b w:val="0"/>
                 <w:sz w:val="16"/>
               </w:rPr>
-              <w:t>0.0</w:t>
+              <w:t>2.3</w:t>
             </w:r>
           </w:p>
         </w:tc>
@@ -1274,7 +1274,7 @@
                 <w:b w:val="0"/>
                 <w:sz w:val="16"/>
               </w:rPr>
-              <w:t>+0.10</w:t>
+              <w:t>+0.11</w:t>
             </w:r>
           </w:p>
         </w:tc>
@@ -1297,7 +1297,7 @@
           <w:rFonts w:ascii="Arial" w:hAnsi="Arial"/>
           <w:sz w:val="19"/>
         </w:rPr>
-        <w:t>Samaria registra 11.46 m y González/Carrizal 3.41 m. El gasto de Peñitas no debe equipararse automáticamente con el gasto que llega a cada brazo: deben incorporarse Platanar y otras aportaciones de cuenca libre y considerar la distribución hidráulica posterior. Como referencia operativa se conserva aproximadamente 70 % hacia Samaria y 30 % hacia Carrizal, sujeta a condiciones hidráulicas y a la operación de El Macayo.</w:t>
+        <w:t>Samaria registra 11.40 m y González/Carrizal 3.42 m. El gasto de Peñitas no debe equipararse automáticamente con el gasto que llega a cada brazo: deben incorporarse Platanar y otras aportaciones de cuenca libre y considerar la distribución hidráulica posterior. Como referencia operativa se conserva aproximadamente 70 % hacia Samaria y 30 % hacia Carrizal, sujeta a condiciones hidráulicas y a la operación de El Macayo.</w:t>
       </w:r>
     </w:p>
     <w:tbl>
@@ -1432,7 +1432,7 @@
                 <w:b w:val="0"/>
                 <w:sz w:val="16"/>
               </w:rPr>
-              <w:t>11.46 m</w:t>
+              <w:t>11.40 m</w:t>
             </w:r>
           </w:p>
         </w:tc>
@@ -1479,7 +1479,7 @@
                 <w:b w:val="0"/>
                 <w:sz w:val="16"/>
               </w:rPr>
-              <w:t>González 3.41 m</w:t>
+              <w:t>González 3.42 m</w:t>
             </w:r>
           </w:p>
         </w:tc>
@@ -1953,7 +1953,7 @@
           <w:rFonts w:ascii="Arial" w:hAnsi="Arial"/>
           <w:sz w:val="19"/>
         </w:rPr>
-        <w:t>El diagnóstico integrado del corte de las 14:23 h se mantiene condicionado por la evolución conjunta de Guatemala–Usumacinta–Boca del Cerro, Ríos Serranos–Pichucalco–Grijalva bajo, la cascada de presas y Peñitas/cuenca libre–Mezcalapa–Samaria–Carrizal. Ningún componente debe interpretarse de manera aislada. La señal operativa debe escalar únicamente cuando coincidan magnitud, persistencia y respuesta observada.</w:t>
+        <w:t>El diagnóstico integrado del corte de las 14:14 h se mantiene condicionado por la evolución conjunta de Guatemala–Usumacinta–Boca del Cerro, Ríos Serranos–Pichucalco–Grijalva bajo, la cascada de presas y Peñitas/cuenca libre–Mezcalapa–Samaria–Carrizal. Ningún componente debe interpretarse de manera aislada. La señal operativa debe escalar únicamente cuando coincidan magnitud, persistencia y respuesta observada.</w:t>
       </w:r>
     </w:p>
     <w:p>
@@ -2059,7 +2059,7 @@
           <w:rFonts w:ascii="Arial" w:hAnsi="Arial"/>
           <w:sz w:val="19"/>
         </w:rPr>
-        <w:t>WeatherLink: ACALA PCIVILCHIAPAS 22.9 mm/24 h</w:t>
+        <w:t>WeatherLink: CHAPULTENANGO PCIVILCHIAPAS 27.9 mm/24 h</w:t>
       </w:r>
     </w:p>
     <w:p>
@@ -2071,7 +2071,7 @@
           <w:rFonts w:ascii="Arial" w:hAnsi="Arial"/>
           <w:sz w:val="19"/>
         </w:rPr>
-        <w:t>WeatherLink: OSTUACÁN PCIVILCHIAPAS 3.0 mm/24 h</w:t>
+        <w:t>WeatherLink: OSTUACÁN PCIVILCHIAPAS 17.3 mm/24 h</w:t>
       </w:r>
     </w:p>
     <w:p>
@@ -2083,7 +2083,7 @@
           <w:rFonts w:ascii="Arial" w:hAnsi="Arial"/>
           <w:sz w:val="19"/>
         </w:rPr>
-        <w:t>WeatherLink: SEMAR E.I.O. Cd. del Carmen. 1.8 mm/24 h</w:t>
+        <w:t>WeatherLink: AMATÁN PCIVILCHIAPAS 9.9 mm/24 h</w:t>
       </w:r>
     </w:p>
     <w:p>
@@ -2095,7 +2095,7 @@
           <w:rFonts w:ascii="Arial" w:hAnsi="Arial"/>
           <w:sz w:val="19"/>
         </w:rPr>
-        <w:t>WeatherLink: AMATÁN PCIVILCHIAPAS 1.3 mm/24 h</w:t>
+        <w:t>WeatherLink: PALENQUE PCIVILCHIAPAS 4.6 mm/24 h</w:t>
       </w:r>
     </w:p>
     <w:p>
@@ -2107,7 +2107,7 @@
           <w:rFonts w:ascii="Arial" w:hAnsi="Arial"/>
           <w:sz w:val="19"/>
         </w:rPr>
-        <w:t>WeatherLink: PALENQUE PCIVILCHIAPAS 0.8 mm/24 h</w:t>
+        <w:t>WeatherLink: IXHUATAN PCIVILCHIAPAS 4.4 mm/24 h</w:t>
       </w:r>
     </w:p>
     <w:p>
@@ -2119,7 +2119,7 @@
           <w:rFonts w:ascii="Arial" w:hAnsi="Arial"/>
           <w:sz w:val="19"/>
         </w:rPr>
-        <w:t>CONAGUA: EMILIANO ZAPATA (CHABLE) 46.0 mm/24 h</w:t>
+        <w:t>CONAGUA: CHAPULTENANGO 48.3 mm/24 h</w:t>
       </w:r>
     </w:p>
     <w:p>
@@ -2131,7 +2131,7 @@
           <w:rFonts w:ascii="Arial" w:hAnsi="Arial"/>
           <w:sz w:val="19"/>
         </w:rPr>
-        <w:t>CONAGUA: SÁNCHEZ MAGALLANEZ 25.4 mm/24 h</w:t>
+        <w:t>CONAGUA: OXOLOTÁN 35.4 mm/24 h</w:t>
       </w:r>
     </w:p>
     <w:p>
@@ -2143,7 +2143,7 @@
           <w:rFonts w:ascii="Arial" w:hAnsi="Arial"/>
           <w:sz w:val="19"/>
         </w:rPr>
-        <w:t>CONAGUA: PUYACATENGO 8.0 mm/24 h</w:t>
+        <w:t>CONAGUA: SAN PEDRO NICHTACULUM 10.9 mm/24 h</w:t>
       </w:r>
     </w:p>
     <w:p>
@@ -2155,7 +2155,7 @@
           <w:rFonts w:ascii="Arial" w:hAnsi="Arial"/>
           <w:sz w:val="19"/>
         </w:rPr>
-        <w:t>CONAGUA: OXOLOTÁN 1.4 mm/24 h</w:t>
+        <w:t>CONAGUA: TAPIJULAPA 9.3 mm/24 h</w:t>
       </w:r>
     </w:p>
     <w:p>
@@ -2167,7 +2167,7 @@
           <w:rFonts w:ascii="Arial" w:hAnsi="Arial"/>
           <w:sz w:val="19"/>
         </w:rPr>
-        <w:t>CONAGUA: JONUTA 2 (PUENTE) 1.2 mm/24 h</w:t>
+        <w:t>CONAGUA: EMILIANO ZAPATA (CHABLE) 7.0 mm/24 h</w:t>
       </w:r>
     </w:p>
     <w:p>
@@ -2282,7 +2282,7 @@
                 <w:b w:val="0"/>
                 <w:sz w:val="16"/>
               </w:rPr>
-              <w:t>2026-09-16T08:22:44-06:00</w:t>
+              <w:t>2026-09-17T08:19:09-06:00</w:t>
             </w:r>
           </w:p>
         </w:tc>
@@ -2297,7 +2297,7 @@
                 <w:b w:val="0"/>
                 <w:sz w:val="16"/>
               </w:rPr>
-              <w:t>2026-09-16T14:05:49.065334-06:00</w:t>
+              <w:t>2026-09-17T13:55:34.009443-06:00</w:t>
             </w:r>
           </w:p>
         </w:tc>
@@ -2344,7 +2344,7 @@
                 <w:b w:val="0"/>
                 <w:sz w:val="16"/>
               </w:rPr>
-              <w:t>2026-09-16T09:52:11-06:00</w:t>
+              <w:t>2026-09-17T09:54:15-06:00</w:t>
             </w:r>
           </w:p>
         </w:tc>
@@ -2359,7 +2359,7 @@
                 <w:b w:val="0"/>
                 <w:sz w:val="16"/>
               </w:rPr>
-              <w:t>2026-09-16T14:05:49.065334-06:00</w:t>
+              <w:t>2026-09-17T13:55:34.009443-06:00</w:t>
             </w:r>
           </w:p>
         </w:tc>
@@ -2501,7 +2501,7 @@
           <w:rFonts w:ascii="Arial" w:hAnsi="Arial"/>
           <w:sz w:val="19"/>
         </w:rPr>
-        <w:t>El Porvenir–La Pasión: nivel 1.50 m · caudal 141.84 m³/s.</w:t>
+        <w:t>El Porvenir–La Pasión: nivel 1.62 m · caudal 156.49 m³/s.</w:t>
       </w:r>
     </w:p>
     <w:p>
@@ -2513,7 +2513,7 @@
           <w:rFonts w:ascii="Arial" w:hAnsi="Arial"/>
           <w:sz w:val="19"/>
         </w:rPr>
-        <w:t>El Tigre–Usumacinta: nivel 5.30 m · caudal 812.96 m³/s.</w:t>
+        <w:t>El Tigre–Usumacinta: nivel 5.28 m · caudal 804.26 m³/s.</w:t>
       </w:r>
     </w:p>
     <w:p>
@@ -2525,7 +2525,7 @@
           <w:rFonts w:ascii="Arial" w:hAnsi="Arial"/>
           <w:sz w:val="19"/>
         </w:rPr>
-        <w:t>Cadena de seguimiento en Tabasco: Boca del Cerro: 11.99 m · Δ24 h -0.13 m → Balancán: s/d → Emiliano Zapata: s/d → Jonuta: s/d → Centla/Tres Brazos: s/d.</w:t>
+        <w:t>Cadena de seguimiento en Tabasco: Boca del Cerro: 12.07 m · Δ24 h +0.08 m → Balancán: s/d → Emiliano Zapata: s/d → Jonuta: s/d → Centla/Tres Brazos: s/d.</w:t>
       </w:r>
     </w:p>
     <w:p>
@@ -2537,7 +2537,7 @@
           <w:rFonts w:ascii="Arial" w:hAnsi="Arial"/>
           <w:sz w:val="19"/>
         </w:rPr>
-        <w:t>Evolución El Tigre: Δ nivel +0.150 m en 12.0 h; tendencia incrementando.</w:t>
+        <w:t>Evolución El Tigre: Δ nivel -0.060 m en 12.0 h; tendencia disminuyendo.</w:t>
       </w:r>
     </w:p>
     <w:p>

--- a/data/analysis/Reportes/Analisis_Hidrometeorologico_Ultimo.docx
+++ b/data/analysis/Reportes/Analisis_Hidrometeorologico_Ultimo.docx
@@ -35,7 +35,7 @@
           <w:rFonts w:ascii="Arial" w:hAnsi="Arial"/>
           <w:sz w:val="19"/>
         </w:rPr>
-        <w:t>CORTE: 2026-09-17 14:14</w:t>
+        <w:t>CORTE: 2026-09-17 14:23</w:t>
       </w:r>
     </w:p>
     <w:p>
@@ -75,7 +75,7 @@
           <w:rFonts w:ascii="Arial" w:hAnsi="Arial"/>
           <w:sz w:val="19"/>
         </w:rPr>
-        <w:t>Al corte de las 14:14 h, la lectura debe mantenerse integrada y no por cuencas aisladas. La señal hidrométrica más reciente tiene como referencia principal el corte vigente de niveles y la lluvia observada/prevista sobre Guatemala, Chiapas y Tabasco. El mayor cambio de 24 h entre estaciones observadas es Boca del Cerro +0.08 m/24 h. La prioridad operativa es confirmar cualquier cambio de escenario con coincidencia de lluvia, saturación, niveles, caudales y operación de presas; el pronóstico por sí solo no constituye una creciente confirmada.</w:t>
+        <w:t>Al corte de las 14:23 h, la lectura debe mantenerse integrada y no por cuencas aisladas. La señal hidrométrica más reciente tiene como referencia principal el corte vigente de niveles y la lluvia observada/prevista sobre Guatemala, Chiapas y Tabasco. El mayor cambio de 24 h entre estaciones observadas es Boca del Cerro +0.08 m/24 h. La prioridad operativa es confirmar cualquier cambio de escenario con coincidencia de lluvia, saturación, niveles, caudales y operación de presas; el pronóstico por sí solo no constituye una creciente confirmada.</w:t>
       </w:r>
     </w:p>
     <w:p>
@@ -1953,7 +1953,7 @@
           <w:rFonts w:ascii="Arial" w:hAnsi="Arial"/>
           <w:sz w:val="19"/>
         </w:rPr>
-        <w:t>El diagnóstico integrado del corte de las 14:14 h se mantiene condicionado por la evolución conjunta de Guatemala–Usumacinta–Boca del Cerro, Ríos Serranos–Pichucalco–Grijalva bajo, la cascada de presas y Peñitas/cuenca libre–Mezcalapa–Samaria–Carrizal. Ningún componente debe interpretarse de manera aislada. La señal operativa debe escalar únicamente cuando coincidan magnitud, persistencia y respuesta observada.</w:t>
+        <w:t>El diagnóstico integrado del corte de las 14:23 h se mantiene condicionado por la evolución conjunta de Guatemala–Usumacinta–Boca del Cerro, Ríos Serranos–Pichucalco–Grijalva bajo, la cascada de presas y Peñitas/cuenca libre–Mezcalapa–Samaria–Carrizal. Ningún componente debe interpretarse de manera aislada. La señal operativa debe escalar únicamente cuando coincidan magnitud, persistencia y respuesta observada.</w:t>
       </w:r>
     </w:p>
     <w:p>
@@ -2297,7 +2297,7 @@
                 <w:b w:val="0"/>
                 <w:sz w:val="16"/>
               </w:rPr>
-              <w:t>2026-09-17T13:55:34.009443-06:00</w:t>
+              <w:t>2026-09-17T14:18:33.126407-06:00</w:t>
             </w:r>
           </w:p>
         </w:tc>
@@ -2359,7 +2359,7 @@
                 <w:b w:val="0"/>
                 <w:sz w:val="16"/>
               </w:rPr>
-              <w:t>2026-09-17T13:55:34.009443-06:00</w:t>
+              <w:t>2026-09-17T14:18:33.126407-06:00</w:t>
             </w:r>
           </w:p>
         </w:tc>

--- a/data/analysis/Reportes/Analisis_Hidrometeorologico_Ultimo.docx
+++ b/data/analysis/Reportes/Analisis_Hidrometeorologico_Ultimo.docx
@@ -35,7 +35,7 @@
           <w:rFonts w:ascii="Arial" w:hAnsi="Arial"/>
           <w:sz w:val="19"/>
         </w:rPr>
-        <w:t>CORTE: 2026-09-17 14:23</w:t>
+        <w:t>CORTE: 2026-09-17 14:30</w:t>
       </w:r>
     </w:p>
     <w:p>
@@ -75,7 +75,7 @@
           <w:rFonts w:ascii="Arial" w:hAnsi="Arial"/>
           <w:sz w:val="19"/>
         </w:rPr>
-        <w:t>Al corte de las 14:23 h, la lectura debe mantenerse integrada y no por cuencas aisladas. La señal hidrométrica más reciente tiene como referencia principal el corte vigente de niveles y la lluvia observada/prevista sobre Guatemala, Chiapas y Tabasco. El mayor cambio de 24 h entre estaciones observadas es Boca del Cerro +0.08 m/24 h. La prioridad operativa es confirmar cualquier cambio de escenario con coincidencia de lluvia, saturación, niveles, caudales y operación de presas; el pronóstico por sí solo no constituye una creciente confirmada.</w:t>
+        <w:t>Al corte de las 14:30 h, la lectura debe mantenerse integrada y no por cuencas aisladas. La señal hidrométrica más reciente tiene como referencia principal el corte vigente de niveles y la lluvia observada/prevista sobre Guatemala, Chiapas y Tabasco. El mayor cambio de 24 h entre estaciones observadas es Boca del Cerro +0.08 m/24 h. La prioridad operativa es confirmar cualquier cambio de escenario con coincidencia de lluvia, saturación, niveles, caudales y operación de presas; el pronóstico por sí solo no constituye una creciente confirmada.</w:t>
       </w:r>
     </w:p>
     <w:p>
@@ -1953,7 +1953,7 @@
           <w:rFonts w:ascii="Arial" w:hAnsi="Arial"/>
           <w:sz w:val="19"/>
         </w:rPr>
-        <w:t>El diagnóstico integrado del corte de las 14:23 h se mantiene condicionado por la evolución conjunta de Guatemala–Usumacinta–Boca del Cerro, Ríos Serranos–Pichucalco–Grijalva bajo, la cascada de presas y Peñitas/cuenca libre–Mezcalapa–Samaria–Carrizal. Ningún componente debe interpretarse de manera aislada. La señal operativa debe escalar únicamente cuando coincidan magnitud, persistencia y respuesta observada.</w:t>
+        <w:t>El diagnóstico integrado del corte de las 14:30 h se mantiene condicionado por la evolución conjunta de Guatemala–Usumacinta–Boca del Cerro, Ríos Serranos–Pichucalco–Grijalva bajo, la cascada de presas y Peñitas/cuenca libre–Mezcalapa–Samaria–Carrizal. Ningún componente debe interpretarse de manera aislada. La señal operativa debe escalar únicamente cuando coincidan magnitud, persistencia y respuesta observada.</w:t>
       </w:r>
     </w:p>
     <w:p>

--- a/data/analysis/Reportes/Analisis_Hidrometeorologico_Ultimo.docx
+++ b/data/analysis/Reportes/Analisis_Hidrometeorologico_Ultimo.docx
@@ -35,7 +35,7 @@
           <w:rFonts w:ascii="Arial" w:hAnsi="Arial"/>
           <w:sz w:val="19"/>
         </w:rPr>
-        <w:t>CORTE: 2026-09-17 14:30</w:t>
+        <w:t>CORTE: 2026-09-20 16:23</w:t>
       </w:r>
     </w:p>
     <w:p>
@@ -55,7 +55,7 @@
           <w:rFonts w:ascii="Arial" w:hAnsi="Arial"/>
           <w:sz w:val="19"/>
         </w:rPr>
-        <w:t>Grijalva–Usumacinta • Ríos Serranos • Sistema de Presas • Samaria–Carrizal y corrientes asociadas Actualización: 17 de septiembre de 2026</w:t>
+        <w:t>Grijalva–Usumacinta • Ríos Serranos • Sistema de Presas • Samaria–Carrizal y corrientes asociadas Actualización: 20 de septiembre de 2026</w:t>
       </w:r>
     </w:p>
     <w:p>
@@ -75,7 +75,7 @@
           <w:rFonts w:ascii="Arial" w:hAnsi="Arial"/>
           <w:sz w:val="19"/>
         </w:rPr>
-        <w:t>Al corte de las 14:30 h, la lectura debe mantenerse integrada y no por cuencas aisladas. La señal hidrométrica más reciente tiene como referencia principal el corte vigente de niveles y la lluvia observada/prevista sobre Guatemala, Chiapas y Tabasco. El mayor cambio de 24 h entre estaciones observadas es Boca del Cerro +0.08 m/24 h. La prioridad operativa es confirmar cualquier cambio de escenario con coincidencia de lluvia, saturación, niveles, caudales y operación de presas; el pronóstico por sí solo no constituye una creciente confirmada.</w:t>
+        <w:t>Al corte de las 16:23 h, la lectura debe mantenerse integrada y no por cuencas aisladas. La señal hidrométrica más reciente tiene como referencia principal el corte vigente de niveles y la lluvia observada/prevista sobre Guatemala, Chiapas y Tabasco. El mayor cambio de 24 h entre estaciones observadas es Macuspana +0.96 m/24 h. La prioridad operativa es confirmar cualquier cambio de escenario con coincidencia de lluvia, saturación, niveles, caudales y operación de presas; el pronóstico por sí solo no constituye una creciente confirmada.</w:t>
       </w:r>
     </w:p>
     <w:p>
@@ -315,7 +315,7 @@
           <w:rFonts w:ascii="Arial" w:hAnsi="Arial"/>
           <w:sz w:val="19"/>
         </w:rPr>
-        <w:t>Boca del Cerro registra 12.07 m, con variación de 24 h +0.08 m. En la cuenca alta de Guatemala, El Tigre reporta 5.28 m y 804.3 m³/s; El Porvenir/La Pasión 1.62 m y 156.5 m³/s. La secuencia de vigilancia se mantiene Guatemala → Lacantún → Boca del Cerro/Tenosique → Balancán → Emiliano Zapata → Jonuta → Centla. Pronóstico SMN para Usumacinta: 0-24 h: 50 a 75 mm; 24-48 h: 25 a 50 mm; 48-72 h: 25 a 50 mm; 72-96 h: 75 a 150 mm.</w:t>
+        <w:t>Boca del Cerro registra 12.17 m, con variación de 24 h +0.05 m. En la cuenca alta de Guatemala, El Tigre reporta 5.76 m y 1013.0 m³/s; El Porvenir/La Pasión 1.90 m y 194.4 m³/s. La secuencia de vigilancia se mantiene Guatemala → Boca del Cerro/Tenosique → Balancán → Emiliano Zapata → Jonuta → Centla. Pronóstico SMN para Usumacinta: 0-24 h: 75 a 150 mm; 24-48 h: 75 a 150 mm; 48-72 h: 75 a 150 mm; 72-96 h: 75 a 150 mm.</w:t>
       </w:r>
     </w:p>
     <w:tbl>
@@ -403,7 +403,7 @@
                 <w:b w:val="0"/>
                 <w:sz w:val="16"/>
               </w:rPr>
-              <w:t>5.28 m; 804.3 m³/s</w:t>
+              <w:t>5.76 m; 1013.0 m³/s</w:t>
             </w:r>
           </w:p>
         </w:tc>
@@ -435,53 +435,6 @@
                 <w:b w:val="0"/>
                 <w:sz w:val="16"/>
               </w:rPr>
-              <w:t>Lacantún (BHG21, Ocosingo)</w:t>
-            </w:r>
-          </w:p>
-        </w:tc>
-        <w:tc>
-          <w:tcPr>
-            <w:tcW w:type="dxa" w:w="3504"/>
-          </w:tcPr>
-          <w:p>
-            <w:r>
-              <w:rPr>
-                <w:rFonts w:ascii="Arial" w:hAnsi="Arial"/>
-                <w:b w:val="0"/>
-                <w:sz w:val="16"/>
-              </w:rPr>
-              <w:t>138.33 m; 274.45 m³/s; lluvia 24 h 0.0 mm</w:t>
-            </w:r>
-          </w:p>
-        </w:tc>
-        <w:tc>
-          <w:tcPr>
-            <w:tcW w:type="dxa" w:w="3504"/>
-          </w:tcPr>
-          <w:p>
-            <w:r>
-              <w:rPr>
-                <w:rFonts w:ascii="Arial" w:hAnsi="Arial"/>
-                <w:b w:val="0"/>
-                <w:sz w:val="16"/>
-              </w:rPr>
-              <w:t>Aporte de cuenca alta antes de Boca del Cerro; valorar su tendencia junto con Guatemala y la respuesta posterior en Tenosique.</w:t>
-            </w:r>
-          </w:p>
-        </w:tc>
-      </w:tr>
-      <w:tr>
-        <w:tc>
-          <w:tcPr>
-            <w:tcW w:type="dxa" w:w="3504"/>
-          </w:tcPr>
-          <w:p>
-            <w:r>
-              <w:rPr>
-                <w:rFonts w:ascii="Arial" w:hAnsi="Arial"/>
-                <w:b w:val="0"/>
-                <w:sz w:val="16"/>
-              </w:rPr>
               <w:t>Boca del Cerro</w:t>
             </w:r>
           </w:p>
@@ -497,7 +450,7 @@
                 <w:b w:val="0"/>
                 <w:sz w:val="16"/>
               </w:rPr>
-              <w:t>12.07 m; Δ24 h +0.08 m</w:t>
+              <w:t>12.17 m; Δ24 h +0.05 m</w:t>
             </w:r>
           </w:p>
         </w:tc>
@@ -535,7 +488,7 @@
           <w:rFonts w:ascii="Arial" w:hAnsi="Arial"/>
           <w:sz w:val="19"/>
         </w:rPr>
-        <w:t>Los Ríos Serranos tienen respuesta más rápida que el Usumacinta. Oxolotán 33.90 m, Tapijulapa 15.72 m, Teapa 33.70 m y Puyacatengo 24.97 m. Deben vigilarse primero lluvia horaria y estaciones aguas arriba antes de esperar una respuesta en el Grijalva de Villahermosa. Pronóstico SMN Bajo Grijalva–Ríos de la Sierra: 0-24 h: 75 a 150 mm; 24-48 h: 75 a 150 mm; 48-72 h: 75 a 150 mm; 72-96 h: 75 a 150 mm.</w:t>
+        <w:t>Los Ríos Serranos tienen respuesta más rápida que el Usumacinta. Oxolotán 34.15 m, Tapijulapa 15.85 m, Teapa 34.07 m y Puyacatengo 25.14 m. Deben vigilarse primero lluvia horaria y estaciones aguas arriba antes de esperar una respuesta en el Grijalva de Villahermosa. Pronóstico SMN Bajo Grijalva–Ríos de la Sierra: 0-24 h: 75 a 150 mm; 24-48 h: 75 a 150 mm; 48-72 h: 75 a 150 mm; 72-96 h: 75 a 150 mm.</w:t>
       </w:r>
     </w:p>
     <w:tbl>
@@ -764,7 +717,7 @@
                 <w:b w:val="0"/>
                 <w:sz w:val="16"/>
               </w:rPr>
-              <w:t>Salto de Agua 2.17 m; Macuspana 1.06 m</w:t>
+              <w:t>Salto de Agua 2.86 m; Macuspana 3.56 m</w:t>
             </w:r>
           </w:p>
         </w:tc>
@@ -938,7 +891,7 @@
                 <w:b w:val="0"/>
                 <w:sz w:val="16"/>
               </w:rPr>
-              <w:t>516.74</w:t>
+              <w:t>516.59</w:t>
             </w:r>
           </w:p>
         </w:tc>
@@ -968,7 +921,191 @@
                 <w:b w:val="0"/>
                 <w:sz w:val="16"/>
               </w:rPr>
-              <w:t>98.24</w:t>
+              <w:t>255.11</w:t>
+            </w:r>
+          </w:p>
+        </w:tc>
+        <w:tc>
+          <w:tcPr>
+            <w:tcW w:type="dxa" w:w="1752"/>
+          </w:tcPr>
+          <w:p>
+            <w:r>
+              <w:rPr>
+                <w:rFonts w:ascii="Arial" w:hAnsi="Arial"/>
+                <w:b w:val="0"/>
+                <w:sz w:val="16"/>
+              </w:rPr>
+              <w:t>17.6</w:t>
+            </w:r>
+          </w:p>
+        </w:tc>
+        <w:tc>
+          <w:tcPr>
+            <w:tcW w:type="dxa" w:w="1752"/>
+          </w:tcPr>
+          <w:p>
+            <w:r>
+              <w:rPr>
+                <w:rFonts w:ascii="Arial" w:hAnsi="Arial"/>
+                <w:b w:val="0"/>
+                <w:sz w:val="16"/>
+              </w:rPr>
+              <w:t>-0.04</w:t>
+            </w:r>
+          </w:p>
+        </w:tc>
+      </w:tr>
+      <w:tr>
+        <w:tc>
+          <w:tcPr>
+            <w:tcW w:type="dxa" w:w="1752"/>
+          </w:tcPr>
+          <w:p>
+            <w:r>
+              <w:rPr>
+                <w:rFonts w:ascii="Arial" w:hAnsi="Arial"/>
+                <w:b w:val="0"/>
+                <w:sz w:val="16"/>
+              </w:rPr>
+              <w:t>Chicoasén</w:t>
+            </w:r>
+          </w:p>
+        </w:tc>
+        <w:tc>
+          <w:tcPr>
+            <w:tcW w:type="dxa" w:w="1752"/>
+          </w:tcPr>
+          <w:p>
+            <w:r>
+              <w:rPr>
+                <w:rFonts w:ascii="Arial" w:hAnsi="Arial"/>
+                <w:b w:val="0"/>
+                <w:sz w:val="16"/>
+              </w:rPr>
+              <w:t>391.28</w:t>
+            </w:r>
+          </w:p>
+        </w:tc>
+        <w:tc>
+          <w:tcPr>
+            <w:tcW w:type="dxa" w:w="1752"/>
+          </w:tcPr>
+          <w:p>
+            <w:r>
+              <w:rPr>
+                <w:rFonts w:ascii="Arial" w:hAnsi="Arial"/>
+                <w:b w:val="0"/>
+                <w:sz w:val="16"/>
+              </w:rPr>
+              <w:t>97.00</w:t>
+            </w:r>
+          </w:p>
+        </w:tc>
+        <w:tc>
+          <w:tcPr>
+            <w:tcW w:type="dxa" w:w="1752"/>
+          </w:tcPr>
+          <w:p>
+            <w:r>
+              <w:rPr>
+                <w:rFonts w:ascii="Arial" w:hAnsi="Arial"/>
+                <w:b w:val="0"/>
+                <w:sz w:val="16"/>
+              </w:rPr>
+              <w:t>247.78</w:t>
+            </w:r>
+          </w:p>
+        </w:tc>
+        <w:tc>
+          <w:tcPr>
+            <w:tcW w:type="dxa" w:w="1752"/>
+          </w:tcPr>
+          <w:p>
+            <w:r>
+              <w:rPr>
+                <w:rFonts w:ascii="Arial" w:hAnsi="Arial"/>
+                <w:b w:val="0"/>
+                <w:sz w:val="16"/>
+              </w:rPr>
+              <w:t>0.0</w:t>
+            </w:r>
+          </w:p>
+        </w:tc>
+        <w:tc>
+          <w:tcPr>
+            <w:tcW w:type="dxa" w:w="1752"/>
+          </w:tcPr>
+          <w:p>
+            <w:r>
+              <w:rPr>
+                <w:rFonts w:ascii="Arial" w:hAnsi="Arial"/>
+                <w:b w:val="0"/>
+                <w:sz w:val="16"/>
+              </w:rPr>
+              <w:t>+0.16</w:t>
+            </w:r>
+          </w:p>
+        </w:tc>
+      </w:tr>
+      <w:tr>
+        <w:tc>
+          <w:tcPr>
+            <w:tcW w:type="dxa" w:w="1752"/>
+          </w:tcPr>
+          <w:p>
+            <w:r>
+              <w:rPr>
+                <w:rFonts w:ascii="Arial" w:hAnsi="Arial"/>
+                <w:b w:val="0"/>
+                <w:sz w:val="16"/>
+              </w:rPr>
+              <w:t>Malpaso</w:t>
+            </w:r>
+          </w:p>
+        </w:tc>
+        <w:tc>
+          <w:tcPr>
+            <w:tcW w:type="dxa" w:w="1752"/>
+          </w:tcPr>
+          <w:p>
+            <w:r>
+              <w:rPr>
+                <w:rFonts w:ascii="Arial" w:hAnsi="Arial"/>
+                <w:b w:val="0"/>
+                <w:sz w:val="16"/>
+              </w:rPr>
+              <w:t>162.88</w:t>
+            </w:r>
+          </w:p>
+        </w:tc>
+        <w:tc>
+          <w:tcPr>
+            <w:tcW w:type="dxa" w:w="1752"/>
+          </w:tcPr>
+          <w:p>
+            <w:r>
+              <w:rPr>
+                <w:rFonts w:ascii="Arial" w:hAnsi="Arial"/>
+                <w:b w:val="0"/>
+                <w:sz w:val="16"/>
+              </w:rPr>
+              <w:t>57.00</w:t>
+            </w:r>
+          </w:p>
+        </w:tc>
+        <w:tc>
+          <w:tcPr>
+            <w:tcW w:type="dxa" w:w="1752"/>
+          </w:tcPr>
+          <w:p>
+            <w:r>
+              <w:rPr>
+                <w:rFonts w:ascii="Arial" w:hAnsi="Arial"/>
+                <w:b w:val="0"/>
+                <w:sz w:val="16"/>
+              </w:rPr>
+              <w:t>229.93</w:t>
             </w:r>
           </w:p>
         </w:tc>
@@ -1015,190 +1152,6 @@
                 <w:b w:val="0"/>
                 <w:sz w:val="16"/>
               </w:rPr>
-              <w:t>Chicoasén</w:t>
-            </w:r>
-          </w:p>
-        </w:tc>
-        <w:tc>
-          <w:tcPr>
-            <w:tcW w:type="dxa" w:w="1752"/>
-          </w:tcPr>
-          <w:p>
-            <w:r>
-              <w:rPr>
-                <w:rFonts w:ascii="Arial" w:hAnsi="Arial"/>
-                <w:b w:val="0"/>
-                <w:sz w:val="16"/>
-              </w:rPr>
-              <w:t>391.14</w:t>
-            </w:r>
-          </w:p>
-        </w:tc>
-        <w:tc>
-          <w:tcPr>
-            <w:tcW w:type="dxa" w:w="1752"/>
-          </w:tcPr>
-          <w:p>
-            <w:r>
-              <w:rPr>
-                <w:rFonts w:ascii="Arial" w:hAnsi="Arial"/>
-                <w:b w:val="0"/>
-                <w:sz w:val="16"/>
-              </w:rPr>
-              <w:t>97.00</w:t>
-            </w:r>
-          </w:p>
-        </w:tc>
-        <w:tc>
-          <w:tcPr>
-            <w:tcW w:type="dxa" w:w="1752"/>
-          </w:tcPr>
-          <w:p>
-            <w:r>
-              <w:rPr>
-                <w:rFonts w:ascii="Arial" w:hAnsi="Arial"/>
-                <w:b w:val="0"/>
-                <w:sz w:val="16"/>
-              </w:rPr>
-              <w:t>118.35</w:t>
-            </w:r>
-          </w:p>
-        </w:tc>
-        <w:tc>
-          <w:tcPr>
-            <w:tcW w:type="dxa" w:w="1752"/>
-          </w:tcPr>
-          <w:p>
-            <w:r>
-              <w:rPr>
-                <w:rFonts w:ascii="Arial" w:hAnsi="Arial"/>
-                <w:b w:val="0"/>
-                <w:sz w:val="16"/>
-              </w:rPr>
-              <w:t>1.0</w:t>
-            </w:r>
-          </w:p>
-        </w:tc>
-        <w:tc>
-          <w:tcPr>
-            <w:tcW w:type="dxa" w:w="1752"/>
-          </w:tcPr>
-          <w:p>
-            <w:r>
-              <w:rPr>
-                <w:rFonts w:ascii="Arial" w:hAnsi="Arial"/>
-                <w:b w:val="0"/>
-                <w:sz w:val="16"/>
-              </w:rPr>
-              <w:t>-0.21</w:t>
-            </w:r>
-          </w:p>
-        </w:tc>
-      </w:tr>
-      <w:tr>
-        <w:tc>
-          <w:tcPr>
-            <w:tcW w:type="dxa" w:w="1752"/>
-          </w:tcPr>
-          <w:p>
-            <w:r>
-              <w:rPr>
-                <w:rFonts w:ascii="Arial" w:hAnsi="Arial"/>
-                <w:b w:val="0"/>
-                <w:sz w:val="16"/>
-              </w:rPr>
-              <w:t>Malpaso</w:t>
-            </w:r>
-          </w:p>
-        </w:tc>
-        <w:tc>
-          <w:tcPr>
-            <w:tcW w:type="dxa" w:w="1752"/>
-          </w:tcPr>
-          <w:p>
-            <w:r>
-              <w:rPr>
-                <w:rFonts w:ascii="Arial" w:hAnsi="Arial"/>
-                <w:b w:val="0"/>
-                <w:sz w:val="16"/>
-              </w:rPr>
-              <w:t>162.91</w:t>
-            </w:r>
-          </w:p>
-        </w:tc>
-        <w:tc>
-          <w:tcPr>
-            <w:tcW w:type="dxa" w:w="1752"/>
-          </w:tcPr>
-          <w:p>
-            <w:r>
-              <w:rPr>
-                <w:rFonts w:ascii="Arial" w:hAnsi="Arial"/>
-                <w:b w:val="0"/>
-                <w:sz w:val="16"/>
-              </w:rPr>
-              <w:t>57.00</w:t>
-            </w:r>
-          </w:p>
-        </w:tc>
-        <w:tc>
-          <w:tcPr>
-            <w:tcW w:type="dxa" w:w="1752"/>
-          </w:tcPr>
-          <w:p>
-            <w:r>
-              <w:rPr>
-                <w:rFonts w:ascii="Arial" w:hAnsi="Arial"/>
-                <w:b w:val="0"/>
-                <w:sz w:val="16"/>
-              </w:rPr>
-              <w:t>310.97</w:t>
-            </w:r>
-          </w:p>
-        </w:tc>
-        <w:tc>
-          <w:tcPr>
-            <w:tcW w:type="dxa" w:w="1752"/>
-          </w:tcPr>
-          <w:p>
-            <w:r>
-              <w:rPr>
-                <w:rFonts w:ascii="Arial" w:hAnsi="Arial"/>
-                <w:b w:val="0"/>
-                <w:sz w:val="16"/>
-              </w:rPr>
-              <w:t>17.2</w:t>
-            </w:r>
-          </w:p>
-        </w:tc>
-        <w:tc>
-          <w:tcPr>
-            <w:tcW w:type="dxa" w:w="1752"/>
-          </w:tcPr>
-          <w:p>
-            <w:r>
-              <w:rPr>
-                <w:rFonts w:ascii="Arial" w:hAnsi="Arial"/>
-                <w:b w:val="0"/>
-                <w:sz w:val="16"/>
-              </w:rPr>
-              <w:t>-0.06</w:t>
-            </w:r>
-          </w:p>
-        </w:tc>
-      </w:tr>
-      <w:tr>
-        <w:tc>
-          <w:tcPr>
-            <w:tcW w:type="dxa" w:w="1752"/>
-          </w:tcPr>
-          <w:p>
-            <w:r>
-              <w:rPr>
-                <w:rFonts w:ascii="Arial" w:hAnsi="Arial"/>
-                <w:b w:val="0"/>
-                <w:sz w:val="16"/>
-              </w:rPr>
               <w:t>Peñitas</w:t>
             </w:r>
           </w:p>
@@ -1214,7 +1167,7 @@
                 <w:b w:val="0"/>
                 <w:sz w:val="16"/>
               </w:rPr>
-              <w:t>86.08</w:t>
+              <w:t>86.13</w:t>
             </w:r>
           </w:p>
         </w:tc>
@@ -1229,7 +1182,7 @@
                 <w:b w:val="0"/>
                 <w:sz w:val="16"/>
               </w:rPr>
-              <w:t>84.00</w:t>
+              <w:t>83.00</w:t>
             </w:r>
           </w:p>
         </w:tc>
@@ -1244,7 +1197,7 @@
                 <w:b w:val="0"/>
                 <w:sz w:val="16"/>
               </w:rPr>
-              <w:t>352.08</w:t>
+              <w:t>527.08</w:t>
             </w:r>
           </w:p>
         </w:tc>
@@ -1259,7 +1212,7 @@
                 <w:b w:val="0"/>
                 <w:sz w:val="16"/>
               </w:rPr>
-              <w:t>2.3</w:t>
+              <w:t>0.0</w:t>
             </w:r>
           </w:p>
         </w:tc>
@@ -1274,7 +1227,7 @@
                 <w:b w:val="0"/>
                 <w:sz w:val="16"/>
               </w:rPr>
-              <w:t>+0.11</w:t>
+              <w:t>+0.23</w:t>
             </w:r>
           </w:p>
         </w:tc>
@@ -1297,7 +1250,7 @@
           <w:rFonts w:ascii="Arial" w:hAnsi="Arial"/>
           <w:sz w:val="19"/>
         </w:rPr>
-        <w:t>Samaria registra 11.40 m y González/Carrizal 3.42 m. El gasto de Peñitas no debe equipararse automáticamente con el gasto que llega a cada brazo: deben incorporarse Platanar y otras aportaciones de cuenca libre y considerar la distribución hidráulica posterior. Como referencia operativa se conserva aproximadamente 70 % hacia Samaria y 30 % hacia Carrizal, sujeta a condiciones hidráulicas y a la operación de El Macayo.</w:t>
+        <w:t>Samaria registra 11.70 m y González/Carrizal 3.41 m. El gasto de Peñitas no debe equipararse automáticamente con el gasto que llega a cada brazo: deben incorporarse Platanar y otras aportaciones de cuenca libre y considerar la distribución hidráulica posterior. Como referencia operativa se conserva aproximadamente 70 % hacia Samaria y 30 % hacia Carrizal, sujeta a condiciones hidráulicas y a la operación de El Macayo.</w:t>
       </w:r>
     </w:p>
     <w:tbl>
@@ -1432,7 +1385,7 @@
                 <w:b w:val="0"/>
                 <w:sz w:val="16"/>
               </w:rPr>
-              <w:t>11.40 m</w:t>
+              <w:t>11.70 m</w:t>
             </w:r>
           </w:p>
         </w:tc>
@@ -1479,7 +1432,7 @@
                 <w:b w:val="0"/>
                 <w:sz w:val="16"/>
               </w:rPr>
-              <w:t>González 3.42 m</w:t>
+              <w:t>González 3.41 m</w:t>
             </w:r>
           </w:p>
         </w:tc>
@@ -1953,7 +1906,7 @@
           <w:rFonts w:ascii="Arial" w:hAnsi="Arial"/>
           <w:sz w:val="19"/>
         </w:rPr>
-        <w:t>El diagnóstico integrado del corte de las 14:30 h se mantiene condicionado por la evolución conjunta de Guatemala–Usumacinta–Boca del Cerro, Ríos Serranos–Pichucalco–Grijalva bajo, la cascada de presas y Peñitas/cuenca libre–Mezcalapa–Samaria–Carrizal. Ningún componente debe interpretarse de manera aislada. La señal operativa debe escalar únicamente cuando coincidan magnitud, persistencia y respuesta observada.</w:t>
+        <w:t>El diagnóstico integrado del corte de las 16:23 h se mantiene condicionado por la evolución conjunta de Guatemala–Usumacinta–Boca del Cerro, Ríos Serranos–Pichucalco–Grijalva bajo, la cascada de presas y Peñitas/cuenca libre–Mezcalapa–Samaria–Carrizal. Ningún componente debe interpretarse de manera aislada. La señal operativa debe escalar únicamente cuando coincidan magnitud, persistencia y respuesta observada.</w:t>
       </w:r>
     </w:p>
     <w:p>
@@ -2059,7 +2012,7 @@
           <w:rFonts w:ascii="Arial" w:hAnsi="Arial"/>
           <w:sz w:val="19"/>
         </w:rPr>
-        <w:t>WeatherLink: CHAPULTENANGO PCIVILCHIAPAS 27.9 mm/24 h</w:t>
+        <w:t>CONAGUA: OXOLOTÁN 62.0 mm/24 h</w:t>
       </w:r>
     </w:p>
     <w:p>
@@ -2071,7 +2024,7 @@
           <w:rFonts w:ascii="Arial" w:hAnsi="Arial"/>
           <w:sz w:val="19"/>
         </w:rPr>
-        <w:t>WeatherLink: OSTUACÁN PCIVILCHIAPAS 17.3 mm/24 h</w:t>
+        <w:t>CONAGUA: TAPIJULAPA 37.0 mm/24 h</w:t>
       </w:r>
     </w:p>
     <w:p>
@@ -2083,7 +2036,7 @@
           <w:rFonts w:ascii="Arial" w:hAnsi="Arial"/>
           <w:sz w:val="19"/>
         </w:rPr>
-        <w:t>WeatherLink: AMATÁN PCIVILCHIAPAS 9.9 mm/24 h</w:t>
+        <w:t>CONAGUA: JONUTA (CIUDAD) 18.5 mm/24 h</w:t>
       </w:r>
     </w:p>
     <w:p>
@@ -2095,7 +2048,7 @@
           <w:rFonts w:ascii="Arial" w:hAnsi="Arial"/>
           <w:sz w:val="19"/>
         </w:rPr>
-        <w:t>WeatherLink: PALENQUE PCIVILCHIAPAS 4.6 mm/24 h</w:t>
+        <w:t>CONAGUA: SAN JOAQUÍN 7.2 mm/24 h</w:t>
       </w:r>
     </w:p>
     <w:p>
@@ -2107,67 +2060,7 @@
           <w:rFonts w:ascii="Arial" w:hAnsi="Arial"/>
           <w:sz w:val="19"/>
         </w:rPr>
-        <w:t>WeatherLink: IXHUATAN PCIVILCHIAPAS 4.4 mm/24 h</w:t>
-      </w:r>
-    </w:p>
-    <w:p>
-      <w:pPr>
-        <w:pStyle w:val="ListBullet"/>
-      </w:pPr>
-      <w:r>
-        <w:rPr>
-          <w:rFonts w:ascii="Arial" w:hAnsi="Arial"/>
-          <w:sz w:val="19"/>
-        </w:rPr>
-        <w:t>CONAGUA: CHAPULTENANGO 48.3 mm/24 h</w:t>
-      </w:r>
-    </w:p>
-    <w:p>
-      <w:pPr>
-        <w:pStyle w:val="ListBullet"/>
-      </w:pPr>
-      <w:r>
-        <w:rPr>
-          <w:rFonts w:ascii="Arial" w:hAnsi="Arial"/>
-          <w:sz w:val="19"/>
-        </w:rPr>
-        <w:t>CONAGUA: OXOLOTÁN 35.4 mm/24 h</w:t>
-      </w:r>
-    </w:p>
-    <w:p>
-      <w:pPr>
-        <w:pStyle w:val="ListBullet"/>
-      </w:pPr>
-      <w:r>
-        <w:rPr>
-          <w:rFonts w:ascii="Arial" w:hAnsi="Arial"/>
-          <w:sz w:val="19"/>
-        </w:rPr>
-        <w:t>CONAGUA: SAN PEDRO NICHTACULUM 10.9 mm/24 h</w:t>
-      </w:r>
-    </w:p>
-    <w:p>
-      <w:pPr>
-        <w:pStyle w:val="ListBullet"/>
-      </w:pPr>
-      <w:r>
-        <w:rPr>
-          <w:rFonts w:ascii="Arial" w:hAnsi="Arial"/>
-          <w:sz w:val="19"/>
-        </w:rPr>
-        <w:t>CONAGUA: TAPIJULAPA 9.3 mm/24 h</w:t>
-      </w:r>
-    </w:p>
-    <w:p>
-      <w:pPr>
-        <w:pStyle w:val="ListBullet"/>
-      </w:pPr>
-      <w:r>
-        <w:rPr>
-          <w:rFonts w:ascii="Arial" w:hAnsi="Arial"/>
-          <w:sz w:val="19"/>
-        </w:rPr>
-        <w:t>CONAGUA: EMILIANO ZAPATA (CHABLE) 7.0 mm/24 h</w:t>
+        <w:t>CONAGUA: CHAPULTENANGO 5.5 mm/24 h</w:t>
       </w:r>
     </w:p>
     <w:p>
@@ -2282,7 +2175,7 @@
                 <w:b w:val="0"/>
                 <w:sz w:val="16"/>
               </w:rPr>
-              <w:t>2026-09-17T08:19:09-06:00</w:t>
+              <w:t>2026-09-20T08:06:13-06:00</w:t>
             </w:r>
           </w:p>
         </w:tc>
@@ -2297,7 +2190,7 @@
                 <w:b w:val="0"/>
                 <w:sz w:val="16"/>
               </w:rPr>
-              <w:t>2026-09-17T14:18:33.126407-06:00</w:t>
+              <w:t>2026-09-20T13:26:30.145021-06:00</w:t>
             </w:r>
           </w:p>
         </w:tc>
@@ -2344,7 +2237,7 @@
                 <w:b w:val="0"/>
                 <w:sz w:val="16"/>
               </w:rPr>
-              <w:t>2026-09-17T09:54:15-06:00</w:t>
+              <w:t>2026-09-20T09:45:54-06:00</w:t>
             </w:r>
           </w:p>
         </w:tc>
@@ -2359,7 +2252,7 @@
                 <w:b w:val="0"/>
                 <w:sz w:val="16"/>
               </w:rPr>
-              <w:t>2026-09-17T14:18:33.126407-06:00</w:t>
+              <w:t>2026-09-20T13:26:30.145021-06:00</w:t>
             </w:r>
           </w:p>
         </w:tc>
@@ -2501,7 +2394,7 @@
           <w:rFonts w:ascii="Arial" w:hAnsi="Arial"/>
           <w:sz w:val="19"/>
         </w:rPr>
-        <w:t>El Porvenir–La Pasión: nivel 1.62 m · caudal 156.49 m³/s.</w:t>
+        <w:t>El Porvenir–La Pasión: nivel 1.90 m · caudal 194.37 m³/s.</w:t>
       </w:r>
     </w:p>
     <w:p>
@@ -2513,7 +2406,7 @@
           <w:rFonts w:ascii="Arial" w:hAnsi="Arial"/>
           <w:sz w:val="19"/>
         </w:rPr>
-        <w:t>El Tigre–Usumacinta: nivel 5.28 m · caudal 804.26 m³/s.</w:t>
+        <w:t>El Tigre–Usumacinta: nivel 5.76 m · caudal 1012.96 m³/s.</w:t>
       </w:r>
     </w:p>
     <w:p>
@@ -2525,7 +2418,7 @@
           <w:rFonts w:ascii="Arial" w:hAnsi="Arial"/>
           <w:sz w:val="19"/>
         </w:rPr>
-        <w:t>Cadena de seguimiento en Tabasco: Boca del Cerro: 12.07 m · Δ24 h +0.08 m → Balancán: s/d → Emiliano Zapata: s/d → Jonuta: s/d → Centla/Tres Brazos: s/d.</w:t>
+        <w:t>Cadena de seguimiento en Tabasco: Boca del Cerro: 12.17 m · Δ24 h +0.05 m → Balancán: s/d → Emiliano Zapata: s/d → Jonuta: s/d → Centla/Tres Brazos: s/d.</w:t>
       </w:r>
     </w:p>
     <w:p>
@@ -2537,7 +2430,7 @@
           <w:rFonts w:ascii="Arial" w:hAnsi="Arial"/>
           <w:sz w:val="19"/>
         </w:rPr>
-        <w:t>Evolución El Tigre: Δ nivel -0.060 m en 12.0 h; tendencia disminuyendo.</w:t>
+        <w:t>Evolución El Tigre: Δ nivel +0.530 m en 18.0 h; tendencia incrementando.</w:t>
       </w:r>
     </w:p>
     <w:p>

--- a/data/analysis/Reportes/Analisis_Hidrometeorologico_Ultimo.docx
+++ b/data/analysis/Reportes/Analisis_Hidrometeorologico_Ultimo.docx
@@ -35,7 +35,7 @@
           <w:rFonts w:ascii="Arial" w:hAnsi="Arial"/>
           <w:sz w:val="19"/>
         </w:rPr>
-        <w:t>CORTE: 2026-09-20 16:23</w:t>
+        <w:t>CORTE: 2026-09-21 11:00</w:t>
       </w:r>
     </w:p>
     <w:p>
@@ -55,7 +55,7 @@
           <w:rFonts w:ascii="Arial" w:hAnsi="Arial"/>
           <w:sz w:val="19"/>
         </w:rPr>
-        <w:t>Grijalva–Usumacinta • Ríos Serranos • Sistema de Presas • Samaria–Carrizal y corrientes asociadas Actualización: 20 de septiembre de 2026</w:t>
+        <w:t>Grijalva–Usumacinta • Ríos Serranos • Sistema de Presas • Samaria–Carrizal y corrientes asociadas Actualización: 21 de septiembre de 2026</w:t>
       </w:r>
     </w:p>
     <w:p>
@@ -75,7 +75,7 @@
           <w:rFonts w:ascii="Arial" w:hAnsi="Arial"/>
           <w:sz w:val="19"/>
         </w:rPr>
-        <w:t>Al corte de las 16:23 h, la lectura debe mantenerse integrada y no por cuencas aisladas. La señal hidrométrica más reciente tiene como referencia principal el corte vigente de niveles y la lluvia observada/prevista sobre Guatemala, Chiapas y Tabasco. El mayor cambio de 24 h entre estaciones observadas es Macuspana +0.96 m/24 h. La prioridad operativa es confirmar cualquier cambio de escenario con coincidencia de lluvia, saturación, niveles, caudales y operación de presas; el pronóstico por sí solo no constituye una creciente confirmada.</w:t>
+        <w:t>Al corte de las 11:00 h, la lectura debe mantenerse integrada y no por cuencas aisladas. La señal hidrométrica más reciente tiene como referencia principal el corte vigente de niveles y la lluvia observada/prevista sobre Guatemala, Chiapas y Tabasco. El mayor cambio de 24 h entre estaciones observadas es Boca del Cerro +0.32 m/24 h. La prioridad operativa es confirmar cualquier cambio de escenario con coincidencia de lluvia, saturación, niveles, caudales y operación de presas; el pronóstico por sí solo no constituye una creciente confirmada.</w:t>
       </w:r>
     </w:p>
     <w:p>
@@ -315,7 +315,7 @@
           <w:rFonts w:ascii="Arial" w:hAnsi="Arial"/>
           <w:sz w:val="19"/>
         </w:rPr>
-        <w:t>Boca del Cerro registra 12.17 m, con variación de 24 h +0.05 m. En la cuenca alta de Guatemala, El Tigre reporta 5.76 m y 1013.0 m³/s; El Porvenir/La Pasión 1.90 m y 194.4 m³/s. La secuencia de vigilancia se mantiene Guatemala → Boca del Cerro/Tenosique → Balancán → Emiliano Zapata → Jonuta → Centla. Pronóstico SMN para Usumacinta: 0-24 h: 75 a 150 mm; 24-48 h: 75 a 150 mm; 48-72 h: 75 a 150 mm; 72-96 h: 75 a 150 mm.</w:t>
+        <w:t>Boca del Cerro registra 12.45 m, con variación de 24 h +0.32 m. En la cuenca alta de Guatemala, El Tigre reporta 5.76 m y 1013.0 m³/s; El Porvenir/La Pasión 1.90 m y 194.4 m³/s. La secuencia de vigilancia se mantiene Guatemala → Boca del Cerro/Tenosique → Balancán → Emiliano Zapata → Jonuta → Centla. Pronóstico SMN para Usumacinta: 0-24 h: 75 a 150 mm; 24-48 h: 75 a 150 mm; 48-72 h: 75 a 150 mm; 72-96 h: 75 a 150 mm.</w:t>
       </w:r>
     </w:p>
     <w:tbl>
@@ -450,7 +450,7 @@
                 <w:b w:val="0"/>
                 <w:sz w:val="16"/>
               </w:rPr>
-              <w:t>12.17 m; Δ24 h +0.05 m</w:t>
+              <w:t>12.45 m; Δ24 h +0.32 m</w:t>
             </w:r>
           </w:p>
         </w:tc>
@@ -488,7 +488,7 @@
           <w:rFonts w:ascii="Arial" w:hAnsi="Arial"/>
           <w:sz w:val="19"/>
         </w:rPr>
-        <w:t>Los Ríos Serranos tienen respuesta más rápida que el Usumacinta. Oxolotán 34.15 m, Tapijulapa 15.85 m, Teapa 34.07 m y Puyacatengo 25.14 m. Deben vigilarse primero lluvia horaria y estaciones aguas arriba antes de esperar una respuesta en el Grijalva de Villahermosa. Pronóstico SMN Bajo Grijalva–Ríos de la Sierra: 0-24 h: 75 a 150 mm; 24-48 h: 75 a 150 mm; 48-72 h: 75 a 150 mm; 72-96 h: 75 a 150 mm.</w:t>
+        <w:t>Los Ríos Serranos tienen respuesta más rápida que el Usumacinta. Oxolotán 34.10 m, Tapijulapa 16.06 m, Teapa 33.97 m y Puyacatengo 24.80 m. Deben vigilarse primero lluvia horaria y estaciones aguas arriba antes de esperar una respuesta en el Grijalva de Villahermosa. Pronóstico SMN Bajo Grijalva–Ríos de la Sierra: 0-24 h: 75 a 150 mm; 24-48 h: 75 a 150 mm; 48-72 h: 75 a 150 mm; 72-96 h: 75 a 150 mm.</w:t>
       </w:r>
     </w:p>
     <w:tbl>
@@ -717,7 +717,7 @@
                 <w:b w:val="0"/>
                 <w:sz w:val="16"/>
               </w:rPr>
-              <w:t>Salto de Agua 2.86 m; Macuspana 3.56 m</w:t>
+              <w:t>Salto de Agua 3.00 m; Macuspana 3.53 m</w:t>
             </w:r>
           </w:p>
         </w:tc>
@@ -891,7 +891,7 @@
                 <w:b w:val="0"/>
                 <w:sz w:val="16"/>
               </w:rPr>
-              <w:t>516.59</w:t>
+              <w:t>516.54</w:t>
             </w:r>
           </w:p>
         </w:tc>
@@ -906,7 +906,7 @@
                 <w:b w:val="0"/>
                 <w:sz w:val="16"/>
               </w:rPr>
-              <w:t>47.00</w:t>
+              <w:t>47.24</w:t>
             </w:r>
           </w:p>
         </w:tc>
@@ -936,7 +936,7 @@
                 <w:b w:val="0"/>
                 <w:sz w:val="16"/>
               </w:rPr>
-              <w:t>17.6</w:t>
+              <w:t>0.0</w:t>
             </w:r>
           </w:p>
         </w:tc>
@@ -951,7 +951,7 @@
                 <w:b w:val="0"/>
                 <w:sz w:val="16"/>
               </w:rPr>
-              <w:t>-0.04</w:t>
+              <w:t>-0.05</w:t>
             </w:r>
           </w:p>
         </w:tc>
@@ -983,7 +983,7 @@
                 <w:b w:val="0"/>
                 <w:sz w:val="16"/>
               </w:rPr>
-              <w:t>391.28</w:t>
+              <w:t>390.96</w:t>
             </w:r>
           </w:p>
         </w:tc>
@@ -998,7 +998,7 @@
                 <w:b w:val="0"/>
                 <w:sz w:val="16"/>
               </w:rPr>
-              <w:t>97.00</w:t>
+              <w:t>97.43</w:t>
             </w:r>
           </w:p>
         </w:tc>
@@ -1028,7 +1028,7 @@
                 <w:b w:val="0"/>
                 <w:sz w:val="16"/>
               </w:rPr>
-              <w:t>0.0</w:t>
+              <w:t>0.1</w:t>
             </w:r>
           </w:p>
         </w:tc>
@@ -1043,7 +1043,7 @@
                 <w:b w:val="0"/>
                 <w:sz w:val="16"/>
               </w:rPr>
-              <w:t>+0.16</w:t>
+              <w:t>-0.32</w:t>
             </w:r>
           </w:p>
         </w:tc>
@@ -1075,7 +1075,7 @@
                 <w:b w:val="0"/>
                 <w:sz w:val="16"/>
               </w:rPr>
-              <w:t>162.88</w:t>
+              <w:t>162.85</w:t>
             </w:r>
           </w:p>
         </w:tc>
@@ -1090,7 +1090,7 @@
                 <w:b w:val="0"/>
                 <w:sz w:val="16"/>
               </w:rPr>
-              <w:t>57.00</w:t>
+              <w:t>56.92</w:t>
             </w:r>
           </w:p>
         </w:tc>
@@ -1167,7 +1167,7 @@
                 <w:b w:val="0"/>
                 <w:sz w:val="16"/>
               </w:rPr>
-              <w:t>86.13</w:t>
+              <w:t>86.03</w:t>
             </w:r>
           </w:p>
         </w:tc>
@@ -1182,7 +1182,7 @@
                 <w:b w:val="0"/>
                 <w:sz w:val="16"/>
               </w:rPr>
-              <w:t>83.00</w:t>
+              <w:t>84.60</w:t>
             </w:r>
           </w:p>
         </w:tc>
@@ -1227,7 +1227,7 @@
                 <w:b w:val="0"/>
                 <w:sz w:val="16"/>
               </w:rPr>
-              <w:t>+0.23</w:t>
+              <w:t>-0.10</w:t>
             </w:r>
           </w:p>
         </w:tc>
@@ -1250,7 +1250,7 @@
           <w:rFonts w:ascii="Arial" w:hAnsi="Arial"/>
           <w:sz w:val="19"/>
         </w:rPr>
-        <w:t>Samaria registra 11.70 m y González/Carrizal 3.41 m. El gasto de Peñitas no debe equipararse automáticamente con el gasto que llega a cada brazo: deben incorporarse Platanar y otras aportaciones de cuenca libre y considerar la distribución hidráulica posterior. Como referencia operativa se conserva aproximadamente 70 % hacia Samaria y 30 % hacia Carrizal, sujeta a condiciones hidráulicas y a la operación de El Macayo.</w:t>
+        <w:t>Samaria registra 11.68 m y González/Carrizal 3.38 m. El gasto de Peñitas no debe equipararse automáticamente con el gasto que llega a cada brazo: deben incorporarse Platanar y otras aportaciones de cuenca libre y considerar la distribución hidráulica posterior. Como referencia operativa se conserva aproximadamente 70 % hacia Samaria y 30 % hacia Carrizal, sujeta a condiciones hidráulicas y a la operación de El Macayo.</w:t>
       </w:r>
     </w:p>
     <w:tbl>
@@ -1385,7 +1385,7 @@
                 <w:b w:val="0"/>
                 <w:sz w:val="16"/>
               </w:rPr>
-              <w:t>11.70 m</w:t>
+              <w:t>11.68 m</w:t>
             </w:r>
           </w:p>
         </w:tc>
@@ -1432,7 +1432,7 @@
                 <w:b w:val="0"/>
                 <w:sz w:val="16"/>
               </w:rPr>
-              <w:t>González 3.41 m</w:t>
+              <w:t>González 3.38 m</w:t>
             </w:r>
           </w:p>
         </w:tc>
@@ -1906,7 +1906,7 @@
           <w:rFonts w:ascii="Arial" w:hAnsi="Arial"/>
           <w:sz w:val="19"/>
         </w:rPr>
-        <w:t>El diagnóstico integrado del corte de las 16:23 h se mantiene condicionado por la evolución conjunta de Guatemala–Usumacinta–Boca del Cerro, Ríos Serranos–Pichucalco–Grijalva bajo, la cascada de presas y Peñitas/cuenca libre–Mezcalapa–Samaria–Carrizal. Ningún componente debe interpretarse de manera aislada. La señal operativa debe escalar únicamente cuando coincidan magnitud, persistencia y respuesta observada.</w:t>
+        <w:t>El diagnóstico integrado del corte de las 11:00 h se mantiene condicionado por la evolución conjunta de Guatemala–Usumacinta–Boca del Cerro, Ríos Serranos–Pichucalco–Grijalva bajo, la cascada de presas y Peñitas/cuenca libre–Mezcalapa–Samaria–Carrizal. Ningún componente debe interpretarse de manera aislada. La señal operativa debe escalar únicamente cuando coincidan magnitud, persistencia y respuesta observada.</w:t>
       </w:r>
     </w:p>
     <w:p>
@@ -2012,7 +2012,7 @@
           <w:rFonts w:ascii="Arial" w:hAnsi="Arial"/>
           <w:sz w:val="19"/>
         </w:rPr>
-        <w:t>CONAGUA: OXOLOTÁN 62.0 mm/24 h</w:t>
+        <w:t>WeatherLink: PICHUCALCO PCIVILCHIAPAS 1.8 mm/24 h</w:t>
       </w:r>
     </w:p>
     <w:p>
@@ -2024,7 +2024,7 @@
           <w:rFonts w:ascii="Arial" w:hAnsi="Arial"/>
           <w:sz w:val="19"/>
         </w:rPr>
-        <w:t>CONAGUA: TAPIJULAPA 37.0 mm/24 h</w:t>
+        <w:t>WeatherLink: Sinai 0.5 mm/24 h</w:t>
       </w:r>
     </w:p>
     <w:p>
@@ -2036,7 +2036,7 @@
           <w:rFonts w:ascii="Arial" w:hAnsi="Arial"/>
           <w:sz w:val="19"/>
         </w:rPr>
-        <w:t>CONAGUA: JONUTA (CIUDAD) 18.5 mm/24 h</w:t>
+        <w:t>WeatherLink: ASUR Villahermosa 0.5 mm/24 h</w:t>
       </w:r>
     </w:p>
     <w:p>
@@ -2048,7 +2048,7 @@
           <w:rFonts w:ascii="Arial" w:hAnsi="Arial"/>
           <w:sz w:val="19"/>
         </w:rPr>
-        <w:t>CONAGUA: SAN JOAQUÍN 7.2 mm/24 h</w:t>
+        <w:t>WeatherLink: Yaxhá - INSIVUMEH PETEN 0.0 mm/24 h</w:t>
       </w:r>
     </w:p>
     <w:p>
@@ -2060,7 +2060,67 @@
           <w:rFonts w:ascii="Arial" w:hAnsi="Arial"/>
           <w:sz w:val="19"/>
         </w:rPr>
-        <w:t>CONAGUA: CHAPULTENANGO 5.5 mm/24 h</w:t>
+        <w:t>WeatherLink: SEMAR E.I.O. Cd. del Carmen. 0.0 mm/24 h</w:t>
+      </w:r>
+    </w:p>
+    <w:p>
+      <w:pPr>
+        <w:pStyle w:val="ListBullet"/>
+      </w:pPr>
+      <w:r>
+        <w:rPr>
+          <w:rFonts w:ascii="Arial" w:hAnsi="Arial"/>
+          <w:sz w:val="19"/>
+        </w:rPr>
+        <w:t>CONAGUA: CHAPULTENANGO 2.0 mm/24 h</w:t>
+      </w:r>
+    </w:p>
+    <w:p>
+      <w:pPr>
+        <w:pStyle w:val="ListBullet"/>
+      </w:pPr>
+      <w:r>
+        <w:rPr>
+          <w:rFonts w:ascii="Arial" w:hAnsi="Arial"/>
+          <w:sz w:val="19"/>
+        </w:rPr>
+        <w:t>CONAGUA: TEAPA 0.5 mm/24 h</w:t>
+      </w:r>
+    </w:p>
+    <w:p>
+      <w:pPr>
+        <w:pStyle w:val="ListBullet"/>
+      </w:pPr>
+      <w:r>
+        <w:rPr>
+          <w:rFonts w:ascii="Arial" w:hAnsi="Arial"/>
+          <w:sz w:val="19"/>
+        </w:rPr>
+        <w:t>CONAGUA: OXOLOTÁN 0.5 mm/24 h</w:t>
+      </w:r>
+    </w:p>
+    <w:p>
+      <w:pPr>
+        <w:pStyle w:val="ListBullet"/>
+      </w:pPr>
+      <w:r>
+        <w:rPr>
+          <w:rFonts w:ascii="Arial" w:hAnsi="Arial"/>
+          <w:sz w:val="19"/>
+        </w:rPr>
+        <w:t>CONAGUA: SAN JOAQUÍN 0.4 mm/24 h</w:t>
+      </w:r>
+    </w:p>
+    <w:p>
+      <w:pPr>
+        <w:pStyle w:val="ListBullet"/>
+      </w:pPr>
+      <w:r>
+        <w:rPr>
+          <w:rFonts w:ascii="Arial" w:hAnsi="Arial"/>
+          <w:sz w:val="19"/>
+        </w:rPr>
+        <w:t>CONAGUA: PUYACATENGO 0.3 mm/24 h</w:t>
       </w:r>
     </w:p>
     <w:p>
@@ -2175,7 +2235,7 @@
                 <w:b w:val="0"/>
                 <w:sz w:val="16"/>
               </w:rPr>
-              <w:t>2026-09-20T08:06:13-06:00</w:t>
+              <w:t>2026-09-21T08:37:25-06:00</w:t>
             </w:r>
           </w:p>
         </w:tc>
@@ -2190,7 +2250,7 @@
                 <w:b w:val="0"/>
                 <w:sz w:val="16"/>
               </w:rPr>
-              <w:t>2026-09-20T13:26:30.145021-06:00</w:t>
+              <w:t>2026-09-21T09:27:07.543048-06:00</w:t>
             </w:r>
           </w:p>
         </w:tc>
@@ -2418,7 +2478,7 @@
           <w:rFonts w:ascii="Arial" w:hAnsi="Arial"/>
           <w:sz w:val="19"/>
         </w:rPr>
-        <w:t>Cadena de seguimiento en Tabasco: Boca del Cerro: 12.17 m · Δ24 h +0.05 m → Balancán: s/d → Emiliano Zapata: s/d → Jonuta: s/d → Centla/Tres Brazos: s/d.</w:t>
+        <w:t>Cadena de seguimiento en Tabasco: Boca del Cerro: 12.45 m · Δ24 h +0.32 m → Balancán: s/d → Emiliano Zapata: s/d → Jonuta: s/d → Centla/Tres Brazos: s/d.</w:t>
       </w:r>
     </w:p>
     <w:p>

--- a/data/analysis/Reportes/Analisis_Hidrometeorologico_Ultimo.docx
+++ b/data/analysis/Reportes/Analisis_Hidrometeorologico_Ultimo.docx
@@ -35,7 +35,7 @@
           <w:rFonts w:ascii="Arial" w:hAnsi="Arial"/>
           <w:sz w:val="19"/>
         </w:rPr>
-        <w:t>CORTE: 2026-09-21 11:00</w:t>
+        <w:t>CORTE: 2026-09-21 15:00</w:t>
       </w:r>
     </w:p>
     <w:p>
@@ -75,7 +75,7 @@
           <w:rFonts w:ascii="Arial" w:hAnsi="Arial"/>
           <w:sz w:val="19"/>
         </w:rPr>
-        <w:t>Al corte de las 11:00 h, la lectura debe mantenerse integrada y no por cuencas aisladas. La señal hidrométrica más reciente tiene como referencia principal el corte vigente de niveles y la lluvia observada/prevista sobre Guatemala, Chiapas y Tabasco. El mayor cambio de 24 h entre estaciones observadas es Boca del Cerro +0.32 m/24 h. La prioridad operativa es confirmar cualquier cambio de escenario con coincidencia de lluvia, saturación, niveles, caudales y operación de presas; el pronóstico por sí solo no constituye una creciente confirmada.</w:t>
+        <w:t>Al corte de las 15:00 h, la lectura debe mantenerse integrada y no por cuencas aisladas. La señal hidrométrica más reciente tiene como referencia principal el corte vigente de niveles y la lluvia observada/prevista sobre Guatemala, Chiapas y Tabasco. El mayor cambio de 24 h entre estaciones observadas es Boca del Cerro +0.32 m/24 h. La prioridad operativa es confirmar cualquier cambio de escenario con coincidencia de lluvia, saturación, niveles, caudales y operación de presas; el pronóstico por sí solo no constituye una creciente confirmada.</w:t>
       </w:r>
     </w:p>
     <w:p>
@@ -315,7 +315,7 @@
           <w:rFonts w:ascii="Arial" w:hAnsi="Arial"/>
           <w:sz w:val="19"/>
         </w:rPr>
-        <w:t>Boca del Cerro registra 12.45 m, con variación de 24 h +0.32 m. En la cuenca alta de Guatemala, El Tigre reporta 5.76 m y 1013.0 m³/s; El Porvenir/La Pasión 1.90 m y 194.4 m³/s. La secuencia de vigilancia se mantiene Guatemala → Boca del Cerro/Tenosique → Balancán → Emiliano Zapata → Jonuta → Centla. Pronóstico SMN para Usumacinta: 0-24 h: 75 a 150 mm; 24-48 h: 75 a 150 mm; 48-72 h: 75 a 150 mm; 72-96 h: 75 a 150 mm.</w:t>
+        <w:t>Boca del Cerro registra 12.49 m, con variación de 24 h +0.32 m. En la cuenca alta de Guatemala, El Tigre reporta 6.04 m y 1134.7 m³/s; El Porvenir/La Pasión s/d m y s/d m³/s. La secuencia de vigilancia se mantiene Guatemala → Lacantún → Boca del Cerro/Tenosique → Balancán → Emiliano Zapata → Jonuta → Centla. Pronóstico SMN para Usumacinta: 0-24 h: 75 a 150 mm; 24-48 h: 75 a 150 mm; 48-72 h: 75 a 150 mm; 72-96 h: 75 a 150 mm.</w:t>
       </w:r>
     </w:p>
     <w:tbl>
@@ -403,7 +403,7 @@
                 <w:b w:val="0"/>
                 <w:sz w:val="16"/>
               </w:rPr>
-              <w:t>5.76 m; 1013.0 m³/s</w:t>
+              <w:t>6.04 m; 1134.7 m³/s</w:t>
             </w:r>
           </w:p>
         </w:tc>
@@ -435,6 +435,53 @@
                 <w:b w:val="0"/>
                 <w:sz w:val="16"/>
               </w:rPr>
+              <w:t>Lacantún (BHG21, Ocosingo)</w:t>
+            </w:r>
+          </w:p>
+        </w:tc>
+        <w:tc>
+          <w:tcPr>
+            <w:tcW w:type="dxa" w:w="3504"/>
+          </w:tcPr>
+          <w:p>
+            <w:r>
+              <w:rPr>
+                <w:rFonts w:ascii="Arial" w:hAnsi="Arial"/>
+                <w:b w:val="0"/>
+                <w:sz w:val="16"/>
+              </w:rPr>
+              <w:t>138.33 m; 274.45 m³/s; lluvia 24 h 9.6 mm</w:t>
+            </w:r>
+          </w:p>
+        </w:tc>
+        <w:tc>
+          <w:tcPr>
+            <w:tcW w:type="dxa" w:w="3504"/>
+          </w:tcPr>
+          <w:p>
+            <w:r>
+              <w:rPr>
+                <w:rFonts w:ascii="Arial" w:hAnsi="Arial"/>
+                <w:b w:val="0"/>
+                <w:sz w:val="16"/>
+              </w:rPr>
+              <w:t>Aporte de cuenca alta antes de Boca del Cerro; valorar su tendencia junto con Guatemala y la respuesta posterior en Tenosique.</w:t>
+            </w:r>
+          </w:p>
+        </w:tc>
+      </w:tr>
+      <w:tr>
+        <w:tc>
+          <w:tcPr>
+            <w:tcW w:type="dxa" w:w="3504"/>
+          </w:tcPr>
+          <w:p>
+            <w:r>
+              <w:rPr>
+                <w:rFonts w:ascii="Arial" w:hAnsi="Arial"/>
+                <w:b w:val="0"/>
+                <w:sz w:val="16"/>
+              </w:rPr>
               <w:t>Boca del Cerro</w:t>
             </w:r>
           </w:p>
@@ -450,7 +497,7 @@
                 <w:b w:val="0"/>
                 <w:sz w:val="16"/>
               </w:rPr>
-              <w:t>12.45 m; Δ24 h +0.32 m</w:t>
+              <w:t>12.49 m; Δ24 h +0.32 m</w:t>
             </w:r>
           </w:p>
         </w:tc>
@@ -488,7 +535,7 @@
           <w:rFonts w:ascii="Arial" w:hAnsi="Arial"/>
           <w:sz w:val="19"/>
         </w:rPr>
-        <w:t>Los Ríos Serranos tienen respuesta más rápida que el Usumacinta. Oxolotán 34.10 m, Tapijulapa 16.06 m, Teapa 33.97 m y Puyacatengo 24.80 m. Deben vigilarse primero lluvia horaria y estaciones aguas arriba antes de esperar una respuesta en el Grijalva de Villahermosa. Pronóstico SMN Bajo Grijalva–Ríos de la Sierra: 0-24 h: 75 a 150 mm; 24-48 h: 75 a 150 mm; 48-72 h: 75 a 150 mm; 72-96 h: 75 a 150 mm.</w:t>
+        <w:t>Los Ríos Serranos tienen respuesta más rápida que el Usumacinta. Oxolotán 34.08 m, Tapijulapa 16.02 m, Teapa 33.89 m y Puyacatengo 24.79 m. Deben vigilarse primero lluvia horaria y estaciones aguas arriba antes de esperar una respuesta en el Grijalva de Villahermosa. Pronóstico SMN Bajo Grijalva–Ríos de la Sierra: 0-24 h: 75 a 150 mm; 24-48 h: 75 a 150 mm; 48-72 h: 75 a 150 mm; 72-96 h: 75 a 150 mm.</w:t>
       </w:r>
     </w:p>
     <w:tbl>
@@ -717,7 +764,7 @@
                 <w:b w:val="0"/>
                 <w:sz w:val="16"/>
               </w:rPr>
-              <w:t>Salto de Agua 3.00 m; Macuspana 3.53 m</w:t>
+              <w:t>Salto de Agua 2.97 m; Macuspana 3.48 m</w:t>
             </w:r>
           </w:p>
         </w:tc>
@@ -1250,7 +1297,7 @@
           <w:rFonts w:ascii="Arial" w:hAnsi="Arial"/>
           <w:sz w:val="19"/>
         </w:rPr>
-        <w:t>Samaria registra 11.68 m y González/Carrizal 3.38 m. El gasto de Peñitas no debe equipararse automáticamente con el gasto que llega a cada brazo: deben incorporarse Platanar y otras aportaciones de cuenca libre y considerar la distribución hidráulica posterior. Como referencia operativa se conserva aproximadamente 70 % hacia Samaria y 30 % hacia Carrizal, sujeta a condiciones hidráulicas y a la operación de El Macayo.</w:t>
+        <w:t>Samaria registra 11.86 m y González/Carrizal 3.30 m. El gasto de Peñitas no debe equipararse automáticamente con el gasto que llega a cada brazo: deben incorporarse Platanar y otras aportaciones de cuenca libre y considerar la distribución hidráulica posterior. Como referencia operativa se conserva aproximadamente 70 % hacia Samaria y 30 % hacia Carrizal, sujeta a condiciones hidráulicas y a la operación de El Macayo.</w:t>
       </w:r>
     </w:p>
     <w:tbl>
@@ -1385,7 +1432,7 @@
                 <w:b w:val="0"/>
                 <w:sz w:val="16"/>
               </w:rPr>
-              <w:t>11.68 m</w:t>
+              <w:t>11.86 m</w:t>
             </w:r>
           </w:p>
         </w:tc>
@@ -1432,7 +1479,7 @@
                 <w:b w:val="0"/>
                 <w:sz w:val="16"/>
               </w:rPr>
-              <w:t>González 3.38 m</w:t>
+              <w:t>González 3.30 m</w:t>
             </w:r>
           </w:p>
         </w:tc>
@@ -1906,7 +1953,7 @@
           <w:rFonts w:ascii="Arial" w:hAnsi="Arial"/>
           <w:sz w:val="19"/>
         </w:rPr>
-        <w:t>El diagnóstico integrado del corte de las 11:00 h se mantiene condicionado por la evolución conjunta de Guatemala–Usumacinta–Boca del Cerro, Ríos Serranos–Pichucalco–Grijalva bajo, la cascada de presas y Peñitas/cuenca libre–Mezcalapa–Samaria–Carrizal. Ningún componente debe interpretarse de manera aislada. La señal operativa debe escalar únicamente cuando coincidan magnitud, persistencia y respuesta observada.</w:t>
+        <w:t>El diagnóstico integrado del corte de las 15:00 h se mantiene condicionado por la evolución conjunta de Guatemala–Usumacinta–Boca del Cerro, Ríos Serranos–Pichucalco–Grijalva bajo, la cascada de presas y Peñitas/cuenca libre–Mezcalapa–Samaria–Carrizal. Ningún componente debe interpretarse de manera aislada. La señal operativa debe escalar únicamente cuando coincidan magnitud, persistencia y respuesta observada.</w:t>
       </w:r>
     </w:p>
     <w:p>
@@ -2012,7 +2059,31 @@
           <w:rFonts w:ascii="Arial" w:hAnsi="Arial"/>
           <w:sz w:val="19"/>
         </w:rPr>
-        <w:t>WeatherLink: PICHUCALCO PCIVILCHIAPAS 1.8 mm/24 h</w:t>
+        <w:t>WeatherLink: PICHUCALCO PCIVILCHIAPAS 2.0 mm/24 h</w:t>
+      </w:r>
+    </w:p>
+    <w:p>
+      <w:pPr>
+        <w:pStyle w:val="ListBullet"/>
+      </w:pPr>
+      <w:r>
+        <w:rPr>
+          <w:rFonts w:ascii="Arial" w:hAnsi="Arial"/>
+          <w:sz w:val="19"/>
+        </w:rPr>
+        <w:t>WeatherLink: SEMAR Capitanía de Pto. Alvarado, Ver. 0.8 mm/24 h</w:t>
+      </w:r>
+    </w:p>
+    <w:p>
+      <w:pPr>
+        <w:pStyle w:val="ListBullet"/>
+      </w:pPr>
+      <w:r>
+        <w:rPr>
+          <w:rFonts w:ascii="Arial" w:hAnsi="Arial"/>
+          <w:sz w:val="19"/>
+        </w:rPr>
+        <w:t>WeatherLink: SALTO DE AGUA PCIVILCHIAPAS 0.8 mm/24 h</w:t>
       </w:r>
     </w:p>
     <w:p>
@@ -2037,30 +2108,6 @@
           <w:sz w:val="19"/>
         </w:rPr>
         <w:t>WeatherLink: ASUR Villahermosa 0.5 mm/24 h</w:t>
-      </w:r>
-    </w:p>
-    <w:p>
-      <w:pPr>
-        <w:pStyle w:val="ListBullet"/>
-      </w:pPr>
-      <w:r>
-        <w:rPr>
-          <w:rFonts w:ascii="Arial" w:hAnsi="Arial"/>
-          <w:sz w:val="19"/>
-        </w:rPr>
-        <w:t>WeatherLink: Yaxhá - INSIVUMEH PETEN 0.0 mm/24 h</w:t>
-      </w:r>
-    </w:p>
-    <w:p>
-      <w:pPr>
-        <w:pStyle w:val="ListBullet"/>
-      </w:pPr>
-      <w:r>
-        <w:rPr>
-          <w:rFonts w:ascii="Arial" w:hAnsi="Arial"/>
-          <w:sz w:val="19"/>
-        </w:rPr>
-        <w:t>WeatherLink: SEMAR E.I.O. Cd. del Carmen. 0.0 mm/24 h</w:t>
       </w:r>
     </w:p>
     <w:p>
@@ -2235,7 +2282,7 @@
                 <w:b w:val="0"/>
                 <w:sz w:val="16"/>
               </w:rPr>
-              <w:t>2026-09-21T08:37:25-06:00</w:t>
+              <w:t>2026-09-21T08:37:03-06:00</w:t>
             </w:r>
           </w:p>
         </w:tc>
@@ -2250,7 +2297,7 @@
                 <w:b w:val="0"/>
                 <w:sz w:val="16"/>
               </w:rPr>
-              <w:t>2026-09-21T09:27:07.543048-06:00</w:t>
+              <w:t>2026-09-21T14:41:22.943379-06:00</w:t>
             </w:r>
           </w:p>
         </w:tc>
@@ -2297,7 +2344,7 @@
                 <w:b w:val="0"/>
                 <w:sz w:val="16"/>
               </w:rPr>
-              <w:t>2026-09-20T09:45:54-06:00</w:t>
+              <w:t>2026-09-21T10:22:56-06:00</w:t>
             </w:r>
           </w:p>
         </w:tc>
@@ -2312,7 +2359,7 @@
                 <w:b w:val="0"/>
                 <w:sz w:val="16"/>
               </w:rPr>
-              <w:t>2026-09-20T13:26:30.145021-06:00</w:t>
+              <w:t>2026-09-21T14:41:22.943379-06:00</w:t>
             </w:r>
           </w:p>
         </w:tc>
@@ -2454,7 +2501,7 @@
           <w:rFonts w:ascii="Arial" w:hAnsi="Arial"/>
           <w:sz w:val="19"/>
         </w:rPr>
-        <w:t>El Porvenir–La Pasión: nivel 1.90 m · caudal 194.37 m³/s.</w:t>
+        <w:t>El Porvenir–La Pasión: nivel s/d · caudal s/d.</w:t>
       </w:r>
     </w:p>
     <w:p>
@@ -2466,7 +2513,7 @@
           <w:rFonts w:ascii="Arial" w:hAnsi="Arial"/>
           <w:sz w:val="19"/>
         </w:rPr>
-        <w:t>El Tigre–Usumacinta: nivel 5.76 m · caudal 1012.96 m³/s.</w:t>
+        <w:t>El Tigre–Usumacinta: nivel 6.04 m · caudal 1134.70 m³/s.</w:t>
       </w:r>
     </w:p>
     <w:p>
@@ -2478,7 +2525,7 @@
           <w:rFonts w:ascii="Arial" w:hAnsi="Arial"/>
           <w:sz w:val="19"/>
         </w:rPr>
-        <w:t>Cadena de seguimiento en Tabasco: Boca del Cerro: 12.45 m · Δ24 h +0.32 m → Balancán: s/d → Emiliano Zapata: s/d → Jonuta: s/d → Centla/Tres Brazos: s/d.</w:t>
+        <w:t>Cadena de seguimiento en Tabasco: Boca del Cerro: 12.49 m · Δ24 h +0.32 m → Balancán: s/d → Emiliano Zapata: s/d → Jonuta: s/d → Centla/Tres Brazos: s/d.</w:t>
       </w:r>
     </w:p>
     <w:p>
@@ -2490,7 +2537,7 @@
           <w:rFonts w:ascii="Arial" w:hAnsi="Arial"/>
           <w:sz w:val="19"/>
         </w:rPr>
-        <w:t>Evolución El Tigre: Δ nivel +0.530 m en 18.0 h; tendencia incrementando.</w:t>
+        <w:t>Evolución El Tigre: Δ nivel +0.280 m en 30.0 h; tendencia incrementando.</w:t>
       </w:r>
     </w:p>
     <w:p>

--- a/data/analysis/Reportes/Analisis_Hidrometeorologico_Ultimo.docx
+++ b/data/analysis/Reportes/Analisis_Hidrometeorologico_Ultimo.docx
@@ -35,7 +35,7 @@
           <w:rFonts w:ascii="Arial" w:hAnsi="Arial"/>
           <w:sz w:val="19"/>
         </w:rPr>
-        <w:t>CORTE: 2026-09-21 15:00</w:t>
+        <w:t>CORTE: 2026-09-21 15:08</w:t>
       </w:r>
     </w:p>
     <w:p>
@@ -75,7 +75,7 @@
           <w:rFonts w:ascii="Arial" w:hAnsi="Arial"/>
           <w:sz w:val="19"/>
         </w:rPr>
-        <w:t>Al corte de las 15:00 h, la lectura debe mantenerse integrada y no por cuencas aisladas. La señal hidrométrica más reciente tiene como referencia principal el corte vigente de niveles y la lluvia observada/prevista sobre Guatemala, Chiapas y Tabasco. El mayor cambio de 24 h entre estaciones observadas es Boca del Cerro +0.32 m/24 h. La prioridad operativa es confirmar cualquier cambio de escenario con coincidencia de lluvia, saturación, niveles, caudales y operación de presas; el pronóstico por sí solo no constituye una creciente confirmada.</w:t>
+        <w:t>Al corte de las 15:08 h, la lectura debe mantenerse integrada y no por cuencas aisladas. La señal hidrométrica más reciente tiene como referencia principal el corte vigente de niveles y la lluvia observada/prevista sobre Guatemala, Chiapas y Tabasco. El mayor cambio de 24 h entre estaciones observadas es Boca del Cerro +0.32 m/24 h. La prioridad operativa es confirmar cualquier cambio de escenario con coincidencia de lluvia, saturación, niveles, caudales y operación de presas; el pronóstico por sí solo no constituye una creciente confirmada.</w:t>
       </w:r>
     </w:p>
     <w:p>
@@ -1953,7 +1953,7 @@
           <w:rFonts w:ascii="Arial" w:hAnsi="Arial"/>
           <w:sz w:val="19"/>
         </w:rPr>
-        <w:t>El diagnóstico integrado del corte de las 15:00 h se mantiene condicionado por la evolución conjunta de Guatemala–Usumacinta–Boca del Cerro, Ríos Serranos–Pichucalco–Grijalva bajo, la cascada de presas y Peñitas/cuenca libre–Mezcalapa–Samaria–Carrizal. Ningún componente debe interpretarse de manera aislada. La señal operativa debe escalar únicamente cuando coincidan magnitud, persistencia y respuesta observada.</w:t>
+        <w:t>El diagnóstico integrado del corte de las 15:08 h se mantiene condicionado por la evolución conjunta de Guatemala–Usumacinta–Boca del Cerro, Ríos Serranos–Pichucalco–Grijalva bajo, la cascada de presas y Peñitas/cuenca libre–Mezcalapa–Samaria–Carrizal. Ningún componente debe interpretarse de manera aislada. La señal operativa debe escalar únicamente cuando coincidan magnitud, persistencia y respuesta observada.</w:t>
       </w:r>
     </w:p>
     <w:p>
@@ -2297,7 +2297,7 @@
                 <w:b w:val="0"/>
                 <w:sz w:val="16"/>
               </w:rPr>
-              <w:t>2026-09-21T14:41:22.943379-06:00</w:t>
+              <w:t>2026-09-21T15:02:11.759577-06:00</w:t>
             </w:r>
           </w:p>
         </w:tc>
@@ -2359,7 +2359,7 @@
                 <w:b w:val="0"/>
                 <w:sz w:val="16"/>
               </w:rPr>
-              <w:t>2026-09-21T14:41:22.943379-06:00</w:t>
+              <w:t>2026-09-21T15:02:11.759577-06:00</w:t>
             </w:r>
           </w:p>
         </w:tc>

--- a/data/analysis/Reportes/Analisis_Hidrometeorologico_Ultimo.docx
+++ b/data/analysis/Reportes/Analisis_Hidrometeorologico_Ultimo.docx
@@ -35,7 +35,7 @@
           <w:rFonts w:ascii="Arial" w:hAnsi="Arial"/>
           <w:sz w:val="19"/>
         </w:rPr>
-        <w:t>CORTE: 2026-09-21 15:08</w:t>
+        <w:t>CORTE: 2026-09-21 15:13</w:t>
       </w:r>
     </w:p>
     <w:p>
@@ -75,7 +75,7 @@
           <w:rFonts w:ascii="Arial" w:hAnsi="Arial"/>
           <w:sz w:val="19"/>
         </w:rPr>
-        <w:t>Al corte de las 15:08 h, la lectura debe mantenerse integrada y no por cuencas aisladas. La señal hidrométrica más reciente tiene como referencia principal el corte vigente de niveles y la lluvia observada/prevista sobre Guatemala, Chiapas y Tabasco. El mayor cambio de 24 h entre estaciones observadas es Boca del Cerro +0.32 m/24 h. La prioridad operativa es confirmar cualquier cambio de escenario con coincidencia de lluvia, saturación, niveles, caudales y operación de presas; el pronóstico por sí solo no constituye una creciente confirmada.</w:t>
+        <w:t>Al corte de las 15:13 h, la lectura debe mantenerse integrada y no por cuencas aisladas. La señal hidrométrica más reciente tiene como referencia principal el corte vigente de niveles y la lluvia observada/prevista sobre Guatemala, Chiapas y Tabasco. El mayor cambio de 24 h entre estaciones observadas es Boca del Cerro +0.32 m/24 h. La prioridad operativa es confirmar cualquier cambio de escenario con coincidencia de lluvia, saturación, niveles, caudales y operación de presas; el pronóstico por sí solo no constituye una creciente confirmada.</w:t>
       </w:r>
     </w:p>
     <w:p>
@@ -1953,7 +1953,7 @@
           <w:rFonts w:ascii="Arial" w:hAnsi="Arial"/>
           <w:sz w:val="19"/>
         </w:rPr>
-        <w:t>El diagnóstico integrado del corte de las 15:08 h se mantiene condicionado por la evolución conjunta de Guatemala–Usumacinta–Boca del Cerro, Ríos Serranos–Pichucalco–Grijalva bajo, la cascada de presas y Peñitas/cuenca libre–Mezcalapa–Samaria–Carrizal. Ningún componente debe interpretarse de manera aislada. La señal operativa debe escalar únicamente cuando coincidan magnitud, persistencia y respuesta observada.</w:t>
+        <w:t>El diagnóstico integrado del corte de las 15:13 h se mantiene condicionado por la evolución conjunta de Guatemala–Usumacinta–Boca del Cerro, Ríos Serranos–Pichucalco–Grijalva bajo, la cascada de presas y Peñitas/cuenca libre–Mezcalapa–Samaria–Carrizal. Ningún componente debe interpretarse de manera aislada. La señal operativa debe escalar únicamente cuando coincidan magnitud, persistencia y respuesta observada.</w:t>
       </w:r>
     </w:p>
     <w:p>

--- a/data/analysis/Reportes/Analisis_Hidrometeorologico_Ultimo.docx
+++ b/data/analysis/Reportes/Analisis_Hidrometeorologico_Ultimo.docx
@@ -35,7 +35,7 @@
           <w:rFonts w:ascii="Arial" w:hAnsi="Arial"/>
           <w:sz w:val="19"/>
         </w:rPr>
-        <w:t>CORTE: 2026-09-21 15:13</w:t>
+        <w:t>CORTE: 2026-09-22 14:08</w:t>
       </w:r>
     </w:p>
     <w:p>
@@ -55,7 +55,7 @@
           <w:rFonts w:ascii="Arial" w:hAnsi="Arial"/>
           <w:sz w:val="19"/>
         </w:rPr>
-        <w:t>Grijalva–Usumacinta • Ríos Serranos • Sistema de Presas • Samaria–Carrizal y corrientes asociadas Actualización: 21 de septiembre de 2026</w:t>
+        <w:t>Grijalva–Usumacinta • Ríos Serranos • Sistema de Presas • Samaria–Carrizal y corrientes asociadas Actualización: 22 de septiembre de 2026</w:t>
       </w:r>
     </w:p>
     <w:p>
@@ -75,7 +75,7 @@
           <w:rFonts w:ascii="Arial" w:hAnsi="Arial"/>
           <w:sz w:val="19"/>
         </w:rPr>
-        <w:t>Al corte de las 15:13 h, la lectura debe mantenerse integrada y no por cuencas aisladas. La señal hidrométrica más reciente tiene como referencia principal el corte vigente de niveles y la lluvia observada/prevista sobre Guatemala, Chiapas y Tabasco. El mayor cambio de 24 h entre estaciones observadas es Boca del Cerro +0.32 m/24 h. La prioridad operativa es confirmar cualquier cambio de escenario con coincidencia de lluvia, saturación, niveles, caudales y operación de presas; el pronóstico por sí solo no constituye una creciente confirmada.</w:t>
+        <w:t>Al corte de las 14:08 h, la lectura debe mantenerse integrada y no por cuencas aisladas. La señal hidrométrica más reciente tiene como referencia principal el corte vigente de niveles y la lluvia observada/prevista sobre Guatemala, Chiapas y Tabasco. El mayor cambio de 24 h entre estaciones observadas es Boca del Cerro +0.23 m/24 h. La prioridad operativa es confirmar cualquier cambio de escenario con coincidencia de lluvia, saturación, niveles, caudales y operación de presas; el pronóstico por sí solo no constituye una creciente confirmada.</w:t>
       </w:r>
     </w:p>
     <w:p>
@@ -315,7 +315,7 @@
           <w:rFonts w:ascii="Arial" w:hAnsi="Arial"/>
           <w:sz w:val="19"/>
         </w:rPr>
-        <w:t>Boca del Cerro registra 12.49 m, con variación de 24 h +0.32 m. En la cuenca alta de Guatemala, El Tigre reporta 6.04 m y 1134.7 m³/s; El Porvenir/La Pasión s/d m y s/d m³/s. La secuencia de vigilancia se mantiene Guatemala → Lacantún → Boca del Cerro/Tenosique → Balancán → Emiliano Zapata → Jonuta → Centla. Pronóstico SMN para Usumacinta: 0-24 h: 75 a 150 mm; 24-48 h: 75 a 150 mm; 48-72 h: 75 a 150 mm; 72-96 h: 75 a 150 mm.</w:t>
+        <w:t>Boca del Cerro registra 12.70 m, con variación de 24 h +0.23 m. En la cuenca alta de Guatemala, El Tigre reporta 5.82 m y 1039.0 m³/s; El Porvenir/La Pasión 1.95 m y 201.7 m³/s. La secuencia de vigilancia se mantiene Guatemala → Lacantún → Boca del Cerro/Tenosique → Balancán → Emiliano Zapata → Jonuta → Centla. Pronóstico SMN para Usumacinta: 0-24 h: 75 a 150 mm; 24-48 h: 75 a 150 mm; 48-72 h: 75 a 150 mm; 72-96 h: 75 a 150 mm.</w:t>
       </w:r>
     </w:p>
     <w:tbl>
@@ -403,7 +403,7 @@
                 <w:b w:val="0"/>
                 <w:sz w:val="16"/>
               </w:rPr>
-              <w:t>6.04 m; 1134.7 m³/s</w:t>
+              <w:t>5.82 m; 1039.0 m³/s</w:t>
             </w:r>
           </w:p>
         </w:tc>
@@ -450,7 +450,7 @@
                 <w:b w:val="0"/>
                 <w:sz w:val="16"/>
               </w:rPr>
-              <w:t>138.33 m; 274.45 m³/s; lluvia 24 h 9.6 mm</w:t>
+              <w:t>138.33 m; 274.45 m³/s; lluvia 24 h 0.0 mm</w:t>
             </w:r>
           </w:p>
         </w:tc>
@@ -497,7 +497,7 @@
                 <w:b w:val="0"/>
                 <w:sz w:val="16"/>
               </w:rPr>
-              <w:t>12.49 m; Δ24 h +0.32 m</w:t>
+              <w:t>12.70 m; Δ24 h +0.23 m</w:t>
             </w:r>
           </w:p>
         </w:tc>
@@ -535,7 +535,7 @@
           <w:rFonts w:ascii="Arial" w:hAnsi="Arial"/>
           <w:sz w:val="19"/>
         </w:rPr>
-        <w:t>Los Ríos Serranos tienen respuesta más rápida que el Usumacinta. Oxolotán 34.08 m, Tapijulapa 16.02 m, Teapa 33.89 m y Puyacatengo 24.79 m. Deben vigilarse primero lluvia horaria y estaciones aguas arriba antes de esperar una respuesta en el Grijalva de Villahermosa. Pronóstico SMN Bajo Grijalva–Ríos de la Sierra: 0-24 h: 75 a 150 mm; 24-48 h: 75 a 150 mm; 48-72 h: 75 a 150 mm; 72-96 h: 75 a 150 mm.</w:t>
+        <w:t>Los Ríos Serranos tienen respuesta más rápida que el Usumacinta. Oxolotán 34.03 m, Tapijulapa 16.16 m, Teapa 33.99 m y Puyacatengo 24.94 m. Deben vigilarse primero lluvia horaria y estaciones aguas arriba antes de esperar una respuesta en el Grijalva de Villahermosa. Pronóstico SMN Bajo Grijalva–Ríos de la Sierra: 0-24 h: 75 a 150 mm; 24-48 h: 75 a 150 mm; 48-72 h: 75 a 150 mm; 72-96 h: 75 a 150 mm.</w:t>
       </w:r>
     </w:p>
     <w:tbl>
@@ -764,7 +764,7 @@
                 <w:b w:val="0"/>
                 <w:sz w:val="16"/>
               </w:rPr>
-              <w:t>Salto de Agua 2.97 m; Macuspana 3.48 m</w:t>
+              <w:t>Salto de Agua 3.12 m; Macuspana 2.78 m</w:t>
             </w:r>
           </w:p>
         </w:tc>
@@ -938,7 +938,7 @@
                 <w:b w:val="0"/>
                 <w:sz w:val="16"/>
               </w:rPr>
-              <w:t>516.54</w:t>
+              <w:t>516.45</w:t>
             </w:r>
           </w:p>
         </w:tc>
@@ -953,7 +953,7 @@
                 <w:b w:val="0"/>
                 <w:sz w:val="16"/>
               </w:rPr>
-              <w:t>47.24</w:t>
+              <w:t>46.97</w:t>
             </w:r>
           </w:p>
         </w:tc>
@@ -968,7 +968,7 @@
                 <w:b w:val="0"/>
                 <w:sz w:val="16"/>
               </w:rPr>
-              <w:t>255.11</w:t>
+              <w:t>482.68</w:t>
             </w:r>
           </w:p>
         </w:tc>
@@ -983,7 +983,7 @@
                 <w:b w:val="0"/>
                 <w:sz w:val="16"/>
               </w:rPr>
-              <w:t>0.0</w:t>
+              <w:t>482.7</w:t>
             </w:r>
           </w:p>
         </w:tc>
@@ -998,7 +998,7 @@
                 <w:b w:val="0"/>
                 <w:sz w:val="16"/>
               </w:rPr>
-              <w:t>-0.05</w:t>
+              <w:t>-0.09</w:t>
             </w:r>
           </w:p>
         </w:tc>
@@ -1030,7 +1030,7 @@
                 <w:b w:val="0"/>
                 <w:sz w:val="16"/>
               </w:rPr>
-              <w:t>390.96</w:t>
+              <w:t>391.31</w:t>
             </w:r>
           </w:p>
         </w:tc>
@@ -1045,7 +1045,7 @@
                 <w:b w:val="0"/>
                 <w:sz w:val="16"/>
               </w:rPr>
-              <w:t>97.43</w:t>
+              <w:t>97.81</w:t>
             </w:r>
           </w:p>
         </w:tc>
@@ -1060,7 +1060,7 @@
                 <w:b w:val="0"/>
                 <w:sz w:val="16"/>
               </w:rPr>
-              <w:t>247.78</w:t>
+              <w:t>352.34</w:t>
             </w:r>
           </w:p>
         </w:tc>
@@ -1075,7 +1075,7 @@
                 <w:b w:val="0"/>
                 <w:sz w:val="16"/>
               </w:rPr>
-              <w:t>0.1</w:t>
+              <w:t>352.3</w:t>
             </w:r>
           </w:p>
         </w:tc>
@@ -1090,7 +1090,7 @@
                 <w:b w:val="0"/>
                 <w:sz w:val="16"/>
               </w:rPr>
-              <w:t>-0.32</w:t>
+              <w:t>+0.35</w:t>
             </w:r>
           </w:p>
         </w:tc>
@@ -1122,7 +1122,7 @@
                 <w:b w:val="0"/>
                 <w:sz w:val="16"/>
               </w:rPr>
-              <w:t>162.85</w:t>
+              <w:t>162.84</w:t>
             </w:r>
           </w:p>
         </w:tc>
@@ -1152,7 +1152,7 @@
                 <w:b w:val="0"/>
                 <w:sz w:val="16"/>
               </w:rPr>
-              <w:t>229.93</w:t>
+              <w:t>349.45</w:t>
             </w:r>
           </w:p>
         </w:tc>
@@ -1167,7 +1167,7 @@
                 <w:b w:val="0"/>
                 <w:sz w:val="16"/>
               </w:rPr>
-              <w:t>0.0</w:t>
+              <w:t>349.4</w:t>
             </w:r>
           </w:p>
         </w:tc>
@@ -1182,7 +1182,7 @@
                 <w:b w:val="0"/>
                 <w:sz w:val="16"/>
               </w:rPr>
-              <w:t>-0.03</w:t>
+              <w:t>-0.01</w:t>
             </w:r>
           </w:p>
         </w:tc>
@@ -1214,7 +1214,7 @@
                 <w:b w:val="0"/>
                 <w:sz w:val="16"/>
               </w:rPr>
-              <w:t>86.03</w:t>
+              <w:t>86.01</w:t>
             </w:r>
           </w:p>
         </w:tc>
@@ -1229,7 +1229,7 @@
                 <w:b w:val="0"/>
                 <w:sz w:val="16"/>
               </w:rPr>
-              <w:t>84.60</w:t>
+              <w:t>84.01</w:t>
             </w:r>
           </w:p>
         </w:tc>
@@ -1244,7 +1244,7 @@
                 <w:b w:val="0"/>
                 <w:sz w:val="16"/>
               </w:rPr>
-              <w:t>527.08</w:t>
+              <w:t>395.42</w:t>
             </w:r>
           </w:p>
         </w:tc>
@@ -1259,7 +1259,7 @@
                 <w:b w:val="0"/>
                 <w:sz w:val="16"/>
               </w:rPr>
-              <w:t>0.0</w:t>
+              <w:t>395.4</w:t>
             </w:r>
           </w:p>
         </w:tc>
@@ -1274,7 +1274,7 @@
                 <w:b w:val="0"/>
                 <w:sz w:val="16"/>
               </w:rPr>
-              <w:t>-0.10</w:t>
+              <w:t>-0.02</w:t>
             </w:r>
           </w:p>
         </w:tc>
@@ -1297,7 +1297,7 @@
           <w:rFonts w:ascii="Arial" w:hAnsi="Arial"/>
           <w:sz w:val="19"/>
         </w:rPr>
-        <w:t>Samaria registra 11.86 m y González/Carrizal 3.30 m. El gasto de Peñitas no debe equipararse automáticamente con el gasto que llega a cada brazo: deben incorporarse Platanar y otras aportaciones de cuenca libre y considerar la distribución hidráulica posterior. Como referencia operativa se conserva aproximadamente 70 % hacia Samaria y 30 % hacia Carrizal, sujeta a condiciones hidráulicas y a la operación de El Macayo.</w:t>
+        <w:t>Samaria registra 11.74 m y González/Carrizal 3.37 m. El gasto de Peñitas no debe equipararse automáticamente con el gasto que llega a cada brazo: deben incorporarse Platanar y otras aportaciones de cuenca libre y considerar la distribución hidráulica posterior. Como referencia operativa se conserva aproximadamente 70 % hacia Samaria y 30 % hacia Carrizal, sujeta a condiciones hidráulicas y a la operación de El Macayo.</w:t>
       </w:r>
     </w:p>
     <w:tbl>
@@ -1432,7 +1432,7 @@
                 <w:b w:val="0"/>
                 <w:sz w:val="16"/>
               </w:rPr>
-              <w:t>11.86 m</w:t>
+              <w:t>11.74 m</w:t>
             </w:r>
           </w:p>
         </w:tc>
@@ -1479,7 +1479,7 @@
                 <w:b w:val="0"/>
                 <w:sz w:val="16"/>
               </w:rPr>
-              <w:t>González 3.30 m</w:t>
+              <w:t>González 3.37 m</w:t>
             </w:r>
           </w:p>
         </w:tc>
@@ -1953,7 +1953,7 @@
           <w:rFonts w:ascii="Arial" w:hAnsi="Arial"/>
           <w:sz w:val="19"/>
         </w:rPr>
-        <w:t>El diagnóstico integrado del corte de las 15:13 h se mantiene condicionado por la evolución conjunta de Guatemala–Usumacinta–Boca del Cerro, Ríos Serranos–Pichucalco–Grijalva bajo, la cascada de presas y Peñitas/cuenca libre–Mezcalapa–Samaria–Carrizal. Ningún componente debe interpretarse de manera aislada. La señal operativa debe escalar únicamente cuando coincidan magnitud, persistencia y respuesta observada.</w:t>
+        <w:t>El diagnóstico integrado del corte de las 14:08 h se mantiene condicionado por la evolución conjunta de Guatemala–Usumacinta–Boca del Cerro, Ríos Serranos–Pichucalco–Grijalva bajo, la cascada de presas y Peñitas/cuenca libre–Mezcalapa–Samaria–Carrizal. Ningún componente debe interpretarse de manera aislada. La señal operativa debe escalar únicamente cuando coincidan magnitud, persistencia y respuesta observada.</w:t>
       </w:r>
     </w:p>
     <w:p>
@@ -2059,7 +2059,7 @@
           <w:rFonts w:ascii="Arial" w:hAnsi="Arial"/>
           <w:sz w:val="19"/>
         </w:rPr>
-        <w:t>WeatherLink: PICHUCALCO PCIVILCHIAPAS 2.0 mm/24 h</w:t>
+        <w:t>WeatherLink: SAN CAYETANO CONSOLA 39.4 mm/24 h</w:t>
       </w:r>
     </w:p>
     <w:p>
@@ -2071,7 +2071,7 @@
           <w:rFonts w:ascii="Arial" w:hAnsi="Arial"/>
           <w:sz w:val="19"/>
         </w:rPr>
-        <w:t>WeatherLink: SEMAR Capitanía de Pto. Alvarado, Ver. 0.8 mm/24 h</w:t>
+        <w:t>WeatherLink: AMATÁN PCIVILCHIAPAS 14.2 mm/24 h</w:t>
       </w:r>
     </w:p>
     <w:p>
@@ -2083,7 +2083,7 @@
           <w:rFonts w:ascii="Arial" w:hAnsi="Arial"/>
           <w:sz w:val="19"/>
         </w:rPr>
-        <w:t>WeatherLink: SALTO DE AGUA PCIVILCHIAPAS 0.8 mm/24 h</w:t>
+        <w:t>WeatherLink: IXHUATAN PCIVILCHIAPAS 11.7 mm/24 h</w:t>
       </w:r>
     </w:p>
     <w:p>
@@ -2095,7 +2095,7 @@
           <w:rFonts w:ascii="Arial" w:hAnsi="Arial"/>
           <w:sz w:val="19"/>
         </w:rPr>
-        <w:t>WeatherLink: Sinai 0.5 mm/24 h</w:t>
+        <w:t>WeatherLink: Modesta_1 6.9 mm/24 h</w:t>
       </w:r>
     </w:p>
     <w:p>
@@ -2107,7 +2107,7 @@
           <w:rFonts w:ascii="Arial" w:hAnsi="Arial"/>
           <w:sz w:val="19"/>
         </w:rPr>
-        <w:t>WeatherLink: ASUR Villahermosa 0.5 mm/24 h</w:t>
+        <w:t>WeatherLink: SEMAR Capitanía de Pto. Alvarado, Ver. 5.6 mm/24 h</w:t>
       </w:r>
     </w:p>
     <w:p>
@@ -2119,7 +2119,7 @@
           <w:rFonts w:ascii="Arial" w:hAnsi="Arial"/>
           <w:sz w:val="19"/>
         </w:rPr>
-        <w:t>CONAGUA: CHAPULTENANGO 2.0 mm/24 h</w:t>
+        <w:t>CONAGUA: TAPIJULAPA 48.5 mm/24 h</w:t>
       </w:r>
     </w:p>
     <w:p>
@@ -2131,7 +2131,7 @@
           <w:rFonts w:ascii="Arial" w:hAnsi="Arial"/>
           <w:sz w:val="19"/>
         </w:rPr>
-        <w:t>CONAGUA: TEAPA 0.5 mm/24 h</w:t>
+        <w:t>CONAGUA: PUYACATENGO 24.0 mm/24 h</w:t>
       </w:r>
     </w:p>
     <w:p>
@@ -2143,7 +2143,7 @@
           <w:rFonts w:ascii="Arial" w:hAnsi="Arial"/>
           <w:sz w:val="19"/>
         </w:rPr>
-        <w:t>CONAGUA: OXOLOTÁN 0.5 mm/24 h</w:t>
+        <w:t>CONAGUA: SAN PEDRO NICHTACULUM 18.9 mm/24 h</w:t>
       </w:r>
     </w:p>
     <w:p>
@@ -2155,7 +2155,7 @@
           <w:rFonts w:ascii="Arial" w:hAnsi="Arial"/>
           <w:sz w:val="19"/>
         </w:rPr>
-        <w:t>CONAGUA: SAN JOAQUÍN 0.4 mm/24 h</w:t>
+        <w:t>CONAGUA: TEAPA 10.5 mm/24 h</w:t>
       </w:r>
     </w:p>
     <w:p>
@@ -2167,7 +2167,7 @@
           <w:rFonts w:ascii="Arial" w:hAnsi="Arial"/>
           <w:sz w:val="19"/>
         </w:rPr>
-        <w:t>CONAGUA: PUYACATENGO 0.3 mm/24 h</w:t>
+        <w:t>CONAGUA: SAMARIA 9.2 mm/24 h</w:t>
       </w:r>
     </w:p>
     <w:p>
@@ -2282,7 +2282,7 @@
                 <w:b w:val="0"/>
                 <w:sz w:val="16"/>
               </w:rPr>
-              <w:t>2026-09-21T08:37:03-06:00</w:t>
+              <w:t>2026-09-22T08:35:38-06:00</w:t>
             </w:r>
           </w:p>
         </w:tc>
@@ -2297,7 +2297,7 @@
                 <w:b w:val="0"/>
                 <w:sz w:val="16"/>
               </w:rPr>
-              <w:t>2026-09-21T15:02:11.759577-06:00</w:t>
+              <w:t>2026-09-22T13:57:05.467477-06:00</w:t>
             </w:r>
           </w:p>
         </w:tc>
@@ -2344,7 +2344,7 @@
                 <w:b w:val="0"/>
                 <w:sz w:val="16"/>
               </w:rPr>
-              <w:t>2026-09-21T10:22:56-06:00</w:t>
+              <w:t>2026-09-22T09:57:42-06:00</w:t>
             </w:r>
           </w:p>
         </w:tc>
@@ -2359,7 +2359,7 @@
                 <w:b w:val="0"/>
                 <w:sz w:val="16"/>
               </w:rPr>
-              <w:t>2026-09-21T15:02:11.759577-06:00</w:t>
+              <w:t>2026-09-22T13:57:05.467477-06:00</w:t>
             </w:r>
           </w:p>
         </w:tc>
@@ -2501,7 +2501,7 @@
           <w:rFonts w:ascii="Arial" w:hAnsi="Arial"/>
           <w:sz w:val="19"/>
         </w:rPr>
-        <w:t>El Porvenir–La Pasión: nivel s/d · caudal s/d.</w:t>
+        <w:t>El Porvenir–La Pasión: nivel 1.95 m · caudal 201.71 m³/s.</w:t>
       </w:r>
     </w:p>
     <w:p>
@@ -2513,7 +2513,7 @@
           <w:rFonts w:ascii="Arial" w:hAnsi="Arial"/>
           <w:sz w:val="19"/>
         </w:rPr>
-        <w:t>El Tigre–Usumacinta: nivel 6.04 m · caudal 1134.70 m³/s.</w:t>
+        <w:t>El Tigre–Usumacinta: nivel 5.82 m · caudal 1039.04 m³/s.</w:t>
       </w:r>
     </w:p>
     <w:p>
@@ -2525,7 +2525,7 @@
           <w:rFonts w:ascii="Arial" w:hAnsi="Arial"/>
           <w:sz w:val="19"/>
         </w:rPr>
-        <w:t>Cadena de seguimiento en Tabasco: Boca del Cerro: 12.49 m · Δ24 h +0.32 m → Balancán: s/d → Emiliano Zapata: s/d → Jonuta: s/d → Centla/Tres Brazos: s/d.</w:t>
+        <w:t>Cadena de seguimiento en Tabasco: Boca del Cerro: 12.70 m · Δ24 h +0.23 m → Balancán: s/d → Emiliano Zapata: s/d → Jonuta: s/d → Centla/Tres Brazos: s/d.</w:t>
       </w:r>
     </w:p>
     <w:p>
@@ -2537,7 +2537,7 @@
           <w:rFonts w:ascii="Arial" w:hAnsi="Arial"/>
           <w:sz w:val="19"/>
         </w:rPr>
-        <w:t>Evolución El Tigre: Δ nivel +0.280 m en 30.0 h; tendencia incrementando.</w:t>
+        <w:t>Evolución El Tigre: Δ nivel -0.140 m en 12.0 h; tendencia disminuyendo.</w:t>
       </w:r>
     </w:p>
     <w:p>

--- a/data/analysis/Reportes/Analisis_Hidrometeorologico_Ultimo.docx
+++ b/data/analysis/Reportes/Analisis_Hidrometeorologico_Ultimo.docx
@@ -35,7 +35,7 @@
           <w:rFonts w:ascii="Arial" w:hAnsi="Arial"/>
           <w:sz w:val="19"/>
         </w:rPr>
-        <w:t>CORTE: 2026-09-22 14:08</w:t>
+        <w:t>CORTE: 2026-09-22 14:15</w:t>
       </w:r>
     </w:p>
     <w:p>
@@ -75,7 +75,7 @@
           <w:rFonts w:ascii="Arial" w:hAnsi="Arial"/>
           <w:sz w:val="19"/>
         </w:rPr>
-        <w:t>Al corte de las 14:08 h, la lectura debe mantenerse integrada y no por cuencas aisladas. La señal hidrométrica más reciente tiene como referencia principal el corte vigente de niveles y la lluvia observada/prevista sobre Guatemala, Chiapas y Tabasco. El mayor cambio de 24 h entre estaciones observadas es Boca del Cerro +0.23 m/24 h. La prioridad operativa es confirmar cualquier cambio de escenario con coincidencia de lluvia, saturación, niveles, caudales y operación de presas; el pronóstico por sí solo no constituye una creciente confirmada.</w:t>
+        <w:t>Al corte de las 14:15 h, la lectura debe mantenerse integrada y no por cuencas aisladas. La señal hidrométrica más reciente tiene como referencia principal el corte vigente de niveles y la lluvia observada/prevista sobre Guatemala, Chiapas y Tabasco. El mayor cambio de 24 h entre estaciones observadas es Boca del Cerro +0.23 m/24 h. La prioridad operativa es confirmar cualquier cambio de escenario con coincidencia de lluvia, saturación, niveles, caudales y operación de presas; el pronóstico por sí solo no constituye una creciente confirmada.</w:t>
       </w:r>
     </w:p>
     <w:p>
@@ -315,7 +315,7 @@
           <w:rFonts w:ascii="Arial" w:hAnsi="Arial"/>
           <w:sz w:val="19"/>
         </w:rPr>
-        <w:t>Boca del Cerro registra 12.70 m, con variación de 24 h +0.23 m. En la cuenca alta de Guatemala, El Tigre reporta 5.82 m y 1039.0 m³/s; El Porvenir/La Pasión 1.95 m y 201.7 m³/s. La secuencia de vigilancia se mantiene Guatemala → Lacantún → Boca del Cerro/Tenosique → Balancán → Emiliano Zapata → Jonuta → Centla. Pronóstico SMN para Usumacinta: 0-24 h: 75 a 150 mm; 24-48 h: 75 a 150 mm; 48-72 h: 75 a 150 mm; 72-96 h: 75 a 150 mm.</w:t>
+        <w:t>Boca del Cerro registra 12.70 m, con variación de 24 h +0.23 m. En la cuenca alta de Guatemala, El Tigre reporta 5.78 m y 1021.6 m³/s; El Porvenir/La Pasión 1.96 m y 203.2 m³/s. La secuencia de vigilancia se mantiene Guatemala → Lacantún → Boca del Cerro/Tenosique → Balancán → Emiliano Zapata → Jonuta → Centla. Pronóstico SMN para Usumacinta: 0-24 h: 75 a 150 mm; 24-48 h: 75 a 150 mm; 48-72 h: 75 a 150 mm; 72-96 h: 75 a 150 mm.</w:t>
       </w:r>
     </w:p>
     <w:tbl>
@@ -403,7 +403,7 @@
                 <w:b w:val="0"/>
                 <w:sz w:val="16"/>
               </w:rPr>
-              <w:t>5.82 m; 1039.0 m³/s</w:t>
+              <w:t>5.78 m; 1021.6 m³/s</w:t>
             </w:r>
           </w:p>
         </w:tc>
@@ -1953,7 +1953,7 @@
           <w:rFonts w:ascii="Arial" w:hAnsi="Arial"/>
           <w:sz w:val="19"/>
         </w:rPr>
-        <w:t>El diagnóstico integrado del corte de las 14:08 h se mantiene condicionado por la evolución conjunta de Guatemala–Usumacinta–Boca del Cerro, Ríos Serranos–Pichucalco–Grijalva bajo, la cascada de presas y Peñitas/cuenca libre–Mezcalapa–Samaria–Carrizal. Ningún componente debe interpretarse de manera aislada. La señal operativa debe escalar únicamente cuando coincidan magnitud, persistencia y respuesta observada.</w:t>
+        <w:t>El diagnóstico integrado del corte de las 14:15 h se mantiene condicionado por la evolución conjunta de Guatemala–Usumacinta–Boca del Cerro, Ríos Serranos–Pichucalco–Grijalva bajo, la cascada de presas y Peñitas/cuenca libre–Mezcalapa–Samaria–Carrizal. Ningún componente debe interpretarse de manera aislada. La señal operativa debe escalar únicamente cuando coincidan magnitud, persistencia y respuesta observada.</w:t>
       </w:r>
     </w:p>
     <w:p>
@@ -2297,7 +2297,7 @@
                 <w:b w:val="0"/>
                 <w:sz w:val="16"/>
               </w:rPr>
-              <w:t>2026-09-22T13:57:05.467477-06:00</w:t>
+              <w:t>2026-09-22T14:10:47.732291-06:00</w:t>
             </w:r>
           </w:p>
         </w:tc>
@@ -2359,7 +2359,7 @@
                 <w:b w:val="0"/>
                 <w:sz w:val="16"/>
               </w:rPr>
-              <w:t>2026-09-22T13:57:05.467477-06:00</w:t>
+              <w:t>2026-09-22T14:10:47.732291-06:00</w:t>
             </w:r>
           </w:p>
         </w:tc>
@@ -2501,7 +2501,7 @@
           <w:rFonts w:ascii="Arial" w:hAnsi="Arial"/>
           <w:sz w:val="19"/>
         </w:rPr>
-        <w:t>El Porvenir–La Pasión: nivel 1.95 m · caudal 201.71 m³/s.</w:t>
+        <w:t>El Porvenir–La Pasión: nivel 1.96 m · caudal 203.19 m³/s.</w:t>
       </w:r>
     </w:p>
     <w:p>
@@ -2513,7 +2513,7 @@
           <w:rFonts w:ascii="Arial" w:hAnsi="Arial"/>
           <w:sz w:val="19"/>
         </w:rPr>
-        <w:t>El Tigre–Usumacinta: nivel 5.82 m · caudal 1039.04 m³/s.</w:t>
+        <w:t>El Tigre–Usumacinta: nivel 5.78 m · caudal 1021.65 m³/s.</w:t>
       </w:r>
     </w:p>
     <w:p>
@@ -2537,7 +2537,7 @@
           <w:rFonts w:ascii="Arial" w:hAnsi="Arial"/>
           <w:sz w:val="19"/>
         </w:rPr>
-        <w:t>Evolución El Tigre: Δ nivel -0.140 m en 12.0 h; tendencia disminuyendo.</w:t>
+        <w:t>Evolución El Tigre: Δ nivel -0.040 m en 6.0 h; tendencia disminuyendo.</w:t>
       </w:r>
     </w:p>
     <w:p>

--- a/data/analysis/Reportes/Analisis_Hidrometeorologico_Ultimo.docx
+++ b/data/analysis/Reportes/Analisis_Hidrometeorologico_Ultimo.docx
@@ -35,7 +35,7 @@
           <w:rFonts w:ascii="Arial" w:hAnsi="Arial"/>
           <w:sz w:val="19"/>
         </w:rPr>
-        <w:t>CORTE: 2026-09-22 14:15</w:t>
+        <w:t>CORTE: 2026-09-22 14:26</w:t>
       </w:r>
     </w:p>
     <w:p>
@@ -75,7 +75,7 @@
           <w:rFonts w:ascii="Arial" w:hAnsi="Arial"/>
           <w:sz w:val="19"/>
         </w:rPr>
-        <w:t>Al corte de las 14:15 h, la lectura debe mantenerse integrada y no por cuencas aisladas. La señal hidrométrica más reciente tiene como referencia principal el corte vigente de niveles y la lluvia observada/prevista sobre Guatemala, Chiapas y Tabasco. El mayor cambio de 24 h entre estaciones observadas es Boca del Cerro +0.23 m/24 h. La prioridad operativa es confirmar cualquier cambio de escenario con coincidencia de lluvia, saturación, niveles, caudales y operación de presas; el pronóstico por sí solo no constituye una creciente confirmada.</w:t>
+        <w:t>Al corte de las 14:26 h, la lectura debe mantenerse integrada y no por cuencas aisladas. La señal hidrométrica más reciente tiene como referencia principal el corte vigente de niveles y la lluvia observada/prevista sobre Guatemala, Chiapas y Tabasco. El mayor cambio de 24 h entre estaciones observadas es Boca del Cerro +0.23 m/24 h. La prioridad operativa es confirmar cualquier cambio de escenario con coincidencia de lluvia, saturación, niveles, caudales y operación de presas; el pronóstico por sí solo no constituye una creciente confirmada.</w:t>
       </w:r>
     </w:p>
     <w:p>
@@ -1953,7 +1953,7 @@
           <w:rFonts w:ascii="Arial" w:hAnsi="Arial"/>
           <w:sz w:val="19"/>
         </w:rPr>
-        <w:t>El diagnóstico integrado del corte de las 14:15 h se mantiene condicionado por la evolución conjunta de Guatemala–Usumacinta–Boca del Cerro, Ríos Serranos–Pichucalco–Grijalva bajo, la cascada de presas y Peñitas/cuenca libre–Mezcalapa–Samaria–Carrizal. Ningún componente debe interpretarse de manera aislada. La señal operativa debe escalar únicamente cuando coincidan magnitud, persistencia y respuesta observada.</w:t>
+        <w:t>El diagnóstico integrado del corte de las 14:26 h se mantiene condicionado por la evolución conjunta de Guatemala–Usumacinta–Boca del Cerro, Ríos Serranos–Pichucalco–Grijalva bajo, la cascada de presas y Peñitas/cuenca libre–Mezcalapa–Samaria–Carrizal. Ningún componente debe interpretarse de manera aislada. La señal operativa debe escalar únicamente cuando coincidan magnitud, persistencia y respuesta observada.</w:t>
       </w:r>
     </w:p>
     <w:p>

--- a/data/analysis/Reportes/Analisis_Hidrometeorologico_Ultimo.docx
+++ b/data/analysis/Reportes/Analisis_Hidrometeorologico_Ultimo.docx
@@ -35,7 +35,7 @@
           <w:rFonts w:ascii="Arial" w:hAnsi="Arial"/>
           <w:sz w:val="19"/>
         </w:rPr>
-        <w:t>CORTE: 2026-09-22 14:26</w:t>
+        <w:t>CORTE: 2026-09-23 14:14</w:t>
       </w:r>
     </w:p>
     <w:p>
@@ -55,7 +55,7 @@
           <w:rFonts w:ascii="Arial" w:hAnsi="Arial"/>
           <w:sz w:val="19"/>
         </w:rPr>
-        <w:t>Grijalva–Usumacinta • Ríos Serranos • Sistema de Presas • Samaria–Carrizal y corrientes asociadas Actualización: 22 de septiembre de 2026</w:t>
+        <w:t>Grijalva–Usumacinta • Ríos Serranos • Sistema de Presas • Samaria–Carrizal y corrientes asociadas Actualización: 23 de septiembre de 2026</w:t>
       </w:r>
     </w:p>
     <w:p>
@@ -75,7 +75,7 @@
           <w:rFonts w:ascii="Arial" w:hAnsi="Arial"/>
           <w:sz w:val="19"/>
         </w:rPr>
-        <w:t>Al corte de las 14:26 h, la lectura debe mantenerse integrada y no por cuencas aisladas. La señal hidrométrica más reciente tiene como referencia principal el corte vigente de niveles y la lluvia observada/prevista sobre Guatemala, Chiapas y Tabasco. El mayor cambio de 24 h entre estaciones observadas es Boca del Cerro +0.23 m/24 h. La prioridad operativa es confirmar cualquier cambio de escenario con coincidencia de lluvia, saturación, niveles, caudales y operación de presas; el pronóstico por sí solo no constituye una creciente confirmada.</w:t>
+        <w:t>Al corte de las 14:14 h, la lectura debe mantenerse integrada y no por cuencas aisladas. La señal hidrométrica más reciente tiene como referencia principal el corte vigente de niveles y la lluvia observada/prevista sobre Guatemala, Chiapas y Tabasco. El mayor cambio de 24 h entre estaciones observadas es Salto de Agua +1.08 m/24 h. La prioridad operativa es confirmar cualquier cambio de escenario con coincidencia de lluvia, saturación, niveles, caudales y operación de presas; el pronóstico por sí solo no constituye una creciente confirmada.</w:t>
       </w:r>
     </w:p>
     <w:p>
@@ -315,7 +315,7 @@
           <w:rFonts w:ascii="Arial" w:hAnsi="Arial"/>
           <w:sz w:val="19"/>
         </w:rPr>
-        <w:t>Boca del Cerro registra 12.70 m, con variación de 24 h +0.23 m. En la cuenca alta de Guatemala, El Tigre reporta 5.78 m y 1021.6 m³/s; El Porvenir/La Pasión 1.96 m y 203.2 m³/s. La secuencia de vigilancia se mantiene Guatemala → Lacantún → Boca del Cerro/Tenosique → Balancán → Emiliano Zapata → Jonuta → Centla. Pronóstico SMN para Usumacinta: 0-24 h: 75 a 150 mm; 24-48 h: 75 a 150 mm; 48-72 h: 75 a 150 mm; 72-96 h: 75 a 150 mm.</w:t>
+        <w:t>Boca del Cerro registra 12.75 m, con variación de 24 h +0.05 m. En la cuenca alta de Guatemala, El Tigre reporta 5.98 m y 1108.6 m³/s; El Porvenir/La Pasión 1.96 m y 203.2 m³/s. La secuencia de vigilancia se mantiene Guatemala → Lacantún → Boca del Cerro/Tenosique → Balancán → Emiliano Zapata → Jonuta → Centla. Pronóstico SMN para Usumacinta: 0-24 h: 75 a 150 mm; 24-48 h: 75 a 150 mm; 48-72 h: 75 a 150 mm; 72-96 h: 75 a 150 mm.</w:t>
       </w:r>
     </w:p>
     <w:tbl>
@@ -403,7 +403,7 @@
                 <w:b w:val="0"/>
                 <w:sz w:val="16"/>
               </w:rPr>
-              <w:t>5.78 m; 1021.6 m³/s</w:t>
+              <w:t>5.98 m; 1108.6 m³/s</w:t>
             </w:r>
           </w:p>
         </w:tc>
@@ -450,7 +450,7 @@
                 <w:b w:val="0"/>
                 <w:sz w:val="16"/>
               </w:rPr>
-              <w:t>138.33 m; 274.45 m³/s; lluvia 24 h 0.0 mm</w:t>
+              <w:t>138.33 m; 274.45 m³/s; lluvia 24 h 1.6 mm</w:t>
             </w:r>
           </w:p>
         </w:tc>
@@ -497,7 +497,7 @@
                 <w:b w:val="0"/>
                 <w:sz w:val="16"/>
               </w:rPr>
-              <w:t>12.70 m; Δ24 h +0.23 m</w:t>
+              <w:t>12.75 m; Δ24 h +0.05 m</w:t>
             </w:r>
           </w:p>
         </w:tc>
@@ -535,7 +535,7 @@
           <w:rFonts w:ascii="Arial" w:hAnsi="Arial"/>
           <w:sz w:val="19"/>
         </w:rPr>
-        <w:t>Los Ríos Serranos tienen respuesta más rápida que el Usumacinta. Oxolotán 34.03 m, Tapijulapa 16.16 m, Teapa 33.99 m y Puyacatengo 24.94 m. Deben vigilarse primero lluvia horaria y estaciones aguas arriba antes de esperar una respuesta en el Grijalva de Villahermosa. Pronóstico SMN Bajo Grijalva–Ríos de la Sierra: 0-24 h: 75 a 150 mm; 24-48 h: 75 a 150 mm; 48-72 h: 75 a 150 mm; 72-96 h: 75 a 150 mm.</w:t>
+        <w:t>Los Ríos Serranos tienen respuesta más rápida que el Usumacinta. Oxolotán 34.53 m, Tapijulapa 16.27 m, Teapa 34.23 m y Puyacatengo 25.03 m. Deben vigilarse primero lluvia horaria y estaciones aguas arriba antes de esperar una respuesta en el Grijalva de Villahermosa. Pronóstico SMN Bajo Grijalva–Ríos de la Sierra: 0-24 h: 50 a 75 mm; 24-48 h: 75 a 150 mm; 48-72 h: 75 a 150 mm; 72-96 h: 75 a 150 mm.</w:t>
       </w:r>
     </w:p>
     <w:tbl>
@@ -764,7 +764,7 @@
                 <w:b w:val="0"/>
                 <w:sz w:val="16"/>
               </w:rPr>
-              <w:t>Salto de Agua 3.12 m; Macuspana 2.78 m</w:t>
+              <w:t>Salto de Agua 4.20 m; Macuspana 3.82 m</w:t>
             </w:r>
           </w:p>
         </w:tc>
@@ -938,7 +938,7 @@
                 <w:b w:val="0"/>
                 <w:sz w:val="16"/>
               </w:rPr>
-              <w:t>516.45</w:t>
+              <w:t>516.39</w:t>
             </w:r>
           </w:p>
         </w:tc>
@@ -953,7 +953,7 @@
                 <w:b w:val="0"/>
                 <w:sz w:val="16"/>
               </w:rPr>
-              <w:t>46.97</w:t>
+              <w:t>46.84</w:t>
             </w:r>
           </w:p>
         </w:tc>
@@ -968,7 +968,7 @@
                 <w:b w:val="0"/>
                 <w:sz w:val="16"/>
               </w:rPr>
-              <w:t>482.68</w:t>
+              <w:t>285.33</w:t>
             </w:r>
           </w:p>
         </w:tc>
@@ -983,7 +983,7 @@
                 <w:b w:val="0"/>
                 <w:sz w:val="16"/>
               </w:rPr>
-              <w:t>482.7</w:t>
+              <w:t>17.1</w:t>
             </w:r>
           </w:p>
         </w:tc>
@@ -998,7 +998,7 @@
                 <w:b w:val="0"/>
                 <w:sz w:val="16"/>
               </w:rPr>
-              <w:t>-0.09</w:t>
+              <w:t>-0.06</w:t>
             </w:r>
           </w:p>
         </w:tc>
@@ -1030,7 +1030,7 @@
                 <w:b w:val="0"/>
                 <w:sz w:val="16"/>
               </w:rPr>
-              <w:t>391.31</w:t>
+              <w:t>391.02</w:t>
             </w:r>
           </w:p>
         </w:tc>
@@ -1045,7 +1045,7 @@
                 <w:b w:val="0"/>
                 <w:sz w:val="16"/>
               </w:rPr>
-              <w:t>97.81</w:t>
+              <w:t>97.38</w:t>
             </w:r>
           </w:p>
         </w:tc>
@@ -1060,7 +1060,7 @@
                 <w:b w:val="0"/>
                 <w:sz w:val="16"/>
               </w:rPr>
-              <w:t>352.34</w:t>
+              <w:t>475.46</w:t>
             </w:r>
           </w:p>
         </w:tc>
@@ -1075,7 +1075,7 @@
                 <w:b w:val="0"/>
                 <w:sz w:val="16"/>
               </w:rPr>
-              <w:t>352.3</w:t>
+              <w:t>21.7</w:t>
             </w:r>
           </w:p>
         </w:tc>
@@ -1090,7 +1090,7 @@
                 <w:b w:val="0"/>
                 <w:sz w:val="16"/>
               </w:rPr>
-              <w:t>+0.35</w:t>
+              <w:t>-0.29</w:t>
             </w:r>
           </w:p>
         </w:tc>
@@ -1122,7 +1122,7 @@
                 <w:b w:val="0"/>
                 <w:sz w:val="16"/>
               </w:rPr>
-              <w:t>162.84</w:t>
+              <w:t>162.93</w:t>
             </w:r>
           </w:p>
         </w:tc>
@@ -1137,7 +1137,7 @@
                 <w:b w:val="0"/>
                 <w:sz w:val="16"/>
               </w:rPr>
-              <w:t>56.92</w:t>
+              <w:t>57.07</w:t>
             </w:r>
           </w:p>
         </w:tc>
@@ -1152,7 +1152,7 @@
                 <w:b w:val="0"/>
                 <w:sz w:val="16"/>
               </w:rPr>
-              <w:t>349.45</w:t>
+              <w:t>321.11</w:t>
             </w:r>
           </w:p>
         </w:tc>
@@ -1167,7 +1167,7 @@
                 <w:b w:val="0"/>
                 <w:sz w:val="16"/>
               </w:rPr>
-              <w:t>349.4</w:t>
+              <w:t>44.5</w:t>
             </w:r>
           </w:p>
         </w:tc>
@@ -1182,7 +1182,7 @@
                 <w:b w:val="0"/>
                 <w:sz w:val="16"/>
               </w:rPr>
-              <w:t>-0.01</w:t>
+              <w:t>+0.09</w:t>
             </w:r>
           </w:p>
         </w:tc>
@@ -1214,7 +1214,7 @@
                 <w:b w:val="0"/>
                 <w:sz w:val="16"/>
               </w:rPr>
-              <w:t>86.01</w:t>
+              <w:t>86.07</w:t>
             </w:r>
           </w:p>
         </w:tc>
@@ -1229,7 +1229,7 @@
                 <w:b w:val="0"/>
                 <w:sz w:val="16"/>
               </w:rPr>
-              <w:t>84.01</w:t>
+              <w:t>85.05</w:t>
             </w:r>
           </w:p>
         </w:tc>
@@ -1244,7 +1244,7 @@
                 <w:b w:val="0"/>
                 <w:sz w:val="16"/>
               </w:rPr>
-              <w:t>395.42</w:t>
+              <w:t>392.08</w:t>
             </w:r>
           </w:p>
         </w:tc>
@@ -1259,7 +1259,7 @@
                 <w:b w:val="0"/>
                 <w:sz w:val="16"/>
               </w:rPr>
-              <w:t>395.4</w:t>
+              <w:t>53.4</w:t>
             </w:r>
           </w:p>
         </w:tc>
@@ -1274,7 +1274,7 @@
                 <w:b w:val="0"/>
                 <w:sz w:val="16"/>
               </w:rPr>
-              <w:t>-0.02</w:t>
+              <w:t>+0.06</w:t>
             </w:r>
           </w:p>
         </w:tc>
@@ -1297,7 +1297,7 @@
           <w:rFonts w:ascii="Arial" w:hAnsi="Arial"/>
           <w:sz w:val="19"/>
         </w:rPr>
-        <w:t>Samaria registra 11.74 m y González/Carrizal 3.37 m. El gasto de Peñitas no debe equipararse automáticamente con el gasto que llega a cada brazo: deben incorporarse Platanar y otras aportaciones de cuenca libre y considerar la distribución hidráulica posterior. Como referencia operativa se conserva aproximadamente 70 % hacia Samaria y 30 % hacia Carrizal, sujeta a condiciones hidráulicas y a la operación de El Macayo.</w:t>
+        <w:t>Samaria registra 11.68 m y González/Carrizal 3.37 m. El gasto de Peñitas no debe equipararse automáticamente con el gasto que llega a cada brazo: deben incorporarse Platanar y otras aportaciones de cuenca libre y considerar la distribución hidráulica posterior. Como referencia operativa se conserva aproximadamente 70 % hacia Samaria y 30 % hacia Carrizal, sujeta a condiciones hidráulicas y a la operación de El Macayo.</w:t>
       </w:r>
     </w:p>
     <w:tbl>
@@ -1432,7 +1432,7 @@
                 <w:b w:val="0"/>
                 <w:sz w:val="16"/>
               </w:rPr>
-              <w:t>11.74 m</w:t>
+              <w:t>11.68 m</w:t>
             </w:r>
           </w:p>
         </w:tc>
@@ -1953,7 +1953,7 @@
           <w:rFonts w:ascii="Arial" w:hAnsi="Arial"/>
           <w:sz w:val="19"/>
         </w:rPr>
-        <w:t>El diagnóstico integrado del corte de las 14:26 h se mantiene condicionado por la evolución conjunta de Guatemala–Usumacinta–Boca del Cerro, Ríos Serranos–Pichucalco–Grijalva bajo, la cascada de presas y Peñitas/cuenca libre–Mezcalapa–Samaria–Carrizal. Ningún componente debe interpretarse de manera aislada. La señal operativa debe escalar únicamente cuando coincidan magnitud, persistencia y respuesta observada.</w:t>
+        <w:t>El diagnóstico integrado del corte de las 14:14 h se mantiene condicionado por la evolución conjunta de Guatemala–Usumacinta–Boca del Cerro, Ríos Serranos–Pichucalco–Grijalva bajo, la cascada de presas y Peñitas/cuenca libre–Mezcalapa–Samaria–Carrizal. Ningún componente debe interpretarse de manera aislada. La señal operativa debe escalar únicamente cuando coincidan magnitud, persistencia y respuesta observada.</w:t>
       </w:r>
     </w:p>
     <w:p>
@@ -2059,7 +2059,7 @@
           <w:rFonts w:ascii="Arial" w:hAnsi="Arial"/>
           <w:sz w:val="19"/>
         </w:rPr>
-        <w:t>WeatherLink: SAN CAYETANO CONSOLA 39.4 mm/24 h</w:t>
+        <w:t>WeatherLink: Modesta_1 30.3 mm/24 h</w:t>
       </w:r>
     </w:p>
     <w:p>
@@ -2071,7 +2071,7 @@
           <w:rFonts w:ascii="Arial" w:hAnsi="Arial"/>
           <w:sz w:val="19"/>
         </w:rPr>
-        <w:t>WeatherLink: AMATÁN PCIVILCHIAPAS 14.2 mm/24 h</w:t>
+        <w:t>WeatherLink: Sinai 29.0 mm/24 h</w:t>
       </w:r>
     </w:p>
     <w:p>
@@ -2083,7 +2083,7 @@
           <w:rFonts w:ascii="Arial" w:hAnsi="Arial"/>
           <w:sz w:val="19"/>
         </w:rPr>
-        <w:t>WeatherLink: IXHUATAN PCIVILCHIAPAS 11.7 mm/24 h</w:t>
+        <w:t>WeatherLink: ACALA PCIVILCHIAPAS 25.7 mm/24 h</w:t>
       </w:r>
     </w:p>
     <w:p>
@@ -2095,7 +2095,7 @@
           <w:rFonts w:ascii="Arial" w:hAnsi="Arial"/>
           <w:sz w:val="19"/>
         </w:rPr>
-        <w:t>WeatherLink: Modesta_1 6.9 mm/24 h</w:t>
+        <w:t>WeatherLink: Impulsora 18.3 mm/24 h</w:t>
       </w:r>
     </w:p>
     <w:p>
@@ -2107,7 +2107,7 @@
           <w:rFonts w:ascii="Arial" w:hAnsi="Arial"/>
           <w:sz w:val="19"/>
         </w:rPr>
-        <w:t>WeatherLink: SEMAR Capitanía de Pto. Alvarado, Ver. 5.6 mm/24 h</w:t>
+        <w:t>WeatherLink: PALENQUE PCIVILCHIAPAS 17.8 mm/24 h</w:t>
       </w:r>
     </w:p>
     <w:p>
@@ -2119,7 +2119,7 @@
           <w:rFonts w:ascii="Arial" w:hAnsi="Arial"/>
           <w:sz w:val="19"/>
         </w:rPr>
-        <w:t>CONAGUA: TAPIJULAPA 48.5 mm/24 h</w:t>
+        <w:t>CONAGUA: PEÑITAS 53.4 mm/24 h</w:t>
       </w:r>
     </w:p>
     <w:p>
@@ -2131,7 +2131,7 @@
           <w:rFonts w:ascii="Arial" w:hAnsi="Arial"/>
           <w:sz w:val="19"/>
         </w:rPr>
-        <w:t>CONAGUA: PUYACATENGO 24.0 mm/24 h</w:t>
+        <w:t>CONAGUA: JONUTA 2 (PUENTE) 38.0 mm/24 h</w:t>
       </w:r>
     </w:p>
     <w:p>
@@ -2143,7 +2143,7 @@
           <w:rFonts w:ascii="Arial" w:hAnsi="Arial"/>
           <w:sz w:val="19"/>
         </w:rPr>
-        <w:t>CONAGUA: SAN PEDRO NICHTACULUM 18.9 mm/24 h</w:t>
+        <w:t>CONAGUA: BOCA DEL CERRO 38.0 mm/24 h</w:t>
       </w:r>
     </w:p>
     <w:p>
@@ -2155,7 +2155,7 @@
           <w:rFonts w:ascii="Arial" w:hAnsi="Arial"/>
           <w:sz w:val="19"/>
         </w:rPr>
-        <w:t>CONAGUA: TEAPA 10.5 mm/24 h</w:t>
+        <w:t>CONAGUA: TEAPA 30.3 mm/24 h</w:t>
       </w:r>
     </w:p>
     <w:p>
@@ -2167,7 +2167,7 @@
           <w:rFonts w:ascii="Arial" w:hAnsi="Arial"/>
           <w:sz w:val="19"/>
         </w:rPr>
-        <w:t>CONAGUA: SAMARIA 9.2 mm/24 h</w:t>
+        <w:t>CONAGUA: TAPIJULAPA 28.5 mm/24 h</w:t>
       </w:r>
     </w:p>
     <w:p>
@@ -2282,7 +2282,7 @@
                 <w:b w:val="0"/>
                 <w:sz w:val="16"/>
               </w:rPr>
-              <w:t>2026-09-22T08:35:38-06:00</w:t>
+              <w:t>2026-09-23T08:30:21-06:00</w:t>
             </w:r>
           </w:p>
         </w:tc>
@@ -2297,7 +2297,7 @@
                 <w:b w:val="0"/>
                 <w:sz w:val="16"/>
               </w:rPr>
-              <w:t>2026-09-22T14:10:47.732291-06:00</w:t>
+              <w:t>2026-09-23T13:54:11.131705-06:00</w:t>
             </w:r>
           </w:p>
         </w:tc>
@@ -2344,7 +2344,7 @@
                 <w:b w:val="0"/>
                 <w:sz w:val="16"/>
               </w:rPr>
-              <w:t>2026-09-22T09:57:42-06:00</w:t>
+              <w:t>2026-09-23T09:58:34-06:00</w:t>
             </w:r>
           </w:p>
         </w:tc>
@@ -2359,7 +2359,7 @@
                 <w:b w:val="0"/>
                 <w:sz w:val="16"/>
               </w:rPr>
-              <w:t>2026-09-22T14:10:47.732291-06:00</w:t>
+              <w:t>2026-09-23T13:54:11.131705-06:00</w:t>
             </w:r>
           </w:p>
         </w:tc>
@@ -2513,7 +2513,7 @@
           <w:rFonts w:ascii="Arial" w:hAnsi="Arial"/>
           <w:sz w:val="19"/>
         </w:rPr>
-        <w:t>El Tigre–Usumacinta: nivel 5.78 m · caudal 1021.65 m³/s.</w:t>
+        <w:t>El Tigre–Usumacinta: nivel 5.98 m · caudal 1108.61 m³/s.</w:t>
       </w:r>
     </w:p>
     <w:p>
@@ -2525,7 +2525,7 @@
           <w:rFonts w:ascii="Arial" w:hAnsi="Arial"/>
           <w:sz w:val="19"/>
         </w:rPr>
-        <w:t>Cadena de seguimiento en Tabasco: Boca del Cerro: 12.70 m · Δ24 h +0.23 m → Balancán: s/d → Emiliano Zapata: s/d → Jonuta: s/d → Centla/Tres Brazos: s/d.</w:t>
+        <w:t>Cadena de seguimiento en Tabasco: Boca del Cerro: 12.75 m · Δ24 h +0.05 m → Balancán: s/d → Emiliano Zapata: s/d → Jonuta: s/d → Centla/Tres Brazos: s/d.</w:t>
       </w:r>
     </w:p>
     <w:p>
@@ -2537,7 +2537,7 @@
           <w:rFonts w:ascii="Arial" w:hAnsi="Arial"/>
           <w:sz w:val="19"/>
         </w:rPr>
-        <w:t>Evolución El Tigre: Δ nivel -0.040 m en 6.0 h; tendencia disminuyendo.</w:t>
+        <w:t>Evolución El Tigre: Δ nivel +0.230 m en 12.0 h; tendencia incrementando.</w:t>
       </w:r>
     </w:p>
     <w:p>

--- a/data/analysis/Reportes/Analisis_Hidrometeorologico_Ultimo.docx
+++ b/data/analysis/Reportes/Analisis_Hidrometeorologico_Ultimo.docx
@@ -35,7 +35,7 @@
           <w:rFonts w:ascii="Arial" w:hAnsi="Arial"/>
           <w:sz w:val="19"/>
         </w:rPr>
-        <w:t>CORTE: 2026-09-23 14:14</w:t>
+        <w:t>CORTE: 2026-09-23 14:29</w:t>
       </w:r>
     </w:p>
     <w:p>
@@ -75,7 +75,7 @@
           <w:rFonts w:ascii="Arial" w:hAnsi="Arial"/>
           <w:sz w:val="19"/>
         </w:rPr>
-        <w:t>Al corte de las 14:14 h, la lectura debe mantenerse integrada y no por cuencas aisladas. La señal hidrométrica más reciente tiene como referencia principal el corte vigente de niveles y la lluvia observada/prevista sobre Guatemala, Chiapas y Tabasco. El mayor cambio de 24 h entre estaciones observadas es Salto de Agua +1.08 m/24 h. La prioridad operativa es confirmar cualquier cambio de escenario con coincidencia de lluvia, saturación, niveles, caudales y operación de presas; el pronóstico por sí solo no constituye una creciente confirmada.</w:t>
+        <w:t>Al corte de las 14:29 h, la lectura debe mantenerse integrada y no por cuencas aisladas. La señal hidrométrica más reciente tiene como referencia principal el corte vigente de niveles y la lluvia observada/prevista sobre Guatemala, Chiapas y Tabasco. El mayor cambio de 24 h entre estaciones observadas es Salto de Agua +1.08 m/24 h. La prioridad operativa es confirmar cualquier cambio de escenario con coincidencia de lluvia, saturación, niveles, caudales y operación de presas; el pronóstico por sí solo no constituye una creciente confirmada.</w:t>
       </w:r>
     </w:p>
     <w:p>
@@ -1953,7 +1953,7 @@
           <w:rFonts w:ascii="Arial" w:hAnsi="Arial"/>
           <w:sz w:val="19"/>
         </w:rPr>
-        <w:t>El diagnóstico integrado del corte de las 14:14 h se mantiene condicionado por la evolución conjunta de Guatemala–Usumacinta–Boca del Cerro, Ríos Serranos–Pichucalco–Grijalva bajo, la cascada de presas y Peñitas/cuenca libre–Mezcalapa–Samaria–Carrizal. Ningún componente debe interpretarse de manera aislada. La señal operativa debe escalar únicamente cuando coincidan magnitud, persistencia y respuesta observada.</w:t>
+        <w:t>El diagnóstico integrado del corte de las 14:29 h se mantiene condicionado por la evolución conjunta de Guatemala–Usumacinta–Boca del Cerro, Ríos Serranos–Pichucalco–Grijalva bajo, la cascada de presas y Peñitas/cuenca libre–Mezcalapa–Samaria–Carrizal. Ningún componente debe interpretarse de manera aislada. La señal operativa debe escalar únicamente cuando coincidan magnitud, persistencia y respuesta observada.</w:t>
       </w:r>
     </w:p>
     <w:p>
@@ -2297,7 +2297,7 @@
                 <w:b w:val="0"/>
                 <w:sz w:val="16"/>
               </w:rPr>
-              <w:t>2026-09-23T13:54:11.131705-06:00</w:t>
+              <w:t>2026-09-23T14:18:42.064537-06:00</w:t>
             </w:r>
           </w:p>
         </w:tc>
@@ -2359,7 +2359,7 @@
                 <w:b w:val="0"/>
                 <w:sz w:val="16"/>
               </w:rPr>
-              <w:t>2026-09-23T13:54:11.131705-06:00</w:t>
+              <w:t>2026-09-23T14:18:42.064537-06:00</w:t>
             </w:r>
           </w:p>
         </w:tc>

--- a/data/analysis/Reportes/Analisis_Hidrometeorologico_Ultimo.docx
+++ b/data/analysis/Reportes/Analisis_Hidrometeorologico_Ultimo.docx
@@ -35,7 +35,7 @@
           <w:rFonts w:ascii="Arial" w:hAnsi="Arial"/>
           <w:sz w:val="19"/>
         </w:rPr>
-        <w:t>CORTE: 2026-09-23 14:29</w:t>
+        <w:t>CORTE: 2026-09-23 14:39</w:t>
       </w:r>
     </w:p>
     <w:p>
@@ -75,7 +75,7 @@
           <w:rFonts w:ascii="Arial" w:hAnsi="Arial"/>
           <w:sz w:val="19"/>
         </w:rPr>
-        <w:t>Al corte de las 14:29 h, la lectura debe mantenerse integrada y no por cuencas aisladas. La señal hidrométrica más reciente tiene como referencia principal el corte vigente de niveles y la lluvia observada/prevista sobre Guatemala, Chiapas y Tabasco. El mayor cambio de 24 h entre estaciones observadas es Salto de Agua +1.08 m/24 h. La prioridad operativa es confirmar cualquier cambio de escenario con coincidencia de lluvia, saturación, niveles, caudales y operación de presas; el pronóstico por sí solo no constituye una creciente confirmada.</w:t>
+        <w:t>Al corte de las 14:39 h, la lectura debe mantenerse integrada y no por cuencas aisladas. La señal hidrométrica más reciente tiene como referencia principal el corte vigente de niveles y la lluvia observada/prevista sobre Guatemala, Chiapas y Tabasco. El mayor cambio de 24 h entre estaciones observadas es Macuspana +1.12 m/24 h. La prioridad operativa es confirmar cualquier cambio de escenario con coincidencia de lluvia, saturación, niveles, caudales y operación de presas; el pronóstico por sí solo no constituye una creciente confirmada.</w:t>
       </w:r>
     </w:p>
     <w:p>
@@ -315,7 +315,7 @@
           <w:rFonts w:ascii="Arial" w:hAnsi="Arial"/>
           <w:sz w:val="19"/>
         </w:rPr>
-        <w:t>Boca del Cerro registra 12.75 m, con variación de 24 h +0.05 m. En la cuenca alta de Guatemala, El Tigre reporta 5.98 m y 1108.6 m³/s; El Porvenir/La Pasión 1.96 m y 203.2 m³/s. La secuencia de vigilancia se mantiene Guatemala → Lacantún → Boca del Cerro/Tenosique → Balancán → Emiliano Zapata → Jonuta → Centla. Pronóstico SMN para Usumacinta: 0-24 h: 75 a 150 mm; 24-48 h: 75 a 150 mm; 48-72 h: 75 a 150 mm; 72-96 h: 75 a 150 mm.</w:t>
+        <w:t>Boca del Cerro registra 12.73 m, con variación de 24 h +0.01 m. En la cuenca alta de Guatemala, El Tigre reporta 5.98 m y 1108.6 m³/s; El Porvenir/La Pasión 1.96 m y 203.2 m³/s. La secuencia de vigilancia se mantiene Guatemala → Lacantún → Boca del Cerro/Tenosique → Balancán → Emiliano Zapata → Jonuta → Centla. Pronóstico SMN para Usumacinta: 0-24 h: 75 a 150 mm; 24-48 h: 75 a 150 mm; 48-72 h: 75 a 150 mm; 72-96 h: 75 a 150 mm.</w:t>
       </w:r>
     </w:p>
     <w:tbl>
@@ -497,7 +497,7 @@
                 <w:b w:val="0"/>
                 <w:sz w:val="16"/>
               </w:rPr>
-              <w:t>12.75 m; Δ24 h +0.05 m</w:t>
+              <w:t>12.73 m; Δ24 h +0.01 m</w:t>
             </w:r>
           </w:p>
         </w:tc>
@@ -535,7 +535,7 @@
           <w:rFonts w:ascii="Arial" w:hAnsi="Arial"/>
           <w:sz w:val="19"/>
         </w:rPr>
-        <w:t>Los Ríos Serranos tienen respuesta más rápida que el Usumacinta. Oxolotán 34.53 m, Tapijulapa 16.27 m, Teapa 34.23 m y Puyacatengo 25.03 m. Deben vigilarse primero lluvia horaria y estaciones aguas arriba antes de esperar una respuesta en el Grijalva de Villahermosa. Pronóstico SMN Bajo Grijalva–Ríos de la Sierra: 0-24 h: 50 a 75 mm; 24-48 h: 75 a 150 mm; 48-72 h: 75 a 150 mm; 72-96 h: 75 a 150 mm.</w:t>
+        <w:t>Los Ríos Serranos tienen respuesta más rápida que el Usumacinta. Oxolotán 34.49 m, Tapijulapa 16.24 m, Teapa 34.16 m y Puyacatengo 24.98 m. Deben vigilarse primero lluvia horaria y estaciones aguas arriba antes de esperar una respuesta en el Grijalva de Villahermosa. Pronóstico SMN Bajo Grijalva–Ríos de la Sierra: 0-24 h: 50 a 75 mm; 24-48 h: 75 a 150 mm; 48-72 h: 75 a 150 mm; 72-96 h: 75 a 150 mm.</w:t>
       </w:r>
     </w:p>
     <w:tbl>
@@ -764,7 +764,7 @@
                 <w:b w:val="0"/>
                 <w:sz w:val="16"/>
               </w:rPr>
-              <w:t>Salto de Agua 4.20 m; Macuspana 3.82 m</w:t>
+              <w:t>Salto de Agua 4.27 m; Macuspana 3.83 m</w:t>
             </w:r>
           </w:p>
         </w:tc>
@@ -1297,7 +1297,7 @@
           <w:rFonts w:ascii="Arial" w:hAnsi="Arial"/>
           <w:sz w:val="19"/>
         </w:rPr>
-        <w:t>Samaria registra 11.68 m y González/Carrizal 3.37 m. El gasto de Peñitas no debe equipararse automáticamente con el gasto que llega a cada brazo: deben incorporarse Platanar y otras aportaciones de cuenca libre y considerar la distribución hidráulica posterior. Como referencia operativa se conserva aproximadamente 70 % hacia Samaria y 30 % hacia Carrizal, sujeta a condiciones hidráulicas y a la operación de El Macayo.</w:t>
+        <w:t>Samaria registra 11.72 m y González/Carrizal 3.33 m. El gasto de Peñitas no debe equipararse automáticamente con el gasto que llega a cada brazo: deben incorporarse Platanar y otras aportaciones de cuenca libre y considerar la distribución hidráulica posterior. Como referencia operativa se conserva aproximadamente 70 % hacia Samaria y 30 % hacia Carrizal, sujeta a condiciones hidráulicas y a la operación de El Macayo.</w:t>
       </w:r>
     </w:p>
     <w:tbl>
@@ -1432,7 +1432,7 @@
                 <w:b w:val="0"/>
                 <w:sz w:val="16"/>
               </w:rPr>
-              <w:t>11.68 m</w:t>
+              <w:t>11.72 m</w:t>
             </w:r>
           </w:p>
         </w:tc>
@@ -1479,7 +1479,7 @@
                 <w:b w:val="0"/>
                 <w:sz w:val="16"/>
               </w:rPr>
-              <w:t>González 3.37 m</w:t>
+              <w:t>González 3.33 m</w:t>
             </w:r>
           </w:p>
         </w:tc>
@@ -1953,7 +1953,7 @@
           <w:rFonts w:ascii="Arial" w:hAnsi="Arial"/>
           <w:sz w:val="19"/>
         </w:rPr>
-        <w:t>El diagnóstico integrado del corte de las 14:29 h se mantiene condicionado por la evolución conjunta de Guatemala–Usumacinta–Boca del Cerro, Ríos Serranos–Pichucalco–Grijalva bajo, la cascada de presas y Peñitas/cuenca libre–Mezcalapa–Samaria–Carrizal. Ningún componente debe interpretarse de manera aislada. La señal operativa debe escalar únicamente cuando coincidan magnitud, persistencia y respuesta observada.</w:t>
+        <w:t>El diagnóstico integrado del corte de las 14:39 h se mantiene condicionado por la evolución conjunta de Guatemala–Usumacinta–Boca del Cerro, Ríos Serranos–Pichucalco–Grijalva bajo, la cascada de presas y Peñitas/cuenca libre–Mezcalapa–Samaria–Carrizal. Ningún componente debe interpretarse de manera aislada. La señal operativa debe escalar únicamente cuando coincidan magnitud, persistencia y respuesta observada.</w:t>
       </w:r>
     </w:p>
     <w:p>
@@ -2059,18 +2059,6 @@
           <w:rFonts w:ascii="Arial" w:hAnsi="Arial"/>
           <w:sz w:val="19"/>
         </w:rPr>
-        <w:t>WeatherLink: Modesta_1 30.3 mm/24 h</w:t>
-      </w:r>
-    </w:p>
-    <w:p>
-      <w:pPr>
-        <w:pStyle w:val="ListBullet"/>
-      </w:pPr>
-      <w:r>
-        <w:rPr>
-          <w:rFonts w:ascii="Arial" w:hAnsi="Arial"/>
-          <w:sz w:val="19"/>
-        </w:rPr>
         <w:t>WeatherLink: Sinai 29.0 mm/24 h</w:t>
       </w:r>
     </w:p>
@@ -2095,7 +2083,7 @@
           <w:rFonts w:ascii="Arial" w:hAnsi="Arial"/>
           <w:sz w:val="19"/>
         </w:rPr>
-        <w:t>WeatherLink: Impulsora 18.3 mm/24 h</w:t>
+        <w:t>WeatherLink: PALENQUE PCIVILCHIAPAS 17.8 mm/24 h</w:t>
       </w:r>
     </w:p>
     <w:p>
@@ -2107,7 +2095,19 @@
           <w:rFonts w:ascii="Arial" w:hAnsi="Arial"/>
           <w:sz w:val="19"/>
         </w:rPr>
-        <w:t>WeatherLink: PALENQUE PCIVILCHIAPAS 17.8 mm/24 h</w:t>
+        <w:t>WeatherLink: Modesta_1 15.3 mm/24 h</w:t>
+      </w:r>
+    </w:p>
+    <w:p>
+      <w:pPr>
+        <w:pStyle w:val="ListBullet"/>
+      </w:pPr>
+      <w:r>
+        <w:rPr>
+          <w:rFonts w:ascii="Arial" w:hAnsi="Arial"/>
+          <w:sz w:val="19"/>
+        </w:rPr>
+        <w:t>WeatherLink: CHAPULTENANGO PCIVILCHIAPAS 15.2 mm/24 h</w:t>
       </w:r>
     </w:p>
     <w:p>
@@ -2525,7 +2525,7 @@
           <w:rFonts w:ascii="Arial" w:hAnsi="Arial"/>
           <w:sz w:val="19"/>
         </w:rPr>
-        <w:t>Cadena de seguimiento en Tabasco: Boca del Cerro: 12.75 m · Δ24 h +0.05 m → Balancán: s/d → Emiliano Zapata: s/d → Jonuta: s/d → Centla/Tres Brazos: s/d.</w:t>
+        <w:t>Cadena de seguimiento en Tabasco: Boca del Cerro: 12.73 m · Δ24 h +0.01 m → Balancán: s/d → Emiliano Zapata: s/d → Jonuta: s/d → Centla/Tres Brazos: s/d.</w:t>
       </w:r>
     </w:p>
     <w:p>

--- a/data/analysis/Reportes/Analisis_Hidrometeorologico_Ultimo.docx
+++ b/data/analysis/Reportes/Analisis_Hidrometeorologico_Ultimo.docx
@@ -35,7 +35,7 @@
           <w:rFonts w:ascii="Arial" w:hAnsi="Arial"/>
           <w:sz w:val="19"/>
         </w:rPr>
-        <w:t>CORTE: 2026-09-23 14:39</w:t>
+        <w:t>CORTE: 2026-09-24 08:13</w:t>
       </w:r>
     </w:p>
     <w:p>
@@ -55,7 +55,7 @@
           <w:rFonts w:ascii="Arial" w:hAnsi="Arial"/>
           <w:sz w:val="19"/>
         </w:rPr>
-        <w:t>Grijalva–Usumacinta • Ríos Serranos • Sistema de Presas • Samaria–Carrizal y corrientes asociadas Actualización: 23 de septiembre de 2026</w:t>
+        <w:t>Grijalva–Usumacinta • Ríos Serranos • Sistema de Presas • Samaria–Carrizal y corrientes asociadas Actualización: 24 de septiembre de 2026</w:t>
       </w:r>
     </w:p>
     <w:p>
@@ -75,7 +75,7 @@
           <w:rFonts w:ascii="Arial" w:hAnsi="Arial"/>
           <w:sz w:val="19"/>
         </w:rPr>
-        <w:t>Al corte de las 14:39 h, la lectura debe mantenerse integrada y no por cuencas aisladas. La señal hidrométrica más reciente tiene como referencia principal el corte vigente de niveles y la lluvia observada/prevista sobre Guatemala, Chiapas y Tabasco. El mayor cambio de 24 h entre estaciones observadas es Macuspana +1.12 m/24 h. La prioridad operativa es confirmar cualquier cambio de escenario con coincidencia de lluvia, saturación, niveles, caudales y operación de presas; el pronóstico por sí solo no constituye una creciente confirmada.</w:t>
+        <w:t>Al corte de las 08:13 h, la lectura debe mantenerse integrada y no por cuencas aisladas. La señal hidrométrica más reciente tiene como referencia principal el corte vigente de niveles y la lluvia observada/prevista sobre Guatemala, Chiapas y Tabasco. El mayor cambio de 24 h entre estaciones observadas es Salto de Agua +2.29 m/24 h. La prioridad operativa es confirmar cualquier cambio de escenario con coincidencia de lluvia, saturación, niveles, caudales y operación de presas; el pronóstico por sí solo no constituye una creciente confirmada.</w:t>
       </w:r>
     </w:p>
     <w:p>
@@ -315,7 +315,7 @@
           <w:rFonts w:ascii="Arial" w:hAnsi="Arial"/>
           <w:sz w:val="19"/>
         </w:rPr>
-        <w:t>Boca del Cerro registra 12.73 m, con variación de 24 h +0.01 m. En la cuenca alta de Guatemala, El Tigre reporta 5.98 m y 1108.6 m³/s; El Porvenir/La Pasión 1.96 m y 203.2 m³/s. La secuencia de vigilancia se mantiene Guatemala → Lacantún → Boca del Cerro/Tenosique → Balancán → Emiliano Zapata → Jonuta → Centla. Pronóstico SMN para Usumacinta: 0-24 h: 75 a 150 mm; 24-48 h: 75 a 150 mm; 48-72 h: 75 a 150 mm; 72-96 h: 75 a 150 mm.</w:t>
+        <w:t>Boca del Cerro registra 12.90 m, con variación de 24 h +0.13 m. En la cuenca alta de Guatemala, El Tigre reporta 6.07 m y 1147.7 m³/s; El Porvenir/La Pasión 1.97 m y 204.7 m³/s. La secuencia de vigilancia se mantiene Guatemala → Lacantún → Boca del Cerro/Tenosique → Balancán → Emiliano Zapata → Jonuta → Centla. Pronóstico SMN para Usumacinta: 0-24 h: 75 a 150 mm; 24-48 h: 75 a 150 mm; 48-72 h: 75 a 150 mm; 72-96 h: 75 a 150 mm.</w:t>
       </w:r>
     </w:p>
     <w:tbl>
@@ -403,7 +403,7 @@
                 <w:b w:val="0"/>
                 <w:sz w:val="16"/>
               </w:rPr>
-              <w:t>5.98 m; 1108.6 m³/s</w:t>
+              <w:t>6.07 m; 1147.7 m³/s</w:t>
             </w:r>
           </w:p>
         </w:tc>
@@ -497,7 +497,7 @@
                 <w:b w:val="0"/>
                 <w:sz w:val="16"/>
               </w:rPr>
-              <w:t>12.73 m; Δ24 h +0.01 m</w:t>
+              <w:t>12.90 m; Δ24 h +0.13 m</w:t>
             </w:r>
           </w:p>
         </w:tc>
@@ -535,7 +535,7 @@
           <w:rFonts w:ascii="Arial" w:hAnsi="Arial"/>
           <w:sz w:val="19"/>
         </w:rPr>
-        <w:t>Los Ríos Serranos tienen respuesta más rápida que el Usumacinta. Oxolotán 34.49 m, Tapijulapa 16.24 m, Teapa 34.16 m y Puyacatengo 24.98 m. Deben vigilarse primero lluvia horaria y estaciones aguas arriba antes de esperar una respuesta en el Grijalva de Villahermosa. Pronóstico SMN Bajo Grijalva–Ríos de la Sierra: 0-24 h: 50 a 75 mm; 24-48 h: 75 a 150 mm; 48-72 h: 75 a 150 mm; 72-96 h: 75 a 150 mm.</w:t>
+        <w:t>Los Ríos Serranos tienen respuesta más rápida que el Usumacinta. Oxolotán 34.41 m, Tapijulapa 16.24 m, Teapa 34.85 m y Puyacatengo 25.28 m. Deben vigilarse primero lluvia horaria y estaciones aguas arriba antes de esperar una respuesta en el Grijalva de Villahermosa. Pronóstico SMN Bajo Grijalva–Ríos de la Sierra: 0-24 h: 50 a 75 mm; 24-48 h: 75 a 150 mm; 48-72 h: 75 a 150 mm; 72-96 h: 75 a 150 mm.</w:t>
       </w:r>
     </w:p>
     <w:tbl>
@@ -764,7 +764,7 @@
                 <w:b w:val="0"/>
                 <w:sz w:val="16"/>
               </w:rPr>
-              <w:t>Salto de Agua 4.27 m; Macuspana 3.83 m</w:t>
+              <w:t>Salto de Agua 6.25 m; Macuspana 4.07 m</w:t>
             </w:r>
           </w:p>
         </w:tc>
@@ -938,7 +938,7 @@
                 <w:b w:val="0"/>
                 <w:sz w:val="16"/>
               </w:rPr>
-              <w:t>516.39</w:t>
+              <w:t>516.35</w:t>
             </w:r>
           </w:p>
         </w:tc>
@@ -953,7 +953,7 @@
                 <w:b w:val="0"/>
                 <w:sz w:val="16"/>
               </w:rPr>
-              <w:t>46.84</w:t>
+              <w:t>-20.68</w:t>
             </w:r>
           </w:p>
         </w:tc>
@@ -968,7 +968,7 @@
                 <w:b w:val="0"/>
                 <w:sz w:val="16"/>
               </w:rPr>
-              <w:t>285.33</w:t>
+              <w:t>-12.72</w:t>
             </w:r>
           </w:p>
         </w:tc>
@@ -983,7 +983,7 @@
                 <w:b w:val="0"/>
                 <w:sz w:val="16"/>
               </w:rPr>
-              <w:t>17.1</w:t>
+              <w:t>23.7</w:t>
             </w:r>
           </w:p>
         </w:tc>
@@ -998,7 +998,7 @@
                 <w:b w:val="0"/>
                 <w:sz w:val="16"/>
               </w:rPr>
-              <w:t>-0.06</w:t>
+              <w:t>-0.05</w:t>
             </w:r>
           </w:p>
         </w:tc>
@@ -1030,7 +1030,7 @@
                 <w:b w:val="0"/>
                 <w:sz w:val="16"/>
               </w:rPr>
-              <w:t>391.02</w:t>
+              <w:t>390.92</w:t>
             </w:r>
           </w:p>
         </w:tc>
@@ -1045,7 +1045,7 @@
                 <w:b w:val="0"/>
                 <w:sz w:val="16"/>
               </w:rPr>
-              <w:t>97.38</w:t>
+              <w:t>1.39</w:t>
             </w:r>
           </w:p>
         </w:tc>
@@ -1060,7 +1060,7 @@
                 <w:b w:val="0"/>
                 <w:sz w:val="16"/>
               </w:rPr>
-              <w:t>475.46</w:t>
+              <w:t>1.39</w:t>
             </w:r>
           </w:p>
         </w:tc>
@@ -1075,7 +1075,7 @@
                 <w:b w:val="0"/>
                 <w:sz w:val="16"/>
               </w:rPr>
-              <w:t>21.7</w:t>
+              <w:t>0.4</w:t>
             </w:r>
           </w:p>
         </w:tc>
@@ -1090,7 +1090,7 @@
                 <w:b w:val="0"/>
                 <w:sz w:val="16"/>
               </w:rPr>
-              <w:t>-0.29</w:t>
+              <w:t>+0.07</w:t>
             </w:r>
           </w:p>
         </w:tc>
@@ -1122,7 +1122,7 @@
                 <w:b w:val="0"/>
                 <w:sz w:val="16"/>
               </w:rPr>
-              <w:t>162.93</w:t>
+              <w:t>7061.84</w:t>
             </w:r>
           </w:p>
         </w:tc>
@@ -1137,7 +1137,7 @@
                 <w:b w:val="0"/>
                 <w:sz w:val="16"/>
               </w:rPr>
-              <w:t>57.07</w:t>
+              <w:t>163.02</w:t>
             </w:r>
           </w:p>
         </w:tc>
@@ -1152,7 +1152,7 @@
                 <w:b w:val="0"/>
                 <w:sz w:val="16"/>
               </w:rPr>
-              <w:t>321.11</w:t>
+              <w:t>-11.60</w:t>
             </w:r>
           </w:p>
         </w:tc>
@@ -1167,7 +1167,7 @@
                 <w:b w:val="0"/>
                 <w:sz w:val="16"/>
               </w:rPr>
-              <w:t>44.5</w:t>
+              <w:t>20.7</w:t>
             </w:r>
           </w:p>
         </w:tc>
@@ -1182,7 +1182,7 @@
                 <w:b w:val="0"/>
                 <w:sz w:val="16"/>
               </w:rPr>
-              <w:t>+0.09</w:t>
+              <w:t>+0.10</w:t>
             </w:r>
           </w:p>
         </w:tc>
@@ -1214,7 +1214,7 @@
                 <w:b w:val="0"/>
                 <w:sz w:val="16"/>
               </w:rPr>
-              <w:t>86.07</w:t>
+              <w:t>86.05</w:t>
             </w:r>
           </w:p>
         </w:tc>
@@ -1229,7 +1229,7 @@
                 <w:b w:val="0"/>
                 <w:sz w:val="16"/>
               </w:rPr>
-              <w:t>85.05</w:t>
+              <w:t>0.00</w:t>
             </w:r>
           </w:p>
         </w:tc>
@@ -1244,7 +1244,7 @@
                 <w:b w:val="0"/>
                 <w:sz w:val="16"/>
               </w:rPr>
-              <w:t>392.08</w:t>
+              <w:t>0.00</w:t>
             </w:r>
           </w:p>
         </w:tc>
@@ -1259,7 +1259,7 @@
                 <w:b w:val="0"/>
                 <w:sz w:val="16"/>
               </w:rPr>
-              <w:t>53.4</w:t>
+              <w:t>91.4</w:t>
             </w:r>
           </w:p>
         </w:tc>
@@ -1274,7 +1274,7 @@
                 <w:b w:val="0"/>
                 <w:sz w:val="16"/>
               </w:rPr>
-              <w:t>+0.06</w:t>
+              <w:t>+0.00</w:t>
             </w:r>
           </w:p>
         </w:tc>
@@ -1297,7 +1297,7 @@
           <w:rFonts w:ascii="Arial" w:hAnsi="Arial"/>
           <w:sz w:val="19"/>
         </w:rPr>
-        <w:t>Samaria registra 11.72 m y González/Carrizal 3.33 m. El gasto de Peñitas no debe equipararse automáticamente con el gasto que llega a cada brazo: deben incorporarse Platanar y otras aportaciones de cuenca libre y considerar la distribución hidráulica posterior. Como referencia operativa se conserva aproximadamente 70 % hacia Samaria y 30 % hacia Carrizal, sujeta a condiciones hidráulicas y a la operación de El Macayo.</w:t>
+        <w:t>Samaria registra 11.64 m y González/Carrizal 3.40 m. El gasto de Peñitas no debe equipararse automáticamente con el gasto que llega a cada brazo: deben incorporarse Platanar y otras aportaciones de cuenca libre y considerar la distribución hidráulica posterior. Como referencia operativa se conserva aproximadamente 70 % hacia Samaria y 30 % hacia Carrizal, sujeta a condiciones hidráulicas y a la operación de El Macayo.</w:t>
       </w:r>
     </w:p>
     <w:tbl>
@@ -1432,7 +1432,7 @@
                 <w:b w:val="0"/>
                 <w:sz w:val="16"/>
               </w:rPr>
-              <w:t>11.72 m</w:t>
+              <w:t>11.64 m</w:t>
             </w:r>
           </w:p>
         </w:tc>
@@ -1479,7 +1479,7 @@
                 <w:b w:val="0"/>
                 <w:sz w:val="16"/>
               </w:rPr>
-              <w:t>González 3.33 m</w:t>
+              <w:t>González 3.40 m</w:t>
             </w:r>
           </w:p>
         </w:tc>
@@ -1953,7 +1953,7 @@
           <w:rFonts w:ascii="Arial" w:hAnsi="Arial"/>
           <w:sz w:val="19"/>
         </w:rPr>
-        <w:t>El diagnóstico integrado del corte de las 14:39 h se mantiene condicionado por la evolución conjunta de Guatemala–Usumacinta–Boca del Cerro, Ríos Serranos–Pichucalco–Grijalva bajo, la cascada de presas y Peñitas/cuenca libre–Mezcalapa–Samaria–Carrizal. Ningún componente debe interpretarse de manera aislada. La señal operativa debe escalar únicamente cuando coincidan magnitud, persistencia y respuesta observada.</w:t>
+        <w:t>El diagnóstico integrado del corte de las 08:13 h se mantiene condicionado por la evolución conjunta de Guatemala–Usumacinta–Boca del Cerro, Ríos Serranos–Pichucalco–Grijalva bajo, la cascada de presas y Peñitas/cuenca libre–Mezcalapa–Samaria–Carrizal. Ningún componente debe interpretarse de manera aislada. La señal operativa debe escalar únicamente cuando coincidan magnitud, persistencia y respuesta observada.</w:t>
       </w:r>
     </w:p>
     <w:p>
@@ -2059,7 +2059,7 @@
           <w:rFonts w:ascii="Arial" w:hAnsi="Arial"/>
           <w:sz w:val="19"/>
         </w:rPr>
-        <w:t>WeatherLink: Sinai 29.0 mm/24 h</w:t>
+        <w:t>WeatherLink: Sinai 167.1 mm/24 h</w:t>
       </w:r>
     </w:p>
     <w:p>
@@ -2071,7 +2071,7 @@
           <w:rFonts w:ascii="Arial" w:hAnsi="Arial"/>
           <w:sz w:val="19"/>
         </w:rPr>
-        <w:t>WeatherLink: ACALA PCIVILCHIAPAS 25.7 mm/24 h</w:t>
+        <w:t>WeatherLink: PALENQUE PCIVILCHIAPAS 163.3 mm/24 h</w:t>
       </w:r>
     </w:p>
     <w:p>
@@ -2083,7 +2083,7 @@
           <w:rFonts w:ascii="Arial" w:hAnsi="Arial"/>
           <w:sz w:val="19"/>
         </w:rPr>
-        <w:t>WeatherLink: PALENQUE PCIVILCHIAPAS 17.8 mm/24 h</w:t>
+        <w:t>WeatherLink: SAN CAYETANO CONSOLA 54.6 mm/24 h</w:t>
       </w:r>
     </w:p>
     <w:p>
@@ -2095,7 +2095,7 @@
           <w:rFonts w:ascii="Arial" w:hAnsi="Arial"/>
           <w:sz w:val="19"/>
         </w:rPr>
-        <w:t>WeatherLink: Modesta_1 15.3 mm/24 h</w:t>
+        <w:t>WeatherLink: CHAPULTENANGO PCIVILCHIAPAS 52.3 mm/24 h</w:t>
       </w:r>
     </w:p>
     <w:p>
@@ -2107,7 +2107,7 @@
           <w:rFonts w:ascii="Arial" w:hAnsi="Arial"/>
           <w:sz w:val="19"/>
         </w:rPr>
-        <w:t>WeatherLink: CHAPULTENANGO PCIVILCHIAPAS 15.2 mm/24 h</w:t>
+        <w:t>WeatherLink: AMATÁN PCIVILCHIAPAS 44.2 mm/24 h</w:t>
       </w:r>
     </w:p>
     <w:p>
@@ -2282,7 +2282,7 @@
                 <w:b w:val="0"/>
                 <w:sz w:val="16"/>
               </w:rPr>
-              <w:t>2026-09-23T08:30:21-06:00</w:t>
+              <w:t>2026-09-24T06:22:51-06:00</w:t>
             </w:r>
           </w:p>
         </w:tc>
@@ -2297,7 +2297,7 @@
                 <w:b w:val="0"/>
                 <w:sz w:val="16"/>
               </w:rPr>
-              <w:t>2026-09-23T14:18:42.064537-06:00</w:t>
+              <w:t>2026-09-24T07:58:35.413989-06:00</w:t>
             </w:r>
           </w:p>
         </w:tc>
@@ -2501,7 +2501,7 @@
           <w:rFonts w:ascii="Arial" w:hAnsi="Arial"/>
           <w:sz w:val="19"/>
         </w:rPr>
-        <w:t>El Porvenir–La Pasión: nivel 1.96 m · caudal 203.19 m³/s.</w:t>
+        <w:t>El Porvenir–La Pasión: nivel 1.97 m · caudal 204.69 m³/s.</w:t>
       </w:r>
     </w:p>
     <w:p>
@@ -2513,7 +2513,7 @@
           <w:rFonts w:ascii="Arial" w:hAnsi="Arial"/>
           <w:sz w:val="19"/>
         </w:rPr>
-        <w:t>El Tigre–Usumacinta: nivel 5.98 m · caudal 1108.61 m³/s.</w:t>
+        <w:t>El Tigre–Usumacinta: nivel 6.07 m · caudal 1147.74 m³/s.</w:t>
       </w:r>
     </w:p>
     <w:p>
@@ -2525,7 +2525,7 @@
           <w:rFonts w:ascii="Arial" w:hAnsi="Arial"/>
           <w:sz w:val="19"/>
         </w:rPr>
-        <w:t>Cadena de seguimiento en Tabasco: Boca del Cerro: 12.73 m · Δ24 h +0.01 m → Balancán: s/d → Emiliano Zapata: s/d → Jonuta: s/d → Centla/Tres Brazos: s/d.</w:t>
+        <w:t>Cadena de seguimiento en Tabasco: Boca del Cerro: 12.90 m · Δ24 h +0.13 m → Balancán: s/d → Emiliano Zapata: s/d → Jonuta: s/d → Centla/Tres Brazos: s/d.</w:t>
       </w:r>
     </w:p>
     <w:p>
@@ -2537,7 +2537,7 @@
           <w:rFonts w:ascii="Arial" w:hAnsi="Arial"/>
           <w:sz w:val="19"/>
         </w:rPr>
-        <w:t>Evolución El Tigre: Δ nivel +0.230 m en 12.0 h; tendencia incrementando.</w:t>
+        <w:t>Evolución El Tigre: Δ nivel +0.090 m en 6.0 h; tendencia incrementando.</w:t>
       </w:r>
     </w:p>
     <w:p>

--- a/data/analysis/Reportes/Analisis_Hidrometeorologico_Ultimo.docx
+++ b/data/analysis/Reportes/Analisis_Hidrometeorologico_Ultimo.docx
@@ -35,7 +35,7 @@
           <w:rFonts w:ascii="Arial" w:hAnsi="Arial"/>
           <w:sz w:val="19"/>
         </w:rPr>
-        <w:t>CORTE: 2026-09-24 08:13</w:t>
+        <w:t>CORTE: 2026-09-24 14:24</w:t>
       </w:r>
     </w:p>
     <w:p>
@@ -75,7 +75,7 @@
           <w:rFonts w:ascii="Arial" w:hAnsi="Arial"/>
           <w:sz w:val="19"/>
         </w:rPr>
-        <w:t>Al corte de las 08:13 h, la lectura debe mantenerse integrada y no por cuencas aisladas. La señal hidrométrica más reciente tiene como referencia principal el corte vigente de niveles y la lluvia observada/prevista sobre Guatemala, Chiapas y Tabasco. El mayor cambio de 24 h entre estaciones observadas es Salto de Agua +2.29 m/24 h. La prioridad operativa es confirmar cualquier cambio de escenario con coincidencia de lluvia, saturación, niveles, caudales y operación de presas; el pronóstico por sí solo no constituye una creciente confirmada.</w:t>
+        <w:t>Al corte de las 14:24 h, la lectura debe mantenerse integrada y no por cuencas aisladas. La señal hidrométrica más reciente tiene como referencia principal el corte vigente de niveles y la lluvia observada/prevista sobre Guatemala, Chiapas y Tabasco. El mayor cambio de 24 h entre estaciones observadas es Salto de Agua +3.28 m/24 h. La prioridad operativa es confirmar cualquier cambio de escenario con coincidencia de lluvia, saturación, niveles, caudales y operación de presas; el pronóstico por sí solo no constituye una creciente confirmada.</w:t>
       </w:r>
     </w:p>
     <w:p>
@@ -315,7 +315,7 @@
           <w:rFonts w:ascii="Arial" w:hAnsi="Arial"/>
           <w:sz w:val="19"/>
         </w:rPr>
-        <w:t>Boca del Cerro registra 12.90 m, con variación de 24 h +0.13 m. En la cuenca alta de Guatemala, El Tigre reporta 6.07 m y 1147.7 m³/s; El Porvenir/La Pasión 1.97 m y 204.7 m³/s. La secuencia de vigilancia se mantiene Guatemala → Lacantún → Boca del Cerro/Tenosique → Balancán → Emiliano Zapata → Jonuta → Centla. Pronóstico SMN para Usumacinta: 0-24 h: 75 a 150 mm; 24-48 h: 75 a 150 mm; 48-72 h: 75 a 150 mm; 72-96 h: 75 a 150 mm.</w:t>
+        <w:t>Boca del Cerro registra 13.32 m, con variación de 24 h +0.59 m. En la cuenca alta de Guatemala, El Tigre reporta 6.07 m y 1147.7 m³/s; El Porvenir/La Pasión 1.97 m y 204.7 m³/s. La secuencia de vigilancia se mantiene Guatemala → Lacantún → Boca del Cerro/Tenosique → Balancán → Emiliano Zapata → Jonuta → Centla. Pronóstico SMN para Usumacinta: 0-24 h: 75 a 150 mm; 24-48 h: 75 a 150 mm; 48-72 h: 75 a 150 mm; 72-96 h: 25 a 50 mm.</w:t>
       </w:r>
     </w:p>
     <w:tbl>
@@ -450,7 +450,7 @@
                 <w:b w:val="0"/>
                 <w:sz w:val="16"/>
               </w:rPr>
-              <w:t>138.33 m; 274.45 m³/s; lluvia 24 h 1.6 mm</w:t>
+              <w:t>138.33 m; 274.45 m³/s; lluvia 24 h 13.5 mm</w:t>
             </w:r>
           </w:p>
         </w:tc>
@@ -497,7 +497,7 @@
                 <w:b w:val="0"/>
                 <w:sz w:val="16"/>
               </w:rPr>
-              <w:t>12.90 m; Δ24 h +0.13 m</w:t>
+              <w:t>13.32 m; Δ24 h +0.59 m</w:t>
             </w:r>
           </w:p>
         </w:tc>
@@ -535,7 +535,7 @@
           <w:rFonts w:ascii="Arial" w:hAnsi="Arial"/>
           <w:sz w:val="19"/>
         </w:rPr>
-        <w:t>Los Ríos Serranos tienen respuesta más rápida que el Usumacinta. Oxolotán 34.41 m, Tapijulapa 16.24 m, Teapa 34.85 m y Puyacatengo 25.28 m. Deben vigilarse primero lluvia horaria y estaciones aguas arriba antes de esperar una respuesta en el Grijalva de Villahermosa. Pronóstico SMN Bajo Grijalva–Ríos de la Sierra: 0-24 h: 50 a 75 mm; 24-48 h: 75 a 150 mm; 48-72 h: 75 a 150 mm; 72-96 h: 75 a 150 mm.</w:t>
+        <w:t>Los Ríos Serranos tienen respuesta más rápida que el Usumacinta. Oxolotán 34.85 m, Tapijulapa 16.59 m, Teapa 34.48 m y Puyacatengo 25.13 m. Deben vigilarse primero lluvia horaria y estaciones aguas arriba antes de esperar una respuesta en el Grijalva de Villahermosa. Pronóstico SMN Bajo Grijalva–Ríos de la Sierra: 0-24 h: 50 a 75 mm; 24-48 h: 75 a 150 mm; 48-72 h: 25 a 50 mm; 72-96 h: 25 a 50 mm.</w:t>
       </w:r>
     </w:p>
     <w:tbl>
@@ -764,7 +764,7 @@
                 <w:b w:val="0"/>
                 <w:sz w:val="16"/>
               </w:rPr>
-              <w:t>Salto de Agua 6.25 m; Macuspana 4.07 m</w:t>
+              <w:t>Salto de Agua 7.55 m; Macuspana 4.53 m</w:t>
             </w:r>
           </w:p>
         </w:tc>
@@ -953,7 +953,7 @@
                 <w:b w:val="0"/>
                 <w:sz w:val="16"/>
               </w:rPr>
-              <w:t>-20.68</w:t>
+              <w:t>46.70</w:t>
             </w:r>
           </w:p>
         </w:tc>
@@ -968,7 +968,7 @@
                 <w:b w:val="0"/>
                 <w:sz w:val="16"/>
               </w:rPr>
-              <w:t>-12.72</w:t>
+              <w:t>320.59</w:t>
             </w:r>
           </w:p>
         </w:tc>
@@ -998,7 +998,7 @@
                 <w:b w:val="0"/>
                 <w:sz w:val="16"/>
               </w:rPr>
-              <w:t>-0.05</w:t>
+              <w:t>-0.04</w:t>
             </w:r>
           </w:p>
         </w:tc>
@@ -1030,7 +1030,7 @@
                 <w:b w:val="0"/>
                 <w:sz w:val="16"/>
               </w:rPr>
-              <w:t>390.92</w:t>
+              <w:t>391.12</w:t>
             </w:r>
           </w:p>
         </w:tc>
@@ -1045,7 +1045,7 @@
                 <w:b w:val="0"/>
                 <w:sz w:val="16"/>
               </w:rPr>
-              <w:t>1.39</w:t>
+              <w:t>97.49</w:t>
             </w:r>
           </w:p>
         </w:tc>
@@ -1060,7 +1060,7 @@
                 <w:b w:val="0"/>
                 <w:sz w:val="16"/>
               </w:rPr>
-              <w:t>1.39</w:t>
+              <w:t>308.48</w:t>
             </w:r>
           </w:p>
         </w:tc>
@@ -1090,7 +1090,7 @@
                 <w:b w:val="0"/>
                 <w:sz w:val="16"/>
               </w:rPr>
-              <w:t>+0.07</w:t>
+              <w:t>+0.10</w:t>
             </w:r>
           </w:p>
         </w:tc>
@@ -1122,7 +1122,7 @@
                 <w:b w:val="0"/>
                 <w:sz w:val="16"/>
               </w:rPr>
-              <w:t>7061.84</w:t>
+              <w:t>163.03</w:t>
             </w:r>
           </w:p>
         </w:tc>
@@ -1137,7 +1137,7 @@
                 <w:b w:val="0"/>
                 <w:sz w:val="16"/>
               </w:rPr>
-              <w:t>163.02</w:t>
+              <w:t>57.27</w:t>
             </w:r>
           </w:p>
         </w:tc>
@@ -1152,7 +1152,7 @@
                 <w:b w:val="0"/>
                 <w:sz w:val="16"/>
               </w:rPr>
-              <w:t>-11.60</w:t>
+              <w:t>276.59</w:t>
             </w:r>
           </w:p>
         </w:tc>
@@ -1229,7 +1229,7 @@
                 <w:b w:val="0"/>
                 <w:sz w:val="16"/>
               </w:rPr>
-              <w:t>0.00</w:t>
+              <w:t>85.05</w:t>
             </w:r>
           </w:p>
         </w:tc>
@@ -1244,7 +1244,7 @@
                 <w:b w:val="0"/>
                 <w:sz w:val="16"/>
               </w:rPr>
-              <w:t>0.00</w:t>
+              <w:t>372.92</w:t>
             </w:r>
           </w:p>
         </w:tc>
@@ -1274,7 +1274,7 @@
                 <w:b w:val="0"/>
                 <w:sz w:val="16"/>
               </w:rPr>
-              <w:t>+0.00</w:t>
+              <w:t>-0.02</w:t>
             </w:r>
           </w:p>
         </w:tc>
@@ -1297,7 +1297,7 @@
           <w:rFonts w:ascii="Arial" w:hAnsi="Arial"/>
           <w:sz w:val="19"/>
         </w:rPr>
-        <w:t>Samaria registra 11.64 m y González/Carrizal 3.40 m. El gasto de Peñitas no debe equipararse automáticamente con el gasto que llega a cada brazo: deben incorporarse Platanar y otras aportaciones de cuenca libre y considerar la distribución hidráulica posterior. Como referencia operativa se conserva aproximadamente 70 % hacia Samaria y 30 % hacia Carrizal, sujeta a condiciones hidráulicas y a la operación de El Macayo.</w:t>
+        <w:t>Samaria registra 11.72 m y González/Carrizal 3.33 m. El gasto de Peñitas no debe equipararse automáticamente con el gasto que llega a cada brazo: deben incorporarse Platanar y otras aportaciones de cuenca libre y considerar la distribución hidráulica posterior. Como referencia operativa se conserva aproximadamente 70 % hacia Samaria y 30 % hacia Carrizal, sujeta a condiciones hidráulicas y a la operación de El Macayo.</w:t>
       </w:r>
     </w:p>
     <w:tbl>
@@ -1432,7 +1432,7 @@
                 <w:b w:val="0"/>
                 <w:sz w:val="16"/>
               </w:rPr>
-              <w:t>11.64 m</w:t>
+              <w:t>11.72 m</w:t>
             </w:r>
           </w:p>
         </w:tc>
@@ -1479,7 +1479,7 @@
                 <w:b w:val="0"/>
                 <w:sz w:val="16"/>
               </w:rPr>
-              <w:t>González 3.40 m</w:t>
+              <w:t>González 3.33 m</w:t>
             </w:r>
           </w:p>
         </w:tc>
@@ -1953,7 +1953,7 @@
           <w:rFonts w:ascii="Arial" w:hAnsi="Arial"/>
           <w:sz w:val="19"/>
         </w:rPr>
-        <w:t>El diagnóstico integrado del corte de las 08:13 h se mantiene condicionado por la evolución conjunta de Guatemala–Usumacinta–Boca del Cerro, Ríos Serranos–Pichucalco–Grijalva bajo, la cascada de presas y Peñitas/cuenca libre–Mezcalapa–Samaria–Carrizal. Ningún componente debe interpretarse de manera aislada. La señal operativa debe escalar únicamente cuando coincidan magnitud, persistencia y respuesta observada.</w:t>
+        <w:t>El diagnóstico integrado del corte de las 14:24 h se mantiene condicionado por la evolución conjunta de Guatemala–Usumacinta–Boca del Cerro, Ríos Serranos–Pichucalco–Grijalva bajo, la cascada de presas y Peñitas/cuenca libre–Mezcalapa–Samaria–Carrizal. Ningún componente debe interpretarse de manera aislada. La señal operativa debe escalar únicamente cuando coincidan magnitud, persistencia y respuesta observada.</w:t>
       </w:r>
     </w:p>
     <w:p>
@@ -2083,7 +2083,7 @@
           <w:rFonts w:ascii="Arial" w:hAnsi="Arial"/>
           <w:sz w:val="19"/>
         </w:rPr>
-        <w:t>WeatherLink: SAN CAYETANO CONSOLA 54.6 mm/24 h</w:t>
+        <w:t>WeatherLink: SAN CAYETANO CONSOLA 66.5 mm/24 h</w:t>
       </w:r>
     </w:p>
     <w:p>
@@ -2095,7 +2095,7 @@
           <w:rFonts w:ascii="Arial" w:hAnsi="Arial"/>
           <w:sz w:val="19"/>
         </w:rPr>
-        <w:t>WeatherLink: CHAPULTENANGO PCIVILCHIAPAS 52.3 mm/24 h</w:t>
+        <w:t>WeatherLink: CHAPULTENANGO PCIVILCHIAPAS 58.2 mm/24 h</w:t>
       </w:r>
     </w:p>
     <w:p>
@@ -2107,7 +2107,7 @@
           <w:rFonts w:ascii="Arial" w:hAnsi="Arial"/>
           <w:sz w:val="19"/>
         </w:rPr>
-        <w:t>WeatherLink: AMATÁN PCIVILCHIAPAS 44.2 mm/24 h</w:t>
+        <w:t>WeatherLink: AMATÁN PCIVILCHIAPAS 46.0 mm/24 h</w:t>
       </w:r>
     </w:p>
     <w:p>
@@ -2119,7 +2119,7 @@
           <w:rFonts w:ascii="Arial" w:hAnsi="Arial"/>
           <w:sz w:val="19"/>
         </w:rPr>
-        <w:t>CONAGUA: PEÑITAS 53.4 mm/24 h</w:t>
+        <w:t>CONAGUA: TEAPA 105.0 mm/24 h</w:t>
       </w:r>
     </w:p>
     <w:p>
@@ -2131,7 +2131,7 @@
           <w:rFonts w:ascii="Arial" w:hAnsi="Arial"/>
           <w:sz w:val="19"/>
         </w:rPr>
-        <w:t>CONAGUA: JONUTA 2 (PUENTE) 38.0 mm/24 h</w:t>
+        <w:t>CONAGUA: PEÑITAS 91.4 mm/24 h</w:t>
       </w:r>
     </w:p>
     <w:p>
@@ -2143,7 +2143,7 @@
           <w:rFonts w:ascii="Arial" w:hAnsi="Arial"/>
           <w:sz w:val="19"/>
         </w:rPr>
-        <w:t>CONAGUA: BOCA DEL CERRO 38.0 mm/24 h</w:t>
+        <w:t>CONAGUA: PUYACATENGO 91.2 mm/24 h</w:t>
       </w:r>
     </w:p>
     <w:p>
@@ -2155,7 +2155,7 @@
           <w:rFonts w:ascii="Arial" w:hAnsi="Arial"/>
           <w:sz w:val="19"/>
         </w:rPr>
-        <w:t>CONAGUA: TEAPA 30.3 mm/24 h</w:t>
+        <w:t>CONAGUA: SÁNCHEZ MAGALLANEZ 61.4 mm/24 h</w:t>
       </w:r>
     </w:p>
     <w:p>
@@ -2167,7 +2167,7 @@
           <w:rFonts w:ascii="Arial" w:hAnsi="Arial"/>
           <w:sz w:val="19"/>
         </w:rPr>
-        <w:t>CONAGUA: TAPIJULAPA 28.5 mm/24 h</w:t>
+        <w:t>CONAGUA: BOCA DEL CERRO 54.0 mm/24 h</w:t>
       </w:r>
     </w:p>
     <w:p>
@@ -2282,7 +2282,7 @@
                 <w:b w:val="0"/>
                 <w:sz w:val="16"/>
               </w:rPr>
-              <w:t>2026-09-24T06:22:51-06:00</w:t>
+              <w:t>2026-09-24T08:38:42-06:00</w:t>
             </w:r>
           </w:p>
         </w:tc>
@@ -2297,7 +2297,7 @@
                 <w:b w:val="0"/>
                 <w:sz w:val="16"/>
               </w:rPr>
-              <w:t>2026-09-24T07:58:35.413989-06:00</w:t>
+              <w:t>2026-09-24T14:12:28.624143-06:00</w:t>
             </w:r>
           </w:p>
         </w:tc>
@@ -2344,7 +2344,7 @@
                 <w:b w:val="0"/>
                 <w:sz w:val="16"/>
               </w:rPr>
-              <w:t>2026-09-23T09:58:34-06:00</w:t>
+              <w:t>2026-09-24T09:50:28-06:00</w:t>
             </w:r>
           </w:p>
         </w:tc>
@@ -2359,7 +2359,7 @@
                 <w:b w:val="0"/>
                 <w:sz w:val="16"/>
               </w:rPr>
-              <w:t>2026-09-23T14:18:42.064537-06:00</w:t>
+              <w:t>2026-09-24T14:12:28.624143-06:00</w:t>
             </w:r>
           </w:p>
         </w:tc>
@@ -2525,7 +2525,7 @@
           <w:rFonts w:ascii="Arial" w:hAnsi="Arial"/>
           <w:sz w:val="19"/>
         </w:rPr>
-        <w:t>Cadena de seguimiento en Tabasco: Boca del Cerro: 12.90 m · Δ24 h +0.13 m → Balancán: s/d → Emiliano Zapata: s/d → Jonuta: s/d → Centla/Tres Brazos: s/d.</w:t>
+        <w:t>Cadena de seguimiento en Tabasco: Boca del Cerro: 13.32 m · Δ24 h +0.59 m → Balancán: s/d → Emiliano Zapata: s/d → Jonuta: s/d → Centla/Tres Brazos: s/d.</w:t>
       </w:r>
     </w:p>
     <w:p>

--- a/data/analysis/Reportes/Analisis_Hidrometeorologico_Ultimo.docx
+++ b/data/analysis/Reportes/Analisis_Hidrometeorologico_Ultimo.docx
@@ -35,7 +35,7 @@
           <w:rFonts w:ascii="Arial" w:hAnsi="Arial"/>
           <w:sz w:val="19"/>
         </w:rPr>
-        <w:t>CORTE: 2026-09-24 14:24</w:t>
+        <w:t>CORTE: 2026-09-24 14:32</w:t>
       </w:r>
     </w:p>
     <w:p>
@@ -75,7 +75,7 @@
           <w:rFonts w:ascii="Arial" w:hAnsi="Arial"/>
           <w:sz w:val="19"/>
         </w:rPr>
-        <w:t>Al corte de las 14:24 h, la lectura debe mantenerse integrada y no por cuencas aisladas. La señal hidrométrica más reciente tiene como referencia principal el corte vigente de niveles y la lluvia observada/prevista sobre Guatemala, Chiapas y Tabasco. El mayor cambio de 24 h entre estaciones observadas es Salto de Agua +3.28 m/24 h. La prioridad operativa es confirmar cualquier cambio de escenario con coincidencia de lluvia, saturación, niveles, caudales y operación de presas; el pronóstico por sí solo no constituye una creciente confirmada.</w:t>
+        <w:t>Al corte de las 14:32 h, la lectura debe mantenerse integrada y no por cuencas aisladas. La señal hidrométrica más reciente tiene como referencia principal el corte vigente de niveles y la lluvia observada/prevista sobre Guatemala, Chiapas y Tabasco. El mayor cambio de 24 h entre estaciones observadas es Salto de Agua +3.28 m/24 h. La prioridad operativa es confirmar cualquier cambio de escenario con coincidencia de lluvia, saturación, niveles, caudales y operación de presas; el pronóstico por sí solo no constituye una creciente confirmada.</w:t>
       </w:r>
     </w:p>
     <w:p>
@@ -1953,7 +1953,7 @@
           <w:rFonts w:ascii="Arial" w:hAnsi="Arial"/>
           <w:sz w:val="19"/>
         </w:rPr>
-        <w:t>El diagnóstico integrado del corte de las 14:24 h se mantiene condicionado por la evolución conjunta de Guatemala–Usumacinta–Boca del Cerro, Ríos Serranos–Pichucalco–Grijalva bajo, la cascada de presas y Peñitas/cuenca libre–Mezcalapa–Samaria–Carrizal. Ningún componente debe interpretarse de manera aislada. La señal operativa debe escalar únicamente cuando coincidan magnitud, persistencia y respuesta observada.</w:t>
+        <w:t>El diagnóstico integrado del corte de las 14:32 h se mantiene condicionado por la evolución conjunta de Guatemala–Usumacinta–Boca del Cerro, Ríos Serranos–Pichucalco–Grijalva bajo, la cascada de presas y Peñitas/cuenca libre–Mezcalapa–Samaria–Carrizal. Ningún componente debe interpretarse de manera aislada. La señal operativa debe escalar únicamente cuando coincidan magnitud, persistencia y respuesta observada.</w:t>
       </w:r>
     </w:p>
     <w:p>
@@ -2297,7 +2297,7 @@
                 <w:b w:val="0"/>
                 <w:sz w:val="16"/>
               </w:rPr>
-              <w:t>2026-09-24T14:12:28.624143-06:00</w:t>
+              <w:t>2026-09-24T14:28:22.166238-06:00</w:t>
             </w:r>
           </w:p>
         </w:tc>
@@ -2359,7 +2359,7 @@
                 <w:b w:val="0"/>
                 <w:sz w:val="16"/>
               </w:rPr>
-              <w:t>2026-09-24T14:12:28.624143-06:00</w:t>
+              <w:t>2026-09-24T14:28:22.166238-06:00</w:t>
             </w:r>
           </w:p>
         </w:tc>

--- a/data/analysis/Reportes/Analisis_Hidrometeorologico_Ultimo.docx
+++ b/data/analysis/Reportes/Analisis_Hidrometeorologico_Ultimo.docx
@@ -35,7 +35,7 @@
           <w:rFonts w:ascii="Arial" w:hAnsi="Arial"/>
           <w:sz w:val="19"/>
         </w:rPr>
-        <w:t>CORTE: 2026-09-24 14:32</w:t>
+        <w:t>CORTE: 2026-09-24 14:42</w:t>
       </w:r>
     </w:p>
     <w:p>
@@ -75,7 +75,7 @@
           <w:rFonts w:ascii="Arial" w:hAnsi="Arial"/>
           <w:sz w:val="19"/>
         </w:rPr>
-        <w:t>Al corte de las 14:32 h, la lectura debe mantenerse integrada y no por cuencas aisladas. La señal hidrométrica más reciente tiene como referencia principal el corte vigente de niveles y la lluvia observada/prevista sobre Guatemala, Chiapas y Tabasco. El mayor cambio de 24 h entre estaciones observadas es Salto de Agua +3.28 m/24 h. La prioridad operativa es confirmar cualquier cambio de escenario con coincidencia de lluvia, saturación, niveles, caudales y operación de presas; el pronóstico por sí solo no constituye una creciente confirmada.</w:t>
+        <w:t>Al corte de las 14:42 h, la lectura debe mantenerse integrada y no por cuencas aisladas. La señal hidrométrica más reciente tiene como referencia principal el corte vigente de niveles y la lluvia observada/prevista sobre Guatemala, Chiapas y Tabasco. El mayor cambio de 24 h entre estaciones observadas es Salto de Agua +3.28 m/24 h. La prioridad operativa es confirmar cualquier cambio de escenario con coincidencia de lluvia, saturación, niveles, caudales y operación de presas; el pronóstico por sí solo no constituye una creciente confirmada.</w:t>
       </w:r>
     </w:p>
     <w:p>
@@ -1953,7 +1953,7 @@
           <w:rFonts w:ascii="Arial" w:hAnsi="Arial"/>
           <w:sz w:val="19"/>
         </w:rPr>
-        <w:t>El diagnóstico integrado del corte de las 14:32 h se mantiene condicionado por la evolución conjunta de Guatemala–Usumacinta–Boca del Cerro, Ríos Serranos–Pichucalco–Grijalva bajo, la cascada de presas y Peñitas/cuenca libre–Mezcalapa–Samaria–Carrizal. Ningún componente debe interpretarse de manera aislada. La señal operativa debe escalar únicamente cuando coincidan magnitud, persistencia y respuesta observada.</w:t>
+        <w:t>El diagnóstico integrado del corte de las 14:42 h se mantiene condicionado por la evolución conjunta de Guatemala–Usumacinta–Boca del Cerro, Ríos Serranos–Pichucalco–Grijalva bajo, la cascada de presas y Peñitas/cuenca libre–Mezcalapa–Samaria–Carrizal. Ningún componente debe interpretarse de manera aislada. La señal operativa debe escalar únicamente cuando coincidan magnitud, persistencia y respuesta observada.</w:t>
       </w:r>
     </w:p>
     <w:p>

--- a/data/analysis/Reportes/Analisis_Hidrometeorologico_Ultimo.docx
+++ b/data/analysis/Reportes/Analisis_Hidrometeorologico_Ultimo.docx
@@ -35,7 +35,7 @@
           <w:rFonts w:ascii="Arial" w:hAnsi="Arial"/>
           <w:sz w:val="19"/>
         </w:rPr>
-        <w:t>CORTE: 2026-09-24 14:42</w:t>
+        <w:t>CORTE: 2026-09-25 14:24</w:t>
       </w:r>
     </w:p>
     <w:p>
@@ -55,7 +55,7 @@
           <w:rFonts w:ascii="Arial" w:hAnsi="Arial"/>
           <w:sz w:val="19"/>
         </w:rPr>
-        <w:t>Grijalva–Usumacinta • Ríos Serranos • Sistema de Presas • Samaria–Carrizal y corrientes asociadas Actualización: 24 de septiembre de 2026</w:t>
+        <w:t>Grijalva–Usumacinta • Ríos Serranos • Sistema de Presas • Samaria–Carrizal y corrientes asociadas Actualización: 25 de septiembre de 2026</w:t>
       </w:r>
     </w:p>
     <w:p>
@@ -75,7 +75,7 @@
           <w:rFonts w:ascii="Arial" w:hAnsi="Arial"/>
           <w:sz w:val="19"/>
         </w:rPr>
-        <w:t>Al corte de las 14:42 h, la lectura debe mantenerse integrada y no por cuencas aisladas. La señal hidrométrica más reciente tiene como referencia principal el corte vigente de niveles y la lluvia observada/prevista sobre Guatemala, Chiapas y Tabasco. El mayor cambio de 24 h entre estaciones observadas es Salto de Agua +3.28 m/24 h. La prioridad operativa es confirmar cualquier cambio de escenario con coincidencia de lluvia, saturación, niveles, caudales y operación de presas; el pronóstico por sí solo no constituye una creciente confirmada.</w:t>
+        <w:t>Al corte de las 14:24 h, la lectura debe mantenerse integrada y no por cuencas aisladas. La señal hidrométrica más reciente tiene como referencia principal el corte vigente de niveles y la lluvia observada/prevista sobre Guatemala, Chiapas y Tabasco. El mayor cambio de 24 h entre estaciones observadas es Macuspana +1.78 m/24 h. La prioridad operativa es confirmar cualquier cambio de escenario con coincidencia de lluvia, saturación, niveles, caudales y operación de presas; el pronóstico por sí solo no constituye una creciente confirmada.</w:t>
       </w:r>
     </w:p>
     <w:p>
@@ -315,7 +315,7 @@
           <w:rFonts w:ascii="Arial" w:hAnsi="Arial"/>
           <w:sz w:val="19"/>
         </w:rPr>
-        <w:t>Boca del Cerro registra 13.32 m, con variación de 24 h +0.59 m. En la cuenca alta de Guatemala, El Tigre reporta 6.07 m y 1147.7 m³/s; El Porvenir/La Pasión 1.97 m y 204.7 m³/s. La secuencia de vigilancia se mantiene Guatemala → Lacantún → Boca del Cerro/Tenosique → Balancán → Emiliano Zapata → Jonuta → Centla. Pronóstico SMN para Usumacinta: 0-24 h: 75 a 150 mm; 24-48 h: 75 a 150 mm; 48-72 h: 75 a 150 mm; 72-96 h: 25 a 50 mm.</w:t>
+        <w:t>Boca del Cerro registra 13.70 m, con variación de 24 h +0.52 m. En la cuenca alta de Guatemala, El Tigre reporta 7.71 m y 1860.8 m³/s; El Porvenir/La Pasión 302.00 m y 2026.0 m³/s. La secuencia de vigilancia se mantiene Guatemala → Lacantún → Boca del Cerro/Tenosique → Balancán → Emiliano Zapata → Jonuta → Centla. Pronóstico SMN para Usumacinta: 0-24 h: 50 a 75 mm; 24-48 h: 75 a 150 mm; 48-72 h: 25 a 50 mm; 72-96 h: 25 a 50 mm.</w:t>
       </w:r>
     </w:p>
     <w:tbl>
@@ -403,7 +403,7 @@
                 <w:b w:val="0"/>
                 <w:sz w:val="16"/>
               </w:rPr>
-              <w:t>6.07 m; 1147.7 m³/s</w:t>
+              <w:t>7.71 m; 1860.8 m³/s</w:t>
             </w:r>
           </w:p>
         </w:tc>
@@ -450,7 +450,7 @@
                 <w:b w:val="0"/>
                 <w:sz w:val="16"/>
               </w:rPr>
-              <w:t>138.33 m; 274.45 m³/s; lluvia 24 h 13.5 mm</w:t>
+              <w:t>138.33 m; 274.45 m³/s; lluvia 24 h 40.9 mm</w:t>
             </w:r>
           </w:p>
         </w:tc>
@@ -497,7 +497,7 @@
                 <w:b w:val="0"/>
                 <w:sz w:val="16"/>
               </w:rPr>
-              <w:t>13.32 m; Δ24 h +0.59 m</w:t>
+              <w:t>13.70 m; Δ24 h +0.52 m</w:t>
             </w:r>
           </w:p>
         </w:tc>
@@ -535,7 +535,7 @@
           <w:rFonts w:ascii="Arial" w:hAnsi="Arial"/>
           <w:sz w:val="19"/>
         </w:rPr>
-        <w:t>Los Ríos Serranos tienen respuesta más rápida que el Usumacinta. Oxolotán 34.85 m, Tapijulapa 16.59 m, Teapa 34.48 m y Puyacatengo 25.13 m. Deben vigilarse primero lluvia horaria y estaciones aguas arriba antes de esperar una respuesta en el Grijalva de Villahermosa. Pronóstico SMN Bajo Grijalva–Ríos de la Sierra: 0-24 h: 50 a 75 mm; 24-48 h: 75 a 150 mm; 48-72 h: 25 a 50 mm; 72-96 h: 25 a 50 mm.</w:t>
+        <w:t>Los Ríos Serranos tienen respuesta más rápida que el Usumacinta. Oxolotán 34.51 m, Tapijulapa 17.31 m, Teapa 34.60 m y Puyacatengo 25.26 m. Deben vigilarse primero lluvia horaria y estaciones aguas arriba antes de esperar una respuesta en el Grijalva de Villahermosa. Pronóstico SMN Bajo Grijalva–Ríos de la Sierra: 0-24 h: 75 a 150 mm; 24-48 h: 50 a 75 mm; 48-72 h: 25 a 50 mm; 72-96 h: 25 a 50 mm.</w:t>
       </w:r>
     </w:p>
     <w:tbl>
@@ -764,7 +764,7 @@
                 <w:b w:val="0"/>
                 <w:sz w:val="16"/>
               </w:rPr>
-              <w:t>Salto de Agua 7.55 m; Macuspana 4.53 m</w:t>
+              <w:t>Salto de Agua 7.74 m; Macuspana 6.13 m</w:t>
             </w:r>
           </w:p>
         </w:tc>
@@ -938,7 +938,7 @@
                 <w:b w:val="0"/>
                 <w:sz w:val="16"/>
               </w:rPr>
-              <w:t>516.35</w:t>
+              <w:t>516.34</w:t>
             </w:r>
           </w:p>
         </w:tc>
@@ -953,7 +953,7 @@
                 <w:b w:val="0"/>
                 <w:sz w:val="16"/>
               </w:rPr>
-              <w:t>46.70</w:t>
+              <w:t>46.68</w:t>
             </w:r>
           </w:p>
         </w:tc>
@@ -968,7 +968,7 @@
                 <w:b w:val="0"/>
                 <w:sz w:val="16"/>
               </w:rPr>
-              <w:t>320.59</w:t>
+              <w:t>427.58</w:t>
             </w:r>
           </w:p>
         </w:tc>
@@ -983,7 +983,7 @@
                 <w:b w:val="0"/>
                 <w:sz w:val="16"/>
               </w:rPr>
-              <w:t>23.7</w:t>
+              <w:t>0.0</w:t>
             </w:r>
           </w:p>
         </w:tc>
@@ -998,7 +998,7 @@
                 <w:b w:val="0"/>
                 <w:sz w:val="16"/>
               </w:rPr>
-              <w:t>-0.04</w:t>
+              <w:t>-0.01</w:t>
             </w:r>
           </w:p>
         </w:tc>
@@ -1030,7 +1030,7 @@
                 <w:b w:val="0"/>
                 <w:sz w:val="16"/>
               </w:rPr>
-              <w:t>391.12</w:t>
+              <w:t>391.25</w:t>
             </w:r>
           </w:p>
         </w:tc>
@@ -1045,7 +1045,7 @@
                 <w:b w:val="0"/>
                 <w:sz w:val="16"/>
               </w:rPr>
-              <w:t>97.49</w:t>
+              <w:t>97.59</w:t>
             </w:r>
           </w:p>
         </w:tc>
@@ -1060,7 +1060,7 @@
                 <w:b w:val="0"/>
                 <w:sz w:val="16"/>
               </w:rPr>
-              <w:t>308.48</w:t>
+              <w:t>423.35</w:t>
             </w:r>
           </w:p>
         </w:tc>
@@ -1075,7 +1075,7 @@
                 <w:b w:val="0"/>
                 <w:sz w:val="16"/>
               </w:rPr>
-              <w:t>0.4</w:t>
+              <w:t>0.1</w:t>
             </w:r>
           </w:p>
         </w:tc>
@@ -1090,7 +1090,7 @@
                 <w:b w:val="0"/>
                 <w:sz w:val="16"/>
               </w:rPr>
-              <w:t>+0.10</w:t>
+              <w:t>+0.13</w:t>
             </w:r>
           </w:p>
         </w:tc>
@@ -1122,7 +1122,7 @@
                 <w:b w:val="0"/>
                 <w:sz w:val="16"/>
               </w:rPr>
-              <w:t>163.03</w:t>
+              <w:t>163.19</w:t>
             </w:r>
           </w:p>
         </w:tc>
@@ -1137,7 +1137,7 @@
                 <w:b w:val="0"/>
                 <w:sz w:val="16"/>
               </w:rPr>
-              <w:t>57.27</w:t>
+              <w:t>57.56</w:t>
             </w:r>
           </w:p>
         </w:tc>
@@ -1152,7 +1152,7 @@
                 <w:b w:val="0"/>
                 <w:sz w:val="16"/>
               </w:rPr>
-              <w:t>276.59</w:t>
+              <w:t>83.00</w:t>
             </w:r>
           </w:p>
         </w:tc>
@@ -1167,7 +1167,7 @@
                 <w:b w:val="0"/>
                 <w:sz w:val="16"/>
               </w:rPr>
-              <w:t>20.7</w:t>
+              <w:t>46.2</w:t>
             </w:r>
           </w:p>
         </w:tc>
@@ -1182,7 +1182,7 @@
                 <w:b w:val="0"/>
                 <w:sz w:val="16"/>
               </w:rPr>
-              <w:t>+0.10</w:t>
+              <w:t>+0.16</w:t>
             </w:r>
           </w:p>
         </w:tc>
@@ -1214,7 +1214,7 @@
                 <w:b w:val="0"/>
                 <w:sz w:val="16"/>
               </w:rPr>
-              <w:t>86.05</w:t>
+              <w:t>85.78</w:t>
             </w:r>
           </w:p>
         </w:tc>
@@ -1229,7 +1229,7 @@
                 <w:b w:val="0"/>
                 <w:sz w:val="16"/>
               </w:rPr>
-              <w:t>85.05</w:t>
+              <w:t>82.01</w:t>
             </w:r>
           </w:p>
         </w:tc>
@@ -1259,7 +1259,7 @@
                 <w:b w:val="0"/>
                 <w:sz w:val="16"/>
               </w:rPr>
-              <w:t>91.4</w:t>
+              <w:t>58.0</w:t>
             </w:r>
           </w:p>
         </w:tc>
@@ -1274,7 +1274,7 @@
                 <w:b w:val="0"/>
                 <w:sz w:val="16"/>
               </w:rPr>
-              <w:t>-0.02</w:t>
+              <w:t>-0.27</w:t>
             </w:r>
           </w:p>
         </w:tc>
@@ -1297,7 +1297,7 @@
           <w:rFonts w:ascii="Arial" w:hAnsi="Arial"/>
           <w:sz w:val="19"/>
         </w:rPr>
-        <w:t>Samaria registra 11.72 m y González/Carrizal 3.33 m. El gasto de Peñitas no debe equipararse automáticamente con el gasto que llega a cada brazo: deben incorporarse Platanar y otras aportaciones de cuenca libre y considerar la distribución hidráulica posterior. Como referencia operativa se conserva aproximadamente 70 % hacia Samaria y 30 % hacia Carrizal, sujeta a condiciones hidráulicas y a la operación de El Macayo.</w:t>
+        <w:t>Samaria registra 11.72 m y González/Carrizal 3.41 m. El gasto de Peñitas no debe equipararse automáticamente con el gasto que llega a cada brazo: deben incorporarse Platanar y otras aportaciones de cuenca libre y considerar la distribución hidráulica posterior. Como referencia operativa se conserva aproximadamente 70 % hacia Samaria y 30 % hacia Carrizal, sujeta a condiciones hidráulicas y a la operación de El Macayo.</w:t>
       </w:r>
     </w:p>
     <w:tbl>
@@ -1479,7 +1479,7 @@
                 <w:b w:val="0"/>
                 <w:sz w:val="16"/>
               </w:rPr>
-              <w:t>González 3.33 m</w:t>
+              <w:t>González 3.41 m</w:t>
             </w:r>
           </w:p>
         </w:tc>
@@ -1953,7 +1953,7 @@
           <w:rFonts w:ascii="Arial" w:hAnsi="Arial"/>
           <w:sz w:val="19"/>
         </w:rPr>
-        <w:t>El diagnóstico integrado del corte de las 14:42 h se mantiene condicionado por la evolución conjunta de Guatemala–Usumacinta–Boca del Cerro, Ríos Serranos–Pichucalco–Grijalva bajo, la cascada de presas y Peñitas/cuenca libre–Mezcalapa–Samaria–Carrizal. Ningún componente debe interpretarse de manera aislada. La señal operativa debe escalar únicamente cuando coincidan magnitud, persistencia y respuesta observada.</w:t>
+        <w:t>El diagnóstico integrado del corte de las 14:24 h se mantiene condicionado por la evolución conjunta de Guatemala–Usumacinta–Boca del Cerro, Ríos Serranos–Pichucalco–Grijalva bajo, la cascada de presas y Peñitas/cuenca libre–Mezcalapa–Samaria–Carrizal. Ningún componente debe interpretarse de manera aislada. La señal operativa debe escalar únicamente cuando coincidan magnitud, persistencia y respuesta observada.</w:t>
       </w:r>
     </w:p>
     <w:p>
@@ -2059,7 +2059,7 @@
           <w:rFonts w:ascii="Arial" w:hAnsi="Arial"/>
           <w:sz w:val="19"/>
         </w:rPr>
-        <w:t>WeatherLink: Sinai 167.1 mm/24 h</w:t>
+        <w:t>WeatherLink: JUÁREZ PCIVILCHIAPAS 115.0 mm/24 h</w:t>
       </w:r>
     </w:p>
     <w:p>
@@ -2071,7 +2071,7 @@
           <w:rFonts w:ascii="Arial" w:hAnsi="Arial"/>
           <w:sz w:val="19"/>
         </w:rPr>
-        <w:t>WeatherLink: PALENQUE PCIVILCHIAPAS 163.3 mm/24 h</w:t>
+        <w:t>WeatherLink: REFORMA PCIVILCHIAPAS 47.0 mm/24 h</w:t>
       </w:r>
     </w:p>
     <w:p>
@@ -2083,7 +2083,7 @@
           <w:rFonts w:ascii="Arial" w:hAnsi="Arial"/>
           <w:sz w:val="19"/>
         </w:rPr>
-        <w:t>WeatherLink: SAN CAYETANO CONSOLA 66.5 mm/24 h</w:t>
+        <w:t>WeatherLink: SEMAR Capitanía de Pto. Alvarado, Ver. 44.9 mm/24 h</w:t>
       </w:r>
     </w:p>
     <w:p>
@@ -2095,7 +2095,7 @@
           <w:rFonts w:ascii="Arial" w:hAnsi="Arial"/>
           <w:sz w:val="19"/>
         </w:rPr>
-        <w:t>WeatherLink: CHAPULTENANGO PCIVILCHIAPAS 58.2 mm/24 h</w:t>
+        <w:t>WeatherLink: SAN CAYETANO CONSOLA 37.9 mm/24 h</w:t>
       </w:r>
     </w:p>
     <w:p>
@@ -2107,7 +2107,7 @@
           <w:rFonts w:ascii="Arial" w:hAnsi="Arial"/>
           <w:sz w:val="19"/>
         </w:rPr>
-        <w:t>WeatherLink: AMATÁN PCIVILCHIAPAS 46.0 mm/24 h</w:t>
+        <w:t>WeatherLink: ASUR Villahermosa 29.5 mm/24 h</w:t>
       </w:r>
     </w:p>
     <w:p>
@@ -2119,7 +2119,7 @@
           <w:rFonts w:ascii="Arial" w:hAnsi="Arial"/>
           <w:sz w:val="19"/>
         </w:rPr>
-        <w:t>CONAGUA: TEAPA 105.0 mm/24 h</w:t>
+        <w:t>CONAGUA: TAPIJULAPA 104.5 mm/24 h</w:t>
       </w:r>
     </w:p>
     <w:p>
@@ -2131,7 +2131,7 @@
           <w:rFonts w:ascii="Arial" w:hAnsi="Arial"/>
           <w:sz w:val="19"/>
         </w:rPr>
-        <w:t>CONAGUA: PEÑITAS 91.4 mm/24 h</w:t>
+        <w:t>CONAGUA: PUYACATENGO 79.0 mm/24 h</w:t>
       </w:r>
     </w:p>
     <w:p>
@@ -2143,7 +2143,7 @@
           <w:rFonts w:ascii="Arial" w:hAnsi="Arial"/>
           <w:sz w:val="19"/>
         </w:rPr>
-        <w:t>CONAGUA: PUYACATENGO 91.2 mm/24 h</w:t>
+        <w:t>CONAGUA: TEAPA 74.7 mm/24 h</w:t>
       </w:r>
     </w:p>
     <w:p>
@@ -2155,7 +2155,7 @@
           <w:rFonts w:ascii="Arial" w:hAnsi="Arial"/>
           <w:sz w:val="19"/>
         </w:rPr>
-        <w:t>CONAGUA: SÁNCHEZ MAGALLANEZ 61.4 mm/24 h</w:t>
+        <w:t>CONAGUA: PLATANAR 74.0 mm/24 h</w:t>
       </w:r>
     </w:p>
     <w:p>
@@ -2167,7 +2167,7 @@
           <w:rFonts w:ascii="Arial" w:hAnsi="Arial"/>
           <w:sz w:val="19"/>
         </w:rPr>
-        <w:t>CONAGUA: BOCA DEL CERRO 54.0 mm/24 h</w:t>
+        <w:t>CONAGUA: SAN JOAQUÍN 69.6 mm/24 h</w:t>
       </w:r>
     </w:p>
     <w:p>
@@ -2282,7 +2282,7 @@
                 <w:b w:val="0"/>
                 <w:sz w:val="16"/>
               </w:rPr>
-              <w:t>2026-09-24T08:38:42-06:00</w:t>
+              <w:t>2026-09-25T08:27:01-06:00</w:t>
             </w:r>
           </w:p>
         </w:tc>
@@ -2297,7 +2297,7 @@
                 <w:b w:val="0"/>
                 <w:sz w:val="16"/>
               </w:rPr>
-              <w:t>2026-09-24T14:28:22.166238-06:00</w:t>
+              <w:t>2026-09-25T14:10:28.608117-06:00</w:t>
             </w:r>
           </w:p>
         </w:tc>
@@ -2344,7 +2344,7 @@
                 <w:b w:val="0"/>
                 <w:sz w:val="16"/>
               </w:rPr>
-              <w:t>2026-09-24T09:50:28-06:00</w:t>
+              <w:t>2026-09-25T10:17:48-06:00</w:t>
             </w:r>
           </w:p>
         </w:tc>
@@ -2359,7 +2359,7 @@
                 <w:b w:val="0"/>
                 <w:sz w:val="16"/>
               </w:rPr>
-              <w:t>2026-09-24T14:28:22.166238-06:00</w:t>
+              <w:t>2026-09-25T14:10:28.608117-06:00</w:t>
             </w:r>
           </w:p>
         </w:tc>
@@ -2501,7 +2501,7 @@
           <w:rFonts w:ascii="Arial" w:hAnsi="Arial"/>
           <w:sz w:val="19"/>
         </w:rPr>
-        <w:t>El Porvenir–La Pasión: nivel 1.97 m · caudal 204.69 m³/s.</w:t>
+        <w:t>El Porvenir–La Pasión: nivel 302.00 m · caudal 2026.00 m³/s.</w:t>
       </w:r>
     </w:p>
     <w:p>
@@ -2513,7 +2513,7 @@
           <w:rFonts w:ascii="Arial" w:hAnsi="Arial"/>
           <w:sz w:val="19"/>
         </w:rPr>
-        <w:t>El Tigre–Usumacinta: nivel 6.07 m · caudal 1147.74 m³/s.</w:t>
+        <w:t>El Tigre–Usumacinta: nivel 7.71 m · caudal 1860.78 m³/s.</w:t>
       </w:r>
     </w:p>
     <w:p>
@@ -2525,7 +2525,7 @@
           <w:rFonts w:ascii="Arial" w:hAnsi="Arial"/>
           <w:sz w:val="19"/>
         </w:rPr>
-        <w:t>Cadena de seguimiento en Tabasco: Boca del Cerro: 13.32 m · Δ24 h +0.59 m → Balancán: s/d → Emiliano Zapata: s/d → Jonuta: s/d → Centla/Tres Brazos: s/d.</w:t>
+        <w:t>Cadena de seguimiento en Tabasco: Boca del Cerro: 13.70 m · Δ24 h +0.52 m → Balancán: s/d → Emiliano Zapata: s/d → Jonuta: s/d → Centla/Tres Brazos: s/d.</w:t>
       </w:r>
     </w:p>
     <w:p>
@@ -2537,7 +2537,7 @@
           <w:rFonts w:ascii="Arial" w:hAnsi="Arial"/>
           <w:sz w:val="19"/>
         </w:rPr>
-        <w:t>Evolución El Tigre: Δ nivel +0.090 m en 6.0 h; tendencia incrementando.</w:t>
+        <w:t>Evolución El Tigre: Δ nivel +0.890 m en 12.0 h; tendencia incrementando.</w:t>
       </w:r>
     </w:p>
     <w:p>

--- a/data/analysis/Reportes/Analisis_Hidrometeorologico_Ultimo.docx
+++ b/data/analysis/Reportes/Analisis_Hidrometeorologico_Ultimo.docx
@@ -35,7 +35,7 @@
           <w:rFonts w:ascii="Arial" w:hAnsi="Arial"/>
           <w:sz w:val="19"/>
         </w:rPr>
-        <w:t>CORTE: 2026-09-25 14:24</w:t>
+        <w:t>CORTE: 2026-09-25 14:32</w:t>
       </w:r>
     </w:p>
     <w:p>
@@ -75,7 +75,7 @@
           <w:rFonts w:ascii="Arial" w:hAnsi="Arial"/>
           <w:sz w:val="19"/>
         </w:rPr>
-        <w:t>Al corte de las 14:24 h, la lectura debe mantenerse integrada y no por cuencas aisladas. La señal hidrométrica más reciente tiene como referencia principal el corte vigente de niveles y la lluvia observada/prevista sobre Guatemala, Chiapas y Tabasco. El mayor cambio de 24 h entre estaciones observadas es Macuspana +1.78 m/24 h. La prioridad operativa es confirmar cualquier cambio de escenario con coincidencia de lluvia, saturación, niveles, caudales y operación de presas; el pronóstico por sí solo no constituye una creciente confirmada.</w:t>
+        <w:t>Al corte de las 14:32 h, la lectura debe mantenerse integrada y no por cuencas aisladas. La señal hidrométrica más reciente tiene como referencia principal el corte vigente de niveles y la lluvia observada/prevista sobre Guatemala, Chiapas y Tabasco. El mayor cambio de 24 h entre estaciones observadas es Macuspana +1.78 m/24 h. La prioridad operativa es confirmar cualquier cambio de escenario con coincidencia de lluvia, saturación, niveles, caudales y operación de presas; el pronóstico por sí solo no constituye una creciente confirmada.</w:t>
       </w:r>
     </w:p>
     <w:p>
@@ -1953,7 +1953,7 @@
           <w:rFonts w:ascii="Arial" w:hAnsi="Arial"/>
           <w:sz w:val="19"/>
         </w:rPr>
-        <w:t>El diagnóstico integrado del corte de las 14:24 h se mantiene condicionado por la evolución conjunta de Guatemala–Usumacinta–Boca del Cerro, Ríos Serranos–Pichucalco–Grijalva bajo, la cascada de presas y Peñitas/cuenca libre–Mezcalapa–Samaria–Carrizal. Ningún componente debe interpretarse de manera aislada. La señal operativa debe escalar únicamente cuando coincidan magnitud, persistencia y respuesta observada.</w:t>
+        <w:t>El diagnóstico integrado del corte de las 14:32 h se mantiene condicionado por la evolución conjunta de Guatemala–Usumacinta–Boca del Cerro, Ríos Serranos–Pichucalco–Grijalva bajo, la cascada de presas y Peñitas/cuenca libre–Mezcalapa–Samaria–Carrizal. Ningún componente debe interpretarse de manera aislada. La señal operativa debe escalar únicamente cuando coincidan magnitud, persistencia y respuesta observada.</w:t>
       </w:r>
     </w:p>
     <w:p>
@@ -2297,7 +2297,7 @@
                 <w:b w:val="0"/>
                 <w:sz w:val="16"/>
               </w:rPr>
-              <w:t>2026-09-25T14:10:28.608117-06:00</w:t>
+              <w:t>2026-09-25T14:27:59.721097-06:00</w:t>
             </w:r>
           </w:p>
         </w:tc>
@@ -2359,7 +2359,7 @@
                 <w:b w:val="0"/>
                 <w:sz w:val="16"/>
               </w:rPr>
-              <w:t>2026-09-25T14:10:28.608117-06:00</w:t>
+              <w:t>2026-09-25T14:27:59.721097-06:00</w:t>
             </w:r>
           </w:p>
         </w:tc>

--- a/data/analysis/Reportes/Analisis_Hidrometeorologico_Ultimo.docx
+++ b/data/analysis/Reportes/Analisis_Hidrometeorologico_Ultimo.docx
@@ -35,7 +35,7 @@
           <w:rFonts w:ascii="Arial" w:hAnsi="Arial"/>
           <w:sz w:val="19"/>
         </w:rPr>
-        <w:t>CORTE: 2026-09-25 14:32</w:t>
+        <w:t>CORTE: 2026-09-25 14:42</w:t>
       </w:r>
     </w:p>
     <w:p>
@@ -75,7 +75,7 @@
           <w:rFonts w:ascii="Arial" w:hAnsi="Arial"/>
           <w:sz w:val="19"/>
         </w:rPr>
-        <w:t>Al corte de las 14:32 h, la lectura debe mantenerse integrada y no por cuencas aisladas. La señal hidrométrica más reciente tiene como referencia principal el corte vigente de niveles y la lluvia observada/prevista sobre Guatemala, Chiapas y Tabasco. El mayor cambio de 24 h entre estaciones observadas es Macuspana +1.78 m/24 h. La prioridad operativa es confirmar cualquier cambio de escenario con coincidencia de lluvia, saturación, niveles, caudales y operación de presas; el pronóstico por sí solo no constituye una creciente confirmada.</w:t>
+        <w:t>Al corte de las 14:42 h, la lectura debe mantenerse integrada y no por cuencas aisladas. La señal hidrométrica más reciente tiene como referencia principal el corte vigente de niveles y la lluvia observada/prevista sobre Guatemala, Chiapas y Tabasco. El mayor cambio de 24 h entre estaciones observadas es Macuspana +1.78 m/24 h. La prioridad operativa es confirmar cualquier cambio de escenario con coincidencia de lluvia, saturación, niveles, caudales y operación de presas; el pronóstico por sí solo no constituye una creciente confirmada.</w:t>
       </w:r>
     </w:p>
     <w:p>
@@ -1953,7 +1953,7 @@
           <w:rFonts w:ascii="Arial" w:hAnsi="Arial"/>
           <w:sz w:val="19"/>
         </w:rPr>
-        <w:t>El diagnóstico integrado del corte de las 14:32 h se mantiene condicionado por la evolución conjunta de Guatemala–Usumacinta–Boca del Cerro, Ríos Serranos–Pichucalco–Grijalva bajo, la cascada de presas y Peñitas/cuenca libre–Mezcalapa–Samaria–Carrizal. Ningún componente debe interpretarse de manera aislada. La señal operativa debe escalar únicamente cuando coincidan magnitud, persistencia y respuesta observada.</w:t>
+        <w:t>El diagnóstico integrado del corte de las 14:42 h se mantiene condicionado por la evolución conjunta de Guatemala–Usumacinta–Boca del Cerro, Ríos Serranos–Pichucalco–Grijalva bajo, la cascada de presas y Peñitas/cuenca libre–Mezcalapa–Samaria–Carrizal. Ningún componente debe interpretarse de manera aislada. La señal operativa debe escalar únicamente cuando coincidan magnitud, persistencia y respuesta observada.</w:t>
       </w:r>
     </w:p>
     <w:p>
@@ -2083,7 +2083,7 @@
           <w:rFonts w:ascii="Arial" w:hAnsi="Arial"/>
           <w:sz w:val="19"/>
         </w:rPr>
-        <w:t>WeatherLink: SEMAR Capitanía de Pto. Alvarado, Ver. 44.9 mm/24 h</w:t>
+        <w:t>WeatherLink: SEMAR Capitanía de Pto. Alvarado, Ver. 44.4 mm/24 h</w:t>
       </w:r>
     </w:p>
     <w:p>

--- a/data/analysis/Reportes/Analisis_Hidrometeorologico_Ultimo.docx
+++ b/data/analysis/Reportes/Analisis_Hidrometeorologico_Ultimo.docx
@@ -35,7 +35,7 @@
           <w:rFonts w:ascii="Arial" w:hAnsi="Arial"/>
           <w:sz w:val="19"/>
         </w:rPr>
-        <w:t>CORTE: 2026-09-25 14:42</w:t>
+        <w:t>CORTE: 2026-09-26 13:46</w:t>
       </w:r>
     </w:p>
     <w:p>
@@ -55,7 +55,7 @@
           <w:rFonts w:ascii="Arial" w:hAnsi="Arial"/>
           <w:sz w:val="19"/>
         </w:rPr>
-        <w:t>Grijalva–Usumacinta • Ríos Serranos • Sistema de Presas • Samaria–Carrizal y corrientes asociadas Actualización: 25 de septiembre de 2026</w:t>
+        <w:t>Grijalva–Usumacinta • Ríos Serranos • Sistema de Presas • Samaria–Carrizal y corrientes asociadas Actualización: 26 de septiembre de 2026</w:t>
       </w:r>
     </w:p>
     <w:p>
@@ -75,7 +75,7 @@
           <w:rFonts w:ascii="Arial" w:hAnsi="Arial"/>
           <w:sz w:val="19"/>
         </w:rPr>
-        <w:t>Al corte de las 14:42 h, la lectura debe mantenerse integrada y no por cuencas aisladas. La señal hidrométrica más reciente tiene como referencia principal el corte vigente de niveles y la lluvia observada/prevista sobre Guatemala, Chiapas y Tabasco. El mayor cambio de 24 h entre estaciones observadas es Macuspana +1.78 m/24 h. La prioridad operativa es confirmar cualquier cambio de escenario con coincidencia de lluvia, saturación, niveles, caudales y operación de presas; el pronóstico por sí solo no constituye una creciente confirmada.</w:t>
+        <w:t>Al corte de las 13:46 h, la lectura debe mantenerse integrada y no por cuencas aisladas. La señal hidrométrica más reciente tiene como referencia principal el corte vigente de niveles y la lluvia observada/prevista sobre Guatemala, Chiapas y Tabasco. El mayor cambio de 24 h entre estaciones observadas es Boca del Cerro +1.62 m/24 h. La prioridad operativa es confirmar cualquier cambio de escenario con coincidencia de lluvia, saturación, niveles, caudales y operación de presas; el pronóstico por sí solo no constituye una creciente confirmada.</w:t>
       </w:r>
     </w:p>
     <w:p>
@@ -315,7 +315,7 @@
           <w:rFonts w:ascii="Arial" w:hAnsi="Arial"/>
           <w:sz w:val="19"/>
         </w:rPr>
-        <w:t>Boca del Cerro registra 13.70 m, con variación de 24 h +0.52 m. En la cuenca alta de Guatemala, El Tigre reporta 7.71 m y 1860.8 m³/s; El Porvenir/La Pasión 302.00 m y 2026.0 m³/s. La secuencia de vigilancia se mantiene Guatemala → Lacantún → Boca del Cerro/Tenosique → Balancán → Emiliano Zapata → Jonuta → Centla. Pronóstico SMN para Usumacinta: 0-24 h: 50 a 75 mm; 24-48 h: 75 a 150 mm; 48-72 h: 25 a 50 mm; 72-96 h: 25 a 50 mm.</w:t>
+        <w:t>Boca del Cerro registra 15.32 m, con variación de 24 h +1.62 m. En la cuenca alta de Guatemala, El Tigre reporta 9.15 m y 2486.9 m³/s; El Porvenir/La Pasión 317.00 m y 2026.0 m³/s. La secuencia de vigilancia se mantiene Guatemala → Lacantún → Boca del Cerro/Tenosique → Balancán → Emiliano Zapata → Jonuta → Centla. Pronóstico SMN para Usumacinta: 0-24 h: 50 a 75 mm; 24-48 h: 75 a 150 mm; 48-72 h: 50 a 75 mm; 72-96 h: 50 a 75 mm.</w:t>
       </w:r>
     </w:p>
     <w:tbl>
@@ -403,7 +403,7 @@
                 <w:b w:val="0"/>
                 <w:sz w:val="16"/>
               </w:rPr>
-              <w:t>7.71 m; 1860.8 m³/s</w:t>
+              <w:t>9.15 m; 2486.9 m³/s</w:t>
             </w:r>
           </w:p>
         </w:tc>
@@ -450,7 +450,7 @@
                 <w:b w:val="0"/>
                 <w:sz w:val="16"/>
               </w:rPr>
-              <w:t>138.33 m; 274.45 m³/s; lluvia 24 h 40.9 mm</w:t>
+              <w:t>138.33 m; 274.45 m³/s; lluvia 24 h 13.8 mm</w:t>
             </w:r>
           </w:p>
         </w:tc>
@@ -497,7 +497,7 @@
                 <w:b w:val="0"/>
                 <w:sz w:val="16"/>
               </w:rPr>
-              <w:t>13.70 m; Δ24 h +0.52 m</w:t>
+              <w:t>15.32 m; Δ24 h +1.62 m</w:t>
             </w:r>
           </w:p>
         </w:tc>
@@ -535,7 +535,7 @@
           <w:rFonts w:ascii="Arial" w:hAnsi="Arial"/>
           <w:sz w:val="19"/>
         </w:rPr>
-        <w:t>Los Ríos Serranos tienen respuesta más rápida que el Usumacinta. Oxolotán 34.51 m, Tapijulapa 17.31 m, Teapa 34.60 m y Puyacatengo 25.26 m. Deben vigilarse primero lluvia horaria y estaciones aguas arriba antes de esperar una respuesta en el Grijalva de Villahermosa. Pronóstico SMN Bajo Grijalva–Ríos de la Sierra: 0-24 h: 75 a 150 mm; 24-48 h: 50 a 75 mm; 48-72 h: 25 a 50 mm; 72-96 h: 25 a 50 mm.</w:t>
+        <w:t>Los Ríos Serranos tienen respuesta más rápida que el Usumacinta. Oxolotán 35.20 m, Tapijulapa 17.09 m, Teapa 34.33 m y Puyacatengo 25.12 m. Deben vigilarse primero lluvia horaria y estaciones aguas arriba antes de esperar una respuesta en el Grijalva de Villahermosa. Pronóstico SMN Bajo Grijalva–Ríos de la Sierra: 0-24 h: 75 a 150 mm; 24-48 h: 75 a 150 mm; 48-72 h: 75 a 150 mm; 72-96 h: 50 a 75 mm.</w:t>
       </w:r>
     </w:p>
     <w:tbl>
@@ -764,7 +764,7 @@
                 <w:b w:val="0"/>
                 <w:sz w:val="16"/>
               </w:rPr>
-              <w:t>Salto de Agua 7.74 m; Macuspana 6.13 m</w:t>
+              <w:t>Salto de Agua 6.12 m; Macuspana 6.72 m</w:t>
             </w:r>
           </w:p>
         </w:tc>
@@ -938,7 +938,7 @@
                 <w:b w:val="0"/>
                 <w:sz w:val="16"/>
               </w:rPr>
-              <w:t>516.34</w:t>
+              <w:t>516.38</w:t>
             </w:r>
           </w:p>
         </w:tc>
@@ -953,7 +953,7 @@
                 <w:b w:val="0"/>
                 <w:sz w:val="16"/>
               </w:rPr>
-              <w:t>46.68</w:t>
+              <w:t>46.76</w:t>
             </w:r>
           </w:p>
         </w:tc>
@@ -968,7 +968,7 @@
                 <w:b w:val="0"/>
                 <w:sz w:val="16"/>
               </w:rPr>
-              <w:t>427.58</w:t>
+              <w:t>204.69</w:t>
             </w:r>
           </w:p>
         </w:tc>
@@ -983,7 +983,7 @@
                 <w:b w:val="0"/>
                 <w:sz w:val="16"/>
               </w:rPr>
-              <w:t>0.0</w:t>
+              <w:t>3.1</w:t>
             </w:r>
           </w:p>
         </w:tc>
@@ -998,7 +998,7 @@
                 <w:b w:val="0"/>
                 <w:sz w:val="16"/>
               </w:rPr>
-              <w:t>-0.01</w:t>
+              <w:t>+0.04</w:t>
             </w:r>
           </w:p>
         </w:tc>
@@ -1030,7 +1030,7 @@
                 <w:b w:val="0"/>
                 <w:sz w:val="16"/>
               </w:rPr>
-              <w:t>391.25</w:t>
+              <w:t>391.55</w:t>
             </w:r>
           </w:p>
         </w:tc>
@@ -1045,7 +1045,7 @@
                 <w:b w:val="0"/>
                 <w:sz w:val="16"/>
               </w:rPr>
-              <w:t>97.59</w:t>
+              <w:t>98.30</w:t>
             </w:r>
           </w:p>
         </w:tc>
@@ -1060,7 +1060,7 @@
                 <w:b w:val="0"/>
                 <w:sz w:val="16"/>
               </w:rPr>
-              <w:t>423.35</w:t>
+              <w:t>221.32</w:t>
             </w:r>
           </w:p>
         </w:tc>
@@ -1075,7 +1075,7 @@
                 <w:b w:val="0"/>
                 <w:sz w:val="16"/>
               </w:rPr>
-              <w:t>0.1</w:t>
+              <w:t>4.9</w:t>
             </w:r>
           </w:p>
         </w:tc>
@@ -1090,7 +1090,7 @@
                 <w:b w:val="0"/>
                 <w:sz w:val="16"/>
               </w:rPr>
-              <w:t>+0.13</w:t>
+              <w:t>+0.30</w:t>
             </w:r>
           </w:p>
         </w:tc>
@@ -1122,7 +1122,7 @@
                 <w:b w:val="0"/>
                 <w:sz w:val="16"/>
               </w:rPr>
-              <w:t>163.19</w:t>
+              <w:t>163.34</w:t>
             </w:r>
           </w:p>
         </w:tc>
@@ -1137,7 +1137,7 @@
                 <w:b w:val="0"/>
                 <w:sz w:val="16"/>
               </w:rPr>
-              <w:t>57.56</w:t>
+              <w:t>57.90</w:t>
             </w:r>
           </w:p>
         </w:tc>
@@ -1152,7 +1152,7 @@
                 <w:b w:val="0"/>
                 <w:sz w:val="16"/>
               </w:rPr>
-              <w:t>83.00</w:t>
+              <w:t>169.43</w:t>
             </w:r>
           </w:p>
         </w:tc>
@@ -1167,7 +1167,7 @@
                 <w:b w:val="0"/>
                 <w:sz w:val="16"/>
               </w:rPr>
-              <w:t>46.2</w:t>
+              <w:t>23.9</w:t>
             </w:r>
           </w:p>
         </w:tc>
@@ -1182,7 +1182,7 @@
                 <w:b w:val="0"/>
                 <w:sz w:val="16"/>
               </w:rPr>
-              <w:t>+0.16</w:t>
+              <w:t>+0.15</w:t>
             </w:r>
           </w:p>
         </w:tc>
@@ -1214,7 +1214,7 @@
                 <w:b w:val="0"/>
                 <w:sz w:val="16"/>
               </w:rPr>
-              <w:t>85.78</w:t>
+              <w:t>85.90</w:t>
             </w:r>
           </w:p>
         </w:tc>
@@ -1229,7 +1229,7 @@
                 <w:b w:val="0"/>
                 <w:sz w:val="16"/>
               </w:rPr>
-              <w:t>82.01</w:t>
+              <w:t>83.53</w:t>
             </w:r>
           </w:p>
         </w:tc>
@@ -1244,7 +1244,7 @@
                 <w:b w:val="0"/>
                 <w:sz w:val="16"/>
               </w:rPr>
-              <w:t>372.92</w:t>
+              <w:t>385.83</w:t>
             </w:r>
           </w:p>
         </w:tc>
@@ -1259,7 +1259,7 @@
                 <w:b w:val="0"/>
                 <w:sz w:val="16"/>
               </w:rPr>
-              <w:t>58.0</w:t>
+              <w:t>15.7</w:t>
             </w:r>
           </w:p>
         </w:tc>
@@ -1274,7 +1274,7 @@
                 <w:b w:val="0"/>
                 <w:sz w:val="16"/>
               </w:rPr>
-              <w:t>-0.27</w:t>
+              <w:t>+0.12</w:t>
             </w:r>
           </w:p>
         </w:tc>
@@ -1297,7 +1297,7 @@
           <w:rFonts w:ascii="Arial" w:hAnsi="Arial"/>
           <w:sz w:val="19"/>
         </w:rPr>
-        <w:t>Samaria registra 11.72 m y González/Carrizal 3.41 m. El gasto de Peñitas no debe equipararse automáticamente con el gasto que llega a cada brazo: deben incorporarse Platanar y otras aportaciones de cuenca libre y considerar la distribución hidráulica posterior. Como referencia operativa se conserva aproximadamente 70 % hacia Samaria y 30 % hacia Carrizal, sujeta a condiciones hidráulicas y a la operación de El Macayo.</w:t>
+        <w:t>Samaria registra 11.88 m y González/Carrizal 3.46 m. El gasto de Peñitas no debe equipararse automáticamente con el gasto que llega a cada brazo: deben incorporarse Platanar y otras aportaciones de cuenca libre y considerar la distribución hidráulica posterior. Como referencia operativa se conserva aproximadamente 70 % hacia Samaria y 30 % hacia Carrizal, sujeta a condiciones hidráulicas y a la operación de El Macayo.</w:t>
       </w:r>
     </w:p>
     <w:tbl>
@@ -1432,7 +1432,7 @@
                 <w:b w:val="0"/>
                 <w:sz w:val="16"/>
               </w:rPr>
-              <w:t>11.72 m</w:t>
+              <w:t>11.88 m</w:t>
             </w:r>
           </w:p>
         </w:tc>
@@ -1479,7 +1479,7 @@
                 <w:b w:val="0"/>
                 <w:sz w:val="16"/>
               </w:rPr>
-              <w:t>González 3.41 m</w:t>
+              <w:t>González 3.46 m</w:t>
             </w:r>
           </w:p>
         </w:tc>
@@ -1953,7 +1953,7 @@
           <w:rFonts w:ascii="Arial" w:hAnsi="Arial"/>
           <w:sz w:val="19"/>
         </w:rPr>
-        <w:t>El diagnóstico integrado del corte de las 14:42 h se mantiene condicionado por la evolución conjunta de Guatemala–Usumacinta–Boca del Cerro, Ríos Serranos–Pichucalco–Grijalva bajo, la cascada de presas y Peñitas/cuenca libre–Mezcalapa–Samaria–Carrizal. Ningún componente debe interpretarse de manera aislada. La señal operativa debe escalar únicamente cuando coincidan magnitud, persistencia y respuesta observada.</w:t>
+        <w:t>El diagnóstico integrado del corte de las 13:46 h se mantiene condicionado por la evolución conjunta de Guatemala–Usumacinta–Boca del Cerro, Ríos Serranos–Pichucalco–Grijalva bajo, la cascada de presas y Peñitas/cuenca libre–Mezcalapa–Samaria–Carrizal. Ningún componente debe interpretarse de manera aislada. La señal operativa debe escalar únicamente cuando coincidan magnitud, persistencia y respuesta observada.</w:t>
       </w:r>
     </w:p>
     <w:p>
@@ -2059,7 +2059,7 @@
           <w:rFonts w:ascii="Arial" w:hAnsi="Arial"/>
           <w:sz w:val="19"/>
         </w:rPr>
-        <w:t>WeatherLink: JUÁREZ PCIVILCHIAPAS 115.0 mm/24 h</w:t>
+        <w:t>WeatherLink: SEMAR Capitanía de Pto. Alvarado, Ver. 57.6 mm/24 h</w:t>
       </w:r>
     </w:p>
     <w:p>
@@ -2071,7 +2071,7 @@
           <w:rFonts w:ascii="Arial" w:hAnsi="Arial"/>
           <w:sz w:val="19"/>
         </w:rPr>
-        <w:t>WeatherLink: REFORMA PCIVILCHIAPAS 47.0 mm/24 h</w:t>
+        <w:t>WeatherLink: AMATÁN PCIVILCHIAPAS 37.3 mm/24 h</w:t>
       </w:r>
     </w:p>
     <w:p>
@@ -2083,7 +2083,7 @@
           <w:rFonts w:ascii="Arial" w:hAnsi="Arial"/>
           <w:sz w:val="19"/>
         </w:rPr>
-        <w:t>WeatherLink: SEMAR Capitanía de Pto. Alvarado, Ver. 44.4 mm/24 h</w:t>
+        <w:t>WeatherLink: MAYA BERRIOZABAL PCIVILCHIAPAS 22.4 mm/24 h</w:t>
       </w:r>
     </w:p>
     <w:p>
@@ -2095,7 +2095,7 @@
           <w:rFonts w:ascii="Arial" w:hAnsi="Arial"/>
           <w:sz w:val="19"/>
         </w:rPr>
-        <w:t>WeatherLink: SAN CAYETANO CONSOLA 37.9 mm/24 h</w:t>
+        <w:t>WeatherLink: REFORMA PCIVILCHIAPAS 15.2 mm/24 h</w:t>
       </w:r>
     </w:p>
     <w:p>
@@ -2107,7 +2107,7 @@
           <w:rFonts w:ascii="Arial" w:hAnsi="Arial"/>
           <w:sz w:val="19"/>
         </w:rPr>
-        <w:t>WeatherLink: ASUR Villahermosa 29.5 mm/24 h</w:t>
+        <w:t>WeatherLink: BERRIOZÁBAL PCIVILCHIAPAS 11.7 mm/24 h</w:t>
       </w:r>
     </w:p>
     <w:p>
@@ -2119,7 +2119,7 @@
           <w:rFonts w:ascii="Arial" w:hAnsi="Arial"/>
           <w:sz w:val="19"/>
         </w:rPr>
-        <w:t>CONAGUA: TAPIJULAPA 104.5 mm/24 h</w:t>
+        <w:t>CONAGUA: MACUSPANA 127.0 mm/24 h</w:t>
       </w:r>
     </w:p>
     <w:p>
@@ -2131,7 +2131,7 @@
           <w:rFonts w:ascii="Arial" w:hAnsi="Arial"/>
           <w:sz w:val="19"/>
         </w:rPr>
-        <w:t>CONAGUA: PUYACATENGO 79.0 mm/24 h</w:t>
+        <w:t>CONAGUA: HUIMANGUILLO (INIFAP) 127.0 mm/24 h</w:t>
       </w:r>
     </w:p>
     <w:p>
@@ -2143,7 +2143,7 @@
           <w:rFonts w:ascii="Arial" w:hAnsi="Arial"/>
           <w:sz w:val="19"/>
         </w:rPr>
-        <w:t>CONAGUA: TEAPA 74.7 mm/24 h</w:t>
+        <w:t>CONAGUA: PUYACATENGO 118.3 mm/24 h</w:t>
       </w:r>
     </w:p>
     <w:p>
@@ -2155,7 +2155,7 @@
           <w:rFonts w:ascii="Arial" w:hAnsi="Arial"/>
           <w:sz w:val="19"/>
         </w:rPr>
-        <w:t>CONAGUA: PLATANAR 74.0 mm/24 h</w:t>
+        <w:t>CONAGUA: TEAPA 108.5 mm/24 h</w:t>
       </w:r>
     </w:p>
     <w:p>
@@ -2167,7 +2167,7 @@
           <w:rFonts w:ascii="Arial" w:hAnsi="Arial"/>
           <w:sz w:val="19"/>
         </w:rPr>
-        <w:t>CONAGUA: SAN JOAQUÍN 69.6 mm/24 h</w:t>
+        <w:t>CONAGUA: EMILIANO ZAPATA (CHABLE) 73.0 mm/24 h</w:t>
       </w:r>
     </w:p>
     <w:p>
@@ -2282,7 +2282,7 @@
                 <w:b w:val="0"/>
                 <w:sz w:val="16"/>
               </w:rPr>
-              <w:t>2026-09-25T08:27:01-06:00</w:t>
+              <w:t>2026-09-26T08:32:12-06:00</w:t>
             </w:r>
           </w:p>
         </w:tc>
@@ -2297,7 +2297,7 @@
                 <w:b w:val="0"/>
                 <w:sz w:val="16"/>
               </w:rPr>
-              <w:t>2026-09-25T14:27:59.721097-06:00</w:t>
+              <w:t>2026-09-26T13:29:05.739346-06:00</w:t>
             </w:r>
           </w:p>
         </w:tc>
@@ -2344,7 +2344,7 @@
                 <w:b w:val="0"/>
                 <w:sz w:val="16"/>
               </w:rPr>
-              <w:t>2026-09-25T10:17:48-06:00</w:t>
+              <w:t>2026-09-26T11:02:37-06:00</w:t>
             </w:r>
           </w:p>
         </w:tc>
@@ -2359,7 +2359,7 @@
                 <w:b w:val="0"/>
                 <w:sz w:val="16"/>
               </w:rPr>
-              <w:t>2026-09-25T14:27:59.721097-06:00</w:t>
+              <w:t>2026-09-26T13:29:05.739346-06:00</w:t>
             </w:r>
           </w:p>
         </w:tc>
@@ -2501,7 +2501,7 @@
           <w:rFonts w:ascii="Arial" w:hAnsi="Arial"/>
           <w:sz w:val="19"/>
         </w:rPr>
-        <w:t>El Porvenir–La Pasión: nivel 302.00 m · caudal 2026.00 m³/s.</w:t>
+        <w:t>El Porvenir–La Pasión: nivel 317.00 m · caudal 2026.00 m³/s.</w:t>
       </w:r>
     </w:p>
     <w:p>
@@ -2513,7 +2513,7 @@
           <w:rFonts w:ascii="Arial" w:hAnsi="Arial"/>
           <w:sz w:val="19"/>
         </w:rPr>
-        <w:t>El Tigre–Usumacinta: nivel 7.71 m · caudal 1860.78 m³/s.</w:t>
+        <w:t>El Tigre–Usumacinta: nivel 9.15 m · caudal 2486.87 m³/s.</w:t>
       </w:r>
     </w:p>
     <w:p>
@@ -2525,7 +2525,7 @@
           <w:rFonts w:ascii="Arial" w:hAnsi="Arial"/>
           <w:sz w:val="19"/>
         </w:rPr>
-        <w:t>Cadena de seguimiento en Tabasco: Boca del Cerro: 13.70 m · Δ24 h +0.52 m → Balancán: s/d → Emiliano Zapata: s/d → Jonuta: s/d → Centla/Tres Brazos: s/d.</w:t>
+        <w:t>Cadena de seguimiento en Tabasco: Boca del Cerro: 15.32 m · Δ24 h +1.62 m → Balancán: s/d → Emiliano Zapata: s/d → Jonuta: s/d → Centla/Tres Brazos: s/d.</w:t>
       </w:r>
     </w:p>
     <w:p>
@@ -2537,7 +2537,7 @@
           <w:rFonts w:ascii="Arial" w:hAnsi="Arial"/>
           <w:sz w:val="19"/>
         </w:rPr>
-        <w:t>Evolución El Tigre: Δ nivel +0.890 m en 12.0 h; tendencia incrementando.</w:t>
+        <w:t>Evolución El Tigre: Δ nivel +2.010 m en 12.0 h; tendencia incrementando.</w:t>
       </w:r>
     </w:p>
     <w:p>

--- a/data/analysis/Reportes/Analisis_Hidrometeorologico_Ultimo.docx
+++ b/data/analysis/Reportes/Analisis_Hidrometeorologico_Ultimo.docx
@@ -35,7 +35,7 @@
           <w:rFonts w:ascii="Arial" w:hAnsi="Arial"/>
           <w:sz w:val="19"/>
         </w:rPr>
-        <w:t>CORTE: 2026-09-26 13:46</w:t>
+        <w:t>CORTE: 2026-09-26 13:56</w:t>
       </w:r>
     </w:p>
     <w:p>
@@ -75,7 +75,7 @@
           <w:rFonts w:ascii="Arial" w:hAnsi="Arial"/>
           <w:sz w:val="19"/>
         </w:rPr>
-        <w:t>Al corte de las 13:46 h, la lectura debe mantenerse integrada y no por cuencas aisladas. La señal hidrométrica más reciente tiene como referencia principal el corte vigente de niveles y la lluvia observada/prevista sobre Guatemala, Chiapas y Tabasco. El mayor cambio de 24 h entre estaciones observadas es Boca del Cerro +1.62 m/24 h. La prioridad operativa es confirmar cualquier cambio de escenario con coincidencia de lluvia, saturación, niveles, caudales y operación de presas; el pronóstico por sí solo no constituye una creciente confirmada.</w:t>
+        <w:t>Al corte de las 13:56 h, la lectura debe mantenerse integrada y no por cuencas aisladas. La señal hidrométrica más reciente tiene como referencia principal el corte vigente de niveles y la lluvia observada/prevista sobre Guatemala, Chiapas y Tabasco. El mayor cambio de 24 h entre estaciones observadas es Boca del Cerro +1.62 m/24 h. La prioridad operativa es confirmar cualquier cambio de escenario con coincidencia de lluvia, saturación, niveles, caudales y operación de presas; el pronóstico por sí solo no constituye una creciente confirmada.</w:t>
       </w:r>
     </w:p>
     <w:p>
@@ -1953,7 +1953,7 @@
           <w:rFonts w:ascii="Arial" w:hAnsi="Arial"/>
           <w:sz w:val="19"/>
         </w:rPr>
-        <w:t>El diagnóstico integrado del corte de las 13:46 h se mantiene condicionado por la evolución conjunta de Guatemala–Usumacinta–Boca del Cerro, Ríos Serranos–Pichucalco–Grijalva bajo, la cascada de presas y Peñitas/cuenca libre–Mezcalapa–Samaria–Carrizal. Ningún componente debe interpretarse de manera aislada. La señal operativa debe escalar únicamente cuando coincidan magnitud, persistencia y respuesta observada.</w:t>
+        <w:t>El diagnóstico integrado del corte de las 13:56 h se mantiene condicionado por la evolución conjunta de Guatemala–Usumacinta–Boca del Cerro, Ríos Serranos–Pichucalco–Grijalva bajo, la cascada de presas y Peñitas/cuenca libre–Mezcalapa–Samaria–Carrizal. Ningún componente debe interpretarse de manera aislada. La señal operativa debe escalar únicamente cuando coincidan magnitud, persistencia y respuesta observada.</w:t>
       </w:r>
     </w:p>
     <w:p>
@@ -2297,7 +2297,7 @@
                 <w:b w:val="0"/>
                 <w:sz w:val="16"/>
               </w:rPr>
-              <w:t>2026-09-26T13:29:05.739346-06:00</w:t>
+              <w:t>2026-09-26T13:49:14.706847-06:00</w:t>
             </w:r>
           </w:p>
         </w:tc>
@@ -2359,7 +2359,7 @@
                 <w:b w:val="0"/>
                 <w:sz w:val="16"/>
               </w:rPr>
-              <w:t>2026-09-26T13:29:05.739346-06:00</w:t>
+              <w:t>2026-09-26T13:49:14.706847-06:00</w:t>
             </w:r>
           </w:p>
         </w:tc>

--- a/data/analysis/Reportes/Analisis_Hidrometeorologico_Ultimo.docx
+++ b/data/analysis/Reportes/Analisis_Hidrometeorologico_Ultimo.docx
@@ -35,7 +35,7 @@
           <w:rFonts w:ascii="Arial" w:hAnsi="Arial"/>
           <w:sz w:val="19"/>
         </w:rPr>
-        <w:t>CORTE: 2026-09-26 13:56</w:t>
+        <w:t>CORTE: 2026-09-26 14:05</w:t>
       </w:r>
     </w:p>
     <w:p>
@@ -75,7 +75,7 @@
           <w:rFonts w:ascii="Arial" w:hAnsi="Arial"/>
           <w:sz w:val="19"/>
         </w:rPr>
-        <w:t>Al corte de las 13:56 h, la lectura debe mantenerse integrada y no por cuencas aisladas. La señal hidrométrica más reciente tiene como referencia principal el corte vigente de niveles y la lluvia observada/prevista sobre Guatemala, Chiapas y Tabasco. El mayor cambio de 24 h entre estaciones observadas es Boca del Cerro +1.62 m/24 h. La prioridad operativa es confirmar cualquier cambio de escenario con coincidencia de lluvia, saturación, niveles, caudales y operación de presas; el pronóstico por sí solo no constituye una creciente confirmada.</w:t>
+        <w:t>Al corte de las 14:05 h, la lectura debe mantenerse integrada y no por cuencas aisladas. La señal hidrométrica más reciente tiene como referencia principal el corte vigente de niveles y la lluvia observada/prevista sobre Guatemala, Chiapas y Tabasco. El mayor cambio de 24 h entre estaciones observadas es Boca del Cerro +1.62 m/24 h. La prioridad operativa es confirmar cualquier cambio de escenario con coincidencia de lluvia, saturación, niveles, caudales y operación de presas; el pronóstico por sí solo no constituye una creciente confirmada.</w:t>
       </w:r>
     </w:p>
     <w:p>
@@ -1953,7 +1953,7 @@
           <w:rFonts w:ascii="Arial" w:hAnsi="Arial"/>
           <w:sz w:val="19"/>
         </w:rPr>
-        <w:t>El diagnóstico integrado del corte de las 13:56 h se mantiene condicionado por la evolución conjunta de Guatemala–Usumacinta–Boca del Cerro, Ríos Serranos–Pichucalco–Grijalva bajo, la cascada de presas y Peñitas/cuenca libre–Mezcalapa–Samaria–Carrizal. Ningún componente debe interpretarse de manera aislada. La señal operativa debe escalar únicamente cuando coincidan magnitud, persistencia y respuesta observada.</w:t>
+        <w:t>El diagnóstico integrado del corte de las 14:05 h se mantiene condicionado por la evolución conjunta de Guatemala–Usumacinta–Boca del Cerro, Ríos Serranos–Pichucalco–Grijalva bajo, la cascada de presas y Peñitas/cuenca libre–Mezcalapa–Samaria–Carrizal. Ningún componente debe interpretarse de manera aislada. La señal operativa debe escalar únicamente cuando coincidan magnitud, persistencia y respuesta observada.</w:t>
       </w:r>
     </w:p>
     <w:p>

--- a/data/analysis/Reportes/Analisis_Hidrometeorologico_Ultimo.docx
+++ b/data/analysis/Reportes/Analisis_Hidrometeorologico_Ultimo.docx
@@ -35,7 +35,7 @@
           <w:rFonts w:ascii="Arial" w:hAnsi="Arial"/>
           <w:sz w:val="19"/>
         </w:rPr>
-        <w:t>CORTE: 2026-09-26 14:05</w:t>
+        <w:t>CORTE: 2026-09-27 08:59</w:t>
       </w:r>
     </w:p>
     <w:p>
@@ -55,7 +55,7 @@
           <w:rFonts w:ascii="Arial" w:hAnsi="Arial"/>
           <w:sz w:val="19"/>
         </w:rPr>
-        <w:t>Grijalva–Usumacinta • Ríos Serranos • Sistema de Presas • Samaria–Carrizal y corrientes asociadas Actualización: 26 de septiembre de 2026</w:t>
+        <w:t>Grijalva–Usumacinta • Ríos Serranos • Sistema de Presas • Samaria–Carrizal y corrientes asociadas Actualización: 27 de septiembre de 2026</w:t>
       </w:r>
     </w:p>
     <w:p>
@@ -75,7 +75,7 @@
           <w:rFonts w:ascii="Arial" w:hAnsi="Arial"/>
           <w:sz w:val="19"/>
         </w:rPr>
-        <w:t>Al corte de las 14:05 h, la lectura debe mantenerse integrada y no por cuencas aisladas. La señal hidrométrica más reciente tiene como referencia principal el corte vigente de niveles y la lluvia observada/prevista sobre Guatemala, Chiapas y Tabasco. El mayor cambio de 24 h entre estaciones observadas es Boca del Cerro +1.62 m/24 h. La prioridad operativa es confirmar cualquier cambio de escenario con coincidencia de lluvia, saturación, niveles, caudales y operación de presas; el pronóstico por sí solo no constituye una creciente confirmada.</w:t>
+        <w:t>Al corte de las 08:59 h, la lectura debe mantenerse integrada y no por cuencas aisladas. La señal hidrométrica más reciente tiene como referencia principal el corte vigente de niveles y la lluvia observada/prevista sobre Guatemala, Chiapas y Tabasco. El mayor cambio de 24 h entre estaciones observadas es Pueblo Nuevo +0.20 m/24 h. La prioridad operativa es confirmar cualquier cambio de escenario con coincidencia de lluvia, saturación, niveles, caudales y operación de presas; el pronóstico por sí solo no constituye una creciente confirmada.</w:t>
       </w:r>
     </w:p>
     <w:p>
@@ -315,7 +315,7 @@
           <w:rFonts w:ascii="Arial" w:hAnsi="Arial"/>
           <w:sz w:val="19"/>
         </w:rPr>
-        <w:t>Boca del Cerro registra 15.32 m, con variación de 24 h +1.62 m. En la cuenca alta de Guatemala, El Tigre reporta 9.15 m y 2486.9 m³/s; El Porvenir/La Pasión 317.00 m y 2026.0 m³/s. La secuencia de vigilancia se mantiene Guatemala → Lacantún → Boca del Cerro/Tenosique → Balancán → Emiliano Zapata → Jonuta → Centla. Pronóstico SMN para Usumacinta: 0-24 h: 50 a 75 mm; 24-48 h: 75 a 150 mm; 48-72 h: 50 a 75 mm; 72-96 h: 50 a 75 mm.</w:t>
+        <w:t>Boca del Cerro registra 15.33 m, con variación de 24 h +0.13 m. En la cuenca alta de Guatemala, El Tigre reporta 9.35 m y 2573.8 m³/s; El Porvenir/La Pasión 3.82 m y 618.7 m³/s. La secuencia de vigilancia se mantiene Guatemala → Lacantún → Boca del Cerro/Tenosique → Balancán → Emiliano Zapata → Jonuta → Centla. Pronóstico SMN para Usumacinta: 0-24 h: 75 a 150 mm; 24-48 h: 75 a 150 mm; 48-72 h: 75 a 150 mm; 72-96 h: 50 a 75 mm.</w:t>
       </w:r>
     </w:p>
     <w:tbl>
@@ -403,7 +403,7 @@
                 <w:b w:val="0"/>
                 <w:sz w:val="16"/>
               </w:rPr>
-              <w:t>9.15 m; 2486.9 m³/s</w:t>
+              <w:t>9.35 m; 2573.8 m³/s</w:t>
             </w:r>
           </w:p>
         </w:tc>
@@ -497,7 +497,7 @@
                 <w:b w:val="0"/>
                 <w:sz w:val="16"/>
               </w:rPr>
-              <w:t>15.32 m; Δ24 h +1.62 m</w:t>
+              <w:t>15.33 m; Δ24 h +0.13 m</w:t>
             </w:r>
           </w:p>
         </w:tc>
@@ -535,7 +535,7 @@
           <w:rFonts w:ascii="Arial" w:hAnsi="Arial"/>
           <w:sz w:val="19"/>
         </w:rPr>
-        <w:t>Los Ríos Serranos tienen respuesta más rápida que el Usumacinta. Oxolotán 35.20 m, Tapijulapa 17.09 m, Teapa 34.33 m y Puyacatengo 25.12 m. Deben vigilarse primero lluvia horaria y estaciones aguas arriba antes de esperar una respuesta en el Grijalva de Villahermosa. Pronóstico SMN Bajo Grijalva–Ríos de la Sierra: 0-24 h: 75 a 150 mm; 24-48 h: 75 a 150 mm; 48-72 h: 75 a 150 mm; 72-96 h: 50 a 75 mm.</w:t>
+        <w:t>Los Ríos Serranos tienen respuesta más rápida que el Usumacinta. Oxolotán 35.15 m, Tapijulapa 17.06 m, Teapa 34.45 m y Puyacatengo 25.35 m. Deben vigilarse primero lluvia horaria y estaciones aguas arriba antes de esperar una respuesta en el Grijalva de Villahermosa. Pronóstico SMN Bajo Grijalva–Ríos de la Sierra: 0-24 h: 75 a 150 mm; 24-48 h: 75 a 150 mm; 48-72 h: 75 a 150 mm; 72-96 h: 50 a 75 mm.</w:t>
       </w:r>
     </w:p>
     <w:tbl>
@@ -764,7 +764,7 @@
                 <w:b w:val="0"/>
                 <w:sz w:val="16"/>
               </w:rPr>
-              <w:t>Salto de Agua 6.12 m; Macuspana 6.72 m</w:t>
+              <w:t>Salto de Agua 5.70 m; Macuspana 6.78 m</w:t>
             </w:r>
           </w:p>
         </w:tc>
@@ -938,7 +938,7 @@
                 <w:b w:val="0"/>
                 <w:sz w:val="16"/>
               </w:rPr>
-              <w:t>516.38</w:t>
+              <w:t>516.42</w:t>
             </w:r>
           </w:p>
         </w:tc>
@@ -953,7 +953,7 @@
                 <w:b w:val="0"/>
                 <w:sz w:val="16"/>
               </w:rPr>
-              <w:t>46.76</w:t>
+              <w:t>20.68</w:t>
             </w:r>
           </w:p>
         </w:tc>
@@ -968,7 +968,7 @@
                 <w:b w:val="0"/>
                 <w:sz w:val="16"/>
               </w:rPr>
-              <w:t>204.69</w:t>
+              <w:t>-13.05</w:t>
             </w:r>
           </w:p>
         </w:tc>
@@ -983,7 +983,7 @@
                 <w:b w:val="0"/>
                 <w:sz w:val="16"/>
               </w:rPr>
-              <w:t>3.1</w:t>
+              <w:t>32.5</w:t>
             </w:r>
           </w:p>
         </w:tc>
@@ -998,7 +998,7 @@
                 <w:b w:val="0"/>
                 <w:sz w:val="16"/>
               </w:rPr>
-              <w:t>+0.04</w:t>
+              <w:t>+0.05</w:t>
             </w:r>
           </w:p>
         </w:tc>
@@ -1030,7 +1030,7 @@
                 <w:b w:val="0"/>
                 <w:sz w:val="16"/>
               </w:rPr>
-              <w:t>391.55</w:t>
+              <w:t>391.32</w:t>
             </w:r>
           </w:p>
         </w:tc>
@@ -1045,7 +1045,7 @@
                 <w:b w:val="0"/>
                 <w:sz w:val="16"/>
               </w:rPr>
-              <w:t>98.30</w:t>
+              <w:t>-2.39</w:t>
             </w:r>
           </w:p>
         </w:tc>
@@ -1060,7 +1060,7 @@
                 <w:b w:val="0"/>
                 <w:sz w:val="16"/>
               </w:rPr>
-              <w:t>221.32</w:t>
+              <w:t>-2.39</w:t>
             </w:r>
           </w:p>
         </w:tc>
@@ -1075,7 +1075,7 @@
                 <w:b w:val="0"/>
                 <w:sz w:val="16"/>
               </w:rPr>
-              <w:t>4.9</w:t>
+              <w:t>18.3</w:t>
             </w:r>
           </w:p>
         </w:tc>
@@ -1090,7 +1090,7 @@
                 <w:b w:val="0"/>
                 <w:sz w:val="16"/>
               </w:rPr>
-              <w:t>+0.30</w:t>
+              <w:t>-0.12</w:t>
             </w:r>
           </w:p>
         </w:tc>
@@ -1122,7 +1122,7 @@
                 <w:b w:val="0"/>
                 <w:sz w:val="16"/>
               </w:rPr>
-              <w:t>163.34</w:t>
+              <w:t>7163.43</w:t>
             </w:r>
           </w:p>
         </w:tc>
@@ -1137,7 +1137,7 @@
                 <w:b w:val="0"/>
                 <w:sz w:val="16"/>
               </w:rPr>
-              <w:t>57.90</w:t>
+              <w:t>163.50</w:t>
             </w:r>
           </w:p>
         </w:tc>
@@ -1152,7 +1152,7 @@
                 <w:b w:val="0"/>
                 <w:sz w:val="16"/>
               </w:rPr>
-              <w:t>169.43</w:t>
+              <w:t>-11.79</w:t>
             </w:r>
           </w:p>
         </w:tc>
@@ -1167,7 +1167,7 @@
                 <w:b w:val="0"/>
                 <w:sz w:val="16"/>
               </w:rPr>
-              <w:t>23.9</w:t>
+              <w:t>32.7</w:t>
             </w:r>
           </w:p>
         </w:tc>
@@ -1182,7 +1182,7 @@
                 <w:b w:val="0"/>
                 <w:sz w:val="16"/>
               </w:rPr>
-              <w:t>+0.15</w:t>
+              <w:t>+0.16</w:t>
             </w:r>
           </w:p>
         </w:tc>
@@ -1214,7 +1214,7 @@
                 <w:b w:val="0"/>
                 <w:sz w:val="16"/>
               </w:rPr>
-              <w:t>85.90</w:t>
+              <w:t>85.85</w:t>
             </w:r>
           </w:p>
         </w:tc>
@@ -1229,7 +1229,7 @@
                 <w:b w:val="0"/>
                 <w:sz w:val="16"/>
               </w:rPr>
-              <w:t>83.53</w:t>
+              <w:t>-1.02</w:t>
             </w:r>
           </w:p>
         </w:tc>
@@ -1244,7 +1244,7 @@
                 <w:b w:val="0"/>
                 <w:sz w:val="16"/>
               </w:rPr>
-              <w:t>385.83</w:t>
+              <w:t>-1.02</w:t>
             </w:r>
           </w:p>
         </w:tc>
@@ -1259,7 +1259,7 @@
                 <w:b w:val="0"/>
                 <w:sz w:val="16"/>
               </w:rPr>
-              <w:t>15.7</w:t>
+              <w:t>31.2</w:t>
             </w:r>
           </w:p>
         </w:tc>
@@ -1274,7 +1274,7 @@
                 <w:b w:val="0"/>
                 <w:sz w:val="16"/>
               </w:rPr>
-              <w:t>+0.12</w:t>
+              <w:t>-0.05</w:t>
             </w:r>
           </w:p>
         </w:tc>
@@ -1297,7 +1297,7 @@
           <w:rFonts w:ascii="Arial" w:hAnsi="Arial"/>
           <w:sz w:val="19"/>
         </w:rPr>
-        <w:t>Samaria registra 11.88 m y González/Carrizal 3.46 m. El gasto de Peñitas no debe equipararse automáticamente con el gasto que llega a cada brazo: deben incorporarse Platanar y otras aportaciones de cuenca libre y considerar la distribución hidráulica posterior. Como referencia operativa se conserva aproximadamente 70 % hacia Samaria y 30 % hacia Carrizal, sujeta a condiciones hidráulicas y a la operación de El Macayo.</w:t>
+        <w:t>Samaria registra 11.78 m y González/Carrizal 3.38 m. El gasto de Peñitas no debe equipararse automáticamente con el gasto que llega a cada brazo: deben incorporarse Platanar y otras aportaciones de cuenca libre y considerar la distribución hidráulica posterior. Como referencia operativa se conserva aproximadamente 70 % hacia Samaria y 30 % hacia Carrizal, sujeta a condiciones hidráulicas y a la operación de El Macayo.</w:t>
       </w:r>
     </w:p>
     <w:tbl>
@@ -1432,7 +1432,7 @@
                 <w:b w:val="0"/>
                 <w:sz w:val="16"/>
               </w:rPr>
-              <w:t>11.88 m</w:t>
+              <w:t>11.78 m</w:t>
             </w:r>
           </w:p>
         </w:tc>
@@ -1479,7 +1479,7 @@
                 <w:b w:val="0"/>
                 <w:sz w:val="16"/>
               </w:rPr>
-              <w:t>González 3.46 m</w:t>
+              <w:t>González 3.38 m</w:t>
             </w:r>
           </w:p>
         </w:tc>
@@ -1953,7 +1953,7 @@
           <w:rFonts w:ascii="Arial" w:hAnsi="Arial"/>
           <w:sz w:val="19"/>
         </w:rPr>
-        <w:t>El diagnóstico integrado del corte de las 14:05 h se mantiene condicionado por la evolución conjunta de Guatemala–Usumacinta–Boca del Cerro, Ríos Serranos–Pichucalco–Grijalva bajo, la cascada de presas y Peñitas/cuenca libre–Mezcalapa–Samaria–Carrizal. Ningún componente debe interpretarse de manera aislada. La señal operativa debe escalar únicamente cuando coincidan magnitud, persistencia y respuesta observada.</w:t>
+        <w:t>El diagnóstico integrado del corte de las 08:59 h se mantiene condicionado por la evolución conjunta de Guatemala–Usumacinta–Boca del Cerro, Ríos Serranos–Pichucalco–Grijalva bajo, la cascada de presas y Peñitas/cuenca libre–Mezcalapa–Samaria–Carrizal. Ningún componente debe interpretarse de manera aislada. La señal operativa debe escalar únicamente cuando coincidan magnitud, persistencia y respuesta observada.</w:t>
       </w:r>
     </w:p>
     <w:p>
@@ -2059,7 +2059,7 @@
           <w:rFonts w:ascii="Arial" w:hAnsi="Arial"/>
           <w:sz w:val="19"/>
         </w:rPr>
-        <w:t>WeatherLink: SEMAR Capitanía de Pto. Alvarado, Ver. 57.6 mm/24 h</w:t>
+        <w:t>WeatherLink: MAYA BERRIOZABAL PCIVILCHIAPAS 53.3 mm/24 h</w:t>
       </w:r>
     </w:p>
     <w:p>
@@ -2071,7 +2071,7 @@
           <w:rFonts w:ascii="Arial" w:hAnsi="Arial"/>
           <w:sz w:val="19"/>
         </w:rPr>
-        <w:t>WeatherLink: AMATÁN PCIVILCHIAPAS 37.3 mm/24 h</w:t>
+        <w:t>WeatherLink: PASO LA MINA 46.3 mm/24 h</w:t>
       </w:r>
     </w:p>
     <w:p>
@@ -2083,7 +2083,7 @@
           <w:rFonts w:ascii="Arial" w:hAnsi="Arial"/>
           <w:sz w:val="19"/>
         </w:rPr>
-        <w:t>WeatherLink: MAYA BERRIOZABAL PCIVILCHIAPAS 22.4 mm/24 h</w:t>
+        <w:t>WeatherLink: ASUR Villahermosa 34.8 mm/24 h</w:t>
       </w:r>
     </w:p>
     <w:p>
@@ -2095,7 +2095,7 @@
           <w:rFonts w:ascii="Arial" w:hAnsi="Arial"/>
           <w:sz w:val="19"/>
         </w:rPr>
-        <w:t>WeatherLink: REFORMA PCIVILCHIAPAS 15.2 mm/24 h</w:t>
+        <w:t>WeatherLink: AMATÁN PCIVILCHIAPAS 33.3 mm/24 h</w:t>
       </w:r>
     </w:p>
     <w:p>
@@ -2107,7 +2107,7 @@
           <w:rFonts w:ascii="Arial" w:hAnsi="Arial"/>
           <w:sz w:val="19"/>
         </w:rPr>
-        <w:t>WeatherLink: BERRIOZÁBAL PCIVILCHIAPAS 11.7 mm/24 h</w:t>
+        <w:t>WeatherLink: CHAPULTENANGO PCIVILCHIAPAS 29.7 mm/24 h</w:t>
       </w:r>
     </w:p>
     <w:p>
@@ -2282,7 +2282,7 @@
                 <w:b w:val="0"/>
                 <w:sz w:val="16"/>
               </w:rPr>
-              <w:t>2026-09-26T08:32:12-06:00</w:t>
+              <w:t>2026-09-27T06:26:20-06:00</w:t>
             </w:r>
           </w:p>
         </w:tc>
@@ -2297,7 +2297,7 @@
                 <w:b w:val="0"/>
                 <w:sz w:val="16"/>
               </w:rPr>
-              <w:t>2026-09-26T13:49:14.706847-06:00</w:t>
+              <w:t>2026-09-27T08:05:06.283087-06:00</w:t>
             </w:r>
           </w:p>
         </w:tc>
@@ -2501,7 +2501,7 @@
           <w:rFonts w:ascii="Arial" w:hAnsi="Arial"/>
           <w:sz w:val="19"/>
         </w:rPr>
-        <w:t>El Porvenir–La Pasión: nivel 317.00 m · caudal 2026.00 m³/s.</w:t>
+        <w:t>El Porvenir–La Pasión: nivel 3.82 m · caudal 618.70 m³/s.</w:t>
       </w:r>
     </w:p>
     <w:p>
@@ -2513,7 +2513,7 @@
           <w:rFonts w:ascii="Arial" w:hAnsi="Arial"/>
           <w:sz w:val="19"/>
         </w:rPr>
-        <w:t>El Tigre–Usumacinta: nivel 9.15 m · caudal 2486.87 m³/s.</w:t>
+        <w:t>El Tigre–Usumacinta: nivel 3.82 m · caudal 618.70 m³/s.</w:t>
       </w:r>
     </w:p>
     <w:p>
@@ -2525,7 +2525,7 @@
           <w:rFonts w:ascii="Arial" w:hAnsi="Arial"/>
           <w:sz w:val="19"/>
         </w:rPr>
-        <w:t>Cadena de seguimiento en Tabasco: Boca del Cerro: 15.32 m · Δ24 h +1.62 m → Balancán: s/d → Emiliano Zapata: s/d → Jonuta: s/d → Centla/Tres Brazos: s/d.</w:t>
+        <w:t>Cadena de seguimiento en Tabasco: Boca del Cerro: 15.33 m · Δ24 h +0.13 m → Balancán: s/d → Emiliano Zapata: s/d → Jonuta: s/d → Centla/Tres Brazos: s/d.</w:t>
       </w:r>
     </w:p>
     <w:p>
@@ -2537,7 +2537,7 @@
           <w:rFonts w:ascii="Arial" w:hAnsi="Arial"/>
           <w:sz w:val="19"/>
         </w:rPr>
-        <w:t>Evolución El Tigre: Δ nivel +2.010 m en 12.0 h; tendencia incrementando.</w:t>
+        <w:t>Evolución El Tigre: Δ nivel -5.460 m en 12.0 h; tendencia disminuyendo.</w:t>
       </w:r>
     </w:p>
     <w:p>

--- a/data/analysis/Reportes/Analisis_Hidrometeorologico_Ultimo.docx
+++ b/data/analysis/Reportes/Analisis_Hidrometeorologico_Ultimo.docx
@@ -35,7 +35,7 @@
           <w:rFonts w:ascii="Arial" w:hAnsi="Arial"/>
           <w:sz w:val="19"/>
         </w:rPr>
-        <w:t>CORTE: 2026-09-27 08:59</w:t>
+        <w:t>CORTE: 2026-09-27 14:04</w:t>
       </w:r>
     </w:p>
     <w:p>
@@ -75,7 +75,7 @@
           <w:rFonts w:ascii="Arial" w:hAnsi="Arial"/>
           <w:sz w:val="19"/>
         </w:rPr>
-        <w:t>Al corte de las 08:59 h, la lectura debe mantenerse integrada y no por cuencas aisladas. La señal hidrométrica más reciente tiene como referencia principal el corte vigente de niveles y la lluvia observada/prevista sobre Guatemala, Chiapas y Tabasco. El mayor cambio de 24 h entre estaciones observadas es Pueblo Nuevo +0.20 m/24 h. La prioridad operativa es confirmar cualquier cambio de escenario con coincidencia de lluvia, saturación, niveles, caudales y operación de presas; el pronóstico por sí solo no constituye una creciente confirmada.</w:t>
+        <w:t>Al corte de las 14:04 h, la lectura debe mantenerse integrada y no por cuencas aisladas. La señal hidrométrica más reciente tiene como referencia principal el corte vigente de niveles y la lluvia observada/prevista sobre Guatemala, Chiapas y Tabasco. El mayor cambio de 24 h entre estaciones observadas es Pueblo Nuevo +0.34 m/24 h. La prioridad operativa es confirmar cualquier cambio de escenario con coincidencia de lluvia, saturación, niveles, caudales y operación de presas; el pronóstico por sí solo no constituye una creciente confirmada.</w:t>
       </w:r>
     </w:p>
     <w:p>
@@ -315,7 +315,7 @@
           <w:rFonts w:ascii="Arial" w:hAnsi="Arial"/>
           <w:sz w:val="19"/>
         </w:rPr>
-        <w:t>Boca del Cerro registra 15.33 m, con variación de 24 h +0.13 m. En la cuenca alta de Guatemala, El Tigre reporta 9.35 m y 2573.8 m³/s; El Porvenir/La Pasión 3.82 m y 618.7 m³/s. La secuencia de vigilancia se mantiene Guatemala → Lacantún → Boca del Cerro/Tenosique → Balancán → Emiliano Zapata → Jonuta → Centla. Pronóstico SMN para Usumacinta: 0-24 h: 75 a 150 mm; 24-48 h: 75 a 150 mm; 48-72 h: 75 a 150 mm; 72-96 h: 50 a 75 mm.</w:t>
+        <w:t>Boca del Cerro registra 15.33 m, con variación de 24 h +0.05 m. En la cuenca alta de Guatemala, El Tigre reporta 9.35 m y 2573.8 m³/s; El Porvenir/La Pasión 3.82 m y 618.7 m³/s. La secuencia de vigilancia se mantiene Guatemala → Lacantún → Boca del Cerro/Tenosique → Balancán → Emiliano Zapata → Jonuta → Centla. Pronóstico SMN para Usumacinta: 0-24 h: 75 a 150 mm; 24-48 h: 75 a 150 mm; 48-72 h: 50 a 75 mm; 72-96 h: 50 a 75 mm.</w:t>
       </w:r>
     </w:p>
     <w:tbl>
@@ -450,7 +450,7 @@
                 <w:b w:val="0"/>
                 <w:sz w:val="16"/>
               </w:rPr>
-              <w:t>138.33 m; 274.45 m³/s; lluvia 24 h 13.8 mm</w:t>
+              <w:t>138.33 m; 274.45 m³/s; lluvia 24 h 0.0 mm</w:t>
             </w:r>
           </w:p>
         </w:tc>
@@ -497,7 +497,7 @@
                 <w:b w:val="0"/>
                 <w:sz w:val="16"/>
               </w:rPr>
-              <w:t>15.33 m; Δ24 h +0.13 m</w:t>
+              <w:t>15.33 m; Δ24 h +0.05 m</w:t>
             </w:r>
           </w:p>
         </w:tc>
@@ -535,7 +535,7 @@
           <w:rFonts w:ascii="Arial" w:hAnsi="Arial"/>
           <w:sz w:val="19"/>
         </w:rPr>
-        <w:t>Los Ríos Serranos tienen respuesta más rápida que el Usumacinta. Oxolotán 35.15 m, Tapijulapa 17.06 m, Teapa 34.45 m y Puyacatengo 25.35 m. Deben vigilarse primero lluvia horaria y estaciones aguas arriba antes de esperar una respuesta en el Grijalva de Villahermosa. Pronóstico SMN Bajo Grijalva–Ríos de la Sierra: 0-24 h: 75 a 150 mm; 24-48 h: 75 a 150 mm; 48-72 h: 75 a 150 mm; 72-96 h: 50 a 75 mm.</w:t>
+        <w:t>Los Ríos Serranos tienen respuesta más rápida que el Usumacinta. Oxolotán 34.88 m, Tapijulapa 17.27 m, Teapa 34.37 m y Puyacatengo 25.33 m. Deben vigilarse primero lluvia horaria y estaciones aguas arriba antes de esperar una respuesta en el Grijalva de Villahermosa. Pronóstico SMN Bajo Grijalva–Ríos de la Sierra: 0-24 h: 75 a 150 mm; 24-48 h: 75 a 150 mm; 48-72 h: 50 a 75 mm; 72-96 h: 25 a 50 mm.</w:t>
       </w:r>
     </w:p>
     <w:tbl>
@@ -764,7 +764,7 @@
                 <w:b w:val="0"/>
                 <w:sz w:val="16"/>
               </w:rPr>
-              <w:t>Salto de Agua 5.70 m; Macuspana 6.78 m</w:t>
+              <w:t>Salto de Agua 5.32 m; Macuspana 6.76 m</w:t>
             </w:r>
           </w:p>
         </w:tc>
@@ -938,7 +938,7 @@
                 <w:b w:val="0"/>
                 <w:sz w:val="16"/>
               </w:rPr>
-              <w:t>516.42</w:t>
+              <w:t>516.43</w:t>
             </w:r>
           </w:p>
         </w:tc>
@@ -953,7 +953,7 @@
                 <w:b w:val="0"/>
                 <w:sz w:val="16"/>
               </w:rPr>
-              <w:t>20.68</w:t>
+              <w:t>46.89</w:t>
             </w:r>
           </w:p>
         </w:tc>
@@ -968,7 +968,7 @@
                 <w:b w:val="0"/>
                 <w:sz w:val="16"/>
               </w:rPr>
-              <w:t>-13.05</w:t>
+              <w:t>204.69</w:t>
             </w:r>
           </w:p>
         </w:tc>
@@ -1030,7 +1030,7 @@
                 <w:b w:val="0"/>
                 <w:sz w:val="16"/>
               </w:rPr>
-              <w:t>391.32</w:t>
+              <w:t>391.40</w:t>
             </w:r>
           </w:p>
         </w:tc>
@@ -1045,7 +1045,7 @@
                 <w:b w:val="0"/>
                 <w:sz w:val="16"/>
               </w:rPr>
-              <w:t>-2.39</w:t>
+              <w:t>98.11</w:t>
             </w:r>
           </w:p>
         </w:tc>
@@ -1060,7 +1060,7 @@
                 <w:b w:val="0"/>
                 <w:sz w:val="16"/>
               </w:rPr>
-              <w:t>-2.39</w:t>
+              <w:t>221.32</w:t>
             </w:r>
           </w:p>
         </w:tc>
@@ -1090,7 +1090,7 @@
                 <w:b w:val="0"/>
                 <w:sz w:val="16"/>
               </w:rPr>
-              <w:t>-0.12</w:t>
+              <w:t>-0.15</w:t>
             </w:r>
           </w:p>
         </w:tc>
@@ -1122,21 +1122,6 @@
                 <w:b w:val="0"/>
                 <w:sz w:val="16"/>
               </w:rPr>
-              <w:t>7163.43</w:t>
-            </w:r>
-          </w:p>
-        </w:tc>
-        <w:tc>
-          <w:tcPr>
-            <w:tcW w:type="dxa" w:w="1752"/>
-          </w:tcPr>
-          <w:p>
-            <w:r>
-              <w:rPr>
-                <w:rFonts w:ascii="Arial" w:hAnsi="Arial"/>
-                <w:b w:val="0"/>
-                <w:sz w:val="16"/>
-              </w:rPr>
               <w:t>163.50</w:t>
             </w:r>
           </w:p>
@@ -1152,7 +1137,22 @@
                 <w:b w:val="0"/>
                 <w:sz w:val="16"/>
               </w:rPr>
-              <w:t>-11.79</w:t>
+              <w:t>58.21</w:t>
+            </w:r>
+          </w:p>
+        </w:tc>
+        <w:tc>
+          <w:tcPr>
+            <w:tcW w:type="dxa" w:w="1752"/>
+          </w:tcPr>
+          <w:p>
+            <w:r>
+              <w:rPr>
+                <w:rFonts w:ascii="Arial" w:hAnsi="Arial"/>
+                <w:b w:val="0"/>
+                <w:sz w:val="16"/>
+              </w:rPr>
+              <w:t>169.43</w:t>
             </w:r>
           </w:p>
         </w:tc>
@@ -1214,7 +1214,7 @@
                 <w:b w:val="0"/>
                 <w:sz w:val="16"/>
               </w:rPr>
-              <w:t>85.85</w:t>
+              <w:t>85.84</w:t>
             </w:r>
           </w:p>
         </w:tc>
@@ -1229,7 +1229,7 @@
                 <w:b w:val="0"/>
                 <w:sz w:val="16"/>
               </w:rPr>
-              <w:t>-1.02</w:t>
+              <w:t>83.06</w:t>
             </w:r>
           </w:p>
         </w:tc>
@@ -1244,7 +1244,7 @@
                 <w:b w:val="0"/>
                 <w:sz w:val="16"/>
               </w:rPr>
-              <w:t>-1.02</w:t>
+              <w:t>385.83</w:t>
             </w:r>
           </w:p>
         </w:tc>
@@ -1274,7 +1274,7 @@
                 <w:b w:val="0"/>
                 <w:sz w:val="16"/>
               </w:rPr>
-              <w:t>-0.05</w:t>
+              <w:t>-0.06</w:t>
             </w:r>
           </w:p>
         </w:tc>
@@ -1297,7 +1297,7 @@
           <w:rFonts w:ascii="Arial" w:hAnsi="Arial"/>
           <w:sz w:val="19"/>
         </w:rPr>
-        <w:t>Samaria registra 11.78 m y González/Carrizal 3.38 m. El gasto de Peñitas no debe equipararse automáticamente con el gasto que llega a cada brazo: deben incorporarse Platanar y otras aportaciones de cuenca libre y considerar la distribución hidráulica posterior. Como referencia operativa se conserva aproximadamente 70 % hacia Samaria y 30 % hacia Carrizal, sujeta a condiciones hidráulicas y a la operación de El Macayo.</w:t>
+        <w:t>Samaria registra 11.78 m y González/Carrizal 3.34 m. El gasto de Peñitas no debe equipararse automáticamente con el gasto que llega a cada brazo: deben incorporarse Platanar y otras aportaciones de cuenca libre y considerar la distribución hidráulica posterior. Como referencia operativa se conserva aproximadamente 70 % hacia Samaria y 30 % hacia Carrizal, sujeta a condiciones hidráulicas y a la operación de El Macayo.</w:t>
       </w:r>
     </w:p>
     <w:tbl>
@@ -1479,7 +1479,7 @@
                 <w:b w:val="0"/>
                 <w:sz w:val="16"/>
               </w:rPr>
-              <w:t>González 3.38 m</w:t>
+              <w:t>González 3.34 m</w:t>
             </w:r>
           </w:p>
         </w:tc>
@@ -1953,7 +1953,7 @@
           <w:rFonts w:ascii="Arial" w:hAnsi="Arial"/>
           <w:sz w:val="19"/>
         </w:rPr>
-        <w:t>El diagnóstico integrado del corte de las 08:59 h se mantiene condicionado por la evolución conjunta de Guatemala–Usumacinta–Boca del Cerro, Ríos Serranos–Pichucalco–Grijalva bajo, la cascada de presas y Peñitas/cuenca libre–Mezcalapa–Samaria–Carrizal. Ningún componente debe interpretarse de manera aislada. La señal operativa debe escalar únicamente cuando coincidan magnitud, persistencia y respuesta observada.</w:t>
+        <w:t>El diagnóstico integrado del corte de las 14:04 h se mantiene condicionado por la evolución conjunta de Guatemala–Usumacinta–Boca del Cerro, Ríos Serranos–Pichucalco–Grijalva bajo, la cascada de presas y Peñitas/cuenca libre–Mezcalapa–Samaria–Carrizal. Ningún componente debe interpretarse de manera aislada. La señal operativa debe escalar únicamente cuando coincidan magnitud, persistencia y respuesta observada.</w:t>
       </w:r>
     </w:p>
     <w:p>
@@ -2083,6 +2083,30 @@
           <w:rFonts w:ascii="Arial" w:hAnsi="Arial"/>
           <w:sz w:val="19"/>
         </w:rPr>
+        <w:t>WeatherLink: Cipat Chiapas 39.4 mm/24 h</w:t>
+      </w:r>
+    </w:p>
+    <w:p>
+      <w:pPr>
+        <w:pStyle w:val="ListBullet"/>
+      </w:pPr>
+      <w:r>
+        <w:rPr>
+          <w:rFonts w:ascii="Arial" w:hAnsi="Arial"/>
+          <w:sz w:val="19"/>
+        </w:rPr>
+        <w:t>WeatherLink: CHAPULTENANGO PCIVILCHIAPAS 38.9 mm/24 h</w:t>
+      </w:r>
+    </w:p>
+    <w:p>
+      <w:pPr>
+        <w:pStyle w:val="ListBullet"/>
+      </w:pPr>
+      <w:r>
+        <w:rPr>
+          <w:rFonts w:ascii="Arial" w:hAnsi="Arial"/>
+          <w:sz w:val="19"/>
+        </w:rPr>
         <w:t>WeatherLink: ASUR Villahermosa 34.8 mm/24 h</w:t>
       </w:r>
     </w:p>
@@ -2095,7 +2119,7 @@
           <w:rFonts w:ascii="Arial" w:hAnsi="Arial"/>
           <w:sz w:val="19"/>
         </w:rPr>
-        <w:t>WeatherLink: AMATÁN PCIVILCHIAPAS 33.3 mm/24 h</w:t>
+        <w:t>CONAGUA: PLATANAR 79.8 mm/24 h</w:t>
       </w:r>
     </w:p>
     <w:p>
@@ -2107,7 +2131,7 @@
           <w:rFonts w:ascii="Arial" w:hAnsi="Arial"/>
           <w:sz w:val="19"/>
         </w:rPr>
-        <w:t>WeatherLink: CHAPULTENANGO PCIVILCHIAPAS 29.7 mm/24 h</w:t>
+        <w:t>CONAGUA: HUIMANGUILLO (INIFAP) 76.2 mm/24 h</w:t>
       </w:r>
     </w:p>
     <w:p>
@@ -2119,7 +2143,7 @@
           <w:rFonts w:ascii="Arial" w:hAnsi="Arial"/>
           <w:sz w:val="19"/>
         </w:rPr>
-        <w:t>CONAGUA: MACUSPANA 127.0 mm/24 h</w:t>
+        <w:t>CONAGUA: EMILIANO ZAPATA (CHABLE) 63.0 mm/24 h</w:t>
       </w:r>
     </w:p>
     <w:p>
@@ -2131,7 +2155,7 @@
           <w:rFonts w:ascii="Arial" w:hAnsi="Arial"/>
           <w:sz w:val="19"/>
         </w:rPr>
-        <w:t>CONAGUA: HUIMANGUILLO (INIFAP) 127.0 mm/24 h</w:t>
+        <w:t>CONAGUA: GONZÁLEZ 54.2 mm/24 h</w:t>
       </w:r>
     </w:p>
     <w:p>
@@ -2143,31 +2167,7 @@
           <w:rFonts w:ascii="Arial" w:hAnsi="Arial"/>
           <w:sz w:val="19"/>
         </w:rPr>
-        <w:t>CONAGUA: PUYACATENGO 118.3 mm/24 h</w:t>
-      </w:r>
-    </w:p>
-    <w:p>
-      <w:pPr>
-        <w:pStyle w:val="ListBullet"/>
-      </w:pPr>
-      <w:r>
-        <w:rPr>
-          <w:rFonts w:ascii="Arial" w:hAnsi="Arial"/>
-          <w:sz w:val="19"/>
-        </w:rPr>
-        <w:t>CONAGUA: TEAPA 108.5 mm/24 h</w:t>
-      </w:r>
-    </w:p>
-    <w:p>
-      <w:pPr>
-        <w:pStyle w:val="ListBullet"/>
-      </w:pPr>
-      <w:r>
-        <w:rPr>
-          <w:rFonts w:ascii="Arial" w:hAnsi="Arial"/>
-          <w:sz w:val="19"/>
-        </w:rPr>
-        <w:t>CONAGUA: EMILIANO ZAPATA (CHABLE) 73.0 mm/24 h</w:t>
+        <w:t>CONAGUA: POSTA (PTE. LOS MONOS) 46.9 mm/24 h</w:t>
       </w:r>
     </w:p>
     <w:p>
@@ -2282,7 +2282,7 @@
                 <w:b w:val="0"/>
                 <w:sz w:val="16"/>
               </w:rPr>
-              <w:t>2026-09-27T06:26:20-06:00</w:t>
+              <w:t>2026-09-27T08:35:49-06:00</w:t>
             </w:r>
           </w:p>
         </w:tc>
@@ -2297,7 +2297,7 @@
                 <w:b w:val="0"/>
                 <w:sz w:val="16"/>
               </w:rPr>
-              <w:t>2026-09-27T08:05:06.283087-06:00</w:t>
+              <w:t>2026-09-27T13:54:28.526959-06:00</w:t>
             </w:r>
           </w:p>
         </w:tc>
@@ -2344,7 +2344,7 @@
                 <w:b w:val="0"/>
                 <w:sz w:val="16"/>
               </w:rPr>
-              <w:t>2026-09-26T11:02:37-06:00</w:t>
+              <w:t>2026-09-27T10:18:04-06:00</w:t>
             </w:r>
           </w:p>
         </w:tc>
@@ -2359,7 +2359,7 @@
                 <w:b w:val="0"/>
                 <w:sz w:val="16"/>
               </w:rPr>
-              <w:t>2026-09-26T13:49:14.706847-06:00</w:t>
+              <w:t>2026-09-27T13:54:28.526959-06:00</w:t>
             </w:r>
           </w:p>
         </w:tc>
@@ -2513,7 +2513,7 @@
           <w:rFonts w:ascii="Arial" w:hAnsi="Arial"/>
           <w:sz w:val="19"/>
         </w:rPr>
-        <w:t>El Tigre–Usumacinta: nivel 3.82 m · caudal 618.70 m³/s.</w:t>
+        <w:t>El Tigre–Usumacinta: nivel 9.35 m · caudal 2573.83 m³/s.</w:t>
       </w:r>
     </w:p>
     <w:p>
@@ -2525,7 +2525,7 @@
           <w:rFonts w:ascii="Arial" w:hAnsi="Arial"/>
           <w:sz w:val="19"/>
         </w:rPr>
-        <w:t>Cadena de seguimiento en Tabasco: Boca del Cerro: 15.33 m · Δ24 h +0.13 m → Balancán: s/d → Emiliano Zapata: s/d → Jonuta: s/d → Centla/Tres Brazos: s/d.</w:t>
+        <w:t>Cadena de seguimiento en Tabasco: Boca del Cerro: 15.33 m · Δ24 h +0.05 m → Balancán: s/d → Emiliano Zapata: s/d → Jonuta: s/d → Centla/Tres Brazos: s/d.</w:t>
       </w:r>
     </w:p>
     <w:p>
@@ -2537,7 +2537,7 @@
           <w:rFonts w:ascii="Arial" w:hAnsi="Arial"/>
           <w:sz w:val="19"/>
         </w:rPr>
-        <w:t>Evolución El Tigre: Δ nivel -5.460 m en 12.0 h; tendencia disminuyendo.</w:t>
+        <w:t>Evolución El Tigre: Δ nivel +0.070 m en 12.0 h; tendencia incrementando.</w:t>
       </w:r>
     </w:p>
     <w:p>

--- a/data/analysis/Reportes/Analisis_Hidrometeorologico_Ultimo.docx
+++ b/data/analysis/Reportes/Analisis_Hidrometeorologico_Ultimo.docx
@@ -35,7 +35,7 @@
           <w:rFonts w:ascii="Arial" w:hAnsi="Arial"/>
           <w:sz w:val="19"/>
         </w:rPr>
-        <w:t>CORTE: 2026-09-27 14:04</w:t>
+        <w:t>CORTE: 2026-09-27 14:13</w:t>
       </w:r>
     </w:p>
     <w:p>
@@ -75,7 +75,7 @@
           <w:rFonts w:ascii="Arial" w:hAnsi="Arial"/>
           <w:sz w:val="19"/>
         </w:rPr>
-        <w:t>Al corte de las 14:04 h, la lectura debe mantenerse integrada y no por cuencas aisladas. La señal hidrométrica más reciente tiene como referencia principal el corte vigente de niveles y la lluvia observada/prevista sobre Guatemala, Chiapas y Tabasco. El mayor cambio de 24 h entre estaciones observadas es Pueblo Nuevo +0.34 m/24 h. La prioridad operativa es confirmar cualquier cambio de escenario con coincidencia de lluvia, saturación, niveles, caudales y operación de presas; el pronóstico por sí solo no constituye una creciente confirmada.</w:t>
+        <w:t>Al corte de las 14:13 h, la lectura debe mantenerse integrada y no por cuencas aisladas. La señal hidrométrica más reciente tiene como referencia principal el corte vigente de niveles y la lluvia observada/prevista sobre Guatemala, Chiapas y Tabasco. El mayor cambio de 24 h entre estaciones observadas es Pueblo Nuevo +0.34 m/24 h. La prioridad operativa es confirmar cualquier cambio de escenario con coincidencia de lluvia, saturación, niveles, caudales y operación de presas; el pronóstico por sí solo no constituye una creciente confirmada.</w:t>
       </w:r>
     </w:p>
     <w:p>
@@ -1953,7 +1953,7 @@
           <w:rFonts w:ascii="Arial" w:hAnsi="Arial"/>
           <w:sz w:val="19"/>
         </w:rPr>
-        <w:t>El diagnóstico integrado del corte de las 14:04 h se mantiene condicionado por la evolución conjunta de Guatemala–Usumacinta–Boca del Cerro, Ríos Serranos–Pichucalco–Grijalva bajo, la cascada de presas y Peñitas/cuenca libre–Mezcalapa–Samaria–Carrizal. Ningún componente debe interpretarse de manera aislada. La señal operativa debe escalar únicamente cuando coincidan magnitud, persistencia y respuesta observada.</w:t>
+        <w:t>El diagnóstico integrado del corte de las 14:13 h se mantiene condicionado por la evolución conjunta de Guatemala–Usumacinta–Boca del Cerro, Ríos Serranos–Pichucalco–Grijalva bajo, la cascada de presas y Peñitas/cuenca libre–Mezcalapa–Samaria–Carrizal. Ningún componente debe interpretarse de manera aislada. La señal operativa debe escalar únicamente cuando coincidan magnitud, persistencia y respuesta observada.</w:t>
       </w:r>
     </w:p>
     <w:p>
@@ -2297,7 +2297,7 @@
                 <w:b w:val="0"/>
                 <w:sz w:val="16"/>
               </w:rPr>
-              <w:t>2026-09-27T13:54:28.526959-06:00</w:t>
+              <w:t>2026-09-27T14:08:06.893861-06:00</w:t>
             </w:r>
           </w:p>
         </w:tc>
@@ -2359,7 +2359,7 @@
                 <w:b w:val="0"/>
                 <w:sz w:val="16"/>
               </w:rPr>
-              <w:t>2026-09-27T13:54:28.526959-06:00</w:t>
+              <w:t>2026-09-27T14:08:06.893861-06:00</w:t>
             </w:r>
           </w:p>
         </w:tc>

--- a/data/analysis/Reportes/Analisis_Hidrometeorologico_Ultimo.docx
+++ b/data/analysis/Reportes/Analisis_Hidrometeorologico_Ultimo.docx
@@ -35,7 +35,7 @@
           <w:rFonts w:ascii="Arial" w:hAnsi="Arial"/>
           <w:sz w:val="19"/>
         </w:rPr>
-        <w:t>CORTE: 2026-09-27 14:13</w:t>
+        <w:t>CORTE: 2026-09-27 14:21</w:t>
       </w:r>
     </w:p>
     <w:p>
@@ -75,7 +75,7 @@
           <w:rFonts w:ascii="Arial" w:hAnsi="Arial"/>
           <w:sz w:val="19"/>
         </w:rPr>
-        <w:t>Al corte de las 14:13 h, la lectura debe mantenerse integrada y no por cuencas aisladas. La señal hidrométrica más reciente tiene como referencia principal el corte vigente de niveles y la lluvia observada/prevista sobre Guatemala, Chiapas y Tabasco. El mayor cambio de 24 h entre estaciones observadas es Pueblo Nuevo +0.34 m/24 h. La prioridad operativa es confirmar cualquier cambio de escenario con coincidencia de lluvia, saturación, niveles, caudales y operación de presas; el pronóstico por sí solo no constituye una creciente confirmada.</w:t>
+        <w:t>Al corte de las 14:21 h, la lectura debe mantenerse integrada y no por cuencas aisladas. La señal hidrométrica más reciente tiene como referencia principal el corte vigente de niveles y la lluvia observada/prevista sobre Guatemala, Chiapas y Tabasco. El mayor cambio de 24 h entre estaciones observadas es Pueblo Nuevo +0.34 m/24 h. La prioridad operativa es confirmar cualquier cambio de escenario con coincidencia de lluvia, saturación, niveles, caudales y operación de presas; el pronóstico por sí solo no constituye una creciente confirmada.</w:t>
       </w:r>
     </w:p>
     <w:p>
@@ -1953,7 +1953,7 @@
           <w:rFonts w:ascii="Arial" w:hAnsi="Arial"/>
           <w:sz w:val="19"/>
         </w:rPr>
-        <w:t>El diagnóstico integrado del corte de las 14:13 h se mantiene condicionado por la evolución conjunta de Guatemala–Usumacinta–Boca del Cerro, Ríos Serranos–Pichucalco–Grijalva bajo, la cascada de presas y Peñitas/cuenca libre–Mezcalapa–Samaria–Carrizal. Ningún componente debe interpretarse de manera aislada. La señal operativa debe escalar únicamente cuando coincidan magnitud, persistencia y respuesta observada.</w:t>
+        <w:t>El diagnóstico integrado del corte de las 14:21 h se mantiene condicionado por la evolución conjunta de Guatemala–Usumacinta–Boca del Cerro, Ríos Serranos–Pichucalco–Grijalva bajo, la cascada de presas y Peñitas/cuenca libre–Mezcalapa–Samaria–Carrizal. Ningún componente debe interpretarse de manera aislada. La señal operativa debe escalar únicamente cuando coincidan magnitud, persistencia y respuesta observada.</w:t>
       </w:r>
     </w:p>
     <w:p>

--- a/data/analysis/Reportes/Analisis_Hidrometeorologico_Ultimo.docx
+++ b/data/analysis/Reportes/Analisis_Hidrometeorologico_Ultimo.docx
@@ -35,7 +35,7 @@
           <w:rFonts w:ascii="Arial" w:hAnsi="Arial"/>
           <w:sz w:val="19"/>
         </w:rPr>
-        <w:t>CORTE: 2026-09-27 14:21</w:t>
+        <w:t>CORTE: 2026-09-28 16:30</w:t>
       </w:r>
     </w:p>
     <w:p>
@@ -55,7 +55,7 @@
           <w:rFonts w:ascii="Arial" w:hAnsi="Arial"/>
           <w:sz w:val="19"/>
         </w:rPr>
-        <w:t>Grijalva–Usumacinta • Ríos Serranos • Sistema de Presas • Samaria–Carrizal y corrientes asociadas Actualización: 27 de septiembre de 2026</w:t>
+        <w:t>Grijalva–Usumacinta • Ríos Serranos • Sistema de Presas • Samaria–Carrizal y corrientes asociadas Actualización: 28 de septiembre de 2026</w:t>
       </w:r>
     </w:p>
     <w:p>
@@ -75,7 +75,7 @@
           <w:rFonts w:ascii="Arial" w:hAnsi="Arial"/>
           <w:sz w:val="19"/>
         </w:rPr>
-        <w:t>Al corte de las 14:21 h, la lectura debe mantenerse integrada y no por cuencas aisladas. La señal hidrométrica más reciente tiene como referencia principal el corte vigente de niveles y la lluvia observada/prevista sobre Guatemala, Chiapas y Tabasco. El mayor cambio de 24 h entre estaciones observadas es Pueblo Nuevo +0.34 m/24 h. La prioridad operativa es confirmar cualquier cambio de escenario con coincidencia de lluvia, saturación, niveles, caudales y operación de presas; el pronóstico por sí solo no constituye una creciente confirmada.</w:t>
+        <w:t>Al corte de las 16:30 h, la lectura debe mantenerse integrada y no por cuencas aisladas. La señal hidrométrica más reciente tiene como referencia principal el corte vigente de niveles y la lluvia observada/prevista sobre Guatemala, Chiapas y Tabasco. El mayor cambio de 24 h entre estaciones observadas es San Joaquín +0.58 m/24 h. La prioridad operativa es confirmar cualquier cambio de escenario con coincidencia de lluvia, saturación, niveles, caudales y operación de presas; el pronóstico por sí solo no constituye una creciente confirmada.</w:t>
       </w:r>
     </w:p>
     <w:p>
@@ -315,7 +315,7 @@
           <w:rFonts w:ascii="Arial" w:hAnsi="Arial"/>
           <w:sz w:val="19"/>
         </w:rPr>
-        <w:t>Boca del Cerro registra 15.33 m, con variación de 24 h +0.05 m. En la cuenca alta de Guatemala, El Tigre reporta 9.35 m y 2573.8 m³/s; El Porvenir/La Pasión 3.82 m y 618.7 m³/s. La secuencia de vigilancia se mantiene Guatemala → Lacantún → Boca del Cerro/Tenosique → Balancán → Emiliano Zapata → Jonuta → Centla. Pronóstico SMN para Usumacinta: 0-24 h: 75 a 150 mm; 24-48 h: 75 a 150 mm; 48-72 h: 50 a 75 mm; 72-96 h: 50 a 75 mm.</w:t>
+        <w:t>Boca del Cerro registra 15.65 m, con variación de 24 h +0.20 m. En la cuenca alta de Guatemala, El Tigre reporta 8.94 m y 2395.6 m³/s; El Porvenir/La Pasión 3.74 m y 594.5 m³/s. La secuencia de vigilancia se mantiene Guatemala → Lacantún → Boca del Cerro/Tenosique → Balancán → Emiliano Zapata → Jonuta → Centla. Pronóstico SMN para Usumacinta: 0-24 h: 75 a 150 mm; 24-48 h: 25 a 50 mm; 48-72 h: 50 a 75 mm; 72-96 h: 25 a 50 mm.</w:t>
       </w:r>
     </w:p>
     <w:tbl>
@@ -403,7 +403,7 @@
                 <w:b w:val="0"/>
                 <w:sz w:val="16"/>
               </w:rPr>
-              <w:t>9.35 m; 2573.8 m³/s</w:t>
+              <w:t>8.94 m; 2395.6 m³/s</w:t>
             </w:r>
           </w:p>
         </w:tc>
@@ -450,7 +450,7 @@
                 <w:b w:val="0"/>
                 <w:sz w:val="16"/>
               </w:rPr>
-              <w:t>138.33 m; 274.45 m³/s; lluvia 24 h 0.0 mm</w:t>
+              <w:t>138.33 m; 274.45 m³/s; lluvia 24 h 5.2 mm</w:t>
             </w:r>
           </w:p>
         </w:tc>
@@ -497,7 +497,7 @@
                 <w:b w:val="0"/>
                 <w:sz w:val="16"/>
               </w:rPr>
-              <w:t>15.33 m; Δ24 h +0.05 m</w:t>
+              <w:t>15.65 m; Δ24 h +0.20 m</w:t>
             </w:r>
           </w:p>
         </w:tc>
@@ -535,7 +535,7 @@
           <w:rFonts w:ascii="Arial" w:hAnsi="Arial"/>
           <w:sz w:val="19"/>
         </w:rPr>
-        <w:t>Los Ríos Serranos tienen respuesta más rápida que el Usumacinta. Oxolotán 34.88 m, Tapijulapa 17.27 m, Teapa 34.37 m y Puyacatengo 25.33 m. Deben vigilarse primero lluvia horaria y estaciones aguas arriba antes de esperar una respuesta en el Grijalva de Villahermosa. Pronóstico SMN Bajo Grijalva–Ríos de la Sierra: 0-24 h: 75 a 150 mm; 24-48 h: 75 a 150 mm; 48-72 h: 50 a 75 mm; 72-96 h: 25 a 50 mm.</w:t>
+        <w:t>Los Ríos Serranos tienen respuesta más rápida que el Usumacinta. Oxolotán 35.03 m, Tapijulapa 17.18 m, Teapa 34.28 m y Puyacatengo 25.18 m. Deben vigilarse primero lluvia horaria y estaciones aguas arriba antes de esperar una respuesta en el Grijalva de Villahermosa. Pronóstico SMN Bajo Grijalva–Ríos de la Sierra: 0-24 h: 75 a 150 mm; 24-48 h: 50 a 75 mm; 48-72 h: 50 a 75 mm; 72-96 h: 5 a 25 mm.</w:t>
       </w:r>
     </w:p>
     <w:tbl>
@@ -764,7 +764,7 @@
                 <w:b w:val="0"/>
                 <w:sz w:val="16"/>
               </w:rPr>
-              <w:t>Salto de Agua 5.32 m; Macuspana 6.76 m</w:t>
+              <w:t>Salto de Agua 4.90 m; Macuspana 6.12 m</w:t>
             </w:r>
           </w:p>
         </w:tc>
@@ -938,7 +938,7 @@
                 <w:b w:val="0"/>
                 <w:sz w:val="16"/>
               </w:rPr>
-              <w:t>516.43</w:t>
+              <w:t>516.52</w:t>
             </w:r>
           </w:p>
         </w:tc>
@@ -953,7 +953,7 @@
                 <w:b w:val="0"/>
                 <w:sz w:val="16"/>
               </w:rPr>
-              <w:t>46.89</w:t>
+              <w:t>47.00</w:t>
             </w:r>
           </w:p>
         </w:tc>
@@ -968,7 +968,7 @@
                 <w:b w:val="0"/>
                 <w:sz w:val="16"/>
               </w:rPr>
-              <w:t>204.69</w:t>
+              <w:t>118.84</w:t>
             </w:r>
           </w:p>
         </w:tc>
@@ -983,7 +983,7 @@
                 <w:b w:val="0"/>
                 <w:sz w:val="16"/>
               </w:rPr>
-              <w:t>32.5</w:t>
+              <w:t>3.5</w:t>
             </w:r>
           </w:p>
         </w:tc>
@@ -998,7 +998,7 @@
                 <w:b w:val="0"/>
                 <w:sz w:val="16"/>
               </w:rPr>
-              <w:t>+0.05</w:t>
+              <w:t>+0.09</w:t>
             </w:r>
           </w:p>
         </w:tc>
@@ -1030,7 +1030,7 @@
                 <w:b w:val="0"/>
                 <w:sz w:val="16"/>
               </w:rPr>
-              <w:t>391.40</w:t>
+              <w:t>391.32</w:t>
             </w:r>
           </w:p>
         </w:tc>
@@ -1045,7 +1045,7 @@
                 <w:b w:val="0"/>
                 <w:sz w:val="16"/>
               </w:rPr>
-              <w:t>98.11</w:t>
+              <w:t>97.00</w:t>
             </w:r>
           </w:p>
         </w:tc>
@@ -1060,7 +1060,7 @@
                 <w:b w:val="0"/>
                 <w:sz w:val="16"/>
               </w:rPr>
-              <w:t>221.32</w:t>
+              <w:t>198.58</w:t>
             </w:r>
           </w:p>
         </w:tc>
@@ -1075,7 +1075,7 @@
                 <w:b w:val="0"/>
                 <w:sz w:val="16"/>
               </w:rPr>
-              <w:t>18.3</w:t>
+              <w:t>11.9</w:t>
             </w:r>
           </w:p>
         </w:tc>
@@ -1090,7 +1090,7 @@
                 <w:b w:val="0"/>
                 <w:sz w:val="16"/>
               </w:rPr>
-              <w:t>-0.15</w:t>
+              <w:t>-0.08</w:t>
             </w:r>
           </w:p>
         </w:tc>
@@ -1122,7 +1122,7 @@
                 <w:b w:val="0"/>
                 <w:sz w:val="16"/>
               </w:rPr>
-              <w:t>163.50</w:t>
+              <w:t>163.63</w:t>
             </w:r>
           </w:p>
         </w:tc>
@@ -1137,7 +1137,7 @@
                 <w:b w:val="0"/>
                 <w:sz w:val="16"/>
               </w:rPr>
-              <w:t>58.21</w:t>
+              <w:t>58.00</w:t>
             </w:r>
           </w:p>
         </w:tc>
@@ -1152,7 +1152,7 @@
                 <w:b w:val="0"/>
                 <w:sz w:val="16"/>
               </w:rPr>
-              <w:t>169.43</w:t>
+              <w:t>179.46</w:t>
             </w:r>
           </w:p>
         </w:tc>
@@ -1167,7 +1167,7 @@
                 <w:b w:val="0"/>
                 <w:sz w:val="16"/>
               </w:rPr>
-              <w:t>32.7</w:t>
+              <w:t>15.4</w:t>
             </w:r>
           </w:p>
         </w:tc>
@@ -1182,7 +1182,7 @@
                 <w:b w:val="0"/>
                 <w:sz w:val="16"/>
               </w:rPr>
-              <w:t>+0.16</w:t>
+              <w:t>+0.13</w:t>
             </w:r>
           </w:p>
         </w:tc>
@@ -1214,7 +1214,7 @@
                 <w:b w:val="0"/>
                 <w:sz w:val="16"/>
               </w:rPr>
-              <w:t>85.84</w:t>
+              <w:t>85.86</w:t>
             </w:r>
           </w:p>
         </w:tc>
@@ -1229,7 +1229,7 @@
                 <w:b w:val="0"/>
                 <w:sz w:val="16"/>
               </w:rPr>
-              <w:t>83.06</w:t>
+              <w:t>83.00</w:t>
             </w:r>
           </w:p>
         </w:tc>
@@ -1244,7 +1244,7 @@
                 <w:b w:val="0"/>
                 <w:sz w:val="16"/>
               </w:rPr>
-              <w:t>385.83</w:t>
+              <w:t>330.00</w:t>
             </w:r>
           </w:p>
         </w:tc>
@@ -1259,7 +1259,7 @@
                 <w:b w:val="0"/>
                 <w:sz w:val="16"/>
               </w:rPr>
-              <w:t>31.2</w:t>
+              <w:t>2.7</w:t>
             </w:r>
           </w:p>
         </w:tc>
@@ -1274,7 +1274,7 @@
                 <w:b w:val="0"/>
                 <w:sz w:val="16"/>
               </w:rPr>
-              <w:t>-0.06</w:t>
+              <w:t>+0.02</w:t>
             </w:r>
           </w:p>
         </w:tc>
@@ -1297,7 +1297,7 @@
           <w:rFonts w:ascii="Arial" w:hAnsi="Arial"/>
           <w:sz w:val="19"/>
         </w:rPr>
-        <w:t>Samaria registra 11.78 m y González/Carrizal 3.34 m. El gasto de Peñitas no debe equipararse automáticamente con el gasto que llega a cada brazo: deben incorporarse Platanar y otras aportaciones de cuenca libre y considerar la distribución hidráulica posterior. Como referencia operativa se conserva aproximadamente 70 % hacia Samaria y 30 % hacia Carrizal, sujeta a condiciones hidráulicas y a la operación de El Macayo.</w:t>
+        <w:t>Samaria registra 11.84 m y González/Carrizal 3.34 m. El gasto de Peñitas no debe equipararse automáticamente con el gasto que llega a cada brazo: deben incorporarse Platanar y otras aportaciones de cuenca libre y considerar la distribución hidráulica posterior. Como referencia operativa se conserva aproximadamente 70 % hacia Samaria y 30 % hacia Carrizal, sujeta a condiciones hidráulicas y a la operación de El Macayo.</w:t>
       </w:r>
     </w:p>
     <w:tbl>
@@ -1432,7 +1432,7 @@
                 <w:b w:val="0"/>
                 <w:sz w:val="16"/>
               </w:rPr>
-              <w:t>11.78 m</w:t>
+              <w:t>11.84 m</w:t>
             </w:r>
           </w:p>
         </w:tc>
@@ -1953,7 +1953,7 @@
           <w:rFonts w:ascii="Arial" w:hAnsi="Arial"/>
           <w:sz w:val="19"/>
         </w:rPr>
-        <w:t>El diagnóstico integrado del corte de las 14:21 h se mantiene condicionado por la evolución conjunta de Guatemala–Usumacinta–Boca del Cerro, Ríos Serranos–Pichucalco–Grijalva bajo, la cascada de presas y Peñitas/cuenca libre–Mezcalapa–Samaria–Carrizal. Ningún componente debe interpretarse de manera aislada. La señal operativa debe escalar únicamente cuando coincidan magnitud, persistencia y respuesta observada.</w:t>
+        <w:t>El diagnóstico integrado del corte de las 16:30 h se mantiene condicionado por la evolución conjunta de Guatemala–Usumacinta–Boca del Cerro, Ríos Serranos–Pichucalco–Grijalva bajo, la cascada de presas y Peñitas/cuenca libre–Mezcalapa–Samaria–Carrizal. Ningún componente debe interpretarse de manera aislada. La señal operativa debe escalar únicamente cuando coincidan magnitud, persistencia y respuesta observada.</w:t>
       </w:r>
     </w:p>
     <w:p>
@@ -2059,7 +2059,7 @@
           <w:rFonts w:ascii="Arial" w:hAnsi="Arial"/>
           <w:sz w:val="19"/>
         </w:rPr>
-        <w:t>WeatherLink: MAYA BERRIOZABAL PCIVILCHIAPAS 53.3 mm/24 h</w:t>
+        <w:t>WeatherLink: MAYA BERRIOZABAL PCIVILCHIAPAS 179.3 mm/24 h</w:t>
       </w:r>
     </w:p>
     <w:p>
@@ -2071,7 +2071,7 @@
           <w:rFonts w:ascii="Arial" w:hAnsi="Arial"/>
           <w:sz w:val="19"/>
         </w:rPr>
-        <w:t>WeatherLink: PASO LA MINA 46.3 mm/24 h</w:t>
+        <w:t>WeatherLink: BERRIOZÁBAL PCIVILCHIAPAS 58.2 mm/24 h</w:t>
       </w:r>
     </w:p>
     <w:p>
@@ -2083,7 +2083,7 @@
           <w:rFonts w:ascii="Arial" w:hAnsi="Arial"/>
           <w:sz w:val="19"/>
         </w:rPr>
-        <w:t>WeatherLink: Cipat Chiapas 39.4 mm/24 h</w:t>
+        <w:t>WeatherLink: OSTUACÁN PCIVILCHIAPAS 26.7 mm/24 h</w:t>
       </w:r>
     </w:p>
     <w:p>
@@ -2095,7 +2095,7 @@
           <w:rFonts w:ascii="Arial" w:hAnsi="Arial"/>
           <w:sz w:val="19"/>
         </w:rPr>
-        <w:t>WeatherLink: CHAPULTENANGO PCIVILCHIAPAS 38.9 mm/24 h</w:t>
+        <w:t>WeatherLink: ASUR Villahermosa 24.6 mm/24 h</w:t>
       </w:r>
     </w:p>
     <w:p>
@@ -2107,7 +2107,7 @@
           <w:rFonts w:ascii="Arial" w:hAnsi="Arial"/>
           <w:sz w:val="19"/>
         </w:rPr>
-        <w:t>WeatherLink: ASUR Villahermosa 34.8 mm/24 h</w:t>
+        <w:t>WeatherLink: Urrutia 18.0 mm/24 h</w:t>
       </w:r>
     </w:p>
     <w:p>
@@ -2119,7 +2119,7 @@
           <w:rFonts w:ascii="Arial" w:hAnsi="Arial"/>
           <w:sz w:val="19"/>
         </w:rPr>
-        <w:t>CONAGUA: PLATANAR 79.8 mm/24 h</w:t>
+        <w:t>CONAGUA: PLATANAR 105.6 mm/24 h</w:t>
       </w:r>
     </w:p>
     <w:p>
@@ -2131,7 +2131,7 @@
           <w:rFonts w:ascii="Arial" w:hAnsi="Arial"/>
           <w:sz w:val="19"/>
         </w:rPr>
-        <w:t>CONAGUA: HUIMANGUILLO (INIFAP) 76.2 mm/24 h</w:t>
+        <w:t>CONAGUA: CHAPULTENANGO 75.4 mm/24 h</w:t>
       </w:r>
     </w:p>
     <w:p>
@@ -2143,7 +2143,7 @@
           <w:rFonts w:ascii="Arial" w:hAnsi="Arial"/>
           <w:sz w:val="19"/>
         </w:rPr>
-        <w:t>CONAGUA: EMILIANO ZAPATA (CHABLE) 63.0 mm/24 h</w:t>
+        <w:t>CONAGUA: SALTO DE AGUA 41.5 mm/24 h</w:t>
       </w:r>
     </w:p>
     <w:p>
@@ -2155,7 +2155,7 @@
           <w:rFonts w:ascii="Arial" w:hAnsi="Arial"/>
           <w:sz w:val="19"/>
         </w:rPr>
-        <w:t>CONAGUA: GONZÁLEZ 54.2 mm/24 h</w:t>
+        <w:t>CONAGUA: SAN JOAQUÍN 28.9 mm/24 h</w:t>
       </w:r>
     </w:p>
     <w:p>
@@ -2167,7 +2167,7 @@
           <w:rFonts w:ascii="Arial" w:hAnsi="Arial"/>
           <w:sz w:val="19"/>
         </w:rPr>
-        <w:t>CONAGUA: POSTA (PTE. LOS MONOS) 46.9 mm/24 h</w:t>
+        <w:t>CONAGUA: TAPIJULAPA 17.0 mm/24 h</w:t>
       </w:r>
     </w:p>
     <w:p>
@@ -2282,7 +2282,7 @@
                 <w:b w:val="0"/>
                 <w:sz w:val="16"/>
               </w:rPr>
-              <w:t>2026-09-27T08:35:49-06:00</w:t>
+              <w:t>2026-09-28T08:18:50-06:00</w:t>
             </w:r>
           </w:p>
         </w:tc>
@@ -2297,7 +2297,7 @@
                 <w:b w:val="0"/>
                 <w:sz w:val="16"/>
               </w:rPr>
-              <w:t>2026-09-27T14:08:06.893861-06:00</w:t>
+              <w:t>2026-09-28T16:18:43.604518-06:00</w:t>
             </w:r>
           </w:p>
         </w:tc>
@@ -2344,7 +2344,7 @@
                 <w:b w:val="0"/>
                 <w:sz w:val="16"/>
               </w:rPr>
-              <w:t>2026-09-27T10:18:04-06:00</w:t>
+              <w:t>2026-09-28T10:26:52-06:00</w:t>
             </w:r>
           </w:p>
         </w:tc>
@@ -2359,7 +2359,7 @@
                 <w:b w:val="0"/>
                 <w:sz w:val="16"/>
               </w:rPr>
-              <w:t>2026-09-27T14:08:06.893861-06:00</w:t>
+              <w:t>2026-09-28T16:18:43.604518-06:00</w:t>
             </w:r>
           </w:p>
         </w:tc>
@@ -2501,7 +2501,7 @@
           <w:rFonts w:ascii="Arial" w:hAnsi="Arial"/>
           <w:sz w:val="19"/>
         </w:rPr>
-        <w:t>El Porvenir–La Pasión: nivel 3.82 m · caudal 618.70 m³/s.</w:t>
+        <w:t>El Porvenir–La Pasión: nivel s/d · caudal s/d.</w:t>
       </w:r>
     </w:p>
     <w:p>
@@ -2513,7 +2513,7 @@
           <w:rFonts w:ascii="Arial" w:hAnsi="Arial"/>
           <w:sz w:val="19"/>
         </w:rPr>
-        <w:t>El Tigre–Usumacinta: nivel 9.35 m · caudal 2573.83 m³/s.</w:t>
+        <w:t>El Tigre–Usumacinta: no publicado en el BHVGM actual. Último antecedente oficial: 28/09/2026 08:00 h, nivel 8.94 m · caudal 2395.57 m³/s. Antecedente informativo: no sustituye el dato actual, no genera tendencia y no gobierna semáforo.</w:t>
       </w:r>
     </w:p>
     <w:p>
@@ -2525,7 +2525,7 @@
           <w:rFonts w:ascii="Arial" w:hAnsi="Arial"/>
           <w:sz w:val="19"/>
         </w:rPr>
-        <w:t>Cadena de seguimiento en Tabasco: Boca del Cerro: 15.33 m · Δ24 h +0.05 m → Balancán: s/d → Emiliano Zapata: s/d → Jonuta: s/d → Centla/Tres Brazos: s/d.</w:t>
+        <w:t>Cadena de seguimiento en Tabasco: Boca del Cerro: 15.65 m · Δ24 h +0.20 m → Balancán: s/d → Emiliano Zapata: s/d → Jonuta: s/d → Centla/Tres Brazos: s/d.</w:t>
       </w:r>
     </w:p>
     <w:p>
@@ -2537,7 +2537,7 @@
           <w:rFonts w:ascii="Arial" w:hAnsi="Arial"/>
           <w:sz w:val="19"/>
         </w:rPr>
-        <w:t>Evolución El Tigre: Δ nivel +0.070 m en 12.0 h; tendencia incrementando.</w:t>
+        <w:t>Evolución El Tigre: Δ nivel -0.270 m en 12.0 h; tendencia disminuyendo.</w:t>
       </w:r>
     </w:p>
     <w:p>

--- a/data/analysis/Reportes/Analisis_Hidrometeorologico_Ultimo.docx
+++ b/data/analysis/Reportes/Analisis_Hidrometeorologico_Ultimo.docx
@@ -35,7 +35,7 @@
           <w:rFonts w:ascii="Arial" w:hAnsi="Arial"/>
           <w:sz w:val="19"/>
         </w:rPr>
-        <w:t>CORTE: 2026-09-28 16:30</w:t>
+        <w:t>CORTE: 2026-09-28 16:34</w:t>
       </w:r>
     </w:p>
     <w:p>
@@ -75,7 +75,7 @@
           <w:rFonts w:ascii="Arial" w:hAnsi="Arial"/>
           <w:sz w:val="19"/>
         </w:rPr>
-        <w:t>Al corte de las 16:30 h, la lectura debe mantenerse integrada y no por cuencas aisladas. La señal hidrométrica más reciente tiene como referencia principal el corte vigente de niveles y la lluvia observada/prevista sobre Guatemala, Chiapas y Tabasco. El mayor cambio de 24 h entre estaciones observadas es San Joaquín +0.58 m/24 h. La prioridad operativa es confirmar cualquier cambio de escenario con coincidencia de lluvia, saturación, niveles, caudales y operación de presas; el pronóstico por sí solo no constituye una creciente confirmada.</w:t>
+        <w:t>Al corte de las 16:34 h, la lectura debe mantenerse integrada y no por cuencas aisladas. La señal hidrométrica más reciente tiene como referencia principal el corte vigente de niveles y la lluvia observada/prevista sobre Guatemala, Chiapas y Tabasco. El mayor cambio de 24 h entre estaciones observadas es San Joaquín +0.58 m/24 h. La prioridad operativa es confirmar cualquier cambio de escenario con coincidencia de lluvia, saturación, niveles, caudales y operación de presas; el pronóstico por sí solo no constituye una creciente confirmada.</w:t>
       </w:r>
     </w:p>
     <w:p>
@@ -1953,7 +1953,7 @@
           <w:rFonts w:ascii="Arial" w:hAnsi="Arial"/>
           <w:sz w:val="19"/>
         </w:rPr>
-        <w:t>El diagnóstico integrado del corte de las 16:30 h se mantiene condicionado por la evolución conjunta de Guatemala–Usumacinta–Boca del Cerro, Ríos Serranos–Pichucalco–Grijalva bajo, la cascada de presas y Peñitas/cuenca libre–Mezcalapa–Samaria–Carrizal. Ningún componente debe interpretarse de manera aislada. La señal operativa debe escalar únicamente cuando coincidan magnitud, persistencia y respuesta observada.</w:t>
+        <w:t>El diagnóstico integrado del corte de las 16:34 h se mantiene condicionado por la evolución conjunta de Guatemala–Usumacinta–Boca del Cerro, Ríos Serranos–Pichucalco–Grijalva bajo, la cascada de presas y Peñitas/cuenca libre–Mezcalapa–Samaria–Carrizal. Ningún componente debe interpretarse de manera aislada. La señal operativa debe escalar únicamente cuando coincidan magnitud, persistencia y respuesta observada.</w:t>
       </w:r>
     </w:p>
     <w:p>
@@ -2297,7 +2297,7 @@
                 <w:b w:val="0"/>
                 <w:sz w:val="16"/>
               </w:rPr>
-              <w:t>2026-09-28T16:18:43.604518-06:00</w:t>
+              <w:t>2026-09-28T16:31:51.143510-06:00</w:t>
             </w:r>
           </w:p>
         </w:tc>
@@ -2359,7 +2359,7 @@
                 <w:b w:val="0"/>
                 <w:sz w:val="16"/>
               </w:rPr>
-              <w:t>2026-09-28T16:18:43.604518-06:00</w:t>
+              <w:t>2026-09-28T16:31:51.143510-06:00</w:t>
             </w:r>
           </w:p>
         </w:tc>

--- a/data/analysis/Reportes/Analisis_Hidrometeorologico_Ultimo.docx
+++ b/data/analysis/Reportes/Analisis_Hidrometeorologico_Ultimo.docx
@@ -35,7 +35,7 @@
           <w:rFonts w:ascii="Arial" w:hAnsi="Arial"/>
           <w:sz w:val="19"/>
         </w:rPr>
-        <w:t>CORTE: 2026-09-28 16:34</w:t>
+        <w:t>CORTE: 2026-09-28 16:37</w:t>
       </w:r>
     </w:p>
     <w:p>
@@ -75,7 +75,7 @@
           <w:rFonts w:ascii="Arial" w:hAnsi="Arial"/>
           <w:sz w:val="19"/>
         </w:rPr>
-        <w:t>Al corte de las 16:34 h, la lectura debe mantenerse integrada y no por cuencas aisladas. La señal hidrométrica más reciente tiene como referencia principal el corte vigente de niveles y la lluvia observada/prevista sobre Guatemala, Chiapas y Tabasco. El mayor cambio de 24 h entre estaciones observadas es San Joaquín +0.58 m/24 h. La prioridad operativa es confirmar cualquier cambio de escenario con coincidencia de lluvia, saturación, niveles, caudales y operación de presas; el pronóstico por sí solo no constituye una creciente confirmada.</w:t>
+        <w:t>Al corte de las 16:37 h, la lectura debe mantenerse integrada y no por cuencas aisladas. La señal hidrométrica más reciente tiene como referencia principal el corte vigente de niveles y la lluvia observada/prevista sobre Guatemala, Chiapas y Tabasco. El mayor cambio de 24 h entre estaciones observadas es San Joaquín +0.58 m/24 h. La prioridad operativa es confirmar cualquier cambio de escenario con coincidencia de lluvia, saturación, niveles, caudales y operación de presas; el pronóstico por sí solo no constituye una creciente confirmada.</w:t>
       </w:r>
     </w:p>
     <w:p>
@@ -1953,7 +1953,7 @@
           <w:rFonts w:ascii="Arial" w:hAnsi="Arial"/>
           <w:sz w:val="19"/>
         </w:rPr>
-        <w:t>El diagnóstico integrado del corte de las 16:34 h se mantiene condicionado por la evolución conjunta de Guatemala–Usumacinta–Boca del Cerro, Ríos Serranos–Pichucalco–Grijalva bajo, la cascada de presas y Peñitas/cuenca libre–Mezcalapa–Samaria–Carrizal. Ningún componente debe interpretarse de manera aislada. La señal operativa debe escalar únicamente cuando coincidan magnitud, persistencia y respuesta observada.</w:t>
+        <w:t>El diagnóstico integrado del corte de las 16:37 h se mantiene condicionado por la evolución conjunta de Guatemala–Usumacinta–Boca del Cerro, Ríos Serranos–Pichucalco–Grijalva bajo, la cascada de presas y Peñitas/cuenca libre–Mezcalapa–Samaria–Carrizal. Ningún componente debe interpretarse de manera aislada. La señal operativa debe escalar únicamente cuando coincidan magnitud, persistencia y respuesta observada.</w:t>
       </w:r>
     </w:p>
     <w:p>

--- a/data/analysis/Reportes/Analisis_Hidrometeorologico_Ultimo.docx
+++ b/data/analysis/Reportes/Analisis_Hidrometeorologico_Ultimo.docx
@@ -35,7 +35,7 @@
           <w:rFonts w:ascii="Arial" w:hAnsi="Arial"/>
           <w:sz w:val="19"/>
         </w:rPr>
-        <w:t>CORTE: 2026-09-28 16:37</w:t>
+        <w:t>CORTE: 2026-09-29 15:22</w:t>
       </w:r>
     </w:p>
     <w:p>
@@ -55,7 +55,7 @@
           <w:rFonts w:ascii="Arial" w:hAnsi="Arial"/>
           <w:sz w:val="19"/>
         </w:rPr>
-        <w:t>Grijalva–Usumacinta • Ríos Serranos • Sistema de Presas • Samaria–Carrizal y corrientes asociadas Actualización: 28 de septiembre de 2026</w:t>
+        <w:t>Grijalva–Usumacinta • Ríos Serranos • Sistema de Presas • Samaria–Carrizal y corrientes asociadas Actualización: 29 de septiembre de 2026</w:t>
       </w:r>
     </w:p>
     <w:p>
@@ -75,7 +75,7 @@
           <w:rFonts w:ascii="Arial" w:hAnsi="Arial"/>
           <w:sz w:val="19"/>
         </w:rPr>
-        <w:t>Al corte de las 16:37 h, la lectura debe mantenerse integrada y no por cuencas aisladas. La señal hidrométrica más reciente tiene como referencia principal el corte vigente de niveles y la lluvia observada/prevista sobre Guatemala, Chiapas y Tabasco. El mayor cambio de 24 h entre estaciones observadas es San Joaquín +0.58 m/24 h. La prioridad operativa es confirmar cualquier cambio de escenario con coincidencia de lluvia, saturación, niveles, caudales y operación de presas; el pronóstico por sí solo no constituye una creciente confirmada.</w:t>
+        <w:t>Al corte de las 15:22 h, la lectura debe mantenerse integrada y no por cuencas aisladas. La señal hidrométrica más reciente tiene como referencia principal el corte vigente de niveles y la lluvia observada/prevista sobre Guatemala, Chiapas y Tabasco. El mayor cambio de 24 h entre estaciones observadas es Salto de Agua +1.29 m/24 h. La prioridad operativa es confirmar cualquier cambio de escenario con coincidencia de lluvia, saturación, niveles, caudales y operación de presas; el pronóstico por sí solo no constituye una creciente confirmada.</w:t>
       </w:r>
     </w:p>
     <w:p>
@@ -315,7 +315,7 @@
           <w:rFonts w:ascii="Arial" w:hAnsi="Arial"/>
           <w:sz w:val="19"/>
         </w:rPr>
-        <w:t>Boca del Cerro registra 15.65 m, con variación de 24 h +0.20 m. En la cuenca alta de Guatemala, El Tigre reporta 8.94 m y 2395.6 m³/s; El Porvenir/La Pasión 3.74 m y 594.5 m³/s. La secuencia de vigilancia se mantiene Guatemala → Lacantún → Boca del Cerro/Tenosique → Balancán → Emiliano Zapata → Jonuta → Centla. Pronóstico SMN para Usumacinta: 0-24 h: 75 a 150 mm; 24-48 h: 25 a 50 mm; 48-72 h: 50 a 75 mm; 72-96 h: 25 a 50 mm.</w:t>
+        <w:t>Boca del Cerro registra 15.50 m, con variación de 24 h -0.15 m. En la cuenca alta de Guatemala, El Tigre reporta 9.41 m y 2599.9 m³/s; El Porvenir/La Pasión 3.69 m y 579.7 m³/s. La secuencia de vigilancia se mantiene Guatemala → Lacantún → Boca del Cerro/Tenosique → Balancán → Emiliano Zapata → Jonuta → Centla. Pronóstico SMN para Usumacinta: 0-24 h: 50 a 75 mm; 24-48 h: 50 a 75 mm; 48-72 h: 50 a 75 mm; 72-96 h: 50 a 75 mm.</w:t>
       </w:r>
     </w:p>
     <w:tbl>
@@ -403,7 +403,7 @@
                 <w:b w:val="0"/>
                 <w:sz w:val="16"/>
               </w:rPr>
-              <w:t>8.94 m; 2395.6 m³/s</w:t>
+              <w:t>9.41 m; 2599.9 m³/s</w:t>
             </w:r>
           </w:p>
         </w:tc>
@@ -450,7 +450,7 @@
                 <w:b w:val="0"/>
                 <w:sz w:val="16"/>
               </w:rPr>
-              <w:t>138.33 m; 274.45 m³/s; lluvia 24 h 5.2 mm</w:t>
+              <w:t>138.33 m; 274.45 m³/s; lluvia 24 h 0.0 mm</w:t>
             </w:r>
           </w:p>
         </w:tc>
@@ -497,7 +497,7 @@
                 <w:b w:val="0"/>
                 <w:sz w:val="16"/>
               </w:rPr>
-              <w:t>15.65 m; Δ24 h +0.20 m</w:t>
+              <w:t>15.50 m; Δ24 h -0.15 m</w:t>
             </w:r>
           </w:p>
         </w:tc>
@@ -535,7 +535,7 @@
           <w:rFonts w:ascii="Arial" w:hAnsi="Arial"/>
           <w:sz w:val="19"/>
         </w:rPr>
-        <w:t>Los Ríos Serranos tienen respuesta más rápida que el Usumacinta. Oxolotán 35.03 m, Tapijulapa 17.18 m, Teapa 34.28 m y Puyacatengo 25.18 m. Deben vigilarse primero lluvia horaria y estaciones aguas arriba antes de esperar una respuesta en el Grijalva de Villahermosa. Pronóstico SMN Bajo Grijalva–Ríos de la Sierra: 0-24 h: 75 a 150 mm; 24-48 h: 50 a 75 mm; 48-72 h: 50 a 75 mm; 72-96 h: 5 a 25 mm.</w:t>
+        <w:t>Los Ríos Serranos tienen respuesta más rápida que el Usumacinta. Oxolotán 35.28 m, Tapijulapa 17.00 m, Teapa 34.16 m y Puyacatengo 25.10 m. Deben vigilarse primero lluvia horaria y estaciones aguas arriba antes de esperar una respuesta en el Grijalva de Villahermosa. Pronóstico SMN Bajo Grijalva–Ríos de la Sierra: 0-24 h: 50 a 75 mm; 24-48 h: 50 a 75 mm; 48-72 h: 25 a 50 mm; 72-96 h: 50 a 75 mm.</w:t>
       </w:r>
     </w:p>
     <w:tbl>
@@ -764,7 +764,7 @@
                 <w:b w:val="0"/>
                 <w:sz w:val="16"/>
               </w:rPr>
-              <w:t>Salto de Agua 4.90 m; Macuspana 6.12 m</w:t>
+              <w:t>Salto de Agua 6.19 m; Macuspana 5.26 m</w:t>
             </w:r>
           </w:p>
         </w:tc>
@@ -938,7 +938,7 @@
                 <w:b w:val="0"/>
                 <w:sz w:val="16"/>
               </w:rPr>
-              <w:t>516.52</w:t>
+              <w:t>516.65</w:t>
             </w:r>
           </w:p>
         </w:tc>
@@ -968,7 +968,7 @@
                 <w:b w:val="0"/>
                 <w:sz w:val="16"/>
               </w:rPr>
-              <w:t>118.84</w:t>
+              <w:t>244.91</w:t>
             </w:r>
           </w:p>
         </w:tc>
@@ -983,7 +983,7 @@
                 <w:b w:val="0"/>
                 <w:sz w:val="16"/>
               </w:rPr>
-              <w:t>3.5</w:t>
+              <w:t>0.2</w:t>
             </w:r>
           </w:p>
         </w:tc>
@@ -998,7 +998,7 @@
                 <w:b w:val="0"/>
                 <w:sz w:val="16"/>
               </w:rPr>
-              <w:t>+0.09</w:t>
+              <w:t>+0.13</w:t>
             </w:r>
           </w:p>
         </w:tc>
@@ -1030,7 +1030,7 @@
                 <w:b w:val="0"/>
                 <w:sz w:val="16"/>
               </w:rPr>
-              <w:t>391.32</w:t>
+              <w:t>391.21</w:t>
             </w:r>
           </w:p>
         </w:tc>
@@ -1060,7 +1060,7 @@
                 <w:b w:val="0"/>
                 <w:sz w:val="16"/>
               </w:rPr>
-              <w:t>198.58</w:t>
+              <w:t>319.81</w:t>
             </w:r>
           </w:p>
         </w:tc>
@@ -1075,7 +1075,7 @@
                 <w:b w:val="0"/>
                 <w:sz w:val="16"/>
               </w:rPr>
-              <w:t>11.9</w:t>
+              <w:t>0.0</w:t>
             </w:r>
           </w:p>
         </w:tc>
@@ -1090,7 +1090,7 @@
                 <w:b w:val="0"/>
                 <w:sz w:val="16"/>
               </w:rPr>
-              <w:t>-0.08</w:t>
+              <w:t>-0.11</w:t>
             </w:r>
           </w:p>
         </w:tc>
@@ -1122,7 +1122,7 @@
                 <w:b w:val="0"/>
                 <w:sz w:val="16"/>
               </w:rPr>
-              <w:t>163.63</w:t>
+              <w:t>163.73</w:t>
             </w:r>
           </w:p>
         </w:tc>
@@ -1152,7 +1152,7 @@
                 <w:b w:val="0"/>
                 <w:sz w:val="16"/>
               </w:rPr>
-              <w:t>179.46</w:t>
+              <w:t>167.00</w:t>
             </w:r>
           </w:p>
         </w:tc>
@@ -1167,7 +1167,7 @@
                 <w:b w:val="0"/>
                 <w:sz w:val="16"/>
               </w:rPr>
-              <w:t>15.4</w:t>
+              <w:t>3.5</w:t>
             </w:r>
           </w:p>
         </w:tc>
@@ -1182,7 +1182,7 @@
                 <w:b w:val="0"/>
                 <w:sz w:val="16"/>
               </w:rPr>
-              <w:t>+0.13</w:t>
+              <w:t>+0.10</w:t>
             </w:r>
           </w:p>
         </w:tc>
@@ -1214,7 +1214,7 @@
                 <w:b w:val="0"/>
                 <w:sz w:val="16"/>
               </w:rPr>
-              <w:t>85.86</w:t>
+              <w:t>85.87</w:t>
             </w:r>
           </w:p>
         </w:tc>
@@ -1259,7 +1259,7 @@
                 <w:b w:val="0"/>
                 <w:sz w:val="16"/>
               </w:rPr>
-              <w:t>2.7</w:t>
+              <w:t>16.3</w:t>
             </w:r>
           </w:p>
         </w:tc>
@@ -1274,7 +1274,7 @@
                 <w:b w:val="0"/>
                 <w:sz w:val="16"/>
               </w:rPr>
-              <w:t>+0.02</w:t>
+              <w:t>+0.01</w:t>
             </w:r>
           </w:p>
         </w:tc>
@@ -1297,7 +1297,7 @@
           <w:rFonts w:ascii="Arial" w:hAnsi="Arial"/>
           <w:sz w:val="19"/>
         </w:rPr>
-        <w:t>Samaria registra 11.84 m y González/Carrizal 3.34 m. El gasto de Peñitas no debe equipararse automáticamente con el gasto que llega a cada brazo: deben incorporarse Platanar y otras aportaciones de cuenca libre y considerar la distribución hidráulica posterior. Como referencia operativa se conserva aproximadamente 70 % hacia Samaria y 30 % hacia Carrizal, sujeta a condiciones hidráulicas y a la operación de El Macayo.</w:t>
+        <w:t>Samaria registra 11.79 m y González/Carrizal 3.38 m. El gasto de Peñitas no debe equipararse automáticamente con el gasto que llega a cada brazo: deben incorporarse Platanar y otras aportaciones de cuenca libre y considerar la distribución hidráulica posterior. Como referencia operativa se conserva aproximadamente 70 % hacia Samaria y 30 % hacia Carrizal, sujeta a condiciones hidráulicas y a la operación de El Macayo.</w:t>
       </w:r>
     </w:p>
     <w:tbl>
@@ -1432,7 +1432,7 @@
                 <w:b w:val="0"/>
                 <w:sz w:val="16"/>
               </w:rPr>
-              <w:t>11.84 m</w:t>
+              <w:t>11.79 m</w:t>
             </w:r>
           </w:p>
         </w:tc>
@@ -1479,7 +1479,7 @@
                 <w:b w:val="0"/>
                 <w:sz w:val="16"/>
               </w:rPr>
-              <w:t>González 3.34 m</w:t>
+              <w:t>González 3.38 m</w:t>
             </w:r>
           </w:p>
         </w:tc>
@@ -1953,7 +1953,7 @@
           <w:rFonts w:ascii="Arial" w:hAnsi="Arial"/>
           <w:sz w:val="19"/>
         </w:rPr>
-        <w:t>El diagnóstico integrado del corte de las 16:37 h se mantiene condicionado por la evolución conjunta de Guatemala–Usumacinta–Boca del Cerro, Ríos Serranos–Pichucalco–Grijalva bajo, la cascada de presas y Peñitas/cuenca libre–Mezcalapa–Samaria–Carrizal. Ningún componente debe interpretarse de manera aislada. La señal operativa debe escalar únicamente cuando coincidan magnitud, persistencia y respuesta observada.</w:t>
+        <w:t>El diagnóstico integrado del corte de las 15:22 h se mantiene condicionado por la evolución conjunta de Guatemala–Usumacinta–Boca del Cerro, Ríos Serranos–Pichucalco–Grijalva bajo, la cascada de presas y Peñitas/cuenca libre–Mezcalapa–Samaria–Carrizal. Ningún componente debe interpretarse de manera aislada. La señal operativa debe escalar únicamente cuando coincidan magnitud, persistencia y respuesta observada.</w:t>
       </w:r>
     </w:p>
     <w:p>
@@ -2059,7 +2059,7 @@
           <w:rFonts w:ascii="Arial" w:hAnsi="Arial"/>
           <w:sz w:val="19"/>
         </w:rPr>
-        <w:t>WeatherLink: MAYA BERRIOZABAL PCIVILCHIAPAS 179.3 mm/24 h</w:t>
+        <w:t>WeatherLink: MAYA BERRIOZABAL PCIVILCHIAPAS 72.1 mm/24 h</w:t>
       </w:r>
     </w:p>
     <w:p>
@@ -2071,7 +2071,7 @@
           <w:rFonts w:ascii="Arial" w:hAnsi="Arial"/>
           <w:sz w:val="19"/>
         </w:rPr>
-        <w:t>WeatherLink: BERRIOZÁBAL PCIVILCHIAPAS 58.2 mm/24 h</w:t>
+        <w:t>WeatherLink: AMATÁN PCIVILCHIAPAS 50.0 mm/24 h</w:t>
       </w:r>
     </w:p>
     <w:p>
@@ -2083,7 +2083,7 @@
           <w:rFonts w:ascii="Arial" w:hAnsi="Arial"/>
           <w:sz w:val="19"/>
         </w:rPr>
-        <w:t>WeatherLink: OSTUACÁN PCIVILCHIAPAS 26.7 mm/24 h</w:t>
+        <w:t>WeatherLink: PALENQUE PCIVILCHIAPAS 27.7 mm/24 h</w:t>
       </w:r>
     </w:p>
     <w:p>
@@ -2095,7 +2095,7 @@
           <w:rFonts w:ascii="Arial" w:hAnsi="Arial"/>
           <w:sz w:val="19"/>
         </w:rPr>
-        <w:t>WeatherLink: ASUR Villahermosa 24.6 mm/24 h</w:t>
+        <w:t>WeatherLink: La Pampa 10.9 mm/24 h</w:t>
       </w:r>
     </w:p>
     <w:p>
@@ -2107,7 +2107,7 @@
           <w:rFonts w:ascii="Arial" w:hAnsi="Arial"/>
           <w:sz w:val="19"/>
         </w:rPr>
-        <w:t>WeatherLink: Urrutia 18.0 mm/24 h</w:t>
+        <w:t>WeatherLink: Urrutia 10.4 mm/24 h</w:t>
       </w:r>
     </w:p>
     <w:p>
@@ -2119,7 +2119,7 @@
           <w:rFonts w:ascii="Arial" w:hAnsi="Arial"/>
           <w:sz w:val="19"/>
         </w:rPr>
-        <w:t>CONAGUA: PLATANAR 105.6 mm/24 h</w:t>
+        <w:t>CONAGUA: SAN PEDRO 38.7 mm/24 h</w:t>
       </w:r>
     </w:p>
     <w:p>
@@ -2131,7 +2131,7 @@
           <w:rFonts w:ascii="Arial" w:hAnsi="Arial"/>
           <w:sz w:val="19"/>
         </w:rPr>
-        <w:t>CONAGUA: CHAPULTENANGO 75.4 mm/24 h</w:t>
+        <w:t>CONAGUA: OXOLOTÁN 38.0 mm/24 h</w:t>
       </w:r>
     </w:p>
     <w:p>
@@ -2143,7 +2143,7 @@
           <w:rFonts w:ascii="Arial" w:hAnsi="Arial"/>
           <w:sz w:val="19"/>
         </w:rPr>
-        <w:t>CONAGUA: SALTO DE AGUA 41.5 mm/24 h</w:t>
+        <w:t>CONAGUA: PEÑITAS 16.3 mm/24 h</w:t>
       </w:r>
     </w:p>
     <w:p>
@@ -2155,7 +2155,7 @@
           <w:rFonts w:ascii="Arial" w:hAnsi="Arial"/>
           <w:sz w:val="19"/>
         </w:rPr>
-        <w:t>CONAGUA: SAN JOAQUÍN 28.9 mm/24 h</w:t>
+        <w:t>CONAGUA: PLATANAR 15.0 mm/24 h</w:t>
       </w:r>
     </w:p>
     <w:p>
@@ -2167,7 +2167,7 @@
           <w:rFonts w:ascii="Arial" w:hAnsi="Arial"/>
           <w:sz w:val="19"/>
         </w:rPr>
-        <w:t>CONAGUA: TAPIJULAPA 17.0 mm/24 h</w:t>
+        <w:t>CONAGUA: SAN PEDRO NICHTACULUM 7.9 mm/24 h</w:t>
       </w:r>
     </w:p>
     <w:p>
@@ -2282,7 +2282,7 @@
                 <w:b w:val="0"/>
                 <w:sz w:val="16"/>
               </w:rPr>
-              <w:t>2026-09-28T08:18:50-06:00</w:t>
+              <w:t>2026-09-29T08:09:57-06:00</w:t>
             </w:r>
           </w:p>
         </w:tc>
@@ -2297,7 +2297,7 @@
                 <w:b w:val="0"/>
                 <w:sz w:val="16"/>
               </w:rPr>
-              <w:t>2026-09-28T16:31:51.143510-06:00</w:t>
+              <w:t>2026-09-29T15:07:10.041133-06:00</w:t>
             </w:r>
           </w:p>
         </w:tc>
@@ -2344,7 +2344,7 @@
                 <w:b w:val="0"/>
                 <w:sz w:val="16"/>
               </w:rPr>
-              <w:t>2026-09-28T10:26:52-06:00</w:t>
+              <w:t>2026-09-29T10:14:48-06:00</w:t>
             </w:r>
           </w:p>
         </w:tc>
@@ -2359,7 +2359,7 @@
                 <w:b w:val="0"/>
                 <w:sz w:val="16"/>
               </w:rPr>
-              <w:t>2026-09-28T16:31:51.143510-06:00</w:t>
+              <w:t>2026-09-29T15:07:10.041133-06:00</w:t>
             </w:r>
           </w:p>
         </w:tc>
@@ -2501,7 +2501,7 @@
           <w:rFonts w:ascii="Arial" w:hAnsi="Arial"/>
           <w:sz w:val="19"/>
         </w:rPr>
-        <w:t>El Porvenir–La Pasión: nivel s/d · caudal s/d.</w:t>
+        <w:t>El Porvenir–La Pasión: nivel 3.69 m · caudal 579.73 m³/s.</w:t>
       </w:r>
     </w:p>
     <w:p>
@@ -2513,7 +2513,7 @@
           <w:rFonts w:ascii="Arial" w:hAnsi="Arial"/>
           <w:sz w:val="19"/>
         </w:rPr>
-        <w:t>El Tigre–Usumacinta: no publicado en el BHVGM actual. Último antecedente oficial: 28/09/2026 08:00 h, nivel 8.94 m · caudal 2395.57 m³/s. Antecedente informativo: no sustituye el dato actual, no genera tendencia y no gobierna semáforo.</w:t>
+        <w:t>El Tigre–Usumacinta: nivel 9.41 m · caudal 2599.91 m³/s.</w:t>
       </w:r>
     </w:p>
     <w:p>
@@ -2525,7 +2525,7 @@
           <w:rFonts w:ascii="Arial" w:hAnsi="Arial"/>
           <w:sz w:val="19"/>
         </w:rPr>
-        <w:t>Cadena de seguimiento en Tabasco: Boca del Cerro: 15.65 m · Δ24 h +0.20 m → Balancán: s/d → Emiliano Zapata: s/d → Jonuta: s/d → Centla/Tres Brazos: s/d.</w:t>
+        <w:t>Cadena de seguimiento en Tabasco: Boca del Cerro: 15.50 m · Δ24 h -0.15 m → Balancán: s/d → Emiliano Zapata: s/d → Jonuta: s/d → Centla/Tres Brazos: s/d.</w:t>
       </w:r>
     </w:p>
     <w:p>
@@ -2537,7 +2537,7 @@
           <w:rFonts w:ascii="Arial" w:hAnsi="Arial"/>
           <w:sz w:val="19"/>
         </w:rPr>
-        <w:t>Evolución El Tigre: Δ nivel -0.270 m en 12.0 h; tendencia disminuyendo.</w:t>
+        <w:t>Evolución El Tigre: Δ nivel +0.620 m en 12.0 h; tendencia incrementando.</w:t>
       </w:r>
     </w:p>
     <w:p>

--- a/data/analysis/Reportes/Analisis_Hidrometeorologico_Ultimo.docx
+++ b/data/analysis/Reportes/Analisis_Hidrometeorologico_Ultimo.docx
@@ -35,7 +35,7 @@
           <w:rFonts w:ascii="Arial" w:hAnsi="Arial"/>
           <w:sz w:val="19"/>
         </w:rPr>
-        <w:t>CORTE: 2026-09-29 15:22</w:t>
+        <w:t>CORTE: 2026-09-29 15:27</w:t>
       </w:r>
     </w:p>
     <w:p>
@@ -75,7 +75,7 @@
           <w:rFonts w:ascii="Arial" w:hAnsi="Arial"/>
           <w:sz w:val="19"/>
         </w:rPr>
-        <w:t>Al corte de las 15:22 h, la lectura debe mantenerse integrada y no por cuencas aisladas. La señal hidrométrica más reciente tiene como referencia principal el corte vigente de niveles y la lluvia observada/prevista sobre Guatemala, Chiapas y Tabasco. El mayor cambio de 24 h entre estaciones observadas es Salto de Agua +1.29 m/24 h. La prioridad operativa es confirmar cualquier cambio de escenario con coincidencia de lluvia, saturación, niveles, caudales y operación de presas; el pronóstico por sí solo no constituye una creciente confirmada.</w:t>
+        <w:t>Al corte de las 15:27 h, la lectura debe mantenerse integrada y no por cuencas aisladas. La señal hidrométrica más reciente tiene como referencia principal el corte vigente de niveles y la lluvia observada/prevista sobre Guatemala, Chiapas y Tabasco. El mayor cambio de 24 h entre estaciones observadas es Salto de Agua +1.29 m/24 h. La prioridad operativa es confirmar cualquier cambio de escenario con coincidencia de lluvia, saturación, niveles, caudales y operación de presas; el pronóstico por sí solo no constituye una creciente confirmada.</w:t>
       </w:r>
     </w:p>
     <w:p>
@@ -1953,7 +1953,7 @@
           <w:rFonts w:ascii="Arial" w:hAnsi="Arial"/>
           <w:sz w:val="19"/>
         </w:rPr>
-        <w:t>El diagnóstico integrado del corte de las 15:22 h se mantiene condicionado por la evolución conjunta de Guatemala–Usumacinta–Boca del Cerro, Ríos Serranos–Pichucalco–Grijalva bajo, la cascada de presas y Peñitas/cuenca libre–Mezcalapa–Samaria–Carrizal. Ningún componente debe interpretarse de manera aislada. La señal operativa debe escalar únicamente cuando coincidan magnitud, persistencia y respuesta observada.</w:t>
+        <w:t>El diagnóstico integrado del corte de las 15:27 h se mantiene condicionado por la evolución conjunta de Guatemala–Usumacinta–Boca del Cerro, Ríos Serranos–Pichucalco–Grijalva bajo, la cascada de presas y Peñitas/cuenca libre–Mezcalapa–Samaria–Carrizal. Ningún componente debe interpretarse de manera aislada. La señal operativa debe escalar únicamente cuando coincidan magnitud, persistencia y respuesta observada.</w:t>
       </w:r>
     </w:p>
     <w:p>
@@ -2297,7 +2297,7 @@
                 <w:b w:val="0"/>
                 <w:sz w:val="16"/>
               </w:rPr>
-              <w:t>2026-09-29T15:07:10.041133-06:00</w:t>
+              <w:t>2026-09-29T15:23:10.626236-06:00</w:t>
             </w:r>
           </w:p>
         </w:tc>
@@ -2359,7 +2359,7 @@
                 <w:b w:val="0"/>
                 <w:sz w:val="16"/>
               </w:rPr>
-              <w:t>2026-09-29T15:07:10.041133-06:00</w:t>
+              <w:t>2026-09-29T15:23:10.626236-06:00</w:t>
             </w:r>
           </w:p>
         </w:tc>

--- a/data/analysis/Reportes/Analisis_Hidrometeorologico_Ultimo.docx
+++ b/data/analysis/Reportes/Analisis_Hidrometeorologico_Ultimo.docx
@@ -35,7 +35,7 @@
           <w:rFonts w:ascii="Arial" w:hAnsi="Arial"/>
           <w:sz w:val="19"/>
         </w:rPr>
-        <w:t>CORTE: 2026-09-29 15:27</w:t>
+        <w:t>CORTE: 2026-09-29 15:31</w:t>
       </w:r>
     </w:p>
     <w:p>
@@ -75,7 +75,7 @@
           <w:rFonts w:ascii="Arial" w:hAnsi="Arial"/>
           <w:sz w:val="19"/>
         </w:rPr>
-        <w:t>Al corte de las 15:27 h, la lectura debe mantenerse integrada y no por cuencas aisladas. La señal hidrométrica más reciente tiene como referencia principal el corte vigente de niveles y la lluvia observada/prevista sobre Guatemala, Chiapas y Tabasco. El mayor cambio de 24 h entre estaciones observadas es Salto de Agua +1.29 m/24 h. La prioridad operativa es confirmar cualquier cambio de escenario con coincidencia de lluvia, saturación, niveles, caudales y operación de presas; el pronóstico por sí solo no constituye una creciente confirmada.</w:t>
+        <w:t>Al corte de las 15:31 h, la lectura debe mantenerse integrada y no por cuencas aisladas. La señal hidrométrica más reciente tiene como referencia principal el corte vigente de niveles y la lluvia observada/prevista sobre Guatemala, Chiapas y Tabasco. El mayor cambio de 24 h entre estaciones observadas es Salto de Agua +1.29 m/24 h. La prioridad operativa es confirmar cualquier cambio de escenario con coincidencia de lluvia, saturación, niveles, caudales y operación de presas; el pronóstico por sí solo no constituye una creciente confirmada.</w:t>
       </w:r>
     </w:p>
     <w:p>
@@ -1953,7 +1953,7 @@
           <w:rFonts w:ascii="Arial" w:hAnsi="Arial"/>
           <w:sz w:val="19"/>
         </w:rPr>
-        <w:t>El diagnóstico integrado del corte de las 15:27 h se mantiene condicionado por la evolución conjunta de Guatemala–Usumacinta–Boca del Cerro, Ríos Serranos–Pichucalco–Grijalva bajo, la cascada de presas y Peñitas/cuenca libre–Mezcalapa–Samaria–Carrizal. Ningún componente debe interpretarse de manera aislada. La señal operativa debe escalar únicamente cuando coincidan magnitud, persistencia y respuesta observada.</w:t>
+        <w:t>El diagnóstico integrado del corte de las 15:31 h se mantiene condicionado por la evolución conjunta de Guatemala–Usumacinta–Boca del Cerro, Ríos Serranos–Pichucalco–Grijalva bajo, la cascada de presas y Peñitas/cuenca libre–Mezcalapa–Samaria–Carrizal. Ningún componente debe interpretarse de manera aislada. La señal operativa debe escalar únicamente cuando coincidan magnitud, persistencia y respuesta observada.</w:t>
       </w:r>
     </w:p>
     <w:p>

--- a/data/analysis/Reportes/Analisis_Hidrometeorologico_Ultimo.docx
+++ b/data/analysis/Reportes/Analisis_Hidrometeorologico_Ultimo.docx
@@ -35,7 +35,7 @@
           <w:rFonts w:ascii="Arial" w:hAnsi="Arial"/>
           <w:sz w:val="19"/>
         </w:rPr>
-        <w:t>CORTE: 2026-09-29 15:31</w:t>
+        <w:t>CORTE: 2026-10-01 15:46</w:t>
       </w:r>
     </w:p>
     <w:p>
@@ -55,7 +55,7 @@
           <w:rFonts w:ascii="Arial" w:hAnsi="Arial"/>
           <w:sz w:val="19"/>
         </w:rPr>
-        <w:t>Grijalva–Usumacinta • Ríos Serranos • Sistema de Presas • Samaria–Carrizal y corrientes asociadas Actualización: 29 de septiembre de 2026</w:t>
+        <w:t>Grijalva–Usumacinta • Ríos Serranos • Sistema de Presas • Samaria–Carrizal y corrientes asociadas Actualización: 01 de October de 2026</w:t>
       </w:r>
     </w:p>
     <w:p>
@@ -75,7 +75,7 @@
           <w:rFonts w:ascii="Arial" w:hAnsi="Arial"/>
           <w:sz w:val="19"/>
         </w:rPr>
-        <w:t>Al corte de las 15:31 h, la lectura debe mantenerse integrada y no por cuencas aisladas. La señal hidrométrica más reciente tiene como referencia principal el corte vigente de niveles y la lluvia observada/prevista sobre Guatemala, Chiapas y Tabasco. El mayor cambio de 24 h entre estaciones observadas es Salto de Agua +1.29 m/24 h. La prioridad operativa es confirmar cualquier cambio de escenario con coincidencia de lluvia, saturación, niveles, caudales y operación de presas; el pronóstico por sí solo no constituye una creciente confirmada.</w:t>
+        <w:t>Al corte de las 15:46 h, la lectura debe mantenerse integrada y no por cuencas aisladas. La señal hidrométrica más reciente tiene como referencia principal el corte vigente de niveles y la lluvia observada/prevista sobre Guatemala, Chiapas y Tabasco. El mayor cambio de 24 h entre estaciones observadas es Oxolotán +0.59 m/24 h. La prioridad operativa es confirmar cualquier cambio de escenario con coincidencia de lluvia, saturación, niveles, caudales y operación de presas; el pronóstico por sí solo no constituye una creciente confirmada.</w:t>
       </w:r>
     </w:p>
     <w:p>
@@ -315,7 +315,7 @@
           <w:rFonts w:ascii="Arial" w:hAnsi="Arial"/>
           <w:sz w:val="19"/>
         </w:rPr>
-        <w:t>Boca del Cerro registra 15.50 m, con variación de 24 h -0.15 m. En la cuenca alta de Guatemala, El Tigre reporta 9.41 m y 2599.9 m³/s; El Porvenir/La Pasión 3.69 m y 579.7 m³/s. La secuencia de vigilancia se mantiene Guatemala → Lacantún → Boca del Cerro/Tenosique → Balancán → Emiliano Zapata → Jonuta → Centla. Pronóstico SMN para Usumacinta: 0-24 h: 50 a 75 mm; 24-48 h: 50 a 75 mm; 48-72 h: 50 a 75 mm; 72-96 h: 50 a 75 mm.</w:t>
+        <w:t>Boca del Cerro registra 15.77 m, con variación de 24 h -0.03 m. En la cuenca alta de Guatemala, El Tigre reporta 8.98 m y 2413.0 m³/s; El Porvenir/La Pasión 3.80 m y 612.6 m³/s. La secuencia de vigilancia se mantiene Guatemala → Boca del Cerro/Tenosique → Balancán → Emiliano Zapata → Jonuta → Centla. Pronóstico SMN para Usumacinta: 0-24 h: 50 a 75 mm; 24-48 h: 25 a 50 mm; 48-72 h: 750 a 150 mm; 72-96 h: 25 a 50 mm.</w:t>
       </w:r>
     </w:p>
     <w:tbl>
@@ -403,7 +403,7 @@
                 <w:b w:val="0"/>
                 <w:sz w:val="16"/>
               </w:rPr>
-              <w:t>9.41 m; 2599.9 m³/s</w:t>
+              <w:t>8.98 m; 2413.0 m³/s</w:t>
             </w:r>
           </w:p>
         </w:tc>
@@ -435,53 +435,6 @@
                 <w:b w:val="0"/>
                 <w:sz w:val="16"/>
               </w:rPr>
-              <w:t>Lacantún (BHG21, Ocosingo)</w:t>
-            </w:r>
-          </w:p>
-        </w:tc>
-        <w:tc>
-          <w:tcPr>
-            <w:tcW w:type="dxa" w:w="3504"/>
-          </w:tcPr>
-          <w:p>
-            <w:r>
-              <w:rPr>
-                <w:rFonts w:ascii="Arial" w:hAnsi="Arial"/>
-                <w:b w:val="0"/>
-                <w:sz w:val="16"/>
-              </w:rPr>
-              <w:t>138.33 m; 274.45 m³/s; lluvia 24 h 0.0 mm</w:t>
-            </w:r>
-          </w:p>
-        </w:tc>
-        <w:tc>
-          <w:tcPr>
-            <w:tcW w:type="dxa" w:w="3504"/>
-          </w:tcPr>
-          <w:p>
-            <w:r>
-              <w:rPr>
-                <w:rFonts w:ascii="Arial" w:hAnsi="Arial"/>
-                <w:b w:val="0"/>
-                <w:sz w:val="16"/>
-              </w:rPr>
-              <w:t>Aporte de cuenca alta antes de Boca del Cerro; valorar su tendencia junto con Guatemala y la respuesta posterior en Tenosique.</w:t>
-            </w:r>
-          </w:p>
-        </w:tc>
-      </w:tr>
-      <w:tr>
-        <w:tc>
-          <w:tcPr>
-            <w:tcW w:type="dxa" w:w="3504"/>
-          </w:tcPr>
-          <w:p>
-            <w:r>
-              <w:rPr>
-                <w:rFonts w:ascii="Arial" w:hAnsi="Arial"/>
-                <w:b w:val="0"/>
-                <w:sz w:val="16"/>
-              </w:rPr>
               <w:t>Boca del Cerro</w:t>
             </w:r>
           </w:p>
@@ -497,7 +450,7 @@
                 <w:b w:val="0"/>
                 <w:sz w:val="16"/>
               </w:rPr>
-              <w:t>15.50 m; Δ24 h -0.15 m</w:t>
+              <w:t>15.77 m; Δ24 h -0.03 m</w:t>
             </w:r>
           </w:p>
         </w:tc>
@@ -535,7 +488,7 @@
           <w:rFonts w:ascii="Arial" w:hAnsi="Arial"/>
           <w:sz w:val="19"/>
         </w:rPr>
-        <w:t>Los Ríos Serranos tienen respuesta más rápida que el Usumacinta. Oxolotán 35.28 m, Tapijulapa 17.00 m, Teapa 34.16 m y Puyacatengo 25.10 m. Deben vigilarse primero lluvia horaria y estaciones aguas arriba antes de esperar una respuesta en el Grijalva de Villahermosa. Pronóstico SMN Bajo Grijalva–Ríos de la Sierra: 0-24 h: 50 a 75 mm; 24-48 h: 50 a 75 mm; 48-72 h: 25 a 50 mm; 72-96 h: 50 a 75 mm.</w:t>
+        <w:t>Los Ríos Serranos tienen respuesta más rápida que el Usumacinta. Oxolotán 35.30 m, Tapijulapa 16.63 m, Teapa 33.80 m y Puyacatengo 24.91 m. Deben vigilarse primero lluvia horaria y estaciones aguas arriba antes de esperar una respuesta en el Grijalva de Villahermosa. Pronóstico SMN Bajo Grijalva–Ríos de la Sierra: 0-24 h: 25 a 50 mm; 24-48 h: 25 a 50 mm; 48-72 h: 75 a 150 mm; 72-96 h: 75 a 150 mm.</w:t>
       </w:r>
     </w:p>
     <w:tbl>
@@ -764,7 +717,7 @@
                 <w:b w:val="0"/>
                 <w:sz w:val="16"/>
               </w:rPr>
-              <w:t>Salto de Agua 6.19 m; Macuspana 5.26 m</w:t>
+              <w:t>Salto de Agua 3.62 m; Macuspana 3.67 m</w:t>
             </w:r>
           </w:p>
         </w:tc>
@@ -938,7 +891,7 @@
                 <w:b w:val="0"/>
                 <w:sz w:val="16"/>
               </w:rPr>
-              <w:t>516.65</w:t>
+              <w:t>516.69</w:t>
             </w:r>
           </w:p>
         </w:tc>
@@ -968,7 +921,7 @@
                 <w:b w:val="0"/>
                 <w:sz w:val="16"/>
               </w:rPr>
-              <w:t>244.91</w:t>
+              <w:t>340.89</w:t>
             </w:r>
           </w:p>
         </w:tc>
@@ -983,7 +936,7 @@
                 <w:b w:val="0"/>
                 <w:sz w:val="16"/>
               </w:rPr>
-              <w:t>0.2</w:t>
+              <w:t>4.6</w:t>
             </w:r>
           </w:p>
         </w:tc>
@@ -998,7 +951,7 @@
                 <w:b w:val="0"/>
                 <w:sz w:val="16"/>
               </w:rPr>
-              <w:t>+0.13</w:t>
+              <w:t>+0.01</w:t>
             </w:r>
           </w:p>
         </w:tc>
@@ -1030,7 +983,7 @@
                 <w:b w:val="0"/>
                 <w:sz w:val="16"/>
               </w:rPr>
-              <w:t>391.21</w:t>
+              <w:t>391.40</w:t>
             </w:r>
           </w:p>
         </w:tc>
@@ -1060,7 +1013,7 @@
                 <w:b w:val="0"/>
                 <w:sz w:val="16"/>
               </w:rPr>
-              <w:t>319.81</w:t>
+              <w:t>412.18</w:t>
             </w:r>
           </w:p>
         </w:tc>
@@ -1075,7 +1028,7 @@
                 <w:b w:val="0"/>
                 <w:sz w:val="16"/>
               </w:rPr>
-              <w:t>0.0</w:t>
+              <w:t>3.9</w:t>
             </w:r>
           </w:p>
         </w:tc>
@@ -1090,7 +1043,7 @@
                 <w:b w:val="0"/>
                 <w:sz w:val="16"/>
               </w:rPr>
-              <w:t>-0.11</w:t>
+              <w:t>-0.01</w:t>
             </w:r>
           </w:p>
         </w:tc>
@@ -1122,7 +1075,7 @@
                 <w:b w:val="0"/>
                 <w:sz w:val="16"/>
               </w:rPr>
-              <w:t>163.73</w:t>
+              <w:t>163.83</w:t>
             </w:r>
           </w:p>
         </w:tc>
@@ -1152,7 +1105,7 @@
                 <w:b w:val="0"/>
                 <w:sz w:val="16"/>
               </w:rPr>
-              <w:t>167.00</w:t>
+              <w:t>360.67</w:t>
             </w:r>
           </w:p>
         </w:tc>
@@ -1167,7 +1120,7 @@
                 <w:b w:val="0"/>
                 <w:sz w:val="16"/>
               </w:rPr>
-              <w:t>3.5</w:t>
+              <w:t>10.5</w:t>
             </w:r>
           </w:p>
         </w:tc>
@@ -1182,7 +1135,7 @@
                 <w:b w:val="0"/>
                 <w:sz w:val="16"/>
               </w:rPr>
-              <w:t>+0.10</w:t>
+              <w:t>+0.09</w:t>
             </w:r>
           </w:p>
         </w:tc>
@@ -1214,7 +1167,7 @@
                 <w:b w:val="0"/>
                 <w:sz w:val="16"/>
               </w:rPr>
-              <w:t>85.87</w:t>
+              <w:t>85.84</w:t>
             </w:r>
           </w:p>
         </w:tc>
@@ -1229,7 +1182,7 @@
                 <w:b w:val="0"/>
                 <w:sz w:val="16"/>
               </w:rPr>
-              <w:t>83.00</w:t>
+              <w:t>82.00</w:t>
             </w:r>
           </w:p>
         </w:tc>
@@ -1244,7 +1197,7 @@
                 <w:b w:val="0"/>
                 <w:sz w:val="16"/>
               </w:rPr>
-              <w:t>330.00</w:t>
+              <w:t>420.42</w:t>
             </w:r>
           </w:p>
         </w:tc>
@@ -1259,7 +1212,7 @@
                 <w:b w:val="0"/>
                 <w:sz w:val="16"/>
               </w:rPr>
-              <w:t>16.3</w:t>
+              <w:t>2.7</w:t>
             </w:r>
           </w:p>
         </w:tc>
@@ -1274,7 +1227,7 @@
                 <w:b w:val="0"/>
                 <w:sz w:val="16"/>
               </w:rPr>
-              <w:t>+0.01</w:t>
+              <w:t>-0.11</w:t>
             </w:r>
           </w:p>
         </w:tc>
@@ -1297,7 +1250,7 @@
           <w:rFonts w:ascii="Arial" w:hAnsi="Arial"/>
           <w:sz w:val="19"/>
         </w:rPr>
-        <w:t>Samaria registra 11.79 m y González/Carrizal 3.38 m. El gasto de Peñitas no debe equipararse automáticamente con el gasto que llega a cada brazo: deben incorporarse Platanar y otras aportaciones de cuenca libre y considerar la distribución hidráulica posterior. Como referencia operativa se conserva aproximadamente 70 % hacia Samaria y 30 % hacia Carrizal, sujeta a condiciones hidráulicas y a la operación de El Macayo.</w:t>
+        <w:t>Samaria registra 11.96 m y González/Carrizal 3.40 m. El gasto de Peñitas no debe equipararse automáticamente con el gasto que llega a cada brazo: deben incorporarse Platanar y otras aportaciones de cuenca libre y considerar la distribución hidráulica posterior. Como referencia operativa se conserva aproximadamente 70 % hacia Samaria y 30 % hacia Carrizal, sujeta a condiciones hidráulicas y a la operación de El Macayo.</w:t>
       </w:r>
     </w:p>
     <w:tbl>
@@ -1432,7 +1385,7 @@
                 <w:b w:val="0"/>
                 <w:sz w:val="16"/>
               </w:rPr>
-              <w:t>11.79 m</w:t>
+              <w:t>11.96 m</w:t>
             </w:r>
           </w:p>
         </w:tc>
@@ -1479,7 +1432,7 @@
                 <w:b w:val="0"/>
                 <w:sz w:val="16"/>
               </w:rPr>
-              <w:t>González 3.38 m</w:t>
+              <w:t>González 3.40 m</w:t>
             </w:r>
           </w:p>
         </w:tc>
@@ -1953,7 +1906,7 @@
           <w:rFonts w:ascii="Arial" w:hAnsi="Arial"/>
           <w:sz w:val="19"/>
         </w:rPr>
-        <w:t>El diagnóstico integrado del corte de las 15:31 h se mantiene condicionado por la evolución conjunta de Guatemala–Usumacinta–Boca del Cerro, Ríos Serranos–Pichucalco–Grijalva bajo, la cascada de presas y Peñitas/cuenca libre–Mezcalapa–Samaria–Carrizal. Ningún componente debe interpretarse de manera aislada. La señal operativa debe escalar únicamente cuando coincidan magnitud, persistencia y respuesta observada.</w:t>
+        <w:t>El diagnóstico integrado del corte de las 15:46 h se mantiene condicionado por la evolución conjunta de Guatemala–Usumacinta–Boca del Cerro, Ríos Serranos–Pichucalco–Grijalva bajo, la cascada de presas y Peñitas/cuenca libre–Mezcalapa–Samaria–Carrizal. Ningún componente debe interpretarse de manera aislada. La señal operativa debe escalar únicamente cuando coincidan magnitud, persistencia y respuesta observada.</w:t>
       </w:r>
     </w:p>
     <w:p>
@@ -2059,7 +2012,7 @@
           <w:rFonts w:ascii="Arial" w:hAnsi="Arial"/>
           <w:sz w:val="19"/>
         </w:rPr>
-        <w:t>WeatherLink: MAYA BERRIOZABAL PCIVILCHIAPAS 72.1 mm/24 h</w:t>
+        <w:t>WeatherLink: IXHUATAN PCIVILCHIAPAS 6.1 mm/24 h</w:t>
       </w:r>
     </w:p>
     <w:p>
@@ -2071,7 +2024,7 @@
           <w:rFonts w:ascii="Arial" w:hAnsi="Arial"/>
           <w:sz w:val="19"/>
         </w:rPr>
-        <w:t>WeatherLink: AMATÁN PCIVILCHIAPAS 50.0 mm/24 h</w:t>
+        <w:t>WeatherLink: Cipat Chiapas 1.1 mm/24 h</w:t>
       </w:r>
     </w:p>
     <w:p>
@@ -2083,7 +2036,7 @@
           <w:rFonts w:ascii="Arial" w:hAnsi="Arial"/>
           <w:sz w:val="19"/>
         </w:rPr>
-        <w:t>WeatherLink: PALENQUE PCIVILCHIAPAS 27.7 mm/24 h</w:t>
+        <w:t>WeatherLink: PICHUCALCO PCIVILCHIAPAS 0.8 mm/24 h</w:t>
       </w:r>
     </w:p>
     <w:p>
@@ -2095,7 +2048,7 @@
           <w:rFonts w:ascii="Arial" w:hAnsi="Arial"/>
           <w:sz w:val="19"/>
         </w:rPr>
-        <w:t>WeatherLink: La Pampa 10.9 mm/24 h</w:t>
+        <w:t>WeatherLink: Urrutia 0.3 mm/24 h</w:t>
       </w:r>
     </w:p>
     <w:p>
@@ -2107,7 +2060,7 @@
           <w:rFonts w:ascii="Arial" w:hAnsi="Arial"/>
           <w:sz w:val="19"/>
         </w:rPr>
-        <w:t>WeatherLink: Urrutia 10.4 mm/24 h</w:t>
+        <w:t>WeatherLink: Yaxhá - INSIVUMEH PETEN 0.0 mm/24 h</w:t>
       </w:r>
     </w:p>
     <w:p>
@@ -2119,7 +2072,7 @@
           <w:rFonts w:ascii="Arial" w:hAnsi="Arial"/>
           <w:sz w:val="19"/>
         </w:rPr>
-        <w:t>CONAGUA: SAN PEDRO 38.7 mm/24 h</w:t>
+        <w:t>CONAGUA: SAN PEDRO NICHTACULUM 19.6 mm/24 h</w:t>
       </w:r>
     </w:p>
     <w:p>
@@ -2131,7 +2084,7 @@
           <w:rFonts w:ascii="Arial" w:hAnsi="Arial"/>
           <w:sz w:val="19"/>
         </w:rPr>
-        <w:t>CONAGUA: OXOLOTÁN 38.0 mm/24 h</w:t>
+        <w:t>CONAGUA: SAN PEDRO 11.0 mm/24 h</w:t>
       </w:r>
     </w:p>
     <w:p>
@@ -2143,7 +2096,7 @@
           <w:rFonts w:ascii="Arial" w:hAnsi="Arial"/>
           <w:sz w:val="19"/>
         </w:rPr>
-        <w:t>CONAGUA: PEÑITAS 16.3 mm/24 h</w:t>
+        <w:t>CONAGUA: PEÑITAS 2.7 mm/24 h</w:t>
       </w:r>
     </w:p>
     <w:p>
@@ -2155,7 +2108,7 @@
           <w:rFonts w:ascii="Arial" w:hAnsi="Arial"/>
           <w:sz w:val="19"/>
         </w:rPr>
-        <w:t>CONAGUA: PLATANAR 15.0 mm/24 h</w:t>
+        <w:t>CONAGUA: PUENTE TONALÁ 0.6 mm/24 h</w:t>
       </w:r>
     </w:p>
     <w:p>
@@ -2167,7 +2120,7 @@
           <w:rFonts w:ascii="Arial" w:hAnsi="Arial"/>
           <w:sz w:val="19"/>
         </w:rPr>
-        <w:t>CONAGUA: SAN PEDRO NICHTACULUM 7.9 mm/24 h</w:t>
+        <w:t>CONAGUA: BALANCÁN 0.4 mm/24 h</w:t>
       </w:r>
     </w:p>
     <w:p>
@@ -2282,7 +2235,7 @@
                 <w:b w:val="0"/>
                 <w:sz w:val="16"/>
               </w:rPr>
-              <w:t>2026-09-29T08:09:57-06:00</w:t>
+              <w:t>2026-10-01T08:35:25-06:00</w:t>
             </w:r>
           </w:p>
         </w:tc>
@@ -2297,7 +2250,7 @@
                 <w:b w:val="0"/>
                 <w:sz w:val="16"/>
               </w:rPr>
-              <w:t>2026-09-29T15:23:10.626236-06:00</w:t>
+              <w:t>2026-10-01T15:27:58.019868-06:00</w:t>
             </w:r>
           </w:p>
         </w:tc>
@@ -2344,7 +2297,7 @@
                 <w:b w:val="0"/>
                 <w:sz w:val="16"/>
               </w:rPr>
-              <w:t>2026-09-29T10:14:48-06:00</w:t>
+              <w:t>2026-10-01T09:46:32-06:00</w:t>
             </w:r>
           </w:p>
         </w:tc>
@@ -2359,7 +2312,7 @@
                 <w:b w:val="0"/>
                 <w:sz w:val="16"/>
               </w:rPr>
-              <w:t>2026-09-29T15:23:10.626236-06:00</w:t>
+              <w:t>2026-10-01T15:27:58.019868-06:00</w:t>
             </w:r>
           </w:p>
         </w:tc>
@@ -2501,7 +2454,7 @@
           <w:rFonts w:ascii="Arial" w:hAnsi="Arial"/>
           <w:sz w:val="19"/>
         </w:rPr>
-        <w:t>El Porvenir–La Pasión: nivel 3.69 m · caudal 579.73 m³/s.</w:t>
+        <w:t>El Porvenir–La Pasión: nivel 3.80 m · caudal 612.60 m³/s.</w:t>
       </w:r>
     </w:p>
     <w:p>
@@ -2513,7 +2466,7 @@
           <w:rFonts w:ascii="Arial" w:hAnsi="Arial"/>
           <w:sz w:val="19"/>
         </w:rPr>
-        <w:t>El Tigre–Usumacinta: nivel 9.41 m · caudal 2599.91 m³/s.</w:t>
+        <w:t>El Tigre–Usumacinta: nivel 8.98 m · caudal 2412.96 m³/s.</w:t>
       </w:r>
     </w:p>
     <w:p>
@@ -2525,7 +2478,7 @@
           <w:rFonts w:ascii="Arial" w:hAnsi="Arial"/>
           <w:sz w:val="19"/>
         </w:rPr>
-        <w:t>Cadena de seguimiento en Tabasco: Boca del Cerro: 15.50 m · Δ24 h -0.15 m → Balancán: s/d → Emiliano Zapata: s/d → Jonuta: s/d → Centla/Tres Brazos: s/d.</w:t>
+        <w:t>Cadena de seguimiento en Tabasco: Boca del Cerro: 15.77 m · Δ24 h -0.03 m → Balancán: s/d → Emiliano Zapata: s/d → Jonuta: s/d → Centla/Tres Brazos: s/d.</w:t>
       </w:r>
     </w:p>
     <w:p>
@@ -2537,7 +2490,7 @@
           <w:rFonts w:ascii="Arial" w:hAnsi="Arial"/>
           <w:sz w:val="19"/>
         </w:rPr>
-        <w:t>Evolución El Tigre: Δ nivel +0.620 m en 12.0 h; tendencia incrementando.</w:t>
+        <w:t>Evolución El Tigre: Δ nivel -0.230 m en 6.0 h; tendencia disminuyendo.</w:t>
       </w:r>
     </w:p>
     <w:p>

--- a/data/analysis/Reportes/Analisis_Hidrometeorologico_Ultimo.docx
+++ b/data/analysis/Reportes/Analisis_Hidrometeorologico_Ultimo.docx
@@ -35,7 +35,7 @@
           <w:rFonts w:ascii="Arial" w:hAnsi="Arial"/>
           <w:sz w:val="19"/>
         </w:rPr>
-        <w:t>CORTE: 2026-10-01 15:46</w:t>
+        <w:t>CORTE: 2026-10-01 15:52</w:t>
       </w:r>
     </w:p>
     <w:p>
@@ -75,7 +75,7 @@
           <w:rFonts w:ascii="Arial" w:hAnsi="Arial"/>
           <w:sz w:val="19"/>
         </w:rPr>
-        <w:t>Al corte de las 15:46 h, la lectura debe mantenerse integrada y no por cuencas aisladas. La señal hidrométrica más reciente tiene como referencia principal el corte vigente de niveles y la lluvia observada/prevista sobre Guatemala, Chiapas y Tabasco. El mayor cambio de 24 h entre estaciones observadas es Oxolotán +0.59 m/24 h. La prioridad operativa es confirmar cualquier cambio de escenario con coincidencia de lluvia, saturación, niveles, caudales y operación de presas; el pronóstico por sí solo no constituye una creciente confirmada.</w:t>
+        <w:t>Al corte de las 15:52 h, la lectura debe mantenerse integrada y no por cuencas aisladas. La señal hidrométrica más reciente tiene como referencia principal el corte vigente de niveles y la lluvia observada/prevista sobre Guatemala, Chiapas y Tabasco. El mayor cambio de 24 h entre estaciones observadas es Oxolotán +0.59 m/24 h. La prioridad operativa es confirmar cualquier cambio de escenario con coincidencia de lluvia, saturación, niveles, caudales y operación de presas; el pronóstico por sí solo no constituye una creciente confirmada.</w:t>
       </w:r>
     </w:p>
     <w:p>
@@ -1906,7 +1906,7 @@
           <w:rFonts w:ascii="Arial" w:hAnsi="Arial"/>
           <w:sz w:val="19"/>
         </w:rPr>
-        <w:t>El diagnóstico integrado del corte de las 15:46 h se mantiene condicionado por la evolución conjunta de Guatemala–Usumacinta–Boca del Cerro, Ríos Serranos–Pichucalco–Grijalva bajo, la cascada de presas y Peñitas/cuenca libre–Mezcalapa–Samaria–Carrizal. Ningún componente debe interpretarse de manera aislada. La señal operativa debe escalar únicamente cuando coincidan magnitud, persistencia y respuesta observada.</w:t>
+        <w:t>El diagnóstico integrado del corte de las 15:52 h se mantiene condicionado por la evolución conjunta de Guatemala–Usumacinta–Boca del Cerro, Ríos Serranos–Pichucalco–Grijalva bajo, la cascada de presas y Peñitas/cuenca libre–Mezcalapa–Samaria–Carrizal. Ningún componente debe interpretarse de manera aislada. La señal operativa debe escalar únicamente cuando coincidan magnitud, persistencia y respuesta observada.</w:t>
       </w:r>
     </w:p>
     <w:p>
@@ -2024,7 +2024,7 @@
           <w:rFonts w:ascii="Arial" w:hAnsi="Arial"/>
           <w:sz w:val="19"/>
         </w:rPr>
-        <w:t>WeatherLink: Cipat Chiapas 1.1 mm/24 h</w:t>
+        <w:t>WeatherLink: Cipat Chiapas 1.3 mm/24 h</w:t>
       </w:r>
     </w:p>
     <w:p>
@@ -2250,7 +2250,7 @@
                 <w:b w:val="0"/>
                 <w:sz w:val="16"/>
               </w:rPr>
-              <w:t>2026-10-01T15:27:58.019868-06:00</w:t>
+              <w:t>2026-10-01T15:47:54.214901-06:00</w:t>
             </w:r>
           </w:p>
         </w:tc>
@@ -2312,7 +2312,7 @@
                 <w:b w:val="0"/>
                 <w:sz w:val="16"/>
               </w:rPr>
-              <w:t>2026-10-01T15:27:58.019868-06:00</w:t>
+              <w:t>2026-10-01T15:47:54.214901-06:00</w:t>
             </w:r>
           </w:p>
         </w:tc>

--- a/data/analysis/Reportes/Analisis_Hidrometeorologico_Ultimo.docx
+++ b/data/analysis/Reportes/Analisis_Hidrometeorologico_Ultimo.docx
@@ -35,7 +35,7 @@
           <w:rFonts w:ascii="Arial" w:hAnsi="Arial"/>
           <w:sz w:val="19"/>
         </w:rPr>
-        <w:t>CORTE: 2026-10-01 15:52</w:t>
+        <w:t>CORTE: 2026-10-01 15:57</w:t>
       </w:r>
     </w:p>
     <w:p>
@@ -75,7 +75,7 @@
           <w:rFonts w:ascii="Arial" w:hAnsi="Arial"/>
           <w:sz w:val="19"/>
         </w:rPr>
-        <w:t>Al corte de las 15:52 h, la lectura debe mantenerse integrada y no por cuencas aisladas. La señal hidrométrica más reciente tiene como referencia principal el corte vigente de niveles y la lluvia observada/prevista sobre Guatemala, Chiapas y Tabasco. El mayor cambio de 24 h entre estaciones observadas es Oxolotán +0.59 m/24 h. La prioridad operativa es confirmar cualquier cambio de escenario con coincidencia de lluvia, saturación, niveles, caudales y operación de presas; el pronóstico por sí solo no constituye una creciente confirmada.</w:t>
+        <w:t>Al corte de las 15:57 h, la lectura debe mantenerse integrada y no por cuencas aisladas. La señal hidrométrica más reciente tiene como referencia principal el corte vigente de niveles y la lluvia observada/prevista sobre Guatemala, Chiapas y Tabasco. El mayor cambio de 24 h entre estaciones observadas es Oxolotán +0.59 m/24 h. La prioridad operativa es confirmar cualquier cambio de escenario con coincidencia de lluvia, saturación, niveles, caudales y operación de presas; el pronóstico por sí solo no constituye una creciente confirmada.</w:t>
       </w:r>
     </w:p>
     <w:p>
@@ -1906,7 +1906,7 @@
           <w:rFonts w:ascii="Arial" w:hAnsi="Arial"/>
           <w:sz w:val="19"/>
         </w:rPr>
-        <w:t>El diagnóstico integrado del corte de las 15:52 h se mantiene condicionado por la evolución conjunta de Guatemala–Usumacinta–Boca del Cerro, Ríos Serranos–Pichucalco–Grijalva bajo, la cascada de presas y Peñitas/cuenca libre–Mezcalapa–Samaria–Carrizal. Ningún componente debe interpretarse de manera aislada. La señal operativa debe escalar únicamente cuando coincidan magnitud, persistencia y respuesta observada.</w:t>
+        <w:t>El diagnóstico integrado del corte de las 15:57 h se mantiene condicionado por la evolución conjunta de Guatemala–Usumacinta–Boca del Cerro, Ríos Serranos–Pichucalco–Grijalva bajo, la cascada de presas y Peñitas/cuenca libre–Mezcalapa–Samaria–Carrizal. Ningún componente debe interpretarse de manera aislada. La señal operativa debe escalar únicamente cuando coincidan magnitud, persistencia y respuesta observada.</w:t>
       </w:r>
     </w:p>
     <w:p>

--- a/data/analysis/Reportes/Analisis_Hidrometeorologico_Ultimo.docx
+++ b/data/analysis/Reportes/Analisis_Hidrometeorologico_Ultimo.docx
@@ -35,7 +35,7 @@
           <w:rFonts w:ascii="Arial" w:hAnsi="Arial"/>
           <w:sz w:val="19"/>
         </w:rPr>
-        <w:t>CORTE: 2026-10-01 15:57</w:t>
+        <w:t>CORTE: 2026-10-02 15:17</w:t>
       </w:r>
     </w:p>
     <w:p>
@@ -55,7 +55,7 @@
           <w:rFonts w:ascii="Arial" w:hAnsi="Arial"/>
           <w:sz w:val="19"/>
         </w:rPr>
-        <w:t>Grijalva–Usumacinta • Ríos Serranos • Sistema de Presas • Samaria–Carrizal y corrientes asociadas Actualización: 01 de October de 2026</w:t>
+        <w:t>Grijalva–Usumacinta • Ríos Serranos • Sistema de Presas • Samaria–Carrizal y corrientes asociadas Actualización: 02 de October de 2026</w:t>
       </w:r>
     </w:p>
     <w:p>
@@ -75,7 +75,7 @@
           <w:rFonts w:ascii="Arial" w:hAnsi="Arial"/>
           <w:sz w:val="19"/>
         </w:rPr>
-        <w:t>Al corte de las 15:57 h, la lectura debe mantenerse integrada y no por cuencas aisladas. La señal hidrométrica más reciente tiene como referencia principal el corte vigente de niveles y la lluvia observada/prevista sobre Guatemala, Chiapas y Tabasco. El mayor cambio de 24 h entre estaciones observadas es Oxolotán +0.59 m/24 h. La prioridad operativa es confirmar cualquier cambio de escenario con coincidencia de lluvia, saturación, niveles, caudales y operación de presas; el pronóstico por sí solo no constituye una creciente confirmada.</w:t>
+        <w:t>Al corte de las 15:17 h, la lectura debe mantenerse integrada y no por cuencas aisladas. La señal hidrométrica más reciente tiene como referencia principal el corte vigente de niveles y la lluvia observada/prevista sobre Guatemala, Chiapas y Tabasco. El mayor cambio de 24 h entre estaciones observadas es San Joaquín +0.46 m/24 h. La prioridad operativa es confirmar cualquier cambio de escenario con coincidencia de lluvia, saturación, niveles, caudales y operación de presas; el pronóstico por sí solo no constituye una creciente confirmada.</w:t>
       </w:r>
     </w:p>
     <w:p>
@@ -315,7 +315,7 @@
           <w:rFonts w:ascii="Arial" w:hAnsi="Arial"/>
           <w:sz w:val="19"/>
         </w:rPr>
-        <w:t>Boca del Cerro registra 15.77 m, con variación de 24 h -0.03 m. En la cuenca alta de Guatemala, El Tigre reporta 8.98 m y 2413.0 m³/s; El Porvenir/La Pasión 3.80 m y 612.6 m³/s. La secuencia de vigilancia se mantiene Guatemala → Boca del Cerro/Tenosique → Balancán → Emiliano Zapata → Jonuta → Centla. Pronóstico SMN para Usumacinta: 0-24 h: 50 a 75 mm; 24-48 h: 25 a 50 mm; 48-72 h: 750 a 150 mm; 72-96 h: 25 a 50 mm.</w:t>
+        <w:t>Boca del Cerro registra 15.64 m, con variación de 24 h -0.13 m. En la cuenca alta de Guatemala, El Tigre reporta 8.72 m y 2299.9 m³/s; El Porvenir/La Pasión 3.68 m y 576.8 m³/s. La secuencia de vigilancia se mantiene Guatemala → Boca del Cerro/Tenosique → Balancán → Emiliano Zapata → Jonuta → Centla. Pronóstico SMN para Usumacinta: 0-24 h: 75 a 150 mm; 24-48 h: 75 a 150 mm; 48-72 h: 750 a 150 mm; 72-96 h: 150 a 250 mm.</w:t>
       </w:r>
     </w:p>
     <w:tbl>
@@ -403,7 +403,7 @@
                 <w:b w:val="0"/>
                 <w:sz w:val="16"/>
               </w:rPr>
-              <w:t>8.98 m; 2413.0 m³/s</w:t>
+              <w:t>8.72 m; 2299.9 m³/s</w:t>
             </w:r>
           </w:p>
         </w:tc>
@@ -450,7 +450,7 @@
                 <w:b w:val="0"/>
                 <w:sz w:val="16"/>
               </w:rPr>
-              <w:t>15.77 m; Δ24 h -0.03 m</w:t>
+              <w:t>15.64 m; Δ24 h -0.13 m</w:t>
             </w:r>
           </w:p>
         </w:tc>
@@ -488,7 +488,7 @@
           <w:rFonts w:ascii="Arial" w:hAnsi="Arial"/>
           <w:sz w:val="19"/>
         </w:rPr>
-        <w:t>Los Ríos Serranos tienen respuesta más rápida que el Usumacinta. Oxolotán 35.30 m, Tapijulapa 16.63 m, Teapa 33.80 m y Puyacatengo 24.91 m. Deben vigilarse primero lluvia horaria y estaciones aguas arriba antes de esperar una respuesta en el Grijalva de Villahermosa. Pronóstico SMN Bajo Grijalva–Ríos de la Sierra: 0-24 h: 25 a 50 mm; 24-48 h: 25 a 50 mm; 48-72 h: 75 a 150 mm; 72-96 h: 75 a 150 mm.</w:t>
+        <w:t>Los Ríos Serranos tienen respuesta más rápida que el Usumacinta. Oxolotán 34.65 m, Tapijulapa 16.52 m, Teapa 33.79 m y Puyacatengo 25.07 m. Deben vigilarse primero lluvia horaria y estaciones aguas arriba antes de esperar una respuesta en el Grijalva de Villahermosa. Pronóstico SMN Bajo Grijalva–Ríos de la Sierra: 0-24 h: 75 a 150 mm; 24-48 h: 75 a 150 mm; 48-72 h: 75 a 150 mm; 72-96 h: 150 a 250 mm.</w:t>
       </w:r>
     </w:p>
     <w:tbl>
@@ -717,7 +717,7 @@
                 <w:b w:val="0"/>
                 <w:sz w:val="16"/>
               </w:rPr>
-              <w:t>Salto de Agua 3.62 m; Macuspana 3.67 m</w:t>
+              <w:t>Salto de Agua 3.22 m; Macuspana 3.00 m</w:t>
             </w:r>
           </w:p>
         </w:tc>
@@ -891,7 +891,7 @@
                 <w:b w:val="0"/>
                 <w:sz w:val="16"/>
               </w:rPr>
-              <w:t>516.69</w:t>
+              <w:t>516.66</w:t>
             </w:r>
           </w:p>
         </w:tc>
@@ -921,7 +921,7 @@
                 <w:b w:val="0"/>
                 <w:sz w:val="16"/>
               </w:rPr>
-              <w:t>340.89</w:t>
+              <w:t>302.04</w:t>
             </w:r>
           </w:p>
         </w:tc>
@@ -936,7 +936,99 @@
                 <w:b w:val="0"/>
                 <w:sz w:val="16"/>
               </w:rPr>
-              <w:t>4.6</w:t>
+              <w:t>0.3</w:t>
+            </w:r>
+          </w:p>
+        </w:tc>
+        <w:tc>
+          <w:tcPr>
+            <w:tcW w:type="dxa" w:w="1752"/>
+          </w:tcPr>
+          <w:p>
+            <w:r>
+              <w:rPr>
+                <w:rFonts w:ascii="Arial" w:hAnsi="Arial"/>
+                <w:b w:val="0"/>
+                <w:sz w:val="16"/>
+              </w:rPr>
+              <w:t>-0.03</w:t>
+            </w:r>
+          </w:p>
+        </w:tc>
+      </w:tr>
+      <w:tr>
+        <w:tc>
+          <w:tcPr>
+            <w:tcW w:type="dxa" w:w="1752"/>
+          </w:tcPr>
+          <w:p>
+            <w:r>
+              <w:rPr>
+                <w:rFonts w:ascii="Arial" w:hAnsi="Arial"/>
+                <w:b w:val="0"/>
+                <w:sz w:val="16"/>
+              </w:rPr>
+              <w:t>Chicoasén</w:t>
+            </w:r>
+          </w:p>
+        </w:tc>
+        <w:tc>
+          <w:tcPr>
+            <w:tcW w:type="dxa" w:w="1752"/>
+          </w:tcPr>
+          <w:p>
+            <w:r>
+              <w:rPr>
+                <w:rFonts w:ascii="Arial" w:hAnsi="Arial"/>
+                <w:b w:val="0"/>
+                <w:sz w:val="16"/>
+              </w:rPr>
+              <w:t>391.41</w:t>
+            </w:r>
+          </w:p>
+        </w:tc>
+        <w:tc>
+          <w:tcPr>
+            <w:tcW w:type="dxa" w:w="1752"/>
+          </w:tcPr>
+          <w:p>
+            <w:r>
+              <w:rPr>
+                <w:rFonts w:ascii="Arial" w:hAnsi="Arial"/>
+                <w:b w:val="0"/>
+                <w:sz w:val="16"/>
+              </w:rPr>
+              <w:t>97.00</w:t>
+            </w:r>
+          </w:p>
+        </w:tc>
+        <w:tc>
+          <w:tcPr>
+            <w:tcW w:type="dxa" w:w="1752"/>
+          </w:tcPr>
+          <w:p>
+            <w:r>
+              <w:rPr>
+                <w:rFonts w:ascii="Arial" w:hAnsi="Arial"/>
+                <w:b w:val="0"/>
+                <w:sz w:val="16"/>
+              </w:rPr>
+              <w:t>358.16</w:t>
+            </w:r>
+          </w:p>
+        </w:tc>
+        <w:tc>
+          <w:tcPr>
+            <w:tcW w:type="dxa" w:w="1752"/>
+          </w:tcPr>
+          <w:p>
+            <w:r>
+              <w:rPr>
+                <w:rFonts w:ascii="Arial" w:hAnsi="Arial"/>
+                <w:b w:val="0"/>
+                <w:sz w:val="16"/>
+              </w:rPr>
+              <w:t>2.3</w:t>
             </w:r>
           </w:p>
         </w:tc>
@@ -968,98 +1060,6 @@
                 <w:b w:val="0"/>
                 <w:sz w:val="16"/>
               </w:rPr>
-              <w:t>Chicoasén</w:t>
-            </w:r>
-          </w:p>
-        </w:tc>
-        <w:tc>
-          <w:tcPr>
-            <w:tcW w:type="dxa" w:w="1752"/>
-          </w:tcPr>
-          <w:p>
-            <w:r>
-              <w:rPr>
-                <w:rFonts w:ascii="Arial" w:hAnsi="Arial"/>
-                <w:b w:val="0"/>
-                <w:sz w:val="16"/>
-              </w:rPr>
-              <w:t>391.40</w:t>
-            </w:r>
-          </w:p>
-        </w:tc>
-        <w:tc>
-          <w:tcPr>
-            <w:tcW w:type="dxa" w:w="1752"/>
-          </w:tcPr>
-          <w:p>
-            <w:r>
-              <w:rPr>
-                <w:rFonts w:ascii="Arial" w:hAnsi="Arial"/>
-                <w:b w:val="0"/>
-                <w:sz w:val="16"/>
-              </w:rPr>
-              <w:t>97.00</w:t>
-            </w:r>
-          </w:p>
-        </w:tc>
-        <w:tc>
-          <w:tcPr>
-            <w:tcW w:type="dxa" w:w="1752"/>
-          </w:tcPr>
-          <w:p>
-            <w:r>
-              <w:rPr>
-                <w:rFonts w:ascii="Arial" w:hAnsi="Arial"/>
-                <w:b w:val="0"/>
-                <w:sz w:val="16"/>
-              </w:rPr>
-              <w:t>412.18</w:t>
-            </w:r>
-          </w:p>
-        </w:tc>
-        <w:tc>
-          <w:tcPr>
-            <w:tcW w:type="dxa" w:w="1752"/>
-          </w:tcPr>
-          <w:p>
-            <w:r>
-              <w:rPr>
-                <w:rFonts w:ascii="Arial" w:hAnsi="Arial"/>
-                <w:b w:val="0"/>
-                <w:sz w:val="16"/>
-              </w:rPr>
-              <w:t>3.9</w:t>
-            </w:r>
-          </w:p>
-        </w:tc>
-        <w:tc>
-          <w:tcPr>
-            <w:tcW w:type="dxa" w:w="1752"/>
-          </w:tcPr>
-          <w:p>
-            <w:r>
-              <w:rPr>
-                <w:rFonts w:ascii="Arial" w:hAnsi="Arial"/>
-                <w:b w:val="0"/>
-                <w:sz w:val="16"/>
-              </w:rPr>
-              <w:t>-0.01</w:t>
-            </w:r>
-          </w:p>
-        </w:tc>
-      </w:tr>
-      <w:tr>
-        <w:tc>
-          <w:tcPr>
-            <w:tcW w:type="dxa" w:w="1752"/>
-          </w:tcPr>
-          <w:p>
-            <w:r>
-              <w:rPr>
-                <w:rFonts w:ascii="Arial" w:hAnsi="Arial"/>
-                <w:b w:val="0"/>
-                <w:sz w:val="16"/>
-              </w:rPr>
               <w:t>Malpaso</w:t>
             </w:r>
           </w:p>
@@ -1075,7 +1075,7 @@
                 <w:b w:val="0"/>
                 <w:sz w:val="16"/>
               </w:rPr>
-              <w:t>163.83</w:t>
+              <w:t>163.91</w:t>
             </w:r>
           </w:p>
         </w:tc>
@@ -1105,7 +1105,7 @@
                 <w:b w:val="0"/>
                 <w:sz w:val="16"/>
               </w:rPr>
-              <w:t>360.67</w:t>
+              <w:t>309.93</w:t>
             </w:r>
           </w:p>
         </w:tc>
@@ -1120,7 +1120,7 @@
                 <w:b w:val="0"/>
                 <w:sz w:val="16"/>
               </w:rPr>
-              <w:t>10.5</w:t>
+              <w:t>13.5</w:t>
             </w:r>
           </w:p>
         </w:tc>
@@ -1135,7 +1135,7 @@
                 <w:b w:val="0"/>
                 <w:sz w:val="16"/>
               </w:rPr>
-              <w:t>+0.09</w:t>
+              <w:t>+0.08</w:t>
             </w:r>
           </w:p>
         </w:tc>
@@ -1167,7 +1167,7 @@
                 <w:b w:val="0"/>
                 <w:sz w:val="16"/>
               </w:rPr>
-              <w:t>85.84</w:t>
+              <w:t>85.94</w:t>
             </w:r>
           </w:p>
         </w:tc>
@@ -1197,7 +1197,7 @@
                 <w:b w:val="0"/>
                 <w:sz w:val="16"/>
               </w:rPr>
-              <w:t>420.42</w:t>
+              <w:t>401.67</w:t>
             </w:r>
           </w:p>
         </w:tc>
@@ -1212,7 +1212,7 @@
                 <w:b w:val="0"/>
                 <w:sz w:val="16"/>
               </w:rPr>
-              <w:t>2.7</w:t>
+              <w:t>13.4</w:t>
             </w:r>
           </w:p>
         </w:tc>
@@ -1227,7 +1227,7 @@
                 <w:b w:val="0"/>
                 <w:sz w:val="16"/>
               </w:rPr>
-              <w:t>-0.11</w:t>
+              <w:t>+0.10</w:t>
             </w:r>
           </w:p>
         </w:tc>
@@ -1250,7 +1250,7 @@
           <w:rFonts w:ascii="Arial" w:hAnsi="Arial"/>
           <w:sz w:val="19"/>
         </w:rPr>
-        <w:t>Samaria registra 11.96 m y González/Carrizal 3.40 m. El gasto de Peñitas no debe equipararse automáticamente con el gasto que llega a cada brazo: deben incorporarse Platanar y otras aportaciones de cuenca libre y considerar la distribución hidráulica posterior. Como referencia operativa se conserva aproximadamente 70 % hacia Samaria y 30 % hacia Carrizal, sujeta a condiciones hidráulicas y a la operación de El Macayo.</w:t>
+        <w:t>Samaria registra 11.57 m y González/Carrizal 3.52 m. El gasto de Peñitas no debe equipararse automáticamente con el gasto que llega a cada brazo: deben incorporarse Platanar y otras aportaciones de cuenca libre y considerar la distribución hidráulica posterior. Como referencia operativa se conserva aproximadamente 70 % hacia Samaria y 30 % hacia Carrizal, sujeta a condiciones hidráulicas y a la operación de El Macayo.</w:t>
       </w:r>
     </w:p>
     <w:tbl>
@@ -1385,7 +1385,7 @@
                 <w:b w:val="0"/>
                 <w:sz w:val="16"/>
               </w:rPr>
-              <w:t>11.96 m</w:t>
+              <w:t>11.57 m</w:t>
             </w:r>
           </w:p>
         </w:tc>
@@ -1432,7 +1432,7 @@
                 <w:b w:val="0"/>
                 <w:sz w:val="16"/>
               </w:rPr>
-              <w:t>González 3.40 m</w:t>
+              <w:t>González 3.52 m</w:t>
             </w:r>
           </w:p>
         </w:tc>
@@ -1906,7 +1906,7 @@
           <w:rFonts w:ascii="Arial" w:hAnsi="Arial"/>
           <w:sz w:val="19"/>
         </w:rPr>
-        <w:t>El diagnóstico integrado del corte de las 15:57 h se mantiene condicionado por la evolución conjunta de Guatemala–Usumacinta–Boca del Cerro, Ríos Serranos–Pichucalco–Grijalva bajo, la cascada de presas y Peñitas/cuenca libre–Mezcalapa–Samaria–Carrizal. Ningún componente debe interpretarse de manera aislada. La señal operativa debe escalar únicamente cuando coincidan magnitud, persistencia y respuesta observada.</w:t>
+        <w:t>El diagnóstico integrado del corte de las 15:17 h se mantiene condicionado por la evolución conjunta de Guatemala–Usumacinta–Boca del Cerro, Ríos Serranos–Pichucalco–Grijalva bajo, la cascada de presas y Peñitas/cuenca libre–Mezcalapa–Samaria–Carrizal. Ningún componente debe interpretarse de manera aislada. La señal operativa debe escalar únicamente cuando coincidan magnitud, persistencia y respuesta observada.</w:t>
       </w:r>
     </w:p>
     <w:p>
@@ -2012,7 +2012,7 @@
           <w:rFonts w:ascii="Arial" w:hAnsi="Arial"/>
           <w:sz w:val="19"/>
         </w:rPr>
-        <w:t>WeatherLink: IXHUATAN PCIVILCHIAPAS 6.1 mm/24 h</w:t>
+        <w:t>WeatherLink: BERRIOZÁBAL PCIVILCHIAPAS 52.8 mm/24 h</w:t>
       </w:r>
     </w:p>
     <w:p>
@@ -2024,7 +2024,7 @@
           <w:rFonts w:ascii="Arial" w:hAnsi="Arial"/>
           <w:sz w:val="19"/>
         </w:rPr>
-        <w:t>WeatherLink: Cipat Chiapas 1.3 mm/24 h</w:t>
+        <w:t>WeatherLink: AMATÁN PCIVILCHIAPAS 49.1 mm/24 h</w:t>
       </w:r>
     </w:p>
     <w:p>
@@ -2036,7 +2036,7 @@
           <w:rFonts w:ascii="Arial" w:hAnsi="Arial"/>
           <w:sz w:val="19"/>
         </w:rPr>
-        <w:t>WeatherLink: PICHUCALCO PCIVILCHIAPAS 0.8 mm/24 h</w:t>
+        <w:t>WeatherLink: MAYA BERRIOZABAL PCIVILCHIAPAS 17.0 mm/24 h</w:t>
       </w:r>
     </w:p>
     <w:p>
@@ -2048,7 +2048,7 @@
           <w:rFonts w:ascii="Arial" w:hAnsi="Arial"/>
           <w:sz w:val="19"/>
         </w:rPr>
-        <w:t>WeatherLink: Urrutia 0.3 mm/24 h</w:t>
+        <w:t>WeatherLink: Cipat Chiapas 14.2 mm/24 h</w:t>
       </w:r>
     </w:p>
     <w:p>
@@ -2060,7 +2060,7 @@
           <w:rFonts w:ascii="Arial" w:hAnsi="Arial"/>
           <w:sz w:val="19"/>
         </w:rPr>
-        <w:t>WeatherLink: Yaxhá - INSIVUMEH PETEN 0.0 mm/24 h</w:t>
+        <w:t>WeatherLink: OSTUACÁN PCIVILCHIAPAS 6.9 mm/24 h</w:t>
       </w:r>
     </w:p>
     <w:p>
@@ -2072,7 +2072,7 @@
           <w:rFonts w:ascii="Arial" w:hAnsi="Arial"/>
           <w:sz w:val="19"/>
         </w:rPr>
-        <w:t>CONAGUA: SAN PEDRO NICHTACULUM 19.6 mm/24 h</w:t>
+        <w:t>CONAGUA: SAN JOAQUÍN 24.5 mm/24 h</w:t>
       </w:r>
     </w:p>
     <w:p>
@@ -2084,7 +2084,7 @@
           <w:rFonts w:ascii="Arial" w:hAnsi="Arial"/>
           <w:sz w:val="19"/>
         </w:rPr>
-        <w:t>CONAGUA: SAN PEDRO 11.0 mm/24 h</w:t>
+        <w:t>CONAGUA: PEÑITAS 13.4 mm/24 h</w:t>
       </w:r>
     </w:p>
     <w:p>
@@ -2096,7 +2096,7 @@
           <w:rFonts w:ascii="Arial" w:hAnsi="Arial"/>
           <w:sz w:val="19"/>
         </w:rPr>
-        <w:t>CONAGUA: PEÑITAS 2.7 mm/24 h</w:t>
+        <w:t>CONAGUA: SÁNCHEZ MAGALLANEZ 9.2 mm/24 h</w:t>
       </w:r>
     </w:p>
     <w:p>
@@ -2108,7 +2108,7 @@
           <w:rFonts w:ascii="Arial" w:hAnsi="Arial"/>
           <w:sz w:val="19"/>
         </w:rPr>
-        <w:t>CONAGUA: PUENTE TONALÁ 0.6 mm/24 h</w:t>
+        <w:t>CONAGUA: CHAPULTENANGO 8.4 mm/24 h</w:t>
       </w:r>
     </w:p>
     <w:p>
@@ -2120,7 +2120,7 @@
           <w:rFonts w:ascii="Arial" w:hAnsi="Arial"/>
           <w:sz w:val="19"/>
         </w:rPr>
-        <w:t>CONAGUA: BALANCÁN 0.4 mm/24 h</w:t>
+        <w:t>CONAGUA: OXOLOTÁN 5.5 mm/24 h</w:t>
       </w:r>
     </w:p>
     <w:p>
@@ -2235,7 +2235,7 @@
                 <w:b w:val="0"/>
                 <w:sz w:val="16"/>
               </w:rPr>
-              <w:t>2026-10-01T08:35:25-06:00</w:t>
+              <w:t>2026-10-02T08:14:41-06:00</w:t>
             </w:r>
           </w:p>
         </w:tc>
@@ -2250,7 +2250,7 @@
                 <w:b w:val="0"/>
                 <w:sz w:val="16"/>
               </w:rPr>
-              <w:t>2026-10-01T15:47:54.214901-06:00</w:t>
+              <w:t>2026-10-02T15:04:45.211220-06:00</w:t>
             </w:r>
           </w:p>
         </w:tc>
@@ -2297,7 +2297,7 @@
                 <w:b w:val="0"/>
                 <w:sz w:val="16"/>
               </w:rPr>
-              <w:t>2026-10-01T09:46:32-06:00</w:t>
+              <w:t>2026-10-02T10:20:14-06:00</w:t>
             </w:r>
           </w:p>
         </w:tc>
@@ -2312,7 +2312,7 @@
                 <w:b w:val="0"/>
                 <w:sz w:val="16"/>
               </w:rPr>
-              <w:t>2026-10-01T15:47:54.214901-06:00</w:t>
+              <w:t>2026-10-02T15:04:45.211220-06:00</w:t>
             </w:r>
           </w:p>
         </w:tc>
@@ -2454,7 +2454,7 @@
           <w:rFonts w:ascii="Arial" w:hAnsi="Arial"/>
           <w:sz w:val="19"/>
         </w:rPr>
-        <w:t>El Porvenir–La Pasión: nivel 3.80 m · caudal 612.60 m³/s.</w:t>
+        <w:t>El Porvenir–La Pasión: nivel 3.68 m · caudal 576.80 m³/s.</w:t>
       </w:r>
     </w:p>
     <w:p>
@@ -2466,7 +2466,7 @@
           <w:rFonts w:ascii="Arial" w:hAnsi="Arial"/>
           <w:sz w:val="19"/>
         </w:rPr>
-        <w:t>El Tigre–Usumacinta: nivel 8.98 m · caudal 2412.96 m³/s.</w:t>
+        <w:t>El Tigre–Usumacinta: nivel 8.72 m · caudal 2299.91 m³/s.</w:t>
       </w:r>
     </w:p>
     <w:p>
@@ -2478,7 +2478,7 @@
           <w:rFonts w:ascii="Arial" w:hAnsi="Arial"/>
           <w:sz w:val="19"/>
         </w:rPr>
-        <w:t>Cadena de seguimiento en Tabasco: Boca del Cerro: 15.77 m · Δ24 h -0.03 m → Balancán: s/d → Emiliano Zapata: s/d → Jonuta: s/d → Centla/Tres Brazos: s/d.</w:t>
+        <w:t>Cadena de seguimiento en Tabasco: Boca del Cerro: 15.64 m · Δ24 h -0.13 m → Balancán: s/d → Emiliano Zapata: s/d → Jonuta: s/d → Centla/Tres Brazos: s/d.</w:t>
       </w:r>
     </w:p>
     <w:p>
@@ -2490,7 +2490,7 @@
           <w:rFonts w:ascii="Arial" w:hAnsi="Arial"/>
           <w:sz w:val="19"/>
         </w:rPr>
-        <w:t>Evolución El Tigre: Δ nivel -0.230 m en 6.0 h; tendencia disminuyendo.</w:t>
+        <w:t>Evolución El Tigre: Δ nivel -0.140 m en 12.0 h; tendencia disminuyendo.</w:t>
       </w:r>
     </w:p>
     <w:p>

--- a/data/analysis/Reportes/Analisis_Hidrometeorologico_Ultimo.docx
+++ b/data/analysis/Reportes/Analisis_Hidrometeorologico_Ultimo.docx
@@ -35,7 +35,7 @@
           <w:rFonts w:ascii="Arial" w:hAnsi="Arial"/>
           <w:sz w:val="19"/>
         </w:rPr>
-        <w:t>CORTE: 2026-10-02 15:17</w:t>
+        <w:t>CORTE: 2026-10-02 15:21</w:t>
       </w:r>
     </w:p>
     <w:p>
@@ -75,7 +75,7 @@
           <w:rFonts w:ascii="Arial" w:hAnsi="Arial"/>
           <w:sz w:val="19"/>
         </w:rPr>
-        <w:t>Al corte de las 15:17 h, la lectura debe mantenerse integrada y no por cuencas aisladas. La señal hidrométrica más reciente tiene como referencia principal el corte vigente de niveles y la lluvia observada/prevista sobre Guatemala, Chiapas y Tabasco. El mayor cambio de 24 h entre estaciones observadas es San Joaquín +0.46 m/24 h. La prioridad operativa es confirmar cualquier cambio de escenario con coincidencia de lluvia, saturación, niveles, caudales y operación de presas; el pronóstico por sí solo no constituye una creciente confirmada.</w:t>
+        <w:t>Al corte de las 15:21 h, la lectura debe mantenerse integrada y no por cuencas aisladas. La señal hidrométrica más reciente tiene como referencia principal el corte vigente de niveles y la lluvia observada/prevista sobre Guatemala, Chiapas y Tabasco. El mayor cambio de 24 h entre estaciones observadas es San Joaquín +0.46 m/24 h. La prioridad operativa es confirmar cualquier cambio de escenario con coincidencia de lluvia, saturación, niveles, caudales y operación de presas; el pronóstico por sí solo no constituye una creciente confirmada.</w:t>
       </w:r>
     </w:p>
     <w:p>
@@ -1906,7 +1906,7 @@
           <w:rFonts w:ascii="Arial" w:hAnsi="Arial"/>
           <w:sz w:val="19"/>
         </w:rPr>
-        <w:t>El diagnóstico integrado del corte de las 15:17 h se mantiene condicionado por la evolución conjunta de Guatemala–Usumacinta–Boca del Cerro, Ríos Serranos–Pichucalco–Grijalva bajo, la cascada de presas y Peñitas/cuenca libre–Mezcalapa–Samaria–Carrizal. Ningún componente debe interpretarse de manera aislada. La señal operativa debe escalar únicamente cuando coincidan magnitud, persistencia y respuesta observada.</w:t>
+        <w:t>El diagnóstico integrado del corte de las 15:21 h se mantiene condicionado por la evolución conjunta de Guatemala–Usumacinta–Boca del Cerro, Ríos Serranos–Pichucalco–Grijalva bajo, la cascada de presas y Peñitas/cuenca libre–Mezcalapa–Samaria–Carrizal. Ningún componente debe interpretarse de manera aislada. La señal operativa debe escalar únicamente cuando coincidan magnitud, persistencia y respuesta observada.</w:t>
       </w:r>
     </w:p>
     <w:p>
@@ -2250,7 +2250,7 @@
                 <w:b w:val="0"/>
                 <w:sz w:val="16"/>
               </w:rPr>
-              <w:t>2026-10-02T15:04:45.211220-06:00</w:t>
+              <w:t>2026-10-02T15:18:45.315978-06:00</w:t>
             </w:r>
           </w:p>
         </w:tc>
@@ -2312,7 +2312,7 @@
                 <w:b w:val="0"/>
                 <w:sz w:val="16"/>
               </w:rPr>
-              <w:t>2026-10-02T15:04:45.211220-06:00</w:t>
+              <w:t>2026-10-02T15:18:45.315978-06:00</w:t>
             </w:r>
           </w:p>
         </w:tc>

--- a/data/analysis/Reportes/Analisis_Hidrometeorologico_Ultimo.docx
+++ b/data/analysis/Reportes/Analisis_Hidrometeorologico_Ultimo.docx
@@ -35,7 +35,7 @@
           <w:rFonts w:ascii="Arial" w:hAnsi="Arial"/>
           <w:sz w:val="19"/>
         </w:rPr>
-        <w:t>CORTE: 2026-10-02 15:21</w:t>
+        <w:t>CORTE: 2026-10-02 15:25</w:t>
       </w:r>
     </w:p>
     <w:p>
@@ -75,7 +75,7 @@
           <w:rFonts w:ascii="Arial" w:hAnsi="Arial"/>
           <w:sz w:val="19"/>
         </w:rPr>
-        <w:t>Al corte de las 15:21 h, la lectura debe mantenerse integrada y no por cuencas aisladas. La señal hidrométrica más reciente tiene como referencia principal el corte vigente de niveles y la lluvia observada/prevista sobre Guatemala, Chiapas y Tabasco. El mayor cambio de 24 h entre estaciones observadas es San Joaquín +0.46 m/24 h. La prioridad operativa es confirmar cualquier cambio de escenario con coincidencia de lluvia, saturación, niveles, caudales y operación de presas; el pronóstico por sí solo no constituye una creciente confirmada.</w:t>
+        <w:t>Al corte de las 15:25 h, la lectura debe mantenerse integrada y no por cuencas aisladas. La señal hidrométrica más reciente tiene como referencia principal el corte vigente de niveles y la lluvia observada/prevista sobre Guatemala, Chiapas y Tabasco. El mayor cambio de 24 h entre estaciones observadas es San Joaquín +0.46 m/24 h. La prioridad operativa es confirmar cualquier cambio de escenario con coincidencia de lluvia, saturación, niveles, caudales y operación de presas; el pronóstico por sí solo no constituye una creciente confirmada.</w:t>
       </w:r>
     </w:p>
     <w:p>
@@ -1906,7 +1906,7 @@
           <w:rFonts w:ascii="Arial" w:hAnsi="Arial"/>
           <w:sz w:val="19"/>
         </w:rPr>
-        <w:t>El diagnóstico integrado del corte de las 15:21 h se mantiene condicionado por la evolución conjunta de Guatemala–Usumacinta–Boca del Cerro, Ríos Serranos–Pichucalco–Grijalva bajo, la cascada de presas y Peñitas/cuenca libre–Mezcalapa–Samaria–Carrizal. Ningún componente debe interpretarse de manera aislada. La señal operativa debe escalar únicamente cuando coincidan magnitud, persistencia y respuesta observada.</w:t>
+        <w:t>El diagnóstico integrado del corte de las 15:25 h se mantiene condicionado por la evolución conjunta de Guatemala–Usumacinta–Boca del Cerro, Ríos Serranos–Pichucalco–Grijalva bajo, la cascada de presas y Peñitas/cuenca libre–Mezcalapa–Samaria–Carrizal. Ningún componente debe interpretarse de manera aislada. La señal operativa debe escalar únicamente cuando coincidan magnitud, persistencia y respuesta observada.</w:t>
       </w:r>
     </w:p>
     <w:p>

--- a/data/analysis/Reportes/Analisis_Hidrometeorologico_Ultimo.docx
+++ b/data/analysis/Reportes/Analisis_Hidrometeorologico_Ultimo.docx
@@ -35,7 +35,7 @@
           <w:rFonts w:ascii="Arial" w:hAnsi="Arial"/>
           <w:sz w:val="19"/>
         </w:rPr>
-        <w:t>CORTE: 2026-10-02 15:25</w:t>
+        <w:t>CORTE: 2026-10-03 13:48</w:t>
       </w:r>
     </w:p>
     <w:p>
@@ -55,7 +55,7 @@
           <w:rFonts w:ascii="Arial" w:hAnsi="Arial"/>
           <w:sz w:val="19"/>
         </w:rPr>
-        <w:t>Grijalva–Usumacinta • Ríos Serranos • Sistema de Presas • Samaria–Carrizal y corrientes asociadas Actualización: 02 de October de 2026</w:t>
+        <w:t>Grijalva–Usumacinta • Ríos Serranos • Sistema de Presas • Samaria–Carrizal y corrientes asociadas Actualización: 03 de October de 2026</w:t>
       </w:r>
     </w:p>
     <w:p>
@@ -75,7 +75,7 @@
           <w:rFonts w:ascii="Arial" w:hAnsi="Arial"/>
           <w:sz w:val="19"/>
         </w:rPr>
-        <w:t>Al corte de las 15:25 h, la lectura debe mantenerse integrada y no por cuencas aisladas. La señal hidrométrica más reciente tiene como referencia principal el corte vigente de niveles y la lluvia observada/prevista sobre Guatemala, Chiapas y Tabasco. El mayor cambio de 24 h entre estaciones observadas es San Joaquín +0.46 m/24 h. La prioridad operativa es confirmar cualquier cambio de escenario con coincidencia de lluvia, saturación, niveles, caudales y operación de presas; el pronóstico por sí solo no constituye una creciente confirmada.</w:t>
+        <w:t>Al corte de las 13:48 h, la lectura debe mantenerse integrada y no por cuencas aisladas. La señal hidrométrica más reciente tiene como referencia principal el corte vigente de niveles y la lluvia observada/prevista sobre Guatemala, Chiapas y Tabasco. El mayor cambio de 24 h entre estaciones observadas es Tapijulapa +0.55 m/24 h. La prioridad operativa es confirmar cualquier cambio de escenario con coincidencia de lluvia, saturación, niveles, caudales y operación de presas; el pronóstico por sí solo no constituye una creciente confirmada.</w:t>
       </w:r>
     </w:p>
     <w:p>
@@ -315,7 +315,7 @@
           <w:rFonts w:ascii="Arial" w:hAnsi="Arial"/>
           <w:sz w:val="19"/>
         </w:rPr>
-        <w:t>Boca del Cerro registra 15.64 m, con variación de 24 h -0.13 m. En la cuenca alta de Guatemala, El Tigre reporta 8.72 m y 2299.9 m³/s; El Porvenir/La Pasión 3.68 m y 576.8 m³/s. La secuencia de vigilancia se mantiene Guatemala → Boca del Cerro/Tenosique → Balancán → Emiliano Zapata → Jonuta → Centla. Pronóstico SMN para Usumacinta: 0-24 h: 75 a 150 mm; 24-48 h: 75 a 150 mm; 48-72 h: 750 a 150 mm; 72-96 h: 150 a 250 mm.</w:t>
+        <w:t>Boca del Cerro registra 15.47 m, con variación de 24 h -0.16 m. En la cuenca alta de Guatemala, El Tigre reporta 8.32 m y 2126.0 m³/s; El Porvenir/La Pasión 3.65 m y 568.1 m³/s. La secuencia de vigilancia se mantiene Guatemala → Boca del Cerro/Tenosique → Balancán → Emiliano Zapata → Jonuta → Centla. Pronóstico SMN para Usumacinta: 0-24 h: 75 a 150 mm; 24-48 h: 75 a 150 mm; 48-72 h: 750 a 150 mm; 72-96 h: 75 a 150 mm.</w:t>
       </w:r>
     </w:p>
     <w:tbl>
@@ -403,7 +403,7 @@
                 <w:b w:val="0"/>
                 <w:sz w:val="16"/>
               </w:rPr>
-              <w:t>8.72 m; 2299.9 m³/s</w:t>
+              <w:t>8.32 m; 2126.0 m³/s</w:t>
             </w:r>
           </w:p>
         </w:tc>
@@ -450,7 +450,7 @@
                 <w:b w:val="0"/>
                 <w:sz w:val="16"/>
               </w:rPr>
-              <w:t>15.64 m; Δ24 h -0.13 m</w:t>
+              <w:t>15.47 m; Δ24 h -0.16 m</w:t>
             </w:r>
           </w:p>
         </w:tc>
@@ -488,7 +488,7 @@
           <w:rFonts w:ascii="Arial" w:hAnsi="Arial"/>
           <w:sz w:val="19"/>
         </w:rPr>
-        <w:t>Los Ríos Serranos tienen respuesta más rápida que el Usumacinta. Oxolotán 34.65 m, Tapijulapa 16.52 m, Teapa 33.79 m y Puyacatengo 25.07 m. Deben vigilarse primero lluvia horaria y estaciones aguas arriba antes de esperar una respuesta en el Grijalva de Villahermosa. Pronóstico SMN Bajo Grijalva–Ríos de la Sierra: 0-24 h: 75 a 150 mm; 24-48 h: 75 a 150 mm; 48-72 h: 75 a 150 mm; 72-96 h: 150 a 250 mm.</w:t>
+        <w:t>Los Ríos Serranos tienen respuesta más rápida que el Usumacinta. Oxolotán 34.48 m, Tapijulapa 17.05 m, Teapa 34.18 m y Puyacatengo 25.07 m. Deben vigilarse primero lluvia horaria y estaciones aguas arriba antes de esperar una respuesta en el Grijalva de Villahermosa. Pronóstico SMN Bajo Grijalva–Ríos de la Sierra: 0-24 h: 75 a 150 mm; 24-48 h: 75 a 150 mm; 48-72 h: 75 a 150 mm; 72-96 h: 75 a 150 mm.</w:t>
       </w:r>
     </w:p>
     <w:tbl>
@@ -717,7 +717,7 @@
                 <w:b w:val="0"/>
                 <w:sz w:val="16"/>
               </w:rPr>
-              <w:t>Salto de Agua 3.22 m; Macuspana 3.00 m</w:t>
+              <w:t>Salto de Agua 2.87 m; Macuspana 2.70 m</w:t>
             </w:r>
           </w:p>
         </w:tc>
@@ -891,7 +891,7 @@
                 <w:b w:val="0"/>
                 <w:sz w:val="16"/>
               </w:rPr>
-              <w:t>516.66</w:t>
+              <w:t>516.61</w:t>
             </w:r>
           </w:p>
         </w:tc>
@@ -921,7 +921,7 @@
                 <w:b w:val="0"/>
                 <w:sz w:val="16"/>
               </w:rPr>
-              <w:t>302.04</w:t>
+              <w:t>404.56</w:t>
             </w:r>
           </w:p>
         </w:tc>
@@ -936,7 +936,7 @@
                 <w:b w:val="0"/>
                 <w:sz w:val="16"/>
               </w:rPr>
-              <w:t>0.3</w:t>
+              <w:t>0.0</w:t>
             </w:r>
           </w:p>
         </w:tc>
@@ -951,7 +951,7 @@
                 <w:b w:val="0"/>
                 <w:sz w:val="16"/>
               </w:rPr>
-              <w:t>-0.03</w:t>
+              <w:t>-0.05</w:t>
             </w:r>
           </w:p>
         </w:tc>
@@ -983,7 +983,7 @@
                 <w:b w:val="0"/>
                 <w:sz w:val="16"/>
               </w:rPr>
-              <w:t>391.41</w:t>
+              <w:t>391.34</w:t>
             </w:r>
           </w:p>
         </w:tc>
@@ -1013,7 +1013,7 @@
                 <w:b w:val="0"/>
                 <w:sz w:val="16"/>
               </w:rPr>
-              <w:t>358.16</w:t>
+              <w:t>414.64</w:t>
             </w:r>
           </w:p>
         </w:tc>
@@ -1028,7 +1028,7 @@
                 <w:b w:val="0"/>
                 <w:sz w:val="16"/>
               </w:rPr>
-              <w:t>2.3</w:t>
+              <w:t>3.2</w:t>
             </w:r>
           </w:p>
         </w:tc>
@@ -1043,7 +1043,7 @@
                 <w:b w:val="0"/>
                 <w:sz w:val="16"/>
               </w:rPr>
-              <w:t>+0.01</w:t>
+              <w:t>-0.07</w:t>
             </w:r>
           </w:p>
         </w:tc>
@@ -1075,7 +1075,7 @@
                 <w:b w:val="0"/>
                 <w:sz w:val="16"/>
               </w:rPr>
-              <w:t>163.91</w:t>
+              <w:t>163.99</w:t>
             </w:r>
           </w:p>
         </w:tc>
@@ -1105,7 +1105,7 @@
                 <w:b w:val="0"/>
                 <w:sz w:val="16"/>
               </w:rPr>
-              <w:t>309.93</w:t>
+              <w:t>264.09</w:t>
             </w:r>
           </w:p>
         </w:tc>
@@ -1120,7 +1120,7 @@
                 <w:b w:val="0"/>
                 <w:sz w:val="16"/>
               </w:rPr>
-              <w:t>13.5</w:t>
+              <w:t>0.2</w:t>
             </w:r>
           </w:p>
         </w:tc>
@@ -1167,7 +1167,7 @@
                 <w:b w:val="0"/>
                 <w:sz w:val="16"/>
               </w:rPr>
-              <w:t>85.94</w:t>
+              <w:t>85.92</w:t>
             </w:r>
           </w:p>
         </w:tc>
@@ -1197,7 +1197,7 @@
                 <w:b w:val="0"/>
                 <w:sz w:val="16"/>
               </w:rPr>
-              <w:t>401.67</w:t>
+              <w:t>412.92</w:t>
             </w:r>
           </w:p>
         </w:tc>
@@ -1212,7 +1212,7 @@
                 <w:b w:val="0"/>
                 <w:sz w:val="16"/>
               </w:rPr>
-              <w:t>13.4</w:t>
+              <w:t>10.3</w:t>
             </w:r>
           </w:p>
         </w:tc>
@@ -1227,7 +1227,7 @@
                 <w:b w:val="0"/>
                 <w:sz w:val="16"/>
               </w:rPr>
-              <w:t>+0.10</w:t>
+              <w:t>-0.02</w:t>
             </w:r>
           </w:p>
         </w:tc>
@@ -1250,7 +1250,7 @@
           <w:rFonts w:ascii="Arial" w:hAnsi="Arial"/>
           <w:sz w:val="19"/>
         </w:rPr>
-        <w:t>Samaria registra 11.57 m y González/Carrizal 3.52 m. El gasto de Peñitas no debe equipararse automáticamente con el gasto que llega a cada brazo: deben incorporarse Platanar y otras aportaciones de cuenca libre y considerar la distribución hidráulica posterior. Como referencia operativa se conserva aproximadamente 70 % hacia Samaria y 30 % hacia Carrizal, sujeta a condiciones hidráulicas y a la operación de El Macayo.</w:t>
+        <w:t>Samaria registra 11.76 m y González/Carrizal 3.50 m. El gasto de Peñitas no debe equipararse automáticamente con el gasto que llega a cada brazo: deben incorporarse Platanar y otras aportaciones de cuenca libre y considerar la distribución hidráulica posterior. Como referencia operativa se conserva aproximadamente 70 % hacia Samaria y 30 % hacia Carrizal, sujeta a condiciones hidráulicas y a la operación de El Macayo.</w:t>
       </w:r>
     </w:p>
     <w:tbl>
@@ -1385,7 +1385,7 @@
                 <w:b w:val="0"/>
                 <w:sz w:val="16"/>
               </w:rPr>
-              <w:t>11.57 m</w:t>
+              <w:t>11.76 m</w:t>
             </w:r>
           </w:p>
         </w:tc>
@@ -1432,7 +1432,7 @@
                 <w:b w:val="0"/>
                 <w:sz w:val="16"/>
               </w:rPr>
-              <w:t>González 3.52 m</w:t>
+              <w:t>González 3.50 m</w:t>
             </w:r>
           </w:p>
         </w:tc>
@@ -1906,7 +1906,7 @@
           <w:rFonts w:ascii="Arial" w:hAnsi="Arial"/>
           <w:sz w:val="19"/>
         </w:rPr>
-        <w:t>El diagnóstico integrado del corte de las 15:25 h se mantiene condicionado por la evolución conjunta de Guatemala–Usumacinta–Boca del Cerro, Ríos Serranos–Pichucalco–Grijalva bajo, la cascada de presas y Peñitas/cuenca libre–Mezcalapa–Samaria–Carrizal. Ningún componente debe interpretarse de manera aislada. La señal operativa debe escalar únicamente cuando coincidan magnitud, persistencia y respuesta observada.</w:t>
+        <w:t>El diagnóstico integrado del corte de las 13:48 h se mantiene condicionado por la evolución conjunta de Guatemala–Usumacinta–Boca del Cerro, Ríos Serranos–Pichucalco–Grijalva bajo, la cascada de presas y Peñitas/cuenca libre–Mezcalapa–Samaria–Carrizal. Ningún componente debe interpretarse de manera aislada. La señal operativa debe escalar únicamente cuando coincidan magnitud, persistencia y respuesta observada.</w:t>
       </w:r>
     </w:p>
     <w:p>
@@ -2012,7 +2012,7 @@
           <w:rFonts w:ascii="Arial" w:hAnsi="Arial"/>
           <w:sz w:val="19"/>
         </w:rPr>
-        <w:t>WeatherLink: BERRIOZÁBAL PCIVILCHIAPAS 52.8 mm/24 h</w:t>
+        <w:t>WeatherLink: REFORMA PCIVILCHIAPAS 43.9 mm/24 h</w:t>
       </w:r>
     </w:p>
     <w:p>
@@ -2024,7 +2024,7 @@
           <w:rFonts w:ascii="Arial" w:hAnsi="Arial"/>
           <w:sz w:val="19"/>
         </w:rPr>
-        <w:t>WeatherLink: AMATÁN PCIVILCHIAPAS 49.1 mm/24 h</w:t>
+        <w:t>WeatherLink: SALTO DE AGUA PCIVILCHIAPAS 30.7 mm/24 h</w:t>
       </w:r>
     </w:p>
     <w:p>
@@ -2036,7 +2036,7 @@
           <w:rFonts w:ascii="Arial" w:hAnsi="Arial"/>
           <w:sz w:val="19"/>
         </w:rPr>
-        <w:t>WeatherLink: MAYA BERRIOZABAL PCIVILCHIAPAS 17.0 mm/24 h</w:t>
+        <w:t>WeatherLink: OSTUACÁN PCIVILCHIAPAS 29.7 mm/24 h</w:t>
       </w:r>
     </w:p>
     <w:p>
@@ -2048,7 +2048,7 @@
           <w:rFonts w:ascii="Arial" w:hAnsi="Arial"/>
           <w:sz w:val="19"/>
         </w:rPr>
-        <w:t>WeatherLink: Cipat Chiapas 14.2 mm/24 h</w:t>
+        <w:t>WeatherLink: AMATÁN PCIVILCHIAPAS 17.2 mm/24 h</w:t>
       </w:r>
     </w:p>
     <w:p>
@@ -2060,7 +2060,7 @@
           <w:rFonts w:ascii="Arial" w:hAnsi="Arial"/>
           <w:sz w:val="19"/>
         </w:rPr>
-        <w:t>WeatherLink: OSTUACÁN PCIVILCHIAPAS 6.9 mm/24 h</w:t>
+        <w:t>WeatherLink: La Pampa 16.2 mm/24 h</w:t>
       </w:r>
     </w:p>
     <w:p>
@@ -2072,7 +2072,7 @@
           <w:rFonts w:ascii="Arial" w:hAnsi="Arial"/>
           <w:sz w:val="19"/>
         </w:rPr>
-        <w:t>CONAGUA: SAN JOAQUÍN 24.5 mm/24 h</w:t>
+        <w:t>CONAGUA: SAN PEDRO 122.4 mm/24 h</w:t>
       </w:r>
     </w:p>
     <w:p>
@@ -2084,7 +2084,7 @@
           <w:rFonts w:ascii="Arial" w:hAnsi="Arial"/>
           <w:sz w:val="19"/>
         </w:rPr>
-        <w:t>CONAGUA: PEÑITAS 13.4 mm/24 h</w:t>
+        <w:t>CONAGUA: EMILIANO ZAPATA (CHABLE) 112.0 mm/24 h</w:t>
       </w:r>
     </w:p>
     <w:p>
@@ -2096,7 +2096,7 @@
           <w:rFonts w:ascii="Arial" w:hAnsi="Arial"/>
           <w:sz w:val="19"/>
         </w:rPr>
-        <w:t>CONAGUA: SÁNCHEZ MAGALLANEZ 9.2 mm/24 h</w:t>
+        <w:t>CONAGUA: BALANCÁN 47.1 mm/24 h</w:t>
       </w:r>
     </w:p>
     <w:p>
@@ -2108,7 +2108,7 @@
           <w:rFonts w:ascii="Arial" w:hAnsi="Arial"/>
           <w:sz w:val="19"/>
         </w:rPr>
-        <w:t>CONAGUA: CHAPULTENANGO 8.4 mm/24 h</w:t>
+        <w:t>CONAGUA: PUYACATENGO 40.7 mm/24 h</w:t>
       </w:r>
     </w:p>
     <w:p>
@@ -2120,7 +2120,7 @@
           <w:rFonts w:ascii="Arial" w:hAnsi="Arial"/>
           <w:sz w:val="19"/>
         </w:rPr>
-        <w:t>CONAGUA: OXOLOTÁN 5.5 mm/24 h</w:t>
+        <w:t>CONAGUA: SALTO DE AGUA 39.3 mm/24 h</w:t>
       </w:r>
     </w:p>
     <w:p>
@@ -2235,7 +2235,7 @@
                 <w:b w:val="0"/>
                 <w:sz w:val="16"/>
               </w:rPr>
-              <w:t>2026-10-02T08:14:41-06:00</w:t>
+              <w:t>2026-10-03T08:27:29-06:00</w:t>
             </w:r>
           </w:p>
         </w:tc>
@@ -2250,7 +2250,7 @@
                 <w:b w:val="0"/>
                 <w:sz w:val="16"/>
               </w:rPr>
-              <w:t>2026-10-02T15:18:45.315978-06:00</w:t>
+              <w:t>2026-10-03T13:33:57.333825-06:00</w:t>
             </w:r>
           </w:p>
         </w:tc>
@@ -2297,7 +2297,7 @@
                 <w:b w:val="0"/>
                 <w:sz w:val="16"/>
               </w:rPr>
-              <w:t>2026-10-02T10:20:14-06:00</w:t>
+              <w:t>2026-10-03T10:18:20-06:00</w:t>
             </w:r>
           </w:p>
         </w:tc>
@@ -2312,7 +2312,7 @@
                 <w:b w:val="0"/>
                 <w:sz w:val="16"/>
               </w:rPr>
-              <w:t>2026-10-02T15:18:45.315978-06:00</w:t>
+              <w:t>2026-10-03T13:33:57.333825-06:00</w:t>
             </w:r>
           </w:p>
         </w:tc>
@@ -2454,7 +2454,7 @@
           <w:rFonts w:ascii="Arial" w:hAnsi="Arial"/>
           <w:sz w:val="19"/>
         </w:rPr>
-        <w:t>El Porvenir–La Pasión: nivel 3.68 m · caudal 576.80 m³/s.</w:t>
+        <w:t>El Porvenir–La Pasión: nivel 3.65 m · caudal 568.07 m³/s.</w:t>
       </w:r>
     </w:p>
     <w:p>
@@ -2466,7 +2466,7 @@
           <w:rFonts w:ascii="Arial" w:hAnsi="Arial"/>
           <w:sz w:val="19"/>
         </w:rPr>
-        <w:t>El Tigre–Usumacinta: nivel 8.72 m · caudal 2299.91 m³/s.</w:t>
+        <w:t>El Tigre–Usumacinta: nivel 8.32 m · caudal 2126.00 m³/s.</w:t>
       </w:r>
     </w:p>
     <w:p>
@@ -2478,7 +2478,7 @@
           <w:rFonts w:ascii="Arial" w:hAnsi="Arial"/>
           <w:sz w:val="19"/>
         </w:rPr>
-        <w:t>Cadena de seguimiento en Tabasco: Boca del Cerro: 15.64 m · Δ24 h -0.13 m → Balancán: s/d → Emiliano Zapata: s/d → Jonuta: s/d → Centla/Tres Brazos: s/d.</w:t>
+        <w:t>Cadena de seguimiento en Tabasco: Boca del Cerro: 15.47 m · Δ24 h -0.16 m → Balancán: s/d → Emiliano Zapata: s/d → Jonuta: s/d → Centla/Tres Brazos: s/d.</w:t>
       </w:r>
     </w:p>
     <w:p>
@@ -2490,7 +2490,7 @@
           <w:rFonts w:ascii="Arial" w:hAnsi="Arial"/>
           <w:sz w:val="19"/>
         </w:rPr>
-        <w:t>Evolución El Tigre: Δ nivel -0.140 m en 12.0 h; tendencia disminuyendo.</w:t>
+        <w:t>Evolución El Tigre: Δ nivel -0.300 m en 18.0 h; tendencia disminuyendo.</w:t>
       </w:r>
     </w:p>
     <w:p>

--- a/data/analysis/Reportes/Analisis_Hidrometeorologico_Ultimo.docx
+++ b/data/analysis/Reportes/Analisis_Hidrometeorologico_Ultimo.docx
@@ -35,7 +35,7 @@
           <w:rFonts w:ascii="Arial" w:hAnsi="Arial"/>
           <w:sz w:val="19"/>
         </w:rPr>
-        <w:t>CORTE: 2026-10-03 13:48</w:t>
+        <w:t>CORTE: 2026-10-03 13:59</w:t>
       </w:r>
     </w:p>
     <w:p>
@@ -75,7 +75,7 @@
           <w:rFonts w:ascii="Arial" w:hAnsi="Arial"/>
           <w:sz w:val="19"/>
         </w:rPr>
-        <w:t>Al corte de las 13:48 h, la lectura debe mantenerse integrada y no por cuencas aisladas. La señal hidrométrica más reciente tiene como referencia principal el corte vigente de niveles y la lluvia observada/prevista sobre Guatemala, Chiapas y Tabasco. El mayor cambio de 24 h entre estaciones observadas es Tapijulapa +0.55 m/24 h. La prioridad operativa es confirmar cualquier cambio de escenario con coincidencia de lluvia, saturación, niveles, caudales y operación de presas; el pronóstico por sí solo no constituye una creciente confirmada.</w:t>
+        <w:t>Al corte de las 13:59 h, la lectura debe mantenerse integrada y no por cuencas aisladas. La señal hidrométrica más reciente tiene como referencia principal el corte vigente de niveles y la lluvia observada/prevista sobre Guatemala, Chiapas y Tabasco. El mayor cambio de 24 h entre estaciones observadas es Tapijulapa +0.55 m/24 h. La prioridad operativa es confirmar cualquier cambio de escenario con coincidencia de lluvia, saturación, niveles, caudales y operación de presas; el pronóstico por sí solo no constituye una creciente confirmada.</w:t>
       </w:r>
     </w:p>
     <w:p>
@@ -315,7 +315,7 @@
           <w:rFonts w:ascii="Arial" w:hAnsi="Arial"/>
           <w:sz w:val="19"/>
         </w:rPr>
-        <w:t>Boca del Cerro registra 15.47 m, con variación de 24 h -0.16 m. En la cuenca alta de Guatemala, El Tigre reporta 8.32 m y 2126.0 m³/s; El Porvenir/La Pasión 3.65 m y 568.1 m³/s. La secuencia de vigilancia se mantiene Guatemala → Boca del Cerro/Tenosique → Balancán → Emiliano Zapata → Jonuta → Centla. Pronóstico SMN para Usumacinta: 0-24 h: 75 a 150 mm; 24-48 h: 75 a 150 mm; 48-72 h: 750 a 150 mm; 72-96 h: 75 a 150 mm.</w:t>
+        <w:t>Boca del Cerro registra 15.47 m, con variación de 24 h -0.16 m. En la cuenca alta de Guatemala, El Tigre reporta 8.32 m y 2126.0 m³/s; El Porvenir/La Pasión 3.65 m y 568.1 m³/s. La secuencia de vigilancia se mantiene Guatemala → Boca del Cerro/Tenosique → Balancán → Emiliano Zapata → Jonuta → Centla. Pronóstico SMN para Usumacinta: 0-24 h: 75 a 150 mm; 24-48 h: 75 a 150 mm; 48-72 h: 75 a 150 mm; 72-96 h: 75 a 150 mm.</w:t>
       </w:r>
     </w:p>
     <w:tbl>
@@ -1906,7 +1906,7 @@
           <w:rFonts w:ascii="Arial" w:hAnsi="Arial"/>
           <w:sz w:val="19"/>
         </w:rPr>
-        <w:t>El diagnóstico integrado del corte de las 13:48 h se mantiene condicionado por la evolución conjunta de Guatemala–Usumacinta–Boca del Cerro, Ríos Serranos–Pichucalco–Grijalva bajo, la cascada de presas y Peñitas/cuenca libre–Mezcalapa–Samaria–Carrizal. Ningún componente debe interpretarse de manera aislada. La señal operativa debe escalar únicamente cuando coincidan magnitud, persistencia y respuesta observada.</w:t>
+        <w:t>El diagnóstico integrado del corte de las 13:59 h se mantiene condicionado por la evolución conjunta de Guatemala–Usumacinta–Boca del Cerro, Ríos Serranos–Pichucalco–Grijalva bajo, la cascada de presas y Peñitas/cuenca libre–Mezcalapa–Samaria–Carrizal. Ningún componente debe interpretarse de manera aislada. La señal operativa debe escalar únicamente cuando coincidan magnitud, persistencia y respuesta observada.</w:t>
       </w:r>
     </w:p>
     <w:p>
@@ -2250,7 +2250,7 @@
                 <w:b w:val="0"/>
                 <w:sz w:val="16"/>
               </w:rPr>
-              <w:t>2026-10-03T13:33:57.333825-06:00</w:t>
+              <w:t>2026-10-03T13:49:36.806914-06:00</w:t>
             </w:r>
           </w:p>
         </w:tc>
@@ -2312,7 +2312,7 @@
                 <w:b w:val="0"/>
                 <w:sz w:val="16"/>
               </w:rPr>
-              <w:t>2026-10-03T13:33:57.333825-06:00</w:t>
+              <w:t>2026-10-03T13:49:36.806914-06:00</w:t>
             </w:r>
           </w:p>
         </w:tc>

--- a/data/analysis/Reportes/Analisis_Hidrometeorologico_Ultimo.docx
+++ b/data/analysis/Reportes/Analisis_Hidrometeorologico_Ultimo.docx
@@ -35,7 +35,7 @@
           <w:rFonts w:ascii="Arial" w:hAnsi="Arial"/>
           <w:sz w:val="19"/>
         </w:rPr>
-        <w:t>CORTE: 2026-10-03 13:59</w:t>
+        <w:t>CORTE: 2026-10-03 14:07</w:t>
       </w:r>
     </w:p>
     <w:p>
@@ -75,7 +75,7 @@
           <w:rFonts w:ascii="Arial" w:hAnsi="Arial"/>
           <w:sz w:val="19"/>
         </w:rPr>
-        <w:t>Al corte de las 13:59 h, la lectura debe mantenerse integrada y no por cuencas aisladas. La señal hidrométrica más reciente tiene como referencia principal el corte vigente de niveles y la lluvia observada/prevista sobre Guatemala, Chiapas y Tabasco. El mayor cambio de 24 h entre estaciones observadas es Tapijulapa +0.55 m/24 h. La prioridad operativa es confirmar cualquier cambio de escenario con coincidencia de lluvia, saturación, niveles, caudales y operación de presas; el pronóstico por sí solo no constituye una creciente confirmada.</w:t>
+        <w:t>Al corte de las 14:07 h, la lectura debe mantenerse integrada y no por cuencas aisladas. La señal hidrométrica más reciente tiene como referencia principal el corte vigente de niveles y la lluvia observada/prevista sobre Guatemala, Chiapas y Tabasco. El mayor cambio de 24 h entre estaciones observadas es Tapijulapa +0.55 m/24 h. La prioridad operativa es confirmar cualquier cambio de escenario con coincidencia de lluvia, saturación, niveles, caudales y operación de presas; el pronóstico por sí solo no constituye una creciente confirmada.</w:t>
       </w:r>
     </w:p>
     <w:p>
@@ -1906,7 +1906,7 @@
           <w:rFonts w:ascii="Arial" w:hAnsi="Arial"/>
           <w:sz w:val="19"/>
         </w:rPr>
-        <w:t>El diagnóstico integrado del corte de las 13:59 h se mantiene condicionado por la evolución conjunta de Guatemala–Usumacinta–Boca del Cerro, Ríos Serranos–Pichucalco–Grijalva bajo, la cascada de presas y Peñitas/cuenca libre–Mezcalapa–Samaria–Carrizal. Ningún componente debe interpretarse de manera aislada. La señal operativa debe escalar únicamente cuando coincidan magnitud, persistencia y respuesta observada.</w:t>
+        <w:t>El diagnóstico integrado del corte de las 14:07 h se mantiene condicionado por la evolución conjunta de Guatemala–Usumacinta–Boca del Cerro, Ríos Serranos–Pichucalco–Grijalva bajo, la cascada de presas y Peñitas/cuenca libre–Mezcalapa–Samaria–Carrizal. Ningún componente debe interpretarse de manera aislada. La señal operativa debe escalar únicamente cuando coincidan magnitud, persistencia y respuesta observada.</w:t>
       </w:r>
     </w:p>
     <w:p>

--- a/data/analysis/Reportes/Analisis_Hidrometeorologico_Ultimo.docx
+++ b/data/analysis/Reportes/Analisis_Hidrometeorologico_Ultimo.docx
@@ -35,7 +35,7 @@
           <w:rFonts w:ascii="Arial" w:hAnsi="Arial"/>
           <w:sz w:val="19"/>
         </w:rPr>
-        <w:t>CORTE: 2026-10-03 14:07</w:t>
+        <w:t>CORTE: 2026-10-04 14:06</w:t>
       </w:r>
     </w:p>
     <w:p>
@@ -55,7 +55,7 @@
           <w:rFonts w:ascii="Arial" w:hAnsi="Arial"/>
           <w:sz w:val="19"/>
         </w:rPr>
-        <w:t>Grijalva–Usumacinta • Ríos Serranos • Sistema de Presas • Samaria–Carrizal y corrientes asociadas Actualización: 03 de October de 2026</w:t>
+        <w:t>Grijalva–Usumacinta • Ríos Serranos • Sistema de Presas • Samaria–Carrizal y corrientes asociadas Actualización: 04 de October de 2026</w:t>
       </w:r>
     </w:p>
     <w:p>
@@ -75,7 +75,7 @@
           <w:rFonts w:ascii="Arial" w:hAnsi="Arial"/>
           <w:sz w:val="19"/>
         </w:rPr>
-        <w:t>Al corte de las 14:07 h, la lectura debe mantenerse integrada y no por cuencas aisladas. La señal hidrométrica más reciente tiene como referencia principal el corte vigente de niveles y la lluvia observada/prevista sobre Guatemala, Chiapas y Tabasco. El mayor cambio de 24 h entre estaciones observadas es Tapijulapa +0.55 m/24 h. La prioridad operativa es confirmar cualquier cambio de escenario con coincidencia de lluvia, saturación, niveles, caudales y operación de presas; el pronóstico por sí solo no constituye una creciente confirmada.</w:t>
+        <w:t>Al corte de las 14:06 h, la lectura debe mantenerse integrada y no por cuencas aisladas. La señal hidrométrica más reciente tiene como referencia principal el corte vigente de niveles y la lluvia observada/prevista sobre Guatemala, Chiapas y Tabasco. El mayor cambio de 24 h entre estaciones observadas es Tapijulapa +0.17 m/24 h. La prioridad operativa es confirmar cualquier cambio de escenario con coincidencia de lluvia, saturación, niveles, caudales y operación de presas; el pronóstico por sí solo no constituye una creciente confirmada.</w:t>
       </w:r>
     </w:p>
     <w:p>
@@ -315,7 +315,7 @@
           <w:rFonts w:ascii="Arial" w:hAnsi="Arial"/>
           <w:sz w:val="19"/>
         </w:rPr>
-        <w:t>Boca del Cerro registra 15.47 m, con variación de 24 h -0.16 m. En la cuenca alta de Guatemala, El Tigre reporta 8.32 m y 2126.0 m³/s; El Porvenir/La Pasión 3.65 m y 568.1 m³/s. La secuencia de vigilancia se mantiene Guatemala → Boca del Cerro/Tenosique → Balancán → Emiliano Zapata → Jonuta → Centla. Pronóstico SMN para Usumacinta: 0-24 h: 75 a 150 mm; 24-48 h: 75 a 150 mm; 48-72 h: 75 a 150 mm; 72-96 h: 75 a 150 mm.</w:t>
+        <w:t>Boca del Cerro registra 15.06 m, con variación de 24 h -0.41 m. En la cuenca alta de Guatemala, El Tigre reporta 8.97 m y 2408.6 m³/s; El Porvenir/La Pasión 3.94 m y 656.1 m³/s. La secuencia de vigilancia se mantiene Guatemala → Boca del Cerro/Tenosique → Balancán → Emiliano Zapata → Jonuta → Centla. Pronóstico SMN para Usumacinta: 0-24 h: 150 a 250 mm; 24-48 h: 75 a 150 mm; 48-72 h: 75 a 150 mm; 72-96 h: 75 a 150 mm.</w:t>
       </w:r>
     </w:p>
     <w:tbl>
@@ -403,7 +403,7 @@
                 <w:b w:val="0"/>
                 <w:sz w:val="16"/>
               </w:rPr>
-              <w:t>8.32 m; 2126.0 m³/s</w:t>
+              <w:t>8.97 m; 2408.6 m³/s</w:t>
             </w:r>
           </w:p>
         </w:tc>
@@ -450,7 +450,7 @@
                 <w:b w:val="0"/>
                 <w:sz w:val="16"/>
               </w:rPr>
-              <w:t>15.47 m; Δ24 h -0.16 m</w:t>
+              <w:t>15.06 m; Δ24 h -0.41 m</w:t>
             </w:r>
           </w:p>
         </w:tc>
@@ -488,7 +488,7 @@
           <w:rFonts w:ascii="Arial" w:hAnsi="Arial"/>
           <w:sz w:val="19"/>
         </w:rPr>
-        <w:t>Los Ríos Serranos tienen respuesta más rápida que el Usumacinta. Oxolotán 34.48 m, Tapijulapa 17.05 m, Teapa 34.18 m y Puyacatengo 25.07 m. Deben vigilarse primero lluvia horaria y estaciones aguas arriba antes de esperar una respuesta en el Grijalva de Villahermosa. Pronóstico SMN Bajo Grijalva–Ríos de la Sierra: 0-24 h: 75 a 150 mm; 24-48 h: 75 a 150 mm; 48-72 h: 75 a 150 mm; 72-96 h: 75 a 150 mm.</w:t>
+        <w:t>Los Ríos Serranos tienen respuesta más rápida que el Usumacinta. Oxolotán 34.43 m, Tapijulapa 17.22 m, Teapa 33.98 m y Puyacatengo 24.99 m. Deben vigilarse primero lluvia horaria y estaciones aguas arriba antes de esperar una respuesta en el Grijalva de Villahermosa. Pronóstico SMN Bajo Grijalva–Ríos de la Sierra: 0-24 h: 75 a 150 mm; 24-48 h: 75 a 150 mm; 48-72 h: 75 a 150 mm; 72-96 h: 75 a 150 mm.</w:t>
       </w:r>
     </w:p>
     <w:tbl>
@@ -717,7 +717,7 @@
                 <w:b w:val="0"/>
                 <w:sz w:val="16"/>
               </w:rPr>
-              <w:t>Salto de Agua 2.87 m; Macuspana 2.70 m</w:t>
+              <w:t>Salto de Agua 2.83 m; Macuspana 2.39 m</w:t>
             </w:r>
           </w:p>
         </w:tc>
@@ -921,7 +921,7 @@
                 <w:b w:val="0"/>
                 <w:sz w:val="16"/>
               </w:rPr>
-              <w:t>404.56</w:t>
+              <w:t>53.78</w:t>
             </w:r>
           </w:p>
         </w:tc>
@@ -936,7 +936,7 @@
                 <w:b w:val="0"/>
                 <w:sz w:val="16"/>
               </w:rPr>
-              <w:t>0.0</w:t>
+              <w:t>3.2</w:t>
             </w:r>
           </w:p>
         </w:tc>
@@ -951,7 +951,7 @@
                 <w:b w:val="0"/>
                 <w:sz w:val="16"/>
               </w:rPr>
-              <w:t>-0.05</w:t>
+              <w:t>+0.00</w:t>
             </w:r>
           </w:p>
         </w:tc>
@@ -983,7 +983,7 @@
                 <w:b w:val="0"/>
                 <w:sz w:val="16"/>
               </w:rPr>
-              <w:t>391.34</w:t>
+              <w:t>391.16</w:t>
             </w:r>
           </w:p>
         </w:tc>
@@ -1013,7 +1013,7 @@
                 <w:b w:val="0"/>
                 <w:sz w:val="16"/>
               </w:rPr>
-              <w:t>414.64</w:t>
+              <w:t>251.67</w:t>
             </w:r>
           </w:p>
         </w:tc>
@@ -1028,7 +1028,7 @@
                 <w:b w:val="0"/>
                 <w:sz w:val="16"/>
               </w:rPr>
-              <w:t>3.2</w:t>
+              <w:t>34.0</w:t>
             </w:r>
           </w:p>
         </w:tc>
@@ -1043,7 +1043,7 @@
                 <w:b w:val="0"/>
                 <w:sz w:val="16"/>
               </w:rPr>
-              <w:t>-0.07</w:t>
+              <w:t>-0.18</w:t>
             </w:r>
           </w:p>
         </w:tc>
@@ -1075,7 +1075,7 @@
                 <w:b w:val="0"/>
                 <w:sz w:val="16"/>
               </w:rPr>
-              <w:t>163.99</w:t>
+              <w:t>164.02</w:t>
             </w:r>
           </w:p>
         </w:tc>
@@ -1105,7 +1105,7 @@
                 <w:b w:val="0"/>
                 <w:sz w:val="16"/>
               </w:rPr>
-              <w:t>264.09</w:t>
+              <w:t>207.10</w:t>
             </w:r>
           </w:p>
         </w:tc>
@@ -1120,7 +1120,7 @@
                 <w:b w:val="0"/>
                 <w:sz w:val="16"/>
               </w:rPr>
-              <w:t>0.2</w:t>
+              <w:t>0.0</w:t>
             </w:r>
           </w:p>
         </w:tc>
@@ -1135,7 +1135,7 @@
                 <w:b w:val="0"/>
                 <w:sz w:val="16"/>
               </w:rPr>
-              <w:t>+0.08</w:t>
+              <w:t>+0.03</w:t>
             </w:r>
           </w:p>
         </w:tc>
@@ -1167,7 +1167,7 @@
                 <w:b w:val="0"/>
                 <w:sz w:val="16"/>
               </w:rPr>
-              <w:t>85.92</w:t>
+              <w:t>85.85</w:t>
             </w:r>
           </w:p>
         </w:tc>
@@ -1197,7 +1197,7 @@
                 <w:b w:val="0"/>
                 <w:sz w:val="16"/>
               </w:rPr>
-              <w:t>412.92</w:t>
+              <w:t>339.58</w:t>
             </w:r>
           </w:p>
         </w:tc>
@@ -1212,7 +1212,7 @@
                 <w:b w:val="0"/>
                 <w:sz w:val="16"/>
               </w:rPr>
-              <w:t>10.3</w:t>
+              <w:t>0.0</w:t>
             </w:r>
           </w:p>
         </w:tc>
@@ -1227,7 +1227,7 @@
                 <w:b w:val="0"/>
                 <w:sz w:val="16"/>
               </w:rPr>
-              <w:t>-0.02</w:t>
+              <w:t>-0.07</w:t>
             </w:r>
           </w:p>
         </w:tc>
@@ -1250,7 +1250,7 @@
           <w:rFonts w:ascii="Arial" w:hAnsi="Arial"/>
           <w:sz w:val="19"/>
         </w:rPr>
-        <w:t>Samaria registra 11.76 m y González/Carrizal 3.50 m. El gasto de Peñitas no debe equipararse automáticamente con el gasto que llega a cada brazo: deben incorporarse Platanar y otras aportaciones de cuenca libre y considerar la distribución hidráulica posterior. Como referencia operativa se conserva aproximadamente 70 % hacia Samaria y 30 % hacia Carrizal, sujeta a condiciones hidráulicas y a la operación de El Macayo.</w:t>
+        <w:t>Samaria registra 11.62 m y González/Carrizal 3.50 m. El gasto de Peñitas no debe equipararse automáticamente con el gasto que llega a cada brazo: deben incorporarse Platanar y otras aportaciones de cuenca libre y considerar la distribución hidráulica posterior. Como referencia operativa se conserva aproximadamente 70 % hacia Samaria y 30 % hacia Carrizal, sujeta a condiciones hidráulicas y a la operación de El Macayo.</w:t>
       </w:r>
     </w:p>
     <w:tbl>
@@ -1385,7 +1385,7 @@
                 <w:b w:val="0"/>
                 <w:sz w:val="16"/>
               </w:rPr>
-              <w:t>11.76 m</w:t>
+              <w:t>11.62 m</w:t>
             </w:r>
           </w:p>
         </w:tc>
@@ -1906,7 +1906,7 @@
           <w:rFonts w:ascii="Arial" w:hAnsi="Arial"/>
           <w:sz w:val="19"/>
         </w:rPr>
-        <w:t>El diagnóstico integrado del corte de las 14:07 h se mantiene condicionado por la evolución conjunta de Guatemala–Usumacinta–Boca del Cerro, Ríos Serranos–Pichucalco–Grijalva bajo, la cascada de presas y Peñitas/cuenca libre–Mezcalapa–Samaria–Carrizal. Ningún componente debe interpretarse de manera aislada. La señal operativa debe escalar únicamente cuando coincidan magnitud, persistencia y respuesta observada.</w:t>
+        <w:t>El diagnóstico integrado del corte de las 14:06 h se mantiene condicionado por la evolución conjunta de Guatemala–Usumacinta–Boca del Cerro, Ríos Serranos–Pichucalco–Grijalva bajo, la cascada de presas y Peñitas/cuenca libre–Mezcalapa–Samaria–Carrizal. Ningún componente debe interpretarse de manera aislada. La señal operativa debe escalar únicamente cuando coincidan magnitud, persistencia y respuesta observada.</w:t>
       </w:r>
     </w:p>
     <w:p>
@@ -2012,7 +2012,7 @@
           <w:rFonts w:ascii="Arial" w:hAnsi="Arial"/>
           <w:sz w:val="19"/>
         </w:rPr>
-        <w:t>WeatherLink: REFORMA PCIVILCHIAPAS 43.9 mm/24 h</w:t>
+        <w:t>WeatherLink: Modesta_1 29.2 mm/24 h</w:t>
       </w:r>
     </w:p>
     <w:p>
@@ -2024,7 +2024,7 @@
           <w:rFonts w:ascii="Arial" w:hAnsi="Arial"/>
           <w:sz w:val="19"/>
         </w:rPr>
-        <w:t>WeatherLink: SALTO DE AGUA PCIVILCHIAPAS 30.7 mm/24 h</w:t>
+        <w:t>WeatherLink: PASO LA MINA 23.3 mm/24 h</w:t>
       </w:r>
     </w:p>
     <w:p>
@@ -2036,7 +2036,7 @@
           <w:rFonts w:ascii="Arial" w:hAnsi="Arial"/>
           <w:sz w:val="19"/>
         </w:rPr>
-        <w:t>WeatherLink: OSTUACÁN PCIVILCHIAPAS 29.7 mm/24 h</w:t>
+        <w:t>WeatherLink: Cipat Chiapas 11.9 mm/24 h</w:t>
       </w:r>
     </w:p>
     <w:p>
@@ -2048,7 +2048,7 @@
           <w:rFonts w:ascii="Arial" w:hAnsi="Arial"/>
           <w:sz w:val="19"/>
         </w:rPr>
-        <w:t>WeatherLink: AMATÁN PCIVILCHIAPAS 17.2 mm/24 h</w:t>
+        <w:t>WeatherLink: Centro 11.2 mm/24 h</w:t>
       </w:r>
     </w:p>
     <w:p>
@@ -2060,7 +2060,7 @@
           <w:rFonts w:ascii="Arial" w:hAnsi="Arial"/>
           <w:sz w:val="19"/>
         </w:rPr>
-        <w:t>WeatherLink: La Pampa 16.2 mm/24 h</w:t>
+        <w:t>WeatherLink: Sinai 4.8 mm/24 h</w:t>
       </w:r>
     </w:p>
     <w:p>
@@ -2072,7 +2072,7 @@
           <w:rFonts w:ascii="Arial" w:hAnsi="Arial"/>
           <w:sz w:val="19"/>
         </w:rPr>
-        <w:t>CONAGUA: SAN PEDRO 122.4 mm/24 h</w:t>
+        <w:t>CONAGUA: GONZÁLEZ 41.3 mm/24 h</w:t>
       </w:r>
     </w:p>
     <w:p>
@@ -2084,7 +2084,7 @@
           <w:rFonts w:ascii="Arial" w:hAnsi="Arial"/>
           <w:sz w:val="19"/>
         </w:rPr>
-        <w:t>CONAGUA: EMILIANO ZAPATA (CHABLE) 112.0 mm/24 h</w:t>
+        <w:t>CONAGUA: POSTA (PTE. LOS MONOS) 35.2 mm/24 h</w:t>
       </w:r>
     </w:p>
     <w:p>
@@ -2096,7 +2096,7 @@
           <w:rFonts w:ascii="Arial" w:hAnsi="Arial"/>
           <w:sz w:val="19"/>
         </w:rPr>
-        <w:t>CONAGUA: BALANCÁN 47.1 mm/24 h</w:t>
+        <w:t>CONAGUA: SAMARIA 31.1 mm/24 h</w:t>
       </w:r>
     </w:p>
     <w:p>
@@ -2108,7 +2108,7 @@
           <w:rFonts w:ascii="Arial" w:hAnsi="Arial"/>
           <w:sz w:val="19"/>
         </w:rPr>
-        <w:t>CONAGUA: PUYACATENGO 40.7 mm/24 h</w:t>
+        <w:t>CONAGUA: EMILIANO ZAPATA (CHABLE) 24.0 mm/24 h</w:t>
       </w:r>
     </w:p>
     <w:p>
@@ -2120,7 +2120,7 @@
           <w:rFonts w:ascii="Arial" w:hAnsi="Arial"/>
           <w:sz w:val="19"/>
         </w:rPr>
-        <w:t>CONAGUA: SALTO DE AGUA 39.3 mm/24 h</w:t>
+        <w:t>CONAGUA: BOCA DEL CERRO 20.0 mm/24 h</w:t>
       </w:r>
     </w:p>
     <w:p>
@@ -2235,7 +2235,7 @@
                 <w:b w:val="0"/>
                 <w:sz w:val="16"/>
               </w:rPr>
-              <w:t>2026-10-03T08:27:29-06:00</w:t>
+              <w:t>2026-10-04T08:28:06-06:00</w:t>
             </w:r>
           </w:p>
         </w:tc>
@@ -2250,7 +2250,7 @@
                 <w:b w:val="0"/>
                 <w:sz w:val="16"/>
               </w:rPr>
-              <w:t>2026-10-03T13:49:36.806914-06:00</w:t>
+              <w:t>2026-10-04T13:48:13.134644-06:00</w:t>
             </w:r>
           </w:p>
         </w:tc>
@@ -2297,7 +2297,7 @@
                 <w:b w:val="0"/>
                 <w:sz w:val="16"/>
               </w:rPr>
-              <w:t>2026-10-03T10:18:20-06:00</w:t>
+              <w:t>2026-10-04T09:52:53-06:00</w:t>
             </w:r>
           </w:p>
         </w:tc>
@@ -2312,7 +2312,7 @@
                 <w:b w:val="0"/>
                 <w:sz w:val="16"/>
               </w:rPr>
-              <w:t>2026-10-03T13:49:36.806914-06:00</w:t>
+              <w:t>2026-10-04T13:48:13.134644-06:00</w:t>
             </w:r>
           </w:p>
         </w:tc>
@@ -2454,7 +2454,7 @@
           <w:rFonts w:ascii="Arial" w:hAnsi="Arial"/>
           <w:sz w:val="19"/>
         </w:rPr>
-        <w:t>El Porvenir–La Pasión: nivel 3.65 m · caudal 568.07 m³/s.</w:t>
+        <w:t>El Porvenir–La Pasión: nivel 3.94 m · caudal 656.14 m³/s.</w:t>
       </w:r>
     </w:p>
     <w:p>
@@ -2466,7 +2466,7 @@
           <w:rFonts w:ascii="Arial" w:hAnsi="Arial"/>
           <w:sz w:val="19"/>
         </w:rPr>
-        <w:t>El Tigre–Usumacinta: nivel 8.32 m · caudal 2126.00 m³/s.</w:t>
+        <w:t>El Tigre–Usumacinta: nivel 8.97 m · caudal 2408.61 m³/s.</w:t>
       </w:r>
     </w:p>
     <w:p>
@@ -2478,7 +2478,7 @@
           <w:rFonts w:ascii="Arial" w:hAnsi="Arial"/>
           <w:sz w:val="19"/>
         </w:rPr>
-        <w:t>Cadena de seguimiento en Tabasco: Boca del Cerro: 15.47 m · Δ24 h -0.16 m → Balancán: s/d → Emiliano Zapata: s/d → Jonuta: s/d → Centla/Tres Brazos: s/d.</w:t>
+        <w:t>Cadena de seguimiento en Tabasco: Boca del Cerro: 15.06 m · Δ24 h -0.41 m → Balancán: s/d → Emiliano Zapata: s/d → Jonuta: s/d → Centla/Tres Brazos: s/d.</w:t>
       </w:r>
     </w:p>
     <w:p>
@@ -2490,7 +2490,7 @@
           <w:rFonts w:ascii="Arial" w:hAnsi="Arial"/>
           <w:sz w:val="19"/>
         </w:rPr>
-        <w:t>Evolución El Tigre: Δ nivel -0.300 m en 18.0 h; tendencia disminuyendo.</w:t>
+        <w:t>Evolución El Tigre: Δ nivel +0.850 m en 12.0 h; tendencia incrementando.</w:t>
       </w:r>
     </w:p>
     <w:p>

--- a/data/analysis/Reportes/Analisis_Hidrometeorologico_Ultimo.docx
+++ b/data/analysis/Reportes/Analisis_Hidrometeorologico_Ultimo.docx
@@ -35,7 +35,7 @@
           <w:rFonts w:ascii="Arial" w:hAnsi="Arial"/>
           <w:sz w:val="19"/>
         </w:rPr>
-        <w:t>CORTE: 2026-10-04 14:06</w:t>
+        <w:t>CORTE: 2026-10-04 14:14</w:t>
       </w:r>
     </w:p>
     <w:p>
@@ -75,7 +75,7 @@
           <w:rFonts w:ascii="Arial" w:hAnsi="Arial"/>
           <w:sz w:val="19"/>
         </w:rPr>
-        <w:t>Al corte de las 14:06 h, la lectura debe mantenerse integrada y no por cuencas aisladas. La señal hidrométrica más reciente tiene como referencia principal el corte vigente de niveles y la lluvia observada/prevista sobre Guatemala, Chiapas y Tabasco. El mayor cambio de 24 h entre estaciones observadas es Tapijulapa +0.17 m/24 h. La prioridad operativa es confirmar cualquier cambio de escenario con coincidencia de lluvia, saturación, niveles, caudales y operación de presas; el pronóstico por sí solo no constituye una creciente confirmada.</w:t>
+        <w:t>Al corte de las 14:14 h, la lectura debe mantenerse integrada y no por cuencas aisladas. La señal hidrométrica más reciente tiene como referencia principal el corte vigente de niveles y la lluvia observada/prevista sobre Guatemala, Chiapas y Tabasco. El mayor cambio de 24 h entre estaciones observadas es Tapijulapa +0.17 m/24 h. La prioridad operativa es confirmar cualquier cambio de escenario con coincidencia de lluvia, saturación, niveles, caudales y operación de presas; el pronóstico por sí solo no constituye una creciente confirmada.</w:t>
       </w:r>
     </w:p>
     <w:p>
@@ -1906,7 +1906,7 @@
           <w:rFonts w:ascii="Arial" w:hAnsi="Arial"/>
           <w:sz w:val="19"/>
         </w:rPr>
-        <w:t>El diagnóstico integrado del corte de las 14:06 h se mantiene condicionado por la evolución conjunta de Guatemala–Usumacinta–Boca del Cerro, Ríos Serranos–Pichucalco–Grijalva bajo, la cascada de presas y Peñitas/cuenca libre–Mezcalapa–Samaria–Carrizal. Ningún componente debe interpretarse de manera aislada. La señal operativa debe escalar únicamente cuando coincidan magnitud, persistencia y respuesta observada.</w:t>
+        <w:t>El diagnóstico integrado del corte de las 14:14 h se mantiene condicionado por la evolución conjunta de Guatemala–Usumacinta–Boca del Cerro, Ríos Serranos–Pichucalco–Grijalva bajo, la cascada de presas y Peñitas/cuenca libre–Mezcalapa–Samaria–Carrizal. Ningún componente debe interpretarse de manera aislada. La señal operativa debe escalar únicamente cuando coincidan magnitud, persistencia y respuesta observada.</w:t>
       </w:r>
     </w:p>
     <w:p>
@@ -2250,7 +2250,7 @@
                 <w:b w:val="0"/>
                 <w:sz w:val="16"/>
               </w:rPr>
-              <w:t>2026-10-04T13:48:13.134644-06:00</w:t>
+              <w:t>2026-10-04T14:09:12.495533-06:00</w:t>
             </w:r>
           </w:p>
         </w:tc>
@@ -2312,7 +2312,7 @@
                 <w:b w:val="0"/>
                 <w:sz w:val="16"/>
               </w:rPr>
-              <w:t>2026-10-04T13:48:13.134644-06:00</w:t>
+              <w:t>2026-10-04T14:09:12.495533-06:00</w:t>
             </w:r>
           </w:p>
         </w:tc>

--- a/data/analysis/Reportes/Analisis_Hidrometeorologico_Ultimo.docx
+++ b/data/analysis/Reportes/Analisis_Hidrometeorologico_Ultimo.docx
@@ -35,7 +35,7 @@
           <w:rFonts w:ascii="Arial" w:hAnsi="Arial"/>
           <w:sz w:val="19"/>
         </w:rPr>
-        <w:t>CORTE: 2026-10-04 14:14</w:t>
+        <w:t>CORTE: 2026-10-04 14:23</w:t>
       </w:r>
     </w:p>
     <w:p>
@@ -75,7 +75,7 @@
           <w:rFonts w:ascii="Arial" w:hAnsi="Arial"/>
           <w:sz w:val="19"/>
         </w:rPr>
-        <w:t>Al corte de las 14:14 h, la lectura debe mantenerse integrada y no por cuencas aisladas. La señal hidrométrica más reciente tiene como referencia principal el corte vigente de niveles y la lluvia observada/prevista sobre Guatemala, Chiapas y Tabasco. El mayor cambio de 24 h entre estaciones observadas es Tapijulapa +0.17 m/24 h. La prioridad operativa es confirmar cualquier cambio de escenario con coincidencia de lluvia, saturación, niveles, caudales y operación de presas; el pronóstico por sí solo no constituye una creciente confirmada.</w:t>
+        <w:t>Al corte de las 14:23 h, la lectura debe mantenerse integrada y no por cuencas aisladas. La señal hidrométrica más reciente tiene como referencia principal el corte vigente de niveles y la lluvia observada/prevista sobre Guatemala, Chiapas y Tabasco. El mayor cambio de 24 h entre estaciones observadas es Tapijulapa +0.17 m/24 h. La prioridad operativa es confirmar cualquier cambio de escenario con coincidencia de lluvia, saturación, niveles, caudales y operación de presas; el pronóstico por sí solo no constituye una creciente confirmada.</w:t>
       </w:r>
     </w:p>
     <w:p>
@@ -1906,7 +1906,7 @@
           <w:rFonts w:ascii="Arial" w:hAnsi="Arial"/>
           <w:sz w:val="19"/>
         </w:rPr>
-        <w:t>El diagnóstico integrado del corte de las 14:14 h se mantiene condicionado por la evolución conjunta de Guatemala–Usumacinta–Boca del Cerro, Ríos Serranos–Pichucalco–Grijalva bajo, la cascada de presas y Peñitas/cuenca libre–Mezcalapa–Samaria–Carrizal. Ningún componente debe interpretarse de manera aislada. La señal operativa debe escalar únicamente cuando coincidan magnitud, persistencia y respuesta observada.</w:t>
+        <w:t>El diagnóstico integrado del corte de las 14:23 h se mantiene condicionado por la evolución conjunta de Guatemala–Usumacinta–Boca del Cerro, Ríos Serranos–Pichucalco–Grijalva bajo, la cascada de presas y Peñitas/cuenca libre–Mezcalapa–Samaria–Carrizal. Ningún componente debe interpretarse de manera aislada. La señal operativa debe escalar únicamente cuando coincidan magnitud, persistencia y respuesta observada.</w:t>
       </w:r>
     </w:p>
     <w:p>

--- a/data/analysis/Reportes/Analisis_Hidrometeorologico_Ultimo.docx
+++ b/data/analysis/Reportes/Analisis_Hidrometeorologico_Ultimo.docx
@@ -35,7 +35,7 @@
           <w:rFonts w:ascii="Arial" w:hAnsi="Arial"/>
           <w:sz w:val="19"/>
         </w:rPr>
-        <w:t>CORTE: 2026-10-04 14:23</w:t>
+        <w:t>CORTE: 2026-10-05 17:08</w:t>
       </w:r>
     </w:p>
     <w:p>
@@ -55,7 +55,7 @@
           <w:rFonts w:ascii="Arial" w:hAnsi="Arial"/>
           <w:sz w:val="19"/>
         </w:rPr>
-        <w:t>Grijalva–Usumacinta • Ríos Serranos • Sistema de Presas • Samaria–Carrizal y corrientes asociadas Actualización: 04 de October de 2026</w:t>
+        <w:t>Grijalva–Usumacinta • Ríos Serranos • Sistema de Presas • Samaria–Carrizal y corrientes asociadas Actualización: 05 de October de 2026</w:t>
       </w:r>
     </w:p>
     <w:p>
@@ -75,7 +75,7 @@
           <w:rFonts w:ascii="Arial" w:hAnsi="Arial"/>
           <w:sz w:val="19"/>
         </w:rPr>
-        <w:t>Al corte de las 14:23 h, la lectura debe mantenerse integrada y no por cuencas aisladas. La señal hidrométrica más reciente tiene como referencia principal el corte vigente de niveles y la lluvia observada/prevista sobre Guatemala, Chiapas y Tabasco. El mayor cambio de 24 h entre estaciones observadas es Tapijulapa +0.17 m/24 h. La prioridad operativa es confirmar cualquier cambio de escenario con coincidencia de lluvia, saturación, niveles, caudales y operación de presas; el pronóstico por sí solo no constituye una creciente confirmada.</w:t>
+        <w:t>Al corte de las 17:08 h, la lectura debe mantenerse integrada y no por cuencas aisladas. La señal hidrométrica más reciente tiene como referencia principal el corte vigente de niveles y la lluvia observada/prevista sobre Guatemala, Chiapas y Tabasco. El mayor cambio de 24 h entre estaciones observadas es San Joaquín +1.07 m/24 h. La prioridad operativa es confirmar cualquier cambio de escenario con coincidencia de lluvia, saturación, niveles, caudales y operación de presas; el pronóstico por sí solo no constituye una creciente confirmada.</w:t>
       </w:r>
     </w:p>
     <w:p>
@@ -315,7 +315,7 @@
           <w:rFonts w:ascii="Arial" w:hAnsi="Arial"/>
           <w:sz w:val="19"/>
         </w:rPr>
-        <w:t>Boca del Cerro registra 15.06 m, con variación de 24 h -0.41 m. En la cuenca alta de Guatemala, El Tigre reporta 8.97 m y 2408.6 m³/s; El Porvenir/La Pasión 3.94 m y 656.1 m³/s. La secuencia de vigilancia se mantiene Guatemala → Boca del Cerro/Tenosique → Balancán → Emiliano Zapata → Jonuta → Centla. Pronóstico SMN para Usumacinta: 0-24 h: 150 a 250 mm; 24-48 h: 75 a 150 mm; 48-72 h: 75 a 150 mm; 72-96 h: 75 a 150 mm.</w:t>
+        <w:t>Boca del Cerro registra 15.94 m, con variación de 24 h +0.91 m. En la cuenca alta de Guatemala, El Tigre reporta 9.44 m y 2613.0 m³/s; El Porvenir/La Pasión 4.16 m y 728.5 m³/s. La secuencia de vigilancia se mantiene Guatemala → Lacantún → Boca del Cerro/Tenosique → Balancán → Emiliano Zapata → Jonuta → Centla. Pronóstico SMN para Usumacinta: 0-24 h: 150 a 250 mm; 24-48 h: 150 a 250 mm; 48-72 h: 75 a 150 mm; 72-96 h: 75 a 150 mm.</w:t>
       </w:r>
     </w:p>
     <w:tbl>
@@ -403,7 +403,7 @@
                 <w:b w:val="0"/>
                 <w:sz w:val="16"/>
               </w:rPr>
-              <w:t>8.97 m; 2408.6 m³/s</w:t>
+              <w:t>9.44 m; 2613.0 m³/s</w:t>
             </w:r>
           </w:p>
         </w:tc>
@@ -435,6 +435,53 @@
                 <w:b w:val="0"/>
                 <w:sz w:val="16"/>
               </w:rPr>
+              <w:t>Lacantún (BHG21, Ocosingo)</w:t>
+            </w:r>
+          </w:p>
+        </w:tc>
+        <w:tc>
+          <w:tcPr>
+            <w:tcW w:type="dxa" w:w="3504"/>
+          </w:tcPr>
+          <w:p>
+            <w:r>
+              <w:rPr>
+                <w:rFonts w:ascii="Arial" w:hAnsi="Arial"/>
+                <w:b w:val="0"/>
+                <w:sz w:val="16"/>
+              </w:rPr>
+              <w:t>139.33 m; 699.00 m³/s; lluvia 24 h 0.0 mm</w:t>
+            </w:r>
+          </w:p>
+        </w:tc>
+        <w:tc>
+          <w:tcPr>
+            <w:tcW w:type="dxa" w:w="3504"/>
+          </w:tcPr>
+          <w:p>
+            <w:r>
+              <w:rPr>
+                <w:rFonts w:ascii="Arial" w:hAnsi="Arial"/>
+                <w:b w:val="0"/>
+                <w:sz w:val="16"/>
+              </w:rPr>
+              <w:t>Aporte de cuenca alta antes de Boca del Cerro; valorar su tendencia junto con Guatemala y la respuesta posterior en Tenosique.</w:t>
+            </w:r>
+          </w:p>
+        </w:tc>
+      </w:tr>
+      <w:tr>
+        <w:tc>
+          <w:tcPr>
+            <w:tcW w:type="dxa" w:w="3504"/>
+          </w:tcPr>
+          <w:p>
+            <w:r>
+              <w:rPr>
+                <w:rFonts w:ascii="Arial" w:hAnsi="Arial"/>
+                <w:b w:val="0"/>
+                <w:sz w:val="16"/>
+              </w:rPr>
               <w:t>Boca del Cerro</w:t>
             </w:r>
           </w:p>
@@ -450,7 +497,7 @@
                 <w:b w:val="0"/>
                 <w:sz w:val="16"/>
               </w:rPr>
-              <w:t>15.06 m; Δ24 h -0.41 m</w:t>
+              <w:t>15.94 m; Δ24 h +0.91 m</w:t>
             </w:r>
           </w:p>
         </w:tc>
@@ -488,7 +535,7 @@
           <w:rFonts w:ascii="Arial" w:hAnsi="Arial"/>
           <w:sz w:val="19"/>
         </w:rPr>
-        <w:t>Los Ríos Serranos tienen respuesta más rápida que el Usumacinta. Oxolotán 34.43 m, Tapijulapa 17.22 m, Teapa 33.98 m y Puyacatengo 24.99 m. Deben vigilarse primero lluvia horaria y estaciones aguas arriba antes de esperar una respuesta en el Grijalva de Villahermosa. Pronóstico SMN Bajo Grijalva–Ríos de la Sierra: 0-24 h: 75 a 150 mm; 24-48 h: 75 a 150 mm; 48-72 h: 75 a 150 mm; 72-96 h: 75 a 150 mm.</w:t>
+        <w:t>Los Ríos Serranos tienen respuesta más rápida que el Usumacinta. Oxolotán 34.56 m, Tapijulapa 17.24 m, Teapa 34.20 m y Puyacatengo 25.10 m. Deben vigilarse primero lluvia horaria y estaciones aguas arriba antes de esperar una respuesta en el Grijalva de Villahermosa. Pronóstico SMN Bajo Grijalva–Ríos de la Sierra: 0-24 h: 150 a 250 mm; 24-48 h: 150 a 250 mm; 48-72 h: 75 a 150 mm; 72-96 h: 150 a 250 mm.</w:t>
       </w:r>
     </w:p>
     <w:tbl>
@@ -717,7 +764,7 @@
                 <w:b w:val="0"/>
                 <w:sz w:val="16"/>
               </w:rPr>
-              <w:t>Salto de Agua 2.83 m; Macuspana 2.39 m</w:t>
+              <w:t>Salto de Agua 2.88 m; Macuspana 2.28 m</w:t>
             </w:r>
           </w:p>
         </w:tc>
@@ -906,7 +953,7 @@
                 <w:b w:val="0"/>
                 <w:sz w:val="16"/>
               </w:rPr>
-              <w:t>47.00</w:t>
+              <w:t>47.40</w:t>
             </w:r>
           </w:p>
         </w:tc>
@@ -921,7 +968,7 @@
                 <w:b w:val="0"/>
                 <w:sz w:val="16"/>
               </w:rPr>
-              <w:t>53.78</w:t>
+              <w:t>45.18</w:t>
             </w:r>
           </w:p>
         </w:tc>
@@ -936,7 +983,7 @@
                 <w:b w:val="0"/>
                 <w:sz w:val="16"/>
               </w:rPr>
-              <w:t>3.2</w:t>
+              <w:t>0.1</w:t>
             </w:r>
           </w:p>
         </w:tc>
@@ -983,7 +1030,7 @@
                 <w:b w:val="0"/>
                 <w:sz w:val="16"/>
               </w:rPr>
-              <w:t>391.16</w:t>
+              <w:t>390.98</w:t>
             </w:r>
           </w:p>
         </w:tc>
@@ -998,7 +1045,7 @@
                 <w:b w:val="0"/>
                 <w:sz w:val="16"/>
               </w:rPr>
-              <w:t>97.00</w:t>
+              <w:t>97.58</w:t>
             </w:r>
           </w:p>
         </w:tc>
@@ -1013,7 +1060,7 @@
                 <w:b w:val="0"/>
                 <w:sz w:val="16"/>
               </w:rPr>
-              <w:t>251.67</w:t>
+              <w:t>141.24</w:t>
             </w:r>
           </w:p>
         </w:tc>
@@ -1028,7 +1075,7 @@
                 <w:b w:val="0"/>
                 <w:sz w:val="16"/>
               </w:rPr>
-              <w:t>34.0</w:t>
+              <w:t>0.2</w:t>
             </w:r>
           </w:p>
         </w:tc>
@@ -1075,7 +1122,7 @@
                 <w:b w:val="0"/>
                 <w:sz w:val="16"/>
               </w:rPr>
-              <w:t>164.02</w:t>
+              <w:t>164.00</w:t>
             </w:r>
           </w:p>
         </w:tc>
@@ -1090,7 +1137,7 @@
                 <w:b w:val="0"/>
                 <w:sz w:val="16"/>
               </w:rPr>
-              <w:t>58.00</w:t>
+              <w:t>59.19</w:t>
             </w:r>
           </w:p>
         </w:tc>
@@ -1105,7 +1152,7 @@
                 <w:b w:val="0"/>
                 <w:sz w:val="16"/>
               </w:rPr>
-              <w:t>207.10</w:t>
+              <w:t>255.90</w:t>
             </w:r>
           </w:p>
         </w:tc>
@@ -1120,7 +1167,7 @@
                 <w:b w:val="0"/>
                 <w:sz w:val="16"/>
               </w:rPr>
-              <w:t>0.0</w:t>
+              <w:t>0.9</w:t>
             </w:r>
           </w:p>
         </w:tc>
@@ -1135,7 +1182,7 @@
                 <w:b w:val="0"/>
                 <w:sz w:val="16"/>
               </w:rPr>
-              <w:t>+0.03</w:t>
+              <w:t>-0.02</w:t>
             </w:r>
           </w:p>
         </w:tc>
@@ -1167,7 +1214,7 @@
                 <w:b w:val="0"/>
                 <w:sz w:val="16"/>
               </w:rPr>
-              <w:t>85.85</w:t>
+              <w:t>85.84</w:t>
             </w:r>
           </w:p>
         </w:tc>
@@ -1182,7 +1229,7 @@
                 <w:b w:val="0"/>
                 <w:sz w:val="16"/>
               </w:rPr>
-              <w:t>82.00</w:t>
+              <w:t>82.77</w:t>
             </w:r>
           </w:p>
         </w:tc>
@@ -1197,7 +1244,7 @@
                 <w:b w:val="0"/>
                 <w:sz w:val="16"/>
               </w:rPr>
-              <w:t>339.58</w:t>
+              <w:t>330.00</w:t>
             </w:r>
           </w:p>
         </w:tc>
@@ -1212,7 +1259,7 @@
                 <w:b w:val="0"/>
                 <w:sz w:val="16"/>
               </w:rPr>
-              <w:t>0.0</w:t>
+              <w:t>13.0</w:t>
             </w:r>
           </w:p>
         </w:tc>
@@ -1227,7 +1274,7 @@
                 <w:b w:val="0"/>
                 <w:sz w:val="16"/>
               </w:rPr>
-              <w:t>-0.07</w:t>
+              <w:t>-0.01</w:t>
             </w:r>
           </w:p>
         </w:tc>
@@ -1250,7 +1297,7 @@
           <w:rFonts w:ascii="Arial" w:hAnsi="Arial"/>
           <w:sz w:val="19"/>
         </w:rPr>
-        <w:t>Samaria registra 11.62 m y González/Carrizal 3.50 m. El gasto de Peñitas no debe equipararse automáticamente con el gasto que llega a cada brazo: deben incorporarse Platanar y otras aportaciones de cuenca libre y considerar la distribución hidráulica posterior. Como referencia operativa se conserva aproximadamente 70 % hacia Samaria y 30 % hacia Carrizal, sujeta a condiciones hidráulicas y a la operación de El Macayo.</w:t>
+        <w:t>Samaria registra 11.60 m y González/Carrizal 3.30 m. El gasto de Peñitas no debe equipararse automáticamente con el gasto que llega a cada brazo: deben incorporarse Platanar y otras aportaciones de cuenca libre y considerar la distribución hidráulica posterior. Como referencia operativa se conserva aproximadamente 70 % hacia Samaria y 30 % hacia Carrizal, sujeta a condiciones hidráulicas y a la operación de El Macayo.</w:t>
       </w:r>
     </w:p>
     <w:tbl>
@@ -1385,7 +1432,7 @@
                 <w:b w:val="0"/>
                 <w:sz w:val="16"/>
               </w:rPr>
-              <w:t>11.62 m</w:t>
+              <w:t>11.60 m</w:t>
             </w:r>
           </w:p>
         </w:tc>
@@ -1432,7 +1479,7 @@
                 <w:b w:val="0"/>
                 <w:sz w:val="16"/>
               </w:rPr>
-              <w:t>González 3.50 m</w:t>
+              <w:t>González 3.30 m</w:t>
             </w:r>
           </w:p>
         </w:tc>
@@ -1906,7 +1953,7 @@
           <w:rFonts w:ascii="Arial" w:hAnsi="Arial"/>
           <w:sz w:val="19"/>
         </w:rPr>
-        <w:t>El diagnóstico integrado del corte de las 14:23 h se mantiene condicionado por la evolución conjunta de Guatemala–Usumacinta–Boca del Cerro, Ríos Serranos–Pichucalco–Grijalva bajo, la cascada de presas y Peñitas/cuenca libre–Mezcalapa–Samaria–Carrizal. Ningún componente debe interpretarse de manera aislada. La señal operativa debe escalar únicamente cuando coincidan magnitud, persistencia y respuesta observada.</w:t>
+        <w:t>El diagnóstico integrado del corte de las 17:08 h se mantiene condicionado por la evolución conjunta de Guatemala–Usumacinta–Boca del Cerro, Ríos Serranos–Pichucalco–Grijalva bajo, la cascada de presas y Peñitas/cuenca libre–Mezcalapa–Samaria–Carrizal. Ningún componente debe interpretarse de manera aislada. La señal operativa debe escalar únicamente cuando coincidan magnitud, persistencia y respuesta observada.</w:t>
       </w:r>
     </w:p>
     <w:p>
@@ -2012,7 +2059,7 @@
           <w:rFonts w:ascii="Arial" w:hAnsi="Arial"/>
           <w:sz w:val="19"/>
         </w:rPr>
-        <w:t>WeatherLink: Modesta_1 29.2 mm/24 h</w:t>
+        <w:t>WeatherLink: JUÁREZ PCIVILCHIAPAS 76.0 mm/24 h</w:t>
       </w:r>
     </w:p>
     <w:p>
@@ -2024,7 +2071,7 @@
           <w:rFonts w:ascii="Arial" w:hAnsi="Arial"/>
           <w:sz w:val="19"/>
         </w:rPr>
-        <w:t>WeatherLink: PASO LA MINA 23.3 mm/24 h</w:t>
+        <w:t>WeatherLink: CHAPULTENANGO PCIVILCHIAPAS 36.1 mm/24 h</w:t>
       </w:r>
     </w:p>
     <w:p>
@@ -2036,7 +2083,7 @@
           <w:rFonts w:ascii="Arial" w:hAnsi="Arial"/>
           <w:sz w:val="19"/>
         </w:rPr>
-        <w:t>WeatherLink: Cipat Chiapas 11.9 mm/24 h</w:t>
+        <w:t>WeatherLink: SAN CAYETANO CONSOLA 29.5 mm/24 h</w:t>
       </w:r>
     </w:p>
     <w:p>
@@ -2048,7 +2095,7 @@
           <w:rFonts w:ascii="Arial" w:hAnsi="Arial"/>
           <w:sz w:val="19"/>
         </w:rPr>
-        <w:t>WeatherLink: Centro 11.2 mm/24 h</w:t>
+        <w:t>WeatherLink: ASUR Villahermosa 28.0 mm/24 h</w:t>
       </w:r>
     </w:p>
     <w:p>
@@ -2060,7 +2107,7 @@
           <w:rFonts w:ascii="Arial" w:hAnsi="Arial"/>
           <w:sz w:val="19"/>
         </w:rPr>
-        <w:t>WeatherLink: Sinai 4.8 mm/24 h</w:t>
+        <w:t>WeatherLink: REFORMA PCIVILCHIAPAS 24.4 mm/24 h</w:t>
       </w:r>
     </w:p>
     <w:p>
@@ -2072,7 +2119,7 @@
           <w:rFonts w:ascii="Arial" w:hAnsi="Arial"/>
           <w:sz w:val="19"/>
         </w:rPr>
-        <w:t>CONAGUA: GONZÁLEZ 41.3 mm/24 h</w:t>
+        <w:t>CONAGUA: SÁNCHEZ MAGALLANEZ 73.9 mm/24 h</w:t>
       </w:r>
     </w:p>
     <w:p>
@@ -2084,7 +2131,7 @@
           <w:rFonts w:ascii="Arial" w:hAnsi="Arial"/>
           <w:sz w:val="19"/>
         </w:rPr>
-        <w:t>CONAGUA: POSTA (PTE. LOS MONOS) 35.2 mm/24 h</w:t>
+        <w:t>CONAGUA: EMILIANO ZAPATA (CHABLE) 72.0 mm/24 h</w:t>
       </w:r>
     </w:p>
     <w:p>
@@ -2096,7 +2143,7 @@
           <w:rFonts w:ascii="Arial" w:hAnsi="Arial"/>
           <w:sz w:val="19"/>
         </w:rPr>
-        <w:t>CONAGUA: SAMARIA 31.1 mm/24 h</w:t>
+        <w:t>CONAGUA: PUYACATENGO 67.7 mm/24 h</w:t>
       </w:r>
     </w:p>
     <w:p>
@@ -2108,7 +2155,7 @@
           <w:rFonts w:ascii="Arial" w:hAnsi="Arial"/>
           <w:sz w:val="19"/>
         </w:rPr>
-        <w:t>CONAGUA: EMILIANO ZAPATA (CHABLE) 24.0 mm/24 h</w:t>
+        <w:t>CONAGUA: SAN JOAQUÍN 65.9 mm/24 h</w:t>
       </w:r>
     </w:p>
     <w:p>
@@ -2120,7 +2167,7 @@
           <w:rFonts w:ascii="Arial" w:hAnsi="Arial"/>
           <w:sz w:val="19"/>
         </w:rPr>
-        <w:t>CONAGUA: BOCA DEL CERRO 20.0 mm/24 h</w:t>
+        <w:t>CONAGUA: TEAPA 61.0 mm/24 h</w:t>
       </w:r>
     </w:p>
     <w:p>
@@ -2235,7 +2282,7 @@
                 <w:b w:val="0"/>
                 <w:sz w:val="16"/>
               </w:rPr>
-              <w:t>2026-10-04T08:28:06-06:00</w:t>
+              <w:t>2026-10-05T08:38:00-06:00</w:t>
             </w:r>
           </w:p>
         </w:tc>
@@ -2250,7 +2297,7 @@
                 <w:b w:val="0"/>
                 <w:sz w:val="16"/>
               </w:rPr>
-              <w:t>2026-10-04T14:09:12.495533-06:00</w:t>
+              <w:t>2026-10-05T16:55:46.428728-06:00</w:t>
             </w:r>
           </w:p>
         </w:tc>
@@ -2297,7 +2344,7 @@
                 <w:b w:val="0"/>
                 <w:sz w:val="16"/>
               </w:rPr>
-              <w:t>2026-10-04T09:52:53-06:00</w:t>
+              <w:t>2026-10-05T10:44:29-06:00</w:t>
             </w:r>
           </w:p>
         </w:tc>
@@ -2312,7 +2359,7 @@
                 <w:b w:val="0"/>
                 <w:sz w:val="16"/>
               </w:rPr>
-              <w:t>2026-10-04T14:09:12.495533-06:00</w:t>
+              <w:t>2026-10-05T16:55:46.428728-06:00</w:t>
             </w:r>
           </w:p>
         </w:tc>
@@ -2454,7 +2501,7 @@
           <w:rFonts w:ascii="Arial" w:hAnsi="Arial"/>
           <w:sz w:val="19"/>
         </w:rPr>
-        <w:t>El Porvenir–La Pasión: nivel 3.94 m · caudal 656.14 m³/s.</w:t>
+        <w:t>El Porvenir–La Pasión: nivel 4.16 m · caudal 728.52 m³/s.</w:t>
       </w:r>
     </w:p>
     <w:p>
@@ -2466,7 +2513,7 @@
           <w:rFonts w:ascii="Arial" w:hAnsi="Arial"/>
           <w:sz w:val="19"/>
         </w:rPr>
-        <w:t>El Tigre–Usumacinta: nivel 8.97 m · caudal 2408.61 m³/s.</w:t>
+        <w:t>El Tigre–Usumacinta: nivel 9.44 m · caudal 2612.96 m³/s.</w:t>
       </w:r>
     </w:p>
     <w:p>
@@ -2478,7 +2525,7 @@
           <w:rFonts w:ascii="Arial" w:hAnsi="Arial"/>
           <w:sz w:val="19"/>
         </w:rPr>
-        <w:t>Cadena de seguimiento en Tabasco: Boca del Cerro: 15.06 m · Δ24 h -0.41 m → Balancán: s/d → Emiliano Zapata: s/d → Jonuta: s/d → Centla/Tres Brazos: s/d.</w:t>
+        <w:t>Cadena de seguimiento en Tabasco: Boca del Cerro: 15.94 m · Δ24 h +0.91 m → Balancán: s/d → Emiliano Zapata: s/d → Jonuta: s/d → Centla/Tres Brazos: s/d.</w:t>
       </w:r>
     </w:p>
     <w:p>
@@ -2490,7 +2537,7 @@
           <w:rFonts w:ascii="Arial" w:hAnsi="Arial"/>
           <w:sz w:val="19"/>
         </w:rPr>
-        <w:t>Evolución El Tigre: Δ nivel +0.850 m en 12.0 h; tendencia incrementando.</w:t>
+        <w:t>Evolución El Tigre: Δ nivel +0.060 m en 18.0 h; tendencia incrementando.</w:t>
       </w:r>
     </w:p>
     <w:p>

--- a/data/analysis/Reportes/Analisis_Hidrometeorologico_Ultimo.docx
+++ b/data/analysis/Reportes/Analisis_Hidrometeorologico_Ultimo.docx
@@ -35,7 +35,7 @@
           <w:rFonts w:ascii="Arial" w:hAnsi="Arial"/>
           <w:sz w:val="19"/>
         </w:rPr>
-        <w:t>CORTE: 2026-10-05 17:08</w:t>
+        <w:t>CORTE: 2026-10-05 17:13</w:t>
       </w:r>
     </w:p>
     <w:p>
@@ -75,7 +75,7 @@
           <w:rFonts w:ascii="Arial" w:hAnsi="Arial"/>
           <w:sz w:val="19"/>
         </w:rPr>
-        <w:t>Al corte de las 17:08 h, la lectura debe mantenerse integrada y no por cuencas aisladas. La señal hidrométrica más reciente tiene como referencia principal el corte vigente de niveles y la lluvia observada/prevista sobre Guatemala, Chiapas y Tabasco. El mayor cambio de 24 h entre estaciones observadas es San Joaquín +1.07 m/24 h. La prioridad operativa es confirmar cualquier cambio de escenario con coincidencia de lluvia, saturación, niveles, caudales y operación de presas; el pronóstico por sí solo no constituye una creciente confirmada.</w:t>
+        <w:t>Al corte de las 17:13 h, la lectura debe mantenerse integrada y no por cuencas aisladas. La señal hidrométrica más reciente tiene como referencia principal el corte vigente de niveles y la lluvia observada/prevista sobre Guatemala, Chiapas y Tabasco. El mayor cambio de 24 h entre estaciones observadas es San Joaquín +1.07 m/24 h. La prioridad operativa es confirmar cualquier cambio de escenario con coincidencia de lluvia, saturación, niveles, caudales y operación de presas; el pronóstico por sí solo no constituye una creciente confirmada.</w:t>
       </w:r>
     </w:p>
     <w:p>
@@ -1953,7 +1953,7 @@
           <w:rFonts w:ascii="Arial" w:hAnsi="Arial"/>
           <w:sz w:val="19"/>
         </w:rPr>
-        <w:t>El diagnóstico integrado del corte de las 17:08 h se mantiene condicionado por la evolución conjunta de Guatemala–Usumacinta–Boca del Cerro, Ríos Serranos–Pichucalco–Grijalva bajo, la cascada de presas y Peñitas/cuenca libre–Mezcalapa–Samaria–Carrizal. Ningún componente debe interpretarse de manera aislada. La señal operativa debe escalar únicamente cuando coincidan magnitud, persistencia y respuesta observada.</w:t>
+        <w:t>El diagnóstico integrado del corte de las 17:13 h se mantiene condicionado por la evolución conjunta de Guatemala–Usumacinta–Boca del Cerro, Ríos Serranos–Pichucalco–Grijalva bajo, la cascada de presas y Peñitas/cuenca libre–Mezcalapa–Samaria–Carrizal. Ningún componente debe interpretarse de manera aislada. La señal operativa debe escalar únicamente cuando coincidan magnitud, persistencia y respuesta observada.</w:t>
       </w:r>
     </w:p>
     <w:p>
@@ -2297,7 +2297,7 @@
                 <w:b w:val="0"/>
                 <w:sz w:val="16"/>
               </w:rPr>
-              <w:t>2026-10-05T16:55:46.428728-06:00</w:t>
+              <w:t>2026-10-05T17:09:16.261874-06:00</w:t>
             </w:r>
           </w:p>
         </w:tc>
@@ -2359,7 +2359,7 @@
                 <w:b w:val="0"/>
                 <w:sz w:val="16"/>
               </w:rPr>
-              <w:t>2026-10-05T16:55:46.428728-06:00</w:t>
+              <w:t>2026-10-05T17:09:16.261874-06:00</w:t>
             </w:r>
           </w:p>
         </w:tc>

--- a/data/analysis/Reportes/Analisis_Hidrometeorologico_Ultimo.docx
+++ b/data/analysis/Reportes/Analisis_Hidrometeorologico_Ultimo.docx
@@ -35,7 +35,7 @@
           <w:rFonts w:ascii="Arial" w:hAnsi="Arial"/>
           <w:sz w:val="19"/>
         </w:rPr>
-        <w:t>CORTE: 2026-10-05 17:13</w:t>
+        <w:t>CORTE: 2026-10-05 17:19</w:t>
       </w:r>
     </w:p>
     <w:p>
@@ -75,7 +75,7 @@
           <w:rFonts w:ascii="Arial" w:hAnsi="Arial"/>
           <w:sz w:val="19"/>
         </w:rPr>
-        <w:t>Al corte de las 17:13 h, la lectura debe mantenerse integrada y no por cuencas aisladas. La señal hidrométrica más reciente tiene como referencia principal el corte vigente de niveles y la lluvia observada/prevista sobre Guatemala, Chiapas y Tabasco. El mayor cambio de 24 h entre estaciones observadas es San Joaquín +1.07 m/24 h. La prioridad operativa es confirmar cualquier cambio de escenario con coincidencia de lluvia, saturación, niveles, caudales y operación de presas; el pronóstico por sí solo no constituye una creciente confirmada.</w:t>
+        <w:t>Al corte de las 17:19 h, la lectura debe mantenerse integrada y no por cuencas aisladas. La señal hidrométrica más reciente tiene como referencia principal el corte vigente de niveles y la lluvia observada/prevista sobre Guatemala, Chiapas y Tabasco. El mayor cambio de 24 h entre estaciones observadas es San Joaquín +1.07 m/24 h. La prioridad operativa es confirmar cualquier cambio de escenario con coincidencia de lluvia, saturación, niveles, caudales y operación de presas; el pronóstico por sí solo no constituye una creciente confirmada.</w:t>
       </w:r>
     </w:p>
     <w:p>
@@ -1953,7 +1953,7 @@
           <w:rFonts w:ascii="Arial" w:hAnsi="Arial"/>
           <w:sz w:val="19"/>
         </w:rPr>
-        <w:t>El diagnóstico integrado del corte de las 17:13 h se mantiene condicionado por la evolución conjunta de Guatemala–Usumacinta–Boca del Cerro, Ríos Serranos–Pichucalco–Grijalva bajo, la cascada de presas y Peñitas/cuenca libre–Mezcalapa–Samaria–Carrizal. Ningún componente debe interpretarse de manera aislada. La señal operativa debe escalar únicamente cuando coincidan magnitud, persistencia y respuesta observada.</w:t>
+        <w:t>El diagnóstico integrado del corte de las 17:19 h se mantiene condicionado por la evolución conjunta de Guatemala–Usumacinta–Boca del Cerro, Ríos Serranos–Pichucalco–Grijalva bajo, la cascada de presas y Peñitas/cuenca libre–Mezcalapa–Samaria–Carrizal. Ningún componente debe interpretarse de manera aislada. La señal operativa debe escalar únicamente cuando coincidan magnitud, persistencia y respuesta observada.</w:t>
       </w:r>
     </w:p>
     <w:p>

--- a/data/analysis/Reportes/Analisis_Hidrometeorologico_Ultimo.docx
+++ b/data/analysis/Reportes/Analisis_Hidrometeorologico_Ultimo.docx
@@ -35,7 +35,7 @@
           <w:rFonts w:ascii="Arial" w:hAnsi="Arial"/>
           <w:sz w:val="19"/>
         </w:rPr>
-        <w:t>CORTE: 2026-10-05 17:19</w:t>
+        <w:t>CORTE: 2026-10-06 15:35</w:t>
       </w:r>
     </w:p>
     <w:p>
@@ -55,7 +55,7 @@
           <w:rFonts w:ascii="Arial" w:hAnsi="Arial"/>
           <w:sz w:val="19"/>
         </w:rPr>
-        <w:t>Grijalva–Usumacinta • Ríos Serranos • Sistema de Presas • Samaria–Carrizal y corrientes asociadas Actualización: 05 de October de 2026</w:t>
+        <w:t>Grijalva–Usumacinta • Ríos Serranos • Sistema de Presas • Samaria–Carrizal y corrientes asociadas Actualización: 06 de October de 2026</w:t>
       </w:r>
     </w:p>
     <w:p>
@@ -75,7 +75,7 @@
           <w:rFonts w:ascii="Arial" w:hAnsi="Arial"/>
           <w:sz w:val="19"/>
         </w:rPr>
-        <w:t>Al corte de las 17:19 h, la lectura debe mantenerse integrada y no por cuencas aisladas. La señal hidrométrica más reciente tiene como referencia principal el corte vigente de niveles y la lluvia observada/prevista sobre Guatemala, Chiapas y Tabasco. El mayor cambio de 24 h entre estaciones observadas es San Joaquín +1.07 m/24 h. La prioridad operativa es confirmar cualquier cambio de escenario con coincidencia de lluvia, saturación, niveles, caudales y operación de presas; el pronóstico por sí solo no constituye una creciente confirmada.</w:t>
+        <w:t>Al corte de las 15:35 h, la lectura debe mantenerse integrada y no por cuencas aisladas. La señal hidrométrica más reciente tiene como referencia principal el corte vigente de niveles y la lluvia observada/prevista sobre Guatemala, Chiapas y Tabasco. El mayor cambio de 24 h entre estaciones observadas es Macuspana +0.49 m/24 h. La prioridad operativa es confirmar cualquier cambio de escenario con coincidencia de lluvia, saturación, niveles, caudales y operación de presas; el pronóstico por sí solo no constituye una creciente confirmada.</w:t>
       </w:r>
     </w:p>
     <w:p>
@@ -315,7 +315,7 @@
           <w:rFonts w:ascii="Arial" w:hAnsi="Arial"/>
           <w:sz w:val="19"/>
         </w:rPr>
-        <w:t>Boca del Cerro registra 15.94 m, con variación de 24 h +0.91 m. En la cuenca alta de Guatemala, El Tigre reporta 9.44 m y 2613.0 m³/s; El Porvenir/La Pasión 4.16 m y 728.5 m³/s. La secuencia de vigilancia se mantiene Guatemala → Lacantún → Boca del Cerro/Tenosique → Balancán → Emiliano Zapata → Jonuta → Centla. Pronóstico SMN para Usumacinta: 0-24 h: 150 a 250 mm; 24-48 h: 150 a 250 mm; 48-72 h: 75 a 150 mm; 72-96 h: 75 a 150 mm.</w:t>
+        <w:t>Boca del Cerro registra 16.14 m, con variación de 24 h +0.27 m. En la cuenca alta de Guatemala, El Tigre reporta 8.68 m y 2282.5 m³/s; El Porvenir/La Pasión 4.17 m y 731.9 m³/s. La secuencia de vigilancia se mantiene Guatemala → Lacantún → Boca del Cerro/Tenosique → Balancán → Emiliano Zapata → Jonuta → Centla. Pronóstico SMN para Usumacinta: 0-24 h: 75 a 150 mm; 24-48 h: 75 a 150 mm; 48-72 h: 75 a 150 mm; 72-96 h: 75 a 150 mm.</w:t>
       </w:r>
     </w:p>
     <w:tbl>
@@ -403,7 +403,7 @@
                 <w:b w:val="0"/>
                 <w:sz w:val="16"/>
               </w:rPr>
-              <w:t>9.44 m; 2613.0 m³/s</w:t>
+              <w:t>8.68 m; 2282.5 m³/s</w:t>
             </w:r>
           </w:p>
         </w:tc>
@@ -450,7 +450,7 @@
                 <w:b w:val="0"/>
                 <w:sz w:val="16"/>
               </w:rPr>
-              <w:t>139.33 m; 699.00 m³/s; lluvia 24 h 0.0 mm</w:t>
+              <w:t>139.99 m; 1126.00 m³/s; lluvia 24 h 22.8 mm</w:t>
             </w:r>
           </w:p>
         </w:tc>
@@ -497,7 +497,7 @@
                 <w:b w:val="0"/>
                 <w:sz w:val="16"/>
               </w:rPr>
-              <w:t>15.94 m; Δ24 h +0.91 m</w:t>
+              <w:t>16.14 m; Δ24 h +0.27 m</w:t>
             </w:r>
           </w:p>
         </w:tc>
@@ -535,7 +535,7 @@
           <w:rFonts w:ascii="Arial" w:hAnsi="Arial"/>
           <w:sz w:val="19"/>
         </w:rPr>
-        <w:t>Los Ríos Serranos tienen respuesta más rápida que el Usumacinta. Oxolotán 34.56 m, Tapijulapa 17.24 m, Teapa 34.20 m y Puyacatengo 25.10 m. Deben vigilarse primero lluvia horaria y estaciones aguas arriba antes de esperar una respuesta en el Grijalva de Villahermosa. Pronóstico SMN Bajo Grijalva–Ríos de la Sierra: 0-24 h: 150 a 250 mm; 24-48 h: 150 a 250 mm; 48-72 h: 75 a 150 mm; 72-96 h: 150 a 250 mm.</w:t>
+        <w:t>Los Ríos Serranos tienen respuesta más rápida que el Usumacinta. Oxolotán 34.71 m, Tapijulapa 17.28 m, Teapa 34.05 m y Puyacatengo 25.02 m. Deben vigilarse primero lluvia horaria y estaciones aguas arriba antes de esperar una respuesta en el Grijalva de Villahermosa. Pronóstico SMN Bajo Grijalva–Ríos de la Sierra: 0-24 h: 75 a 150 mm; 24-48 h: 75 a 150 mm; 48-72 h: 75 a 150 mm; 72-96 h: 50 a 75 mm.</w:t>
       </w:r>
     </w:p>
     <w:tbl>
@@ -764,7 +764,7 @@
                 <w:b w:val="0"/>
                 <w:sz w:val="16"/>
               </w:rPr>
-              <w:t>Salto de Agua 2.88 m; Macuspana 2.28 m</w:t>
+              <w:t>Salto de Agua 3.06 m; Macuspana 2.77 m</w:t>
             </w:r>
           </w:p>
         </w:tc>
@@ -938,7 +938,7 @@
                 <w:b w:val="0"/>
                 <w:sz w:val="16"/>
               </w:rPr>
-              <w:t>516.61</w:t>
+              <w:t>516.58</w:t>
             </w:r>
           </w:p>
         </w:tc>
@@ -953,7 +953,7 @@
                 <w:b w:val="0"/>
                 <w:sz w:val="16"/>
               </w:rPr>
-              <w:t>47.40</w:t>
+              <w:t>47.29</w:t>
             </w:r>
           </w:p>
         </w:tc>
@@ -968,7 +968,7 @@
                 <w:b w:val="0"/>
                 <w:sz w:val="16"/>
               </w:rPr>
-              <w:t>45.18</w:t>
+              <w:t>341.16</w:t>
             </w:r>
           </w:p>
         </w:tc>
@@ -983,7 +983,7 @@
                 <w:b w:val="0"/>
                 <w:sz w:val="16"/>
               </w:rPr>
-              <w:t>0.1</w:t>
+              <w:t>36.4</w:t>
             </w:r>
           </w:p>
         </w:tc>
@@ -998,7 +998,7 @@
                 <w:b w:val="0"/>
                 <w:sz w:val="16"/>
               </w:rPr>
-              <w:t>+0.00</w:t>
+              <w:t>-0.03</w:t>
             </w:r>
           </w:p>
         </w:tc>
@@ -1030,7 +1030,7 @@
                 <w:b w:val="0"/>
                 <w:sz w:val="16"/>
               </w:rPr>
-              <w:t>390.98</w:t>
+              <w:t>391.26</w:t>
             </w:r>
           </w:p>
         </w:tc>
@@ -1045,7 +1045,7 @@
                 <w:b w:val="0"/>
                 <w:sz w:val="16"/>
               </w:rPr>
-              <w:t>97.58</w:t>
+              <w:t>97.91</w:t>
             </w:r>
           </w:p>
         </w:tc>
@@ -1060,7 +1060,7 @@
                 <w:b w:val="0"/>
                 <w:sz w:val="16"/>
               </w:rPr>
-              <w:t>141.24</w:t>
+              <w:t>163.71</w:t>
             </w:r>
           </w:p>
         </w:tc>
@@ -1075,7 +1075,7 @@
                 <w:b w:val="0"/>
                 <w:sz w:val="16"/>
               </w:rPr>
-              <w:t>0.2</w:t>
+              <w:t>1.1</w:t>
             </w:r>
           </w:p>
         </w:tc>
@@ -1090,7 +1090,7 @@
                 <w:b w:val="0"/>
                 <w:sz w:val="16"/>
               </w:rPr>
-              <w:t>-0.18</w:t>
+              <w:t>+0.28</w:t>
             </w:r>
           </w:p>
         </w:tc>
@@ -1122,7 +1122,7 @@
                 <w:b w:val="0"/>
                 <w:sz w:val="16"/>
               </w:rPr>
-              <w:t>164.00</w:t>
+              <w:t>164.01</w:t>
             </w:r>
           </w:p>
         </w:tc>
@@ -1152,7 +1152,7 @@
                 <w:b w:val="0"/>
                 <w:sz w:val="16"/>
               </w:rPr>
-              <w:t>255.90</w:t>
+              <w:t>344.65</w:t>
             </w:r>
           </w:p>
         </w:tc>
@@ -1167,7 +1167,7 @@
                 <w:b w:val="0"/>
                 <w:sz w:val="16"/>
               </w:rPr>
-              <w:t>0.9</w:t>
+              <w:t>15.5</w:t>
             </w:r>
           </w:p>
         </w:tc>
@@ -1182,7 +1182,7 @@
                 <w:b w:val="0"/>
                 <w:sz w:val="16"/>
               </w:rPr>
-              <w:t>-0.02</w:t>
+              <w:t>+0.01</w:t>
             </w:r>
           </w:p>
         </w:tc>
@@ -1214,7 +1214,7 @@
                 <w:b w:val="0"/>
                 <w:sz w:val="16"/>
               </w:rPr>
-              <w:t>85.84</w:t>
+              <w:t>85.95</w:t>
             </w:r>
           </w:p>
         </w:tc>
@@ -1229,7 +1229,7 @@
                 <w:b w:val="0"/>
                 <w:sz w:val="16"/>
               </w:rPr>
-              <w:t>82.77</w:t>
+              <w:t>85.16</w:t>
             </w:r>
           </w:p>
         </w:tc>
@@ -1259,7 +1259,7 @@
                 <w:b w:val="0"/>
                 <w:sz w:val="16"/>
               </w:rPr>
-              <w:t>13.0</w:t>
+              <w:t>39.3</w:t>
             </w:r>
           </w:p>
         </w:tc>
@@ -1274,7 +1274,7 @@
                 <w:b w:val="0"/>
                 <w:sz w:val="16"/>
               </w:rPr>
-              <w:t>-0.01</w:t>
+              <w:t>+0.11</w:t>
             </w:r>
           </w:p>
         </w:tc>
@@ -1297,7 +1297,7 @@
           <w:rFonts w:ascii="Arial" w:hAnsi="Arial"/>
           <w:sz w:val="19"/>
         </w:rPr>
-        <w:t>Samaria registra 11.60 m y González/Carrizal 3.30 m. El gasto de Peñitas no debe equipararse automáticamente con el gasto que llega a cada brazo: deben incorporarse Platanar y otras aportaciones de cuenca libre y considerar la distribución hidráulica posterior. Como referencia operativa se conserva aproximadamente 70 % hacia Samaria y 30 % hacia Carrizal, sujeta a condiciones hidráulicas y a la operación de El Macayo.</w:t>
+        <w:t>Samaria registra 11.67 m y González/Carrizal 3.31 m. El gasto de Peñitas no debe equipararse automáticamente con el gasto que llega a cada brazo: deben incorporarse Platanar y otras aportaciones de cuenca libre y considerar la distribución hidráulica posterior. Como referencia operativa se conserva aproximadamente 70 % hacia Samaria y 30 % hacia Carrizal, sujeta a condiciones hidráulicas y a la operación de El Macayo.</w:t>
       </w:r>
     </w:p>
     <w:tbl>
@@ -1432,7 +1432,7 @@
                 <w:b w:val="0"/>
                 <w:sz w:val="16"/>
               </w:rPr>
-              <w:t>11.60 m</w:t>
+              <w:t>11.67 m</w:t>
             </w:r>
           </w:p>
         </w:tc>
@@ -1479,7 +1479,7 @@
                 <w:b w:val="0"/>
                 <w:sz w:val="16"/>
               </w:rPr>
-              <w:t>González 3.30 m</w:t>
+              <w:t>González 3.31 m</w:t>
             </w:r>
           </w:p>
         </w:tc>
@@ -1953,7 +1953,7 @@
           <w:rFonts w:ascii="Arial" w:hAnsi="Arial"/>
           <w:sz w:val="19"/>
         </w:rPr>
-        <w:t>El diagnóstico integrado del corte de las 17:19 h se mantiene condicionado por la evolución conjunta de Guatemala–Usumacinta–Boca del Cerro, Ríos Serranos–Pichucalco–Grijalva bajo, la cascada de presas y Peñitas/cuenca libre–Mezcalapa–Samaria–Carrizal. Ningún componente debe interpretarse de manera aislada. La señal operativa debe escalar únicamente cuando coincidan magnitud, persistencia y respuesta observada.</w:t>
+        <w:t>El diagnóstico integrado del corte de las 15:35 h se mantiene condicionado por la evolución conjunta de Guatemala–Usumacinta–Boca del Cerro, Ríos Serranos–Pichucalco–Grijalva bajo, la cascada de presas y Peñitas/cuenca libre–Mezcalapa–Samaria–Carrizal. Ningún componente debe interpretarse de manera aislada. La señal operativa debe escalar únicamente cuando coincidan magnitud, persistencia y respuesta observada.</w:t>
       </w:r>
     </w:p>
     <w:p>
@@ -2059,7 +2059,7 @@
           <w:rFonts w:ascii="Arial" w:hAnsi="Arial"/>
           <w:sz w:val="19"/>
         </w:rPr>
-        <w:t>WeatherLink: JUÁREZ PCIVILCHIAPAS 76.0 mm/24 h</w:t>
+        <w:t>WeatherLink: Sinai 40.9 mm/24 h</w:t>
       </w:r>
     </w:p>
     <w:p>
@@ -2071,7 +2071,7 @@
           <w:rFonts w:ascii="Arial" w:hAnsi="Arial"/>
           <w:sz w:val="19"/>
         </w:rPr>
-        <w:t>WeatherLink: CHAPULTENANGO PCIVILCHIAPAS 36.1 mm/24 h</w:t>
+        <w:t>WeatherLink: JUÁREZ PCIVILCHIAPAS 16.5 mm/24 h</w:t>
       </w:r>
     </w:p>
     <w:p>
@@ -2083,7 +2083,7 @@
           <w:rFonts w:ascii="Arial" w:hAnsi="Arial"/>
           <w:sz w:val="19"/>
         </w:rPr>
-        <w:t>WeatherLink: SAN CAYETANO CONSOLA 29.5 mm/24 h</w:t>
+        <w:t>WeatherLink: Urrutia 12.2 mm/24 h</w:t>
       </w:r>
     </w:p>
     <w:p>
@@ -2095,7 +2095,7 @@
           <w:rFonts w:ascii="Arial" w:hAnsi="Arial"/>
           <w:sz w:val="19"/>
         </w:rPr>
-        <w:t>WeatherLink: ASUR Villahermosa 28.0 mm/24 h</w:t>
+        <w:t>WeatherLink: OSTUACÁN PCIVILCHIAPAS 6.8 mm/24 h</w:t>
       </w:r>
     </w:p>
     <w:p>
@@ -2107,7 +2107,7 @@
           <w:rFonts w:ascii="Arial" w:hAnsi="Arial"/>
           <w:sz w:val="19"/>
         </w:rPr>
-        <w:t>WeatherLink: REFORMA PCIVILCHIAPAS 24.4 mm/24 h</w:t>
+        <w:t>WeatherLink: ASUR Villahermosa 4.0 mm/24 h</w:t>
       </w:r>
     </w:p>
     <w:p>
@@ -2119,7 +2119,7 @@
           <w:rFonts w:ascii="Arial" w:hAnsi="Arial"/>
           <w:sz w:val="19"/>
         </w:rPr>
-        <w:t>CONAGUA: SÁNCHEZ MAGALLANEZ 73.9 mm/24 h</w:t>
+        <w:t>CONAGUA: SAN JOAQUÍN 39.8 mm/24 h</w:t>
       </w:r>
     </w:p>
     <w:p>
@@ -2131,7 +2131,7 @@
           <w:rFonts w:ascii="Arial" w:hAnsi="Arial"/>
           <w:sz w:val="19"/>
         </w:rPr>
-        <w:t>CONAGUA: EMILIANO ZAPATA (CHABLE) 72.0 mm/24 h</w:t>
+        <w:t>CONAGUA: PEÑITAS 39.3 mm/24 h</w:t>
       </w:r>
     </w:p>
     <w:p>
@@ -2143,7 +2143,7 @@
           <w:rFonts w:ascii="Arial" w:hAnsi="Arial"/>
           <w:sz w:val="19"/>
         </w:rPr>
-        <w:t>CONAGUA: PUYACATENGO 67.7 mm/24 h</w:t>
+        <w:t>CONAGUA: JONUTA (CIUDAD) 36.3 mm/24 h</w:t>
       </w:r>
     </w:p>
     <w:p>
@@ -2155,7 +2155,7 @@
           <w:rFonts w:ascii="Arial" w:hAnsi="Arial"/>
           <w:sz w:val="19"/>
         </w:rPr>
-        <w:t>CONAGUA: SAN JOAQUÍN 65.9 mm/24 h</w:t>
+        <w:t>CONAGUA: SAN PEDRO 31.5 mm/24 h</w:t>
       </w:r>
     </w:p>
     <w:p>
@@ -2167,7 +2167,7 @@
           <w:rFonts w:ascii="Arial" w:hAnsi="Arial"/>
           <w:sz w:val="19"/>
         </w:rPr>
-        <w:t>CONAGUA: TEAPA 61.0 mm/24 h</w:t>
+        <w:t>CONAGUA: BOCA DEL CERRO 14.5 mm/24 h</w:t>
       </w:r>
     </w:p>
     <w:p>
@@ -2282,7 +2282,7 @@
                 <w:b w:val="0"/>
                 <w:sz w:val="16"/>
               </w:rPr>
-              <w:t>2026-10-05T08:38:00-06:00</w:t>
+              <w:t>2026-10-06T08:44:14-06:00</w:t>
             </w:r>
           </w:p>
         </w:tc>
@@ -2297,7 +2297,7 @@
                 <w:b w:val="0"/>
                 <w:sz w:val="16"/>
               </w:rPr>
-              <w:t>2026-10-05T17:09:16.261874-06:00</w:t>
+              <w:t>2026-10-06T15:20:35.230995-06:00</w:t>
             </w:r>
           </w:p>
         </w:tc>
@@ -2344,7 +2344,7 @@
                 <w:b w:val="0"/>
                 <w:sz w:val="16"/>
               </w:rPr>
-              <w:t>2026-10-05T10:44:29-06:00</w:t>
+              <w:t>2026-10-06T09:49:08-06:00</w:t>
             </w:r>
           </w:p>
         </w:tc>
@@ -2359,7 +2359,7 @@
                 <w:b w:val="0"/>
                 <w:sz w:val="16"/>
               </w:rPr>
-              <w:t>2026-10-05T17:09:16.261874-06:00</w:t>
+              <w:t>2026-10-06T15:20:35.230995-06:00</w:t>
             </w:r>
           </w:p>
         </w:tc>
@@ -2501,7 +2501,7 @@
           <w:rFonts w:ascii="Arial" w:hAnsi="Arial"/>
           <w:sz w:val="19"/>
         </w:rPr>
-        <w:t>El Porvenir–La Pasión: nivel 4.16 m · caudal 728.52 m³/s.</w:t>
+        <w:t>El Porvenir–La Pasión: nivel 4.17 m · caudal 731.93 m³/s.</w:t>
       </w:r>
     </w:p>
     <w:p>
@@ -2513,7 +2513,7 @@
           <w:rFonts w:ascii="Arial" w:hAnsi="Arial"/>
           <w:sz w:val="19"/>
         </w:rPr>
-        <w:t>El Tigre–Usumacinta: nivel 9.44 m · caudal 2612.96 m³/s.</w:t>
+        <w:t>El Tigre–Usumacinta: nivel 8.68 m · caudal 2282.52 m³/s.</w:t>
       </w:r>
     </w:p>
     <w:p>
@@ -2525,7 +2525,7 @@
           <w:rFonts w:ascii="Arial" w:hAnsi="Arial"/>
           <w:sz w:val="19"/>
         </w:rPr>
-        <w:t>Cadena de seguimiento en Tabasco: Boca del Cerro: 15.94 m · Δ24 h +0.91 m → Balancán: s/d → Emiliano Zapata: s/d → Jonuta: s/d → Centla/Tres Brazos: s/d.</w:t>
+        <w:t>Cadena de seguimiento en Tabasco: Boca del Cerro: 16.14 m · Δ24 h +0.27 m → Balancán: s/d → Emiliano Zapata: s/d → Jonuta: s/d → Centla/Tres Brazos: s/d.</w:t>
       </w:r>
     </w:p>
     <w:p>
@@ -2537,7 +2537,7 @@
           <w:rFonts w:ascii="Arial" w:hAnsi="Arial"/>
           <w:sz w:val="19"/>
         </w:rPr>
-        <w:t>Evolución El Tigre: Δ nivel +0.060 m en 18.0 h; tendencia incrementando.</w:t>
+        <w:t>Evolución El Tigre: Δ nivel -0.180 m en 6.0 h; tendencia disminuyendo.</w:t>
       </w:r>
     </w:p>
     <w:p>

--- a/data/analysis/Reportes/Analisis_Hidrometeorologico_Ultimo.docx
+++ b/data/analysis/Reportes/Analisis_Hidrometeorologico_Ultimo.docx
@@ -35,7 +35,7 @@
           <w:rFonts w:ascii="Arial" w:hAnsi="Arial"/>
           <w:sz w:val="19"/>
         </w:rPr>
-        <w:t>CORTE: 2026-10-06 15:35</w:t>
+        <w:t>CORTE: 2026-10-06 15:42</w:t>
       </w:r>
     </w:p>
     <w:p>
@@ -75,7 +75,7 @@
           <w:rFonts w:ascii="Arial" w:hAnsi="Arial"/>
           <w:sz w:val="19"/>
         </w:rPr>
-        <w:t>Al corte de las 15:35 h, la lectura debe mantenerse integrada y no por cuencas aisladas. La señal hidrométrica más reciente tiene como referencia principal el corte vigente de niveles y la lluvia observada/prevista sobre Guatemala, Chiapas y Tabasco. El mayor cambio de 24 h entre estaciones observadas es Macuspana +0.49 m/24 h. La prioridad operativa es confirmar cualquier cambio de escenario con coincidencia de lluvia, saturación, niveles, caudales y operación de presas; el pronóstico por sí solo no constituye una creciente confirmada.</w:t>
+        <w:t>Al corte de las 15:42 h, la lectura debe mantenerse integrada y no por cuencas aisladas. La señal hidrométrica más reciente tiene como referencia principal el corte vigente de niveles y la lluvia observada/prevista sobre Guatemala, Chiapas y Tabasco. El mayor cambio de 24 h entre estaciones observadas es Macuspana +0.49 m/24 h. La prioridad operativa es confirmar cualquier cambio de escenario con coincidencia de lluvia, saturación, niveles, caudales y operación de presas; el pronóstico por sí solo no constituye una creciente confirmada.</w:t>
       </w:r>
     </w:p>
     <w:p>
@@ -1953,7 +1953,7 @@
           <w:rFonts w:ascii="Arial" w:hAnsi="Arial"/>
           <w:sz w:val="19"/>
         </w:rPr>
-        <w:t>El diagnóstico integrado del corte de las 15:35 h se mantiene condicionado por la evolución conjunta de Guatemala–Usumacinta–Boca del Cerro, Ríos Serranos–Pichucalco–Grijalva bajo, la cascada de presas y Peñitas/cuenca libre–Mezcalapa–Samaria–Carrizal. Ningún componente debe interpretarse de manera aislada. La señal operativa debe escalar únicamente cuando coincidan magnitud, persistencia y respuesta observada.</w:t>
+        <w:t>El diagnóstico integrado del corte de las 15:42 h se mantiene condicionado por la evolución conjunta de Guatemala–Usumacinta–Boca del Cerro, Ríos Serranos–Pichucalco–Grijalva bajo, la cascada de presas y Peñitas/cuenca libre–Mezcalapa–Samaria–Carrizal. Ningún componente debe interpretarse de manera aislada. La señal operativa debe escalar únicamente cuando coincidan magnitud, persistencia y respuesta observada.</w:t>
       </w:r>
     </w:p>
     <w:p>
@@ -2297,7 +2297,7 @@
                 <w:b w:val="0"/>
                 <w:sz w:val="16"/>
               </w:rPr>
-              <w:t>2026-10-06T15:20:35.230995-06:00</w:t>
+              <w:t>2026-10-06T15:36:46.210216-06:00</w:t>
             </w:r>
           </w:p>
         </w:tc>
@@ -2359,7 +2359,7 @@
                 <w:b w:val="0"/>
                 <w:sz w:val="16"/>
               </w:rPr>
-              <w:t>2026-10-06T15:20:35.230995-06:00</w:t>
+              <w:t>2026-10-06T15:36:46.210216-06:00</w:t>
             </w:r>
           </w:p>
         </w:tc>

--- a/data/analysis/Reportes/Analisis_Hidrometeorologico_Ultimo.docx
+++ b/data/analysis/Reportes/Analisis_Hidrometeorologico_Ultimo.docx
@@ -35,7 +35,7 @@
           <w:rFonts w:ascii="Arial" w:hAnsi="Arial"/>
           <w:sz w:val="19"/>
         </w:rPr>
-        <w:t>CORTE: 2026-10-06 15:42</w:t>
+        <w:t>CORTE: 2026-10-06 15:51</w:t>
       </w:r>
     </w:p>
     <w:p>
@@ -75,7 +75,7 @@
           <w:rFonts w:ascii="Arial" w:hAnsi="Arial"/>
           <w:sz w:val="19"/>
         </w:rPr>
-        <w:t>Al corte de las 15:42 h, la lectura debe mantenerse integrada y no por cuencas aisladas. La señal hidrométrica más reciente tiene como referencia principal el corte vigente de niveles y la lluvia observada/prevista sobre Guatemala, Chiapas y Tabasco. El mayor cambio de 24 h entre estaciones observadas es Macuspana +0.49 m/24 h. La prioridad operativa es confirmar cualquier cambio de escenario con coincidencia de lluvia, saturación, niveles, caudales y operación de presas; el pronóstico por sí solo no constituye una creciente confirmada.</w:t>
+        <w:t>Al corte de las 15:51 h, la lectura debe mantenerse integrada y no por cuencas aisladas. La señal hidrométrica más reciente tiene como referencia principal el corte vigente de niveles y la lluvia observada/prevista sobre Guatemala, Chiapas y Tabasco. El mayor cambio de 24 h entre estaciones observadas es Macuspana +0.49 m/24 h. La prioridad operativa es confirmar cualquier cambio de escenario con coincidencia de lluvia, saturación, niveles, caudales y operación de presas; el pronóstico por sí solo no constituye una creciente confirmada.</w:t>
       </w:r>
     </w:p>
     <w:p>
@@ -1953,7 +1953,7 @@
           <w:rFonts w:ascii="Arial" w:hAnsi="Arial"/>
           <w:sz w:val="19"/>
         </w:rPr>
-        <w:t>El diagnóstico integrado del corte de las 15:42 h se mantiene condicionado por la evolución conjunta de Guatemala–Usumacinta–Boca del Cerro, Ríos Serranos–Pichucalco–Grijalva bajo, la cascada de presas y Peñitas/cuenca libre–Mezcalapa–Samaria–Carrizal. Ningún componente debe interpretarse de manera aislada. La señal operativa debe escalar únicamente cuando coincidan magnitud, persistencia y respuesta observada.</w:t>
+        <w:t>El diagnóstico integrado del corte de las 15:51 h se mantiene condicionado por la evolución conjunta de Guatemala–Usumacinta–Boca del Cerro, Ríos Serranos–Pichucalco–Grijalva bajo, la cascada de presas y Peñitas/cuenca libre–Mezcalapa–Samaria–Carrizal. Ningún componente debe interpretarse de manera aislada. La señal operativa debe escalar únicamente cuando coincidan magnitud, persistencia y respuesta observada.</w:t>
       </w:r>
     </w:p>
     <w:p>

--- a/data/analysis/Reportes/Analisis_Hidrometeorologico_Ultimo.docx
+++ b/data/analysis/Reportes/Analisis_Hidrometeorologico_Ultimo.docx
@@ -35,7 +35,7 @@
           <w:rFonts w:ascii="Arial" w:hAnsi="Arial"/>
           <w:sz w:val="19"/>
         </w:rPr>
-        <w:t>CORTE: 2026-10-06 15:51</w:t>
+        <w:t>CORTE: 2026-10-07 15:56</w:t>
       </w:r>
     </w:p>
     <w:p>
@@ -55,7 +55,7 @@
           <w:rFonts w:ascii="Arial" w:hAnsi="Arial"/>
           <w:sz w:val="19"/>
         </w:rPr>
-        <w:t>Grijalva–Usumacinta • Ríos Serranos • Sistema de Presas • Samaria–Carrizal y corrientes asociadas Actualización: 06 de October de 2026</w:t>
+        <w:t>Grijalva–Usumacinta • Ríos Serranos • Sistema de Presas • Samaria–Carrizal y corrientes asociadas Actualización: 07 de October de 2026</w:t>
       </w:r>
     </w:p>
     <w:p>
@@ -75,7 +75,7 @@
           <w:rFonts w:ascii="Arial" w:hAnsi="Arial"/>
           <w:sz w:val="19"/>
         </w:rPr>
-        <w:t>Al corte de las 15:51 h, la lectura debe mantenerse integrada y no por cuencas aisladas. La señal hidrométrica más reciente tiene como referencia principal el corte vigente de niveles y la lluvia observada/prevista sobre Guatemala, Chiapas y Tabasco. El mayor cambio de 24 h entre estaciones observadas es Macuspana +0.49 m/24 h. La prioridad operativa es confirmar cualquier cambio de escenario con coincidencia de lluvia, saturación, niveles, caudales y operación de presas; el pronóstico por sí solo no constituye una creciente confirmada.</w:t>
+        <w:t>Al corte de las 15:56 h, la lectura debe mantenerse integrada y no por cuencas aisladas. La señal hidrométrica más reciente tiene como referencia principal el corte vigente de niveles y la lluvia observada/prevista sobre Guatemala, Chiapas y Tabasco. El mayor cambio de 24 h entre estaciones observadas es Salto de Agua +1.24 m/24 h. La prioridad operativa es confirmar cualquier cambio de escenario con coincidencia de lluvia, saturación, niveles, caudales y operación de presas; el pronóstico por sí solo no constituye una creciente confirmada.</w:t>
       </w:r>
     </w:p>
     <w:p>
@@ -315,7 +315,7 @@
           <w:rFonts w:ascii="Arial" w:hAnsi="Arial"/>
           <w:sz w:val="19"/>
         </w:rPr>
-        <w:t>Boca del Cerro registra 16.14 m, con variación de 24 h +0.27 m. En la cuenca alta de Guatemala, El Tigre reporta 8.68 m y 2282.5 m³/s; El Porvenir/La Pasión 4.17 m y 731.9 m³/s. La secuencia de vigilancia se mantiene Guatemala → Lacantún → Boca del Cerro/Tenosique → Balancán → Emiliano Zapata → Jonuta → Centla. Pronóstico SMN para Usumacinta: 0-24 h: 75 a 150 mm; 24-48 h: 75 a 150 mm; 48-72 h: 75 a 150 mm; 72-96 h: 75 a 150 mm.</w:t>
+        <w:t>Boca del Cerro registra 16.36 m, con variación de 24 h +0.22 m. En la cuenca alta de Guatemala, El Tigre reporta 10.97 m y 3278.2 m³/s; El Porvenir/La Pasión 4.32 m y 784.3 m³/s. La secuencia de vigilancia se mantiene Guatemala → Boca del Cerro/Tenosique → Balancán → Emiliano Zapata → Jonuta → Centla. Pronóstico SMN para Usumacinta: 0-24 h: 75 a 150 mm; 24-48 h: 75 a 150 mm; 48-72 h: 75 a 150 mm; 72-96 h: 50 a 75 mm.</w:t>
       </w:r>
     </w:p>
     <w:tbl>
@@ -403,7 +403,7 @@
                 <w:b w:val="0"/>
                 <w:sz w:val="16"/>
               </w:rPr>
-              <w:t>8.68 m; 2282.5 m³/s</w:t>
+              <w:t>10.97 m; 3278.2 m³/s</w:t>
             </w:r>
           </w:p>
         </w:tc>
@@ -435,53 +435,6 @@
                 <w:b w:val="0"/>
                 <w:sz w:val="16"/>
               </w:rPr>
-              <w:t>Lacantún (BHG21, Ocosingo)</w:t>
-            </w:r>
-          </w:p>
-        </w:tc>
-        <w:tc>
-          <w:tcPr>
-            <w:tcW w:type="dxa" w:w="3504"/>
-          </w:tcPr>
-          <w:p>
-            <w:r>
-              <w:rPr>
-                <w:rFonts w:ascii="Arial" w:hAnsi="Arial"/>
-                <w:b w:val="0"/>
-                <w:sz w:val="16"/>
-              </w:rPr>
-              <w:t>139.99 m; 1126.00 m³/s; lluvia 24 h 22.8 mm</w:t>
-            </w:r>
-          </w:p>
-        </w:tc>
-        <w:tc>
-          <w:tcPr>
-            <w:tcW w:type="dxa" w:w="3504"/>
-          </w:tcPr>
-          <w:p>
-            <w:r>
-              <w:rPr>
-                <w:rFonts w:ascii="Arial" w:hAnsi="Arial"/>
-                <w:b w:val="0"/>
-                <w:sz w:val="16"/>
-              </w:rPr>
-              <w:t>Aporte de cuenca alta antes de Boca del Cerro; valorar su tendencia junto con Guatemala y la respuesta posterior en Tenosique.</w:t>
-            </w:r>
-          </w:p>
-        </w:tc>
-      </w:tr>
-      <w:tr>
-        <w:tc>
-          <w:tcPr>
-            <w:tcW w:type="dxa" w:w="3504"/>
-          </w:tcPr>
-          <w:p>
-            <w:r>
-              <w:rPr>
-                <w:rFonts w:ascii="Arial" w:hAnsi="Arial"/>
-                <w:b w:val="0"/>
-                <w:sz w:val="16"/>
-              </w:rPr>
               <w:t>Boca del Cerro</w:t>
             </w:r>
           </w:p>
@@ -497,7 +450,7 @@
                 <w:b w:val="0"/>
                 <w:sz w:val="16"/>
               </w:rPr>
-              <w:t>16.14 m; Δ24 h +0.27 m</w:t>
+              <w:t>16.36 m; Δ24 h +0.22 m</w:t>
             </w:r>
           </w:p>
         </w:tc>
@@ -535,7 +488,7 @@
           <w:rFonts w:ascii="Arial" w:hAnsi="Arial"/>
           <w:sz w:val="19"/>
         </w:rPr>
-        <w:t>Los Ríos Serranos tienen respuesta más rápida que el Usumacinta. Oxolotán 34.71 m, Tapijulapa 17.28 m, Teapa 34.05 m y Puyacatengo 25.02 m. Deben vigilarse primero lluvia horaria y estaciones aguas arriba antes de esperar una respuesta en el Grijalva de Villahermosa. Pronóstico SMN Bajo Grijalva–Ríos de la Sierra: 0-24 h: 75 a 150 mm; 24-48 h: 75 a 150 mm; 48-72 h: 75 a 150 mm; 72-96 h: 50 a 75 mm.</w:t>
+        <w:t>Los Ríos Serranos tienen respuesta más rápida que el Usumacinta. Oxolotán 35.68 m, Tapijulapa 18.25 m, Teapa 34.13 m y Puyacatengo 25.05 m. Deben vigilarse primero lluvia horaria y estaciones aguas arriba antes de esperar una respuesta en el Grijalva de Villahermosa. Pronóstico SMN Bajo Grijalva–Ríos de la Sierra: 0-24 h: 75 a 150 mm; 24-48 h: 50 a 75 mm; 48-72 h: 50 a 75 mm; 72-96 h: 50 a 75 mm.</w:t>
       </w:r>
     </w:p>
     <w:tbl>
@@ -764,7 +717,7 @@
                 <w:b w:val="0"/>
                 <w:sz w:val="16"/>
               </w:rPr>
-              <w:t>Salto de Agua 3.06 m; Macuspana 2.77 m</w:t>
+              <w:t>Salto de Agua 4.30 m; Macuspana 2.67 m</w:t>
             </w:r>
           </w:p>
         </w:tc>
@@ -938,7 +891,7 @@
                 <w:b w:val="0"/>
                 <w:sz w:val="16"/>
               </w:rPr>
-              <w:t>516.58</w:t>
+              <w:t>516.61</w:t>
             </w:r>
           </w:p>
         </w:tc>
@@ -953,7 +906,7 @@
                 <w:b w:val="0"/>
                 <w:sz w:val="16"/>
               </w:rPr>
-              <w:t>47.29</w:t>
+              <w:t>47.40</w:t>
             </w:r>
           </w:p>
         </w:tc>
@@ -968,7 +921,7 @@
                 <w:b w:val="0"/>
                 <w:sz w:val="16"/>
               </w:rPr>
-              <w:t>341.16</w:t>
+              <w:t>398.40</w:t>
             </w:r>
           </w:p>
         </w:tc>
@@ -983,7 +936,7 @@
                 <w:b w:val="0"/>
                 <w:sz w:val="16"/>
               </w:rPr>
-              <w:t>36.4</w:t>
+              <w:t>0.2</w:t>
             </w:r>
           </w:p>
         </w:tc>
@@ -998,7 +951,7 @@
                 <w:b w:val="0"/>
                 <w:sz w:val="16"/>
               </w:rPr>
-              <w:t>-0.03</w:t>
+              <w:t>+0.03</w:t>
             </w:r>
           </w:p>
         </w:tc>
@@ -1030,7 +983,7 @@
                 <w:b w:val="0"/>
                 <w:sz w:val="16"/>
               </w:rPr>
-              <w:t>391.26</w:t>
+              <w:t>391.28</w:t>
             </w:r>
           </w:p>
         </w:tc>
@@ -1045,7 +998,7 @@
                 <w:b w:val="0"/>
                 <w:sz w:val="16"/>
               </w:rPr>
-              <w:t>97.91</w:t>
+              <w:t>97.94</w:t>
             </w:r>
           </w:p>
         </w:tc>
@@ -1060,7 +1013,7 @@
                 <w:b w:val="0"/>
                 <w:sz w:val="16"/>
               </w:rPr>
-              <w:t>163.71</w:t>
+              <w:t>426.49</w:t>
             </w:r>
           </w:p>
         </w:tc>
@@ -1075,7 +1028,7 @@
                 <w:b w:val="0"/>
                 <w:sz w:val="16"/>
               </w:rPr>
-              <w:t>1.1</w:t>
+              <w:t>0.0</w:t>
             </w:r>
           </w:p>
         </w:tc>
@@ -1090,7 +1043,7 @@
                 <w:b w:val="0"/>
                 <w:sz w:val="16"/>
               </w:rPr>
-              <w:t>+0.28</w:t>
+              <w:t>+0.02</w:t>
             </w:r>
           </w:p>
         </w:tc>
@@ -1122,7 +1075,7 @@
                 <w:b w:val="0"/>
                 <w:sz w:val="16"/>
               </w:rPr>
-              <w:t>164.01</w:t>
+              <w:t>164.12</w:t>
             </w:r>
           </w:p>
         </w:tc>
@@ -1137,7 +1090,7 @@
                 <w:b w:val="0"/>
                 <w:sz w:val="16"/>
               </w:rPr>
-              <w:t>59.19</w:t>
+              <w:t>59.40</w:t>
             </w:r>
           </w:p>
         </w:tc>
@@ -1152,7 +1105,7 @@
                 <w:b w:val="0"/>
                 <w:sz w:val="16"/>
               </w:rPr>
-              <w:t>344.65</w:t>
+              <w:t>294.52</w:t>
             </w:r>
           </w:p>
         </w:tc>
@@ -1167,7 +1120,7 @@
                 <w:b w:val="0"/>
                 <w:sz w:val="16"/>
               </w:rPr>
-              <w:t>15.5</w:t>
+              <w:t>1.5</w:t>
             </w:r>
           </w:p>
         </w:tc>
@@ -1182,7 +1135,7 @@
                 <w:b w:val="0"/>
                 <w:sz w:val="16"/>
               </w:rPr>
-              <w:t>+0.01</w:t>
+              <w:t>+0.11</w:t>
             </w:r>
           </w:p>
         </w:tc>
@@ -1214,7 +1167,7 @@
                 <w:b w:val="0"/>
                 <w:sz w:val="16"/>
               </w:rPr>
-              <w:t>85.95</w:t>
+              <w:t>85.75</w:t>
             </w:r>
           </w:p>
         </w:tc>
@@ -1229,7 +1182,7 @@
                 <w:b w:val="0"/>
                 <w:sz w:val="16"/>
               </w:rPr>
-              <w:t>85.16</w:t>
+              <w:t>81.73</w:t>
             </w:r>
           </w:p>
         </w:tc>
@@ -1244,7 +1197,7 @@
                 <w:b w:val="0"/>
                 <w:sz w:val="16"/>
               </w:rPr>
-              <w:t>330.00</w:t>
+              <w:t>526.67</w:t>
             </w:r>
           </w:p>
         </w:tc>
@@ -1259,7 +1212,7 @@
                 <w:b w:val="0"/>
                 <w:sz w:val="16"/>
               </w:rPr>
-              <w:t>39.3</w:t>
+              <w:t>0.0</w:t>
             </w:r>
           </w:p>
         </w:tc>
@@ -1274,7 +1227,7 @@
                 <w:b w:val="0"/>
                 <w:sz w:val="16"/>
               </w:rPr>
-              <w:t>+0.11</w:t>
+              <w:t>-0.20</w:t>
             </w:r>
           </w:p>
         </w:tc>
@@ -1297,7 +1250,7 @@
           <w:rFonts w:ascii="Arial" w:hAnsi="Arial"/>
           <w:sz w:val="19"/>
         </w:rPr>
-        <w:t>Samaria registra 11.67 m y González/Carrizal 3.31 m. El gasto de Peñitas no debe equipararse automáticamente con el gasto que llega a cada brazo: deben incorporarse Platanar y otras aportaciones de cuenca libre y considerar la distribución hidráulica posterior. Como referencia operativa se conserva aproximadamente 70 % hacia Samaria y 30 % hacia Carrizal, sujeta a condiciones hidráulicas y a la operación de El Macayo.</w:t>
+        <w:t>Samaria registra 12.10 m y González/Carrizal 3.45 m. El gasto de Peñitas no debe equipararse automáticamente con el gasto que llega a cada brazo: deben incorporarse Platanar y otras aportaciones de cuenca libre y considerar la distribución hidráulica posterior. Como referencia operativa se conserva aproximadamente 70 % hacia Samaria y 30 % hacia Carrizal, sujeta a condiciones hidráulicas y a la operación de El Macayo.</w:t>
       </w:r>
     </w:p>
     <w:tbl>
@@ -1432,7 +1385,7 @@
                 <w:b w:val="0"/>
                 <w:sz w:val="16"/>
               </w:rPr>
-              <w:t>11.67 m</w:t>
+              <w:t>12.10 m</w:t>
             </w:r>
           </w:p>
         </w:tc>
@@ -1479,7 +1432,7 @@
                 <w:b w:val="0"/>
                 <w:sz w:val="16"/>
               </w:rPr>
-              <w:t>González 3.31 m</w:t>
+              <w:t>González 3.45 m</w:t>
             </w:r>
           </w:p>
         </w:tc>
@@ -1953,7 +1906,7 @@
           <w:rFonts w:ascii="Arial" w:hAnsi="Arial"/>
           <w:sz w:val="19"/>
         </w:rPr>
-        <w:t>El diagnóstico integrado del corte de las 15:51 h se mantiene condicionado por la evolución conjunta de Guatemala–Usumacinta–Boca del Cerro, Ríos Serranos–Pichucalco–Grijalva bajo, la cascada de presas y Peñitas/cuenca libre–Mezcalapa–Samaria–Carrizal. Ningún componente debe interpretarse de manera aislada. La señal operativa debe escalar únicamente cuando coincidan magnitud, persistencia y respuesta observada.</w:t>
+        <w:t>El diagnóstico integrado del corte de las 15:56 h se mantiene condicionado por la evolución conjunta de Guatemala–Usumacinta–Boca del Cerro, Ríos Serranos–Pichucalco–Grijalva bajo, la cascada de presas y Peñitas/cuenca libre–Mezcalapa–Samaria–Carrizal. Ningún componente debe interpretarse de manera aislada. La señal operativa debe escalar únicamente cuando coincidan magnitud, persistencia y respuesta observada.</w:t>
       </w:r>
     </w:p>
     <w:p>
@@ -2059,7 +2012,7 @@
           <w:rFonts w:ascii="Arial" w:hAnsi="Arial"/>
           <w:sz w:val="19"/>
         </w:rPr>
-        <w:t>WeatherLink: Sinai 40.9 mm/24 h</w:t>
+        <w:t>WeatherLink: SALTO DE AGUA PCIVILCHIAPAS 38.9 mm/24 h</w:t>
       </w:r>
     </w:p>
     <w:p>
@@ -2071,7 +2024,7 @@
           <w:rFonts w:ascii="Arial" w:hAnsi="Arial"/>
           <w:sz w:val="19"/>
         </w:rPr>
-        <w:t>WeatherLink: JUÁREZ PCIVILCHIAPAS 16.5 mm/24 h</w:t>
+        <w:t>WeatherLink: PICHUCALCO PCIVILCHIAPAS 20.1 mm/24 h</w:t>
       </w:r>
     </w:p>
     <w:p>
@@ -2083,7 +2036,7 @@
           <w:rFonts w:ascii="Arial" w:hAnsi="Arial"/>
           <w:sz w:val="19"/>
         </w:rPr>
-        <w:t>WeatherLink: Urrutia 12.2 mm/24 h</w:t>
+        <w:t>WeatherLink: CHAPULTENANGO PCIVILCHIAPAS 15.5 mm/24 h</w:t>
       </w:r>
     </w:p>
     <w:p>
@@ -2095,7 +2048,7 @@
           <w:rFonts w:ascii="Arial" w:hAnsi="Arial"/>
           <w:sz w:val="19"/>
         </w:rPr>
-        <w:t>WeatherLink: OSTUACÁN PCIVILCHIAPAS 6.8 mm/24 h</w:t>
+        <w:t>WeatherLink: AMATÁN PCIVILCHIAPAS 12.0 mm/24 h</w:t>
       </w:r>
     </w:p>
     <w:p>
@@ -2107,7 +2060,7 @@
           <w:rFonts w:ascii="Arial" w:hAnsi="Arial"/>
           <w:sz w:val="19"/>
         </w:rPr>
-        <w:t>WeatherLink: ASUR Villahermosa 4.0 mm/24 h</w:t>
+        <w:t>WeatherLink: PALENQUE PCIVILCHIAPAS 11.9 mm/24 h</w:t>
       </w:r>
     </w:p>
     <w:p>
@@ -2119,7 +2072,7 @@
           <w:rFonts w:ascii="Arial" w:hAnsi="Arial"/>
           <w:sz w:val="19"/>
         </w:rPr>
-        <w:t>CONAGUA: SAN JOAQUÍN 39.8 mm/24 h</w:t>
+        <w:t>CONAGUA: BOCA DEL CERRO 57.0 mm/24 h</w:t>
       </w:r>
     </w:p>
     <w:p>
@@ -2131,7 +2084,7 @@
           <w:rFonts w:ascii="Arial" w:hAnsi="Arial"/>
           <w:sz w:val="19"/>
         </w:rPr>
-        <w:t>CONAGUA: PEÑITAS 39.3 mm/24 h</w:t>
+        <w:t>CONAGUA: SALTO DE AGUA 39.1 mm/24 h</w:t>
       </w:r>
     </w:p>
     <w:p>
@@ -2143,7 +2096,7 @@
           <w:rFonts w:ascii="Arial" w:hAnsi="Arial"/>
           <w:sz w:val="19"/>
         </w:rPr>
-        <w:t>CONAGUA: JONUTA (CIUDAD) 36.3 mm/24 h</w:t>
+        <w:t>CONAGUA: POBLADO C-11 35.3 mm/24 h</w:t>
       </w:r>
     </w:p>
     <w:p>
@@ -2155,7 +2108,7 @@
           <w:rFonts w:ascii="Arial" w:hAnsi="Arial"/>
           <w:sz w:val="19"/>
         </w:rPr>
-        <w:t>CONAGUA: SAN PEDRO 31.5 mm/24 h</w:t>
+        <w:t>CONAGUA: SAN PEDRO NICHTACULUM 29.5 mm/24 h</w:t>
       </w:r>
     </w:p>
     <w:p>
@@ -2167,7 +2120,7 @@
           <w:rFonts w:ascii="Arial" w:hAnsi="Arial"/>
           <w:sz w:val="19"/>
         </w:rPr>
-        <w:t>CONAGUA: BOCA DEL CERRO 14.5 mm/24 h</w:t>
+        <w:t>CONAGUA: SAN JOAQUÍN 17.1 mm/24 h</w:t>
       </w:r>
     </w:p>
     <w:p>
@@ -2282,7 +2235,7 @@
                 <w:b w:val="0"/>
                 <w:sz w:val="16"/>
               </w:rPr>
-              <w:t>2026-10-06T08:44:14-06:00</w:t>
+              <w:t>2026-10-07T08:31:37-06:00</w:t>
             </w:r>
           </w:p>
         </w:tc>
@@ -2297,7 +2250,7 @@
                 <w:b w:val="0"/>
                 <w:sz w:val="16"/>
               </w:rPr>
-              <w:t>2026-10-06T15:36:46.210216-06:00</w:t>
+              <w:t>2026-10-07T15:40:34.614501-06:00</w:t>
             </w:r>
           </w:p>
         </w:tc>
@@ -2344,7 +2297,7 @@
                 <w:b w:val="0"/>
                 <w:sz w:val="16"/>
               </w:rPr>
-              <w:t>2026-10-06T09:49:08-06:00</w:t>
+              <w:t>2026-10-07T09:58:59-06:00</w:t>
             </w:r>
           </w:p>
         </w:tc>
@@ -2359,7 +2312,7 @@
                 <w:b w:val="0"/>
                 <w:sz w:val="16"/>
               </w:rPr>
-              <w:t>2026-10-06T15:36:46.210216-06:00</w:t>
+              <w:t>2026-10-07T15:40:34.614501-06:00</w:t>
             </w:r>
           </w:p>
         </w:tc>
@@ -2501,7 +2454,7 @@
           <w:rFonts w:ascii="Arial" w:hAnsi="Arial"/>
           <w:sz w:val="19"/>
         </w:rPr>
-        <w:t>El Porvenir–La Pasión: nivel 4.17 m · caudal 731.93 m³/s.</w:t>
+        <w:t>El Porvenir–La Pasión: nivel 4.32 m · caudal 784.27 m³/s.</w:t>
       </w:r>
     </w:p>
     <w:p>
@@ -2513,7 +2466,7 @@
           <w:rFonts w:ascii="Arial" w:hAnsi="Arial"/>
           <w:sz w:val="19"/>
         </w:rPr>
-        <w:t>El Tigre–Usumacinta: nivel 8.68 m · caudal 2282.52 m³/s.</w:t>
+        <w:t>El Tigre–Usumacinta: nivel 10.97 m · caudal 3278.17 m³/s.</w:t>
       </w:r>
     </w:p>
     <w:p>
@@ -2525,7 +2478,7 @@
           <w:rFonts w:ascii="Arial" w:hAnsi="Arial"/>
           <w:sz w:val="19"/>
         </w:rPr>
-        <w:t>Cadena de seguimiento en Tabasco: Boca del Cerro: 16.14 m · Δ24 h +0.27 m → Balancán: s/d → Emiliano Zapata: s/d → Jonuta: s/d → Centla/Tres Brazos: s/d.</w:t>
+        <w:t>Cadena de seguimiento en Tabasco: Boca del Cerro: 16.36 m · Δ24 h +0.22 m → Balancán: s/d → Emiliano Zapata: s/d → Jonuta: s/d → Centla/Tres Brazos: s/d.</w:t>
       </w:r>
     </w:p>
     <w:p>
@@ -2537,7 +2490,7 @@
           <w:rFonts w:ascii="Arial" w:hAnsi="Arial"/>
           <w:sz w:val="19"/>
         </w:rPr>
-        <w:t>Evolución El Tigre: Δ nivel -0.180 m en 6.0 h; tendencia disminuyendo.</w:t>
+        <w:t>Evolución El Tigre: Δ nivel +1.930 m en 18.0 h; tendencia incrementando.</w:t>
       </w:r>
     </w:p>
     <w:p>

--- a/data/analysis/Reportes/Analisis_Hidrometeorologico_Ultimo.docx
+++ b/data/analysis/Reportes/Analisis_Hidrometeorologico_Ultimo.docx
@@ -35,7 +35,7 @@
           <w:rFonts w:ascii="Arial" w:hAnsi="Arial"/>
           <w:sz w:val="19"/>
         </w:rPr>
-        <w:t>CORTE: 2026-10-07 15:56</w:t>
+        <w:t>CORTE: 2026-10-07 16:04</w:t>
       </w:r>
     </w:p>
     <w:p>
@@ -75,7 +75,7 @@
           <w:rFonts w:ascii="Arial" w:hAnsi="Arial"/>
           <w:sz w:val="19"/>
         </w:rPr>
-        <w:t>Al corte de las 15:56 h, la lectura debe mantenerse integrada y no por cuencas aisladas. La señal hidrométrica más reciente tiene como referencia principal el corte vigente de niveles y la lluvia observada/prevista sobre Guatemala, Chiapas y Tabasco. El mayor cambio de 24 h entre estaciones observadas es Salto de Agua +1.24 m/24 h. La prioridad operativa es confirmar cualquier cambio de escenario con coincidencia de lluvia, saturación, niveles, caudales y operación de presas; el pronóstico por sí solo no constituye una creciente confirmada.</w:t>
+        <w:t>Al corte de las 16:04 h, la lectura debe mantenerse integrada y no por cuencas aisladas. La señal hidrométrica más reciente tiene como referencia principal el corte vigente de niveles y la lluvia observada/prevista sobre Guatemala, Chiapas y Tabasco. El mayor cambio de 24 h entre estaciones observadas es Salto de Agua +1.24 m/24 h. La prioridad operativa es confirmar cualquier cambio de escenario con coincidencia de lluvia, saturación, niveles, caudales y operación de presas; el pronóstico por sí solo no constituye una creciente confirmada.</w:t>
       </w:r>
     </w:p>
     <w:p>
@@ -1906,7 +1906,7 @@
           <w:rFonts w:ascii="Arial" w:hAnsi="Arial"/>
           <w:sz w:val="19"/>
         </w:rPr>
-        <w:t>El diagnóstico integrado del corte de las 15:56 h se mantiene condicionado por la evolución conjunta de Guatemala–Usumacinta–Boca del Cerro, Ríos Serranos–Pichucalco–Grijalva bajo, la cascada de presas y Peñitas/cuenca libre–Mezcalapa–Samaria–Carrizal. Ningún componente debe interpretarse de manera aislada. La señal operativa debe escalar únicamente cuando coincidan magnitud, persistencia y respuesta observada.</w:t>
+        <w:t>El diagnóstico integrado del corte de las 16:04 h se mantiene condicionado por la evolución conjunta de Guatemala–Usumacinta–Boca del Cerro, Ríos Serranos–Pichucalco–Grijalva bajo, la cascada de presas y Peñitas/cuenca libre–Mezcalapa–Samaria–Carrizal. Ningún componente debe interpretarse de manera aislada. La señal operativa debe escalar únicamente cuando coincidan magnitud, persistencia y respuesta observada.</w:t>
       </w:r>
     </w:p>
     <w:p>
@@ -2250,7 +2250,7 @@
                 <w:b w:val="0"/>
                 <w:sz w:val="16"/>
               </w:rPr>
-              <w:t>2026-10-07T15:40:34.614501-06:00</w:t>
+              <w:t>2026-10-07T15:57:59.223342-06:00</w:t>
             </w:r>
           </w:p>
         </w:tc>
@@ -2312,7 +2312,7 @@
                 <w:b w:val="0"/>
                 <w:sz w:val="16"/>
               </w:rPr>
-              <w:t>2026-10-07T15:40:34.614501-06:00</w:t>
+              <w:t>2026-10-07T15:57:59.223342-06:00</w:t>
             </w:r>
           </w:p>
         </w:tc>

--- a/data/analysis/Reportes/Analisis_Hidrometeorologico_Ultimo.docx
+++ b/data/analysis/Reportes/Analisis_Hidrometeorologico_Ultimo.docx
@@ -35,7 +35,7 @@
           <w:rFonts w:ascii="Arial" w:hAnsi="Arial"/>
           <w:sz w:val="19"/>
         </w:rPr>
-        <w:t>CORTE: 2026-10-07 16:04</w:t>
+        <w:t>CORTE: 2026-10-07 16:13</w:t>
       </w:r>
     </w:p>
     <w:p>
@@ -75,7 +75,7 @@
           <w:rFonts w:ascii="Arial" w:hAnsi="Arial"/>
           <w:sz w:val="19"/>
         </w:rPr>
-        <w:t>Al corte de las 16:04 h, la lectura debe mantenerse integrada y no por cuencas aisladas. La señal hidrométrica más reciente tiene como referencia principal el corte vigente de niveles y la lluvia observada/prevista sobre Guatemala, Chiapas y Tabasco. El mayor cambio de 24 h entre estaciones observadas es Salto de Agua +1.24 m/24 h. La prioridad operativa es confirmar cualquier cambio de escenario con coincidencia de lluvia, saturación, niveles, caudales y operación de presas; el pronóstico por sí solo no constituye una creciente confirmada.</w:t>
+        <w:t>Al corte de las 16:13 h, la lectura debe mantenerse integrada y no por cuencas aisladas. La señal hidrométrica más reciente tiene como referencia principal el corte vigente de niveles y la lluvia observada/prevista sobre Guatemala, Chiapas y Tabasco. El mayor cambio de 24 h entre estaciones observadas es Salto de Agua +1.24 m/24 h. La prioridad operativa es confirmar cualquier cambio de escenario con coincidencia de lluvia, saturación, niveles, caudales y operación de presas; el pronóstico por sí solo no constituye una creciente confirmada.</w:t>
       </w:r>
     </w:p>
     <w:p>
@@ -1906,7 +1906,7 @@
           <w:rFonts w:ascii="Arial" w:hAnsi="Arial"/>
           <w:sz w:val="19"/>
         </w:rPr>
-        <w:t>El diagnóstico integrado del corte de las 16:04 h se mantiene condicionado por la evolución conjunta de Guatemala–Usumacinta–Boca del Cerro, Ríos Serranos–Pichucalco–Grijalva bajo, la cascada de presas y Peñitas/cuenca libre–Mezcalapa–Samaria–Carrizal. Ningún componente debe interpretarse de manera aislada. La señal operativa debe escalar únicamente cuando coincidan magnitud, persistencia y respuesta observada.</w:t>
+        <w:t>El diagnóstico integrado del corte de las 16:13 h se mantiene condicionado por la evolución conjunta de Guatemala–Usumacinta–Boca del Cerro, Ríos Serranos–Pichucalco–Grijalva bajo, la cascada de presas y Peñitas/cuenca libre–Mezcalapa–Samaria–Carrizal. Ningún componente debe interpretarse de manera aislada. La señal operativa debe escalar únicamente cuando coincidan magnitud, persistencia y respuesta observada.</w:t>
       </w:r>
     </w:p>
     <w:p>

--- a/data/analysis/Reportes/Analisis_Hidrometeorologico_Ultimo.docx
+++ b/data/analysis/Reportes/Analisis_Hidrometeorologico_Ultimo.docx
@@ -35,7 +35,7 @@
           <w:rFonts w:ascii="Arial" w:hAnsi="Arial"/>
           <w:sz w:val="19"/>
         </w:rPr>
-        <w:t>CORTE: 2026-10-07 16:13</w:t>
+        <w:t>CORTE: 2026-10-08 08:36</w:t>
       </w:r>
     </w:p>
     <w:p>
@@ -55,7 +55,7 @@
           <w:rFonts w:ascii="Arial" w:hAnsi="Arial"/>
           <w:sz w:val="19"/>
         </w:rPr>
-        <w:t>Grijalva–Usumacinta • Ríos Serranos • Sistema de Presas • Samaria–Carrizal y corrientes asociadas Actualización: 07 de October de 2026</w:t>
+        <w:t>Grijalva–Usumacinta • Ríos Serranos • Sistema de Presas • Samaria–Carrizal y corrientes asociadas Actualización: 08 de October de 2026</w:t>
       </w:r>
     </w:p>
     <w:p>
@@ -75,7 +75,7 @@
           <w:rFonts w:ascii="Arial" w:hAnsi="Arial"/>
           <w:sz w:val="19"/>
         </w:rPr>
-        <w:t>Al corte de las 16:13 h, la lectura debe mantenerse integrada y no por cuencas aisladas. La señal hidrométrica más reciente tiene como referencia principal el corte vigente de niveles y la lluvia observada/prevista sobre Guatemala, Chiapas y Tabasco. El mayor cambio de 24 h entre estaciones observadas es Salto de Agua +1.24 m/24 h. La prioridad operativa es confirmar cualquier cambio de escenario con coincidencia de lluvia, saturación, niveles, caudales y operación de presas; el pronóstico por sí solo no constituye una creciente confirmada.</w:t>
+        <w:t>Al corte de las 08:36 h, la lectura debe mantenerse integrada y no por cuencas aisladas. La señal hidrométrica más reciente tiene como referencia principal el corte vigente de niveles y la lluvia observada/prevista sobre Guatemala, Chiapas y Tabasco. El mayor cambio de 24 h entre estaciones observadas es sin ascensos comparables relevantes. La prioridad operativa es confirmar cualquier cambio de escenario con coincidencia de lluvia, saturación, niveles, caudales y operación de presas; el pronóstico por sí solo no constituye una creciente confirmada.</w:t>
       </w:r>
     </w:p>
     <w:p>
@@ -315,7 +315,7 @@
           <w:rFonts w:ascii="Arial" w:hAnsi="Arial"/>
           <w:sz w:val="19"/>
         </w:rPr>
-        <w:t>Boca del Cerro registra 16.36 m, con variación de 24 h +0.22 m. En la cuenca alta de Guatemala, El Tigre reporta 10.97 m y 3278.2 m³/s; El Porvenir/La Pasión 4.32 m y 784.3 m³/s. La secuencia de vigilancia se mantiene Guatemala → Boca del Cerro/Tenosique → Balancán → Emiliano Zapata → Jonuta → Centla. Pronóstico SMN para Usumacinta: 0-24 h: 75 a 150 mm; 24-48 h: 75 a 150 mm; 48-72 h: 75 a 150 mm; 72-96 h: 50 a 75 mm.</w:t>
+        <w:t>Boca del Cerro registra 16.97 m, con variación de 24 h s/d. En la cuenca alta de Guatemala, El Tigre reporta 11.07 m y 3321.7 m³/s; El Porvenir/La Pasión 4.40 m y 813.1 m³/s. La secuencia de vigilancia se mantiene Guatemala → Boca del Cerro/Tenosique → Balancán → Emiliano Zapata → Jonuta → Centla. Pronóstico SMN para Usumacinta: 0-24 h: 75 a 150 mm; 24-48 h: 75 a 150 mm; 48-72 h: 75 a 150 mm; 72-96 h: 50 a 75 mm.</w:t>
       </w:r>
     </w:p>
     <w:tbl>
@@ -403,7 +403,7 @@
                 <w:b w:val="0"/>
                 <w:sz w:val="16"/>
               </w:rPr>
-              <w:t>10.97 m; 3278.2 m³/s</w:t>
+              <w:t>11.07 m; 3321.7 m³/s</w:t>
             </w:r>
           </w:p>
         </w:tc>
@@ -450,7 +450,7 @@
                 <w:b w:val="0"/>
                 <w:sz w:val="16"/>
               </w:rPr>
-              <w:t>16.36 m; Δ24 h +0.22 m</w:t>
+              <w:t>16.97 m; Δ24 h s/d</w:t>
             </w:r>
           </w:p>
         </w:tc>
@@ -488,7 +488,7 @@
           <w:rFonts w:ascii="Arial" w:hAnsi="Arial"/>
           <w:sz w:val="19"/>
         </w:rPr>
-        <w:t>Los Ríos Serranos tienen respuesta más rápida que el Usumacinta. Oxolotán 35.68 m, Tapijulapa 18.25 m, Teapa 34.13 m y Puyacatengo 25.05 m. Deben vigilarse primero lluvia horaria y estaciones aguas arriba antes de esperar una respuesta en el Grijalva de Villahermosa. Pronóstico SMN Bajo Grijalva–Ríos de la Sierra: 0-24 h: 75 a 150 mm; 24-48 h: 50 a 75 mm; 48-72 h: 50 a 75 mm; 72-96 h: 50 a 75 mm.</w:t>
+        <w:t>Los Ríos Serranos tienen respuesta más rápida que el Usumacinta. Oxolotán 36.54 m, Tapijulapa 17.68 m, Teapa 34.04 m y Puyacatengo 25.07 m. Deben vigilarse primero lluvia horaria y estaciones aguas arriba antes de esperar una respuesta en el Grijalva de Villahermosa. Pronóstico SMN Bajo Grijalva–Ríos de la Sierra: 0-24 h: 75 a 150 mm; 24-48 h: 50 a 75 mm; 48-72 h: 50 a 75 mm; 72-96 h: 50 a 75 mm.</w:t>
       </w:r>
     </w:p>
     <w:tbl>
@@ -717,7 +717,7 @@
                 <w:b w:val="0"/>
                 <w:sz w:val="16"/>
               </w:rPr>
-              <w:t>Salto de Agua 4.30 m; Macuspana 2.67 m</w:t>
+              <w:t>Salto de Agua 4.55 m; Macuspana 3.78 m</w:t>
             </w:r>
           </w:p>
         </w:tc>
@@ -1250,7 +1250,7 @@
           <w:rFonts w:ascii="Arial" w:hAnsi="Arial"/>
           <w:sz w:val="19"/>
         </w:rPr>
-        <w:t>Samaria registra 12.10 m y González/Carrizal 3.45 m. El gasto de Peñitas no debe equipararse automáticamente con el gasto que llega a cada brazo: deben incorporarse Platanar y otras aportaciones de cuenca libre y considerar la distribución hidráulica posterior. Como referencia operativa se conserva aproximadamente 70 % hacia Samaria y 30 % hacia Carrizal, sujeta a condiciones hidráulicas y a la operación de El Macayo.</w:t>
+        <w:t>Samaria registra 11.68 m y González/Carrizal 3.60 m. El gasto de Peñitas no debe equipararse automáticamente con el gasto que llega a cada brazo: deben incorporarse Platanar y otras aportaciones de cuenca libre y considerar la distribución hidráulica posterior. Como referencia operativa se conserva aproximadamente 70 % hacia Samaria y 30 % hacia Carrizal, sujeta a condiciones hidráulicas y a la operación de El Macayo.</w:t>
       </w:r>
     </w:p>
     <w:tbl>
@@ -1385,7 +1385,7 @@
                 <w:b w:val="0"/>
                 <w:sz w:val="16"/>
               </w:rPr>
-              <w:t>12.10 m</w:t>
+              <w:t>11.68 m</w:t>
             </w:r>
           </w:p>
         </w:tc>
@@ -1432,7 +1432,7 @@
                 <w:b w:val="0"/>
                 <w:sz w:val="16"/>
               </w:rPr>
-              <w:t>González 3.45 m</w:t>
+              <w:t>González 3.60 m</w:t>
             </w:r>
           </w:p>
         </w:tc>
@@ -1906,7 +1906,7 @@
           <w:rFonts w:ascii="Arial" w:hAnsi="Arial"/>
           <w:sz w:val="19"/>
         </w:rPr>
-        <w:t>El diagnóstico integrado del corte de las 16:13 h se mantiene condicionado por la evolución conjunta de Guatemala–Usumacinta–Boca del Cerro, Ríos Serranos–Pichucalco–Grijalva bajo, la cascada de presas y Peñitas/cuenca libre–Mezcalapa–Samaria–Carrizal. Ningún componente debe interpretarse de manera aislada. La señal operativa debe escalar únicamente cuando coincidan magnitud, persistencia y respuesta observada.</w:t>
+        <w:t>El diagnóstico integrado del corte de las 08:36 h se mantiene condicionado por la evolución conjunta de Guatemala–Usumacinta–Boca del Cerro, Ríos Serranos–Pichucalco–Grijalva bajo, la cascada de presas y Peñitas/cuenca libre–Mezcalapa–Samaria–Carrizal. Ningún componente debe interpretarse de manera aislada. La señal operativa debe escalar únicamente cuando coincidan magnitud, persistencia y respuesta observada.</w:t>
       </w:r>
     </w:p>
     <w:p>
@@ -2012,7 +2012,7 @@
           <w:rFonts w:ascii="Arial" w:hAnsi="Arial"/>
           <w:sz w:val="19"/>
         </w:rPr>
-        <w:t>WeatherLink: SALTO DE AGUA PCIVILCHIAPAS 38.9 mm/24 h</w:t>
+        <w:t>WeatherLink: MAYA BERRIOZABAL PCIVILCHIAPAS 100.8 mm/24 h</w:t>
       </w:r>
     </w:p>
     <w:p>
@@ -2024,7 +2024,7 @@
           <w:rFonts w:ascii="Arial" w:hAnsi="Arial"/>
           <w:sz w:val="19"/>
         </w:rPr>
-        <w:t>WeatherLink: PICHUCALCO PCIVILCHIAPAS 20.1 mm/24 h</w:t>
+        <w:t>WeatherLink: Cipat Chiapas 82.0 mm/24 h</w:t>
       </w:r>
     </w:p>
     <w:p>
@@ -2036,7 +2036,7 @@
           <w:rFonts w:ascii="Arial" w:hAnsi="Arial"/>
           <w:sz w:val="19"/>
         </w:rPr>
-        <w:t>WeatherLink: CHAPULTENANGO PCIVILCHIAPAS 15.5 mm/24 h</w:t>
+        <w:t>WeatherLink: AMATÁN PCIVILCHIAPAS 42.2 mm/24 h</w:t>
       </w:r>
     </w:p>
     <w:p>
@@ -2048,7 +2048,7 @@
           <w:rFonts w:ascii="Arial" w:hAnsi="Arial"/>
           <w:sz w:val="19"/>
         </w:rPr>
-        <w:t>WeatherLink: AMATÁN PCIVILCHIAPAS 12.0 mm/24 h</w:t>
+        <w:t>WeatherLink: BERRIOZÁBAL PCIVILCHIAPAS 34.6 mm/24 h</w:t>
       </w:r>
     </w:p>
     <w:p>
@@ -2060,7 +2060,7 @@
           <w:rFonts w:ascii="Arial" w:hAnsi="Arial"/>
           <w:sz w:val="19"/>
         </w:rPr>
-        <w:t>WeatherLink: PALENQUE PCIVILCHIAPAS 11.9 mm/24 h</w:t>
+        <w:t>WeatherLink: SALTO DE AGUA PCIVILCHIAPAS 30.0 mm/24 h</w:t>
       </w:r>
     </w:p>
     <w:p>
@@ -2454,7 +2454,7 @@
           <w:rFonts w:ascii="Arial" w:hAnsi="Arial"/>
           <w:sz w:val="19"/>
         </w:rPr>
-        <w:t>El Porvenir–La Pasión: nivel 4.32 m · caudal 784.27 m³/s.</w:t>
+        <w:t>El Porvenir–La Pasión: nivel 4.40 m · caudal 813.15 m³/s.</w:t>
       </w:r>
     </w:p>
     <w:p>
@@ -2466,7 +2466,7 @@
           <w:rFonts w:ascii="Arial" w:hAnsi="Arial"/>
           <w:sz w:val="19"/>
         </w:rPr>
-        <w:t>El Tigre–Usumacinta: nivel 10.97 m · caudal 3278.17 m³/s.</w:t>
+        <w:t>El Tigre–Usumacinta: nivel 11.07 m · caudal 3321.65 m³/s.</w:t>
       </w:r>
     </w:p>
     <w:p>
@@ -2478,7 +2478,7 @@
           <w:rFonts w:ascii="Arial" w:hAnsi="Arial"/>
           <w:sz w:val="19"/>
         </w:rPr>
-        <w:t>Cadena de seguimiento en Tabasco: Boca del Cerro: 16.36 m · Δ24 h +0.22 m → Balancán: s/d → Emiliano Zapata: s/d → Jonuta: s/d → Centla/Tres Brazos: s/d.</w:t>
+        <w:t>Cadena de seguimiento en Tabasco: Boca del Cerro: 16.97 m → Balancán: s/d → Emiliano Zapata: s/d → Jonuta: s/d → Centla/Tres Brazos: s/d.</w:t>
       </w:r>
     </w:p>
     <w:p>
@@ -2490,7 +2490,7 @@
           <w:rFonts w:ascii="Arial" w:hAnsi="Arial"/>
           <w:sz w:val="19"/>
         </w:rPr>
-        <w:t>Evolución El Tigre: Δ nivel +1.930 m en 18.0 h; tendencia incrementando.</w:t>
+        <w:t>Evolución El Tigre: Δ nivel +0.100 m en 6.0 h; tendencia incrementando.</w:t>
       </w:r>
     </w:p>
     <w:p>

--- a/data/analysis/Reportes/Analisis_Hidrometeorologico_Ultimo.docx
+++ b/data/analysis/Reportes/Analisis_Hidrometeorologico_Ultimo.docx
@@ -35,7 +35,7 @@
           <w:rFonts w:ascii="Arial" w:hAnsi="Arial"/>
           <w:sz w:val="19"/>
         </w:rPr>
-        <w:t>CORTE: 2026-10-08 08:36</w:t>
+        <w:t>CORTE: 2026-10-08 16:01</w:t>
       </w:r>
     </w:p>
     <w:p>
@@ -75,7 +75,7 @@
           <w:rFonts w:ascii="Arial" w:hAnsi="Arial"/>
           <w:sz w:val="19"/>
         </w:rPr>
-        <w:t>Al corte de las 08:36 h, la lectura debe mantenerse integrada y no por cuencas aisladas. La señal hidrométrica más reciente tiene como referencia principal el corte vigente de niveles y la lluvia observada/prevista sobre Guatemala, Chiapas y Tabasco. El mayor cambio de 24 h entre estaciones observadas es sin ascensos comparables relevantes. La prioridad operativa es confirmar cualquier cambio de escenario con coincidencia de lluvia, saturación, niveles, caudales y operación de presas; el pronóstico por sí solo no constituye una creciente confirmada.</w:t>
+        <w:t>Al corte de las 16:01 h, la lectura debe mantenerse integrada y no por cuencas aisladas. La señal hidrométrica más reciente tiene como referencia principal el corte vigente de niveles y la lluvia observada/prevista sobre Guatemala, Chiapas y Tabasco. El mayor cambio de 24 h entre estaciones observadas es Pueblo Nuevo +1.56 m/24 h. La prioridad operativa es confirmar cualquier cambio de escenario con coincidencia de lluvia, saturación, niveles, caudales y operación de presas; el pronóstico por sí solo no constituye una creciente confirmada.</w:t>
       </w:r>
     </w:p>
     <w:p>
@@ -315,7 +315,7 @@
           <w:rFonts w:ascii="Arial" w:hAnsi="Arial"/>
           <w:sz w:val="19"/>
         </w:rPr>
-        <w:t>Boca del Cerro registra 16.97 m, con variación de 24 h s/d. En la cuenca alta de Guatemala, El Tigre reporta 11.07 m y 3321.7 m³/s; El Porvenir/La Pasión 4.40 m y 813.1 m³/s. La secuencia de vigilancia se mantiene Guatemala → Boca del Cerro/Tenosique → Balancán → Emiliano Zapata → Jonuta → Centla. Pronóstico SMN para Usumacinta: 0-24 h: 75 a 150 mm; 24-48 h: 75 a 150 mm; 48-72 h: 75 a 150 mm; 72-96 h: 50 a 75 mm.</w:t>
+        <w:t>Boca del Cerro registra 17.30 m, con variación de 24 h +0.94 m. En la cuenca alta de Guatemala, El Tigre reporta 11.07 m y 3321.7 m³/s; El Porvenir/La Pasión 4.40 m y 813.1 m³/s. La secuencia de vigilancia se mantiene Guatemala → Boca del Cerro/Tenosique → Balancán → Emiliano Zapata → Jonuta → Centla. Pronóstico SMN para Usumacinta: 0-24 h: 75 a 150 mm; 24-48 h: 75 a 150 mm; 48-72 h: 50 a 75 mm; 72-96 h: 25 a 50 mm.</w:t>
       </w:r>
     </w:p>
     <w:tbl>
@@ -450,7 +450,7 @@
                 <w:b w:val="0"/>
                 <w:sz w:val="16"/>
               </w:rPr>
-              <w:t>16.97 m; Δ24 h s/d</w:t>
+              <w:t>17.30 m; Δ24 h +0.94 m</w:t>
             </w:r>
           </w:p>
         </w:tc>
@@ -488,7 +488,7 @@
           <w:rFonts w:ascii="Arial" w:hAnsi="Arial"/>
           <w:sz w:val="19"/>
         </w:rPr>
-        <w:t>Los Ríos Serranos tienen respuesta más rápida que el Usumacinta. Oxolotán 36.54 m, Tapijulapa 17.68 m, Teapa 34.04 m y Puyacatengo 25.07 m. Deben vigilarse primero lluvia horaria y estaciones aguas arriba antes de esperar una respuesta en el Grijalva de Villahermosa. Pronóstico SMN Bajo Grijalva–Ríos de la Sierra: 0-24 h: 75 a 150 mm; 24-48 h: 50 a 75 mm; 48-72 h: 50 a 75 mm; 72-96 h: 50 a 75 mm.</w:t>
+        <w:t>Los Ríos Serranos tienen respuesta más rápida que el Usumacinta. Oxolotán 35.70 m, Tapijulapa 18.46 m, Teapa 34.15 m y Puyacatengo 25.04 m. Deben vigilarse primero lluvia horaria y estaciones aguas arriba antes de esperar una respuesta en el Grijalva de Villahermosa. Pronóstico SMN Bajo Grijalva–Ríos de la Sierra: 0-24 h: 50 a 75 mm; 24-48 h: 50 a 75 mm; 48-72 h: 50 a 75 mm; 72-96 h: 5 a 25 mm.</w:t>
       </w:r>
     </w:p>
     <w:tbl>
@@ -717,7 +717,7 @@
                 <w:b w:val="0"/>
                 <w:sz w:val="16"/>
               </w:rPr>
-              <w:t>Salto de Agua 4.55 m; Macuspana 3.78 m</w:t>
+              <w:t>Salto de Agua 4.76 m; Macuspana 4.12 m</w:t>
             </w:r>
           </w:p>
         </w:tc>
@@ -891,7 +891,7 @@
                 <w:b w:val="0"/>
                 <w:sz w:val="16"/>
               </w:rPr>
-              <w:t>516.61</w:t>
+              <w:t>516.66</w:t>
             </w:r>
           </w:p>
         </w:tc>
@@ -906,7 +906,7 @@
                 <w:b w:val="0"/>
                 <w:sz w:val="16"/>
               </w:rPr>
-              <w:t>47.40</w:t>
+              <w:t>47.50</w:t>
             </w:r>
           </w:p>
         </w:tc>
@@ -921,7 +921,7 @@
                 <w:b w:val="0"/>
                 <w:sz w:val="16"/>
               </w:rPr>
-              <w:t>398.40</w:t>
+              <w:t>380.38</w:t>
             </w:r>
           </w:p>
         </w:tc>
@@ -936,7 +936,7 @@
                 <w:b w:val="0"/>
                 <w:sz w:val="16"/>
               </w:rPr>
-              <w:t>0.2</w:t>
+              <w:t>29.5</w:t>
             </w:r>
           </w:p>
         </w:tc>
@@ -951,7 +951,7 @@
                 <w:b w:val="0"/>
                 <w:sz w:val="16"/>
               </w:rPr>
-              <w:t>+0.03</w:t>
+              <w:t>+0.05</w:t>
             </w:r>
           </w:p>
         </w:tc>
@@ -983,7 +983,7 @@
                 <w:b w:val="0"/>
                 <w:sz w:val="16"/>
               </w:rPr>
-              <w:t>391.28</w:t>
+              <w:t>391.81</w:t>
             </w:r>
           </w:p>
         </w:tc>
@@ -998,7 +998,7 @@
                 <w:b w:val="0"/>
                 <w:sz w:val="16"/>
               </w:rPr>
-              <w:t>97.94</w:t>
+              <w:t>98.88</w:t>
             </w:r>
           </w:p>
         </w:tc>
@@ -1013,7 +1013,7 @@
                 <w:b w:val="0"/>
                 <w:sz w:val="16"/>
               </w:rPr>
-              <w:t>426.49</w:t>
+              <w:t>364.05</w:t>
             </w:r>
           </w:p>
         </w:tc>
@@ -1028,7 +1028,7 @@
                 <w:b w:val="0"/>
                 <w:sz w:val="16"/>
               </w:rPr>
-              <w:t>0.0</w:t>
+              <w:t>2.9</w:t>
             </w:r>
           </w:p>
         </w:tc>
@@ -1043,7 +1043,7 @@
                 <w:b w:val="0"/>
                 <w:sz w:val="16"/>
               </w:rPr>
-              <w:t>+0.02</w:t>
+              <w:t>+0.53</w:t>
             </w:r>
           </w:p>
         </w:tc>
@@ -1075,7 +1075,7 @@
                 <w:b w:val="0"/>
                 <w:sz w:val="16"/>
               </w:rPr>
-              <w:t>164.12</w:t>
+              <w:t>164.29</w:t>
             </w:r>
           </w:p>
         </w:tc>
@@ -1090,7 +1090,7 @@
                 <w:b w:val="0"/>
                 <w:sz w:val="16"/>
               </w:rPr>
-              <w:t>59.40</w:t>
+              <w:t>59.71</w:t>
             </w:r>
           </w:p>
         </w:tc>
@@ -1105,7 +1105,7 @@
                 <w:b w:val="0"/>
                 <w:sz w:val="16"/>
               </w:rPr>
-              <w:t>294.52</w:t>
+              <w:t>282.75</w:t>
             </w:r>
           </w:p>
         </w:tc>
@@ -1120,7 +1120,7 @@
                 <w:b w:val="0"/>
                 <w:sz w:val="16"/>
               </w:rPr>
-              <w:t>1.5</w:t>
+              <w:t>46.2</w:t>
             </w:r>
           </w:p>
         </w:tc>
@@ -1135,7 +1135,7 @@
                 <w:b w:val="0"/>
                 <w:sz w:val="16"/>
               </w:rPr>
-              <w:t>+0.11</w:t>
+              <w:t>+0.17</w:t>
             </w:r>
           </w:p>
         </w:tc>
@@ -1182,7 +1182,7 @@
                 <w:b w:val="0"/>
                 <w:sz w:val="16"/>
               </w:rPr>
-              <w:t>81.73</w:t>
+              <w:t>81.92</w:t>
             </w:r>
           </w:p>
         </w:tc>
@@ -1197,7 +1197,7 @@
                 <w:b w:val="0"/>
                 <w:sz w:val="16"/>
               </w:rPr>
-              <w:t>526.67</w:t>
+              <w:t>405.83</w:t>
             </w:r>
           </w:p>
         </w:tc>
@@ -1212,7 +1212,7 @@
                 <w:b w:val="0"/>
                 <w:sz w:val="16"/>
               </w:rPr>
-              <w:t>0.0</w:t>
+              <w:t>39.6</w:t>
             </w:r>
           </w:p>
         </w:tc>
@@ -1227,7 +1227,7 @@
                 <w:b w:val="0"/>
                 <w:sz w:val="16"/>
               </w:rPr>
-              <w:t>-0.20</w:t>
+              <w:t>+0.00</w:t>
             </w:r>
           </w:p>
         </w:tc>
@@ -1250,7 +1250,7 @@
           <w:rFonts w:ascii="Arial" w:hAnsi="Arial"/>
           <w:sz w:val="19"/>
         </w:rPr>
-        <w:t>Samaria registra 11.68 m y González/Carrizal 3.60 m. El gasto de Peñitas no debe equipararse automáticamente con el gasto que llega a cada brazo: deben incorporarse Platanar y otras aportaciones de cuenca libre y considerar la distribución hidráulica posterior. Como referencia operativa se conserva aproximadamente 70 % hacia Samaria y 30 % hacia Carrizal, sujeta a condiciones hidráulicas y a la operación de El Macayo.</w:t>
+        <w:t>Samaria registra 12.16 m y González/Carrizal 3.48 m. El gasto de Peñitas no debe equipararse automáticamente con el gasto que llega a cada brazo: deben incorporarse Platanar y otras aportaciones de cuenca libre y considerar la distribución hidráulica posterior. Como referencia operativa se conserva aproximadamente 70 % hacia Samaria y 30 % hacia Carrizal, sujeta a condiciones hidráulicas y a la operación de El Macayo.</w:t>
       </w:r>
     </w:p>
     <w:tbl>
@@ -1385,7 +1385,7 @@
                 <w:b w:val="0"/>
                 <w:sz w:val="16"/>
               </w:rPr>
-              <w:t>11.68 m</w:t>
+              <w:t>12.16 m</w:t>
             </w:r>
           </w:p>
         </w:tc>
@@ -1432,7 +1432,7 @@
                 <w:b w:val="0"/>
                 <w:sz w:val="16"/>
               </w:rPr>
-              <w:t>González 3.60 m</w:t>
+              <w:t>González 3.48 m</w:t>
             </w:r>
           </w:p>
         </w:tc>
@@ -1906,7 +1906,7 @@
           <w:rFonts w:ascii="Arial" w:hAnsi="Arial"/>
           <w:sz w:val="19"/>
         </w:rPr>
-        <w:t>El diagnóstico integrado del corte de las 08:36 h se mantiene condicionado por la evolución conjunta de Guatemala–Usumacinta–Boca del Cerro, Ríos Serranos–Pichucalco–Grijalva bajo, la cascada de presas y Peñitas/cuenca libre–Mezcalapa–Samaria–Carrizal. Ningún componente debe interpretarse de manera aislada. La señal operativa debe escalar únicamente cuando coincidan magnitud, persistencia y respuesta observada.</w:t>
+        <w:t>El diagnóstico integrado del corte de las 16:01 h se mantiene condicionado por la evolución conjunta de Guatemala–Usumacinta–Boca del Cerro, Ríos Serranos–Pichucalco–Grijalva bajo, la cascada de presas y Peñitas/cuenca libre–Mezcalapa–Samaria–Carrizal. Ningún componente debe interpretarse de manera aislada. La señal operativa debe escalar únicamente cuando coincidan magnitud, persistencia y respuesta observada.</w:t>
       </w:r>
     </w:p>
     <w:p>
@@ -2036,7 +2036,19 @@
           <w:rFonts w:ascii="Arial" w:hAnsi="Arial"/>
           <w:sz w:val="19"/>
         </w:rPr>
-        <w:t>WeatherLink: AMATÁN PCIVILCHIAPAS 42.2 mm/24 h</w:t>
+        <w:t>WeatherLink: Urrutia 41.7 mm/24 h</w:t>
+      </w:r>
+    </w:p>
+    <w:p>
+      <w:pPr>
+        <w:pStyle w:val="ListBullet"/>
+      </w:pPr>
+      <w:r>
+        <w:rPr>
+          <w:rFonts w:ascii="Arial" w:hAnsi="Arial"/>
+          <w:sz w:val="19"/>
+        </w:rPr>
+        <w:t>WeatherLink: AMATÁN PCIVILCHIAPAS 41.4 mm/24 h</w:t>
       </w:r>
     </w:p>
     <w:p>
@@ -2060,7 +2072,7 @@
           <w:rFonts w:ascii="Arial" w:hAnsi="Arial"/>
           <w:sz w:val="19"/>
         </w:rPr>
-        <w:t>WeatherLink: SALTO DE AGUA PCIVILCHIAPAS 30.0 mm/24 h</w:t>
+        <w:t>CONAGUA: PEÑITAS 39.6 mm/24 h</w:t>
       </w:r>
     </w:p>
     <w:p>
@@ -2072,7 +2084,7 @@
           <w:rFonts w:ascii="Arial" w:hAnsi="Arial"/>
           <w:sz w:val="19"/>
         </w:rPr>
-        <w:t>CONAGUA: BOCA DEL CERRO 57.0 mm/24 h</w:t>
+        <w:t>CONAGUA: SALTO DE AGUA 24.2 mm/24 h</w:t>
       </w:r>
     </w:p>
     <w:p>
@@ -2084,7 +2096,7 @@
           <w:rFonts w:ascii="Arial" w:hAnsi="Arial"/>
           <w:sz w:val="19"/>
         </w:rPr>
-        <w:t>CONAGUA: SALTO DE AGUA 39.1 mm/24 h</w:t>
+        <w:t>CONAGUA: OXOLOTÁN 24.0 mm/24 h</w:t>
       </w:r>
     </w:p>
     <w:p>
@@ -2096,7 +2108,7 @@
           <w:rFonts w:ascii="Arial" w:hAnsi="Arial"/>
           <w:sz w:val="19"/>
         </w:rPr>
-        <w:t>CONAGUA: POBLADO C-11 35.3 mm/24 h</w:t>
+        <w:t>CONAGUA: TAPIJULAPA 18.5 mm/24 h</w:t>
       </w:r>
     </w:p>
     <w:p>
@@ -2108,19 +2120,7 @@
           <w:rFonts w:ascii="Arial" w:hAnsi="Arial"/>
           <w:sz w:val="19"/>
         </w:rPr>
-        <w:t>CONAGUA: SAN PEDRO NICHTACULUM 29.5 mm/24 h</w:t>
-      </w:r>
-    </w:p>
-    <w:p>
-      <w:pPr>
-        <w:pStyle w:val="ListBullet"/>
-      </w:pPr>
-      <w:r>
-        <w:rPr>
-          <w:rFonts w:ascii="Arial" w:hAnsi="Arial"/>
-          <w:sz w:val="19"/>
-        </w:rPr>
-        <w:t>CONAGUA: SAN JOAQUÍN 17.1 mm/24 h</w:t>
+        <w:t>CONAGUA: CHAPULTENANGO 15.1 mm/24 h</w:t>
       </w:r>
     </w:p>
     <w:p>
@@ -2235,7 +2235,7 @@
                 <w:b w:val="0"/>
                 <w:sz w:val="16"/>
               </w:rPr>
-              <w:t>2026-10-07T08:31:37-06:00</w:t>
+              <w:t>2026-10-08T08:41:14-06:00</w:t>
             </w:r>
           </w:p>
         </w:tc>
@@ -2250,7 +2250,7 @@
                 <w:b w:val="0"/>
                 <w:sz w:val="16"/>
               </w:rPr>
-              <w:t>2026-10-07T15:57:59.223342-06:00</w:t>
+              <w:t>2026-10-08T15:36:23.067353-06:00</w:t>
             </w:r>
           </w:p>
         </w:tc>
@@ -2297,7 +2297,7 @@
                 <w:b w:val="0"/>
                 <w:sz w:val="16"/>
               </w:rPr>
-              <w:t>2026-10-07T09:58:59-06:00</w:t>
+              <w:t>2026-10-08T10:05:45-06:00</w:t>
             </w:r>
           </w:p>
         </w:tc>
@@ -2312,7 +2312,7 @@
                 <w:b w:val="0"/>
                 <w:sz w:val="16"/>
               </w:rPr>
-              <w:t>2026-10-07T15:57:59.223342-06:00</w:t>
+              <w:t>2026-10-08T15:36:23.067353-06:00</w:t>
             </w:r>
           </w:p>
         </w:tc>
@@ -2478,7 +2478,7 @@
           <w:rFonts w:ascii="Arial" w:hAnsi="Arial"/>
           <w:sz w:val="19"/>
         </w:rPr>
-        <w:t>Cadena de seguimiento en Tabasco: Boca del Cerro: 16.97 m → Balancán: s/d → Emiliano Zapata: s/d → Jonuta: s/d → Centla/Tres Brazos: s/d.</w:t>
+        <w:t>Cadena de seguimiento en Tabasco: Boca del Cerro: 17.30 m · Δ24 h +0.94 m → Balancán: s/d → Emiliano Zapata: s/d → Jonuta: s/d → Centla/Tres Brazos: s/d.</w:t>
       </w:r>
     </w:p>
     <w:p>

--- a/data/analysis/Reportes/Analisis_Hidrometeorologico_Ultimo.docx
+++ b/data/analysis/Reportes/Analisis_Hidrometeorologico_Ultimo.docx
@@ -35,7 +35,7 @@
           <w:rFonts w:ascii="Arial" w:hAnsi="Arial"/>
           <w:sz w:val="19"/>
         </w:rPr>
-        <w:t>CORTE: 2026-10-08 16:01</w:t>
+        <w:t>CORTE: 2026-10-08 16:11</w:t>
       </w:r>
     </w:p>
     <w:p>
@@ -75,7 +75,7 @@
           <w:rFonts w:ascii="Arial" w:hAnsi="Arial"/>
           <w:sz w:val="19"/>
         </w:rPr>
-        <w:t>Al corte de las 16:01 h, la lectura debe mantenerse integrada y no por cuencas aisladas. La señal hidrométrica más reciente tiene como referencia principal el corte vigente de niveles y la lluvia observada/prevista sobre Guatemala, Chiapas y Tabasco. El mayor cambio de 24 h entre estaciones observadas es Pueblo Nuevo +1.56 m/24 h. La prioridad operativa es confirmar cualquier cambio de escenario con coincidencia de lluvia, saturación, niveles, caudales y operación de presas; el pronóstico por sí solo no constituye una creciente confirmada.</w:t>
+        <w:t>Al corte de las 16:11 h, la lectura debe mantenerse integrada y no por cuencas aisladas. La señal hidrométrica más reciente tiene como referencia principal el corte vigente de niveles y la lluvia observada/prevista sobre Guatemala, Chiapas y Tabasco. El mayor cambio de 24 h entre estaciones observadas es Pueblo Nuevo +1.56 m/24 h. La prioridad operativa es confirmar cualquier cambio de escenario con coincidencia de lluvia, saturación, niveles, caudales y operación de presas; el pronóstico por sí solo no constituye una creciente confirmada.</w:t>
       </w:r>
     </w:p>
     <w:p>
@@ -1906,7 +1906,7 @@
           <w:rFonts w:ascii="Arial" w:hAnsi="Arial"/>
           <w:sz w:val="19"/>
         </w:rPr>
-        <w:t>El diagnóstico integrado del corte de las 16:01 h se mantiene condicionado por la evolución conjunta de Guatemala–Usumacinta–Boca del Cerro, Ríos Serranos–Pichucalco–Grijalva bajo, la cascada de presas y Peñitas/cuenca libre–Mezcalapa–Samaria–Carrizal. Ningún componente debe interpretarse de manera aislada. La señal operativa debe escalar únicamente cuando coincidan magnitud, persistencia y respuesta observada.</w:t>
+        <w:t>El diagnóstico integrado del corte de las 16:11 h se mantiene condicionado por la evolución conjunta de Guatemala–Usumacinta–Boca del Cerro, Ríos Serranos–Pichucalco–Grijalva bajo, la cascada de presas y Peñitas/cuenca libre–Mezcalapa–Samaria–Carrizal. Ningún componente debe interpretarse de manera aislada. La señal operativa debe escalar únicamente cuando coincidan magnitud, persistencia y respuesta observada.</w:t>
       </w:r>
     </w:p>
     <w:p>
@@ -2250,7 +2250,7 @@
                 <w:b w:val="0"/>
                 <w:sz w:val="16"/>
               </w:rPr>
-              <w:t>2026-10-08T15:36:23.067353-06:00</w:t>
+              <w:t>2026-10-08T16:02:43.636172-06:00</w:t>
             </w:r>
           </w:p>
         </w:tc>
@@ -2312,7 +2312,7 @@
                 <w:b w:val="0"/>
                 <w:sz w:val="16"/>
               </w:rPr>
-              <w:t>2026-10-08T15:36:23.067353-06:00</w:t>
+              <w:t>2026-10-08T16:02:43.636172-06:00</w:t>
             </w:r>
           </w:p>
         </w:tc>

--- a/data/analysis/Reportes/Analisis_Hidrometeorologico_Ultimo.docx
+++ b/data/analysis/Reportes/Analisis_Hidrometeorologico_Ultimo.docx
@@ -35,7 +35,7 @@
           <w:rFonts w:ascii="Arial" w:hAnsi="Arial"/>
           <w:sz w:val="19"/>
         </w:rPr>
-        <w:t>CORTE: 2026-10-08 16:11</w:t>
+        <w:t>CORTE: 2026-10-08 16:21</w:t>
       </w:r>
     </w:p>
     <w:p>
@@ -75,7 +75,7 @@
           <w:rFonts w:ascii="Arial" w:hAnsi="Arial"/>
           <w:sz w:val="19"/>
         </w:rPr>
-        <w:t>Al corte de las 16:11 h, la lectura debe mantenerse integrada y no por cuencas aisladas. La señal hidrométrica más reciente tiene como referencia principal el corte vigente de niveles y la lluvia observada/prevista sobre Guatemala, Chiapas y Tabasco. El mayor cambio de 24 h entre estaciones observadas es Pueblo Nuevo +1.56 m/24 h. La prioridad operativa es confirmar cualquier cambio de escenario con coincidencia de lluvia, saturación, niveles, caudales y operación de presas; el pronóstico por sí solo no constituye una creciente confirmada.</w:t>
+        <w:t>Al corte de las 16:21 h, la lectura debe mantenerse integrada y no por cuencas aisladas. La señal hidrométrica más reciente tiene como referencia principal el corte vigente de niveles y la lluvia observada/prevista sobre Guatemala, Chiapas y Tabasco. El mayor cambio de 24 h entre estaciones observadas es Pueblo Nuevo +1.56 m/24 h. La prioridad operativa es confirmar cualquier cambio de escenario con coincidencia de lluvia, saturación, niveles, caudales y operación de presas; el pronóstico por sí solo no constituye una creciente confirmada.</w:t>
       </w:r>
     </w:p>
     <w:p>
@@ -1906,7 +1906,7 @@
           <w:rFonts w:ascii="Arial" w:hAnsi="Arial"/>
           <w:sz w:val="19"/>
         </w:rPr>
-        <w:t>El diagnóstico integrado del corte de las 16:11 h se mantiene condicionado por la evolución conjunta de Guatemala–Usumacinta–Boca del Cerro, Ríos Serranos–Pichucalco–Grijalva bajo, la cascada de presas y Peñitas/cuenca libre–Mezcalapa–Samaria–Carrizal. Ningún componente debe interpretarse de manera aislada. La señal operativa debe escalar únicamente cuando coincidan magnitud, persistencia y respuesta observada.</w:t>
+        <w:t>El diagnóstico integrado del corte de las 16:21 h se mantiene condicionado por la evolución conjunta de Guatemala–Usumacinta–Boca del Cerro, Ríos Serranos–Pichucalco–Grijalva bajo, la cascada de presas y Peñitas/cuenca libre–Mezcalapa–Samaria–Carrizal. Ningún componente debe interpretarse de manera aislada. La señal operativa debe escalar únicamente cuando coincidan magnitud, persistencia y respuesta observada.</w:t>
       </w:r>
     </w:p>
     <w:p>

--- a/data/analysis/Reportes/Analisis_Hidrometeorologico_Ultimo.docx
+++ b/data/analysis/Reportes/Analisis_Hidrometeorologico_Ultimo.docx
@@ -35,7 +35,7 @@
           <w:rFonts w:ascii="Arial" w:hAnsi="Arial"/>
           <w:sz w:val="19"/>
         </w:rPr>
-        <w:t>CORTE: 2026-10-08 16:21</w:t>
+        <w:t>CORTE: 2026-10-09 13:44</w:t>
       </w:r>
     </w:p>
     <w:p>
@@ -55,7 +55,7 @@
           <w:rFonts w:ascii="Arial" w:hAnsi="Arial"/>
           <w:sz w:val="19"/>
         </w:rPr>
-        <w:t>Grijalva–Usumacinta • Ríos Serranos • Sistema de Presas • Samaria–Carrizal y corrientes asociadas Actualización: 08 de October de 2026</w:t>
+        <w:t>Grijalva–Usumacinta • Ríos Serranos • Sistema de Presas • Samaria–Carrizal y corrientes asociadas Actualización: 09 de October de 2026</w:t>
       </w:r>
     </w:p>
     <w:p>
@@ -75,7 +75,7 @@
           <w:rFonts w:ascii="Arial" w:hAnsi="Arial"/>
           <w:sz w:val="19"/>
         </w:rPr>
-        <w:t>Al corte de las 16:21 h, la lectura debe mantenerse integrada y no por cuencas aisladas. La señal hidrométrica más reciente tiene como referencia principal el corte vigente de niveles y la lluvia observada/prevista sobre Guatemala, Chiapas y Tabasco. El mayor cambio de 24 h entre estaciones observadas es Pueblo Nuevo +1.56 m/24 h. La prioridad operativa es confirmar cualquier cambio de escenario con coincidencia de lluvia, saturación, niveles, caudales y operación de presas; el pronóstico por sí solo no constituye una creciente confirmada.</w:t>
+        <w:t>Al corte de las 13:44 h, la lectura debe mantenerse integrada y no por cuencas aisladas. La señal hidrométrica más reciente tiene como referencia principal el corte vigente de niveles y la lluvia observada/prevista sobre Guatemala, Chiapas y Tabasco. El mayor cambio de 24 h entre estaciones observadas es Boca del Cerro +0.90 m/24 h. La prioridad operativa es confirmar cualquier cambio de escenario con coincidencia de lluvia, saturación, niveles, caudales y operación de presas; el pronóstico por sí solo no constituye una creciente confirmada.</w:t>
       </w:r>
     </w:p>
     <w:p>
@@ -315,7 +315,7 @@
           <w:rFonts w:ascii="Arial" w:hAnsi="Arial"/>
           <w:sz w:val="19"/>
         </w:rPr>
-        <w:t>Boca del Cerro registra 17.30 m, con variación de 24 h +0.94 m. En la cuenca alta de Guatemala, El Tigre reporta 11.07 m y 3321.7 m³/s; El Porvenir/La Pasión 4.40 m y 813.1 m³/s. La secuencia de vigilancia se mantiene Guatemala → Boca del Cerro/Tenosique → Balancán → Emiliano Zapata → Jonuta → Centla. Pronóstico SMN para Usumacinta: 0-24 h: 75 a 150 mm; 24-48 h: 75 a 150 mm; 48-72 h: 50 a 75 mm; 72-96 h: 25 a 50 mm.</w:t>
+        <w:t>Boca del Cerro registra 18.13 m, con variación de 24 h +0.90 m. En la cuenca alta de Guatemala, El Tigre reporta 11.07 m y 3321.7 m³/s; El Porvenir/La Pasión 4.40 m y 813.1 m³/s. La secuencia de vigilancia se mantiene Guatemala → Lacantún → Boca del Cerro/Tenosique → Balancán → Emiliano Zapata → Jonuta → Centla. Pronóstico SMN para Usumacinta: 0-24 h: 75 a 150 mm; 24-48 h: 25 a 50 mm; 48-72 h: 5 a 25 mm; 72-96 h: 5 a 25 mm.</w:t>
       </w:r>
     </w:p>
     <w:tbl>
@@ -435,6 +435,53 @@
                 <w:b w:val="0"/>
                 <w:sz w:val="16"/>
               </w:rPr>
+              <w:t>Lacantún (BHG21, Ocosingo)</w:t>
+            </w:r>
+          </w:p>
+        </w:tc>
+        <w:tc>
+          <w:tcPr>
+            <w:tcW w:type="dxa" w:w="3504"/>
+          </w:tcPr>
+          <w:p>
+            <w:r>
+              <w:rPr>
+                <w:rFonts w:ascii="Arial" w:hAnsi="Arial"/>
+                <w:b w:val="0"/>
+                <w:sz w:val="16"/>
+              </w:rPr>
+              <w:t>141.74 m; 2684.70 m³/s; lluvia 24 h 10.0 mm</w:t>
+            </w:r>
+          </w:p>
+        </w:tc>
+        <w:tc>
+          <w:tcPr>
+            <w:tcW w:type="dxa" w:w="3504"/>
+          </w:tcPr>
+          <w:p>
+            <w:r>
+              <w:rPr>
+                <w:rFonts w:ascii="Arial" w:hAnsi="Arial"/>
+                <w:b w:val="0"/>
+                <w:sz w:val="16"/>
+              </w:rPr>
+              <w:t>Aporte de cuenca alta antes de Boca del Cerro; valorar su tendencia junto con Guatemala y la respuesta posterior en Tenosique.</w:t>
+            </w:r>
+          </w:p>
+        </w:tc>
+      </w:tr>
+      <w:tr>
+        <w:tc>
+          <w:tcPr>
+            <w:tcW w:type="dxa" w:w="3504"/>
+          </w:tcPr>
+          <w:p>
+            <w:r>
+              <w:rPr>
+                <w:rFonts w:ascii="Arial" w:hAnsi="Arial"/>
+                <w:b w:val="0"/>
+                <w:sz w:val="16"/>
+              </w:rPr>
               <w:t>Boca del Cerro</w:t>
             </w:r>
           </w:p>
@@ -450,7 +497,7 @@
                 <w:b w:val="0"/>
                 <w:sz w:val="16"/>
               </w:rPr>
-              <w:t>17.30 m; Δ24 h +0.94 m</w:t>
+              <w:t>18.13 m; Δ24 h +0.90 m</w:t>
             </w:r>
           </w:p>
         </w:tc>
@@ -488,7 +535,7 @@
           <w:rFonts w:ascii="Arial" w:hAnsi="Arial"/>
           <w:sz w:val="19"/>
         </w:rPr>
-        <w:t>Los Ríos Serranos tienen respuesta más rápida que el Usumacinta. Oxolotán 35.70 m, Tapijulapa 18.46 m, Teapa 34.15 m y Puyacatengo 25.04 m. Deben vigilarse primero lluvia horaria y estaciones aguas arriba antes de esperar una respuesta en el Grijalva de Villahermosa. Pronóstico SMN Bajo Grijalva–Ríos de la Sierra: 0-24 h: 50 a 75 mm; 24-48 h: 50 a 75 mm; 48-72 h: 50 a 75 mm; 72-96 h: 5 a 25 mm.</w:t>
+        <w:t>Los Ríos Serranos tienen respuesta más rápida que el Usumacinta. Oxolotán 34.90 m, Tapijulapa 17.80 m, Teapa 34.00 m y Puyacatengo 25.04 m. Deben vigilarse primero lluvia horaria y estaciones aguas arriba antes de esperar una respuesta en el Grijalva de Villahermosa. Pronóstico SMN Bajo Grijalva–Ríos de la Sierra: 0-24 h: 50 a 75 mm; 24-48 h: 25 a 50 mm; 48-72 h: 5 a 25 mm; 72-96 h: 5 a 25 mm.</w:t>
       </w:r>
     </w:p>
     <w:tbl>
@@ -717,7 +764,7 @@
                 <w:b w:val="0"/>
                 <w:sz w:val="16"/>
               </w:rPr>
-              <w:t>Salto de Agua 4.76 m; Macuspana 4.12 m</w:t>
+              <w:t>Salto de Agua 4.56 m; Macuspana 4.34 m</w:t>
             </w:r>
           </w:p>
         </w:tc>
@@ -891,7 +938,7 @@
                 <w:b w:val="0"/>
                 <w:sz w:val="16"/>
               </w:rPr>
-              <w:t>516.66</w:t>
+              <w:t>516.70</w:t>
             </w:r>
           </w:p>
         </w:tc>
@@ -906,7 +953,7 @@
                 <w:b w:val="0"/>
                 <w:sz w:val="16"/>
               </w:rPr>
-              <w:t>47.50</w:t>
+              <w:t>47.61</w:t>
             </w:r>
           </w:p>
         </w:tc>
@@ -921,7 +968,7 @@
                 <w:b w:val="0"/>
                 <w:sz w:val="16"/>
               </w:rPr>
-              <w:t>380.38</w:t>
+              <w:t>265.75</w:t>
             </w:r>
           </w:p>
         </w:tc>
@@ -936,7 +983,7 @@
                 <w:b w:val="0"/>
                 <w:sz w:val="16"/>
               </w:rPr>
-              <w:t>29.5</w:t>
+              <w:t>0.0</w:t>
             </w:r>
           </w:p>
         </w:tc>
@@ -951,7 +998,7 @@
                 <w:b w:val="0"/>
                 <w:sz w:val="16"/>
               </w:rPr>
-              <w:t>+0.05</w:t>
+              <w:t>+0.04</w:t>
             </w:r>
           </w:p>
         </w:tc>
@@ -983,7 +1030,7 @@
                 <w:b w:val="0"/>
                 <w:sz w:val="16"/>
               </w:rPr>
-              <w:t>391.81</w:t>
+              <w:t>391.68</w:t>
             </w:r>
           </w:p>
         </w:tc>
@@ -998,7 +1045,7 @@
                 <w:b w:val="0"/>
                 <w:sz w:val="16"/>
               </w:rPr>
-              <w:t>98.88</w:t>
+              <w:t>98.49</w:t>
             </w:r>
           </w:p>
         </w:tc>
@@ -1013,7 +1060,7 @@
                 <w:b w:val="0"/>
                 <w:sz w:val="16"/>
               </w:rPr>
-              <w:t>364.05</w:t>
+              <w:t>499.40</w:t>
             </w:r>
           </w:p>
         </w:tc>
@@ -1028,7 +1075,7 @@
                 <w:b w:val="0"/>
                 <w:sz w:val="16"/>
               </w:rPr>
-              <w:t>2.9</w:t>
+              <w:t>0.0</w:t>
             </w:r>
           </w:p>
         </w:tc>
@@ -1043,7 +1090,7 @@
                 <w:b w:val="0"/>
                 <w:sz w:val="16"/>
               </w:rPr>
-              <w:t>+0.53</w:t>
+              <w:t>-0.13</w:t>
             </w:r>
           </w:p>
         </w:tc>
@@ -1075,7 +1122,7 @@
                 <w:b w:val="0"/>
                 <w:sz w:val="16"/>
               </w:rPr>
-              <w:t>164.29</w:t>
+              <w:t>164.44</w:t>
             </w:r>
           </w:p>
         </w:tc>
@@ -1090,7 +1137,7 @@
                 <w:b w:val="0"/>
                 <w:sz w:val="16"/>
               </w:rPr>
-              <w:t>59.71</w:t>
+              <w:t>60.05</w:t>
             </w:r>
           </w:p>
         </w:tc>
@@ -1105,7 +1152,7 @@
                 <w:b w:val="0"/>
                 <w:sz w:val="16"/>
               </w:rPr>
-              <w:t>282.75</w:t>
+              <w:t>333.83</w:t>
             </w:r>
           </w:p>
         </w:tc>
@@ -1120,7 +1167,7 @@
                 <w:b w:val="0"/>
                 <w:sz w:val="16"/>
               </w:rPr>
-              <w:t>46.2</w:t>
+              <w:t>0.0</w:t>
             </w:r>
           </w:p>
         </w:tc>
@@ -1135,7 +1182,7 @@
                 <w:b w:val="0"/>
                 <w:sz w:val="16"/>
               </w:rPr>
-              <w:t>+0.17</w:t>
+              <w:t>+0.15</w:t>
             </w:r>
           </w:p>
         </w:tc>
@@ -1167,7 +1214,7 @@
                 <w:b w:val="0"/>
                 <w:sz w:val="16"/>
               </w:rPr>
-              <w:t>85.75</w:t>
+              <w:t>85.78</w:t>
             </w:r>
           </w:p>
         </w:tc>
@@ -1182,7 +1229,7 @@
                 <w:b w:val="0"/>
                 <w:sz w:val="16"/>
               </w:rPr>
-              <w:t>81.92</w:t>
+              <w:t>82.30</w:t>
             </w:r>
           </w:p>
         </w:tc>
@@ -1197,7 +1244,7 @@
                 <w:b w:val="0"/>
                 <w:sz w:val="16"/>
               </w:rPr>
-              <w:t>405.83</w:t>
+              <w:t>385.83</w:t>
             </w:r>
           </w:p>
         </w:tc>
@@ -1212,7 +1259,7 @@
                 <w:b w:val="0"/>
                 <w:sz w:val="16"/>
               </w:rPr>
-              <w:t>39.6</w:t>
+              <w:t>0.0</w:t>
             </w:r>
           </w:p>
         </w:tc>
@@ -1227,7 +1274,7 @@
                 <w:b w:val="0"/>
                 <w:sz w:val="16"/>
               </w:rPr>
-              <w:t>+0.00</w:t>
+              <w:t>+0.03</w:t>
             </w:r>
           </w:p>
         </w:tc>
@@ -1250,7 +1297,7 @@
           <w:rFonts w:ascii="Arial" w:hAnsi="Arial"/>
           <w:sz w:val="19"/>
         </w:rPr>
-        <w:t>Samaria registra 12.16 m y González/Carrizal 3.48 m. El gasto de Peñitas no debe equipararse automáticamente con el gasto que llega a cada brazo: deben incorporarse Platanar y otras aportaciones de cuenca libre y considerar la distribución hidráulica posterior. Como referencia operativa se conserva aproximadamente 70 % hacia Samaria y 30 % hacia Carrizal, sujeta a condiciones hidráulicas y a la operación de El Macayo.</w:t>
+        <w:t>Samaria registra 11.85 m y González/Carrizal 3.48 m. El gasto de Peñitas no debe equipararse automáticamente con el gasto que llega a cada brazo: deben incorporarse Platanar y otras aportaciones de cuenca libre y considerar la distribución hidráulica posterior. Como referencia operativa se conserva aproximadamente 70 % hacia Samaria y 30 % hacia Carrizal, sujeta a condiciones hidráulicas y a la operación de El Macayo.</w:t>
       </w:r>
     </w:p>
     <w:tbl>
@@ -1385,7 +1432,7 @@
                 <w:b w:val="0"/>
                 <w:sz w:val="16"/>
               </w:rPr>
-              <w:t>12.16 m</w:t>
+              <w:t>11.85 m</w:t>
             </w:r>
           </w:p>
         </w:tc>
@@ -1906,7 +1953,7 @@
           <w:rFonts w:ascii="Arial" w:hAnsi="Arial"/>
           <w:sz w:val="19"/>
         </w:rPr>
-        <w:t>El diagnóstico integrado del corte de las 16:21 h se mantiene condicionado por la evolución conjunta de Guatemala–Usumacinta–Boca del Cerro, Ríos Serranos–Pichucalco–Grijalva bajo, la cascada de presas y Peñitas/cuenca libre–Mezcalapa–Samaria–Carrizal. Ningún componente debe interpretarse de manera aislada. La señal operativa debe escalar únicamente cuando coincidan magnitud, persistencia y respuesta observada.</w:t>
+        <w:t>El diagnóstico integrado del corte de las 13:44 h se mantiene condicionado por la evolución conjunta de Guatemala–Usumacinta–Boca del Cerro, Ríos Serranos–Pichucalco–Grijalva bajo, la cascada de presas y Peñitas/cuenca libre–Mezcalapa–Samaria–Carrizal. Ningún componente debe interpretarse de manera aislada. La señal operativa debe escalar únicamente cuando coincidan magnitud, persistencia y respuesta observada.</w:t>
       </w:r>
     </w:p>
     <w:p>
@@ -2012,7 +2059,7 @@
           <w:rFonts w:ascii="Arial" w:hAnsi="Arial"/>
           <w:sz w:val="19"/>
         </w:rPr>
-        <w:t>WeatherLink: MAYA BERRIOZABAL PCIVILCHIAPAS 100.8 mm/24 h</w:t>
+        <w:t>WeatherLink: PASO LA MINA 12.5 mm/24 h</w:t>
       </w:r>
     </w:p>
     <w:p>
@@ -2024,7 +2071,7 @@
           <w:rFonts w:ascii="Arial" w:hAnsi="Arial"/>
           <w:sz w:val="19"/>
         </w:rPr>
-        <w:t>WeatherLink: Cipat Chiapas 82.0 mm/24 h</w:t>
+        <w:t>WeatherLink: BERRIOZÁBAL PCIVILCHIAPAS 10.2 mm/24 h</w:t>
       </w:r>
     </w:p>
     <w:p>
@@ -2036,7 +2083,7 @@
           <w:rFonts w:ascii="Arial" w:hAnsi="Arial"/>
           <w:sz w:val="19"/>
         </w:rPr>
-        <w:t>WeatherLink: Urrutia 41.7 mm/24 h</w:t>
+        <w:t>WeatherLink: AMATÁN PCIVILCHIAPAS 9.4 mm/24 h</w:t>
       </w:r>
     </w:p>
     <w:p>
@@ -2048,7 +2095,7 @@
           <w:rFonts w:ascii="Arial" w:hAnsi="Arial"/>
           <w:sz w:val="19"/>
         </w:rPr>
-        <w:t>WeatherLink: AMATÁN PCIVILCHIAPAS 41.4 mm/24 h</w:t>
+        <w:t>WeatherLink: Cipat Chiapas 8.4 mm/24 h</w:t>
       </w:r>
     </w:p>
     <w:p>
@@ -2060,7 +2107,7 @@
           <w:rFonts w:ascii="Arial" w:hAnsi="Arial"/>
           <w:sz w:val="19"/>
         </w:rPr>
-        <w:t>WeatherLink: BERRIOZÁBAL PCIVILCHIAPAS 34.6 mm/24 h</w:t>
+        <w:t>WeatherLink: MAYA BERRIOZABAL PCIVILCHIAPAS 7.4 mm/24 h</w:t>
       </w:r>
     </w:p>
     <w:p>
@@ -2072,7 +2119,7 @@
           <w:rFonts w:ascii="Arial" w:hAnsi="Arial"/>
           <w:sz w:val="19"/>
         </w:rPr>
-        <w:t>CONAGUA: PEÑITAS 39.6 mm/24 h</w:t>
+        <w:t>CONAGUA: SÁNCHEZ MAGALLANEZ 48.9 mm/24 h</w:t>
       </w:r>
     </w:p>
     <w:p>
@@ -2084,7 +2131,7 @@
           <w:rFonts w:ascii="Arial" w:hAnsi="Arial"/>
           <w:sz w:val="19"/>
         </w:rPr>
-        <w:t>CONAGUA: SALTO DE AGUA 24.2 mm/24 h</w:t>
+        <w:t>CONAGUA: POBLADO C-11 40.0 mm/24 h</w:t>
       </w:r>
     </w:p>
     <w:p>
@@ -2096,7 +2143,7 @@
           <w:rFonts w:ascii="Arial" w:hAnsi="Arial"/>
           <w:sz w:val="19"/>
         </w:rPr>
-        <w:t>CONAGUA: OXOLOTÁN 24.0 mm/24 h</w:t>
+        <w:t>CONAGUA: OXOLOTÁN 31.5 mm/24 h</w:t>
       </w:r>
     </w:p>
     <w:p>
@@ -2108,7 +2155,7 @@
           <w:rFonts w:ascii="Arial" w:hAnsi="Arial"/>
           <w:sz w:val="19"/>
         </w:rPr>
-        <w:t>CONAGUA: TAPIJULAPA 18.5 mm/24 h</w:t>
+        <w:t>CONAGUA: TAPIJULAPA 12.5 mm/24 h</w:t>
       </w:r>
     </w:p>
     <w:p>
@@ -2120,7 +2167,7 @@
           <w:rFonts w:ascii="Arial" w:hAnsi="Arial"/>
           <w:sz w:val="19"/>
         </w:rPr>
-        <w:t>CONAGUA: CHAPULTENANGO 15.1 mm/24 h</w:t>
+        <w:t>CONAGUA: PUYACATENGO 3.3 mm/24 h</w:t>
       </w:r>
     </w:p>
     <w:p>
@@ -2235,7 +2282,7 @@
                 <w:b w:val="0"/>
                 <w:sz w:val="16"/>
               </w:rPr>
-              <w:t>2026-10-08T08:41:14-06:00</w:t>
+              <w:t>2026-10-09T08:45:22-06:00</w:t>
             </w:r>
           </w:p>
         </w:tc>
@@ -2250,7 +2297,7 @@
                 <w:b w:val="0"/>
                 <w:sz w:val="16"/>
               </w:rPr>
-              <w:t>2026-10-08T16:02:43.636172-06:00</w:t>
+              <w:t>2026-10-09T12:30:51.171293-06:00</w:t>
             </w:r>
           </w:p>
         </w:tc>
@@ -2297,7 +2344,7 @@
                 <w:b w:val="0"/>
                 <w:sz w:val="16"/>
               </w:rPr>
-              <w:t>2026-10-08T10:05:45-06:00</w:t>
+              <w:t>2026-10-09T10:20:41-06:00</w:t>
             </w:r>
           </w:p>
         </w:tc>
@@ -2312,7 +2359,7 @@
                 <w:b w:val="0"/>
                 <w:sz w:val="16"/>
               </w:rPr>
-              <w:t>2026-10-08T16:02:43.636172-06:00</w:t>
+              <w:t>2026-10-09T10:24:32.423798-06:00</w:t>
             </w:r>
           </w:p>
         </w:tc>
@@ -2478,7 +2525,7 @@
           <w:rFonts w:ascii="Arial" w:hAnsi="Arial"/>
           <w:sz w:val="19"/>
         </w:rPr>
-        <w:t>Cadena de seguimiento en Tabasco: Boca del Cerro: 17.30 m · Δ24 h +0.94 m → Balancán: s/d → Emiliano Zapata: s/d → Jonuta: s/d → Centla/Tres Brazos: s/d.</w:t>
+        <w:t>Cadena de seguimiento en Tabasco: Boca del Cerro: 18.13 m · Δ24 h +0.90 m → Balancán: s/d → Emiliano Zapata: s/d → Jonuta: s/d → Centla/Tres Brazos: s/d.</w:t>
       </w:r>
     </w:p>
     <w:p>

--- a/data/analysis/Reportes/Analisis_Hidrometeorologico_Ultimo.docx
+++ b/data/analysis/Reportes/Analisis_Hidrometeorologico_Ultimo.docx
@@ -35,7 +35,7 @@
           <w:rFonts w:ascii="Arial" w:hAnsi="Arial"/>
           <w:sz w:val="19"/>
         </w:rPr>
-        <w:t>CORTE: 2026-10-09 13:44</w:t>
+        <w:t>CORTE: 2026-10-09 15:37</w:t>
       </w:r>
     </w:p>
     <w:p>
@@ -75,7 +75,7 @@
           <w:rFonts w:ascii="Arial" w:hAnsi="Arial"/>
           <w:sz w:val="19"/>
         </w:rPr>
-        <w:t>Al corte de las 13:44 h, la lectura debe mantenerse integrada y no por cuencas aisladas. La señal hidrométrica más reciente tiene como referencia principal el corte vigente de niveles y la lluvia observada/prevista sobre Guatemala, Chiapas y Tabasco. El mayor cambio de 24 h entre estaciones observadas es Boca del Cerro +0.90 m/24 h. La prioridad operativa es confirmar cualquier cambio de escenario con coincidencia de lluvia, saturación, niveles, caudales y operación de presas; el pronóstico por sí solo no constituye una creciente confirmada.</w:t>
+        <w:t>Al corte de las 15:37 h, la lectura debe mantenerse integrada y no por cuencas aisladas. La señal hidrométrica más reciente tiene como referencia principal el corte vigente de niveles y la lluvia observada/prevista sobre Guatemala, Chiapas y Tabasco. El mayor cambio de 24 h entre estaciones observadas es Boca del Cerro +0.90 m/24 h. La prioridad operativa es confirmar cualquier cambio de escenario con coincidencia de lluvia, saturación, niveles, caudales y operación de presas; el pronóstico por sí solo no constituye una creciente confirmada.</w:t>
       </w:r>
     </w:p>
     <w:p>
@@ -1953,7 +1953,7 @@
           <w:rFonts w:ascii="Arial" w:hAnsi="Arial"/>
           <w:sz w:val="19"/>
         </w:rPr>
-        <w:t>El diagnóstico integrado del corte de las 13:44 h se mantiene condicionado por la evolución conjunta de Guatemala–Usumacinta–Boca del Cerro, Ríos Serranos–Pichucalco–Grijalva bajo, la cascada de presas y Peñitas/cuenca libre–Mezcalapa–Samaria–Carrizal. Ningún componente debe interpretarse de manera aislada. La señal operativa debe escalar únicamente cuando coincidan magnitud, persistencia y respuesta observada.</w:t>
+        <w:t>El diagnóstico integrado del corte de las 15:37 h se mantiene condicionado por la evolución conjunta de Guatemala–Usumacinta–Boca del Cerro, Ríos Serranos–Pichucalco–Grijalva bajo, la cascada de presas y Peñitas/cuenca libre–Mezcalapa–Samaria–Carrizal. Ningún componente debe interpretarse de manera aislada. La señal operativa debe escalar únicamente cuando coincidan magnitud, persistencia y respuesta observada.</w:t>
       </w:r>
     </w:p>
     <w:p>
@@ -2059,7 +2059,7 @@
           <w:rFonts w:ascii="Arial" w:hAnsi="Arial"/>
           <w:sz w:val="19"/>
         </w:rPr>
-        <w:t>WeatherLink: PASO LA MINA 12.5 mm/24 h</w:t>
+        <w:t>WeatherLink: PASO LA MINA 14.0 mm/24 h</w:t>
       </w:r>
     </w:p>
     <w:p>
@@ -2359,7 +2359,7 @@
                 <w:b w:val="0"/>
                 <w:sz w:val="16"/>
               </w:rPr>
-              <w:t>2026-10-09T10:24:32.423798-06:00</w:t>
+              <w:t>2026-10-09T15:24:49.181968-06:00</w:t>
             </w:r>
           </w:p>
         </w:tc>

--- a/data/analysis/Reportes/Analisis_Hidrometeorologico_Ultimo.docx
+++ b/data/analysis/Reportes/Analisis_Hidrometeorologico_Ultimo.docx
@@ -35,7 +35,7 @@
           <w:rFonts w:ascii="Arial" w:hAnsi="Arial"/>
           <w:sz w:val="19"/>
         </w:rPr>
-        <w:t>CORTE: 2026-10-09 15:37</w:t>
+        <w:t>CORTE: 2026-10-09 15:46</w:t>
       </w:r>
     </w:p>
     <w:p>
@@ -75,7 +75,7 @@
           <w:rFonts w:ascii="Arial" w:hAnsi="Arial"/>
           <w:sz w:val="19"/>
         </w:rPr>
-        <w:t>Al corte de las 15:37 h, la lectura debe mantenerse integrada y no por cuencas aisladas. La señal hidrométrica más reciente tiene como referencia principal el corte vigente de niveles y la lluvia observada/prevista sobre Guatemala, Chiapas y Tabasco. El mayor cambio de 24 h entre estaciones observadas es Boca del Cerro +0.90 m/24 h. La prioridad operativa es confirmar cualquier cambio de escenario con coincidencia de lluvia, saturación, niveles, caudales y operación de presas; el pronóstico por sí solo no constituye una creciente confirmada.</w:t>
+        <w:t>Al corte de las 15:46 h, la lectura debe mantenerse integrada y no por cuencas aisladas. La señal hidrométrica más reciente tiene como referencia principal el corte vigente de niveles y la lluvia observada/prevista sobre Guatemala, Chiapas y Tabasco. El mayor cambio de 24 h entre estaciones observadas es Boca del Cerro +0.90 m/24 h. La prioridad operativa es confirmar cualquier cambio de escenario con coincidencia de lluvia, saturación, niveles, caudales y operación de presas; el pronóstico por sí solo no constituye una creciente confirmada.</w:t>
       </w:r>
     </w:p>
     <w:p>
@@ -1953,7 +1953,7 @@
           <w:rFonts w:ascii="Arial" w:hAnsi="Arial"/>
           <w:sz w:val="19"/>
         </w:rPr>
-        <w:t>El diagnóstico integrado del corte de las 15:37 h se mantiene condicionado por la evolución conjunta de Guatemala–Usumacinta–Boca del Cerro, Ríos Serranos–Pichucalco–Grijalva bajo, la cascada de presas y Peñitas/cuenca libre–Mezcalapa–Samaria–Carrizal. Ningún componente debe interpretarse de manera aislada. La señal operativa debe escalar únicamente cuando coincidan magnitud, persistencia y respuesta observada.</w:t>
+        <w:t>El diagnóstico integrado del corte de las 15:46 h se mantiene condicionado por la evolución conjunta de Guatemala–Usumacinta–Boca del Cerro, Ríos Serranos–Pichucalco–Grijalva bajo, la cascada de presas y Peñitas/cuenca libre–Mezcalapa–Samaria–Carrizal. Ningún componente debe interpretarse de manera aislada. La señal operativa debe escalar únicamente cuando coincidan magnitud, persistencia y respuesta observada.</w:t>
       </w:r>
     </w:p>
     <w:p>

--- a/data/analysis/Reportes/Analisis_Hidrometeorologico_Ultimo.docx
+++ b/data/analysis/Reportes/Analisis_Hidrometeorologico_Ultimo.docx
@@ -35,7 +35,7 @@
           <w:rFonts w:ascii="Arial" w:hAnsi="Arial"/>
           <w:sz w:val="19"/>
         </w:rPr>
-        <w:t>CORTE: 2026-10-09 15:46</w:t>
+        <w:t>CORTE: 2026-10-09 15:51</w:t>
       </w:r>
     </w:p>
     <w:p>
@@ -75,7 +75,7 @@
           <w:rFonts w:ascii="Arial" w:hAnsi="Arial"/>
           <w:sz w:val="19"/>
         </w:rPr>
-        <w:t>Al corte de las 15:46 h, la lectura debe mantenerse integrada y no por cuencas aisladas. La señal hidrométrica más reciente tiene como referencia principal el corte vigente de niveles y la lluvia observada/prevista sobre Guatemala, Chiapas y Tabasco. El mayor cambio de 24 h entre estaciones observadas es Boca del Cerro +0.90 m/24 h. La prioridad operativa es confirmar cualquier cambio de escenario con coincidencia de lluvia, saturación, niveles, caudales y operación de presas; el pronóstico por sí solo no constituye una creciente confirmada.</w:t>
+        <w:t>Al corte de las 15:51 h, la lectura debe mantenerse integrada y no por cuencas aisladas. La señal hidrométrica más reciente tiene como referencia principal el corte vigente de niveles y la lluvia observada/prevista sobre Guatemala, Chiapas y Tabasco. El mayor cambio de 24 h entre estaciones observadas es Boca del Cerro +0.90 m/24 h. La prioridad operativa es confirmar cualquier cambio de escenario con coincidencia de lluvia, saturación, niveles, caudales y operación de presas; el pronóstico por sí solo no constituye una creciente confirmada.</w:t>
       </w:r>
     </w:p>
     <w:p>
@@ -1953,7 +1953,7 @@
           <w:rFonts w:ascii="Arial" w:hAnsi="Arial"/>
           <w:sz w:val="19"/>
         </w:rPr>
-        <w:t>El diagnóstico integrado del corte de las 15:46 h se mantiene condicionado por la evolución conjunta de Guatemala–Usumacinta–Boca del Cerro, Ríos Serranos–Pichucalco–Grijalva bajo, la cascada de presas y Peñitas/cuenca libre–Mezcalapa–Samaria–Carrizal. Ningún componente debe interpretarse de manera aislada. La señal operativa debe escalar únicamente cuando coincidan magnitud, persistencia y respuesta observada.</w:t>
+        <w:t>El diagnóstico integrado del corte de las 15:51 h se mantiene condicionado por la evolución conjunta de Guatemala–Usumacinta–Boca del Cerro, Ríos Serranos–Pichucalco–Grijalva bajo, la cascada de presas y Peñitas/cuenca libre–Mezcalapa–Samaria–Carrizal. Ningún componente debe interpretarse de manera aislada. La señal operativa debe escalar únicamente cuando coincidan magnitud, persistencia y respuesta observada.</w:t>
       </w:r>
     </w:p>
     <w:p>

--- a/data/analysis/Reportes/Analisis_Hidrometeorologico_Ultimo.docx
+++ b/data/analysis/Reportes/Analisis_Hidrometeorologico_Ultimo.docx
@@ -35,7 +35,7 @@
           <w:rFonts w:ascii="Arial" w:hAnsi="Arial"/>
           <w:sz w:val="19"/>
         </w:rPr>
-        <w:t>CORTE: 2026-10-09 15:51</w:t>
+        <w:t>CORTE: 2026-10-10 11:00</w:t>
       </w:r>
     </w:p>
     <w:p>
@@ -55,7 +55,7 @@
           <w:rFonts w:ascii="Arial" w:hAnsi="Arial"/>
           <w:sz w:val="19"/>
         </w:rPr>
-        <w:t>Grijalva–Usumacinta • Ríos Serranos • Sistema de Presas • Samaria–Carrizal y corrientes asociadas Actualización: 09 de October de 2026</w:t>
+        <w:t>Grijalva–Usumacinta • Ríos Serranos • Sistema de Presas • Samaria–Carrizal y corrientes asociadas Actualización: 10 de October de 2026</w:t>
       </w:r>
     </w:p>
     <w:p>
@@ -75,7 +75,7 @@
           <w:rFonts w:ascii="Arial" w:hAnsi="Arial"/>
           <w:sz w:val="19"/>
         </w:rPr>
-        <w:t>Al corte de las 15:51 h, la lectura debe mantenerse integrada y no por cuencas aisladas. La señal hidrométrica más reciente tiene como referencia principal el corte vigente de niveles y la lluvia observada/prevista sobre Guatemala, Chiapas y Tabasco. El mayor cambio de 24 h entre estaciones observadas es Boca del Cerro +0.90 m/24 h. La prioridad operativa es confirmar cualquier cambio de escenario con coincidencia de lluvia, saturación, niveles, caudales y operación de presas; el pronóstico por sí solo no constituye una creciente confirmada.</w:t>
+        <w:t>Al corte de las 11:00 h, la lectura debe mantenerse integrada y no por cuencas aisladas. La señal hidrométrica más reciente tiene como referencia principal el corte vigente de niveles y la lluvia observada/prevista sobre Guatemala, Chiapas y Tabasco. El mayor cambio de 24 h entre estaciones observadas es San Joaquín +0.97 m/24 h. La prioridad operativa es confirmar cualquier cambio de escenario con coincidencia de lluvia, saturación, niveles, caudales y operación de presas; el pronóstico por sí solo no constituye una creciente confirmada.</w:t>
       </w:r>
     </w:p>
     <w:p>
@@ -315,7 +315,7 @@
           <w:rFonts w:ascii="Arial" w:hAnsi="Arial"/>
           <w:sz w:val="19"/>
         </w:rPr>
-        <w:t>Boca del Cerro registra 18.13 m, con variación de 24 h +0.90 m. En la cuenca alta de Guatemala, El Tigre reporta 11.07 m y 3321.7 m³/s; El Porvenir/La Pasión 4.40 m y 813.1 m³/s. La secuencia de vigilancia se mantiene Guatemala → Lacantún → Boca del Cerro/Tenosique → Balancán → Emiliano Zapata → Jonuta → Centla. Pronóstico SMN para Usumacinta: 0-24 h: 75 a 150 mm; 24-48 h: 25 a 50 mm; 48-72 h: 5 a 25 mm; 72-96 h: 5 a 25 mm.</w:t>
+        <w:t>Boca del Cerro registra 18.48 m, con variación de 24 h +0.41 m. En la cuenca alta de Guatemala, El Tigre reporta 11.07 m y 3321.7 m³/s; El Porvenir/La Pasión 4.40 m y 813.1 m³/s. La secuencia de vigilancia se mantiene Guatemala → Lacantún → Boca del Cerro/Tenosique → Balancán → Emiliano Zapata → Jonuta → Centla. Pronóstico SMN para Usumacinta: 0-24 h: 75 a 150 mm; 24-48 h: 25 a 50 mm; 48-72 h: 5 a 25 mm; 72-96 h: 5 a 25 mm.</w:t>
       </w:r>
     </w:p>
     <w:tbl>
@@ -497,7 +497,7 @@
                 <w:b w:val="0"/>
                 <w:sz w:val="16"/>
               </w:rPr>
-              <w:t>18.13 m; Δ24 h +0.90 m</w:t>
+              <w:t>18.48 m; Δ24 h +0.41 m</w:t>
             </w:r>
           </w:p>
         </w:tc>
@@ -535,7 +535,7 @@
           <w:rFonts w:ascii="Arial" w:hAnsi="Arial"/>
           <w:sz w:val="19"/>
         </w:rPr>
-        <w:t>Los Ríos Serranos tienen respuesta más rápida que el Usumacinta. Oxolotán 34.90 m, Tapijulapa 17.80 m, Teapa 34.00 m y Puyacatengo 25.04 m. Deben vigilarse primero lluvia horaria y estaciones aguas arriba antes de esperar una respuesta en el Grijalva de Villahermosa. Pronóstico SMN Bajo Grijalva–Ríos de la Sierra: 0-24 h: 50 a 75 mm; 24-48 h: 25 a 50 mm; 48-72 h: 5 a 25 mm; 72-96 h: 5 a 25 mm.</w:t>
+        <w:t>Los Ríos Serranos tienen respuesta más rápida que el Usumacinta. Oxolotán 35.24 m, Tapijulapa 18.15 m, Teapa 34.52 m y Puyacatengo 25.48 m. Deben vigilarse primero lluvia horaria y estaciones aguas arriba antes de esperar una respuesta en el Grijalva de Villahermosa. Pronóstico SMN Bajo Grijalva–Ríos de la Sierra: 0-24 h: 50 a 75 mm; 24-48 h: 25 a 50 mm; 48-72 h: 5 a 25 mm; 72-96 h: 5 a 25 mm.</w:t>
       </w:r>
     </w:p>
     <w:tbl>
@@ -764,7 +764,7 @@
                 <w:b w:val="0"/>
                 <w:sz w:val="16"/>
               </w:rPr>
-              <w:t>Salto de Agua 4.56 m; Macuspana 4.34 m</w:t>
+              <w:t>Salto de Agua 4.87 m; Macuspana 3.88 m</w:t>
             </w:r>
           </w:p>
         </w:tc>
@@ -938,7 +938,7 @@
                 <w:b w:val="0"/>
                 <w:sz w:val="16"/>
               </w:rPr>
-              <w:t>516.70</w:t>
+              <w:t>516.80</w:t>
             </w:r>
           </w:p>
         </w:tc>
@@ -953,7 +953,7 @@
                 <w:b w:val="0"/>
                 <w:sz w:val="16"/>
               </w:rPr>
-              <w:t>47.61</w:t>
+              <w:t>47.88</w:t>
             </w:r>
           </w:p>
         </w:tc>
@@ -968,7 +968,7 @@
                 <w:b w:val="0"/>
                 <w:sz w:val="16"/>
               </w:rPr>
-              <w:t>265.75</w:t>
+              <w:t>259.91</w:t>
             </w:r>
           </w:p>
         </w:tc>
@@ -998,7 +998,7 @@
                 <w:b w:val="0"/>
                 <w:sz w:val="16"/>
               </w:rPr>
-              <w:t>+0.04</w:t>
+              <w:t>+0.10</w:t>
             </w:r>
           </w:p>
         </w:tc>
@@ -1030,7 +1030,7 @@
                 <w:b w:val="0"/>
                 <w:sz w:val="16"/>
               </w:rPr>
-              <w:t>391.68</w:t>
+              <w:t>391.70</w:t>
             </w:r>
           </w:p>
         </w:tc>
@@ -1045,7 +1045,7 @@
                 <w:b w:val="0"/>
                 <w:sz w:val="16"/>
               </w:rPr>
-              <w:t>98.49</w:t>
+              <w:t>98.80</w:t>
             </w:r>
           </w:p>
         </w:tc>
@@ -1060,7 +1060,7 @@
                 <w:b w:val="0"/>
                 <w:sz w:val="16"/>
               </w:rPr>
-              <w:t>499.40</w:t>
+              <w:t>365.29</w:t>
             </w:r>
           </w:p>
         </w:tc>
@@ -1075,7 +1075,7 @@
                 <w:b w:val="0"/>
                 <w:sz w:val="16"/>
               </w:rPr>
-              <w:t>0.0</w:t>
+              <w:t>0.1</w:t>
             </w:r>
           </w:p>
         </w:tc>
@@ -1090,7 +1090,7 @@
                 <w:b w:val="0"/>
                 <w:sz w:val="16"/>
               </w:rPr>
-              <w:t>-0.13</w:t>
+              <w:t>+0.02</w:t>
             </w:r>
           </w:p>
         </w:tc>
@@ -1122,7 +1122,7 @@
                 <w:b w:val="0"/>
                 <w:sz w:val="16"/>
               </w:rPr>
-              <w:t>164.44</w:t>
+              <w:t>164.55</w:t>
             </w:r>
           </w:p>
         </w:tc>
@@ -1137,7 +1137,7 @@
                 <w:b w:val="0"/>
                 <w:sz w:val="16"/>
               </w:rPr>
-              <w:t>60.05</w:t>
+              <w:t>60.24</w:t>
             </w:r>
           </w:p>
         </w:tc>
@@ -1152,7 +1152,7 @@
                 <w:b w:val="0"/>
                 <w:sz w:val="16"/>
               </w:rPr>
-              <w:t>333.83</w:t>
+              <w:t>224.70</w:t>
             </w:r>
           </w:p>
         </w:tc>
@@ -1167,7 +1167,7 @@
                 <w:b w:val="0"/>
                 <w:sz w:val="16"/>
               </w:rPr>
-              <w:t>0.0</w:t>
+              <w:t>15.3</w:t>
             </w:r>
           </w:p>
         </w:tc>
@@ -1182,7 +1182,7 @@
                 <w:b w:val="0"/>
                 <w:sz w:val="16"/>
               </w:rPr>
-              <w:t>+0.15</w:t>
+              <w:t>+0.11</w:t>
             </w:r>
           </w:p>
         </w:tc>
@@ -1214,7 +1214,7 @@
                 <w:b w:val="0"/>
                 <w:sz w:val="16"/>
               </w:rPr>
-              <w:t>85.78</w:t>
+              <w:t>85.82</w:t>
             </w:r>
           </w:p>
         </w:tc>
@@ -1229,7 +1229,7 @@
                 <w:b w:val="0"/>
                 <w:sz w:val="16"/>
               </w:rPr>
-              <w:t>82.30</w:t>
+              <w:t>82.68</w:t>
             </w:r>
           </w:p>
         </w:tc>
@@ -1244,7 +1244,7 @@
                 <w:b w:val="0"/>
                 <w:sz w:val="16"/>
               </w:rPr>
-              <w:t>385.83</w:t>
+              <w:t>330.00</w:t>
             </w:r>
           </w:p>
         </w:tc>
@@ -1259,7 +1259,7 @@
                 <w:b w:val="0"/>
                 <w:sz w:val="16"/>
               </w:rPr>
-              <w:t>0.0</w:t>
+              <w:t>10.8</w:t>
             </w:r>
           </w:p>
         </w:tc>
@@ -1274,7 +1274,7 @@
                 <w:b w:val="0"/>
                 <w:sz w:val="16"/>
               </w:rPr>
-              <w:t>+0.03</w:t>
+              <w:t>+0.04</w:t>
             </w:r>
           </w:p>
         </w:tc>
@@ -1297,7 +1297,7 @@
           <w:rFonts w:ascii="Arial" w:hAnsi="Arial"/>
           <w:sz w:val="19"/>
         </w:rPr>
-        <w:t>Samaria registra 11.85 m y González/Carrizal 3.48 m. El gasto de Peñitas no debe equipararse automáticamente con el gasto que llega a cada brazo: deben incorporarse Platanar y otras aportaciones de cuenca libre y considerar la distribución hidráulica posterior. Como referencia operativa se conserva aproximadamente 70 % hacia Samaria y 30 % hacia Carrizal, sujeta a condiciones hidráulicas y a la operación de El Macayo.</w:t>
+        <w:t>Samaria registra 11.76 m y González/Carrizal 3.44 m. El gasto de Peñitas no debe equipararse automáticamente con el gasto que llega a cada brazo: deben incorporarse Platanar y otras aportaciones de cuenca libre y considerar la distribución hidráulica posterior. Como referencia operativa se conserva aproximadamente 70 % hacia Samaria y 30 % hacia Carrizal, sujeta a condiciones hidráulicas y a la operación de El Macayo.</w:t>
       </w:r>
     </w:p>
     <w:tbl>
@@ -1432,7 +1432,7 @@
                 <w:b w:val="0"/>
                 <w:sz w:val="16"/>
               </w:rPr>
-              <w:t>11.85 m</w:t>
+              <w:t>11.76 m</w:t>
             </w:r>
           </w:p>
         </w:tc>
@@ -1479,7 +1479,7 @@
                 <w:b w:val="0"/>
                 <w:sz w:val="16"/>
               </w:rPr>
-              <w:t>González 3.48 m</w:t>
+              <w:t>González 3.44 m</w:t>
             </w:r>
           </w:p>
         </w:tc>
@@ -1953,7 +1953,7 @@
           <w:rFonts w:ascii="Arial" w:hAnsi="Arial"/>
           <w:sz w:val="19"/>
         </w:rPr>
-        <w:t>El diagnóstico integrado del corte de las 15:51 h se mantiene condicionado por la evolución conjunta de Guatemala–Usumacinta–Boca del Cerro, Ríos Serranos–Pichucalco–Grijalva bajo, la cascada de presas y Peñitas/cuenca libre–Mezcalapa–Samaria–Carrizal. Ningún componente debe interpretarse de manera aislada. La señal operativa debe escalar únicamente cuando coincidan magnitud, persistencia y respuesta observada.</w:t>
+        <w:t>El diagnóstico integrado del corte de las 11:00 h se mantiene condicionado por la evolución conjunta de Guatemala–Usumacinta–Boca del Cerro, Ríos Serranos–Pichucalco–Grijalva bajo, la cascada de presas y Peñitas/cuenca libre–Mezcalapa–Samaria–Carrizal. Ningún componente debe interpretarse de manera aislada. La señal operativa debe escalar únicamente cuando coincidan magnitud, persistencia y respuesta observada.</w:t>
       </w:r>
     </w:p>
     <w:p>
@@ -2059,7 +2059,7 @@
           <w:rFonts w:ascii="Arial" w:hAnsi="Arial"/>
           <w:sz w:val="19"/>
         </w:rPr>
-        <w:t>WeatherLink: PASO LA MINA 14.0 mm/24 h</w:t>
+        <w:t>WeatherLink: BERRIOZÁBAL PCIVILCHIAPAS 26.9 mm/24 h</w:t>
       </w:r>
     </w:p>
     <w:p>
@@ -2071,7 +2071,19 @@
           <w:rFonts w:ascii="Arial" w:hAnsi="Arial"/>
           <w:sz w:val="19"/>
         </w:rPr>
-        <w:t>WeatherLink: BERRIOZÁBAL PCIVILCHIAPAS 10.2 mm/24 h</w:t>
+        <w:t>WeatherLink: OSTUACÁN PCIVILCHIAPAS 16.0 mm/24 h</w:t>
+      </w:r>
+    </w:p>
+    <w:p>
+      <w:pPr>
+        <w:pStyle w:val="ListBullet"/>
+      </w:pPr>
+      <w:r>
+        <w:rPr>
+          <w:rFonts w:ascii="Arial" w:hAnsi="Arial"/>
+          <w:sz w:val="19"/>
+        </w:rPr>
+        <w:t>WeatherLink: PICHUCALCO PCIVILCHIAPAS 14.0 mm/24 h</w:t>
       </w:r>
     </w:p>
     <w:p>
@@ -2095,7 +2107,7 @@
           <w:rFonts w:ascii="Arial" w:hAnsi="Arial"/>
           <w:sz w:val="19"/>
         </w:rPr>
-        <w:t>WeatherLink: Cipat Chiapas 8.4 mm/24 h</w:t>
+        <w:t>WeatherLink: REFORMA PCIVILCHIAPAS 5.6 mm/24 h</w:t>
       </w:r>
     </w:p>
     <w:p>
@@ -2107,7 +2119,7 @@
           <w:rFonts w:ascii="Arial" w:hAnsi="Arial"/>
           <w:sz w:val="19"/>
         </w:rPr>
-        <w:t>WeatherLink: MAYA BERRIOZABAL PCIVILCHIAPAS 7.4 mm/24 h</w:t>
+        <w:t>CONAGUA: HUIMANGUILLO (INIFAP) 76.2 mm/24 h</w:t>
       </w:r>
     </w:p>
     <w:p>
@@ -2119,7 +2131,7 @@
           <w:rFonts w:ascii="Arial" w:hAnsi="Arial"/>
           <w:sz w:val="19"/>
         </w:rPr>
-        <w:t>CONAGUA: SÁNCHEZ MAGALLANEZ 48.9 mm/24 h</w:t>
+        <w:t>CONAGUA: SAN JOAQUÍN 63.0 mm/24 h</w:t>
       </w:r>
     </w:p>
     <w:p>
@@ -2131,7 +2143,7 @@
           <w:rFonts w:ascii="Arial" w:hAnsi="Arial"/>
           <w:sz w:val="19"/>
         </w:rPr>
-        <w:t>CONAGUA: POBLADO C-11 40.0 mm/24 h</w:t>
+        <w:t>CONAGUA: CHAPULTENANGO 54.5 mm/24 h</w:t>
       </w:r>
     </w:p>
     <w:p>
@@ -2143,7 +2155,7 @@
           <w:rFonts w:ascii="Arial" w:hAnsi="Arial"/>
           <w:sz w:val="19"/>
         </w:rPr>
-        <w:t>CONAGUA: OXOLOTÁN 31.5 mm/24 h</w:t>
+        <w:t>CONAGUA: PLATANAR 35.4 mm/24 h</w:t>
       </w:r>
     </w:p>
     <w:p>
@@ -2155,19 +2167,7 @@
           <w:rFonts w:ascii="Arial" w:hAnsi="Arial"/>
           <w:sz w:val="19"/>
         </w:rPr>
-        <w:t>CONAGUA: TAPIJULAPA 12.5 mm/24 h</w:t>
-      </w:r>
-    </w:p>
-    <w:p>
-      <w:pPr>
-        <w:pStyle w:val="ListBullet"/>
-      </w:pPr>
-      <w:r>
-        <w:rPr>
-          <w:rFonts w:ascii="Arial" w:hAnsi="Arial"/>
-          <w:sz w:val="19"/>
-        </w:rPr>
-        <w:t>CONAGUA: PUYACATENGO 3.3 mm/24 h</w:t>
+        <w:t>CONAGUA: POBLADO C-11 33.9 mm/24 h</w:t>
       </w:r>
     </w:p>
     <w:p>
@@ -2282,7 +2282,7 @@
                 <w:b w:val="0"/>
                 <w:sz w:val="16"/>
               </w:rPr>
-              <w:t>2026-10-09T08:45:22-06:00</w:t>
+              <w:t>2026-10-10T08:30:12-06:00</w:t>
             </w:r>
           </w:p>
         </w:tc>
@@ -2297,7 +2297,7 @@
                 <w:b w:val="0"/>
                 <w:sz w:val="16"/>
               </w:rPr>
-              <w:t>2026-10-09T12:30:51.171293-06:00</w:t>
+              <w:t>2026-10-10T11:27:52.522457-06:00</w:t>
             </w:r>
           </w:p>
         </w:tc>
@@ -2525,7 +2525,7 @@
           <w:rFonts w:ascii="Arial" w:hAnsi="Arial"/>
           <w:sz w:val="19"/>
         </w:rPr>
-        <w:t>Cadena de seguimiento en Tabasco: Boca del Cerro: 18.13 m · Δ24 h +0.90 m → Balancán: s/d → Emiliano Zapata: s/d → Jonuta: s/d → Centla/Tres Brazos: s/d.</w:t>
+        <w:t>Cadena de seguimiento en Tabasco: Boca del Cerro: 18.48 m · Δ24 h +0.41 m → Balancán: s/d → Emiliano Zapata: s/d → Jonuta: s/d → Centla/Tres Brazos: s/d.</w:t>
       </w:r>
     </w:p>
     <w:p>

--- a/data/analysis/Reportes/Analisis_Hidrometeorologico_Ultimo.docx
+++ b/data/analysis/Reportes/Analisis_Hidrometeorologico_Ultimo.docx
@@ -35,7 +35,7 @@
           <w:rFonts w:ascii="Arial" w:hAnsi="Arial"/>
           <w:sz w:val="19"/>
         </w:rPr>
-        <w:t>CORTE: 2026-10-10 11:00</w:t>
+        <w:t>CORTE: 2026-10-13 15:48</w:t>
       </w:r>
     </w:p>
     <w:p>
@@ -55,7 +55,7 @@
           <w:rFonts w:ascii="Arial" w:hAnsi="Arial"/>
           <w:sz w:val="19"/>
         </w:rPr>
-        <w:t>Grijalva–Usumacinta • Ríos Serranos • Sistema de Presas • Samaria–Carrizal y corrientes asociadas Actualización: 10 de October de 2026</w:t>
+        <w:t>Grijalva–Usumacinta • Ríos Serranos • Sistema de Presas • Samaria–Carrizal y corrientes asociadas Actualización: 13 de October de 2026</w:t>
       </w:r>
     </w:p>
     <w:p>
@@ -75,7 +75,7 @@
           <w:rFonts w:ascii="Arial" w:hAnsi="Arial"/>
           <w:sz w:val="19"/>
         </w:rPr>
-        <w:t>Al corte de las 11:00 h, la lectura debe mantenerse integrada y no por cuencas aisladas. La señal hidrométrica más reciente tiene como referencia principal el corte vigente de niveles y la lluvia observada/prevista sobre Guatemala, Chiapas y Tabasco. El mayor cambio de 24 h entre estaciones observadas es San Joaquín +0.97 m/24 h. La prioridad operativa es confirmar cualquier cambio de escenario con coincidencia de lluvia, saturación, niveles, caudales y operación de presas; el pronóstico por sí solo no constituye una creciente confirmada.</w:t>
+        <w:t>Al corte de las 15:48 h, la lectura debe mantenerse integrada y no por cuencas aisladas. La señal hidrométrica más reciente tiene como referencia principal el corte vigente de niveles y la lluvia observada/prevista sobre Guatemala, Chiapas y Tabasco. El mayor cambio de 24 h entre estaciones observadas es Samaria +0.06 m/24 h. La prioridad operativa es confirmar cualquier cambio de escenario con coincidencia de lluvia, saturación, niveles, caudales y operación de presas; el pronóstico por sí solo no constituye una creciente confirmada.</w:t>
       </w:r>
     </w:p>
     <w:p>
@@ -315,7 +315,7 @@
           <w:rFonts w:ascii="Arial" w:hAnsi="Arial"/>
           <w:sz w:val="19"/>
         </w:rPr>
-        <w:t>Boca del Cerro registra 18.48 m, con variación de 24 h +0.41 m. En la cuenca alta de Guatemala, El Tigre reporta 11.07 m y 3321.7 m³/s; El Porvenir/La Pasión 4.40 m y 813.1 m³/s. La secuencia de vigilancia se mantiene Guatemala → Lacantún → Boca del Cerro/Tenosique → Balancán → Emiliano Zapata → Jonuta → Centla. Pronóstico SMN para Usumacinta: 0-24 h: 75 a 150 mm; 24-48 h: 25 a 50 mm; 48-72 h: 5 a 25 mm; 72-96 h: 5 a 25 mm.</w:t>
+        <w:t>Boca del Cerro registra 17.75 m, con variación de 24 h -0.08 m. En la cuenca alta de Guatemala, El Tigre reporta 11.07 m y 3321.7 m³/s; El Porvenir/La Pasión 4.40 m y 813.1 m³/s. La secuencia de vigilancia se mantiene Guatemala → Lacantún → Boca del Cerro/Tenosique → Balancán → Emiliano Zapata → Jonuta → Centla. Pronóstico SMN para Usumacinta: 0-24 h: 25 a 50 mm; 24-48 h: 25 a 50 mm; 48-72 h: 25 a 50 mm; 72-96 h: 25 a 50 mm.</w:t>
       </w:r>
     </w:p>
     <w:tbl>
@@ -450,7 +450,7 @@
                 <w:b w:val="0"/>
                 <w:sz w:val="16"/>
               </w:rPr>
-              <w:t>141.74 m; 2684.70 m³/s; lluvia 24 h 10.0 mm</w:t>
+              <w:t>140.97 m; 1916.50 m³/s; lluvia 24 h 1.4 mm</w:t>
             </w:r>
           </w:p>
         </w:tc>
@@ -497,7 +497,7 @@
                 <w:b w:val="0"/>
                 <w:sz w:val="16"/>
               </w:rPr>
-              <w:t>18.48 m; Δ24 h +0.41 m</w:t>
+              <w:t>17.75 m; Δ24 h -0.08 m</w:t>
             </w:r>
           </w:p>
         </w:tc>
@@ -535,7 +535,7 @@
           <w:rFonts w:ascii="Arial" w:hAnsi="Arial"/>
           <w:sz w:val="19"/>
         </w:rPr>
-        <w:t>Los Ríos Serranos tienen respuesta más rápida que el Usumacinta. Oxolotán 35.24 m, Tapijulapa 18.15 m, Teapa 34.52 m y Puyacatengo 25.48 m. Deben vigilarse primero lluvia horaria y estaciones aguas arriba antes de esperar una respuesta en el Grijalva de Villahermosa. Pronóstico SMN Bajo Grijalva–Ríos de la Sierra: 0-24 h: 50 a 75 mm; 24-48 h: 25 a 50 mm; 48-72 h: 5 a 25 mm; 72-96 h: 5 a 25 mm.</w:t>
+        <w:t>Los Ríos Serranos tienen respuesta más rápida que el Usumacinta. Oxolotán 34.68 m, Tapijulapa 17.23 m, Teapa 33.92 m y Puyacatengo 25.04 m. Deben vigilarse primero lluvia horaria y estaciones aguas arriba antes de esperar una respuesta en el Grijalva de Villahermosa. Pronóstico SMN Bajo Grijalva–Ríos de la Sierra: 0-24 h: 5 a 25 mm; 24-48 h: 25 a 50 mm; 48-72 h: 25 a 50 mm; 72-96 h: 25 a 50 mm.</w:t>
       </w:r>
     </w:p>
     <w:tbl>
@@ -764,7 +764,7 @@
                 <w:b w:val="0"/>
                 <w:sz w:val="16"/>
               </w:rPr>
-              <w:t>Salto de Agua 4.87 m; Macuspana 3.88 m</w:t>
+              <w:t>Salto de Agua 5.22 m; Macuspana 5.04 m</w:t>
             </w:r>
           </w:p>
         </w:tc>
@@ -938,7 +938,7 @@
                 <w:b w:val="0"/>
                 <w:sz w:val="16"/>
               </w:rPr>
-              <w:t>516.80</w:t>
+              <w:t>517.15</w:t>
             </w:r>
           </w:p>
         </w:tc>
@@ -953,7 +953,7 @@
                 <w:b w:val="0"/>
                 <w:sz w:val="16"/>
               </w:rPr>
-              <w:t>47.88</w:t>
+              <w:t>48.00</w:t>
             </w:r>
           </w:p>
         </w:tc>
@@ -968,7 +968,7 @@
                 <w:b w:val="0"/>
                 <w:sz w:val="16"/>
               </w:rPr>
-              <w:t>259.91</w:t>
+              <w:t>211.30</w:t>
             </w:r>
           </w:p>
         </w:tc>
@@ -1030,7 +1030,7 @@
                 <w:b w:val="0"/>
                 <w:sz w:val="16"/>
               </w:rPr>
-              <w:t>391.70</w:t>
+              <w:t>391.63</w:t>
             </w:r>
           </w:p>
         </w:tc>
@@ -1045,7 +1045,7 @@
                 <w:b w:val="0"/>
                 <w:sz w:val="16"/>
               </w:rPr>
-              <w:t>98.80</w:t>
+              <w:t>98.00</w:t>
             </w:r>
           </w:p>
         </w:tc>
@@ -1060,7 +1060,7 @@
                 <w:b w:val="0"/>
                 <w:sz w:val="16"/>
               </w:rPr>
-              <w:t>365.29</w:t>
+              <w:t>192.88</w:t>
             </w:r>
           </w:p>
         </w:tc>
@@ -1075,7 +1075,7 @@
                 <w:b w:val="0"/>
                 <w:sz w:val="16"/>
               </w:rPr>
-              <w:t>0.1</w:t>
+              <w:t>0.0</w:t>
             </w:r>
           </w:p>
         </w:tc>
@@ -1090,7 +1090,7 @@
                 <w:b w:val="0"/>
                 <w:sz w:val="16"/>
               </w:rPr>
-              <w:t>+0.02</w:t>
+              <w:t>+0.21</w:t>
             </w:r>
           </w:p>
         </w:tc>
@@ -1122,7 +1122,7 @@
                 <w:b w:val="0"/>
                 <w:sz w:val="16"/>
               </w:rPr>
-              <w:t>164.55</w:t>
+              <w:t>164.77</w:t>
             </w:r>
           </w:p>
         </w:tc>
@@ -1137,7 +1137,7 @@
                 <w:b w:val="0"/>
                 <w:sz w:val="16"/>
               </w:rPr>
-              <w:t>60.24</w:t>
+              <w:t>60.00</w:t>
             </w:r>
           </w:p>
         </w:tc>
@@ -1152,7 +1152,7 @@
                 <w:b w:val="0"/>
                 <w:sz w:val="16"/>
               </w:rPr>
-              <w:t>224.70</w:t>
+              <w:t>306.01</w:t>
             </w:r>
           </w:p>
         </w:tc>
@@ -1167,7 +1167,7 @@
                 <w:b w:val="0"/>
                 <w:sz w:val="16"/>
               </w:rPr>
-              <w:t>15.3</w:t>
+              <w:t>0.0</w:t>
             </w:r>
           </w:p>
         </w:tc>
@@ -1182,7 +1182,7 @@
                 <w:b w:val="0"/>
                 <w:sz w:val="16"/>
               </w:rPr>
-              <w:t>+0.11</w:t>
+              <w:t>+0.00</w:t>
             </w:r>
           </w:p>
         </w:tc>
@@ -1214,7 +1214,7 @@
                 <w:b w:val="0"/>
                 <w:sz w:val="16"/>
               </w:rPr>
-              <w:t>85.82</w:t>
+              <w:t>85.75</w:t>
             </w:r>
           </w:p>
         </w:tc>
@@ -1229,7 +1229,7 @@
                 <w:b w:val="0"/>
                 <w:sz w:val="16"/>
               </w:rPr>
-              <w:t>82.68</w:t>
+              <w:t>82.00</w:t>
             </w:r>
           </w:p>
         </w:tc>
@@ -1244,7 +1244,7 @@
                 <w:b w:val="0"/>
                 <w:sz w:val="16"/>
               </w:rPr>
-              <w:t>330.00</w:t>
+              <w:t>371.25</w:t>
             </w:r>
           </w:p>
         </w:tc>
@@ -1259,7 +1259,7 @@
                 <w:b w:val="0"/>
                 <w:sz w:val="16"/>
               </w:rPr>
-              <w:t>10.8</w:t>
+              <w:t>0.0</w:t>
             </w:r>
           </w:p>
         </w:tc>
@@ -1274,7 +1274,7 @@
                 <w:b w:val="0"/>
                 <w:sz w:val="16"/>
               </w:rPr>
-              <w:t>+0.04</w:t>
+              <w:t>-0.06</w:t>
             </w:r>
           </w:p>
         </w:tc>
@@ -1297,7 +1297,7 @@
           <w:rFonts w:ascii="Arial" w:hAnsi="Arial"/>
           <w:sz w:val="19"/>
         </w:rPr>
-        <w:t>Samaria registra 11.76 m y González/Carrizal 3.44 m. El gasto de Peñitas no debe equipararse automáticamente con el gasto que llega a cada brazo: deben incorporarse Platanar y otras aportaciones de cuenca libre y considerar la distribución hidráulica posterior. Como referencia operativa se conserva aproximadamente 70 % hacia Samaria y 30 % hacia Carrizal, sujeta a condiciones hidráulicas y a la operación de El Macayo.</w:t>
+        <w:t>Samaria registra 11.74 m y González/Carrizal 3.34 m. El gasto de Peñitas no debe equipararse automáticamente con el gasto que llega a cada brazo: deben incorporarse Platanar y otras aportaciones de cuenca libre y considerar la distribución hidráulica posterior. Como referencia operativa se conserva aproximadamente 70 % hacia Samaria y 30 % hacia Carrizal, sujeta a condiciones hidráulicas y a la operación de El Macayo.</w:t>
       </w:r>
     </w:p>
     <w:tbl>
@@ -1432,7 +1432,7 @@
                 <w:b w:val="0"/>
                 <w:sz w:val="16"/>
               </w:rPr>
-              <w:t>11.76 m</w:t>
+              <w:t>11.74 m</w:t>
             </w:r>
           </w:p>
         </w:tc>
@@ -1479,7 +1479,7 @@
                 <w:b w:val="0"/>
                 <w:sz w:val="16"/>
               </w:rPr>
-              <w:t>González 3.44 m</w:t>
+              <w:t>González 3.34 m</w:t>
             </w:r>
           </w:p>
         </w:tc>
@@ -1953,7 +1953,7 @@
           <w:rFonts w:ascii="Arial" w:hAnsi="Arial"/>
           <w:sz w:val="19"/>
         </w:rPr>
-        <w:t>El diagnóstico integrado del corte de las 11:00 h se mantiene condicionado por la evolución conjunta de Guatemala–Usumacinta–Boca del Cerro, Ríos Serranos–Pichucalco–Grijalva bajo, la cascada de presas y Peñitas/cuenca libre–Mezcalapa–Samaria–Carrizal. Ningún componente debe interpretarse de manera aislada. La señal operativa debe escalar únicamente cuando coincidan magnitud, persistencia y respuesta observada.</w:t>
+        <w:t>El diagnóstico integrado del corte de las 15:48 h se mantiene condicionado por la evolución conjunta de Guatemala–Usumacinta–Boca del Cerro, Ríos Serranos–Pichucalco–Grijalva bajo, la cascada de presas y Peñitas/cuenca libre–Mezcalapa–Samaria–Carrizal. Ningún componente debe interpretarse de manera aislada. La señal operativa debe escalar únicamente cuando coincidan magnitud, persistencia y respuesta observada.</w:t>
       </w:r>
     </w:p>
     <w:p>
@@ -2059,7 +2059,7 @@
           <w:rFonts w:ascii="Arial" w:hAnsi="Arial"/>
           <w:sz w:val="19"/>
         </w:rPr>
-        <w:t>WeatherLink: BERRIOZÁBAL PCIVILCHIAPAS 26.9 mm/24 h</w:t>
+        <w:t>WeatherLink: SEMAR E.I.O. Cd. del Carmen. 13.3 mm/24 h</w:t>
       </w:r>
     </w:p>
     <w:p>
@@ -2071,7 +2071,7 @@
           <w:rFonts w:ascii="Arial" w:hAnsi="Arial"/>
           <w:sz w:val="19"/>
         </w:rPr>
-        <w:t>WeatherLink: OSTUACÁN PCIVILCHIAPAS 16.0 mm/24 h</w:t>
+        <w:t>WeatherLink: SEMAR Capitanía de Pto. Alvarado, Ver. 1.5 mm/24 h</w:t>
       </w:r>
     </w:p>
     <w:p>
@@ -2083,7 +2083,7 @@
           <w:rFonts w:ascii="Arial" w:hAnsi="Arial"/>
           <w:sz w:val="19"/>
         </w:rPr>
-        <w:t>WeatherLink: PICHUCALCO PCIVILCHIAPAS 14.0 mm/24 h</w:t>
+        <w:t>WeatherLink: ASUR Villahermosa 1.5 mm/24 h</w:t>
       </w:r>
     </w:p>
     <w:p>
@@ -2095,7 +2095,7 @@
           <w:rFonts w:ascii="Arial" w:hAnsi="Arial"/>
           <w:sz w:val="19"/>
         </w:rPr>
-        <w:t>WeatherLink: AMATÁN PCIVILCHIAPAS 9.4 mm/24 h</w:t>
+        <w:t>WeatherLink: Centro 0.3 mm/24 h</w:t>
       </w:r>
     </w:p>
     <w:p>
@@ -2107,7 +2107,7 @@
           <w:rFonts w:ascii="Arial" w:hAnsi="Arial"/>
           <w:sz w:val="19"/>
         </w:rPr>
-        <w:t>WeatherLink: REFORMA PCIVILCHIAPAS 5.6 mm/24 h</w:t>
+        <w:t>WeatherLink: CHILÓN PCIVILCHIAPAS 0.3 mm/24 h</w:t>
       </w:r>
     </w:p>
     <w:p>
@@ -2282,7 +2282,7 @@
                 <w:b w:val="0"/>
                 <w:sz w:val="16"/>
               </w:rPr>
-              <w:t>2026-10-10T08:30:12-06:00</w:t>
+              <w:t>2026-10-13T08:13:30-06:00</w:t>
             </w:r>
           </w:p>
         </w:tc>
@@ -2297,7 +2297,7 @@
                 <w:b w:val="0"/>
                 <w:sz w:val="16"/>
               </w:rPr>
-              <w:t>2026-10-10T11:27:52.522457-06:00</w:t>
+              <w:t>2026-10-13T10:03:43.557826-06:00</w:t>
             </w:r>
           </w:p>
         </w:tc>
@@ -2344,7 +2344,7 @@
                 <w:b w:val="0"/>
                 <w:sz w:val="16"/>
               </w:rPr>
-              <w:t>2026-10-09T10:20:41-06:00</w:t>
+              <w:t>2026-10-13T10:02:12-06:00</w:t>
             </w:r>
           </w:p>
         </w:tc>
@@ -2359,7 +2359,7 @@
                 <w:b w:val="0"/>
                 <w:sz w:val="16"/>
               </w:rPr>
-              <w:t>2026-10-09T15:24:49.181968-06:00</w:t>
+              <w:t>2026-10-13T15:39:44.648588-06:00</w:t>
             </w:r>
           </w:p>
         </w:tc>
@@ -2501,7 +2501,7 @@
           <w:rFonts w:ascii="Arial" w:hAnsi="Arial"/>
           <w:sz w:val="19"/>
         </w:rPr>
-        <w:t>El Porvenir–La Pasión: nivel 4.40 m · caudal 813.15 m³/s.</w:t>
+        <w:t>El Porvenir–La Pasión: nivel 5.01 m · caudal 1056.17 m³/s.</w:t>
       </w:r>
     </w:p>
     <w:p>
@@ -2513,7 +2513,7 @@
           <w:rFonts w:ascii="Arial" w:hAnsi="Arial"/>
           <w:sz w:val="19"/>
         </w:rPr>
-        <w:t>El Tigre–Usumacinta: nivel 11.07 m · caudal 3321.65 m³/s.</w:t>
+        <w:t>El Tigre–Usumacinta: nivel 12.04 m · caudal 3743.39 m³/s.</w:t>
       </w:r>
     </w:p>
     <w:p>
@@ -2525,7 +2525,7 @@
           <w:rFonts w:ascii="Arial" w:hAnsi="Arial"/>
           <w:sz w:val="19"/>
         </w:rPr>
-        <w:t>Cadena de seguimiento en Tabasco: Boca del Cerro: 18.48 m · Δ24 h +0.41 m → Balancán: s/d → Emiliano Zapata: s/d → Jonuta: s/d → Centla/Tres Brazos: s/d.</w:t>
+        <w:t>Cadena de seguimiento en Tabasco: Boca del Cerro: 17.75 m · Δ24 h -0.08 m → Balancán: s/d → Emiliano Zapata: s/d → Jonuta: s/d → Centla/Tres Brazos: s/d.</w:t>
       </w:r>
     </w:p>
     <w:p>

--- a/data/analysis/Reportes/Analisis_Hidrometeorologico_Ultimo.docx
+++ b/data/analysis/Reportes/Analisis_Hidrometeorologico_Ultimo.docx
@@ -35,7 +35,7 @@
           <w:rFonts w:ascii="Arial" w:hAnsi="Arial"/>
           <w:sz w:val="19"/>
         </w:rPr>
-        <w:t>CORTE: 2026-10-13 15:48</w:t>
+        <w:t>CORTE: 2026-10-14 09:09</w:t>
       </w:r>
     </w:p>
     <w:p>
@@ -55,7 +55,7 @@
           <w:rFonts w:ascii="Arial" w:hAnsi="Arial"/>
           <w:sz w:val="19"/>
         </w:rPr>
-        <w:t>Grijalva–Usumacinta • Ríos Serranos • Sistema de Presas • Samaria–Carrizal y corrientes asociadas Actualización: 13 de October de 2026</w:t>
+        <w:t>Grijalva–Usumacinta • Ríos Serranos • Sistema de Presas • Samaria–Carrizal y corrientes asociadas Actualización: 14 de October de 2026</w:t>
       </w:r>
     </w:p>
     <w:p>
@@ -75,7 +75,7 @@
           <w:rFonts w:ascii="Arial" w:hAnsi="Arial"/>
           <w:sz w:val="19"/>
         </w:rPr>
-        <w:t>Al corte de las 15:48 h, la lectura debe mantenerse integrada y no por cuencas aisladas. La señal hidrométrica más reciente tiene como referencia principal el corte vigente de niveles y la lluvia observada/prevista sobre Guatemala, Chiapas y Tabasco. El mayor cambio de 24 h entre estaciones observadas es Samaria +0.06 m/24 h. La prioridad operativa es confirmar cualquier cambio de escenario con coincidencia de lluvia, saturación, niveles, caudales y operación de presas; el pronóstico por sí solo no constituye una creciente confirmada.</w:t>
+        <w:t>Al corte de las 09:09 h, la lectura debe mantenerse integrada y no por cuencas aisladas. La señal hidrométrica más reciente tiene como referencia principal el corte vigente de niveles y la lluvia observada/prevista sobre Guatemala, Chiapas y Tabasco. El mayor cambio de 24 h entre estaciones observadas es Boca del Cerro +0.24 m/24 h. La prioridad operativa es confirmar cualquier cambio de escenario con coincidencia de lluvia, saturación, niveles, caudales y operación de presas; el pronóstico por sí solo no constituye una creciente confirmada.</w:t>
       </w:r>
     </w:p>
     <w:p>
@@ -315,7 +315,7 @@
           <w:rFonts w:ascii="Arial" w:hAnsi="Arial"/>
           <w:sz w:val="19"/>
         </w:rPr>
-        <w:t>Boca del Cerro registra 17.75 m, con variación de 24 h -0.08 m. En la cuenca alta de Guatemala, El Tigre reporta 11.07 m y 3321.7 m³/s; El Porvenir/La Pasión 4.40 m y 813.1 m³/s. La secuencia de vigilancia se mantiene Guatemala → Lacantún → Boca del Cerro/Tenosique → Balancán → Emiliano Zapata → Jonuta → Centla. Pronóstico SMN para Usumacinta: 0-24 h: 25 a 50 mm; 24-48 h: 25 a 50 mm; 48-72 h: 25 a 50 mm; 72-96 h: 25 a 50 mm.</w:t>
+        <w:t>Boca del Cerro registra 17.94 m, con variación de 24 h +0.24 m. En la cuenca alta de Guatemala, El Tigre reporta 11.07 m y 3321.7 m³/s; El Porvenir/La Pasión 4.40 m y 813.1 m³/s. La secuencia de vigilancia se mantiene Guatemala → Lacantún → Boca del Cerro/Tenosique → Balancán → Emiliano Zapata → Jonuta → Centla. Pronóstico SMN para Usumacinta: 0-24 h: 25 a 50 mm; 24-48 h: 25 a 50 mm; 48-72 h: 25 a 50 mm; 72-96 h: 25 a 50 mm.</w:t>
       </w:r>
     </w:p>
     <w:tbl>
@@ -497,7 +497,7 @@
                 <w:b w:val="0"/>
                 <w:sz w:val="16"/>
               </w:rPr>
-              <w:t>17.75 m; Δ24 h -0.08 m</w:t>
+              <w:t>17.94 m; Δ24 h +0.24 m</w:t>
             </w:r>
           </w:p>
         </w:tc>
@@ -535,7 +535,7 @@
           <w:rFonts w:ascii="Arial" w:hAnsi="Arial"/>
           <w:sz w:val="19"/>
         </w:rPr>
-        <w:t>Los Ríos Serranos tienen respuesta más rápida que el Usumacinta. Oxolotán 34.68 m, Tapijulapa 17.23 m, Teapa 33.92 m y Puyacatengo 25.04 m. Deben vigilarse primero lluvia horaria y estaciones aguas arriba antes de esperar una respuesta en el Grijalva de Villahermosa. Pronóstico SMN Bajo Grijalva–Ríos de la Sierra: 0-24 h: 5 a 25 mm; 24-48 h: 25 a 50 mm; 48-72 h: 25 a 50 mm; 72-96 h: 25 a 50 mm.</w:t>
+        <w:t>Los Ríos Serranos tienen respuesta más rápida que el Usumacinta. Oxolotán 34.56 m, Tapijulapa 17.09 m, Teapa 33.84 m y Puyacatengo 25.04 m. Deben vigilarse primero lluvia horaria y estaciones aguas arriba antes de esperar una respuesta en el Grijalva de Villahermosa. Pronóstico SMN Bajo Grijalva–Ríos de la Sierra: 0-24 h: 5 a 25 mm; 24-48 h: 25 a 50 mm; 48-72 h: 25 a 50 mm; 72-96 h: 25 a 50 mm.</w:t>
       </w:r>
     </w:p>
     <w:tbl>
@@ -764,7 +764,7 @@
                 <w:b w:val="0"/>
                 <w:sz w:val="16"/>
               </w:rPr>
-              <w:t>Salto de Agua 5.22 m; Macuspana 5.04 m</w:t>
+              <w:t>Salto de Agua 4.38 m; Macuspana 4.53 m</w:t>
             </w:r>
           </w:p>
         </w:tc>
@@ -938,7 +938,7 @@
                 <w:b w:val="0"/>
                 <w:sz w:val="16"/>
               </w:rPr>
-              <w:t>517.15</w:t>
+              <w:t>517.27</w:t>
             </w:r>
           </w:p>
         </w:tc>
@@ -968,7 +968,283 @@
                 <w:b w:val="0"/>
                 <w:sz w:val="16"/>
               </w:rPr>
-              <w:t>211.30</w:t>
+              <w:t>173.61</w:t>
+            </w:r>
+          </w:p>
+        </w:tc>
+        <w:tc>
+          <w:tcPr>
+            <w:tcW w:type="dxa" w:w="1752"/>
+          </w:tcPr>
+          <w:p>
+            <w:r>
+              <w:rPr>
+                <w:rFonts w:ascii="Arial" w:hAnsi="Arial"/>
+                <w:b w:val="0"/>
+                <w:sz w:val="16"/>
+              </w:rPr>
+              <w:t>0.0</w:t>
+            </w:r>
+          </w:p>
+        </w:tc>
+        <w:tc>
+          <w:tcPr>
+            <w:tcW w:type="dxa" w:w="1752"/>
+          </w:tcPr>
+          <w:p>
+            <w:r>
+              <w:rPr>
+                <w:rFonts w:ascii="Arial" w:hAnsi="Arial"/>
+                <w:b w:val="0"/>
+                <w:sz w:val="16"/>
+              </w:rPr>
+              <w:t>+0.12</w:t>
+            </w:r>
+          </w:p>
+        </w:tc>
+      </w:tr>
+      <w:tr>
+        <w:tc>
+          <w:tcPr>
+            <w:tcW w:type="dxa" w:w="1752"/>
+          </w:tcPr>
+          <w:p>
+            <w:r>
+              <w:rPr>
+                <w:rFonts w:ascii="Arial" w:hAnsi="Arial"/>
+                <w:b w:val="0"/>
+                <w:sz w:val="16"/>
+              </w:rPr>
+              <w:t>Chicoasén</w:t>
+            </w:r>
+          </w:p>
+        </w:tc>
+        <w:tc>
+          <w:tcPr>
+            <w:tcW w:type="dxa" w:w="1752"/>
+          </w:tcPr>
+          <w:p>
+            <w:r>
+              <w:rPr>
+                <w:rFonts w:ascii="Arial" w:hAnsi="Arial"/>
+                <w:b w:val="0"/>
+                <w:sz w:val="16"/>
+              </w:rPr>
+              <w:t>391.58</w:t>
+            </w:r>
+          </w:p>
+        </w:tc>
+        <w:tc>
+          <w:tcPr>
+            <w:tcW w:type="dxa" w:w="1752"/>
+          </w:tcPr>
+          <w:p>
+            <w:r>
+              <w:rPr>
+                <w:rFonts w:ascii="Arial" w:hAnsi="Arial"/>
+                <w:b w:val="0"/>
+                <w:sz w:val="16"/>
+              </w:rPr>
+              <w:t>98.00</w:t>
+            </w:r>
+          </w:p>
+        </w:tc>
+        <w:tc>
+          <w:tcPr>
+            <w:tcW w:type="dxa" w:w="1752"/>
+          </w:tcPr>
+          <w:p>
+            <w:r>
+              <w:rPr>
+                <w:rFonts w:ascii="Arial" w:hAnsi="Arial"/>
+                <w:b w:val="0"/>
+                <w:sz w:val="16"/>
+              </w:rPr>
+              <w:t>231.09</w:t>
+            </w:r>
+          </w:p>
+        </w:tc>
+        <w:tc>
+          <w:tcPr>
+            <w:tcW w:type="dxa" w:w="1752"/>
+          </w:tcPr>
+          <w:p>
+            <w:r>
+              <w:rPr>
+                <w:rFonts w:ascii="Arial" w:hAnsi="Arial"/>
+                <w:b w:val="0"/>
+                <w:sz w:val="16"/>
+              </w:rPr>
+              <w:t>0.0</w:t>
+            </w:r>
+          </w:p>
+        </w:tc>
+        <w:tc>
+          <w:tcPr>
+            <w:tcW w:type="dxa" w:w="1752"/>
+          </w:tcPr>
+          <w:p>
+            <w:r>
+              <w:rPr>
+                <w:rFonts w:ascii="Arial" w:hAnsi="Arial"/>
+                <w:b w:val="0"/>
+                <w:sz w:val="16"/>
+              </w:rPr>
+              <w:t>-0.05</w:t>
+            </w:r>
+          </w:p>
+        </w:tc>
+      </w:tr>
+      <w:tr>
+        <w:tc>
+          <w:tcPr>
+            <w:tcW w:type="dxa" w:w="1752"/>
+          </w:tcPr>
+          <w:p>
+            <w:r>
+              <w:rPr>
+                <w:rFonts w:ascii="Arial" w:hAnsi="Arial"/>
+                <w:b w:val="0"/>
+                <w:sz w:val="16"/>
+              </w:rPr>
+              <w:t>Malpaso</w:t>
+            </w:r>
+          </w:p>
+        </w:tc>
+        <w:tc>
+          <w:tcPr>
+            <w:tcW w:type="dxa" w:w="1752"/>
+          </w:tcPr>
+          <w:p>
+            <w:r>
+              <w:rPr>
+                <w:rFonts w:ascii="Arial" w:hAnsi="Arial"/>
+                <w:b w:val="0"/>
+                <w:sz w:val="16"/>
+              </w:rPr>
+              <w:t>164.76</w:t>
+            </w:r>
+          </w:p>
+        </w:tc>
+        <w:tc>
+          <w:tcPr>
+            <w:tcW w:type="dxa" w:w="1752"/>
+          </w:tcPr>
+          <w:p>
+            <w:r>
+              <w:rPr>
+                <w:rFonts w:ascii="Arial" w:hAnsi="Arial"/>
+                <w:b w:val="0"/>
+                <w:sz w:val="16"/>
+              </w:rPr>
+              <w:t>60.00</w:t>
+            </w:r>
+          </w:p>
+        </w:tc>
+        <w:tc>
+          <w:tcPr>
+            <w:tcW w:type="dxa" w:w="1752"/>
+          </w:tcPr>
+          <w:p>
+            <w:r>
+              <w:rPr>
+                <w:rFonts w:ascii="Arial" w:hAnsi="Arial"/>
+                <w:b w:val="0"/>
+                <w:sz w:val="16"/>
+              </w:rPr>
+              <w:t>322.12</w:t>
+            </w:r>
+          </w:p>
+        </w:tc>
+        <w:tc>
+          <w:tcPr>
+            <w:tcW w:type="dxa" w:w="1752"/>
+          </w:tcPr>
+          <w:p>
+            <w:r>
+              <w:rPr>
+                <w:rFonts w:ascii="Arial" w:hAnsi="Arial"/>
+                <w:b w:val="0"/>
+                <w:sz w:val="16"/>
+              </w:rPr>
+              <w:t>0.0</w:t>
+            </w:r>
+          </w:p>
+        </w:tc>
+        <w:tc>
+          <w:tcPr>
+            <w:tcW w:type="dxa" w:w="1752"/>
+          </w:tcPr>
+          <w:p>
+            <w:r>
+              <w:rPr>
+                <w:rFonts w:ascii="Arial" w:hAnsi="Arial"/>
+                <w:b w:val="0"/>
+                <w:sz w:val="16"/>
+              </w:rPr>
+              <w:t>-0.01</w:t>
+            </w:r>
+          </w:p>
+        </w:tc>
+      </w:tr>
+      <w:tr>
+        <w:tc>
+          <w:tcPr>
+            <w:tcW w:type="dxa" w:w="1752"/>
+          </w:tcPr>
+          <w:p>
+            <w:r>
+              <w:rPr>
+                <w:rFonts w:ascii="Arial" w:hAnsi="Arial"/>
+                <w:b w:val="0"/>
+                <w:sz w:val="16"/>
+              </w:rPr>
+              <w:t>Peñitas</w:t>
+            </w:r>
+          </w:p>
+        </w:tc>
+        <w:tc>
+          <w:tcPr>
+            <w:tcW w:type="dxa" w:w="1752"/>
+          </w:tcPr>
+          <w:p>
+            <w:r>
+              <w:rPr>
+                <w:rFonts w:ascii="Arial" w:hAnsi="Arial"/>
+                <w:b w:val="0"/>
+                <w:sz w:val="16"/>
+              </w:rPr>
+              <w:t>85.85</w:t>
+            </w:r>
+          </w:p>
+        </w:tc>
+        <w:tc>
+          <w:tcPr>
+            <w:tcW w:type="dxa" w:w="1752"/>
+          </w:tcPr>
+          <w:p>
+            <w:r>
+              <w:rPr>
+                <w:rFonts w:ascii="Arial" w:hAnsi="Arial"/>
+                <w:b w:val="0"/>
+                <w:sz w:val="16"/>
+              </w:rPr>
+              <w:t>82.00</w:t>
+            </w:r>
+          </w:p>
+        </w:tc>
+        <w:tc>
+          <w:tcPr>
+            <w:tcW w:type="dxa" w:w="1752"/>
+          </w:tcPr>
+          <w:p>
+            <w:r>
+              <w:rPr>
+                <w:rFonts w:ascii="Arial" w:hAnsi="Arial"/>
+                <w:b w:val="0"/>
+                <w:sz w:val="16"/>
+              </w:rPr>
+              <w:t>371.67</w:t>
             </w:r>
           </w:p>
         </w:tc>
@@ -1003,282 +1279,6 @@
           </w:p>
         </w:tc>
       </w:tr>
-      <w:tr>
-        <w:tc>
-          <w:tcPr>
-            <w:tcW w:type="dxa" w:w="1752"/>
-          </w:tcPr>
-          <w:p>
-            <w:r>
-              <w:rPr>
-                <w:rFonts w:ascii="Arial" w:hAnsi="Arial"/>
-                <w:b w:val="0"/>
-                <w:sz w:val="16"/>
-              </w:rPr>
-              <w:t>Chicoasén</w:t>
-            </w:r>
-          </w:p>
-        </w:tc>
-        <w:tc>
-          <w:tcPr>
-            <w:tcW w:type="dxa" w:w="1752"/>
-          </w:tcPr>
-          <w:p>
-            <w:r>
-              <w:rPr>
-                <w:rFonts w:ascii="Arial" w:hAnsi="Arial"/>
-                <w:b w:val="0"/>
-                <w:sz w:val="16"/>
-              </w:rPr>
-              <w:t>391.63</w:t>
-            </w:r>
-          </w:p>
-        </w:tc>
-        <w:tc>
-          <w:tcPr>
-            <w:tcW w:type="dxa" w:w="1752"/>
-          </w:tcPr>
-          <w:p>
-            <w:r>
-              <w:rPr>
-                <w:rFonts w:ascii="Arial" w:hAnsi="Arial"/>
-                <w:b w:val="0"/>
-                <w:sz w:val="16"/>
-              </w:rPr>
-              <w:t>98.00</w:t>
-            </w:r>
-          </w:p>
-        </w:tc>
-        <w:tc>
-          <w:tcPr>
-            <w:tcW w:type="dxa" w:w="1752"/>
-          </w:tcPr>
-          <w:p>
-            <w:r>
-              <w:rPr>
-                <w:rFonts w:ascii="Arial" w:hAnsi="Arial"/>
-                <w:b w:val="0"/>
-                <w:sz w:val="16"/>
-              </w:rPr>
-              <w:t>192.88</w:t>
-            </w:r>
-          </w:p>
-        </w:tc>
-        <w:tc>
-          <w:tcPr>
-            <w:tcW w:type="dxa" w:w="1752"/>
-          </w:tcPr>
-          <w:p>
-            <w:r>
-              <w:rPr>
-                <w:rFonts w:ascii="Arial" w:hAnsi="Arial"/>
-                <w:b w:val="0"/>
-                <w:sz w:val="16"/>
-              </w:rPr>
-              <w:t>0.0</w:t>
-            </w:r>
-          </w:p>
-        </w:tc>
-        <w:tc>
-          <w:tcPr>
-            <w:tcW w:type="dxa" w:w="1752"/>
-          </w:tcPr>
-          <w:p>
-            <w:r>
-              <w:rPr>
-                <w:rFonts w:ascii="Arial" w:hAnsi="Arial"/>
-                <w:b w:val="0"/>
-                <w:sz w:val="16"/>
-              </w:rPr>
-              <w:t>+0.21</w:t>
-            </w:r>
-          </w:p>
-        </w:tc>
-      </w:tr>
-      <w:tr>
-        <w:tc>
-          <w:tcPr>
-            <w:tcW w:type="dxa" w:w="1752"/>
-          </w:tcPr>
-          <w:p>
-            <w:r>
-              <w:rPr>
-                <w:rFonts w:ascii="Arial" w:hAnsi="Arial"/>
-                <w:b w:val="0"/>
-                <w:sz w:val="16"/>
-              </w:rPr>
-              <w:t>Malpaso</w:t>
-            </w:r>
-          </w:p>
-        </w:tc>
-        <w:tc>
-          <w:tcPr>
-            <w:tcW w:type="dxa" w:w="1752"/>
-          </w:tcPr>
-          <w:p>
-            <w:r>
-              <w:rPr>
-                <w:rFonts w:ascii="Arial" w:hAnsi="Arial"/>
-                <w:b w:val="0"/>
-                <w:sz w:val="16"/>
-              </w:rPr>
-              <w:t>164.77</w:t>
-            </w:r>
-          </w:p>
-        </w:tc>
-        <w:tc>
-          <w:tcPr>
-            <w:tcW w:type="dxa" w:w="1752"/>
-          </w:tcPr>
-          <w:p>
-            <w:r>
-              <w:rPr>
-                <w:rFonts w:ascii="Arial" w:hAnsi="Arial"/>
-                <w:b w:val="0"/>
-                <w:sz w:val="16"/>
-              </w:rPr>
-              <w:t>60.00</w:t>
-            </w:r>
-          </w:p>
-        </w:tc>
-        <w:tc>
-          <w:tcPr>
-            <w:tcW w:type="dxa" w:w="1752"/>
-          </w:tcPr>
-          <w:p>
-            <w:r>
-              <w:rPr>
-                <w:rFonts w:ascii="Arial" w:hAnsi="Arial"/>
-                <w:b w:val="0"/>
-                <w:sz w:val="16"/>
-              </w:rPr>
-              <w:t>306.01</w:t>
-            </w:r>
-          </w:p>
-        </w:tc>
-        <w:tc>
-          <w:tcPr>
-            <w:tcW w:type="dxa" w:w="1752"/>
-          </w:tcPr>
-          <w:p>
-            <w:r>
-              <w:rPr>
-                <w:rFonts w:ascii="Arial" w:hAnsi="Arial"/>
-                <w:b w:val="0"/>
-                <w:sz w:val="16"/>
-              </w:rPr>
-              <w:t>0.0</w:t>
-            </w:r>
-          </w:p>
-        </w:tc>
-        <w:tc>
-          <w:tcPr>
-            <w:tcW w:type="dxa" w:w="1752"/>
-          </w:tcPr>
-          <w:p>
-            <w:r>
-              <w:rPr>
-                <w:rFonts w:ascii="Arial" w:hAnsi="Arial"/>
-                <w:b w:val="0"/>
-                <w:sz w:val="16"/>
-              </w:rPr>
-              <w:t>+0.00</w:t>
-            </w:r>
-          </w:p>
-        </w:tc>
-      </w:tr>
-      <w:tr>
-        <w:tc>
-          <w:tcPr>
-            <w:tcW w:type="dxa" w:w="1752"/>
-          </w:tcPr>
-          <w:p>
-            <w:r>
-              <w:rPr>
-                <w:rFonts w:ascii="Arial" w:hAnsi="Arial"/>
-                <w:b w:val="0"/>
-                <w:sz w:val="16"/>
-              </w:rPr>
-              <w:t>Peñitas</w:t>
-            </w:r>
-          </w:p>
-        </w:tc>
-        <w:tc>
-          <w:tcPr>
-            <w:tcW w:type="dxa" w:w="1752"/>
-          </w:tcPr>
-          <w:p>
-            <w:r>
-              <w:rPr>
-                <w:rFonts w:ascii="Arial" w:hAnsi="Arial"/>
-                <w:b w:val="0"/>
-                <w:sz w:val="16"/>
-              </w:rPr>
-              <w:t>85.75</w:t>
-            </w:r>
-          </w:p>
-        </w:tc>
-        <w:tc>
-          <w:tcPr>
-            <w:tcW w:type="dxa" w:w="1752"/>
-          </w:tcPr>
-          <w:p>
-            <w:r>
-              <w:rPr>
-                <w:rFonts w:ascii="Arial" w:hAnsi="Arial"/>
-                <w:b w:val="0"/>
-                <w:sz w:val="16"/>
-              </w:rPr>
-              <w:t>82.00</w:t>
-            </w:r>
-          </w:p>
-        </w:tc>
-        <w:tc>
-          <w:tcPr>
-            <w:tcW w:type="dxa" w:w="1752"/>
-          </w:tcPr>
-          <w:p>
-            <w:r>
-              <w:rPr>
-                <w:rFonts w:ascii="Arial" w:hAnsi="Arial"/>
-                <w:b w:val="0"/>
-                <w:sz w:val="16"/>
-              </w:rPr>
-              <w:t>371.25</w:t>
-            </w:r>
-          </w:p>
-        </w:tc>
-        <w:tc>
-          <w:tcPr>
-            <w:tcW w:type="dxa" w:w="1752"/>
-          </w:tcPr>
-          <w:p>
-            <w:r>
-              <w:rPr>
-                <w:rFonts w:ascii="Arial" w:hAnsi="Arial"/>
-                <w:b w:val="0"/>
-                <w:sz w:val="16"/>
-              </w:rPr>
-              <w:t>0.0</w:t>
-            </w:r>
-          </w:p>
-        </w:tc>
-        <w:tc>
-          <w:tcPr>
-            <w:tcW w:type="dxa" w:w="1752"/>
-          </w:tcPr>
-          <w:p>
-            <w:r>
-              <w:rPr>
-                <w:rFonts w:ascii="Arial" w:hAnsi="Arial"/>
-                <w:b w:val="0"/>
-                <w:sz w:val="16"/>
-              </w:rPr>
-              <w:t>-0.06</w:t>
-            </w:r>
-          </w:p>
-        </w:tc>
-      </w:tr>
     </w:tbl>
     <w:p>
       <w:r>
@@ -1297,7 +1297,7 @@
           <w:rFonts w:ascii="Arial" w:hAnsi="Arial"/>
           <w:sz w:val="19"/>
         </w:rPr>
-        <w:t>Samaria registra 11.74 m y González/Carrizal 3.34 m. El gasto de Peñitas no debe equipararse automáticamente con el gasto que llega a cada brazo: deben incorporarse Platanar y otras aportaciones de cuenca libre y considerar la distribución hidráulica posterior. Como referencia operativa se conserva aproximadamente 70 % hacia Samaria y 30 % hacia Carrizal, sujeta a condiciones hidráulicas y a la operación de El Macayo.</w:t>
+        <w:t>Samaria registra 11.58 m y González/Carrizal 3.39 m. El gasto de Peñitas no debe equipararse automáticamente con el gasto que llega a cada brazo: deben incorporarse Platanar y otras aportaciones de cuenca libre y considerar la distribución hidráulica posterior. Como referencia operativa se conserva aproximadamente 70 % hacia Samaria y 30 % hacia Carrizal, sujeta a condiciones hidráulicas y a la operación de El Macayo.</w:t>
       </w:r>
     </w:p>
     <w:tbl>
@@ -1432,7 +1432,7 @@
                 <w:b w:val="0"/>
                 <w:sz w:val="16"/>
               </w:rPr>
-              <w:t>11.74 m</w:t>
+              <w:t>11.58 m</w:t>
             </w:r>
           </w:p>
         </w:tc>
@@ -1479,7 +1479,7 @@
                 <w:b w:val="0"/>
                 <w:sz w:val="16"/>
               </w:rPr>
-              <w:t>González 3.34 m</w:t>
+              <w:t>González 3.39 m</w:t>
             </w:r>
           </w:p>
         </w:tc>
@@ -1953,7 +1953,7 @@
           <w:rFonts w:ascii="Arial" w:hAnsi="Arial"/>
           <w:sz w:val="19"/>
         </w:rPr>
-        <w:t>El diagnóstico integrado del corte de las 15:48 h se mantiene condicionado por la evolución conjunta de Guatemala–Usumacinta–Boca del Cerro, Ríos Serranos–Pichucalco–Grijalva bajo, la cascada de presas y Peñitas/cuenca libre–Mezcalapa–Samaria–Carrizal. Ningún componente debe interpretarse de manera aislada. La señal operativa debe escalar únicamente cuando coincidan magnitud, persistencia y respuesta observada.</w:t>
+        <w:t>El diagnóstico integrado del corte de las 09:09 h se mantiene condicionado por la evolución conjunta de Guatemala–Usumacinta–Boca del Cerro, Ríos Serranos–Pichucalco–Grijalva bajo, la cascada de presas y Peñitas/cuenca libre–Mezcalapa–Samaria–Carrizal. Ningún componente debe interpretarse de manera aislada. La señal operativa debe escalar únicamente cuando coincidan magnitud, persistencia y respuesta observada.</w:t>
       </w:r>
     </w:p>
     <w:p>
@@ -2059,7 +2059,7 @@
           <w:rFonts w:ascii="Arial" w:hAnsi="Arial"/>
           <w:sz w:val="19"/>
         </w:rPr>
-        <w:t>WeatherLink: SEMAR E.I.O. Cd. del Carmen. 13.3 mm/24 h</w:t>
+        <w:t>WeatherLink: CHILÓN PCIVILCHIAPAS 1.3 mm/24 h</w:t>
       </w:r>
     </w:p>
     <w:p>
@@ -2071,7 +2071,7 @@
           <w:rFonts w:ascii="Arial" w:hAnsi="Arial"/>
           <w:sz w:val="19"/>
         </w:rPr>
-        <w:t>WeatherLink: SEMAR Capitanía de Pto. Alvarado, Ver. 1.5 mm/24 h</w:t>
+        <w:t>WeatherLink: SEMAR Capitanía de Pto. Alvarado, Ver. 1.0 mm/24 h</w:t>
       </w:r>
     </w:p>
     <w:p>
@@ -2083,7 +2083,7 @@
           <w:rFonts w:ascii="Arial" w:hAnsi="Arial"/>
           <w:sz w:val="19"/>
         </w:rPr>
-        <w:t>WeatherLink: ASUR Villahermosa 1.5 mm/24 h</w:t>
+        <w:t>WeatherLink: Urrutia 0.5 mm/24 h</w:t>
       </w:r>
     </w:p>
     <w:p>
@@ -2095,7 +2095,7 @@
           <w:rFonts w:ascii="Arial" w:hAnsi="Arial"/>
           <w:sz w:val="19"/>
         </w:rPr>
-        <w:t>WeatherLink: Centro 0.3 mm/24 h</w:t>
+        <w:t>WeatherLink: SEMAR E.I.O. Cd. del Carmen. 0.3 mm/24 h</w:t>
       </w:r>
     </w:p>
     <w:p>
@@ -2107,7 +2107,7 @@
           <w:rFonts w:ascii="Arial" w:hAnsi="Arial"/>
           <w:sz w:val="19"/>
         </w:rPr>
-        <w:t>WeatherLink: CHILÓN PCIVILCHIAPAS 0.3 mm/24 h</w:t>
+        <w:t>WeatherLink: SALTO DE AGUA PCIVILCHIAPAS 0.3 mm/24 h</w:t>
       </w:r>
     </w:p>
     <w:p>
@@ -2282,7 +2282,7 @@
                 <w:b w:val="0"/>
                 <w:sz w:val="16"/>
               </w:rPr>
-              <w:t>2026-10-13T08:13:30-06:00</w:t>
+              <w:t>2026-10-14T08:16:56-06:00</w:t>
             </w:r>
           </w:p>
         </w:tc>
@@ -2297,7 +2297,7 @@
                 <w:b w:val="0"/>
                 <w:sz w:val="16"/>
               </w:rPr>
-              <w:t>2026-10-13T10:03:43.557826-06:00</w:t>
+              <w:t>2026-10-14T08:18:39.509247-06:00</w:t>
             </w:r>
           </w:p>
         </w:tc>
@@ -2501,7 +2501,7 @@
           <w:rFonts w:ascii="Arial" w:hAnsi="Arial"/>
           <w:sz w:val="19"/>
         </w:rPr>
-        <w:t>El Porvenir–La Pasión: nivel 5.01 m · caudal 1056.17 m³/s.</w:t>
+        <w:t>El Porvenir–La Pasión: nivel 5.03 m · caudal 1064.84 m³/s.</w:t>
       </w:r>
     </w:p>
     <w:p>
@@ -2513,7 +2513,7 @@
           <w:rFonts w:ascii="Arial" w:hAnsi="Arial"/>
           <w:sz w:val="19"/>
         </w:rPr>
-        <w:t>El Tigre–Usumacinta: nivel 12.04 m · caudal 3743.39 m³/s.</w:t>
+        <w:t>El Tigre–Usumacinta: nivel 11.90 m · caudal 3682.52 m³/s.</w:t>
       </w:r>
     </w:p>
     <w:p>
@@ -2525,7 +2525,7 @@
           <w:rFonts w:ascii="Arial" w:hAnsi="Arial"/>
           <w:sz w:val="19"/>
         </w:rPr>
-        <w:t>Cadena de seguimiento en Tabasco: Boca del Cerro: 17.75 m · Δ24 h -0.08 m → Balancán: s/d → Emiliano Zapata: s/d → Jonuta: s/d → Centla/Tres Brazos: s/d.</w:t>
+        <w:t>Cadena de seguimiento en Tabasco: Boca del Cerro: 17.94 m · Δ24 h +0.24 m → Balancán: s/d → Emiliano Zapata: s/d → Jonuta: s/d → Centla/Tres Brazos: s/d.</w:t>
       </w:r>
     </w:p>
     <w:p>

--- a/data/analysis/Reportes/Analisis_Hidrometeorologico_Ultimo.docx
+++ b/data/analysis/Reportes/Analisis_Hidrometeorologico_Ultimo.docx
@@ -35,7 +35,7 @@
           <w:rFonts w:ascii="Arial" w:hAnsi="Arial"/>
           <w:sz w:val="19"/>
         </w:rPr>
-        <w:t>CORTE: 2026-10-14 09:09</w:t>
+        <w:t>CORTE: 2026-10-14 09:10</w:t>
       </w:r>
     </w:p>
     <w:p>
@@ -75,7 +75,7 @@
           <w:rFonts w:ascii="Arial" w:hAnsi="Arial"/>
           <w:sz w:val="19"/>
         </w:rPr>
-        <w:t>Al corte de las 09:09 h, la lectura debe mantenerse integrada y no por cuencas aisladas. La señal hidrométrica más reciente tiene como referencia principal el corte vigente de niveles y la lluvia observada/prevista sobre Guatemala, Chiapas y Tabasco. El mayor cambio de 24 h entre estaciones observadas es Boca del Cerro +0.24 m/24 h. La prioridad operativa es confirmar cualquier cambio de escenario con coincidencia de lluvia, saturación, niveles, caudales y operación de presas; el pronóstico por sí solo no constituye una creciente confirmada.</w:t>
+        <w:t>Al corte de las 09:10 h, la lectura debe mantenerse integrada y no por cuencas aisladas. La señal hidrométrica más reciente tiene como referencia principal el corte vigente de niveles y la lluvia observada/prevista sobre Guatemala, Chiapas y Tabasco. El mayor cambio de 24 h entre estaciones observadas es Boca del Cerro +0.24 m/24 h. La prioridad operativa es confirmar cualquier cambio de escenario con coincidencia de lluvia, saturación, niveles, caudales y operación de presas; el pronóstico por sí solo no constituye una creciente confirmada.</w:t>
       </w:r>
     </w:p>
     <w:p>
@@ -1953,7 +1953,7 @@
           <w:rFonts w:ascii="Arial" w:hAnsi="Arial"/>
           <w:sz w:val="19"/>
         </w:rPr>
-        <w:t>El diagnóstico integrado del corte de las 09:09 h se mantiene condicionado por la evolución conjunta de Guatemala–Usumacinta–Boca del Cerro, Ríos Serranos–Pichucalco–Grijalva bajo, la cascada de presas y Peñitas/cuenca libre–Mezcalapa–Samaria–Carrizal. Ningún componente debe interpretarse de manera aislada. La señal operativa debe escalar únicamente cuando coincidan magnitud, persistencia y respuesta observada.</w:t>
+        <w:t>El diagnóstico integrado del corte de las 09:10 h se mantiene condicionado por la evolución conjunta de Guatemala–Usumacinta–Boca del Cerro, Ríos Serranos–Pichucalco–Grijalva bajo, la cascada de presas y Peñitas/cuenca libre–Mezcalapa–Samaria–Carrizal. Ningún componente debe interpretarse de manera aislada. La señal operativa debe escalar únicamente cuando coincidan magnitud, persistencia y respuesta observada.</w:t>
       </w:r>
     </w:p>
     <w:p>

--- a/data/analysis/Reportes/Analisis_Hidrometeorologico_Ultimo.docx
+++ b/data/analysis/Reportes/Analisis_Hidrometeorologico_Ultimo.docx
@@ -35,7 +35,7 @@
           <w:rFonts w:ascii="Arial" w:hAnsi="Arial"/>
           <w:sz w:val="19"/>
         </w:rPr>
-        <w:t>CORTE: 2026-10-14 09:10</w:t>
+        <w:t>CORTE: 2026-10-14 14:37</w:t>
       </w:r>
     </w:p>
     <w:p>
@@ -75,7 +75,7 @@
           <w:rFonts w:ascii="Arial" w:hAnsi="Arial"/>
           <w:sz w:val="19"/>
         </w:rPr>
-        <w:t>Al corte de las 09:10 h, la lectura debe mantenerse integrada y no por cuencas aisladas. La señal hidrométrica más reciente tiene como referencia principal el corte vigente de niveles y la lluvia observada/prevista sobre Guatemala, Chiapas y Tabasco. El mayor cambio de 24 h entre estaciones observadas es Boca del Cerro +0.24 m/24 h. La prioridad operativa es confirmar cualquier cambio de escenario con coincidencia de lluvia, saturación, niveles, caudales y operación de presas; el pronóstico por sí solo no constituye una creciente confirmada.</w:t>
+        <w:t>Al corte de las 14:37 h, la lectura debe mantenerse integrada y no por cuencas aisladas. La señal hidrométrica más reciente tiene como referencia principal el corte vigente de niveles y la lluvia observada/prevista sobre Guatemala, Chiapas y Tabasco. El mayor cambio de 24 h entre estaciones observadas es Salto de Agua +1.92 m/24 h. La prioridad operativa es confirmar cualquier cambio de escenario con coincidencia de lluvia, saturación, niveles, caudales y operación de presas; el pronóstico por sí solo no constituye una creciente confirmada.</w:t>
       </w:r>
     </w:p>
     <w:p>
@@ -315,7 +315,7 @@
           <w:rFonts w:ascii="Arial" w:hAnsi="Arial"/>
           <w:sz w:val="19"/>
         </w:rPr>
-        <w:t>Boca del Cerro registra 17.94 m, con variación de 24 h +0.24 m. En la cuenca alta de Guatemala, El Tigre reporta 11.07 m y 3321.7 m³/s; El Porvenir/La Pasión 4.40 m y 813.1 m³/s. La secuencia de vigilancia se mantiene Guatemala → Lacantún → Boca del Cerro/Tenosique → Balancán → Emiliano Zapata → Jonuta → Centla. Pronóstico SMN para Usumacinta: 0-24 h: 25 a 50 mm; 24-48 h: 25 a 50 mm; 48-72 h: 25 a 50 mm; 72-96 h: 25 a 50 mm.</w:t>
+        <w:t>Boca del Cerro registra 17.89 m, con variación de 24 h +0.16 m. En la cuenca alta de Guatemala, El Tigre reporta 11.07 m y 3321.7 m³/s; El Porvenir/La Pasión 4.40 m y 813.1 m³/s. La secuencia de vigilancia se mantiene Guatemala → Lacantún → Boca del Cerro/Tenosique → Balancán → Emiliano Zapata → Jonuta → Centla. Pronóstico SMN para Usumacinta: 0-24 h: 5 a 25 mm; 24-48 h: 25 a 50 mm; 48-72 h: 50 a 75 mm; 72-96 h: 50 a 75 mm.</w:t>
       </w:r>
     </w:p>
     <w:tbl>
@@ -450,7 +450,7 @@
                 <w:b w:val="0"/>
                 <w:sz w:val="16"/>
               </w:rPr>
-              <w:t>140.97 m; 1916.50 m³/s; lluvia 24 h 1.4 mm</w:t>
+              <w:t>140.81 m; 1774.00 m³/s; lluvia 24 h 0.0 mm</w:t>
             </w:r>
           </w:p>
         </w:tc>
@@ -497,7 +497,7 @@
                 <w:b w:val="0"/>
                 <w:sz w:val="16"/>
               </w:rPr>
-              <w:t>17.94 m; Δ24 h +0.24 m</w:t>
+              <w:t>17.89 m; Δ24 h +0.16 m</w:t>
             </w:r>
           </w:p>
         </w:tc>
@@ -535,7 +535,7 @@
           <w:rFonts w:ascii="Arial" w:hAnsi="Arial"/>
           <w:sz w:val="19"/>
         </w:rPr>
-        <w:t>Los Ríos Serranos tienen respuesta más rápida que el Usumacinta. Oxolotán 34.56 m, Tapijulapa 17.09 m, Teapa 33.84 m y Puyacatengo 25.04 m. Deben vigilarse primero lluvia horaria y estaciones aguas arriba antes de esperar una respuesta en el Grijalva de Villahermosa. Pronóstico SMN Bajo Grijalva–Ríos de la Sierra: 0-24 h: 5 a 25 mm; 24-48 h: 25 a 50 mm; 48-72 h: 25 a 50 mm; 72-96 h: 25 a 50 mm.</w:t>
+        <w:t>Los Ríos Serranos tienen respuesta más rápida que el Usumacinta. Oxolotán 34.50 m, Tapijulapa 17.05 m, Teapa 33.83 m y Puyacatengo 25.02 m. Deben vigilarse primero lluvia horaria y estaciones aguas arriba antes de esperar una respuesta en el Grijalva de Villahermosa. Pronóstico SMN Bajo Grijalva–Ríos de la Sierra: 0-24 h: 5 a 25 mm; 24-48 h: 25 a 50 mm; 48-72 h: 50 a 75 mm; 72-96 h: 75 a 150 mm.</w:t>
       </w:r>
     </w:p>
     <w:tbl>
@@ -764,7 +764,7 @@
                 <w:b w:val="0"/>
                 <w:sz w:val="16"/>
               </w:rPr>
-              <w:t>Salto de Agua 4.38 m; Macuspana 4.53 m</w:t>
+              <w:t>Salto de Agua 7.28 m; Macuspana 4.43 m</w:t>
             </w:r>
           </w:p>
         </w:tc>
@@ -1297,7 +1297,7 @@
           <w:rFonts w:ascii="Arial" w:hAnsi="Arial"/>
           <w:sz w:val="19"/>
         </w:rPr>
-        <w:t>Samaria registra 11.58 m y González/Carrizal 3.39 m. El gasto de Peñitas no debe equipararse automáticamente con el gasto que llega a cada brazo: deben incorporarse Platanar y otras aportaciones de cuenca libre y considerar la distribución hidráulica posterior. Como referencia operativa se conserva aproximadamente 70 % hacia Samaria y 30 % hacia Carrizal, sujeta a condiciones hidráulicas y a la operación de El Macayo.</w:t>
+        <w:t>Samaria registra 11.70 m y González/Carrizal 3.35 m. El gasto de Peñitas no debe equipararse automáticamente con el gasto que llega a cada brazo: deben incorporarse Platanar y otras aportaciones de cuenca libre y considerar la distribución hidráulica posterior. Como referencia operativa se conserva aproximadamente 70 % hacia Samaria y 30 % hacia Carrizal, sujeta a condiciones hidráulicas y a la operación de El Macayo.</w:t>
       </w:r>
     </w:p>
     <w:tbl>
@@ -1432,7 +1432,7 @@
                 <w:b w:val="0"/>
                 <w:sz w:val="16"/>
               </w:rPr>
-              <w:t>11.58 m</w:t>
+              <w:t>11.70 m</w:t>
             </w:r>
           </w:p>
         </w:tc>
@@ -1479,7 +1479,7 @@
                 <w:b w:val="0"/>
                 <w:sz w:val="16"/>
               </w:rPr>
-              <w:t>González 3.39 m</w:t>
+              <w:t>González 3.35 m</w:t>
             </w:r>
           </w:p>
         </w:tc>
@@ -1953,7 +1953,7 @@
           <w:rFonts w:ascii="Arial" w:hAnsi="Arial"/>
           <w:sz w:val="19"/>
         </w:rPr>
-        <w:t>El diagnóstico integrado del corte de las 09:10 h se mantiene condicionado por la evolución conjunta de Guatemala–Usumacinta–Boca del Cerro, Ríos Serranos–Pichucalco–Grijalva bajo, la cascada de presas y Peñitas/cuenca libre–Mezcalapa–Samaria–Carrizal. Ningún componente debe interpretarse de manera aislada. La señal operativa debe escalar únicamente cuando coincidan magnitud, persistencia y respuesta observada.</w:t>
+        <w:t>El diagnóstico integrado del corte de las 14:37 h se mantiene condicionado por la evolución conjunta de Guatemala–Usumacinta–Boca del Cerro, Ríos Serranos–Pichucalco–Grijalva bajo, la cascada de presas y Peñitas/cuenca libre–Mezcalapa–Samaria–Carrizal. Ningún componente debe interpretarse de manera aislada. La señal operativa debe escalar únicamente cuando coincidan magnitud, persistencia y respuesta observada.</w:t>
       </w:r>
     </w:p>
     <w:p>
@@ -2071,7 +2071,7 @@
           <w:rFonts w:ascii="Arial" w:hAnsi="Arial"/>
           <w:sz w:val="19"/>
         </w:rPr>
-        <w:t>WeatherLink: SEMAR Capitanía de Pto. Alvarado, Ver. 1.0 mm/24 h</w:t>
+        <w:t>WeatherLink: SEMAR Capitanía de Pto. Alvarado, Ver. 0.7 mm/24 h</w:t>
       </w:r>
     </w:p>
     <w:p>
@@ -2095,18 +2095,6 @@
           <w:rFonts w:ascii="Arial" w:hAnsi="Arial"/>
           <w:sz w:val="19"/>
         </w:rPr>
-        <w:t>WeatherLink: SEMAR E.I.O. Cd. del Carmen. 0.3 mm/24 h</w:t>
-      </w:r>
-    </w:p>
-    <w:p>
-      <w:pPr>
-        <w:pStyle w:val="ListBullet"/>
-      </w:pPr>
-      <w:r>
-        <w:rPr>
-          <w:rFonts w:ascii="Arial" w:hAnsi="Arial"/>
-          <w:sz w:val="19"/>
-        </w:rPr>
         <w:t>WeatherLink: SALTO DE AGUA PCIVILCHIAPAS 0.3 mm/24 h</w:t>
       </w:r>
     </w:p>
@@ -2119,7 +2107,7 @@
           <w:rFonts w:ascii="Arial" w:hAnsi="Arial"/>
           <w:sz w:val="19"/>
         </w:rPr>
-        <w:t>CONAGUA: HUIMANGUILLO (INIFAP) 76.2 mm/24 h</w:t>
+        <w:t>WeatherLink: Sinai 0.0 mm/24 h</w:t>
       </w:r>
     </w:p>
     <w:p>
@@ -2131,7 +2119,7 @@
           <w:rFonts w:ascii="Arial" w:hAnsi="Arial"/>
           <w:sz w:val="19"/>
         </w:rPr>
-        <w:t>CONAGUA: SAN JOAQUÍN 63.0 mm/24 h</w:t>
+        <w:t>CONAGUA: JONUTA 2 (PUENTE) 21.4 mm/24 h</w:t>
       </w:r>
     </w:p>
     <w:p>
@@ -2143,7 +2131,7 @@
           <w:rFonts w:ascii="Arial" w:hAnsi="Arial"/>
           <w:sz w:val="19"/>
         </w:rPr>
-        <w:t>CONAGUA: CHAPULTENANGO 54.5 mm/24 h</w:t>
+        <w:t>CONAGUA: JONUTA (CIUDAD) 9.4 mm/24 h</w:t>
       </w:r>
     </w:p>
     <w:p>
@@ -2155,7 +2143,7 @@
           <w:rFonts w:ascii="Arial" w:hAnsi="Arial"/>
           <w:sz w:val="19"/>
         </w:rPr>
-        <w:t>CONAGUA: PLATANAR 35.4 mm/24 h</w:t>
+        <w:t>CONAGUA: SAN PEDRO 4.6 mm/24 h</w:t>
       </w:r>
     </w:p>
     <w:p>
@@ -2167,7 +2155,19 @@
           <w:rFonts w:ascii="Arial" w:hAnsi="Arial"/>
           <w:sz w:val="19"/>
         </w:rPr>
-        <w:t>CONAGUA: POBLADO C-11 33.9 mm/24 h</w:t>
+        <w:t>CONAGUA: BALANCÁN 2.5 mm/24 h</w:t>
+      </w:r>
+    </w:p>
+    <w:p>
+      <w:pPr>
+        <w:pStyle w:val="ListBullet"/>
+      </w:pPr>
+      <w:r>
+        <w:rPr>
+          <w:rFonts w:ascii="Arial" w:hAnsi="Arial"/>
+          <w:sz w:val="19"/>
+        </w:rPr>
+        <w:t>CONAGUA: OBSERVATORIO DE VILLAHERMOSA 0.6 mm/24 h</w:t>
       </w:r>
     </w:p>
     <w:p>
@@ -2344,7 +2344,7 @@
                 <w:b w:val="0"/>
                 <w:sz w:val="16"/>
               </w:rPr>
-              <w:t>2026-10-13T10:02:12-06:00</w:t>
+              <w:t>2026-10-14T10:01:10-06:00</w:t>
             </w:r>
           </w:p>
         </w:tc>
@@ -2359,7 +2359,7 @@
                 <w:b w:val="0"/>
                 <w:sz w:val="16"/>
               </w:rPr>
-              <w:t>2026-10-13T15:39:44.648588-06:00</w:t>
+              <w:t>2026-10-14T14:23:28.626062-06:00</w:t>
             </w:r>
           </w:p>
         </w:tc>
@@ -2501,7 +2501,7 @@
           <w:rFonts w:ascii="Arial" w:hAnsi="Arial"/>
           <w:sz w:val="19"/>
         </w:rPr>
-        <w:t>El Porvenir–La Pasión: nivel 5.03 m · caudal 1064.84 m³/s.</w:t>
+        <w:t>El Porvenir–La Pasión: nivel 4.92 m · caudal 1017.71 m³/s.</w:t>
       </w:r>
     </w:p>
     <w:p>
@@ -2513,7 +2513,7 @@
           <w:rFonts w:ascii="Arial" w:hAnsi="Arial"/>
           <w:sz w:val="19"/>
         </w:rPr>
-        <w:t>El Tigre–Usumacinta: nivel 11.90 m · caudal 3682.52 m³/s.</w:t>
+        <w:t>El Tigre–Usumacinta: nivel 11.16 m · caudal 3360.78 m³/s.</w:t>
       </w:r>
     </w:p>
     <w:p>
@@ -2525,7 +2525,7 @@
           <w:rFonts w:ascii="Arial" w:hAnsi="Arial"/>
           <w:sz w:val="19"/>
         </w:rPr>
-        <w:t>Cadena de seguimiento en Tabasco: Boca del Cerro: 17.94 m · Δ24 h +0.24 m → Balancán: s/d → Emiliano Zapata: s/d → Jonuta: s/d → Centla/Tres Brazos: s/d.</w:t>
+        <w:t>Cadena de seguimiento en Tabasco: Boca del Cerro: 17.89 m · Δ24 h +0.16 m → Balancán: s/d → Emiliano Zapata: s/d → Jonuta: s/d → Centla/Tres Brazos: s/d.</w:t>
       </w:r>
     </w:p>
     <w:p>

--- a/data/analysis/Reportes/Analisis_Hidrometeorologico_Ultimo.docx
+++ b/data/analysis/Reportes/Analisis_Hidrometeorologico_Ultimo.docx
@@ -35,7 +35,7 @@
           <w:rFonts w:ascii="Arial" w:hAnsi="Arial"/>
           <w:sz w:val="19"/>
         </w:rPr>
-        <w:t>CORTE: 2026-10-14 14:37</w:t>
+        <w:t>CORTE: 2026-10-15 11:00</w:t>
       </w:r>
     </w:p>
     <w:p>
@@ -55,7 +55,7 @@
           <w:rFonts w:ascii="Arial" w:hAnsi="Arial"/>
           <w:sz w:val="19"/>
         </w:rPr>
-        <w:t>Grijalva–Usumacinta • Ríos Serranos • Sistema de Presas • Samaria–Carrizal y corrientes asociadas Actualización: 14 de October de 2026</w:t>
+        <w:t>Grijalva–Usumacinta • Ríos Serranos • Sistema de Presas • Samaria–Carrizal y corrientes asociadas Actualización: 15 de October de 2026</w:t>
       </w:r>
     </w:p>
     <w:p>
@@ -75,7 +75,7 @@
           <w:rFonts w:ascii="Arial" w:hAnsi="Arial"/>
           <w:sz w:val="19"/>
         </w:rPr>
-        <w:t>Al corte de las 14:37 h, la lectura debe mantenerse integrada y no por cuencas aisladas. La señal hidrométrica más reciente tiene como referencia principal el corte vigente de niveles y la lluvia observada/prevista sobre Guatemala, Chiapas y Tabasco. El mayor cambio de 24 h entre estaciones observadas es Salto de Agua +1.92 m/24 h. La prioridad operativa es confirmar cualquier cambio de escenario con coincidencia de lluvia, saturación, niveles, caudales y operación de presas; el pronóstico por sí solo no constituye una creciente confirmada.</w:t>
+        <w:t>Al corte de las 11:00 h, la lectura debe mantenerse integrada y no por cuencas aisladas. La señal hidrométrica más reciente tiene como referencia principal el corte vigente de niveles y la lluvia observada/prevista sobre Guatemala, Chiapas y Tabasco. El mayor cambio de 24 h entre estaciones observadas es Salto de Agua +0.69 m/24 h. La prioridad operativa es confirmar cualquier cambio de escenario con coincidencia de lluvia, saturación, niveles, caudales y operación de presas; el pronóstico por sí solo no constituye una creciente confirmada.</w:t>
       </w:r>
     </w:p>
     <w:p>
@@ -315,7 +315,7 @@
           <w:rFonts w:ascii="Arial" w:hAnsi="Arial"/>
           <w:sz w:val="19"/>
         </w:rPr>
-        <w:t>Boca del Cerro registra 17.89 m, con variación de 24 h +0.16 m. En la cuenca alta de Guatemala, El Tigre reporta 11.07 m y 3321.7 m³/s; El Porvenir/La Pasión 4.40 m y 813.1 m³/s. La secuencia de vigilancia se mantiene Guatemala → Lacantún → Boca del Cerro/Tenosique → Balancán → Emiliano Zapata → Jonuta → Centla. Pronóstico SMN para Usumacinta: 0-24 h: 5 a 25 mm; 24-48 h: 25 a 50 mm; 48-72 h: 50 a 75 mm; 72-96 h: 50 a 75 mm.</w:t>
+        <w:t>Boca del Cerro registra 17.48 m, con variación de 24 h -0.43 m. En la cuenca alta de Guatemala, El Tigre reporta 11.07 m y 3321.7 m³/s; El Porvenir/La Pasión 4.40 m y 813.1 m³/s. La secuencia de vigilancia se mantiene Guatemala → Lacantún → Boca del Cerro/Tenosique → Balancán → Emiliano Zapata → Jonuta → Centla. Pronóstico SMN para Usumacinta: 0-24 h: 25 a 50 mm; 24-48 h: 25 a 50 mm; 48-72 h: 50 a 75 mm; 72-96 h: 50 a 75 mm.</w:t>
       </w:r>
     </w:p>
     <w:tbl>
@@ -497,7 +497,7 @@
                 <w:b w:val="0"/>
                 <w:sz w:val="16"/>
               </w:rPr>
-              <w:t>17.89 m; Δ24 h +0.16 m</w:t>
+              <w:t>17.48 m; Δ24 h -0.43 m</w:t>
             </w:r>
           </w:p>
         </w:tc>
@@ -535,7 +535,7 @@
           <w:rFonts w:ascii="Arial" w:hAnsi="Arial"/>
           <w:sz w:val="19"/>
         </w:rPr>
-        <w:t>Los Ríos Serranos tienen respuesta más rápida que el Usumacinta. Oxolotán 34.50 m, Tapijulapa 17.05 m, Teapa 33.83 m y Puyacatengo 25.02 m. Deben vigilarse primero lluvia horaria y estaciones aguas arriba antes de esperar una respuesta en el Grijalva de Villahermosa. Pronóstico SMN Bajo Grijalva–Ríos de la Sierra: 0-24 h: 5 a 25 mm; 24-48 h: 25 a 50 mm; 48-72 h: 50 a 75 mm; 72-96 h: 75 a 150 mm.</w:t>
+        <w:t>Los Ríos Serranos tienen respuesta más rápida que el Usumacinta. Oxolotán 34.89 m, Tapijulapa 17.08 m, Teapa 34.20 m y Puyacatengo 25.28 m. Deben vigilarse primero lluvia horaria y estaciones aguas arriba antes de esperar una respuesta en el Grijalva de Villahermosa. Pronóstico SMN Bajo Grijalva–Ríos de la Sierra: 0-24 h: 50 a 75 mm; 24-48 h: 50 a 75 mm; 48-72 h: 75 a 150 mm; 72-96 h: 75 a 150 mm.</w:t>
       </w:r>
     </w:p>
     <w:tbl>
@@ -764,7 +764,7 @@
                 <w:b w:val="0"/>
                 <w:sz w:val="16"/>
               </w:rPr>
-              <w:t>Salto de Agua 7.28 m; Macuspana 4.43 m</w:t>
+              <w:t>Salto de Agua 5.02 m; Macuspana 3.70 m</w:t>
             </w:r>
           </w:p>
         </w:tc>
@@ -938,7 +938,7 @@
                 <w:b w:val="0"/>
                 <w:sz w:val="16"/>
               </w:rPr>
-              <w:t>517.27</w:t>
+              <w:t>517.36</w:t>
             </w:r>
           </w:p>
         </w:tc>
@@ -953,7 +953,7 @@
                 <w:b w:val="0"/>
                 <w:sz w:val="16"/>
               </w:rPr>
-              <w:t>48.00</w:t>
+              <w:t>49.00</w:t>
             </w:r>
           </w:p>
         </w:tc>
@@ -968,7 +968,7 @@
                 <w:b w:val="0"/>
                 <w:sz w:val="16"/>
               </w:rPr>
-              <w:t>173.61</w:t>
+              <w:t>180.26</w:t>
             </w:r>
           </w:p>
         </w:tc>
@@ -983,7 +983,7 @@
                 <w:b w:val="0"/>
                 <w:sz w:val="16"/>
               </w:rPr>
-              <w:t>0.0</w:t>
+              <w:t>0.8</w:t>
             </w:r>
           </w:p>
         </w:tc>
@@ -998,7 +998,7 @@
                 <w:b w:val="0"/>
                 <w:sz w:val="16"/>
               </w:rPr>
-              <w:t>+0.12</w:t>
+              <w:t>+0.09</w:t>
             </w:r>
           </w:p>
         </w:tc>
@@ -1030,7 +1030,7 @@
                 <w:b w:val="0"/>
                 <w:sz w:val="16"/>
               </w:rPr>
-              <w:t>391.58</w:t>
+              <w:t>391.59</w:t>
             </w:r>
           </w:p>
         </w:tc>
@@ -1060,7 +1060,7 @@
                 <w:b w:val="0"/>
                 <w:sz w:val="16"/>
               </w:rPr>
-              <w:t>231.09</w:t>
+              <w:t>221.47</w:t>
             </w:r>
           </w:p>
         </w:tc>
@@ -1075,7 +1075,7 @@
                 <w:b w:val="0"/>
                 <w:sz w:val="16"/>
               </w:rPr>
-              <w:t>0.0</w:t>
+              <w:t>3.1</w:t>
             </w:r>
           </w:p>
         </w:tc>
@@ -1090,7 +1090,7 @@
                 <w:b w:val="0"/>
                 <w:sz w:val="16"/>
               </w:rPr>
-              <w:t>-0.05</w:t>
+              <w:t>+0.01</w:t>
             </w:r>
           </w:p>
         </w:tc>
@@ -1122,7 +1122,7 @@
                 <w:b w:val="0"/>
                 <w:sz w:val="16"/>
               </w:rPr>
-              <w:t>164.76</w:t>
+              <w:t>164.82</w:t>
             </w:r>
           </w:p>
         </w:tc>
@@ -1152,7 +1152,7 @@
                 <w:b w:val="0"/>
                 <w:sz w:val="16"/>
               </w:rPr>
-              <w:t>322.12</w:t>
+              <w:t>279.29</w:t>
             </w:r>
           </w:p>
         </w:tc>
@@ -1167,7 +1167,7 @@
                 <w:b w:val="0"/>
                 <w:sz w:val="16"/>
               </w:rPr>
-              <w:t>0.0</w:t>
+              <w:t>7.6</w:t>
             </w:r>
           </w:p>
         </w:tc>
@@ -1182,7 +1182,7 @@
                 <w:b w:val="0"/>
                 <w:sz w:val="16"/>
               </w:rPr>
-              <w:t>-0.01</w:t>
+              <w:t>+0.06</w:t>
             </w:r>
           </w:p>
         </w:tc>
@@ -1214,7 +1214,7 @@
                 <w:b w:val="0"/>
                 <w:sz w:val="16"/>
               </w:rPr>
-              <w:t>85.85</w:t>
+              <w:t>85.83</w:t>
             </w:r>
           </w:p>
         </w:tc>
@@ -1244,7 +1244,7 @@
                 <w:b w:val="0"/>
                 <w:sz w:val="16"/>
               </w:rPr>
-              <w:t>371.67</w:t>
+              <w:t>346.67</w:t>
             </w:r>
           </w:p>
         </w:tc>
@@ -1259,7 +1259,7 @@
                 <w:b w:val="0"/>
                 <w:sz w:val="16"/>
               </w:rPr>
-              <w:t>0.0</w:t>
+              <w:t>7.0</w:t>
             </w:r>
           </w:p>
         </w:tc>
@@ -1274,7 +1274,7 @@
                 <w:b w:val="0"/>
                 <w:sz w:val="16"/>
               </w:rPr>
-              <w:t>+0.10</w:t>
+              <w:t>-0.02</w:t>
             </w:r>
           </w:p>
         </w:tc>
@@ -1297,7 +1297,7 @@
           <w:rFonts w:ascii="Arial" w:hAnsi="Arial"/>
           <w:sz w:val="19"/>
         </w:rPr>
-        <w:t>Samaria registra 11.70 m y González/Carrizal 3.35 m. El gasto de Peñitas no debe equipararse automáticamente con el gasto que llega a cada brazo: deben incorporarse Platanar y otras aportaciones de cuenca libre y considerar la distribución hidráulica posterior. Como referencia operativa se conserva aproximadamente 70 % hacia Samaria y 30 % hacia Carrizal, sujeta a condiciones hidráulicas y a la operación de El Macayo.</w:t>
+        <w:t>Samaria registra 11.58 m y González/Carrizal 3.35 m. El gasto de Peñitas no debe equipararse automáticamente con el gasto que llega a cada brazo: deben incorporarse Platanar y otras aportaciones de cuenca libre y considerar la distribución hidráulica posterior. Como referencia operativa se conserva aproximadamente 70 % hacia Samaria y 30 % hacia Carrizal, sujeta a condiciones hidráulicas y a la operación de El Macayo.</w:t>
       </w:r>
     </w:p>
     <w:tbl>
@@ -1432,7 +1432,7 @@
                 <w:b w:val="0"/>
                 <w:sz w:val="16"/>
               </w:rPr>
-              <w:t>11.70 m</w:t>
+              <w:t>11.58 m</w:t>
             </w:r>
           </w:p>
         </w:tc>
@@ -1953,7 +1953,7 @@
           <w:rFonts w:ascii="Arial" w:hAnsi="Arial"/>
           <w:sz w:val="19"/>
         </w:rPr>
-        <w:t>El diagnóstico integrado del corte de las 14:37 h se mantiene condicionado por la evolución conjunta de Guatemala–Usumacinta–Boca del Cerro, Ríos Serranos–Pichucalco–Grijalva bajo, la cascada de presas y Peñitas/cuenca libre–Mezcalapa–Samaria–Carrizal. Ningún componente debe interpretarse de manera aislada. La señal operativa debe escalar únicamente cuando coincidan magnitud, persistencia y respuesta observada.</w:t>
+        <w:t>El diagnóstico integrado del corte de las 11:00 h se mantiene condicionado por la evolución conjunta de Guatemala–Usumacinta–Boca del Cerro, Ríos Serranos–Pichucalco–Grijalva bajo, la cascada de presas y Peñitas/cuenca libre–Mezcalapa–Samaria–Carrizal. Ningún componente debe interpretarse de manera aislada. La señal operativa debe escalar únicamente cuando coincidan magnitud, persistencia y respuesta observada.</w:t>
       </w:r>
     </w:p>
     <w:p>
@@ -2059,7 +2059,7 @@
           <w:rFonts w:ascii="Arial" w:hAnsi="Arial"/>
           <w:sz w:val="19"/>
         </w:rPr>
-        <w:t>WeatherLink: CHILÓN PCIVILCHIAPAS 1.3 mm/24 h</w:t>
+        <w:t>WeatherLink: JUÁREZ PCIVILCHIAPAS 47.5 mm/24 h</w:t>
       </w:r>
     </w:p>
     <w:p>
@@ -2071,7 +2071,7 @@
           <w:rFonts w:ascii="Arial" w:hAnsi="Arial"/>
           <w:sz w:val="19"/>
         </w:rPr>
-        <w:t>WeatherLink: SEMAR Capitanía de Pto. Alvarado, Ver. 0.7 mm/24 h</w:t>
+        <w:t>WeatherLink: AMATÁN PCIVILCHIAPAS 41.4 mm/24 h</w:t>
       </w:r>
     </w:p>
     <w:p>
@@ -2083,7 +2083,7 @@
           <w:rFonts w:ascii="Arial" w:hAnsi="Arial"/>
           <w:sz w:val="19"/>
         </w:rPr>
-        <w:t>WeatherLink: Urrutia 0.5 mm/24 h</w:t>
+        <w:t>WeatherLink: PICHUCALCO PCIVILCHIAPAS 38.4 mm/24 h</w:t>
       </w:r>
     </w:p>
     <w:p>
@@ -2095,7 +2095,7 @@
           <w:rFonts w:ascii="Arial" w:hAnsi="Arial"/>
           <w:sz w:val="19"/>
         </w:rPr>
-        <w:t>WeatherLink: SALTO DE AGUA PCIVILCHIAPAS 0.3 mm/24 h</w:t>
+        <w:t>WeatherLink: SALTO DE AGUA PCIVILCHIAPAS 25.4 mm/24 h</w:t>
       </w:r>
     </w:p>
     <w:p>
@@ -2107,7 +2107,7 @@
           <w:rFonts w:ascii="Arial" w:hAnsi="Arial"/>
           <w:sz w:val="19"/>
         </w:rPr>
-        <w:t>WeatherLink: Sinai 0.0 mm/24 h</w:t>
+        <w:t>WeatherLink: OSTUACÁN PCIVILCHIAPAS 25.2 mm/24 h</w:t>
       </w:r>
     </w:p>
     <w:p>
@@ -2119,7 +2119,7 @@
           <w:rFonts w:ascii="Arial" w:hAnsi="Arial"/>
           <w:sz w:val="19"/>
         </w:rPr>
-        <w:t>CONAGUA: JONUTA 2 (PUENTE) 21.4 mm/24 h</w:t>
+        <w:t>CONAGUA: HUIMANGUILLO (INIFAP) 50.8 mm/24 h</w:t>
       </w:r>
     </w:p>
     <w:p>
@@ -2131,7 +2131,7 @@
           <w:rFonts w:ascii="Arial" w:hAnsi="Arial"/>
           <w:sz w:val="19"/>
         </w:rPr>
-        <w:t>CONAGUA: JONUTA (CIUDAD) 9.4 mm/24 h</w:t>
+        <w:t>CONAGUA: BALANCÁN 31.5 mm/24 h</w:t>
       </w:r>
     </w:p>
     <w:p>
@@ -2143,7 +2143,7 @@
           <w:rFonts w:ascii="Arial" w:hAnsi="Arial"/>
           <w:sz w:val="19"/>
         </w:rPr>
-        <w:t>CONAGUA: SAN PEDRO 4.6 mm/24 h</w:t>
+        <w:t>CONAGUA: PLATANAR 28.4 mm/24 h</w:t>
       </w:r>
     </w:p>
     <w:p>
@@ -2155,7 +2155,7 @@
           <w:rFonts w:ascii="Arial" w:hAnsi="Arial"/>
           <w:sz w:val="19"/>
         </w:rPr>
-        <w:t>CONAGUA: BALANCÁN 2.5 mm/24 h</w:t>
+        <w:t>CONAGUA: SAN PEDRO NICHTACULUM 27.6 mm/24 h</w:t>
       </w:r>
     </w:p>
     <w:p>
@@ -2167,7 +2167,7 @@
           <w:rFonts w:ascii="Arial" w:hAnsi="Arial"/>
           <w:sz w:val="19"/>
         </w:rPr>
-        <w:t>CONAGUA: OBSERVATORIO DE VILLAHERMOSA 0.6 mm/24 h</w:t>
+        <w:t>CONAGUA: SAN JOAQUÍN 27.3 mm/24 h</w:t>
       </w:r>
     </w:p>
     <w:p>
@@ -2282,7 +2282,7 @@
                 <w:b w:val="0"/>
                 <w:sz w:val="16"/>
               </w:rPr>
-              <w:t>2026-10-14T08:16:56-06:00</w:t>
+              <w:t>2026-10-15T08:16:13-06:00</w:t>
             </w:r>
           </w:p>
         </w:tc>
@@ -2297,7 +2297,7 @@
                 <w:b w:val="0"/>
                 <w:sz w:val="16"/>
               </w:rPr>
-              <w:t>2026-10-14T08:18:39.509247-06:00</w:t>
+              <w:t>2026-10-15T08:17:16.083870-06:00</w:t>
             </w:r>
           </w:p>
         </w:tc>
@@ -2344,7 +2344,7 @@
                 <w:b w:val="0"/>
                 <w:sz w:val="16"/>
               </w:rPr>
-              <w:t>2026-10-14T10:01:10-06:00</w:t>
+              <w:t>2026-10-15T10:01:08-06:00</w:t>
             </w:r>
           </w:p>
         </w:tc>
@@ -2359,7 +2359,7 @@
                 <w:b w:val="0"/>
                 <w:sz w:val="16"/>
               </w:rPr>
-              <w:t>2026-10-14T14:23:28.626062-06:00</w:t>
+              <w:t>2026-10-15T10:39:52.888489-06:00</w:t>
             </w:r>
           </w:p>
         </w:tc>
@@ -2501,7 +2501,7 @@
           <w:rFonts w:ascii="Arial" w:hAnsi="Arial"/>
           <w:sz w:val="19"/>
         </w:rPr>
-        <w:t>El Porvenir–La Pasión: nivel 4.92 m · caudal 1017.71 m³/s.</w:t>
+        <w:t>El Porvenir–La Pasión: nivel 4.83 m · caudal 980.17 m³/s.</w:t>
       </w:r>
     </w:p>
     <w:p>
@@ -2513,7 +2513,7 @@
           <w:rFonts w:ascii="Arial" w:hAnsi="Arial"/>
           <w:sz w:val="19"/>
         </w:rPr>
-        <w:t>El Tigre–Usumacinta: nivel 11.16 m · caudal 3360.78 m³/s.</w:t>
+        <w:t>El Tigre–Usumacinta: nivel 10.30 m · caudal 2986.87 m³/s.</w:t>
       </w:r>
     </w:p>
     <w:p>
@@ -2525,7 +2525,7 @@
           <w:rFonts w:ascii="Arial" w:hAnsi="Arial"/>
           <w:sz w:val="19"/>
         </w:rPr>
-        <w:t>Cadena de seguimiento en Tabasco: Boca del Cerro: 17.89 m · Δ24 h +0.16 m → Balancán: s/d → Emiliano Zapata: s/d → Jonuta: s/d → Centla/Tres Brazos: s/d.</w:t>
+        <w:t>Cadena de seguimiento en Tabasco: Boca del Cerro: 17.48 m · Δ24 h -0.43 m → Balancán: s/d → Emiliano Zapata: s/d → Jonuta: s/d → Centla/Tres Brazos: s/d.</w:t>
       </w:r>
     </w:p>
     <w:p>

--- a/data/analysis/Reportes/Analisis_Hidrometeorologico_Ultimo.docx
+++ b/data/analysis/Reportes/Analisis_Hidrometeorologico_Ultimo.docx
@@ -35,7 +35,7 @@
           <w:rFonts w:ascii="Arial" w:hAnsi="Arial"/>
           <w:sz w:val="19"/>
         </w:rPr>
-        <w:t>CORTE: 2026-10-15 11:00</w:t>
+        <w:t>CORTE: 2026-10-16 11:00</w:t>
       </w:r>
     </w:p>
     <w:p>
@@ -55,7 +55,7 @@
           <w:rFonts w:ascii="Arial" w:hAnsi="Arial"/>
           <w:sz w:val="19"/>
         </w:rPr>
-        <w:t>Grijalva–Usumacinta • Ríos Serranos • Sistema de Presas • Samaria–Carrizal y corrientes asociadas Actualización: 15 de October de 2026</w:t>
+        <w:t>Grijalva–Usumacinta • Ríos Serranos • Sistema de Presas • Samaria–Carrizal y corrientes asociadas Actualización: 16 de October de 2026</w:t>
       </w:r>
     </w:p>
     <w:p>
@@ -75,7 +75,7 @@
           <w:rFonts w:ascii="Arial" w:hAnsi="Arial"/>
           <w:sz w:val="19"/>
         </w:rPr>
-        <w:t>Al corte de las 11:00 h, la lectura debe mantenerse integrada y no por cuencas aisladas. La señal hidrométrica más reciente tiene como referencia principal el corte vigente de niveles y la lluvia observada/prevista sobre Guatemala, Chiapas y Tabasco. El mayor cambio de 24 h entre estaciones observadas es Salto de Agua +0.69 m/24 h. La prioridad operativa es confirmar cualquier cambio de escenario con coincidencia de lluvia, saturación, niveles, caudales y operación de presas; el pronóstico por sí solo no constituye una creciente confirmada.</w:t>
+        <w:t>Al corte de las 11:00 h, la lectura debe mantenerse integrada y no por cuencas aisladas. La señal hidrométrica más reciente tiene como referencia principal el corte vigente de niveles y la lluvia observada/prevista sobre Guatemala, Chiapas y Tabasco. El mayor cambio de 24 h entre estaciones observadas es Salto de Agua +1.70 m/24 h. La prioridad operativa es confirmar cualquier cambio de escenario con coincidencia de lluvia, saturación, niveles, caudales y operación de presas; el pronóstico por sí solo no constituye una creciente confirmada.</w:t>
       </w:r>
     </w:p>
     <w:p>
@@ -315,7 +315,7 @@
           <w:rFonts w:ascii="Arial" w:hAnsi="Arial"/>
           <w:sz w:val="19"/>
         </w:rPr>
-        <w:t>Boca del Cerro registra 17.48 m, con variación de 24 h -0.43 m. En la cuenca alta de Guatemala, El Tigre reporta 11.07 m y 3321.7 m³/s; El Porvenir/La Pasión 4.40 m y 813.1 m³/s. La secuencia de vigilancia se mantiene Guatemala → Lacantún → Boca del Cerro/Tenosique → Balancán → Emiliano Zapata → Jonuta → Centla. Pronóstico SMN para Usumacinta: 0-24 h: 25 a 50 mm; 24-48 h: 25 a 50 mm; 48-72 h: 50 a 75 mm; 72-96 h: 50 a 75 mm.</w:t>
+        <w:t>Boca del Cerro registra 16.81 m, con variación de 24 h -0.67 m. En la cuenca alta de Guatemala, El Tigre reporta 11.07 m y 3321.7 m³/s; El Porvenir/La Pasión 4.40 m y 813.1 m³/s. La secuencia de vigilancia se mantiene Guatemala → Boca del Cerro/Tenosique → Balancán → Emiliano Zapata → Jonuta → Centla. Pronóstico SMN para Usumacinta: 0-24 h: 50 a 75 mm; 24-48 h: 75 a 150 mm; 48-72 h: 50 a 75 mm; 72-96 h: 50 a 75 mm.</w:t>
       </w:r>
     </w:p>
     <w:tbl>
@@ -435,53 +435,6 @@
                 <w:b w:val="0"/>
                 <w:sz w:val="16"/>
               </w:rPr>
-              <w:t>Lacantún (BHG21, Ocosingo)</w:t>
-            </w:r>
-          </w:p>
-        </w:tc>
-        <w:tc>
-          <w:tcPr>
-            <w:tcW w:type="dxa" w:w="3504"/>
-          </w:tcPr>
-          <w:p>
-            <w:r>
-              <w:rPr>
-                <w:rFonts w:ascii="Arial" w:hAnsi="Arial"/>
-                <w:b w:val="0"/>
-                <w:sz w:val="16"/>
-              </w:rPr>
-              <w:t>140.81 m; 1774.00 m³/s; lluvia 24 h 0.0 mm</w:t>
-            </w:r>
-          </w:p>
-        </w:tc>
-        <w:tc>
-          <w:tcPr>
-            <w:tcW w:type="dxa" w:w="3504"/>
-          </w:tcPr>
-          <w:p>
-            <w:r>
-              <w:rPr>
-                <w:rFonts w:ascii="Arial" w:hAnsi="Arial"/>
-                <w:b w:val="0"/>
-                <w:sz w:val="16"/>
-              </w:rPr>
-              <w:t>Aporte de cuenca alta antes de Boca del Cerro; valorar su tendencia junto con Guatemala y la respuesta posterior en Tenosique.</w:t>
-            </w:r>
-          </w:p>
-        </w:tc>
-      </w:tr>
-      <w:tr>
-        <w:tc>
-          <w:tcPr>
-            <w:tcW w:type="dxa" w:w="3504"/>
-          </w:tcPr>
-          <w:p>
-            <w:r>
-              <w:rPr>
-                <w:rFonts w:ascii="Arial" w:hAnsi="Arial"/>
-                <w:b w:val="0"/>
-                <w:sz w:val="16"/>
-              </w:rPr>
               <w:t>Boca del Cerro</w:t>
             </w:r>
           </w:p>
@@ -497,7 +450,7 @@
                 <w:b w:val="0"/>
                 <w:sz w:val="16"/>
               </w:rPr>
-              <w:t>17.48 m; Δ24 h -0.43 m</w:t>
+              <w:t>16.81 m; Δ24 h -0.67 m</w:t>
             </w:r>
           </w:p>
         </w:tc>
@@ -535,7 +488,7 @@
           <w:rFonts w:ascii="Arial" w:hAnsi="Arial"/>
           <w:sz w:val="19"/>
         </w:rPr>
-        <w:t>Los Ríos Serranos tienen respuesta más rápida que el Usumacinta. Oxolotán 34.89 m, Tapijulapa 17.08 m, Teapa 34.20 m y Puyacatengo 25.28 m. Deben vigilarse primero lluvia horaria y estaciones aguas arriba antes de esperar una respuesta en el Grijalva de Villahermosa. Pronóstico SMN Bajo Grijalva–Ríos de la Sierra: 0-24 h: 50 a 75 mm; 24-48 h: 50 a 75 mm; 48-72 h: 75 a 150 mm; 72-96 h: 75 a 150 mm.</w:t>
+        <w:t>Los Ríos Serranos tienen respuesta más rápida que el Usumacinta. Oxolotán 35.10 m, Tapijulapa 17.13 m, Teapa 34.08 m y Puyacatengo 25.15 m. Deben vigilarse primero lluvia horaria y estaciones aguas arriba antes de esperar una respuesta en el Grijalva de Villahermosa. Pronóstico SMN Bajo Grijalva–Ríos de la Sierra: 0-24 h: 50 a 75 mm; 24-48 h: 75 a 150 mm; 48-72 h: 75 a 150 mm; 72-96 h: 75 a 150 mm.</w:t>
       </w:r>
     </w:p>
     <w:tbl>
@@ -764,7 +717,7 @@
                 <w:b w:val="0"/>
                 <w:sz w:val="16"/>
               </w:rPr>
-              <w:t>Salto de Agua 5.02 m; Macuspana 3.70 m</w:t>
+              <w:t>Salto de Agua 6.72 m; Macuspana 4.27 m</w:t>
             </w:r>
           </w:p>
         </w:tc>
@@ -938,7 +891,7 @@
                 <w:b w:val="0"/>
                 <w:sz w:val="16"/>
               </w:rPr>
-              <w:t>517.36</w:t>
+              <w:t>517.43</w:t>
             </w:r>
           </w:p>
         </w:tc>
@@ -968,7 +921,7 @@
                 <w:b w:val="0"/>
                 <w:sz w:val="16"/>
               </w:rPr>
-              <w:t>180.26</w:t>
+              <w:t>162.22</w:t>
             </w:r>
           </w:p>
         </w:tc>
@@ -983,7 +936,7 @@
                 <w:b w:val="0"/>
                 <w:sz w:val="16"/>
               </w:rPr>
-              <w:t>0.8</w:t>
+              <w:t>5.1</w:t>
             </w:r>
           </w:p>
         </w:tc>
@@ -998,7 +951,7 @@
                 <w:b w:val="0"/>
                 <w:sz w:val="16"/>
               </w:rPr>
-              <w:t>+0.09</w:t>
+              <w:t>+0.07</w:t>
             </w:r>
           </w:p>
         </w:tc>
@@ -1030,7 +983,7 @@
                 <w:b w:val="0"/>
                 <w:sz w:val="16"/>
               </w:rPr>
-              <w:t>391.59</w:t>
+              <w:t>391.33</w:t>
             </w:r>
           </w:p>
         </w:tc>
@@ -1060,7 +1013,7 @@
                 <w:b w:val="0"/>
                 <w:sz w:val="16"/>
               </w:rPr>
-              <w:t>221.47</w:t>
+              <w:t>218.97</w:t>
             </w:r>
           </w:p>
         </w:tc>
@@ -1075,7 +1028,7 @@
                 <w:b w:val="0"/>
                 <w:sz w:val="16"/>
               </w:rPr>
-              <w:t>3.1</w:t>
+              <w:t>0.3</w:t>
             </w:r>
           </w:p>
         </w:tc>
@@ -1090,7 +1043,7 @@
                 <w:b w:val="0"/>
                 <w:sz w:val="16"/>
               </w:rPr>
-              <w:t>+0.01</w:t>
+              <w:t>-0.26</w:t>
             </w:r>
           </w:p>
         </w:tc>
@@ -1122,7 +1075,7 @@
                 <w:b w:val="0"/>
                 <w:sz w:val="16"/>
               </w:rPr>
-              <w:t>164.82</w:t>
+              <w:t>164.87</w:t>
             </w:r>
           </w:p>
         </w:tc>
@@ -1152,7 +1105,7 @@
                 <w:b w:val="0"/>
                 <w:sz w:val="16"/>
               </w:rPr>
-              <w:t>279.29</w:t>
+              <w:t>206.95</w:t>
             </w:r>
           </w:p>
         </w:tc>
@@ -1167,7 +1120,7 @@
                 <w:b w:val="0"/>
                 <w:sz w:val="16"/>
               </w:rPr>
-              <w:t>7.6</w:t>
+              <w:t>0.0</w:t>
             </w:r>
           </w:p>
         </w:tc>
@@ -1182,7 +1135,7 @@
                 <w:b w:val="0"/>
                 <w:sz w:val="16"/>
               </w:rPr>
-              <w:t>+0.06</w:t>
+              <w:t>+0.05</w:t>
             </w:r>
           </w:p>
         </w:tc>
@@ -1214,7 +1167,7 @@
                 <w:b w:val="0"/>
                 <w:sz w:val="16"/>
               </w:rPr>
-              <w:t>85.83</w:t>
+              <w:t>85.64</w:t>
             </w:r>
           </w:p>
         </w:tc>
@@ -1229,7 +1182,7 @@
                 <w:b w:val="0"/>
                 <w:sz w:val="16"/>
               </w:rPr>
-              <w:t>82.00</w:t>
+              <w:t>81.00</w:t>
             </w:r>
           </w:p>
         </w:tc>
@@ -1244,7 +1197,7 @@
                 <w:b w:val="0"/>
                 <w:sz w:val="16"/>
               </w:rPr>
-              <w:t>346.67</w:t>
+              <w:t>331.25</w:t>
             </w:r>
           </w:p>
         </w:tc>
@@ -1259,7 +1212,7 @@
                 <w:b w:val="0"/>
                 <w:sz w:val="16"/>
               </w:rPr>
-              <w:t>7.0</w:t>
+              <w:t>0.0</w:t>
             </w:r>
           </w:p>
         </w:tc>
@@ -1274,7 +1227,7 @@
                 <w:b w:val="0"/>
                 <w:sz w:val="16"/>
               </w:rPr>
-              <w:t>-0.02</w:t>
+              <w:t>-0.19</w:t>
             </w:r>
           </w:p>
         </w:tc>
@@ -1297,7 +1250,7 @@
           <w:rFonts w:ascii="Arial" w:hAnsi="Arial"/>
           <w:sz w:val="19"/>
         </w:rPr>
-        <w:t>Samaria registra 11.58 m y González/Carrizal 3.35 m. El gasto de Peñitas no debe equipararse automáticamente con el gasto que llega a cada brazo: deben incorporarse Platanar y otras aportaciones de cuenca libre y considerar la distribución hidráulica posterior. Como referencia operativa se conserva aproximadamente 70 % hacia Samaria y 30 % hacia Carrizal, sujeta a condiciones hidráulicas y a la operación de El Macayo.</w:t>
+        <w:t>Samaria registra 11.60 m y González/Carrizal 3.38 m. El gasto de Peñitas no debe equipararse automáticamente con el gasto que llega a cada brazo: deben incorporarse Platanar y otras aportaciones de cuenca libre y considerar la distribución hidráulica posterior. Como referencia operativa se conserva aproximadamente 70 % hacia Samaria y 30 % hacia Carrizal, sujeta a condiciones hidráulicas y a la operación de El Macayo.</w:t>
       </w:r>
     </w:p>
     <w:tbl>
@@ -1432,7 +1385,7 @@
                 <w:b w:val="0"/>
                 <w:sz w:val="16"/>
               </w:rPr>
-              <w:t>11.58 m</w:t>
+              <w:t>11.60 m</w:t>
             </w:r>
           </w:p>
         </w:tc>
@@ -1479,7 +1432,7 @@
                 <w:b w:val="0"/>
                 <w:sz w:val="16"/>
               </w:rPr>
-              <w:t>González 3.35 m</w:t>
+              <w:t>González 3.38 m</w:t>
             </w:r>
           </w:p>
         </w:tc>
@@ -2059,7 +2012,7 @@
           <w:rFonts w:ascii="Arial" w:hAnsi="Arial"/>
           <w:sz w:val="19"/>
         </w:rPr>
-        <w:t>WeatherLink: JUÁREZ PCIVILCHIAPAS 47.5 mm/24 h</w:t>
+        <w:t>WeatherLink: Centro 46.0 mm/24 h</w:t>
       </w:r>
     </w:p>
     <w:p>
@@ -2071,7 +2024,7 @@
           <w:rFonts w:ascii="Arial" w:hAnsi="Arial"/>
           <w:sz w:val="19"/>
         </w:rPr>
-        <w:t>WeatherLink: AMATÁN PCIVILCHIAPAS 41.4 mm/24 h</w:t>
+        <w:t>WeatherLink: ASUR Villahermosa 32.3 mm/24 h</w:t>
       </w:r>
     </w:p>
     <w:p>
@@ -2083,7 +2036,7 @@
           <w:rFonts w:ascii="Arial" w:hAnsi="Arial"/>
           <w:sz w:val="19"/>
         </w:rPr>
-        <w:t>WeatherLink: PICHUCALCO PCIVILCHIAPAS 38.4 mm/24 h</w:t>
+        <w:t>WeatherLink: JUÁREZ PCIVILCHIAPAS 14.0 mm/24 h</w:t>
       </w:r>
     </w:p>
     <w:p>
@@ -2095,7 +2048,7 @@
           <w:rFonts w:ascii="Arial" w:hAnsi="Arial"/>
           <w:sz w:val="19"/>
         </w:rPr>
-        <w:t>WeatherLink: SALTO DE AGUA PCIVILCHIAPAS 25.4 mm/24 h</w:t>
+        <w:t>WeatherLink: SALTO DE AGUA PCIVILCHIAPAS 10.4 mm/24 h</w:t>
       </w:r>
     </w:p>
     <w:p>
@@ -2107,7 +2060,7 @@
           <w:rFonts w:ascii="Arial" w:hAnsi="Arial"/>
           <w:sz w:val="19"/>
         </w:rPr>
-        <w:t>WeatherLink: OSTUACÁN PCIVILCHIAPAS 25.2 mm/24 h</w:t>
+        <w:t>WeatherLink: PALENQUE PCIVILCHIAPAS 6.9 mm/24 h</w:t>
       </w:r>
     </w:p>
     <w:p>
@@ -2282,7 +2235,7 @@
                 <w:b w:val="0"/>
                 <w:sz w:val="16"/>
               </w:rPr>
-              <w:t>2026-10-15T08:16:13-06:00</w:t>
+              <w:t>2026-10-16T08:25:08-06:00</w:t>
             </w:r>
           </w:p>
         </w:tc>
@@ -2297,7 +2250,7 @@
                 <w:b w:val="0"/>
                 <w:sz w:val="16"/>
               </w:rPr>
-              <w:t>2026-10-15T08:17:16.083870-06:00</w:t>
+              <w:t>2026-10-16T08:47:21.174619-06:00</w:t>
             </w:r>
           </w:p>
         </w:tc>
@@ -2344,7 +2297,7 @@
                 <w:b w:val="0"/>
                 <w:sz w:val="16"/>
               </w:rPr>
-              <w:t>2026-10-15T10:01:08-06:00</w:t>
+              <w:t>2026-10-16T09:54:50-06:00</w:t>
             </w:r>
           </w:p>
         </w:tc>
@@ -2359,7 +2312,7 @@
                 <w:b w:val="0"/>
                 <w:sz w:val="16"/>
               </w:rPr>
-              <w:t>2026-10-15T10:39:52.888489-06:00</w:t>
+              <w:t>2026-10-16T09:56:26.193787-06:00</w:t>
             </w:r>
           </w:p>
         </w:tc>
@@ -2501,7 +2454,7 @@
           <w:rFonts w:ascii="Arial" w:hAnsi="Arial"/>
           <w:sz w:val="19"/>
         </w:rPr>
-        <w:t>El Porvenir–La Pasión: nivel 4.83 m · caudal 980.17 m³/s.</w:t>
+        <w:t>El Porvenir–La Pasión: nivel 4.77 m · caudal 955.65 m³/s.</w:t>
       </w:r>
     </w:p>
     <w:p>
@@ -2513,7 +2466,7 @@
           <w:rFonts w:ascii="Arial" w:hAnsi="Arial"/>
           <w:sz w:val="19"/>
         </w:rPr>
-        <w:t>El Tigre–Usumacinta: nivel 10.30 m · caudal 2986.87 m³/s.</w:t>
+        <w:t>El Tigre–Usumacinta: nivel 9.56 m · caudal 2665.13 m³/s.</w:t>
       </w:r>
     </w:p>
     <w:p>
@@ -2525,7 +2478,7 @@
           <w:rFonts w:ascii="Arial" w:hAnsi="Arial"/>
           <w:sz w:val="19"/>
         </w:rPr>
-        <w:t>Cadena de seguimiento en Tabasco: Boca del Cerro: 17.48 m · Δ24 h -0.43 m → Balancán: s/d → Emiliano Zapata: s/d → Jonuta: s/d → Centla/Tres Brazos: s/d.</w:t>
+        <w:t>Cadena de seguimiento en Tabasco: Boca del Cerro: 16.81 m · Δ24 h -0.67 m → Balancán: s/d → Emiliano Zapata: s/d → Jonuta: s/d → Centla/Tres Brazos: s/d.</w:t>
       </w:r>
     </w:p>
     <w:p>
@@ -2537,7 +2490,7 @@
           <w:rFonts w:ascii="Arial" w:hAnsi="Arial"/>
           <w:sz w:val="19"/>
         </w:rPr>
-        <w:t>Evolución El Tigre: Δ nivel +0.100 m en 6.0 h; tendencia incrementando.</w:t>
+        <w:t>Evolución El Tigre: Δ nivel -0.380 m en 18.0 h; tendencia disminuyendo.</w:t>
       </w:r>
     </w:p>
     <w:p>

--- a/data/analysis/Reportes/Analisis_Hidrometeorologico_Ultimo.docx
+++ b/data/analysis/Reportes/Analisis_Hidrometeorologico_Ultimo.docx
@@ -35,7 +35,7 @@
           <w:rFonts w:ascii="Arial" w:hAnsi="Arial"/>
           <w:sz w:val="19"/>
         </w:rPr>
-        <w:t>CORTE: 2026-10-16 11:00</w:t>
+        <w:t>CORTE: 2026-10-17 11:00</w:t>
       </w:r>
     </w:p>
     <w:p>
@@ -55,7 +55,7 @@
           <w:rFonts w:ascii="Arial" w:hAnsi="Arial"/>
           <w:sz w:val="19"/>
         </w:rPr>
-        <w:t>Grijalva–Usumacinta • Ríos Serranos • Sistema de Presas • Samaria–Carrizal y corrientes asociadas Actualización: 16 de October de 2026</w:t>
+        <w:t>Grijalva–Usumacinta • Ríos Serranos • Sistema de Presas • Samaria–Carrizal y corrientes asociadas Actualización: 17 de October de 2026</w:t>
       </w:r>
     </w:p>
     <w:p>
@@ -75,7 +75,7 @@
           <w:rFonts w:ascii="Arial" w:hAnsi="Arial"/>
           <w:sz w:val="19"/>
         </w:rPr>
-        <w:t>Al corte de las 11:00 h, la lectura debe mantenerse integrada y no por cuencas aisladas. La señal hidrométrica más reciente tiene como referencia principal el corte vigente de niveles y la lluvia observada/prevista sobre Guatemala, Chiapas y Tabasco. El mayor cambio de 24 h entre estaciones observadas es Salto de Agua +1.70 m/24 h. La prioridad operativa es confirmar cualquier cambio de escenario con coincidencia de lluvia, saturación, niveles, caudales y operación de presas; el pronóstico por sí solo no constituye una creciente confirmada.</w:t>
+        <w:t>Al corte de las 11:00 h, la lectura debe mantenerse integrada y no por cuencas aisladas. La señal hidrométrica más reciente tiene como referencia principal el corte vigente de niveles y la lluvia observada/prevista sobre Guatemala, Chiapas y Tabasco. El mayor cambio de 24 h entre estaciones observadas es Macuspana +0.75 m/24 h. La prioridad operativa es confirmar cualquier cambio de escenario con coincidencia de lluvia, saturación, niveles, caudales y operación de presas; el pronóstico por sí solo no constituye una creciente confirmada.</w:t>
       </w:r>
     </w:p>
     <w:p>
@@ -315,7 +315,7 @@
           <w:rFonts w:ascii="Arial" w:hAnsi="Arial"/>
           <w:sz w:val="19"/>
         </w:rPr>
-        <w:t>Boca del Cerro registra 16.81 m, con variación de 24 h -0.67 m. En la cuenca alta de Guatemala, El Tigre reporta 11.07 m y 3321.7 m³/s; El Porvenir/La Pasión 4.40 m y 813.1 m³/s. La secuencia de vigilancia se mantiene Guatemala → Boca del Cerro/Tenosique → Balancán → Emiliano Zapata → Jonuta → Centla. Pronóstico SMN para Usumacinta: 0-24 h: 50 a 75 mm; 24-48 h: 75 a 150 mm; 48-72 h: 50 a 75 mm; 72-96 h: 50 a 75 mm.</w:t>
+        <w:t>Boca del Cerro registra 16.22 m, con variación de 24 h -0.59 m. En la cuenca alta de Guatemala, El Tigre reporta 11.07 m y 3321.7 m³/s; El Porvenir/La Pasión 4.40 m y 813.1 m³/s. La secuencia de vigilancia se mantiene Guatemala → Boca del Cerro/Tenosique → Balancán → Emiliano Zapata → Jonuta → Centla. Pronóstico SMN para Usumacinta: 0-24 h: 75 a 150 mm; 24-48 h: 75 a 150 mm; 48-72 h: 75 a 150 mm; 72-96 h: 50 a 75 mm.</w:t>
       </w:r>
     </w:p>
     <w:tbl>
@@ -450,7 +450,7 @@
                 <w:b w:val="0"/>
                 <w:sz w:val="16"/>
               </w:rPr>
-              <w:t>16.81 m; Δ24 h -0.67 m</w:t>
+              <w:t>16.22 m; Δ24 h -0.59 m</w:t>
             </w:r>
           </w:p>
         </w:tc>
@@ -488,7 +488,7 @@
           <w:rFonts w:ascii="Arial" w:hAnsi="Arial"/>
           <w:sz w:val="19"/>
         </w:rPr>
-        <w:t>Los Ríos Serranos tienen respuesta más rápida que el Usumacinta. Oxolotán 35.10 m, Tapijulapa 17.13 m, Teapa 34.08 m y Puyacatengo 25.15 m. Deben vigilarse primero lluvia horaria y estaciones aguas arriba antes de esperar una respuesta en el Grijalva de Villahermosa. Pronóstico SMN Bajo Grijalva–Ríos de la Sierra: 0-24 h: 50 a 75 mm; 24-48 h: 75 a 150 mm; 48-72 h: 75 a 150 mm; 72-96 h: 75 a 150 mm.</w:t>
+        <w:t>Los Ríos Serranos tienen respuesta más rápida que el Usumacinta. Oxolotán 35.18 m, Tapijulapa 17.52 m, Teapa 34.69 m y Puyacatengo 25.36 m. Deben vigilarse primero lluvia horaria y estaciones aguas arriba antes de esperar una respuesta en el Grijalva de Villahermosa. Pronóstico SMN Bajo Grijalva–Ríos de la Sierra: 0-24 h: 150 a 250 mm; 24-48 h: 75 a 150 mm; 48-72 h: 75 a 150 mm; 72-96 h: 50 a 75 mm.</w:t>
       </w:r>
     </w:p>
     <w:tbl>
@@ -717,7 +717,7 @@
                 <w:b w:val="0"/>
                 <w:sz w:val="16"/>
               </w:rPr>
-              <w:t>Salto de Agua 6.72 m; Macuspana 4.27 m</w:t>
+              <w:t>Salto de Agua 5.12 m; Macuspana 5.02 m</w:t>
             </w:r>
           </w:p>
         </w:tc>
@@ -891,7 +891,7 @@
                 <w:b w:val="0"/>
                 <w:sz w:val="16"/>
               </w:rPr>
-              <w:t>517.43</w:t>
+              <w:t>517.47</w:t>
             </w:r>
           </w:p>
         </w:tc>
@@ -921,7 +921,7 @@
                 <w:b w:val="0"/>
                 <w:sz w:val="16"/>
               </w:rPr>
-              <w:t>162.22</w:t>
+              <w:t>129.82</w:t>
             </w:r>
           </w:p>
         </w:tc>
@@ -936,7 +936,7 @@
                 <w:b w:val="0"/>
                 <w:sz w:val="16"/>
               </w:rPr>
-              <w:t>5.1</w:t>
+              <w:t>0.0</w:t>
             </w:r>
           </w:p>
         </w:tc>
@@ -951,7 +951,7 @@
                 <w:b w:val="0"/>
                 <w:sz w:val="16"/>
               </w:rPr>
-              <w:t>+0.07</w:t>
+              <w:t>+0.04</w:t>
             </w:r>
           </w:p>
         </w:tc>
@@ -983,7 +983,7 @@
                 <w:b w:val="0"/>
                 <w:sz w:val="16"/>
               </w:rPr>
-              <w:t>391.33</w:t>
+              <w:t>391.55</w:t>
             </w:r>
           </w:p>
         </w:tc>
@@ -1013,7 +1013,7 @@
                 <w:b w:val="0"/>
                 <w:sz w:val="16"/>
               </w:rPr>
-              <w:t>218.97</w:t>
+              <w:t>187.33</w:t>
             </w:r>
           </w:p>
         </w:tc>
@@ -1028,7 +1028,7 @@
                 <w:b w:val="0"/>
                 <w:sz w:val="16"/>
               </w:rPr>
-              <w:t>0.3</w:t>
+              <w:t>0.0</w:t>
             </w:r>
           </w:p>
         </w:tc>
@@ -1043,7 +1043,7 @@
                 <w:b w:val="0"/>
                 <w:sz w:val="16"/>
               </w:rPr>
-              <w:t>-0.26</w:t>
+              <w:t>+0.22</w:t>
             </w:r>
           </w:p>
         </w:tc>
@@ -1105,7 +1105,7 @@
                 <w:b w:val="0"/>
                 <w:sz w:val="16"/>
               </w:rPr>
-              <w:t>206.95</w:t>
+              <w:t>215.46</w:t>
             </w:r>
           </w:p>
         </w:tc>
@@ -1120,7 +1120,7 @@
                 <w:b w:val="0"/>
                 <w:sz w:val="16"/>
               </w:rPr>
-              <w:t>0.0</w:t>
+              <w:t>5.9</w:t>
             </w:r>
           </w:p>
         </w:tc>
@@ -1135,7 +1135,7 @@
                 <w:b w:val="0"/>
                 <w:sz w:val="16"/>
               </w:rPr>
-              <w:t>+0.05</w:t>
+              <w:t>+0.00</w:t>
             </w:r>
           </w:p>
         </w:tc>
@@ -1167,7 +1167,7 @@
                 <w:b w:val="0"/>
                 <w:sz w:val="16"/>
               </w:rPr>
-              <w:t>85.64</w:t>
+              <w:t>85.48</w:t>
             </w:r>
           </w:p>
         </w:tc>
@@ -1182,7 +1182,7 @@
                 <w:b w:val="0"/>
                 <w:sz w:val="16"/>
               </w:rPr>
-              <w:t>81.00</w:t>
+              <w:t>79.00</w:t>
             </w:r>
           </w:p>
         </w:tc>
@@ -1197,7 +1197,7 @@
                 <w:b w:val="0"/>
                 <w:sz w:val="16"/>
               </w:rPr>
-              <w:t>331.25</w:t>
+              <w:t>330.00</w:t>
             </w:r>
           </w:p>
         </w:tc>
@@ -1212,7 +1212,7 @@
                 <w:b w:val="0"/>
                 <w:sz w:val="16"/>
               </w:rPr>
-              <w:t>0.0</w:t>
+              <w:t>3.2</w:t>
             </w:r>
           </w:p>
         </w:tc>
@@ -1227,7 +1227,7 @@
                 <w:b w:val="0"/>
                 <w:sz w:val="16"/>
               </w:rPr>
-              <w:t>-0.19</w:t>
+              <w:t>-0.16</w:t>
             </w:r>
           </w:p>
         </w:tc>
@@ -1250,7 +1250,7 @@
           <w:rFonts w:ascii="Arial" w:hAnsi="Arial"/>
           <w:sz w:val="19"/>
         </w:rPr>
-        <w:t>Samaria registra 11.60 m y González/Carrizal 3.38 m. El gasto de Peñitas no debe equipararse automáticamente con el gasto que llega a cada brazo: deben incorporarse Platanar y otras aportaciones de cuenca libre y considerar la distribución hidráulica posterior. Como referencia operativa se conserva aproximadamente 70 % hacia Samaria y 30 % hacia Carrizal, sujeta a condiciones hidráulicas y a la operación de El Macayo.</w:t>
+        <w:t>Samaria registra 11.62 m y González/Carrizal 3.32 m. El gasto de Peñitas no debe equipararse automáticamente con el gasto que llega a cada brazo: deben incorporarse Platanar y otras aportaciones de cuenca libre y considerar la distribución hidráulica posterior. Como referencia operativa se conserva aproximadamente 70 % hacia Samaria y 30 % hacia Carrizal, sujeta a condiciones hidráulicas y a la operación de El Macayo.</w:t>
       </w:r>
     </w:p>
     <w:tbl>
@@ -1385,7 +1385,7 @@
                 <w:b w:val="0"/>
                 <w:sz w:val="16"/>
               </w:rPr>
-              <w:t>11.60 m</w:t>
+              <w:t>11.62 m</w:t>
             </w:r>
           </w:p>
         </w:tc>
@@ -1432,7 +1432,7 @@
                 <w:b w:val="0"/>
                 <w:sz w:val="16"/>
               </w:rPr>
-              <w:t>González 3.38 m</w:t>
+              <w:t>González 3.32 m</w:t>
             </w:r>
           </w:p>
         </w:tc>
@@ -2012,7 +2012,7 @@
           <w:rFonts w:ascii="Arial" w:hAnsi="Arial"/>
           <w:sz w:val="19"/>
         </w:rPr>
-        <w:t>WeatherLink: Centro 46.0 mm/24 h</w:t>
+        <w:t>WeatherLink: PASO LA MINA 46.0 mm/24 h</w:t>
       </w:r>
     </w:p>
     <w:p>
@@ -2024,7 +2024,7 @@
           <w:rFonts w:ascii="Arial" w:hAnsi="Arial"/>
           <w:sz w:val="19"/>
         </w:rPr>
-        <w:t>WeatherLink: ASUR Villahermosa 32.3 mm/24 h</w:t>
+        <w:t>WeatherLink: AMATÁN PCIVILCHIAPAS 31.3 mm/24 h</w:t>
       </w:r>
     </w:p>
     <w:p>
@@ -2036,7 +2036,7 @@
           <w:rFonts w:ascii="Arial" w:hAnsi="Arial"/>
           <w:sz w:val="19"/>
         </w:rPr>
-        <w:t>WeatherLink: JUÁREZ PCIVILCHIAPAS 14.0 mm/24 h</w:t>
+        <w:t>WeatherLink: Modesta_1 27.0 mm/24 h</w:t>
       </w:r>
     </w:p>
     <w:p>
@@ -2048,7 +2048,7 @@
           <w:rFonts w:ascii="Arial" w:hAnsi="Arial"/>
           <w:sz w:val="19"/>
         </w:rPr>
-        <w:t>WeatherLink: SALTO DE AGUA PCIVILCHIAPAS 10.4 mm/24 h</w:t>
+        <w:t>WeatherLink: CHAPULTENANGO PCIVILCHIAPAS 25.7 mm/24 h</w:t>
       </w:r>
     </w:p>
     <w:p>
@@ -2060,7 +2060,7 @@
           <w:rFonts w:ascii="Arial" w:hAnsi="Arial"/>
           <w:sz w:val="19"/>
         </w:rPr>
-        <w:t>WeatherLink: PALENQUE PCIVILCHIAPAS 6.9 mm/24 h</w:t>
+        <w:t>WeatherLink: PICHUCALCO PCIVILCHIAPAS 25.4 mm/24 h</w:t>
       </w:r>
     </w:p>
     <w:p>
@@ -2072,7 +2072,7 @@
           <w:rFonts w:ascii="Arial" w:hAnsi="Arial"/>
           <w:sz w:val="19"/>
         </w:rPr>
-        <w:t>CONAGUA: HUIMANGUILLO (INIFAP) 50.8 mm/24 h</w:t>
+        <w:t>CONAGUA: SAMARIA 64.2 mm/24 h</w:t>
       </w:r>
     </w:p>
     <w:p>
@@ -2084,7 +2084,7 @@
           <w:rFonts w:ascii="Arial" w:hAnsi="Arial"/>
           <w:sz w:val="19"/>
         </w:rPr>
-        <w:t>CONAGUA: BALANCÁN 31.5 mm/24 h</w:t>
+        <w:t>CONAGUA: MACAYO MARGEN IZQUIERDA 43.5 mm/24 h</w:t>
       </w:r>
     </w:p>
     <w:p>
@@ -2096,7 +2096,7 @@
           <w:rFonts w:ascii="Arial" w:hAnsi="Arial"/>
           <w:sz w:val="19"/>
         </w:rPr>
-        <w:t>CONAGUA: PLATANAR 28.4 mm/24 h</w:t>
+        <w:t>CONAGUA: SAN PEDRO NICHTACULUM 39.8 mm/24 h</w:t>
       </w:r>
     </w:p>
     <w:p>
@@ -2108,7 +2108,7 @@
           <w:rFonts w:ascii="Arial" w:hAnsi="Arial"/>
           <w:sz w:val="19"/>
         </w:rPr>
-        <w:t>CONAGUA: SAN PEDRO NICHTACULUM 27.6 mm/24 h</w:t>
+        <w:t>CONAGUA: PUENTE TONALÁ 35.0 mm/24 h</w:t>
       </w:r>
     </w:p>
     <w:p>
@@ -2120,7 +2120,7 @@
           <w:rFonts w:ascii="Arial" w:hAnsi="Arial"/>
           <w:sz w:val="19"/>
         </w:rPr>
-        <w:t>CONAGUA: SAN JOAQUÍN 27.3 mm/24 h</w:t>
+        <w:t>CONAGUA: TAPIJULAPA 29.5 mm/24 h</w:t>
       </w:r>
     </w:p>
     <w:p>
@@ -2235,7 +2235,7 @@
                 <w:b w:val="0"/>
                 <w:sz w:val="16"/>
               </w:rPr>
-              <w:t>2026-10-16T08:25:08-06:00</w:t>
+              <w:t>2026-10-17T08:28:56-06:00</w:t>
             </w:r>
           </w:p>
         </w:tc>
@@ -2250,7 +2250,7 @@
                 <w:b w:val="0"/>
                 <w:sz w:val="16"/>
               </w:rPr>
-              <w:t>2026-10-16T08:47:21.174619-06:00</w:t>
+              <w:t>2026-10-17T08:47:43.025950-06:00</w:t>
             </w:r>
           </w:p>
         </w:tc>
@@ -2297,7 +2297,7 @@
                 <w:b w:val="0"/>
                 <w:sz w:val="16"/>
               </w:rPr>
-              <w:t>2026-10-16T09:54:50-06:00</w:t>
+              <w:t>2026-10-17T10:24:10-06:00</w:t>
             </w:r>
           </w:p>
         </w:tc>
@@ -2312,7 +2312,7 @@
                 <w:b w:val="0"/>
                 <w:sz w:val="16"/>
               </w:rPr>
-              <w:t>2026-10-16T09:56:26.193787-06:00</w:t>
+              <w:t>2026-10-17T10:31:24.245860-06:00</w:t>
             </w:r>
           </w:p>
         </w:tc>
@@ -2454,7 +2454,7 @@
           <w:rFonts w:ascii="Arial" w:hAnsi="Arial"/>
           <w:sz w:val="19"/>
         </w:rPr>
-        <w:t>El Porvenir–La Pasión: nivel 4.77 m · caudal 955.65 m³/s.</w:t>
+        <w:t>El Porvenir–La Pasión: nivel 4.72 m · caudal 935.52 m³/s.</w:t>
       </w:r>
     </w:p>
     <w:p>
@@ -2466,7 +2466,7 @@
           <w:rFonts w:ascii="Arial" w:hAnsi="Arial"/>
           <w:sz w:val="19"/>
         </w:rPr>
-        <w:t>El Tigre–Usumacinta: nivel 9.56 m · caudal 2665.13 m³/s.</w:t>
+        <w:t>El Tigre–Usumacinta: nivel 9.42 m · caudal 2604.26 m³/s.</w:t>
       </w:r>
     </w:p>
     <w:p>
@@ -2478,7 +2478,7 @@
           <w:rFonts w:ascii="Arial" w:hAnsi="Arial"/>
           <w:sz w:val="19"/>
         </w:rPr>
-        <w:t>Cadena de seguimiento en Tabasco: Boca del Cerro: 16.81 m · Δ24 h -0.67 m → Balancán: s/d → Emiliano Zapata: s/d → Jonuta: s/d → Centla/Tres Brazos: s/d.</w:t>
+        <w:t>Cadena de seguimiento en Tabasco: Boca del Cerro: 16.22 m · Δ24 h -0.59 m → Balancán: s/d → Emiliano Zapata: s/d → Jonuta: s/d → Centla/Tres Brazos: s/d.</w:t>
       </w:r>
     </w:p>
     <w:p>
@@ -2490,7 +2490,7 @@
           <w:rFonts w:ascii="Arial" w:hAnsi="Arial"/>
           <w:sz w:val="19"/>
         </w:rPr>
-        <w:t>Evolución El Tigre: Δ nivel -0.380 m en 18.0 h; tendencia disminuyendo.</w:t>
+        <w:t>Evolución El Tigre: Δ nivel +0.110 m en 12.0 h; tendencia incrementando.</w:t>
       </w:r>
     </w:p>
     <w:p>

--- a/data/analysis/Reportes/Analisis_Hidrometeorologico_Ultimo.docx
+++ b/data/analysis/Reportes/Analisis_Hidrometeorologico_Ultimo.docx
@@ -35,7 +35,7 @@
           <w:rFonts w:ascii="Arial" w:hAnsi="Arial"/>
           <w:sz w:val="19"/>
         </w:rPr>
-        <w:t>CORTE: 2026-10-17 11:00</w:t>
+        <w:t>CORTE: 2026-10-18 11:00</w:t>
       </w:r>
     </w:p>
     <w:p>
@@ -55,7 +55,7 @@
           <w:rFonts w:ascii="Arial" w:hAnsi="Arial"/>
           <w:sz w:val="19"/>
         </w:rPr>
-        <w:t>Grijalva–Usumacinta • Ríos Serranos • Sistema de Presas • Samaria–Carrizal y corrientes asociadas Actualización: 17 de October de 2026</w:t>
+        <w:t>Grijalva–Usumacinta • Ríos Serranos • Sistema de Presas • Samaria–Carrizal y corrientes asociadas Actualización: 18 de October de 2026</w:t>
       </w:r>
     </w:p>
     <w:p>
@@ -75,7 +75,7 @@
           <w:rFonts w:ascii="Arial" w:hAnsi="Arial"/>
           <w:sz w:val="19"/>
         </w:rPr>
-        <w:t>Al corte de las 11:00 h, la lectura debe mantenerse integrada y no por cuencas aisladas. La señal hidrométrica más reciente tiene como referencia principal el corte vigente de niveles y la lluvia observada/prevista sobre Guatemala, Chiapas y Tabasco. El mayor cambio de 24 h entre estaciones observadas es Macuspana +0.75 m/24 h. La prioridad operativa es confirmar cualquier cambio de escenario con coincidencia de lluvia, saturación, niveles, caudales y operación de presas; el pronóstico por sí solo no constituye una creciente confirmada.</w:t>
+        <w:t>Al corte de las 11:00 h, la lectura debe mantenerse integrada y no por cuencas aisladas. La señal hidrométrica más reciente tiene como referencia principal el corte vigente de niveles y la lluvia observada/prevista sobre Guatemala, Chiapas y Tabasco. El mayor cambio de 24 h entre estaciones observadas es San Joaquín +3.56 m/24 h. La prioridad operativa es confirmar cualquier cambio de escenario con coincidencia de lluvia, saturación, niveles, caudales y operación de presas; el pronóstico por sí solo no constituye una creciente confirmada.</w:t>
       </w:r>
     </w:p>
     <w:p>
@@ -315,7 +315,7 @@
           <w:rFonts w:ascii="Arial" w:hAnsi="Arial"/>
           <w:sz w:val="19"/>
         </w:rPr>
-        <w:t>Boca del Cerro registra 16.22 m, con variación de 24 h -0.59 m. En la cuenca alta de Guatemala, El Tigre reporta 11.07 m y 3321.7 m³/s; El Porvenir/La Pasión 4.40 m y 813.1 m³/s. La secuencia de vigilancia se mantiene Guatemala → Boca del Cerro/Tenosique → Balancán → Emiliano Zapata → Jonuta → Centla. Pronóstico SMN para Usumacinta: 0-24 h: 75 a 150 mm; 24-48 h: 75 a 150 mm; 48-72 h: 75 a 150 mm; 72-96 h: 50 a 75 mm.</w:t>
+        <w:t>Boca del Cerro registra 16.41 m, con variación de 24 h +0.19 m. En la cuenca alta de Guatemala, El Tigre reporta 11.07 m y 3321.7 m³/s; El Porvenir/La Pasión 4.40 m y 813.1 m³/s. La secuencia de vigilancia se mantiene Guatemala → Boca del Cerro/Tenosique → Balancán → Emiliano Zapata → Jonuta → Centla. Pronóstico SMN para Usumacinta: 0-24 h: 150 a 250 mm; 24-48 h: 75 a 150 mm; 48-72 h: 25 a 50 mm; 72-96 h: 5 a 25 mm.</w:t>
       </w:r>
     </w:p>
     <w:tbl>
@@ -450,7 +450,7 @@
                 <w:b w:val="0"/>
                 <w:sz w:val="16"/>
               </w:rPr>
-              <w:t>16.22 m; Δ24 h -0.59 m</w:t>
+              <w:t>16.41 m; Δ24 h +0.19 m</w:t>
             </w:r>
           </w:p>
         </w:tc>
@@ -488,7 +488,7 @@
           <w:rFonts w:ascii="Arial" w:hAnsi="Arial"/>
           <w:sz w:val="19"/>
         </w:rPr>
-        <w:t>Los Ríos Serranos tienen respuesta más rápida que el Usumacinta. Oxolotán 35.18 m, Tapijulapa 17.52 m, Teapa 34.69 m y Puyacatengo 25.36 m. Deben vigilarse primero lluvia horaria y estaciones aguas arriba antes de esperar una respuesta en el Grijalva de Villahermosa. Pronóstico SMN Bajo Grijalva–Ríos de la Sierra: 0-24 h: 150 a 250 mm; 24-48 h: 75 a 150 mm; 48-72 h: 75 a 150 mm; 72-96 h: 50 a 75 mm.</w:t>
+        <w:t>Los Ríos Serranos tienen respuesta más rápida que el Usumacinta. Oxolotán 35.71 m, Tapijulapa 17.63 m, Teapa 35.12 m y Puyacatengo 25.32 m. Deben vigilarse primero lluvia horaria y estaciones aguas arriba antes de esperar una respuesta en el Grijalva de Villahermosa. Pronóstico SMN Bajo Grijalva–Ríos de la Sierra: 0-24 h: Mayores a 250 mm; 24-48 h: 150 a 250 mm; 48-72 h: 50 a 75 mm; 72-96 h: 25 a 50 mm.</w:t>
       </w:r>
     </w:p>
     <w:tbl>
@@ -717,7 +717,7 @@
                 <w:b w:val="0"/>
                 <w:sz w:val="16"/>
               </w:rPr>
-              <w:t>Salto de Agua 5.12 m; Macuspana 5.02 m</w:t>
+              <w:t>Salto de Agua 4.81 m; Macuspana 5.08 m</w:t>
             </w:r>
           </w:p>
         </w:tc>
@@ -891,7 +891,7 @@
                 <w:b w:val="0"/>
                 <w:sz w:val="16"/>
               </w:rPr>
-              <w:t>517.47</w:t>
+              <w:t>517.51</w:t>
             </w:r>
           </w:p>
         </w:tc>
@@ -921,7 +921,7 @@
                 <w:b w:val="0"/>
                 <w:sz w:val="16"/>
               </w:rPr>
-              <w:t>129.82</w:t>
+              <w:t>52.65</w:t>
             </w:r>
           </w:p>
         </w:tc>
@@ -983,7 +983,7 @@
                 <w:b w:val="0"/>
                 <w:sz w:val="16"/>
               </w:rPr>
-              <w:t>391.55</w:t>
+              <w:t>391.51</w:t>
             </w:r>
           </w:p>
         </w:tc>
@@ -1013,7 +1013,7 @@
                 <w:b w:val="0"/>
                 <w:sz w:val="16"/>
               </w:rPr>
-              <w:t>187.33</w:t>
+              <w:t>91.59</w:t>
             </w:r>
           </w:p>
         </w:tc>
@@ -1028,7 +1028,7 @@
                 <w:b w:val="0"/>
                 <w:sz w:val="16"/>
               </w:rPr>
-              <w:t>0.0</w:t>
+              <w:t>8.8</w:t>
             </w:r>
           </w:p>
         </w:tc>
@@ -1043,7 +1043,7 @@
                 <w:b w:val="0"/>
                 <w:sz w:val="16"/>
               </w:rPr>
-              <w:t>+0.22</w:t>
+              <w:t>-0.04</w:t>
             </w:r>
           </w:p>
         </w:tc>
@@ -1075,7 +1075,7 @@
                 <w:b w:val="0"/>
                 <w:sz w:val="16"/>
               </w:rPr>
-              <w:t>164.87</w:t>
+              <w:t>165.00</w:t>
             </w:r>
           </w:p>
         </w:tc>
@@ -1105,7 +1105,7 @@
                 <w:b w:val="0"/>
                 <w:sz w:val="16"/>
               </w:rPr>
-              <w:t>215.46</w:t>
+              <w:t>106.96</w:t>
             </w:r>
           </w:p>
         </w:tc>
@@ -1120,7 +1120,7 @@
                 <w:b w:val="0"/>
                 <w:sz w:val="16"/>
               </w:rPr>
-              <w:t>5.9</w:t>
+              <w:t>23.1</w:t>
             </w:r>
           </w:p>
         </w:tc>
@@ -1135,7 +1135,7 @@
                 <w:b w:val="0"/>
                 <w:sz w:val="16"/>
               </w:rPr>
-              <w:t>+0.00</w:t>
+              <w:t>+0.13</w:t>
             </w:r>
           </w:p>
         </w:tc>
@@ -1167,7 +1167,7 @@
                 <w:b w:val="0"/>
                 <w:sz w:val="16"/>
               </w:rPr>
-              <w:t>85.48</w:t>
+              <w:t>85.20</w:t>
             </w:r>
           </w:p>
         </w:tc>
@@ -1197,7 +1197,7 @@
                 <w:b w:val="0"/>
                 <w:sz w:val="16"/>
               </w:rPr>
-              <w:t>330.00</w:t>
+              <w:t>334.17</w:t>
             </w:r>
           </w:p>
         </w:tc>
@@ -1212,7 +1212,7 @@
                 <w:b w:val="0"/>
                 <w:sz w:val="16"/>
               </w:rPr>
-              <w:t>3.2</w:t>
+              <w:t>95.9</w:t>
             </w:r>
           </w:p>
         </w:tc>
@@ -1227,7 +1227,7 @@
                 <w:b w:val="0"/>
                 <w:sz w:val="16"/>
               </w:rPr>
-              <w:t>-0.16</w:t>
+              <w:t>-0.28</w:t>
             </w:r>
           </w:p>
         </w:tc>
@@ -1250,7 +1250,7 @@
           <w:rFonts w:ascii="Arial" w:hAnsi="Arial"/>
           <w:sz w:val="19"/>
         </w:rPr>
-        <w:t>Samaria registra 11.62 m y González/Carrizal 3.32 m. El gasto de Peñitas no debe equipararse automáticamente con el gasto que llega a cada brazo: deben incorporarse Platanar y otras aportaciones de cuenca libre y considerar la distribución hidráulica posterior. Como referencia operativa se conserva aproximadamente 70 % hacia Samaria y 30 % hacia Carrizal, sujeta a condiciones hidráulicas y a la operación de El Macayo.</w:t>
+        <w:t>Samaria registra 11.70 m y González/Carrizal 3.34 m. El gasto de Peñitas no debe equipararse automáticamente con el gasto que llega a cada brazo: deben incorporarse Platanar y otras aportaciones de cuenca libre y considerar la distribución hidráulica posterior. Como referencia operativa se conserva aproximadamente 70 % hacia Samaria y 30 % hacia Carrizal, sujeta a condiciones hidráulicas y a la operación de El Macayo.</w:t>
       </w:r>
     </w:p>
     <w:tbl>
@@ -1385,7 +1385,7 @@
                 <w:b w:val="0"/>
                 <w:sz w:val="16"/>
               </w:rPr>
-              <w:t>11.62 m</w:t>
+              <w:t>11.70 m</w:t>
             </w:r>
           </w:p>
         </w:tc>
@@ -1432,7 +1432,7 @@
                 <w:b w:val="0"/>
                 <w:sz w:val="16"/>
               </w:rPr>
-              <w:t>González 3.32 m</w:t>
+              <w:t>González 3.34 m</w:t>
             </w:r>
           </w:p>
         </w:tc>
@@ -2012,7 +2012,7 @@
           <w:rFonts w:ascii="Arial" w:hAnsi="Arial"/>
           <w:sz w:val="19"/>
         </w:rPr>
-        <w:t>WeatherLink: PASO LA MINA 46.0 mm/24 h</w:t>
+        <w:t>WeatherLink: CHAPULTENANGO PCIVILCHIAPAS 114.8 mm/24 h</w:t>
       </w:r>
     </w:p>
     <w:p>
@@ -2024,7 +2024,7 @@
           <w:rFonts w:ascii="Arial" w:hAnsi="Arial"/>
           <w:sz w:val="19"/>
         </w:rPr>
-        <w:t>WeatherLink: AMATÁN PCIVILCHIAPAS 31.3 mm/24 h</w:t>
+        <w:t>WeatherLink: OSTUACÁN PCIVILCHIAPAS 111.7 mm/24 h</w:t>
       </w:r>
     </w:p>
     <w:p>
@@ -2036,7 +2036,7 @@
           <w:rFonts w:ascii="Arial" w:hAnsi="Arial"/>
           <w:sz w:val="19"/>
         </w:rPr>
-        <w:t>WeatherLink: Modesta_1 27.0 mm/24 h</w:t>
+        <w:t>WeatherLink: PICHUCALCO PCIVILCHIAPAS 108.7 mm/24 h</w:t>
       </w:r>
     </w:p>
     <w:p>
@@ -2048,7 +2048,7 @@
           <w:rFonts w:ascii="Arial" w:hAnsi="Arial"/>
           <w:sz w:val="19"/>
         </w:rPr>
-        <w:t>WeatherLink: CHAPULTENANGO PCIVILCHIAPAS 25.7 mm/24 h</w:t>
+        <w:t>WeatherLink: JUÁREZ PCIVILCHIAPAS 73.4 mm/24 h</w:t>
       </w:r>
     </w:p>
     <w:p>
@@ -2060,7 +2060,7 @@
           <w:rFonts w:ascii="Arial" w:hAnsi="Arial"/>
           <w:sz w:val="19"/>
         </w:rPr>
-        <w:t>WeatherLink: PICHUCALCO PCIVILCHIAPAS 25.4 mm/24 h</w:t>
+        <w:t>WeatherLink: SAN CAYETANO CONSOLA 58.2 mm/24 h</w:t>
       </w:r>
     </w:p>
     <w:p>
@@ -2235,7 +2235,7 @@
                 <w:b w:val="0"/>
                 <w:sz w:val="16"/>
               </w:rPr>
-              <w:t>2026-10-17T08:28:56-06:00</w:t>
+              <w:t>2026-10-18T08:27:28-06:00</w:t>
             </w:r>
           </w:p>
         </w:tc>
@@ -2250,7 +2250,7 @@
                 <w:b w:val="0"/>
                 <w:sz w:val="16"/>
               </w:rPr>
-              <w:t>2026-10-17T08:47:43.025950-06:00</w:t>
+              <w:t>2026-10-18T08:47:43.596664-06:00</w:t>
             </w:r>
           </w:p>
         </w:tc>
@@ -2297,7 +2297,7 @@
                 <w:b w:val="0"/>
                 <w:sz w:val="16"/>
               </w:rPr>
-              <w:t>2026-10-17T10:24:10-06:00</w:t>
+              <w:t>2026-10-18T09:53:21-06:00</w:t>
             </w:r>
           </w:p>
         </w:tc>
@@ -2312,7 +2312,7 @@
                 <w:b w:val="0"/>
                 <w:sz w:val="16"/>
               </w:rPr>
-              <w:t>2026-10-17T10:31:24.245860-06:00</w:t>
+              <w:t>2026-10-18T09:56:25.735825-06:00</w:t>
             </w:r>
           </w:p>
         </w:tc>
@@ -2454,7 +2454,7 @@
           <w:rFonts w:ascii="Arial" w:hAnsi="Arial"/>
           <w:sz w:val="19"/>
         </w:rPr>
-        <w:t>El Porvenir–La Pasión: nivel 4.72 m · caudal 935.52 m³/s.</w:t>
+        <w:t>El Porvenir–La Pasión: nivel 4.74 m · caudal 943.54 m³/s.</w:t>
       </w:r>
     </w:p>
     <w:p>
@@ -2466,7 +2466,7 @@
           <w:rFonts w:ascii="Arial" w:hAnsi="Arial"/>
           <w:sz w:val="19"/>
         </w:rPr>
-        <w:t>El Tigre–Usumacinta: nivel 9.42 m · caudal 2604.26 m³/s.</w:t>
+        <w:t>El Tigre–Usumacinta: nivel 9.54 m · caudal 2656.43 m³/s.</w:t>
       </w:r>
     </w:p>
     <w:p>
@@ -2478,7 +2478,7 @@
           <w:rFonts w:ascii="Arial" w:hAnsi="Arial"/>
           <w:sz w:val="19"/>
         </w:rPr>
-        <w:t>Cadena de seguimiento en Tabasco: Boca del Cerro: 16.22 m · Δ24 h -0.59 m → Balancán: s/d → Emiliano Zapata: s/d → Jonuta: s/d → Centla/Tres Brazos: s/d.</w:t>
+        <w:t>Cadena de seguimiento en Tabasco: Boca del Cerro: 16.41 m · Δ24 h +0.19 m → Balancán: s/d → Emiliano Zapata: s/d → Jonuta: s/d → Centla/Tres Brazos: s/d.</w:t>
       </w:r>
     </w:p>
     <w:p>
@@ -2490,7 +2490,7 @@
           <w:rFonts w:ascii="Arial" w:hAnsi="Arial"/>
           <w:sz w:val="19"/>
         </w:rPr>
-        <w:t>Evolución El Tigre: Δ nivel +0.110 m en 12.0 h; tendencia incrementando.</w:t>
+        <w:t>Evolución El Tigre: Δ nivel +0.250 m en 18.0 h; tendencia incrementando.</w:t>
       </w:r>
     </w:p>
     <w:p>

--- a/data/analysis/Reportes/Analisis_Hidrometeorologico_Ultimo.docx
+++ b/data/analysis/Reportes/Analisis_Hidrometeorologico_Ultimo.docx
@@ -35,7 +35,7 @@
           <w:rFonts w:ascii="Arial" w:hAnsi="Arial"/>
           <w:sz w:val="19"/>
         </w:rPr>
-        <w:t>CORTE: 2026-10-18 11:00</w:t>
+        <w:t>CORTE: 2026-10-19 11:00</w:t>
       </w:r>
     </w:p>
     <w:p>
@@ -55,7 +55,7 @@
           <w:rFonts w:ascii="Arial" w:hAnsi="Arial"/>
           <w:sz w:val="19"/>
         </w:rPr>
-        <w:t>Grijalva–Usumacinta • Ríos Serranos • Sistema de Presas • Samaria–Carrizal y corrientes asociadas Actualización: 18 de October de 2026</w:t>
+        <w:t>Grijalva–Usumacinta • Ríos Serranos • Sistema de Presas • Samaria–Carrizal y corrientes asociadas Actualización: 19 de October de 2026</w:t>
       </w:r>
     </w:p>
     <w:p>
@@ -75,7 +75,7 @@
           <w:rFonts w:ascii="Arial" w:hAnsi="Arial"/>
           <w:sz w:val="19"/>
         </w:rPr>
-        <w:t>Al corte de las 11:00 h, la lectura debe mantenerse integrada y no por cuencas aisladas. La señal hidrométrica más reciente tiene como referencia principal el corte vigente de niveles y la lluvia observada/prevista sobre Guatemala, Chiapas y Tabasco. El mayor cambio de 24 h entre estaciones observadas es San Joaquín +3.56 m/24 h. La prioridad operativa es confirmar cualquier cambio de escenario con coincidencia de lluvia, saturación, niveles, caudales y operación de presas; el pronóstico por sí solo no constituye una creciente confirmada.</w:t>
+        <w:t>Al corte de las 11:00 h, la lectura debe mantenerse integrada y no por cuencas aisladas. La señal hidrométrica más reciente tiene como referencia principal el corte vigente de niveles y la lluvia observada/prevista sobre Guatemala, Chiapas y Tabasco. El mayor cambio de 24 h entre estaciones observadas es Salto de Agua +1.57 m/24 h. La prioridad operativa es confirmar cualquier cambio de escenario con coincidencia de lluvia, saturación, niveles, caudales y operación de presas; el pronóstico por sí solo no constituye una creciente confirmada.</w:t>
       </w:r>
     </w:p>
     <w:p>
@@ -315,7 +315,7 @@
           <w:rFonts w:ascii="Arial" w:hAnsi="Arial"/>
           <w:sz w:val="19"/>
         </w:rPr>
-        <w:t>Boca del Cerro registra 16.41 m, con variación de 24 h +0.19 m. En la cuenca alta de Guatemala, El Tigre reporta 11.07 m y 3321.7 m³/s; El Porvenir/La Pasión 4.40 m y 813.1 m³/s. La secuencia de vigilancia se mantiene Guatemala → Boca del Cerro/Tenosique → Balancán → Emiliano Zapata → Jonuta → Centla. Pronóstico SMN para Usumacinta: 0-24 h: 150 a 250 mm; 24-48 h: 75 a 150 mm; 48-72 h: 25 a 50 mm; 72-96 h: 5 a 25 mm.</w:t>
+        <w:t>Boca del Cerro registra 16.49 m, con variación de 24 h +0.08 m. En la cuenca alta de Guatemala, El Tigre reporta 11.07 m y 3321.7 m³/s; El Porvenir/La Pasión 4.40 m y 813.1 m³/s. La secuencia de vigilancia se mantiene Guatemala → Boca del Cerro/Tenosique → Balancán → Emiliano Zapata → Jonuta → Centla. Pronóstico SMN para Usumacinta: 0-24 h: 75 a 150 mm; 24-48 h: 50 a 75 mm; 48-72 h: 25 a 50 mm; 72-96 h: 25 a 50 mm.</w:t>
       </w:r>
     </w:p>
     <w:tbl>
@@ -450,7 +450,7 @@
                 <w:b w:val="0"/>
                 <w:sz w:val="16"/>
               </w:rPr>
-              <w:t>16.41 m; Δ24 h +0.19 m</w:t>
+              <w:t>16.49 m; Δ24 h +0.08 m</w:t>
             </w:r>
           </w:p>
         </w:tc>
@@ -488,7 +488,7 @@
           <w:rFonts w:ascii="Arial" w:hAnsi="Arial"/>
           <w:sz w:val="19"/>
         </w:rPr>
-        <w:t>Los Ríos Serranos tienen respuesta más rápida que el Usumacinta. Oxolotán 35.71 m, Tapijulapa 17.63 m, Teapa 35.12 m y Puyacatengo 25.32 m. Deben vigilarse primero lluvia horaria y estaciones aguas arriba antes de esperar una respuesta en el Grijalva de Villahermosa. Pronóstico SMN Bajo Grijalva–Ríos de la Sierra: 0-24 h: Mayores a 250 mm; 24-48 h: 150 a 250 mm; 48-72 h: 50 a 75 mm; 72-96 h: 25 a 50 mm.</w:t>
+        <w:t>Los Ríos Serranos tienen respuesta más rápida que el Usumacinta. Oxolotán 35.20 m, Tapijulapa 18.19 m, Teapa 34.64 m y Puyacatengo 25.19 m. Deben vigilarse primero lluvia horaria y estaciones aguas arriba antes de esperar una respuesta en el Grijalva de Villahermosa. Pronóstico SMN Bajo Grijalva–Ríos de la Sierra: 0-24 h: 75 a 150 mm; 24-48 h: 50 a 75 mm; 48-72 h: 25 a 50 mm; 72-96 h: 25 a 50 mm.</w:t>
       </w:r>
     </w:p>
     <w:tbl>
@@ -717,7 +717,7 @@
                 <w:b w:val="0"/>
                 <w:sz w:val="16"/>
               </w:rPr>
-              <w:t>Salto de Agua 4.81 m; Macuspana 5.08 m</w:t>
+              <w:t>Salto de Agua 6.38 m; Macuspana 5.99 m</w:t>
             </w:r>
           </w:p>
         </w:tc>
@@ -891,7 +891,7 @@
                 <w:b w:val="0"/>
                 <w:sz w:val="16"/>
               </w:rPr>
-              <w:t>517.51</w:t>
+              <w:t>517.55</w:t>
             </w:r>
           </w:p>
         </w:tc>
@@ -906,7 +906,7 @@
                 <w:b w:val="0"/>
                 <w:sz w:val="16"/>
               </w:rPr>
-              <w:t>49.00</w:t>
+              <w:t>49.90</w:t>
             </w:r>
           </w:p>
         </w:tc>
@@ -983,7 +983,7 @@
                 <w:b w:val="0"/>
                 <w:sz w:val="16"/>
               </w:rPr>
-              <w:t>391.51</w:t>
+              <w:t>391.55</w:t>
             </w:r>
           </w:p>
         </w:tc>
@@ -998,7 +998,7 @@
                 <w:b w:val="0"/>
                 <w:sz w:val="16"/>
               </w:rPr>
-              <w:t>98.00</w:t>
+              <w:t>98.51</w:t>
             </w:r>
           </w:p>
         </w:tc>
@@ -1028,7 +1028,7 @@
                 <w:b w:val="0"/>
                 <w:sz w:val="16"/>
               </w:rPr>
-              <w:t>8.8</w:t>
+              <w:t>0.0</w:t>
             </w:r>
           </w:p>
         </w:tc>
@@ -1043,7 +1043,7 @@
                 <w:b w:val="0"/>
                 <w:sz w:val="16"/>
               </w:rPr>
-              <w:t>-0.04</w:t>
+              <w:t>+0.04</w:t>
             </w:r>
           </w:p>
         </w:tc>
@@ -1075,7 +1075,7 @@
                 <w:b w:val="0"/>
                 <w:sz w:val="16"/>
               </w:rPr>
-              <w:t>165.00</w:t>
+              <w:t>165.16</w:t>
             </w:r>
           </w:p>
         </w:tc>
@@ -1090,7 +1090,7 @@
                 <w:b w:val="0"/>
                 <w:sz w:val="16"/>
               </w:rPr>
-              <w:t>60.00</w:t>
+              <w:t>61.45</w:t>
             </w:r>
           </w:p>
         </w:tc>
@@ -1120,7 +1120,7 @@
                 <w:b w:val="0"/>
                 <w:sz w:val="16"/>
               </w:rPr>
-              <w:t>23.1</w:t>
+              <w:t>7.4</w:t>
             </w:r>
           </w:p>
         </w:tc>
@@ -1135,7 +1135,7 @@
                 <w:b w:val="0"/>
                 <w:sz w:val="16"/>
               </w:rPr>
-              <w:t>+0.13</w:t>
+              <w:t>+0.16</w:t>
             </w:r>
           </w:p>
         </w:tc>
@@ -1167,7 +1167,7 @@
                 <w:b w:val="0"/>
                 <w:sz w:val="16"/>
               </w:rPr>
-              <w:t>85.20</w:t>
+              <w:t>85.31</w:t>
             </w:r>
           </w:p>
         </w:tc>
@@ -1182,7 +1182,7 @@
                 <w:b w:val="0"/>
                 <w:sz w:val="16"/>
               </w:rPr>
-              <w:t>79.00</w:t>
+              <w:t>77.82</w:t>
             </w:r>
           </w:p>
         </w:tc>
@@ -1212,7 +1212,7 @@
                 <w:b w:val="0"/>
                 <w:sz w:val="16"/>
               </w:rPr>
-              <w:t>95.9</w:t>
+              <w:t>38.9</w:t>
             </w:r>
           </w:p>
         </w:tc>
@@ -1227,7 +1227,7 @@
                 <w:b w:val="0"/>
                 <w:sz w:val="16"/>
               </w:rPr>
-              <w:t>-0.28</w:t>
+              <w:t>+0.11</w:t>
             </w:r>
           </w:p>
         </w:tc>
@@ -1250,7 +1250,7 @@
           <w:rFonts w:ascii="Arial" w:hAnsi="Arial"/>
           <w:sz w:val="19"/>
         </w:rPr>
-        <w:t>Samaria registra 11.70 m y González/Carrizal 3.34 m. El gasto de Peñitas no debe equipararse automáticamente con el gasto que llega a cada brazo: deben incorporarse Platanar y otras aportaciones de cuenca libre y considerar la distribución hidráulica posterior. Como referencia operativa se conserva aproximadamente 70 % hacia Samaria y 30 % hacia Carrizal, sujeta a condiciones hidráulicas y a la operación de El Macayo.</w:t>
+        <w:t>Samaria registra 12.64 m y González/Carrizal 3.43 m. El gasto de Peñitas no debe equipararse automáticamente con el gasto que llega a cada brazo: deben incorporarse Platanar y otras aportaciones de cuenca libre y considerar la distribución hidráulica posterior. Como referencia operativa se conserva aproximadamente 70 % hacia Samaria y 30 % hacia Carrizal, sujeta a condiciones hidráulicas y a la operación de El Macayo.</w:t>
       </w:r>
     </w:p>
     <w:tbl>
@@ -1385,7 +1385,7 @@
                 <w:b w:val="0"/>
                 <w:sz w:val="16"/>
               </w:rPr>
-              <w:t>11.70 m</w:t>
+              <w:t>12.64 m</w:t>
             </w:r>
           </w:p>
         </w:tc>
@@ -1432,7 +1432,7 @@
                 <w:b w:val="0"/>
                 <w:sz w:val="16"/>
               </w:rPr>
-              <w:t>González 3.34 m</w:t>
+              <w:t>González 3.43 m</w:t>
             </w:r>
           </w:p>
         </w:tc>
@@ -2012,7 +2012,7 @@
           <w:rFonts w:ascii="Arial" w:hAnsi="Arial"/>
           <w:sz w:val="19"/>
         </w:rPr>
-        <w:t>WeatherLink: CHAPULTENANGO PCIVILCHIAPAS 114.8 mm/24 h</w:t>
+        <w:t>WeatherLink: PASO LA MINA 25.9 mm/24 h</w:t>
       </w:r>
     </w:p>
     <w:p>
@@ -2024,7 +2024,7 @@
           <w:rFonts w:ascii="Arial" w:hAnsi="Arial"/>
           <w:sz w:val="19"/>
         </w:rPr>
-        <w:t>WeatherLink: OSTUACÁN PCIVILCHIAPAS 111.7 mm/24 h</w:t>
+        <w:t>WeatherLink: SEMAR E.I.O. Cd. del Carmen. 22.9 mm/24 h</w:t>
       </w:r>
     </w:p>
     <w:p>
@@ -2036,7 +2036,7 @@
           <w:rFonts w:ascii="Arial" w:hAnsi="Arial"/>
           <w:sz w:val="19"/>
         </w:rPr>
-        <w:t>WeatherLink: PICHUCALCO PCIVILCHIAPAS 108.7 mm/24 h</w:t>
+        <w:t>WeatherLink: La Pampa 20.1 mm/24 h</w:t>
       </w:r>
     </w:p>
     <w:p>
@@ -2048,7 +2048,7 @@
           <w:rFonts w:ascii="Arial" w:hAnsi="Arial"/>
           <w:sz w:val="19"/>
         </w:rPr>
-        <w:t>WeatherLink: JUÁREZ PCIVILCHIAPAS 73.4 mm/24 h</w:t>
+        <w:t>WeatherLink: OSTUACÁN PCIVILCHIAPAS 18.9 mm/24 h</w:t>
       </w:r>
     </w:p>
     <w:p>
@@ -2060,7 +2060,7 @@
           <w:rFonts w:ascii="Arial" w:hAnsi="Arial"/>
           <w:sz w:val="19"/>
         </w:rPr>
-        <w:t>WeatherLink: SAN CAYETANO CONSOLA 58.2 mm/24 h</w:t>
+        <w:t>WeatherLink: CHAPULTENANGO PCIVILCHIAPAS 18.8 mm/24 h</w:t>
       </w:r>
     </w:p>
     <w:p>
@@ -2072,7 +2072,7 @@
           <w:rFonts w:ascii="Arial" w:hAnsi="Arial"/>
           <w:sz w:val="19"/>
         </w:rPr>
-        <w:t>CONAGUA: SAMARIA 64.2 mm/24 h</w:t>
+        <w:t>CONAGUA: HUIMANGUILLO (INIFAP) 177.8 mm/24 h</w:t>
       </w:r>
     </w:p>
     <w:p>
@@ -2084,7 +2084,7 @@
           <w:rFonts w:ascii="Arial" w:hAnsi="Arial"/>
           <w:sz w:val="19"/>
         </w:rPr>
-        <w:t>CONAGUA: MACAYO MARGEN IZQUIERDA 43.5 mm/24 h</w:t>
+        <w:t>CONAGUA: EMILIANO ZAPATA (CHABLE) 132.0 mm/24 h</w:t>
       </w:r>
     </w:p>
     <w:p>
@@ -2096,7 +2096,7 @@
           <w:rFonts w:ascii="Arial" w:hAnsi="Arial"/>
           <w:sz w:val="19"/>
         </w:rPr>
-        <w:t>CONAGUA: SAN PEDRO NICHTACULUM 39.8 mm/24 h</w:t>
+        <w:t>CONAGUA: PUENTE TONALÁ 92.6 mm/24 h</w:t>
       </w:r>
     </w:p>
     <w:p>
@@ -2108,7 +2108,7 @@
           <w:rFonts w:ascii="Arial" w:hAnsi="Arial"/>
           <w:sz w:val="19"/>
         </w:rPr>
-        <w:t>CONAGUA: PUENTE TONALÁ 35.0 mm/24 h</w:t>
+        <w:t>CONAGUA: PLATANAR 58.4 mm/24 h</w:t>
       </w:r>
     </w:p>
     <w:p>
@@ -2120,7 +2120,7 @@
           <w:rFonts w:ascii="Arial" w:hAnsi="Arial"/>
           <w:sz w:val="19"/>
         </w:rPr>
-        <w:t>CONAGUA: TAPIJULAPA 29.5 mm/24 h</w:t>
+        <w:t>CONAGUA: PEÑITAS 38.9 mm/24 h</w:t>
       </w:r>
     </w:p>
     <w:p>
@@ -2235,7 +2235,7 @@
                 <w:b w:val="0"/>
                 <w:sz w:val="16"/>
               </w:rPr>
-              <w:t>2026-10-18T08:27:28-06:00</w:t>
+              <w:t>2026-10-19T08:40:07-06:00</w:t>
             </w:r>
           </w:p>
         </w:tc>
@@ -2250,7 +2250,7 @@
                 <w:b w:val="0"/>
                 <w:sz w:val="16"/>
               </w:rPr>
-              <w:t>2026-10-18T08:47:43.596664-06:00</w:t>
+              <w:t>2026-10-19T08:55:45.654899-06:00</w:t>
             </w:r>
           </w:p>
         </w:tc>
@@ -2297,7 +2297,7 @@
                 <w:b w:val="0"/>
                 <w:sz w:val="16"/>
               </w:rPr>
-              <w:t>2026-10-18T09:53:21-06:00</w:t>
+              <w:t>2026-10-19T10:50:24-06:00</w:t>
             </w:r>
           </w:p>
         </w:tc>
@@ -2312,7 +2312,7 @@
                 <w:b w:val="0"/>
                 <w:sz w:val="16"/>
               </w:rPr>
-              <w:t>2026-10-18T09:56:25.735825-06:00</w:t>
+              <w:t>2026-10-19T11:01:33.688985-06:00</w:t>
             </w:r>
           </w:p>
         </w:tc>
@@ -2454,7 +2454,7 @@
           <w:rFonts w:ascii="Arial" w:hAnsi="Arial"/>
           <w:sz w:val="19"/>
         </w:rPr>
-        <w:t>El Porvenir–La Pasión: nivel 4.74 m · caudal 943.54 m³/s.</w:t>
+        <w:t>El Porvenir–La Pasión: nivel 4.97 m · caudal 1038.96 m³/s.</w:t>
       </w:r>
     </w:p>
     <w:p>
@@ -2466,7 +2466,7 @@
           <w:rFonts w:ascii="Arial" w:hAnsi="Arial"/>
           <w:sz w:val="19"/>
         </w:rPr>
-        <w:t>El Tigre–Usumacinta: nivel 9.54 m · caudal 2656.43 m³/s.</w:t>
+        <w:t>El Tigre–Usumacinta: nivel 10.46 m · caudal 3056.43 m³/s.</w:t>
       </w:r>
     </w:p>
     <w:p>
@@ -2478,7 +2478,7 @@
           <w:rFonts w:ascii="Arial" w:hAnsi="Arial"/>
           <w:sz w:val="19"/>
         </w:rPr>
-        <w:t>Cadena de seguimiento en Tabasco: Boca del Cerro: 16.41 m · Δ24 h +0.19 m → Balancán: s/d → Emiliano Zapata: s/d → Jonuta: s/d → Centla/Tres Brazos: s/d.</w:t>
+        <w:t>Cadena de seguimiento en Tabasco: Boca del Cerro: 16.49 m · Δ24 h +0.08 m → Balancán: s/d → Emiliano Zapata: s/d → Jonuta: s/d → Centla/Tres Brazos: s/d.</w:t>
       </w:r>
     </w:p>
     <w:p>
@@ -2490,7 +2490,7 @@
           <w:rFonts w:ascii="Arial" w:hAnsi="Arial"/>
           <w:sz w:val="19"/>
         </w:rPr>
-        <w:t>Evolución El Tigre: Δ nivel +0.250 m en 18.0 h; tendencia incrementando.</w:t>
+        <w:t>Evolución El Tigre: Δ nivel +0.710 m en 12.0 h; tendencia incrementando.</w:t>
       </w:r>
     </w:p>
     <w:p>

--- a/data/analysis/Reportes/Analisis_Hidrometeorologico_Ultimo.docx
+++ b/data/analysis/Reportes/Analisis_Hidrometeorologico_Ultimo.docx
@@ -35,7 +35,7 @@
           <w:rFonts w:ascii="Arial" w:hAnsi="Arial"/>
           <w:sz w:val="19"/>
         </w:rPr>
-        <w:t>CORTE: 2026-10-19 11:00</w:t>
+        <w:t>CORTE: 2026-10-20 11:00</w:t>
       </w:r>
     </w:p>
     <w:p>
@@ -55,7 +55,7 @@
           <w:rFonts w:ascii="Arial" w:hAnsi="Arial"/>
           <w:sz w:val="19"/>
         </w:rPr>
-        <w:t>Grijalva–Usumacinta • Ríos Serranos • Sistema de Presas • Samaria–Carrizal y corrientes asociadas Actualización: 19 de October de 2026</w:t>
+        <w:t>Grijalva–Usumacinta • Ríos Serranos • Sistema de Presas • Samaria–Carrizal y corrientes asociadas Actualización: 20 de October de 2026</w:t>
       </w:r>
     </w:p>
     <w:p>
@@ -75,7 +75,7 @@
           <w:rFonts w:ascii="Arial" w:hAnsi="Arial"/>
           <w:sz w:val="19"/>
         </w:rPr>
-        <w:t>Al corte de las 11:00 h, la lectura debe mantenerse integrada y no por cuencas aisladas. La señal hidrométrica más reciente tiene como referencia principal el corte vigente de niveles y la lluvia observada/prevista sobre Guatemala, Chiapas y Tabasco. El mayor cambio de 24 h entre estaciones observadas es Salto de Agua +1.57 m/24 h. La prioridad operativa es confirmar cualquier cambio de escenario con coincidencia de lluvia, saturación, niveles, caudales y operación de presas; el pronóstico por sí solo no constituye una creciente confirmada.</w:t>
+        <w:t>Al corte de las 11:00 h, la lectura debe mantenerse integrada y no por cuencas aisladas. La señal hidrométrica más reciente tiene como referencia principal el corte vigente de niveles y la lluvia observada/prevista sobre Guatemala, Chiapas y Tabasco. El mayor cambio de 24 h entre estaciones observadas es Boca del Cerro +0.62 m/24 h. La prioridad operativa es confirmar cualquier cambio de escenario con coincidencia de lluvia, saturación, niveles, caudales y operación de presas; el pronóstico por sí solo no constituye una creciente confirmada.</w:t>
       </w:r>
     </w:p>
     <w:p>
@@ -315,7 +315,7 @@
           <w:rFonts w:ascii="Arial" w:hAnsi="Arial"/>
           <w:sz w:val="19"/>
         </w:rPr>
-        <w:t>Boca del Cerro registra 16.49 m, con variación de 24 h +0.08 m. En la cuenca alta de Guatemala, El Tigre reporta 11.07 m y 3321.7 m³/s; El Porvenir/La Pasión 4.40 m y 813.1 m³/s. La secuencia de vigilancia se mantiene Guatemala → Boca del Cerro/Tenosique → Balancán → Emiliano Zapata → Jonuta → Centla. Pronóstico SMN para Usumacinta: 0-24 h: 75 a 150 mm; 24-48 h: 50 a 75 mm; 48-72 h: 25 a 50 mm; 72-96 h: 25 a 50 mm.</w:t>
+        <w:t>Boca del Cerro registra 17.17 m, con variación de 24 h +0.62 m. En la cuenca alta de Guatemala, El Tigre reporta 11.07 m y 3321.7 m³/s; El Porvenir/La Pasión 4.40 m y 813.1 m³/s. La secuencia de vigilancia se mantiene Guatemala → Lacantún → Boca del Cerro/Tenosique → Balancán → Emiliano Zapata → Jonuta → Centla. Pronóstico SMN para Usumacinta: 0-24 h: 50 a 75 mm; 24-48 h: 50 a 75 mm; 48-72 h: 25 a 50 mm; 72-96 h: 5 a 25 mm.</w:t>
       </w:r>
     </w:p>
     <w:tbl>
@@ -435,6 +435,53 @@
                 <w:b w:val="0"/>
                 <w:sz w:val="16"/>
               </w:rPr>
+              <w:t>Lacantún (BHG21, Ocosingo)</w:t>
+            </w:r>
+          </w:p>
+        </w:tc>
+        <w:tc>
+          <w:tcPr>
+            <w:tcW w:type="dxa" w:w="3504"/>
+          </w:tcPr>
+          <w:p>
+            <w:r>
+              <w:rPr>
+                <w:rFonts w:ascii="Arial" w:hAnsi="Arial"/>
+                <w:b w:val="0"/>
+                <w:sz w:val="16"/>
+              </w:rPr>
+              <w:t>140.95 m; 1900.00 m³/s; lluvia 24 h 7.9 mm</w:t>
+            </w:r>
+          </w:p>
+        </w:tc>
+        <w:tc>
+          <w:tcPr>
+            <w:tcW w:type="dxa" w:w="3504"/>
+          </w:tcPr>
+          <w:p>
+            <w:r>
+              <w:rPr>
+                <w:rFonts w:ascii="Arial" w:hAnsi="Arial"/>
+                <w:b w:val="0"/>
+                <w:sz w:val="16"/>
+              </w:rPr>
+              <w:t>Aporte de cuenca alta antes de Boca del Cerro; valorar su tendencia junto con Guatemala y la respuesta posterior en Tenosique.</w:t>
+            </w:r>
+          </w:p>
+        </w:tc>
+      </w:tr>
+      <w:tr>
+        <w:tc>
+          <w:tcPr>
+            <w:tcW w:type="dxa" w:w="3504"/>
+          </w:tcPr>
+          <w:p>
+            <w:r>
+              <w:rPr>
+                <w:rFonts w:ascii="Arial" w:hAnsi="Arial"/>
+                <w:b w:val="0"/>
+                <w:sz w:val="16"/>
+              </w:rPr>
               <w:t>Boca del Cerro</w:t>
             </w:r>
           </w:p>
@@ -450,7 +497,7 @@
                 <w:b w:val="0"/>
                 <w:sz w:val="16"/>
               </w:rPr>
-              <w:t>16.49 m; Δ24 h +0.08 m</w:t>
+              <w:t>17.17 m; Δ24 h +0.62 m</w:t>
             </w:r>
           </w:p>
         </w:tc>
@@ -488,7 +535,7 @@
           <w:rFonts w:ascii="Arial" w:hAnsi="Arial"/>
           <w:sz w:val="19"/>
         </w:rPr>
-        <w:t>Los Ríos Serranos tienen respuesta más rápida que el Usumacinta. Oxolotán 35.20 m, Tapijulapa 18.19 m, Teapa 34.64 m y Puyacatengo 25.19 m. Deben vigilarse primero lluvia horaria y estaciones aguas arriba antes de esperar una respuesta en el Grijalva de Villahermosa. Pronóstico SMN Bajo Grijalva–Ríos de la Sierra: 0-24 h: 75 a 150 mm; 24-48 h: 50 a 75 mm; 48-72 h: 25 a 50 mm; 72-96 h: 25 a 50 mm.</w:t>
+        <w:t>Los Ríos Serranos tienen respuesta más rápida que el Usumacinta. Oxolotán 35.33 m, Tapijulapa 17.42 m, Teapa 34.93 m y Puyacatengo 25.30 m. Deben vigilarse primero lluvia horaria y estaciones aguas arriba antes de esperar una respuesta en el Grijalva de Villahermosa. Pronóstico SMN Bajo Grijalva–Ríos de la Sierra: 0-24 h: 50 a 75 mm; 24-48 h: 50 a 75 mm; 48-72 h: 25 a 50 mm; 72-96 h: 5 a 25 mm.</w:t>
       </w:r>
     </w:p>
     <w:tbl>
@@ -717,7 +764,7 @@
                 <w:b w:val="0"/>
                 <w:sz w:val="16"/>
               </w:rPr>
-              <w:t>Salto de Agua 6.38 m; Macuspana 5.99 m</w:t>
+              <w:t>Salto de Agua 6.40 m; Macuspana 6.16 m</w:t>
             </w:r>
           </w:p>
         </w:tc>
@@ -891,7 +938,7 @@
                 <w:b w:val="0"/>
                 <w:sz w:val="16"/>
               </w:rPr>
-              <w:t>517.55</w:t>
+              <w:t>517.57</w:t>
             </w:r>
           </w:p>
         </w:tc>
@@ -906,7 +953,7 @@
                 <w:b w:val="0"/>
                 <w:sz w:val="16"/>
               </w:rPr>
-              <w:t>49.90</w:t>
+              <w:t>49.92</w:t>
             </w:r>
           </w:p>
         </w:tc>
@@ -921,7 +968,7 @@
                 <w:b w:val="0"/>
                 <w:sz w:val="16"/>
               </w:rPr>
-              <w:t>52.65</w:t>
+              <w:t>176.98</w:t>
             </w:r>
           </w:p>
         </w:tc>
@@ -951,7 +998,7 @@
                 <w:b w:val="0"/>
                 <w:sz w:val="16"/>
               </w:rPr>
-              <w:t>+0.04</w:t>
+              <w:t>+0.02</w:t>
             </w:r>
           </w:p>
         </w:tc>
@@ -983,7 +1030,7 @@
                 <w:b w:val="0"/>
                 <w:sz w:val="16"/>
               </w:rPr>
-              <w:t>391.55</w:t>
+              <w:t>391.72</w:t>
             </w:r>
           </w:p>
         </w:tc>
@@ -998,7 +1045,7 @@
                 <w:b w:val="0"/>
                 <w:sz w:val="16"/>
               </w:rPr>
-              <w:t>98.51</w:t>
+              <w:t>98.68</w:t>
             </w:r>
           </w:p>
         </w:tc>
@@ -1013,7 +1060,7 @@
                 <w:b w:val="0"/>
                 <w:sz w:val="16"/>
               </w:rPr>
-              <w:t>91.59</w:t>
+              <w:t>144.82</w:t>
             </w:r>
           </w:p>
         </w:tc>
@@ -1043,7 +1090,7 @@
                 <w:b w:val="0"/>
                 <w:sz w:val="16"/>
               </w:rPr>
-              <w:t>+0.04</w:t>
+              <w:t>+0.17</w:t>
             </w:r>
           </w:p>
         </w:tc>
@@ -1075,7 +1122,7 @@
                 <w:b w:val="0"/>
                 <w:sz w:val="16"/>
               </w:rPr>
-              <w:t>165.16</w:t>
+              <w:t>165.32</w:t>
             </w:r>
           </w:p>
         </w:tc>
@@ -1090,7 +1137,7 @@
                 <w:b w:val="0"/>
                 <w:sz w:val="16"/>
               </w:rPr>
-              <w:t>61.45</w:t>
+              <w:t>61.78</w:t>
             </w:r>
           </w:p>
         </w:tc>
@@ -1105,7 +1152,7 @@
                 <w:b w:val="0"/>
                 <w:sz w:val="16"/>
               </w:rPr>
-              <w:t>106.96</w:t>
+              <w:t>0.00</w:t>
             </w:r>
           </w:p>
         </w:tc>
@@ -1120,7 +1167,7 @@
                 <w:b w:val="0"/>
                 <w:sz w:val="16"/>
               </w:rPr>
-              <w:t>7.4</w:t>
+              <w:t>6.7</w:t>
             </w:r>
           </w:p>
         </w:tc>
@@ -1167,7 +1214,7 @@
                 <w:b w:val="0"/>
                 <w:sz w:val="16"/>
               </w:rPr>
-              <w:t>85.31</w:t>
+              <w:t>85.24</w:t>
             </w:r>
           </w:p>
         </w:tc>
@@ -1197,7 +1244,7 @@
                 <w:b w:val="0"/>
                 <w:sz w:val="16"/>
               </w:rPr>
-              <w:t>334.17</w:t>
+              <w:t>460.00</w:t>
             </w:r>
           </w:p>
         </w:tc>
@@ -1212,7 +1259,7 @@
                 <w:b w:val="0"/>
                 <w:sz w:val="16"/>
               </w:rPr>
-              <w:t>38.9</w:t>
+              <w:t>19.5</w:t>
             </w:r>
           </w:p>
         </w:tc>
@@ -1227,7 +1274,7 @@
                 <w:b w:val="0"/>
                 <w:sz w:val="16"/>
               </w:rPr>
-              <w:t>+0.11</w:t>
+              <w:t>-0.07</w:t>
             </w:r>
           </w:p>
         </w:tc>
@@ -1250,7 +1297,7 @@
           <w:rFonts w:ascii="Arial" w:hAnsi="Arial"/>
           <w:sz w:val="19"/>
         </w:rPr>
-        <w:t>Samaria registra 12.64 m y González/Carrizal 3.43 m. El gasto de Peñitas no debe equipararse automáticamente con el gasto que llega a cada brazo: deben incorporarse Platanar y otras aportaciones de cuenca libre y considerar la distribución hidráulica posterior. Como referencia operativa se conserva aproximadamente 70 % hacia Samaria y 30 % hacia Carrizal, sujeta a condiciones hidráulicas y a la operación de El Macayo.</w:t>
+        <w:t>Samaria registra 12.37 m y González/Carrizal 3.82 m. El gasto de Peñitas no debe equipararse automáticamente con el gasto que llega a cada brazo: deben incorporarse Platanar y otras aportaciones de cuenca libre y considerar la distribución hidráulica posterior. Como referencia operativa se conserva aproximadamente 70 % hacia Samaria y 30 % hacia Carrizal, sujeta a condiciones hidráulicas y a la operación de El Macayo.</w:t>
       </w:r>
     </w:p>
     <w:tbl>
@@ -1385,7 +1432,7 @@
                 <w:b w:val="0"/>
                 <w:sz w:val="16"/>
               </w:rPr>
-              <w:t>12.64 m</w:t>
+              <w:t>12.37 m</w:t>
             </w:r>
           </w:p>
         </w:tc>
@@ -1432,7 +1479,7 @@
                 <w:b w:val="0"/>
                 <w:sz w:val="16"/>
               </w:rPr>
-              <w:t>González 3.43 m</w:t>
+              <w:t>González 3.82 m</w:t>
             </w:r>
           </w:p>
         </w:tc>
@@ -2012,7 +2059,7 @@
           <w:rFonts w:ascii="Arial" w:hAnsi="Arial"/>
           <w:sz w:val="19"/>
         </w:rPr>
-        <w:t>WeatherLink: PASO LA MINA 25.9 mm/24 h</w:t>
+        <w:t>WeatherLink: CHAPULTENANGO PCIVILCHIAPAS 46.0 mm/24 h</w:t>
       </w:r>
     </w:p>
     <w:p>
@@ -2024,7 +2071,7 @@
           <w:rFonts w:ascii="Arial" w:hAnsi="Arial"/>
           <w:sz w:val="19"/>
         </w:rPr>
-        <w:t>WeatherLink: SEMAR E.I.O. Cd. del Carmen. 22.9 mm/24 h</w:t>
+        <w:t>WeatherLink: OSTUACÁN PCIVILCHIAPAS 32.2 mm/24 h</w:t>
       </w:r>
     </w:p>
     <w:p>
@@ -2036,7 +2083,7 @@
           <w:rFonts w:ascii="Arial" w:hAnsi="Arial"/>
           <w:sz w:val="19"/>
         </w:rPr>
-        <w:t>WeatherLink: La Pampa 20.1 mm/24 h</w:t>
+        <w:t>WeatherLink: CHILÓN PCIVILCHIAPAS 14.2 mm/24 h</w:t>
       </w:r>
     </w:p>
     <w:p>
@@ -2048,7 +2095,7 @@
           <w:rFonts w:ascii="Arial" w:hAnsi="Arial"/>
           <w:sz w:val="19"/>
         </w:rPr>
-        <w:t>WeatherLink: OSTUACÁN PCIVILCHIAPAS 18.9 mm/24 h</w:t>
+        <w:t>WeatherLink: AMATÁN PCIVILCHIAPAS 12.8 mm/24 h</w:t>
       </w:r>
     </w:p>
     <w:p>
@@ -2060,7 +2107,7 @@
           <w:rFonts w:ascii="Arial" w:hAnsi="Arial"/>
           <w:sz w:val="19"/>
         </w:rPr>
-        <w:t>WeatherLink: CHAPULTENANGO PCIVILCHIAPAS 18.8 mm/24 h</w:t>
+        <w:t>WeatherLink: SEMAR E.I.O. Cd. del Carmen. 10.2 mm/24 h</w:t>
       </w:r>
     </w:p>
     <w:p>
@@ -2072,7 +2119,7 @@
           <w:rFonts w:ascii="Arial" w:hAnsi="Arial"/>
           <w:sz w:val="19"/>
         </w:rPr>
-        <w:t>CONAGUA: HUIMANGUILLO (INIFAP) 177.8 mm/24 h</w:t>
+        <w:t>CONAGUA: HUIMANGUILLO (INIFAP) 76.2 mm/24 h</w:t>
       </w:r>
     </w:p>
     <w:p>
@@ -2084,7 +2131,7 @@
           <w:rFonts w:ascii="Arial" w:hAnsi="Arial"/>
           <w:sz w:val="19"/>
         </w:rPr>
-        <w:t>CONAGUA: EMILIANO ZAPATA (CHABLE) 132.0 mm/24 h</w:t>
+        <w:t>CONAGUA: PUENTE TONALÁ 68.8 mm/24 h</w:t>
       </w:r>
     </w:p>
     <w:p>
@@ -2096,7 +2143,7 @@
           <w:rFonts w:ascii="Arial" w:hAnsi="Arial"/>
           <w:sz w:val="19"/>
         </w:rPr>
-        <w:t>CONAGUA: PUENTE TONALÁ 92.6 mm/24 h</w:t>
+        <w:t>CONAGUA: CHAPULTENANGO 44.1 mm/24 h</w:t>
       </w:r>
     </w:p>
     <w:p>
@@ -2108,7 +2155,7 @@
           <w:rFonts w:ascii="Arial" w:hAnsi="Arial"/>
           <w:sz w:val="19"/>
         </w:rPr>
-        <w:t>CONAGUA: PLATANAR 58.4 mm/24 h</w:t>
+        <w:t>CONAGUA: SÁNCHEZ MAGALLANEZ 33.2 mm/24 h</w:t>
       </w:r>
     </w:p>
     <w:p>
@@ -2120,7 +2167,7 @@
           <w:rFonts w:ascii="Arial" w:hAnsi="Arial"/>
           <w:sz w:val="19"/>
         </w:rPr>
-        <w:t>CONAGUA: PEÑITAS 38.9 mm/24 h</w:t>
+        <w:t>CONAGUA: PEÑITAS 19.5 mm/24 h</w:t>
       </w:r>
     </w:p>
     <w:p>
@@ -2235,7 +2282,7 @@
                 <w:b w:val="0"/>
                 <w:sz w:val="16"/>
               </w:rPr>
-              <w:t>2026-10-19T08:40:07-06:00</w:t>
+              <w:t>2026-10-20T08:41:49-06:00</w:t>
             </w:r>
           </w:p>
         </w:tc>
@@ -2250,7 +2297,7 @@
                 <w:b w:val="0"/>
                 <w:sz w:val="16"/>
               </w:rPr>
-              <w:t>2026-10-19T08:55:45.654899-06:00</w:t>
+              <w:t>2026-10-20T08:47:01.957082-06:00</w:t>
             </w:r>
           </w:p>
         </w:tc>
@@ -2297,7 +2344,7 @@
                 <w:b w:val="0"/>
                 <w:sz w:val="16"/>
               </w:rPr>
-              <w:t>2026-10-19T10:50:24-06:00</w:t>
+              <w:t>2026-10-20T10:14:41-06:00</w:t>
             </w:r>
           </w:p>
         </w:tc>
@@ -2312,7 +2359,7 @@
                 <w:b w:val="0"/>
                 <w:sz w:val="16"/>
               </w:rPr>
-              <w:t>2026-10-19T11:01:33.688985-06:00</w:t>
+              <w:t>2026-10-20T10:16:17.973430-06:00</w:t>
             </w:r>
           </w:p>
         </w:tc>
@@ -2454,7 +2501,7 @@
           <w:rFonts w:ascii="Arial" w:hAnsi="Arial"/>
           <w:sz w:val="19"/>
         </w:rPr>
-        <w:t>El Porvenir–La Pasión: nivel 4.97 m · caudal 1038.96 m³/s.</w:t>
+        <w:t>El Porvenir–La Pasión: nivel 5.70 m · caudal 1382.51 m³/s.</w:t>
       </w:r>
     </w:p>
     <w:p>
@@ -2466,7 +2513,7 @@
           <w:rFonts w:ascii="Arial" w:hAnsi="Arial"/>
           <w:sz w:val="19"/>
         </w:rPr>
-        <w:t>El Tigre–Usumacinta: nivel 10.46 m · caudal 3056.43 m³/s.</w:t>
+        <w:t>El Tigre–Usumacinta: nivel 13.35 m · caudal 4312.96 m³/s.</w:t>
       </w:r>
     </w:p>
     <w:p>
@@ -2478,7 +2525,7 @@
           <w:rFonts w:ascii="Arial" w:hAnsi="Arial"/>
           <w:sz w:val="19"/>
         </w:rPr>
-        <w:t>Cadena de seguimiento en Tabasco: Boca del Cerro: 16.49 m · Δ24 h +0.08 m → Balancán: s/d → Emiliano Zapata: s/d → Jonuta: s/d → Centla/Tres Brazos: s/d.</w:t>
+        <w:t>Cadena de seguimiento en Tabasco: Boca del Cerro: 17.17 m · Δ24 h +0.62 m → Balancán: s/d → Emiliano Zapata: s/d → Jonuta: s/d → Centla/Tres Brazos: s/d.</w:t>
       </w:r>
     </w:p>
     <w:p>
@@ -2490,7 +2537,7 @@
           <w:rFonts w:ascii="Arial" w:hAnsi="Arial"/>
           <w:sz w:val="19"/>
         </w:rPr>
-        <w:t>Evolución El Tigre: Δ nivel +0.710 m en 12.0 h; tendencia incrementando.</w:t>
+        <w:t>Evolución El Tigre: Δ nivel +1.880 m en 12.0 h; tendencia incrementando.</w:t>
       </w:r>
     </w:p>
     <w:p>

--- a/data/analysis/Reportes/Analisis_Hidrometeorologico_Ultimo.docx
+++ b/data/analysis/Reportes/Analisis_Hidrometeorologico_Ultimo.docx
@@ -35,7 +35,7 @@
           <w:rFonts w:ascii="Arial" w:hAnsi="Arial"/>
           <w:sz w:val="19"/>
         </w:rPr>
-        <w:t>CORTE: 2026-10-20 11:00</w:t>
+        <w:t>CORTE: 2026-10-21 00:55</w:t>
       </w:r>
     </w:p>
     <w:p>
@@ -55,7 +55,7 @@
           <w:rFonts w:ascii="Arial" w:hAnsi="Arial"/>
           <w:sz w:val="19"/>
         </w:rPr>
-        <w:t>Grijalva–Usumacinta • Ríos Serranos • Sistema de Presas • Samaria–Carrizal y corrientes asociadas Actualización: 20 de October de 2026</w:t>
+        <w:t>Grijalva–Usumacinta • Ríos Serranos • Sistema de Presas • Samaria–Carrizal y corrientes asociadas Actualización: 21 de October de 2026</w:t>
       </w:r>
     </w:p>
     <w:p>
@@ -75,7 +75,7 @@
           <w:rFonts w:ascii="Arial" w:hAnsi="Arial"/>
           <w:sz w:val="19"/>
         </w:rPr>
-        <w:t>Al corte de las 11:00 h, la lectura debe mantenerse integrada y no por cuencas aisladas. La señal hidrométrica más reciente tiene como referencia principal el corte vigente de niveles y la lluvia observada/prevista sobre Guatemala, Chiapas y Tabasco. El mayor cambio de 24 h entre estaciones observadas es Boca del Cerro +0.62 m/24 h. La prioridad operativa es confirmar cualquier cambio de escenario con coincidencia de lluvia, saturación, niveles, caudales y operación de presas; el pronóstico por sí solo no constituye una creciente confirmada.</w:t>
+        <w:t>Al corte de las 00:55 h, la lectura debe mantenerse integrada y no por cuencas aisladas. La señal hidrométrica más reciente tiene como referencia principal el corte vigente de niveles y la lluvia observada/prevista sobre Guatemala, Chiapas y Tabasco. El mayor cambio de 24 h entre estaciones observadas es Boca del Cerro +1.33 m/24 h. La prioridad operativa es confirmar cualquier cambio de escenario con coincidencia de lluvia, saturación, niveles, caudales y operación de presas; el pronóstico por sí solo no constituye una creciente confirmada.</w:t>
       </w:r>
     </w:p>
     <w:p>
@@ -315,7 +315,7 @@
           <w:rFonts w:ascii="Arial" w:hAnsi="Arial"/>
           <w:sz w:val="19"/>
         </w:rPr>
-        <w:t>Boca del Cerro registra 17.17 m, con variación de 24 h +0.62 m. En la cuenca alta de Guatemala, El Tigre reporta 11.07 m y 3321.7 m³/s; El Porvenir/La Pasión 4.40 m y 813.1 m³/s. La secuencia de vigilancia se mantiene Guatemala → Lacantún → Boca del Cerro/Tenosique → Balancán → Emiliano Zapata → Jonuta → Centla. Pronóstico SMN para Usumacinta: 0-24 h: 50 a 75 mm; 24-48 h: 50 a 75 mm; 48-72 h: 25 a 50 mm; 72-96 h: 5 a 25 mm.</w:t>
+        <w:t>Boca del Cerro registra 17.91 m, con variación de 24 h +1.33 m. En la cuenca alta de Guatemala, El Tigre reporta 11.07 m y 3321.7 m³/s; El Porvenir/La Pasión 4.40 m y 813.1 m³/s. La secuencia de vigilancia se mantiene Guatemala → Lacantún → Boca del Cerro/Tenosique → Balancán → Emiliano Zapata → Jonuta → Centla. Pronóstico SMN para Usumacinta: 0-24 h: 50 a 75 mm; 24-48 h: 50 a 75 mm; 48-72 h: 25 a 50 mm; 72-96 h: 5 a 25 mm.</w:t>
       </w:r>
     </w:p>
     <w:tbl>
@@ -497,7 +497,7 @@
                 <w:b w:val="0"/>
                 <w:sz w:val="16"/>
               </w:rPr>
-              <w:t>17.17 m; Δ24 h +0.62 m</w:t>
+              <w:t>17.91 m; Δ24 h +1.33 m</w:t>
             </w:r>
           </w:p>
         </w:tc>
@@ -535,7 +535,7 @@
           <w:rFonts w:ascii="Arial" w:hAnsi="Arial"/>
           <w:sz w:val="19"/>
         </w:rPr>
-        <w:t>Los Ríos Serranos tienen respuesta más rápida que el Usumacinta. Oxolotán 35.33 m, Tapijulapa 17.42 m, Teapa 34.93 m y Puyacatengo 25.30 m. Deben vigilarse primero lluvia horaria y estaciones aguas arriba antes de esperar una respuesta en el Grijalva de Villahermosa. Pronóstico SMN Bajo Grijalva–Ríos de la Sierra: 0-24 h: 50 a 75 mm; 24-48 h: 50 a 75 mm; 48-72 h: 25 a 50 mm; 72-96 h: 5 a 25 mm.</w:t>
+        <w:t>Los Ríos Serranos tienen respuesta más rápida que el Usumacinta. Oxolotán 35.35 m, Tapijulapa 17.34 m, Teapa 34.84 m y Puyacatengo 25.24 m. Deben vigilarse primero lluvia horaria y estaciones aguas arriba antes de esperar una respuesta en el Grijalva de Villahermosa. Pronóstico SMN Bajo Grijalva–Ríos de la Sierra: 0-24 h: 50 a 75 mm; 24-48 h: 50 a 75 mm; 48-72 h: 25 a 50 mm; 72-96 h: 5 a 25 mm.</w:t>
       </w:r>
     </w:p>
     <w:tbl>
@@ -764,7 +764,7 @@
                 <w:b w:val="0"/>
                 <w:sz w:val="16"/>
               </w:rPr>
-              <w:t>Salto de Agua 6.40 m; Macuspana 6.16 m</w:t>
+              <w:t>Salto de Agua 6.45 m; Macuspana 6.15 m</w:t>
             </w:r>
           </w:p>
         </w:tc>
@@ -1297,7 +1297,7 @@
           <w:rFonts w:ascii="Arial" w:hAnsi="Arial"/>
           <w:sz w:val="19"/>
         </w:rPr>
-        <w:t>Samaria registra 12.37 m y González/Carrizal 3.82 m. El gasto de Peñitas no debe equipararse automáticamente con el gasto que llega a cada brazo: deben incorporarse Platanar y otras aportaciones de cuenca libre y considerar la distribución hidráulica posterior. Como referencia operativa se conserva aproximadamente 70 % hacia Samaria y 30 % hacia Carrizal, sujeta a condiciones hidráulicas y a la operación de El Macayo.</w:t>
+        <w:t>Samaria registra 12.07 m y González/Carrizal 3.76 m. El gasto de Peñitas no debe equipararse automáticamente con el gasto que llega a cada brazo: deben incorporarse Platanar y otras aportaciones de cuenca libre y considerar la distribución hidráulica posterior. Como referencia operativa se conserva aproximadamente 70 % hacia Samaria y 30 % hacia Carrizal, sujeta a condiciones hidráulicas y a la operación de El Macayo.</w:t>
       </w:r>
     </w:p>
     <w:tbl>
@@ -1432,7 +1432,7 @@
                 <w:b w:val="0"/>
                 <w:sz w:val="16"/>
               </w:rPr>
-              <w:t>12.37 m</w:t>
+              <w:t>12.07 m</w:t>
             </w:r>
           </w:p>
         </w:tc>
@@ -1479,7 +1479,7 @@
                 <w:b w:val="0"/>
                 <w:sz w:val="16"/>
               </w:rPr>
-              <w:t>González 3.82 m</w:t>
+              <w:t>González 3.76 m</w:t>
             </w:r>
           </w:p>
         </w:tc>
@@ -1953,7 +1953,7 @@
           <w:rFonts w:ascii="Arial" w:hAnsi="Arial"/>
           <w:sz w:val="19"/>
         </w:rPr>
-        <w:t>El diagnóstico integrado del corte de las 11:00 h se mantiene condicionado por la evolución conjunta de Guatemala–Usumacinta–Boca del Cerro, Ríos Serranos–Pichucalco–Grijalva bajo, la cascada de presas y Peñitas/cuenca libre–Mezcalapa–Samaria–Carrizal. Ningún componente debe interpretarse de manera aislada. La señal operativa debe escalar únicamente cuando coincidan magnitud, persistencia y respuesta observada.</w:t>
+        <w:t>El diagnóstico integrado del corte de las 00:55 h se mantiene condicionado por la evolución conjunta de Guatemala–Usumacinta–Boca del Cerro, Ríos Serranos–Pichucalco–Grijalva bajo, la cascada de presas y Peñitas/cuenca libre–Mezcalapa–Samaria–Carrizal. Ningún componente debe interpretarse de manera aislada. La señal operativa debe escalar únicamente cuando coincidan magnitud, persistencia y respuesta observada.</w:t>
       </w:r>
     </w:p>
     <w:p>
@@ -2059,7 +2059,7 @@
           <w:rFonts w:ascii="Arial" w:hAnsi="Arial"/>
           <w:sz w:val="19"/>
         </w:rPr>
-        <w:t>WeatherLink: CHAPULTENANGO PCIVILCHIAPAS 46.0 mm/24 h</w:t>
+        <w:t>WeatherLink: AMATÁN PCIVILCHIAPAS 58.6 mm/24 h</w:t>
       </w:r>
     </w:p>
     <w:p>
@@ -2071,7 +2071,7 @@
           <w:rFonts w:ascii="Arial" w:hAnsi="Arial"/>
           <w:sz w:val="19"/>
         </w:rPr>
-        <w:t>WeatherLink: OSTUACÁN PCIVILCHIAPAS 32.2 mm/24 h</w:t>
+        <w:t>WeatherLink: PICHUCALCO PCIVILCHIAPAS 34.1 mm/24 h</w:t>
       </w:r>
     </w:p>
     <w:p>
@@ -2083,7 +2083,7 @@
           <w:rFonts w:ascii="Arial" w:hAnsi="Arial"/>
           <w:sz w:val="19"/>
         </w:rPr>
-        <w:t>WeatherLink: CHILÓN PCIVILCHIAPAS 14.2 mm/24 h</w:t>
+        <w:t>WeatherLink: CHILÓN PCIVILCHIAPAS 24.9 mm/24 h</w:t>
       </w:r>
     </w:p>
     <w:p>
@@ -2095,7 +2095,7 @@
           <w:rFonts w:ascii="Arial" w:hAnsi="Arial"/>
           <w:sz w:val="19"/>
         </w:rPr>
-        <w:t>WeatherLink: AMATÁN PCIVILCHIAPAS 12.8 mm/24 h</w:t>
+        <w:t>WeatherLink: SAN CAYETANO CONSOLA 24.4 mm/24 h</w:t>
       </w:r>
     </w:p>
     <w:p>
@@ -2107,7 +2107,7 @@
           <w:rFonts w:ascii="Arial" w:hAnsi="Arial"/>
           <w:sz w:val="19"/>
         </w:rPr>
-        <w:t>WeatherLink: SEMAR E.I.O. Cd. del Carmen. 10.2 mm/24 h</w:t>
+        <w:t>WeatherLink: OSTUACÁN PCIVILCHIAPAS 23.2 mm/24 h</w:t>
       </w:r>
     </w:p>
     <w:p>
@@ -2501,7 +2501,7 @@
           <w:rFonts w:ascii="Arial" w:hAnsi="Arial"/>
           <w:sz w:val="19"/>
         </w:rPr>
-        <w:t>El Porvenir–La Pasión: nivel 5.70 m · caudal 1382.51 m³/s.</w:t>
+        <w:t>El Porvenir–La Pasión: nivel 5.91 m · caudal 1493.31 m³/s.</w:t>
       </w:r>
     </w:p>
     <w:p>
@@ -2513,7 +2513,7 @@
           <w:rFonts w:ascii="Arial" w:hAnsi="Arial"/>
           <w:sz w:val="19"/>
         </w:rPr>
-        <w:t>El Tigre–Usumacinta: nivel 13.35 m · caudal 4312.96 m³/s.</w:t>
+        <w:t>El Tigre–Usumacinta: nivel 13.92 m · caudal 4560.78 m³/s.</w:t>
       </w:r>
     </w:p>
     <w:p>
@@ -2525,7 +2525,7 @@
           <w:rFonts w:ascii="Arial" w:hAnsi="Arial"/>
           <w:sz w:val="19"/>
         </w:rPr>
-        <w:t>Cadena de seguimiento en Tabasco: Boca del Cerro: 17.17 m · Δ24 h +0.62 m → Balancán: s/d → Emiliano Zapata: s/d → Jonuta: s/d → Centla/Tres Brazos: s/d.</w:t>
+        <w:t>Cadena de seguimiento en Tabasco: Boca del Cerro: 17.91 m · Δ24 h +1.33 m → Balancán: s/d → Emiliano Zapata: s/d → Jonuta: s/d → Centla/Tres Brazos: s/d.</w:t>
       </w:r>
     </w:p>
     <w:p>
@@ -2537,7 +2537,7 @@
           <w:rFonts w:ascii="Arial" w:hAnsi="Arial"/>
           <w:sz w:val="19"/>
         </w:rPr>
-        <w:t>Evolución El Tigre: Δ nivel +1.880 m en 12.0 h; tendencia incrementando.</w:t>
+        <w:t>Evolución El Tigre: Δ nivel +0.230 m en 6.0 h; tendencia incrementando.</w:t>
       </w:r>
     </w:p>
     <w:p>

--- a/data/analysis/Reportes/Analisis_Hidrometeorologico_Ultimo.docx
+++ b/data/analysis/Reportes/Analisis_Hidrometeorologico_Ultimo.docx
@@ -35,7 +35,7 @@
           <w:rFonts w:ascii="Arial" w:hAnsi="Arial"/>
           <w:sz w:val="19"/>
         </w:rPr>
-        <w:t>CORTE: 2026-10-21 00:55</w:t>
+        <w:t>CORTE: 2026-10-21 11:00</w:t>
       </w:r>
     </w:p>
     <w:p>
@@ -75,7 +75,7 @@
           <w:rFonts w:ascii="Arial" w:hAnsi="Arial"/>
           <w:sz w:val="19"/>
         </w:rPr>
-        <w:t>Al corte de las 00:55 h, la lectura debe mantenerse integrada y no por cuencas aisladas. La señal hidrométrica más reciente tiene como referencia principal el corte vigente de niveles y la lluvia observada/prevista sobre Guatemala, Chiapas y Tabasco. El mayor cambio de 24 h entre estaciones observadas es Boca del Cerro +1.33 m/24 h. La prioridad operativa es confirmar cualquier cambio de escenario con coincidencia de lluvia, saturación, niveles, caudales y operación de presas; el pronóstico por sí solo no constituye una creciente confirmada.</w:t>
+        <w:t>Al corte de las 11:00 h, la lectura debe mantenerse integrada y no por cuencas aisladas. La señal hidrométrica más reciente tiene como referencia principal el corte vigente de niveles y la lluvia observada/prevista sobre Guatemala, Chiapas y Tabasco. El mayor cambio de 24 h entre estaciones observadas es Boca del Cerro +1.36 m/24 h. La prioridad operativa es confirmar cualquier cambio de escenario con coincidencia de lluvia, saturación, niveles, caudales y operación de presas; el pronóstico por sí solo no constituye una creciente confirmada.</w:t>
       </w:r>
     </w:p>
     <w:p>
@@ -315,7 +315,7 @@
           <w:rFonts w:ascii="Arial" w:hAnsi="Arial"/>
           <w:sz w:val="19"/>
         </w:rPr>
-        <w:t>Boca del Cerro registra 17.91 m, con variación de 24 h +1.33 m. En la cuenca alta de Guatemala, El Tigre reporta 11.07 m y 3321.7 m³/s; El Porvenir/La Pasión 4.40 m y 813.1 m³/s. La secuencia de vigilancia se mantiene Guatemala → Lacantún → Boca del Cerro/Tenosique → Balancán → Emiliano Zapata → Jonuta → Centla. Pronóstico SMN para Usumacinta: 0-24 h: 50 a 75 mm; 24-48 h: 50 a 75 mm; 48-72 h: 25 a 50 mm; 72-96 h: 5 a 25 mm.</w:t>
+        <w:t>Boca del Cerro registra 18.69 m, con variación de 24 h +1.36 m. En la cuenca alta de Guatemala, El Tigre reporta 11.07 m y 3321.7 m³/s; El Porvenir/La Pasión 4.40 m y 813.1 m³/s. La secuencia de vigilancia se mantiene Guatemala → Boca del Cerro/Tenosique → Balancán → Emiliano Zapata → Jonuta → Centla. Pronóstico SMN para Usumacinta: 0-24 h: 50 a 75 mm; 24-48 h: 50 a 75 mm; 48-72 h: 5 a 25 mm; 72-96 h: 5 a 25 mm.</w:t>
       </w:r>
     </w:p>
     <w:tbl>
@@ -435,53 +435,6 @@
                 <w:b w:val="0"/>
                 <w:sz w:val="16"/>
               </w:rPr>
-              <w:t>Lacantún (BHG21, Ocosingo)</w:t>
-            </w:r>
-          </w:p>
-        </w:tc>
-        <w:tc>
-          <w:tcPr>
-            <w:tcW w:type="dxa" w:w="3504"/>
-          </w:tcPr>
-          <w:p>
-            <w:r>
-              <w:rPr>
-                <w:rFonts w:ascii="Arial" w:hAnsi="Arial"/>
-                <w:b w:val="0"/>
-                <w:sz w:val="16"/>
-              </w:rPr>
-              <w:t>140.95 m; 1900.00 m³/s; lluvia 24 h 7.9 mm</w:t>
-            </w:r>
-          </w:p>
-        </w:tc>
-        <w:tc>
-          <w:tcPr>
-            <w:tcW w:type="dxa" w:w="3504"/>
-          </w:tcPr>
-          <w:p>
-            <w:r>
-              <w:rPr>
-                <w:rFonts w:ascii="Arial" w:hAnsi="Arial"/>
-                <w:b w:val="0"/>
-                <w:sz w:val="16"/>
-              </w:rPr>
-              <w:t>Aporte de cuenca alta antes de Boca del Cerro; valorar su tendencia junto con Guatemala y la respuesta posterior en Tenosique.</w:t>
-            </w:r>
-          </w:p>
-        </w:tc>
-      </w:tr>
-      <w:tr>
-        <w:tc>
-          <w:tcPr>
-            <w:tcW w:type="dxa" w:w="3504"/>
-          </w:tcPr>
-          <w:p>
-            <w:r>
-              <w:rPr>
-                <w:rFonts w:ascii="Arial" w:hAnsi="Arial"/>
-                <w:b w:val="0"/>
-                <w:sz w:val="16"/>
-              </w:rPr>
               <w:t>Boca del Cerro</w:t>
             </w:r>
           </w:p>
@@ -497,7 +450,7 @@
                 <w:b w:val="0"/>
                 <w:sz w:val="16"/>
               </w:rPr>
-              <w:t>17.91 m; Δ24 h +1.33 m</w:t>
+              <w:t>18.69 m; Δ24 h +1.36 m</w:t>
             </w:r>
           </w:p>
         </w:tc>
@@ -535,7 +488,7 @@
           <w:rFonts w:ascii="Arial" w:hAnsi="Arial"/>
           <w:sz w:val="19"/>
         </w:rPr>
-        <w:t>Los Ríos Serranos tienen respuesta más rápida que el Usumacinta. Oxolotán 35.35 m, Tapijulapa 17.34 m, Teapa 34.84 m y Puyacatengo 25.24 m. Deben vigilarse primero lluvia horaria y estaciones aguas arriba antes de esperar una respuesta en el Grijalva de Villahermosa. Pronóstico SMN Bajo Grijalva–Ríos de la Sierra: 0-24 h: 50 a 75 mm; 24-48 h: 50 a 75 mm; 48-72 h: 25 a 50 mm; 72-96 h: 5 a 25 mm.</w:t>
+        <w:t>Los Ríos Serranos tienen respuesta más rápida que el Usumacinta. Oxolotán 35.73 m, Tapijulapa 17.55 m, Teapa 35.31 m y Puyacatengo 25.42 m. Deben vigilarse primero lluvia horaria y estaciones aguas arriba antes de esperar una respuesta en el Grijalva de Villahermosa. Pronóstico SMN Bajo Grijalva–Ríos de la Sierra: 0-24 h: 50 a 75 mm; 24-48 h: 50 a 75 mm; 48-72 h: 25 a 50 mm; 72-96 h: 5 a 25 mm.</w:t>
       </w:r>
     </w:p>
     <w:tbl>
@@ -764,7 +717,7 @@
                 <w:b w:val="0"/>
                 <w:sz w:val="16"/>
               </w:rPr>
-              <w:t>Salto de Agua 6.45 m; Macuspana 6.15 m</w:t>
+              <w:t>Salto de Agua 7.15 m; Macuspana 6.06 m</w:t>
             </w:r>
           </w:p>
         </w:tc>
@@ -938,7 +891,7 @@
                 <w:b w:val="0"/>
                 <w:sz w:val="16"/>
               </w:rPr>
-              <w:t>517.57</w:t>
+              <w:t>517.60</w:t>
             </w:r>
           </w:p>
         </w:tc>
@@ -953,7 +906,7 @@
                 <w:b w:val="0"/>
                 <w:sz w:val="16"/>
               </w:rPr>
-              <w:t>49.92</w:t>
+              <w:t>50.00</w:t>
             </w:r>
           </w:p>
         </w:tc>
@@ -968,7 +921,7 @@
                 <w:b w:val="0"/>
                 <w:sz w:val="16"/>
               </w:rPr>
-              <w:t>176.98</w:t>
+              <w:t>129.56</w:t>
             </w:r>
           </w:p>
         </w:tc>
@@ -998,7 +951,7 @@
                 <w:b w:val="0"/>
                 <w:sz w:val="16"/>
               </w:rPr>
-              <w:t>+0.02</w:t>
+              <w:t>+0.03</w:t>
             </w:r>
           </w:p>
         </w:tc>
@@ -1030,7 +983,7 @@
                 <w:b w:val="0"/>
                 <w:sz w:val="16"/>
               </w:rPr>
-              <w:t>391.72</w:t>
+              <w:t>391.21</w:t>
             </w:r>
           </w:p>
         </w:tc>
@@ -1045,7 +998,7 @@
                 <w:b w:val="0"/>
                 <w:sz w:val="16"/>
               </w:rPr>
-              <w:t>98.68</w:t>
+              <w:t>97.80</w:t>
             </w:r>
           </w:p>
         </w:tc>
@@ -1060,7 +1013,7 @@
                 <w:b w:val="0"/>
                 <w:sz w:val="16"/>
               </w:rPr>
-              <w:t>144.82</w:t>
+              <w:t>278.33</w:t>
             </w:r>
           </w:p>
         </w:tc>
@@ -1075,7 +1028,7 @@
                 <w:b w:val="0"/>
                 <w:sz w:val="16"/>
               </w:rPr>
-              <w:t>0.0</w:t>
+              <w:t>1.7</w:t>
             </w:r>
           </w:p>
         </w:tc>
@@ -1090,7 +1043,7 @@
                 <w:b w:val="0"/>
                 <w:sz w:val="16"/>
               </w:rPr>
-              <w:t>+0.17</w:t>
+              <w:t>-0.51</w:t>
             </w:r>
           </w:p>
         </w:tc>
@@ -1122,7 +1075,7 @@
                 <w:b w:val="0"/>
                 <w:sz w:val="16"/>
               </w:rPr>
-              <w:t>165.32</w:t>
+              <w:t>165.51</w:t>
             </w:r>
           </w:p>
         </w:tc>
@@ -1137,7 +1090,7 @@
                 <w:b w:val="0"/>
                 <w:sz w:val="16"/>
               </w:rPr>
-              <w:t>61.78</w:t>
+              <w:t>62.16</w:t>
             </w:r>
           </w:p>
         </w:tc>
@@ -1152,7 +1105,7 @@
                 <w:b w:val="0"/>
                 <w:sz w:val="16"/>
               </w:rPr>
-              <w:t>0.00</w:t>
+              <w:t>228.42</w:t>
             </w:r>
           </w:p>
         </w:tc>
@@ -1167,7 +1120,7 @@
                 <w:b w:val="0"/>
                 <w:sz w:val="16"/>
               </w:rPr>
-              <w:t>6.7</w:t>
+              <w:t>39.4</w:t>
             </w:r>
           </w:p>
         </w:tc>
@@ -1182,7 +1135,7 @@
                 <w:b w:val="0"/>
                 <w:sz w:val="16"/>
               </w:rPr>
-              <w:t>+0.16</w:t>
+              <w:t>+0.19</w:t>
             </w:r>
           </w:p>
         </w:tc>
@@ -1214,7 +1167,7 @@
                 <w:b w:val="0"/>
                 <w:sz w:val="16"/>
               </w:rPr>
-              <w:t>85.24</w:t>
+              <w:t>85.90</w:t>
             </w:r>
           </w:p>
         </w:tc>
@@ -1229,7 +1182,7 @@
                 <w:b w:val="0"/>
                 <w:sz w:val="16"/>
               </w:rPr>
-              <w:t>77.82</w:t>
+              <w:t>83.34</w:t>
             </w:r>
           </w:p>
         </w:tc>
@@ -1244,7 +1197,7 @@
                 <w:b w:val="0"/>
                 <w:sz w:val="16"/>
               </w:rPr>
-              <w:t>460.00</w:t>
+              <w:t>415.83</w:t>
             </w:r>
           </w:p>
         </w:tc>
@@ -1259,7 +1212,7 @@
                 <w:b w:val="0"/>
                 <w:sz w:val="16"/>
               </w:rPr>
-              <w:t>19.5</w:t>
+              <w:t>54.4</w:t>
             </w:r>
           </w:p>
         </w:tc>
@@ -1274,7 +1227,7 @@
                 <w:b w:val="0"/>
                 <w:sz w:val="16"/>
               </w:rPr>
-              <w:t>-0.07</w:t>
+              <w:t>+0.66</w:t>
             </w:r>
           </w:p>
         </w:tc>
@@ -1297,7 +1250,7 @@
           <w:rFonts w:ascii="Arial" w:hAnsi="Arial"/>
           <w:sz w:val="19"/>
         </w:rPr>
-        <w:t>Samaria registra 12.07 m y González/Carrizal 3.76 m. El gasto de Peñitas no debe equipararse automáticamente con el gasto que llega a cada brazo: deben incorporarse Platanar y otras aportaciones de cuenca libre y considerar la distribución hidráulica posterior. Como referencia operativa se conserva aproximadamente 70 % hacia Samaria y 30 % hacia Carrizal, sujeta a condiciones hidráulicas y a la operación de El Macayo.</w:t>
+        <w:t>Samaria registra 12.08 m y González/Carrizal 3.62 m. El gasto de Peñitas no debe equipararse automáticamente con el gasto que llega a cada brazo: deben incorporarse Platanar y otras aportaciones de cuenca libre y considerar la distribución hidráulica posterior. Como referencia operativa se conserva aproximadamente 70 % hacia Samaria y 30 % hacia Carrizal, sujeta a condiciones hidráulicas y a la operación de El Macayo.</w:t>
       </w:r>
     </w:p>
     <w:tbl>
@@ -1432,7 +1385,7 @@
                 <w:b w:val="0"/>
                 <w:sz w:val="16"/>
               </w:rPr>
-              <w:t>12.07 m</w:t>
+              <w:t>12.08 m</w:t>
             </w:r>
           </w:p>
         </w:tc>
@@ -1479,7 +1432,7 @@
                 <w:b w:val="0"/>
                 <w:sz w:val="16"/>
               </w:rPr>
-              <w:t>González 3.76 m</w:t>
+              <w:t>González 3.62 m</w:t>
             </w:r>
           </w:p>
         </w:tc>
@@ -1953,7 +1906,7 @@
           <w:rFonts w:ascii="Arial" w:hAnsi="Arial"/>
           <w:sz w:val="19"/>
         </w:rPr>
-        <w:t>El diagnóstico integrado del corte de las 00:55 h se mantiene condicionado por la evolución conjunta de Guatemala–Usumacinta–Boca del Cerro, Ríos Serranos–Pichucalco–Grijalva bajo, la cascada de presas y Peñitas/cuenca libre–Mezcalapa–Samaria–Carrizal. Ningún componente debe interpretarse de manera aislada. La señal operativa debe escalar únicamente cuando coincidan magnitud, persistencia y respuesta observada.</w:t>
+        <w:t>El diagnóstico integrado del corte de las 11:00 h se mantiene condicionado por la evolución conjunta de Guatemala–Usumacinta–Boca del Cerro, Ríos Serranos–Pichucalco–Grijalva bajo, la cascada de presas y Peñitas/cuenca libre–Mezcalapa–Samaria–Carrizal. Ningún componente debe interpretarse de manera aislada. La señal operativa debe escalar únicamente cuando coincidan magnitud, persistencia y respuesta observada.</w:t>
       </w:r>
     </w:p>
     <w:p>
@@ -2059,7 +2012,7 @@
           <w:rFonts w:ascii="Arial" w:hAnsi="Arial"/>
           <w:sz w:val="19"/>
         </w:rPr>
-        <w:t>WeatherLink: AMATÁN PCIVILCHIAPAS 58.6 mm/24 h</w:t>
+        <w:t>WeatherLink: PICHUCALCO PCIVILCHIAPAS 89.9 mm/24 h</w:t>
       </w:r>
     </w:p>
     <w:p>
@@ -2071,7 +2024,7 @@
           <w:rFonts w:ascii="Arial" w:hAnsi="Arial"/>
           <w:sz w:val="19"/>
         </w:rPr>
-        <w:t>WeatherLink: PICHUCALCO PCIVILCHIAPAS 34.1 mm/24 h</w:t>
+        <w:t>WeatherLink: OSTUACÁN PCIVILCHIAPAS 86.4 mm/24 h</w:t>
       </w:r>
     </w:p>
     <w:p>
@@ -2083,7 +2036,7 @@
           <w:rFonts w:ascii="Arial" w:hAnsi="Arial"/>
           <w:sz w:val="19"/>
         </w:rPr>
-        <w:t>WeatherLink: CHILÓN PCIVILCHIAPAS 24.9 mm/24 h</w:t>
+        <w:t>WeatherLink: AMATÁN PCIVILCHIAPAS 52.5 mm/24 h</w:t>
       </w:r>
     </w:p>
     <w:p>
@@ -2095,7 +2048,7 @@
           <w:rFonts w:ascii="Arial" w:hAnsi="Arial"/>
           <w:sz w:val="19"/>
         </w:rPr>
-        <w:t>WeatherLink: SAN CAYETANO CONSOLA 24.4 mm/24 h</w:t>
+        <w:t>WeatherLink: SAN CAYETANO CONSOLA 48.0 mm/24 h</w:t>
       </w:r>
     </w:p>
     <w:p>
@@ -2107,7 +2060,7 @@
           <w:rFonts w:ascii="Arial" w:hAnsi="Arial"/>
           <w:sz w:val="19"/>
         </w:rPr>
-        <w:t>WeatherLink: OSTUACÁN PCIVILCHIAPAS 23.2 mm/24 h</w:t>
+        <w:t>WeatherLink: REFORMA PCIVILCHIAPAS 28.9 mm/24 h</w:t>
       </w:r>
     </w:p>
     <w:p>
@@ -2119,7 +2072,7 @@
           <w:rFonts w:ascii="Arial" w:hAnsi="Arial"/>
           <w:sz w:val="19"/>
         </w:rPr>
-        <w:t>CONAGUA: HUIMANGUILLO (INIFAP) 76.2 mm/24 h</w:t>
+        <w:t>CONAGUA: CHAPULTENANGO 136.8 mm/24 h</w:t>
       </w:r>
     </w:p>
     <w:p>
@@ -2131,7 +2084,7 @@
           <w:rFonts w:ascii="Arial" w:hAnsi="Arial"/>
           <w:sz w:val="19"/>
         </w:rPr>
-        <w:t>CONAGUA: PUENTE TONALÁ 68.8 mm/24 h</w:t>
+        <w:t>CONAGUA: PLATANAR 123.8 mm/24 h</w:t>
       </w:r>
     </w:p>
     <w:p>
@@ -2143,7 +2096,7 @@
           <w:rFonts w:ascii="Arial" w:hAnsi="Arial"/>
           <w:sz w:val="19"/>
         </w:rPr>
-        <w:t>CONAGUA: CHAPULTENANGO 44.1 mm/24 h</w:t>
+        <w:t>CONAGUA: OXOLOTÁN 56.0 mm/24 h</w:t>
       </w:r>
     </w:p>
     <w:p>
@@ -2155,7 +2108,7 @@
           <w:rFonts w:ascii="Arial" w:hAnsi="Arial"/>
           <w:sz w:val="19"/>
         </w:rPr>
-        <w:t>CONAGUA: SÁNCHEZ MAGALLANEZ 33.2 mm/24 h</w:t>
+        <w:t>CONAGUA: PEÑITAS 54.4 mm/24 h</w:t>
       </w:r>
     </w:p>
     <w:p>
@@ -2167,7 +2120,7 @@
           <w:rFonts w:ascii="Arial" w:hAnsi="Arial"/>
           <w:sz w:val="19"/>
         </w:rPr>
-        <w:t>CONAGUA: PEÑITAS 19.5 mm/24 h</w:t>
+        <w:t>CONAGUA: HUIMANGUILLO (INIFAP) 50.8 mm/24 h</w:t>
       </w:r>
     </w:p>
     <w:p>
@@ -2282,7 +2235,7 @@
                 <w:b w:val="0"/>
                 <w:sz w:val="16"/>
               </w:rPr>
-              <w:t>2026-10-20T08:41:49-06:00</w:t>
+              <w:t>2026-10-21T08:30:46-06:00</w:t>
             </w:r>
           </w:p>
         </w:tc>
@@ -2297,7 +2250,7 @@
                 <w:b w:val="0"/>
                 <w:sz w:val="16"/>
               </w:rPr>
-              <w:t>2026-10-20T08:47:01.957082-06:00</w:t>
+              <w:t>2026-10-21T09:04:04.876688-06:00</w:t>
             </w:r>
           </w:p>
         </w:tc>
@@ -2344,7 +2297,7 @@
                 <w:b w:val="0"/>
                 <w:sz w:val="16"/>
               </w:rPr>
-              <w:t>2026-10-20T10:14:41-06:00</w:t>
+              <w:t>2026-10-21T10:11:57-06:00</w:t>
             </w:r>
           </w:p>
         </w:tc>
@@ -2359,7 +2312,7 @@
                 <w:b w:val="0"/>
                 <w:sz w:val="16"/>
               </w:rPr>
-              <w:t>2026-10-20T10:16:17.973430-06:00</w:t>
+              <w:t>2026-10-21T10:16:14.998202-06:00</w:t>
             </w:r>
           </w:p>
         </w:tc>
@@ -2501,7 +2454,7 @@
           <w:rFonts w:ascii="Arial" w:hAnsi="Arial"/>
           <w:sz w:val="19"/>
         </w:rPr>
-        <w:t>El Porvenir–La Pasión: nivel 5.91 m · caudal 1493.31 m³/s.</w:t>
+        <w:t>El Porvenir–La Pasión: nivel 6.00 m · caudal 461.88 m³/s.</w:t>
       </w:r>
     </w:p>
     <w:p>
@@ -2513,7 +2466,7 @@
           <w:rFonts w:ascii="Arial" w:hAnsi="Arial"/>
           <w:sz w:val="19"/>
         </w:rPr>
-        <w:t>El Tigre–Usumacinta: nivel 13.92 m · caudal 4560.78 m³/s.</w:t>
+        <w:t>El Tigre–Usumacinta: nivel 14.03 m · caudal 4608.61 m³/s.</w:t>
       </w:r>
     </w:p>
     <w:p>
@@ -2525,7 +2478,7 @@
           <w:rFonts w:ascii="Arial" w:hAnsi="Arial"/>
           <w:sz w:val="19"/>
         </w:rPr>
-        <w:t>Cadena de seguimiento en Tabasco: Boca del Cerro: 17.91 m · Δ24 h +1.33 m → Balancán: s/d → Emiliano Zapata: s/d → Jonuta: s/d → Centla/Tres Brazos: s/d.</w:t>
+        <w:t>Cadena de seguimiento en Tabasco: Boca del Cerro: 18.69 m · Δ24 h +1.36 m → Balancán: s/d → Emiliano Zapata: s/d → Jonuta: s/d → Centla/Tres Brazos: s/d.</w:t>
       </w:r>
     </w:p>
     <w:p>
@@ -2537,7 +2490,7 @@
           <w:rFonts w:ascii="Arial" w:hAnsi="Arial"/>
           <w:sz w:val="19"/>
         </w:rPr>
-        <w:t>Evolución El Tigre: Δ nivel +0.230 m en 6.0 h; tendencia incrementando.</w:t>
+        <w:t>Evolución El Tigre: Δ nivel +0.110 m en 12.0 h; tendencia incrementando.</w:t>
       </w:r>
     </w:p>
     <w:p>

--- a/data/analysis/Reportes/Analisis_Hidrometeorologico_Ultimo.docx
+++ b/data/analysis/Reportes/Analisis_Hidrometeorologico_Ultimo.docx
@@ -35,7 +35,7 @@
           <w:rFonts w:ascii="Arial" w:hAnsi="Arial"/>
           <w:sz w:val="19"/>
         </w:rPr>
-        <w:t>CORTE: 2026-10-21 11:00</w:t>
+        <w:t>CORTE: 2026-10-22 11:00</w:t>
       </w:r>
     </w:p>
     <w:p>
@@ -55,7 +55,7 @@
           <w:rFonts w:ascii="Arial" w:hAnsi="Arial"/>
           <w:sz w:val="19"/>
         </w:rPr>
-        <w:t>Grijalva–Usumacinta • Ríos Serranos • Sistema de Presas • Samaria–Carrizal y corrientes asociadas Actualización: 21 de October de 2026</w:t>
+        <w:t>Grijalva–Usumacinta • Ríos Serranos • Sistema de Presas • Samaria–Carrizal y corrientes asociadas Actualización: 22 de October de 2026</w:t>
       </w:r>
     </w:p>
     <w:p>
@@ -75,7 +75,7 @@
           <w:rFonts w:ascii="Arial" w:hAnsi="Arial"/>
           <w:sz w:val="19"/>
         </w:rPr>
-        <w:t>Al corte de las 11:00 h, la lectura debe mantenerse integrada y no por cuencas aisladas. La señal hidrométrica más reciente tiene como referencia principal el corte vigente de niveles y la lluvia observada/prevista sobre Guatemala, Chiapas y Tabasco. El mayor cambio de 24 h entre estaciones observadas es Boca del Cerro +1.36 m/24 h. La prioridad operativa es confirmar cualquier cambio de escenario con coincidencia de lluvia, saturación, niveles, caudales y operación de presas; el pronóstico por sí solo no constituye una creciente confirmada.</w:t>
+        <w:t>Al corte de las 11:00 h, la lectura debe mantenerse integrada y no por cuencas aisladas. La señal hidrométrica más reciente tiene como referencia principal el corte vigente de niveles y la lluvia observada/prevista sobre Guatemala, Chiapas y Tabasco. El mayor cambio de 24 h entre estaciones observadas es Salto de Agua +0.90 m/24 h. La prioridad operativa es confirmar cualquier cambio de escenario con coincidencia de lluvia, saturación, niveles, caudales y operación de presas; el pronóstico por sí solo no constituye una creciente confirmada.</w:t>
       </w:r>
     </w:p>
     <w:p>
@@ -315,7 +315,7 @@
           <w:rFonts w:ascii="Arial" w:hAnsi="Arial"/>
           <w:sz w:val="19"/>
         </w:rPr>
-        <w:t>Boca del Cerro registra 18.69 m, con variación de 24 h +1.36 m. En la cuenca alta de Guatemala, El Tigre reporta 11.07 m y 3321.7 m³/s; El Porvenir/La Pasión 4.40 m y 813.1 m³/s. La secuencia de vigilancia se mantiene Guatemala → Boca del Cerro/Tenosique → Balancán → Emiliano Zapata → Jonuta → Centla. Pronóstico SMN para Usumacinta: 0-24 h: 50 a 75 mm; 24-48 h: 50 a 75 mm; 48-72 h: 5 a 25 mm; 72-96 h: 5 a 25 mm.</w:t>
+        <w:t>Boca del Cerro registra 19.19 m, con variación de 24 h +0.57 m. En la cuenca alta de Guatemala, El Tigre reporta 11.07 m y 3321.7 m³/s; El Porvenir/La Pasión 4.40 m y 813.1 m³/s. La secuencia de vigilancia se mantiene Guatemala → Boca del Cerro/Tenosique → Balancán → Emiliano Zapata → Jonuta → Centla. Pronóstico SMN para Usumacinta: 0-24 h: 5 a 25 mm; 24-48 h: 0.1 a 5 mm; 48-72 h: 5 a 25 mm; 72-96 h: 5 a 25 mm.</w:t>
       </w:r>
     </w:p>
     <w:tbl>
@@ -450,7 +450,7 @@
                 <w:b w:val="0"/>
                 <w:sz w:val="16"/>
               </w:rPr>
-              <w:t>18.69 m; Δ24 h +1.36 m</w:t>
+              <w:t>19.19 m; Δ24 h +0.57 m</w:t>
             </w:r>
           </w:p>
         </w:tc>
@@ -488,7 +488,7 @@
           <w:rFonts w:ascii="Arial" w:hAnsi="Arial"/>
           <w:sz w:val="19"/>
         </w:rPr>
-        <w:t>Los Ríos Serranos tienen respuesta más rápida que el Usumacinta. Oxolotán 35.73 m, Tapijulapa 17.55 m, Teapa 35.31 m y Puyacatengo 25.42 m. Deben vigilarse primero lluvia horaria y estaciones aguas arriba antes de esperar una respuesta en el Grijalva de Villahermosa. Pronóstico SMN Bajo Grijalva–Ríos de la Sierra: 0-24 h: 50 a 75 mm; 24-48 h: 50 a 75 mm; 48-72 h: 25 a 50 mm; 72-96 h: 5 a 25 mm.</w:t>
+        <w:t>Los Ríos Serranos tienen respuesta más rápida que el Usumacinta. Oxolotán 35.37 m, Tapijulapa 18.22 m, Teapa 34.80 m y Puyacatengo 25.29 m. Deben vigilarse primero lluvia horaria y estaciones aguas arriba antes de esperar una respuesta en el Grijalva de Villahermosa. Pronóstico SMN Bajo Grijalva–Ríos de la Sierra: 0-24 h: 25 a 50 mm; 24-48 h: 5 a 25 mm; 48-72 h: 0.1 a 5 mm; 72-96 h: 5 a 25 mm.</w:t>
       </w:r>
     </w:p>
     <w:tbl>
@@ -717,7 +717,7 @@
                 <w:b w:val="0"/>
                 <w:sz w:val="16"/>
               </w:rPr>
-              <w:t>Salto de Agua 7.15 m; Macuspana 6.06 m</w:t>
+              <w:t>Salto de Agua 7.75 m; Macuspana 6.91 m</w:t>
             </w:r>
           </w:p>
         </w:tc>
@@ -891,7 +891,7 @@
                 <w:b w:val="0"/>
                 <w:sz w:val="16"/>
               </w:rPr>
-              <w:t>517.60</w:t>
+              <w:t>517.63</w:t>
             </w:r>
           </w:p>
         </w:tc>
@@ -906,7 +906,7 @@
                 <w:b w:val="0"/>
                 <w:sz w:val="16"/>
               </w:rPr>
-              <w:t>50.00</w:t>
+              <w:t>50.11</w:t>
             </w:r>
           </w:p>
         </w:tc>
@@ -921,7 +921,7 @@
                 <w:b w:val="0"/>
                 <w:sz w:val="16"/>
               </w:rPr>
-              <w:t>129.56</w:t>
+              <w:t>261.91</w:t>
             </w:r>
           </w:p>
         </w:tc>
@@ -983,7 +983,7 @@
                 <w:b w:val="0"/>
                 <w:sz w:val="16"/>
               </w:rPr>
-              <w:t>391.21</w:t>
+              <w:t>391.15</w:t>
             </w:r>
           </w:p>
         </w:tc>
@@ -998,7 +998,7 @@
                 <w:b w:val="0"/>
                 <w:sz w:val="16"/>
               </w:rPr>
-              <w:t>97.80</w:t>
+              <w:t>97.59</w:t>
             </w:r>
           </w:p>
         </w:tc>
@@ -1013,7 +1013,7 @@
                 <w:b w:val="0"/>
                 <w:sz w:val="16"/>
               </w:rPr>
-              <w:t>278.33</w:t>
+              <w:t>245.13</w:t>
             </w:r>
           </w:p>
         </w:tc>
@@ -1028,7 +1028,7 @@
                 <w:b w:val="0"/>
                 <w:sz w:val="16"/>
               </w:rPr>
-              <w:t>1.7</w:t>
+              <w:t>0.0</w:t>
             </w:r>
           </w:p>
         </w:tc>
@@ -1043,7 +1043,7 @@
                 <w:b w:val="0"/>
                 <w:sz w:val="16"/>
               </w:rPr>
-              <w:t>-0.51</w:t>
+              <w:t>-0.06</w:t>
             </w:r>
           </w:p>
         </w:tc>
@@ -1075,7 +1075,7 @@
                 <w:b w:val="0"/>
                 <w:sz w:val="16"/>
               </w:rPr>
-              <w:t>165.51</w:t>
+              <w:t>165.76</w:t>
             </w:r>
           </w:p>
         </w:tc>
@@ -1090,7 +1090,7 @@
                 <w:b w:val="0"/>
                 <w:sz w:val="16"/>
               </w:rPr>
-              <w:t>62.16</w:t>
+              <w:t>62.70</w:t>
             </w:r>
           </w:p>
         </w:tc>
@@ -1105,7 +1105,7 @@
                 <w:b w:val="0"/>
                 <w:sz w:val="16"/>
               </w:rPr>
-              <w:t>228.42</w:t>
+              <w:t>0.00</w:t>
             </w:r>
           </w:p>
         </w:tc>
@@ -1120,7 +1120,7 @@
                 <w:b w:val="0"/>
                 <w:sz w:val="16"/>
               </w:rPr>
-              <w:t>39.4</w:t>
+              <w:t>17.1</w:t>
             </w:r>
           </w:p>
         </w:tc>
@@ -1135,7 +1135,7 @@
                 <w:b w:val="0"/>
                 <w:sz w:val="16"/>
               </w:rPr>
-              <w:t>+0.19</w:t>
+              <w:t>+0.25</w:t>
             </w:r>
           </w:p>
         </w:tc>
@@ -1167,7 +1167,7 @@
                 <w:b w:val="0"/>
                 <w:sz w:val="16"/>
               </w:rPr>
-              <w:t>85.90</w:t>
+              <w:t>85.91</w:t>
             </w:r>
           </w:p>
         </w:tc>
@@ -1182,7 +1182,7 @@
                 <w:b w:val="0"/>
                 <w:sz w:val="16"/>
               </w:rPr>
-              <w:t>83.34</w:t>
+              <w:t>84.01</w:t>
             </w:r>
           </w:p>
         </w:tc>
@@ -1197,7 +1197,7 @@
                 <w:b w:val="0"/>
                 <w:sz w:val="16"/>
               </w:rPr>
-              <w:t>415.83</w:t>
+              <w:t>623.33</w:t>
             </w:r>
           </w:p>
         </w:tc>
@@ -1212,7 +1212,7 @@
                 <w:b w:val="0"/>
                 <w:sz w:val="16"/>
               </w:rPr>
-              <w:t>54.4</w:t>
+              <w:t>21.4</w:t>
             </w:r>
           </w:p>
         </w:tc>
@@ -1227,7 +1227,7 @@
                 <w:b w:val="0"/>
                 <w:sz w:val="16"/>
               </w:rPr>
-              <w:t>+0.66</w:t>
+              <w:t>+0.01</w:t>
             </w:r>
           </w:p>
         </w:tc>
@@ -1250,7 +1250,7 @@
           <w:rFonts w:ascii="Arial" w:hAnsi="Arial"/>
           <w:sz w:val="19"/>
         </w:rPr>
-        <w:t>Samaria registra 12.08 m y González/Carrizal 3.62 m. El gasto de Peñitas no debe equipararse automáticamente con el gasto que llega a cada brazo: deben incorporarse Platanar y otras aportaciones de cuenca libre y considerar la distribución hidráulica posterior. Como referencia operativa se conserva aproximadamente 70 % hacia Samaria y 30 % hacia Carrizal, sujeta a condiciones hidráulicas y a la operación de El Macayo.</w:t>
+        <w:t>Samaria registra 12.94 m y González/Carrizal 3.50 m. El gasto de Peñitas no debe equipararse automáticamente con el gasto que llega a cada brazo: deben incorporarse Platanar y otras aportaciones de cuenca libre y considerar la distribución hidráulica posterior. Como referencia operativa se conserva aproximadamente 70 % hacia Samaria y 30 % hacia Carrizal, sujeta a condiciones hidráulicas y a la operación de El Macayo.</w:t>
       </w:r>
     </w:p>
     <w:tbl>
@@ -1385,7 +1385,7 @@
                 <w:b w:val="0"/>
                 <w:sz w:val="16"/>
               </w:rPr>
-              <w:t>12.08 m</w:t>
+              <w:t>12.94 m</w:t>
             </w:r>
           </w:p>
         </w:tc>
@@ -1432,7 +1432,7 @@
                 <w:b w:val="0"/>
                 <w:sz w:val="16"/>
               </w:rPr>
-              <w:t>González 3.62 m</w:t>
+              <w:t>González 3.50 m</w:t>
             </w:r>
           </w:p>
         </w:tc>
@@ -2012,7 +2012,7 @@
           <w:rFonts w:ascii="Arial" w:hAnsi="Arial"/>
           <w:sz w:val="19"/>
         </w:rPr>
-        <w:t>WeatherLink: PICHUCALCO PCIVILCHIAPAS 89.9 mm/24 h</w:t>
+        <w:t>WeatherLink: OSTUACÁN PCIVILCHIAPAS 48.0 mm/24 h</w:t>
       </w:r>
     </w:p>
     <w:p>
@@ -2024,7 +2024,7 @@
           <w:rFonts w:ascii="Arial" w:hAnsi="Arial"/>
           <w:sz w:val="19"/>
         </w:rPr>
-        <w:t>WeatherLink: OSTUACÁN PCIVILCHIAPAS 86.4 mm/24 h</w:t>
+        <w:t>WeatherLink: CHAPULTENANGO PCIVILCHIAPAS 44.2 mm/24 h</w:t>
       </w:r>
     </w:p>
     <w:p>
@@ -2036,7 +2036,7 @@
           <w:rFonts w:ascii="Arial" w:hAnsi="Arial"/>
           <w:sz w:val="19"/>
         </w:rPr>
-        <w:t>WeatherLink: AMATÁN PCIVILCHIAPAS 52.5 mm/24 h</w:t>
+        <w:t>WeatherLink: SALTO DE AGUA PCIVILCHIAPAS 8.9 mm/24 h</w:t>
       </w:r>
     </w:p>
     <w:p>
@@ -2048,7 +2048,7 @@
           <w:rFonts w:ascii="Arial" w:hAnsi="Arial"/>
           <w:sz w:val="19"/>
         </w:rPr>
-        <w:t>WeatherLink: SAN CAYETANO CONSOLA 48.0 mm/24 h</w:t>
+        <w:t>WeatherLink: PICHUCALCO PCIVILCHIAPAS 7.1 mm/24 h</w:t>
       </w:r>
     </w:p>
     <w:p>
@@ -2060,7 +2060,7 @@
           <w:rFonts w:ascii="Arial" w:hAnsi="Arial"/>
           <w:sz w:val="19"/>
         </w:rPr>
-        <w:t>WeatherLink: REFORMA PCIVILCHIAPAS 28.9 mm/24 h</w:t>
+        <w:t>WeatherLink: JUÁREZ PCIVILCHIAPAS 3.5 mm/24 h</w:t>
       </w:r>
     </w:p>
     <w:p>
@@ -2235,7 +2235,7 @@
                 <w:b w:val="0"/>
                 <w:sz w:val="16"/>
               </w:rPr>
-              <w:t>2026-10-21T08:30:46-06:00</w:t>
+              <w:t>2026-10-22T08:55:31-06:00</w:t>
             </w:r>
           </w:p>
         </w:tc>
@@ -2250,7 +2250,7 @@
                 <w:b w:val="0"/>
                 <w:sz w:val="16"/>
               </w:rPr>
-              <w:t>2026-10-21T09:04:04.876688-06:00</w:t>
+              <w:t>2026-10-22T10:00:21.789608-06:00</w:t>
             </w:r>
           </w:p>
         </w:tc>
@@ -2297,7 +2297,7 @@
                 <w:b w:val="0"/>
                 <w:sz w:val="16"/>
               </w:rPr>
-              <w:t>2026-10-21T10:11:57-06:00</w:t>
+              <w:t>2026-10-22T10:00:07-06:00</w:t>
             </w:r>
           </w:p>
         </w:tc>
@@ -2312,7 +2312,7 @@
                 <w:b w:val="0"/>
                 <w:sz w:val="16"/>
               </w:rPr>
-              <w:t>2026-10-21T10:16:14.998202-06:00</w:t>
+              <w:t>2026-10-22T10:06:18.994689-06:00</w:t>
             </w:r>
           </w:p>
         </w:tc>
@@ -2454,7 +2454,7 @@
           <w:rFonts w:ascii="Arial" w:hAnsi="Arial"/>
           <w:sz w:val="19"/>
         </w:rPr>
-        <w:t>El Porvenir–La Pasión: nivel 6.00 m · caudal 461.88 m³/s.</w:t>
+        <w:t>El Porvenir–La Pasión: nivel 6.40 m · caudal 597.24 m³/s.</w:t>
       </w:r>
     </w:p>
     <w:p>
@@ -2466,7 +2466,7 @@
           <w:rFonts w:ascii="Arial" w:hAnsi="Arial"/>
           <w:sz w:val="19"/>
         </w:rPr>
-        <w:t>El Tigre–Usumacinta: nivel 14.03 m · caudal 4608.61 m³/s.</w:t>
+        <w:t>El Tigre–Usumacinta: nivel 14.06 m · caudal 4621.65 m³/s.</w:t>
       </w:r>
     </w:p>
     <w:p>
@@ -2478,7 +2478,7 @@
           <w:rFonts w:ascii="Arial" w:hAnsi="Arial"/>
           <w:sz w:val="19"/>
         </w:rPr>
-        <w:t>Cadena de seguimiento en Tabasco: Boca del Cerro: 18.69 m · Δ24 h +1.36 m → Balancán: s/d → Emiliano Zapata: s/d → Jonuta: s/d → Centla/Tres Brazos: s/d.</w:t>
+        <w:t>Cadena de seguimiento en Tabasco: Boca del Cerro: 19.19 m · Δ24 h +0.57 m → Balancán: s/d → Emiliano Zapata: s/d → Jonuta: s/d → Centla/Tres Brazos: s/d.</w:t>
       </w:r>
     </w:p>
     <w:p>
@@ -2490,7 +2490,7 @@
           <w:rFonts w:ascii="Arial" w:hAnsi="Arial"/>
           <w:sz w:val="19"/>
         </w:rPr>
-        <w:t>Evolución El Tigre: Δ nivel +0.110 m en 12.0 h; tendencia incrementando.</w:t>
+        <w:t>Evolución El Tigre: Δ nivel +0.010 m en 12.0 h; tendencia estable.</w:t>
       </w:r>
     </w:p>
     <w:p>

--- a/data/analysis/Reportes/Analisis_Hidrometeorologico_Ultimo.docx
+++ b/data/analysis/Reportes/Analisis_Hidrometeorologico_Ultimo.docx
@@ -35,7 +35,7 @@
           <w:rFonts w:ascii="Arial" w:hAnsi="Arial"/>
           <w:sz w:val="19"/>
         </w:rPr>
-        <w:t>CORTE: 2026-10-22 11:00</w:t>
+        <w:t>CORTE: 2026-10-23 11:00</w:t>
       </w:r>
     </w:p>
     <w:p>
@@ -55,7 +55,7 @@
           <w:rFonts w:ascii="Arial" w:hAnsi="Arial"/>
           <w:sz w:val="19"/>
         </w:rPr>
-        <w:t>Grijalva–Usumacinta • Ríos Serranos • Sistema de Presas • Samaria–Carrizal y corrientes asociadas Actualización: 22 de October de 2026</w:t>
+        <w:t>Grijalva–Usumacinta • Ríos Serranos • Sistema de Presas • Samaria–Carrizal y corrientes asociadas Actualización: 23 de October de 2026</w:t>
       </w:r>
     </w:p>
     <w:p>
@@ -75,7 +75,7 @@
           <w:rFonts w:ascii="Arial" w:hAnsi="Arial"/>
           <w:sz w:val="19"/>
         </w:rPr>
-        <w:t>Al corte de las 11:00 h, la lectura debe mantenerse integrada y no por cuencas aisladas. La señal hidrométrica más reciente tiene como referencia principal el corte vigente de niveles y la lluvia observada/prevista sobre Guatemala, Chiapas y Tabasco. El mayor cambio de 24 h entre estaciones observadas es Salto de Agua +0.90 m/24 h. La prioridad operativa es confirmar cualquier cambio de escenario con coincidencia de lluvia, saturación, niveles, caudales y operación de presas; el pronóstico por sí solo no constituye una creciente confirmada.</w:t>
+        <w:t>Al corte de las 11:00 h, la lectura debe mantenerse integrada y no por cuencas aisladas. La señal hidrométrica más reciente tiene como referencia principal el corte vigente de niveles y la lluvia observada/prevista sobre Guatemala, Chiapas y Tabasco. El mayor cambio de 24 h entre estaciones observadas es González +0.58 m/24 h. La prioridad operativa es confirmar cualquier cambio de escenario con coincidencia de lluvia, saturación, niveles, caudales y operación de presas; el pronóstico por sí solo no constituye una creciente confirmada.</w:t>
       </w:r>
     </w:p>
     <w:p>
@@ -315,7 +315,7 @@
           <w:rFonts w:ascii="Arial" w:hAnsi="Arial"/>
           <w:sz w:val="19"/>
         </w:rPr>
-        <w:t>Boca del Cerro registra 19.19 m, con variación de 24 h +0.57 m. En la cuenca alta de Guatemala, El Tigre reporta 11.07 m y 3321.7 m³/s; El Porvenir/La Pasión 4.40 m y 813.1 m³/s. La secuencia de vigilancia se mantiene Guatemala → Boca del Cerro/Tenosique → Balancán → Emiliano Zapata → Jonuta → Centla. Pronóstico SMN para Usumacinta: 0-24 h: 5 a 25 mm; 24-48 h: 0.1 a 5 mm; 48-72 h: 5 a 25 mm; 72-96 h: 5 a 25 mm.</w:t>
+        <w:t>Boca del Cerro registra 19.25 m, con variación de 24 h +0.04 m. En la cuenca alta de Guatemala, El Tigre reporta 11.07 m y 3321.7 m³/s; El Porvenir/La Pasión 4.40 m y 813.1 m³/s. La secuencia de vigilancia se mantiene Guatemala → Lacantún → Boca del Cerro/Tenosique → Balancán → Emiliano Zapata → Jonuta → Centla. Pronóstico SMN para Usumacinta: 0-24 h: 5 a 25 mm; 24-48 h: 5 a 25 mm; 48-72 h: 5 a 25 mm; 72-96 h: 5 a 25 mm.</w:t>
       </w:r>
     </w:p>
     <w:tbl>
@@ -435,6 +435,53 @@
                 <w:b w:val="0"/>
                 <w:sz w:val="16"/>
               </w:rPr>
+              <w:t>Lacantún (BHG21, Ocosingo)</w:t>
+            </w:r>
+          </w:p>
+        </w:tc>
+        <w:tc>
+          <w:tcPr>
+            <w:tcW w:type="dxa" w:w="3504"/>
+          </w:tcPr>
+          <w:p>
+            <w:r>
+              <w:rPr>
+                <w:rFonts w:ascii="Arial" w:hAnsi="Arial"/>
+                <w:b w:val="0"/>
+                <w:sz w:val="16"/>
+              </w:rPr>
+              <w:t>140.15 m; 1230.00 m³/s; lluvia 24 h 1.6 mm</w:t>
+            </w:r>
+          </w:p>
+        </w:tc>
+        <w:tc>
+          <w:tcPr>
+            <w:tcW w:type="dxa" w:w="3504"/>
+          </w:tcPr>
+          <w:p>
+            <w:r>
+              <w:rPr>
+                <w:rFonts w:ascii="Arial" w:hAnsi="Arial"/>
+                <w:b w:val="0"/>
+                <w:sz w:val="16"/>
+              </w:rPr>
+              <w:t>Aporte de cuenca alta antes de Boca del Cerro; valorar su tendencia junto con Guatemala y la respuesta posterior en Tenosique.</w:t>
+            </w:r>
+          </w:p>
+        </w:tc>
+      </w:tr>
+      <w:tr>
+        <w:tc>
+          <w:tcPr>
+            <w:tcW w:type="dxa" w:w="3504"/>
+          </w:tcPr>
+          <w:p>
+            <w:r>
+              <w:rPr>
+                <w:rFonts w:ascii="Arial" w:hAnsi="Arial"/>
+                <w:b w:val="0"/>
+                <w:sz w:val="16"/>
+              </w:rPr>
               <w:t>Boca del Cerro</w:t>
             </w:r>
           </w:p>
@@ -450,7 +497,7 @@
                 <w:b w:val="0"/>
                 <w:sz w:val="16"/>
               </w:rPr>
-              <w:t>19.19 m; Δ24 h +0.57 m</w:t>
+              <w:t>19.25 m; Δ24 h +0.04 m</w:t>
             </w:r>
           </w:p>
         </w:tc>
@@ -488,7 +535,7 @@
           <w:rFonts w:ascii="Arial" w:hAnsi="Arial"/>
           <w:sz w:val="19"/>
         </w:rPr>
-        <w:t>Los Ríos Serranos tienen respuesta más rápida que el Usumacinta. Oxolotán 35.37 m, Tapijulapa 18.22 m, Teapa 34.80 m y Puyacatengo 25.29 m. Deben vigilarse primero lluvia horaria y estaciones aguas arriba antes de esperar una respuesta en el Grijalva de Villahermosa. Pronóstico SMN Bajo Grijalva–Ríos de la Sierra: 0-24 h: 25 a 50 mm; 24-48 h: 5 a 25 mm; 48-72 h: 0.1 a 5 mm; 72-96 h: 5 a 25 mm.</w:t>
+        <w:t>Los Ríos Serranos tienen respuesta más rápida que el Usumacinta. Oxolotán 34.91 m, Tapijulapa 17.44 m, Teapa 34.53 m y Puyacatengo 25.11 m. Deben vigilarse primero lluvia horaria y estaciones aguas arriba antes de esperar una respuesta en el Grijalva de Villahermosa. Pronóstico SMN Bajo Grijalva–Ríos de la Sierra: 0-24 h: 5 a 25 mm; 24-48 h: 5 a 25 mm; 48-72 h: 0.1 a 5 mm; 72-96 h: 5 a 25 mm.</w:t>
       </w:r>
     </w:p>
     <w:tbl>
@@ -717,7 +764,7 @@
                 <w:b w:val="0"/>
                 <w:sz w:val="16"/>
               </w:rPr>
-              <w:t>Salto de Agua 7.75 m; Macuspana 6.91 m</w:t>
+              <w:t>Salto de Agua 6.03 m; Macuspana 6.97 m</w:t>
             </w:r>
           </w:p>
         </w:tc>
@@ -891,7 +938,7 @@
                 <w:b w:val="0"/>
                 <w:sz w:val="16"/>
               </w:rPr>
-              <w:t>517.63</w:t>
+              <w:t>517.65</w:t>
             </w:r>
           </w:p>
         </w:tc>
@@ -906,7 +953,7 @@
                 <w:b w:val="0"/>
                 <w:sz w:val="16"/>
               </w:rPr>
-              <w:t>50.11</w:t>
+              <w:t>50.16</w:t>
             </w:r>
           </w:p>
         </w:tc>
@@ -921,7 +968,7 @@
                 <w:b w:val="0"/>
                 <w:sz w:val="16"/>
               </w:rPr>
-              <w:t>261.91</w:t>
+              <w:t>223.32</w:t>
             </w:r>
           </w:p>
         </w:tc>
@@ -951,7 +998,7 @@
                 <w:b w:val="0"/>
                 <w:sz w:val="16"/>
               </w:rPr>
-              <w:t>+0.03</w:t>
+              <w:t>+0.02</w:t>
             </w:r>
           </w:p>
         </w:tc>
@@ -983,7 +1030,7 @@
                 <w:b w:val="0"/>
                 <w:sz w:val="16"/>
               </w:rPr>
-              <w:t>391.15</w:t>
+              <w:t>391.44</w:t>
             </w:r>
           </w:p>
         </w:tc>
@@ -998,7 +1045,7 @@
                 <w:b w:val="0"/>
                 <w:sz w:val="16"/>
               </w:rPr>
-              <w:t>97.59</w:t>
+              <w:t>98.10</w:t>
             </w:r>
           </w:p>
         </w:tc>
@@ -1013,7 +1060,7 @@
                 <w:b w:val="0"/>
                 <w:sz w:val="16"/>
               </w:rPr>
-              <w:t>245.13</w:t>
+              <w:t>204.72</w:t>
             </w:r>
           </w:p>
         </w:tc>
@@ -1043,7 +1090,7 @@
                 <w:b w:val="0"/>
                 <w:sz w:val="16"/>
               </w:rPr>
-              <w:t>-0.06</w:t>
+              <w:t>+0.29</w:t>
             </w:r>
           </w:p>
         </w:tc>
@@ -1075,7 +1122,7 @@
                 <w:b w:val="0"/>
                 <w:sz w:val="16"/>
               </w:rPr>
-              <w:t>165.76</w:t>
+              <w:t>165.95</w:t>
             </w:r>
           </w:p>
         </w:tc>
@@ -1090,7 +1137,7 @@
                 <w:b w:val="0"/>
                 <w:sz w:val="16"/>
               </w:rPr>
-              <w:t>62.70</w:t>
+              <w:t>63.11</w:t>
             </w:r>
           </w:p>
         </w:tc>
@@ -1120,7 +1167,7 @@
                 <w:b w:val="0"/>
                 <w:sz w:val="16"/>
               </w:rPr>
-              <w:t>17.1</w:t>
+              <w:t>4.2</w:t>
             </w:r>
           </w:p>
         </w:tc>
@@ -1135,7 +1182,7 @@
                 <w:b w:val="0"/>
                 <w:sz w:val="16"/>
               </w:rPr>
-              <w:t>+0.25</w:t>
+              <w:t>+0.19</w:t>
             </w:r>
           </w:p>
         </w:tc>
@@ -1167,7 +1214,7 @@
                 <w:b w:val="0"/>
                 <w:sz w:val="16"/>
               </w:rPr>
-              <w:t>85.91</w:t>
+              <w:t>85.68</w:t>
             </w:r>
           </w:p>
         </w:tc>
@@ -1182,7 +1229,7 @@
                 <w:b w:val="0"/>
                 <w:sz w:val="16"/>
               </w:rPr>
-              <w:t>84.01</w:t>
+              <w:t>81.15</w:t>
             </w:r>
           </w:p>
         </w:tc>
@@ -1197,7 +1244,7 @@
                 <w:b w:val="0"/>
                 <w:sz w:val="16"/>
               </w:rPr>
-              <w:t>623.33</w:t>
+              <w:t>645.83</w:t>
             </w:r>
           </w:p>
         </w:tc>
@@ -1212,7 +1259,7 @@
                 <w:b w:val="0"/>
                 <w:sz w:val="16"/>
               </w:rPr>
-              <w:t>21.4</w:t>
+              <w:t>6.0</w:t>
             </w:r>
           </w:p>
         </w:tc>
@@ -1227,7 +1274,7 @@
                 <w:b w:val="0"/>
                 <w:sz w:val="16"/>
               </w:rPr>
-              <w:t>+0.01</w:t>
+              <w:t>-0.23</w:t>
             </w:r>
           </w:p>
         </w:tc>
@@ -1250,7 +1297,7 @@
           <w:rFonts w:ascii="Arial" w:hAnsi="Arial"/>
           <w:sz w:val="19"/>
         </w:rPr>
-        <w:t>Samaria registra 12.94 m y González/Carrizal 3.50 m. El gasto de Peñitas no debe equipararse automáticamente con el gasto que llega a cada brazo: deben incorporarse Platanar y otras aportaciones de cuenca libre y considerar la distribución hidráulica posterior. Como referencia operativa se conserva aproximadamente 70 % hacia Samaria y 30 % hacia Carrizal, sujeta a condiciones hidráulicas y a la operación de El Macayo.</w:t>
+        <w:t>Samaria registra 12.94 m y González/Carrizal 4.04 m. El gasto de Peñitas no debe equipararse automáticamente con el gasto que llega a cada brazo: deben incorporarse Platanar y otras aportaciones de cuenca libre y considerar la distribución hidráulica posterior. Como referencia operativa se conserva aproximadamente 70 % hacia Samaria y 30 % hacia Carrizal, sujeta a condiciones hidráulicas y a la operación de El Macayo.</w:t>
       </w:r>
     </w:p>
     <w:tbl>
@@ -1432,7 +1479,7 @@
                 <w:b w:val="0"/>
                 <w:sz w:val="16"/>
               </w:rPr>
-              <w:t>González 3.50 m</w:t>
+              <w:t>González 4.04 m</w:t>
             </w:r>
           </w:p>
         </w:tc>
@@ -2012,7 +2059,7 @@
           <w:rFonts w:ascii="Arial" w:hAnsi="Arial"/>
           <w:sz w:val="19"/>
         </w:rPr>
-        <w:t>WeatherLink: OSTUACÁN PCIVILCHIAPAS 48.0 mm/24 h</w:t>
+        <w:t>WeatherLink: PASO LA MINA 29.2 mm/24 h</w:t>
       </w:r>
     </w:p>
     <w:p>
@@ -2024,7 +2071,7 @@
           <w:rFonts w:ascii="Arial" w:hAnsi="Arial"/>
           <w:sz w:val="19"/>
         </w:rPr>
-        <w:t>WeatherLink: CHAPULTENANGO PCIVILCHIAPAS 44.2 mm/24 h</w:t>
+        <w:t>WeatherLink: CHAPULTENANGO PCIVILCHIAPAS 27.2 mm/24 h</w:t>
       </w:r>
     </w:p>
     <w:p>
@@ -2036,7 +2083,7 @@
           <w:rFonts w:ascii="Arial" w:hAnsi="Arial"/>
           <w:sz w:val="19"/>
         </w:rPr>
-        <w:t>WeatherLink: SALTO DE AGUA PCIVILCHIAPAS 8.9 mm/24 h</w:t>
+        <w:t>WeatherLink: PICHUCALCO PCIVILCHIAPAS 16.3 mm/24 h</w:t>
       </w:r>
     </w:p>
     <w:p>
@@ -2048,7 +2095,7 @@
           <w:rFonts w:ascii="Arial" w:hAnsi="Arial"/>
           <w:sz w:val="19"/>
         </w:rPr>
-        <w:t>WeatherLink: PICHUCALCO PCIVILCHIAPAS 7.1 mm/24 h</w:t>
+        <w:t>WeatherLink: Sinai 11.9 mm/24 h</w:t>
       </w:r>
     </w:p>
     <w:p>
@@ -2060,7 +2107,7 @@
           <w:rFonts w:ascii="Arial" w:hAnsi="Arial"/>
           <w:sz w:val="19"/>
         </w:rPr>
-        <w:t>WeatherLink: JUÁREZ PCIVILCHIAPAS 3.5 mm/24 h</w:t>
+        <w:t>WeatherLink: Centro 10.7 mm/24 h</w:t>
       </w:r>
     </w:p>
     <w:p>
@@ -2072,7 +2119,7 @@
           <w:rFonts w:ascii="Arial" w:hAnsi="Arial"/>
           <w:sz w:val="19"/>
         </w:rPr>
-        <w:t>CONAGUA: CHAPULTENANGO 136.8 mm/24 h</w:t>
+        <w:t>CONAGUA: HUIMANGUILLO (INIFAP) 76.2 mm/24 h</w:t>
       </w:r>
     </w:p>
     <w:p>
@@ -2084,7 +2131,7 @@
           <w:rFonts w:ascii="Arial" w:hAnsi="Arial"/>
           <w:sz w:val="19"/>
         </w:rPr>
-        <w:t>CONAGUA: PLATANAR 123.8 mm/24 h</w:t>
+        <w:t>CONAGUA: PLATANAR 20.0 mm/24 h</w:t>
       </w:r>
     </w:p>
     <w:p>
@@ -2096,7 +2143,7 @@
           <w:rFonts w:ascii="Arial" w:hAnsi="Arial"/>
           <w:sz w:val="19"/>
         </w:rPr>
-        <w:t>CONAGUA: OXOLOTÁN 56.0 mm/24 h</w:t>
+        <w:t>CONAGUA: CHAPULTENANGO 19.5 mm/24 h</w:t>
       </w:r>
     </w:p>
     <w:p>
@@ -2108,7 +2155,7 @@
           <w:rFonts w:ascii="Arial" w:hAnsi="Arial"/>
           <w:sz w:val="19"/>
         </w:rPr>
-        <w:t>CONAGUA: PEÑITAS 54.4 mm/24 h</w:t>
+        <w:t>CONAGUA: SALTO DE AGUA 14.9 mm/24 h</w:t>
       </w:r>
     </w:p>
     <w:p>
@@ -2120,7 +2167,7 @@
           <w:rFonts w:ascii="Arial" w:hAnsi="Arial"/>
           <w:sz w:val="19"/>
         </w:rPr>
-        <w:t>CONAGUA: HUIMANGUILLO (INIFAP) 50.8 mm/24 h</w:t>
+        <w:t>CONAGUA: SAMARIA 14.5 mm/24 h</w:t>
       </w:r>
     </w:p>
     <w:p>
@@ -2235,7 +2282,7 @@
                 <w:b w:val="0"/>
                 <w:sz w:val="16"/>
               </w:rPr>
-              <w:t>2026-10-22T08:55:31-06:00</w:t>
+              <w:t>2026-10-23T08:50:09-06:00</w:t>
             </w:r>
           </w:p>
         </w:tc>
@@ -2250,7 +2297,7 @@
                 <w:b w:val="0"/>
                 <w:sz w:val="16"/>
               </w:rPr>
-              <w:t>2026-10-22T10:00:21.789608-06:00</w:t>
+              <w:t>2026-10-23T10:26:06.590928-06:00</w:t>
             </w:r>
           </w:p>
         </w:tc>
@@ -2297,7 +2344,7 @@
                 <w:b w:val="0"/>
                 <w:sz w:val="16"/>
               </w:rPr>
-              <w:t>2026-10-22T10:00:07-06:00</w:t>
+              <w:t>2026-10-23T09:59:14-06:00</w:t>
             </w:r>
           </w:p>
         </w:tc>
@@ -2312,7 +2359,7 @@
                 <w:b w:val="0"/>
                 <w:sz w:val="16"/>
               </w:rPr>
-              <w:t>2026-10-22T10:06:18.994689-06:00</w:t>
+              <w:t>2026-10-23T10:26:06.514748-06:00</w:t>
             </w:r>
           </w:p>
         </w:tc>
@@ -2454,7 +2501,7 @@
           <w:rFonts w:ascii="Arial" w:hAnsi="Arial"/>
           <w:sz w:val="19"/>
         </w:rPr>
-        <w:t>El Porvenir–La Pasión: nivel 6.40 m · caudal 597.24 m³/s.</w:t>
+        <w:t>El Porvenir–La Pasión: nivel 6.64 m · caudal 692.80 m³/s.</w:t>
       </w:r>
     </w:p>
     <w:p>
@@ -2466,7 +2513,7 @@
           <w:rFonts w:ascii="Arial" w:hAnsi="Arial"/>
           <w:sz w:val="19"/>
         </w:rPr>
-        <w:t>El Tigre–Usumacinta: nivel 14.06 m · caudal 4621.65 m³/s.</w:t>
+        <w:t>El Tigre–Usumacinta: nivel 14.02 m · caudal 4604.26 m³/s.</w:t>
       </w:r>
     </w:p>
     <w:p>
@@ -2478,7 +2525,7 @@
           <w:rFonts w:ascii="Arial" w:hAnsi="Arial"/>
           <w:sz w:val="19"/>
         </w:rPr>
-        <w:t>Cadena de seguimiento en Tabasco: Boca del Cerro: 19.19 m · Δ24 h +0.57 m → Balancán: s/d → Emiliano Zapata: s/d → Jonuta: s/d → Centla/Tres Brazos: s/d.</w:t>
+        <w:t>Cadena de seguimiento en Tabasco: Boca del Cerro: 19.25 m · Δ24 h +0.04 m → Balancán: s/d → Emiliano Zapata: s/d → Jonuta: s/d → Centla/Tres Brazos: s/d.</w:t>
       </w:r>
     </w:p>
     <w:p>
@@ -2490,7 +2537,7 @@
           <w:rFonts w:ascii="Arial" w:hAnsi="Arial"/>
           <w:sz w:val="19"/>
         </w:rPr>
-        <w:t>Evolución El Tigre: Δ nivel +0.010 m en 12.0 h; tendencia estable.</w:t>
+        <w:t>Evolución El Tigre: Δ nivel -0.150 m en 12.0 h; tendencia disminuyendo.</w:t>
       </w:r>
     </w:p>
     <w:p>

--- a/data/analysis/Reportes/Analisis_Hidrometeorologico_Ultimo.docx
+++ b/data/analysis/Reportes/Analisis_Hidrometeorologico_Ultimo.docx
@@ -35,7 +35,7 @@
           <w:rFonts w:ascii="Arial" w:hAnsi="Arial"/>
           <w:sz w:val="19"/>
         </w:rPr>
-        <w:t>CORTE: 2026-10-23 11:00</w:t>
+        <w:t>CORTE: 2026-10-24 11:00</w:t>
       </w:r>
     </w:p>
     <w:p>
@@ -55,7 +55,7 @@
           <w:rFonts w:ascii="Arial" w:hAnsi="Arial"/>
           <w:sz w:val="19"/>
         </w:rPr>
-        <w:t>Grijalva–Usumacinta • Ríos Serranos • Sistema de Presas • Samaria–Carrizal y corrientes asociadas Actualización: 23 de October de 2026</w:t>
+        <w:t>Grijalva–Usumacinta • Ríos Serranos • Sistema de Presas • Samaria–Carrizal y corrientes asociadas Actualización: 24 de October de 2026</w:t>
       </w:r>
     </w:p>
     <w:p>
@@ -75,7 +75,7 @@
           <w:rFonts w:ascii="Arial" w:hAnsi="Arial"/>
           <w:sz w:val="19"/>
         </w:rPr>
-        <w:t>Al corte de las 11:00 h, la lectura debe mantenerse integrada y no por cuencas aisladas. La señal hidrométrica más reciente tiene como referencia principal el corte vigente de niveles y la lluvia observada/prevista sobre Guatemala, Chiapas y Tabasco. El mayor cambio de 24 h entre estaciones observadas es González +0.58 m/24 h. La prioridad operativa es confirmar cualquier cambio de escenario con coincidencia de lluvia, saturación, niveles, caudales y operación de presas; el pronóstico por sí solo no constituye una creciente confirmada.</w:t>
+        <w:t>Al corte de las 11:00 h, la lectura debe mantenerse integrada y no por cuencas aisladas. La señal hidrométrica más reciente tiene como referencia principal el corte vigente de niveles y la lluvia observada/prevista sobre Guatemala, Chiapas y Tabasco. El mayor cambio de 24 h entre estaciones observadas es San Pedro -0.01 m/24 h. La prioridad operativa es confirmar cualquier cambio de escenario con coincidencia de lluvia, saturación, niveles, caudales y operación de presas; el pronóstico por sí solo no constituye una creciente confirmada.</w:t>
       </w:r>
     </w:p>
     <w:p>
@@ -315,7 +315,7 @@
           <w:rFonts w:ascii="Arial" w:hAnsi="Arial"/>
           <w:sz w:val="19"/>
         </w:rPr>
-        <w:t>Boca del Cerro registra 19.25 m, con variación de 24 h +0.04 m. En la cuenca alta de Guatemala, El Tigre reporta 11.07 m y 3321.7 m³/s; El Porvenir/La Pasión 4.40 m y 813.1 m³/s. La secuencia de vigilancia se mantiene Guatemala → Lacantún → Boca del Cerro/Tenosique → Balancán → Emiliano Zapata → Jonuta → Centla. Pronóstico SMN para Usumacinta: 0-24 h: 5 a 25 mm; 24-48 h: 5 a 25 mm; 48-72 h: 5 a 25 mm; 72-96 h: 5 a 25 mm.</w:t>
+        <w:t>Boca del Cerro registra 19.20 m, con variación de 24 h -0.05 m. En la cuenca alta de Guatemala, El Tigre reporta 11.07 m y 3321.7 m³/s; El Porvenir/La Pasión 4.40 m y 813.1 m³/s. La secuencia de vigilancia se mantiene Guatemala → Lacantún → Boca del Cerro/Tenosique → Balancán → Emiliano Zapata → Jonuta → Centla. Pronóstico SMN para Usumacinta: 0-24 h: 5 a 25 mm; 24-48 h: 5 a 25 mm; 48-72 h: 5 a 25 mm; 72-96 h: 5 a 25 mm.</w:t>
       </w:r>
     </w:p>
     <w:tbl>
@@ -450,7 +450,7 @@
                 <w:b w:val="0"/>
                 <w:sz w:val="16"/>
               </w:rPr>
-              <w:t>140.15 m; 1230.00 m³/s; lluvia 24 h 1.6 mm</w:t>
+              <w:t>139.99 m; 1126.00 m³/s; lluvia 24 h 0.0 mm</w:t>
             </w:r>
           </w:p>
         </w:tc>
@@ -497,7 +497,7 @@
                 <w:b w:val="0"/>
                 <w:sz w:val="16"/>
               </w:rPr>
-              <w:t>19.25 m; Δ24 h +0.04 m</w:t>
+              <w:t>19.20 m; Δ24 h -0.05 m</w:t>
             </w:r>
           </w:p>
         </w:tc>
@@ -535,7 +535,7 @@
           <w:rFonts w:ascii="Arial" w:hAnsi="Arial"/>
           <w:sz w:val="19"/>
         </w:rPr>
-        <w:t>Los Ríos Serranos tienen respuesta más rápida que el Usumacinta. Oxolotán 34.91 m, Tapijulapa 17.44 m, Teapa 34.53 m y Puyacatengo 25.11 m. Deben vigilarse primero lluvia horaria y estaciones aguas arriba antes de esperar una respuesta en el Grijalva de Villahermosa. Pronóstico SMN Bajo Grijalva–Ríos de la Sierra: 0-24 h: 5 a 25 mm; 24-48 h: 5 a 25 mm; 48-72 h: 0.1 a 5 mm; 72-96 h: 5 a 25 mm.</w:t>
+        <w:t>Los Ríos Serranos tienen respuesta más rápida que el Usumacinta. Oxolotán 34.78 m, Tapijulapa 17.21 m, Teapa 34.33 m y Puyacatengo 25.03 m. Deben vigilarse primero lluvia horaria y estaciones aguas arriba antes de esperar una respuesta en el Grijalva de Villahermosa. Pronóstico SMN Bajo Grijalva–Ríos de la Sierra: 0-24 h: 5 a 25 mm; 24-48 h: 5 a 25 mm; 48-72 h: 5 a 25 mm; 72-96 h: 5 a 25 mm.</w:t>
       </w:r>
     </w:p>
     <w:tbl>
@@ -764,7 +764,7 @@
                 <w:b w:val="0"/>
                 <w:sz w:val="16"/>
               </w:rPr>
-              <w:t>Salto de Agua 6.03 m; Macuspana 6.97 m</w:t>
+              <w:t>Salto de Agua 5.09 m; Macuspana 6.53 m</w:t>
             </w:r>
           </w:p>
         </w:tc>
@@ -938,7 +938,7 @@
                 <w:b w:val="0"/>
                 <w:sz w:val="16"/>
               </w:rPr>
-              <w:t>517.65</w:t>
+              <w:t>517.67</w:t>
             </w:r>
           </w:p>
         </w:tc>
@@ -953,7 +953,7 @@
                 <w:b w:val="0"/>
                 <w:sz w:val="16"/>
               </w:rPr>
-              <w:t>50.16</w:t>
+              <w:t>50.22</w:t>
             </w:r>
           </w:p>
         </w:tc>
@@ -968,7 +968,7 @@
                 <w:b w:val="0"/>
                 <w:sz w:val="16"/>
               </w:rPr>
-              <w:t>223.32</w:t>
+              <w:t>47.56</w:t>
             </w:r>
           </w:p>
         </w:tc>
@@ -1030,7 +1030,7 @@
                 <w:b w:val="0"/>
                 <w:sz w:val="16"/>
               </w:rPr>
-              <w:t>391.44</w:t>
+              <w:t>391.28</w:t>
             </w:r>
           </w:p>
         </w:tc>
@@ -1045,7 +1045,7 @@
                 <w:b w:val="0"/>
                 <w:sz w:val="16"/>
               </w:rPr>
-              <w:t>98.10</w:t>
+              <w:t>97.97</w:t>
             </w:r>
           </w:p>
         </w:tc>
@@ -1060,7 +1060,7 @@
                 <w:b w:val="0"/>
                 <w:sz w:val="16"/>
               </w:rPr>
-              <w:t>204.72</w:t>
+              <w:t>176.03</w:t>
             </w:r>
           </w:p>
         </w:tc>
@@ -1090,7 +1090,7 @@
                 <w:b w:val="0"/>
                 <w:sz w:val="16"/>
               </w:rPr>
-              <w:t>+0.29</w:t>
+              <w:t>-0.16</w:t>
             </w:r>
           </w:p>
         </w:tc>
@@ -1122,7 +1122,7 @@
                 <w:b w:val="0"/>
                 <w:sz w:val="16"/>
               </w:rPr>
-              <w:t>165.95</w:t>
+              <w:t>166.07</w:t>
             </w:r>
           </w:p>
         </w:tc>
@@ -1137,7 +1137,7 @@
                 <w:b w:val="0"/>
                 <w:sz w:val="16"/>
               </w:rPr>
-              <w:t>63.11</w:t>
+              <w:t>63.34</w:t>
             </w:r>
           </w:p>
         </w:tc>
@@ -1152,7 +1152,7 @@
                 <w:b w:val="0"/>
                 <w:sz w:val="16"/>
               </w:rPr>
-              <w:t>0.00</w:t>
+              <w:t>73.88</w:t>
             </w:r>
           </w:p>
         </w:tc>
@@ -1167,7 +1167,7 @@
                 <w:b w:val="0"/>
                 <w:sz w:val="16"/>
               </w:rPr>
-              <w:t>4.2</w:t>
+              <w:t>1.2</w:t>
             </w:r>
           </w:p>
         </w:tc>
@@ -1182,7 +1182,7 @@
                 <w:b w:val="0"/>
                 <w:sz w:val="16"/>
               </w:rPr>
-              <w:t>+0.19</w:t>
+              <w:t>+0.12</w:t>
             </w:r>
           </w:p>
         </w:tc>
@@ -1214,7 +1214,7 @@
                 <w:b w:val="0"/>
                 <w:sz w:val="16"/>
               </w:rPr>
-              <w:t>85.68</w:t>
+              <w:t>85.69</w:t>
             </w:r>
           </w:p>
         </w:tc>
@@ -1229,7 +1229,7 @@
                 <w:b w:val="0"/>
                 <w:sz w:val="16"/>
               </w:rPr>
-              <w:t>81.15</w:t>
+              <w:t>81.63</w:t>
             </w:r>
           </w:p>
         </w:tc>
@@ -1244,7 +1244,7 @@
                 <w:b w:val="0"/>
                 <w:sz w:val="16"/>
               </w:rPr>
-              <w:t>645.83</w:t>
+              <w:t>330.00</w:t>
             </w:r>
           </w:p>
         </w:tc>
@@ -1259,7 +1259,7 @@
                 <w:b w:val="0"/>
                 <w:sz w:val="16"/>
               </w:rPr>
-              <w:t>6.0</w:t>
+              <w:t>0.3</w:t>
             </w:r>
           </w:p>
         </w:tc>
@@ -1274,7 +1274,7 @@
                 <w:b w:val="0"/>
                 <w:sz w:val="16"/>
               </w:rPr>
-              <w:t>-0.23</w:t>
+              <w:t>+0.01</w:t>
             </w:r>
           </w:p>
         </w:tc>
@@ -1297,7 +1297,7 @@
           <w:rFonts w:ascii="Arial" w:hAnsi="Arial"/>
           <w:sz w:val="19"/>
         </w:rPr>
-        <w:t>Samaria registra 12.94 m y González/Carrizal 4.04 m. El gasto de Peñitas no debe equipararse automáticamente con el gasto que llega a cada brazo: deben incorporarse Platanar y otras aportaciones de cuenca libre y considerar la distribución hidráulica posterior. Como referencia operativa se conserva aproximadamente 70 % hacia Samaria y 30 % hacia Carrizal, sujeta a condiciones hidráulicas y a la operación de El Macayo.</w:t>
+        <w:t>Samaria registra 12.02 m y González/Carrizal 3.85 m. El gasto de Peñitas no debe equipararse automáticamente con el gasto que llega a cada brazo: deben incorporarse Platanar y otras aportaciones de cuenca libre y considerar la distribución hidráulica posterior. Como referencia operativa se conserva aproximadamente 70 % hacia Samaria y 30 % hacia Carrizal, sujeta a condiciones hidráulicas y a la operación de El Macayo.</w:t>
       </w:r>
     </w:p>
     <w:tbl>
@@ -1432,7 +1432,7 @@
                 <w:b w:val="0"/>
                 <w:sz w:val="16"/>
               </w:rPr>
-              <w:t>12.94 m</w:t>
+              <w:t>12.02 m</w:t>
             </w:r>
           </w:p>
         </w:tc>
@@ -1479,7 +1479,7 @@
                 <w:b w:val="0"/>
                 <w:sz w:val="16"/>
               </w:rPr>
-              <w:t>González 4.04 m</w:t>
+              <w:t>González 3.85 m</w:t>
             </w:r>
           </w:p>
         </w:tc>
@@ -2059,7 +2059,7 @@
           <w:rFonts w:ascii="Arial" w:hAnsi="Arial"/>
           <w:sz w:val="19"/>
         </w:rPr>
-        <w:t>WeatherLink: PASO LA MINA 29.2 mm/24 h</w:t>
+        <w:t>WeatherLink: REFORMA PCIVILCHIAPAS 9.4 mm/24 h</w:t>
       </w:r>
     </w:p>
     <w:p>
@@ -2071,7 +2071,7 @@
           <w:rFonts w:ascii="Arial" w:hAnsi="Arial"/>
           <w:sz w:val="19"/>
         </w:rPr>
-        <w:t>WeatherLink: CHAPULTENANGO PCIVILCHIAPAS 27.2 mm/24 h</w:t>
+        <w:t>WeatherLink: La Pampa 6.1 mm/24 h</w:t>
       </w:r>
     </w:p>
     <w:p>
@@ -2083,7 +2083,7 @@
           <w:rFonts w:ascii="Arial" w:hAnsi="Arial"/>
           <w:sz w:val="19"/>
         </w:rPr>
-        <w:t>WeatherLink: PICHUCALCO PCIVILCHIAPAS 16.3 mm/24 h</w:t>
+        <w:t>WeatherLink: SAN CAYETANO CONSOLA 5.9 mm/24 h</w:t>
       </w:r>
     </w:p>
     <w:p>
@@ -2095,7 +2095,7 @@
           <w:rFonts w:ascii="Arial" w:hAnsi="Arial"/>
           <w:sz w:val="19"/>
         </w:rPr>
-        <w:t>WeatherLink: Sinai 11.9 mm/24 h</w:t>
+        <w:t>WeatherLink: JUÁREZ PCIVILCHIAPAS 4.3 mm/24 h</w:t>
       </w:r>
     </w:p>
     <w:p>
@@ -2107,7 +2107,7 @@
           <w:rFonts w:ascii="Arial" w:hAnsi="Arial"/>
           <w:sz w:val="19"/>
         </w:rPr>
-        <w:t>WeatherLink: Centro 10.7 mm/24 h</w:t>
+        <w:t>WeatherLink: SEMAR E.I.O. Cd. del Carmen. 3.8 mm/24 h</w:t>
       </w:r>
     </w:p>
     <w:p>
@@ -2119,7 +2119,7 @@
           <w:rFonts w:ascii="Arial" w:hAnsi="Arial"/>
           <w:sz w:val="19"/>
         </w:rPr>
-        <w:t>CONAGUA: HUIMANGUILLO (INIFAP) 76.2 mm/24 h</w:t>
+        <w:t>CONAGUA: OBSERVATORIO DE VILLAHERMOSA 7.1 mm/24 h</w:t>
       </w:r>
     </w:p>
     <w:p>
@@ -2131,7 +2131,7 @@
           <w:rFonts w:ascii="Arial" w:hAnsi="Arial"/>
           <w:sz w:val="19"/>
         </w:rPr>
-        <w:t>CONAGUA: PLATANAR 20.0 mm/24 h</w:t>
+        <w:t>CONAGUA: BOCA DEL CERRO 6.5 mm/24 h</w:t>
       </w:r>
     </w:p>
     <w:p>
@@ -2143,7 +2143,7 @@
           <w:rFonts w:ascii="Arial" w:hAnsi="Arial"/>
           <w:sz w:val="19"/>
         </w:rPr>
-        <w:t>CONAGUA: CHAPULTENANGO 19.5 mm/24 h</w:t>
+        <w:t>CONAGUA: CHAPULTENANGO 5.8 mm/24 h</w:t>
       </w:r>
     </w:p>
     <w:p>
@@ -2155,7 +2155,7 @@
           <w:rFonts w:ascii="Arial" w:hAnsi="Arial"/>
           <w:sz w:val="19"/>
         </w:rPr>
-        <w:t>CONAGUA: SALTO DE AGUA 14.9 mm/24 h</w:t>
+        <w:t>CONAGUA: POSTA (PTE. LOS MONOS) 4.6 mm/24 h</w:t>
       </w:r>
     </w:p>
     <w:p>
@@ -2167,7 +2167,7 @@
           <w:rFonts w:ascii="Arial" w:hAnsi="Arial"/>
           <w:sz w:val="19"/>
         </w:rPr>
-        <w:t>CONAGUA: SAMARIA 14.5 mm/24 h</w:t>
+        <w:t>CONAGUA: MACAYO MARGEN IZQUIERDA 4.1 mm/24 h</w:t>
       </w:r>
     </w:p>
     <w:p>
@@ -2282,7 +2282,7 @@
                 <w:b w:val="0"/>
                 <w:sz w:val="16"/>
               </w:rPr>
-              <w:t>2026-10-23T08:50:09-06:00</w:t>
+              <w:t>2026-10-24T08:28:38-06:00</w:t>
             </w:r>
           </w:p>
         </w:tc>
@@ -2297,7 +2297,7 @@
                 <w:b w:val="0"/>
                 <w:sz w:val="16"/>
               </w:rPr>
-              <w:t>2026-10-23T10:26:06.590928-06:00</w:t>
+              <w:t>2026-10-24T08:30:51.284782-06:00</w:t>
             </w:r>
           </w:p>
         </w:tc>
@@ -2344,7 +2344,7 @@
                 <w:b w:val="0"/>
                 <w:sz w:val="16"/>
               </w:rPr>
-              <w:t>2026-10-23T09:59:14-06:00</w:t>
+              <w:t>2026-10-24T10:05:06-06:00</w:t>
             </w:r>
           </w:p>
         </w:tc>
@@ -2359,7 +2359,7 @@
                 <w:b w:val="0"/>
                 <w:sz w:val="16"/>
               </w:rPr>
-              <w:t>2026-10-23T10:26:06.514748-06:00</w:t>
+              <w:t>2026-10-24T10:06:20.133978-06:00</w:t>
             </w:r>
           </w:p>
         </w:tc>
@@ -2501,7 +2501,7 @@
           <w:rFonts w:ascii="Arial" w:hAnsi="Arial"/>
           <w:sz w:val="19"/>
         </w:rPr>
-        <w:t>El Porvenir–La Pasión: nivel 6.64 m · caudal 692.80 m³/s.</w:t>
+        <w:t>El Porvenir–La Pasión: nivel 6.70 m · caudal 718.53 m³/s.</w:t>
       </w:r>
     </w:p>
     <w:p>
@@ -2513,7 +2513,7 @@
           <w:rFonts w:ascii="Arial" w:hAnsi="Arial"/>
           <w:sz w:val="19"/>
         </w:rPr>
-        <w:t>El Tigre–Usumacinta: nivel 14.02 m · caudal 4604.26 m³/s.</w:t>
+        <w:t>El Tigre–Usumacinta: nivel 13.26 m · caudal 4273.83 m³/s.</w:t>
       </w:r>
     </w:p>
     <w:p>
@@ -2525,7 +2525,7 @@
           <w:rFonts w:ascii="Arial" w:hAnsi="Arial"/>
           <w:sz w:val="19"/>
         </w:rPr>
-        <w:t>Cadena de seguimiento en Tabasco: Boca del Cerro: 19.25 m · Δ24 h +0.04 m → Balancán: s/d → Emiliano Zapata: s/d → Jonuta: s/d → Centla/Tres Brazos: s/d.</w:t>
+        <w:t>Cadena de seguimiento en Tabasco: Boca del Cerro: 19.20 m · Δ24 h -0.05 m → Balancán: s/d → Emiliano Zapata: s/d → Jonuta: s/d → Centla/Tres Brazos: s/d.</w:t>
       </w:r>
     </w:p>
     <w:p>
@@ -2537,7 +2537,7 @@
           <w:rFonts w:ascii="Arial" w:hAnsi="Arial"/>
           <w:sz w:val="19"/>
         </w:rPr>
-        <w:t>Evolución El Tigre: Δ nivel -0.150 m en 12.0 h; tendencia disminuyendo.</w:t>
+        <w:t>Evolución El Tigre: Δ nivel -0.440 m en 12.0 h; tendencia disminuyendo.</w:t>
       </w:r>
     </w:p>
     <w:p>

--- a/data/analysis/Reportes/Analisis_Hidrometeorologico_Ultimo.docx
+++ b/data/analysis/Reportes/Analisis_Hidrometeorologico_Ultimo.docx
@@ -35,7 +35,7 @@
           <w:rFonts w:ascii="Arial" w:hAnsi="Arial"/>
           <w:sz w:val="19"/>
         </w:rPr>
-        <w:t>CORTE: 2026-10-24 11:00</w:t>
+        <w:t>CORTE: 2026-10-25 11:00</w:t>
       </w:r>
     </w:p>
     <w:p>
@@ -55,7 +55,7 @@
           <w:rFonts w:ascii="Arial" w:hAnsi="Arial"/>
           <w:sz w:val="19"/>
         </w:rPr>
-        <w:t>Grijalva–Usumacinta • Ríos Serranos • Sistema de Presas • Samaria–Carrizal y corrientes asociadas Actualización: 24 de October de 2026</w:t>
+        <w:t>Grijalva–Usumacinta • Ríos Serranos • Sistema de Presas • Samaria–Carrizal y corrientes asociadas Actualización: 25 de October de 2026</w:t>
       </w:r>
     </w:p>
     <w:p>
@@ -75,7 +75,7 @@
           <w:rFonts w:ascii="Arial" w:hAnsi="Arial"/>
           <w:sz w:val="19"/>
         </w:rPr>
-        <w:t>Al corte de las 11:00 h, la lectura debe mantenerse integrada y no por cuencas aisladas. La señal hidrométrica más reciente tiene como referencia principal el corte vigente de niveles y la lluvia observada/prevista sobre Guatemala, Chiapas y Tabasco. El mayor cambio de 24 h entre estaciones observadas es San Pedro -0.01 m/24 h. La prioridad operativa es confirmar cualquier cambio de escenario con coincidencia de lluvia, saturación, niveles, caudales y operación de presas; el pronóstico por sí solo no constituye una creciente confirmada.</w:t>
+        <w:t>Al corte de las 11:00 h, la lectura debe mantenerse integrada y no por cuencas aisladas. La señal hidrométrica más reciente tiene como referencia principal el corte vigente de niveles y la lluvia observada/prevista sobre Guatemala, Chiapas y Tabasco. El mayor cambio de 24 h entre estaciones observadas es San Pedro +0.00 m/24 h. La prioridad operativa es confirmar cualquier cambio de escenario con coincidencia de lluvia, saturación, niveles, caudales y operación de presas; el pronóstico por sí solo no constituye una creciente confirmada.</w:t>
       </w:r>
     </w:p>
     <w:p>
@@ -315,7 +315,7 @@
           <w:rFonts w:ascii="Arial" w:hAnsi="Arial"/>
           <w:sz w:val="19"/>
         </w:rPr>
-        <w:t>Boca del Cerro registra 19.20 m, con variación de 24 h -0.05 m. En la cuenca alta de Guatemala, El Tigre reporta 11.07 m y 3321.7 m³/s; El Porvenir/La Pasión 4.40 m y 813.1 m³/s. La secuencia de vigilancia se mantiene Guatemala → Lacantún → Boca del Cerro/Tenosique → Balancán → Emiliano Zapata → Jonuta → Centla. Pronóstico SMN para Usumacinta: 0-24 h: 5 a 25 mm; 24-48 h: 5 a 25 mm; 48-72 h: 5 a 25 mm; 72-96 h: 5 a 25 mm.</w:t>
+        <w:t>Boca del Cerro registra 18.84 m, con variación de 24 h -0.36 m. En la cuenca alta de Guatemala, El Tigre reporta 11.07 m y 3321.7 m³/s; El Porvenir/La Pasión 4.40 m y 813.1 m³/s. La secuencia de vigilancia se mantiene Guatemala → Lacantún → Boca del Cerro/Tenosique → Balancán → Emiliano Zapata → Jonuta → Centla. Pronóstico SMN para Usumacinta: 0-24 h: 5 a 25 mm; 24-48 h: 5 a 25 mm; 48-72 h: 5 a 25 mm; 72-96 h: 5 a 25 mm.</w:t>
       </w:r>
     </w:p>
     <w:tbl>
@@ -450,7 +450,7 @@
                 <w:b w:val="0"/>
                 <w:sz w:val="16"/>
               </w:rPr>
-              <w:t>139.99 m; 1126.00 m³/s; lluvia 24 h 0.0 mm</w:t>
+              <w:t>139.25 m; 655.00 m³/s; lluvia 24 h 0.0 mm</w:t>
             </w:r>
           </w:p>
         </w:tc>
@@ -497,7 +497,7 @@
                 <w:b w:val="0"/>
                 <w:sz w:val="16"/>
               </w:rPr>
-              <w:t>19.20 m; Δ24 h -0.05 m</w:t>
+              <w:t>18.84 m; Δ24 h -0.36 m</w:t>
             </w:r>
           </w:p>
         </w:tc>
@@ -535,7 +535,7 @@
           <w:rFonts w:ascii="Arial" w:hAnsi="Arial"/>
           <w:sz w:val="19"/>
         </w:rPr>
-        <w:t>Los Ríos Serranos tienen respuesta más rápida que el Usumacinta. Oxolotán 34.78 m, Tapijulapa 17.21 m, Teapa 34.33 m y Puyacatengo 25.03 m. Deben vigilarse primero lluvia horaria y estaciones aguas arriba antes de esperar una respuesta en el Grijalva de Villahermosa. Pronóstico SMN Bajo Grijalva–Ríos de la Sierra: 0-24 h: 5 a 25 mm; 24-48 h: 5 a 25 mm; 48-72 h: 5 a 25 mm; 72-96 h: 5 a 25 mm.</w:t>
+        <w:t>Los Ríos Serranos tienen respuesta más rápida que el Usumacinta. Oxolotán 34.63 m, Tapijulapa 17.00 m, Teapa 34.16 m y Puyacatengo 25.00 m. Deben vigilarse primero lluvia horaria y estaciones aguas arriba antes de esperar una respuesta en el Grijalva de Villahermosa. Pronóstico SMN Bajo Grijalva–Ríos de la Sierra: 0-24 h: 5 a 25 mm; 24-48 h: 5 a 25 mm; 48-72 h: 5 a 25 mm; 72-96 h: 5 a 25 mm.</w:t>
       </w:r>
     </w:p>
     <w:tbl>
@@ -764,7 +764,7 @@
                 <w:b w:val="0"/>
                 <w:sz w:val="16"/>
               </w:rPr>
-              <w:t>Salto de Agua 5.09 m; Macuspana 6.53 m</w:t>
+              <w:t>Salto de Agua 4.63 m; Macuspana 5.52 m</w:t>
             </w:r>
           </w:p>
         </w:tc>
@@ -938,7 +938,7 @@
                 <w:b w:val="0"/>
                 <w:sz w:val="16"/>
               </w:rPr>
-              <w:t>517.67</w:t>
+              <w:t>517.70</w:t>
             </w:r>
           </w:p>
         </w:tc>
@@ -968,7 +968,7 @@
                 <w:b w:val="0"/>
                 <w:sz w:val="16"/>
               </w:rPr>
-              <w:t>47.56</w:t>
+              <w:t>82.88</w:t>
             </w:r>
           </w:p>
         </w:tc>
@@ -998,7 +998,7 @@
                 <w:b w:val="0"/>
                 <w:sz w:val="16"/>
               </w:rPr>
-              <w:t>+0.02</w:t>
+              <w:t>+0.03</w:t>
             </w:r>
           </w:p>
         </w:tc>
@@ -1030,7 +1030,7 @@
                 <w:b w:val="0"/>
                 <w:sz w:val="16"/>
               </w:rPr>
-              <w:t>391.28</w:t>
+              <w:t>391.40</w:t>
             </w:r>
           </w:p>
         </w:tc>
@@ -1060,7 +1060,7 @@
                 <w:b w:val="0"/>
                 <w:sz w:val="16"/>
               </w:rPr>
-              <w:t>176.03</w:t>
+              <w:t>64.50</w:t>
             </w:r>
           </w:p>
         </w:tc>
@@ -1090,7 +1090,7 @@
                 <w:b w:val="0"/>
                 <w:sz w:val="16"/>
               </w:rPr>
-              <w:t>-0.16</w:t>
+              <w:t>+0.12</w:t>
             </w:r>
           </w:p>
         </w:tc>
@@ -1152,7 +1152,7 @@
                 <w:b w:val="0"/>
                 <w:sz w:val="16"/>
               </w:rPr>
-              <w:t>73.88</w:t>
+              <w:t>238.44</w:t>
             </w:r>
           </w:p>
         </w:tc>
@@ -1167,7 +1167,7 @@
                 <w:b w:val="0"/>
                 <w:sz w:val="16"/>
               </w:rPr>
-              <w:t>1.2</w:t>
+              <w:t>0.0</w:t>
             </w:r>
           </w:p>
         </w:tc>
@@ -1182,7 +1182,7 @@
                 <w:b w:val="0"/>
                 <w:sz w:val="16"/>
               </w:rPr>
-              <w:t>+0.12</w:t>
+              <w:t>+0.00</w:t>
             </w:r>
           </w:p>
         </w:tc>
@@ -1214,7 +1214,7 @@
                 <w:b w:val="0"/>
                 <w:sz w:val="16"/>
               </w:rPr>
-              <w:t>85.69</w:t>
+              <w:t>85.64</w:t>
             </w:r>
           </w:p>
         </w:tc>
@@ -1259,7 +1259,7 @@
                 <w:b w:val="0"/>
                 <w:sz w:val="16"/>
               </w:rPr>
-              <w:t>0.3</w:t>
+              <w:t>0.0</w:t>
             </w:r>
           </w:p>
         </w:tc>
@@ -1274,7 +1274,7 @@
                 <w:b w:val="0"/>
                 <w:sz w:val="16"/>
               </w:rPr>
-              <w:t>+0.01</w:t>
+              <w:t>-0.05</w:t>
             </w:r>
           </w:p>
         </w:tc>
@@ -1297,7 +1297,7 @@
           <w:rFonts w:ascii="Arial" w:hAnsi="Arial"/>
           <w:sz w:val="19"/>
         </w:rPr>
-        <w:t>Samaria registra 12.02 m y González/Carrizal 3.85 m. El gasto de Peñitas no debe equipararse automáticamente con el gasto que llega a cada brazo: deben incorporarse Platanar y otras aportaciones de cuenca libre y considerar la distribución hidráulica posterior. Como referencia operativa se conserva aproximadamente 70 % hacia Samaria y 30 % hacia Carrizal, sujeta a condiciones hidráulicas y a la operación de El Macayo.</w:t>
+        <w:t>Samaria registra 11.90 m y González/Carrizal 3.47 m. El gasto de Peñitas no debe equipararse automáticamente con el gasto que llega a cada brazo: deben incorporarse Platanar y otras aportaciones de cuenca libre y considerar la distribución hidráulica posterior. Como referencia operativa se conserva aproximadamente 70 % hacia Samaria y 30 % hacia Carrizal, sujeta a condiciones hidráulicas y a la operación de El Macayo.</w:t>
       </w:r>
     </w:p>
     <w:tbl>
@@ -1432,7 +1432,7 @@
                 <w:b w:val="0"/>
                 <w:sz w:val="16"/>
               </w:rPr>
-              <w:t>12.02 m</w:t>
+              <w:t>11.90 m</w:t>
             </w:r>
           </w:p>
         </w:tc>
@@ -1479,7 +1479,7 @@
                 <w:b w:val="0"/>
                 <w:sz w:val="16"/>
               </w:rPr>
-              <w:t>González 3.85 m</w:t>
+              <w:t>González 3.47 m</w:t>
             </w:r>
           </w:p>
         </w:tc>
@@ -2059,7 +2059,7 @@
           <w:rFonts w:ascii="Arial" w:hAnsi="Arial"/>
           <w:sz w:val="19"/>
         </w:rPr>
-        <w:t>WeatherLink: REFORMA PCIVILCHIAPAS 9.4 mm/24 h</w:t>
+        <w:t>WeatherLink: PICHUCALCO PCIVILCHIAPAS 4.3 mm/24 h</w:t>
       </w:r>
     </w:p>
     <w:p>
@@ -2071,7 +2071,7 @@
           <w:rFonts w:ascii="Arial" w:hAnsi="Arial"/>
           <w:sz w:val="19"/>
         </w:rPr>
-        <w:t>WeatherLink: La Pampa 6.1 mm/24 h</w:t>
+        <w:t>WeatherLink: SAN CAYETANO CONSOLA 2.8 mm/24 h</w:t>
       </w:r>
     </w:p>
     <w:p>
@@ -2083,7 +2083,7 @@
           <w:rFonts w:ascii="Arial" w:hAnsi="Arial"/>
           <w:sz w:val="19"/>
         </w:rPr>
-        <w:t>WeatherLink: SAN CAYETANO CONSOLA 5.9 mm/24 h</w:t>
+        <w:t>WeatherLink: SEMAR Capitanía de Pto. Alvarado, Ver. 2.5 mm/24 h</w:t>
       </w:r>
     </w:p>
     <w:p>
@@ -2095,7 +2095,7 @@
           <w:rFonts w:ascii="Arial" w:hAnsi="Arial"/>
           <w:sz w:val="19"/>
         </w:rPr>
-        <w:t>WeatherLink: JUÁREZ PCIVILCHIAPAS 4.3 mm/24 h</w:t>
+        <w:t>WeatherLink: Urrutia 1.8 mm/24 h</w:t>
       </w:r>
     </w:p>
     <w:p>
@@ -2107,7 +2107,7 @@
           <w:rFonts w:ascii="Arial" w:hAnsi="Arial"/>
           <w:sz w:val="19"/>
         </w:rPr>
-        <w:t>WeatherLink: SEMAR E.I.O. Cd. del Carmen. 3.8 mm/24 h</w:t>
+        <w:t>WeatherLink: La Pampa 0.8 mm/24 h</w:t>
       </w:r>
     </w:p>
     <w:p>
@@ -2119,7 +2119,7 @@
           <w:rFonts w:ascii="Arial" w:hAnsi="Arial"/>
           <w:sz w:val="19"/>
         </w:rPr>
-        <w:t>CONAGUA: OBSERVATORIO DE VILLAHERMOSA 7.1 mm/24 h</w:t>
+        <w:t>CONAGUA: PUYACATENGO 9.3 mm/24 h</w:t>
       </w:r>
     </w:p>
     <w:p>
@@ -2131,7 +2131,7 @@
           <w:rFonts w:ascii="Arial" w:hAnsi="Arial"/>
           <w:sz w:val="19"/>
         </w:rPr>
-        <w:t>CONAGUA: BOCA DEL CERRO 6.5 mm/24 h</w:t>
+        <w:t>CONAGUA: HUIMANGUILLO (INIFAP) 7.1 mm/24 h</w:t>
       </w:r>
     </w:p>
     <w:p>
@@ -2143,7 +2143,7 @@
           <w:rFonts w:ascii="Arial" w:hAnsi="Arial"/>
           <w:sz w:val="19"/>
         </w:rPr>
-        <w:t>CONAGUA: CHAPULTENANGO 5.8 mm/24 h</w:t>
+        <w:t>CONAGUA: TAPIJULAPA 6.8 mm/24 h</w:t>
       </w:r>
     </w:p>
     <w:p>
@@ -2155,7 +2155,7 @@
           <w:rFonts w:ascii="Arial" w:hAnsi="Arial"/>
           <w:sz w:val="19"/>
         </w:rPr>
-        <w:t>CONAGUA: POSTA (PTE. LOS MONOS) 4.6 mm/24 h</w:t>
+        <w:t>CONAGUA: TEAPA 6.5 mm/24 h</w:t>
       </w:r>
     </w:p>
     <w:p>
@@ -2167,7 +2167,7 @@
           <w:rFonts w:ascii="Arial" w:hAnsi="Arial"/>
           <w:sz w:val="19"/>
         </w:rPr>
-        <w:t>CONAGUA: MACAYO MARGEN IZQUIERDA 4.1 mm/24 h</w:t>
+        <w:t>CONAGUA: SALTO DE AGUA 6.4 mm/24 h</w:t>
       </w:r>
     </w:p>
     <w:p>
@@ -2282,7 +2282,7 @@
                 <w:b w:val="0"/>
                 <w:sz w:val="16"/>
               </w:rPr>
-              <w:t>2026-10-24T08:28:38-06:00</w:t>
+              <w:t>2026-10-25T08:31:52-06:00</w:t>
             </w:r>
           </w:p>
         </w:tc>
@@ -2297,7 +2297,7 @@
                 <w:b w:val="0"/>
                 <w:sz w:val="16"/>
               </w:rPr>
-              <w:t>2026-10-24T08:30:51.284782-06:00</w:t>
+              <w:t>2026-10-25T08:33:45.166960-06:00</w:t>
             </w:r>
           </w:p>
         </w:tc>
@@ -2344,7 +2344,7 @@
                 <w:b w:val="0"/>
                 <w:sz w:val="16"/>
               </w:rPr>
-              <w:t>2026-10-24T10:05:06-06:00</w:t>
+              <w:t>2026-10-25T09:54:27-06:00</w:t>
             </w:r>
           </w:p>
         </w:tc>
@@ -2359,7 +2359,7 @@
                 <w:b w:val="0"/>
                 <w:sz w:val="16"/>
               </w:rPr>
-              <w:t>2026-10-24T10:06:20.133978-06:00</w:t>
+              <w:t>2026-10-25T09:56:13.533153-06:00</w:t>
             </w:r>
           </w:p>
         </w:tc>
@@ -2501,7 +2501,7 @@
           <w:rFonts w:ascii="Arial" w:hAnsi="Arial"/>
           <w:sz w:val="19"/>
         </w:rPr>
-        <w:t>El Porvenir–La Pasión: nivel 6.70 m · caudal 718.53 m³/s.</w:t>
+        <w:t>El Porvenir–La Pasión: nivel 4.40 m · caudal 813.15 m³/s.</w:t>
       </w:r>
     </w:p>
     <w:p>
@@ -2513,7 +2513,7 @@
           <w:rFonts w:ascii="Arial" w:hAnsi="Arial"/>
           <w:sz w:val="19"/>
         </w:rPr>
-        <w:t>El Tigre–Usumacinta: nivel 13.26 m · caudal 4273.83 m³/s.</w:t>
+        <w:t>El Tigre–Usumacinta: nivel 12.85 m · caudal 4095.57 m³/s.</w:t>
       </w:r>
     </w:p>
     <w:p>
@@ -2525,7 +2525,7 @@
           <w:rFonts w:ascii="Arial" w:hAnsi="Arial"/>
           <w:sz w:val="19"/>
         </w:rPr>
-        <w:t>Cadena de seguimiento en Tabasco: Boca del Cerro: 19.20 m · Δ24 h -0.05 m → Balancán: s/d → Emiliano Zapata: s/d → Jonuta: s/d → Centla/Tres Brazos: s/d.</w:t>
+        <w:t>Cadena de seguimiento en Tabasco: Boca del Cerro: 18.84 m · Δ24 h -0.36 m → Balancán: s/d → Emiliano Zapata: s/d → Jonuta: s/d → Centla/Tres Brazos: s/d.</w:t>
       </w:r>
     </w:p>
     <w:p>
@@ -2537,7 +2537,7 @@
           <w:rFonts w:ascii="Arial" w:hAnsi="Arial"/>
           <w:sz w:val="19"/>
         </w:rPr>
-        <w:t>Evolución El Tigre: Δ nivel -0.440 m en 12.0 h; tendencia disminuyendo.</w:t>
+        <w:t>Evolución El Tigre: Δ nivel -0.050 m en 12.0 h; tendencia disminuyendo.</w:t>
       </w:r>
     </w:p>
     <w:p>

--- a/data/analysis/Reportes/Analisis_Hidrometeorologico_Ultimo.docx
+++ b/data/analysis/Reportes/Analisis_Hidrometeorologico_Ultimo.docx
@@ -35,7 +35,7 @@
           <w:rFonts w:ascii="Arial" w:hAnsi="Arial"/>
           <w:sz w:val="19"/>
         </w:rPr>
-        <w:t>CORTE: 2026-10-25 11:00</w:t>
+        <w:t>CORTE: 2026-10-26 11:00</w:t>
       </w:r>
     </w:p>
     <w:p>
@@ -55,7 +55,7 @@
           <w:rFonts w:ascii="Arial" w:hAnsi="Arial"/>
           <w:sz w:val="19"/>
         </w:rPr>
-        <w:t>Grijalva–Usumacinta • Ríos Serranos • Sistema de Presas • Samaria–Carrizal y corrientes asociadas Actualización: 25 de October de 2026</w:t>
+        <w:t>Grijalva–Usumacinta • Ríos Serranos • Sistema de Presas • Samaria–Carrizal y corrientes asociadas Actualización: 26 de October de 2026</w:t>
       </w:r>
     </w:p>
     <w:p>
@@ -315,7 +315,7 @@
           <w:rFonts w:ascii="Arial" w:hAnsi="Arial"/>
           <w:sz w:val="19"/>
         </w:rPr>
-        <w:t>Boca del Cerro registra 18.84 m, con variación de 24 h -0.36 m. En la cuenca alta de Guatemala, El Tigre reporta 11.07 m y 3321.7 m³/s; El Porvenir/La Pasión 4.40 m y 813.1 m³/s. La secuencia de vigilancia se mantiene Guatemala → Lacantún → Boca del Cerro/Tenosique → Balancán → Emiliano Zapata → Jonuta → Centla. Pronóstico SMN para Usumacinta: 0-24 h: 5 a 25 mm; 24-48 h: 5 a 25 mm; 48-72 h: 5 a 25 mm; 72-96 h: 5 a 25 mm.</w:t>
+        <w:t>Boca del Cerro registra 18.45 m, con variación de 24 h -0.39 m. En la cuenca alta de Guatemala, El Tigre reporta 11.07 m y 3321.7 m³/s; El Porvenir/La Pasión 4.40 m y 813.1 m³/s. La secuencia de vigilancia se mantiene Guatemala → Lacantún → Boca del Cerro/Tenosique → Balancán → Emiliano Zapata → Jonuta → Centla. Pronóstico SMN para Usumacinta: 0-24 h: 5 a 25 mm; 24-48 h: 5 a 25 mm; 48-72 h: 5 a 25 mm; 72-96 h: 5 a 25 mm.</w:t>
       </w:r>
     </w:p>
     <w:tbl>
@@ -450,7 +450,7 @@
                 <w:b w:val="0"/>
                 <w:sz w:val="16"/>
               </w:rPr>
-              <w:t>139.25 m; 655.00 m³/s; lluvia 24 h 0.0 mm</w:t>
+              <w:t>139.19 m; 622.00 m³/s; lluvia 24 h 0.0 mm</w:t>
             </w:r>
           </w:p>
         </w:tc>
@@ -497,7 +497,7 @@
                 <w:b w:val="0"/>
                 <w:sz w:val="16"/>
               </w:rPr>
-              <w:t>18.84 m; Δ24 h -0.36 m</w:t>
+              <w:t>18.45 m; Δ24 h -0.39 m</w:t>
             </w:r>
           </w:p>
         </w:tc>
@@ -535,7 +535,7 @@
           <w:rFonts w:ascii="Arial" w:hAnsi="Arial"/>
           <w:sz w:val="19"/>
         </w:rPr>
-        <w:t>Los Ríos Serranos tienen respuesta más rápida que el Usumacinta. Oxolotán 34.63 m, Tapijulapa 17.00 m, Teapa 34.16 m y Puyacatengo 25.00 m. Deben vigilarse primero lluvia horaria y estaciones aguas arriba antes de esperar una respuesta en el Grijalva de Villahermosa. Pronóstico SMN Bajo Grijalva–Ríos de la Sierra: 0-24 h: 5 a 25 mm; 24-48 h: 5 a 25 mm; 48-72 h: 5 a 25 mm; 72-96 h: 5 a 25 mm.</w:t>
+        <w:t>Los Ríos Serranos tienen respuesta más rápida que el Usumacinta. Oxolotán 34.50 m, Tapijulapa 16.89 m, Teapa 34.06 m y Puyacatengo 24.91 m. Deben vigilarse primero lluvia horaria y estaciones aguas arriba antes de esperar una respuesta en el Grijalva de Villahermosa. Pronóstico SMN Bajo Grijalva–Ríos de la Sierra: 0-24 h: 5 a 25 mm; 24-48 h: 5 a 25 mm; 48-72 h: 5 a 25 mm; 72-96 h: 5 a 25 mm.</w:t>
       </w:r>
     </w:p>
     <w:tbl>
@@ -764,7 +764,7 @@
                 <w:b w:val="0"/>
                 <w:sz w:val="16"/>
               </w:rPr>
-              <w:t>Salto de Agua 4.63 m; Macuspana 5.52 m</w:t>
+              <w:t>Salto de Agua 4.25 m; Macuspana 4.46 m</w:t>
             </w:r>
           </w:p>
         </w:tc>
@@ -1297,7 +1297,7 @@
           <w:rFonts w:ascii="Arial" w:hAnsi="Arial"/>
           <w:sz w:val="19"/>
         </w:rPr>
-        <w:t>Samaria registra 11.90 m y González/Carrizal 3.47 m. El gasto de Peñitas no debe equipararse automáticamente con el gasto que llega a cada brazo: deben incorporarse Platanar y otras aportaciones de cuenca libre y considerar la distribución hidráulica posterior. Como referencia operativa se conserva aproximadamente 70 % hacia Samaria y 30 % hacia Carrizal, sujeta a condiciones hidráulicas y a la operación de El Macayo.</w:t>
+        <w:t>Samaria registra 11.82 m y González/Carrizal 3.41 m. El gasto de Peñitas no debe equipararse automáticamente con el gasto que llega a cada brazo: deben incorporarse Platanar y otras aportaciones de cuenca libre y considerar la distribución hidráulica posterior. Como referencia operativa se conserva aproximadamente 70 % hacia Samaria y 30 % hacia Carrizal, sujeta a condiciones hidráulicas y a la operación de El Macayo.</w:t>
       </w:r>
     </w:p>
     <w:tbl>
@@ -1432,7 +1432,7 @@
                 <w:b w:val="0"/>
                 <w:sz w:val="16"/>
               </w:rPr>
-              <w:t>11.90 m</w:t>
+              <w:t>11.82 m</w:t>
             </w:r>
           </w:p>
         </w:tc>
@@ -1479,7 +1479,7 @@
                 <w:b w:val="0"/>
                 <w:sz w:val="16"/>
               </w:rPr>
-              <w:t>González 3.47 m</w:t>
+              <w:t>González 3.41 m</w:t>
             </w:r>
           </w:p>
         </w:tc>
@@ -2059,7 +2059,7 @@
           <w:rFonts w:ascii="Arial" w:hAnsi="Arial"/>
           <w:sz w:val="19"/>
         </w:rPr>
-        <w:t>WeatherLink: PICHUCALCO PCIVILCHIAPAS 4.3 mm/24 h</w:t>
+        <w:t>WeatherLink: SEMAR Capitanía de Pto. Alvarado, Ver. 4.0 mm/24 h</w:t>
       </w:r>
     </w:p>
     <w:p>
@@ -2071,7 +2071,7 @@
           <w:rFonts w:ascii="Arial" w:hAnsi="Arial"/>
           <w:sz w:val="19"/>
         </w:rPr>
-        <w:t>WeatherLink: SAN CAYETANO CONSOLA 2.8 mm/24 h</w:t>
+        <w:t>WeatherLink: PALENQUE PCIVILCHIAPAS 1.8 mm/24 h</w:t>
       </w:r>
     </w:p>
     <w:p>
@@ -2083,7 +2083,7 @@
           <w:rFonts w:ascii="Arial" w:hAnsi="Arial"/>
           <w:sz w:val="19"/>
         </w:rPr>
-        <w:t>WeatherLink: SEMAR Capitanía de Pto. Alvarado, Ver. 2.5 mm/24 h</w:t>
+        <w:t>WeatherLink: Sinai 1.3 mm/24 h</w:t>
       </w:r>
     </w:p>
     <w:p>
@@ -2095,7 +2095,7 @@
           <w:rFonts w:ascii="Arial" w:hAnsi="Arial"/>
           <w:sz w:val="19"/>
         </w:rPr>
-        <w:t>WeatherLink: Urrutia 1.8 mm/24 h</w:t>
+        <w:t>WeatherLink: PICHUCALCO PCIVILCHIAPAS 0.3 mm/24 h</w:t>
       </w:r>
     </w:p>
     <w:p>
@@ -2107,7 +2107,7 @@
           <w:rFonts w:ascii="Arial" w:hAnsi="Arial"/>
           <w:sz w:val="19"/>
         </w:rPr>
-        <w:t>WeatherLink: La Pampa 0.8 mm/24 h</w:t>
+        <w:t>WeatherLink: Urrutia 0.0 mm/24 h</w:t>
       </w:r>
     </w:p>
     <w:p>
@@ -2119,7 +2119,7 @@
           <w:rFonts w:ascii="Arial" w:hAnsi="Arial"/>
           <w:sz w:val="19"/>
         </w:rPr>
-        <w:t>CONAGUA: PUYACATENGO 9.3 mm/24 h</w:t>
+        <w:t>CONAGUA: BALANCÁN 10.6 mm/24 h</w:t>
       </w:r>
     </w:p>
     <w:p>
@@ -2131,7 +2131,7 @@
           <w:rFonts w:ascii="Arial" w:hAnsi="Arial"/>
           <w:sz w:val="19"/>
         </w:rPr>
-        <w:t>CONAGUA: HUIMANGUILLO (INIFAP) 7.1 mm/24 h</w:t>
+        <w:t>CONAGUA: SAN JOAQUÍN 1.0 mm/24 h</w:t>
       </w:r>
     </w:p>
     <w:p>
@@ -2143,7 +2143,7 @@
           <w:rFonts w:ascii="Arial" w:hAnsi="Arial"/>
           <w:sz w:val="19"/>
         </w:rPr>
-        <w:t>CONAGUA: TAPIJULAPA 6.8 mm/24 h</w:t>
+        <w:t>CONAGUA: OXOLOTÁN 0.5 mm/24 h</w:t>
       </w:r>
     </w:p>
     <w:p>
@@ -2155,7 +2155,7 @@
           <w:rFonts w:ascii="Arial" w:hAnsi="Arial"/>
           <w:sz w:val="19"/>
         </w:rPr>
-        <w:t>CONAGUA: TEAPA 6.5 mm/24 h</w:t>
+        <w:t>CONAGUA: ZANAPA 0.3 mm/24 h</w:t>
       </w:r>
     </w:p>
     <w:p>
@@ -2167,7 +2167,7 @@
           <w:rFonts w:ascii="Arial" w:hAnsi="Arial"/>
           <w:sz w:val="19"/>
         </w:rPr>
-        <w:t>CONAGUA: SALTO DE AGUA 6.4 mm/24 h</w:t>
+        <w:t>CONAGUA: MACAYO MARGEN IZQUIERDA 0.1 mm/24 h</w:t>
       </w:r>
     </w:p>
     <w:p>
@@ -2344,7 +2344,7 @@
                 <w:b w:val="0"/>
                 <w:sz w:val="16"/>
               </w:rPr>
-              <w:t>2026-10-25T09:54:27-06:00</w:t>
+              <w:t>2026-10-26T10:17:34-06:00</w:t>
             </w:r>
           </w:p>
         </w:tc>
@@ -2359,7 +2359,7 @@
                 <w:b w:val="0"/>
                 <w:sz w:val="16"/>
               </w:rPr>
-              <w:t>2026-10-25T09:56:13.533153-06:00</w:t>
+              <w:t>2026-10-26T10:31:21.091432-06:00</w:t>
             </w:r>
           </w:p>
         </w:tc>
@@ -2501,7 +2501,7 @@
           <w:rFonts w:ascii="Arial" w:hAnsi="Arial"/>
           <w:sz w:val="19"/>
         </w:rPr>
-        <w:t>El Porvenir–La Pasión: nivel 4.40 m · caudal 813.15 m³/s.</w:t>
+        <w:t>El Porvenir–La Pasión: nivel 6.19 m · caudal 522.67 m³/s.</w:t>
       </w:r>
     </w:p>
     <w:p>
@@ -2513,7 +2513,7 @@
           <w:rFonts w:ascii="Arial" w:hAnsi="Arial"/>
           <w:sz w:val="19"/>
         </w:rPr>
-        <w:t>El Tigre–Usumacinta: nivel 12.85 m · caudal 4095.57 m³/s.</w:t>
+        <w:t>El Tigre–Usumacinta: nivel 11.52 m · caudal 3517.30 m³/s.</w:t>
       </w:r>
     </w:p>
     <w:p>
@@ -2525,7 +2525,7 @@
           <w:rFonts w:ascii="Arial" w:hAnsi="Arial"/>
           <w:sz w:val="19"/>
         </w:rPr>
-        <w:t>Cadena de seguimiento en Tabasco: Boca del Cerro: 18.84 m · Δ24 h -0.36 m → Balancán: s/d → Emiliano Zapata: s/d → Jonuta: s/d → Centla/Tres Brazos: s/d.</w:t>
+        <w:t>Cadena de seguimiento en Tabasco: Boca del Cerro: 18.45 m · Δ24 h -0.39 m → Balancán: s/d → Emiliano Zapata: s/d → Jonuta: s/d → Centla/Tres Brazos: s/d.</w:t>
       </w:r>
     </w:p>
     <w:p>
@@ -2537,7 +2537,7 @@
           <w:rFonts w:ascii="Arial" w:hAnsi="Arial"/>
           <w:sz w:val="19"/>
         </w:rPr>
-        <w:t>Evolución El Tigre: Δ nivel -0.050 m en 12.0 h; tendencia disminuyendo.</w:t>
+        <w:t>Evolución El Tigre: Δ nivel -0.540 m en 12.0 h; tendencia disminuyendo.</w:t>
       </w:r>
     </w:p>
     <w:p>

--- a/data/analysis/Reportes/Analisis_Hidrometeorologico_Ultimo.docx
+++ b/data/analysis/Reportes/Analisis_Hidrometeorologico_Ultimo.docx
@@ -35,7 +35,7 @@
           <w:rFonts w:ascii="Arial" w:hAnsi="Arial"/>
           <w:sz w:val="19"/>
         </w:rPr>
-        <w:t>CORTE: 2026-10-26 11:00</w:t>
+        <w:t>CORTE: 2026-10-27 11:00</w:t>
       </w:r>
     </w:p>
     <w:p>
@@ -55,7 +55,7 @@
           <w:rFonts w:ascii="Arial" w:hAnsi="Arial"/>
           <w:sz w:val="19"/>
         </w:rPr>
-        <w:t>Grijalva–Usumacinta • Ríos Serranos • Sistema de Presas • Samaria–Carrizal y corrientes asociadas Actualización: 26 de October de 2026</w:t>
+        <w:t>Grijalva–Usumacinta • Ríos Serranos • Sistema de Presas • Samaria–Carrizal y corrientes asociadas Actualización: 27 de October de 2026</w:t>
       </w:r>
     </w:p>
     <w:p>
@@ -315,7 +315,7 @@
           <w:rFonts w:ascii="Arial" w:hAnsi="Arial"/>
           <w:sz w:val="19"/>
         </w:rPr>
-        <w:t>Boca del Cerro registra 18.45 m, con variación de 24 h -0.39 m. En la cuenca alta de Guatemala, El Tigre reporta 11.07 m y 3321.7 m³/s; El Porvenir/La Pasión 4.40 m y 813.1 m³/s. La secuencia de vigilancia se mantiene Guatemala → Lacantún → Boca del Cerro/Tenosique → Balancán → Emiliano Zapata → Jonuta → Centla. Pronóstico SMN para Usumacinta: 0-24 h: 5 a 25 mm; 24-48 h: 5 a 25 mm; 48-72 h: 5 a 25 mm; 72-96 h: 5 a 25 mm.</w:t>
+        <w:t>Boca del Cerro registra 17.91 m, con variación de 24 h -0.54 m. En la cuenca alta de Guatemala, El Tigre reporta 11.07 m y 3321.7 m³/s; El Porvenir/La Pasión 4.40 m y 813.1 m³/s. La secuencia de vigilancia se mantiene Guatemala → Lacantún → Boca del Cerro/Tenosique → Balancán → Emiliano Zapata → Jonuta → Centla. Pronóstico SMN para Usumacinta: 0-24 h: 5 a 25 mm; 24-48 h: 5 a 25 mm; 48-72 h: 5 a 25 mm; 72-96 h: 5 a 25 mm.</w:t>
       </w:r>
     </w:p>
     <w:tbl>
@@ -450,7 +450,7 @@
                 <w:b w:val="0"/>
                 <w:sz w:val="16"/>
               </w:rPr>
-              <w:t>139.19 m; 622.00 m³/s; lluvia 24 h 0.0 mm</w:t>
+              <w:t>139.09 m; 573.14 m³/s; lluvia 24 h 0.0 mm</w:t>
             </w:r>
           </w:p>
         </w:tc>
@@ -497,7 +497,7 @@
                 <w:b w:val="0"/>
                 <w:sz w:val="16"/>
               </w:rPr>
-              <w:t>18.45 m; Δ24 h -0.39 m</w:t>
+              <w:t>17.91 m; Δ24 h -0.54 m</w:t>
             </w:r>
           </w:p>
         </w:tc>
@@ -535,7 +535,7 @@
           <w:rFonts w:ascii="Arial" w:hAnsi="Arial"/>
           <w:sz w:val="19"/>
         </w:rPr>
-        <w:t>Los Ríos Serranos tienen respuesta más rápida que el Usumacinta. Oxolotán 34.50 m, Tapijulapa 16.89 m, Teapa 34.06 m y Puyacatengo 24.91 m. Deben vigilarse primero lluvia horaria y estaciones aguas arriba antes de esperar una respuesta en el Grijalva de Villahermosa. Pronóstico SMN Bajo Grijalva–Ríos de la Sierra: 0-24 h: 5 a 25 mm; 24-48 h: 5 a 25 mm; 48-72 h: 5 a 25 mm; 72-96 h: 5 a 25 mm.</w:t>
+        <w:t>Los Ríos Serranos tienen respuesta más rápida que el Usumacinta. Oxolotán 34.43 m, Tapijulapa 16.80 m, Teapa 34.01 m y Puyacatengo 24.84 m. Deben vigilarse primero lluvia horaria y estaciones aguas arriba antes de esperar una respuesta en el Grijalva de Villahermosa. Pronóstico SMN Bajo Grijalva–Ríos de la Sierra: 0-24 h: 5 a 25 mm; 24-48 h: 5 a 25 mm; 48-72 h: 5 a 25 mm; 72-96 h: 5 a 25 mm.</w:t>
       </w:r>
     </w:p>
     <w:tbl>
@@ -764,7 +764,7 @@
                 <w:b w:val="0"/>
                 <w:sz w:val="16"/>
               </w:rPr>
-              <w:t>Salto de Agua 4.25 m; Macuspana 4.46 m</w:t>
+              <w:t>Salto de Agua 3.76 m; Macuspana 3.84 m</w:t>
             </w:r>
           </w:p>
         </w:tc>
@@ -938,7 +938,7 @@
                 <w:b w:val="0"/>
                 <w:sz w:val="16"/>
               </w:rPr>
-              <w:t>517.70</w:t>
+              <w:t>517.74</w:t>
             </w:r>
           </w:p>
         </w:tc>
@@ -953,7 +953,7 @@
                 <w:b w:val="0"/>
                 <w:sz w:val="16"/>
               </w:rPr>
-              <w:t>50.22</w:t>
+              <w:t>50.40</w:t>
             </w:r>
           </w:p>
         </w:tc>
@@ -968,7 +968,7 @@
                 <w:b w:val="0"/>
                 <w:sz w:val="16"/>
               </w:rPr>
-              <w:t>82.88</w:t>
+              <w:t>68.14</w:t>
             </w:r>
           </w:p>
         </w:tc>
@@ -998,7 +998,7 @@
                 <w:b w:val="0"/>
                 <w:sz w:val="16"/>
               </w:rPr>
-              <w:t>+0.03</w:t>
+              <w:t>+0.02</w:t>
             </w:r>
           </w:p>
         </w:tc>
@@ -1030,7 +1030,7 @@
                 <w:b w:val="0"/>
                 <w:sz w:val="16"/>
               </w:rPr>
-              <w:t>391.40</w:t>
+              <w:t>391.37</w:t>
             </w:r>
           </w:p>
         </w:tc>
@@ -1045,7 +1045,7 @@
                 <w:b w:val="0"/>
                 <w:sz w:val="16"/>
               </w:rPr>
-              <w:t>97.97</w:t>
+              <w:t>98.16</w:t>
             </w:r>
           </w:p>
         </w:tc>
@@ -1060,7 +1060,7 @@
                 <w:b w:val="0"/>
                 <w:sz w:val="16"/>
               </w:rPr>
-              <w:t>64.50</w:t>
+              <w:t>123.02</w:t>
             </w:r>
           </w:p>
         </w:tc>
@@ -1090,7 +1090,7 @@
                 <w:b w:val="0"/>
                 <w:sz w:val="16"/>
               </w:rPr>
-              <w:t>+0.12</w:t>
+              <w:t>-0.06</w:t>
             </w:r>
           </w:p>
         </w:tc>
@@ -1122,7 +1122,7 @@
                 <w:b w:val="0"/>
                 <w:sz w:val="16"/>
               </w:rPr>
-              <w:t>166.07</w:t>
+              <w:t>166.03</w:t>
             </w:r>
           </w:p>
         </w:tc>
@@ -1137,7 +1137,7 @@
                 <w:b w:val="0"/>
                 <w:sz w:val="16"/>
               </w:rPr>
-              <w:t>63.34</w:t>
+              <w:t>63.28</w:t>
             </w:r>
           </w:p>
         </w:tc>
@@ -1152,7 +1152,7 @@
                 <w:b w:val="0"/>
                 <w:sz w:val="16"/>
               </w:rPr>
-              <w:t>238.44</w:t>
+              <w:t>341.49</w:t>
             </w:r>
           </w:p>
         </w:tc>
@@ -1182,7 +1182,7 @@
                 <w:b w:val="0"/>
                 <w:sz w:val="16"/>
               </w:rPr>
-              <w:t>+0.00</w:t>
+              <w:t>-0.03</w:t>
             </w:r>
           </w:p>
         </w:tc>
@@ -1214,7 +1214,7 @@
                 <w:b w:val="0"/>
                 <w:sz w:val="16"/>
               </w:rPr>
-              <w:t>85.64</w:t>
+              <w:t>85.56</w:t>
             </w:r>
           </w:p>
         </w:tc>
@@ -1229,7 +1229,7 @@
                 <w:b w:val="0"/>
                 <w:sz w:val="16"/>
               </w:rPr>
-              <w:t>81.63</w:t>
+              <w:t>80.30</w:t>
             </w:r>
           </w:p>
         </w:tc>
@@ -1274,7 +1274,7 @@
                 <w:b w:val="0"/>
                 <w:sz w:val="16"/>
               </w:rPr>
-              <w:t>-0.05</w:t>
+              <w:t>+0.09</w:t>
             </w:r>
           </w:p>
         </w:tc>
@@ -1297,7 +1297,7 @@
           <w:rFonts w:ascii="Arial" w:hAnsi="Arial"/>
           <w:sz w:val="19"/>
         </w:rPr>
-        <w:t>Samaria registra 11.82 m y González/Carrizal 3.41 m. El gasto de Peñitas no debe equipararse automáticamente con el gasto que llega a cada brazo: deben incorporarse Platanar y otras aportaciones de cuenca libre y considerar la distribución hidráulica posterior. Como referencia operativa se conserva aproximadamente 70 % hacia Samaria y 30 % hacia Carrizal, sujeta a condiciones hidráulicas y a la operación de El Macayo.</w:t>
+        <w:t>Samaria registra 11.76 m y González/Carrizal 3.39 m. El gasto de Peñitas no debe equipararse automáticamente con el gasto que llega a cada brazo: deben incorporarse Platanar y otras aportaciones de cuenca libre y considerar la distribución hidráulica posterior. Como referencia operativa se conserva aproximadamente 70 % hacia Samaria y 30 % hacia Carrizal, sujeta a condiciones hidráulicas y a la operación de El Macayo.</w:t>
       </w:r>
     </w:p>
     <w:tbl>
@@ -1432,7 +1432,7 @@
                 <w:b w:val="0"/>
                 <w:sz w:val="16"/>
               </w:rPr>
-              <w:t>11.82 m</w:t>
+              <w:t>11.76 m</w:t>
             </w:r>
           </w:p>
         </w:tc>
@@ -1479,7 +1479,7 @@
                 <w:b w:val="0"/>
                 <w:sz w:val="16"/>
               </w:rPr>
-              <w:t>González 3.41 m</w:t>
+              <w:t>González 3.39 m</w:t>
             </w:r>
           </w:p>
         </w:tc>
@@ -2059,7 +2059,7 @@
           <w:rFonts w:ascii="Arial" w:hAnsi="Arial"/>
           <w:sz w:val="19"/>
         </w:rPr>
-        <w:t>WeatherLink: SEMAR Capitanía de Pto. Alvarado, Ver. 4.0 mm/24 h</w:t>
+        <w:t>WeatherLink: PASO LA MINA 8.4 mm/24 h</w:t>
       </w:r>
     </w:p>
     <w:p>
@@ -2071,7 +2071,7 @@
           <w:rFonts w:ascii="Arial" w:hAnsi="Arial"/>
           <w:sz w:val="19"/>
         </w:rPr>
-        <w:t>WeatherLink: PALENQUE PCIVILCHIAPAS 1.8 mm/24 h</w:t>
+        <w:t>WeatherLink: SEMAR E.I.O. Cd. del Carmen. 4.3 mm/24 h</w:t>
       </w:r>
     </w:p>
     <w:p>
@@ -2083,7 +2083,7 @@
           <w:rFonts w:ascii="Arial" w:hAnsi="Arial"/>
           <w:sz w:val="19"/>
         </w:rPr>
-        <w:t>WeatherLink: Sinai 1.3 mm/24 h</w:t>
+        <w:t>WeatherLink: OSTUACÁN PCIVILCHIAPAS 4.1 mm/24 h</w:t>
       </w:r>
     </w:p>
     <w:p>
@@ -2095,7 +2095,7 @@
           <w:rFonts w:ascii="Arial" w:hAnsi="Arial"/>
           <w:sz w:val="19"/>
         </w:rPr>
-        <w:t>WeatherLink: PICHUCALCO PCIVILCHIAPAS 0.3 mm/24 h</w:t>
+        <w:t>WeatherLink: SAN CAYETANO CONSOLA 0.3 mm/24 h</w:t>
       </w:r>
     </w:p>
     <w:p>
@@ -2107,7 +2107,7 @@
           <w:rFonts w:ascii="Arial" w:hAnsi="Arial"/>
           <w:sz w:val="19"/>
         </w:rPr>
-        <w:t>WeatherLink: Urrutia 0.0 mm/24 h</w:t>
+        <w:t>WeatherLink: CHAPULTENANGO PCIVILCHIAPAS 0.3 mm/24 h</w:t>
       </w:r>
     </w:p>
     <w:p>
@@ -2119,7 +2119,7 @@
           <w:rFonts w:ascii="Arial" w:hAnsi="Arial"/>
           <w:sz w:val="19"/>
         </w:rPr>
-        <w:t>CONAGUA: BALANCÁN 10.6 mm/24 h</w:t>
+        <w:t>CONAGUA: POBLADO C-11 5.5 mm/24 h</w:t>
       </w:r>
     </w:p>
     <w:p>
@@ -2131,7 +2131,7 @@
           <w:rFonts w:ascii="Arial" w:hAnsi="Arial"/>
           <w:sz w:val="19"/>
         </w:rPr>
-        <w:t>CONAGUA: SAN JOAQUÍN 1.0 mm/24 h</w:t>
+        <w:t>CONAGUA: JONUTA 2 (PUENTE) 5.4 mm/24 h</w:t>
       </w:r>
     </w:p>
     <w:p>
@@ -2143,7 +2143,7 @@
           <w:rFonts w:ascii="Arial" w:hAnsi="Arial"/>
           <w:sz w:val="19"/>
         </w:rPr>
-        <w:t>CONAGUA: OXOLOTÁN 0.5 mm/24 h</w:t>
+        <w:t>CONAGUA: PTE. SOLIDARIDAD 4.4 mm/24 h</w:t>
       </w:r>
     </w:p>
     <w:p>
@@ -2155,7 +2155,7 @@
           <w:rFonts w:ascii="Arial" w:hAnsi="Arial"/>
           <w:sz w:val="19"/>
         </w:rPr>
-        <w:t>CONAGUA: ZANAPA 0.3 mm/24 h</w:t>
+        <w:t>CONAGUA: TAPIJULAPA 3.2 mm/24 h</w:t>
       </w:r>
     </w:p>
     <w:p>
@@ -2167,7 +2167,7 @@
           <w:rFonts w:ascii="Arial" w:hAnsi="Arial"/>
           <w:sz w:val="19"/>
         </w:rPr>
-        <w:t>CONAGUA: MACAYO MARGEN IZQUIERDA 0.1 mm/24 h</w:t>
+        <w:t>CONAGUA: SAMARIA 2.8 mm/24 h</w:t>
       </w:r>
     </w:p>
     <w:p>
@@ -2282,7 +2282,7 @@
                 <w:b w:val="0"/>
                 <w:sz w:val="16"/>
               </w:rPr>
-              <w:t>2026-10-25T08:31:52-06:00</w:t>
+              <w:t>2026-10-27T08:29:21-06:00</w:t>
             </w:r>
           </w:p>
         </w:tc>
@@ -2297,7 +2297,7 @@
                 <w:b w:val="0"/>
                 <w:sz w:val="16"/>
               </w:rPr>
-              <w:t>2026-10-25T08:33:45.166960-06:00</w:t>
+              <w:t>2026-10-27T09:35:40.578610-06:00</w:t>
             </w:r>
           </w:p>
         </w:tc>
@@ -2344,7 +2344,7 @@
                 <w:b w:val="0"/>
                 <w:sz w:val="16"/>
               </w:rPr>
-              <w:t>2026-10-26T10:17:34-06:00</w:t>
+              <w:t>2026-10-27T10:18:59-06:00</w:t>
             </w:r>
           </w:p>
         </w:tc>
@@ -2359,7 +2359,7 @@
                 <w:b w:val="0"/>
                 <w:sz w:val="16"/>
               </w:rPr>
-              <w:t>2026-10-26T10:31:21.091432-06:00</w:t>
+              <w:t>2026-10-27T10:24:48.207830-06:00</w:t>
             </w:r>
           </w:p>
         </w:tc>
@@ -2501,7 +2501,7 @@
           <w:rFonts w:ascii="Arial" w:hAnsi="Arial"/>
           <w:sz w:val="19"/>
         </w:rPr>
-        <w:t>El Porvenir–La Pasión: nivel 6.19 m · caudal 522.67 m³/s.</w:t>
+        <w:t>El Porvenir–La Pasión: nivel 5.86 m · caudal 1466.43 m³/s.</w:t>
       </w:r>
     </w:p>
     <w:p>
@@ -2513,7 +2513,7 @@
           <w:rFonts w:ascii="Arial" w:hAnsi="Arial"/>
           <w:sz w:val="19"/>
         </w:rPr>
-        <w:t>El Tigre–Usumacinta: nivel 11.52 m · caudal 3517.30 m³/s.</w:t>
+        <w:t>El Tigre–Usumacinta: nivel 10.63 m · caudal 3130.35 m³/s.</w:t>
       </w:r>
     </w:p>
     <w:p>
@@ -2525,7 +2525,7 @@
           <w:rFonts w:ascii="Arial" w:hAnsi="Arial"/>
           <w:sz w:val="19"/>
         </w:rPr>
-        <w:t>Cadena de seguimiento en Tabasco: Boca del Cerro: 18.45 m · Δ24 h -0.39 m → Balancán: s/d → Emiliano Zapata: s/d → Jonuta: s/d → Centla/Tres Brazos: s/d.</w:t>
+        <w:t>Cadena de seguimiento en Tabasco: Boca del Cerro: 17.91 m · Δ24 h -0.54 m → Balancán: s/d → Emiliano Zapata: s/d → Jonuta: s/d → Centla/Tres Brazos: s/d.</w:t>
       </w:r>
     </w:p>
     <w:p>
@@ -2537,7 +2537,7 @@
           <w:rFonts w:ascii="Arial" w:hAnsi="Arial"/>
           <w:sz w:val="19"/>
         </w:rPr>
-        <w:t>Evolución El Tigre: Δ nivel -0.540 m en 12.0 h; tendencia disminuyendo.</w:t>
+        <w:t>Evolución El Tigre: Δ nivel -0.520 m en 12.0 h; tendencia disminuyendo.</w:t>
       </w:r>
     </w:p>
     <w:p>

--- a/data/analysis/Reportes/Analisis_Hidrometeorologico_Ultimo.docx
+++ b/data/analysis/Reportes/Analisis_Hidrometeorologico_Ultimo.docx
@@ -35,7 +35,7 @@
           <w:rFonts w:ascii="Arial" w:hAnsi="Arial"/>
           <w:sz w:val="19"/>
         </w:rPr>
-        <w:t>CORTE: 2026-10-27 11:00</w:t>
+        <w:t>CORTE: 2026-10-28 11:00</w:t>
       </w:r>
     </w:p>
     <w:p>
@@ -55,7 +55,7 @@
           <w:rFonts w:ascii="Arial" w:hAnsi="Arial"/>
           <w:sz w:val="19"/>
         </w:rPr>
-        <w:t>Grijalva–Usumacinta • Ríos Serranos • Sistema de Presas • Samaria–Carrizal y corrientes asociadas Actualización: 27 de October de 2026</w:t>
+        <w:t>Grijalva–Usumacinta • Ríos Serranos • Sistema de Presas • Samaria–Carrizal y corrientes asociadas Actualización: 28 de October de 2026</w:t>
       </w:r>
     </w:p>
     <w:p>
@@ -75,7 +75,7 @@
           <w:rFonts w:ascii="Arial" w:hAnsi="Arial"/>
           <w:sz w:val="19"/>
         </w:rPr>
-        <w:t>Al corte de las 11:00 h, la lectura debe mantenerse integrada y no por cuencas aisladas. La señal hidrométrica más reciente tiene como referencia principal el corte vigente de niveles y la lluvia observada/prevista sobre Guatemala, Chiapas y Tabasco. El mayor cambio de 24 h entre estaciones observadas es San Pedro +0.00 m/24 h. La prioridad operativa es confirmar cualquier cambio de escenario con coincidencia de lluvia, saturación, niveles, caudales y operación de presas; el pronóstico por sí solo no constituye una creciente confirmada.</w:t>
+        <w:t>Al corte de las 11:00 h, la lectura debe mantenerse integrada y no por cuencas aisladas. La señal hidrométrica más reciente tiene como referencia principal el corte vigente de niveles y la lluvia observada/prevista sobre Guatemala, Chiapas y Tabasco. El mayor cambio de 24 h entre estaciones observadas es González +0.01 m/24 h. La prioridad operativa es confirmar cualquier cambio de escenario con coincidencia de lluvia, saturación, niveles, caudales y operación de presas; el pronóstico por sí solo no constituye una creciente confirmada.</w:t>
       </w:r>
     </w:p>
     <w:p>
@@ -315,7 +315,7 @@
           <w:rFonts w:ascii="Arial" w:hAnsi="Arial"/>
           <w:sz w:val="19"/>
         </w:rPr>
-        <w:t>Boca del Cerro registra 17.91 m, con variación de 24 h -0.54 m. En la cuenca alta de Guatemala, El Tigre reporta 11.07 m y 3321.7 m³/s; El Porvenir/La Pasión 4.40 m y 813.1 m³/s. La secuencia de vigilancia se mantiene Guatemala → Lacantún → Boca del Cerro/Tenosique → Balancán → Emiliano Zapata → Jonuta → Centla. Pronóstico SMN para Usumacinta: 0-24 h: 5 a 25 mm; 24-48 h: 5 a 25 mm; 48-72 h: 5 a 25 mm; 72-96 h: 5 a 25 mm.</w:t>
+        <w:t>Boca del Cerro registra 17.28 m, con variación de 24 h -0.63 m. En la cuenca alta de Guatemala, El Tigre reporta 11.07 m y 3321.7 m³/s; El Porvenir/La Pasión 4.40 m y 813.1 m³/s. La secuencia de vigilancia se mantiene Guatemala → Lacantún → Boca del Cerro/Tenosique → Balancán → Emiliano Zapata → Jonuta → Centla. Pronóstico SMN para Usumacinta: 0-24 h: 5 a 25 mm; 24-48 h: 5 a 25 mm; 48-72 h: 5 a 25 mm; 72-96 h: 5 a 25 mm.</w:t>
       </w:r>
     </w:p>
     <w:tbl>
@@ -450,7 +450,7 @@
                 <w:b w:val="0"/>
                 <w:sz w:val="16"/>
               </w:rPr>
-              <w:t>139.09 m; 573.14 m³/s; lluvia 24 h 0.0 mm</w:t>
+              <w:t>138.77 m; 433.55 m³/s; lluvia 24 h 0.0 mm</w:t>
             </w:r>
           </w:p>
         </w:tc>
@@ -497,7 +497,7 @@
                 <w:b w:val="0"/>
                 <w:sz w:val="16"/>
               </w:rPr>
-              <w:t>17.91 m; Δ24 h -0.54 m</w:t>
+              <w:t>17.28 m; Δ24 h -0.63 m</w:t>
             </w:r>
           </w:p>
         </w:tc>
@@ -535,7 +535,7 @@
           <w:rFonts w:ascii="Arial" w:hAnsi="Arial"/>
           <w:sz w:val="19"/>
         </w:rPr>
-        <w:t>Los Ríos Serranos tienen respuesta más rápida que el Usumacinta. Oxolotán 34.43 m, Tapijulapa 16.80 m, Teapa 34.01 m y Puyacatengo 24.84 m. Deben vigilarse primero lluvia horaria y estaciones aguas arriba antes de esperar una respuesta en el Grijalva de Villahermosa. Pronóstico SMN Bajo Grijalva–Ríos de la Sierra: 0-24 h: 5 a 25 mm; 24-48 h: 5 a 25 mm; 48-72 h: 5 a 25 mm; 72-96 h: 5 a 25 mm.</w:t>
+        <w:t>Los Ríos Serranos tienen respuesta más rápida que el Usumacinta. Oxolotán 34.39 m, Tapijulapa 16.72 m, Teapa 33.94 m y Puyacatengo 24.80 m. Deben vigilarse primero lluvia horaria y estaciones aguas arriba antes de esperar una respuesta en el Grijalva de Villahermosa. Pronóstico SMN Bajo Grijalva–Ríos de la Sierra: 0-24 h: 5 a 25 mm; 24-48 h: 25 a 50 mm; 48-72 h: 5 a 25 mm; 72-96 h: 5 a 25 mm.</w:t>
       </w:r>
     </w:p>
     <w:tbl>
@@ -764,7 +764,7 @@
                 <w:b w:val="0"/>
                 <w:sz w:val="16"/>
               </w:rPr>
-              <w:t>Salto de Agua 3.76 m; Macuspana 3.84 m</w:t>
+              <w:t>Salto de Agua 3.45 m; Macuspana 3.20 m</w:t>
             </w:r>
           </w:p>
         </w:tc>
@@ -938,7 +938,7 @@
                 <w:b w:val="0"/>
                 <w:sz w:val="16"/>
               </w:rPr>
-              <w:t>517.74</w:t>
+              <w:t>517.75</w:t>
             </w:r>
           </w:p>
         </w:tc>
@@ -968,7 +968,7 @@
                 <w:b w:val="0"/>
                 <w:sz w:val="16"/>
               </w:rPr>
-              <w:t>68.14</w:t>
+              <w:t>147.56</w:t>
             </w:r>
           </w:p>
         </w:tc>
@@ -998,7 +998,7 @@
                 <w:b w:val="0"/>
                 <w:sz w:val="16"/>
               </w:rPr>
-              <w:t>+0.02</w:t>
+              <w:t>+0.01</w:t>
             </w:r>
           </w:p>
         </w:tc>
@@ -1030,7 +1030,7 @@
                 <w:b w:val="0"/>
                 <w:sz w:val="16"/>
               </w:rPr>
-              <w:t>391.37</w:t>
+              <w:t>391.50</w:t>
             </w:r>
           </w:p>
         </w:tc>
@@ -1045,7 +1045,7 @@
                 <w:b w:val="0"/>
                 <w:sz w:val="16"/>
               </w:rPr>
-              <w:t>98.16</w:t>
+              <w:t>98.25</w:t>
             </w:r>
           </w:p>
         </w:tc>
@@ -1060,7 +1060,7 @@
                 <w:b w:val="0"/>
                 <w:sz w:val="16"/>
               </w:rPr>
-              <w:t>123.02</w:t>
+              <w:t>109.32</w:t>
             </w:r>
           </w:p>
         </w:tc>
@@ -1090,7 +1090,7 @@
                 <w:b w:val="0"/>
                 <w:sz w:val="16"/>
               </w:rPr>
-              <w:t>-0.06</w:t>
+              <w:t>+0.13</w:t>
             </w:r>
           </w:p>
         </w:tc>
@@ -1122,7 +1122,7 @@
                 <w:b w:val="0"/>
                 <w:sz w:val="16"/>
               </w:rPr>
-              <w:t>166.03</w:t>
+              <w:t>166.02</w:t>
             </w:r>
           </w:p>
         </w:tc>
@@ -1137,7 +1137,7 @@
                 <w:b w:val="0"/>
                 <w:sz w:val="16"/>
               </w:rPr>
-              <w:t>63.28</w:t>
+              <w:t>63.26</w:t>
             </w:r>
           </w:p>
         </w:tc>
@@ -1152,7 +1152,7 @@
                 <w:b w:val="0"/>
                 <w:sz w:val="16"/>
               </w:rPr>
-              <w:t>341.49</w:t>
+              <w:t>267.13</w:t>
             </w:r>
           </w:p>
         </w:tc>
@@ -1167,7 +1167,7 @@
                 <w:b w:val="0"/>
                 <w:sz w:val="16"/>
               </w:rPr>
-              <w:t>0.0</w:t>
+              <w:t>1.2</w:t>
             </w:r>
           </w:p>
         </w:tc>
@@ -1182,7 +1182,7 @@
                 <w:b w:val="0"/>
                 <w:sz w:val="16"/>
               </w:rPr>
-              <w:t>-0.03</w:t>
+              <w:t>-0.01</w:t>
             </w:r>
           </w:p>
         </w:tc>
@@ -1214,7 +1214,7 @@
                 <w:b w:val="0"/>
                 <w:sz w:val="16"/>
               </w:rPr>
-              <w:t>85.56</w:t>
+              <w:t>85.64</w:t>
             </w:r>
           </w:p>
         </w:tc>
@@ -1229,7 +1229,7 @@
                 <w:b w:val="0"/>
                 <w:sz w:val="16"/>
               </w:rPr>
-              <w:t>80.30</w:t>
+              <w:t>81.15</w:t>
             </w:r>
           </w:p>
         </w:tc>
@@ -1259,7 +1259,7 @@
                 <w:b w:val="0"/>
                 <w:sz w:val="16"/>
               </w:rPr>
-              <w:t>0.0</w:t>
+              <w:t>0.2</w:t>
             </w:r>
           </w:p>
         </w:tc>
@@ -1274,7 +1274,7 @@
                 <w:b w:val="0"/>
                 <w:sz w:val="16"/>
               </w:rPr>
-              <w:t>+0.09</w:t>
+              <w:t>+0.08</w:t>
             </w:r>
           </w:p>
         </w:tc>
@@ -1297,7 +1297,7 @@
           <w:rFonts w:ascii="Arial" w:hAnsi="Arial"/>
           <w:sz w:val="19"/>
         </w:rPr>
-        <w:t>Samaria registra 11.76 m y González/Carrizal 3.39 m. El gasto de Peñitas no debe equipararse automáticamente con el gasto que llega a cada brazo: deben incorporarse Platanar y otras aportaciones de cuenca libre y considerar la distribución hidráulica posterior. Como referencia operativa se conserva aproximadamente 70 % hacia Samaria y 30 % hacia Carrizal, sujeta a condiciones hidráulicas y a la operación de El Macayo.</w:t>
+        <w:t>Samaria registra 11.70 m y González/Carrizal 3.40 m. El gasto de Peñitas no debe equipararse automáticamente con el gasto que llega a cada brazo: deben incorporarse Platanar y otras aportaciones de cuenca libre y considerar la distribución hidráulica posterior. Como referencia operativa se conserva aproximadamente 70 % hacia Samaria y 30 % hacia Carrizal, sujeta a condiciones hidráulicas y a la operación de El Macayo.</w:t>
       </w:r>
     </w:p>
     <w:tbl>
@@ -1432,7 +1432,7 @@
                 <w:b w:val="0"/>
                 <w:sz w:val="16"/>
               </w:rPr>
-              <w:t>11.76 m</w:t>
+              <w:t>11.70 m</w:t>
             </w:r>
           </w:p>
         </w:tc>
@@ -1479,7 +1479,7 @@
                 <w:b w:val="0"/>
                 <w:sz w:val="16"/>
               </w:rPr>
-              <w:t>González 3.39 m</w:t>
+              <w:t>González 3.40 m</w:t>
             </w:r>
           </w:p>
         </w:tc>
@@ -2059,7 +2059,7 @@
           <w:rFonts w:ascii="Arial" w:hAnsi="Arial"/>
           <w:sz w:val="19"/>
         </w:rPr>
-        <w:t>WeatherLink: PASO LA MINA 8.4 mm/24 h</w:t>
+        <w:t>WeatherLink: SEMAR Capitanía de Pto. Dos Bocas 25.9 mm/24 h</w:t>
       </w:r>
     </w:p>
     <w:p>
@@ -2071,7 +2071,7 @@
           <w:rFonts w:ascii="Arial" w:hAnsi="Arial"/>
           <w:sz w:val="19"/>
         </w:rPr>
-        <w:t>WeatherLink: SEMAR E.I.O. Cd. del Carmen. 4.3 mm/24 h</w:t>
+        <w:t>WeatherLink: PASO LA MINA 5.3 mm/24 h</w:t>
       </w:r>
     </w:p>
     <w:p>
@@ -2083,7 +2083,7 @@
           <w:rFonts w:ascii="Arial" w:hAnsi="Arial"/>
           <w:sz w:val="19"/>
         </w:rPr>
-        <w:t>WeatherLink: OSTUACÁN PCIVILCHIAPAS 4.1 mm/24 h</w:t>
+        <w:t>WeatherLink: SEMAR Capitanía de Pto. Alvarado, Ver. 1.5 mm/24 h</w:t>
       </w:r>
     </w:p>
     <w:p>
@@ -2095,7 +2095,7 @@
           <w:rFonts w:ascii="Arial" w:hAnsi="Arial"/>
           <w:sz w:val="19"/>
         </w:rPr>
-        <w:t>WeatherLink: SAN CAYETANO CONSOLA 0.3 mm/24 h</w:t>
+        <w:t>WeatherLink: Sinai 1.0 mm/24 h</w:t>
       </w:r>
     </w:p>
     <w:p>
@@ -2107,7 +2107,7 @@
           <w:rFonts w:ascii="Arial" w:hAnsi="Arial"/>
           <w:sz w:val="19"/>
         </w:rPr>
-        <w:t>WeatherLink: CHAPULTENANGO PCIVILCHIAPAS 0.3 mm/24 h</w:t>
+        <w:t>WeatherLink: Urrutia 0.0 mm/24 h</w:t>
       </w:r>
     </w:p>
     <w:p>
@@ -2119,7 +2119,7 @@
           <w:rFonts w:ascii="Arial" w:hAnsi="Arial"/>
           <w:sz w:val="19"/>
         </w:rPr>
-        <w:t>CONAGUA: POBLADO C-11 5.5 mm/24 h</w:t>
+        <w:t>CONAGUA: POBLADO C-11 8.9 mm/24 h</w:t>
       </w:r>
     </w:p>
     <w:p>
@@ -2131,7 +2131,7 @@
           <w:rFonts w:ascii="Arial" w:hAnsi="Arial"/>
           <w:sz w:val="19"/>
         </w:rPr>
-        <w:t>CONAGUA: JONUTA 2 (PUENTE) 5.4 mm/24 h</w:t>
+        <w:t>CONAGUA: SÁNCHEZ MAGALLANEZ 3.7 mm/24 h</w:t>
       </w:r>
     </w:p>
     <w:p>
@@ -2143,7 +2143,7 @@
           <w:rFonts w:ascii="Arial" w:hAnsi="Arial"/>
           <w:sz w:val="19"/>
         </w:rPr>
-        <w:t>CONAGUA: PTE. SOLIDARIDAD 4.4 mm/24 h</w:t>
+        <w:t>CONAGUA: SAMARIA 2.0 mm/24 h</w:t>
       </w:r>
     </w:p>
     <w:p>
@@ -2155,7 +2155,7 @@
           <w:rFonts w:ascii="Arial" w:hAnsi="Arial"/>
           <w:sz w:val="19"/>
         </w:rPr>
-        <w:t>CONAGUA: TAPIJULAPA 3.2 mm/24 h</w:t>
+        <w:t>CONAGUA: PUENTE TONALÁ 0.7 mm/24 h</w:t>
       </w:r>
     </w:p>
     <w:p>
@@ -2167,7 +2167,7 @@
           <w:rFonts w:ascii="Arial" w:hAnsi="Arial"/>
           <w:sz w:val="19"/>
         </w:rPr>
-        <w:t>CONAGUA: SAMARIA 2.8 mm/24 h</w:t>
+        <w:t>CONAGUA: PLATANAR 0.6 mm/24 h</w:t>
       </w:r>
     </w:p>
     <w:p>
@@ -2282,7 +2282,7 @@
                 <w:b w:val="0"/>
                 <w:sz w:val="16"/>
               </w:rPr>
-              <w:t>2026-10-27T08:29:21-06:00</w:t>
+              <w:t>2026-10-28T08:33:30-06:00</w:t>
             </w:r>
           </w:p>
         </w:tc>
@@ -2297,7 +2297,7 @@
                 <w:b w:val="0"/>
                 <w:sz w:val="16"/>
               </w:rPr>
-              <w:t>2026-10-27T09:35:40.578610-06:00</w:t>
+              <w:t>2026-10-28T08:36:54.435757-06:00</w:t>
             </w:r>
           </w:p>
         </w:tc>
@@ -2344,7 +2344,7 @@
                 <w:b w:val="0"/>
                 <w:sz w:val="16"/>
               </w:rPr>
-              <w:t>2026-10-27T10:18:59-06:00</w:t>
+              <w:t>2026-10-28T09:43:07-06:00</w:t>
             </w:r>
           </w:p>
         </w:tc>
@@ -2359,7 +2359,7 @@
                 <w:b w:val="0"/>
                 <w:sz w:val="16"/>
               </w:rPr>
-              <w:t>2026-10-27T10:24:48.207830-06:00</w:t>
+              <w:t>2026-10-28T09:56:21.774329-06:00</w:t>
             </w:r>
           </w:p>
         </w:tc>
@@ -2501,7 +2501,7 @@
           <w:rFonts w:ascii="Arial" w:hAnsi="Arial"/>
           <w:sz w:val="19"/>
         </w:rPr>
-        <w:t>El Porvenir–La Pasión: nivel 5.86 m · caudal 1466.43 m³/s.</w:t>
+        <w:t>El Porvenir–La Pasión: nivel 5.60 m · caudal 1331.67 m³/s.</w:t>
       </w:r>
     </w:p>
     <w:p>
@@ -2513,7 +2513,7 @@
           <w:rFonts w:ascii="Arial" w:hAnsi="Arial"/>
           <w:sz w:val="19"/>
         </w:rPr>
-        <w:t>El Tigre–Usumacinta: nivel 10.63 m · caudal 3130.35 m³/s.</w:t>
+        <w:t>El Tigre–Usumacinta: nivel 9.86 m · caudal 2795.57 m³/s.</w:t>
       </w:r>
     </w:p>
     <w:p>
@@ -2525,7 +2525,7 @@
           <w:rFonts w:ascii="Arial" w:hAnsi="Arial"/>
           <w:sz w:val="19"/>
         </w:rPr>
-        <w:t>Cadena de seguimiento en Tabasco: Boca del Cerro: 17.91 m · Δ24 h -0.54 m → Balancán: s/d → Emiliano Zapata: s/d → Jonuta: s/d → Centla/Tres Brazos: s/d.</w:t>
+        <w:t>Cadena de seguimiento en Tabasco: Boca del Cerro: 17.28 m · Δ24 h -0.63 m → Balancán: s/d → Emiliano Zapata: s/d → Jonuta: s/d → Centla/Tres Brazos: s/d.</w:t>
       </w:r>
     </w:p>
     <w:p>
@@ -2537,7 +2537,7 @@
           <w:rFonts w:ascii="Arial" w:hAnsi="Arial"/>
           <w:sz w:val="19"/>
         </w:rPr>
-        <w:t>Evolución El Tigre: Δ nivel -0.520 m en 12.0 h; tendencia disminuyendo.</w:t>
+        <w:t>Evolución El Tigre: Δ nivel -0.390 m en 12.0 h; tendencia disminuyendo.</w:t>
       </w:r>
     </w:p>
     <w:p>

--- a/data/analysis/Reportes/Analisis_Hidrometeorologico_Ultimo.docx
+++ b/data/analysis/Reportes/Analisis_Hidrometeorologico_Ultimo.docx
@@ -35,7 +35,7 @@
           <w:rFonts w:ascii="Arial" w:hAnsi="Arial"/>
           <w:sz w:val="19"/>
         </w:rPr>
-        <w:t>CORTE: 2026-10-28 11:00</w:t>
+        <w:t>CORTE: 2026-10-29 11:00</w:t>
       </w:r>
     </w:p>
     <w:p>
@@ -55,7 +55,7 @@
           <w:rFonts w:ascii="Arial" w:hAnsi="Arial"/>
           <w:sz w:val="19"/>
         </w:rPr>
-        <w:t>Grijalva–Usumacinta • Ríos Serranos • Sistema de Presas • Samaria–Carrizal y corrientes asociadas Actualización: 28 de October de 2026</w:t>
+        <w:t>Grijalva–Usumacinta • Ríos Serranos • Sistema de Presas • Samaria–Carrizal y corrientes asociadas Actualización: 29 de October de 2026</w:t>
       </w:r>
     </w:p>
     <w:p>
@@ -75,7 +75,7 @@
           <w:rFonts w:ascii="Arial" w:hAnsi="Arial"/>
           <w:sz w:val="19"/>
         </w:rPr>
-        <w:t>Al corte de las 11:00 h, la lectura debe mantenerse integrada y no por cuencas aisladas. La señal hidrométrica más reciente tiene como referencia principal el corte vigente de niveles y la lluvia observada/prevista sobre Guatemala, Chiapas y Tabasco. El mayor cambio de 24 h entre estaciones observadas es González +0.01 m/24 h. La prioridad operativa es confirmar cualquier cambio de escenario con coincidencia de lluvia, saturación, niveles, caudales y operación de presas; el pronóstico por sí solo no constituye una creciente confirmada.</w:t>
+        <w:t>Al corte de las 11:00 h, la lectura debe mantenerse integrada y no por cuencas aisladas. La señal hidrométrica más reciente tiene como referencia principal el corte vigente de niveles y la lluvia observada/prevista sobre Guatemala, Chiapas y Tabasco. El mayor cambio de 24 h entre estaciones observadas es González +0.00 m/24 h. La prioridad operativa es confirmar cualquier cambio de escenario con coincidencia de lluvia, saturación, niveles, caudales y operación de presas; el pronóstico por sí solo no constituye una creciente confirmada.</w:t>
       </w:r>
     </w:p>
     <w:p>
@@ -315,7 +315,7 @@
           <w:rFonts w:ascii="Arial" w:hAnsi="Arial"/>
           <w:sz w:val="19"/>
         </w:rPr>
-        <w:t>Boca del Cerro registra 17.28 m, con variación de 24 h -0.63 m. En la cuenca alta de Guatemala, El Tigre reporta 11.07 m y 3321.7 m³/s; El Porvenir/La Pasión 4.40 m y 813.1 m³/s. La secuencia de vigilancia se mantiene Guatemala → Lacantún → Boca del Cerro/Tenosique → Balancán → Emiliano Zapata → Jonuta → Centla. Pronóstico SMN para Usumacinta: 0-24 h: 5 a 25 mm; 24-48 h: 5 a 25 mm; 48-72 h: 5 a 25 mm; 72-96 h: 5 a 25 mm.</w:t>
+        <w:t>Boca del Cerro registra 16.73 m, con variación de 24 h -0.61 m. En la cuenca alta de Guatemala, El Tigre reporta 11.07 m y 3321.7 m³/s; El Porvenir/La Pasión 4.40 m y 813.1 m³/s. La secuencia de vigilancia se mantiene Guatemala → Lacantún → Boca del Cerro/Tenosique → Balancán → Emiliano Zapata → Jonuta → Centla. Pronóstico SMN para Usumacinta: 0-24 h: 5 a 25 mm; 24-48 h: 5 a 25 mm; 48-72 h: 5 a 25 mm; 72-96 h: 5 a 25 mm.</w:t>
       </w:r>
     </w:p>
     <w:tbl>
@@ -450,7 +450,7 @@
                 <w:b w:val="0"/>
                 <w:sz w:val="16"/>
               </w:rPr>
-              <w:t>138.77 m; 433.55 m³/s; lluvia 24 h 0.0 mm</w:t>
+              <w:t>138.73 m; 417.20 m³/s; lluvia 24 h 0.0 mm</w:t>
             </w:r>
           </w:p>
         </w:tc>
@@ -497,7 +497,7 @@
                 <w:b w:val="0"/>
                 <w:sz w:val="16"/>
               </w:rPr>
-              <w:t>17.28 m; Δ24 h -0.63 m</w:t>
+              <w:t>16.73 m; Δ24 h -0.61 m</w:t>
             </w:r>
           </w:p>
         </w:tc>
@@ -535,7 +535,7 @@
           <w:rFonts w:ascii="Arial" w:hAnsi="Arial"/>
           <w:sz w:val="19"/>
         </w:rPr>
-        <w:t>Los Ríos Serranos tienen respuesta más rápida que el Usumacinta. Oxolotán 34.39 m, Tapijulapa 16.72 m, Teapa 33.94 m y Puyacatengo 24.80 m. Deben vigilarse primero lluvia horaria y estaciones aguas arriba antes de esperar una respuesta en el Grijalva de Villahermosa. Pronóstico SMN Bajo Grijalva–Ríos de la Sierra: 0-24 h: 5 a 25 mm; 24-48 h: 25 a 50 mm; 48-72 h: 5 a 25 mm; 72-96 h: 5 a 25 mm.</w:t>
+        <w:t>Los Ríos Serranos tienen respuesta más rápida que el Usumacinta. Oxolotán 34.35 m, Tapijulapa 16.60 m, Teapa 33.86 m y Puyacatengo 24.77 m. Deben vigilarse primero lluvia horaria y estaciones aguas arriba antes de esperar una respuesta en el Grijalva de Villahermosa. Pronóstico SMN Bajo Grijalva–Ríos de la Sierra: 0-24 h: 5 a 25 mm; 24-48 h: 5 a 25 mm; 48-72 h: 5 a 25 mm; 72-96 h: 5 a 25 mm.</w:t>
       </w:r>
     </w:p>
     <w:tbl>
@@ -764,7 +764,7 @@
                 <w:b w:val="0"/>
                 <w:sz w:val="16"/>
               </w:rPr>
-              <w:t>Salto de Agua 3.45 m; Macuspana 3.20 m</w:t>
+              <w:t>Salto de Agua 3.24 m; Macuspana 2.93 m</w:t>
             </w:r>
           </w:p>
         </w:tc>
@@ -953,7 +953,7 @@
                 <w:b w:val="0"/>
                 <w:sz w:val="16"/>
               </w:rPr>
-              <w:t>50.40</w:t>
+              <w:t>50.00</w:t>
             </w:r>
           </w:p>
         </w:tc>
@@ -968,7 +968,7 @@
                 <w:b w:val="0"/>
                 <w:sz w:val="16"/>
               </w:rPr>
-              <w:t>147.56</w:t>
+              <w:t>164.48</w:t>
             </w:r>
           </w:p>
         </w:tc>
@@ -998,7 +998,7 @@
                 <w:b w:val="0"/>
                 <w:sz w:val="16"/>
               </w:rPr>
-              <w:t>+0.01</w:t>
+              <w:t>+0.00</w:t>
             </w:r>
           </w:p>
         </w:tc>
@@ -1030,7 +1030,7 @@
                 <w:b w:val="0"/>
                 <w:sz w:val="16"/>
               </w:rPr>
-              <w:t>391.50</w:t>
+              <w:t>391.45</w:t>
             </w:r>
           </w:p>
         </w:tc>
@@ -1045,7 +1045,7 @@
                 <w:b w:val="0"/>
                 <w:sz w:val="16"/>
               </w:rPr>
-              <w:t>98.25</w:t>
+              <w:t>98.00</w:t>
             </w:r>
           </w:p>
         </w:tc>
@@ -1060,7 +1060,7 @@
                 <w:b w:val="0"/>
                 <w:sz w:val="16"/>
               </w:rPr>
-              <w:t>109.32</w:t>
+              <w:t>151.12</w:t>
             </w:r>
           </w:p>
         </w:tc>
@@ -1090,7 +1090,7 @@
                 <w:b w:val="0"/>
                 <w:sz w:val="16"/>
               </w:rPr>
-              <w:t>+0.13</w:t>
+              <w:t>-0.05</w:t>
             </w:r>
           </w:p>
         </w:tc>
@@ -1122,7 +1122,7 @@
                 <w:b w:val="0"/>
                 <w:sz w:val="16"/>
               </w:rPr>
-              <w:t>166.02</w:t>
+              <w:t>166.00</w:t>
             </w:r>
           </w:p>
         </w:tc>
@@ -1137,7 +1137,7 @@
                 <w:b w:val="0"/>
                 <w:sz w:val="16"/>
               </w:rPr>
-              <w:t>63.26</w:t>
+              <w:t>63.00</w:t>
             </w:r>
           </w:p>
         </w:tc>
@@ -1152,7 +1152,7 @@
                 <w:b w:val="0"/>
                 <w:sz w:val="16"/>
               </w:rPr>
-              <w:t>267.13</w:t>
+              <w:t>264.51</w:t>
             </w:r>
           </w:p>
         </w:tc>
@@ -1167,7 +1167,7 @@
                 <w:b w:val="0"/>
                 <w:sz w:val="16"/>
               </w:rPr>
-              <w:t>1.2</w:t>
+              <w:t>0.0</w:t>
             </w:r>
           </w:p>
         </w:tc>
@@ -1182,7 +1182,7 @@
                 <w:b w:val="0"/>
                 <w:sz w:val="16"/>
               </w:rPr>
-              <w:t>-0.01</w:t>
+              <w:t>-0.02</w:t>
             </w:r>
           </w:p>
         </w:tc>
@@ -1214,7 +1214,7 @@
                 <w:b w:val="0"/>
                 <w:sz w:val="16"/>
               </w:rPr>
-              <w:t>85.64</w:t>
+              <w:t>85.60</w:t>
             </w:r>
           </w:p>
         </w:tc>
@@ -1229,7 +1229,7 @@
                 <w:b w:val="0"/>
                 <w:sz w:val="16"/>
               </w:rPr>
-              <w:t>81.15</w:t>
+              <w:t>80.00</w:t>
             </w:r>
           </w:p>
         </w:tc>
@@ -1259,7 +1259,7 @@
                 <w:b w:val="0"/>
                 <w:sz w:val="16"/>
               </w:rPr>
-              <w:t>0.2</w:t>
+              <w:t>0.0</w:t>
             </w:r>
           </w:p>
         </w:tc>
@@ -1274,7 +1274,7 @@
                 <w:b w:val="0"/>
                 <w:sz w:val="16"/>
               </w:rPr>
-              <w:t>+0.08</w:t>
+              <w:t>-0.04</w:t>
             </w:r>
           </w:p>
         </w:tc>
@@ -1297,7 +1297,7 @@
           <w:rFonts w:ascii="Arial" w:hAnsi="Arial"/>
           <w:sz w:val="19"/>
         </w:rPr>
-        <w:t>Samaria registra 11.70 m y González/Carrizal 3.40 m. El gasto de Peñitas no debe equipararse automáticamente con el gasto que llega a cada brazo: deben incorporarse Platanar y otras aportaciones de cuenca libre y considerar la distribución hidráulica posterior. Como referencia operativa se conserva aproximadamente 70 % hacia Samaria y 30 % hacia Carrizal, sujeta a condiciones hidráulicas y a la operación de El Macayo.</w:t>
+        <w:t>Samaria registra 11.66 m y González/Carrizal 3.42 m. El gasto de Peñitas no debe equipararse automáticamente con el gasto que llega a cada brazo: deben incorporarse Platanar y otras aportaciones de cuenca libre y considerar la distribución hidráulica posterior. Como referencia operativa se conserva aproximadamente 70 % hacia Samaria y 30 % hacia Carrizal, sujeta a condiciones hidráulicas y a la operación de El Macayo.</w:t>
       </w:r>
     </w:p>
     <w:tbl>
@@ -1432,7 +1432,7 @@
                 <w:b w:val="0"/>
                 <w:sz w:val="16"/>
               </w:rPr>
-              <w:t>11.70 m</w:t>
+              <w:t>11.66 m</w:t>
             </w:r>
           </w:p>
         </w:tc>
@@ -1479,7 +1479,7 @@
                 <w:b w:val="0"/>
                 <w:sz w:val="16"/>
               </w:rPr>
-              <w:t>González 3.40 m</w:t>
+              <w:t>González 3.42 m</w:t>
             </w:r>
           </w:p>
         </w:tc>
@@ -2059,7 +2059,7 @@
           <w:rFonts w:ascii="Arial" w:hAnsi="Arial"/>
           <w:sz w:val="19"/>
         </w:rPr>
-        <w:t>WeatherLink: SEMAR Capitanía de Pto. Dos Bocas 25.9 mm/24 h</w:t>
+        <w:t>WeatherLink: CHAPULTENANGO PCIVILCHIAPAS 9.9 mm/24 h</w:t>
       </w:r>
     </w:p>
     <w:p>
@@ -2071,7 +2071,7 @@
           <w:rFonts w:ascii="Arial" w:hAnsi="Arial"/>
           <w:sz w:val="19"/>
         </w:rPr>
-        <w:t>WeatherLink: PASO LA MINA 5.3 mm/24 h</w:t>
+        <w:t>WeatherLink: SEMAR Capitanía de Pto. Dos Bocas 7.9 mm/24 h</w:t>
       </w:r>
     </w:p>
     <w:p>
@@ -2095,7 +2095,7 @@
           <w:rFonts w:ascii="Arial" w:hAnsi="Arial"/>
           <w:sz w:val="19"/>
         </w:rPr>
-        <w:t>WeatherLink: Sinai 1.0 mm/24 h</w:t>
+        <w:t>WeatherLink: IXHUATAN PCIVILCHIAPAS 0.8 mm/24 h</w:t>
       </w:r>
     </w:p>
     <w:p>
@@ -2107,7 +2107,7 @@
           <w:rFonts w:ascii="Arial" w:hAnsi="Arial"/>
           <w:sz w:val="19"/>
         </w:rPr>
-        <w:t>WeatherLink: Urrutia 0.0 mm/24 h</w:t>
+        <w:t>WeatherLink: PASO LA MINA 0.5 mm/24 h</w:t>
       </w:r>
     </w:p>
     <w:p>
@@ -2282,7 +2282,7 @@
                 <w:b w:val="0"/>
                 <w:sz w:val="16"/>
               </w:rPr>
-              <w:t>2026-10-28T08:33:30-06:00</w:t>
+              <w:t>2026-10-29T10:29:45-06:00</w:t>
             </w:r>
           </w:p>
         </w:tc>
@@ -2297,7 +2297,7 @@
                 <w:b w:val="0"/>
                 <w:sz w:val="16"/>
               </w:rPr>
-              <w:t>2026-10-28T08:36:54.435757-06:00</w:t>
+              <w:t>2026-10-29T10:32:42.578669-06:00</w:t>
             </w:r>
           </w:p>
         </w:tc>
@@ -2344,7 +2344,7 @@
                 <w:b w:val="0"/>
                 <w:sz w:val="16"/>
               </w:rPr>
-              <w:t>2026-10-28T09:43:07-06:00</w:t>
+              <w:t>2026-10-29T10:31:05-06:00</w:t>
             </w:r>
           </w:p>
         </w:tc>
@@ -2359,7 +2359,7 @@
                 <w:b w:val="0"/>
                 <w:sz w:val="16"/>
               </w:rPr>
-              <w:t>2026-10-28T09:56:21.774329-06:00</w:t>
+              <w:t>2026-10-29T10:32:42.931499-06:00</w:t>
             </w:r>
           </w:p>
         </w:tc>
@@ -2501,7 +2501,7 @@
           <w:rFonts w:ascii="Arial" w:hAnsi="Arial"/>
           <w:sz w:val="19"/>
         </w:rPr>
-        <w:t>El Porvenir–La Pasión: nivel 5.60 m · caudal 1331.67 m³/s.</w:t>
+        <w:t>El Porvenir–La Pasión: nivel 5.44 m · caudal 1252.86 m³/s.</w:t>
       </w:r>
     </w:p>
     <w:p>
@@ -2513,7 +2513,7 @@
           <w:rFonts w:ascii="Arial" w:hAnsi="Arial"/>
           <w:sz w:val="19"/>
         </w:rPr>
-        <w:t>El Tigre–Usumacinta: nivel 9.86 m · caudal 2795.57 m³/s.</w:t>
+        <w:t>El Tigre–Usumacinta: nivel 9.36 m · caudal 2578.17 m³/s.</w:t>
       </w:r>
     </w:p>
     <w:p>
@@ -2525,7 +2525,7 @@
           <w:rFonts w:ascii="Arial" w:hAnsi="Arial"/>
           <w:sz w:val="19"/>
         </w:rPr>
-        <w:t>Cadena de seguimiento en Tabasco: Boca del Cerro: 17.28 m · Δ24 h -0.63 m → Balancán: s/d → Emiliano Zapata: s/d → Jonuta: s/d → Centla/Tres Brazos: s/d.</w:t>
+        <w:t>Cadena de seguimiento en Tabasco: Boca del Cerro: 16.73 m · Δ24 h -0.61 m → Balancán: s/d → Emiliano Zapata: s/d → Jonuta: s/d → Centla/Tres Brazos: s/d.</w:t>
       </w:r>
     </w:p>
     <w:p>
@@ -2537,7 +2537,7 @@
           <w:rFonts w:ascii="Arial" w:hAnsi="Arial"/>
           <w:sz w:val="19"/>
         </w:rPr>
-        <w:t>Evolución El Tigre: Δ nivel -0.390 m en 12.0 h; tendencia disminuyendo.</w:t>
+        <w:t>Evolución El Tigre: Δ nivel -0.240 m en 12.0 h; tendencia disminuyendo.</w:t>
       </w:r>
     </w:p>
     <w:p>

--- a/data/analysis/Reportes/Analisis_Hidrometeorologico_Ultimo.docx
+++ b/data/analysis/Reportes/Analisis_Hidrometeorologico_Ultimo.docx
@@ -35,7 +35,7 @@
           <w:rFonts w:ascii="Arial" w:hAnsi="Arial"/>
           <w:sz w:val="19"/>
         </w:rPr>
-        <w:t>CORTE: 2026-10-29 11:00</w:t>
+        <w:t>CORTE: 2026-10-30 11:00</w:t>
       </w:r>
     </w:p>
     <w:p>
@@ -55,7 +55,7 @@
           <w:rFonts w:ascii="Arial" w:hAnsi="Arial"/>
           <w:sz w:val="19"/>
         </w:rPr>
-        <w:t>Grijalva–Usumacinta • Ríos Serranos • Sistema de Presas • Samaria–Carrizal y corrientes asociadas Actualización: 29 de October de 2026</w:t>
+        <w:t>Grijalva–Usumacinta • Ríos Serranos • Sistema de Presas • Samaria–Carrizal y corrientes asociadas Actualización: 30 de October de 2026</w:t>
       </w:r>
     </w:p>
     <w:p>
@@ -75,7 +75,7 @@
           <w:rFonts w:ascii="Arial" w:hAnsi="Arial"/>
           <w:sz w:val="19"/>
         </w:rPr>
-        <w:t>Al corte de las 11:00 h, la lectura debe mantenerse integrada y no por cuencas aisladas. La señal hidrométrica más reciente tiene como referencia principal el corte vigente de niveles y la lluvia observada/prevista sobre Guatemala, Chiapas y Tabasco. El mayor cambio de 24 h entre estaciones observadas es González +0.00 m/24 h. La prioridad operativa es confirmar cualquier cambio de escenario con coincidencia de lluvia, saturación, niveles, caudales y operación de presas; el pronóstico por sí solo no constituye una creciente confirmada.</w:t>
+        <w:t>Al corte de las 11:00 h, la lectura debe mantenerse integrada y no por cuencas aisladas. La señal hidrométrica más reciente tiene como referencia principal el corte vigente de niveles y la lluvia observada/prevista sobre Guatemala, Chiapas y Tabasco. El mayor cambio de 24 h entre estaciones observadas es San Pedro +0.00 m/24 h. La prioridad operativa es confirmar cualquier cambio de escenario con coincidencia de lluvia, saturación, niveles, caudales y operación de presas; el pronóstico por sí solo no constituye una creciente confirmada.</w:t>
       </w:r>
     </w:p>
     <w:p>
@@ -315,7 +315,7 @@
           <w:rFonts w:ascii="Arial" w:hAnsi="Arial"/>
           <w:sz w:val="19"/>
         </w:rPr>
-        <w:t>Boca del Cerro registra 16.73 m, con variación de 24 h -0.61 m. En la cuenca alta de Guatemala, El Tigre reporta 11.07 m y 3321.7 m³/s; El Porvenir/La Pasión 4.40 m y 813.1 m³/s. La secuencia de vigilancia se mantiene Guatemala → Lacantún → Boca del Cerro/Tenosique → Balancán → Emiliano Zapata → Jonuta → Centla. Pronóstico SMN para Usumacinta: 0-24 h: 5 a 25 mm; 24-48 h: 5 a 25 mm; 48-72 h: 5 a 25 mm; 72-96 h: 5 a 25 mm.</w:t>
+        <w:t>Boca del Cerro registra 16.20 m, con variación de 24 h -0.48 m. En la cuenca alta de Guatemala, El Tigre reporta 11.07 m y 3321.7 m³/s; El Porvenir/La Pasión 4.40 m y 813.1 m³/s. La secuencia de vigilancia se mantiene Guatemala → Boca del Cerro/Tenosique → Balancán → Emiliano Zapata → Jonuta → Centla. Pronóstico SMN para Usumacinta: 0-24 h: 0.1 a 5 mm; 24-48 h: 5 a 25 mm; 48-72 h: 5 a 25 mm; 72-96 h: 5 a 25 mm.</w:t>
       </w:r>
     </w:p>
     <w:tbl>
@@ -435,53 +435,6 @@
                 <w:b w:val="0"/>
                 <w:sz w:val="16"/>
               </w:rPr>
-              <w:t>Lacantún (BHG21, Ocosingo)</w:t>
-            </w:r>
-          </w:p>
-        </w:tc>
-        <w:tc>
-          <w:tcPr>
-            <w:tcW w:type="dxa" w:w="3504"/>
-          </w:tcPr>
-          <w:p>
-            <w:r>
-              <w:rPr>
-                <w:rFonts w:ascii="Arial" w:hAnsi="Arial"/>
-                <w:b w:val="0"/>
-                <w:sz w:val="16"/>
-              </w:rPr>
-              <w:t>138.73 m; 417.20 m³/s; lluvia 24 h 0.0 mm</w:t>
-            </w:r>
-          </w:p>
-        </w:tc>
-        <w:tc>
-          <w:tcPr>
-            <w:tcW w:type="dxa" w:w="3504"/>
-          </w:tcPr>
-          <w:p>
-            <w:r>
-              <w:rPr>
-                <w:rFonts w:ascii="Arial" w:hAnsi="Arial"/>
-                <w:b w:val="0"/>
-                <w:sz w:val="16"/>
-              </w:rPr>
-              <w:t>Aporte de cuenca alta antes de Boca del Cerro; valorar su tendencia junto con Guatemala y la respuesta posterior en Tenosique.</w:t>
-            </w:r>
-          </w:p>
-        </w:tc>
-      </w:tr>
-      <w:tr>
-        <w:tc>
-          <w:tcPr>
-            <w:tcW w:type="dxa" w:w="3504"/>
-          </w:tcPr>
-          <w:p>
-            <w:r>
-              <w:rPr>
-                <w:rFonts w:ascii="Arial" w:hAnsi="Arial"/>
-                <w:b w:val="0"/>
-                <w:sz w:val="16"/>
-              </w:rPr>
               <w:t>Boca del Cerro</w:t>
             </w:r>
           </w:p>
@@ -497,7 +450,7 @@
                 <w:b w:val="0"/>
                 <w:sz w:val="16"/>
               </w:rPr>
-              <w:t>16.73 m; Δ24 h -0.61 m</w:t>
+              <w:t>16.20 m; Δ24 h -0.48 m</w:t>
             </w:r>
           </w:p>
         </w:tc>
@@ -535,7 +488,7 @@
           <w:rFonts w:ascii="Arial" w:hAnsi="Arial"/>
           <w:sz w:val="19"/>
         </w:rPr>
-        <w:t>Los Ríos Serranos tienen respuesta más rápida que el Usumacinta. Oxolotán 34.35 m, Tapijulapa 16.60 m, Teapa 33.86 m y Puyacatengo 24.77 m. Deben vigilarse primero lluvia horaria y estaciones aguas arriba antes de esperar una respuesta en el Grijalva de Villahermosa. Pronóstico SMN Bajo Grijalva–Ríos de la Sierra: 0-24 h: 5 a 25 mm; 24-48 h: 5 a 25 mm; 48-72 h: 5 a 25 mm; 72-96 h: 5 a 25 mm.</w:t>
+        <w:t>Los Ríos Serranos tienen respuesta más rápida que el Usumacinta. Oxolotán 34.31 m, Tapijulapa 16.53 m, Teapa 33.82 m y Puyacatengo 24.75 m. Deben vigilarse primero lluvia horaria y estaciones aguas arriba antes de esperar una respuesta en el Grijalva de Villahermosa. Pronóstico SMN Bajo Grijalva–Ríos de la Sierra: 0-24 h: 0.1 a 5 mm; 24-48 h: 5 a 25 mm; 48-72 h: 5 a 25 mm; 72-96 h: 5 a 25 mm.</w:t>
       </w:r>
     </w:p>
     <w:tbl>
@@ -764,7 +717,7 @@
                 <w:b w:val="0"/>
                 <w:sz w:val="16"/>
               </w:rPr>
-              <w:t>Salto de Agua 3.24 m; Macuspana 2.93 m</w:t>
+              <w:t>Salto de Agua 3.07 m; Macuspana 2.72 m</w:t>
             </w:r>
           </w:p>
         </w:tc>
@@ -938,7 +891,7 @@
                 <w:b w:val="0"/>
                 <w:sz w:val="16"/>
               </w:rPr>
-              <w:t>517.75</w:t>
+              <w:t>517.76</w:t>
             </w:r>
           </w:p>
         </w:tc>
@@ -968,7 +921,7 @@
                 <w:b w:val="0"/>
                 <w:sz w:val="16"/>
               </w:rPr>
-              <w:t>164.48</w:t>
+              <w:t>134.01</w:t>
             </w:r>
           </w:p>
         </w:tc>
@@ -998,7 +951,7 @@
                 <w:b w:val="0"/>
                 <w:sz w:val="16"/>
               </w:rPr>
-              <w:t>+0.00</w:t>
+              <w:t>+0.01</w:t>
             </w:r>
           </w:p>
         </w:tc>
@@ -1030,7 +983,7 @@
                 <w:b w:val="0"/>
                 <w:sz w:val="16"/>
               </w:rPr>
-              <w:t>391.45</w:t>
+              <w:t>391.19</w:t>
             </w:r>
           </w:p>
         </w:tc>
@@ -1060,7 +1013,7 @@
                 <w:b w:val="0"/>
                 <w:sz w:val="16"/>
               </w:rPr>
-              <w:t>151.12</w:t>
+              <w:t>204.33</w:t>
             </w:r>
           </w:p>
         </w:tc>
@@ -1090,7 +1043,7 @@
                 <w:b w:val="0"/>
                 <w:sz w:val="16"/>
               </w:rPr>
-              <w:t>-0.05</w:t>
+              <w:t>-0.26</w:t>
             </w:r>
           </w:p>
         </w:tc>
@@ -1152,7 +1105,7 @@
                 <w:b w:val="0"/>
                 <w:sz w:val="16"/>
               </w:rPr>
-              <w:t>264.51</w:t>
+              <w:t>279.67</w:t>
             </w:r>
           </w:p>
         </w:tc>
@@ -1182,7 +1135,7 @@
                 <w:b w:val="0"/>
                 <w:sz w:val="16"/>
               </w:rPr>
-              <w:t>-0.02</w:t>
+              <w:t>+0.00</w:t>
             </w:r>
           </w:p>
         </w:tc>
@@ -1214,7 +1167,7 @@
                 <w:b w:val="0"/>
                 <w:sz w:val="16"/>
               </w:rPr>
-              <w:t>85.60</w:t>
+              <w:t>85.63</w:t>
             </w:r>
           </w:p>
         </w:tc>
@@ -1244,7 +1197,7 @@
                 <w:b w:val="0"/>
                 <w:sz w:val="16"/>
               </w:rPr>
-              <w:t>330.00</w:t>
+              <w:t>331.67</w:t>
             </w:r>
           </w:p>
         </w:tc>
@@ -1274,7 +1227,7 @@
                 <w:b w:val="0"/>
                 <w:sz w:val="16"/>
               </w:rPr>
-              <w:t>-0.04</w:t>
+              <w:t>+0.03</w:t>
             </w:r>
           </w:p>
         </w:tc>
@@ -1297,7 +1250,7 @@
           <w:rFonts w:ascii="Arial" w:hAnsi="Arial"/>
           <w:sz w:val="19"/>
         </w:rPr>
-        <w:t>Samaria registra 11.66 m y González/Carrizal 3.42 m. El gasto de Peñitas no debe equipararse automáticamente con el gasto que llega a cada brazo: deben incorporarse Platanar y otras aportaciones de cuenca libre y considerar la distribución hidráulica posterior. Como referencia operativa se conserva aproximadamente 70 % hacia Samaria y 30 % hacia Carrizal, sujeta a condiciones hidráulicas y a la operación de El Macayo.</w:t>
+        <w:t>Samaria registra 11.58 m y González/Carrizal 3.39 m. El gasto de Peñitas no debe equipararse automáticamente con el gasto que llega a cada brazo: deben incorporarse Platanar y otras aportaciones de cuenca libre y considerar la distribución hidráulica posterior. Como referencia operativa se conserva aproximadamente 70 % hacia Samaria y 30 % hacia Carrizal, sujeta a condiciones hidráulicas y a la operación de El Macayo.</w:t>
       </w:r>
     </w:p>
     <w:tbl>
@@ -1432,7 +1385,7 @@
                 <w:b w:val="0"/>
                 <w:sz w:val="16"/>
               </w:rPr>
-              <w:t>11.66 m</w:t>
+              <w:t>11.58 m</w:t>
             </w:r>
           </w:p>
         </w:tc>
@@ -1479,7 +1432,7 @@
                 <w:b w:val="0"/>
                 <w:sz w:val="16"/>
               </w:rPr>
-              <w:t>González 3.42 m</w:t>
+              <w:t>González 3.39 m</w:t>
             </w:r>
           </w:p>
         </w:tc>
@@ -2059,7 +2012,7 @@
           <w:rFonts w:ascii="Arial" w:hAnsi="Arial"/>
           <w:sz w:val="19"/>
         </w:rPr>
-        <w:t>WeatherLink: CHAPULTENANGO PCIVILCHIAPAS 9.9 mm/24 h</w:t>
+        <w:t>WeatherLink: SEMAR Capitanía de Pto. Alvarado, Ver. 0.3 mm/24 h</w:t>
       </w:r>
     </w:p>
     <w:p>
@@ -2071,7 +2024,7 @@
           <w:rFonts w:ascii="Arial" w:hAnsi="Arial"/>
           <w:sz w:val="19"/>
         </w:rPr>
-        <w:t>WeatherLink: SEMAR Capitanía de Pto. Dos Bocas 7.9 mm/24 h</w:t>
+        <w:t>WeatherLink: Sinai 0.0 mm/24 h</w:t>
       </w:r>
     </w:p>
     <w:p>
@@ -2083,7 +2036,7 @@
           <w:rFonts w:ascii="Arial" w:hAnsi="Arial"/>
           <w:sz w:val="19"/>
         </w:rPr>
-        <w:t>WeatherLink: SEMAR Capitanía de Pto. Alvarado, Ver. 1.5 mm/24 h</w:t>
+        <w:t>WeatherLink: SEMAR E.I.O. Cd. del Carmen. 0.0 mm/24 h</w:t>
       </w:r>
     </w:p>
     <w:p>
@@ -2095,7 +2048,7 @@
           <w:rFonts w:ascii="Arial" w:hAnsi="Arial"/>
           <w:sz w:val="19"/>
         </w:rPr>
-        <w:t>WeatherLink: IXHUATAN PCIVILCHIAPAS 0.8 mm/24 h</w:t>
+        <w:t>WeatherLink: SAN CAYETANO CONSOLA 0.0 mm/24 h</w:t>
       </w:r>
     </w:p>
     <w:p>
@@ -2107,7 +2060,7 @@
           <w:rFonts w:ascii="Arial" w:hAnsi="Arial"/>
           <w:sz w:val="19"/>
         </w:rPr>
-        <w:t>WeatherLink: PASO LA MINA 0.5 mm/24 h</w:t>
+        <w:t>WeatherLink: SALTO DE AGUA PCIVILCHIAPAS 0.0 mm/24 h</w:t>
       </w:r>
     </w:p>
     <w:p>
@@ -2119,7 +2072,7 @@
           <w:rFonts w:ascii="Arial" w:hAnsi="Arial"/>
           <w:sz w:val="19"/>
         </w:rPr>
-        <w:t>CONAGUA: POBLADO C-11 8.9 mm/24 h</w:t>
+        <w:t>CONAGUA: PUENTE TONALÁ 0.4 mm/24 h</w:t>
       </w:r>
     </w:p>
     <w:p>
@@ -2131,7 +2084,7 @@
           <w:rFonts w:ascii="Arial" w:hAnsi="Arial"/>
           <w:sz w:val="19"/>
         </w:rPr>
-        <w:t>CONAGUA: SÁNCHEZ MAGALLANEZ 3.7 mm/24 h</w:t>
+        <w:t>CONAGUA: ZANAPA 0.2 mm/24 h</w:t>
       </w:r>
     </w:p>
     <w:p>
@@ -2143,7 +2096,7 @@
           <w:rFonts w:ascii="Arial" w:hAnsi="Arial"/>
           <w:sz w:val="19"/>
         </w:rPr>
-        <w:t>CONAGUA: SAMARIA 2.0 mm/24 h</w:t>
+        <w:t>CONAGUA: MACAYO MARGEN IZQUIERDA 0.1 mm/24 h</w:t>
       </w:r>
     </w:p>
     <w:p>
@@ -2155,7 +2108,7 @@
           <w:rFonts w:ascii="Arial" w:hAnsi="Arial"/>
           <w:sz w:val="19"/>
         </w:rPr>
-        <w:t>CONAGUA: PUENTE TONALÁ 0.7 mm/24 h</w:t>
+        <w:t>CONAGUA: ZACAJITIC 0.0 mm/24 h</w:t>
       </w:r>
     </w:p>
     <w:p>
@@ -2167,7 +2120,7 @@
           <w:rFonts w:ascii="Arial" w:hAnsi="Arial"/>
           <w:sz w:val="19"/>
         </w:rPr>
-        <w:t>CONAGUA: PLATANAR 0.6 mm/24 h</w:t>
+        <w:t>CONAGUA: VÍA CORTA 0.0 mm/24 h</w:t>
       </w:r>
     </w:p>
     <w:p>
@@ -2282,7 +2235,7 @@
                 <w:b w:val="0"/>
                 <w:sz w:val="16"/>
               </w:rPr>
-              <w:t>2026-10-29T10:29:45-06:00</w:t>
+              <w:t>2026-10-30T08:20:45-06:00</w:t>
             </w:r>
           </w:p>
         </w:tc>
@@ -2297,7 +2250,7 @@
                 <w:b w:val="0"/>
                 <w:sz w:val="16"/>
               </w:rPr>
-              <w:t>2026-10-29T10:32:42.578669-06:00</w:t>
+              <w:t>2026-10-30T08:47:08.111217-06:00</w:t>
             </w:r>
           </w:p>
         </w:tc>
@@ -2344,7 +2297,7 @@
                 <w:b w:val="0"/>
                 <w:sz w:val="16"/>
               </w:rPr>
-              <w:t>2026-10-29T10:31:05-06:00</w:t>
+              <w:t>2026-10-30T10:05:21-06:00</w:t>
             </w:r>
           </w:p>
         </w:tc>
@@ -2359,7 +2312,7 @@
                 <w:b w:val="0"/>
                 <w:sz w:val="16"/>
               </w:rPr>
-              <w:t>2026-10-29T10:32:42.931499-06:00</w:t>
+              <w:t>2026-10-30T10:06:29.844350-06:00</w:t>
             </w:r>
           </w:p>
         </w:tc>
@@ -2501,7 +2454,7 @@
           <w:rFonts w:ascii="Arial" w:hAnsi="Arial"/>
           <w:sz w:val="19"/>
         </w:rPr>
-        <w:t>El Porvenir–La Pasión: nivel 5.44 m · caudal 1252.86 m³/s.</w:t>
+        <w:t>El Porvenir–La Pasión: nivel 5.31 m · caudal 1191.10 m³/s.</w:t>
       </w:r>
     </w:p>
     <w:p>
@@ -2513,7 +2466,7 @@
           <w:rFonts w:ascii="Arial" w:hAnsi="Arial"/>
           <w:sz w:val="19"/>
         </w:rPr>
-        <w:t>El Tigre–Usumacinta: nivel 9.36 m · caudal 2578.17 m³/s.</w:t>
+        <w:t>El Tigre–Usumacinta: nivel 9.04 m · caudal 2439.04 m³/s.</w:t>
       </w:r>
     </w:p>
     <w:p>
@@ -2525,7 +2478,7 @@
           <w:rFonts w:ascii="Arial" w:hAnsi="Arial"/>
           <w:sz w:val="19"/>
         </w:rPr>
-        <w:t>Cadena de seguimiento en Tabasco: Boca del Cerro: 16.73 m · Δ24 h -0.61 m → Balancán: s/d → Emiliano Zapata: s/d → Jonuta: s/d → Centla/Tres Brazos: s/d.</w:t>
+        <w:t>Cadena de seguimiento en Tabasco: Boca del Cerro: 16.20 m · Δ24 h -0.48 m → Balancán: s/d → Emiliano Zapata: s/d → Jonuta: s/d → Centla/Tres Brazos: s/d.</w:t>
       </w:r>
     </w:p>
     <w:p>
@@ -2537,7 +2490,7 @@
           <w:rFonts w:ascii="Arial" w:hAnsi="Arial"/>
           <w:sz w:val="19"/>
         </w:rPr>
-        <w:t>Evolución El Tigre: Δ nivel -0.240 m en 12.0 h; tendencia disminuyendo.</w:t>
+        <w:t>Evolución El Tigre: Δ nivel -0.110 m en 12.0 h; tendencia disminuyendo.</w:t>
       </w:r>
     </w:p>
     <w:p>

--- a/data/analysis/Reportes/Analisis_Hidrometeorologico_Ultimo.docx
+++ b/data/analysis/Reportes/Analisis_Hidrometeorologico_Ultimo.docx
@@ -35,7 +35,7 @@
           <w:rFonts w:ascii="Arial" w:hAnsi="Arial"/>
           <w:sz w:val="19"/>
         </w:rPr>
-        <w:t>CORTE: 2026-10-30 11:00</w:t>
+        <w:t>CORTE: 2026-10-31 11:00</w:t>
       </w:r>
     </w:p>
     <w:p>
@@ -55,7 +55,7 @@
           <w:rFonts w:ascii="Arial" w:hAnsi="Arial"/>
           <w:sz w:val="19"/>
         </w:rPr>
-        <w:t>Grijalva–Usumacinta • Ríos Serranos • Sistema de Presas • Samaria–Carrizal y corrientes asociadas Actualización: 30 de October de 2026</w:t>
+        <w:t>Grijalva–Usumacinta • Ríos Serranos • Sistema de Presas • Samaria–Carrizal y corrientes asociadas Actualización: 31 de October de 2026</w:t>
       </w:r>
     </w:p>
     <w:p>
@@ -75,7 +75,7 @@
           <w:rFonts w:ascii="Arial" w:hAnsi="Arial"/>
           <w:sz w:val="19"/>
         </w:rPr>
-        <w:t>Al corte de las 11:00 h, la lectura debe mantenerse integrada y no por cuencas aisladas. La señal hidrométrica más reciente tiene como referencia principal el corte vigente de niveles y la lluvia observada/prevista sobre Guatemala, Chiapas y Tabasco. El mayor cambio de 24 h entre estaciones observadas es San Pedro +0.00 m/24 h. La prioridad operativa es confirmar cualquier cambio de escenario con coincidencia de lluvia, saturación, niveles, caudales y operación de presas; el pronóstico por sí solo no constituye una creciente confirmada.</w:t>
+        <w:t>Al corte de las 11:00 h, la lectura debe mantenerse integrada y no por cuencas aisladas. La señal hidrométrica más reciente tiene como referencia principal el corte vigente de niveles y la lluvia observada/prevista sobre Guatemala, Chiapas y Tabasco. El mayor cambio de 24 h entre estaciones observadas es sin ascensos comparables relevantes. La prioridad operativa es confirmar cualquier cambio de escenario con coincidencia de lluvia, saturación, niveles, caudales y operación de presas; el pronóstico por sí solo no constituye una creciente confirmada.</w:t>
       </w:r>
     </w:p>
     <w:p>
@@ -315,7 +315,7 @@
           <w:rFonts w:ascii="Arial" w:hAnsi="Arial"/>
           <w:sz w:val="19"/>
         </w:rPr>
-        <w:t>Boca del Cerro registra 16.20 m, con variación de 24 h -0.48 m. En la cuenca alta de Guatemala, El Tigre reporta 11.07 m y 3321.7 m³/s; El Porvenir/La Pasión 4.40 m y 813.1 m³/s. La secuencia de vigilancia se mantiene Guatemala → Boca del Cerro/Tenosique → Balancán → Emiliano Zapata → Jonuta → Centla. Pronóstico SMN para Usumacinta: 0-24 h: 0.1 a 5 mm; 24-48 h: 5 a 25 mm; 48-72 h: 5 a 25 mm; 72-96 h: 5 a 25 mm.</w:t>
+        <w:t>Boca del Cerro registra 15.72 m, con variación de 24 h s/d. En la cuenca alta de Guatemala, El Tigre reporta 11.07 m y 3321.7 m³/s; El Porvenir/La Pasión 4.40 m y 813.1 m³/s. La secuencia de vigilancia se mantiene Guatemala → Boca del Cerro/Tenosique → Balancán → Emiliano Zapata → Jonuta → Centla. Pronóstico SMN para Usumacinta: 0-24 h: 0.1 a 5 mm; 24-48 h: 5 a 25 mm; 48-72 h: 5 a 25 mm; 72-96 h: 5 a 25 mm.</w:t>
       </w:r>
     </w:p>
     <w:tbl>
@@ -450,7 +450,7 @@
                 <w:b w:val="0"/>
                 <w:sz w:val="16"/>
               </w:rPr>
-              <w:t>16.20 m; Δ24 h -0.48 m</w:t>
+              <w:t>15.72 m; Δ24 h s/d</w:t>
             </w:r>
           </w:p>
         </w:tc>
@@ -488,7 +488,7 @@
           <w:rFonts w:ascii="Arial" w:hAnsi="Arial"/>
           <w:sz w:val="19"/>
         </w:rPr>
-        <w:t>Los Ríos Serranos tienen respuesta más rápida que el Usumacinta. Oxolotán 34.31 m, Tapijulapa 16.53 m, Teapa 33.82 m y Puyacatengo 24.75 m. Deben vigilarse primero lluvia horaria y estaciones aguas arriba antes de esperar una respuesta en el Grijalva de Villahermosa. Pronóstico SMN Bajo Grijalva–Ríos de la Sierra: 0-24 h: 0.1 a 5 mm; 24-48 h: 5 a 25 mm; 48-72 h: 5 a 25 mm; 72-96 h: 5 a 25 mm.</w:t>
+        <w:t>Los Ríos Serranos tienen respuesta más rápida que el Usumacinta. Oxolotán 34.28 m, Tapijulapa 16.49 m, Teapa 33.80 m y Puyacatengo 24.74 m. Deben vigilarse primero lluvia horaria y estaciones aguas arriba antes de esperar una respuesta en el Grijalva de Villahermosa. Pronóstico SMN Bajo Grijalva–Ríos de la Sierra: 0-24 h: 5 a 25 mm; 24-48 h: 5 a 25 mm; 48-72 h: 5 a 25 mm; 72-96 h: 5 a 25 mm.</w:t>
       </w:r>
     </w:p>
     <w:tbl>
@@ -717,7 +717,7 @@
                 <w:b w:val="0"/>
                 <w:sz w:val="16"/>
               </w:rPr>
-              <w:t>Salto de Agua 3.07 m; Macuspana 2.72 m</w:t>
+              <w:t>Salto de Agua 2.98 m; Macuspana 2.59 m</w:t>
             </w:r>
           </w:p>
         </w:tc>
@@ -906,7 +906,7 @@
                 <w:b w:val="0"/>
                 <w:sz w:val="16"/>
               </w:rPr>
-              <w:t>50.00</w:t>
+              <w:t>0.00</w:t>
             </w:r>
           </w:p>
         </w:tc>
@@ -921,191 +921,7 @@
                 <w:b w:val="0"/>
                 <w:sz w:val="16"/>
               </w:rPr>
-              <w:t>134.01</w:t>
-            </w:r>
-          </w:p>
-        </w:tc>
-        <w:tc>
-          <w:tcPr>
-            <w:tcW w:type="dxa" w:w="1752"/>
-          </w:tcPr>
-          <w:p>
-            <w:r>
-              <w:rPr>
-                <w:rFonts w:ascii="Arial" w:hAnsi="Arial"/>
-                <w:b w:val="0"/>
-                <w:sz w:val="16"/>
-              </w:rPr>
-              <w:t>0.0</w:t>
-            </w:r>
-          </w:p>
-        </w:tc>
-        <w:tc>
-          <w:tcPr>
-            <w:tcW w:type="dxa" w:w="1752"/>
-          </w:tcPr>
-          <w:p>
-            <w:r>
-              <w:rPr>
-                <w:rFonts w:ascii="Arial" w:hAnsi="Arial"/>
-                <w:b w:val="0"/>
-                <w:sz w:val="16"/>
-              </w:rPr>
-              <w:t>+0.01</w:t>
-            </w:r>
-          </w:p>
-        </w:tc>
-      </w:tr>
-      <w:tr>
-        <w:tc>
-          <w:tcPr>
-            <w:tcW w:type="dxa" w:w="1752"/>
-          </w:tcPr>
-          <w:p>
-            <w:r>
-              <w:rPr>
-                <w:rFonts w:ascii="Arial" w:hAnsi="Arial"/>
-                <w:b w:val="0"/>
-                <w:sz w:val="16"/>
-              </w:rPr>
-              <w:t>Chicoasén</w:t>
-            </w:r>
-          </w:p>
-        </w:tc>
-        <w:tc>
-          <w:tcPr>
-            <w:tcW w:type="dxa" w:w="1752"/>
-          </w:tcPr>
-          <w:p>
-            <w:r>
-              <w:rPr>
-                <w:rFonts w:ascii="Arial" w:hAnsi="Arial"/>
-                <w:b w:val="0"/>
-                <w:sz w:val="16"/>
-              </w:rPr>
-              <w:t>391.19</w:t>
-            </w:r>
-          </w:p>
-        </w:tc>
-        <w:tc>
-          <w:tcPr>
-            <w:tcW w:type="dxa" w:w="1752"/>
-          </w:tcPr>
-          <w:p>
-            <w:r>
-              <w:rPr>
-                <w:rFonts w:ascii="Arial" w:hAnsi="Arial"/>
-                <w:b w:val="0"/>
-                <w:sz w:val="16"/>
-              </w:rPr>
-              <w:t>98.00</w:t>
-            </w:r>
-          </w:p>
-        </w:tc>
-        <w:tc>
-          <w:tcPr>
-            <w:tcW w:type="dxa" w:w="1752"/>
-          </w:tcPr>
-          <w:p>
-            <w:r>
-              <w:rPr>
-                <w:rFonts w:ascii="Arial" w:hAnsi="Arial"/>
-                <w:b w:val="0"/>
-                <w:sz w:val="16"/>
-              </w:rPr>
-              <w:t>204.33</w:t>
-            </w:r>
-          </w:p>
-        </w:tc>
-        <w:tc>
-          <w:tcPr>
-            <w:tcW w:type="dxa" w:w="1752"/>
-          </w:tcPr>
-          <w:p>
-            <w:r>
-              <w:rPr>
-                <w:rFonts w:ascii="Arial" w:hAnsi="Arial"/>
-                <w:b w:val="0"/>
-                <w:sz w:val="16"/>
-              </w:rPr>
-              <w:t>0.0</w:t>
-            </w:r>
-          </w:p>
-        </w:tc>
-        <w:tc>
-          <w:tcPr>
-            <w:tcW w:type="dxa" w:w="1752"/>
-          </w:tcPr>
-          <w:p>
-            <w:r>
-              <w:rPr>
-                <w:rFonts w:ascii="Arial" w:hAnsi="Arial"/>
-                <w:b w:val="0"/>
-                <w:sz w:val="16"/>
-              </w:rPr>
-              <w:t>-0.26</w:t>
-            </w:r>
-          </w:p>
-        </w:tc>
-      </w:tr>
-      <w:tr>
-        <w:tc>
-          <w:tcPr>
-            <w:tcW w:type="dxa" w:w="1752"/>
-          </w:tcPr>
-          <w:p>
-            <w:r>
-              <w:rPr>
-                <w:rFonts w:ascii="Arial" w:hAnsi="Arial"/>
-                <w:b w:val="0"/>
-                <w:sz w:val="16"/>
-              </w:rPr>
-              <w:t>Malpaso</w:t>
-            </w:r>
-          </w:p>
-        </w:tc>
-        <w:tc>
-          <w:tcPr>
-            <w:tcW w:type="dxa" w:w="1752"/>
-          </w:tcPr>
-          <w:p>
-            <w:r>
-              <w:rPr>
-                <w:rFonts w:ascii="Arial" w:hAnsi="Arial"/>
-                <w:b w:val="0"/>
-                <w:sz w:val="16"/>
-              </w:rPr>
-              <w:t>166.00</w:t>
-            </w:r>
-          </w:p>
-        </w:tc>
-        <w:tc>
-          <w:tcPr>
-            <w:tcW w:type="dxa" w:w="1752"/>
-          </w:tcPr>
-          <w:p>
-            <w:r>
-              <w:rPr>
-                <w:rFonts w:ascii="Arial" w:hAnsi="Arial"/>
-                <w:b w:val="0"/>
-                <w:sz w:val="16"/>
-              </w:rPr>
-              <w:t>63.00</w:t>
-            </w:r>
-          </w:p>
-        </w:tc>
-        <w:tc>
-          <w:tcPr>
-            <w:tcW w:type="dxa" w:w="1752"/>
-          </w:tcPr>
-          <w:p>
-            <w:r>
-              <w:rPr>
-                <w:rFonts w:ascii="Arial" w:hAnsi="Arial"/>
-                <w:b w:val="0"/>
-                <w:sz w:val="16"/>
-              </w:rPr>
-              <w:t>279.67</w:t>
+              <w:t>-17.08</w:t>
             </w:r>
           </w:p>
         </w:tc>
@@ -1152,7 +968,7 @@
                 <w:b w:val="0"/>
                 <w:sz w:val="16"/>
               </w:rPr>
-              <w:t>Peñitas</w:t>
+              <w:t>Chicoasén</w:t>
             </w:r>
           </w:p>
         </w:tc>
@@ -1167,7 +983,7 @@
                 <w:b w:val="0"/>
                 <w:sz w:val="16"/>
               </w:rPr>
-              <w:t>85.63</w:t>
+              <w:t>391.16</w:t>
             </w:r>
           </w:p>
         </w:tc>
@@ -1182,7 +998,7 @@
                 <w:b w:val="0"/>
                 <w:sz w:val="16"/>
               </w:rPr>
-              <w:t>80.00</w:t>
+              <w:t>0.40</w:t>
             </w:r>
           </w:p>
         </w:tc>
@@ -1197,7 +1013,7 @@
                 <w:b w:val="0"/>
                 <w:sz w:val="16"/>
               </w:rPr>
-              <w:t>331.67</w:t>
+              <w:t>0.40</w:t>
             </w:r>
           </w:p>
         </w:tc>
@@ -1227,7 +1043,191 @@
                 <w:b w:val="0"/>
                 <w:sz w:val="16"/>
               </w:rPr>
-              <w:t>+0.03</w:t>
+              <w:t>+0.02</w:t>
+            </w:r>
+          </w:p>
+        </w:tc>
+      </w:tr>
+      <w:tr>
+        <w:tc>
+          <w:tcPr>
+            <w:tcW w:type="dxa" w:w="1752"/>
+          </w:tcPr>
+          <w:p>
+            <w:r>
+              <w:rPr>
+                <w:rFonts w:ascii="Arial" w:hAnsi="Arial"/>
+                <w:b w:val="0"/>
+                <w:sz w:val="16"/>
+              </w:rPr>
+              <w:t>Malpaso</w:t>
+            </w:r>
+          </w:p>
+        </w:tc>
+        <w:tc>
+          <w:tcPr>
+            <w:tcW w:type="dxa" w:w="1752"/>
+          </w:tcPr>
+          <w:p>
+            <w:r>
+              <w:rPr>
+                <w:rFonts w:ascii="Arial" w:hAnsi="Arial"/>
+                <w:b w:val="0"/>
+                <w:sz w:val="16"/>
+              </w:rPr>
+              <w:t>7821.88</w:t>
+            </w:r>
+          </w:p>
+        </w:tc>
+        <w:tc>
+          <w:tcPr>
+            <w:tcW w:type="dxa" w:w="1752"/>
+          </w:tcPr>
+          <w:p>
+            <w:r>
+              <w:rPr>
+                <w:rFonts w:ascii="Arial" w:hAnsi="Arial"/>
+                <w:b w:val="0"/>
+                <w:sz w:val="16"/>
+              </w:rPr>
+              <w:t>165.97</w:t>
+            </w:r>
+          </w:p>
+        </w:tc>
+        <w:tc>
+          <w:tcPr>
+            <w:tcW w:type="dxa" w:w="1752"/>
+          </w:tcPr>
+          <w:p>
+            <w:r>
+              <w:rPr>
+                <w:rFonts w:ascii="Arial" w:hAnsi="Arial"/>
+                <w:b w:val="0"/>
+                <w:sz w:val="16"/>
+              </w:rPr>
+              <w:t>-15.84</w:t>
+            </w:r>
+          </w:p>
+        </w:tc>
+        <w:tc>
+          <w:tcPr>
+            <w:tcW w:type="dxa" w:w="1752"/>
+          </w:tcPr>
+          <w:p>
+            <w:r>
+              <w:rPr>
+                <w:rFonts w:ascii="Arial" w:hAnsi="Arial"/>
+                <w:b w:val="0"/>
+                <w:sz w:val="16"/>
+              </w:rPr>
+              <w:t>0.0</w:t>
+            </w:r>
+          </w:p>
+        </w:tc>
+        <w:tc>
+          <w:tcPr>
+            <w:tcW w:type="dxa" w:w="1752"/>
+          </w:tcPr>
+          <w:p>
+            <w:r>
+              <w:rPr>
+                <w:rFonts w:ascii="Arial" w:hAnsi="Arial"/>
+                <w:b w:val="0"/>
+                <w:sz w:val="16"/>
+              </w:rPr>
+              <w:t>-0.03</w:t>
+            </w:r>
+          </w:p>
+        </w:tc>
+      </w:tr>
+      <w:tr>
+        <w:tc>
+          <w:tcPr>
+            <w:tcW w:type="dxa" w:w="1752"/>
+          </w:tcPr>
+          <w:p>
+            <w:r>
+              <w:rPr>
+                <w:rFonts w:ascii="Arial" w:hAnsi="Arial"/>
+                <w:b w:val="0"/>
+                <w:sz w:val="16"/>
+              </w:rPr>
+              <w:t>Peñitas</w:t>
+            </w:r>
+          </w:p>
+        </w:tc>
+        <w:tc>
+          <w:tcPr>
+            <w:tcW w:type="dxa" w:w="1752"/>
+          </w:tcPr>
+          <w:p>
+            <w:r>
+              <w:rPr>
+                <w:rFonts w:ascii="Arial" w:hAnsi="Arial"/>
+                <w:b w:val="0"/>
+                <w:sz w:val="16"/>
+              </w:rPr>
+              <w:t>85.71</w:t>
+            </w:r>
+          </w:p>
+        </w:tc>
+        <w:tc>
+          <w:tcPr>
+            <w:tcW w:type="dxa" w:w="1752"/>
+          </w:tcPr>
+          <w:p>
+            <w:r>
+              <w:rPr>
+                <w:rFonts w:ascii="Arial" w:hAnsi="Arial"/>
+                <w:b w:val="0"/>
+                <w:sz w:val="16"/>
+              </w:rPr>
+              <w:t>1.84</w:t>
+            </w:r>
+          </w:p>
+        </w:tc>
+        <w:tc>
+          <w:tcPr>
+            <w:tcW w:type="dxa" w:w="1752"/>
+          </w:tcPr>
+          <w:p>
+            <w:r>
+              <w:rPr>
+                <w:rFonts w:ascii="Arial" w:hAnsi="Arial"/>
+                <w:b w:val="0"/>
+                <w:sz w:val="16"/>
+              </w:rPr>
+              <w:t>1.84</w:t>
+            </w:r>
+          </w:p>
+        </w:tc>
+        <w:tc>
+          <w:tcPr>
+            <w:tcW w:type="dxa" w:w="1752"/>
+          </w:tcPr>
+          <w:p>
+            <w:r>
+              <w:rPr>
+                <w:rFonts w:ascii="Arial" w:hAnsi="Arial"/>
+                <w:b w:val="0"/>
+                <w:sz w:val="16"/>
+              </w:rPr>
+              <w:t>0.0</w:t>
+            </w:r>
+          </w:p>
+        </w:tc>
+        <w:tc>
+          <w:tcPr>
+            <w:tcW w:type="dxa" w:w="1752"/>
+          </w:tcPr>
+          <w:p>
+            <w:r>
+              <w:rPr>
+                <w:rFonts w:ascii="Arial" w:hAnsi="Arial"/>
+                <w:b w:val="0"/>
+                <w:sz w:val="16"/>
+              </w:rPr>
+              <w:t>+0.09</w:t>
             </w:r>
           </w:p>
         </w:tc>
@@ -1250,7 +1250,7 @@
           <w:rFonts w:ascii="Arial" w:hAnsi="Arial"/>
           <w:sz w:val="19"/>
         </w:rPr>
-        <w:t>Samaria registra 11.58 m y González/Carrizal 3.39 m. El gasto de Peñitas no debe equipararse automáticamente con el gasto que llega a cada brazo: deben incorporarse Platanar y otras aportaciones de cuenca libre y considerar la distribución hidráulica posterior. Como referencia operativa se conserva aproximadamente 70 % hacia Samaria y 30 % hacia Carrizal, sujeta a condiciones hidráulicas y a la operación de El Macayo.</w:t>
+        <w:t>Samaria registra 11.56 m y González/Carrizal 3.31 m. El gasto de Peñitas no debe equipararse automáticamente con el gasto que llega a cada brazo: deben incorporarse Platanar y otras aportaciones de cuenca libre y considerar la distribución hidráulica posterior. Como referencia operativa se conserva aproximadamente 70 % hacia Samaria y 30 % hacia Carrizal, sujeta a condiciones hidráulicas y a la operación de El Macayo.</w:t>
       </w:r>
     </w:p>
     <w:tbl>
@@ -1385,7 +1385,7 @@
                 <w:b w:val="0"/>
                 <w:sz w:val="16"/>
               </w:rPr>
-              <w:t>11.58 m</w:t>
+              <w:t>11.56 m</w:t>
             </w:r>
           </w:p>
         </w:tc>
@@ -1432,7 +1432,7 @@
                 <w:b w:val="0"/>
                 <w:sz w:val="16"/>
               </w:rPr>
-              <w:t>González 3.39 m</w:t>
+              <w:t>González 3.31 m</w:t>
             </w:r>
           </w:p>
         </w:tc>
@@ -2024,6 +2024,18 @@
           <w:rFonts w:ascii="Arial" w:hAnsi="Arial"/>
           <w:sz w:val="19"/>
         </w:rPr>
+        <w:t>WeatherLink: Urrutia 0.0 mm/24 h</w:t>
+      </w:r>
+    </w:p>
+    <w:p>
+      <w:pPr>
+        <w:pStyle w:val="ListBullet"/>
+      </w:pPr>
+      <w:r>
+        <w:rPr>
+          <w:rFonts w:ascii="Arial" w:hAnsi="Arial"/>
+          <w:sz w:val="19"/>
+        </w:rPr>
         <w:t>WeatherLink: Sinai 0.0 mm/24 h</w:t>
       </w:r>
     </w:p>
@@ -2049,18 +2061,6 @@
           <w:sz w:val="19"/>
         </w:rPr>
         <w:t>WeatherLink: SAN CAYETANO CONSOLA 0.0 mm/24 h</w:t>
-      </w:r>
-    </w:p>
-    <w:p>
-      <w:pPr>
-        <w:pStyle w:val="ListBullet"/>
-      </w:pPr>
-      <w:r>
-        <w:rPr>
-          <w:rFonts w:ascii="Arial" w:hAnsi="Arial"/>
-          <w:sz w:val="19"/>
-        </w:rPr>
-        <w:t>WeatherLink: SALTO DE AGUA PCIVILCHIAPAS 0.0 mm/24 h</w:t>
       </w:r>
     </w:p>
     <w:p>
@@ -2235,7 +2235,7 @@
                 <w:b w:val="0"/>
                 <w:sz w:val="16"/>
               </w:rPr>
-              <w:t>2026-10-30T08:20:45-06:00</w:t>
+              <w:t>2026-10-31T06:22:59-06:00</w:t>
             </w:r>
           </w:p>
         </w:tc>
@@ -2250,7 +2250,7 @@
                 <w:b w:val="0"/>
                 <w:sz w:val="16"/>
               </w:rPr>
-              <w:t>2026-10-30T08:47:08.111217-06:00</w:t>
+              <w:t>2026-10-31T06:25:23.919190-06:00</w:t>
             </w:r>
           </w:p>
         </w:tc>
@@ -2297,7 +2297,7 @@
                 <w:b w:val="0"/>
                 <w:sz w:val="16"/>
               </w:rPr>
-              <w:t>2026-10-30T10:05:21-06:00</w:t>
+              <w:t>2026-10-31T09:33:55-06:00</w:t>
             </w:r>
           </w:p>
         </w:tc>
@@ -2312,7 +2312,7 @@
                 <w:b w:val="0"/>
                 <w:sz w:val="16"/>
               </w:rPr>
-              <w:t>2026-10-30T10:06:29.844350-06:00</w:t>
+              <w:t>2026-10-31T09:56:29.345673-06:00</w:t>
             </w:r>
           </w:p>
         </w:tc>
@@ -2454,7 +2454,7 @@
           <w:rFonts w:ascii="Arial" w:hAnsi="Arial"/>
           <w:sz w:val="19"/>
         </w:rPr>
-        <w:t>El Porvenir–La Pasión: nivel 5.31 m · caudal 1191.10 m³/s.</w:t>
+        <w:t>El Porvenir–La Pasión: nivel 5.21 m · caudal 1144.96 m³/s.</w:t>
       </w:r>
     </w:p>
     <w:p>
@@ -2466,7 +2466,7 @@
           <w:rFonts w:ascii="Arial" w:hAnsi="Arial"/>
           <w:sz w:val="19"/>
         </w:rPr>
-        <w:t>El Tigre–Usumacinta: nivel 9.04 m · caudal 2439.04 m³/s.</w:t>
+        <w:t>El Tigre–Usumacinta: nivel 8.83 m · caudal 2347.74 m³/s.</w:t>
       </w:r>
     </w:p>
     <w:p>
@@ -2478,7 +2478,7 @@
           <w:rFonts w:ascii="Arial" w:hAnsi="Arial"/>
           <w:sz w:val="19"/>
         </w:rPr>
-        <w:t>Cadena de seguimiento en Tabasco: Boca del Cerro: 16.20 m · Δ24 h -0.48 m → Balancán: s/d → Emiliano Zapata: s/d → Jonuta: s/d → Centla/Tres Brazos: s/d.</w:t>
+        <w:t>Cadena de seguimiento en Tabasco: Boca del Cerro: 15.72 m → Balancán: s/d → Emiliano Zapata: s/d → Jonuta: s/d → Centla/Tres Brazos: s/d.</w:t>
       </w:r>
     </w:p>
     <w:p>
@@ -2490,7 +2490,7 @@
           <w:rFonts w:ascii="Arial" w:hAnsi="Arial"/>
           <w:sz w:val="19"/>
         </w:rPr>
-        <w:t>Evolución El Tigre: Δ nivel -0.110 m en 12.0 h; tendencia disminuyendo.</w:t>
+        <w:t>Evolución El Tigre: Δ nivel -0.040 m en 12.0 h; tendencia disminuyendo.</w:t>
       </w:r>
     </w:p>
     <w:p>

--- a/data/analysis/Reportes/Analisis_Hidrometeorologico_Ultimo.docx
+++ b/data/analysis/Reportes/Analisis_Hidrometeorologico_Ultimo.docx
@@ -75,7 +75,7 @@
           <w:rFonts w:ascii="Arial" w:hAnsi="Arial"/>
           <w:sz w:val="19"/>
         </w:rPr>
-        <w:t>Al corte de las 11:00 h, la lectura debe mantenerse integrada y no por cuencas aisladas. La señal hidrométrica más reciente tiene como referencia principal el corte vigente de niveles y la lluvia observada/prevista sobre Guatemala, Chiapas y Tabasco. El mayor cambio de 24 h entre estaciones observadas es sin ascensos comparables relevantes. La prioridad operativa es confirmar cualquier cambio de escenario con coincidencia de lluvia, saturación, niveles, caudales y operación de presas; el pronóstico por sí solo no constituye una creciente confirmada.</w:t>
+        <w:t>Al corte de las 11:00 h, la lectura debe mantenerse integrada y no por cuencas aisladas. La señal hidrométrica más reciente tiene como referencia principal el corte vigente de niveles y la lluvia observada/prevista sobre Guatemala, Chiapas y Tabasco. El mayor cambio de 24 h entre estaciones observadas es San Pedro +0.00 m/24 h. La prioridad operativa es confirmar cualquier cambio de escenario con coincidencia de lluvia, saturación, niveles, caudales y operación de presas; el pronóstico por sí solo no constituye una creciente confirmada.</w:t>
       </w:r>
     </w:p>
     <w:p>
@@ -315,7 +315,7 @@
           <w:rFonts w:ascii="Arial" w:hAnsi="Arial"/>
           <w:sz w:val="19"/>
         </w:rPr>
-        <w:t>Boca del Cerro registra 15.72 m, con variación de 24 h s/d. En la cuenca alta de Guatemala, El Tigre reporta 11.07 m y 3321.7 m³/s; El Porvenir/La Pasión 4.40 m y 813.1 m³/s. La secuencia de vigilancia se mantiene Guatemala → Boca del Cerro/Tenosique → Balancán → Emiliano Zapata → Jonuta → Centla. Pronóstico SMN para Usumacinta: 0-24 h: 0.1 a 5 mm; 24-48 h: 5 a 25 mm; 48-72 h: 5 a 25 mm; 72-96 h: 5 a 25 mm.</w:t>
+        <w:t>Boca del Cerro registra 15.72 m, con variación de 24 h -0.59 m. En la cuenca alta de Guatemala, El Tigre reporta 11.07 m y 3321.7 m³/s; El Porvenir/La Pasión 4.40 m y 813.1 m³/s. La secuencia de vigilancia se mantiene Guatemala → Boca del Cerro/Tenosique → Balancán → Emiliano Zapata → Jonuta → Centla. Pronóstico SMN para Usumacinta: 0-24 h: 0.1 a 5 mm; 24-48 h: 5 a 25 mm; 48-72 h: 5 a 25 mm; 72-96 h: 5 a 25 mm.</w:t>
       </w:r>
     </w:p>
     <w:tbl>
@@ -450,7 +450,7 @@
                 <w:b w:val="0"/>
                 <w:sz w:val="16"/>
               </w:rPr>
-              <w:t>15.72 m; Δ24 h s/d</w:t>
+              <w:t>15.72 m; Δ24 h -0.59 m</w:t>
             </w:r>
           </w:p>
         </w:tc>
@@ -2478,7 +2478,7 @@
           <w:rFonts w:ascii="Arial" w:hAnsi="Arial"/>
           <w:sz w:val="19"/>
         </w:rPr>
-        <w:t>Cadena de seguimiento en Tabasco: Boca del Cerro: 15.72 m → Balancán: s/d → Emiliano Zapata: s/d → Jonuta: s/d → Centla/Tres Brazos: s/d.</w:t>
+        <w:t>Cadena de seguimiento en Tabasco: Boca del Cerro: 15.72 m · Δ24 h -0.59 m → Balancán: s/d → Emiliano Zapata: s/d → Jonuta: s/d → Centla/Tres Brazos: s/d.</w:t>
       </w:r>
     </w:p>
     <w:p>
